--- a/ind/docx/55.content.docx
+++ b/ind/docx/55.content.docx
@@ -292,6 +292,21 @@
       </w:r>
       <w:r>
         <w:rPr>
+          <w:b/>
+          <w:lang w:val="id_ID" w:bidi="id_ID"/>
+        </w:rPr>
+        <w:t>Παῦλος, ἀπόστολος</w:t>
+      </w:r>
+    </w:p>
+    <w:p>
+      <w:pPr/>
+      <w:r>
+        <w:rPr>
+          <w:lang w:val="id_ID" w:bidi="id_ID"/>
+        </w:rPr>
+      </w:r>
+      <w:r>
+        <w:rPr>
           <w:lang w:val="id_ID" w:bidi="id_ID"/>
         </w:rPr>
         <w:t>Dalam budaya ini, penulis surat akan menyebutkan nama mereka sendiri terlebih dahulu, mengacu pada diri mereka sendiri sebagai orang ketiga. Jika itu akan membantu dalam bahasa Anda, Anda dapat menggunakan orang pertama di sini. Atau jika bahasa Anda memiliki cara khusus untuk memperkenalkan penulis surat, dan jika itu akan membantu pembaca Anda, Anda dapat menggunakannya di sini. Terjemahan alternatif: "Dari Paulus. Aku adalah seorang rasul"</w:t>
@@ -360,6 +375,21 @@
       </w:r>
       <w:r>
         <w:rPr>
+          <w:b/>
+          <w:lang w:val="id_ID" w:bidi="id_ID"/>
+        </w:rPr>
+        <w:t>διὰ θελήματος Θεοῦ</w:t>
+      </w:r>
+    </w:p>
+    <w:p>
+      <w:pPr/>
+      <w:r>
+        <w:rPr>
+          <w:lang w:val="id_ID" w:bidi="id_ID"/>
+        </w:rPr>
+      </w:r>
+      <w:r>
+        <w:rPr>
           <w:lang w:val="id_ID" w:bidi="id_ID"/>
         </w:rPr>
         <w:t xml:space="preserve">Jika bahasa Anda tidak menggunakan kata benda abstrak untuk ide </w:t>
@@ -441,6 +471,21 @@
       </w:r>
       <w:r>
         <w:rPr>
+          <w:b/>
+          <w:lang w:val="id_ID" w:bidi="id_ID"/>
+        </w:rPr>
+        <w:t>κατ’</w:t>
+      </w:r>
+    </w:p>
+    <w:p>
+      <w:pPr/>
+      <w:r>
+        <w:rPr>
+          <w:lang w:val="id_ID" w:bidi="id_ID"/>
+        </w:rPr>
+      </w:r>
+      <w:r>
+        <w:rPr>
           <w:lang w:val="id_ID" w:bidi="id_ID"/>
         </w:rPr>
         <w:t xml:space="preserve">Di sini, frasa "sesuai dengan" dapat menunjukkan: (1) bahwa tujuan Paulus menjadi </w:t>
@@ -587,6 +632,21 @@
       </w:r>
       <w:r>
         <w:rPr>
+          <w:b/>
+          <w:lang w:val="id_ID" w:bidi="id_ID"/>
+        </w:rPr>
+        <w:t>ἐπαγγελίαν ζωῆς</w:t>
+      </w:r>
+    </w:p>
+    <w:p>
+      <w:pPr/>
+      <w:r>
+        <w:rPr>
+          <w:lang w:val="id_ID" w:bidi="id_ID"/>
+        </w:rPr>
+      </w:r>
+      <w:r>
+        <w:rPr>
           <w:lang w:val="id_ID" w:bidi="id_ID"/>
         </w:rPr>
         <w:t xml:space="preserve">Di sini, Paulus menggunakan bentuk posesif untuk menggambarkan </w:t>
@@ -681,6 +741,21 @@
       </w:r>
       <w:r>
         <w:rPr>
+          <w:b/>
+          <w:lang w:val="id_ID" w:bidi="id_ID"/>
+        </w:rPr>
+        <w:t>ζωῆς τῆς ἐν Χριστῷ Ἰησοῦ</w:t>
+      </w:r>
+    </w:p>
+    <w:p>
+      <w:pPr/>
+      <w:r>
+        <w:rPr>
+          <w:lang w:val="id_ID" w:bidi="id_ID"/>
+        </w:rPr>
+      </w:r>
+      <w:r>
+        <w:rPr>
           <w:lang w:val="id_ID" w:bidi="id_ID"/>
         </w:rPr>
         <w:t xml:space="preserve">Di sini Paulus menggunakan metafora spasial </w:t>
@@ -814,6 +889,21 @@
       </w:r>
       <w:r>
         <w:rPr>
+          <w:b/>
+          <w:lang w:val="id_ID" w:bidi="id_ID"/>
+        </w:rPr>
+        <w:t>ζωῆς τῆς</w:t>
+      </w:r>
+    </w:p>
+    <w:p>
+      <w:pPr/>
+      <w:r>
+        <w:rPr>
+          <w:lang w:val="id_ID" w:bidi="id_ID"/>
+        </w:rPr>
+      </w:r>
+      <w:r>
+        <w:rPr>
           <w:lang w:val="id_ID" w:bidi="id_ID"/>
         </w:rPr>
         <w:t xml:space="preserve">Di sini Paulus merujuk pada </w:t>
@@ -895,6 +985,21 @@
       </w:r>
       <w:r>
         <w:rPr>
+          <w:b/>
+          <w:lang w:val="id_ID" w:bidi="id_ID"/>
+        </w:rPr>
+        <w:t>ζωῆς τῆς</w:t>
+      </w:r>
+    </w:p>
+    <w:p>
+      <w:pPr/>
+      <w:r>
+        <w:rPr>
+          <w:lang w:val="id_ID" w:bidi="id_ID"/>
+        </w:rPr>
+      </w:r>
+      <w:r>
+        <w:rPr>
           <w:lang w:val="id_ID" w:bidi="id_ID"/>
         </w:rPr>
         <w:t xml:space="preserve">Jika bahasa Anda tidak menggunakan kata benda abstrak untuk ide </w:t>
@@ -976,6 +1081,21 @@
       </w:r>
       <w:r>
         <w:rPr>
+          <w:b/>
+          <w:lang w:val="id_ID" w:bidi="id_ID"/>
+        </w:rPr>
+        <w:t>Τιμοθέῳ</w:t>
+      </w:r>
+    </w:p>
+    <w:p>
+      <w:pPr/>
+      <w:r>
+        <w:rPr>
+          <w:lang w:val="id_ID" w:bidi="id_ID"/>
+        </w:rPr>
+      </w:r>
+      <w:r>
+        <w:rPr>
           <w:lang w:val="id_ID" w:bidi="id_ID"/>
         </w:rPr>
         <w:t>Dalam budaya ini, setelah menyebutkan nama mereka sendiri, penulis surat akan menyebutkan nama orang yang mereka kirimi surat, dengan menyebut mereka sebagai orang ketiga. Jika hal itu membingungkan dalam bahasa Anda, Anda dapat menggunakan orang kedua di sini. Atau jika bahasa Anda memiliki cara khusus untuk memperkenalkan penerima surat, dan jika itu akan membantu pembaca, Anda dapat menggunakannya di sini. Terjemahan alternatif: "Surat ini untukmu, Timotius"</w:t>
@@ -1044,6 +1164,21 @@
       </w:r>
       <w:r>
         <w:rPr>
+          <w:b/>
+          <w:lang w:val="id_ID" w:bidi="id_ID"/>
+        </w:rPr>
+        <w:t>ἀγαπητῷ τέκνῳ</w:t>
+      </w:r>
+    </w:p>
+    <w:p>
+      <w:pPr/>
+      <w:r>
+        <w:rPr>
+          <w:lang w:val="id_ID" w:bidi="id_ID"/>
+        </w:rPr>
+      </w:r>
+      <w:r>
+        <w:rPr>
           <w:lang w:val="id_ID" w:bidi="id_ID"/>
         </w:rPr>
         <w:t xml:space="preserve">Paulus berbicara tentang hubungannya yang dekat dengan Timotius seolah-olah Timotius adalah </w:t>
@@ -1125,6 +1260,21 @@
       </w:r>
       <w:r>
         <w:rPr>
+          <w:b/>
+          <w:lang w:val="id_ID" w:bidi="id_ID"/>
+        </w:rPr>
+        <w:t>ἀγαπητῷ τέκνῳ</w:t>
+      </w:r>
+    </w:p>
+    <w:p>
+      <w:pPr/>
+      <w:r>
+        <w:rPr>
+          <w:lang w:val="id_ID" w:bidi="id_ID"/>
+        </w:rPr>
+      </w:r>
+      <w:r>
+        <w:rPr>
           <w:lang w:val="id_ID" w:bidi="id_ID"/>
         </w:rPr>
         <w:t>Jika bahasa Anda tidak menggunakan bentuk pasif ini, Anda dapat mengungkapkan ide dalam bentuk aktif atau dengan cara lain yang wajar dalam bahasa Anda. Jika Anda perlu mengatakan siapa yang melakukan tindakan tersebut, jelaslah dari konteksnya bahwa itu adalah Paulus. Terjemahan alternatif: "anak yang aku kasihi"</w:t>
@@ -1193,6 +1343,21 @@
       </w:r>
       <w:r>
         <w:rPr>
+          <w:b/>
+          <w:lang w:val="id_ID" w:bidi="id_ID"/>
+        </w:rPr>
+        <w:t>χάρις, ἔλεος, εἰρήνη, ἀπὸ Θεοῦ Πατρὸς καὶ Χριστοῦ Ἰησοῦ τοῦ Κυρίου ἡμῶν</w:t>
+      </w:r>
+    </w:p>
+    <w:p>
+      <w:pPr/>
+      <w:r>
+        <w:rPr>
+          <w:lang w:val="id_ID" w:bidi="id_ID"/>
+        </w:rPr>
+      </w:r>
+      <w:r>
+        <w:rPr>
           <w:lang w:val="id_ID" w:bidi="id_ID"/>
         </w:rPr>
         <w:t>Setelah menyebutkan namanya dan nama orang yang dituju, Paulus menambahkan berkat untuk Timotius. Gunakanlah bentuk yang dapat dikenali orang sebagai berkat dalam bahasa Anda. Terjemahan alternatif: "Semoga engkau beroleh kasih karunia, kemurahan dan damai sejahtera dari Allah Bapa dan Kristus Yesus, Tuhan kita" atau "Aku berdoa agar kasih karunia, kemurahan dan damai sejahtera dari Allah Bapa dan Kristus Yesus, Tuhan kita, senantiasa menyertai engkau."</w:t>
@@ -1261,6 +1426,21 @@
       </w:r>
       <w:r>
         <w:rPr>
+          <w:b/>
+          <w:lang w:val="id_ID" w:bidi="id_ID"/>
+        </w:rPr>
+        <w:t>χάρις, ἔλεος, εἰρήνη</w:t>
+      </w:r>
+    </w:p>
+    <w:p>
+      <w:pPr/>
+      <w:r>
+        <w:rPr>
+          <w:lang w:val="id_ID" w:bidi="id_ID"/>
+        </w:rPr>
+      </w:r>
+      <w:r>
+        <w:rPr>
           <w:lang w:val="id_ID" w:bidi="id_ID"/>
         </w:rPr>
         <w:t xml:space="preserve">Jika bahasa Anda tidak menggunakan kata benda abstrak untuk ide </w:t>
@@ -1371,6 +1551,21 @@
           <w:b/>
           <w:lang w:val="id_ID" w:bidi="id_ID"/>
         </w:rPr>
+        <w:t>Θεοῦ Πατρὸς</w:t>
+      </w:r>
+    </w:p>
+    <w:p>
+      <w:pPr/>
+      <w:r>
+        <w:rPr>
+          <w:lang w:val="id_ID" w:bidi="id_ID"/>
+        </w:rPr>
+      </w:r>
+      <w:r>
+        <w:rPr>
+          <w:b/>
+          <w:lang w:val="id_ID" w:bidi="id_ID"/>
+        </w:rPr>
         <w:t>Bapa</w:t>
       </w:r>
       <w:r>
@@ -1469,6 +1664,21 @@
       </w:r>
       <w:r>
         <w:rPr>
+          <w:b/>
+          <w:lang w:val="id_ID" w:bidi="id_ID"/>
+        </w:rPr>
+        <w:t>ἡμῶν</w:t>
+      </w:r>
+    </w:p>
+    <w:p>
+      <w:pPr/>
+      <w:r>
+        <w:rPr>
+          <w:lang w:val="id_ID" w:bidi="id_ID"/>
+        </w:rPr>
+      </w:r>
+      <w:r>
+        <w:rPr>
           <w:lang w:val="id_ID" w:bidi="id_ID"/>
         </w:rPr>
         <w:t xml:space="preserve">Dalam surat ini, Paulus menggunakan kata </w:t>
@@ -1576,6 +1786,21 @@
       </w:r>
       <w:r>
         <w:rPr>
+          <w:b/>
+          <w:lang w:val="id_ID" w:bidi="id_ID"/>
+        </w:rPr>
+        <w:t>χάριν ἔχω</w:t>
+      </w:r>
+    </w:p>
+    <w:p>
+      <w:pPr/>
+      <w:r>
+        <w:rPr>
+          <w:lang w:val="id_ID" w:bidi="id_ID"/>
+        </w:rPr>
+      </w:r>
+      <w:r>
+        <w:rPr>
           <w:lang w:val="id_ID" w:bidi="id_ID"/>
         </w:rPr>
         <w:t xml:space="preserve">Jika bahasa Anda tidak menggunakan kata benda abstrak untuk ide </w:t>
@@ -1657,6 +1882,21 @@
       </w:r>
       <w:r>
         <w:rPr>
+          <w:b/>
+          <w:lang w:val="id_ID" w:bidi="id_ID"/>
+        </w:rPr>
+        <w:t>ᾧ λατρεύω ἀπὸ προγόνων</w:t>
+      </w:r>
+    </w:p>
+    <w:p>
+      <w:pPr/>
+      <w:r>
+        <w:rPr>
+          <w:lang w:val="id_ID" w:bidi="id_ID"/>
+        </w:rPr>
+      </w:r>
+      <w:r>
+        <w:rPr>
           <w:lang w:val="id_ID" w:bidi="id_ID"/>
         </w:rPr>
         <w:t>Di sini Paulus bermaksud bahwa ia melayani Allah dengan cara yang sama seperti yang dilakukan oleh nenek moyangnya. Jika akan membantu dalam bahasa Anda, Anda dapat menggunakan frasa yang sebanding atau menyatakan maknanya dengan jelas. Terjemahan alternatif: "yang saya layani dengan cara yang saya terima dari nenek moyang saya" atau "yang dilayani oleh nenek moyang saya dan saya layani juga"</w:t>
@@ -1728,6 +1968,21 @@
           <w:b/>
           <w:lang w:val="id_ID" w:bidi="id_ID"/>
         </w:rPr>
+        <w:t>ἐν καθαρᾷ συνειδήσει</w:t>
+      </w:r>
+    </w:p>
+    <w:p>
+      <w:pPr/>
+      <w:r>
+        <w:rPr>
+          <w:lang w:val="id_ID" w:bidi="id_ID"/>
+        </w:rPr>
+      </w:r>
+      <w:r>
+        <w:rPr>
+          <w:b/>
+          <w:lang w:val="id_ID" w:bidi="id_ID"/>
+        </w:rPr>
         <w:t>Hati nurani</w:t>
       </w:r>
       <w:r>
@@ -1802,6 +2057,21 @@
         <w:rPr>
           <w:lang w:val="id_ID" w:bidi="id_ID"/>
         </w:rPr>
+      </w:r>
+    </w:p>
+    <w:p>
+      <w:pPr/>
+      <w:r>
+        <w:rPr>
+          <w:lang w:val="id_ID" w:bidi="id_ID"/>
+        </w:rPr>
+      </w:r>
+      <w:r>
+        <w:rPr>
+          <w:b/>
+          <w:lang w:val="id_ID" w:bidi="id_ID"/>
+        </w:rPr>
+        <w:t>ὡς ἀδιάλειπτον ἔχω τὴν περὶ σοῦ μνείαν</w:t>
       </w:r>
     </w:p>
     <w:p>
@@ -1993,6 +2263,21 @@
       </w:r>
       <w:r>
         <w:rPr>
+          <w:b/>
+          <w:lang w:val="id_ID" w:bidi="id_ID"/>
+        </w:rPr>
+        <w:t>νυκτὸς καὶ ἡμέρας</w:t>
+      </w:r>
+    </w:p>
+    <w:p>
+      <w:pPr/>
+      <w:r>
+        <w:rPr>
+          <w:lang w:val="id_ID" w:bidi="id_ID"/>
+        </w:rPr>
+      </w:r>
+      <w:r>
+        <w:rPr>
           <w:lang w:val="id_ID" w:bidi="id_ID"/>
         </w:rPr>
         <w:t xml:space="preserve">Di sini, frasa </w:t>
@@ -2074,6 +2359,21 @@
       </w:r>
       <w:r>
         <w:rPr>
+          <w:b/>
+          <w:lang w:val="id_ID" w:bidi="id_ID"/>
+        </w:rPr>
+        <w:t>μεμνημένος σου τῶν δακρύων</w:t>
+      </w:r>
+    </w:p>
+    <w:p>
+      <w:pPr/>
+      <w:r>
+        <w:rPr>
+          <w:lang w:val="id_ID" w:bidi="id_ID"/>
+        </w:rPr>
+      </w:r>
+      <w:r>
+        <w:rPr>
           <w:lang w:val="id_ID" w:bidi="id_ID"/>
         </w:rPr>
         <w:t xml:space="preserve">Di sini Paulus menyiratkan bahwa Timotius meneteskan </w:t>
@@ -2155,6 +2455,21 @@
       </w:r>
       <w:r>
         <w:rPr>
+          <w:b/>
+          <w:lang w:val="id_ID" w:bidi="id_ID"/>
+        </w:rPr>
+        <w:t>σου τῶν δακρύων</w:t>
+      </w:r>
+    </w:p>
+    <w:p>
+      <w:pPr/>
+      <w:r>
+        <w:rPr>
+          <w:lang w:val="id_ID" w:bidi="id_ID"/>
+        </w:rPr>
+      </w:r>
+      <w:r>
+        <w:rPr>
           <w:lang w:val="id_ID" w:bidi="id_ID"/>
         </w:rPr>
         <w:t xml:space="preserve">Di sini, kata </w:t>
@@ -2249,6 +2564,21 @@
       </w:r>
       <w:r>
         <w:rPr>
+          <w:b/>
+          <w:lang w:val="id_ID" w:bidi="id_ID"/>
+        </w:rPr>
+        <w:t>χαρᾶς πληρωθῶ</w:t>
+      </w:r>
+    </w:p>
+    <w:p>
+      <w:pPr/>
+      <w:r>
+        <w:rPr>
+          <w:lang w:val="id_ID" w:bidi="id_ID"/>
+        </w:rPr>
+      </w:r>
+      <w:r>
+        <w:rPr>
           <w:lang w:val="id_ID" w:bidi="id_ID"/>
         </w:rPr>
         <w:t xml:space="preserve">Paulus berbicara tentang dirinya sendiri seolah-olah ia adalah sebuah wadah yang dapat </w:t>
@@ -2343,6 +2673,21 @@
       </w:r>
       <w:r>
         <w:rPr>
+          <w:b/>
+          <w:lang w:val="id_ID" w:bidi="id_ID"/>
+        </w:rPr>
+        <w:t>χαρᾶς πληρωθῶ</w:t>
+      </w:r>
+    </w:p>
+    <w:p>
+      <w:pPr/>
+      <w:r>
+        <w:rPr>
+          <w:lang w:val="id_ID" w:bidi="id_ID"/>
+        </w:rPr>
+      </w:r>
+      <w:r>
+        <w:rPr>
           <w:lang w:val="id_ID" w:bidi="id_ID"/>
         </w:rPr>
         <w:t>Jika bahasa Anda tidak menggunakan bentuk pasif ini, Anda dapat mengungkapkan ide dalam bentuk aktif atau dengan cara lain yang wajar dalam bahasa Anda. Terjemahan alternatif: "sukacita dapat memenuhi saya"</w:t>
@@ -2411,6 +2756,21 @@
       </w:r>
       <w:r>
         <w:rPr>
+          <w:b/>
+          <w:lang w:val="id_ID" w:bidi="id_ID"/>
+        </w:rPr>
+        <w:t>χαρᾶς πληρωθῶ</w:t>
+      </w:r>
+    </w:p>
+    <w:p>
+      <w:pPr/>
+      <w:r>
+        <w:rPr>
+          <w:lang w:val="id_ID" w:bidi="id_ID"/>
+        </w:rPr>
+      </w:r>
+      <w:r>
+        <w:rPr>
           <w:lang w:val="id_ID" w:bidi="id_ID"/>
         </w:rPr>
         <w:t xml:space="preserve">Jika bahasa Anda tidak menggunakan kata benda abstrak untuk ide </w:t>
@@ -2492,6 +2852,21 @@
       </w:r>
       <w:r>
         <w:rPr>
+          <w:b/>
+          <w:lang w:val="id_ID" w:bidi="id_ID"/>
+        </w:rPr>
+        <w:t>ὑπόμνησιν λαβὼν</w:t>
+      </w:r>
+    </w:p>
+    <w:p>
+      <w:pPr/>
+      <w:r>
+        <w:rPr>
+          <w:lang w:val="id_ID" w:bidi="id_ID"/>
+        </w:rPr>
+      </w:r>
+      <w:r>
+        <w:rPr>
           <w:lang w:val="id_ID" w:bidi="id_ID"/>
         </w:rPr>
         <w:t xml:space="preserve">Jika bahasa Anda tidak menggunakan kata benda abstrak untuk ide </w:t>
@@ -2573,6 +2948,21 @@
       </w:r>
       <w:r>
         <w:rPr>
+          <w:b/>
+          <w:lang w:val="id_ID" w:bidi="id_ID"/>
+        </w:rPr>
+        <w:t>τῆς ἐν σοὶ ἀνυποκρίτου πίστεως, ἥτις ἐνῴκησεν πρῶτον</w:t>
+      </w:r>
+    </w:p>
+    <w:p>
+      <w:pPr/>
+      <w:r>
+        <w:rPr>
+          <w:lang w:val="id_ID" w:bidi="id_ID"/>
+        </w:rPr>
+      </w:r>
+      <w:r>
+        <w:rPr>
           <w:lang w:val="id_ID" w:bidi="id_ID"/>
         </w:rPr>
         <w:t xml:space="preserve">Jika bahasa Anda tidak menggunakan kata benda abstrak untuk ide </w:t>
@@ -2855,6 +3245,21 @@
       </w:r>
       <w:r>
         <w:rPr>
+          <w:b/>
+          <w:lang w:val="id_ID" w:bidi="id_ID"/>
+        </w:rPr>
+        <w:t>τῇ μάμμῃ σου</w:t>
+      </w:r>
+    </w:p>
+    <w:p>
+      <w:pPr/>
+      <w:r>
+        <w:rPr>
+          <w:lang w:val="id_ID" w:bidi="id_ID"/>
+        </w:rPr>
+      </w:r>
+      <w:r>
+        <w:rPr>
           <w:lang w:val="id_ID" w:bidi="id_ID"/>
         </w:rPr>
         <w:t xml:space="preserve">Paulus tidak menunjukkan apakah </w:t>
@@ -2936,6 +3341,21 @@
       </w:r>
       <w:r>
         <w:rPr>
+          <w:b/>
+          <w:lang w:val="id_ID" w:bidi="id_ID"/>
+        </w:rPr>
+        <w:t>Λωΐδι &amp; Εὐνίκῃ</w:t>
+      </w:r>
+    </w:p>
+    <w:p>
+      <w:pPr/>
+      <w:r>
+        <w:rPr>
+          <w:lang w:val="id_ID" w:bidi="id_ID"/>
+        </w:rPr>
+      </w:r>
+      <w:r>
+        <w:rPr>
           <w:lang w:val="id_ID" w:bidi="id_ID"/>
         </w:rPr>
         <w:t xml:space="preserve">Kata </w:t>
@@ -3030,6 +3450,21 @@
       </w:r>
       <w:r>
         <w:rPr>
+          <w:b/>
+          <w:lang w:val="id_ID" w:bidi="id_ID"/>
+        </w:rPr>
+        <w:t>πέπεισμαι</w:t>
+      </w:r>
+    </w:p>
+    <w:p>
+      <w:pPr/>
+      <w:r>
+        <w:rPr>
+          <w:lang w:val="id_ID" w:bidi="id_ID"/>
+        </w:rPr>
+      </w:r>
+      <w:r>
+        <w:rPr>
           <w:lang w:val="id_ID" w:bidi="id_ID"/>
         </w:rPr>
         <w:t>Jika bahasa Anda tidak menggunakan bentuk pasif ini, Anda dapat mengungkapkan ide dalam bentuk aktif atau dengan cara lain yang wajar dalam bahasa Anda. Terjemahan alternatif: "Saya yakin" atau "Saya percaya diri"</w:t>
@@ -3087,6 +3522,21 @@
         <w:rPr>
           <w:lang w:val="id_ID" w:bidi="id_ID"/>
         </w:rPr>
+      </w:r>
+    </w:p>
+    <w:p>
+      <w:pPr/>
+      <w:r>
+        <w:rPr>
+          <w:lang w:val="id_ID" w:bidi="id_ID"/>
+        </w:rPr>
+      </w:r>
+      <w:r>
+        <w:rPr>
+          <w:b/>
+          <w:lang w:val="id_ID" w:bidi="id_ID"/>
+        </w:rPr>
+        <w:t>δι’ ἣν αἰτίαν</w:t>
       </w:r>
     </w:p>
     <w:p>
@@ -3197,6 +3647,21 @@
       </w:r>
       <w:r>
         <w:rPr>
+          <w:b/>
+          <w:lang w:val="id_ID" w:bidi="id_ID"/>
+        </w:rPr>
+        <w:t>ἀναζωπυρεῖν τὸ χάρισμα</w:t>
+      </w:r>
+    </w:p>
+    <w:p>
+      <w:pPr/>
+      <w:r>
+        <w:rPr>
+          <w:lang w:val="id_ID" w:bidi="id_ID"/>
+        </w:rPr>
+      </w:r>
+      <w:r>
+        <w:rPr>
           <w:lang w:val="id_ID" w:bidi="id_ID"/>
         </w:rPr>
         <w:t xml:space="preserve">Di sini Paulus berbicara tentang </w:t>
@@ -3304,6 +3769,21 @@
       </w:r>
       <w:r>
         <w:rPr>
+          <w:b/>
+          <w:lang w:val="id_ID" w:bidi="id_ID"/>
+        </w:rPr>
+        <w:t>τὸ χάρισμα τοῦ Θεοῦ, ὅ ἐστιν ἐν σοὶ</w:t>
+      </w:r>
+    </w:p>
+    <w:p>
+      <w:pPr/>
+      <w:r>
+        <w:rPr>
+          <w:lang w:val="id_ID" w:bidi="id_ID"/>
+        </w:rPr>
+      </w:r>
+      <w:r>
+        <w:rPr>
           <w:lang w:val="id_ID" w:bidi="id_ID"/>
         </w:rPr>
         <w:t xml:space="preserve">Paulus berbicara tentang Timotius seolah-olah ia adalah sebuah wadah yang dapat menampung </w:t>
@@ -3385,6 +3865,21 @@
       </w:r>
       <w:r>
         <w:rPr>
+          <w:b/>
+          <w:lang w:val="id_ID" w:bidi="id_ID"/>
+        </w:rPr>
+        <w:t>τὸ χάρισμα τοῦ Θεοῦ, ὅ ἐστιν ἐν σοὶ</w:t>
+      </w:r>
+    </w:p>
+    <w:p>
+      <w:pPr/>
+      <w:r>
+        <w:rPr>
+          <w:lang w:val="id_ID" w:bidi="id_ID"/>
+        </w:rPr>
+      </w:r>
+      <w:r>
+        <w:rPr>
           <w:lang w:val="id_ID" w:bidi="id_ID"/>
         </w:rPr>
         <w:t xml:space="preserve">Di sini Paulus menyiratkan bahwa </w:t>
@@ -3479,6 +3974,21 @@
       </w:r>
       <w:r>
         <w:rPr>
+          <w:b/>
+          <w:lang w:val="id_ID" w:bidi="id_ID"/>
+        </w:rPr>
+        <w:t>διὰ τῆς ἐπιθέσεως τῶν χειρῶν μου</w:t>
+      </w:r>
+    </w:p>
+    <w:p>
+      <w:pPr/>
+      <w:r>
+        <w:rPr>
+          <w:lang w:val="id_ID" w:bidi="id_ID"/>
+        </w:rPr>
+      </w:r>
+      <w:r>
+        <w:rPr>
           <w:lang w:val="id_ID" w:bidi="id_ID"/>
         </w:rPr>
         <w:t xml:space="preserve">Di sini Paulus sedang berbicara tentang suatu upacara di mana ia menumpangkan </w:t>
@@ -3549,6 +4059,21 @@
         <w:rPr>
           <w:lang w:val="id_ID" w:bidi="id_ID"/>
         </w:rPr>
+      </w:r>
+    </w:p>
+    <w:p>
+      <w:pPr/>
+      <w:r>
+        <w:rPr>
+          <w:lang w:val="id_ID" w:bidi="id_ID"/>
+        </w:rPr>
+      </w:r>
+      <w:r>
+        <w:rPr>
+          <w:b/>
+          <w:lang w:val="id_ID" w:bidi="id_ID"/>
+        </w:rPr>
+        <w:t>γὰρ</w:t>
       </w:r>
     </w:p>
     <w:p>
@@ -3672,6 +4197,21 @@
       </w:r>
       <w:r>
         <w:rPr>
+          <w:b/>
+          <w:lang w:val="id_ID" w:bidi="id_ID"/>
+        </w:rPr>
+        <w:t>πνεῦμα δειλίας, ἀλλὰ δυνάμεως, καὶ ἀγάπης, καὶ σωφρονισμοῦ</w:t>
+      </w:r>
+    </w:p>
+    <w:p>
+      <w:pPr/>
+      <w:r>
+        <w:rPr>
+          <w:lang w:val="id_ID" w:bidi="id_ID"/>
+        </w:rPr>
+      </w:r>
+      <w:r>
+        <w:rPr>
           <w:lang w:val="id_ID" w:bidi="id_ID"/>
         </w:rPr>
         <w:t xml:space="preserve">Di sini, kata </w:t>
@@ -3766,6 +4306,21 @@
       </w:r>
       <w:r>
         <w:rPr>
+          <w:b/>
+          <w:lang w:val="id_ID" w:bidi="id_ID"/>
+        </w:rPr>
+        <w:t>δειλίας, ἀλλὰ δυνάμεως, καὶ ἀγάπης, καὶ σωφρονισμοῦ</w:t>
+      </w:r>
+    </w:p>
+    <w:p>
+      <w:pPr/>
+      <w:r>
+        <w:rPr>
+          <w:lang w:val="id_ID" w:bidi="id_ID"/>
+        </w:rPr>
+      </w:r>
+      <w:r>
+        <w:rPr>
           <w:lang w:val="id_ID" w:bidi="id_ID"/>
         </w:rPr>
         <w:t xml:space="preserve">Jika bahasa Anda tidak menggunakan kata benda abstrak untuk ide </w:t>
@@ -3886,6 +4441,21 @@
       </w:r>
       <w:r>
         <w:rPr>
+          <w:b/>
+          <w:lang w:val="id_ID" w:bidi="id_ID"/>
+        </w:rPr>
+        <w:t>σωφρονισμοῦ</w:t>
+      </w:r>
+    </w:p>
+    <w:p>
+      <w:pPr/>
+      <w:r>
+        <w:rPr>
+          <w:lang w:val="id_ID" w:bidi="id_ID"/>
+        </w:rPr>
+      </w:r>
+      <w:r>
+        <w:rPr>
           <w:lang w:val="id_ID" w:bidi="id_ID"/>
         </w:rPr>
         <w:t xml:space="preserve">Di sini, kata </w:t>
@@ -3967,6 +4537,21 @@
       </w:r>
       <w:r>
         <w:rPr>
+          <w:b/>
+          <w:lang w:val="id_ID" w:bidi="id_ID"/>
+        </w:rPr>
+        <w:t>οὖν</w:t>
+      </w:r>
+    </w:p>
+    <w:p>
+      <w:pPr/>
+      <w:r>
+        <w:rPr>
+          <w:lang w:val="id_ID" w:bidi="id_ID"/>
+        </w:rPr>
+      </w:r>
+      <w:r>
+        <w:rPr>
           <w:lang w:val="id_ID" w:bidi="id_ID"/>
         </w:rPr>
         <w:t xml:space="preserve">Di sini, kata </w:t>
@@ -4048,6 +4633,21 @@
       </w:r>
       <w:r>
         <w:rPr>
+          <w:b/>
+          <w:lang w:val="id_ID" w:bidi="id_ID"/>
+        </w:rPr>
+        <w:t>μὴ &amp; ἐπαισχυνθῇς τὸ μαρτύριον τοῦ Κυρίου ἡμῶν, μηδὲ ἐμὲ, τὸν δέσμιον αὐτοῦ</w:t>
+      </w:r>
+    </w:p>
+    <w:p>
+      <w:pPr/>
+      <w:r>
+        <w:rPr>
+          <w:lang w:val="id_ID" w:bidi="id_ID"/>
+        </w:rPr>
+      </w:r>
+      <w:r>
+        <w:rPr>
           <w:lang w:val="id_ID" w:bidi="id_ID"/>
         </w:rPr>
         <w:t>Jika bahasa Anda tidak menggunakan bentuk pasif ini, Anda dapat mengekspresikan ide dalam bentuk aktif atau dengan cara lain yang wajar dalam bahasa Anda. Terjemahan alternatif: "Janganlah kesaksian Tuhan kita, atau aku, tawanan-Nya, mempermalukan kamu"</w:t>
@@ -4116,6 +4716,21 @@
       </w:r>
       <w:r>
         <w:rPr>
+          <w:b/>
+          <w:lang w:val="id_ID" w:bidi="id_ID"/>
+        </w:rPr>
+        <w:t>τὸ μαρτύριον τοῦ Κυρίου ἡμῶν</w:t>
+      </w:r>
+    </w:p>
+    <w:p>
+      <w:pPr/>
+      <w:r>
+        <w:rPr>
+          <w:lang w:val="id_ID" w:bidi="id_ID"/>
+        </w:rPr>
+      </w:r>
+      <w:r>
+        <w:rPr>
           <w:lang w:val="id_ID" w:bidi="id_ID"/>
         </w:rPr>
         <w:t xml:space="preserve">Di sini, Paulus menggunakan bentuk posesif untuk menggambarkan </w:t>
@@ -4210,6 +4825,21 @@
       </w:r>
       <w:r>
         <w:rPr>
+          <w:b/>
+          <w:lang w:val="id_ID" w:bidi="id_ID"/>
+        </w:rPr>
+        <w:t>τὸν δέσμιον αὐτοῦ</w:t>
+      </w:r>
+    </w:p>
+    <w:p>
+      <w:pPr/>
+      <w:r>
+        <w:rPr>
+          <w:lang w:val="id_ID" w:bidi="id_ID"/>
+        </w:rPr>
+      </w:r>
+      <w:r>
+        <w:rPr>
           <w:lang w:val="id_ID" w:bidi="id_ID"/>
         </w:rPr>
         <w:t xml:space="preserve">Di sini, Paulus menggunakan bentuk posesif untuk menggambarkan dirinya sebagai </w:t>
@@ -4291,6 +4921,21 @@
       </w:r>
       <w:r>
         <w:rPr>
+          <w:b/>
+          <w:lang w:val="id_ID" w:bidi="id_ID"/>
+        </w:rPr>
+        <w:t>συνκακοπάθησον</w:t>
+      </w:r>
+    </w:p>
+    <w:p>
+      <w:pPr/>
+      <w:r>
+        <w:rPr>
+          <w:lang w:val="id_ID" w:bidi="id_ID"/>
+        </w:rPr>
+      </w:r>
+      <w:r>
+        <w:rPr>
           <w:lang w:val="id_ID" w:bidi="id_ID"/>
         </w:rPr>
         <w:t xml:space="preserve">Di sini, frasa </w:t>
@@ -4372,6 +5017,21 @@
       </w:r>
       <w:r>
         <w:rPr>
+          <w:b/>
+          <w:lang w:val="id_ID" w:bidi="id_ID"/>
+        </w:rPr>
+        <w:t>τῷ εὐαγγελίῳ</w:t>
+      </w:r>
+    </w:p>
+    <w:p>
+      <w:pPr/>
+      <w:r>
+        <w:rPr>
+          <w:lang w:val="id_ID" w:bidi="id_ID"/>
+        </w:rPr>
+      </w:r>
+      <w:r>
+        <w:rPr>
           <w:lang w:val="id_ID" w:bidi="id_ID"/>
         </w:rPr>
         <w:t xml:space="preserve">Di sini Paulus menyiratkan bahwa Timotius harus bersedia untuk menderita karena ia percaya dan memberitakan </w:t>
@@ -4453,6 +5113,21 @@
       </w:r>
       <w:r>
         <w:rPr>
+          <w:b/>
+          <w:lang w:val="id_ID" w:bidi="id_ID"/>
+        </w:rPr>
+        <w:t>κατὰ δύναμιν Θεοῦ</w:t>
+      </w:r>
+    </w:p>
+    <w:p>
+      <w:pPr/>
+      <w:r>
+        <w:rPr>
+          <w:lang w:val="id_ID" w:bidi="id_ID"/>
+        </w:rPr>
+      </w:r>
+      <w:r>
+        <w:rPr>
           <w:lang w:val="id_ID" w:bidi="id_ID"/>
         </w:rPr>
         <w:t xml:space="preserve">Jika bahasa Anda tidak menggunakan kata benda abstrak untuk ide </w:t>
@@ -4534,6 +5209,21 @@
       </w:r>
       <w:r>
         <w:rPr>
+          <w:b/>
+          <w:lang w:val="id_ID" w:bidi="id_ID"/>
+        </w:rPr>
+        <w:t>κλήσει ἁγίᾳ</w:t>
+      </w:r>
+    </w:p>
+    <w:p>
+      <w:pPr/>
+      <w:r>
+        <w:rPr>
+          <w:lang w:val="id_ID" w:bidi="id_ID"/>
+        </w:rPr>
+      </w:r>
+      <w:r>
+        <w:rPr>
           <w:lang w:val="id_ID" w:bidi="id_ID"/>
         </w:rPr>
         <w:t xml:space="preserve">Di sini, frasa </w:t>
@@ -4641,6 +5331,21 @@
       </w:r>
       <w:r>
         <w:rPr>
+          <w:b/>
+          <w:lang w:val="id_ID" w:bidi="id_ID"/>
+        </w:rPr>
+        <w:t>οὐ κατὰ τὰ ἔργα ἡμῶν, ἀλλὰ κατὰ ἰδίαν πρόθεσιν καὶ χάριν, τὴν δοθεῖσαν ἡμῖν</w:t>
+      </w:r>
+    </w:p>
+    <w:p>
+      <w:pPr/>
+      <w:r>
+        <w:rPr>
+          <w:lang w:val="id_ID" w:bidi="id_ID"/>
+        </w:rPr>
+      </w:r>
+      <w:r>
+        <w:rPr>
           <w:lang w:val="id_ID" w:bidi="id_ID"/>
         </w:rPr>
         <w:t xml:space="preserve">Jika bahasa Anda tidak menggunakan kata benda abstrak untuk gagasan </w:t>
@@ -4868,6 +5573,21 @@
       </w:r>
       <w:r>
         <w:rPr>
+          <w:b/>
+          <w:lang w:val="id_ID" w:bidi="id_ID"/>
+        </w:rPr>
+        <w:t>τὴν δοθεῖσαν</w:t>
+      </w:r>
+    </w:p>
+    <w:p>
+      <w:pPr/>
+      <w:r>
+        <w:rPr>
+          <w:lang w:val="id_ID" w:bidi="id_ID"/>
+        </w:rPr>
+      </w:r>
+      <w:r>
+        <w:rPr>
           <w:lang w:val="id_ID" w:bidi="id_ID"/>
         </w:rPr>
         <w:t>Jika bahasa Anda tidak menggunakan bentuk pasif ini, Anda dapat mengungkapkan gagasan tersebut dalam bentuk aktif atau dengan cara lain yang wajar dalam bahasa Anda. Jika Anda perlu mengatakan siapa yang melakukan tindakan tersebut, jelaslah dari konteksnya bahwa yang melakukan tindakan tersebut adalah Allah. Terjemahan alternatif: "yang diberikan Allah"</w:t>
@@ -4936,6 +5656,21 @@
       </w:r>
       <w:r>
         <w:rPr>
+          <w:b/>
+          <w:lang w:val="id_ID" w:bidi="id_ID"/>
+        </w:rPr>
+        <w:t>ἐν Χριστῷ Ἰησοῦ πρὸ χρόνων αἰωνίων</w:t>
+      </w:r>
+    </w:p>
+    <w:p>
+      <w:pPr/>
+      <w:r>
+        <w:rPr>
+          <w:lang w:val="id_ID" w:bidi="id_ID"/>
+        </w:rPr>
+      </w:r>
+      <w:r>
+        <w:rPr>
           <w:lang w:val="id_ID" w:bidi="id_ID"/>
         </w:rPr>
         <w:t xml:space="preserve">Di sini Paulus menggunakan metafora spasial </w:t>
@@ -5056,6 +5791,21 @@
       </w:r>
       <w:r>
         <w:rPr>
+          <w:b/>
+          <w:lang w:val="id_ID" w:bidi="id_ID"/>
+        </w:rPr>
+        <w:t>πρὸ χρόνων αἰωνίων</w:t>
+      </w:r>
+    </w:p>
+    <w:p>
+      <w:pPr/>
+      <w:r>
+        <w:rPr>
+          <w:lang w:val="id_ID" w:bidi="id_ID"/>
+        </w:rPr>
+      </w:r>
+      <w:r>
+        <w:rPr>
           <w:lang w:val="id_ID" w:bidi="id_ID"/>
         </w:rPr>
         <w:t xml:space="preserve">Di sini Paulus menunjukkan bahwa Allah melakukan hal ini </w:t>
@@ -5137,6 +5887,21 @@
       </w:r>
       <w:r>
         <w:rPr>
+          <w:b/>
+          <w:lang w:val="id_ID" w:bidi="id_ID"/>
+        </w:rPr>
+        <w:t>φανερωθεῖσαν δὲ νῦν</w:t>
+      </w:r>
+    </w:p>
+    <w:p>
+      <w:pPr/>
+      <w:r>
+        <w:rPr>
+          <w:lang w:val="id_ID" w:bidi="id_ID"/>
+        </w:rPr>
+      </w:r>
+      <w:r>
+        <w:rPr>
           <w:lang w:val="id_ID" w:bidi="id_ID"/>
         </w:rPr>
         <w:t>Jika bahasa Anda tidak menggunakan bentuk pasif ini, Anda dapat mengungkapkan gagasan tersebut dalam bentuk aktif atau dengan cara lain yang wajar dalam bahasa Anda. Jika Anda perlu mengatakan siapa yang melakukan tindakan tersebut, jelaslah dari konteksnya bahwa yang melakukan tindakan tersebut adalah Allah. Terjemahan alternatif: "yang sekarang telah Allah nyatakan" atau "yang sekarang telah Allah izinkan untuk diketahui oleh manusia"</w:t>
@@ -5205,6 +5970,21 @@
       </w:r>
       <w:r>
         <w:rPr>
+          <w:b/>
+          <w:lang w:val="id_ID" w:bidi="id_ID"/>
+        </w:rPr>
+        <w:t>διὰ τῆς ἐπιφανείας τοῦ Σωτῆρος ἡμῶν, Χριστοῦ Ἰησοῦ</w:t>
+      </w:r>
+    </w:p>
+    <w:p>
+      <w:pPr/>
+      <w:r>
+        <w:rPr>
+          <w:lang w:val="id_ID" w:bidi="id_ID"/>
+        </w:rPr>
+      </w:r>
+      <w:r>
+        <w:rPr>
           <w:lang w:val="id_ID" w:bidi="id_ID"/>
         </w:rPr>
         <w:t xml:space="preserve">Di sini, kata </w:t>
@@ -5286,6 +6066,21 @@
       </w:r>
       <w:r>
         <w:rPr>
+          <w:b/>
+          <w:lang w:val="id_ID" w:bidi="id_ID"/>
+        </w:rPr>
+        <w:t>καταργήσαντος μὲν τὸν θάνατον</w:t>
+      </w:r>
+    </w:p>
+    <w:p>
+      <w:pPr/>
+      <w:r>
+        <w:rPr>
+          <w:lang w:val="id_ID" w:bidi="id_ID"/>
+        </w:rPr>
+      </w:r>
+      <w:r>
+        <w:rPr>
           <w:lang w:val="id_ID" w:bidi="id_ID"/>
         </w:rPr>
         <w:t xml:space="preserve">Jika bahasa Anda tidak menggunakan kata benda abstrak untuk ide </w:t>
@@ -5367,6 +6162,21 @@
       </w:r>
       <w:r>
         <w:rPr>
+          <w:b/>
+          <w:lang w:val="id_ID" w:bidi="id_ID"/>
+        </w:rPr>
+        <w:t>φωτίσαντος δὲ ζωὴν καὶ ἀφθαρσίαν διὰ τοῦ εὐαγγελίου</w:t>
+      </w:r>
+    </w:p>
+    <w:p>
+      <w:pPr/>
+      <w:r>
+        <w:rPr>
+          <w:lang w:val="id_ID" w:bidi="id_ID"/>
+        </w:rPr>
+      </w:r>
+      <w:r>
+        <w:rPr>
           <w:lang w:val="id_ID" w:bidi="id_ID"/>
         </w:rPr>
         <w:t xml:space="preserve">Di sini Paulus berbicara seolah-olah Yesus menggunakan </w:t>
@@ -5500,6 +6310,21 @@
       </w:r>
       <w:r>
         <w:rPr>
+          <w:b/>
+          <w:lang w:val="id_ID" w:bidi="id_ID"/>
+        </w:rPr>
+        <w:t>ζωὴν καὶ ἀφθαρσίαν</w:t>
+      </w:r>
+    </w:p>
+    <w:p>
+      <w:pPr/>
+      <w:r>
+        <w:rPr>
+          <w:lang w:val="id_ID" w:bidi="id_ID"/>
+        </w:rPr>
+      </w:r>
+      <w:r>
+        <w:rPr>
           <w:lang w:val="id_ID" w:bidi="id_ID"/>
         </w:rPr>
         <w:t xml:space="preserve">Jika bahasa Anda tidak menggunakan kata benda abstrak untuk gagasan </w:t>
@@ -5594,6 +6419,21 @@
       </w:r>
       <w:r>
         <w:rPr>
+          <w:b/>
+          <w:lang w:val="id_ID" w:bidi="id_ID"/>
+        </w:rPr>
+        <w:t>ζωὴν καὶ ἀφθαρσίαν</w:t>
+      </w:r>
+    </w:p>
+    <w:p>
+      <w:pPr/>
+      <w:r>
+        <w:rPr>
+          <w:lang w:val="id_ID" w:bidi="id_ID"/>
+        </w:rPr>
+      </w:r>
+      <w:r>
+        <w:rPr>
           <w:lang w:val="id_ID" w:bidi="id_ID"/>
         </w:rPr>
         <w:t xml:space="preserve">Dua kata </w:t>
@@ -5714,6 +6554,21 @@
       </w:r>
       <w:r>
         <w:rPr>
+          <w:b/>
+          <w:lang w:val="id_ID" w:bidi="id_ID"/>
+        </w:rPr>
+        <w:t>ζωὴν</w:t>
+      </w:r>
+    </w:p>
+    <w:p>
+      <w:pPr/>
+      <w:r>
+        <w:rPr>
+          <w:lang w:val="id_ID" w:bidi="id_ID"/>
+        </w:rPr>
+      </w:r>
+      <w:r>
+        <w:rPr>
           <w:lang w:val="id_ID" w:bidi="id_ID"/>
         </w:rPr>
         <w:t>Di sini Paulus mengacu pada kehidupan baru yang kekal bersama Allah. Jika itu akan membantu dalam bahasa Anda, Anda dapat membuat gagasan itu lebih eksplisit. Terjemahan alternatif: "hidup yang kekal" atau "hidup yang baru bersama Allah"</w:t>
@@ -5782,6 +6637,21 @@
       </w:r>
       <w:r>
         <w:rPr>
+          <w:b/>
+          <w:lang w:val="id_ID" w:bidi="id_ID"/>
+        </w:rPr>
+        <w:t>εἰς ὃ</w:t>
+      </w:r>
+    </w:p>
+    <w:p>
+      <w:pPr/>
+      <w:r>
+        <w:rPr>
+          <w:lang w:val="id_ID" w:bidi="id_ID"/>
+        </w:rPr>
+      </w:r>
+      <w:r>
+        <w:rPr>
           <w:lang w:val="id_ID" w:bidi="id_ID"/>
         </w:rPr>
         <w:t xml:space="preserve">Di sini, kata ganti </w:t>
@@ -5863,6 +6733,21 @@
       </w:r>
       <w:r>
         <w:rPr>
+          <w:b/>
+          <w:lang w:val="id_ID" w:bidi="id_ID"/>
+        </w:rPr>
+        <w:t>ἐτέθην ἐγὼ</w:t>
+      </w:r>
+    </w:p>
+    <w:p>
+      <w:pPr/>
+      <w:r>
+        <w:rPr>
+          <w:lang w:val="id_ID" w:bidi="id_ID"/>
+        </w:rPr>
+      </w:r>
+      <w:r>
+        <w:rPr>
           <w:lang w:val="id_ID" w:bidi="id_ID"/>
         </w:rPr>
         <w:t>Jika bahasa Anda tidak menggunakan bentuk pasif ini, Anda dapat mengungkapkan gagasan tersebut dalam bentuk aktif atau dengan cara lain yang wajar dalam bahasa Anda. Jika Anda perlu mengatakan siapa yang melakukan tindakan tersebut, jelaslah dari konteksnya bahwa yang melakukan tindakan tersebut adalah Allah. Terjemahan alternatif: "Allah telah menetapkan aku"</w:t>
@@ -5931,6 +6816,21 @@
       </w:r>
       <w:r>
         <w:rPr>
+          <w:b/>
+          <w:lang w:val="id_ID" w:bidi="id_ID"/>
+        </w:rPr>
+        <w:t>κῆρυξ</w:t>
+      </w:r>
+    </w:p>
+    <w:p>
+      <w:pPr/>
+      <w:r>
+        <w:rPr>
+          <w:lang w:val="id_ID" w:bidi="id_ID"/>
+        </w:rPr>
+      </w:r>
+      <w:r>
+        <w:rPr>
           <w:lang w:val="id_ID" w:bidi="id_ID"/>
         </w:rPr>
         <w:t xml:space="preserve">Seorang </w:t>
@@ -6012,6 +6912,21 @@
       </w:r>
       <w:r>
         <w:rPr>
+          <w:b/>
+          <w:lang w:val="id_ID" w:bidi="id_ID"/>
+        </w:rPr>
+        <w:t>διδάσκαλος</w:t>
+      </w:r>
+    </w:p>
+    <w:p>
+      <w:pPr/>
+      <w:r>
+        <w:rPr>
+          <w:lang w:val="id_ID" w:bidi="id_ID"/>
+        </w:rPr>
+      </w:r>
+      <w:r>
+        <w:rPr>
           <w:lang w:val="id_ID" w:bidi="id_ID"/>
         </w:rPr>
         <w:t xml:space="preserve">Banyak naskah kuno yang berbunyi </w:t>
@@ -6082,6 +6997,21 @@
         <w:rPr>
           <w:lang w:val="id_ID" w:bidi="id_ID"/>
         </w:rPr>
+      </w:r>
+    </w:p>
+    <w:p>
+      <w:pPr/>
+      <w:r>
+        <w:rPr>
+          <w:lang w:val="id_ID" w:bidi="id_ID"/>
+        </w:rPr>
+      </w:r>
+      <w:r>
+        <w:rPr>
+          <w:b/>
+          <w:lang w:val="id_ID" w:bidi="id_ID"/>
+        </w:rPr>
+        <w:t>δι’ ἣν αἰτίαν</w:t>
       </w:r>
     </w:p>
     <w:p>
@@ -6179,6 +7109,21 @@
       </w:r>
       <w:r>
         <w:rPr>
+          <w:b/>
+          <w:lang w:val="id_ID" w:bidi="id_ID"/>
+        </w:rPr>
+        <w:t>καὶ ταῦτα πάσχω</w:t>
+      </w:r>
+    </w:p>
+    <w:p>
+      <w:pPr/>
+      <w:r>
+        <w:rPr>
+          <w:lang w:val="id_ID" w:bidi="id_ID"/>
+        </w:rPr>
+      </w:r>
+      <w:r>
+        <w:rPr>
           <w:lang w:val="id_ID" w:bidi="id_ID"/>
         </w:rPr>
         <w:t xml:space="preserve">Di sini Paulus tidak menyebutkan secara khusus </w:t>
@@ -6278,6 +7223,21 @@
       </w:r>
       <w:r>
         <w:rPr>
+          <w:b/>
+          <w:lang w:val="id_ID" w:bidi="id_ID"/>
+        </w:rPr>
+        <w:t>οὐκ ἐπαισχύνομαι</w:t>
+      </w:r>
+    </w:p>
+    <w:p>
+      <w:pPr/>
+      <w:r>
+        <w:rPr>
+          <w:lang w:val="id_ID" w:bidi="id_ID"/>
+        </w:rPr>
+      </w:r>
+      <w:r>
+        <w:rPr>
           <w:lang w:val="id_ID" w:bidi="id_ID"/>
         </w:rPr>
         <w:t>Jika bahasa Anda tidak menggunakan bentuk pasif ini, Anda dapat mengungkapkan ide tersebut dalam bentuk aktif atau dengan cara lain yang wajar dalam bahasa Anda. Jika Anda perlu mengatakan siapa yang akan melakukan tindakan tersebut, jelas dari konteksnya bahwa itu adalah hal-hal yang diderita oleh Paulus. Terjemahan alternatif: "yang tidak mempermalukan aku"</w:t>
@@ -6346,6 +7306,21 @@
       </w:r>
       <w:r>
         <w:rPr>
+          <w:b/>
+          <w:lang w:val="id_ID" w:bidi="id_ID"/>
+        </w:rPr>
+        <w:t>ᾧ</w:t>
+      </w:r>
+    </w:p>
+    <w:p>
+      <w:pPr/>
+      <w:r>
+        <w:rPr>
+          <w:lang w:val="id_ID" w:bidi="id_ID"/>
+        </w:rPr>
+      </w:r>
+      <w:r>
+        <w:rPr>
           <w:lang w:val="id_ID" w:bidi="id_ID"/>
         </w:rPr>
         <w:t xml:space="preserve">Kata ganti </w:t>
@@ -6427,6 +7402,21 @@
       </w:r>
       <w:r>
         <w:rPr>
+          <w:b/>
+          <w:lang w:val="id_ID" w:bidi="id_ID"/>
+        </w:rPr>
+        <w:t>πέπεισμαι</w:t>
+      </w:r>
+    </w:p>
+    <w:p>
+      <w:pPr/>
+      <w:r>
+        <w:rPr>
+          <w:lang w:val="id_ID" w:bidi="id_ID"/>
+        </w:rPr>
+      </w:r>
+      <w:r>
+        <w:rPr>
           <w:lang w:val="id_ID" w:bidi="id_ID"/>
         </w:rPr>
         <w:t>Jika bahasa Anda tidak menggunakan bentuk pasif ini, Anda dapat mengekspresikan ide dalam bentuk aktif atau dengan cara lain yang wajar dalam bahasa Anda. Terjemahan alternatif: "Saya yakin" atau "Saya tahu"</w:t>
@@ -6495,6 +7485,21 @@
       </w:r>
       <w:r>
         <w:rPr>
+          <w:b/>
+          <w:lang w:val="id_ID" w:bidi="id_ID"/>
+        </w:rPr>
+        <w:t>τὴν παραθήκην μου φυλάξαι</w:t>
+      </w:r>
+    </w:p>
+    <w:p>
+      <w:pPr/>
+      <w:r>
+        <w:rPr>
+          <w:lang w:val="id_ID" w:bidi="id_ID"/>
+        </w:rPr>
+      </w:r>
+      <w:r>
+        <w:rPr>
           <w:lang w:val="id_ID" w:bidi="id_ID"/>
         </w:rPr>
         <w:t xml:space="preserve">Di sini, Paulus menggunakan bentuk posesif untuk menggambarkan </w:t>
@@ -6576,6 +7581,21 @@
       </w:r>
       <w:r>
         <w:rPr>
+          <w:b/>
+          <w:lang w:val="id_ID" w:bidi="id_ID"/>
+        </w:rPr>
+        <w:t>τὴν παραθήκην μου φυλάξαι</w:t>
+      </w:r>
+    </w:p>
+    <w:p>
+      <w:pPr/>
+      <w:r>
+        <w:rPr>
+          <w:lang w:val="id_ID" w:bidi="id_ID"/>
+        </w:rPr>
+      </w:r>
+      <w:r>
+        <w:rPr>
           <w:lang w:val="id_ID" w:bidi="id_ID"/>
         </w:rPr>
         <w:t xml:space="preserve">Di sini Paulus berbicara seolah-olah Allah sedang menjaga </w:t>
@@ -6709,6 +7729,21 @@
       </w:r>
       <w:r>
         <w:rPr>
+          <w:b/>
+          <w:lang w:val="id_ID" w:bidi="id_ID"/>
+        </w:rPr>
+        <w:t>ἐκείνην τὴν ἡμέραν</w:t>
+      </w:r>
+    </w:p>
+    <w:p>
+      <w:pPr/>
+      <w:r>
+        <w:rPr>
+          <w:lang w:val="id_ID" w:bidi="id_ID"/>
+        </w:rPr>
+      </w:r>
+      <w:r>
+        <w:rPr>
           <w:lang w:val="id_ID" w:bidi="id_ID"/>
         </w:rPr>
         <w:t>Di sini Paulus mengacu pada saat yang tepat ketika Yesus akan datang kembali ke dunia ini, yang juga akan menjadi akhir dari periode waktu saat ini. Jika itu akan membantu dalam bahasa Anda, Anda dapat membuat gagasan itu lebih eksplisit. Terjemahan alternatif: "hari ketika Yesus akan datang kembali" atau "kedatangan Yesus yang kedua kali"</w:t>
@@ -6777,6 +7812,21 @@
       </w:r>
       <w:r>
         <w:rPr>
+          <w:b/>
+          <w:lang w:val="id_ID" w:bidi="id_ID"/>
+        </w:rPr>
+        <w:t>ὑποτύπωσιν ἔχε</w:t>
+      </w:r>
+    </w:p>
+    <w:p>
+      <w:pPr/>
+      <w:r>
+        <w:rPr>
+          <w:lang w:val="id_ID" w:bidi="id_ID"/>
+        </w:rPr>
+      </w:r>
+      <w:r>
+        <w:rPr>
           <w:lang w:val="id_ID" w:bidi="id_ID"/>
         </w:rPr>
         <w:t xml:space="preserve">Di sini Paulus mengindikasikan bahwa ia ingin Timotius mempertahankan bentuk dasar dan isi dari </w:t>
@@ -6858,6 +7908,21 @@
       </w:r>
       <w:r>
         <w:rPr>
+          <w:b/>
+          <w:lang w:val="id_ID" w:bidi="id_ID"/>
+        </w:rPr>
+        <w:t>ὑγιαινόντων λόγων</w:t>
+      </w:r>
+    </w:p>
+    <w:p>
+      <w:pPr/>
+      <w:r>
+        <w:rPr>
+          <w:lang w:val="id_ID" w:bidi="id_ID"/>
+        </w:rPr>
+      </w:r>
+      <w:r>
+        <w:rPr>
           <w:lang w:val="id_ID" w:bidi="id_ID"/>
         </w:rPr>
         <w:t xml:space="preserve">Di sini Paulus berbicara seolah-olah </w:t>
@@ -6965,6 +8030,21 @@
       </w:r>
       <w:r>
         <w:rPr>
+          <w:b/>
+          <w:lang w:val="id_ID" w:bidi="id_ID"/>
+        </w:rPr>
+        <w:t>ὑγιαινόντων λόγων</w:t>
+      </w:r>
+    </w:p>
+    <w:p>
+      <w:pPr/>
+      <w:r>
+        <w:rPr>
+          <w:lang w:val="id_ID" w:bidi="id_ID"/>
+        </w:rPr>
+      </w:r>
+      <w:r>
+        <w:rPr>
           <w:lang w:val="id_ID" w:bidi="id_ID"/>
         </w:rPr>
         <w:t xml:space="preserve">Di sini, </w:t>
@@ -7046,6 +8126,21 @@
       </w:r>
       <w:r>
         <w:rPr>
+          <w:b/>
+          <w:lang w:val="id_ID" w:bidi="id_ID"/>
+        </w:rPr>
+        <w:t>ἐν πίστει καὶ ἀγάπῃ τῇ ἐν Χριστῷ Ἰησοῦ</w:t>
+      </w:r>
+    </w:p>
+    <w:p>
+      <w:pPr/>
+      <w:r>
+        <w:rPr>
+          <w:lang w:val="id_ID" w:bidi="id_ID"/>
+        </w:rPr>
+      </w:r>
+      <w:r>
+        <w:rPr>
           <w:lang w:val="id_ID" w:bidi="id_ID"/>
         </w:rPr>
         <w:t xml:space="preserve">Jika bahasa Anda tidak menggunakan kata benda abstrak untuk gagasan mengenai kata </w:t>
@@ -7140,6 +8235,21 @@
       </w:r>
       <w:r>
         <w:rPr>
+          <w:b/>
+          <w:lang w:val="id_ID" w:bidi="id_ID"/>
+        </w:rPr>
+        <w:t>τῇ ἐν Χριστῷ Ἰησοῦ</w:t>
+      </w:r>
+    </w:p>
+    <w:p>
+      <w:pPr/>
+      <w:r>
+        <w:rPr>
+          <w:lang w:val="id_ID" w:bidi="id_ID"/>
+        </w:rPr>
+      </w:r>
+      <w:r>
+        <w:rPr>
           <w:lang w:val="id_ID" w:bidi="id_ID"/>
         </w:rPr>
         <w:t xml:space="preserve">Di sini, frasa </w:t>
@@ -7260,6 +8370,21 @@
       </w:r>
       <w:r>
         <w:rPr>
+          <w:b/>
+          <w:lang w:val="id_ID" w:bidi="id_ID"/>
+        </w:rPr>
+        <w:t>τῇ ἐν Χριστῷ Ἰησοῦ</w:t>
+      </w:r>
+    </w:p>
+    <w:p>
+      <w:pPr/>
+      <w:r>
+        <w:rPr>
+          <w:lang w:val="id_ID" w:bidi="id_ID"/>
+        </w:rPr>
+      </w:r>
+      <w:r>
+        <w:rPr>
           <w:lang w:val="id_ID" w:bidi="id_ID"/>
         </w:rPr>
         <w:t xml:space="preserve">Paulus menggunakan metafora spasial </w:t>
@@ -7432,6 +8557,21 @@
       </w:r>
       <w:r>
         <w:rPr>
+          <w:b/>
+          <w:lang w:val="id_ID" w:bidi="id_ID"/>
+        </w:rPr>
+        <w:t>τὴν καλὴν παραθήκην φύλαξον</w:t>
+      </w:r>
+    </w:p>
+    <w:p>
+      <w:pPr/>
+      <w:r>
+        <w:rPr>
+          <w:lang w:val="id_ID" w:bidi="id_ID"/>
+        </w:rPr>
+      </w:r>
+      <w:r>
+        <w:rPr>
           <w:lang w:val="id_ID" w:bidi="id_ID"/>
         </w:rPr>
         <w:t xml:space="preserve">Di sini, frasa </w:t>
@@ -7539,6 +8679,21 @@
       </w:r>
       <w:r>
         <w:rPr>
+          <w:b/>
+          <w:lang w:val="id_ID" w:bidi="id_ID"/>
+        </w:rPr>
+        <w:t>διὰ Πνεύματος Ἁγίου</w:t>
+      </w:r>
+    </w:p>
+    <w:p>
+      <w:pPr/>
+      <w:r>
+        <w:rPr>
+          <w:lang w:val="id_ID" w:bidi="id_ID"/>
+        </w:rPr>
+      </w:r>
+      <w:r>
+        <w:rPr>
           <w:lang w:val="id_ID" w:bidi="id_ID"/>
         </w:rPr>
         <w:t>Terjemahan alternatif: "dengan pertolongan Roh Kudus"</w:t>
@@ -7587,6 +8742,21 @@
       </w:r>
       <w:r>
         <w:rPr>
+          <w:b/>
+          <w:lang w:val="id_ID" w:bidi="id_ID"/>
+        </w:rPr>
+        <w:t>τοῦ ἐνοικοῦντος ἐν ἡμῖν</w:t>
+      </w:r>
+    </w:p>
+    <w:p>
+      <w:pPr/>
+      <w:r>
+        <w:rPr>
+          <w:lang w:val="id_ID" w:bidi="id_ID"/>
+        </w:rPr>
+      </w:r>
+      <w:r>
+        <w:rPr>
           <w:lang w:val="id_ID" w:bidi="id_ID"/>
         </w:rPr>
         <w:t xml:space="preserve">Di sini Paulus berbicara seolah-olah orang percaya adalah bangunan tempat </w:t>
@@ -7681,6 +8851,21 @@
       </w:r>
       <w:r>
         <w:rPr>
+          <w:b/>
+          <w:lang w:val="id_ID" w:bidi="id_ID"/>
+        </w:rPr>
+        <w:t>οἶδας τοῦτο, ὅτι</w:t>
+      </w:r>
+    </w:p>
+    <w:p>
+      <w:pPr/>
+      <w:r>
+        <w:rPr>
+          <w:lang w:val="id_ID" w:bidi="id_ID"/>
+        </w:rPr>
+      </w:r>
+      <w:r>
+        <w:rPr>
           <w:lang w:val="id_ID" w:bidi="id_ID"/>
         </w:rPr>
         <w:t xml:space="preserve">Di sini, kata </w:t>
@@ -7788,6 +8973,21 @@
       </w:r>
       <w:r>
         <w:rPr>
+          <w:b/>
+          <w:lang w:val="id_ID" w:bidi="id_ID"/>
+        </w:rPr>
+        <w:t>πάντες οἱ ἐν τῇ Ἀσίᾳ</w:t>
+      </w:r>
+    </w:p>
+    <w:p>
+      <w:pPr/>
+      <w:r>
+        <w:rPr>
+          <w:lang w:val="id_ID" w:bidi="id_ID"/>
+        </w:rPr>
+      </w:r>
+      <w:r>
+        <w:rPr>
           <w:lang w:val="id_ID" w:bidi="id_ID"/>
         </w:rPr>
         <w:t xml:space="preserve">Paulus mengatakan </w:t>
@@ -7869,6 +9069,21 @@
       </w:r>
       <w:r>
         <w:rPr>
+          <w:b/>
+          <w:lang w:val="id_ID" w:bidi="id_ID"/>
+        </w:rPr>
+        <w:t>οἱ ἐν τῇ Ἀσίᾳ</w:t>
+      </w:r>
+    </w:p>
+    <w:p>
+      <w:pPr/>
+      <w:r>
+        <w:rPr>
+          <w:lang w:val="id_ID" w:bidi="id_ID"/>
+        </w:rPr>
+      </w:r>
+      <w:r>
+        <w:rPr>
           <w:lang w:val="id_ID" w:bidi="id_ID"/>
         </w:rPr>
         <w:t xml:space="preserve">Di sini, frasa </w:t>
@@ -7976,6 +9191,21 @@
       </w:r>
       <w:r>
         <w:rPr>
+          <w:b/>
+          <w:lang w:val="id_ID" w:bidi="id_ID"/>
+        </w:rPr>
+        <w:t>ἀπεστράφησάν με</w:t>
+      </w:r>
+    </w:p>
+    <w:p>
+      <w:pPr/>
+      <w:r>
+        <w:rPr>
+          <w:lang w:val="id_ID" w:bidi="id_ID"/>
+        </w:rPr>
+      </w:r>
+      <w:r>
+        <w:rPr>
           <w:lang w:val="id_ID" w:bidi="id_ID"/>
         </w:rPr>
         <w:t xml:space="preserve">Di sini Paulus berbicara tentang orang-orang yang berhenti mendengarkan dan menolongnya seolah-olah mereka </w:t>
@@ -8057,6 +9287,21 @@
       </w:r>
       <w:r>
         <w:rPr>
+          <w:b/>
+          <w:lang w:val="id_ID" w:bidi="id_ID"/>
+        </w:rPr>
+        <w:t>ἀπεστράφησάν με</w:t>
+      </w:r>
+    </w:p>
+    <w:p>
+      <w:pPr/>
+      <w:r>
+        <w:rPr>
+          <w:lang w:val="id_ID" w:bidi="id_ID"/>
+        </w:rPr>
+      </w:r>
+      <w:r>
+        <w:rPr>
           <w:lang w:val="id_ID" w:bidi="id_ID"/>
         </w:rPr>
         <w:t xml:space="preserve">Di sini Paulus menyiratkan bahwa orang-orang ini </w:t>
@@ -8138,6 +9383,21 @@
       </w:r>
       <w:r>
         <w:rPr>
+          <w:b/>
+          <w:lang w:val="id_ID" w:bidi="id_ID"/>
+        </w:rPr>
+        <w:t>Φύγελος &amp; Ἑρμογένης</w:t>
+      </w:r>
+    </w:p>
+    <w:p>
+      <w:pPr/>
+      <w:r>
+        <w:rPr>
+          <w:lang w:val="id_ID" w:bidi="id_ID"/>
+        </w:rPr>
+      </w:r>
+      <w:r>
+        <w:rPr>
           <w:lang w:val="id_ID" w:bidi="id_ID"/>
         </w:rPr>
         <w:t xml:space="preserve">Kata </w:t>
@@ -8232,6 +9492,21 @@
       </w:r>
       <w:r>
         <w:rPr>
+          <w:b/>
+          <w:lang w:val="id_ID" w:bidi="id_ID"/>
+        </w:rPr>
+        <w:t>δῴη ἔλεος ὁ Κύριος τῷ Ὀνησιφόρου οἴκῳ</w:t>
+      </w:r>
+    </w:p>
+    <w:p>
+      <w:pPr/>
+      <w:r>
+        <w:rPr>
+          <w:lang w:val="id_ID" w:bidi="id_ID"/>
+        </w:rPr>
+      </w:r>
+      <w:r>
+        <w:rPr>
           <w:lang w:val="id_ID" w:bidi="id_ID"/>
         </w:rPr>
         <w:t xml:space="preserve">Di sini Paulus meminta Allah untuk memberkati keluarga </w:t>
@@ -8313,6 +9588,21 @@
       </w:r>
       <w:r>
         <w:rPr>
+          <w:b/>
+          <w:lang w:val="id_ID" w:bidi="id_ID"/>
+        </w:rPr>
+        <w:t>δῴη ἔλεος ὁ Κύριος</w:t>
+      </w:r>
+    </w:p>
+    <w:p>
+      <w:pPr/>
+      <w:r>
+        <w:rPr>
+          <w:lang w:val="id_ID" w:bidi="id_ID"/>
+        </w:rPr>
+      </w:r>
+      <w:r>
+        <w:rPr>
           <w:lang w:val="id_ID" w:bidi="id_ID"/>
         </w:rPr>
         <w:t xml:space="preserve">Jika bahasa Anda tidak menggunakan kata benda abstrak untuk ide </w:t>
@@ -8394,6 +9684,21 @@
       </w:r>
       <w:r>
         <w:rPr>
+          <w:b/>
+          <w:lang w:val="id_ID" w:bidi="id_ID"/>
+        </w:rPr>
+        <w:t>Ὀνησιφόρου</w:t>
+      </w:r>
+    </w:p>
+    <w:p>
+      <w:pPr/>
+      <w:r>
+        <w:rPr>
+          <w:lang w:val="id_ID" w:bidi="id_ID"/>
+        </w:rPr>
+      </w:r>
+      <w:r>
+        <w:rPr>
           <w:lang w:val="id_ID" w:bidi="id_ID"/>
         </w:rPr>
         <w:t xml:space="preserve">Kata </w:t>
@@ -8475,6 +9780,21 @@
       </w:r>
       <w:r>
         <w:rPr>
+          <w:b/>
+          <w:lang w:val="id_ID" w:bidi="id_ID"/>
+        </w:rPr>
+        <w:t>τὴν ἅλυσίν μου οὐκ ἐπησχύνθη</w:t>
+      </w:r>
+    </w:p>
+    <w:p>
+      <w:pPr/>
+      <w:r>
+        <w:rPr>
+          <w:lang w:val="id_ID" w:bidi="id_ID"/>
+        </w:rPr>
+      </w:r>
+      <w:r>
+        <w:rPr>
           <w:lang w:val="id_ID" w:bidi="id_ID"/>
         </w:rPr>
         <w:t>Jika bahasa Anda tidak menggunakan bentuk pasif ini, Anda dapat mengekspresikan ide dalam bentuk aktif atau dengan cara lain yang wajar dalam bahasa Anda. Terjemahan alternatif: "pemenjaraanku tidak mempermalukannya"</w:t>
@@ -8543,6 +9863,21 @@
       </w:r>
       <w:r>
         <w:rPr>
+          <w:b/>
+          <w:lang w:val="id_ID" w:bidi="id_ID"/>
+        </w:rPr>
+        <w:t>τὴν ἅλυσίν μου</w:t>
+      </w:r>
+    </w:p>
+    <w:p>
+      <w:pPr/>
+      <w:r>
+        <w:rPr>
+          <w:lang w:val="id_ID" w:bidi="id_ID"/>
+        </w:rPr>
+      </w:r>
+      <w:r>
+        <w:rPr>
           <w:lang w:val="id_ID" w:bidi="id_ID"/>
         </w:rPr>
         <w:t xml:space="preserve">Di sini, </w:t>
@@ -8624,6 +9959,21 @@
       </w:r>
       <w:r>
         <w:rPr>
+          <w:b/>
+          <w:lang w:val="id_ID" w:bidi="id_ID"/>
+        </w:rPr>
+        <w:t>ἀλλὰ</w:t>
+      </w:r>
+    </w:p>
+    <w:p>
+      <w:pPr/>
+      <w:r>
+        <w:rPr>
+          <w:lang w:val="id_ID" w:bidi="id_ID"/>
+        </w:rPr>
+      </w:r>
+      <w:r>
+        <w:rPr>
           <w:lang w:val="id_ID" w:bidi="id_ID"/>
         </w:rPr>
         <w:t xml:space="preserve">Di sini, kata </w:t>
@@ -8718,6 +10068,21 @@
       </w:r>
       <w:r>
         <w:rPr>
+          <w:b/>
+          <w:lang w:val="id_ID" w:bidi="id_ID"/>
+        </w:rPr>
+        <w:t>ἐν Ῥώμῃ</w:t>
+      </w:r>
+    </w:p>
+    <w:p>
+      <w:pPr/>
+      <w:r>
+        <w:rPr>
+          <w:lang w:val="id_ID" w:bidi="id_ID"/>
+        </w:rPr>
+      </w:r>
+      <w:r>
+        <w:rPr>
           <w:lang w:val="id_ID" w:bidi="id_ID"/>
         </w:rPr>
         <w:t xml:space="preserve">Di sini Paulus menyiratkan bahwa ia berada di penjara di </w:t>
@@ -8799,6 +10164,21 @@
       </w:r>
       <w:r>
         <w:rPr>
+          <w:b/>
+          <w:lang w:val="id_ID" w:bidi="id_ID"/>
+        </w:rPr>
+        <w:t>(δῴη αὐτῷ ὁ Κύριος, εὑρεῖν ἔλεος παρὰ Κυρίου ἐν ἐκείνῃ τῇ ἡμέρᾳ), καὶ ὅσα ἐν Ἐφέσῳ διηκόνησεν, βέλτιον σὺ γινώσκεις</w:t>
+      </w:r>
+    </w:p>
+    <w:p>
+      <w:pPr/>
+      <w:r>
+        <w:rPr>
+          <w:lang w:val="id_ID" w:bidi="id_ID"/>
+        </w:rPr>
+      </w:r>
+      <w:r>
+        <w:rPr>
           <w:lang w:val="id_ID" w:bidi="id_ID"/>
         </w:rPr>
         <w:t>Jika akan membantu dalam bahasa Anda, Anda dapat membalikkan urutan kalimat-kalimat ini, karena kalimat kedua terus menjelaskan apa yang dilakukan Onesiforus, seperti yang dilakukan ayat sebelumnya. Terjemahan alternatif: "Dan selama ia melayani di Efesus, kamu tahu betul. Semoga Tuhan memberikan kepadanya belas kasihan dari Tuhan pada hari itu"</w:t>
@@ -8856,6 +10236,21 @@
         <w:rPr>
           <w:lang w:val="id_ID" w:bidi="id_ID"/>
         </w:rPr>
+      </w:r>
+    </w:p>
+    <w:p>
+      <w:pPr/>
+      <w:r>
+        <w:rPr>
+          <w:lang w:val="id_ID" w:bidi="id_ID"/>
+        </w:rPr>
+      </w:r>
+      <w:r>
+        <w:rPr>
+          <w:b/>
+          <w:lang w:val="id_ID" w:bidi="id_ID"/>
+        </w:rPr>
+        <w:t>δῴη αὐτῷ ὁ Κύριος, εὑρεῖν ἔλεος παρὰ Κυρίου</w:t>
       </w:r>
     </w:p>
     <w:p>
@@ -8953,6 +10348,21 @@
       </w:r>
       <w:r>
         <w:rPr>
+          <w:b/>
+          <w:lang w:val="id_ID" w:bidi="id_ID"/>
+        </w:rPr>
+        <w:t>εὑρεῖν ἔλεος παρὰ Κυρίου</w:t>
+      </w:r>
+    </w:p>
+    <w:p>
+      <w:pPr/>
+      <w:r>
+        <w:rPr>
+          <w:lang w:val="id_ID" w:bidi="id_ID"/>
+        </w:rPr>
+      </w:r>
+      <w:r>
+        <w:rPr>
           <w:lang w:val="id_ID" w:bidi="id_ID"/>
         </w:rPr>
         <w:t xml:space="preserve">Di sini Paulus berbicara tentang </w:t>
@@ -9047,6 +10457,21 @@
       </w:r>
       <w:r>
         <w:rPr>
+          <w:b/>
+          <w:lang w:val="id_ID" w:bidi="id_ID"/>
+        </w:rPr>
+        <w:t>εὑρεῖν ἔλεος παρὰ Κυρίου</w:t>
+      </w:r>
+    </w:p>
+    <w:p>
+      <w:pPr/>
+      <w:r>
+        <w:rPr>
+          <w:lang w:val="id_ID" w:bidi="id_ID"/>
+        </w:rPr>
+      </w:r>
+      <w:r>
+        <w:rPr>
           <w:lang w:val="id_ID" w:bidi="id_ID"/>
         </w:rPr>
         <w:t xml:space="preserve">Jika bahasa Anda tidak menggunakan kata benda abstrak untuk ide </w:t>
@@ -9128,6 +10553,21 @@
       </w:r>
       <w:r>
         <w:rPr>
+          <w:b/>
+          <w:lang w:val="id_ID" w:bidi="id_ID"/>
+        </w:rPr>
+        <w:t>ἐν ἐκείνῃ τῇ ἡμέρᾳ</w:t>
+      </w:r>
+    </w:p>
+    <w:p>
+      <w:pPr/>
+      <w:r>
+        <w:rPr>
+          <w:lang w:val="id_ID" w:bidi="id_ID"/>
+        </w:rPr>
+      </w:r>
+      <w:r>
+        <w:rPr>
           <w:lang w:val="id_ID" w:bidi="id_ID"/>
         </w:rPr>
         <w:t>Di sini Paulus mengacu pada saat yang tepat ketika Yesus akan kembali ke dunia ini, yang juga akan menjadi saat Ia menghakimi semua orang. Jika itu akan membantu dalam bahasa Anda, Anda dapat membuat gagasan itu lebih eksplisit. Terjemahan alternatif: "pada hari ketika Yesus datang kembali" atau "pada penghakiman terakhir"</w:t>
@@ -9196,6 +10636,21 @@
       </w:r>
       <w:r>
         <w:rPr>
+          <w:b/>
+          <w:lang w:val="id_ID" w:bidi="id_ID"/>
+        </w:rPr>
+        <w:t>ὅσα &amp; διηκόνησεν</w:t>
+      </w:r>
+    </w:p>
+    <w:p>
+      <w:pPr/>
+      <w:r>
+        <w:rPr>
+          <w:lang w:val="id_ID" w:bidi="id_ID"/>
+        </w:rPr>
+      </w:r>
+      <w:r>
+        <w:rPr>
           <w:lang w:val="id_ID" w:bidi="id_ID"/>
         </w:rPr>
         <w:t xml:space="preserve">Di sini Paulus mungkin menyiratkan bahwa Onesiforus </w:t>
@@ -9266,6 +10721,21 @@
         <w:rPr>
           <w:lang w:val="id_ID" w:bidi="id_ID"/>
         </w:rPr>
+      </w:r>
+    </w:p>
+    <w:p>
+      <w:pPr/>
+      <w:r>
+        <w:rPr>
+          <w:lang w:val="id_ID" w:bidi="id_ID"/>
+        </w:rPr>
+      </w:r>
+      <w:r>
+        <w:rPr>
+          <w:b/>
+          <w:lang w:val="id_ID" w:bidi="id_ID"/>
+        </w:rPr>
+        <w:t>σὺ οὖν</w:t>
       </w:r>
     </w:p>
     <w:p>
@@ -9376,6 +10846,21 @@
       </w:r>
       <w:r>
         <w:rPr>
+          <w:b/>
+          <w:lang w:val="id_ID" w:bidi="id_ID"/>
+        </w:rPr>
+        <w:t>τέκνον μου</w:t>
+      </w:r>
+    </w:p>
+    <w:p>
+      <w:pPr/>
+      <w:r>
+        <w:rPr>
+          <w:lang w:val="id_ID" w:bidi="id_ID"/>
+        </w:rPr>
+      </w:r>
+      <w:r>
+        <w:rPr>
           <w:lang w:val="id_ID" w:bidi="id_ID"/>
         </w:rPr>
         <w:t xml:space="preserve">Paulus berbicara tentang hubungannya yang dekat dengan Timotius seolah-olah Timotius adalah </w:t>
@@ -9457,6 +10942,21 @@
       </w:r>
       <w:r>
         <w:rPr>
+          <w:b/>
+          <w:lang w:val="id_ID" w:bidi="id_ID"/>
+        </w:rPr>
+        <w:t>ἐνδυναμοῦ</w:t>
+      </w:r>
+    </w:p>
+    <w:p>
+      <w:pPr/>
+      <w:r>
+        <w:rPr>
+          <w:lang w:val="id_ID" w:bidi="id_ID"/>
+        </w:rPr>
+      </w:r>
+      <w:r>
+        <w:rPr>
           <w:lang w:val="id_ID" w:bidi="id_ID"/>
         </w:rPr>
         <w:t>Jika bahasa Anda tidak menggunakan bentuk pasif ini, Anda dapat mengungkapkan gagasan tersebut dalam bentuk aktif atau dengan cara lain yang wajar dalam bahasa Anda. Jika Anda perlu mengatakan siapa yang melakukan tindakan tersebut, Anda dapat mengindikasikan bahwa yang melakukan tindakan tersebut adalah: (1) Allah. Terjemahan alternatif: "Biarlah Allah menguatkan engkau" (2) Timotius sendiri. Terjemahan alternatif: "kuatkanlah dirimu"</w:t>
@@ -9525,6 +11025,21 @@
       </w:r>
       <w:r>
         <w:rPr>
+          <w:b/>
+          <w:lang w:val="id_ID" w:bidi="id_ID"/>
+        </w:rPr>
+        <w:t>ἐν τῇ χάριτι τῇ ἐν Χριστῷ Ἰησοῦ</w:t>
+      </w:r>
+    </w:p>
+    <w:p>
+      <w:pPr/>
+      <w:r>
+        <w:rPr>
+          <w:lang w:val="id_ID" w:bidi="id_ID"/>
+        </w:rPr>
+      </w:r>
+      <w:r>
+        <w:rPr>
           <w:lang w:val="id_ID" w:bidi="id_ID"/>
         </w:rPr>
         <w:t xml:space="preserve">Jika bahasa Anda tidak menggunakan kata benda abstrak untuk ide </w:t>
@@ -9606,6 +11121,21 @@
       </w:r>
       <w:r>
         <w:rPr>
+          <w:b/>
+          <w:lang w:val="id_ID" w:bidi="id_ID"/>
+        </w:rPr>
+        <w:t>ἐν τῇ χάριτι</w:t>
+      </w:r>
+    </w:p>
+    <w:p>
+      <w:pPr/>
+      <w:r>
+        <w:rPr>
+          <w:lang w:val="id_ID" w:bidi="id_ID"/>
+        </w:rPr>
+      </w:r>
+      <w:r>
+        <w:rPr>
           <w:lang w:val="id_ID" w:bidi="id_ID"/>
         </w:rPr>
         <w:t xml:space="preserve">Di sini, kata </w:t>
@@ -9713,6 +11243,21 @@
       </w:r>
       <w:r>
         <w:rPr>
+          <w:b/>
+          <w:lang w:val="id_ID" w:bidi="id_ID"/>
+        </w:rPr>
+        <w:t>τῇ ἐν Χριστῷ Ἰησοῦ</w:t>
+      </w:r>
+    </w:p>
+    <w:p>
+      <w:pPr/>
+      <w:r>
+        <w:rPr>
+          <w:lang w:val="id_ID" w:bidi="id_ID"/>
+        </w:rPr>
+      </w:r>
+      <w:r>
+        <w:rPr>
           <w:lang w:val="id_ID" w:bidi="id_ID"/>
         </w:rPr>
         <w:t xml:space="preserve">Di sini Paulus menggunakan metafora spasial </w:t>
@@ -9859,6 +11404,21 @@
       </w:r>
       <w:r>
         <w:rPr>
+          <w:b/>
+          <w:lang w:val="id_ID" w:bidi="id_ID"/>
+        </w:rPr>
+        <w:t>διὰ πολλῶν μαρτύρων</w:t>
+      </w:r>
+    </w:p>
+    <w:p>
+      <w:pPr/>
+      <w:r>
+        <w:rPr>
+          <w:lang w:val="id_ID" w:bidi="id_ID"/>
+        </w:rPr>
+      </w:r>
+      <w:r>
+        <w:rPr>
           <w:lang w:val="id_ID" w:bidi="id_ID"/>
         </w:rPr>
         <w:t xml:space="preserve">Di sini, frasa </w:t>
@@ -9940,6 +11500,21 @@
       </w:r>
       <w:r>
         <w:rPr>
+          <w:b/>
+          <w:lang w:val="id_ID" w:bidi="id_ID"/>
+        </w:rPr>
+        <w:t>ταῦτα παράθου</w:t>
+      </w:r>
+    </w:p>
+    <w:p>
+      <w:pPr/>
+      <w:r>
+        <w:rPr>
+          <w:lang w:val="id_ID" w:bidi="id_ID"/>
+        </w:rPr>
+      </w:r>
+      <w:r>
+        <w:rPr>
           <w:lang w:val="id_ID" w:bidi="id_ID"/>
         </w:rPr>
         <w:t xml:space="preserve">Paulus berbicara tentang ajarannya seolah-olah ajarannya adalah benda yang dapat Timotius </w:t>
@@ -10021,6 +11596,21 @@
       </w:r>
       <w:r>
         <w:rPr>
+          <w:b/>
+          <w:lang w:val="id_ID" w:bidi="id_ID"/>
+        </w:rPr>
+        <w:t>πιστοῖς ἀνθρώποις</w:t>
+      </w:r>
+    </w:p>
+    <w:p>
+      <w:pPr/>
+      <w:r>
+        <w:rPr>
+          <w:lang w:val="id_ID" w:bidi="id_ID"/>
+        </w:rPr>
+      </w:r>
+      <w:r>
+        <w:rPr>
           <w:lang w:val="id_ID" w:bidi="id_ID"/>
         </w:rPr>
         <w:t xml:space="preserve">Meskipun istilah </w:t>
@@ -10102,6 +11692,21 @@
       </w:r>
       <w:r>
         <w:rPr>
+          <w:b/>
+          <w:lang w:val="id_ID" w:bidi="id_ID"/>
+        </w:rPr>
+        <w:t>συνκακοπάθησον</w:t>
+      </w:r>
+    </w:p>
+    <w:p>
+      <w:pPr/>
+      <w:r>
+        <w:rPr>
+          <w:lang w:val="id_ID" w:bidi="id_ID"/>
+        </w:rPr>
+      </w:r>
+      <w:r>
+        <w:rPr>
           <w:lang w:val="id_ID" w:bidi="id_ID"/>
         </w:rPr>
         <w:t>Di sini, frasa "menderitalah bersama" dapat menunjukkan bahwa Timotius harus menderita bersama: (1) Paulus. Terjemahan alternatif: "Menderita bersama-sama dengan aku" (2) semua orang Kristen yang menderita. Terjemahan alternatif: "Menderita bersama-sama dengan orang-orang percaya lainnya"</w:t>
@@ -10170,6 +11775,21 @@
       </w:r>
       <w:r>
         <w:rPr>
+          <w:b/>
+          <w:lang w:val="id_ID" w:bidi="id_ID"/>
+        </w:rPr>
+        <w:t>συνκακοπάθησον</w:t>
+      </w:r>
+    </w:p>
+    <w:p>
+      <w:pPr/>
+      <w:r>
+        <w:rPr>
+          <w:lang w:val="id_ID" w:bidi="id_ID"/>
+        </w:rPr>
+      </w:r>
+      <w:r>
+        <w:rPr>
           <w:lang w:val="id_ID" w:bidi="id_ID"/>
         </w:rPr>
         <w:t xml:space="preserve">Banyak naskah kuno yang berbunyi </w:t>
@@ -10251,6 +11871,21 @@
       </w:r>
       <w:r>
         <w:rPr>
+          <w:b/>
+          <w:lang w:val="id_ID" w:bidi="id_ID"/>
+        </w:rPr>
+        <w:t>ὡς καλὸς στρατιώτης Ἰησοῦ Χριστοῦ</w:t>
+      </w:r>
+    </w:p>
+    <w:p>
+      <w:pPr/>
+      <w:r>
+        <w:rPr>
+          <w:lang w:val="id_ID" w:bidi="id_ID"/>
+        </w:rPr>
+      </w:r>
+      <w:r>
+        <w:rPr>
           <w:lang w:val="id_ID" w:bidi="id_ID"/>
         </w:rPr>
         <w:t xml:space="preserve">Di sini Paulus berbicara seolah-olah Timotius adalah seorang </w:t>
@@ -10373,6 +12008,21 @@
         <w:rPr>
           <w:lang w:val="id_ID" w:bidi="id_ID"/>
         </w:rPr>
+      </w:r>
+    </w:p>
+    <w:p>
+      <w:pPr/>
+      <w:r>
+        <w:rPr>
+          <w:lang w:val="id_ID" w:bidi="id_ID"/>
+        </w:rPr>
+      </w:r>
+      <w:r>
+        <w:rPr>
+          <w:b/>
+          <w:lang w:val="id_ID" w:bidi="id_ID"/>
+        </w:rPr>
+        <w:t>οὐδεὶς στρατευόμενος ἐμπλέκεται ταῖς τοῦ βίου πραγματίαις, ἵνα τῷ στρατολογήσαντι ἀρέσῃ</w:t>
       </w:r>
     </w:p>
     <w:p>
@@ -10514,6 +12164,21 @@
       </w:r>
       <w:r>
         <w:rPr>
+          <w:b/>
+          <w:lang w:val="id_ID" w:bidi="id_ID"/>
+        </w:rPr>
+        <w:t>ἐμπλέκεται ταῖς τοῦ βίου πραγματίαις</w:t>
+      </w:r>
+    </w:p>
+    <w:p>
+      <w:pPr/>
+      <w:r>
+        <w:rPr>
+          <w:lang w:val="id_ID" w:bidi="id_ID"/>
+        </w:rPr>
+      </w:r>
+      <w:r>
+        <w:rPr>
           <w:lang w:val="id_ID" w:bidi="id_ID"/>
         </w:rPr>
         <w:t xml:space="preserve">Paulus berbicara tentang </w:t>
@@ -10608,6 +12273,21 @@
       </w:r>
       <w:r>
         <w:rPr>
+          <w:b/>
+          <w:lang w:val="id_ID" w:bidi="id_ID"/>
+        </w:rPr>
+        <w:t>ἐμπλέκεται</w:t>
+      </w:r>
+    </w:p>
+    <w:p>
+      <w:pPr/>
+      <w:r>
+        <w:rPr>
+          <w:lang w:val="id_ID" w:bidi="id_ID"/>
+        </w:rPr>
+      </w:r>
+      <w:r>
+        <w:rPr>
           <w:lang w:val="id_ID" w:bidi="id_ID"/>
         </w:rPr>
         <w:t>Jika bahasa Anda tidak menggunakan bentuk pasif ini, Anda dapat mengekspresikan ide dalam bentuk aktif atau dengan cara lain yang wajar dalam bahasa Anda. Terjemahan alternatif: "menjerat dirinya sendiri"</w:t>
@@ -10676,6 +12356,21 @@
       </w:r>
       <w:r>
         <w:rPr>
+          <w:b/>
+          <w:lang w:val="id_ID" w:bidi="id_ID"/>
+        </w:rPr>
+        <w:t>ταῖς τοῦ βίου πραγματίαις</w:t>
+      </w:r>
+    </w:p>
+    <w:p>
+      <w:pPr/>
+      <w:r>
+        <w:rPr>
+          <w:lang w:val="id_ID" w:bidi="id_ID"/>
+        </w:rPr>
+      </w:r>
+      <w:r>
+        <w:rPr>
           <w:lang w:val="id_ID" w:bidi="id_ID"/>
         </w:rPr>
         <w:t xml:space="preserve">Di sini, frasa </w:t>
@@ -10757,6 +12452,21 @@
       </w:r>
       <w:r>
         <w:rPr>
+          <w:b/>
+          <w:lang w:val="id_ID" w:bidi="id_ID"/>
+        </w:rPr>
+        <w:t>τῷ στρατολογήσαντι</w:t>
+      </w:r>
+    </w:p>
+    <w:p>
+      <w:pPr/>
+      <w:r>
+        <w:rPr>
+          <w:lang w:val="id_ID" w:bidi="id_ID"/>
+        </w:rPr>
+      </w:r>
+      <w:r>
+        <w:rPr>
           <w:lang w:val="id_ID" w:bidi="id_ID"/>
         </w:rPr>
         <w:t>Terjemahan alternatif: "pemimpinnya" atau "orang yang memerintahkannya"</w:t>
@@ -10805,6 +12515,21 @@
       </w:r>
       <w:r>
         <w:rPr>
+          <w:b/>
+          <w:lang w:val="id_ID" w:bidi="id_ID"/>
+        </w:rPr>
+        <w:t>δὲ καὶ</w:t>
+      </w:r>
+    </w:p>
+    <w:p>
+      <w:pPr/>
+      <w:r>
+        <w:rPr>
+          <w:lang w:val="id_ID" w:bidi="id_ID"/>
+        </w:rPr>
+      </w:r>
+      <w:r>
+        <w:rPr>
           <w:lang w:val="id_ID" w:bidi="id_ID"/>
         </w:rPr>
         <w:t xml:space="preserve">Di sini, frasa </w:t>
@@ -10888,6 +12613,21 @@
         <w:rPr>
           <w:lang w:val="id_ID" w:bidi="id_ID"/>
         </w:rPr>
+      </w:r>
+    </w:p>
+    <w:p>
+      <w:pPr/>
+      <w:r>
+        <w:rPr>
+          <w:lang w:val="id_ID" w:bidi="id_ID"/>
+        </w:rPr>
+      </w:r>
+      <w:r>
+        <w:rPr>
+          <w:b/>
+          <w:lang w:val="id_ID" w:bidi="id_ID"/>
+        </w:rPr>
+        <w:t>ἐὰν &amp; ἀθλῇ τις, οὐ στεφανοῦται, ἐὰν μὴ νομίμως ἀθλήσῃ</w:t>
       </w:r>
     </w:p>
     <w:p>
@@ -11060,6 +12800,21 @@
       </w:r>
       <w:r>
         <w:rPr>
+          <w:b/>
+          <w:lang w:val="id_ID" w:bidi="id_ID"/>
+        </w:rPr>
+        <w:t>ἐὰν &amp; ἀθλῇ τις, οὐ στεφανοῦται, ἐὰν μὴ νομίμως ἀθλήσῃ</w:t>
+      </w:r>
+    </w:p>
+    <w:p>
+      <w:pPr/>
+      <w:r>
+        <w:rPr>
+          <w:lang w:val="id_ID" w:bidi="id_ID"/>
+        </w:rPr>
+      </w:r>
+      <w:r>
+        <w:rPr>
           <w:lang w:val="id_ID" w:bidi="id_ID"/>
         </w:rPr>
         <w:t xml:space="preserve">Di sini Paulus menggunakan situasi imajiner untuk menunjukkan apa yang terjadi jika para atlet tidak bertanding </w:t>
@@ -11141,6 +12896,21 @@
       </w:r>
       <w:r>
         <w:rPr>
+          <w:b/>
+          <w:lang w:val="id_ID" w:bidi="id_ID"/>
+        </w:rPr>
+        <w:t>ἀθλῇ</w:t>
+      </w:r>
+    </w:p>
+    <w:p>
+      <w:pPr/>
+      <w:r>
+        <w:rPr>
+          <w:lang w:val="id_ID" w:bidi="id_ID"/>
+        </w:rPr>
+      </w:r>
+      <w:r>
+        <w:rPr>
           <w:lang w:val="id_ID" w:bidi="id_ID"/>
         </w:rPr>
         <w:t xml:space="preserve">Di sini, kata </w:t>
@@ -11222,6 +12992,21 @@
       </w:r>
       <w:r>
         <w:rPr>
+          <w:b/>
+          <w:lang w:val="id_ID" w:bidi="id_ID"/>
+        </w:rPr>
+        <w:t>οὐ στεφανοῦται, ἐὰν μὴ νομίμως ἀθλήσῃ</w:t>
+      </w:r>
+    </w:p>
+    <w:p>
+      <w:pPr/>
+      <w:r>
+        <w:rPr>
+          <w:lang w:val="id_ID" w:bidi="id_ID"/>
+        </w:rPr>
+      </w:r>
+      <w:r>
+        <w:rPr>
           <w:lang w:val="id_ID" w:bidi="id_ID"/>
         </w:rPr>
         <w:t>Jika akan membantu dalam bahasa Anda, Anda dapat menyatakan artinya dalam bentuk positif. Terjemahan alternatif: "dia hanya bisa dinobatkan jika dia telah berlomba secara sah"</w:t>
@@ -11290,6 +13075,21 @@
       </w:r>
       <w:r>
         <w:rPr>
+          <w:b/>
+          <w:lang w:val="id_ID" w:bidi="id_ID"/>
+        </w:rPr>
+        <w:t>οὐ στεφανοῦται</w:t>
+      </w:r>
+    </w:p>
+    <w:p>
+      <w:pPr/>
+      <w:r>
+        <w:rPr>
+          <w:lang w:val="id_ID" w:bidi="id_ID"/>
+        </w:rPr>
+      </w:r>
+      <w:r>
+        <w:rPr>
           <w:lang w:val="id_ID" w:bidi="id_ID"/>
         </w:rPr>
         <w:t>Jika bahasa Anda tidak menggunakan bentuk pasif ini, Anda dapat mengekspresikan ide tersebut dalam bentuk aktif atau dengan cara lain yang wajar dalam bahasa Anda. Jika Anda perlu mengatakan siapa yang akan melakukan tindakan tersebut, jelas dari konteksnya bahwa itu adalah ofisial atau wasit yang menilai kompetisi. Terjemahan alternatif: "dewan juri tidak akan memahkotainya"</w:t>
@@ -11358,6 +13158,21 @@
       </w:r>
       <w:r>
         <w:rPr>
+          <w:b/>
+          <w:lang w:val="id_ID" w:bidi="id_ID"/>
+        </w:rPr>
+        <w:t>οὐ στεφανοῦται</w:t>
+      </w:r>
+    </w:p>
+    <w:p>
+      <w:pPr/>
+      <w:r>
+        <w:rPr>
+          <w:lang w:val="id_ID" w:bidi="id_ID"/>
+        </w:rPr>
+      </w:r>
+      <w:r>
+        <w:rPr>
           <w:lang w:val="id_ID" w:bidi="id_ID"/>
         </w:rPr>
         <w:t xml:space="preserve">Dalam budaya Paulus, ketika para atlet memenangkan pertandingan, mereka </w:t>
@@ -11439,6 +13254,21 @@
       </w:r>
       <w:r>
         <w:rPr>
+          <w:b/>
+          <w:lang w:val="id_ID" w:bidi="id_ID"/>
+        </w:rPr>
+        <w:t>μὴ νομίμως ἀθλήσῃ</w:t>
+      </w:r>
+    </w:p>
+    <w:p>
+      <w:pPr/>
+      <w:r>
+        <w:rPr>
+          <w:lang w:val="id_ID" w:bidi="id_ID"/>
+        </w:rPr>
+      </w:r>
+      <w:r>
+        <w:rPr>
           <w:lang w:val="id_ID" w:bidi="id_ID"/>
         </w:rPr>
         <w:t>Di sini Paulus mengacu pada aturan yang mengatur pertandingan. Para atlet harus mematuhi peraturan, atau mereka akan dikeluarkan dari pertandingan dan tidak memiliki kesempatan untuk menang. Jika itu akan membantu dalam bahasa Anda, Anda dapat membuat gagasan itu lebih eksplisit. Terjemahan alternatif: "ia tidak bertanding sesuai dengan aturan pertandingan"</w:t>
@@ -11496,6 +13326,21 @@
         <w:rPr>
           <w:lang w:val="id_ID" w:bidi="id_ID"/>
         </w:rPr>
+      </w:r>
+    </w:p>
+    <w:p>
+      <w:pPr/>
+      <w:r>
+        <w:rPr>
+          <w:lang w:val="id_ID" w:bidi="id_ID"/>
+        </w:rPr>
+      </w:r>
+      <w:r>
+        <w:rPr>
+          <w:b/>
+          <w:lang w:val="id_ID" w:bidi="id_ID"/>
+        </w:rPr>
+        <w:t>τὸν κοπιῶντα γεωργὸν δεῖ πρῶτον τῶν καρπῶν μεταλαμβάνειν</w:t>
       </w:r>
     </w:p>
     <w:p>
@@ -11663,6 +13508,21 @@
       </w:r>
       <w:r>
         <w:rPr>
+          <w:b/>
+          <w:lang w:val="id_ID" w:bidi="id_ID"/>
+        </w:rPr>
+        <w:t>τὸν κοπιῶντα γεωργὸν</w:t>
+      </w:r>
+    </w:p>
+    <w:p>
+      <w:pPr/>
+      <w:r>
+        <w:rPr>
+          <w:lang w:val="id_ID" w:bidi="id_ID"/>
+        </w:rPr>
+      </w:r>
+      <w:r>
+        <w:rPr>
           <w:lang w:val="id_ID" w:bidi="id_ID"/>
         </w:rPr>
         <w:t xml:space="preserve">Kata </w:t>
@@ -11744,6 +13604,21 @@
       </w:r>
       <w:r>
         <w:rPr>
+          <w:b/>
+          <w:lang w:val="id_ID" w:bidi="id_ID"/>
+        </w:rPr>
+        <w:t>πρῶτον τῶν καρπῶν μεταλαμβάνειν</w:t>
+      </w:r>
+    </w:p>
+    <w:p>
+      <w:pPr/>
+      <w:r>
+        <w:rPr>
+          <w:lang w:val="id_ID" w:bidi="id_ID"/>
+        </w:rPr>
+      </w:r>
+      <w:r>
+        <w:rPr>
           <w:lang w:val="id_ID" w:bidi="id_ID"/>
         </w:rPr>
         <w:t xml:space="preserve">Di sini Paulus menyiratkan bahwa orang lain akan </w:t>
@@ -11840,6 +13715,21 @@
         <w:rPr>
           <w:lang w:val="id_ID" w:bidi="id_ID"/>
         </w:rPr>
+      </w:r>
+    </w:p>
+    <w:p>
+      <w:pPr/>
+      <w:r>
+        <w:rPr>
+          <w:lang w:val="id_ID" w:bidi="id_ID"/>
+        </w:rPr>
+      </w:r>
+      <w:r>
+        <w:rPr>
+          <w:b/>
+          <w:lang w:val="id_ID" w:bidi="id_ID"/>
+        </w:rPr>
+        <w:t>νόει ὃ λέγω</w:t>
       </w:r>
     </w:p>
     <w:p>
@@ -11950,6 +13840,21 @@
       </w:r>
       <w:r>
         <w:rPr>
+          <w:b/>
+          <w:lang w:val="id_ID" w:bidi="id_ID"/>
+        </w:rPr>
+        <w:t>δώσει &amp; σοι &amp; σύνεσιν</w:t>
+      </w:r>
+    </w:p>
+    <w:p>
+      <w:pPr/>
+      <w:r>
+        <w:rPr>
+          <w:lang w:val="id_ID" w:bidi="id_ID"/>
+        </w:rPr>
+      </w:r>
+      <w:r>
+        <w:rPr>
           <w:lang w:val="id_ID" w:bidi="id_ID"/>
         </w:rPr>
         <w:t xml:space="preserve">Jika bahasa Anda tidak menggunakan kata benda abstrak untuk ide </w:t>
@@ -12031,6 +13936,21 @@
       </w:r>
       <w:r>
         <w:rPr>
+          <w:b/>
+          <w:lang w:val="id_ID" w:bidi="id_ID"/>
+        </w:rPr>
+        <w:t>ἐν πᾶσιν</w:t>
+      </w:r>
+    </w:p>
+    <w:p>
+      <w:pPr/>
+      <w:r>
+        <w:rPr>
+          <w:lang w:val="id_ID" w:bidi="id_ID"/>
+        </w:rPr>
+      </w:r>
+      <w:r>
+        <w:rPr>
           <w:lang w:val="id_ID" w:bidi="id_ID"/>
         </w:rPr>
         <w:t xml:space="preserve">Di sini, frasa </w:t>
@@ -12112,6 +14032,21 @@
       </w:r>
       <w:r>
         <w:rPr>
+          <w:b/>
+          <w:lang w:val="id_ID" w:bidi="id_ID"/>
+        </w:rPr>
+        <w:t>μνημόνευε</w:t>
+      </w:r>
+    </w:p>
+    <w:p>
+      <w:pPr/>
+      <w:r>
+        <w:rPr>
+          <w:lang w:val="id_ID" w:bidi="id_ID"/>
+        </w:rPr>
+      </w:r>
+      <w:r>
+        <w:rPr>
           <w:lang w:val="id_ID" w:bidi="id_ID"/>
         </w:rPr>
         <w:t xml:space="preserve">Di sini, kata </w:t>
@@ -12219,6 +14154,21 @@
       </w:r>
       <w:r>
         <w:rPr>
+          <w:b/>
+          <w:lang w:val="id_ID" w:bidi="id_ID"/>
+        </w:rPr>
+        <w:t>ἐγηγερμένον ἐκ νεκρῶν, ἐκ σπέρματος Δαυείδ</w:t>
+      </w:r>
+    </w:p>
+    <w:p>
+      <w:pPr/>
+      <w:r>
+        <w:rPr>
+          <w:lang w:val="id_ID" w:bidi="id_ID"/>
+        </w:rPr>
+      </w:r>
+      <w:r>
+        <w:rPr>
           <w:lang w:val="id_ID" w:bidi="id_ID"/>
         </w:rPr>
         <w:t xml:space="preserve">Yesus dilahirkan </w:t>
@@ -12313,6 +14263,21 @@
       </w:r>
       <w:r>
         <w:rPr>
+          <w:b/>
+          <w:lang w:val="id_ID" w:bidi="id_ID"/>
+        </w:rPr>
+        <w:t>ἐγηγερμένον</w:t>
+      </w:r>
+    </w:p>
+    <w:p>
+      <w:pPr/>
+      <w:r>
+        <w:rPr>
+          <w:lang w:val="id_ID" w:bidi="id_ID"/>
+        </w:rPr>
+      </w:r>
+      <w:r>
+        <w:rPr>
           <w:lang w:val="id_ID" w:bidi="id_ID"/>
         </w:rPr>
         <w:t xml:space="preserve">Di sini, kata </w:t>
@@ -12394,6 +14359,21 @@
       </w:r>
       <w:r>
         <w:rPr>
+          <w:b/>
+          <w:lang w:val="id_ID" w:bidi="id_ID"/>
+        </w:rPr>
+        <w:t>ἐγηγερμένον</w:t>
+      </w:r>
+    </w:p>
+    <w:p>
+      <w:pPr/>
+      <w:r>
+        <w:rPr>
+          <w:lang w:val="id_ID" w:bidi="id_ID"/>
+        </w:rPr>
+      </w:r>
+      <w:r>
+        <w:rPr>
           <w:lang w:val="id_ID" w:bidi="id_ID"/>
         </w:rPr>
         <w:t>Jika bahasa Anda tidak menggunakan bentuk pasif ini, Anda dapat mengungkapkan ide tersebut dalam bentuk aktif atau dengan cara lain yang wajar dalam bahasa Anda. Jika Anda perlu mengatakan siapa yang melakukan tindakan tersebut, Paulus menyiratkan bahwa Allah yang melakukannya. Terjemahan alternatif: "yang telah dibangkitkan Allah"</w:t>
@@ -12462,6 +14442,21 @@
       </w:r>
       <w:r>
         <w:rPr>
+          <w:b/>
+          <w:lang w:val="id_ID" w:bidi="id_ID"/>
+        </w:rPr>
+        <w:t>ἐκ νεκρῶν</w:t>
+      </w:r>
+    </w:p>
+    <w:p>
+      <w:pPr/>
+      <w:r>
+        <w:rPr>
+          <w:lang w:val="id_ID" w:bidi="id_ID"/>
+        </w:rPr>
+      </w:r>
+      <w:r>
+        <w:rPr>
           <w:lang w:val="id_ID" w:bidi="id_ID"/>
         </w:rPr>
         <w:t xml:space="preserve">Paulus menggunakan kata sifat </w:t>
@@ -12556,6 +14551,21 @@
       </w:r>
       <w:r>
         <w:rPr>
+          <w:b/>
+          <w:lang w:val="id_ID" w:bidi="id_ID"/>
+        </w:rPr>
+        <w:t>ἐκ σπέρματος Δαυείδ</w:t>
+      </w:r>
+    </w:p>
+    <w:p>
+      <w:pPr/>
+      <w:r>
+        <w:rPr>
+          <w:lang w:val="id_ID" w:bidi="id_ID"/>
+        </w:rPr>
+      </w:r>
+      <w:r>
+        <w:rPr>
           <w:lang w:val="id_ID" w:bidi="id_ID"/>
         </w:rPr>
         <w:t xml:space="preserve">Di sini Paulus berbicara seolah-olah Yesus adalah tanaman yang tumbuh dari keturunan </w:t>
@@ -12663,6 +14673,21 @@
       </w:r>
       <w:r>
         <w:rPr>
+          <w:b/>
+          <w:lang w:val="id_ID" w:bidi="id_ID"/>
+        </w:rPr>
+        <w:t>κατὰ τὸ εὐαγγέλιόν μου</w:t>
+      </w:r>
+    </w:p>
+    <w:p>
+      <w:pPr/>
+      <w:r>
+        <w:rPr>
+          <w:lang w:val="id_ID" w:bidi="id_ID"/>
+        </w:rPr>
+      </w:r>
+      <w:r>
+        <w:rPr>
           <w:lang w:val="id_ID" w:bidi="id_ID"/>
         </w:rPr>
         <w:t xml:space="preserve">Di sini, Paulus menggunakan bentuk posesif untuk menggambarkan </w:t>
@@ -12744,6 +14769,21 @@
       </w:r>
       <w:r>
         <w:rPr>
+          <w:b/>
+          <w:lang w:val="id_ID" w:bidi="id_ID"/>
+        </w:rPr>
+        <w:t>μέχρι δεσμῶν</w:t>
+      </w:r>
+    </w:p>
+    <w:p>
+      <w:pPr/>
+      <w:r>
+        <w:rPr>
+          <w:lang w:val="id_ID" w:bidi="id_ID"/>
+        </w:rPr>
+      </w:r>
+      <w:r>
+        <w:rPr>
           <w:lang w:val="id_ID" w:bidi="id_ID"/>
         </w:rPr>
         <w:t xml:space="preserve">Di sini, </w:t>
@@ -12825,6 +14865,21 @@
       </w:r>
       <w:r>
         <w:rPr>
+          <w:b/>
+          <w:lang w:val="id_ID" w:bidi="id_ID"/>
+        </w:rPr>
+        <w:t>ὡς κακοῦργος</w:t>
+      </w:r>
+    </w:p>
+    <w:p>
+      <w:pPr/>
+      <w:r>
+        <w:rPr>
+          <w:lang w:val="id_ID" w:bidi="id_ID"/>
+        </w:rPr>
+      </w:r>
+      <w:r>
+        <w:rPr>
           <w:lang w:val="id_ID" w:bidi="id_ID"/>
         </w:rPr>
         <w:t xml:space="preserve">Paulus mengatakan bahwa ia diperlakukan </w:t>
@@ -12906,6 +14961,21 @@
       </w:r>
       <w:r>
         <w:rPr>
+          <w:b/>
+          <w:lang w:val="id_ID" w:bidi="id_ID"/>
+        </w:rPr>
+        <w:t>ὁ λόγος τοῦ Θεοῦ οὐ δέδεται</w:t>
+      </w:r>
+    </w:p>
+    <w:p>
+      <w:pPr/>
+      <w:r>
+        <w:rPr>
+          <w:lang w:val="id_ID" w:bidi="id_ID"/>
+        </w:rPr>
+      </w:r>
+      <w:r>
+        <w:rPr>
           <w:lang w:val="id_ID" w:bidi="id_ID"/>
         </w:rPr>
         <w:t xml:space="preserve">Di sini Paulus berbicara seolah-olah </w:t>
@@ -13013,6 +15083,21 @@
       </w:r>
       <w:r>
         <w:rPr>
+          <w:b/>
+          <w:lang w:val="id_ID" w:bidi="id_ID"/>
+        </w:rPr>
+        <w:t>ὁ λόγος τοῦ Θεοῦ οὐ δέδεται</w:t>
+      </w:r>
+    </w:p>
+    <w:p>
+      <w:pPr/>
+      <w:r>
+        <w:rPr>
+          <w:lang w:val="id_ID" w:bidi="id_ID"/>
+        </w:rPr>
+      </w:r>
+      <w:r>
+        <w:rPr>
           <w:lang w:val="id_ID" w:bidi="id_ID"/>
         </w:rPr>
         <w:t>Jika bahasa Anda tidak menggunakan bentuk pasif ini, Anda dapat mengekspresikan ide dalam bentuk aktif atau dengan cara lain yang alami dalam bahasa Anda. Jika Anda perlu mengatakan siapa yang melakukan tindakan tersebut, Anda dapat menggunakan subjek tak tentu. Terjemahan alternatif: "tidak ada yang mengikat firman Allah" atau "tidak ada yang mengikat firman Allah"</w:t>
@@ -13081,6 +15166,21 @@
       </w:r>
       <w:r>
         <w:rPr>
+          <w:b/>
+          <w:lang w:val="id_ID" w:bidi="id_ID"/>
+        </w:rPr>
+        <w:t>ὁ λόγος τοῦ Θεοῦ</w:t>
+      </w:r>
+    </w:p>
+    <w:p>
+      <w:pPr/>
+      <w:r>
+        <w:rPr>
+          <w:lang w:val="id_ID" w:bidi="id_ID"/>
+        </w:rPr>
+      </w:r>
+      <w:r>
+        <w:rPr>
           <w:lang w:val="id_ID" w:bidi="id_ID"/>
         </w:rPr>
         <w:t xml:space="preserve">Di sini, Paulus menggunakan bentuk posesif untuk menggambarkan </w:t>
@@ -13162,6 +15262,21 @@
       </w:r>
       <w:r>
         <w:rPr>
+          <w:b/>
+          <w:lang w:val="id_ID" w:bidi="id_ID"/>
+        </w:rPr>
+        <w:t>ὁ λόγος</w:t>
+      </w:r>
+    </w:p>
+    <w:p>
+      <w:pPr/>
+      <w:r>
+        <w:rPr>
+          <w:lang w:val="id_ID" w:bidi="id_ID"/>
+        </w:rPr>
+      </w:r>
+      <w:r>
+        <w:rPr>
           <w:lang w:val="id_ID" w:bidi="id_ID"/>
         </w:rPr>
         <w:t xml:space="preserve">Di sini, </w:t>
@@ -13243,6 +15358,21 @@
       </w:r>
       <w:r>
         <w:rPr>
+          <w:b/>
+          <w:lang w:val="id_ID" w:bidi="id_ID"/>
+        </w:rPr>
+        <w:t>διὰ τοῦτο, πάντα ὑπομένω</w:t>
+      </w:r>
+    </w:p>
+    <w:p>
+      <w:pPr/>
+      <w:r>
+        <w:rPr>
+          <w:lang w:val="id_ID" w:bidi="id_ID"/>
+        </w:rPr>
+      </w:r>
+      <w:r>
+        <w:rPr>
           <w:lang w:val="id_ID" w:bidi="id_ID"/>
         </w:rPr>
         <w:t xml:space="preserve">Kata ganti </w:t>
@@ -13350,6 +15480,21 @@
       </w:r>
       <w:r>
         <w:rPr>
+          <w:b/>
+          <w:lang w:val="id_ID" w:bidi="id_ID"/>
+        </w:rPr>
+        <w:t>πάντα ὑπομένω</w:t>
+      </w:r>
+    </w:p>
+    <w:p>
+      <w:pPr/>
+      <w:r>
+        <w:rPr>
+          <w:lang w:val="id_ID" w:bidi="id_ID"/>
+        </w:rPr>
+      </w:r>
+      <w:r>
+        <w:rPr>
           <w:lang w:val="id_ID" w:bidi="id_ID"/>
         </w:rPr>
         <w:t xml:space="preserve">Paulus mengatakan </w:t>
@@ -13431,6 +15576,21 @@
       </w:r>
       <w:r>
         <w:rPr>
+          <w:b/>
+          <w:lang w:val="id_ID" w:bidi="id_ID"/>
+        </w:rPr>
+        <w:t>τοὺς ἐκλεκτούς</w:t>
+      </w:r>
+    </w:p>
+    <w:p>
+      <w:pPr/>
+      <w:r>
+        <w:rPr>
+          <w:lang w:val="id_ID" w:bidi="id_ID"/>
+        </w:rPr>
+      </w:r>
+      <w:r>
+        <w:rPr>
           <w:lang w:val="id_ID" w:bidi="id_ID"/>
         </w:rPr>
         <w:t xml:space="preserve">Paulus menggunakan kata sifat </w:t>
@@ -13512,6 +15672,21 @@
       </w:r>
       <w:r>
         <w:rPr>
+          <w:b/>
+          <w:lang w:val="id_ID" w:bidi="id_ID"/>
+        </w:rPr>
+        <w:t>καὶ αὐτοὶ σωτηρίας τύχωσιν τῆς ἐν Χριστῷ Ἰησοῦ</w:t>
+      </w:r>
+    </w:p>
+    <w:p>
+      <w:pPr/>
+      <w:r>
+        <w:rPr>
+          <w:lang w:val="id_ID" w:bidi="id_ID"/>
+        </w:rPr>
+      </w:r>
+      <w:r>
+        <w:rPr>
           <w:lang w:val="id_ID" w:bidi="id_ID"/>
         </w:rPr>
         <w:t xml:space="preserve">Jika bahasa Anda tidak menggunakan kata benda abstrak untuk ide </w:t>
@@ -13593,6 +15768,21 @@
       </w:r>
       <w:r>
         <w:rPr>
+          <w:b/>
+          <w:lang w:val="id_ID" w:bidi="id_ID"/>
+        </w:rPr>
+        <w:t>τῆς ἐν Χριστῷ Ἰησοῦ</w:t>
+      </w:r>
+    </w:p>
+    <w:p>
+      <w:pPr/>
+      <w:r>
+        <w:rPr>
+          <w:lang w:val="id_ID" w:bidi="id_ID"/>
+        </w:rPr>
+      </w:r>
+      <w:r>
+        <w:rPr>
           <w:lang w:val="id_ID" w:bidi="id_ID"/>
         </w:rPr>
         <w:t xml:space="preserve">Di sini Paulus menggunakan metafora spasial </w:t>
@@ -13752,6 +15942,21 @@
       </w:r>
       <w:r>
         <w:rPr>
+          <w:b/>
+          <w:lang w:val="id_ID" w:bidi="id_ID"/>
+        </w:rPr>
+        <w:t>μετὰ δόξης αἰωνίου</w:t>
+      </w:r>
+    </w:p>
+    <w:p>
+      <w:pPr/>
+      <w:r>
+        <w:rPr>
+          <w:lang w:val="id_ID" w:bidi="id_ID"/>
+        </w:rPr>
+      </w:r>
+      <w:r>
+        <w:rPr>
           <w:lang w:val="id_ID" w:bidi="id_ID"/>
         </w:rPr>
         <w:t xml:space="preserve">Di sini, frasa </w:t>
@@ -13833,6 +16038,21 @@
       </w:r>
       <w:r>
         <w:rPr>
+          <w:b/>
+          <w:lang w:val="id_ID" w:bidi="id_ID"/>
+        </w:rPr>
+        <w:t>μετὰ δόξης αἰωνίου</w:t>
+      </w:r>
+    </w:p>
+    <w:p>
+      <w:pPr/>
+      <w:r>
+        <w:rPr>
+          <w:lang w:val="id_ID" w:bidi="id_ID"/>
+        </w:rPr>
+      </w:r>
+      <w:r>
+        <w:rPr>
           <w:lang w:val="id_ID" w:bidi="id_ID"/>
         </w:rPr>
         <w:t xml:space="preserve">Jika bahasa Anda tidak menggunakan kata benda abstrak untuk ide </w:t>
@@ -13914,6 +16134,21 @@
       </w:r>
       <w:r>
         <w:rPr>
+          <w:b/>
+          <w:lang w:val="id_ID" w:bidi="id_ID"/>
+        </w:rPr>
+        <w:t>πιστὸς ὁ λόγος</w:t>
+      </w:r>
+    </w:p>
+    <w:p>
+      <w:pPr/>
+      <w:r>
+        <w:rPr>
+          <w:lang w:val="id_ID" w:bidi="id_ID"/>
+        </w:rPr>
+      </w:r>
+      <w:r>
+        <w:rPr>
           <w:lang w:val="id_ID" w:bidi="id_ID"/>
         </w:rPr>
         <w:t xml:space="preserve">Di sini, </w:t>
@@ -13995,6 +16230,21 @@
       </w:r>
       <w:r>
         <w:rPr>
+          <w:b/>
+          <w:lang w:val="id_ID" w:bidi="id_ID"/>
+        </w:rPr>
+        <w:t>γὰρ</w:t>
+      </w:r>
+    </w:p>
+    <w:p>
+      <w:pPr/>
+      <w:r>
+        <w:rPr>
+          <w:lang w:val="id_ID" w:bidi="id_ID"/>
+        </w:rPr>
+      </w:r>
+      <w:r>
+        <w:rPr>
           <w:lang w:val="id_ID" w:bidi="id_ID"/>
         </w:rPr>
         <w:t xml:space="preserve">Di sini, kata </w:t>
@@ -14115,6 +16365,21 @@
       </w:r>
       <w:r>
         <w:rPr>
+          <w:b/>
+          <w:lang w:val="id_ID" w:bidi="id_ID"/>
+        </w:rPr>
+        <w:t>εἰ &amp; συναπεθάνομεν</w:t>
+      </w:r>
+    </w:p>
+    <w:p>
+      <w:pPr/>
+      <w:r>
+        <w:rPr>
+          <w:lang w:val="id_ID" w:bidi="id_ID"/>
+        </w:rPr>
+      </w:r>
+      <w:r>
+        <w:rPr>
           <w:lang w:val="id_ID" w:bidi="id_ID"/>
         </w:rPr>
         <w:t>Paulus berbicara seolah-olah ini adalah situasi yang masih bersifat sementara, tetapi maksudnya adalah hal ini pasti terjadi. Jika bahasa Anda tidak menyatakan sesuatu sebagai suatu kondisi jika hal itu benar-benar terjadi, dan jika pembaca Anda mungkin berpikir bahwa apa yang Paulus katakan tidak pasti, maka Anda dapat menerjemahkan kata-katanya sebagai pernyataan yang pasti. Terjemahan alternatif: "apabila kami telah mati bersama-sama dengan dia"</w:t>
@@ -14183,6 +16448,21 @@
       </w:r>
       <w:r>
         <w:rPr>
+          <w:b/>
+          <w:lang w:val="id_ID" w:bidi="id_ID"/>
+        </w:rPr>
+        <w:t>συναπεθάνομεν</w:t>
+      </w:r>
+    </w:p>
+    <w:p>
+      <w:pPr/>
+      <w:r>
+        <w:rPr>
+          <w:lang w:val="id_ID" w:bidi="id_ID"/>
+        </w:rPr>
+      </w:r>
+      <w:r>
+        <w:rPr>
           <w:lang w:val="id_ID" w:bidi="id_ID"/>
         </w:rPr>
         <w:t>Di sini Paulus merujuk pada bagaimana orang percaya, dalam persatuan mereka dengan Kristus, mengambil bagian dalam kematian Kristus. Dengan demikian, mereka juga telah mati. Jika itu akan membantu dalam bahasa Anda, Anda dapat mengungkapkan gagasan ini dalam bentuk perumpamaan atau menyatakan maknanya dengan jelas. Terjemahan alternatif: "kita telah mati, seolah-olah, bersama Dia" atau "kita telah mengambil bagian dalam kematian Mesias"</w:t>
@@ -14251,6 +16531,21 @@
       </w:r>
       <w:r>
         <w:rPr>
+          <w:b/>
+          <w:lang w:val="id_ID" w:bidi="id_ID"/>
+        </w:rPr>
+        <w:t>καὶ συνζήσομεν</w:t>
+      </w:r>
+    </w:p>
+    <w:p>
+      <w:pPr/>
+      <w:r>
+        <w:rPr>
+          <w:lang w:val="id_ID" w:bidi="id_ID"/>
+        </w:rPr>
+      </w:r>
+      <w:r>
+        <w:rPr>
           <w:lang w:val="id_ID" w:bidi="id_ID"/>
         </w:rPr>
         <w:t>Di sini Paulus merujuk pada kehidupan baru yang diterima orang percaya dalam persatuan mereka dengan Kristus. Kehidupan baru ini dapat dialami sekarang, tetapi Paulus tampaknya secara khusus berbicara tentang kehidupan kekal yang akan dimiliki oleh orang-orang percaya setelah Yesus datang kembali. Jika itu akan membantu dalam bahasa Anda, Anda dapat membuat gagasan itu lebih eksplisit. Terjemahan alternatif: "kita juga akan mengalami hidup yang baru bersama Dia" atau "kita juga akan memiliki hidup yang kekal bersama Dia"</w:t>
@@ -14319,6 +16614,21 @@
       </w:r>
       <w:r>
         <w:rPr>
+          <w:b/>
+          <w:lang w:val="id_ID" w:bidi="id_ID"/>
+        </w:rPr>
+        <w:t>εἰ γὰρ συναπεθάνομεν, καὶ συνζήσομεν &amp; εἰ ὑπομένομεν, καὶ συνβασιλεύσομεν; εἰ ἀρνησόμεθα, κἀκεῖνος ἀρνήσεται ἡμᾶς &amp; εἰ ἀπιστοῦμεν, ἐκεῖνος πιστὸς μένει; ἀρνήσασθαι γὰρ ἑαυτὸν οὐ δύναται</w:t>
+      </w:r>
+    </w:p>
+    <w:p>
+      <w:pPr/>
+      <w:r>
+        <w:rPr>
+          <w:lang w:val="id_ID" w:bidi="id_ID"/>
+        </w:rPr>
+      </w:r>
+      <w:r>
+        <w:rPr>
           <w:lang w:val="id_ID" w:bidi="id_ID"/>
         </w:rPr>
         <w:t xml:space="preserve">Kata-kata ini adalah </w:t>
@@ -14400,6 +16710,21 @@
       </w:r>
       <w:r>
         <w:rPr>
+          <w:b/>
+          <w:lang w:val="id_ID" w:bidi="id_ID"/>
+        </w:rPr>
+        <w:t>ὑπομένομεν</w:t>
+      </w:r>
+    </w:p>
+    <w:p>
+      <w:pPr/>
+      <w:r>
+        <w:rPr>
+          <w:lang w:val="id_ID" w:bidi="id_ID"/>
+        </w:rPr>
+      </w:r>
+      <w:r>
+        <w:rPr>
           <w:lang w:val="id_ID" w:bidi="id_ID"/>
         </w:rPr>
         <w:t xml:space="preserve">Di sini Paulus menyiratkan bahwa orang percaya harus </w:t>
@@ -14481,6 +16806,21 @@
       </w:r>
       <w:r>
         <w:rPr>
+          <w:b/>
+          <w:lang w:val="id_ID" w:bidi="id_ID"/>
+        </w:rPr>
+        <w:t>ἀρνησόμεθα</w:t>
+      </w:r>
+    </w:p>
+    <w:p>
+      <w:pPr/>
+      <w:r>
+        <w:rPr>
+          <w:lang w:val="id_ID" w:bidi="id_ID"/>
+        </w:rPr>
+      </w:r>
+      <w:r>
+        <w:rPr>
           <w:lang w:val="id_ID" w:bidi="id_ID"/>
         </w:rPr>
         <w:t>Di sini Paulus merujuk kepada orang-orang yang menyangkal bahwa mereka mengenal dan percaya kepada Yesus. Jika itu akan membantu dalam bahasa Anda, Anda dapat membuat gagasan itu lebih eksplisit. Terjemahan alternatif: "kami menyangkal bahwa kami percaya kepada-Nya"</w:t>
@@ -14549,6 +16889,21 @@
       </w:r>
       <w:r>
         <w:rPr>
+          <w:b/>
+          <w:lang w:val="id_ID" w:bidi="id_ID"/>
+        </w:rPr>
+        <w:t>κἀκεῖνος ἀρνήσεται ἡμᾶς</w:t>
+      </w:r>
+    </w:p>
+    <w:p>
+      <w:pPr/>
+      <w:r>
+        <w:rPr>
+          <w:lang w:val="id_ID" w:bidi="id_ID"/>
+        </w:rPr>
+      </w:r>
+      <w:r>
+        <w:rPr>
           <w:lang w:val="id_ID" w:bidi="id_ID"/>
         </w:rPr>
         <w:t xml:space="preserve">Di sini Paulus menyiratkan bahwa pada penghakiman terakhir, Yesus </w:t>
@@ -14630,6 +16985,21 @@
       </w:r>
       <w:r>
         <w:rPr>
+          <w:b/>
+          <w:lang w:val="id_ID" w:bidi="id_ID"/>
+        </w:rPr>
+        <w:t>ἀπιστοῦμεν</w:t>
+      </w:r>
+    </w:p>
+    <w:p>
+      <w:pPr/>
+      <w:r>
+        <w:rPr>
+          <w:lang w:val="id_ID" w:bidi="id_ID"/>
+        </w:rPr>
+      </w:r>
+      <w:r>
+        <w:rPr>
           <w:lang w:val="id_ID" w:bidi="id_ID"/>
         </w:rPr>
         <w:t xml:space="preserve">Di sini, kata </w:t>
@@ -14711,6 +17081,21 @@
       </w:r>
       <w:r>
         <w:rPr>
+          <w:b/>
+          <w:lang w:val="id_ID" w:bidi="id_ID"/>
+        </w:rPr>
+        <w:t>ἐκεῖνος πιστὸς μένει</w:t>
+      </w:r>
+    </w:p>
+    <w:p>
+      <w:pPr/>
+      <w:r>
+        <w:rPr>
+          <w:lang w:val="id_ID" w:bidi="id_ID"/>
+        </w:rPr>
+      </w:r>
+      <w:r>
+        <w:rPr>
           <w:lang w:val="id_ID" w:bidi="id_ID"/>
         </w:rPr>
         <w:t xml:space="preserve">Di sini, kata </w:t>
@@ -14805,6 +17190,21 @@
       </w:r>
       <w:r>
         <w:rPr>
+          <w:b/>
+          <w:lang w:val="id_ID" w:bidi="id_ID"/>
+        </w:rPr>
+        <w:t>ἀρνήσασθαι &amp; ἑαυτὸν οὐ δύναται</w:t>
+      </w:r>
+    </w:p>
+    <w:p>
+      <w:pPr/>
+      <w:r>
+        <w:rPr>
+          <w:lang w:val="id_ID" w:bidi="id_ID"/>
+        </w:rPr>
+      </w:r>
+      <w:r>
+        <w:rPr>
           <w:lang w:val="id_ID" w:bidi="id_ID"/>
         </w:rPr>
         <w:t xml:space="preserve">Di sini, frasa </w:t>
@@ -14886,6 +17286,21 @@
       </w:r>
       <w:r>
         <w:rPr>
+          <w:b/>
+          <w:lang w:val="id_ID" w:bidi="id_ID"/>
+        </w:rPr>
+        <w:t>ὑπομίμνῃσκε</w:t>
+      </w:r>
+    </w:p>
+    <w:p>
+      <w:pPr/>
+      <w:r>
+        <w:rPr>
+          <w:lang w:val="id_ID" w:bidi="id_ID"/>
+        </w:rPr>
+      </w:r>
+      <w:r>
+        <w:rPr>
           <w:lang w:val="id_ID" w:bidi="id_ID"/>
         </w:rPr>
         <w:t xml:space="preserve">Di sini Paulus menyiratkan bahwa Timotius harus </w:t>
@@ -14956,6 +17371,21 @@
         <w:rPr>
           <w:lang w:val="id_ID" w:bidi="id_ID"/>
         </w:rPr>
+      </w:r>
+    </w:p>
+    <w:p>
+      <w:pPr/>
+      <w:r>
+        <w:rPr>
+          <w:lang w:val="id_ID" w:bidi="id_ID"/>
+        </w:rPr>
+      </w:r>
+      <w:r>
+        <w:rPr>
+          <w:b/>
+          <w:lang w:val="id_ID" w:bidi="id_ID"/>
+        </w:rPr>
+        <w:t>ταῦτα</w:t>
       </w:r>
     </w:p>
     <w:p>
@@ -15165,6 +17595,21 @@
       </w:r>
       <w:r>
         <w:rPr>
+          <w:b/>
+          <w:lang w:val="id_ID" w:bidi="id_ID"/>
+        </w:rPr>
+        <w:t>τοῦ Θεοῦ</w:t>
+      </w:r>
+    </w:p>
+    <w:p>
+      <w:pPr/>
+      <w:r>
+        <w:rPr>
+          <w:lang w:val="id_ID" w:bidi="id_ID"/>
+        </w:rPr>
+      </w:r>
+      <w:r>
+        <w:rPr>
           <w:lang w:val="id_ID" w:bidi="id_ID"/>
         </w:rPr>
         <w:t xml:space="preserve">Banyak naskah kuno yang berbunyi </w:t>
@@ -15246,6 +17691,21 @@
       </w:r>
       <w:r>
         <w:rPr>
+          <w:b/>
+          <w:lang w:val="id_ID" w:bidi="id_ID"/>
+        </w:rPr>
+        <w:t>μὴ λογομαχεῖν</w:t>
+      </w:r>
+    </w:p>
+    <w:p>
+      <w:pPr/>
+      <w:r>
+        <w:rPr>
+          <w:lang w:val="id_ID" w:bidi="id_ID"/>
+        </w:rPr>
+      </w:r>
+      <w:r>
+        <w:rPr>
           <w:lang w:val="id_ID" w:bidi="id_ID"/>
         </w:rPr>
         <w:t xml:space="preserve">Di sini Paulus merujuk pada perdebatan tentang arti </w:t>
@@ -15327,6 +17787,21 @@
       </w:r>
       <w:r>
         <w:rPr>
+          <w:b/>
+          <w:lang w:val="id_ID" w:bidi="id_ID"/>
+        </w:rPr>
+        <w:t>ἐπὶ καταστροφῇ τῶν ἀκουόντων</w:t>
+      </w:r>
+    </w:p>
+    <w:p>
+      <w:pPr/>
+      <w:r>
+        <w:rPr>
+          <w:lang w:val="id_ID" w:bidi="id_ID"/>
+        </w:rPr>
+      </w:r>
+      <w:r>
+        <w:rPr>
           <w:lang w:val="id_ID" w:bidi="id_ID"/>
         </w:rPr>
         <w:t xml:space="preserve">Jika bahasa Anda tidak menggunakan kata benda abstrak untuk ide </w:t>
@@ -15408,6 +17883,21 @@
       </w:r>
       <w:r>
         <w:rPr>
+          <w:b/>
+          <w:lang w:val="id_ID" w:bidi="id_ID"/>
+        </w:rPr>
+        <w:t>ἐπὶ καταστροφῇ τῶν ἀκουόντων</w:t>
+      </w:r>
+    </w:p>
+    <w:p>
+      <w:pPr/>
+      <w:r>
+        <w:rPr>
+          <w:lang w:val="id_ID" w:bidi="id_ID"/>
+        </w:rPr>
+      </w:r>
+      <w:r>
+        <w:rPr>
           <w:lang w:val="id_ID" w:bidi="id_ID"/>
         </w:rPr>
         <w:t xml:space="preserve">Di sini Paulus menyiratkan bahwa bertengkar tentang kata-kata merusak iman </w:t>
@@ -15489,6 +17979,21 @@
       </w:r>
       <w:r>
         <w:rPr>
+          <w:b/>
+          <w:lang w:val="id_ID" w:bidi="id_ID"/>
+        </w:rPr>
+        <w:t>σπούδασον σεαυτὸν, δόκιμον παραστῆσαι τῷ Θεῷ</w:t>
+      </w:r>
+    </w:p>
+    <w:p>
+      <w:pPr/>
+      <w:r>
+        <w:rPr>
+          <w:lang w:val="id_ID" w:bidi="id_ID"/>
+        </w:rPr>
+      </w:r>
+      <w:r>
+        <w:rPr>
           <w:lang w:val="id_ID" w:bidi="id_ID"/>
         </w:rPr>
         <w:t xml:space="preserve">Di sini Paulus bermaksud bahwa Timotius harus </w:t>
@@ -15596,6 +18101,21 @@
       </w:r>
       <w:r>
         <w:rPr>
+          <w:b/>
+          <w:lang w:val="id_ID" w:bidi="id_ID"/>
+        </w:rPr>
+        <w:t>ἐργάτην</w:t>
+      </w:r>
+    </w:p>
+    <w:p>
+      <w:pPr/>
+      <w:r>
+        <w:rPr>
+          <w:lang w:val="id_ID" w:bidi="id_ID"/>
+        </w:rPr>
+      </w:r>
+      <w:r>
+        <w:rPr>
           <w:lang w:val="id_ID" w:bidi="id_ID"/>
         </w:rPr>
         <w:t xml:space="preserve">Di sini Paulus berbicara seolah-olah Timotius adalah seorang </w:t>
@@ -15677,6 +18197,21 @@
       </w:r>
       <w:r>
         <w:rPr>
+          <w:b/>
+          <w:lang w:val="id_ID" w:bidi="id_ID"/>
+        </w:rPr>
+        <w:t>ἀνεπαίσχυντον</w:t>
+      </w:r>
+    </w:p>
+    <w:p>
+      <w:pPr/>
+      <w:r>
+        <w:rPr>
+          <w:lang w:val="id_ID" w:bidi="id_ID"/>
+        </w:rPr>
+      </w:r>
+      <w:r>
+        <w:rPr>
           <w:lang w:val="id_ID" w:bidi="id_ID"/>
         </w:rPr>
         <w:t>Jika bahasa Anda tidak menggunakan bentuk pasif ini, Anda dapat mengekspresikan ide tersebut dalam bentuk aktif atau dengan cara lain yang alami dalam bahasa Anda. Jika Anda perlu mengatakan apa yang akan melakukan tindakan tersebut, jelas dari konteksnya bahwa itu adalah pekerjaannya. Terjemahan alternatif: "tanpa rasa malu" atau "yang pekerjaannya tidak mempermalukannya"</w:t>
@@ -15745,6 +18280,21 @@
       </w:r>
       <w:r>
         <w:rPr>
+          <w:b/>
+          <w:lang w:val="id_ID" w:bidi="id_ID"/>
+        </w:rPr>
+        <w:t>ὀρθοτομοῦντα τὸν λόγον τῆς ἀληθείας</w:t>
+      </w:r>
+    </w:p>
+    <w:p>
+      <w:pPr/>
+      <w:r>
+        <w:rPr>
+          <w:lang w:val="id_ID" w:bidi="id_ID"/>
+        </w:rPr>
+      </w:r>
+      <w:r>
+        <w:rPr>
           <w:lang w:val="id_ID" w:bidi="id_ID"/>
         </w:rPr>
         <w:t xml:space="preserve">Paulus mengacu kepada </w:t>
@@ -15852,6 +18402,21 @@
       </w:r>
       <w:r>
         <w:rPr>
+          <w:b/>
+          <w:lang w:val="id_ID" w:bidi="id_ID"/>
+        </w:rPr>
+        <w:t>τὸν λόγον τῆς ἀληθείας</w:t>
+      </w:r>
+    </w:p>
+    <w:p>
+      <w:pPr/>
+      <w:r>
+        <w:rPr>
+          <w:lang w:val="id_ID" w:bidi="id_ID"/>
+        </w:rPr>
+      </w:r>
+      <w:r>
+        <w:rPr>
           <w:lang w:val="id_ID" w:bidi="id_ID"/>
         </w:rPr>
         <w:t xml:space="preserve">Di sini, Paulus menggunakan bentuk posesif untuk menjelaskan </w:t>
@@ -15933,6 +18498,21 @@
       </w:r>
       <w:r>
         <w:rPr>
+          <w:b/>
+          <w:lang w:val="id_ID" w:bidi="id_ID"/>
+        </w:rPr>
+        <w:t>τὸν λόγον τῆς ἀληθείας</w:t>
+      </w:r>
+    </w:p>
+    <w:p>
+      <w:pPr/>
+      <w:r>
+        <w:rPr>
+          <w:lang w:val="id_ID" w:bidi="id_ID"/>
+        </w:rPr>
+      </w:r>
+      <w:r>
+        <w:rPr>
           <w:lang w:val="id_ID" w:bidi="id_ID"/>
         </w:rPr>
         <w:t xml:space="preserve">Jika bahasa Anda tidak menggunakan kata benda abstrak untuk ide </w:t>
@@ -16014,6 +18594,21 @@
       </w:r>
       <w:r>
         <w:rPr>
+          <w:b/>
+          <w:lang w:val="id_ID" w:bidi="id_ID"/>
+        </w:rPr>
+        <w:t>τὸν λόγον</w:t>
+      </w:r>
+    </w:p>
+    <w:p>
+      <w:pPr/>
+      <w:r>
+        <w:rPr>
+          <w:lang w:val="id_ID" w:bidi="id_ID"/>
+        </w:rPr>
+      </w:r>
+      <w:r>
+        <w:rPr>
           <w:lang w:val="id_ID" w:bidi="id_ID"/>
         </w:rPr>
         <w:t xml:space="preserve">Di sini, </w:t>
@@ -16084,6 +18679,21 @@
         <w:rPr>
           <w:lang w:val="id_ID" w:bidi="id_ID"/>
         </w:rPr>
+      </w:r>
+    </w:p>
+    <w:p>
+      <w:pPr/>
+      <w:r>
+        <w:rPr>
+          <w:lang w:val="id_ID" w:bidi="id_ID"/>
+        </w:rPr>
+      </w:r>
+      <w:r>
+        <w:rPr>
+          <w:b/>
+          <w:lang w:val="id_ID" w:bidi="id_ID"/>
+        </w:rPr>
+        <w:t>δὲ</w:t>
       </w:r>
     </w:p>
     <w:p>
@@ -16233,6 +18843,21 @@
       </w:r>
       <w:r>
         <w:rPr>
+          <w:b/>
+          <w:lang w:val="id_ID" w:bidi="id_ID"/>
+        </w:rPr>
+        <w:t>τὰς &amp; βεβήλους κενοφωνίας</w:t>
+      </w:r>
+    </w:p>
+    <w:p>
+      <w:pPr/>
+      <w:r>
+        <w:rPr>
+          <w:lang w:val="id_ID" w:bidi="id_ID"/>
+        </w:rPr>
+      </w:r>
+      <w:r>
+        <w:rPr>
           <w:lang w:val="id_ID" w:bidi="id_ID"/>
         </w:rPr>
         <w:t xml:space="preserve">Di sini Paulus menyiratkan bahwa </w:t>
@@ -16316,6 +18941,21 @@
         <w:rPr>
           <w:lang w:val="id_ID" w:bidi="id_ID"/>
         </w:rPr>
+      </w:r>
+    </w:p>
+    <w:p>
+      <w:pPr/>
+      <w:r>
+        <w:rPr>
+          <w:lang w:val="id_ID" w:bidi="id_ID"/>
+        </w:rPr>
+      </w:r>
+      <w:r>
+        <w:rPr>
+          <w:b/>
+          <w:lang w:val="id_ID" w:bidi="id_ID"/>
+        </w:rPr>
+        <w:t>προκόψουσιν</w:t>
       </w:r>
     </w:p>
     <w:p>
@@ -16452,6 +19092,21 @@
       </w:r>
       <w:r>
         <w:rPr>
+          <w:b/>
+          <w:lang w:val="id_ID" w:bidi="id_ID"/>
+        </w:rPr>
+        <w:t>ἐπὶ πλεῖον &amp; προκόψουσιν ἀσεβείας</w:t>
+      </w:r>
+    </w:p>
+    <w:p>
+      <w:pPr/>
+      <w:r>
+        <w:rPr>
+          <w:lang w:val="id_ID" w:bidi="id_ID"/>
+        </w:rPr>
+      </w:r>
+      <w:r>
+        <w:rPr>
           <w:lang w:val="id_ID" w:bidi="id_ID"/>
         </w:rPr>
         <w:t xml:space="preserve">Di sini Paulus berbicara tentang orang-orang yang mengucapkan </w:t>
@@ -16559,6 +19214,21 @@
       </w:r>
       <w:r>
         <w:rPr>
+          <w:b/>
+          <w:lang w:val="id_ID" w:bidi="id_ID"/>
+        </w:rPr>
+        <w:t>ἀσεβείας</w:t>
+      </w:r>
+    </w:p>
+    <w:p>
+      <w:pPr/>
+      <w:r>
+        <w:rPr>
+          <w:lang w:val="id_ID" w:bidi="id_ID"/>
+        </w:rPr>
+      </w:r>
+      <w:r>
+        <w:rPr>
           <w:lang w:val="id_ID" w:bidi="id_ID"/>
         </w:rPr>
         <w:t xml:space="preserve">Jika bahasa Anda tidak menggunakan kata benda abstrak untuk ide </w:t>
@@ -16629,6 +19299,21 @@
         <w:rPr>
           <w:lang w:val="id_ID" w:bidi="id_ID"/>
         </w:rPr>
+      </w:r>
+    </w:p>
+    <w:p>
+      <w:pPr/>
+      <w:r>
+        <w:rPr>
+          <w:lang w:val="id_ID" w:bidi="id_ID"/>
+        </w:rPr>
+      </w:r>
+      <w:r>
+        <w:rPr>
+          <w:b/>
+          <w:lang w:val="id_ID" w:bidi="id_ID"/>
+        </w:rPr>
+        <w:t>ὁ λόγος αὐτῶν</w:t>
       </w:r>
     </w:p>
     <w:p>
@@ -16739,6 +19424,21 @@
       </w:r>
       <w:r>
         <w:rPr>
+          <w:b/>
+          <w:lang w:val="id_ID" w:bidi="id_ID"/>
+        </w:rPr>
+        <w:t>ὡς γάγγραινα νομὴν ἕξει</w:t>
+      </w:r>
+    </w:p>
+    <w:p>
+      <w:pPr/>
+      <w:r>
+        <w:rPr>
+          <w:lang w:val="id_ID" w:bidi="id_ID"/>
+        </w:rPr>
+      </w:r>
+      <w:r>
+        <w:rPr>
           <w:lang w:val="id_ID" w:bidi="id_ID"/>
         </w:rPr>
         <w:t xml:space="preserve">Paulus mengatakan bahwa perkataan kosong yang tidak bermutu akan menyebar </w:t>
@@ -16833,6 +19533,21 @@
       </w:r>
       <w:r>
         <w:rPr>
+          <w:b/>
+          <w:lang w:val="id_ID" w:bidi="id_ID"/>
+        </w:rPr>
+        <w:t>γάγγραινα</w:t>
+      </w:r>
+    </w:p>
+    <w:p>
+      <w:pPr/>
+      <w:r>
+        <w:rPr>
+          <w:lang w:val="id_ID" w:bidi="id_ID"/>
+        </w:rPr>
+      </w:r>
+      <w:r>
+        <w:rPr>
           <w:lang w:val="id_ID" w:bidi="id_ID"/>
         </w:rPr>
         <w:t xml:space="preserve">Kata </w:t>
@@ -16927,6 +19642,21 @@
       </w:r>
       <w:r>
         <w:rPr>
+          <w:b/>
+          <w:lang w:val="id_ID" w:bidi="id_ID"/>
+        </w:rPr>
+        <w:t>Ὑμέναιος, καὶ Φίλητος</w:t>
+      </w:r>
+    </w:p>
+    <w:p>
+      <w:pPr/>
+      <w:r>
+        <w:rPr>
+          <w:lang w:val="id_ID" w:bidi="id_ID"/>
+        </w:rPr>
+      </w:r>
+      <w:r>
+        <w:rPr>
           <w:lang w:val="id_ID" w:bidi="id_ID"/>
         </w:rPr>
         <w:t xml:space="preserve">Kata </w:t>
@@ -17021,6 +19751,21 @@
       </w:r>
       <w:r>
         <w:rPr>
+          <w:b/>
+          <w:lang w:val="id_ID" w:bidi="id_ID"/>
+        </w:rPr>
+        <w:t>περὶ τὴν ἀλήθειαν ἠστόχησαν</w:t>
+      </w:r>
+    </w:p>
+    <w:p>
+      <w:pPr/>
+      <w:r>
+        <w:rPr>
+          <w:lang w:val="id_ID" w:bidi="id_ID"/>
+        </w:rPr>
+      </w:r>
+      <w:r>
+        <w:rPr>
           <w:lang w:val="id_ID" w:bidi="id_ID"/>
         </w:rPr>
         <w:t xml:space="preserve">Paulus berbicara seolah-olah </w:t>
@@ -17128,6 +19873,21 @@
       </w:r>
       <w:r>
         <w:rPr>
+          <w:b/>
+          <w:lang w:val="id_ID" w:bidi="id_ID"/>
+        </w:rPr>
+        <w:t>περὶ τὴν ἀλήθειαν</w:t>
+      </w:r>
+    </w:p>
+    <w:p>
+      <w:pPr/>
+      <w:r>
+        <w:rPr>
+          <w:lang w:val="id_ID" w:bidi="id_ID"/>
+        </w:rPr>
+      </w:r>
+      <w:r>
+        <w:rPr>
           <w:lang w:val="id_ID" w:bidi="id_ID"/>
         </w:rPr>
         <w:t xml:space="preserve">Jika bahasa Anda tidak menggunakan kata benda abstrak untuk ide </w:t>
@@ -17209,6 +19969,21 @@
       </w:r>
       <w:r>
         <w:rPr>
+          <w:b/>
+          <w:lang w:val="id_ID" w:bidi="id_ID"/>
+        </w:rPr>
+        <w:t>ἀνάστασιν ἤδη γεγονέναι</w:t>
+      </w:r>
+    </w:p>
+    <w:p>
+      <w:pPr/>
+      <w:r>
+        <w:rPr>
+          <w:lang w:val="id_ID" w:bidi="id_ID"/>
+        </w:rPr>
+      </w:r>
+      <w:r>
+        <w:rPr>
           <w:lang w:val="id_ID" w:bidi="id_ID"/>
         </w:rPr>
         <w:t xml:space="preserve">Jika bahasa Anda tidak menggunakan kata benda abstrak untuk ide </w:t>
@@ -17290,6 +20065,21 @@
       </w:r>
       <w:r>
         <w:rPr>
+          <w:b/>
+          <w:lang w:val="id_ID" w:bidi="id_ID"/>
+        </w:rPr>
+        <w:t>ἀνατρέπουσιν τήν τινων πίστιν</w:t>
+      </w:r>
+    </w:p>
+    <w:p>
+      <w:pPr/>
+      <w:r>
+        <w:rPr>
+          <w:lang w:val="id_ID" w:bidi="id_ID"/>
+        </w:rPr>
+      </w:r>
+      <w:r>
+        <w:rPr>
           <w:lang w:val="id_ID" w:bidi="id_ID"/>
         </w:rPr>
         <w:t xml:space="preserve">Di sini Paulus berbicara tentang </w:t>
@@ -17384,6 +20174,21 @@
       </w:r>
       <w:r>
         <w:rPr>
+          <w:b/>
+          <w:lang w:val="id_ID" w:bidi="id_ID"/>
+        </w:rPr>
+        <w:t>τήν τινων πίστιν</w:t>
+      </w:r>
+    </w:p>
+    <w:p>
+      <w:pPr/>
+      <w:r>
+        <w:rPr>
+          <w:lang w:val="id_ID" w:bidi="id_ID"/>
+        </w:rPr>
+      </w:r>
+      <w:r>
+        <w:rPr>
           <w:lang w:val="id_ID" w:bidi="id_ID"/>
         </w:rPr>
         <w:t xml:space="preserve">Jika bahasa Anda tidak menggunakan kata benda abstrak untuk ide </w:t>
@@ -17465,6 +20270,21 @@
       </w:r>
       <w:r>
         <w:rPr>
+          <w:b/>
+          <w:lang w:val="id_ID" w:bidi="id_ID"/>
+        </w:rPr>
+        <w:t>ὁ &amp; στερεὸς θεμέλιος τοῦ Θεοῦ ἕστηκεν</w:t>
+      </w:r>
+    </w:p>
+    <w:p>
+      <w:pPr/>
+      <w:r>
+        <w:rPr>
+          <w:lang w:val="id_ID" w:bidi="id_ID"/>
+        </w:rPr>
+      </w:r>
+      <w:r>
+        <w:rPr>
           <w:lang w:val="id_ID" w:bidi="id_ID"/>
         </w:rPr>
         <w:t xml:space="preserve">Di sini Paulus berbicara tentang </w:t>
@@ -17598,6 +20418,21 @@
       </w:r>
       <w:r>
         <w:rPr>
+          <w:b/>
+          <w:lang w:val="id_ID" w:bidi="id_ID"/>
+        </w:rPr>
+        <w:t>ἔχων τὴν σφραγῖδα ταύτην</w:t>
+      </w:r>
+    </w:p>
+    <w:p>
+      <w:pPr/>
+      <w:r>
+        <w:rPr>
+          <w:lang w:val="id_ID" w:bidi="id_ID"/>
+        </w:rPr>
+      </w:r>
+      <w:r>
+        <w:rPr>
           <w:lang w:val="id_ID" w:bidi="id_ID"/>
         </w:rPr>
         <w:t xml:space="preserve">Di sini Paulus berbicara seolah-olah </w:t>
@@ -17707,6 +20542,21 @@
         <w:rPr>
           <w:lang w:val="id_ID" w:bidi="id_ID"/>
         </w:rPr>
+      </w:r>
+    </w:p>
+    <w:p>
+      <w:pPr/>
+      <w:r>
+        <w:rPr>
+          <w:lang w:val="id_ID" w:bidi="id_ID"/>
+        </w:rPr>
+      </w:r>
+      <w:r>
+        <w:rPr>
+          <w:b/>
+          <w:lang w:val="id_ID" w:bidi="id_ID"/>
+        </w:rPr>
+        <w:t>ἔγνω Κύριος τοὺς ὄντας αὐτοῦ, καί, ἀποστήτω ἀπὸ ἀδικίας πᾶς ὁ ὀνομάζων τὸ ὄνομα Κυρίου</w:t>
       </w:r>
     </w:p>
     <w:p>
@@ -17804,6 +20654,21 @@
       </w:r>
       <w:r>
         <w:rPr>
+          <w:b/>
+          <w:lang w:val="id_ID" w:bidi="id_ID"/>
+        </w:rPr>
+        <w:t>Κύριος &amp; Κυρίου</w:t>
+      </w:r>
+    </w:p>
+    <w:p>
+      <w:pPr/>
+      <w:r>
+        <w:rPr>
+          <w:lang w:val="id_ID" w:bidi="id_ID"/>
+        </w:rPr>
+      </w:r>
+      <w:r>
+        <w:rPr>
           <w:lang w:val="id_ID" w:bidi="id_ID"/>
         </w:rPr>
         <w:t xml:space="preserve">Di sini, kata </w:t>
@@ -17885,6 +20750,21 @@
       </w:r>
       <w:r>
         <w:rPr>
+          <w:b/>
+          <w:lang w:val="id_ID" w:bidi="id_ID"/>
+        </w:rPr>
+        <w:t>ἔγνω</w:t>
+      </w:r>
+    </w:p>
+    <w:p>
+      <w:pPr/>
+      <w:r>
+        <w:rPr>
+          <w:lang w:val="id_ID" w:bidi="id_ID"/>
+        </w:rPr>
+      </w:r>
+      <w:r>
+        <w:rPr>
           <w:lang w:val="id_ID" w:bidi="id_ID"/>
         </w:rPr>
         <w:t>Di sini penulis kutipan menggunakan bentuk lampau untuk merujuk pada sesuatu yang selalu benar. Jika itu akan membantu dalam bahasa Anda, Anda dapat menggunakan bentuk kata kerja apa pun yang wajar untuk menyatakan kebenaran umum. Terjemahan alternatif: "telah mengetahui"</w:t>
@@ -17953,6 +20833,21 @@
       </w:r>
       <w:r>
         <w:rPr>
+          <w:b/>
+          <w:lang w:val="id_ID" w:bidi="id_ID"/>
+        </w:rPr>
+        <w:t>ἀποστήτω ἀπὸ &amp; πᾶς ὁ ὀνομάζων τὸ ὄνομα Κυρίου</w:t>
+      </w:r>
+    </w:p>
+    <w:p>
+      <w:pPr/>
+      <w:r>
+        <w:rPr>
+          <w:lang w:val="id_ID" w:bidi="id_ID"/>
+        </w:rPr>
+      </w:r>
+      <w:r>
+        <w:rPr>
           <w:lang w:val="id_ID" w:bidi="id_ID"/>
         </w:rPr>
         <w:t xml:space="preserve">Di sini Paulus berbicara tentang </w:t>
@@ -18047,6 +20942,21 @@
       </w:r>
       <w:r>
         <w:rPr>
+          <w:b/>
+          <w:lang w:val="id_ID" w:bidi="id_ID"/>
+        </w:rPr>
+        <w:t>ἀποστήτω &amp; πᾶς ὁ ὀνομάζων τὸ ὄνομα Κυρίου</w:t>
+      </w:r>
+    </w:p>
+    <w:p>
+      <w:pPr/>
+      <w:r>
+        <w:rPr>
+          <w:lang w:val="id_ID" w:bidi="id_ID"/>
+        </w:rPr>
+      </w:r>
+      <w:r>
+        <w:rPr>
           <w:lang w:val="id_ID" w:bidi="id_ID"/>
         </w:rPr>
         <w:t>Jika bahasa Anda tidak menggunakan imperatif orang ketiga dengan cara ini, Anda dapat menyatakannya dengan cara lain yang wajar dalam bahasa Anda. Terjemahan alternatif: "Setiap orang yang menyebut nama Tuhan harus menjauhkan diri"</w:t>
@@ -18115,6 +21025,21 @@
       </w:r>
       <w:r>
         <w:rPr>
+          <w:b/>
+          <w:lang w:val="id_ID" w:bidi="id_ID"/>
+        </w:rPr>
+        <w:t>ὁ ὀνομάζων τὸ ὄνομα Κυρίου</w:t>
+      </w:r>
+    </w:p>
+    <w:p>
+      <w:pPr/>
+      <w:r>
+        <w:rPr>
+          <w:lang w:val="id_ID" w:bidi="id_ID"/>
+        </w:rPr>
+      </w:r>
+      <w:r>
+        <w:rPr>
           <w:lang w:val="id_ID" w:bidi="id_ID"/>
         </w:rPr>
         <w:t xml:space="preserve">Di sini, frasa </w:t>
@@ -18209,6 +21134,21 @@
       </w:r>
       <w:r>
         <w:rPr>
+          <w:b/>
+          <w:lang w:val="id_ID" w:bidi="id_ID"/>
+        </w:rPr>
+        <w:t>ἀπὸ ἀδικίας</w:t>
+      </w:r>
+    </w:p>
+    <w:p>
+      <w:pPr/>
+      <w:r>
+        <w:rPr>
+          <w:lang w:val="id_ID" w:bidi="id_ID"/>
+        </w:rPr>
+      </w:r>
+      <w:r>
+        <w:rPr>
           <w:lang w:val="id_ID" w:bidi="id_ID"/>
         </w:rPr>
         <w:t xml:space="preserve">Jika bahasa Anda tidak menggunakan kata benda abstrak untuk ide </w:t>
@@ -18290,6 +21230,21 @@
       </w:r>
       <w:r>
         <w:rPr>
+          <w:b/>
+          <w:lang w:val="id_ID" w:bidi="id_ID"/>
+        </w:rPr>
+        <w:t>δὲ</w:t>
+      </w:r>
+    </w:p>
+    <w:p>
+      <w:pPr/>
+      <w:r>
+        <w:rPr>
+          <w:lang w:val="id_ID" w:bidi="id_ID"/>
+        </w:rPr>
+      </w:r>
+      <w:r>
+        <w:rPr>
           <w:lang w:val="id_ID" w:bidi="id_ID"/>
         </w:rPr>
         <w:t xml:space="preserve">Di sini, kata </w:t>
@@ -18384,6 +21339,21 @@
       </w:r>
       <w:r>
         <w:rPr>
+          <w:b/>
+          <w:lang w:val="id_ID" w:bidi="id_ID"/>
+        </w:rPr>
+        <w:t>ἐν μεγάλῃ &amp; οἰκίᾳ, οὐκ ἔστιν μόνον σκεύη χρυσᾶ καὶ ἀργυρᾶ, ἀλλὰ καὶ ξύλινα καὶ ὀστράκινα; καὶ ἃ μὲν εἰς τιμὴν, ἃ δὲ εἰς ἀτιμίαν</w:t>
+      </w:r>
+    </w:p>
+    <w:p>
+      <w:pPr/>
+      <w:r>
+        <w:rPr>
+          <w:lang w:val="id_ID" w:bidi="id_ID"/>
+        </w:rPr>
+      </w:r>
+      <w:r>
+        <w:rPr>
           <w:lang w:val="id_ID" w:bidi="id_ID"/>
         </w:rPr>
         <w:t xml:space="preserve">Untuk mengajar Timotius, Paulus berbicara tentang gereja seolah-olah gereja adalah </w:t>
@@ -18478,6 +21448,21 @@
       </w:r>
       <w:r>
         <w:rPr>
+          <w:b/>
+          <w:lang w:val="id_ID" w:bidi="id_ID"/>
+        </w:rPr>
+        <w:t>σκεύη</w:t>
+      </w:r>
+    </w:p>
+    <w:p>
+      <w:pPr/>
+      <w:r>
+        <w:rPr>
+          <w:lang w:val="id_ID" w:bidi="id_ID"/>
+        </w:rPr>
+      </w:r>
+      <w:r>
+        <w:rPr>
           <w:lang w:val="id_ID" w:bidi="id_ID"/>
         </w:rPr>
         <w:t xml:space="preserve">Kata yang diterjemahkan sebagai </w:t>
@@ -18559,6 +21544,21 @@
       </w:r>
       <w:r>
         <w:rPr>
+          <w:b/>
+          <w:lang w:val="id_ID" w:bidi="id_ID"/>
+        </w:rPr>
+        <w:t>ἀλλὰ καὶ ξύλινα καὶ ὀστράκινα</w:t>
+      </w:r>
+    </w:p>
+    <w:p>
+      <w:pPr/>
+      <w:r>
+        <w:rPr>
+          <w:lang w:val="id_ID" w:bidi="id_ID"/>
+        </w:rPr>
+      </w:r>
+      <w:r>
+        <w:rPr>
           <w:lang w:val="id_ID" w:bidi="id_ID"/>
         </w:rPr>
         <w:t>Paulus menghilangkan beberapa kata yang dalam banyak bahasa diperlukan untuk melengkapi kalimat. Anda dapat menyediakan kata-kata ini dari awal kalimat jika akan lebih jelas dalam bahasa Anda. Terjemahan alternatif: "tetapi ada juga wadah-wadah dari kayu dan tanah liat"</w:t>
@@ -18627,6 +21627,21 @@
       </w:r>
       <w:r>
         <w:rPr>
+          <w:b/>
+          <w:lang w:val="id_ID" w:bidi="id_ID"/>
+        </w:rPr>
+        <w:t>ἃ μὲν εἰς τιμὴν, ἃ δὲ εἰς ἀτιμίαν</w:t>
+      </w:r>
+    </w:p>
+    <w:p>
+      <w:pPr/>
+      <w:r>
+        <w:rPr>
+          <w:lang w:val="id_ID" w:bidi="id_ID"/>
+        </w:rPr>
+      </w:r>
+      <w:r>
+        <w:rPr>
           <w:lang w:val="id_ID" w:bidi="id_ID"/>
         </w:rPr>
         <w:t>Paulus menghilangkan beberapa kata yang dalam banyak bahasa diperlukan untuk melengkapi sebuah kalimat. Anda dapat menyediakan kata-kata ini dari konteksnya jika akan lebih jelas dalam bahasa Anda. Terjemahan alternatif: "ada yang diciptakan untuk kehormatan dan ada yang diciptakan untuk kehinaan"</w:t>
@@ -18695,6 +21710,21 @@
       </w:r>
       <w:r>
         <w:rPr>
+          <w:b/>
+          <w:lang w:val="id_ID" w:bidi="id_ID"/>
+        </w:rPr>
+        <w:t>ἃ μὲν εἰς τιμὴν, ἃ δὲ εἰς ἀτιμίαν</w:t>
+      </w:r>
+    </w:p>
+    <w:p>
+      <w:pPr/>
+      <w:r>
+        <w:rPr>
+          <w:lang w:val="id_ID" w:bidi="id_ID"/>
+        </w:rPr>
+      </w:r>
+      <w:r>
+        <w:rPr>
           <w:lang w:val="id_ID" w:bidi="id_ID"/>
         </w:rPr>
         <w:t xml:space="preserve">Jika bahasa Anda tidak menggunakan kata benda abstrak untuk gagasan </w:t>
@@ -18789,6 +21819,21 @@
       </w:r>
       <w:r>
         <w:rPr>
+          <w:b/>
+          <w:lang w:val="id_ID" w:bidi="id_ID"/>
+        </w:rPr>
+        <w:t>ἐὰν &amp; τις ἐκκαθάρῃ ἑαυτὸν ἀπὸ τούτων, ἔσται σκεῦος εἰς τιμήν, ἡγιασμένον εὔχρηστον τῷ Δεσπότῃ, εἰς πᾶν ἔργον ἀγαθὸν ἡτοιμασμένον</w:t>
+      </w:r>
+    </w:p>
+    <w:p>
+      <w:pPr/>
+      <w:r>
+        <w:rPr>
+          <w:lang w:val="id_ID" w:bidi="id_ID"/>
+        </w:rPr>
+      </w:r>
+      <w:r>
+        <w:rPr>
           <w:lang w:val="id_ID" w:bidi="id_ID"/>
         </w:rPr>
         <w:t xml:space="preserve">Di sini Paulus terus berbicara tentang orang-orang percaya seolah-olah mereka masing-masing adalah </w:t>
@@ -18872,6 +21917,21 @@
         <w:rPr>
           <w:lang w:val="id_ID" w:bidi="id_ID"/>
         </w:rPr>
+      </w:r>
+    </w:p>
+    <w:p>
+      <w:pPr/>
+      <w:r>
+        <w:rPr>
+          <w:lang w:val="id_ID" w:bidi="id_ID"/>
+        </w:rPr>
+      </w:r>
+      <w:r>
+        <w:rPr>
+          <w:b/>
+          <w:lang w:val="id_ID" w:bidi="id_ID"/>
+        </w:rPr>
+        <w:t>τούτων</w:t>
       </w:r>
     </w:p>
     <w:p>
@@ -19000,6 +22060,21 @@
       </w:r>
       <w:r>
         <w:rPr>
+          <w:b/>
+          <w:lang w:val="id_ID" w:bidi="id_ID"/>
+        </w:rPr>
+        <w:t>ἑαυτὸν &amp; ἔσται</w:t>
+      </w:r>
+    </w:p>
+    <w:p>
+      <w:pPr/>
+      <w:r>
+        <w:rPr>
+          <w:lang w:val="id_ID" w:bidi="id_ID"/>
+        </w:rPr>
+      </w:r>
+      <w:r>
+        <w:rPr>
           <w:lang w:val="id_ID" w:bidi="id_ID"/>
         </w:rPr>
         <w:t xml:space="preserve">Meskipun istilah </w:t>
@@ -19094,6 +22169,21 @@
       </w:r>
       <w:r>
         <w:rPr>
+          <w:b/>
+          <w:lang w:val="id_ID" w:bidi="id_ID"/>
+        </w:rPr>
+        <w:t>εἰς τιμήν</w:t>
+      </w:r>
+    </w:p>
+    <w:p>
+      <w:pPr/>
+      <w:r>
+        <w:rPr>
+          <w:lang w:val="id_ID" w:bidi="id_ID"/>
+        </w:rPr>
+      </w:r>
+      <w:r>
+        <w:rPr>
           <w:lang w:val="id_ID" w:bidi="id_ID"/>
         </w:rPr>
         <w:t xml:space="preserve">Jika bahasa Anda tidak menggunakan kata benda abstrak untuk ide </w:t>
@@ -19175,6 +22265,21 @@
       </w:r>
       <w:r>
         <w:rPr>
+          <w:b/>
+          <w:lang w:val="id_ID" w:bidi="id_ID"/>
+        </w:rPr>
+        <w:t>ἡγιασμένον</w:t>
+      </w:r>
+    </w:p>
+    <w:p>
+      <w:pPr/>
+      <w:r>
+        <w:rPr>
+          <w:lang w:val="id_ID" w:bidi="id_ID"/>
+        </w:rPr>
+      </w:r>
+      <w:r>
+        <w:rPr>
           <w:lang w:val="id_ID" w:bidi="id_ID"/>
         </w:rPr>
         <w:t>Jika bahasa Anda tidak menggunakan bentuk pasif ini, Anda dapat mengungkapkan gagasan tersebut dalam bentuk aktif atau dengan cara lain yang wajar dalam bahasa Anda. Jika Anda perlu mengatakan siapa yang melakukan tindakan tersebut, jelaslah dari konteksnya bahwa yang melakukan tindakan tersebut adalah Allah. Terjemahan alternatif: "telah menjadi kudus" atau "yang telah dikuduskan oleh Allah"</w:t>
@@ -19243,6 +22348,21 @@
       </w:r>
       <w:r>
         <w:rPr>
+          <w:b/>
+          <w:lang w:val="id_ID" w:bidi="id_ID"/>
+        </w:rPr>
+        <w:t>ἡτοιμασμένον</w:t>
+      </w:r>
+    </w:p>
+    <w:p>
+      <w:pPr/>
+      <w:r>
+        <w:rPr>
+          <w:lang w:val="id_ID" w:bidi="id_ID"/>
+        </w:rPr>
+      </w:r>
+      <w:r>
+        <w:rPr>
           <w:lang w:val="id_ID" w:bidi="id_ID"/>
         </w:rPr>
         <w:t>Jika bahasa Anda tidak menggunakan bentuk pasif ini, Anda dapat mengungkapkan gagasan tersebut dalam bentuk aktif atau dengan cara lain yang wajar dalam bahasa Anda. Jika Anda perlu mengatakan siapa yang melakukan tindakan tersebut, jelaslah dari konteksnya bahwa yang melakukan tindakan tersebut adalah Allah. Terjemahan alternatif: "menjadi siap" atau "yang telah dipersiapkan Allah"</w:t>
@@ -19311,6 +22431,21 @@
       </w:r>
       <w:r>
         <w:rPr>
+          <w:b/>
+          <w:lang w:val="id_ID" w:bidi="id_ID"/>
+        </w:rPr>
+        <w:t>δὲ</w:t>
+      </w:r>
+    </w:p>
+    <w:p>
+      <w:pPr/>
+      <w:r>
+        <w:rPr>
+          <w:lang w:val="id_ID" w:bidi="id_ID"/>
+        </w:rPr>
+      </w:r>
+      <w:r>
+        <w:rPr>
           <w:lang w:val="id_ID" w:bidi="id_ID"/>
         </w:rPr>
         <w:t xml:space="preserve">Di sini, kata </w:t>
@@ -19405,6 +22540,21 @@
       </w:r>
       <w:r>
         <w:rPr>
+          <w:b/>
+          <w:lang w:val="id_ID" w:bidi="id_ID"/>
+        </w:rPr>
+        <w:t>φεῦγε</w:t>
+      </w:r>
+    </w:p>
+    <w:p>
+      <w:pPr/>
+      <w:r>
+        <w:rPr>
+          <w:lang w:val="id_ID" w:bidi="id_ID"/>
+        </w:rPr>
+      </w:r>
+      <w:r>
+        <w:rPr>
           <w:lang w:val="id_ID" w:bidi="id_ID"/>
         </w:rPr>
         <w:t xml:space="preserve">Paulus berbicara tentang </w:t>
@@ -19499,6 +22649,21 @@
       </w:r>
       <w:r>
         <w:rPr>
+          <w:b/>
+          <w:lang w:val="id_ID" w:bidi="id_ID"/>
+        </w:rPr>
+        <w:t>τὰς &amp; νεωτερικὰς ἐπιθυμίας</w:t>
+      </w:r>
+    </w:p>
+    <w:p>
+      <w:pPr/>
+      <w:r>
+        <w:rPr>
+          <w:lang w:val="id_ID" w:bidi="id_ID"/>
+        </w:rPr>
+      </w:r>
+      <w:r>
+        <w:rPr>
           <w:lang w:val="id_ID" w:bidi="id_ID"/>
         </w:rPr>
         <w:t xml:space="preserve">Di sini Paulus mengacu pada </w:t>
@@ -19593,6 +22758,21 @@
       </w:r>
       <w:r>
         <w:rPr>
+          <w:b/>
+          <w:lang w:val="id_ID" w:bidi="id_ID"/>
+        </w:rPr>
+        <w:t>δίωκε &amp; δικαιοσύνην, πίστιν, ἀγάπην, εἰρήνην, μετὰ τῶν ἐπικαλουμένων τὸν Κύριον ἐκ καθαρᾶς καρδίας</w:t>
+      </w:r>
+    </w:p>
+    <w:p>
+      <w:pPr/>
+      <w:r>
+        <w:rPr>
+          <w:lang w:val="id_ID" w:bidi="id_ID"/>
+        </w:rPr>
+      </w:r>
+      <w:r>
+        <w:rPr>
           <w:lang w:val="id_ID" w:bidi="id_ID"/>
         </w:rPr>
         <w:t xml:space="preserve">Di sini, frasa </w:t>
@@ -19719,6 +22899,21 @@
       </w:r>
       <w:r>
         <w:rPr>
+          <w:b/>
+          <w:lang w:val="id_ID" w:bidi="id_ID"/>
+        </w:rPr>
+        <w:t>δίωκε</w:t>
+      </w:r>
+    </w:p>
+    <w:p>
+      <w:pPr/>
+      <w:r>
+        <w:rPr>
+          <w:lang w:val="id_ID" w:bidi="id_ID"/>
+        </w:rPr>
+      </w:r>
+      <w:r>
+        <w:rPr>
           <w:lang w:val="id_ID" w:bidi="id_ID"/>
         </w:rPr>
         <w:t xml:space="preserve">Paulus berbicara tentang </w:t>
@@ -19800,6 +22995,21 @@
       </w:r>
       <w:r>
         <w:rPr>
+          <w:b/>
+          <w:lang w:val="id_ID" w:bidi="id_ID"/>
+        </w:rPr>
+        <w:t>δικαιοσύνην, πίστιν, ἀγάπην, εἰρήνην</w:t>
+      </w:r>
+    </w:p>
+    <w:p>
+      <w:pPr/>
+      <w:r>
+        <w:rPr>
+          <w:lang w:val="id_ID" w:bidi="id_ID"/>
+        </w:rPr>
+      </w:r>
+      <w:r>
+        <w:rPr>
           <w:lang w:val="id_ID" w:bidi="id_ID"/>
         </w:rPr>
         <w:t>Jika bahasa Anda tidak menggunakan kata benda abstrak untuk beberapa atau semua ide dalam daftar ini, Anda dapat mengekspresikan ide yang sama dengan cara lain. Terjemahan alternatif: "menjadi lebih benar, percaya, mengasihi, damai"</w:t>
@@ -19868,6 +23078,21 @@
       </w:r>
       <w:r>
         <w:rPr>
+          <w:b/>
+          <w:lang w:val="id_ID" w:bidi="id_ID"/>
+        </w:rPr>
+        <w:t>πίστιν</w:t>
+      </w:r>
+    </w:p>
+    <w:p>
+      <w:pPr/>
+      <w:r>
+        <w:rPr>
+          <w:lang w:val="id_ID" w:bidi="id_ID"/>
+        </w:rPr>
+      </w:r>
+      <w:r>
+        <w:rPr>
           <w:lang w:val="id_ID" w:bidi="id_ID"/>
         </w:rPr>
         <w:t xml:space="preserve">Di sini, kata </w:t>
@@ -19949,6 +23174,21 @@
       </w:r>
       <w:r>
         <w:rPr>
+          <w:b/>
+          <w:lang w:val="id_ID" w:bidi="id_ID"/>
+        </w:rPr>
+        <w:t>τῶν ἐπικαλουμένων τὸν Κύριον</w:t>
+      </w:r>
+    </w:p>
+    <w:p>
+      <w:pPr/>
+      <w:r>
+        <w:rPr>
+          <w:lang w:val="id_ID" w:bidi="id_ID"/>
+        </w:rPr>
+      </w:r>
+      <w:r>
+        <w:rPr>
           <w:lang w:val="id_ID" w:bidi="id_ID"/>
         </w:rPr>
         <w:t xml:space="preserve">Frasa </w:t>
@@ -20043,6 +23283,21 @@
       </w:r>
       <w:r>
         <w:rPr>
+          <w:b/>
+          <w:lang w:val="id_ID" w:bidi="id_ID"/>
+        </w:rPr>
+        <w:t>τὸν Κύριον ἐκ καθαρᾶς καρδίας</w:t>
+      </w:r>
+    </w:p>
+    <w:p>
+      <w:pPr/>
+      <w:r>
+        <w:rPr>
+          <w:lang w:val="id_ID" w:bidi="id_ID"/>
+        </w:rPr>
+      </w:r>
+      <w:r>
+        <w:rPr>
           <w:lang w:val="id_ID" w:bidi="id_ID"/>
         </w:rPr>
         <w:t xml:space="preserve">Di sini, frasa </w:t>
@@ -20137,6 +23392,21 @@
       </w:r>
       <w:r>
         <w:rPr>
+          <w:b/>
+          <w:lang w:val="id_ID" w:bidi="id_ID"/>
+        </w:rPr>
+        <w:t>ἐκ καθαρᾶς καρδίας</w:t>
+      </w:r>
+    </w:p>
+    <w:p>
+      <w:pPr/>
+      <w:r>
+        <w:rPr>
+          <w:lang w:val="id_ID" w:bidi="id_ID"/>
+        </w:rPr>
+      </w:r>
+      <w:r>
+        <w:rPr>
           <w:lang w:val="id_ID" w:bidi="id_ID"/>
         </w:rPr>
         <w:t xml:space="preserve">Dalam budaya Paulus, </w:t>
@@ -20231,6 +23501,21 @@
       </w:r>
       <w:r>
         <w:rPr>
+          <w:b/>
+          <w:lang w:val="id_ID" w:bidi="id_ID"/>
+        </w:rPr>
+        <w:t>δὲ</w:t>
+      </w:r>
+    </w:p>
+    <w:p>
+      <w:pPr/>
+      <w:r>
+        <w:rPr>
+          <w:lang w:val="id_ID" w:bidi="id_ID"/>
+        </w:rPr>
+      </w:r>
+      <w:r>
+        <w:rPr>
           <w:lang w:val="id_ID" w:bidi="id_ID"/>
         </w:rPr>
         <w:t xml:space="preserve">Di sini, kata </w:t>
@@ -20338,6 +23623,21 @@
       </w:r>
       <w:r>
         <w:rPr>
+          <w:b/>
+          <w:lang w:val="id_ID" w:bidi="id_ID"/>
+        </w:rPr>
+        <w:t>τὰς &amp; μωρὰς καὶ ἀπαιδεύτους ζητήσεις</w:t>
+      </w:r>
+    </w:p>
+    <w:p>
+      <w:pPr/>
+      <w:r>
+        <w:rPr>
+          <w:lang w:val="id_ID" w:bidi="id_ID"/>
+        </w:rPr>
+      </w:r>
+      <w:r>
+        <w:rPr>
           <w:lang w:val="id_ID" w:bidi="id_ID"/>
         </w:rPr>
         <w:t>Jika bahasa Anda tidak menggunakan kata benda abstrak untuk gagasan kontroversi, Anda dapat mengungkapkan gagasan yang sama dengan cara lain. Terjemahan alternatif: "memperdebatkan hal-hal yang bodoh dan tidak masuk akal"</w:t>
@@ -20406,6 +23706,21 @@
       </w:r>
       <w:r>
         <w:rPr>
+          <w:b/>
+          <w:lang w:val="id_ID" w:bidi="id_ID"/>
+        </w:rPr>
+        <w:t>μωρὰς καὶ ἀπαιδεύτους</w:t>
+      </w:r>
+    </w:p>
+    <w:p>
+      <w:pPr/>
+      <w:r>
+        <w:rPr>
+          <w:lang w:val="id_ID" w:bidi="id_ID"/>
+        </w:rPr>
+      </w:r>
+      <w:r>
+        <w:rPr>
           <w:lang w:val="id_ID" w:bidi="id_ID"/>
         </w:rPr>
         <w:t xml:space="preserve">Istilah </w:t>
@@ -20500,6 +23815,21 @@
       </w:r>
       <w:r>
         <w:rPr>
+          <w:b/>
+          <w:lang w:val="id_ID" w:bidi="id_ID"/>
+        </w:rPr>
+        <w:t>γεννῶσι</w:t>
+      </w:r>
+    </w:p>
+    <w:p>
+      <w:pPr/>
+      <w:r>
+        <w:rPr>
+          <w:lang w:val="id_ID" w:bidi="id_ID"/>
+        </w:rPr>
+      </w:r>
+      <w:r>
+        <w:rPr>
           <w:lang w:val="id_ID" w:bidi="id_ID"/>
         </w:rPr>
         <w:t xml:space="preserve">Di sini Paulus berbicara tentang </w:t>
@@ -20620,6 +23950,21 @@
       </w:r>
       <w:r>
         <w:rPr>
+          <w:b/>
+          <w:lang w:val="id_ID" w:bidi="id_ID"/>
+        </w:rPr>
+        <w:t>μάχας</w:t>
+      </w:r>
+    </w:p>
+    <w:p>
+      <w:pPr/>
+      <w:r>
+        <w:rPr>
+          <w:lang w:val="id_ID" w:bidi="id_ID"/>
+        </w:rPr>
+      </w:r>
+      <w:r>
+        <w:rPr>
           <w:lang w:val="id_ID" w:bidi="id_ID"/>
         </w:rPr>
         <w:t xml:space="preserve">Di sini Paulus berbicara tentang perselisihan dan pertengkaran di dalam suatu komunitas seolah-olah itu adalah </w:t>
@@ -20701,6 +24046,21 @@
       </w:r>
       <w:r>
         <w:rPr>
+          <w:b/>
+          <w:lang w:val="id_ID" w:bidi="id_ID"/>
+        </w:rPr>
+        <w:t>δὲ</w:t>
+      </w:r>
+    </w:p>
+    <w:p>
+      <w:pPr/>
+      <w:r>
+        <w:rPr>
+          <w:lang w:val="id_ID" w:bidi="id_ID"/>
+        </w:rPr>
+      </w:r>
+      <w:r>
+        <w:rPr>
           <w:lang w:val="id_ID" w:bidi="id_ID"/>
         </w:rPr>
         <w:t xml:space="preserve">Di sini, kata </w:t>
@@ -20808,6 +24168,21 @@
       </w:r>
       <w:r>
         <w:rPr>
+          <w:b/>
+          <w:lang w:val="id_ID" w:bidi="id_ID"/>
+        </w:rPr>
+        <w:t>δοῦλον &amp; Κυρίου</w:t>
+      </w:r>
+    </w:p>
+    <w:p>
+      <w:pPr/>
+      <w:r>
+        <w:rPr>
+          <w:lang w:val="id_ID" w:bidi="id_ID"/>
+        </w:rPr>
+      </w:r>
+      <w:r>
+        <w:rPr>
           <w:lang w:val="id_ID" w:bidi="id_ID"/>
         </w:rPr>
         <w:t xml:space="preserve">Kata </w:t>
@@ -20902,6 +24277,21 @@
       </w:r>
       <w:r>
         <w:rPr>
+          <w:b/>
+          <w:lang w:val="id_ID" w:bidi="id_ID"/>
+        </w:rPr>
+        <w:t>δοῦλον &amp; Κυρίου</w:t>
+      </w:r>
+    </w:p>
+    <w:p>
+      <w:pPr/>
+      <w:r>
+        <w:rPr>
+          <w:lang w:val="id_ID" w:bidi="id_ID"/>
+        </w:rPr>
+      </w:r>
+      <w:r>
+        <w:rPr>
           <w:lang w:val="id_ID" w:bidi="id_ID"/>
         </w:rPr>
         <w:t xml:space="preserve">Di sini Paulus berbicara tentang orang-orang yang menyembah dan menaati </w:t>
@@ -20985,6 +24375,21 @@
         <w:rPr>
           <w:lang w:val="id_ID" w:bidi="id_ID"/>
         </w:rPr>
+      </w:r>
+    </w:p>
+    <w:p>
+      <w:pPr/>
+      <w:r>
+        <w:rPr>
+          <w:lang w:val="id_ID" w:bidi="id_ID"/>
+        </w:rPr>
+      </w:r>
+      <w:r>
+        <w:rPr>
+          <w:b/>
+          <w:lang w:val="id_ID" w:bidi="id_ID"/>
+        </w:rPr>
+        <w:t>οὐ &amp; μάχεσθαι</w:t>
       </w:r>
     </w:p>
     <w:p>
@@ -21082,6 +24487,21 @@
       </w:r>
       <w:r>
         <w:rPr>
+          <w:b/>
+          <w:lang w:val="id_ID" w:bidi="id_ID"/>
+        </w:rPr>
+        <w:t>πάντας</w:t>
+      </w:r>
+    </w:p>
+    <w:p>
+      <w:pPr/>
+      <w:r>
+        <w:rPr>
+          <w:lang w:val="id_ID" w:bidi="id_ID"/>
+        </w:rPr>
+      </w:r>
+      <w:r>
+        <w:rPr>
           <w:lang w:val="id_ID" w:bidi="id_ID"/>
         </w:rPr>
         <w:t xml:space="preserve">Paulus menggunakan kata sifat </w:t>
@@ -21163,6 +24583,21 @@
       </w:r>
       <w:r>
         <w:rPr>
+          <w:b/>
+          <w:lang w:val="id_ID" w:bidi="id_ID"/>
+        </w:rPr>
+        <w:t>ἐν πραΰτητι</w:t>
+      </w:r>
+    </w:p>
+    <w:p>
+      <w:pPr/>
+      <w:r>
+        <w:rPr>
+          <w:lang w:val="id_ID" w:bidi="id_ID"/>
+        </w:rPr>
+      </w:r>
+      <w:r>
+        <w:rPr>
           <w:lang w:val="id_ID" w:bidi="id_ID"/>
         </w:rPr>
         <w:t xml:space="preserve">Jika bahasa Anda tidak menggunakan kata benda abstrak untuk ide </w:t>
@@ -21233,6 +24668,21 @@
         <w:rPr>
           <w:lang w:val="id_ID" w:bidi="id_ID"/>
         </w:rPr>
+      </w:r>
+    </w:p>
+    <w:p>
+      <w:pPr/>
+      <w:r>
+        <w:rPr>
+          <w:lang w:val="id_ID" w:bidi="id_ID"/>
+        </w:rPr>
+      </w:r>
+      <w:r>
+        <w:rPr>
+          <w:b/>
+          <w:lang w:val="id_ID" w:bidi="id_ID"/>
+        </w:rPr>
+        <w:t>τοὺς ἀντιδιατιθεμένους</w:t>
       </w:r>
     </w:p>
     <w:p>
@@ -21343,6 +24793,21 @@
       </w:r>
       <w:r>
         <w:rPr>
+          <w:b/>
+          <w:lang w:val="id_ID" w:bidi="id_ID"/>
+        </w:rPr>
+        <w:t>μήποτε δώῃ αὐτοῖς ὁ Θεὸς μετάνοιαν</w:t>
+      </w:r>
+    </w:p>
+    <w:p>
+      <w:pPr/>
+      <w:r>
+        <w:rPr>
+          <w:lang w:val="id_ID" w:bidi="id_ID"/>
+        </w:rPr>
+      </w:r>
+      <w:r>
+        <w:rPr>
           <w:lang w:val="id_ID" w:bidi="id_ID"/>
         </w:rPr>
         <w:t xml:space="preserve">Di sini Paulus berbicara tentang </w:t>
@@ -21437,6 +24902,21 @@
       </w:r>
       <w:r>
         <w:rPr>
+          <w:b/>
+          <w:lang w:val="id_ID" w:bidi="id_ID"/>
+        </w:rPr>
+        <w:t>μήποτε δώῃ αὐτοῖς &amp; μετάνοιαν εἰς ἐπίγνωσιν ἀληθείας</w:t>
+      </w:r>
+    </w:p>
+    <w:p>
+      <w:pPr/>
+      <w:r>
+        <w:rPr>
+          <w:lang w:val="id_ID" w:bidi="id_ID"/>
+        </w:rPr>
+      </w:r>
+      <w:r>
+        <w:rPr>
           <w:lang w:val="id_ID" w:bidi="id_ID"/>
         </w:rPr>
         <w:t xml:space="preserve">Jika bahasa Anda tidak menggunakan kata benda abstrak untuk gagasan </w:t>
@@ -21544,6 +25024,21 @@
       </w:r>
       <w:r>
         <w:rPr>
+          <w:b/>
+          <w:lang w:val="id_ID" w:bidi="id_ID"/>
+        </w:rPr>
+        <w:t>ἀνανήψωσιν ἐκ τῆς τοῦ διαβόλου παγίδος, ἐζωγρημένοι ὑπ’ αὐτοῦ, εἰς τὸ ἐκείνου θέλημα</w:t>
+      </w:r>
+    </w:p>
+    <w:p>
+      <w:pPr/>
+      <w:r>
+        <w:rPr>
+          <w:lang w:val="id_ID" w:bidi="id_ID"/>
+        </w:rPr>
+      </w:r>
+      <w:r>
+        <w:rPr>
           <w:lang w:val="id_ID" w:bidi="id_ID"/>
         </w:rPr>
         <w:t xml:space="preserve">Orang-orang ini pasti telah </w:t>
@@ -21638,6 +25133,21 @@
       </w:r>
       <w:r>
         <w:rPr>
+          <w:b/>
+          <w:lang w:val="id_ID" w:bidi="id_ID"/>
+        </w:rPr>
+        <w:t>ἀνανήψωσιν ἐκ τῆς τοῦ διαβόλου παγίδος</w:t>
+      </w:r>
+    </w:p>
+    <w:p>
+      <w:pPr/>
+      <w:r>
+        <w:rPr>
+          <w:lang w:val="id_ID" w:bidi="id_ID"/>
+        </w:rPr>
+      </w:r>
+      <w:r>
+        <w:rPr>
           <w:lang w:val="id_ID" w:bidi="id_ID"/>
         </w:rPr>
         <w:t xml:space="preserve">Di sini Paulus menyiratkan bahwa menjadi </w:t>
@@ -21732,6 +25242,21 @@
       </w:r>
       <w:r>
         <w:rPr>
+          <w:b/>
+          <w:lang w:val="id_ID" w:bidi="id_ID"/>
+        </w:rPr>
+        <w:t>ἀνανήψωσιν</w:t>
+      </w:r>
+    </w:p>
+    <w:p>
+      <w:pPr/>
+      <w:r>
+        <w:rPr>
+          <w:lang w:val="id_ID" w:bidi="id_ID"/>
+        </w:rPr>
+      </w:r>
+      <w:r>
+        <w:rPr>
           <w:lang w:val="id_ID" w:bidi="id_ID"/>
         </w:rPr>
         <w:t xml:space="preserve">Di sini Paulus berbicara tentang kemampuan untuk berpikir jernih tentang apa yang benar seolah-olah menjadi </w:t>
@@ -21813,6 +25338,21 @@
       </w:r>
       <w:r>
         <w:rPr>
+          <w:b/>
+          <w:lang w:val="id_ID" w:bidi="id_ID"/>
+        </w:rPr>
+        <w:t>ἐκ τῆς τοῦ διαβόλου παγίδος, ἐζωγρημένοι ὑπ’ αὐτοῦ</w:t>
+      </w:r>
+    </w:p>
+    <w:p>
+      <w:pPr/>
+      <w:r>
+        <w:rPr>
+          <w:lang w:val="id_ID" w:bidi="id_ID"/>
+        </w:rPr>
+      </w:r>
+      <w:r>
+        <w:rPr>
           <w:lang w:val="id_ID" w:bidi="id_ID"/>
         </w:rPr>
         <w:t xml:space="preserve">Di sini Paulus berbicara tentang bagaimana iblis telah mendapatkan kuasa atau kendali atas orang-orang ini seolah-olah ia telah </w:t>
@@ -21907,6 +25447,21 @@
       </w:r>
       <w:r>
         <w:rPr>
+          <w:b/>
+          <w:lang w:val="id_ID" w:bidi="id_ID"/>
+        </w:rPr>
+        <w:t>ἐζωγρημένοι ὑπ’ αὐτοῦ</w:t>
+      </w:r>
+    </w:p>
+    <w:p>
+      <w:pPr/>
+      <w:r>
+        <w:rPr>
+          <w:lang w:val="id_ID" w:bidi="id_ID"/>
+        </w:rPr>
+      </w:r>
+      <w:r>
+        <w:rPr>
           <w:lang w:val="id_ID" w:bidi="id_ID"/>
         </w:rPr>
         <w:t>Jika bahasa Anda tidak menggunakan bentuk pasif ini, Anda dapat mengekspresikan ide dalam bentuk aktif atau dengan cara lain yang wajar dalam bahasa Anda. Terjemahan alternatif: "dia telah menangkap mereka"</w:t>
@@ -21975,6 +25530,21 @@
       </w:r>
       <w:r>
         <w:rPr>
+          <w:b/>
+          <w:lang w:val="id_ID" w:bidi="id_ID"/>
+        </w:rPr>
+        <w:t>ὑπ’ αὐτοῦ, εἰς τὸ ἐκείνου θέλημα</w:t>
+      </w:r>
+    </w:p>
+    <w:p>
+      <w:pPr/>
+      <w:r>
+        <w:rPr>
+          <w:lang w:val="id_ID" w:bidi="id_ID"/>
+        </w:rPr>
+      </w:r>
+      <w:r>
+        <w:rPr>
           <w:lang w:val="id_ID" w:bidi="id_ID"/>
         </w:rPr>
         <w:t xml:space="preserve">Di sini Paulus menggunakan kata ganti </w:t>
@@ -22108,6 +25678,21 @@
       </w:r>
       <w:r>
         <w:rPr>
+          <w:b/>
+          <w:lang w:val="id_ID" w:bidi="id_ID"/>
+        </w:rPr>
+        <w:t>εἰς τὸ ἐκείνου θέλημα</w:t>
+      </w:r>
+    </w:p>
+    <w:p>
+      <w:pPr/>
+      <w:r>
+        <w:rPr>
+          <w:lang w:val="id_ID" w:bidi="id_ID"/>
+        </w:rPr>
+      </w:r>
+      <w:r>
+        <w:rPr>
           <w:lang w:val="id_ID" w:bidi="id_ID"/>
         </w:rPr>
         <w:t xml:space="preserve">Jika bahasa Anda tidak menggunakan kata benda abstrak untuk ide </w:t>
@@ -22189,6 +25774,21 @@
       </w:r>
       <w:r>
         <w:rPr>
+          <w:b/>
+          <w:lang w:val="id_ID" w:bidi="id_ID"/>
+        </w:rPr>
+        <w:t>δὲ</w:t>
+      </w:r>
+    </w:p>
+    <w:p>
+      <w:pPr/>
+      <w:r>
+        <w:rPr>
+          <w:lang w:val="id_ID" w:bidi="id_ID"/>
+        </w:rPr>
+      </w:r>
+      <w:r>
+        <w:rPr>
           <w:lang w:val="id_ID" w:bidi="id_ID"/>
         </w:rPr>
         <w:t xml:space="preserve">Di sini, kata </w:t>
@@ -22283,6 +25883,21 @@
       </w:r>
       <w:r>
         <w:rPr>
+          <w:b/>
+          <w:lang w:val="id_ID" w:bidi="id_ID"/>
+        </w:rPr>
+        <w:t>τοῦτο &amp; γίνωσκε, ὅτι</w:t>
+      </w:r>
+    </w:p>
+    <w:p>
+      <w:pPr/>
+      <w:r>
+        <w:rPr>
+          <w:lang w:val="id_ID" w:bidi="id_ID"/>
+        </w:rPr>
+      </w:r>
+      <w:r>
+        <w:rPr>
           <w:lang w:val="id_ID" w:bidi="id_ID"/>
         </w:rPr>
         <w:t xml:space="preserve">Ungkapan </w:t>
@@ -22364,6 +25979,21 @@
       </w:r>
       <w:r>
         <w:rPr>
+          <w:b/>
+          <w:lang w:val="id_ID" w:bidi="id_ID"/>
+        </w:rPr>
+        <w:t>ἐν ἐσχάταις ἡμέραις</w:t>
+      </w:r>
+    </w:p>
+    <w:p>
+      <w:pPr/>
+      <w:r>
+        <w:rPr>
+          <w:lang w:val="id_ID" w:bidi="id_ID"/>
+        </w:rPr>
+      </w:r>
+      <w:r>
+        <w:rPr>
           <w:lang w:val="id_ID" w:bidi="id_ID"/>
         </w:rPr>
         <w:t xml:space="preserve">Di sini, frasa </w:t>
@@ -22434,6 +26064,21 @@
         <w:rPr>
           <w:lang w:val="id_ID" w:bidi="id_ID"/>
         </w:rPr>
+      </w:r>
+    </w:p>
+    <w:p>
+      <w:pPr/>
+      <w:r>
+        <w:rPr>
+          <w:lang w:val="id_ID" w:bidi="id_ID"/>
+        </w:rPr>
+      </w:r>
+      <w:r>
+        <w:rPr>
+          <w:b/>
+          <w:lang w:val="id_ID" w:bidi="id_ID"/>
+        </w:rPr>
+        <w:t>ἐνστήσονται καιροὶ χαλεποί</w:t>
       </w:r>
     </w:p>
     <w:p>
@@ -22557,6 +26202,21 @@
       </w:r>
       <w:r>
         <w:rPr>
+          <w:b/>
+          <w:lang w:val="id_ID" w:bidi="id_ID"/>
+        </w:rPr>
+        <w:t>γὰρ</w:t>
+      </w:r>
+    </w:p>
+    <w:p>
+      <w:pPr/>
+      <w:r>
+        <w:rPr>
+          <w:lang w:val="id_ID" w:bidi="id_ID"/>
+        </w:rPr>
+      </w:r>
+      <w:r>
+        <w:rPr>
           <w:lang w:val="id_ID" w:bidi="id_ID"/>
         </w:rPr>
         <w:t xml:space="preserve">Di sini, kata </w:t>
@@ -22651,6 +26311,21 @@
       </w:r>
       <w:r>
         <w:rPr>
+          <w:b/>
+          <w:lang w:val="id_ID" w:bidi="id_ID"/>
+        </w:rPr>
+        <w:t>οἱ ἄνθρωποι</w:t>
+      </w:r>
+    </w:p>
+    <w:p>
+      <w:pPr/>
+      <w:r>
+        <w:rPr>
+          <w:lang w:val="id_ID" w:bidi="id_ID"/>
+        </w:rPr>
+      </w:r>
+      <w:r>
+        <w:rPr>
           <w:lang w:val="id_ID" w:bidi="id_ID"/>
         </w:rPr>
         <w:t xml:space="preserve">Frasa </w:t>
@@ -22745,6 +26420,21 @@
       </w:r>
       <w:r>
         <w:rPr>
+          <w:b/>
+          <w:lang w:val="id_ID" w:bidi="id_ID"/>
+        </w:rPr>
+        <w:t>οἱ ἄνθρωποι</w:t>
+      </w:r>
+    </w:p>
+    <w:p>
+      <w:pPr/>
+      <w:r>
+        <w:rPr>
+          <w:lang w:val="id_ID" w:bidi="id_ID"/>
+        </w:rPr>
+      </w:r>
+      <w:r>
+        <w:rPr>
           <w:lang w:val="id_ID" w:bidi="id_ID"/>
         </w:rPr>
         <w:t xml:space="preserve">Meskipun istilah </w:t>
@@ -22826,6 +26516,21 @@
       </w:r>
       <w:r>
         <w:rPr>
+          <w:b/>
+          <w:lang w:val="id_ID" w:bidi="id_ID"/>
+        </w:rPr>
+        <w:t>φίλαυτοι</w:t>
+      </w:r>
+    </w:p>
+    <w:p>
+      <w:pPr/>
+      <w:r>
+        <w:rPr>
+          <w:lang w:val="id_ID" w:bidi="id_ID"/>
+        </w:rPr>
+      </w:r>
+      <w:r>
+        <w:rPr>
           <w:lang w:val="id_ID" w:bidi="id_ID"/>
         </w:rPr>
         <w:t xml:space="preserve">Di sini, frasa </w:t>
@@ -22907,6 +26612,21 @@
       </w:r>
       <w:r>
         <w:rPr>
+          <w:b/>
+          <w:lang w:val="id_ID" w:bidi="id_ID"/>
+        </w:rPr>
+        <w:t>ἀφιλάγαθοι</w:t>
+      </w:r>
+    </w:p>
+    <w:p>
+      <w:pPr/>
+      <w:r>
+        <w:rPr>
+          <w:lang w:val="id_ID" w:bidi="id_ID"/>
+        </w:rPr>
+      </w:r>
+      <w:r>
+        <w:rPr>
           <w:lang w:val="id_ID" w:bidi="id_ID"/>
         </w:rPr>
         <w:t xml:space="preserve">Paulus menggunakan kata sifat </w:t>
@@ -22988,6 +26708,21 @@
       </w:r>
       <w:r>
         <w:rPr>
+          <w:b/>
+          <w:lang w:val="id_ID" w:bidi="id_ID"/>
+        </w:rPr>
+        <w:t>τετυφωμένοι</w:t>
+      </w:r>
+    </w:p>
+    <w:p>
+      <w:pPr/>
+      <w:r>
+        <w:rPr>
+          <w:lang w:val="id_ID" w:bidi="id_ID"/>
+        </w:rPr>
+      </w:r>
+      <w:r>
+        <w:rPr>
           <w:lang w:val="id_ID" w:bidi="id_ID"/>
         </w:rPr>
         <w:t xml:space="preserve">Di sini Paulus berbicara tentang orang-orang yang </w:t>
@@ -23069,6 +26804,21 @@
       </w:r>
       <w:r>
         <w:rPr>
+          <w:b/>
+          <w:lang w:val="id_ID" w:bidi="id_ID"/>
+        </w:rPr>
+        <w:t>τετυφωμένοι</w:t>
+      </w:r>
+    </w:p>
+    <w:p>
+      <w:pPr/>
+      <w:r>
+        <w:rPr>
+          <w:lang w:val="id_ID" w:bidi="id_ID"/>
+        </w:rPr>
+      </w:r>
+      <w:r>
+        <w:rPr>
           <w:lang w:val="id_ID" w:bidi="id_ID"/>
         </w:rPr>
         <w:t>Jika bahasa Anda tidak menggunakan bentuk pasif ini, Anda dapat mengekspresikan ide dalam bentuk aktif atau dengan cara lain yang wajar dalam bahasa Anda. Terjemahan alternatif: "sombong" atau "angkuh"</w:t>
@@ -23137,6 +26887,21 @@
       </w:r>
       <w:r>
         <w:rPr>
+          <w:b/>
+          <w:lang w:val="id_ID" w:bidi="id_ID"/>
+        </w:rPr>
+        <w:t>ἔχοντες μόρφωσιν εὐσεβείας, τὴν δὲ δύναμιν αὐτῆς ἠρνημένοι</w:t>
+      </w:r>
+    </w:p>
+    <w:p>
+      <w:pPr/>
+      <w:r>
+        <w:rPr>
+          <w:lang w:val="id_ID" w:bidi="id_ID"/>
+        </w:rPr>
+      </w:r>
+      <w:r>
+        <w:rPr>
           <w:lang w:val="id_ID" w:bidi="id_ID"/>
         </w:rPr>
         <w:t xml:space="preserve">Jika bahasa Anda tidak menggunakan kata benda abstrak untuk gagasan </w:t>
@@ -23231,6 +26996,21 @@
       </w:r>
       <w:r>
         <w:rPr>
+          <w:b/>
+          <w:lang w:val="id_ID" w:bidi="id_ID"/>
+        </w:rPr>
+        <w:t>ἔχοντες μόρφωσιν εὐσεβείας</w:t>
+      </w:r>
+    </w:p>
+    <w:p>
+      <w:pPr/>
+      <w:r>
+        <w:rPr>
+          <w:lang w:val="id_ID" w:bidi="id_ID"/>
+        </w:rPr>
+      </w:r>
+      <w:r>
+        <w:rPr>
           <w:lang w:val="id_ID" w:bidi="id_ID"/>
         </w:rPr>
         <w:t xml:space="preserve">Di sini, frasa </w:t>
@@ -23325,6 +27105,21 @@
       </w:r>
       <w:r>
         <w:rPr>
+          <w:b/>
+          <w:lang w:val="id_ID" w:bidi="id_ID"/>
+        </w:rPr>
+        <w:t>τὴν &amp; δύναμιν αὐτῆς ἠρνημένοι</w:t>
+      </w:r>
+    </w:p>
+    <w:p>
+      <w:pPr/>
+      <w:r>
+        <w:rPr>
+          <w:lang w:val="id_ID" w:bidi="id_ID"/>
+        </w:rPr>
+      </w:r>
+      <w:r>
+        <w:rPr>
           <w:lang w:val="id_ID" w:bidi="id_ID"/>
         </w:rPr>
         <w:t xml:space="preserve">Di sini Paulus menyiratkan bahwa orang-orang ini menolak untuk mengalami dan bertindak berdasarkan </w:t>
@@ -23406,6 +27201,21 @@
       </w:r>
       <w:r>
         <w:rPr>
+          <w:b/>
+          <w:lang w:val="id_ID" w:bidi="id_ID"/>
+        </w:rPr>
+        <w:t>καὶ</w:t>
+      </w:r>
+    </w:p>
+    <w:p>
+      <w:pPr/>
+      <w:r>
+        <w:rPr>
+          <w:lang w:val="id_ID" w:bidi="id_ID"/>
+        </w:rPr>
+      </w:r>
+      <w:r>
+        <w:rPr>
           <w:lang w:val="id_ID" w:bidi="id_ID"/>
         </w:rPr>
         <w:t xml:space="preserve">Di sini, kata </w:t>
@@ -23500,6 +27310,21 @@
       </w:r>
       <w:r>
         <w:rPr>
+          <w:b/>
+          <w:lang w:val="id_ID" w:bidi="id_ID"/>
+        </w:rPr>
+        <w:t>τούτους ἀποτρέπου</w:t>
+      </w:r>
+    </w:p>
+    <w:p>
+      <w:pPr/>
+      <w:r>
+        <w:rPr>
+          <w:lang w:val="id_ID" w:bidi="id_ID"/>
+        </w:rPr>
+      </w:r>
+      <w:r>
+        <w:rPr>
           <w:lang w:val="id_ID" w:bidi="id_ID"/>
         </w:rPr>
         <w:t xml:space="preserve">Di sini Paulus berbicara tentang menghindari orang lain seolah-olah itu berarti </w:t>
@@ -23581,6 +27406,21 @@
       </w:r>
       <w:r>
         <w:rPr>
+          <w:b/>
+          <w:lang w:val="id_ID" w:bidi="id_ID"/>
+        </w:rPr>
+        <w:t>τούτους</w:t>
+      </w:r>
+    </w:p>
+    <w:p>
+      <w:pPr/>
+      <w:r>
+        <w:rPr>
+          <w:lang w:val="id_ID" w:bidi="id_ID"/>
+        </w:rPr>
+      </w:r>
+      <w:r>
+        <w:rPr>
           <w:lang w:val="id_ID" w:bidi="id_ID"/>
         </w:rPr>
         <w:t xml:space="preserve">Paulus menggunakan kata sifat </w:t>
@@ -23651,6 +27491,21 @@
         <w:rPr>
           <w:lang w:val="id_ID" w:bidi="id_ID"/>
         </w:rPr>
+      </w:r>
+    </w:p>
+    <w:p>
+      <w:pPr/>
+      <w:r>
+        <w:rPr>
+          <w:lang w:val="id_ID" w:bidi="id_ID"/>
+        </w:rPr>
+      </w:r>
+      <w:r>
+        <w:rPr>
+          <w:b/>
+          <w:lang w:val="id_ID" w:bidi="id_ID"/>
+        </w:rPr>
+        <w:t>γάρ</w:t>
       </w:r>
     </w:p>
     <w:p>
@@ -23774,6 +27629,21 @@
       </w:r>
       <w:r>
         <w:rPr>
+          <w:b/>
+          <w:lang w:val="id_ID" w:bidi="id_ID"/>
+        </w:rPr>
+        <w:t>ἐκ τούτων</w:t>
+      </w:r>
+    </w:p>
+    <w:p>
+      <w:pPr/>
+      <w:r>
+        <w:rPr>
+          <w:lang w:val="id_ID" w:bidi="id_ID"/>
+        </w:rPr>
+      </w:r>
+      <w:r>
+        <w:rPr>
           <w:lang w:val="id_ID" w:bidi="id_ID"/>
         </w:rPr>
         <w:t xml:space="preserve">Paulus menggunakan kata sifat </w:t>
@@ -23873,6 +27743,21 @@
       </w:r>
       <w:r>
         <w:rPr>
+          <w:b/>
+          <w:lang w:val="id_ID" w:bidi="id_ID"/>
+        </w:rPr>
+        <w:t>οἱ ἐνδύνοντες εἰς τὰς οἰκίας</w:t>
+      </w:r>
+    </w:p>
+    <w:p>
+      <w:pPr/>
+      <w:r>
+        <w:rPr>
+          <w:lang w:val="id_ID" w:bidi="id_ID"/>
+        </w:rPr>
+      </w:r>
+      <w:r>
+        <w:rPr>
           <w:lang w:val="id_ID" w:bidi="id_ID"/>
         </w:rPr>
         <w:t xml:space="preserve">Di sini Paulus mengacu pada bagaimana orang-orang ini mengunjungi rumah orang lain. Kata yang diterjemahkan </w:t>
@@ -23954,6 +27839,21 @@
       </w:r>
       <w:r>
         <w:rPr>
+          <w:b/>
+          <w:lang w:val="id_ID" w:bidi="id_ID"/>
+        </w:rPr>
+        <w:t>αἰχμαλωτίζοντες</w:t>
+      </w:r>
+    </w:p>
+    <w:p>
+      <w:pPr/>
+      <w:r>
+        <w:rPr>
+          <w:lang w:val="id_ID" w:bidi="id_ID"/>
+        </w:rPr>
+      </w:r>
+      <w:r>
+        <w:rPr>
           <w:lang w:val="id_ID" w:bidi="id_ID"/>
         </w:rPr>
         <w:t xml:space="preserve">Di sini Paulus berbicara tentang bagaimana orang-orang ini mempengaruhi </w:t>
@@ -24048,6 +27948,21 @@
       </w:r>
       <w:r>
         <w:rPr>
+          <w:b/>
+          <w:lang w:val="id_ID" w:bidi="id_ID"/>
+        </w:rPr>
+        <w:t>γυναικάρια</w:t>
+      </w:r>
+    </w:p>
+    <w:p>
+      <w:pPr/>
+      <w:r>
+        <w:rPr>
+          <w:lang w:val="id_ID" w:bidi="id_ID"/>
+        </w:rPr>
+      </w:r>
+      <w:r>
+        <w:rPr>
           <w:lang w:val="id_ID" w:bidi="id_ID"/>
         </w:rPr>
         <w:t xml:space="preserve">Di sini, Paulus merujuk kepada </w:t>
@@ -24142,6 +28057,21 @@
       </w:r>
       <w:r>
         <w:rPr>
+          <w:b/>
+          <w:lang w:val="id_ID" w:bidi="id_ID"/>
+        </w:rPr>
+        <w:t>σεσωρευμένα ἁμαρτίαις</w:t>
+      </w:r>
+    </w:p>
+    <w:p>
+      <w:pPr/>
+      <w:r>
+        <w:rPr>
+          <w:lang w:val="id_ID" w:bidi="id_ID"/>
+        </w:rPr>
+      </w:r>
+      <w:r>
+        <w:rPr>
           <w:lang w:val="id_ID" w:bidi="id_ID"/>
         </w:rPr>
         <w:t xml:space="preserve">Paulus berbicara tentang </w:t>
@@ -24236,6 +28166,21 @@
       </w:r>
       <w:r>
         <w:rPr>
+          <w:b/>
+          <w:lang w:val="id_ID" w:bidi="id_ID"/>
+        </w:rPr>
+        <w:t>σεσωρευμένα ἁμαρτίαις</w:t>
+      </w:r>
+    </w:p>
+    <w:p>
+      <w:pPr/>
+      <w:r>
+        <w:rPr>
+          <w:lang w:val="id_ID" w:bidi="id_ID"/>
+        </w:rPr>
+      </w:r>
+      <w:r>
+        <w:rPr>
           <w:lang w:val="id_ID" w:bidi="id_ID"/>
         </w:rPr>
         <w:t>Jika bahasa Anda tidak menggunakan bentuk pasif ini, Anda dapat mengekspresikan ide dalam bentuk aktif atau dengan cara lain yang alami dalam bahasa Anda. Jika Anda perlu mengatakan siapa yang melakukan tindakan tersebut, Anda dapat menunjukkan bahwa mereka sendiri yang melakukannya. Terjemahan alternatif: "yang membawa banyak dosa" "yang telah menimbun diri mereka dengan dosa"</w:t>
@@ -24304,6 +28249,21 @@
       </w:r>
       <w:r>
         <w:rPr>
+          <w:b/>
+          <w:lang w:val="id_ID" w:bidi="id_ID"/>
+        </w:rPr>
+        <w:t>ἀγόμενα ἐπιθυμίαις ποικίλαις</w:t>
+      </w:r>
+    </w:p>
+    <w:p>
+      <w:pPr/>
+      <w:r>
+        <w:rPr>
+          <w:lang w:val="id_ID" w:bidi="id_ID"/>
+        </w:rPr>
+      </w:r>
+      <w:r>
+        <w:rPr>
           <w:lang w:val="id_ID" w:bidi="id_ID"/>
         </w:rPr>
         <w:t xml:space="preserve">Paulus berbicara tentang </w:t>
@@ -24385,6 +28345,21 @@
       </w:r>
       <w:r>
         <w:rPr>
+          <w:b/>
+          <w:lang w:val="id_ID" w:bidi="id_ID"/>
+        </w:rPr>
+        <w:t>ἀγόμενα ἐπιθυμίαις ποικίλαις</w:t>
+      </w:r>
+    </w:p>
+    <w:p>
+      <w:pPr/>
+      <w:r>
+        <w:rPr>
+          <w:lang w:val="id_ID" w:bidi="id_ID"/>
+        </w:rPr>
+      </w:r>
+      <w:r>
+        <w:rPr>
           <w:lang w:val="id_ID" w:bidi="id_ID"/>
         </w:rPr>
         <w:t>Jika bahasa Anda tidak menggunakan bentuk pasif ini, Anda dapat mengekspresikan ide dalam bentuk aktif atau dengan cara lain yang wajar dalam bahasa Anda. Terjemahan alternatif: "berbagai keinginan yang membawa mereka pergi"</w:t>
@@ -24453,6 +28428,21 @@
       </w:r>
       <w:r>
         <w:rPr>
+          <w:b/>
+          <w:lang w:val="id_ID" w:bidi="id_ID"/>
+        </w:rPr>
+        <w:t>καὶ</w:t>
+      </w:r>
+    </w:p>
+    <w:p>
+      <w:pPr/>
+      <w:r>
+        <w:rPr>
+          <w:lang w:val="id_ID" w:bidi="id_ID"/>
+        </w:rPr>
+      </w:r>
+      <w:r>
+        <w:rPr>
           <w:lang w:val="id_ID" w:bidi="id_ID"/>
         </w:rPr>
         <w:t xml:space="preserve">Di sini, kata </w:t>
@@ -24536,6 +28526,21 @@
         <w:rPr>
           <w:lang w:val="id_ID" w:bidi="id_ID"/>
         </w:rPr>
+      </w:r>
+    </w:p>
+    <w:p>
+      <w:pPr/>
+      <w:r>
+        <w:rPr>
+          <w:lang w:val="id_ID" w:bidi="id_ID"/>
+        </w:rPr>
+      </w:r>
+      <w:r>
+        <w:rPr>
+          <w:b/>
+          <w:lang w:val="id_ID" w:bidi="id_ID"/>
+        </w:rPr>
+        <w:t>μηδέποτε εἰς ἐπίγνωσιν ἀληθείας ἐλθεῖν δυνάμενα</w:t>
       </w:r>
     </w:p>
     <w:p>
@@ -24649,6 +28654,21 @@
       </w:r>
       <w:r>
         <w:rPr>
+          <w:b/>
+          <w:lang w:val="id_ID" w:bidi="id_ID"/>
+        </w:rPr>
+        <w:t>εἰς ἐπίγνωσιν ἀληθείας</w:t>
+      </w:r>
+    </w:p>
+    <w:p>
+      <w:pPr/>
+      <w:r>
+        <w:rPr>
+          <w:lang w:val="id_ID" w:bidi="id_ID"/>
+        </w:rPr>
+      </w:r>
+      <w:r>
+        <w:rPr>
           <w:lang w:val="id_ID" w:bidi="id_ID"/>
         </w:rPr>
         <w:t xml:space="preserve">Jika bahasa Anda tidak menggunakan kata benda abstrak untuk gagasan </w:t>
@@ -24732,6 +28752,21 @@
         <w:rPr>
           <w:lang w:val="id_ID" w:bidi="id_ID"/>
         </w:rPr>
+      </w:r>
+    </w:p>
+    <w:p>
+      <w:pPr/>
+      <w:r>
+        <w:rPr>
+          <w:lang w:val="id_ID" w:bidi="id_ID"/>
+        </w:rPr>
+      </w:r>
+      <w:r>
+        <w:rPr>
+          <w:b/>
+          <w:lang w:val="id_ID" w:bidi="id_ID"/>
+        </w:rPr>
+        <w:t>Ἰάννης καὶ Ἰαμβρῆς ἀντέστησαν Μωϋσεῖ</w:t>
       </w:r>
     </w:p>
     <w:p>
@@ -24868,6 +28903,21 @@
       </w:r>
       <w:r>
         <w:rPr>
+          <w:b/>
+          <w:lang w:val="id_ID" w:bidi="id_ID"/>
+        </w:rPr>
+        <w:t>Ἰάννης καὶ Ἰαμβρῆς</w:t>
+      </w:r>
+    </w:p>
+    <w:p>
+      <w:pPr/>
+      <w:r>
+        <w:rPr>
+          <w:lang w:val="id_ID" w:bidi="id_ID"/>
+        </w:rPr>
+      </w:r>
+      <w:r>
+        <w:rPr>
           <w:lang w:val="id_ID" w:bidi="id_ID"/>
         </w:rPr>
         <w:t xml:space="preserve">Kata </w:t>
@@ -24951,6 +29001,21 @@
         <w:rPr>
           <w:lang w:val="id_ID" w:bidi="id_ID"/>
         </w:rPr>
+      </w:r>
+    </w:p>
+    <w:p>
+      <w:pPr/>
+      <w:r>
+        <w:rPr>
+          <w:lang w:val="id_ID" w:bidi="id_ID"/>
+        </w:rPr>
+      </w:r>
+      <w:r>
+        <w:rPr>
+          <w:b/>
+          <w:lang w:val="id_ID" w:bidi="id_ID"/>
+        </w:rPr>
+        <w:t>οὗτοι</w:t>
       </w:r>
     </w:p>
     <w:p>
@@ -25061,6 +29126,21 @@
       </w:r>
       <w:r>
         <w:rPr>
+          <w:b/>
+          <w:lang w:val="id_ID" w:bidi="id_ID"/>
+        </w:rPr>
+        <w:t>τῇ ἀληθείᾳ</w:t>
+      </w:r>
+    </w:p>
+    <w:p>
+      <w:pPr/>
+      <w:r>
+        <w:rPr>
+          <w:lang w:val="id_ID" w:bidi="id_ID"/>
+        </w:rPr>
+      </w:r>
+      <w:r>
+        <w:rPr>
           <w:lang w:val="id_ID" w:bidi="id_ID"/>
         </w:rPr>
         <w:t xml:space="preserve">Jika bahasa Anda tidak menggunakan kata benda abstrak untuk ide </w:t>
@@ -25142,6 +29222,21 @@
       </w:r>
       <w:r>
         <w:rPr>
+          <w:b/>
+          <w:lang w:val="id_ID" w:bidi="id_ID"/>
+        </w:rPr>
+        <w:t>ἄνθρωποι</w:t>
+      </w:r>
+    </w:p>
+    <w:p>
+      <w:pPr/>
+      <w:r>
+        <w:rPr>
+          <w:lang w:val="id_ID" w:bidi="id_ID"/>
+        </w:rPr>
+      </w:r>
+      <w:r>
+        <w:rPr>
           <w:lang w:val="id_ID" w:bidi="id_ID"/>
         </w:rPr>
         <w:t xml:space="preserve">Meskipun istilah </w:t>
@@ -25223,6 +29318,21 @@
       </w:r>
       <w:r>
         <w:rPr>
+          <w:b/>
+          <w:lang w:val="id_ID" w:bidi="id_ID"/>
+        </w:rPr>
+        <w:t>κατεφθαρμένοι τὸν νοῦν</w:t>
+      </w:r>
+    </w:p>
+    <w:p>
+      <w:pPr/>
+      <w:r>
+        <w:rPr>
+          <w:lang w:val="id_ID" w:bidi="id_ID"/>
+        </w:rPr>
+      </w:r>
+      <w:r>
+        <w:rPr>
           <w:lang w:val="id_ID" w:bidi="id_ID"/>
         </w:rPr>
         <w:t>Jika bahasa Anda tidak menggunakan bentuk pasif ini, Anda dapat mengekspresikan ide dalam bentuk aktif atau dengan cara lain yang alami dalam bahasa Anda. Jika Anda perlu mengatakan siapa yang melakukan tindakan tersebut, jelas dari konteksnya bahwa itu adalah mereka sendiri. Terjemahan alternatif: "yang pikirannya rusak" atau "yang telah merusak pikiran mereka"</w:t>
@@ -25291,6 +29401,21 @@
       </w:r>
       <w:r>
         <w:rPr>
+          <w:b/>
+          <w:lang w:val="id_ID" w:bidi="id_ID"/>
+        </w:rPr>
+        <w:t>τὸν νοῦν</w:t>
+      </w:r>
+    </w:p>
+    <w:p>
+      <w:pPr/>
+      <w:r>
+        <w:rPr>
+          <w:lang w:val="id_ID" w:bidi="id_ID"/>
+        </w:rPr>
+      </w:r>
+      <w:r>
+        <w:rPr>
           <w:lang w:val="id_ID" w:bidi="id_ID"/>
         </w:rPr>
         <w:t xml:space="preserve">Jika dalam bahasa Anda tidak wajar jika berbicara seolah-olah sekelompok orang hanya memiliki satu </w:t>
@@ -25372,6 +29497,21 @@
       </w:r>
       <w:r>
         <w:rPr>
+          <w:b/>
+          <w:lang w:val="id_ID" w:bidi="id_ID"/>
+        </w:rPr>
+        <w:t>ἀδόκιμοι περὶ τὴν πίστιν</w:t>
+      </w:r>
+    </w:p>
+    <w:p>
+      <w:pPr/>
+      <w:r>
+        <w:rPr>
+          <w:lang w:val="id_ID" w:bidi="id_ID"/>
+        </w:rPr>
+      </w:r>
+      <w:r>
+        <w:rPr>
           <w:lang w:val="id_ID" w:bidi="id_ID"/>
         </w:rPr>
         <w:t xml:space="preserve">Di sini Paulus menyiratkan bahwa, ketika Allah menguji </w:t>
@@ -25453,6 +29593,21 @@
       </w:r>
       <w:r>
         <w:rPr>
+          <w:b/>
+          <w:lang w:val="id_ID" w:bidi="id_ID"/>
+        </w:rPr>
+        <w:t>περὶ τὴν πίστιν</w:t>
+      </w:r>
+    </w:p>
+    <w:p>
+      <w:pPr/>
+      <w:r>
+        <w:rPr>
+          <w:lang w:val="id_ID" w:bidi="id_ID"/>
+        </w:rPr>
+      </w:r>
+      <w:r>
+        <w:rPr>
           <w:lang w:val="id_ID" w:bidi="id_ID"/>
         </w:rPr>
         <w:t xml:space="preserve">Di sini, kata </w:t>
@@ -25560,6 +29715,21 @@
       </w:r>
       <w:r>
         <w:rPr>
+          <w:b/>
+          <w:lang w:val="id_ID" w:bidi="id_ID"/>
+        </w:rPr>
+        <w:t>περὶ τὴν πίστιν</w:t>
+      </w:r>
+    </w:p>
+    <w:p>
+      <w:pPr/>
+      <w:r>
+        <w:rPr>
+          <w:lang w:val="id_ID" w:bidi="id_ID"/>
+        </w:rPr>
+      </w:r>
+      <w:r>
+        <w:rPr>
           <w:lang w:val="id_ID" w:bidi="id_ID"/>
         </w:rPr>
         <w:t xml:space="preserve">Jika bahasa Anda tidak menggunakan kata benda abstrak untuk ide </w:t>
@@ -25630,6 +29800,21 @@
         <w:rPr>
           <w:lang w:val="id_ID" w:bidi="id_ID"/>
         </w:rPr>
+      </w:r>
+    </w:p>
+    <w:p>
+      <w:pPr/>
+      <w:r>
+        <w:rPr>
+          <w:lang w:val="id_ID" w:bidi="id_ID"/>
+        </w:rPr>
+      </w:r>
+      <w:r>
+        <w:rPr>
+          <w:b/>
+          <w:lang w:val="id_ID" w:bidi="id_ID"/>
+        </w:rPr>
+        <w:t>ἀλλ’</w:t>
       </w:r>
     </w:p>
     <w:p>
@@ -25740,6 +29925,21 @@
       </w:r>
       <w:r>
         <w:rPr>
+          <w:b/>
+          <w:lang w:val="id_ID" w:bidi="id_ID"/>
+        </w:rPr>
+        <w:t>οὐ προκόψουσιν ἐπὶ πλεῖον</w:t>
+      </w:r>
+    </w:p>
+    <w:p>
+      <w:pPr/>
+      <w:r>
+        <w:rPr>
+          <w:lang w:val="id_ID" w:bidi="id_ID"/>
+        </w:rPr>
+      </w:r>
+      <w:r>
+        <w:rPr>
           <w:lang w:val="id_ID" w:bidi="id_ID"/>
         </w:rPr>
         <w:t xml:space="preserve">Di sini Paulus berbicara tentang orang-orang yang berhasil dalam mengajar seolah-olah mereka maju </w:t>
@@ -25821,6 +30021,21 @@
       </w:r>
       <w:r>
         <w:rPr>
+          <w:b/>
+          <w:lang w:val="id_ID" w:bidi="id_ID"/>
+        </w:rPr>
+        <w:t>ἡ &amp; ἄνοια αὐτῶν</w:t>
+      </w:r>
+    </w:p>
+    <w:p>
+      <w:pPr/>
+      <w:r>
+        <w:rPr>
+          <w:lang w:val="id_ID" w:bidi="id_ID"/>
+        </w:rPr>
+      </w:r>
+      <w:r>
+        <w:rPr>
           <w:lang w:val="id_ID" w:bidi="id_ID"/>
         </w:rPr>
         <w:t xml:space="preserve">Jika bahasa Anda tidak menggunakan kata benda abstrak untuk ide </w:t>
@@ -25902,6 +30117,21 @@
       </w:r>
       <w:r>
         <w:rPr>
+          <w:b/>
+          <w:lang w:val="id_ID" w:bidi="id_ID"/>
+        </w:rPr>
+        <w:t>πᾶσιν</w:t>
+      </w:r>
+    </w:p>
+    <w:p>
+      <w:pPr/>
+      <w:r>
+        <w:rPr>
+          <w:lang w:val="id_ID" w:bidi="id_ID"/>
+        </w:rPr>
+      </w:r>
+      <w:r>
+        <w:rPr>
           <w:lang w:val="id_ID" w:bidi="id_ID"/>
         </w:rPr>
         <w:t xml:space="preserve">Paulus menggunakan kata sifat </w:t>
@@ -25983,6 +30213,21 @@
       </w:r>
       <w:r>
         <w:rPr>
+          <w:b/>
+          <w:lang w:val="id_ID" w:bidi="id_ID"/>
+        </w:rPr>
+        <w:t>πᾶσιν</w:t>
+      </w:r>
+    </w:p>
+    <w:p>
+      <w:pPr/>
+      <w:r>
+        <w:rPr>
+          <w:lang w:val="id_ID" w:bidi="id_ID"/>
+        </w:rPr>
+      </w:r>
+      <w:r>
+        <w:rPr>
           <w:lang w:val="id_ID" w:bidi="id_ID"/>
         </w:rPr>
         <w:t xml:space="preserve">Paulus menggunakan kata sifat </w:t>
@@ -26064,6 +30309,21 @@
       </w:r>
       <w:r>
         <w:rPr>
+          <w:b/>
+          <w:lang w:val="id_ID" w:bidi="id_ID"/>
+        </w:rPr>
+        <w:t>ἡ ἐκείνων</w:t>
+      </w:r>
+    </w:p>
+    <w:p>
+      <w:pPr/>
+      <w:r>
+        <w:rPr>
+          <w:lang w:val="id_ID" w:bidi="id_ID"/>
+        </w:rPr>
+      </w:r>
+      <w:r>
+        <w:rPr>
           <w:lang w:val="id_ID" w:bidi="id_ID"/>
         </w:rPr>
         <w:t xml:space="preserve">Paulus menggunakan kata sifat </w:t>
@@ -26158,6 +30418,21 @@
       </w:r>
       <w:r>
         <w:rPr>
+          <w:b/>
+          <w:lang w:val="id_ID" w:bidi="id_ID"/>
+        </w:rPr>
+        <w:t>ἐγένετο</w:t>
+      </w:r>
+    </w:p>
+    <w:p>
+      <w:pPr/>
+      <w:r>
+        <w:rPr>
+          <w:lang w:val="id_ID" w:bidi="id_ID"/>
+        </w:rPr>
+      </w:r>
+      <w:r>
+        <w:rPr>
           <w:lang w:val="id_ID" w:bidi="id_ID"/>
         </w:rPr>
         <w:t>Paulus menghilangkan beberapa kata yang dalam banyak bahasa diperlukan untuk melengkapi kalimat. Anda dapat menyediakan kata-kata ini dari awal kalimat jika akan lebih jelas dalam bahasa Anda. Terjemahan alternatif: "menjadi jelas"</w:t>
@@ -26215,6 +30490,21 @@
         <w:rPr>
           <w:lang w:val="id_ID" w:bidi="id_ID"/>
         </w:rPr>
+      </w:r>
+    </w:p>
+    <w:p>
+      <w:pPr/>
+      <w:r>
+        <w:rPr>
+          <w:lang w:val="id_ID" w:bidi="id_ID"/>
+        </w:rPr>
+      </w:r>
+      <w:r>
+        <w:rPr>
+          <w:b/>
+          <w:lang w:val="id_ID" w:bidi="id_ID"/>
+        </w:rPr>
+        <w:t>ἐγένετο</w:t>
       </w:r>
     </w:p>
     <w:p>
@@ -26330,6 +30620,21 @@
       </w:r>
       <w:r>
         <w:rPr>
+          <w:b/>
+          <w:lang w:val="id_ID" w:bidi="id_ID"/>
+        </w:rPr>
+        <w:t>σὺ δὲ</w:t>
+      </w:r>
+    </w:p>
+    <w:p>
+      <w:pPr/>
+      <w:r>
+        <w:rPr>
+          <w:lang w:val="id_ID" w:bidi="id_ID"/>
+        </w:rPr>
+      </w:r>
+      <w:r>
+        <w:rPr>
           <w:lang w:val="id_ID" w:bidi="id_ID"/>
         </w:rPr>
         <w:t xml:space="preserve">Di sini, kata </w:t>
@@ -26424,6 +30729,21 @@
       </w:r>
       <w:r>
         <w:rPr>
+          <w:b/>
+          <w:lang w:val="id_ID" w:bidi="id_ID"/>
+        </w:rPr>
+        <w:t>σὺ &amp; παρηκολούθησάς</w:t>
+      </w:r>
+    </w:p>
+    <w:p>
+      <w:pPr/>
+      <w:r>
+        <w:rPr>
+          <w:lang w:val="id_ID" w:bidi="id_ID"/>
+        </w:rPr>
+      </w:r>
+      <w:r>
+        <w:rPr>
           <w:lang w:val="id_ID" w:bidi="id_ID"/>
         </w:rPr>
         <w:t xml:space="preserve">Di sini Paulus berbicara seolah-olah Timotius </w:t>
@@ -26505,6 +30825,21 @@
       </w:r>
       <w:r>
         <w:rPr>
+          <w:b/>
+          <w:lang w:val="id_ID" w:bidi="id_ID"/>
+        </w:rPr>
+        <w:t>μου τῇ διδασκαλίᾳ, τῇ ἀγωγῇ, τῇ προθέσει, τῇ πίστει, τῇ μακροθυμίᾳ, τῇ ἀγάπῃ, τῇ ὑπομονῇ &amp; τοῖς διωγμοῖς, τοῖς παθήμασιν, οἷά</w:t>
+      </w:r>
+    </w:p>
+    <w:p>
+      <w:pPr/>
+      <w:r>
+        <w:rPr>
+          <w:lang w:val="id_ID" w:bidi="id_ID"/>
+        </w:rPr>
+      </w:r>
+      <w:r>
+        <w:rPr>
           <w:lang w:val="id_ID" w:bidi="id_ID"/>
         </w:rPr>
         <w:t>Jika bahasa Anda tidak menggunakan kata benda abstrak untuk beberapa atau semua ide dalam daftar ini, Anda dapat mengekspresikan ide yang sama dengan cara lain. Terjemahan alternatif: "apa yang saya ajarkan, bagaimana saya berperilaku, apa yang telah saya pilih untuk dilakukan, bagaimana saya percaya, bagaimana saya sabar, bagaimana saya mengasihi orang lain, bagaimana saya menanggung segala sesuatu, bagaimana saya dianiaya, dan bagaimana saya menderita. Hal-hal seperti itu"</w:t>
@@ -26573,6 +30908,21 @@
       </w:r>
       <w:r>
         <w:rPr>
+          <w:b/>
+          <w:lang w:val="id_ID" w:bidi="id_ID"/>
+        </w:rPr>
+        <w:t>οἷά</w:t>
+      </w:r>
+    </w:p>
+    <w:p>
+      <w:pPr/>
+      <w:r>
+        <w:rPr>
+          <w:lang w:val="id_ID" w:bidi="id_ID"/>
+        </w:rPr>
+      </w:r>
+      <w:r>
+        <w:rPr>
           <w:lang w:val="id_ID" w:bidi="id_ID"/>
         </w:rPr>
         <w:t xml:space="preserve">Di sini, frasa </w:t>
@@ -26693,6 +31043,21 @@
       </w:r>
       <w:r>
         <w:rPr>
+          <w:b/>
+          <w:lang w:val="id_ID" w:bidi="id_ID"/>
+        </w:rPr>
+        <w:t>οἵους διωγμοὺς ὑπήνεγκα</w:t>
+      </w:r>
+    </w:p>
+    <w:p>
+      <w:pPr/>
+      <w:r>
+        <w:rPr>
+          <w:lang w:val="id_ID" w:bidi="id_ID"/>
+        </w:rPr>
+      </w:r>
+      <w:r>
+        <w:rPr>
           <w:lang w:val="id_ID" w:bidi="id_ID"/>
         </w:rPr>
         <w:t xml:space="preserve">Di sini, frasa </w:t>
@@ -26774,6 +31139,21 @@
       </w:r>
       <w:r>
         <w:rPr>
+          <w:b/>
+          <w:lang w:val="id_ID" w:bidi="id_ID"/>
+        </w:rPr>
+        <w:t>οἵους διωγμοὺς ὑπήνεγκα</w:t>
+      </w:r>
+    </w:p>
+    <w:p>
+      <w:pPr/>
+      <w:r>
+        <w:rPr>
+          <w:lang w:val="id_ID" w:bidi="id_ID"/>
+        </w:rPr>
+      </w:r>
+      <w:r>
+        <w:rPr>
           <w:lang w:val="id_ID" w:bidi="id_ID"/>
         </w:rPr>
         <w:t xml:space="preserve">Jika bahasa Anda tidak menggunakan kata benda abstrak untuk ide </w:t>
@@ -26855,6 +31235,21 @@
       </w:r>
       <w:r>
         <w:rPr>
+          <w:b/>
+          <w:lang w:val="id_ID" w:bidi="id_ID"/>
+        </w:rPr>
+        <w:t>καὶ</w:t>
+      </w:r>
+    </w:p>
+    <w:p>
+      <w:pPr/>
+      <w:r>
+        <w:rPr>
+          <w:lang w:val="id_ID" w:bidi="id_ID"/>
+        </w:rPr>
+      </w:r>
+      <w:r>
+        <w:rPr>
           <w:lang w:val="id_ID" w:bidi="id_ID"/>
         </w:rPr>
         <w:t xml:space="preserve">Di sini, kata </w:t>
@@ -26949,6 +31344,21 @@
       </w:r>
       <w:r>
         <w:rPr>
+          <w:b/>
+          <w:lang w:val="id_ID" w:bidi="id_ID"/>
+        </w:rPr>
+        <w:t>καὶ &amp; δὲ</w:t>
+      </w:r>
+    </w:p>
+    <w:p>
+      <w:pPr/>
+      <w:r>
+        <w:rPr>
+          <w:lang w:val="id_ID" w:bidi="id_ID"/>
+        </w:rPr>
+      </w:r>
+      <w:r>
+        <w:rPr>
           <w:lang w:val="id_ID" w:bidi="id_ID"/>
         </w:rPr>
         <w:t xml:space="preserve">Di sini, frasa </w:t>
@@ -27030,6 +31440,21 @@
       </w:r>
       <w:r>
         <w:rPr>
+          <w:b/>
+          <w:lang w:val="id_ID" w:bidi="id_ID"/>
+        </w:rPr>
+        <w:t>πάντες &amp; οἱ θέλοντες ζῆν εὐσεβῶς ἐν Χριστῷ Ἰησοῦ διωχθήσονται</w:t>
+      </w:r>
+    </w:p>
+    <w:p>
+      <w:pPr/>
+      <w:r>
+        <w:rPr>
+          <w:lang w:val="id_ID" w:bidi="id_ID"/>
+        </w:rPr>
+      </w:r>
+      <w:r>
+        <w:rPr>
           <w:lang w:val="id_ID" w:bidi="id_ID"/>
         </w:rPr>
         <w:t>Jika bahasa Anda tidak menggunakan bentuk pasif ini, Anda dapat mengekspresikan ide dalam bentuk aktif atau dengan cara lain yang alami dalam bahasa Anda. Jika Anda perlu mengatakan siapa yang melakukan tindakan tersebut, Anda dapat menggunakan subjek tak tentu. Terjemahan alternatif: "orang akan menganiaya semua orang yang ingin hidup saleh di dalam Kristus Yesus"</w:t>
@@ -27098,6 +31523,21 @@
       </w:r>
       <w:r>
         <w:rPr>
+          <w:b/>
+          <w:lang w:val="id_ID" w:bidi="id_ID"/>
+        </w:rPr>
+        <w:t>ἐν Χριστῷ Ἰησοῦ</w:t>
+      </w:r>
+    </w:p>
+    <w:p>
+      <w:pPr/>
+      <w:r>
+        <w:rPr>
+          <w:lang w:val="id_ID" w:bidi="id_ID"/>
+        </w:rPr>
+      </w:r>
+      <w:r>
+        <w:rPr>
           <w:lang w:val="id_ID" w:bidi="id_ID"/>
         </w:rPr>
         <w:t xml:space="preserve">Di sini Paulus menggunakan metafora spasial </w:t>
@@ -27257,6 +31697,21 @@
       </w:r>
       <w:r>
         <w:rPr>
+          <w:b/>
+          <w:lang w:val="id_ID" w:bidi="id_ID"/>
+        </w:rPr>
+        <w:t>δὲ</w:t>
+      </w:r>
+    </w:p>
+    <w:p>
+      <w:pPr/>
+      <w:r>
+        <w:rPr>
+          <w:lang w:val="id_ID" w:bidi="id_ID"/>
+        </w:rPr>
+      </w:r>
+      <w:r>
+        <w:rPr>
           <w:lang w:val="id_ID" w:bidi="id_ID"/>
         </w:rPr>
         <w:t xml:space="preserve">Di sini, kata </w:t>
@@ -27364,6 +31819,21 @@
       </w:r>
       <w:r>
         <w:rPr>
+          <w:b/>
+          <w:lang w:val="id_ID" w:bidi="id_ID"/>
+        </w:rPr>
+        <w:t>ἄνθρωποι</w:t>
+      </w:r>
+    </w:p>
+    <w:p>
+      <w:pPr/>
+      <w:r>
+        <w:rPr>
+          <w:lang w:val="id_ID" w:bidi="id_ID"/>
+        </w:rPr>
+      </w:r>
+      <w:r>
+        <w:rPr>
           <w:lang w:val="id_ID" w:bidi="id_ID"/>
         </w:rPr>
         <w:t xml:space="preserve">Meskipun istilah </w:t>
@@ -27445,6 +31915,21 @@
       </w:r>
       <w:r>
         <w:rPr>
+          <w:b/>
+          <w:lang w:val="id_ID" w:bidi="id_ID"/>
+        </w:rPr>
+        <w:t>πονηροὶ &amp; ἄνθρωποι καὶ γόητες</w:t>
+      </w:r>
+    </w:p>
+    <w:p>
+      <w:pPr/>
+      <w:r>
+        <w:rPr>
+          <w:lang w:val="id_ID" w:bidi="id_ID"/>
+        </w:rPr>
+      </w:r>
+      <w:r>
+        <w:rPr>
           <w:lang w:val="id_ID" w:bidi="id_ID"/>
         </w:rPr>
         <w:t xml:space="preserve">Di sini, frasa </w:t>
@@ -27539,6 +32024,21 @@
       </w:r>
       <w:r>
         <w:rPr>
+          <w:b/>
+          <w:lang w:val="id_ID" w:bidi="id_ID"/>
+        </w:rPr>
+        <w:t>προκόψουσιν ἐπὶ τὸ χεῖρον</w:t>
+      </w:r>
+    </w:p>
+    <w:p>
+      <w:pPr/>
+      <w:r>
+        <w:rPr>
+          <w:lang w:val="id_ID" w:bidi="id_ID"/>
+        </w:rPr>
+      </w:r>
+      <w:r>
+        <w:rPr>
           <w:lang w:val="id_ID" w:bidi="id_ID"/>
         </w:rPr>
         <w:t xml:space="preserve">Di sini Paulus berbicara tentang orang-orang ini seolah-olah mereka secara fisik dapat </w:t>
@@ -27659,6 +32159,21 @@
       </w:r>
       <w:r>
         <w:rPr>
+          <w:b/>
+          <w:lang w:val="id_ID" w:bidi="id_ID"/>
+        </w:rPr>
+        <w:t>ἐπὶ τὸ χεῖρον</w:t>
+      </w:r>
+    </w:p>
+    <w:p>
+      <w:pPr/>
+      <w:r>
+        <w:rPr>
+          <w:lang w:val="id_ID" w:bidi="id_ID"/>
+        </w:rPr>
+      </w:r>
+      <w:r>
+        <w:rPr>
           <w:lang w:val="id_ID" w:bidi="id_ID"/>
         </w:rPr>
         <w:t xml:space="preserve">Paulus menggunakan kata sifat </w:t>
@@ -27740,6 +32255,21 @@
       </w:r>
       <w:r>
         <w:rPr>
+          <w:b/>
+          <w:lang w:val="id_ID" w:bidi="id_ID"/>
+        </w:rPr>
+        <w:t>πλανῶντες καὶ πλανώμενοι</w:t>
+      </w:r>
+    </w:p>
+    <w:p>
+      <w:pPr/>
+      <w:r>
+        <w:rPr>
+          <w:lang w:val="id_ID" w:bidi="id_ID"/>
+        </w:rPr>
+      </w:r>
+      <w:r>
+        <w:rPr>
           <w:lang w:val="id_ID" w:bidi="id_ID"/>
         </w:rPr>
         <w:t xml:space="preserve">Di sini Paulus berbicara seolah-olah </w:t>
@@ -27847,6 +32377,21 @@
       </w:r>
       <w:r>
         <w:rPr>
+          <w:b/>
+          <w:lang w:val="id_ID" w:bidi="id_ID"/>
+        </w:rPr>
+        <w:t>πλανώμενοι</w:t>
+      </w:r>
+    </w:p>
+    <w:p>
+      <w:pPr/>
+      <w:r>
+        <w:rPr>
+          <w:lang w:val="id_ID" w:bidi="id_ID"/>
+        </w:rPr>
+      </w:r>
+      <w:r>
+        <w:rPr>
           <w:lang w:val="id_ID" w:bidi="id_ID"/>
         </w:rPr>
         <w:t>Jika bahasa Anda tidak menggunakan bentuk pasif ini, Anda dapat mengekspresikan ide dalam bentuk aktif atau dengan cara lain yang alami dalam bahasa Anda. Jika Anda perlu mengatakan siapa yang melakukan tindakan tersebut, Anda dapat menggunakan subjek tak tentu. Terjemahan alternatif: "orang lain yang menyesatkan mereka"</w:t>
@@ -27915,6 +32460,21 @@
       </w:r>
       <w:r>
         <w:rPr>
+          <w:b/>
+          <w:lang w:val="id_ID" w:bidi="id_ID"/>
+        </w:rPr>
+        <w:t>σὺ δὲ</w:t>
+      </w:r>
+    </w:p>
+    <w:p>
+      <w:pPr/>
+      <w:r>
+        <w:rPr>
+          <w:lang w:val="id_ID" w:bidi="id_ID"/>
+        </w:rPr>
+      </w:r>
+      <w:r>
+        <w:rPr>
           <w:lang w:val="id_ID" w:bidi="id_ID"/>
         </w:rPr>
         <w:t xml:space="preserve">Di sini, kata </w:t>
@@ -27996,6 +32556,21 @@
       </w:r>
       <w:r>
         <w:rPr>
+          <w:b/>
+          <w:lang w:val="id_ID" w:bidi="id_ID"/>
+        </w:rPr>
+        <w:t>μένε ἐν οἷς ἔμαθες καὶ ἐπιστώθης, εἰδὼς παρὰ τίνων ἔμαθες</w:t>
+      </w:r>
+    </w:p>
+    <w:p>
+      <w:pPr/>
+      <w:r>
+        <w:rPr>
+          <w:lang w:val="id_ID" w:bidi="id_ID"/>
+        </w:rPr>
+      </w:r>
+      <w:r>
+        <w:rPr>
           <w:lang w:val="id_ID" w:bidi="id_ID"/>
         </w:rPr>
         <w:t>Jika akan lebih alami dalam bahasa Anda, Anda dapat membalik urutan klausa ini, karena klausa kedua memberikan alasan untuk hasil yang dijelaskan oleh klausa pertama. Terjemahan alternatif: "Kamu tahu dari siapa kamu belajar apa yang kamu pelajari dan kamu yakini. Jadi, tetaplah berada di dalam hal-hal itu, dengan mengetahui kebenaran itu"</w:t>
@@ -28064,6 +32639,21 @@
       </w:r>
       <w:r>
         <w:rPr>
+          <w:b/>
+          <w:lang w:val="id_ID" w:bidi="id_ID"/>
+        </w:rPr>
+        <w:t>μένε ἐν</w:t>
+      </w:r>
+    </w:p>
+    <w:p>
+      <w:pPr/>
+      <w:r>
+        <w:rPr>
+          <w:lang w:val="id_ID" w:bidi="id_ID"/>
+        </w:rPr>
+      </w:r>
+      <w:r>
+        <w:rPr>
           <w:lang w:val="id_ID" w:bidi="id_ID"/>
         </w:rPr>
         <w:t xml:space="preserve">Di sini Paulus berbicara seolah-olah apa yang Timotius </w:t>
@@ -28171,6 +32761,21 @@
       </w:r>
       <w:r>
         <w:rPr>
+          <w:b/>
+          <w:lang w:val="id_ID" w:bidi="id_ID"/>
+        </w:rPr>
+        <w:t>ἐπιστώθης</w:t>
+      </w:r>
+    </w:p>
+    <w:p>
+      <w:pPr/>
+      <w:r>
+        <w:rPr>
+          <w:lang w:val="id_ID" w:bidi="id_ID"/>
+        </w:rPr>
+      </w:r>
+      <w:r>
+        <w:rPr>
           <w:lang w:val="id_ID" w:bidi="id_ID"/>
         </w:rPr>
         <w:t>Jika bahasa Anda tidak menggunakan bentuk pasif ini, Anda dapat mengekspresikan ide dalam bentuk aktif atau dengan cara lain yang wajar dalam bahasa Anda. Terjemahan alternatif: "merasa yakin tentang"</w:t>
@@ -28239,6 +32844,21 @@
       </w:r>
       <w:r>
         <w:rPr>
+          <w:b/>
+          <w:lang w:val="id_ID" w:bidi="id_ID"/>
+        </w:rPr>
+        <w:t>εἰδὼς παρὰ τίνων ἔμαθες</w:t>
+      </w:r>
+    </w:p>
+    <w:p>
+      <w:pPr/>
+      <w:r>
+        <w:rPr>
+          <w:lang w:val="id_ID" w:bidi="id_ID"/>
+        </w:rPr>
+      </w:r>
+      <w:r>
+        <w:rPr>
           <w:lang w:val="id_ID" w:bidi="id_ID"/>
         </w:rPr>
         <w:t>Di sini Paulus menyiratkan bahwa Timotius tahu bahwa orang-orang ini dapat dipercaya. Jika itu akan membantu dalam bahasa Anda, Anda dapat membuat gagasan itu lebih eksplisit. Terjemahan alternatif: "karena engkau tahu bahwa orang-orang yang engkau pelajari itu dapat dipercaya"</w:t>
@@ -28307,6 +32927,21 @@
       </w:r>
       <w:r>
         <w:rPr>
+          <w:b/>
+          <w:lang w:val="id_ID" w:bidi="id_ID"/>
+        </w:rPr>
+        <w:t>ἀπὸ βρέφους</w:t>
+      </w:r>
+    </w:p>
+    <w:p>
+      <w:pPr/>
+      <w:r>
+        <w:rPr>
+          <w:lang w:val="id_ID" w:bidi="id_ID"/>
+        </w:rPr>
+      </w:r>
+      <w:r>
+        <w:rPr>
           <w:lang w:val="id_ID" w:bidi="id_ID"/>
         </w:rPr>
         <w:t xml:space="preserve">Jika bahasa Anda tidak menggunakan kata benda abstrak untuk ide </w:t>
@@ -28388,6 +33023,21 @@
       </w:r>
       <w:r>
         <w:rPr>
+          <w:b/>
+          <w:lang w:val="id_ID" w:bidi="id_ID"/>
+        </w:rPr>
+        <w:t>εἰς σωτηρίαν διὰ πίστεως τῆς ἐν Χριστῷ Ἰησοῦ</w:t>
+      </w:r>
+    </w:p>
+    <w:p>
+      <w:pPr/>
+      <w:r>
+        <w:rPr>
+          <w:lang w:val="id_ID" w:bidi="id_ID"/>
+        </w:rPr>
+      </w:r>
+      <w:r>
+        <w:rPr>
           <w:lang w:val="id_ID" w:bidi="id_ID"/>
         </w:rPr>
         <w:t xml:space="preserve">Jika bahasa Anda tidak menggunakan kata benda abstrak untuk gagasan </w:t>
@@ -28482,6 +33132,21 @@
       </w:r>
       <w:r>
         <w:rPr>
+          <w:b/>
+          <w:lang w:val="id_ID" w:bidi="id_ID"/>
+        </w:rPr>
+        <w:t>τῆς ἐν Χριστῷ Ἰησοῦ</w:t>
+      </w:r>
+    </w:p>
+    <w:p>
+      <w:pPr/>
+      <w:r>
+        <w:rPr>
+          <w:lang w:val="id_ID" w:bidi="id_ID"/>
+        </w:rPr>
+      </w:r>
+      <w:r>
+        <w:rPr>
           <w:lang w:val="id_ID" w:bidi="id_ID"/>
         </w:rPr>
         <w:t xml:space="preserve">Di sini Paulus menggunakan metafora spasial </w:t>
@@ -28628,6 +33293,21 @@
       </w:r>
       <w:r>
         <w:rPr>
+          <w:b/>
+          <w:lang w:val="id_ID" w:bidi="id_ID"/>
+        </w:rPr>
+        <w:t>πᾶσα Γραφὴ θεόπνευστος καὶ ὠφέλιμος</w:t>
+      </w:r>
+    </w:p>
+    <w:p>
+      <w:pPr/>
+      <w:r>
+        <w:rPr>
+          <w:lang w:val="id_ID" w:bidi="id_ID"/>
+        </w:rPr>
+      </w:r>
+      <w:r>
+        <w:rPr>
           <w:lang w:val="id_ID" w:bidi="id_ID"/>
         </w:rPr>
         <w:t>Jika bahasa Anda tidak menggunakan bentuk pasif ini, Anda dapat mengekspresikan ide dalam bentuk aktif atau dengan cara lain yang wajar dalam bahasa Anda. Terjemahan alternatif: "Allah telah menghembuskan seluruh Kitab Suci, dan itu bermanfaat"</w:t>
@@ -28696,6 +33376,21 @@
       </w:r>
       <w:r>
         <w:rPr>
+          <w:b/>
+          <w:lang w:val="id_ID" w:bidi="id_ID"/>
+        </w:rPr>
+        <w:t>πᾶσα Γραφὴ θεόπνευστος καὶ</w:t>
+      </w:r>
+    </w:p>
+    <w:p>
+      <w:pPr/>
+      <w:r>
+        <w:rPr>
+          <w:lang w:val="id_ID" w:bidi="id_ID"/>
+        </w:rPr>
+      </w:r>
+      <w:r>
+        <w:rPr>
           <w:lang w:val="id_ID" w:bidi="id_ID"/>
         </w:rPr>
         <w:t xml:space="preserve">Di sini Paulus berbicara seolah-olah Allah </w:t>
@@ -28816,6 +33511,21 @@
       </w:r>
       <w:r>
         <w:rPr>
+          <w:b/>
+          <w:lang w:val="id_ID" w:bidi="id_ID"/>
+        </w:rPr>
+        <w:t>πᾶσα Γραφὴ</w:t>
+      </w:r>
+    </w:p>
+    <w:p>
+      <w:pPr/>
+      <w:r>
+        <w:rPr>
+          <w:lang w:val="id_ID" w:bidi="id_ID"/>
+        </w:rPr>
+      </w:r>
+      <w:r>
+        <w:rPr>
           <w:lang w:val="id_ID" w:bidi="id_ID"/>
         </w:rPr>
         <w:t xml:space="preserve">Di sini, frasa yang diterjemahkan sebagai </w:t>
@@ -28910,6 +33620,21 @@
       </w:r>
       <w:r>
         <w:rPr>
+          <w:b/>
+          <w:lang w:val="id_ID" w:bidi="id_ID"/>
+        </w:rPr>
+        <w:t>ὠφέλιμος</w:t>
+      </w:r>
+    </w:p>
+    <w:p>
+      <w:pPr/>
+      <w:r>
+        <w:rPr>
+          <w:lang w:val="id_ID" w:bidi="id_ID"/>
+        </w:rPr>
+      </w:r>
+      <w:r>
+        <w:rPr>
           <w:lang w:val="id_ID" w:bidi="id_ID"/>
         </w:rPr>
         <w:t xml:space="preserve">Di sini Paulus bisa jadi menyiratkan bahwa Kitab Suci </w:t>
@@ -28991,6 +33716,21 @@
       </w:r>
       <w:r>
         <w:rPr>
+          <w:b/>
+          <w:lang w:val="id_ID" w:bidi="id_ID"/>
+        </w:rPr>
+        <w:t>πρὸς διδασκαλίαν, πρὸς ἐλεγμόν, πρὸς ἐπανόρθωσιν, πρὸς παιδείαν τὴν ἐν δικαιοσύνῃ</w:t>
+      </w:r>
+    </w:p>
+    <w:p>
+      <w:pPr/>
+      <w:r>
+        <w:rPr>
+          <w:lang w:val="id_ID" w:bidi="id_ID"/>
+        </w:rPr>
+      </w:r>
+      <w:r>
+        <w:rPr>
           <w:lang w:val="id_ID" w:bidi="id_ID"/>
         </w:rPr>
         <w:t>Jika bahasa Anda tidak menggunakan kata benda abstrak untuk beberapa atau semua ide dalam daftar ini, Anda dapat mengekspresikan ide yang sama dengan cara lain. Terjemahan alternatif: "untuk mengajar, untuk menegur, untuk memperbaiki kelakuan, untuk mendidik orang dalam kebenaran"</w:t>
@@ -29059,6 +33799,21 @@
       </w:r>
       <w:r>
         <w:rPr>
+          <w:b/>
+          <w:lang w:val="id_ID" w:bidi="id_ID"/>
+        </w:rPr>
+        <w:t>ἵνα</w:t>
+      </w:r>
+    </w:p>
+    <w:p>
+      <w:pPr/>
+      <w:r>
+        <w:rPr>
+          <w:lang w:val="id_ID" w:bidi="id_ID"/>
+        </w:rPr>
+      </w:r>
+      <w:r>
+        <w:rPr>
           <w:lang w:val="id_ID" w:bidi="id_ID"/>
         </w:rPr>
         <w:t xml:space="preserve">Di sini, frasa </w:t>
@@ -29140,6 +33895,21 @@
       </w:r>
       <w:r>
         <w:rPr>
+          <w:b/>
+          <w:lang w:val="id_ID" w:bidi="id_ID"/>
+        </w:rPr>
+        <w:t>ὁ τοῦ Θεοῦ ἄνθρωπος</w:t>
+      </w:r>
+    </w:p>
+    <w:p>
+      <w:pPr/>
+      <w:r>
+        <w:rPr>
+          <w:lang w:val="id_ID" w:bidi="id_ID"/>
+        </w:rPr>
+      </w:r>
+      <w:r>
+        <w:rPr>
           <w:lang w:val="id_ID" w:bidi="id_ID"/>
         </w:rPr>
         <w:t xml:space="preserve">Di sini, Paulus menggunakan bentuk posesif untuk menggambarkan seorang </w:t>
@@ -29234,6 +34004,21 @@
       </w:r>
       <w:r>
         <w:rPr>
+          <w:b/>
+          <w:lang w:val="id_ID" w:bidi="id_ID"/>
+        </w:rPr>
+        <w:t>ὁ τοῦ Θεοῦ ἄνθρωπος</w:t>
+      </w:r>
+    </w:p>
+    <w:p>
+      <w:pPr/>
+      <w:r>
+        <w:rPr>
+          <w:lang w:val="id_ID" w:bidi="id_ID"/>
+        </w:rPr>
+      </w:r>
+      <w:r>
+        <w:rPr>
           <w:lang w:val="id_ID" w:bidi="id_ID"/>
         </w:rPr>
         <w:t xml:space="preserve">Kata </w:t>
@@ -29315,6 +34100,21 @@
       </w:r>
       <w:r>
         <w:rPr>
+          <w:b/>
+          <w:lang w:val="id_ID" w:bidi="id_ID"/>
+        </w:rPr>
+        <w:t>ὁ τοῦ Θεοῦ ἄνθρωπος</w:t>
+      </w:r>
+    </w:p>
+    <w:p>
+      <w:pPr/>
+      <w:r>
+        <w:rPr>
+          <w:lang w:val="id_ID" w:bidi="id_ID"/>
+        </w:rPr>
+      </w:r>
+      <w:r>
+        <w:rPr>
           <w:lang w:val="id_ID" w:bidi="id_ID"/>
         </w:rPr>
         <w:t xml:space="preserve">Meskipun istilah </w:t>
@@ -29396,6 +34196,21 @@
       </w:r>
       <w:r>
         <w:rPr>
+          <w:b/>
+          <w:lang w:val="id_ID" w:bidi="id_ID"/>
+        </w:rPr>
+        <w:t>ἄρτιος &amp; πρὸς πᾶν ἔργον ἀγαθὸν ἐξηρτισμένος</w:t>
+      </w:r>
+    </w:p>
+    <w:p>
+      <w:pPr/>
+      <w:r>
+        <w:rPr>
+          <w:lang w:val="id_ID" w:bidi="id_ID"/>
+        </w:rPr>
+      </w:r>
+      <w:r>
+        <w:rPr>
           <w:lang w:val="id_ID" w:bidi="id_ID"/>
         </w:rPr>
         <w:t xml:space="preserve">Istilah </w:t>
@@ -29490,6 +34305,21 @@
       </w:r>
       <w:r>
         <w:rPr>
+          <w:b/>
+          <w:lang w:val="id_ID" w:bidi="id_ID"/>
+        </w:rPr>
+        <w:t>ἐξηρτισμένος</w:t>
+      </w:r>
+    </w:p>
+    <w:p>
+      <w:pPr/>
+      <w:r>
+        <w:rPr>
+          <w:lang w:val="id_ID" w:bidi="id_ID"/>
+        </w:rPr>
+      </w:r>
+      <w:r>
+        <w:rPr>
           <w:lang w:val="id_ID" w:bidi="id_ID"/>
         </w:rPr>
         <w:t>Jika bahasa Anda tidak menggunakan bentuk pasif ini, Anda dapat mengungkapkan gagasan tersebut dalam bentuk aktif atau dengan cara lain yang wajar dalam bahasa Anda. Jika Anda perlu mengatakan siapa yang melakukan tindakan tersebut, jelaslah dari konteksnya bahwa yang melakukan tindakan tersebut adalah Allah. Terjemahan alternatif: "memiliki segala sesuatu yang dibutuhkannya" atau "orang yang telah diperlengkapi oleh Allah"</w:t>
@@ -29678,6 +34508,21 @@
       </w:r>
       <w:r>
         <w:rPr>
+          <w:b/>
+          <w:lang w:val="id_ID" w:bidi="id_ID"/>
+        </w:rPr>
+        <w:t>ζῶντας καὶ νεκρούς</w:t>
+      </w:r>
+    </w:p>
+    <w:p>
+      <w:pPr/>
+      <w:r>
+        <w:rPr>
+          <w:lang w:val="id_ID" w:bidi="id_ID"/>
+        </w:rPr>
+      </w:r>
+      <w:r>
+        <w:rPr>
           <w:lang w:val="id_ID" w:bidi="id_ID"/>
         </w:rPr>
         <w:t xml:space="preserve">Paulus menggunakan kata sifat </w:t>
@@ -29772,6 +34617,21 @@
       </w:r>
       <w:r>
         <w:rPr>
+          <w:b/>
+          <w:lang w:val="id_ID" w:bidi="id_ID"/>
+        </w:rPr>
+        <w:t>καὶ τὴν ἐπιφάνειαν αὐτοῦ</w:t>
+      </w:r>
+    </w:p>
+    <w:p>
+      <w:pPr/>
+      <w:r>
+        <w:rPr>
+          <w:lang w:val="id_ID" w:bidi="id_ID"/>
+        </w:rPr>
+      </w:r>
+      <w:r>
+        <w:rPr>
           <w:lang w:val="id_ID" w:bidi="id_ID"/>
         </w:rPr>
         <w:t xml:space="preserve">Banyak naskah kuno berbunyi </w:t>
@@ -29853,6 +34713,21 @@
       </w:r>
       <w:r>
         <w:rPr>
+          <w:b/>
+          <w:lang w:val="id_ID" w:bidi="id_ID"/>
+        </w:rPr>
+        <w:t>τὴν ἐπιφάνειαν αὐτοῦ</w:t>
+      </w:r>
+    </w:p>
+    <w:p>
+      <w:pPr/>
+      <w:r>
+        <w:rPr>
+          <w:lang w:val="id_ID" w:bidi="id_ID"/>
+        </w:rPr>
+      </w:r>
+      <w:r>
+        <w:rPr>
           <w:lang w:val="id_ID" w:bidi="id_ID"/>
         </w:rPr>
         <w:t xml:space="preserve">Di sini, frasa </w:t>
@@ -29947,6 +34822,21 @@
       </w:r>
       <w:r>
         <w:rPr>
+          <w:b/>
+          <w:lang w:val="id_ID" w:bidi="id_ID"/>
+        </w:rPr>
+        <w:t>τὸν λόγον</w:t>
+      </w:r>
+    </w:p>
+    <w:p>
+      <w:pPr/>
+      <w:r>
+        <w:rPr>
+          <w:lang w:val="id_ID" w:bidi="id_ID"/>
+        </w:rPr>
+      </w:r>
+      <w:r>
+        <w:rPr>
           <w:lang w:val="id_ID" w:bidi="id_ID"/>
         </w:rPr>
         <w:t xml:space="preserve">Di sini, </w:t>
@@ -30028,6 +34918,21 @@
       </w:r>
       <w:r>
         <w:rPr>
+          <w:b/>
+          <w:lang w:val="id_ID" w:bidi="id_ID"/>
+        </w:rPr>
+        <w:t>ἐπίστηθι</w:t>
+      </w:r>
+    </w:p>
+    <w:p>
+      <w:pPr/>
+      <w:r>
+        <w:rPr>
+          <w:lang w:val="id_ID" w:bidi="id_ID"/>
+        </w:rPr>
+      </w:r>
+      <w:r>
+        <w:rPr>
           <w:lang w:val="id_ID" w:bidi="id_ID"/>
         </w:rPr>
         <w:t xml:space="preserve">Di sini Paulus berbicara seolah-olah Timotius harus </w:t>
@@ -30109,6 +35014,21 @@
       </w:r>
       <w:r>
         <w:rPr>
+          <w:b/>
+          <w:lang w:val="id_ID" w:bidi="id_ID"/>
+        </w:rPr>
+        <w:t>εὐκαίρως, ἀκαίρως</w:t>
+      </w:r>
+    </w:p>
+    <w:p>
+      <w:pPr/>
+      <w:r>
+        <w:rPr>
+          <w:lang w:val="id_ID" w:bidi="id_ID"/>
+        </w:rPr>
+      </w:r>
+      <w:r>
+        <w:rPr>
           <w:lang w:val="id_ID" w:bidi="id_ID"/>
         </w:rPr>
         <w:t>Di sini Paulus mungkin menyiratkan bahwa terkadang ada waktu yang tepat dan ada waktu yang tidak tepat untuk: (1) Para pendengar Timotius. Terjemahan alternatif: "ketika orang siap untuk mendengar dan ketika orang tidak siap untuk mendengar" atau "ketika orang mau menerima dan ketika mereka tidak mau menerima" (2) Timotius. Terjemahan alternatif: "ketika itu nyaman bagimu dan ketika itu tidak nyaman"</w:t>
@@ -30177,6 +35097,21 @@
       </w:r>
       <w:r>
         <w:rPr>
+          <w:b/>
+          <w:lang w:val="id_ID" w:bidi="id_ID"/>
+        </w:rPr>
+        <w:t>ἐν πάσῃ μακροθυμίᾳ καὶ διδαχῇ</w:t>
+      </w:r>
+    </w:p>
+    <w:p>
+      <w:pPr/>
+      <w:r>
+        <w:rPr>
+          <w:lang w:val="id_ID" w:bidi="id_ID"/>
+        </w:rPr>
+      </w:r>
+      <w:r>
+        <w:rPr>
           <w:lang w:val="id_ID" w:bidi="id_ID"/>
         </w:rPr>
         <w:t xml:space="preserve">Di sini, kata </w:t>
@@ -30284,6 +35219,21 @@
       </w:r>
       <w:r>
         <w:rPr>
+          <w:b/>
+          <w:lang w:val="id_ID" w:bidi="id_ID"/>
+        </w:rPr>
+        <w:t>ἐν πάσῃ μακροθυμίᾳ καὶ διδαχῇ</w:t>
+      </w:r>
+    </w:p>
+    <w:p>
+      <w:pPr/>
+      <w:r>
+        <w:rPr>
+          <w:lang w:val="id_ID" w:bidi="id_ID"/>
+        </w:rPr>
+      </w:r>
+      <w:r>
+        <w:rPr>
           <w:lang w:val="id_ID" w:bidi="id_ID"/>
         </w:rPr>
         <w:t xml:space="preserve">Jika bahasa Anda tidak menggunakan kata benda abstrak untuk ide </w:t>
@@ -30378,6 +35328,21 @@
       </w:r>
       <w:r>
         <w:rPr>
+          <w:b/>
+          <w:lang w:val="id_ID" w:bidi="id_ID"/>
+        </w:rPr>
+        <w:t>γὰρ</w:t>
+      </w:r>
+    </w:p>
+    <w:p>
+      <w:pPr/>
+      <w:r>
+        <w:rPr>
+          <w:lang w:val="id_ID" w:bidi="id_ID"/>
+        </w:rPr>
+      </w:r>
+      <w:r>
+        <w:rPr>
           <w:lang w:val="id_ID" w:bidi="id_ID"/>
         </w:rPr>
         <w:t xml:space="preserve">Di sini, kata </w:t>
@@ -30472,6 +35437,21 @@
       </w:r>
       <w:r>
         <w:rPr>
+          <w:b/>
+          <w:lang w:val="id_ID" w:bidi="id_ID"/>
+        </w:rPr>
+        <w:t>ἔσται &amp; καιρὸς ὅτε</w:t>
+      </w:r>
+    </w:p>
+    <w:p>
+      <w:pPr/>
+      <w:r>
+        <w:rPr>
+          <w:lang w:val="id_ID" w:bidi="id_ID"/>
+        </w:rPr>
+      </w:r>
+      <w:r>
+        <w:rPr>
           <w:lang w:val="id_ID" w:bidi="id_ID"/>
         </w:rPr>
         <w:t xml:space="preserve">Terjemahan alternatif: </w:t>
@@ -30533,6 +35513,21 @@
       </w:r>
       <w:r>
         <w:rPr>
+          <w:b/>
+          <w:lang w:val="id_ID" w:bidi="id_ID"/>
+        </w:rPr>
+        <w:t>οὐκ ἀνέξονται</w:t>
+      </w:r>
+    </w:p>
+    <w:p>
+      <w:pPr/>
+      <w:r>
+        <w:rPr>
+          <w:lang w:val="id_ID" w:bidi="id_ID"/>
+        </w:rPr>
+      </w:r>
+      <w:r>
+        <w:rPr>
           <w:lang w:val="id_ID" w:bidi="id_ID"/>
         </w:rPr>
         <w:t xml:space="preserve">Kata ganti </w:t>
@@ -30614,6 +35609,21 @@
       </w:r>
       <w:r>
         <w:rPr>
+          <w:b/>
+          <w:lang w:val="id_ID" w:bidi="id_ID"/>
+        </w:rPr>
+        <w:t>οὐκ ἀνέξονται</w:t>
+      </w:r>
+    </w:p>
+    <w:p>
+      <w:pPr/>
+      <w:r>
+        <w:rPr>
+          <w:lang w:val="id_ID" w:bidi="id_ID"/>
+        </w:rPr>
+      </w:r>
+      <w:r>
+        <w:rPr>
           <w:lang w:val="id_ID" w:bidi="id_ID"/>
         </w:rPr>
         <w:t xml:space="preserve">Di sini, frasa </w:t>
@@ -30708,6 +35718,21 @@
       </w:r>
       <w:r>
         <w:rPr>
+          <w:b/>
+          <w:lang w:val="id_ID" w:bidi="id_ID"/>
+        </w:rPr>
+        <w:t>τῆς ὑγιαινούσης διδασκαλίας</w:t>
+      </w:r>
+    </w:p>
+    <w:p>
+      <w:pPr/>
+      <w:r>
+        <w:rPr>
+          <w:lang w:val="id_ID" w:bidi="id_ID"/>
+        </w:rPr>
+      </w:r>
+      <w:r>
+        <w:rPr>
           <w:lang w:val="id_ID" w:bidi="id_ID"/>
         </w:rPr>
         <w:t xml:space="preserve">Di sini Paulus berbicara seolah-olah </w:t>
@@ -30815,6 +35840,21 @@
       </w:r>
       <w:r>
         <w:rPr>
+          <w:b/>
+          <w:lang w:val="id_ID" w:bidi="id_ID"/>
+        </w:rPr>
+        <w:t>κατὰ τὰς ἰδίας ἐπιθυμίας, ἑαυτοῖς ἐπισωρεύσουσιν διδασκάλους</w:t>
+      </w:r>
+    </w:p>
+    <w:p>
+      <w:pPr/>
+      <w:r>
+        <w:rPr>
+          <w:lang w:val="id_ID" w:bidi="id_ID"/>
+        </w:rPr>
+      </w:r>
+      <w:r>
+        <w:rPr>
           <w:lang w:val="id_ID" w:bidi="id_ID"/>
         </w:rPr>
         <w:t xml:space="preserve">Di sini, frasa </w:t>
@@ -30922,6 +35962,21 @@
       </w:r>
       <w:r>
         <w:rPr>
+          <w:b/>
+          <w:lang w:val="id_ID" w:bidi="id_ID"/>
+        </w:rPr>
+        <w:t>ἑαυτοῖς ἐπισωρεύσουσιν διδασκάλους</w:t>
+      </w:r>
+    </w:p>
+    <w:p>
+      <w:pPr/>
+      <w:r>
+        <w:rPr>
+          <w:lang w:val="id_ID" w:bidi="id_ID"/>
+        </w:rPr>
+      </w:r>
+      <w:r>
+        <w:rPr>
           <w:lang w:val="id_ID" w:bidi="id_ID"/>
         </w:rPr>
         <w:t xml:space="preserve">Paulus berbicara tentang bagaimana orang-orang ini mengumpulkan banyak </w:t>
@@ -31016,6 +36071,21 @@
       </w:r>
       <w:r>
         <w:rPr>
+          <w:b/>
+          <w:lang w:val="id_ID" w:bidi="id_ID"/>
+        </w:rPr>
+        <w:t>κνηθόμενοι τὴν ἀκοήν</w:t>
+      </w:r>
+    </w:p>
+    <w:p>
+      <w:pPr/>
+      <w:r>
+        <w:rPr>
+          <w:lang w:val="id_ID" w:bidi="id_ID"/>
+        </w:rPr>
+      </w:r>
+      <w:r>
+        <w:rPr>
           <w:lang w:val="id_ID" w:bidi="id_ID"/>
         </w:rPr>
         <w:t xml:space="preserve">Di sini Paulus berbicara seolah-olah orang-orang ini memiliki </w:t>
@@ -31110,6 +36180,21 @@
       </w:r>
       <w:r>
         <w:rPr>
+          <w:b/>
+          <w:lang w:val="id_ID" w:bidi="id_ID"/>
+        </w:rPr>
+        <w:t>τὴν ἀκοήν</w:t>
+      </w:r>
+    </w:p>
+    <w:p>
+      <w:pPr/>
+      <w:r>
+        <w:rPr>
+          <w:lang w:val="id_ID" w:bidi="id_ID"/>
+        </w:rPr>
+      </w:r>
+      <w:r>
+        <w:rPr>
           <w:lang w:val="id_ID" w:bidi="id_ID"/>
         </w:rPr>
         <w:t xml:space="preserve">Jika dalam bahasa Anda tidak wajar jika berbicara seolah-olah sekelompok orang hanya memiliki satu </w:t>
@@ -31191,6 +36276,21 @@
       </w:r>
       <w:r>
         <w:rPr>
+          <w:b/>
+          <w:lang w:val="id_ID" w:bidi="id_ID"/>
+        </w:rPr>
+        <w:t>ἀπὸ μὲν τῆς ἀληθείας τὴν ἀκοὴν ἀποστρέψουσιν</w:t>
+      </w:r>
+    </w:p>
+    <w:p>
+      <w:pPr/>
+      <w:r>
+        <w:rPr>
+          <w:lang w:val="id_ID" w:bidi="id_ID"/>
+        </w:rPr>
+      </w:r>
+      <w:r>
+        <w:rPr>
           <w:lang w:val="id_ID" w:bidi="id_ID"/>
         </w:rPr>
         <w:t>Paulus berbicara tentang orang-orang yang tidak lagi memperhatikan seolah-olah mereka secara fisik memalingkan telinga mereka sehingga mereka tidak dapat mendengar. Jika akan membantu dalam bahasa Anda, Anda dapat menggunakan metafora yang sebanding atau menyatakan maknanya dengan jelas. Terjemahan alternatif: "mereka tidak lagi memperhatikan kebenaran"</w:t>
@@ -31259,6 +36359,21 @@
       </w:r>
       <w:r>
         <w:rPr>
+          <w:b/>
+          <w:lang w:val="id_ID" w:bidi="id_ID"/>
+        </w:rPr>
+        <w:t>τὴν ἀκοὴν</w:t>
+      </w:r>
+    </w:p>
+    <w:p>
+      <w:pPr/>
+      <w:r>
+        <w:rPr>
+          <w:lang w:val="id_ID" w:bidi="id_ID"/>
+        </w:rPr>
+      </w:r>
+      <w:r>
+        <w:rPr>
           <w:lang w:val="id_ID" w:bidi="id_ID"/>
         </w:rPr>
         <w:t xml:space="preserve">Jika dalam bahasa Anda tidak wajar jika berbicara seolah-olah sekelompok orang hanya memiliki satu </w:t>
@@ -31340,6 +36455,21 @@
       </w:r>
       <w:r>
         <w:rPr>
+          <w:b/>
+          <w:lang w:val="id_ID" w:bidi="id_ID"/>
+        </w:rPr>
+        <w:t>τῆς ἀληθείας</w:t>
+      </w:r>
+    </w:p>
+    <w:p>
+      <w:pPr/>
+      <w:r>
+        <w:rPr>
+          <w:lang w:val="id_ID" w:bidi="id_ID"/>
+        </w:rPr>
+      </w:r>
+      <w:r>
+        <w:rPr>
           <w:lang w:val="id_ID" w:bidi="id_ID"/>
         </w:rPr>
         <w:t xml:space="preserve">Jika bahasa Anda tidak menggunakan kata benda abstrak untuk ide </w:t>
@@ -31421,6 +36551,21 @@
       </w:r>
       <w:r>
         <w:rPr>
+          <w:b/>
+          <w:lang w:val="id_ID" w:bidi="id_ID"/>
+        </w:rPr>
+        <w:t>ἐπὶ &amp; ἐκτραπήσονται</w:t>
+      </w:r>
+    </w:p>
+    <w:p>
+      <w:pPr/>
+      <w:r>
+        <w:rPr>
+          <w:lang w:val="id_ID" w:bidi="id_ID"/>
+        </w:rPr>
+      </w:r>
+      <w:r>
+        <w:rPr>
           <w:lang w:val="id_ID" w:bidi="id_ID"/>
         </w:rPr>
         <w:t>Jika bahasa Anda tidak menggunakan bentuk pasif ini, Anda dapat mengungkapkan ide tersebut dalam bentuk aktif atau dengan cara lain yang wajar dalam bahasa Anda. Jika Anda perlu mengatakan siapa yang melakukan tindakan tersebut, jelas dari konteksnya bahwa yang melakukan adalah para guru yang mereka kumpulkan. Terjemahan alternatif: "guru-guru mereka akan memalingkan mereka pada"</w:t>
@@ -31489,6 +36634,21 @@
       </w:r>
       <w:r>
         <w:rPr>
+          <w:b/>
+          <w:lang w:val="id_ID" w:bidi="id_ID"/>
+        </w:rPr>
+        <w:t>ἐπὶ &amp; ἐκτραπήσονται</w:t>
+      </w:r>
+    </w:p>
+    <w:p>
+      <w:pPr/>
+      <w:r>
+        <w:rPr>
+          <w:lang w:val="id_ID" w:bidi="id_ID"/>
+        </w:rPr>
+      </w:r>
+      <w:r>
+        <w:rPr>
           <w:lang w:val="id_ID" w:bidi="id_ID"/>
         </w:rPr>
         <w:t xml:space="preserve">Di sini Paulus berbicara tentang orang-orang yang memperhatikan </w:t>
@@ -31570,6 +36730,21 @@
       </w:r>
       <w:r>
         <w:rPr>
+          <w:b/>
+          <w:lang w:val="id_ID" w:bidi="id_ID"/>
+        </w:rPr>
+        <w:t>τοὺς μύθους</w:t>
+      </w:r>
+    </w:p>
+    <w:p>
+      <w:pPr/>
+      <w:r>
+        <w:rPr>
+          <w:lang w:val="id_ID" w:bidi="id_ID"/>
+        </w:rPr>
+      </w:r>
+      <w:r>
+        <w:rPr>
           <w:lang w:val="id_ID" w:bidi="id_ID"/>
         </w:rPr>
         <w:t xml:space="preserve">Kata </w:t>
@@ -31651,6 +36826,21 @@
       </w:r>
       <w:r>
         <w:rPr>
+          <w:b/>
+          <w:lang w:val="id_ID" w:bidi="id_ID"/>
+        </w:rPr>
+        <w:t>σὺ δὲ</w:t>
+      </w:r>
+    </w:p>
+    <w:p>
+      <w:pPr/>
+      <w:r>
+        <w:rPr>
+          <w:lang w:val="id_ID" w:bidi="id_ID"/>
+        </w:rPr>
+      </w:r>
+      <w:r>
+        <w:rPr>
           <w:lang w:val="id_ID" w:bidi="id_ID"/>
         </w:rPr>
         <w:t xml:space="preserve">Di sini, kata </w:t>
@@ -31721,6 +36911,21 @@
         <w:rPr>
           <w:lang w:val="id_ID" w:bidi="id_ID"/>
         </w:rPr>
+      </w:r>
+    </w:p>
+    <w:p>
+      <w:pPr/>
+      <w:r>
+        <w:rPr>
+          <w:lang w:val="id_ID" w:bidi="id_ID"/>
+        </w:rPr>
+      </w:r>
+      <w:r>
+        <w:rPr>
+          <w:b/>
+          <w:lang w:val="id_ID" w:bidi="id_ID"/>
+        </w:rPr>
+        <w:t>νῆφε</w:t>
       </w:r>
     </w:p>
     <w:p>
@@ -31831,6 +37036,21 @@
       </w:r>
       <w:r>
         <w:rPr>
+          <w:b/>
+          <w:lang w:val="id_ID" w:bidi="id_ID"/>
+        </w:rPr>
+        <w:t>ἐν πᾶσιν</w:t>
+      </w:r>
+    </w:p>
+    <w:p>
+      <w:pPr/>
+      <w:r>
+        <w:rPr>
+          <w:lang w:val="id_ID" w:bidi="id_ID"/>
+        </w:rPr>
+      </w:r>
+      <w:r>
+        <w:rPr>
           <w:lang w:val="id_ID" w:bidi="id_ID"/>
         </w:rPr>
         <w:t>Terjemahan alternatif: "dalam setiap situasi" atau "dalam segala hal"</w:t>
@@ -31879,6 +37099,21 @@
       </w:r>
       <w:r>
         <w:rPr>
+          <w:b/>
+          <w:lang w:val="id_ID" w:bidi="id_ID"/>
+        </w:rPr>
+        <w:t>κακοπάθησον</w:t>
+      </w:r>
+    </w:p>
+    <w:p>
+      <w:pPr/>
+      <w:r>
+        <w:rPr>
+          <w:lang w:val="id_ID" w:bidi="id_ID"/>
+        </w:rPr>
+      </w:r>
+      <w:r>
+        <w:rPr>
           <w:lang w:val="id_ID" w:bidi="id_ID"/>
         </w:rPr>
         <w:t xml:space="preserve">Jika bahasa Anda tidak menggunakan kata benda abstrak untuk ide </w:t>
@@ -31960,6 +37195,21 @@
       </w:r>
       <w:r>
         <w:rPr>
+          <w:b/>
+          <w:lang w:val="id_ID" w:bidi="id_ID"/>
+        </w:rPr>
+        <w:t>ἔργον &amp; εὐαγγελιστοῦ</w:t>
+      </w:r>
+    </w:p>
+    <w:p>
+      <w:pPr/>
+      <w:r>
+        <w:rPr>
+          <w:lang w:val="id_ID" w:bidi="id_ID"/>
+        </w:rPr>
+      </w:r>
+      <w:r>
+        <w:rPr>
           <w:lang w:val="id_ID" w:bidi="id_ID"/>
         </w:rPr>
         <w:t xml:space="preserve">Di sini, Paulus menggunakan bentuk posesif untuk menggambarkan </w:t>
@@ -32054,6 +37304,21 @@
       </w:r>
       <w:r>
         <w:rPr>
+          <w:b/>
+          <w:lang w:val="id_ID" w:bidi="id_ID"/>
+        </w:rPr>
+        <w:t>τὴν διακονίαν σου πληροφόρησον</w:t>
+      </w:r>
+    </w:p>
+    <w:p>
+      <w:pPr/>
+      <w:r>
+        <w:rPr>
+          <w:lang w:val="id_ID" w:bidi="id_ID"/>
+        </w:rPr>
+      </w:r>
+      <w:r>
+        <w:rPr>
           <w:lang w:val="id_ID" w:bidi="id_ID"/>
         </w:rPr>
         <w:t xml:space="preserve">Jika bahasa Anda tidak menggunakan kata benda abstrak untuk ide </w:t>
@@ -32135,6 +37400,21 @@
       </w:r>
       <w:r>
         <w:rPr>
+          <w:b/>
+          <w:lang w:val="id_ID" w:bidi="id_ID"/>
+        </w:rPr>
+        <w:t>γὰρ</w:t>
+      </w:r>
+    </w:p>
+    <w:p>
+      <w:pPr/>
+      <w:r>
+        <w:rPr>
+          <w:lang w:val="id_ID" w:bidi="id_ID"/>
+        </w:rPr>
+      </w:r>
+      <w:r>
+        <w:rPr>
           <w:lang w:val="id_ID" w:bidi="id_ID"/>
         </w:rPr>
         <w:t xml:space="preserve">Di sini, kata </w:t>
@@ -32229,6 +37509,21 @@
       </w:r>
       <w:r>
         <w:rPr>
+          <w:b/>
+          <w:lang w:val="id_ID" w:bidi="id_ID"/>
+        </w:rPr>
+        <w:t>ἐγὼ &amp; ἤδη σπένδομαι</w:t>
+      </w:r>
+    </w:p>
+    <w:p>
+      <w:pPr/>
+      <w:r>
+        <w:rPr>
+          <w:lang w:val="id_ID" w:bidi="id_ID"/>
+        </w:rPr>
+      </w:r>
+      <w:r>
+        <w:rPr>
           <w:lang w:val="id_ID" w:bidi="id_ID"/>
         </w:rPr>
         <w:t>Di sini Paulus menggambarkan dirinya seolah-olah dia adalah anggur yang akan dicurahkan oleh orang-orang dalam budayanya kepada kurban sebelum mereka mempersembahkannya kepada Allah. Maksudnya adalah bahwa ia sedang mengalami hari-hari terakhir dalam hidupnya, dan baik hari-hari ini maupun kematiannya akan memuliakan Allah. Jika itu akan membantu dalam bahasa Anda, Anda dapat mengungkapkan ide tersebut dalam bentuk perumpamaan atau menyatakan maknanya dengan jelas. Terjemahan alternatif: "Saya mendekati akhir hidup saya, yang seperti dicurahkan sebagai persembahan" atau "Saya menghormati Tuhan saat saya mengalami hari-hari terakhir dalam hidup saya"</w:t>
@@ -32297,6 +37592,21 @@
       </w:r>
       <w:r>
         <w:rPr>
+          <w:b/>
+          <w:lang w:val="id_ID" w:bidi="id_ID"/>
+        </w:rPr>
+        <w:t>ἐγὼ &amp; ἤδη σπένδομαι</w:t>
+      </w:r>
+    </w:p>
+    <w:p>
+      <w:pPr/>
+      <w:r>
+        <w:rPr>
+          <w:lang w:val="id_ID" w:bidi="id_ID"/>
+        </w:rPr>
+      </w:r>
+      <w:r>
+        <w:rPr>
           <w:lang w:val="id_ID" w:bidi="id_ID"/>
         </w:rPr>
         <w:t>Jika bahasa Anda tidak menggunakan bentuk pasif ini, Anda dapat mengungkapkan gagasan tersebut dalam bentuk aktif atau dengan cara lain yang wajar dalam bahasa Anda. Jika Anda perlu mengatakan siapa yang melakukan tindakan tersebut, jelaslah dari konteksnya bahwa yang melakukan tindakan tersebut adalah Allah. Terjemahan alternatif: "Allah telah mencurahkan aku sebagai persembahan"</w:t>
@@ -32365,6 +37675,21 @@
       </w:r>
       <w:r>
         <w:rPr>
+          <w:b/>
+          <w:lang w:val="id_ID" w:bidi="id_ID"/>
+        </w:rPr>
+        <w:t>τῆς ἀναλύσεώς μου</w:t>
+      </w:r>
+    </w:p>
+    <w:p>
+      <w:pPr/>
+      <w:r>
+        <w:rPr>
+          <w:lang w:val="id_ID" w:bidi="id_ID"/>
+        </w:rPr>
+      </w:r>
+      <w:r>
+        <w:rPr>
           <w:lang w:val="id_ID" w:bidi="id_ID"/>
         </w:rPr>
         <w:t xml:space="preserve">Paulus merujuk pada kematiannya dengan cara yang sopan dengan menggunakan frasa </w:t>
@@ -32446,6 +37771,21 @@
       </w:r>
       <w:r>
         <w:rPr>
+          <w:b/>
+          <w:lang w:val="id_ID" w:bidi="id_ID"/>
+        </w:rPr>
+        <w:t>τὸν καλὸν ἀγῶνα ἠγώνισμαι</w:t>
+      </w:r>
+    </w:p>
+    <w:p>
+      <w:pPr/>
+      <w:r>
+        <w:rPr>
+          <w:lang w:val="id_ID" w:bidi="id_ID"/>
+        </w:rPr>
+      </w:r>
+      <w:r>
+        <w:rPr>
           <w:lang w:val="id_ID" w:bidi="id_ID"/>
         </w:rPr>
         <w:t xml:space="preserve">Di sini, Paulus berbicara tentang bagaimana ia telah bertekun dalam percaya dan menaati Yesus seperti seorang pejuang yang sedang bertempur dalam sebuah </w:t>
@@ -32527,6 +37867,21 @@
       </w:r>
       <w:r>
         <w:rPr>
+          <w:b/>
+          <w:lang w:val="id_ID" w:bidi="id_ID"/>
+        </w:rPr>
+        <w:t>τὸν καλὸν ἀγῶνα</w:t>
+      </w:r>
+    </w:p>
+    <w:p>
+      <w:pPr/>
+      <w:r>
+        <w:rPr>
+          <w:lang w:val="id_ID" w:bidi="id_ID"/>
+        </w:rPr>
+      </w:r>
+      <w:r>
+        <w:rPr>
           <w:lang w:val="id_ID" w:bidi="id_ID"/>
         </w:rPr>
         <w:t xml:space="preserve">Di sini, frasa </w:t>
@@ -32608,6 +37963,21 @@
       </w:r>
       <w:r>
         <w:rPr>
+          <w:b/>
+          <w:lang w:val="id_ID" w:bidi="id_ID"/>
+        </w:rPr>
+        <w:t>τὸν δρόμον τετέλεκα</w:t>
+      </w:r>
+    </w:p>
+    <w:p>
+      <w:pPr/>
+      <w:r>
+        <w:rPr>
+          <w:lang w:val="id_ID" w:bidi="id_ID"/>
+        </w:rPr>
+      </w:r>
+      <w:r>
+        <w:rPr>
           <w:lang w:val="id_ID" w:bidi="id_ID"/>
         </w:rPr>
         <w:t xml:space="preserve">Di sini Paulus berbicara tentang bagaimana ia telah melayani Allah seolah-olah itu adalah sebuah </w:t>
@@ -32702,6 +38072,21 @@
       </w:r>
       <w:r>
         <w:rPr>
+          <w:b/>
+          <w:lang w:val="id_ID" w:bidi="id_ID"/>
+        </w:rPr>
+        <w:t>τὴν πίστιν τετήρηκα</w:t>
+      </w:r>
+    </w:p>
+    <w:p>
+      <w:pPr/>
+      <w:r>
+        <w:rPr>
+          <w:lang w:val="id_ID" w:bidi="id_ID"/>
+        </w:rPr>
+      </w:r>
+      <w:r>
+        <w:rPr>
           <w:lang w:val="id_ID" w:bidi="id_ID"/>
         </w:rPr>
         <w:t xml:space="preserve">Di sini Paulus berbicara tentang </w:t>
@@ -32809,6 +38194,21 @@
       </w:r>
       <w:r>
         <w:rPr>
+          <w:b/>
+          <w:lang w:val="id_ID" w:bidi="id_ID"/>
+        </w:rPr>
+        <w:t>τὴν πίστιν τετήρηκα</w:t>
+      </w:r>
+    </w:p>
+    <w:p>
+      <w:pPr/>
+      <w:r>
+        <w:rPr>
+          <w:lang w:val="id_ID" w:bidi="id_ID"/>
+        </w:rPr>
+      </w:r>
+      <w:r>
+        <w:rPr>
           <w:lang w:val="id_ID" w:bidi="id_ID"/>
         </w:rPr>
         <w:t xml:space="preserve">Di sini, kata </w:t>
@@ -32916,6 +38316,21 @@
       </w:r>
       <w:r>
         <w:rPr>
+          <w:b/>
+          <w:lang w:val="id_ID" w:bidi="id_ID"/>
+        </w:rPr>
+        <w:t>τὴν πίστιν</w:t>
+      </w:r>
+    </w:p>
+    <w:p>
+      <w:pPr/>
+      <w:r>
+        <w:rPr>
+          <w:lang w:val="id_ID" w:bidi="id_ID"/>
+        </w:rPr>
+      </w:r>
+      <w:r>
+        <w:rPr>
           <w:lang w:val="id_ID" w:bidi="id_ID"/>
         </w:rPr>
         <w:t xml:space="preserve">Jika bahasa Anda tidak menggunakan kata benda abstrak untuk ide </w:t>
@@ -32997,6 +38412,21 @@
       </w:r>
       <w:r>
         <w:rPr>
+          <w:b/>
+          <w:lang w:val="id_ID" w:bidi="id_ID"/>
+        </w:rPr>
+        <w:t>λοιπὸν</w:t>
+      </w:r>
+    </w:p>
+    <w:p>
+      <w:pPr/>
+      <w:r>
+        <w:rPr>
+          <w:lang w:val="id_ID" w:bidi="id_ID"/>
+        </w:rPr>
+      </w:r>
+      <w:r>
+        <w:rPr>
           <w:lang w:val="id_ID" w:bidi="id_ID"/>
         </w:rPr>
         <w:t xml:space="preserve">Di sini, kata yang diterjemahkan sebagai </w:t>
@@ -33078,6 +38508,21 @@
       </w:r>
       <w:r>
         <w:rPr>
+          <w:b/>
+          <w:lang w:val="id_ID" w:bidi="id_ID"/>
+        </w:rPr>
+        <w:t>ἀπόκειταί &amp; ὁ τῆς δικαιοσύνης στέφανος</w:t>
+      </w:r>
+    </w:p>
+    <w:p>
+      <w:pPr/>
+      <w:r>
+        <w:rPr>
+          <w:lang w:val="id_ID" w:bidi="id_ID"/>
+        </w:rPr>
+      </w:r>
+      <w:r>
+        <w:rPr>
           <w:lang w:val="id_ID" w:bidi="id_ID"/>
         </w:rPr>
         <w:t>Jika bahasa Anda tidak menggunakan bentuk pasif ini, Anda dapat mengungkapkan gagasan tersebut dalam bentuk aktif atau dengan cara lain yang wajar dalam bahasa Anda. Jika Anda perlu mengatakan siapa yang melakukan tindakan tersebut, jelaslah dari konteksnya bahwa yang melakukan tindakan tersebut adalah Allah. Terjemahan alternatif: "Allah menyimpan mahkota kebenaran"</w:t>
@@ -33146,6 +38591,21 @@
       </w:r>
       <w:r>
         <w:rPr>
+          <w:b/>
+          <w:lang w:val="id_ID" w:bidi="id_ID"/>
+        </w:rPr>
+        <w:t>ὁ τῆς δικαιοσύνης στέφανος</w:t>
+      </w:r>
+    </w:p>
+    <w:p>
+      <w:pPr/>
+      <w:r>
+        <w:rPr>
+          <w:lang w:val="id_ID" w:bidi="id_ID"/>
+        </w:rPr>
+      </w:r>
+      <w:r>
+        <w:rPr>
           <w:lang w:val="id_ID" w:bidi="id_ID"/>
         </w:rPr>
         <w:t xml:space="preserve">Di sini, Paulus menggunakan bentuk posesif untuk menggambarkan </w:t>
@@ -33253,6 +38713,21 @@
       </w:r>
       <w:r>
         <w:rPr>
+          <w:b/>
+          <w:lang w:val="id_ID" w:bidi="id_ID"/>
+        </w:rPr>
+        <w:t>ὁ τῆς δικαιοσύνης στέφανος</w:t>
+      </w:r>
+    </w:p>
+    <w:p>
+      <w:pPr/>
+      <w:r>
+        <w:rPr>
+          <w:lang w:val="id_ID" w:bidi="id_ID"/>
+        </w:rPr>
+      </w:r>
+      <w:r>
+        <w:rPr>
           <w:lang w:val="id_ID" w:bidi="id_ID"/>
         </w:rPr>
         <w:t xml:space="preserve">Di sini Paulus menggambarkan hadiah yang ia harapkan untuk diterima seolah-olah hadiah itu adalah </w:t>
@@ -33323,6 +38798,21 @@
         <w:rPr>
           <w:lang w:val="id_ID" w:bidi="id_ID"/>
         </w:rPr>
+      </w:r>
+    </w:p>
+    <w:p>
+      <w:pPr/>
+      <w:r>
+        <w:rPr>
+          <w:lang w:val="id_ID" w:bidi="id_ID"/>
+        </w:rPr>
+      </w:r>
+      <w:r>
+        <w:rPr>
+          <w:b/>
+          <w:lang w:val="id_ID" w:bidi="id_ID"/>
+        </w:rPr>
+        <w:t>ἐν, ἐκείνῃ τῇ ἡμέρᾳ</w:t>
       </w:r>
     </w:p>
     <w:p>
@@ -33420,6 +38910,21 @@
       </w:r>
       <w:r>
         <w:rPr>
+          <w:b/>
+          <w:lang w:val="id_ID" w:bidi="id_ID"/>
+        </w:rPr>
+        <w:t>οὐ μόνον δὲ ἐμοὶ, ἀλλὰ καὶ πᾶσιν τοῖς</w:t>
+      </w:r>
+    </w:p>
+    <w:p>
+      <w:pPr/>
+      <w:r>
+        <w:rPr>
+          <w:lang w:val="id_ID" w:bidi="id_ID"/>
+        </w:rPr>
+      </w:r>
+      <w:r>
+        <w:rPr>
           <w:lang w:val="id_ID" w:bidi="id_ID"/>
         </w:rPr>
         <w:t>Paulus menghilangkan beberapa kata yang dalam banyak bahasa diperlukan untuk melengkapi kalimat. Anda dapat menyediakan kata-kata ini dari awal kalimat jika akan lebih jelas dalam bahasa Anda. Terjemahan alternatif: "dan Ia tidak akan memberikannya hanya kepadaku saja, tetapi juga kepada semua orang"</w:t>
@@ -33488,6 +38993,21 @@
       </w:r>
       <w:r>
         <w:rPr>
+          <w:b/>
+          <w:lang w:val="id_ID" w:bidi="id_ID"/>
+        </w:rPr>
+        <w:t>πᾶσιν τοῖς ἠγαπηκόσι τὴν ἐπιφάνειαν αὐτοῦ</w:t>
+      </w:r>
+    </w:p>
+    <w:p>
+      <w:pPr/>
+      <w:r>
+        <w:rPr>
+          <w:lang w:val="id_ID" w:bidi="id_ID"/>
+        </w:rPr>
+      </w:r>
+      <w:r>
+        <w:rPr>
           <w:lang w:val="id_ID" w:bidi="id_ID"/>
         </w:rPr>
         <w:t xml:space="preserve">Di sini, frasa </w:t>
@@ -33571,6 +39091,21 @@
         <w:rPr>
           <w:lang w:val="id_ID" w:bidi="id_ID"/>
         </w:rPr>
+      </w:r>
+    </w:p>
+    <w:p>
+      <w:pPr/>
+      <w:r>
+        <w:rPr>
+          <w:lang w:val="id_ID" w:bidi="id_ID"/>
+        </w:rPr>
+      </w:r>
+      <w:r>
+        <w:rPr>
+          <w:b/>
+          <w:lang w:val="id_ID" w:bidi="id_ID"/>
+        </w:rPr>
+        <w:t>τὴν ἐπιφάνειαν αὐτοῦ</w:t>
       </w:r>
     </w:p>
     <w:p>
@@ -33694,6 +39229,21 @@
       </w:r>
       <w:r>
         <w:rPr>
+          <w:b/>
+          <w:lang w:val="id_ID" w:bidi="id_ID"/>
+        </w:rPr>
+        <w:t>σπούδασον ἐλθεῖν &amp; ταχέως</w:t>
+      </w:r>
+    </w:p>
+    <w:p>
+      <w:pPr/>
+      <w:r>
+        <w:rPr>
+          <w:lang w:val="id_ID" w:bidi="id_ID"/>
+        </w:rPr>
+      </w:r>
+      <w:r>
+        <w:rPr>
           <w:lang w:val="id_ID" w:bidi="id_ID"/>
         </w:rPr>
         <w:t>Terjemahan alternatif: "Datanglah kepadaku secepat mungkin"</w:t>
@@ -33742,6 +39292,21 @@
       </w:r>
       <w:r>
         <w:rPr>
+          <w:b/>
+          <w:lang w:val="id_ID" w:bidi="id_ID"/>
+        </w:rPr>
+        <w:t>ἐλθεῖν</w:t>
+      </w:r>
+    </w:p>
+    <w:p>
+      <w:pPr/>
+      <w:r>
+        <w:rPr>
+          <w:lang w:val="id_ID" w:bidi="id_ID"/>
+        </w:rPr>
+      </w:r>
+      <w:r>
+        <w:rPr>
           <w:lang w:val="id_ID" w:bidi="id_ID"/>
         </w:rPr>
         <w:t xml:space="preserve">Dalam konteks seperti ini, bahasa Anda mungkin akan mengatakan "pergi" dan bukan </w:t>
@@ -33823,6 +39388,21 @@
       </w:r>
       <w:r>
         <w:rPr>
+          <w:b/>
+          <w:lang w:val="id_ID" w:bidi="id_ID"/>
+        </w:rPr>
+        <w:t>γάρ</w:t>
+      </w:r>
+    </w:p>
+    <w:p>
+      <w:pPr/>
+      <w:r>
+        <w:rPr>
+          <w:lang w:val="id_ID" w:bidi="id_ID"/>
+        </w:rPr>
+      </w:r>
+      <w:r>
+        <w:rPr>
           <w:lang w:val="id_ID" w:bidi="id_ID"/>
         </w:rPr>
         <w:t xml:space="preserve">Di sini, kata </w:t>
@@ -33917,6 +39497,21 @@
       </w:r>
       <w:r>
         <w:rPr>
+          <w:b/>
+          <w:lang w:val="id_ID" w:bidi="id_ID"/>
+        </w:rPr>
+        <w:t>Δημᾶς &amp; Κρήσκης</w:t>
+      </w:r>
+    </w:p>
+    <w:p>
+      <w:pPr/>
+      <w:r>
+        <w:rPr>
+          <w:lang w:val="id_ID" w:bidi="id_ID"/>
+        </w:rPr>
+      </w:r>
+      <w:r>
+        <w:rPr>
           <w:lang w:val="id_ID" w:bidi="id_ID"/>
         </w:rPr>
         <w:t xml:space="preserve">Kata </w:t>
@@ -34011,6 +39606,21 @@
       </w:r>
       <w:r>
         <w:rPr>
+          <w:b/>
+          <w:lang w:val="id_ID" w:bidi="id_ID"/>
+        </w:rPr>
+        <w:t>τὸν νῦν αἰῶνα</w:t>
+      </w:r>
+    </w:p>
+    <w:p>
+      <w:pPr/>
+      <w:r>
+        <w:rPr>
+          <w:lang w:val="id_ID" w:bidi="id_ID"/>
+        </w:rPr>
+      </w:r>
+      <w:r>
+        <w:rPr>
           <w:lang w:val="id_ID" w:bidi="id_ID"/>
         </w:rPr>
         <w:t xml:space="preserve">Di sini, frasa </w:t>
@@ -34105,6 +39715,21 @@
       </w:r>
       <w:r>
         <w:rPr>
+          <w:b/>
+          <w:lang w:val="id_ID" w:bidi="id_ID"/>
+        </w:rPr>
+        <w:t>ἐπορεύθη</w:t>
+      </w:r>
+    </w:p>
+    <w:p>
+      <w:pPr/>
+      <w:r>
+        <w:rPr>
+          <w:lang w:val="id_ID" w:bidi="id_ID"/>
+        </w:rPr>
+      </w:r>
+      <w:r>
+        <w:rPr>
           <w:lang w:val="id_ID" w:bidi="id_ID"/>
         </w:rPr>
         <w:t xml:space="preserve">Dalam konteks seperti ini, bahasa Anda mungkin akan mengatakan </w:t>
@@ -34199,6 +39824,21 @@
       </w:r>
       <w:r>
         <w:rPr>
+          <w:b/>
+          <w:lang w:val="id_ID" w:bidi="id_ID"/>
+        </w:rPr>
+        <w:t>Κρήσκης εἰς Γαλατίαν, Τίτος εἰς Δαλματίαν</w:t>
+      </w:r>
+    </w:p>
+    <w:p>
+      <w:pPr/>
+      <w:r>
+        <w:rPr>
+          <w:lang w:val="id_ID" w:bidi="id_ID"/>
+        </w:rPr>
+      </w:r>
+      <w:r>
+        <w:rPr>
           <w:lang w:val="id_ID" w:bidi="id_ID"/>
         </w:rPr>
         <w:t>Paulus menghilangkan beberapa kata yang dalam banyak bahasa diperlukan untuk melengkapi kalimat. Anda dapat menyediakan kata-kata ini dari awal kalimat jika akan lebih jelas dalam bahasa Anda. Terjemahan alternatif: "dan Kreskus telah pergi ke Galatia, dan Titus telah pergi ke Dalmatia"</w:t>
@@ -34267,6 +39907,21 @@
       </w:r>
       <w:r>
         <w:rPr>
+          <w:b/>
+          <w:lang w:val="id_ID" w:bidi="id_ID"/>
+        </w:rPr>
+        <w:t>Δαλματίαν</w:t>
+      </w:r>
+    </w:p>
+    <w:p>
+      <w:pPr/>
+      <w:r>
+        <w:rPr>
+          <w:lang w:val="id_ID" w:bidi="id_ID"/>
+        </w:rPr>
+      </w:r>
+      <w:r>
+        <w:rPr>
           <w:lang w:val="id_ID" w:bidi="id_ID"/>
         </w:rPr>
         <w:t xml:space="preserve">Kata </w:t>
@@ -34348,6 +40003,21 @@
       </w:r>
       <w:r>
         <w:rPr>
+          <w:b/>
+          <w:lang w:val="id_ID" w:bidi="id_ID"/>
+        </w:rPr>
+        <w:t>μοι εὔχρηστος εἰς διακονίαν</w:t>
+      </w:r>
+    </w:p>
+    <w:p>
+      <w:pPr/>
+      <w:r>
+        <w:rPr>
+          <w:lang w:val="id_ID" w:bidi="id_ID"/>
+        </w:rPr>
+      </w:r>
+      <w:r>
+        <w:rPr>
           <w:lang w:val="id_ID" w:bidi="id_ID"/>
         </w:rPr>
         <w:t xml:space="preserve">Di sini Paulus mungkin menyiratkan bahwa Markus </w:t>
@@ -34429,6 +40099,21 @@
       </w:r>
       <w:r>
         <w:rPr>
+          <w:b/>
+          <w:lang w:val="id_ID" w:bidi="id_ID"/>
+        </w:rPr>
+        <w:t>εἰς διακονίαν</w:t>
+      </w:r>
+    </w:p>
+    <w:p>
+      <w:pPr/>
+      <w:r>
+        <w:rPr>
+          <w:lang w:val="id_ID" w:bidi="id_ID"/>
+        </w:rPr>
+      </w:r>
+      <w:r>
+        <w:rPr>
           <w:lang w:val="id_ID" w:bidi="id_ID"/>
         </w:rPr>
         <w:t xml:space="preserve">Jika bahasa Anda tidak menggunakan kata benda abstrak untuk ide </w:t>
@@ -34510,6 +40195,21 @@
       </w:r>
       <w:r>
         <w:rPr>
+          <w:b/>
+          <w:lang w:val="id_ID" w:bidi="id_ID"/>
+        </w:rPr>
+        <w:t>δὲ</w:t>
+      </w:r>
+    </w:p>
+    <w:p>
+      <w:pPr/>
+      <w:r>
+        <w:rPr>
+          <w:lang w:val="id_ID" w:bidi="id_ID"/>
+        </w:rPr>
+      </w:r>
+      <w:r>
+        <w:rPr>
           <w:lang w:val="id_ID" w:bidi="id_ID"/>
         </w:rPr>
         <w:t xml:space="preserve">Di sini, kata </w:t>
@@ -34604,6 +40304,21 @@
       </w:r>
       <w:r>
         <w:rPr>
+          <w:b/>
+          <w:lang w:val="id_ID" w:bidi="id_ID"/>
+        </w:rPr>
+        <w:t>ἀπέστειλα</w:t>
+      </w:r>
+    </w:p>
+    <w:p>
+      <w:pPr/>
+      <w:r>
+        <w:rPr>
+          <w:lang w:val="id_ID" w:bidi="id_ID"/>
+        </w:rPr>
+      </w:r>
+      <w:r>
+        <w:rPr>
           <w:lang w:val="id_ID" w:bidi="id_ID"/>
         </w:rPr>
         <w:t xml:space="preserve">Di sini Paulus dapat menggunakan bentuk lampau untuk menunjukkan: (1) bahwa ia </w:t>
@@ -34724,6 +40439,21 @@
       </w:r>
       <w:r>
         <w:rPr>
+          <w:b/>
+          <w:lang w:val="id_ID" w:bidi="id_ID"/>
+        </w:rPr>
+        <w:t>φελόνην</w:t>
+      </w:r>
+    </w:p>
+    <w:p>
+      <w:pPr/>
+      <w:r>
+        <w:rPr>
+          <w:lang w:val="id_ID" w:bidi="id_ID"/>
+        </w:rPr>
+      </w:r>
+      <w:r>
+        <w:rPr>
           <w:lang w:val="id_ID" w:bidi="id_ID"/>
         </w:rPr>
         <w:t xml:space="preserve">Istilah </w:t>
@@ -34805,6 +40535,21 @@
       </w:r>
       <w:r>
         <w:rPr>
+          <w:b/>
+          <w:lang w:val="id_ID" w:bidi="id_ID"/>
+        </w:rPr>
+        <w:t>Κάρπῳ</w:t>
+      </w:r>
+    </w:p>
+    <w:p>
+      <w:pPr/>
+      <w:r>
+        <w:rPr>
+          <w:lang w:val="id_ID" w:bidi="id_ID"/>
+        </w:rPr>
+      </w:r>
+      <w:r>
+        <w:rPr>
           <w:lang w:val="id_ID" w:bidi="id_ID"/>
         </w:rPr>
         <w:t xml:space="preserve">Kata </w:t>
@@ -34886,6 +40631,21 @@
       </w:r>
       <w:r>
         <w:rPr>
+          <w:b/>
+          <w:lang w:val="id_ID" w:bidi="id_ID"/>
+        </w:rPr>
+        <w:t>ἐρχόμενος</w:t>
+      </w:r>
+    </w:p>
+    <w:p>
+      <w:pPr/>
+      <w:r>
+        <w:rPr>
+          <w:lang w:val="id_ID" w:bidi="id_ID"/>
+        </w:rPr>
+      </w:r>
+      <w:r>
+        <w:rPr>
           <w:lang w:val="id_ID" w:bidi="id_ID"/>
         </w:rPr>
         <w:t xml:space="preserve">Dalam konteks seperti ini, bahasa Anda mungkin akan mengatakan "pergi" dan bukan </w:t>
@@ -34967,6 +40727,21 @@
       </w:r>
       <w:r>
         <w:rPr>
+          <w:b/>
+          <w:lang w:val="id_ID" w:bidi="id_ID"/>
+        </w:rPr>
+        <w:t>μάλιστα τὰς μεμβράνας</w:t>
+      </w:r>
+    </w:p>
+    <w:p>
+      <w:pPr/>
+      <w:r>
+        <w:rPr>
+          <w:lang w:val="id_ID" w:bidi="id_ID"/>
+        </w:rPr>
+      </w:r>
+      <w:r>
+        <w:rPr>
           <w:lang w:val="id_ID" w:bidi="id_ID"/>
         </w:rPr>
         <w:t xml:space="preserve">Di sini, frasa </w:t>
@@ -35061,6 +40836,21 @@
       </w:r>
       <w:r>
         <w:rPr>
+          <w:b/>
+          <w:lang w:val="id_ID" w:bidi="id_ID"/>
+        </w:rPr>
+        <w:t>τὰς μεμβράνας</w:t>
+      </w:r>
+    </w:p>
+    <w:p>
+      <w:pPr/>
+      <w:r>
+        <w:rPr>
+          <w:lang w:val="id_ID" w:bidi="id_ID"/>
+        </w:rPr>
+      </w:r>
+      <w:r>
+        <w:rPr>
           <w:lang w:val="id_ID" w:bidi="id_ID"/>
         </w:rPr>
         <w:t xml:space="preserve">Kata </w:t>
@@ -35142,6 +40932,21 @@
       </w:r>
       <w:r>
         <w:rPr>
+          <w:b/>
+          <w:lang w:val="id_ID" w:bidi="id_ID"/>
+        </w:rPr>
+        <w:t>Ἀλέξανδρος ὁ χαλκεὺς</w:t>
+      </w:r>
+    </w:p>
+    <w:p>
+      <w:pPr/>
+      <w:r>
+        <w:rPr>
+          <w:lang w:val="id_ID" w:bidi="id_ID"/>
+        </w:rPr>
+      </w:r>
+      <w:r>
+        <w:rPr>
           <w:lang w:val="id_ID" w:bidi="id_ID"/>
         </w:rPr>
         <w:t xml:space="preserve">Seorang </w:t>
@@ -35223,6 +41028,21 @@
       </w:r>
       <w:r>
         <w:rPr>
+          <w:b/>
+          <w:lang w:val="id_ID" w:bidi="id_ID"/>
+        </w:rPr>
+        <w:t>Ἀλέξανδρος</w:t>
+      </w:r>
+    </w:p>
+    <w:p>
+      <w:pPr/>
+      <w:r>
+        <w:rPr>
+          <w:lang w:val="id_ID" w:bidi="id_ID"/>
+        </w:rPr>
+      </w:r>
+      <w:r>
+        <w:rPr>
           <w:lang w:val="id_ID" w:bidi="id_ID"/>
         </w:rPr>
         <w:t xml:space="preserve">Kata </w:t>
@@ -35304,6 +41124,21 @@
       </w:r>
       <w:r>
         <w:rPr>
+          <w:b/>
+          <w:lang w:val="id_ID" w:bidi="id_ID"/>
+        </w:rPr>
+        <w:t>πολλά μοι κακὰ ἐνεδείξατο</w:t>
+      </w:r>
+    </w:p>
+    <w:p>
+      <w:pPr/>
+      <w:r>
+        <w:rPr>
+          <w:lang w:val="id_ID" w:bidi="id_ID"/>
+        </w:rPr>
+      </w:r>
+      <w:r>
+        <w:rPr>
           <w:lang w:val="id_ID" w:bidi="id_ID"/>
         </w:rPr>
         <w:t>Di sini Paulus memaksudkan bahwa Aleksander telah melakukan banyak hal yang jahat kepadanya. Jika itu akan membantu dalam bahasa Anda, Anda dapat menyatakan maknanya dengan jelas. Terjemahan alternatif: "bertindak dengan banyak cara yang jahat terhadapku" atau "melakukan banyak hal yang jahat kepadaku"</w:t>
@@ -35372,6 +41207,21 @@
       </w:r>
       <w:r>
         <w:rPr>
+          <w:b/>
+          <w:lang w:val="id_ID" w:bidi="id_ID"/>
+        </w:rPr>
+        <w:t>ἀποδώσει αὐτῷ ὁ Κύριος</w:t>
+      </w:r>
+    </w:p>
+    <w:p>
+      <w:pPr/>
+      <w:r>
+        <w:rPr>
+          <w:lang w:val="id_ID" w:bidi="id_ID"/>
+        </w:rPr>
+      </w:r>
+      <w:r>
+        <w:rPr>
           <w:lang w:val="id_ID" w:bidi="id_ID"/>
         </w:rPr>
         <w:t xml:space="preserve">Di sini Paulus berbicara tentang bagaimana </w:t>
@@ -35479,6 +41329,21 @@
       </w:r>
       <w:r>
         <w:rPr>
+          <w:b/>
+          <w:lang w:val="id_ID" w:bidi="id_ID"/>
+        </w:rPr>
+        <w:t>ὃν καὶ σὺ φυλάσσου, λίαν γὰρ ἀντέστη τοῖς ἡμετέροις λόγοις</w:t>
+      </w:r>
+    </w:p>
+    <w:p>
+      <w:pPr/>
+      <w:r>
+        <w:rPr>
+          <w:lang w:val="id_ID" w:bidi="id_ID"/>
+        </w:rPr>
+      </w:r>
+      <w:r>
+        <w:rPr>
           <w:lang w:val="id_ID" w:bidi="id_ID"/>
         </w:rPr>
         <w:t>Jika akan lebih alami dalam bahasa Anda, Anda dapat membalik urutan klausa ini, karena klausa kedua memberikan alasan untuk hasil yang dijelaskan oleh klausa pertama. Terjemahan alternatif: "yang, karena ia sangat menentang perkataan kami, kamu juga harus menjaga dirimu"</w:t>
@@ -35547,6 +41412,21 @@
       </w:r>
       <w:r>
         <w:rPr>
+          <w:b/>
+          <w:lang w:val="id_ID" w:bidi="id_ID"/>
+        </w:rPr>
+        <w:t>τοῖς ἡμετέροις λόγοις</w:t>
+      </w:r>
+    </w:p>
+    <w:p>
+      <w:pPr/>
+      <w:r>
+        <w:rPr>
+          <w:lang w:val="id_ID" w:bidi="id_ID"/>
+        </w:rPr>
+      </w:r>
+      <w:r>
+        <w:rPr>
           <w:lang w:val="id_ID" w:bidi="id_ID"/>
         </w:rPr>
         <w:t xml:space="preserve">Di sini, </w:t>
@@ -35641,6 +41521,21 @@
       </w:r>
       <w:r>
         <w:rPr>
+          <w:b/>
+          <w:lang w:val="id_ID" w:bidi="id_ID"/>
+        </w:rPr>
+        <w:t>ἐν τῇ πρώτῃ μου ἀπολογίᾳ</w:t>
+      </w:r>
+    </w:p>
+    <w:p>
+      <w:pPr/>
+      <w:r>
+        <w:rPr>
+          <w:lang w:val="id_ID" w:bidi="id_ID"/>
+        </w:rPr>
+      </w:r>
+      <w:r>
+        <w:rPr>
           <w:lang w:val="id_ID" w:bidi="id_ID"/>
         </w:rPr>
         <w:t xml:space="preserve">Di sini, frasa </w:t>
@@ -35722,6 +41617,21 @@
       </w:r>
       <w:r>
         <w:rPr>
+          <w:b/>
+          <w:lang w:val="id_ID" w:bidi="id_ID"/>
+        </w:rPr>
+        <w:t>οὐδείς μοι παρεγένετο</w:t>
+      </w:r>
+    </w:p>
+    <w:p>
+      <w:pPr/>
+      <w:r>
+        <w:rPr>
+          <w:lang w:val="id_ID" w:bidi="id_ID"/>
+        </w:rPr>
+      </w:r>
+      <w:r>
+        <w:rPr>
           <w:lang w:val="id_ID" w:bidi="id_ID"/>
         </w:rPr>
         <w:t xml:space="preserve">Di sini Paulus bermaksud bahwa </w:t>
@@ -35803,6 +41713,21 @@
       </w:r>
       <w:r>
         <w:rPr>
+          <w:b/>
+          <w:lang w:val="id_ID" w:bidi="id_ID"/>
+        </w:rPr>
+        <w:t>πάντες</w:t>
+      </w:r>
+    </w:p>
+    <w:p>
+      <w:pPr/>
+      <w:r>
+        <w:rPr>
+          <w:lang w:val="id_ID" w:bidi="id_ID"/>
+        </w:rPr>
+      </w:r>
+      <w:r>
+        <w:rPr>
           <w:lang w:val="id_ID" w:bidi="id_ID"/>
         </w:rPr>
         <w:t xml:space="preserve">Paulus menggunakan kata sifat </w:t>
@@ -35884,6 +41809,21 @@
       </w:r>
       <w:r>
         <w:rPr>
+          <w:b/>
+          <w:lang w:val="id_ID" w:bidi="id_ID"/>
+        </w:rPr>
+        <w:t>μὴ αὐτοῖς λογισθείη</w:t>
+      </w:r>
+    </w:p>
+    <w:p>
+      <w:pPr/>
+      <w:r>
+        <w:rPr>
+          <w:lang w:val="id_ID" w:bidi="id_ID"/>
+        </w:rPr>
+      </w:r>
+      <w:r>
+        <w:rPr>
           <w:lang w:val="id_ID" w:bidi="id_ID"/>
         </w:rPr>
         <w:t>Di sini Paulus bermaksud bahwa ia tidak ingin rekan-rekan seimannya dihukum karena tidak hadir bersamanya di pengadilan. Ia menggunakan bentuk ini sebagai cara untuk meminta Allah mengampuni mereka karena telah meninggalkannya. Jika itu akan membantu dalam bahasa Anda, Anda dapat membuat gagasan itu lebih eksplisit. Terjemahan alternatif: "Semoga mereka tidak dihukum karena itu" atau "Semoga mereka tidak bertanggung jawab untuk itu"</w:t>
@@ -35952,6 +41892,21 @@
       </w:r>
       <w:r>
         <w:rPr>
+          <w:b/>
+          <w:lang w:val="id_ID" w:bidi="id_ID"/>
+        </w:rPr>
+        <w:t>μὴ αὐτοῖς λογισθείη</w:t>
+      </w:r>
+    </w:p>
+    <w:p>
+      <w:pPr/>
+      <w:r>
+        <w:rPr>
+          <w:lang w:val="id_ID" w:bidi="id_ID"/>
+        </w:rPr>
+      </w:r>
+      <w:r>
+        <w:rPr>
           <w:lang w:val="id_ID" w:bidi="id_ID"/>
         </w:rPr>
         <w:t>Jika bahasa Anda tidak menggunakan bentuk pasif ini, Anda dapat mengungkapkan gagasan tersebut dalam bentuk aktif atau dengan cara lain yang wajar dalam bahasa Anda. Jika Anda perlu mengatakan siapa yang akan melakukan tindakan tersebut, jelas dari konteksnya bahwa itu adalah Allah. Terjemahan alternatif: "Semoga Allah tidak memperhitungkannya terhadap mereka"</w:t>
@@ -36009,6 +41964,21 @@
         <w:rPr>
           <w:lang w:val="id_ID" w:bidi="id_ID"/>
         </w:rPr>
+      </w:r>
+    </w:p>
+    <w:p>
+      <w:pPr/>
+      <w:r>
+        <w:rPr>
+          <w:lang w:val="id_ID" w:bidi="id_ID"/>
+        </w:rPr>
+      </w:r>
+      <w:r>
+        <w:rPr>
+          <w:b/>
+          <w:lang w:val="id_ID" w:bidi="id_ID"/>
+        </w:rPr>
+        <w:t>δὲ</w:t>
       </w:r>
     </w:p>
     <w:p>
@@ -36145,6 +42115,21 @@
       </w:r>
       <w:r>
         <w:rPr>
+          <w:b/>
+          <w:lang w:val="id_ID" w:bidi="id_ID"/>
+        </w:rPr>
+        <w:t>ὁ &amp; Κύριός μοι παρέστη</w:t>
+      </w:r>
+    </w:p>
+    <w:p>
+      <w:pPr/>
+      <w:r>
+        <w:rPr>
+          <w:lang w:val="id_ID" w:bidi="id_ID"/>
+        </w:rPr>
+      </w:r>
+      <w:r>
+        <w:rPr>
           <w:lang w:val="id_ID" w:bidi="id_ID"/>
         </w:rPr>
         <w:t xml:space="preserve">Di sini Paulus berbicara seolah-olah </w:t>
@@ -36252,6 +42237,21 @@
       </w:r>
       <w:r>
         <w:rPr>
+          <w:b/>
+          <w:lang w:val="id_ID" w:bidi="id_ID"/>
+        </w:rPr>
+        <w:t>δι’ ἐμοῦ τὸ κήρυγμα πληροφορηθῇ</w:t>
+      </w:r>
+    </w:p>
+    <w:p>
+      <w:pPr/>
+      <w:r>
+        <w:rPr>
+          <w:lang w:val="id_ID" w:bidi="id_ID"/>
+        </w:rPr>
+      </w:r>
+      <w:r>
+        <w:rPr>
           <w:lang w:val="id_ID" w:bidi="id_ID"/>
         </w:rPr>
         <w:t>Jika bahasa Anda tidak menggunakan bentuk pasif ini, Anda dapat mengekspresikan ide dalam bentuk aktif atau dengan cara lain yang wajar dalam bahasa Anda. Terjemahan alternatif: "Saya mungkin akan memenuhi pemberitaan itu"</w:t>
@@ -36320,6 +42320,21 @@
       </w:r>
       <w:r>
         <w:rPr>
+          <w:b/>
+          <w:lang w:val="id_ID" w:bidi="id_ID"/>
+        </w:rPr>
+        <w:t>δι’ ἐμοῦ τὸ κήρυγμα πληροφορηθῇ</w:t>
+      </w:r>
+    </w:p>
+    <w:p>
+      <w:pPr/>
+      <w:r>
+        <w:rPr>
+          <w:lang w:val="id_ID" w:bidi="id_ID"/>
+        </w:rPr>
+      </w:r>
+      <w:r>
+        <w:rPr>
           <w:lang w:val="id_ID" w:bidi="id_ID"/>
         </w:rPr>
         <w:t xml:space="preserve">Di sini, Paulus mungkin bermaksud bahwa </w:t>
@@ -36414,6 +42429,21 @@
       </w:r>
       <w:r>
         <w:rPr>
+          <w:b/>
+          <w:lang w:val="id_ID" w:bidi="id_ID"/>
+        </w:rPr>
+        <w:t>τὸ κήρυγμα πληροφορηθῇ</w:t>
+      </w:r>
+    </w:p>
+    <w:p>
+      <w:pPr/>
+      <w:r>
+        <w:rPr>
+          <w:lang w:val="id_ID" w:bidi="id_ID"/>
+        </w:rPr>
+      </w:r>
+      <w:r>
+        <w:rPr>
           <w:lang w:val="id_ID" w:bidi="id_ID"/>
         </w:rPr>
         <w:t xml:space="preserve">Jika bahasa Anda tidak menggunakan kata benda abstrak untuk ide </w:t>
@@ -36495,6 +42525,21 @@
       </w:r>
       <w:r>
         <w:rPr>
+          <w:b/>
+          <w:lang w:val="id_ID" w:bidi="id_ID"/>
+        </w:rPr>
+        <w:t>πάντα τὰ ἔθνη</w:t>
+      </w:r>
+    </w:p>
+    <w:p>
+      <w:pPr/>
+      <w:r>
+        <w:rPr>
+          <w:lang w:val="id_ID" w:bidi="id_ID"/>
+        </w:rPr>
+      </w:r>
+      <w:r>
+        <w:rPr>
           <w:lang w:val="id_ID" w:bidi="id_ID"/>
         </w:rPr>
         <w:t xml:space="preserve">Paulus mengatakan </w:t>
@@ -36576,6 +42621,21 @@
       </w:r>
       <w:r>
         <w:rPr>
+          <w:b/>
+          <w:lang w:val="id_ID" w:bidi="id_ID"/>
+        </w:rPr>
+        <w:t>ἐρύσθην ἐκ στόματος λέοντος</w:t>
+      </w:r>
+    </w:p>
+    <w:p>
+      <w:pPr/>
+      <w:r>
+        <w:rPr>
+          <w:lang w:val="id_ID" w:bidi="id_ID"/>
+        </w:rPr>
+      </w:r>
+      <w:r>
+        <w:rPr>
           <w:lang w:val="id_ID" w:bidi="id_ID"/>
         </w:rPr>
         <w:t xml:space="preserve">Di sini Paulus berbicara seolah-olah ia akan dimakan oleh seekor </w:t>
@@ -36670,6 +42730,21 @@
       </w:r>
       <w:r>
         <w:rPr>
+          <w:b/>
+          <w:lang w:val="id_ID" w:bidi="id_ID"/>
+        </w:rPr>
+        <w:t>ἐρύσθην</w:t>
+      </w:r>
+    </w:p>
+    <w:p>
+      <w:pPr/>
+      <w:r>
+        <w:rPr>
+          <w:lang w:val="id_ID" w:bidi="id_ID"/>
+        </w:rPr>
+      </w:r>
+      <w:r>
+        <w:rPr>
           <w:lang w:val="id_ID" w:bidi="id_ID"/>
         </w:rPr>
         <w:t>Jika bahasa Anda tidak menggunakan bentuk pasif ini, Anda dapat mengungkapkan gagasan tersebut dalam bentuk aktif atau dengan cara lain yang wajar dalam bahasa Anda. Jika Anda perlu mengatakan siapa yang melakukan tindakan tersebut, jelaslah dari konteksnya bahwa yang melakukan tindakan tersebut adalah Allah. Terjemahan alternatif: "Allah telah menyelamatkan saya"</w:t>
@@ -36738,6 +42813,21 @@
       </w:r>
       <w:r>
         <w:rPr>
+          <w:b/>
+          <w:lang w:val="id_ID" w:bidi="id_ID"/>
+        </w:rPr>
+        <w:t>ᾧ ἡ δόξα</w:t>
+      </w:r>
+    </w:p>
+    <w:p>
+      <w:pPr/>
+      <w:r>
+        <w:rPr>
+          <w:lang w:val="id_ID" w:bidi="id_ID"/>
+        </w:rPr>
+      </w:r>
+      <w:r>
+        <w:rPr>
           <w:lang w:val="id_ID" w:bidi="id_ID"/>
         </w:rPr>
         <w:t xml:space="preserve">Jika bahasa Anda tidak menggunakan kata benda abstrak untuk ide </w:t>
@@ -36808,6 +42898,21 @@
         <w:rPr>
           <w:lang w:val="id_ID" w:bidi="id_ID"/>
         </w:rPr>
+      </w:r>
+    </w:p>
+    <w:p>
+      <w:pPr/>
+      <w:r>
+        <w:rPr>
+          <w:lang w:val="id_ID" w:bidi="id_ID"/>
+        </w:rPr>
+      </w:r>
+      <w:r>
+        <w:rPr>
+          <w:b/>
+          <w:lang w:val="id_ID" w:bidi="id_ID"/>
+        </w:rPr>
+        <w:t>εἰς τοὺς αἰῶνας τῶν αἰώνων</w:t>
       </w:r>
     </w:p>
     <w:p>
@@ -37041,6 +43146,21 @@
       </w:r>
       <w:r>
         <w:rPr>
+          <w:b/>
+          <w:lang w:val="id_ID" w:bidi="id_ID"/>
+        </w:rPr>
+        <w:t>Ἔραστος &amp; Τρόφιμον</w:t>
+      </w:r>
+    </w:p>
+    <w:p>
+      <w:pPr/>
+      <w:r>
+        <w:rPr>
+          <w:lang w:val="id_ID" w:bidi="id_ID"/>
+        </w:rPr>
+      </w:r>
+      <w:r>
+        <w:rPr>
           <w:lang w:val="id_ID" w:bidi="id_ID"/>
         </w:rPr>
         <w:t xml:space="preserve">Kata </w:t>
@@ -37135,6 +43255,21 @@
       </w:r>
       <w:r>
         <w:rPr>
+          <w:b/>
+          <w:lang w:val="id_ID" w:bidi="id_ID"/>
+        </w:rPr>
+        <w:t>Μιλήτῳ</w:t>
+      </w:r>
+    </w:p>
+    <w:p>
+      <w:pPr/>
+      <w:r>
+        <w:rPr>
+          <w:lang w:val="id_ID" w:bidi="id_ID"/>
+        </w:rPr>
+      </w:r>
+      <w:r>
+        <w:rPr>
           <w:lang w:val="id_ID" w:bidi="id_ID"/>
         </w:rPr>
         <w:t xml:space="preserve">Nama </w:t>
@@ -37216,6 +43351,21 @@
       </w:r>
       <w:r>
         <w:rPr>
+          <w:b/>
+          <w:lang w:val="id_ID" w:bidi="id_ID"/>
+        </w:rPr>
+        <w:t>σπούδασον &amp; ἐλθεῖν</w:t>
+      </w:r>
+    </w:p>
+    <w:p>
+      <w:pPr/>
+      <w:r>
+        <w:rPr>
+          <w:lang w:val="id_ID" w:bidi="id_ID"/>
+        </w:rPr>
+      </w:r>
+      <w:r>
+        <w:rPr>
           <w:lang w:val="id_ID" w:bidi="id_ID"/>
         </w:rPr>
         <w:t>Terjemahan alternatif: "Lakukan yang terbaik untuk datang"</w:t>
@@ -37264,6 +43414,21 @@
       </w:r>
       <w:r>
         <w:rPr>
+          <w:b/>
+          <w:lang w:val="id_ID" w:bidi="id_ID"/>
+        </w:rPr>
+        <w:t>πρὸ χειμῶνος</w:t>
+      </w:r>
+    </w:p>
+    <w:p>
+      <w:pPr/>
+      <w:r>
+        <w:rPr>
+          <w:lang w:val="id_ID" w:bidi="id_ID"/>
+        </w:rPr>
+      </w:r>
+      <w:r>
+        <w:rPr>
           <w:lang w:val="id_ID" w:bidi="id_ID"/>
         </w:rPr>
         <w:t xml:space="preserve">Di tempat Paulus dan Timotius tinggal, </w:t>
@@ -37393,6 +43558,21 @@
       </w:r>
       <w:r>
         <w:rPr>
+          <w:b/>
+          <w:lang w:val="id_ID" w:bidi="id_ID"/>
+        </w:rPr>
+        <w:t>ἀσπάζεταί σε Εὔβουλος, καὶ Πούδης, καὶ Λίνος, καὶ Κλαυδία, καὶ οἱ ἀδελφοὶ</w:t>
+      </w:r>
+    </w:p>
+    <w:p>
+      <w:pPr/>
+      <w:r>
+        <w:rPr>
+          <w:lang w:val="id_ID" w:bidi="id_ID"/>
+        </w:rPr>
+      </w:r>
+      <w:r>
+        <w:rPr>
           <w:lang w:val="id_ID" w:bidi="id_ID"/>
         </w:rPr>
         <w:t>Paulus menghilangkan beberapa kata yang dalam banyak bahasa diperlukan untuk melengkapi kalimat. Anda dapat menyediakan kata-kata ini dari awal kalimat jika akan lebih jelas dalam bahasa Anda. Terjemahan alternatif: "Ebulus memberi salam kepadamu, demikian juga Pudes, Linus, Klaudia dan saudara-saudara"</w:t>
@@ -37461,6 +43641,21 @@
       </w:r>
       <w:r>
         <w:rPr>
+          <w:b/>
+          <w:lang w:val="id_ID" w:bidi="id_ID"/>
+        </w:rPr>
+        <w:t>Εὔβουλος &amp; Πούδης &amp; Λίνος</w:t>
+      </w:r>
+    </w:p>
+    <w:p>
+      <w:pPr/>
+      <w:r>
+        <w:rPr>
+          <w:lang w:val="id_ID" w:bidi="id_ID"/>
+        </w:rPr>
+      </w:r>
+      <w:r>
+        <w:rPr>
           <w:lang w:val="id_ID" w:bidi="id_ID"/>
         </w:rPr>
         <w:t xml:space="preserve">Kata </w:t>
@@ -37568,6 +43763,21 @@
       </w:r>
       <w:r>
         <w:rPr>
+          <w:b/>
+          <w:lang w:val="id_ID" w:bidi="id_ID"/>
+        </w:rPr>
+        <w:t>Κλαυδία</w:t>
+      </w:r>
+    </w:p>
+    <w:p>
+      <w:pPr/>
+      <w:r>
+        <w:rPr>
+          <w:lang w:val="id_ID" w:bidi="id_ID"/>
+        </w:rPr>
+      </w:r>
+      <w:r>
+        <w:rPr>
           <w:lang w:val="id_ID" w:bidi="id_ID"/>
         </w:rPr>
         <w:t xml:space="preserve">Kata </w:t>
@@ -37649,6 +43859,21 @@
       </w:r>
       <w:r>
         <w:rPr>
+          <w:b/>
+          <w:lang w:val="id_ID" w:bidi="id_ID"/>
+        </w:rPr>
+        <w:t>οἱ ἀδελφοὶ</w:t>
+      </w:r>
+    </w:p>
+    <w:p>
+      <w:pPr/>
+      <w:r>
+        <w:rPr>
+          <w:lang w:val="id_ID" w:bidi="id_ID"/>
+        </w:rPr>
+      </w:r>
+      <w:r>
+        <w:rPr>
           <w:lang w:val="id_ID" w:bidi="id_ID"/>
         </w:rPr>
         <w:t xml:space="preserve">Di sini Paulus merujuk kepada </w:t>
@@ -37795,6 +44020,21 @@
       </w:r>
       <w:r>
         <w:rPr>
+          <w:b/>
+          <w:lang w:val="id_ID" w:bidi="id_ID"/>
+        </w:rPr>
+        <w:t>οἱ ἀδελφοὶ</w:t>
+      </w:r>
+    </w:p>
+    <w:p>
+      <w:pPr/>
+      <w:r>
+        <w:rPr>
+          <w:lang w:val="id_ID" w:bidi="id_ID"/>
+        </w:rPr>
+      </w:r>
+      <w:r>
+        <w:rPr>
           <w:lang w:val="id_ID" w:bidi="id_ID"/>
         </w:rPr>
         <w:t xml:space="preserve">Paulus menggunakan istilah </w:t>
@@ -37876,6 +44116,21 @@
       </w:r>
       <w:r>
         <w:rPr>
+          <w:b/>
+          <w:lang w:val="id_ID" w:bidi="id_ID"/>
+        </w:rPr>
+        <w:t>οἱ ἀδελφοὶ</w:t>
+      </w:r>
+    </w:p>
+    <w:p>
+      <w:pPr/>
+      <w:r>
+        <w:rPr>
+          <w:lang w:val="id_ID" w:bidi="id_ID"/>
+        </w:rPr>
+      </w:r>
+      <w:r>
+        <w:rPr>
           <w:lang w:val="id_ID" w:bidi="id_ID"/>
         </w:rPr>
         <w:t xml:space="preserve">Meskipun istilah </w:t>
@@ -37957,6 +44212,21 @@
       </w:r>
       <w:r>
         <w:rPr>
+          <w:b/>
+          <w:lang w:val="id_ID" w:bidi="id_ID"/>
+        </w:rPr>
+        <w:t>ὁ Κύριος μετὰ τοῦ πνεύματός σου</w:t>
+      </w:r>
+    </w:p>
+    <w:p>
+      <w:pPr/>
+      <w:r>
+        <w:rPr>
+          <w:lang w:val="id_ID" w:bidi="id_ID"/>
+        </w:rPr>
+      </w:r>
+      <w:r>
+        <w:rPr>
           <w:lang w:val="id_ID" w:bidi="id_ID"/>
         </w:rPr>
         <w:t>Sebagaimana kebiasaan dalam budayanya, Paulus menutup suratnya dengan sebuah berkat untuk Timotius. Gunakanlah bentuk yang dapat dikenali orang sebagai berkat dalam bahasa Anda. Terjemahan alternatif: "Semoga Tuhan menyertai rohmu" atau "Saya berdoa agar Tuhan menyertai rohmu"</w:t>
@@ -38025,6 +44295,21 @@
       </w:r>
       <w:r>
         <w:rPr>
+          <w:b/>
+          <w:lang w:val="id_ID" w:bidi="id_ID"/>
+        </w:rPr>
+        <w:t>ὁ Κύριος</w:t>
+      </w:r>
+    </w:p>
+    <w:p>
+      <w:pPr/>
+      <w:r>
+        <w:rPr>
+          <w:lang w:val="id_ID" w:bidi="id_ID"/>
+        </w:rPr>
+      </w:r>
+      <w:r>
+        <w:rPr>
           <w:lang w:val="id_ID" w:bidi="id_ID"/>
         </w:rPr>
         <w:t xml:space="preserve">Banyak naskah kuno yang berbunyi </w:t>
@@ -38106,6 +44391,21 @@
       </w:r>
       <w:r>
         <w:rPr>
+          <w:b/>
+          <w:lang w:val="id_ID" w:bidi="id_ID"/>
+        </w:rPr>
+        <w:t>μετὰ τοῦ πνεύματός σου</w:t>
+      </w:r>
+    </w:p>
+    <w:p>
+      <w:pPr/>
+      <w:r>
+        <w:rPr>
+          <w:lang w:val="id_ID" w:bidi="id_ID"/>
+        </w:rPr>
+      </w:r>
+      <w:r>
+        <w:rPr>
           <w:lang w:val="id_ID" w:bidi="id_ID"/>
         </w:rPr>
         <w:t xml:space="preserve">Paulus menggunakan kata </w:t>
@@ -38200,6 +44500,21 @@
       </w:r>
       <w:r>
         <w:rPr>
+          <w:b/>
+          <w:lang w:val="id_ID" w:bidi="id_ID"/>
+        </w:rPr>
+        <w:t>ἡ χάρις μεθ’ ὑμῶν</w:t>
+      </w:r>
+    </w:p>
+    <w:p>
+      <w:pPr/>
+      <w:r>
+        <w:rPr>
+          <w:lang w:val="id_ID" w:bidi="id_ID"/>
+        </w:rPr>
+      </w:r>
+      <w:r>
+        <w:rPr>
           <w:lang w:val="id_ID" w:bidi="id_ID"/>
         </w:rPr>
         <w:t xml:space="preserve">Sebagaimana kebiasaan dalam budayanya, Paulus menutup suratnya dengan sebuah berkat untuk Timotius dan orang-orang percaya yang bersamanya. Dia menyiratkan bahwa </w:t>
@@ -38281,6 +44596,21 @@
       </w:r>
       <w:r>
         <w:rPr>
+          <w:b/>
+          <w:lang w:val="id_ID" w:bidi="id_ID"/>
+        </w:rPr>
+        <w:t>ἡ χάρις μεθ’ ὑμῶν</w:t>
+      </w:r>
+    </w:p>
+    <w:p>
+      <w:pPr/>
+      <w:r>
+        <w:rPr>
+          <w:lang w:val="id_ID" w:bidi="id_ID"/>
+        </w:rPr>
+      </w:r>
+      <w:r>
+        <w:rPr>
           <w:lang w:val="id_ID" w:bidi="id_ID"/>
         </w:rPr>
         <w:t xml:space="preserve">Jika bahasa Anda tidak menggunakan kata benda abstrak untuk ide </w:t>
@@ -38362,6 +44692,21 @@
       </w:r>
       <w:r>
         <w:rPr>
+          <w:b/>
+          <w:lang w:val="id_ID" w:bidi="id_ID"/>
+        </w:rPr>
+        <w:t>ὑμῶν</w:t>
+      </w:r>
+    </w:p>
+    <w:p>
+      <w:pPr/>
+      <w:r>
+        <w:rPr>
+          <w:lang w:val="id_ID" w:bidi="id_ID"/>
+        </w:rPr>
+      </w:r>
+      <w:r>
+        <w:rPr>
           <w:lang w:val="id_ID" w:bidi="id_ID"/>
         </w:rPr>
         <w:t xml:space="preserve">Karena Paulus memberikan berkat ini kepada Timotius dan semua orang percaya yang bersamanya, ini adalah satu-satunya tempat dalam surat ini di mana </w:t>
@@ -38432,6 +44777,21 @@
         <w:rPr>
           <w:lang w:val="id_ID" w:bidi="id_ID"/>
         </w:rPr>
+      </w:r>
+    </w:p>
+    <w:p>
+      <w:pPr/>
+      <w:r>
+        <w:rPr>
+          <w:lang w:val="id_ID" w:bidi="id_ID"/>
+        </w:rPr>
+      </w:r>
+      <w:r>
+        <w:rPr>
+          <w:b/>
+          <w:lang w:val="id_ID" w:bidi="id_ID"/>
+        </w:rPr>
+        <w:t>ὑμῶν</w:t>
       </w:r>
     </w:p>
     <w:p>

--- a/ind/docx/55.content.docx
+++ b/ind/docx/55.content.docx
@@ -28,49 +28,15 @@
       </w:r>
     </w:p>
     <w:p>
-      <w:pPr>
-        <w:pStyle w:val="Heading2"/>
-      </w:pPr>
-      <w:r>
-        <w:rPr>
-          <w:lang w:val="id_ID" w:bidi="id_ID"/>
-        </w:rPr>
-        <w:t>License Information</w:t>
-      </w:r>
-      <w:r>
-        <w:rPr>
-          <w:lang w:val="id_ID" w:bidi="id_ID"/>
-        </w:rPr>
-      </w:r>
-    </w:p>
-    <w:p>
-      <w:pPr/>
-      <w:r>
-        <w:rPr>
-          <w:lang w:val="id_ID" w:bidi="id_ID"/>
-        </w:rPr>
-      </w:r>
-      <w:r>
-        <w:rPr>
-          <w:b/>
-          <w:lang w:val="id_ID" w:bidi="id_ID"/>
-        </w:rPr>
-        <w:t>Catatan Terjemahan (unfoldingWord)</w:t>
-      </w:r>
-      <w:r>
-        <w:rPr>
-          <w:lang w:val="id_ID" w:bidi="id_ID"/>
-        </w:rPr>
-        <w:t xml:space="preserve"> (Indonesian) is based on</w:t>
-      </w:r>
-      <w:r>
-        <w:rPr>
-          <w:lang w:val="id_ID" w:bidi="id_ID"/>
-        </w:rPr>
-        <w:t xml:space="preserve">: </w:t>
-      </w:r>
-      <w:r>
-        <w:rPr>
+      <w:pPr/>
+      <w:r>
+        <w:rPr>
+          <w:lang w:val="id_ID" w:bidi="id_ID"/>
+        </w:rPr>
+      </w:r>
+      <w:r>
+        <w:rPr>
+          <w:b/>
           <w:lang w:val="id_ID" w:bidi="id_ID"/>
         </w:rPr>
         <w:t>unfoldingWord® Translation Notes</w:t>
@@ -79,62 +45,31 @@
         <w:rPr>
           <w:lang w:val="id_ID" w:bidi="id_ID"/>
         </w:rPr>
-        <w:t xml:space="preserve">, </w:t>
-      </w:r>
-      <w:hyperlink r:id="rId13">
-        <w:r>
-          <w:rPr>
-            <w:lang w:val="id_ID" w:bidi="id_ID"/>
-          </w:rPr>
-          <w:rPr>
-            <w:color w:val="0000EE"/>
-            <w:u w:val="single"/>
-          </w:rPr>
-          <w:t>unfoldingWord</w:t>
-        </w:r>
-      </w:hyperlink>
-      <w:r>
-        <w:rPr>
-          <w:lang w:val="id_ID" w:bidi="id_ID"/>
-        </w:rPr>
-        <w:t xml:space="preserve">, 2022, which is licensed under a </w:t>
-      </w:r>
-      <w:hyperlink r:id="rId14">
-        <w:r>
-          <w:rPr>
-            <w:lang w:val="id_ID" w:bidi="id_ID"/>
-          </w:rPr>
-          <w:rPr>
-            <w:color w:val="0000EE"/>
-            <w:u w:val="single"/>
-          </w:rPr>
-          <w:t>CC BY-SA 4.0 license</w:t>
-        </w:r>
-      </w:hyperlink>
-      <w:r>
-        <w:rPr>
-          <w:lang w:val="id_ID" w:bidi="id_ID"/>
-        </w:rPr>
-        <w:t>.</w:t>
-      </w:r>
-      <w:r>
-        <w:rPr>
-          <w:lang w:val="id_ID" w:bidi="id_ID"/>
-        </w:rPr>
-      </w:r>
-    </w:p>
-    <w:p>
-      <w:pPr/>
-      <w:r>
-        <w:rPr>
-          <w:lang w:val="id_ID" w:bidi="id_ID"/>
-        </w:rPr>
-      </w:r>
-      <w:r>
-        <w:rPr>
-          <w:lang w:val="id_ID" w:bidi="id_ID"/>
-        </w:rPr>
-        <w:t>This PDF version is provided under the same license.</w:t>
+        <w:t xml:space="preserve"> © 2022 unfoldingWord. Released under CC BY-SA 4.0 license. </w:t>
+      </w:r>
+      <w:r>
+        <w:rPr>
+          <w:lang w:val="id_ID" w:bidi="id_ID"/>
+        </w:rPr>
+        <w:t>unfoldingWord® Translation Notes</w:t>
+      </w:r>
+      <w:r>
+        <w:rPr>
+          <w:lang w:val="id_ID" w:bidi="id_ID"/>
+        </w:rPr>
+        <w:t xml:space="preserve"> has been adapted in the following languages: Tok Pisin, Arabic (عربي), French (Français), Hindi (हिंदी), Indonesian (Bahasa Indonesia), Portuguese (Português), Russian (Русский), Spanish (Español), Swahili (Kiswahili), and Simplified Chinese (简体中文) from </w:t>
+      </w:r>
+      <w:r>
+        <w:rPr>
+          <w:lang w:val="id_ID" w:bidi="id_ID"/>
+        </w:rPr>
+        <w:t>unfoldingWord® Translation Notes</w:t>
+      </w:r>
+      <w:r>
+        <w:rPr>
+          <w:lang w:val="id_ID" w:bidi="id_ID"/>
+        </w:rPr>
+        <w:t xml:space="preserve"> © 2022 unfoldingWord. Released under CC BY-SA 4.0 license by Mission Mutual</w:t>
       </w:r>
       <w:r>
         <w:rPr>
@@ -292,21 +227,6 @@
       </w:r>
       <w:r>
         <w:rPr>
-          <w:b/>
-          <w:lang w:val="id_ID" w:bidi="id_ID"/>
-        </w:rPr>
-        <w:t>Παῦλος, ἀπόστολος</w:t>
-      </w:r>
-    </w:p>
-    <w:p>
-      <w:pPr/>
-      <w:r>
-        <w:rPr>
-          <w:lang w:val="id_ID" w:bidi="id_ID"/>
-        </w:rPr>
-      </w:r>
-      <w:r>
-        <w:rPr>
           <w:lang w:val="id_ID" w:bidi="id_ID"/>
         </w:rPr>
         <w:t>Dalam budaya ini, penulis surat akan menyebutkan nama mereka sendiri terlebih dahulu, mengacu pada diri mereka sendiri sebagai orang ketiga. Jika itu akan membantu dalam bahasa Anda, Anda dapat menggunakan orang pertama di sini. Atau jika bahasa Anda memiliki cara khusus untuk memperkenalkan penulis surat, dan jika itu akan membantu pembaca Anda, Anda dapat menggunakannya di sini. Terjemahan alternatif: "Dari Paulus. Aku adalah seorang rasul"</w:t>
@@ -375,21 +295,6 @@
       </w:r>
       <w:r>
         <w:rPr>
-          <w:b/>
-          <w:lang w:val="id_ID" w:bidi="id_ID"/>
-        </w:rPr>
-        <w:t>διὰ θελήματος Θεοῦ</w:t>
-      </w:r>
-    </w:p>
-    <w:p>
-      <w:pPr/>
-      <w:r>
-        <w:rPr>
-          <w:lang w:val="id_ID" w:bidi="id_ID"/>
-        </w:rPr>
-      </w:r>
-      <w:r>
-        <w:rPr>
           <w:lang w:val="id_ID" w:bidi="id_ID"/>
         </w:rPr>
         <w:t xml:space="preserve">Jika bahasa Anda tidak menggunakan kata benda abstrak untuk ide </w:t>
@@ -471,21 +376,6 @@
       </w:r>
       <w:r>
         <w:rPr>
-          <w:b/>
-          <w:lang w:val="id_ID" w:bidi="id_ID"/>
-        </w:rPr>
-        <w:t>κατ’</w:t>
-      </w:r>
-    </w:p>
-    <w:p>
-      <w:pPr/>
-      <w:r>
-        <w:rPr>
-          <w:lang w:val="id_ID" w:bidi="id_ID"/>
-        </w:rPr>
-      </w:r>
-      <w:r>
-        <w:rPr>
           <w:lang w:val="id_ID" w:bidi="id_ID"/>
         </w:rPr>
         <w:t xml:space="preserve">Di sini, frasa "sesuai dengan" dapat menunjukkan: (1) bahwa tujuan Paulus menjadi </w:t>
@@ -632,21 +522,6 @@
       </w:r>
       <w:r>
         <w:rPr>
-          <w:b/>
-          <w:lang w:val="id_ID" w:bidi="id_ID"/>
-        </w:rPr>
-        <w:t>ἐπαγγελίαν ζωῆς</w:t>
-      </w:r>
-    </w:p>
-    <w:p>
-      <w:pPr/>
-      <w:r>
-        <w:rPr>
-          <w:lang w:val="id_ID" w:bidi="id_ID"/>
-        </w:rPr>
-      </w:r>
-      <w:r>
-        <w:rPr>
           <w:lang w:val="id_ID" w:bidi="id_ID"/>
         </w:rPr>
         <w:t xml:space="preserve">Di sini, Paulus menggunakan bentuk posesif untuk menggambarkan </w:t>
@@ -741,21 +616,6 @@
       </w:r>
       <w:r>
         <w:rPr>
-          <w:b/>
-          <w:lang w:val="id_ID" w:bidi="id_ID"/>
-        </w:rPr>
-        <w:t>ζωῆς τῆς ἐν Χριστῷ Ἰησοῦ</w:t>
-      </w:r>
-    </w:p>
-    <w:p>
-      <w:pPr/>
-      <w:r>
-        <w:rPr>
-          <w:lang w:val="id_ID" w:bidi="id_ID"/>
-        </w:rPr>
-      </w:r>
-      <w:r>
-        <w:rPr>
           <w:lang w:val="id_ID" w:bidi="id_ID"/>
         </w:rPr>
         <w:t xml:space="preserve">Di sini Paulus menggunakan metafora spasial </w:t>
@@ -889,21 +749,6 @@
       </w:r>
       <w:r>
         <w:rPr>
-          <w:b/>
-          <w:lang w:val="id_ID" w:bidi="id_ID"/>
-        </w:rPr>
-        <w:t>ζωῆς τῆς</w:t>
-      </w:r>
-    </w:p>
-    <w:p>
-      <w:pPr/>
-      <w:r>
-        <w:rPr>
-          <w:lang w:val="id_ID" w:bidi="id_ID"/>
-        </w:rPr>
-      </w:r>
-      <w:r>
-        <w:rPr>
           <w:lang w:val="id_ID" w:bidi="id_ID"/>
         </w:rPr>
         <w:t xml:space="preserve">Di sini Paulus merujuk pada </w:t>
@@ -985,21 +830,6 @@
       </w:r>
       <w:r>
         <w:rPr>
-          <w:b/>
-          <w:lang w:val="id_ID" w:bidi="id_ID"/>
-        </w:rPr>
-        <w:t>ζωῆς τῆς</w:t>
-      </w:r>
-    </w:p>
-    <w:p>
-      <w:pPr/>
-      <w:r>
-        <w:rPr>
-          <w:lang w:val="id_ID" w:bidi="id_ID"/>
-        </w:rPr>
-      </w:r>
-      <w:r>
-        <w:rPr>
           <w:lang w:val="id_ID" w:bidi="id_ID"/>
         </w:rPr>
         <w:t xml:space="preserve">Jika bahasa Anda tidak menggunakan kata benda abstrak untuk ide </w:t>
@@ -1081,21 +911,6 @@
       </w:r>
       <w:r>
         <w:rPr>
-          <w:b/>
-          <w:lang w:val="id_ID" w:bidi="id_ID"/>
-        </w:rPr>
-        <w:t>Τιμοθέῳ</w:t>
-      </w:r>
-    </w:p>
-    <w:p>
-      <w:pPr/>
-      <w:r>
-        <w:rPr>
-          <w:lang w:val="id_ID" w:bidi="id_ID"/>
-        </w:rPr>
-      </w:r>
-      <w:r>
-        <w:rPr>
           <w:lang w:val="id_ID" w:bidi="id_ID"/>
         </w:rPr>
         <w:t>Dalam budaya ini, setelah menyebutkan nama mereka sendiri, penulis surat akan menyebutkan nama orang yang mereka kirimi surat, dengan menyebut mereka sebagai orang ketiga. Jika hal itu membingungkan dalam bahasa Anda, Anda dapat menggunakan orang kedua di sini. Atau jika bahasa Anda memiliki cara khusus untuk memperkenalkan penerima surat, dan jika itu akan membantu pembaca, Anda dapat menggunakannya di sini. Terjemahan alternatif: "Surat ini untukmu, Timotius"</w:t>
@@ -1164,21 +979,6 @@
       </w:r>
       <w:r>
         <w:rPr>
-          <w:b/>
-          <w:lang w:val="id_ID" w:bidi="id_ID"/>
-        </w:rPr>
-        <w:t>ἀγαπητῷ τέκνῳ</w:t>
-      </w:r>
-    </w:p>
-    <w:p>
-      <w:pPr/>
-      <w:r>
-        <w:rPr>
-          <w:lang w:val="id_ID" w:bidi="id_ID"/>
-        </w:rPr>
-      </w:r>
-      <w:r>
-        <w:rPr>
           <w:lang w:val="id_ID" w:bidi="id_ID"/>
         </w:rPr>
         <w:t xml:space="preserve">Paulus berbicara tentang hubungannya yang dekat dengan Timotius seolah-olah Timotius adalah </w:t>
@@ -1260,21 +1060,6 @@
       </w:r>
       <w:r>
         <w:rPr>
-          <w:b/>
-          <w:lang w:val="id_ID" w:bidi="id_ID"/>
-        </w:rPr>
-        <w:t>ἀγαπητῷ τέκνῳ</w:t>
-      </w:r>
-    </w:p>
-    <w:p>
-      <w:pPr/>
-      <w:r>
-        <w:rPr>
-          <w:lang w:val="id_ID" w:bidi="id_ID"/>
-        </w:rPr>
-      </w:r>
-      <w:r>
-        <w:rPr>
           <w:lang w:val="id_ID" w:bidi="id_ID"/>
         </w:rPr>
         <w:t>Jika bahasa Anda tidak menggunakan bentuk pasif ini, Anda dapat mengungkapkan ide dalam bentuk aktif atau dengan cara lain yang wajar dalam bahasa Anda. Jika Anda perlu mengatakan siapa yang melakukan tindakan tersebut, jelaslah dari konteksnya bahwa itu adalah Paulus. Terjemahan alternatif: "anak yang aku kasihi"</w:t>
@@ -1343,21 +1128,6 @@
       </w:r>
       <w:r>
         <w:rPr>
-          <w:b/>
-          <w:lang w:val="id_ID" w:bidi="id_ID"/>
-        </w:rPr>
-        <w:t>χάρις, ἔλεος, εἰρήνη, ἀπὸ Θεοῦ Πατρὸς καὶ Χριστοῦ Ἰησοῦ τοῦ Κυρίου ἡμῶν</w:t>
-      </w:r>
-    </w:p>
-    <w:p>
-      <w:pPr/>
-      <w:r>
-        <w:rPr>
-          <w:lang w:val="id_ID" w:bidi="id_ID"/>
-        </w:rPr>
-      </w:r>
-      <w:r>
-        <w:rPr>
           <w:lang w:val="id_ID" w:bidi="id_ID"/>
         </w:rPr>
         <w:t>Setelah menyebutkan namanya dan nama orang yang dituju, Paulus menambahkan berkat untuk Timotius. Gunakanlah bentuk yang dapat dikenali orang sebagai berkat dalam bahasa Anda. Terjemahan alternatif: "Semoga engkau beroleh kasih karunia, kemurahan dan damai sejahtera dari Allah Bapa dan Kristus Yesus, Tuhan kita" atau "Aku berdoa agar kasih karunia, kemurahan dan damai sejahtera dari Allah Bapa dan Kristus Yesus, Tuhan kita, senantiasa menyertai engkau."</w:t>
@@ -1426,21 +1196,6 @@
       </w:r>
       <w:r>
         <w:rPr>
-          <w:b/>
-          <w:lang w:val="id_ID" w:bidi="id_ID"/>
-        </w:rPr>
-        <w:t>χάρις, ἔλεος, εἰρήνη</w:t>
-      </w:r>
-    </w:p>
-    <w:p>
-      <w:pPr/>
-      <w:r>
-        <w:rPr>
-          <w:lang w:val="id_ID" w:bidi="id_ID"/>
-        </w:rPr>
-      </w:r>
-      <w:r>
-        <w:rPr>
           <w:lang w:val="id_ID" w:bidi="id_ID"/>
         </w:rPr>
         <w:t xml:space="preserve">Jika bahasa Anda tidak menggunakan kata benda abstrak untuk ide </w:t>
@@ -1551,21 +1306,6 @@
           <w:b/>
           <w:lang w:val="id_ID" w:bidi="id_ID"/>
         </w:rPr>
-        <w:t>Θεοῦ Πατρὸς</w:t>
-      </w:r>
-    </w:p>
-    <w:p>
-      <w:pPr/>
-      <w:r>
-        <w:rPr>
-          <w:lang w:val="id_ID" w:bidi="id_ID"/>
-        </w:rPr>
-      </w:r>
-      <w:r>
-        <w:rPr>
-          <w:b/>
-          <w:lang w:val="id_ID" w:bidi="id_ID"/>
-        </w:rPr>
         <w:t>Bapa</w:t>
       </w:r>
       <w:r>
@@ -1664,21 +1404,6 @@
       </w:r>
       <w:r>
         <w:rPr>
-          <w:b/>
-          <w:lang w:val="id_ID" w:bidi="id_ID"/>
-        </w:rPr>
-        <w:t>ἡμῶν</w:t>
-      </w:r>
-    </w:p>
-    <w:p>
-      <w:pPr/>
-      <w:r>
-        <w:rPr>
-          <w:lang w:val="id_ID" w:bidi="id_ID"/>
-        </w:rPr>
-      </w:r>
-      <w:r>
-        <w:rPr>
           <w:lang w:val="id_ID" w:bidi="id_ID"/>
         </w:rPr>
         <w:t xml:space="preserve">Dalam surat ini, Paulus menggunakan kata </w:t>
@@ -1786,21 +1511,6 @@
       </w:r>
       <w:r>
         <w:rPr>
-          <w:b/>
-          <w:lang w:val="id_ID" w:bidi="id_ID"/>
-        </w:rPr>
-        <w:t>χάριν ἔχω</w:t>
-      </w:r>
-    </w:p>
-    <w:p>
-      <w:pPr/>
-      <w:r>
-        <w:rPr>
-          <w:lang w:val="id_ID" w:bidi="id_ID"/>
-        </w:rPr>
-      </w:r>
-      <w:r>
-        <w:rPr>
           <w:lang w:val="id_ID" w:bidi="id_ID"/>
         </w:rPr>
         <w:t xml:space="preserve">Jika bahasa Anda tidak menggunakan kata benda abstrak untuk ide </w:t>
@@ -1882,21 +1592,6 @@
       </w:r>
       <w:r>
         <w:rPr>
-          <w:b/>
-          <w:lang w:val="id_ID" w:bidi="id_ID"/>
-        </w:rPr>
-        <w:t>ᾧ λατρεύω ἀπὸ προγόνων</w:t>
-      </w:r>
-    </w:p>
-    <w:p>
-      <w:pPr/>
-      <w:r>
-        <w:rPr>
-          <w:lang w:val="id_ID" w:bidi="id_ID"/>
-        </w:rPr>
-      </w:r>
-      <w:r>
-        <w:rPr>
           <w:lang w:val="id_ID" w:bidi="id_ID"/>
         </w:rPr>
         <w:t>Di sini Paulus bermaksud bahwa ia melayani Allah dengan cara yang sama seperti yang dilakukan oleh nenek moyangnya. Jika akan membantu dalam bahasa Anda, Anda dapat menggunakan frasa yang sebanding atau menyatakan maknanya dengan jelas. Terjemahan alternatif: "yang saya layani dengan cara yang saya terima dari nenek moyang saya" atau "yang dilayani oleh nenek moyang saya dan saya layani juga"</w:t>
@@ -1968,21 +1663,6 @@
           <w:b/>
           <w:lang w:val="id_ID" w:bidi="id_ID"/>
         </w:rPr>
-        <w:t>ἐν καθαρᾷ συνειδήσει</w:t>
-      </w:r>
-    </w:p>
-    <w:p>
-      <w:pPr/>
-      <w:r>
-        <w:rPr>
-          <w:lang w:val="id_ID" w:bidi="id_ID"/>
-        </w:rPr>
-      </w:r>
-      <w:r>
-        <w:rPr>
-          <w:b/>
-          <w:lang w:val="id_ID" w:bidi="id_ID"/>
-        </w:rPr>
         <w:t>Hati nurani</w:t>
       </w:r>
       <w:r>
@@ -2068,21 +1748,6 @@
       </w:r>
       <w:r>
         <w:rPr>
-          <w:b/>
-          <w:lang w:val="id_ID" w:bidi="id_ID"/>
-        </w:rPr>
-        <w:t>ὡς ἀδιάλειπτον ἔχω τὴν περὶ σοῦ μνείαν</w:t>
-      </w:r>
-    </w:p>
-    <w:p>
-      <w:pPr/>
-      <w:r>
-        <w:rPr>
-          <w:lang w:val="id_ID" w:bidi="id_ID"/>
-        </w:rPr>
-      </w:r>
-      <w:r>
-        <w:rPr>
           <w:lang w:val="id_ID" w:bidi="id_ID"/>
         </w:rPr>
         <w:t xml:space="preserve">Jika bahasa Anda tidak menggunakan kata benda abstrak untuk ide </w:t>
@@ -2181,7 +1846,7 @@
         </w:rPr>
         <w:t xml:space="preserve">, "engkau", dan "dirimu" merujuk kepada Timotius dan berbentuk tunggal. Sebuah catatan akan membahas satu pengecualian dalam </w:t>
       </w:r>
-      <w:hyperlink r:id="rId15">
+      <w:hyperlink r:id="rId13">
         <w:r>
           <w:rPr>
             <w:lang w:val="id_ID" w:bidi="id_ID"/>
@@ -2263,21 +1928,6 @@
       </w:r>
       <w:r>
         <w:rPr>
-          <w:b/>
-          <w:lang w:val="id_ID" w:bidi="id_ID"/>
-        </w:rPr>
-        <w:t>νυκτὸς καὶ ἡμέρας</w:t>
-      </w:r>
-    </w:p>
-    <w:p>
-      <w:pPr/>
-      <w:r>
-        <w:rPr>
-          <w:lang w:val="id_ID" w:bidi="id_ID"/>
-        </w:rPr>
-      </w:r>
-      <w:r>
-        <w:rPr>
           <w:lang w:val="id_ID" w:bidi="id_ID"/>
         </w:rPr>
         <w:t xml:space="preserve">Di sini, frasa </w:t>
@@ -2359,21 +2009,6 @@
       </w:r>
       <w:r>
         <w:rPr>
-          <w:b/>
-          <w:lang w:val="id_ID" w:bidi="id_ID"/>
-        </w:rPr>
-        <w:t>μεμνημένος σου τῶν δακρύων</w:t>
-      </w:r>
-    </w:p>
-    <w:p>
-      <w:pPr/>
-      <w:r>
-        <w:rPr>
-          <w:lang w:val="id_ID" w:bidi="id_ID"/>
-        </w:rPr>
-      </w:r>
-      <w:r>
-        <w:rPr>
           <w:lang w:val="id_ID" w:bidi="id_ID"/>
         </w:rPr>
         <w:t xml:space="preserve">Di sini Paulus menyiratkan bahwa Timotius meneteskan </w:t>
@@ -2455,21 +2090,6 @@
       </w:r>
       <w:r>
         <w:rPr>
-          <w:b/>
-          <w:lang w:val="id_ID" w:bidi="id_ID"/>
-        </w:rPr>
-        <w:t>σου τῶν δακρύων</w:t>
-      </w:r>
-    </w:p>
-    <w:p>
-      <w:pPr/>
-      <w:r>
-        <w:rPr>
-          <w:lang w:val="id_ID" w:bidi="id_ID"/>
-        </w:rPr>
-      </w:r>
-      <w:r>
-        <w:rPr>
           <w:lang w:val="id_ID" w:bidi="id_ID"/>
         </w:rPr>
         <w:t xml:space="preserve">Di sini, kata </w:t>
@@ -2564,21 +2184,6 @@
       </w:r>
       <w:r>
         <w:rPr>
-          <w:b/>
-          <w:lang w:val="id_ID" w:bidi="id_ID"/>
-        </w:rPr>
-        <w:t>χαρᾶς πληρωθῶ</w:t>
-      </w:r>
-    </w:p>
-    <w:p>
-      <w:pPr/>
-      <w:r>
-        <w:rPr>
-          <w:lang w:val="id_ID" w:bidi="id_ID"/>
-        </w:rPr>
-      </w:r>
-      <w:r>
-        <w:rPr>
           <w:lang w:val="id_ID" w:bidi="id_ID"/>
         </w:rPr>
         <w:t xml:space="preserve">Paulus berbicara tentang dirinya sendiri seolah-olah ia adalah sebuah wadah yang dapat </w:t>
@@ -2673,21 +2278,6 @@
       </w:r>
       <w:r>
         <w:rPr>
-          <w:b/>
-          <w:lang w:val="id_ID" w:bidi="id_ID"/>
-        </w:rPr>
-        <w:t>χαρᾶς πληρωθῶ</w:t>
-      </w:r>
-    </w:p>
-    <w:p>
-      <w:pPr/>
-      <w:r>
-        <w:rPr>
-          <w:lang w:val="id_ID" w:bidi="id_ID"/>
-        </w:rPr>
-      </w:r>
-      <w:r>
-        <w:rPr>
           <w:lang w:val="id_ID" w:bidi="id_ID"/>
         </w:rPr>
         <w:t>Jika bahasa Anda tidak menggunakan bentuk pasif ini, Anda dapat mengungkapkan ide dalam bentuk aktif atau dengan cara lain yang wajar dalam bahasa Anda. Terjemahan alternatif: "sukacita dapat memenuhi saya"</w:t>
@@ -2756,21 +2346,6 @@
       </w:r>
       <w:r>
         <w:rPr>
-          <w:b/>
-          <w:lang w:val="id_ID" w:bidi="id_ID"/>
-        </w:rPr>
-        <w:t>χαρᾶς πληρωθῶ</w:t>
-      </w:r>
-    </w:p>
-    <w:p>
-      <w:pPr/>
-      <w:r>
-        <w:rPr>
-          <w:lang w:val="id_ID" w:bidi="id_ID"/>
-        </w:rPr>
-      </w:r>
-      <w:r>
-        <w:rPr>
           <w:lang w:val="id_ID" w:bidi="id_ID"/>
         </w:rPr>
         <w:t xml:space="preserve">Jika bahasa Anda tidak menggunakan kata benda abstrak untuk ide </w:t>
@@ -2852,21 +2427,6 @@
       </w:r>
       <w:r>
         <w:rPr>
-          <w:b/>
-          <w:lang w:val="id_ID" w:bidi="id_ID"/>
-        </w:rPr>
-        <w:t>ὑπόμνησιν λαβὼν</w:t>
-      </w:r>
-    </w:p>
-    <w:p>
-      <w:pPr/>
-      <w:r>
-        <w:rPr>
-          <w:lang w:val="id_ID" w:bidi="id_ID"/>
-        </w:rPr>
-      </w:r>
-      <w:r>
-        <w:rPr>
           <w:lang w:val="id_ID" w:bidi="id_ID"/>
         </w:rPr>
         <w:t xml:space="preserve">Jika bahasa Anda tidak menggunakan kata benda abstrak untuk ide </w:t>
@@ -2948,21 +2508,6 @@
       </w:r>
       <w:r>
         <w:rPr>
-          <w:b/>
-          <w:lang w:val="id_ID" w:bidi="id_ID"/>
-        </w:rPr>
-        <w:t>τῆς ἐν σοὶ ἀνυποκρίτου πίστεως, ἥτις ἐνῴκησεν πρῶτον</w:t>
-      </w:r>
-    </w:p>
-    <w:p>
-      <w:pPr/>
-      <w:r>
-        <w:rPr>
-          <w:lang w:val="id_ID" w:bidi="id_ID"/>
-        </w:rPr>
-      </w:r>
-      <w:r>
-        <w:rPr>
           <w:lang w:val="id_ID" w:bidi="id_ID"/>
         </w:rPr>
         <w:t xml:space="preserve">Jika bahasa Anda tidak menggunakan kata benda abstrak untuk ide </w:t>
@@ -3245,21 +2790,6 @@
       </w:r>
       <w:r>
         <w:rPr>
-          <w:b/>
-          <w:lang w:val="id_ID" w:bidi="id_ID"/>
-        </w:rPr>
-        <w:t>τῇ μάμμῃ σου</w:t>
-      </w:r>
-    </w:p>
-    <w:p>
-      <w:pPr/>
-      <w:r>
-        <w:rPr>
-          <w:lang w:val="id_ID" w:bidi="id_ID"/>
-        </w:rPr>
-      </w:r>
-      <w:r>
-        <w:rPr>
           <w:lang w:val="id_ID" w:bidi="id_ID"/>
         </w:rPr>
         <w:t xml:space="preserve">Paulus tidak menunjukkan apakah </w:t>
@@ -3341,21 +2871,6 @@
       </w:r>
       <w:r>
         <w:rPr>
-          <w:b/>
-          <w:lang w:val="id_ID" w:bidi="id_ID"/>
-        </w:rPr>
-        <w:t>Λωΐδι &amp; Εὐνίκῃ</w:t>
-      </w:r>
-    </w:p>
-    <w:p>
-      <w:pPr/>
-      <w:r>
-        <w:rPr>
-          <w:lang w:val="id_ID" w:bidi="id_ID"/>
-        </w:rPr>
-      </w:r>
-      <w:r>
-        <w:rPr>
           <w:lang w:val="id_ID" w:bidi="id_ID"/>
         </w:rPr>
         <w:t xml:space="preserve">Kata </w:t>
@@ -3450,21 +2965,6 @@
       </w:r>
       <w:r>
         <w:rPr>
-          <w:b/>
-          <w:lang w:val="id_ID" w:bidi="id_ID"/>
-        </w:rPr>
-        <w:t>πέπεισμαι</w:t>
-      </w:r>
-    </w:p>
-    <w:p>
-      <w:pPr/>
-      <w:r>
-        <w:rPr>
-          <w:lang w:val="id_ID" w:bidi="id_ID"/>
-        </w:rPr>
-      </w:r>
-      <w:r>
-        <w:rPr>
           <w:lang w:val="id_ID" w:bidi="id_ID"/>
         </w:rPr>
         <w:t>Jika bahasa Anda tidak menggunakan bentuk pasif ini, Anda dapat mengungkapkan ide dalam bentuk aktif atau dengan cara lain yang wajar dalam bahasa Anda. Terjemahan alternatif: "Saya yakin" atau "Saya percaya diri"</w:t>
@@ -3533,21 +3033,6 @@
       </w:r>
       <w:r>
         <w:rPr>
-          <w:b/>
-          <w:lang w:val="id_ID" w:bidi="id_ID"/>
-        </w:rPr>
-        <w:t>δι’ ἣν αἰτίαν</w:t>
-      </w:r>
-    </w:p>
-    <w:p>
-      <w:pPr/>
-      <w:r>
-        <w:rPr>
-          <w:lang w:val="id_ID" w:bidi="id_ID"/>
-        </w:rPr>
-      </w:r>
-      <w:r>
-        <w:rPr>
           <w:lang w:val="id_ID" w:bidi="id_ID"/>
         </w:rPr>
         <w:t xml:space="preserve">Di sini, frasa </w:t>
@@ -3565,7 +3050,7 @@
         </w:rPr>
         <w:t xml:space="preserve"> merujuk kembali pada fakta iman Timotius yang tulus (lihat </w:t>
       </w:r>
-      <w:hyperlink r:id="rId16">
+      <w:hyperlink r:id="rId14">
         <w:r>
           <w:rPr>
             <w:lang w:val="id_ID" w:bidi="id_ID"/>
@@ -3647,21 +3132,6 @@
       </w:r>
       <w:r>
         <w:rPr>
-          <w:b/>
-          <w:lang w:val="id_ID" w:bidi="id_ID"/>
-        </w:rPr>
-        <w:t>ἀναζωπυρεῖν τὸ χάρισμα</w:t>
-      </w:r>
-    </w:p>
-    <w:p>
-      <w:pPr/>
-      <w:r>
-        <w:rPr>
-          <w:lang w:val="id_ID" w:bidi="id_ID"/>
-        </w:rPr>
-      </w:r>
-      <w:r>
-        <w:rPr>
           <w:lang w:val="id_ID" w:bidi="id_ID"/>
         </w:rPr>
         <w:t xml:space="preserve">Di sini Paulus berbicara tentang </w:t>
@@ -3769,21 +3239,6 @@
       </w:r>
       <w:r>
         <w:rPr>
-          <w:b/>
-          <w:lang w:val="id_ID" w:bidi="id_ID"/>
-        </w:rPr>
-        <w:t>τὸ χάρισμα τοῦ Θεοῦ, ὅ ἐστιν ἐν σοὶ</w:t>
-      </w:r>
-    </w:p>
-    <w:p>
-      <w:pPr/>
-      <w:r>
-        <w:rPr>
-          <w:lang w:val="id_ID" w:bidi="id_ID"/>
-        </w:rPr>
-      </w:r>
-      <w:r>
-        <w:rPr>
           <w:lang w:val="id_ID" w:bidi="id_ID"/>
         </w:rPr>
         <w:t xml:space="preserve">Paulus berbicara tentang Timotius seolah-olah ia adalah sebuah wadah yang dapat menampung </w:t>
@@ -3865,21 +3320,6 @@
       </w:r>
       <w:r>
         <w:rPr>
-          <w:b/>
-          <w:lang w:val="id_ID" w:bidi="id_ID"/>
-        </w:rPr>
-        <w:t>τὸ χάρισμα τοῦ Θεοῦ, ὅ ἐστιν ἐν σοὶ</w:t>
-      </w:r>
-    </w:p>
-    <w:p>
-      <w:pPr/>
-      <w:r>
-        <w:rPr>
-          <w:lang w:val="id_ID" w:bidi="id_ID"/>
-        </w:rPr>
-      </w:r>
-      <w:r>
-        <w:rPr>
           <w:lang w:val="id_ID" w:bidi="id_ID"/>
         </w:rPr>
         <w:t xml:space="preserve">Di sini Paulus menyiratkan bahwa </w:t>
@@ -3974,21 +3414,6 @@
       </w:r>
       <w:r>
         <w:rPr>
-          <w:b/>
-          <w:lang w:val="id_ID" w:bidi="id_ID"/>
-        </w:rPr>
-        <w:t>διὰ τῆς ἐπιθέσεως τῶν χειρῶν μου</w:t>
-      </w:r>
-    </w:p>
-    <w:p>
-      <w:pPr/>
-      <w:r>
-        <w:rPr>
-          <w:lang w:val="id_ID" w:bidi="id_ID"/>
-        </w:rPr>
-      </w:r>
-      <w:r>
-        <w:rPr>
           <w:lang w:val="id_ID" w:bidi="id_ID"/>
         </w:rPr>
         <w:t xml:space="preserve">Di sini Paulus sedang berbicara tentang suatu upacara di mana ia menumpangkan </w:t>
@@ -4070,21 +3495,6 @@
       </w:r>
       <w:r>
         <w:rPr>
-          <w:b/>
-          <w:lang w:val="id_ID" w:bidi="id_ID"/>
-        </w:rPr>
-        <w:t>γὰρ</w:t>
-      </w:r>
-    </w:p>
-    <w:p>
-      <w:pPr/>
-      <w:r>
-        <w:rPr>
-          <w:lang w:val="id_ID" w:bidi="id_ID"/>
-        </w:rPr>
-      </w:r>
-      <w:r>
-        <w:rPr>
           <w:lang w:val="id_ID" w:bidi="id_ID"/>
         </w:rPr>
         <w:t xml:space="preserve">Di sini, kata </w:t>
@@ -4102,7 +3512,7 @@
         </w:rPr>
         <w:t xml:space="preserve"> memperkenalkan alasan mengapa Timotius harus menyalakan kembali karunianya (</w:t>
       </w:r>
-      <w:hyperlink r:id="rId17">
+      <w:hyperlink r:id="rId15">
         <w:r>
           <w:rPr>
             <w:lang w:val="id_ID" w:bidi="id_ID"/>
@@ -4197,21 +3607,6 @@
       </w:r>
       <w:r>
         <w:rPr>
-          <w:b/>
-          <w:lang w:val="id_ID" w:bidi="id_ID"/>
-        </w:rPr>
-        <w:t>πνεῦμα δειλίας, ἀλλὰ δυνάμεως, καὶ ἀγάπης, καὶ σωφρονισμοῦ</w:t>
-      </w:r>
-    </w:p>
-    <w:p>
-      <w:pPr/>
-      <w:r>
-        <w:rPr>
-          <w:lang w:val="id_ID" w:bidi="id_ID"/>
-        </w:rPr>
-      </w:r>
-      <w:r>
-        <w:rPr>
           <w:lang w:val="id_ID" w:bidi="id_ID"/>
         </w:rPr>
         <w:t xml:space="preserve">Di sini, kata </w:t>
@@ -4306,21 +3701,6 @@
       </w:r>
       <w:r>
         <w:rPr>
-          <w:b/>
-          <w:lang w:val="id_ID" w:bidi="id_ID"/>
-        </w:rPr>
-        <w:t>δειλίας, ἀλλὰ δυνάμεως, καὶ ἀγάπης, καὶ σωφρονισμοῦ</w:t>
-      </w:r>
-    </w:p>
-    <w:p>
-      <w:pPr/>
-      <w:r>
-        <w:rPr>
-          <w:lang w:val="id_ID" w:bidi="id_ID"/>
-        </w:rPr>
-      </w:r>
-      <w:r>
-        <w:rPr>
           <w:lang w:val="id_ID" w:bidi="id_ID"/>
         </w:rPr>
         <w:t xml:space="preserve">Jika bahasa Anda tidak menggunakan kata benda abstrak untuk ide </w:t>
@@ -4441,21 +3821,6 @@
       </w:r>
       <w:r>
         <w:rPr>
-          <w:b/>
-          <w:lang w:val="id_ID" w:bidi="id_ID"/>
-        </w:rPr>
-        <w:t>σωφρονισμοῦ</w:t>
-      </w:r>
-    </w:p>
-    <w:p>
-      <w:pPr/>
-      <w:r>
-        <w:rPr>
-          <w:lang w:val="id_ID" w:bidi="id_ID"/>
-        </w:rPr>
-      </w:r>
-      <w:r>
-        <w:rPr>
           <w:lang w:val="id_ID" w:bidi="id_ID"/>
         </w:rPr>
         <w:t xml:space="preserve">Di sini, kata </w:t>
@@ -4537,21 +3902,6 @@
       </w:r>
       <w:r>
         <w:rPr>
-          <w:b/>
-          <w:lang w:val="id_ID" w:bidi="id_ID"/>
-        </w:rPr>
-        <w:t>οὖν</w:t>
-      </w:r>
-    </w:p>
-    <w:p>
-      <w:pPr/>
-      <w:r>
-        <w:rPr>
-          <w:lang w:val="id_ID" w:bidi="id_ID"/>
-        </w:rPr>
-      </w:r>
-      <w:r>
-        <w:rPr>
           <w:lang w:val="id_ID" w:bidi="id_ID"/>
         </w:rPr>
         <w:t xml:space="preserve">Di sini, kata </w:t>
@@ -4633,21 +3983,6 @@
       </w:r>
       <w:r>
         <w:rPr>
-          <w:b/>
-          <w:lang w:val="id_ID" w:bidi="id_ID"/>
-        </w:rPr>
-        <w:t>μὴ &amp; ἐπαισχυνθῇς τὸ μαρτύριον τοῦ Κυρίου ἡμῶν, μηδὲ ἐμὲ, τὸν δέσμιον αὐτοῦ</w:t>
-      </w:r>
-    </w:p>
-    <w:p>
-      <w:pPr/>
-      <w:r>
-        <w:rPr>
-          <w:lang w:val="id_ID" w:bidi="id_ID"/>
-        </w:rPr>
-      </w:r>
-      <w:r>
-        <w:rPr>
           <w:lang w:val="id_ID" w:bidi="id_ID"/>
         </w:rPr>
         <w:t>Jika bahasa Anda tidak menggunakan bentuk pasif ini, Anda dapat mengekspresikan ide dalam bentuk aktif atau dengan cara lain yang wajar dalam bahasa Anda. Terjemahan alternatif: "Janganlah kesaksian Tuhan kita, atau aku, tawanan-Nya, mempermalukan kamu"</w:t>
@@ -4716,21 +4051,6 @@
       </w:r>
       <w:r>
         <w:rPr>
-          <w:b/>
-          <w:lang w:val="id_ID" w:bidi="id_ID"/>
-        </w:rPr>
-        <w:t>τὸ μαρτύριον τοῦ Κυρίου ἡμῶν</w:t>
-      </w:r>
-    </w:p>
-    <w:p>
-      <w:pPr/>
-      <w:r>
-        <w:rPr>
-          <w:lang w:val="id_ID" w:bidi="id_ID"/>
-        </w:rPr>
-      </w:r>
-      <w:r>
-        <w:rPr>
           <w:lang w:val="id_ID" w:bidi="id_ID"/>
         </w:rPr>
         <w:t xml:space="preserve">Di sini, Paulus menggunakan bentuk posesif untuk menggambarkan </w:t>
@@ -4825,21 +4145,6 @@
       </w:r>
       <w:r>
         <w:rPr>
-          <w:b/>
-          <w:lang w:val="id_ID" w:bidi="id_ID"/>
-        </w:rPr>
-        <w:t>τὸν δέσμιον αὐτοῦ</w:t>
-      </w:r>
-    </w:p>
-    <w:p>
-      <w:pPr/>
-      <w:r>
-        <w:rPr>
-          <w:lang w:val="id_ID" w:bidi="id_ID"/>
-        </w:rPr>
-      </w:r>
-      <w:r>
-        <w:rPr>
           <w:lang w:val="id_ID" w:bidi="id_ID"/>
         </w:rPr>
         <w:t xml:space="preserve">Di sini, Paulus menggunakan bentuk posesif untuk menggambarkan dirinya sebagai </w:t>
@@ -4921,21 +4226,6 @@
       </w:r>
       <w:r>
         <w:rPr>
-          <w:b/>
-          <w:lang w:val="id_ID" w:bidi="id_ID"/>
-        </w:rPr>
-        <w:t>συνκακοπάθησον</w:t>
-      </w:r>
-    </w:p>
-    <w:p>
-      <w:pPr/>
-      <w:r>
-        <w:rPr>
-          <w:lang w:val="id_ID" w:bidi="id_ID"/>
-        </w:rPr>
-      </w:r>
-      <w:r>
-        <w:rPr>
           <w:lang w:val="id_ID" w:bidi="id_ID"/>
         </w:rPr>
         <w:t xml:space="preserve">Di sini, frasa </w:t>
@@ -5017,21 +4307,6 @@
       </w:r>
       <w:r>
         <w:rPr>
-          <w:b/>
-          <w:lang w:val="id_ID" w:bidi="id_ID"/>
-        </w:rPr>
-        <w:t>τῷ εὐαγγελίῳ</w:t>
-      </w:r>
-    </w:p>
-    <w:p>
-      <w:pPr/>
-      <w:r>
-        <w:rPr>
-          <w:lang w:val="id_ID" w:bidi="id_ID"/>
-        </w:rPr>
-      </w:r>
-      <w:r>
-        <w:rPr>
           <w:lang w:val="id_ID" w:bidi="id_ID"/>
         </w:rPr>
         <w:t xml:space="preserve">Di sini Paulus menyiratkan bahwa Timotius harus bersedia untuk menderita karena ia percaya dan memberitakan </w:t>
@@ -5113,21 +4388,6 @@
       </w:r>
       <w:r>
         <w:rPr>
-          <w:b/>
-          <w:lang w:val="id_ID" w:bidi="id_ID"/>
-        </w:rPr>
-        <w:t>κατὰ δύναμιν Θεοῦ</w:t>
-      </w:r>
-    </w:p>
-    <w:p>
-      <w:pPr/>
-      <w:r>
-        <w:rPr>
-          <w:lang w:val="id_ID" w:bidi="id_ID"/>
-        </w:rPr>
-      </w:r>
-      <w:r>
-        <w:rPr>
           <w:lang w:val="id_ID" w:bidi="id_ID"/>
         </w:rPr>
         <w:t xml:space="preserve">Jika bahasa Anda tidak menggunakan kata benda abstrak untuk ide </w:t>
@@ -5209,21 +4469,6 @@
       </w:r>
       <w:r>
         <w:rPr>
-          <w:b/>
-          <w:lang w:val="id_ID" w:bidi="id_ID"/>
-        </w:rPr>
-        <w:t>κλήσει ἁγίᾳ</w:t>
-      </w:r>
-    </w:p>
-    <w:p>
-      <w:pPr/>
-      <w:r>
-        <w:rPr>
-          <w:lang w:val="id_ID" w:bidi="id_ID"/>
-        </w:rPr>
-      </w:r>
-      <w:r>
-        <w:rPr>
           <w:lang w:val="id_ID" w:bidi="id_ID"/>
         </w:rPr>
         <w:t xml:space="preserve">Di sini, frasa </w:t>
@@ -5331,21 +4576,6 @@
       </w:r>
       <w:r>
         <w:rPr>
-          <w:b/>
-          <w:lang w:val="id_ID" w:bidi="id_ID"/>
-        </w:rPr>
-        <w:t>οὐ κατὰ τὰ ἔργα ἡμῶν, ἀλλὰ κατὰ ἰδίαν πρόθεσιν καὶ χάριν, τὴν δοθεῖσαν ἡμῖν</w:t>
-      </w:r>
-    </w:p>
-    <w:p>
-      <w:pPr/>
-      <w:r>
-        <w:rPr>
-          <w:lang w:val="id_ID" w:bidi="id_ID"/>
-        </w:rPr>
-      </w:r>
-      <w:r>
-        <w:rPr>
           <w:lang w:val="id_ID" w:bidi="id_ID"/>
         </w:rPr>
         <w:t xml:space="preserve">Jika bahasa Anda tidak menggunakan kata benda abstrak untuk gagasan </w:t>
@@ -5573,21 +4803,6 @@
       </w:r>
       <w:r>
         <w:rPr>
-          <w:b/>
-          <w:lang w:val="id_ID" w:bidi="id_ID"/>
-        </w:rPr>
-        <w:t>τὴν δοθεῖσαν</w:t>
-      </w:r>
-    </w:p>
-    <w:p>
-      <w:pPr/>
-      <w:r>
-        <w:rPr>
-          <w:lang w:val="id_ID" w:bidi="id_ID"/>
-        </w:rPr>
-      </w:r>
-      <w:r>
-        <w:rPr>
           <w:lang w:val="id_ID" w:bidi="id_ID"/>
         </w:rPr>
         <w:t>Jika bahasa Anda tidak menggunakan bentuk pasif ini, Anda dapat mengungkapkan gagasan tersebut dalam bentuk aktif atau dengan cara lain yang wajar dalam bahasa Anda. Jika Anda perlu mengatakan siapa yang melakukan tindakan tersebut, jelaslah dari konteksnya bahwa yang melakukan tindakan tersebut adalah Allah. Terjemahan alternatif: "yang diberikan Allah"</w:t>
@@ -5656,21 +4871,6 @@
       </w:r>
       <w:r>
         <w:rPr>
-          <w:b/>
-          <w:lang w:val="id_ID" w:bidi="id_ID"/>
-        </w:rPr>
-        <w:t>ἐν Χριστῷ Ἰησοῦ πρὸ χρόνων αἰωνίων</w:t>
-      </w:r>
-    </w:p>
-    <w:p>
-      <w:pPr/>
-      <w:r>
-        <w:rPr>
-          <w:lang w:val="id_ID" w:bidi="id_ID"/>
-        </w:rPr>
-      </w:r>
-      <w:r>
-        <w:rPr>
           <w:lang w:val="id_ID" w:bidi="id_ID"/>
         </w:rPr>
         <w:t xml:space="preserve">Di sini Paulus menggunakan metafora spasial </w:t>
@@ -5791,21 +4991,6 @@
       </w:r>
       <w:r>
         <w:rPr>
-          <w:b/>
-          <w:lang w:val="id_ID" w:bidi="id_ID"/>
-        </w:rPr>
-        <w:t>πρὸ χρόνων αἰωνίων</w:t>
-      </w:r>
-    </w:p>
-    <w:p>
-      <w:pPr/>
-      <w:r>
-        <w:rPr>
-          <w:lang w:val="id_ID" w:bidi="id_ID"/>
-        </w:rPr>
-      </w:r>
-      <w:r>
-        <w:rPr>
           <w:lang w:val="id_ID" w:bidi="id_ID"/>
         </w:rPr>
         <w:t xml:space="preserve">Di sini Paulus menunjukkan bahwa Allah melakukan hal ini </w:t>
@@ -5887,21 +5072,6 @@
       </w:r>
       <w:r>
         <w:rPr>
-          <w:b/>
-          <w:lang w:val="id_ID" w:bidi="id_ID"/>
-        </w:rPr>
-        <w:t>φανερωθεῖσαν δὲ νῦν</w:t>
-      </w:r>
-    </w:p>
-    <w:p>
-      <w:pPr/>
-      <w:r>
-        <w:rPr>
-          <w:lang w:val="id_ID" w:bidi="id_ID"/>
-        </w:rPr>
-      </w:r>
-      <w:r>
-        <w:rPr>
           <w:lang w:val="id_ID" w:bidi="id_ID"/>
         </w:rPr>
         <w:t>Jika bahasa Anda tidak menggunakan bentuk pasif ini, Anda dapat mengungkapkan gagasan tersebut dalam bentuk aktif atau dengan cara lain yang wajar dalam bahasa Anda. Jika Anda perlu mengatakan siapa yang melakukan tindakan tersebut, jelaslah dari konteksnya bahwa yang melakukan tindakan tersebut adalah Allah. Terjemahan alternatif: "yang sekarang telah Allah nyatakan" atau "yang sekarang telah Allah izinkan untuk diketahui oleh manusia"</w:t>
@@ -5970,21 +5140,6 @@
       </w:r>
       <w:r>
         <w:rPr>
-          <w:b/>
-          <w:lang w:val="id_ID" w:bidi="id_ID"/>
-        </w:rPr>
-        <w:t>διὰ τῆς ἐπιφανείας τοῦ Σωτῆρος ἡμῶν, Χριστοῦ Ἰησοῦ</w:t>
-      </w:r>
-    </w:p>
-    <w:p>
-      <w:pPr/>
-      <w:r>
-        <w:rPr>
-          <w:lang w:val="id_ID" w:bidi="id_ID"/>
-        </w:rPr>
-      </w:r>
-      <w:r>
-        <w:rPr>
           <w:lang w:val="id_ID" w:bidi="id_ID"/>
         </w:rPr>
         <w:t xml:space="preserve">Di sini, kata </w:t>
@@ -6066,21 +5221,6 @@
       </w:r>
       <w:r>
         <w:rPr>
-          <w:b/>
-          <w:lang w:val="id_ID" w:bidi="id_ID"/>
-        </w:rPr>
-        <w:t>καταργήσαντος μὲν τὸν θάνατον</w:t>
-      </w:r>
-    </w:p>
-    <w:p>
-      <w:pPr/>
-      <w:r>
-        <w:rPr>
-          <w:lang w:val="id_ID" w:bidi="id_ID"/>
-        </w:rPr>
-      </w:r>
-      <w:r>
-        <w:rPr>
           <w:lang w:val="id_ID" w:bidi="id_ID"/>
         </w:rPr>
         <w:t xml:space="preserve">Jika bahasa Anda tidak menggunakan kata benda abstrak untuk ide </w:t>
@@ -6162,21 +5302,6 @@
       </w:r>
       <w:r>
         <w:rPr>
-          <w:b/>
-          <w:lang w:val="id_ID" w:bidi="id_ID"/>
-        </w:rPr>
-        <w:t>φωτίσαντος δὲ ζωὴν καὶ ἀφθαρσίαν διὰ τοῦ εὐαγγελίου</w:t>
-      </w:r>
-    </w:p>
-    <w:p>
-      <w:pPr/>
-      <w:r>
-        <w:rPr>
-          <w:lang w:val="id_ID" w:bidi="id_ID"/>
-        </w:rPr>
-      </w:r>
-      <w:r>
-        <w:rPr>
           <w:lang w:val="id_ID" w:bidi="id_ID"/>
         </w:rPr>
         <w:t xml:space="preserve">Di sini Paulus berbicara seolah-olah Yesus menggunakan </w:t>
@@ -6310,21 +5435,6 @@
       </w:r>
       <w:r>
         <w:rPr>
-          <w:b/>
-          <w:lang w:val="id_ID" w:bidi="id_ID"/>
-        </w:rPr>
-        <w:t>ζωὴν καὶ ἀφθαρσίαν</w:t>
-      </w:r>
-    </w:p>
-    <w:p>
-      <w:pPr/>
-      <w:r>
-        <w:rPr>
-          <w:lang w:val="id_ID" w:bidi="id_ID"/>
-        </w:rPr>
-      </w:r>
-      <w:r>
-        <w:rPr>
           <w:lang w:val="id_ID" w:bidi="id_ID"/>
         </w:rPr>
         <w:t xml:space="preserve">Jika bahasa Anda tidak menggunakan kata benda abstrak untuk gagasan </w:t>
@@ -6419,21 +5529,6 @@
       </w:r>
       <w:r>
         <w:rPr>
-          <w:b/>
-          <w:lang w:val="id_ID" w:bidi="id_ID"/>
-        </w:rPr>
-        <w:t>ζωὴν καὶ ἀφθαρσίαν</w:t>
-      </w:r>
-    </w:p>
-    <w:p>
-      <w:pPr/>
-      <w:r>
-        <w:rPr>
-          <w:lang w:val="id_ID" w:bidi="id_ID"/>
-        </w:rPr>
-      </w:r>
-      <w:r>
-        <w:rPr>
           <w:lang w:val="id_ID" w:bidi="id_ID"/>
         </w:rPr>
         <w:t xml:space="preserve">Dua kata </w:t>
@@ -6554,21 +5649,6 @@
       </w:r>
       <w:r>
         <w:rPr>
-          <w:b/>
-          <w:lang w:val="id_ID" w:bidi="id_ID"/>
-        </w:rPr>
-        <w:t>ζωὴν</w:t>
-      </w:r>
-    </w:p>
-    <w:p>
-      <w:pPr/>
-      <w:r>
-        <w:rPr>
-          <w:lang w:val="id_ID" w:bidi="id_ID"/>
-        </w:rPr>
-      </w:r>
-      <w:r>
-        <w:rPr>
           <w:lang w:val="id_ID" w:bidi="id_ID"/>
         </w:rPr>
         <w:t>Di sini Paulus mengacu pada kehidupan baru yang kekal bersama Allah. Jika itu akan membantu dalam bahasa Anda, Anda dapat membuat gagasan itu lebih eksplisit. Terjemahan alternatif: "hidup yang kekal" atau "hidup yang baru bersama Allah"</w:t>
@@ -6637,21 +5717,6 @@
       </w:r>
       <w:r>
         <w:rPr>
-          <w:b/>
-          <w:lang w:val="id_ID" w:bidi="id_ID"/>
-        </w:rPr>
-        <w:t>εἰς ὃ</w:t>
-      </w:r>
-    </w:p>
-    <w:p>
-      <w:pPr/>
-      <w:r>
-        <w:rPr>
-          <w:lang w:val="id_ID" w:bidi="id_ID"/>
-        </w:rPr>
-      </w:r>
-      <w:r>
-        <w:rPr>
           <w:lang w:val="id_ID" w:bidi="id_ID"/>
         </w:rPr>
         <w:t xml:space="preserve">Di sini, kata ganti </w:t>
@@ -6733,21 +5798,6 @@
       </w:r>
       <w:r>
         <w:rPr>
-          <w:b/>
-          <w:lang w:val="id_ID" w:bidi="id_ID"/>
-        </w:rPr>
-        <w:t>ἐτέθην ἐγὼ</w:t>
-      </w:r>
-    </w:p>
-    <w:p>
-      <w:pPr/>
-      <w:r>
-        <w:rPr>
-          <w:lang w:val="id_ID" w:bidi="id_ID"/>
-        </w:rPr>
-      </w:r>
-      <w:r>
-        <w:rPr>
           <w:lang w:val="id_ID" w:bidi="id_ID"/>
         </w:rPr>
         <w:t>Jika bahasa Anda tidak menggunakan bentuk pasif ini, Anda dapat mengungkapkan gagasan tersebut dalam bentuk aktif atau dengan cara lain yang wajar dalam bahasa Anda. Jika Anda perlu mengatakan siapa yang melakukan tindakan tersebut, jelaslah dari konteksnya bahwa yang melakukan tindakan tersebut adalah Allah. Terjemahan alternatif: "Allah telah menetapkan aku"</w:t>
@@ -6816,21 +5866,6 @@
       </w:r>
       <w:r>
         <w:rPr>
-          <w:b/>
-          <w:lang w:val="id_ID" w:bidi="id_ID"/>
-        </w:rPr>
-        <w:t>κῆρυξ</w:t>
-      </w:r>
-    </w:p>
-    <w:p>
-      <w:pPr/>
-      <w:r>
-        <w:rPr>
-          <w:lang w:val="id_ID" w:bidi="id_ID"/>
-        </w:rPr>
-      </w:r>
-      <w:r>
-        <w:rPr>
           <w:lang w:val="id_ID" w:bidi="id_ID"/>
         </w:rPr>
         <w:t xml:space="preserve">Seorang </w:t>
@@ -6912,21 +5947,6 @@
       </w:r>
       <w:r>
         <w:rPr>
-          <w:b/>
-          <w:lang w:val="id_ID" w:bidi="id_ID"/>
-        </w:rPr>
-        <w:t>διδάσκαλος</w:t>
-      </w:r>
-    </w:p>
-    <w:p>
-      <w:pPr/>
-      <w:r>
-        <w:rPr>
-          <w:lang w:val="id_ID" w:bidi="id_ID"/>
-        </w:rPr>
-      </w:r>
-      <w:r>
-        <w:rPr>
           <w:lang w:val="id_ID" w:bidi="id_ID"/>
         </w:rPr>
         <w:t xml:space="preserve">Banyak naskah kuno yang berbunyi </w:t>
@@ -7008,26 +6028,11 @@
       </w:r>
       <w:r>
         <w:rPr>
-          <w:b/>
-          <w:lang w:val="id_ID" w:bidi="id_ID"/>
-        </w:rPr>
-        <w:t>δι’ ἣν αἰτίαν</w:t>
-      </w:r>
-    </w:p>
-    <w:p>
-      <w:pPr/>
-      <w:r>
-        <w:rPr>
-          <w:lang w:val="id_ID" w:bidi="id_ID"/>
-        </w:rPr>
-      </w:r>
-      <w:r>
-        <w:rPr>
           <w:lang w:val="id_ID" w:bidi="id_ID"/>
         </w:rPr>
         <w:t xml:space="preserve">Di sini, frasa yang mana alasannya merujuk kembali kepada fakta bahwa Paulus ditunjuk untuk menjadi pemberita, rasul, dan guru (lihat </w:t>
       </w:r>
-      <w:hyperlink r:id="rId18">
+      <w:hyperlink r:id="rId16">
         <w:r>
           <w:rPr>
             <w:lang w:val="id_ID" w:bidi="id_ID"/>
@@ -7109,21 +6114,6 @@
       </w:r>
       <w:r>
         <w:rPr>
-          <w:b/>
-          <w:lang w:val="id_ID" w:bidi="id_ID"/>
-        </w:rPr>
-        <w:t>καὶ ταῦτα πάσχω</w:t>
-      </w:r>
-    </w:p>
-    <w:p>
-      <w:pPr/>
-      <w:r>
-        <w:rPr>
-          <w:lang w:val="id_ID" w:bidi="id_ID"/>
-        </w:rPr>
-      </w:r>
-      <w:r>
-        <w:rPr>
           <w:lang w:val="id_ID" w:bidi="id_ID"/>
         </w:rPr>
         <w:t xml:space="preserve">Di sini Paulus tidak menyebutkan secara khusus </w:t>
@@ -7141,7 +6131,7 @@
         </w:rPr>
         <w:t xml:space="preserve"> penderitaan yang ia alami, tetapi dari konteks surat ini, Timotius pasti tahu bahwa ia mengacu pada penderitaan sebagai seorang tahanan (lihat </w:t>
       </w:r>
-      <w:hyperlink r:id="rId19">
+      <w:hyperlink r:id="rId17">
         <w:r>
           <w:rPr>
             <w:lang w:val="id_ID" w:bidi="id_ID"/>
@@ -7223,21 +6213,6 @@
       </w:r>
       <w:r>
         <w:rPr>
-          <w:b/>
-          <w:lang w:val="id_ID" w:bidi="id_ID"/>
-        </w:rPr>
-        <w:t>οὐκ ἐπαισχύνομαι</w:t>
-      </w:r>
-    </w:p>
-    <w:p>
-      <w:pPr/>
-      <w:r>
-        <w:rPr>
-          <w:lang w:val="id_ID" w:bidi="id_ID"/>
-        </w:rPr>
-      </w:r>
-      <w:r>
-        <w:rPr>
           <w:lang w:val="id_ID" w:bidi="id_ID"/>
         </w:rPr>
         <w:t>Jika bahasa Anda tidak menggunakan bentuk pasif ini, Anda dapat mengungkapkan ide tersebut dalam bentuk aktif atau dengan cara lain yang wajar dalam bahasa Anda. Jika Anda perlu mengatakan siapa yang akan melakukan tindakan tersebut, jelas dari konteksnya bahwa itu adalah hal-hal yang diderita oleh Paulus. Terjemahan alternatif: "yang tidak mempermalukan aku"</w:t>
@@ -7306,21 +6281,6 @@
       </w:r>
       <w:r>
         <w:rPr>
-          <w:b/>
-          <w:lang w:val="id_ID" w:bidi="id_ID"/>
-        </w:rPr>
-        <w:t>ᾧ</w:t>
-      </w:r>
-    </w:p>
-    <w:p>
-      <w:pPr/>
-      <w:r>
-        <w:rPr>
-          <w:lang w:val="id_ID" w:bidi="id_ID"/>
-        </w:rPr>
-      </w:r>
-      <w:r>
-        <w:rPr>
           <w:lang w:val="id_ID" w:bidi="id_ID"/>
         </w:rPr>
         <w:t xml:space="preserve">Kata ganti </w:t>
@@ -7402,21 +6362,6 @@
       </w:r>
       <w:r>
         <w:rPr>
-          <w:b/>
-          <w:lang w:val="id_ID" w:bidi="id_ID"/>
-        </w:rPr>
-        <w:t>πέπεισμαι</w:t>
-      </w:r>
-    </w:p>
-    <w:p>
-      <w:pPr/>
-      <w:r>
-        <w:rPr>
-          <w:lang w:val="id_ID" w:bidi="id_ID"/>
-        </w:rPr>
-      </w:r>
-      <w:r>
-        <w:rPr>
           <w:lang w:val="id_ID" w:bidi="id_ID"/>
         </w:rPr>
         <w:t>Jika bahasa Anda tidak menggunakan bentuk pasif ini, Anda dapat mengekspresikan ide dalam bentuk aktif atau dengan cara lain yang wajar dalam bahasa Anda. Terjemahan alternatif: "Saya yakin" atau "Saya tahu"</w:t>
@@ -7485,21 +6430,6 @@
       </w:r>
       <w:r>
         <w:rPr>
-          <w:b/>
-          <w:lang w:val="id_ID" w:bidi="id_ID"/>
-        </w:rPr>
-        <w:t>τὴν παραθήκην μου φυλάξαι</w:t>
-      </w:r>
-    </w:p>
-    <w:p>
-      <w:pPr/>
-      <w:r>
-        <w:rPr>
-          <w:lang w:val="id_ID" w:bidi="id_ID"/>
-        </w:rPr>
-      </w:r>
-      <w:r>
-        <w:rPr>
           <w:lang w:val="id_ID" w:bidi="id_ID"/>
         </w:rPr>
         <w:t xml:space="preserve">Di sini, Paulus menggunakan bentuk posesif untuk menggambarkan </w:t>
@@ -7581,21 +6511,6 @@
       </w:r>
       <w:r>
         <w:rPr>
-          <w:b/>
-          <w:lang w:val="id_ID" w:bidi="id_ID"/>
-        </w:rPr>
-        <w:t>τὴν παραθήκην μου φυλάξαι</w:t>
-      </w:r>
-    </w:p>
-    <w:p>
-      <w:pPr/>
-      <w:r>
-        <w:rPr>
-          <w:lang w:val="id_ID" w:bidi="id_ID"/>
-        </w:rPr>
-      </w:r>
-      <w:r>
-        <w:rPr>
           <w:lang w:val="id_ID" w:bidi="id_ID"/>
         </w:rPr>
         <w:t xml:space="preserve">Di sini Paulus berbicara seolah-olah Allah sedang menjaga </w:t>
@@ -7729,21 +6644,6 @@
       </w:r>
       <w:r>
         <w:rPr>
-          <w:b/>
-          <w:lang w:val="id_ID" w:bidi="id_ID"/>
-        </w:rPr>
-        <w:t>ἐκείνην τὴν ἡμέραν</w:t>
-      </w:r>
-    </w:p>
-    <w:p>
-      <w:pPr/>
-      <w:r>
-        <w:rPr>
-          <w:lang w:val="id_ID" w:bidi="id_ID"/>
-        </w:rPr>
-      </w:r>
-      <w:r>
-        <w:rPr>
           <w:lang w:val="id_ID" w:bidi="id_ID"/>
         </w:rPr>
         <w:t>Di sini Paulus mengacu pada saat yang tepat ketika Yesus akan datang kembali ke dunia ini, yang juga akan menjadi akhir dari periode waktu saat ini. Jika itu akan membantu dalam bahasa Anda, Anda dapat membuat gagasan itu lebih eksplisit. Terjemahan alternatif: "hari ketika Yesus akan datang kembali" atau "kedatangan Yesus yang kedua kali"</w:t>
@@ -7812,21 +6712,6 @@
       </w:r>
       <w:r>
         <w:rPr>
-          <w:b/>
-          <w:lang w:val="id_ID" w:bidi="id_ID"/>
-        </w:rPr>
-        <w:t>ὑποτύπωσιν ἔχε</w:t>
-      </w:r>
-    </w:p>
-    <w:p>
-      <w:pPr/>
-      <w:r>
-        <w:rPr>
-          <w:lang w:val="id_ID" w:bidi="id_ID"/>
-        </w:rPr>
-      </w:r>
-      <w:r>
-        <w:rPr>
           <w:lang w:val="id_ID" w:bidi="id_ID"/>
         </w:rPr>
         <w:t xml:space="preserve">Di sini Paulus mengindikasikan bahwa ia ingin Timotius mempertahankan bentuk dasar dan isi dari </w:t>
@@ -7908,21 +6793,6 @@
       </w:r>
       <w:r>
         <w:rPr>
-          <w:b/>
-          <w:lang w:val="id_ID" w:bidi="id_ID"/>
-        </w:rPr>
-        <w:t>ὑγιαινόντων λόγων</w:t>
-      </w:r>
-    </w:p>
-    <w:p>
-      <w:pPr/>
-      <w:r>
-        <w:rPr>
-          <w:lang w:val="id_ID" w:bidi="id_ID"/>
-        </w:rPr>
-      </w:r>
-      <w:r>
-        <w:rPr>
           <w:lang w:val="id_ID" w:bidi="id_ID"/>
         </w:rPr>
         <w:t xml:space="preserve">Di sini Paulus berbicara seolah-olah </w:t>
@@ -8030,21 +6900,6 @@
       </w:r>
       <w:r>
         <w:rPr>
-          <w:b/>
-          <w:lang w:val="id_ID" w:bidi="id_ID"/>
-        </w:rPr>
-        <w:t>ὑγιαινόντων λόγων</w:t>
-      </w:r>
-    </w:p>
-    <w:p>
-      <w:pPr/>
-      <w:r>
-        <w:rPr>
-          <w:lang w:val="id_ID" w:bidi="id_ID"/>
-        </w:rPr>
-      </w:r>
-      <w:r>
-        <w:rPr>
           <w:lang w:val="id_ID" w:bidi="id_ID"/>
         </w:rPr>
         <w:t xml:space="preserve">Di sini, </w:t>
@@ -8126,21 +6981,6 @@
       </w:r>
       <w:r>
         <w:rPr>
-          <w:b/>
-          <w:lang w:val="id_ID" w:bidi="id_ID"/>
-        </w:rPr>
-        <w:t>ἐν πίστει καὶ ἀγάπῃ τῇ ἐν Χριστῷ Ἰησοῦ</w:t>
-      </w:r>
-    </w:p>
-    <w:p>
-      <w:pPr/>
-      <w:r>
-        <w:rPr>
-          <w:lang w:val="id_ID" w:bidi="id_ID"/>
-        </w:rPr>
-      </w:r>
-      <w:r>
-        <w:rPr>
           <w:lang w:val="id_ID" w:bidi="id_ID"/>
         </w:rPr>
         <w:t xml:space="preserve">Jika bahasa Anda tidak menggunakan kata benda abstrak untuk gagasan mengenai kata </w:t>
@@ -8235,21 +7075,6 @@
       </w:r>
       <w:r>
         <w:rPr>
-          <w:b/>
-          <w:lang w:val="id_ID" w:bidi="id_ID"/>
-        </w:rPr>
-        <w:t>τῇ ἐν Χριστῷ Ἰησοῦ</w:t>
-      </w:r>
-    </w:p>
-    <w:p>
-      <w:pPr/>
-      <w:r>
-        <w:rPr>
-          <w:lang w:val="id_ID" w:bidi="id_ID"/>
-        </w:rPr>
-      </w:r>
-      <w:r>
-        <w:rPr>
           <w:lang w:val="id_ID" w:bidi="id_ID"/>
         </w:rPr>
         <w:t xml:space="preserve">Di sini, frasa </w:t>
@@ -8370,21 +7195,6 @@
       </w:r>
       <w:r>
         <w:rPr>
-          <w:b/>
-          <w:lang w:val="id_ID" w:bidi="id_ID"/>
-        </w:rPr>
-        <w:t>τῇ ἐν Χριστῷ Ἰησοῦ</w:t>
-      </w:r>
-    </w:p>
-    <w:p>
-      <w:pPr/>
-      <w:r>
-        <w:rPr>
-          <w:lang w:val="id_ID" w:bidi="id_ID"/>
-        </w:rPr>
-      </w:r>
-      <w:r>
-        <w:rPr>
           <w:lang w:val="id_ID" w:bidi="id_ID"/>
         </w:rPr>
         <w:t xml:space="preserve">Paulus menggunakan metafora spasial </w:t>
@@ -8557,21 +7367,6 @@
       </w:r>
       <w:r>
         <w:rPr>
-          <w:b/>
-          <w:lang w:val="id_ID" w:bidi="id_ID"/>
-        </w:rPr>
-        <w:t>τὴν καλὴν παραθήκην φύλαξον</w:t>
-      </w:r>
-    </w:p>
-    <w:p>
-      <w:pPr/>
-      <w:r>
-        <w:rPr>
-          <w:lang w:val="id_ID" w:bidi="id_ID"/>
-        </w:rPr>
-      </w:r>
-      <w:r>
-        <w:rPr>
           <w:lang w:val="id_ID" w:bidi="id_ID"/>
         </w:rPr>
         <w:t xml:space="preserve">Di sini, frasa </w:t>
@@ -8679,21 +7474,6 @@
       </w:r>
       <w:r>
         <w:rPr>
-          <w:b/>
-          <w:lang w:val="id_ID" w:bidi="id_ID"/>
-        </w:rPr>
-        <w:t>διὰ Πνεύματος Ἁγίου</w:t>
-      </w:r>
-    </w:p>
-    <w:p>
-      <w:pPr/>
-      <w:r>
-        <w:rPr>
-          <w:lang w:val="id_ID" w:bidi="id_ID"/>
-        </w:rPr>
-      </w:r>
-      <w:r>
-        <w:rPr>
           <w:lang w:val="id_ID" w:bidi="id_ID"/>
         </w:rPr>
         <w:t>Terjemahan alternatif: "dengan pertolongan Roh Kudus"</w:t>
@@ -8742,21 +7522,6 @@
       </w:r>
       <w:r>
         <w:rPr>
-          <w:b/>
-          <w:lang w:val="id_ID" w:bidi="id_ID"/>
-        </w:rPr>
-        <w:t>τοῦ ἐνοικοῦντος ἐν ἡμῖν</w:t>
-      </w:r>
-    </w:p>
-    <w:p>
-      <w:pPr/>
-      <w:r>
-        <w:rPr>
-          <w:lang w:val="id_ID" w:bidi="id_ID"/>
-        </w:rPr>
-      </w:r>
-      <w:r>
-        <w:rPr>
           <w:lang w:val="id_ID" w:bidi="id_ID"/>
         </w:rPr>
         <w:t xml:space="preserve">Di sini Paulus berbicara seolah-olah orang percaya adalah bangunan tempat </w:t>
@@ -8851,21 +7616,6 @@
       </w:r>
       <w:r>
         <w:rPr>
-          <w:b/>
-          <w:lang w:val="id_ID" w:bidi="id_ID"/>
-        </w:rPr>
-        <w:t>οἶδας τοῦτο, ὅτι</w:t>
-      </w:r>
-    </w:p>
-    <w:p>
-      <w:pPr/>
-      <w:r>
-        <w:rPr>
-          <w:lang w:val="id_ID" w:bidi="id_ID"/>
-        </w:rPr>
-      </w:r>
-      <w:r>
-        <w:rPr>
           <w:lang w:val="id_ID" w:bidi="id_ID"/>
         </w:rPr>
         <w:t xml:space="preserve">Di sini, kata </w:t>
@@ -8973,21 +7723,6 @@
       </w:r>
       <w:r>
         <w:rPr>
-          <w:b/>
-          <w:lang w:val="id_ID" w:bidi="id_ID"/>
-        </w:rPr>
-        <w:t>πάντες οἱ ἐν τῇ Ἀσίᾳ</w:t>
-      </w:r>
-    </w:p>
-    <w:p>
-      <w:pPr/>
-      <w:r>
-        <w:rPr>
-          <w:lang w:val="id_ID" w:bidi="id_ID"/>
-        </w:rPr>
-      </w:r>
-      <w:r>
-        <w:rPr>
           <w:lang w:val="id_ID" w:bidi="id_ID"/>
         </w:rPr>
         <w:t xml:space="preserve">Paulus mengatakan </w:t>
@@ -9069,21 +7804,6 @@
       </w:r>
       <w:r>
         <w:rPr>
-          <w:b/>
-          <w:lang w:val="id_ID" w:bidi="id_ID"/>
-        </w:rPr>
-        <w:t>οἱ ἐν τῇ Ἀσίᾳ</w:t>
-      </w:r>
-    </w:p>
-    <w:p>
-      <w:pPr/>
-      <w:r>
-        <w:rPr>
-          <w:lang w:val="id_ID" w:bidi="id_ID"/>
-        </w:rPr>
-      </w:r>
-      <w:r>
-        <w:rPr>
           <w:lang w:val="id_ID" w:bidi="id_ID"/>
         </w:rPr>
         <w:t xml:space="preserve">Di sini, frasa </w:t>
@@ -9191,21 +7911,6 @@
       </w:r>
       <w:r>
         <w:rPr>
-          <w:b/>
-          <w:lang w:val="id_ID" w:bidi="id_ID"/>
-        </w:rPr>
-        <w:t>ἀπεστράφησάν με</w:t>
-      </w:r>
-    </w:p>
-    <w:p>
-      <w:pPr/>
-      <w:r>
-        <w:rPr>
-          <w:lang w:val="id_ID" w:bidi="id_ID"/>
-        </w:rPr>
-      </w:r>
-      <w:r>
-        <w:rPr>
           <w:lang w:val="id_ID" w:bidi="id_ID"/>
         </w:rPr>
         <w:t xml:space="preserve">Di sini Paulus berbicara tentang orang-orang yang berhenti mendengarkan dan menolongnya seolah-olah mereka </w:t>
@@ -9287,21 +7992,6 @@
       </w:r>
       <w:r>
         <w:rPr>
-          <w:b/>
-          <w:lang w:val="id_ID" w:bidi="id_ID"/>
-        </w:rPr>
-        <w:t>ἀπεστράφησάν με</w:t>
-      </w:r>
-    </w:p>
-    <w:p>
-      <w:pPr/>
-      <w:r>
-        <w:rPr>
-          <w:lang w:val="id_ID" w:bidi="id_ID"/>
-        </w:rPr>
-      </w:r>
-      <w:r>
-        <w:rPr>
           <w:lang w:val="id_ID" w:bidi="id_ID"/>
         </w:rPr>
         <w:t xml:space="preserve">Di sini Paulus menyiratkan bahwa orang-orang ini </w:t>
@@ -9383,21 +8073,6 @@
       </w:r>
       <w:r>
         <w:rPr>
-          <w:b/>
-          <w:lang w:val="id_ID" w:bidi="id_ID"/>
-        </w:rPr>
-        <w:t>Φύγελος &amp; Ἑρμογένης</w:t>
-      </w:r>
-    </w:p>
-    <w:p>
-      <w:pPr/>
-      <w:r>
-        <w:rPr>
-          <w:lang w:val="id_ID" w:bidi="id_ID"/>
-        </w:rPr>
-      </w:r>
-      <w:r>
-        <w:rPr>
           <w:lang w:val="id_ID" w:bidi="id_ID"/>
         </w:rPr>
         <w:t xml:space="preserve">Kata </w:t>
@@ -9492,21 +8167,6 @@
       </w:r>
       <w:r>
         <w:rPr>
-          <w:b/>
-          <w:lang w:val="id_ID" w:bidi="id_ID"/>
-        </w:rPr>
-        <w:t>δῴη ἔλεος ὁ Κύριος τῷ Ὀνησιφόρου οἴκῳ</w:t>
-      </w:r>
-    </w:p>
-    <w:p>
-      <w:pPr/>
-      <w:r>
-        <w:rPr>
-          <w:lang w:val="id_ID" w:bidi="id_ID"/>
-        </w:rPr>
-      </w:r>
-      <w:r>
-        <w:rPr>
           <w:lang w:val="id_ID" w:bidi="id_ID"/>
         </w:rPr>
         <w:t xml:space="preserve">Di sini Paulus meminta Allah untuk memberkati keluarga </w:t>
@@ -9588,21 +8248,6 @@
       </w:r>
       <w:r>
         <w:rPr>
-          <w:b/>
-          <w:lang w:val="id_ID" w:bidi="id_ID"/>
-        </w:rPr>
-        <w:t>δῴη ἔλεος ὁ Κύριος</w:t>
-      </w:r>
-    </w:p>
-    <w:p>
-      <w:pPr/>
-      <w:r>
-        <w:rPr>
-          <w:lang w:val="id_ID" w:bidi="id_ID"/>
-        </w:rPr>
-      </w:r>
-      <w:r>
-        <w:rPr>
           <w:lang w:val="id_ID" w:bidi="id_ID"/>
         </w:rPr>
         <w:t xml:space="preserve">Jika bahasa Anda tidak menggunakan kata benda abstrak untuk ide </w:t>
@@ -9684,21 +8329,6 @@
       </w:r>
       <w:r>
         <w:rPr>
-          <w:b/>
-          <w:lang w:val="id_ID" w:bidi="id_ID"/>
-        </w:rPr>
-        <w:t>Ὀνησιφόρου</w:t>
-      </w:r>
-    </w:p>
-    <w:p>
-      <w:pPr/>
-      <w:r>
-        <w:rPr>
-          <w:lang w:val="id_ID" w:bidi="id_ID"/>
-        </w:rPr>
-      </w:r>
-      <w:r>
-        <w:rPr>
           <w:lang w:val="id_ID" w:bidi="id_ID"/>
         </w:rPr>
         <w:t xml:space="preserve">Kata </w:t>
@@ -9780,21 +8410,6 @@
       </w:r>
       <w:r>
         <w:rPr>
-          <w:b/>
-          <w:lang w:val="id_ID" w:bidi="id_ID"/>
-        </w:rPr>
-        <w:t>τὴν ἅλυσίν μου οὐκ ἐπησχύνθη</w:t>
-      </w:r>
-    </w:p>
-    <w:p>
-      <w:pPr/>
-      <w:r>
-        <w:rPr>
-          <w:lang w:val="id_ID" w:bidi="id_ID"/>
-        </w:rPr>
-      </w:r>
-      <w:r>
-        <w:rPr>
           <w:lang w:val="id_ID" w:bidi="id_ID"/>
         </w:rPr>
         <w:t>Jika bahasa Anda tidak menggunakan bentuk pasif ini, Anda dapat mengekspresikan ide dalam bentuk aktif atau dengan cara lain yang wajar dalam bahasa Anda. Terjemahan alternatif: "pemenjaraanku tidak mempermalukannya"</w:t>
@@ -9863,21 +8478,6 @@
       </w:r>
       <w:r>
         <w:rPr>
-          <w:b/>
-          <w:lang w:val="id_ID" w:bidi="id_ID"/>
-        </w:rPr>
-        <w:t>τὴν ἅλυσίν μου</w:t>
-      </w:r>
-    </w:p>
-    <w:p>
-      <w:pPr/>
-      <w:r>
-        <w:rPr>
-          <w:lang w:val="id_ID" w:bidi="id_ID"/>
-        </w:rPr>
-      </w:r>
-      <w:r>
-        <w:rPr>
           <w:lang w:val="id_ID" w:bidi="id_ID"/>
         </w:rPr>
         <w:t xml:space="preserve">Di sini, </w:t>
@@ -9959,21 +8559,6 @@
       </w:r>
       <w:r>
         <w:rPr>
-          <w:b/>
-          <w:lang w:val="id_ID" w:bidi="id_ID"/>
-        </w:rPr>
-        <w:t>ἀλλὰ</w:t>
-      </w:r>
-    </w:p>
-    <w:p>
-      <w:pPr/>
-      <w:r>
-        <w:rPr>
-          <w:lang w:val="id_ID" w:bidi="id_ID"/>
-        </w:rPr>
-      </w:r>
-      <w:r>
-        <w:rPr>
           <w:lang w:val="id_ID" w:bidi="id_ID"/>
         </w:rPr>
         <w:t xml:space="preserve">Di sini, kata </w:t>
@@ -10068,21 +8653,6 @@
       </w:r>
       <w:r>
         <w:rPr>
-          <w:b/>
-          <w:lang w:val="id_ID" w:bidi="id_ID"/>
-        </w:rPr>
-        <w:t>ἐν Ῥώμῃ</w:t>
-      </w:r>
-    </w:p>
-    <w:p>
-      <w:pPr/>
-      <w:r>
-        <w:rPr>
-          <w:lang w:val="id_ID" w:bidi="id_ID"/>
-        </w:rPr>
-      </w:r>
-      <w:r>
-        <w:rPr>
           <w:lang w:val="id_ID" w:bidi="id_ID"/>
         </w:rPr>
         <w:t xml:space="preserve">Di sini Paulus menyiratkan bahwa ia berada di penjara di </w:t>
@@ -10164,21 +8734,6 @@
       </w:r>
       <w:r>
         <w:rPr>
-          <w:b/>
-          <w:lang w:val="id_ID" w:bidi="id_ID"/>
-        </w:rPr>
-        <w:t>(δῴη αὐτῷ ὁ Κύριος, εὑρεῖν ἔλεος παρὰ Κυρίου ἐν ἐκείνῃ τῇ ἡμέρᾳ), καὶ ὅσα ἐν Ἐφέσῳ διηκόνησεν, βέλτιον σὺ γινώσκεις</w:t>
-      </w:r>
-    </w:p>
-    <w:p>
-      <w:pPr/>
-      <w:r>
-        <w:rPr>
-          <w:lang w:val="id_ID" w:bidi="id_ID"/>
-        </w:rPr>
-      </w:r>
-      <w:r>
-        <w:rPr>
           <w:lang w:val="id_ID" w:bidi="id_ID"/>
         </w:rPr>
         <w:t>Jika akan membantu dalam bahasa Anda, Anda dapat membalikkan urutan kalimat-kalimat ini, karena kalimat kedua terus menjelaskan apa yang dilakukan Onesiforus, seperti yang dilakukan ayat sebelumnya. Terjemahan alternatif: "Dan selama ia melayani di Efesus, kamu tahu betul. Semoga Tuhan memberikan kepadanya belas kasihan dari Tuhan pada hari itu"</w:t>
@@ -10247,26 +8802,11 @@
       </w:r>
       <w:r>
         <w:rPr>
-          <w:b/>
-          <w:lang w:val="id_ID" w:bidi="id_ID"/>
-        </w:rPr>
-        <w:t>δῴη αὐτῷ ὁ Κύριος, εὑρεῖν ἔλεος παρὰ Κυρίου</w:t>
-      </w:r>
-    </w:p>
-    <w:p>
-      <w:pPr/>
-      <w:r>
-        <w:rPr>
-          <w:lang w:val="id_ID" w:bidi="id_ID"/>
-        </w:rPr>
-      </w:r>
-      <w:r>
-        <w:rPr>
           <w:lang w:val="id_ID" w:bidi="id_ID"/>
         </w:rPr>
         <w:t xml:space="preserve">Di sini Paulus kembali meminta Allah untuk memberkati Onesiforus. Gunakanlah bentuk yang dapat dikenali orang sebagai berkat dalam bahasa Anda. Lihat bagaimana Anda menerjemahkan berkat yang serupa dalam </w:t>
       </w:r>
-      <w:hyperlink r:id="rId20">
+      <w:hyperlink r:id="rId18">
         <w:r>
           <w:rPr>
             <w:lang w:val="id_ID" w:bidi="id_ID"/>
@@ -10348,21 +8888,6 @@
       </w:r>
       <w:r>
         <w:rPr>
-          <w:b/>
-          <w:lang w:val="id_ID" w:bidi="id_ID"/>
-        </w:rPr>
-        <w:t>εὑρεῖν ἔλεος παρὰ Κυρίου</w:t>
-      </w:r>
-    </w:p>
-    <w:p>
-      <w:pPr/>
-      <w:r>
-        <w:rPr>
-          <w:lang w:val="id_ID" w:bidi="id_ID"/>
-        </w:rPr>
-      </w:r>
-      <w:r>
-        <w:rPr>
           <w:lang w:val="id_ID" w:bidi="id_ID"/>
         </w:rPr>
         <w:t xml:space="preserve">Di sini Paulus berbicara tentang </w:t>
@@ -10457,21 +8982,6 @@
       </w:r>
       <w:r>
         <w:rPr>
-          <w:b/>
-          <w:lang w:val="id_ID" w:bidi="id_ID"/>
-        </w:rPr>
-        <w:t>εὑρεῖν ἔλεος παρὰ Κυρίου</w:t>
-      </w:r>
-    </w:p>
-    <w:p>
-      <w:pPr/>
-      <w:r>
-        <w:rPr>
-          <w:lang w:val="id_ID" w:bidi="id_ID"/>
-        </w:rPr>
-      </w:r>
-      <w:r>
-        <w:rPr>
           <w:lang w:val="id_ID" w:bidi="id_ID"/>
         </w:rPr>
         <w:t xml:space="preserve">Jika bahasa Anda tidak menggunakan kata benda abstrak untuk ide </w:t>
@@ -10553,21 +9063,6 @@
       </w:r>
       <w:r>
         <w:rPr>
-          <w:b/>
-          <w:lang w:val="id_ID" w:bidi="id_ID"/>
-        </w:rPr>
-        <w:t>ἐν ἐκείνῃ τῇ ἡμέρᾳ</w:t>
-      </w:r>
-    </w:p>
-    <w:p>
-      <w:pPr/>
-      <w:r>
-        <w:rPr>
-          <w:lang w:val="id_ID" w:bidi="id_ID"/>
-        </w:rPr>
-      </w:r>
-      <w:r>
-        <w:rPr>
           <w:lang w:val="id_ID" w:bidi="id_ID"/>
         </w:rPr>
         <w:t>Di sini Paulus mengacu pada saat yang tepat ketika Yesus akan kembali ke dunia ini, yang juga akan menjadi saat Ia menghakimi semua orang. Jika itu akan membantu dalam bahasa Anda, Anda dapat membuat gagasan itu lebih eksplisit. Terjemahan alternatif: "pada hari ketika Yesus datang kembali" atau "pada penghakiman terakhir"</w:t>
@@ -10636,21 +9131,6 @@
       </w:r>
       <w:r>
         <w:rPr>
-          <w:b/>
-          <w:lang w:val="id_ID" w:bidi="id_ID"/>
-        </w:rPr>
-        <w:t>ὅσα &amp; διηκόνησεν</w:t>
-      </w:r>
-    </w:p>
-    <w:p>
-      <w:pPr/>
-      <w:r>
-        <w:rPr>
-          <w:lang w:val="id_ID" w:bidi="id_ID"/>
-        </w:rPr>
-      </w:r>
-      <w:r>
-        <w:rPr>
           <w:lang w:val="id_ID" w:bidi="id_ID"/>
         </w:rPr>
         <w:t xml:space="preserve">Di sini Paulus mungkin menyiratkan bahwa Onesiforus </w:t>
@@ -10732,21 +9212,6 @@
       </w:r>
       <w:r>
         <w:rPr>
-          <w:b/>
-          <w:lang w:val="id_ID" w:bidi="id_ID"/>
-        </w:rPr>
-        <w:t>σὺ οὖν</w:t>
-      </w:r>
-    </w:p>
-    <w:p>
-      <w:pPr/>
-      <w:r>
-        <w:rPr>
-          <w:lang w:val="id_ID" w:bidi="id_ID"/>
-        </w:rPr>
-      </w:r>
-      <w:r>
-        <w:rPr>
           <w:lang w:val="id_ID" w:bidi="id_ID"/>
         </w:rPr>
         <w:t xml:space="preserve">Di sini, kata </w:t>
@@ -10764,7 +9229,7 @@
         </w:rPr>
         <w:t xml:space="preserve"> dapat memperkenalkan: (1) sebuah kesimpulan dari </w:t>
       </w:r>
-      <w:hyperlink r:id="rId21">
+      <w:hyperlink r:id="rId19">
         <w:r>
           <w:rPr>
             <w:lang w:val="id_ID" w:bidi="id_ID"/>
@@ -10846,21 +9311,6 @@
       </w:r>
       <w:r>
         <w:rPr>
-          <w:b/>
-          <w:lang w:val="id_ID" w:bidi="id_ID"/>
-        </w:rPr>
-        <w:t>τέκνον μου</w:t>
-      </w:r>
-    </w:p>
-    <w:p>
-      <w:pPr/>
-      <w:r>
-        <w:rPr>
-          <w:lang w:val="id_ID" w:bidi="id_ID"/>
-        </w:rPr>
-      </w:r>
-      <w:r>
-        <w:rPr>
           <w:lang w:val="id_ID" w:bidi="id_ID"/>
         </w:rPr>
         <w:t xml:space="preserve">Paulus berbicara tentang hubungannya yang dekat dengan Timotius seolah-olah Timotius adalah </w:t>
@@ -10942,21 +9392,6 @@
       </w:r>
       <w:r>
         <w:rPr>
-          <w:b/>
-          <w:lang w:val="id_ID" w:bidi="id_ID"/>
-        </w:rPr>
-        <w:t>ἐνδυναμοῦ</w:t>
-      </w:r>
-    </w:p>
-    <w:p>
-      <w:pPr/>
-      <w:r>
-        <w:rPr>
-          <w:lang w:val="id_ID" w:bidi="id_ID"/>
-        </w:rPr>
-      </w:r>
-      <w:r>
-        <w:rPr>
           <w:lang w:val="id_ID" w:bidi="id_ID"/>
         </w:rPr>
         <w:t>Jika bahasa Anda tidak menggunakan bentuk pasif ini, Anda dapat mengungkapkan gagasan tersebut dalam bentuk aktif atau dengan cara lain yang wajar dalam bahasa Anda. Jika Anda perlu mengatakan siapa yang melakukan tindakan tersebut, Anda dapat mengindikasikan bahwa yang melakukan tindakan tersebut adalah: (1) Allah. Terjemahan alternatif: "Biarlah Allah menguatkan engkau" (2) Timotius sendiri. Terjemahan alternatif: "kuatkanlah dirimu"</w:t>
@@ -11025,21 +9460,6 @@
       </w:r>
       <w:r>
         <w:rPr>
-          <w:b/>
-          <w:lang w:val="id_ID" w:bidi="id_ID"/>
-        </w:rPr>
-        <w:t>ἐν τῇ χάριτι τῇ ἐν Χριστῷ Ἰησοῦ</w:t>
-      </w:r>
-    </w:p>
-    <w:p>
-      <w:pPr/>
-      <w:r>
-        <w:rPr>
-          <w:lang w:val="id_ID" w:bidi="id_ID"/>
-        </w:rPr>
-      </w:r>
-      <w:r>
-        <w:rPr>
           <w:lang w:val="id_ID" w:bidi="id_ID"/>
         </w:rPr>
         <w:t xml:space="preserve">Jika bahasa Anda tidak menggunakan kata benda abstrak untuk ide </w:t>
@@ -11121,21 +9541,6 @@
       </w:r>
       <w:r>
         <w:rPr>
-          <w:b/>
-          <w:lang w:val="id_ID" w:bidi="id_ID"/>
-        </w:rPr>
-        <w:t>ἐν τῇ χάριτι</w:t>
-      </w:r>
-    </w:p>
-    <w:p>
-      <w:pPr/>
-      <w:r>
-        <w:rPr>
-          <w:lang w:val="id_ID" w:bidi="id_ID"/>
-        </w:rPr>
-      </w:r>
-      <w:r>
-        <w:rPr>
           <w:lang w:val="id_ID" w:bidi="id_ID"/>
         </w:rPr>
         <w:t xml:space="preserve">Di sini, kata </w:t>
@@ -11243,21 +9648,6 @@
       </w:r>
       <w:r>
         <w:rPr>
-          <w:b/>
-          <w:lang w:val="id_ID" w:bidi="id_ID"/>
-        </w:rPr>
-        <w:t>τῇ ἐν Χριστῷ Ἰησοῦ</w:t>
-      </w:r>
-    </w:p>
-    <w:p>
-      <w:pPr/>
-      <w:r>
-        <w:rPr>
-          <w:lang w:val="id_ID" w:bidi="id_ID"/>
-        </w:rPr>
-      </w:r>
-      <w:r>
-        <w:rPr>
           <w:lang w:val="id_ID" w:bidi="id_ID"/>
         </w:rPr>
         <w:t xml:space="preserve">Di sini Paulus menggunakan metafora spasial </w:t>
@@ -11404,21 +9794,6 @@
       </w:r>
       <w:r>
         <w:rPr>
-          <w:b/>
-          <w:lang w:val="id_ID" w:bidi="id_ID"/>
-        </w:rPr>
-        <w:t>διὰ πολλῶν μαρτύρων</w:t>
-      </w:r>
-    </w:p>
-    <w:p>
-      <w:pPr/>
-      <w:r>
-        <w:rPr>
-          <w:lang w:val="id_ID" w:bidi="id_ID"/>
-        </w:rPr>
-      </w:r>
-      <w:r>
-        <w:rPr>
           <w:lang w:val="id_ID" w:bidi="id_ID"/>
         </w:rPr>
         <w:t xml:space="preserve">Di sini, frasa </w:t>
@@ -11500,21 +9875,6 @@
       </w:r>
       <w:r>
         <w:rPr>
-          <w:b/>
-          <w:lang w:val="id_ID" w:bidi="id_ID"/>
-        </w:rPr>
-        <w:t>ταῦτα παράθου</w:t>
-      </w:r>
-    </w:p>
-    <w:p>
-      <w:pPr/>
-      <w:r>
-        <w:rPr>
-          <w:lang w:val="id_ID" w:bidi="id_ID"/>
-        </w:rPr>
-      </w:r>
-      <w:r>
-        <w:rPr>
           <w:lang w:val="id_ID" w:bidi="id_ID"/>
         </w:rPr>
         <w:t xml:space="preserve">Paulus berbicara tentang ajarannya seolah-olah ajarannya adalah benda yang dapat Timotius </w:t>
@@ -11596,21 +9956,6 @@
       </w:r>
       <w:r>
         <w:rPr>
-          <w:b/>
-          <w:lang w:val="id_ID" w:bidi="id_ID"/>
-        </w:rPr>
-        <w:t>πιστοῖς ἀνθρώποις</w:t>
-      </w:r>
-    </w:p>
-    <w:p>
-      <w:pPr/>
-      <w:r>
-        <w:rPr>
-          <w:lang w:val="id_ID" w:bidi="id_ID"/>
-        </w:rPr>
-      </w:r>
-      <w:r>
-        <w:rPr>
           <w:lang w:val="id_ID" w:bidi="id_ID"/>
         </w:rPr>
         <w:t xml:space="preserve">Meskipun istilah </w:t>
@@ -11692,21 +10037,6 @@
       </w:r>
       <w:r>
         <w:rPr>
-          <w:b/>
-          <w:lang w:val="id_ID" w:bidi="id_ID"/>
-        </w:rPr>
-        <w:t>συνκακοπάθησον</w:t>
-      </w:r>
-    </w:p>
-    <w:p>
-      <w:pPr/>
-      <w:r>
-        <w:rPr>
-          <w:lang w:val="id_ID" w:bidi="id_ID"/>
-        </w:rPr>
-      </w:r>
-      <w:r>
-        <w:rPr>
           <w:lang w:val="id_ID" w:bidi="id_ID"/>
         </w:rPr>
         <w:t>Di sini, frasa "menderitalah bersama" dapat menunjukkan bahwa Timotius harus menderita bersama: (1) Paulus. Terjemahan alternatif: "Menderita bersama-sama dengan aku" (2) semua orang Kristen yang menderita. Terjemahan alternatif: "Menderita bersama-sama dengan orang-orang percaya lainnya"</w:t>
@@ -11775,21 +10105,6 @@
       </w:r>
       <w:r>
         <w:rPr>
-          <w:b/>
-          <w:lang w:val="id_ID" w:bidi="id_ID"/>
-        </w:rPr>
-        <w:t>συνκακοπάθησον</w:t>
-      </w:r>
-    </w:p>
-    <w:p>
-      <w:pPr/>
-      <w:r>
-        <w:rPr>
-          <w:lang w:val="id_ID" w:bidi="id_ID"/>
-        </w:rPr>
-      </w:r>
-      <w:r>
-        <w:rPr>
           <w:lang w:val="id_ID" w:bidi="id_ID"/>
         </w:rPr>
         <w:t xml:space="preserve">Banyak naskah kuno yang berbunyi </w:t>
@@ -11871,21 +10186,6 @@
       </w:r>
       <w:r>
         <w:rPr>
-          <w:b/>
-          <w:lang w:val="id_ID" w:bidi="id_ID"/>
-        </w:rPr>
-        <w:t>ὡς καλὸς στρατιώτης Ἰησοῦ Χριστοῦ</w:t>
-      </w:r>
-    </w:p>
-    <w:p>
-      <w:pPr/>
-      <w:r>
-        <w:rPr>
-          <w:lang w:val="id_ID" w:bidi="id_ID"/>
-        </w:rPr>
-      </w:r>
-      <w:r>
-        <w:rPr>
           <w:lang w:val="id_ID" w:bidi="id_ID"/>
         </w:rPr>
         <w:t xml:space="preserve">Di sini Paulus berbicara seolah-olah Timotius adalah seorang </w:t>
@@ -12019,21 +10319,6 @@
       </w:r>
       <w:r>
         <w:rPr>
-          <w:b/>
-          <w:lang w:val="id_ID" w:bidi="id_ID"/>
-        </w:rPr>
-        <w:t>οὐδεὶς στρατευόμενος ἐμπλέκεται ταῖς τοῦ βίου πραγματίαις, ἵνα τῷ στρατολογήσαντι ἀρέσῃ</w:t>
-      </w:r>
-    </w:p>
-    <w:p>
-      <w:pPr/>
-      <w:r>
-        <w:rPr>
-          <w:lang w:val="id_ID" w:bidi="id_ID"/>
-        </w:rPr>
-      </w:r>
-      <w:r>
-        <w:rPr>
           <w:lang w:val="id_ID" w:bidi="id_ID"/>
         </w:rPr>
         <w:t xml:space="preserve">Di sini Paulus terus berbicara tentang seorang </w:t>
@@ -12064,7 +10349,7 @@
         </w:rPr>
         <w:t xml:space="preserve">. Karena Paulus menyuruh Timotius dalam </w:t>
       </w:r>
-      <w:hyperlink r:id="rId22">
+      <w:hyperlink r:id="rId20">
         <w:r>
           <w:rPr>
             <w:lang w:val="id_ID" w:bidi="id_ID"/>
@@ -12082,7 +10367,7 @@
         </w:rPr>
         <w:t xml:space="preserve"> untuk memikirkan dengan saksama contoh-contoh yang diberikannya dalam ayat ini dan dalam </w:t>
       </w:r>
-      <w:hyperlink r:id="rId23">
+      <w:hyperlink r:id="rId21">
         <w:r>
           <w:rPr>
             <w:lang w:val="id_ID" w:bidi="id_ID"/>
@@ -12164,21 +10449,6 @@
       </w:r>
       <w:r>
         <w:rPr>
-          <w:b/>
-          <w:lang w:val="id_ID" w:bidi="id_ID"/>
-        </w:rPr>
-        <w:t>ἐμπλέκεται ταῖς τοῦ βίου πραγματίαις</w:t>
-      </w:r>
-    </w:p>
-    <w:p>
-      <w:pPr/>
-      <w:r>
-        <w:rPr>
-          <w:lang w:val="id_ID" w:bidi="id_ID"/>
-        </w:rPr>
-      </w:r>
-      <w:r>
-        <w:rPr>
           <w:lang w:val="id_ID" w:bidi="id_ID"/>
         </w:rPr>
         <w:t xml:space="preserve">Paulus berbicara tentang </w:t>
@@ -12273,21 +10543,6 @@
       </w:r>
       <w:r>
         <w:rPr>
-          <w:b/>
-          <w:lang w:val="id_ID" w:bidi="id_ID"/>
-        </w:rPr>
-        <w:t>ἐμπλέκεται</w:t>
-      </w:r>
-    </w:p>
-    <w:p>
-      <w:pPr/>
-      <w:r>
-        <w:rPr>
-          <w:lang w:val="id_ID" w:bidi="id_ID"/>
-        </w:rPr>
-      </w:r>
-      <w:r>
-        <w:rPr>
           <w:lang w:val="id_ID" w:bidi="id_ID"/>
         </w:rPr>
         <w:t>Jika bahasa Anda tidak menggunakan bentuk pasif ini, Anda dapat mengekspresikan ide dalam bentuk aktif atau dengan cara lain yang wajar dalam bahasa Anda. Terjemahan alternatif: "menjerat dirinya sendiri"</w:t>
@@ -12356,21 +10611,6 @@
       </w:r>
       <w:r>
         <w:rPr>
-          <w:b/>
-          <w:lang w:val="id_ID" w:bidi="id_ID"/>
-        </w:rPr>
-        <w:t>ταῖς τοῦ βίου πραγματίαις</w:t>
-      </w:r>
-    </w:p>
-    <w:p>
-      <w:pPr/>
-      <w:r>
-        <w:rPr>
-          <w:lang w:val="id_ID" w:bidi="id_ID"/>
-        </w:rPr>
-      </w:r>
-      <w:r>
-        <w:rPr>
           <w:lang w:val="id_ID" w:bidi="id_ID"/>
         </w:rPr>
         <w:t xml:space="preserve">Di sini, frasa </w:t>
@@ -12452,21 +10692,6 @@
       </w:r>
       <w:r>
         <w:rPr>
-          <w:b/>
-          <w:lang w:val="id_ID" w:bidi="id_ID"/>
-        </w:rPr>
-        <w:t>τῷ στρατολογήσαντι</w:t>
-      </w:r>
-    </w:p>
-    <w:p>
-      <w:pPr/>
-      <w:r>
-        <w:rPr>
-          <w:lang w:val="id_ID" w:bidi="id_ID"/>
-        </w:rPr>
-      </w:r>
-      <w:r>
-        <w:rPr>
           <w:lang w:val="id_ID" w:bidi="id_ID"/>
         </w:rPr>
         <w:t>Terjemahan alternatif: "pemimpinnya" atau "orang yang memerintahkannya"</w:t>
@@ -12515,21 +10740,6 @@
       </w:r>
       <w:r>
         <w:rPr>
-          <w:b/>
-          <w:lang w:val="id_ID" w:bidi="id_ID"/>
-        </w:rPr>
-        <w:t>δὲ καὶ</w:t>
-      </w:r>
-    </w:p>
-    <w:p>
-      <w:pPr/>
-      <w:r>
-        <w:rPr>
-          <w:lang w:val="id_ID" w:bidi="id_ID"/>
-        </w:rPr>
-      </w:r>
-      <w:r>
-        <w:rPr>
           <w:lang w:val="id_ID" w:bidi="id_ID"/>
         </w:rPr>
         <w:t xml:space="preserve">Di sini, frasa </w:t>
@@ -12624,21 +10834,6 @@
       </w:r>
       <w:r>
         <w:rPr>
-          <w:b/>
-          <w:lang w:val="id_ID" w:bidi="id_ID"/>
-        </w:rPr>
-        <w:t>ἐὰν &amp; ἀθλῇ τις, οὐ στεφανοῦται, ἐὰν μὴ νομίμως ἀθλήσῃ</w:t>
-      </w:r>
-    </w:p>
-    <w:p>
-      <w:pPr/>
-      <w:r>
-        <w:rPr>
-          <w:lang w:val="id_ID" w:bidi="id_ID"/>
-        </w:rPr>
-      </w:r>
-      <w:r>
-        <w:rPr>
           <w:lang w:val="id_ID" w:bidi="id_ID"/>
         </w:rPr>
         <w:t xml:space="preserve">Di sini Paulus berbicara tentang seorang atlet yang </w:t>
@@ -12682,7 +10877,7 @@
         </w:rPr>
         <w:t xml:space="preserve">, yaitu seperti yang diinginkan Yesus. Karena Paulus menyuruh Timotius dalam </w:t>
       </w:r>
-      <w:hyperlink r:id="rId22">
+      <w:hyperlink r:id="rId20">
         <w:r>
           <w:rPr>
             <w:lang w:val="id_ID" w:bidi="id_ID"/>
@@ -12700,7 +10895,7 @@
         </w:rPr>
         <w:t xml:space="preserve"> untuk memikirkan dengan saksama contoh-contoh yang diberikannya dalam ayat ini dan dalam </w:t>
       </w:r>
-      <w:hyperlink r:id="rId24">
+      <w:hyperlink r:id="rId22">
         <w:r>
           <w:rPr>
             <w:lang w:val="id_ID" w:bidi="id_ID"/>
@@ -12718,7 +10913,7 @@
         </w:rPr>
         <w:t xml:space="preserve"> dan </w:t>
       </w:r>
-      <w:hyperlink r:id="rId25">
+      <w:hyperlink r:id="rId23">
         <w:r>
           <w:rPr>
             <w:lang w:val="id_ID" w:bidi="id_ID"/>
@@ -12800,21 +10995,6 @@
       </w:r>
       <w:r>
         <w:rPr>
-          <w:b/>
-          <w:lang w:val="id_ID" w:bidi="id_ID"/>
-        </w:rPr>
-        <w:t>ἐὰν &amp; ἀθλῇ τις, οὐ στεφανοῦται, ἐὰν μὴ νομίμως ἀθλήσῃ</w:t>
-      </w:r>
-    </w:p>
-    <w:p>
-      <w:pPr/>
-      <w:r>
-        <w:rPr>
-          <w:lang w:val="id_ID" w:bidi="id_ID"/>
-        </w:rPr>
-      </w:r>
-      <w:r>
-        <w:rPr>
           <w:lang w:val="id_ID" w:bidi="id_ID"/>
         </w:rPr>
         <w:t xml:space="preserve">Di sini Paulus menggunakan situasi imajiner untuk menunjukkan apa yang terjadi jika para atlet tidak bertanding </w:t>
@@ -12896,21 +11076,6 @@
       </w:r>
       <w:r>
         <w:rPr>
-          <w:b/>
-          <w:lang w:val="id_ID" w:bidi="id_ID"/>
-        </w:rPr>
-        <w:t>ἀθλῇ</w:t>
-      </w:r>
-    </w:p>
-    <w:p>
-      <w:pPr/>
-      <w:r>
-        <w:rPr>
-          <w:lang w:val="id_ID" w:bidi="id_ID"/>
-        </w:rPr>
-      </w:r>
-      <w:r>
-        <w:rPr>
           <w:lang w:val="id_ID" w:bidi="id_ID"/>
         </w:rPr>
         <w:t xml:space="preserve">Di sini, kata </w:t>
@@ -12992,21 +11157,6 @@
       </w:r>
       <w:r>
         <w:rPr>
-          <w:b/>
-          <w:lang w:val="id_ID" w:bidi="id_ID"/>
-        </w:rPr>
-        <w:t>οὐ στεφανοῦται, ἐὰν μὴ νομίμως ἀθλήσῃ</w:t>
-      </w:r>
-    </w:p>
-    <w:p>
-      <w:pPr/>
-      <w:r>
-        <w:rPr>
-          <w:lang w:val="id_ID" w:bidi="id_ID"/>
-        </w:rPr>
-      </w:r>
-      <w:r>
-        <w:rPr>
           <w:lang w:val="id_ID" w:bidi="id_ID"/>
         </w:rPr>
         <w:t>Jika akan membantu dalam bahasa Anda, Anda dapat menyatakan artinya dalam bentuk positif. Terjemahan alternatif: "dia hanya bisa dinobatkan jika dia telah berlomba secara sah"</w:t>
@@ -13075,21 +11225,6 @@
       </w:r>
       <w:r>
         <w:rPr>
-          <w:b/>
-          <w:lang w:val="id_ID" w:bidi="id_ID"/>
-        </w:rPr>
-        <w:t>οὐ στεφανοῦται</w:t>
-      </w:r>
-    </w:p>
-    <w:p>
-      <w:pPr/>
-      <w:r>
-        <w:rPr>
-          <w:lang w:val="id_ID" w:bidi="id_ID"/>
-        </w:rPr>
-      </w:r>
-      <w:r>
-        <w:rPr>
           <w:lang w:val="id_ID" w:bidi="id_ID"/>
         </w:rPr>
         <w:t>Jika bahasa Anda tidak menggunakan bentuk pasif ini, Anda dapat mengekspresikan ide tersebut dalam bentuk aktif atau dengan cara lain yang wajar dalam bahasa Anda. Jika Anda perlu mengatakan siapa yang akan melakukan tindakan tersebut, jelas dari konteksnya bahwa itu adalah ofisial atau wasit yang menilai kompetisi. Terjemahan alternatif: "dewan juri tidak akan memahkotainya"</w:t>
@@ -13158,21 +11293,6 @@
       </w:r>
       <w:r>
         <w:rPr>
-          <w:b/>
-          <w:lang w:val="id_ID" w:bidi="id_ID"/>
-        </w:rPr>
-        <w:t>οὐ στεφανοῦται</w:t>
-      </w:r>
-    </w:p>
-    <w:p>
-      <w:pPr/>
-      <w:r>
-        <w:rPr>
-          <w:lang w:val="id_ID" w:bidi="id_ID"/>
-        </w:rPr>
-      </w:r>
-      <w:r>
-        <w:rPr>
           <w:lang w:val="id_ID" w:bidi="id_ID"/>
         </w:rPr>
         <w:t xml:space="preserve">Dalam budaya Paulus, ketika para atlet memenangkan pertandingan, mereka </w:t>
@@ -13254,21 +11374,6 @@
       </w:r>
       <w:r>
         <w:rPr>
-          <w:b/>
-          <w:lang w:val="id_ID" w:bidi="id_ID"/>
-        </w:rPr>
-        <w:t>μὴ νομίμως ἀθλήσῃ</w:t>
-      </w:r>
-    </w:p>
-    <w:p>
-      <w:pPr/>
-      <w:r>
-        <w:rPr>
-          <w:lang w:val="id_ID" w:bidi="id_ID"/>
-        </w:rPr>
-      </w:r>
-      <w:r>
-        <w:rPr>
           <w:lang w:val="id_ID" w:bidi="id_ID"/>
         </w:rPr>
         <w:t>Di sini Paulus mengacu pada aturan yang mengatur pertandingan. Para atlet harus mematuhi peraturan, atau mereka akan dikeluarkan dari pertandingan dan tidak memiliki kesempatan untuk menang. Jika itu akan membantu dalam bahasa Anda, Anda dapat membuat gagasan itu lebih eksplisit. Terjemahan alternatif: "ia tidak bertanding sesuai dengan aturan pertandingan"</w:t>
@@ -13337,21 +11442,6 @@
       </w:r>
       <w:r>
         <w:rPr>
-          <w:b/>
-          <w:lang w:val="id_ID" w:bidi="id_ID"/>
-        </w:rPr>
-        <w:t>τὸν κοπιῶντα γεωργὸν δεῖ πρῶτον τῶν καρπῶν μεταλαμβάνειν</w:t>
-      </w:r>
-    </w:p>
-    <w:p>
-      <w:pPr/>
-      <w:r>
-        <w:rPr>
-          <w:lang w:val="id_ID" w:bidi="id_ID"/>
-        </w:rPr>
-      </w:r>
-      <w:r>
-        <w:rPr>
           <w:lang w:val="id_ID" w:bidi="id_ID"/>
         </w:rPr>
         <w:t xml:space="preserve">Di sini Paulus berbicara tentang seorang </w:t>
@@ -13408,7 +11498,7 @@
         </w:rPr>
         <w:t xml:space="preserve"> yang menerima upah jika ia bekerja keras untuk melayani Yesus. Karena Paulus menyuruh Timotius dalam </w:t>
       </w:r>
-      <w:hyperlink r:id="rId22">
+      <w:hyperlink r:id="rId20">
         <w:r>
           <w:rPr>
             <w:lang w:val="id_ID" w:bidi="id_ID"/>
@@ -13426,7 +11516,7 @@
         </w:rPr>
         <w:t xml:space="preserve"> untuk memikirkan dengan saksama contoh-contoh yang diberikannya dalam ayat ini dan dalam </w:t>
       </w:r>
-      <w:hyperlink r:id="rId26">
+      <w:hyperlink r:id="rId24">
         <w:r>
           <w:rPr>
             <w:lang w:val="id_ID" w:bidi="id_ID"/>
@@ -13508,21 +11598,6 @@
       </w:r>
       <w:r>
         <w:rPr>
-          <w:b/>
-          <w:lang w:val="id_ID" w:bidi="id_ID"/>
-        </w:rPr>
-        <w:t>τὸν κοπιῶντα γεωργὸν</w:t>
-      </w:r>
-    </w:p>
-    <w:p>
-      <w:pPr/>
-      <w:r>
-        <w:rPr>
-          <w:lang w:val="id_ID" w:bidi="id_ID"/>
-        </w:rPr>
-      </w:r>
-      <w:r>
-        <w:rPr>
           <w:lang w:val="id_ID" w:bidi="id_ID"/>
         </w:rPr>
         <w:t xml:space="preserve">Kata </w:t>
@@ -13604,21 +11679,6 @@
       </w:r>
       <w:r>
         <w:rPr>
-          <w:b/>
-          <w:lang w:val="id_ID" w:bidi="id_ID"/>
-        </w:rPr>
-        <w:t>πρῶτον τῶν καρπῶν μεταλαμβάνειν</w:t>
-      </w:r>
-    </w:p>
-    <w:p>
-      <w:pPr/>
-      <w:r>
-        <w:rPr>
-          <w:lang w:val="id_ID" w:bidi="id_ID"/>
-        </w:rPr>
-      </w:r>
-      <w:r>
-        <w:rPr>
           <w:lang w:val="id_ID" w:bidi="id_ID"/>
         </w:rPr>
         <w:t xml:space="preserve">Di sini Paulus menyiratkan bahwa orang lain akan </w:t>
@@ -13726,21 +11786,6 @@
       </w:r>
       <w:r>
         <w:rPr>
-          <w:b/>
-          <w:lang w:val="id_ID" w:bidi="id_ID"/>
-        </w:rPr>
-        <w:t>νόει ὃ λέγω</w:t>
-      </w:r>
-    </w:p>
-    <w:p>
-      <w:pPr/>
-      <w:r>
-        <w:rPr>
-          <w:lang w:val="id_ID" w:bidi="id_ID"/>
-        </w:rPr>
-      </w:r>
-      <w:r>
-        <w:rPr>
           <w:lang w:val="id_ID" w:bidi="id_ID"/>
         </w:rPr>
         <w:t xml:space="preserve">Di sini Paulus bermaksud agar Timotius </w:t>
@@ -13758,7 +11803,7 @@
         </w:rPr>
         <w:t xml:space="preserve"> apa yang telah Paulus tuliskan tentang para prajurit, atlet, dan petani (</w:t>
       </w:r>
-      <w:hyperlink r:id="rId27">
+      <w:hyperlink r:id="rId25">
         <w:r>
           <w:rPr>
             <w:lang w:val="id_ID" w:bidi="id_ID"/>
@@ -13840,21 +11885,6 @@
       </w:r>
       <w:r>
         <w:rPr>
-          <w:b/>
-          <w:lang w:val="id_ID" w:bidi="id_ID"/>
-        </w:rPr>
-        <w:t>δώσει &amp; σοι &amp; σύνεσιν</w:t>
-      </w:r>
-    </w:p>
-    <w:p>
-      <w:pPr/>
-      <w:r>
-        <w:rPr>
-          <w:lang w:val="id_ID" w:bidi="id_ID"/>
-        </w:rPr>
-      </w:r>
-      <w:r>
-        <w:rPr>
           <w:lang w:val="id_ID" w:bidi="id_ID"/>
         </w:rPr>
         <w:t xml:space="preserve">Jika bahasa Anda tidak menggunakan kata benda abstrak untuk ide </w:t>
@@ -13936,21 +11966,6 @@
       </w:r>
       <w:r>
         <w:rPr>
-          <w:b/>
-          <w:lang w:val="id_ID" w:bidi="id_ID"/>
-        </w:rPr>
-        <w:t>ἐν πᾶσιν</w:t>
-      </w:r>
-    </w:p>
-    <w:p>
-      <w:pPr/>
-      <w:r>
-        <w:rPr>
-          <w:lang w:val="id_ID" w:bidi="id_ID"/>
-        </w:rPr>
-      </w:r>
-      <w:r>
-        <w:rPr>
           <w:lang w:val="id_ID" w:bidi="id_ID"/>
         </w:rPr>
         <w:t xml:space="preserve">Di sini, frasa </w:t>
@@ -14032,21 +12047,6 @@
       </w:r>
       <w:r>
         <w:rPr>
-          <w:b/>
-          <w:lang w:val="id_ID" w:bidi="id_ID"/>
-        </w:rPr>
-        <w:t>μνημόνευε</w:t>
-      </w:r>
-    </w:p>
-    <w:p>
-      <w:pPr/>
-      <w:r>
-        <w:rPr>
-          <w:lang w:val="id_ID" w:bidi="id_ID"/>
-        </w:rPr>
-      </w:r>
-      <w:r>
-        <w:rPr>
           <w:lang w:val="id_ID" w:bidi="id_ID"/>
         </w:rPr>
         <w:t xml:space="preserve">Di sini, kata </w:t>
@@ -14154,21 +12154,6 @@
       </w:r>
       <w:r>
         <w:rPr>
-          <w:b/>
-          <w:lang w:val="id_ID" w:bidi="id_ID"/>
-        </w:rPr>
-        <w:t>ἐγηγερμένον ἐκ νεκρῶν, ἐκ σπέρματος Δαυείδ</w:t>
-      </w:r>
-    </w:p>
-    <w:p>
-      <w:pPr/>
-      <w:r>
-        <w:rPr>
-          <w:lang w:val="id_ID" w:bidi="id_ID"/>
-        </w:rPr>
-      </w:r>
-      <w:r>
-        <w:rPr>
           <w:lang w:val="id_ID" w:bidi="id_ID"/>
         </w:rPr>
         <w:t xml:space="preserve">Yesus dilahirkan </w:t>
@@ -14263,21 +12248,6 @@
       </w:r>
       <w:r>
         <w:rPr>
-          <w:b/>
-          <w:lang w:val="id_ID" w:bidi="id_ID"/>
-        </w:rPr>
-        <w:t>ἐγηγερμένον</w:t>
-      </w:r>
-    </w:p>
-    <w:p>
-      <w:pPr/>
-      <w:r>
-        <w:rPr>
-          <w:lang w:val="id_ID" w:bidi="id_ID"/>
-        </w:rPr>
-      </w:r>
-      <w:r>
-        <w:rPr>
           <w:lang w:val="id_ID" w:bidi="id_ID"/>
         </w:rPr>
         <w:t xml:space="preserve">Di sini, kata </w:t>
@@ -14359,21 +12329,6 @@
       </w:r>
       <w:r>
         <w:rPr>
-          <w:b/>
-          <w:lang w:val="id_ID" w:bidi="id_ID"/>
-        </w:rPr>
-        <w:t>ἐγηγερμένον</w:t>
-      </w:r>
-    </w:p>
-    <w:p>
-      <w:pPr/>
-      <w:r>
-        <w:rPr>
-          <w:lang w:val="id_ID" w:bidi="id_ID"/>
-        </w:rPr>
-      </w:r>
-      <w:r>
-        <w:rPr>
           <w:lang w:val="id_ID" w:bidi="id_ID"/>
         </w:rPr>
         <w:t>Jika bahasa Anda tidak menggunakan bentuk pasif ini, Anda dapat mengungkapkan ide tersebut dalam bentuk aktif atau dengan cara lain yang wajar dalam bahasa Anda. Jika Anda perlu mengatakan siapa yang melakukan tindakan tersebut, Paulus menyiratkan bahwa Allah yang melakukannya. Terjemahan alternatif: "yang telah dibangkitkan Allah"</w:t>
@@ -14442,21 +12397,6 @@
       </w:r>
       <w:r>
         <w:rPr>
-          <w:b/>
-          <w:lang w:val="id_ID" w:bidi="id_ID"/>
-        </w:rPr>
-        <w:t>ἐκ νεκρῶν</w:t>
-      </w:r>
-    </w:p>
-    <w:p>
-      <w:pPr/>
-      <w:r>
-        <w:rPr>
-          <w:lang w:val="id_ID" w:bidi="id_ID"/>
-        </w:rPr>
-      </w:r>
-      <w:r>
-        <w:rPr>
           <w:lang w:val="id_ID" w:bidi="id_ID"/>
         </w:rPr>
         <w:t xml:space="preserve">Paulus menggunakan kata sifat </w:t>
@@ -14551,21 +12491,6 @@
       </w:r>
       <w:r>
         <w:rPr>
-          <w:b/>
-          <w:lang w:val="id_ID" w:bidi="id_ID"/>
-        </w:rPr>
-        <w:t>ἐκ σπέρματος Δαυείδ</w:t>
-      </w:r>
-    </w:p>
-    <w:p>
-      <w:pPr/>
-      <w:r>
-        <w:rPr>
-          <w:lang w:val="id_ID" w:bidi="id_ID"/>
-        </w:rPr>
-      </w:r>
-      <w:r>
-        <w:rPr>
           <w:lang w:val="id_ID" w:bidi="id_ID"/>
         </w:rPr>
         <w:t xml:space="preserve">Di sini Paulus berbicara seolah-olah Yesus adalah tanaman yang tumbuh dari keturunan </w:t>
@@ -14673,21 +12598,6 @@
       </w:r>
       <w:r>
         <w:rPr>
-          <w:b/>
-          <w:lang w:val="id_ID" w:bidi="id_ID"/>
-        </w:rPr>
-        <w:t>κατὰ τὸ εὐαγγέλιόν μου</w:t>
-      </w:r>
-    </w:p>
-    <w:p>
-      <w:pPr/>
-      <w:r>
-        <w:rPr>
-          <w:lang w:val="id_ID" w:bidi="id_ID"/>
-        </w:rPr>
-      </w:r>
-      <w:r>
-        <w:rPr>
           <w:lang w:val="id_ID" w:bidi="id_ID"/>
         </w:rPr>
         <w:t xml:space="preserve">Di sini, Paulus menggunakan bentuk posesif untuk menggambarkan </w:t>
@@ -14769,21 +12679,6 @@
       </w:r>
       <w:r>
         <w:rPr>
-          <w:b/>
-          <w:lang w:val="id_ID" w:bidi="id_ID"/>
-        </w:rPr>
-        <w:t>μέχρι δεσμῶν</w:t>
-      </w:r>
-    </w:p>
-    <w:p>
-      <w:pPr/>
-      <w:r>
-        <w:rPr>
-          <w:lang w:val="id_ID" w:bidi="id_ID"/>
-        </w:rPr>
-      </w:r>
-      <w:r>
-        <w:rPr>
           <w:lang w:val="id_ID" w:bidi="id_ID"/>
         </w:rPr>
         <w:t xml:space="preserve">Di sini, </w:t>
@@ -14865,21 +12760,6 @@
       </w:r>
       <w:r>
         <w:rPr>
-          <w:b/>
-          <w:lang w:val="id_ID" w:bidi="id_ID"/>
-        </w:rPr>
-        <w:t>ὡς κακοῦργος</w:t>
-      </w:r>
-    </w:p>
-    <w:p>
-      <w:pPr/>
-      <w:r>
-        <w:rPr>
-          <w:lang w:val="id_ID" w:bidi="id_ID"/>
-        </w:rPr>
-      </w:r>
-      <w:r>
-        <w:rPr>
           <w:lang w:val="id_ID" w:bidi="id_ID"/>
         </w:rPr>
         <w:t xml:space="preserve">Paulus mengatakan bahwa ia diperlakukan </w:t>
@@ -14961,21 +12841,6 @@
       </w:r>
       <w:r>
         <w:rPr>
-          <w:b/>
-          <w:lang w:val="id_ID" w:bidi="id_ID"/>
-        </w:rPr>
-        <w:t>ὁ λόγος τοῦ Θεοῦ οὐ δέδεται</w:t>
-      </w:r>
-    </w:p>
-    <w:p>
-      <w:pPr/>
-      <w:r>
-        <w:rPr>
-          <w:lang w:val="id_ID" w:bidi="id_ID"/>
-        </w:rPr>
-      </w:r>
-      <w:r>
-        <w:rPr>
           <w:lang w:val="id_ID" w:bidi="id_ID"/>
         </w:rPr>
         <w:t xml:space="preserve">Di sini Paulus berbicara seolah-olah </w:t>
@@ -15083,21 +12948,6 @@
       </w:r>
       <w:r>
         <w:rPr>
-          <w:b/>
-          <w:lang w:val="id_ID" w:bidi="id_ID"/>
-        </w:rPr>
-        <w:t>ὁ λόγος τοῦ Θεοῦ οὐ δέδεται</w:t>
-      </w:r>
-    </w:p>
-    <w:p>
-      <w:pPr/>
-      <w:r>
-        <w:rPr>
-          <w:lang w:val="id_ID" w:bidi="id_ID"/>
-        </w:rPr>
-      </w:r>
-      <w:r>
-        <w:rPr>
           <w:lang w:val="id_ID" w:bidi="id_ID"/>
         </w:rPr>
         <w:t>Jika bahasa Anda tidak menggunakan bentuk pasif ini, Anda dapat mengekspresikan ide dalam bentuk aktif atau dengan cara lain yang alami dalam bahasa Anda. Jika Anda perlu mengatakan siapa yang melakukan tindakan tersebut, Anda dapat menggunakan subjek tak tentu. Terjemahan alternatif: "tidak ada yang mengikat firman Allah" atau "tidak ada yang mengikat firman Allah"</w:t>
@@ -15166,21 +13016,6 @@
       </w:r>
       <w:r>
         <w:rPr>
-          <w:b/>
-          <w:lang w:val="id_ID" w:bidi="id_ID"/>
-        </w:rPr>
-        <w:t>ὁ λόγος τοῦ Θεοῦ</w:t>
-      </w:r>
-    </w:p>
-    <w:p>
-      <w:pPr/>
-      <w:r>
-        <w:rPr>
-          <w:lang w:val="id_ID" w:bidi="id_ID"/>
-        </w:rPr>
-      </w:r>
-      <w:r>
-        <w:rPr>
           <w:lang w:val="id_ID" w:bidi="id_ID"/>
         </w:rPr>
         <w:t xml:space="preserve">Di sini, Paulus menggunakan bentuk posesif untuk menggambarkan </w:t>
@@ -15262,21 +13097,6 @@
       </w:r>
       <w:r>
         <w:rPr>
-          <w:b/>
-          <w:lang w:val="id_ID" w:bidi="id_ID"/>
-        </w:rPr>
-        <w:t>ὁ λόγος</w:t>
-      </w:r>
-    </w:p>
-    <w:p>
-      <w:pPr/>
-      <w:r>
-        <w:rPr>
-          <w:lang w:val="id_ID" w:bidi="id_ID"/>
-        </w:rPr>
-      </w:r>
-      <w:r>
-        <w:rPr>
           <w:lang w:val="id_ID" w:bidi="id_ID"/>
         </w:rPr>
         <w:t xml:space="preserve">Di sini, </w:t>
@@ -15358,21 +13178,6 @@
       </w:r>
       <w:r>
         <w:rPr>
-          <w:b/>
-          <w:lang w:val="id_ID" w:bidi="id_ID"/>
-        </w:rPr>
-        <w:t>διὰ τοῦτο, πάντα ὑπομένω</w:t>
-      </w:r>
-    </w:p>
-    <w:p>
-      <w:pPr/>
-      <w:r>
-        <w:rPr>
-          <w:lang w:val="id_ID" w:bidi="id_ID"/>
-        </w:rPr>
-      </w:r>
-      <w:r>
-        <w:rPr>
           <w:lang w:val="id_ID" w:bidi="id_ID"/>
         </w:rPr>
         <w:t xml:space="preserve">Kata ganti </w:t>
@@ -15480,21 +13285,6 @@
       </w:r>
       <w:r>
         <w:rPr>
-          <w:b/>
-          <w:lang w:val="id_ID" w:bidi="id_ID"/>
-        </w:rPr>
-        <w:t>πάντα ὑπομένω</w:t>
-      </w:r>
-    </w:p>
-    <w:p>
-      <w:pPr/>
-      <w:r>
-        <w:rPr>
-          <w:lang w:val="id_ID" w:bidi="id_ID"/>
-        </w:rPr>
-      </w:r>
-      <w:r>
-        <w:rPr>
           <w:lang w:val="id_ID" w:bidi="id_ID"/>
         </w:rPr>
         <w:t xml:space="preserve">Paulus mengatakan </w:t>
@@ -15576,21 +13366,6 @@
       </w:r>
       <w:r>
         <w:rPr>
-          <w:b/>
-          <w:lang w:val="id_ID" w:bidi="id_ID"/>
-        </w:rPr>
-        <w:t>τοὺς ἐκλεκτούς</w:t>
-      </w:r>
-    </w:p>
-    <w:p>
-      <w:pPr/>
-      <w:r>
-        <w:rPr>
-          <w:lang w:val="id_ID" w:bidi="id_ID"/>
-        </w:rPr>
-      </w:r>
-      <w:r>
-        <w:rPr>
           <w:lang w:val="id_ID" w:bidi="id_ID"/>
         </w:rPr>
         <w:t xml:space="preserve">Paulus menggunakan kata sifat </w:t>
@@ -15672,21 +13447,6 @@
       </w:r>
       <w:r>
         <w:rPr>
-          <w:b/>
-          <w:lang w:val="id_ID" w:bidi="id_ID"/>
-        </w:rPr>
-        <w:t>καὶ αὐτοὶ σωτηρίας τύχωσιν τῆς ἐν Χριστῷ Ἰησοῦ</w:t>
-      </w:r>
-    </w:p>
-    <w:p>
-      <w:pPr/>
-      <w:r>
-        <w:rPr>
-          <w:lang w:val="id_ID" w:bidi="id_ID"/>
-        </w:rPr>
-      </w:r>
-      <w:r>
-        <w:rPr>
           <w:lang w:val="id_ID" w:bidi="id_ID"/>
         </w:rPr>
         <w:t xml:space="preserve">Jika bahasa Anda tidak menggunakan kata benda abstrak untuk ide </w:t>
@@ -15768,21 +13528,6 @@
       </w:r>
       <w:r>
         <w:rPr>
-          <w:b/>
-          <w:lang w:val="id_ID" w:bidi="id_ID"/>
-        </w:rPr>
-        <w:t>τῆς ἐν Χριστῷ Ἰησοῦ</w:t>
-      </w:r>
-    </w:p>
-    <w:p>
-      <w:pPr/>
-      <w:r>
-        <w:rPr>
-          <w:lang w:val="id_ID" w:bidi="id_ID"/>
-        </w:rPr>
-      </w:r>
-      <w:r>
-        <w:rPr>
           <w:lang w:val="id_ID" w:bidi="id_ID"/>
         </w:rPr>
         <w:t xml:space="preserve">Di sini Paulus menggunakan metafora spasial </w:t>
@@ -15942,21 +13687,6 @@
       </w:r>
       <w:r>
         <w:rPr>
-          <w:b/>
-          <w:lang w:val="id_ID" w:bidi="id_ID"/>
-        </w:rPr>
-        <w:t>μετὰ δόξης αἰωνίου</w:t>
-      </w:r>
-    </w:p>
-    <w:p>
-      <w:pPr/>
-      <w:r>
-        <w:rPr>
-          <w:lang w:val="id_ID" w:bidi="id_ID"/>
-        </w:rPr>
-      </w:r>
-      <w:r>
-        <w:rPr>
           <w:lang w:val="id_ID" w:bidi="id_ID"/>
         </w:rPr>
         <w:t xml:space="preserve">Di sini, frasa </w:t>
@@ -16038,21 +13768,6 @@
       </w:r>
       <w:r>
         <w:rPr>
-          <w:b/>
-          <w:lang w:val="id_ID" w:bidi="id_ID"/>
-        </w:rPr>
-        <w:t>μετὰ δόξης αἰωνίου</w:t>
-      </w:r>
-    </w:p>
-    <w:p>
-      <w:pPr/>
-      <w:r>
-        <w:rPr>
-          <w:lang w:val="id_ID" w:bidi="id_ID"/>
-        </w:rPr>
-      </w:r>
-      <w:r>
-        <w:rPr>
           <w:lang w:val="id_ID" w:bidi="id_ID"/>
         </w:rPr>
         <w:t xml:space="preserve">Jika bahasa Anda tidak menggunakan kata benda abstrak untuk ide </w:t>
@@ -16134,21 +13849,6 @@
       </w:r>
       <w:r>
         <w:rPr>
-          <w:b/>
-          <w:lang w:val="id_ID" w:bidi="id_ID"/>
-        </w:rPr>
-        <w:t>πιστὸς ὁ λόγος</w:t>
-      </w:r>
-    </w:p>
-    <w:p>
-      <w:pPr/>
-      <w:r>
-        <w:rPr>
-          <w:lang w:val="id_ID" w:bidi="id_ID"/>
-        </w:rPr>
-      </w:r>
-      <w:r>
-        <w:rPr>
           <w:lang w:val="id_ID" w:bidi="id_ID"/>
         </w:rPr>
         <w:t xml:space="preserve">Di sini, </w:t>
@@ -16230,21 +13930,6 @@
       </w:r>
       <w:r>
         <w:rPr>
-          <w:b/>
-          <w:lang w:val="id_ID" w:bidi="id_ID"/>
-        </w:rPr>
-        <w:t>γὰρ</w:t>
-      </w:r>
-    </w:p>
-    <w:p>
-      <w:pPr/>
-      <w:r>
-        <w:rPr>
-          <w:lang w:val="id_ID" w:bidi="id_ID"/>
-        </w:rPr>
-      </w:r>
-      <w:r>
-        <w:rPr>
           <w:lang w:val="id_ID" w:bidi="id_ID"/>
         </w:rPr>
         <w:t xml:space="preserve">Di sini, kata </w:t>
@@ -16365,21 +14050,6 @@
       </w:r>
       <w:r>
         <w:rPr>
-          <w:b/>
-          <w:lang w:val="id_ID" w:bidi="id_ID"/>
-        </w:rPr>
-        <w:t>εἰ &amp; συναπεθάνομεν</w:t>
-      </w:r>
-    </w:p>
-    <w:p>
-      <w:pPr/>
-      <w:r>
-        <w:rPr>
-          <w:lang w:val="id_ID" w:bidi="id_ID"/>
-        </w:rPr>
-      </w:r>
-      <w:r>
-        <w:rPr>
           <w:lang w:val="id_ID" w:bidi="id_ID"/>
         </w:rPr>
         <w:t>Paulus berbicara seolah-olah ini adalah situasi yang masih bersifat sementara, tetapi maksudnya adalah hal ini pasti terjadi. Jika bahasa Anda tidak menyatakan sesuatu sebagai suatu kondisi jika hal itu benar-benar terjadi, dan jika pembaca Anda mungkin berpikir bahwa apa yang Paulus katakan tidak pasti, maka Anda dapat menerjemahkan kata-katanya sebagai pernyataan yang pasti. Terjemahan alternatif: "apabila kami telah mati bersama-sama dengan dia"</w:t>
@@ -16448,21 +14118,6 @@
       </w:r>
       <w:r>
         <w:rPr>
-          <w:b/>
-          <w:lang w:val="id_ID" w:bidi="id_ID"/>
-        </w:rPr>
-        <w:t>συναπεθάνομεν</w:t>
-      </w:r>
-    </w:p>
-    <w:p>
-      <w:pPr/>
-      <w:r>
-        <w:rPr>
-          <w:lang w:val="id_ID" w:bidi="id_ID"/>
-        </w:rPr>
-      </w:r>
-      <w:r>
-        <w:rPr>
           <w:lang w:val="id_ID" w:bidi="id_ID"/>
         </w:rPr>
         <w:t>Di sini Paulus merujuk pada bagaimana orang percaya, dalam persatuan mereka dengan Kristus, mengambil bagian dalam kematian Kristus. Dengan demikian, mereka juga telah mati. Jika itu akan membantu dalam bahasa Anda, Anda dapat mengungkapkan gagasan ini dalam bentuk perumpamaan atau menyatakan maknanya dengan jelas. Terjemahan alternatif: "kita telah mati, seolah-olah, bersama Dia" atau "kita telah mengambil bagian dalam kematian Mesias"</w:t>
@@ -16531,21 +14186,6 @@
       </w:r>
       <w:r>
         <w:rPr>
-          <w:b/>
-          <w:lang w:val="id_ID" w:bidi="id_ID"/>
-        </w:rPr>
-        <w:t>καὶ συνζήσομεν</w:t>
-      </w:r>
-    </w:p>
-    <w:p>
-      <w:pPr/>
-      <w:r>
-        <w:rPr>
-          <w:lang w:val="id_ID" w:bidi="id_ID"/>
-        </w:rPr>
-      </w:r>
-      <w:r>
-        <w:rPr>
           <w:lang w:val="id_ID" w:bidi="id_ID"/>
         </w:rPr>
         <w:t>Di sini Paulus merujuk pada kehidupan baru yang diterima orang percaya dalam persatuan mereka dengan Kristus. Kehidupan baru ini dapat dialami sekarang, tetapi Paulus tampaknya secara khusus berbicara tentang kehidupan kekal yang akan dimiliki oleh orang-orang percaya setelah Yesus datang kembali. Jika itu akan membantu dalam bahasa Anda, Anda dapat membuat gagasan itu lebih eksplisit. Terjemahan alternatif: "kita juga akan mengalami hidup yang baru bersama Dia" atau "kita juga akan memiliki hidup yang kekal bersama Dia"</w:t>
@@ -16614,21 +14254,6 @@
       </w:r>
       <w:r>
         <w:rPr>
-          <w:b/>
-          <w:lang w:val="id_ID" w:bidi="id_ID"/>
-        </w:rPr>
-        <w:t>εἰ γὰρ συναπεθάνομεν, καὶ συνζήσομεν &amp; εἰ ὑπομένομεν, καὶ συνβασιλεύσομεν; εἰ ἀρνησόμεθα, κἀκεῖνος ἀρνήσεται ἡμᾶς &amp; εἰ ἀπιστοῦμεν, ἐκεῖνος πιστὸς μένει; ἀρνήσασθαι γὰρ ἑαυτὸν οὐ δύναται</w:t>
-      </w:r>
-    </w:p>
-    <w:p>
-      <w:pPr/>
-      <w:r>
-        <w:rPr>
-          <w:lang w:val="id_ID" w:bidi="id_ID"/>
-        </w:rPr>
-      </w:r>
-      <w:r>
-        <w:rPr>
           <w:lang w:val="id_ID" w:bidi="id_ID"/>
         </w:rPr>
         <w:t xml:space="preserve">Kata-kata ini adalah </w:t>
@@ -16710,21 +14335,6 @@
       </w:r>
       <w:r>
         <w:rPr>
-          <w:b/>
-          <w:lang w:val="id_ID" w:bidi="id_ID"/>
-        </w:rPr>
-        <w:t>ὑπομένομεν</w:t>
-      </w:r>
-    </w:p>
-    <w:p>
-      <w:pPr/>
-      <w:r>
-        <w:rPr>
-          <w:lang w:val="id_ID" w:bidi="id_ID"/>
-        </w:rPr>
-      </w:r>
-      <w:r>
-        <w:rPr>
           <w:lang w:val="id_ID" w:bidi="id_ID"/>
         </w:rPr>
         <w:t xml:space="preserve">Di sini Paulus menyiratkan bahwa orang percaya harus </w:t>
@@ -16806,21 +14416,6 @@
       </w:r>
       <w:r>
         <w:rPr>
-          <w:b/>
-          <w:lang w:val="id_ID" w:bidi="id_ID"/>
-        </w:rPr>
-        <w:t>ἀρνησόμεθα</w:t>
-      </w:r>
-    </w:p>
-    <w:p>
-      <w:pPr/>
-      <w:r>
-        <w:rPr>
-          <w:lang w:val="id_ID" w:bidi="id_ID"/>
-        </w:rPr>
-      </w:r>
-      <w:r>
-        <w:rPr>
           <w:lang w:val="id_ID" w:bidi="id_ID"/>
         </w:rPr>
         <w:t>Di sini Paulus merujuk kepada orang-orang yang menyangkal bahwa mereka mengenal dan percaya kepada Yesus. Jika itu akan membantu dalam bahasa Anda, Anda dapat membuat gagasan itu lebih eksplisit. Terjemahan alternatif: "kami menyangkal bahwa kami percaya kepada-Nya"</w:t>
@@ -16889,21 +14484,6 @@
       </w:r>
       <w:r>
         <w:rPr>
-          <w:b/>
-          <w:lang w:val="id_ID" w:bidi="id_ID"/>
-        </w:rPr>
-        <w:t>κἀκεῖνος ἀρνήσεται ἡμᾶς</w:t>
-      </w:r>
-    </w:p>
-    <w:p>
-      <w:pPr/>
-      <w:r>
-        <w:rPr>
-          <w:lang w:val="id_ID" w:bidi="id_ID"/>
-        </w:rPr>
-      </w:r>
-      <w:r>
-        <w:rPr>
           <w:lang w:val="id_ID" w:bidi="id_ID"/>
         </w:rPr>
         <w:t xml:space="preserve">Di sini Paulus menyiratkan bahwa pada penghakiman terakhir, Yesus </w:t>
@@ -16985,21 +14565,6 @@
       </w:r>
       <w:r>
         <w:rPr>
-          <w:b/>
-          <w:lang w:val="id_ID" w:bidi="id_ID"/>
-        </w:rPr>
-        <w:t>ἀπιστοῦμεν</w:t>
-      </w:r>
-    </w:p>
-    <w:p>
-      <w:pPr/>
-      <w:r>
-        <w:rPr>
-          <w:lang w:val="id_ID" w:bidi="id_ID"/>
-        </w:rPr>
-      </w:r>
-      <w:r>
-        <w:rPr>
           <w:lang w:val="id_ID" w:bidi="id_ID"/>
         </w:rPr>
         <w:t xml:space="preserve">Di sini, kata </w:t>
@@ -17081,21 +14646,6 @@
       </w:r>
       <w:r>
         <w:rPr>
-          <w:b/>
-          <w:lang w:val="id_ID" w:bidi="id_ID"/>
-        </w:rPr>
-        <w:t>ἐκεῖνος πιστὸς μένει</w:t>
-      </w:r>
-    </w:p>
-    <w:p>
-      <w:pPr/>
-      <w:r>
-        <w:rPr>
-          <w:lang w:val="id_ID" w:bidi="id_ID"/>
-        </w:rPr>
-      </w:r>
-      <w:r>
-        <w:rPr>
           <w:lang w:val="id_ID" w:bidi="id_ID"/>
         </w:rPr>
         <w:t xml:space="preserve">Di sini, kata </w:t>
@@ -17190,21 +14740,6 @@
       </w:r>
       <w:r>
         <w:rPr>
-          <w:b/>
-          <w:lang w:val="id_ID" w:bidi="id_ID"/>
-        </w:rPr>
-        <w:t>ἀρνήσασθαι &amp; ἑαυτὸν οὐ δύναται</w:t>
-      </w:r>
-    </w:p>
-    <w:p>
-      <w:pPr/>
-      <w:r>
-        <w:rPr>
-          <w:lang w:val="id_ID" w:bidi="id_ID"/>
-        </w:rPr>
-      </w:r>
-      <w:r>
-        <w:rPr>
           <w:lang w:val="id_ID" w:bidi="id_ID"/>
         </w:rPr>
         <w:t xml:space="preserve">Di sini, frasa </w:t>
@@ -17286,21 +14821,6 @@
       </w:r>
       <w:r>
         <w:rPr>
-          <w:b/>
-          <w:lang w:val="id_ID" w:bidi="id_ID"/>
-        </w:rPr>
-        <w:t>ὑπομίμνῃσκε</w:t>
-      </w:r>
-    </w:p>
-    <w:p>
-      <w:pPr/>
-      <w:r>
-        <w:rPr>
-          <w:lang w:val="id_ID" w:bidi="id_ID"/>
-        </w:rPr>
-      </w:r>
-      <w:r>
-        <w:rPr>
           <w:lang w:val="id_ID" w:bidi="id_ID"/>
         </w:rPr>
         <w:t xml:space="preserve">Di sini Paulus menyiratkan bahwa Timotius harus </w:t>
@@ -17382,21 +14902,6 @@
       </w:r>
       <w:r>
         <w:rPr>
-          <w:b/>
-          <w:lang w:val="id_ID" w:bidi="id_ID"/>
-        </w:rPr>
-        <w:t>ταῦτα</w:t>
-      </w:r>
-    </w:p>
-    <w:p>
-      <w:pPr/>
-      <w:r>
-        <w:rPr>
-          <w:lang w:val="id_ID" w:bidi="id_ID"/>
-        </w:rPr>
-      </w:r>
-      <w:r>
-        <w:rPr>
           <w:lang w:val="id_ID" w:bidi="id_ID"/>
         </w:rPr>
         <w:t xml:space="preserve">Di sini, frasa </w:t>
@@ -17414,7 +14919,7 @@
         </w:rPr>
         <w:t xml:space="preserve"> merujuk pada apa yang telah ditulis oleh Paulus sebelumnya. Ini termasuk kata dapat dipercaya dalam </w:t>
       </w:r>
-      <w:hyperlink r:id="rId28">
+      <w:hyperlink r:id="rId26">
         <w:r>
           <w:rPr>
             <w:lang w:val="id_ID" w:bidi="id_ID"/>
@@ -17432,7 +14937,7 @@
         </w:rPr>
         <w:t xml:space="preserve"> dan mungkin juga </w:t>
       </w:r>
-      <w:hyperlink r:id="rId29">
+      <w:hyperlink r:id="rId27">
         <w:r>
           <w:rPr>
             <w:lang w:val="id_ID" w:bidi="id_ID"/>
@@ -17595,21 +15100,6 @@
       </w:r>
       <w:r>
         <w:rPr>
-          <w:b/>
-          <w:lang w:val="id_ID" w:bidi="id_ID"/>
-        </w:rPr>
-        <w:t>τοῦ Θεοῦ</w:t>
-      </w:r>
-    </w:p>
-    <w:p>
-      <w:pPr/>
-      <w:r>
-        <w:rPr>
-          <w:lang w:val="id_ID" w:bidi="id_ID"/>
-        </w:rPr>
-      </w:r>
-      <w:r>
-        <w:rPr>
           <w:lang w:val="id_ID" w:bidi="id_ID"/>
         </w:rPr>
         <w:t xml:space="preserve">Banyak naskah kuno yang berbunyi </w:t>
@@ -17691,21 +15181,6 @@
       </w:r>
       <w:r>
         <w:rPr>
-          <w:b/>
-          <w:lang w:val="id_ID" w:bidi="id_ID"/>
-        </w:rPr>
-        <w:t>μὴ λογομαχεῖν</w:t>
-      </w:r>
-    </w:p>
-    <w:p>
-      <w:pPr/>
-      <w:r>
-        <w:rPr>
-          <w:lang w:val="id_ID" w:bidi="id_ID"/>
-        </w:rPr>
-      </w:r>
-      <w:r>
-        <w:rPr>
           <w:lang w:val="id_ID" w:bidi="id_ID"/>
         </w:rPr>
         <w:t xml:space="preserve">Di sini Paulus merujuk pada perdebatan tentang arti </w:t>
@@ -17787,21 +15262,6 @@
       </w:r>
       <w:r>
         <w:rPr>
-          <w:b/>
-          <w:lang w:val="id_ID" w:bidi="id_ID"/>
-        </w:rPr>
-        <w:t>ἐπὶ καταστροφῇ τῶν ἀκουόντων</w:t>
-      </w:r>
-    </w:p>
-    <w:p>
-      <w:pPr/>
-      <w:r>
-        <w:rPr>
-          <w:lang w:val="id_ID" w:bidi="id_ID"/>
-        </w:rPr>
-      </w:r>
-      <w:r>
-        <w:rPr>
           <w:lang w:val="id_ID" w:bidi="id_ID"/>
         </w:rPr>
         <w:t xml:space="preserve">Jika bahasa Anda tidak menggunakan kata benda abstrak untuk ide </w:t>
@@ -17883,21 +15343,6 @@
       </w:r>
       <w:r>
         <w:rPr>
-          <w:b/>
-          <w:lang w:val="id_ID" w:bidi="id_ID"/>
-        </w:rPr>
-        <w:t>ἐπὶ καταστροφῇ τῶν ἀκουόντων</w:t>
-      </w:r>
-    </w:p>
-    <w:p>
-      <w:pPr/>
-      <w:r>
-        <w:rPr>
-          <w:lang w:val="id_ID" w:bidi="id_ID"/>
-        </w:rPr>
-      </w:r>
-      <w:r>
-        <w:rPr>
           <w:lang w:val="id_ID" w:bidi="id_ID"/>
         </w:rPr>
         <w:t xml:space="preserve">Di sini Paulus menyiratkan bahwa bertengkar tentang kata-kata merusak iman </w:t>
@@ -17979,21 +15424,6 @@
       </w:r>
       <w:r>
         <w:rPr>
-          <w:b/>
-          <w:lang w:val="id_ID" w:bidi="id_ID"/>
-        </w:rPr>
-        <w:t>σπούδασον σεαυτὸν, δόκιμον παραστῆσαι τῷ Θεῷ</w:t>
-      </w:r>
-    </w:p>
-    <w:p>
-      <w:pPr/>
-      <w:r>
-        <w:rPr>
-          <w:lang w:val="id_ID" w:bidi="id_ID"/>
-        </w:rPr>
-      </w:r>
-      <w:r>
-        <w:rPr>
           <w:lang w:val="id_ID" w:bidi="id_ID"/>
         </w:rPr>
         <w:t xml:space="preserve">Di sini Paulus bermaksud bahwa Timotius harus </w:t>
@@ -18101,21 +15531,6 @@
       </w:r>
       <w:r>
         <w:rPr>
-          <w:b/>
-          <w:lang w:val="id_ID" w:bidi="id_ID"/>
-        </w:rPr>
-        <w:t>ἐργάτην</w:t>
-      </w:r>
-    </w:p>
-    <w:p>
-      <w:pPr/>
-      <w:r>
-        <w:rPr>
-          <w:lang w:val="id_ID" w:bidi="id_ID"/>
-        </w:rPr>
-      </w:r>
-      <w:r>
-        <w:rPr>
           <w:lang w:val="id_ID" w:bidi="id_ID"/>
         </w:rPr>
         <w:t xml:space="preserve">Di sini Paulus berbicara seolah-olah Timotius adalah seorang </w:t>
@@ -18197,21 +15612,6 @@
       </w:r>
       <w:r>
         <w:rPr>
-          <w:b/>
-          <w:lang w:val="id_ID" w:bidi="id_ID"/>
-        </w:rPr>
-        <w:t>ἀνεπαίσχυντον</w:t>
-      </w:r>
-    </w:p>
-    <w:p>
-      <w:pPr/>
-      <w:r>
-        <w:rPr>
-          <w:lang w:val="id_ID" w:bidi="id_ID"/>
-        </w:rPr>
-      </w:r>
-      <w:r>
-        <w:rPr>
           <w:lang w:val="id_ID" w:bidi="id_ID"/>
         </w:rPr>
         <w:t>Jika bahasa Anda tidak menggunakan bentuk pasif ini, Anda dapat mengekspresikan ide tersebut dalam bentuk aktif atau dengan cara lain yang alami dalam bahasa Anda. Jika Anda perlu mengatakan apa yang akan melakukan tindakan tersebut, jelas dari konteksnya bahwa itu adalah pekerjaannya. Terjemahan alternatif: "tanpa rasa malu" atau "yang pekerjaannya tidak mempermalukannya"</w:t>
@@ -18280,21 +15680,6 @@
       </w:r>
       <w:r>
         <w:rPr>
-          <w:b/>
-          <w:lang w:val="id_ID" w:bidi="id_ID"/>
-        </w:rPr>
-        <w:t>ὀρθοτομοῦντα τὸν λόγον τῆς ἀληθείας</w:t>
-      </w:r>
-    </w:p>
-    <w:p>
-      <w:pPr/>
-      <w:r>
-        <w:rPr>
-          <w:lang w:val="id_ID" w:bidi="id_ID"/>
-        </w:rPr>
-      </w:r>
-      <w:r>
-        <w:rPr>
           <w:lang w:val="id_ID" w:bidi="id_ID"/>
         </w:rPr>
         <w:t xml:space="preserve">Paulus mengacu kepada </w:t>
@@ -18402,21 +15787,6 @@
       </w:r>
       <w:r>
         <w:rPr>
-          <w:b/>
-          <w:lang w:val="id_ID" w:bidi="id_ID"/>
-        </w:rPr>
-        <w:t>τὸν λόγον τῆς ἀληθείας</w:t>
-      </w:r>
-    </w:p>
-    <w:p>
-      <w:pPr/>
-      <w:r>
-        <w:rPr>
-          <w:lang w:val="id_ID" w:bidi="id_ID"/>
-        </w:rPr>
-      </w:r>
-      <w:r>
-        <w:rPr>
           <w:lang w:val="id_ID" w:bidi="id_ID"/>
         </w:rPr>
         <w:t xml:space="preserve">Di sini, Paulus menggunakan bentuk posesif untuk menjelaskan </w:t>
@@ -18498,21 +15868,6 @@
       </w:r>
       <w:r>
         <w:rPr>
-          <w:b/>
-          <w:lang w:val="id_ID" w:bidi="id_ID"/>
-        </w:rPr>
-        <w:t>τὸν λόγον τῆς ἀληθείας</w:t>
-      </w:r>
-    </w:p>
-    <w:p>
-      <w:pPr/>
-      <w:r>
-        <w:rPr>
-          <w:lang w:val="id_ID" w:bidi="id_ID"/>
-        </w:rPr>
-      </w:r>
-      <w:r>
-        <w:rPr>
           <w:lang w:val="id_ID" w:bidi="id_ID"/>
         </w:rPr>
         <w:t xml:space="preserve">Jika bahasa Anda tidak menggunakan kata benda abstrak untuk ide </w:t>
@@ -18594,21 +15949,6 @@
       </w:r>
       <w:r>
         <w:rPr>
-          <w:b/>
-          <w:lang w:val="id_ID" w:bidi="id_ID"/>
-        </w:rPr>
-        <w:t>τὸν λόγον</w:t>
-      </w:r>
-    </w:p>
-    <w:p>
-      <w:pPr/>
-      <w:r>
-        <w:rPr>
-          <w:lang w:val="id_ID" w:bidi="id_ID"/>
-        </w:rPr>
-      </w:r>
-      <w:r>
-        <w:rPr>
           <w:lang w:val="id_ID" w:bidi="id_ID"/>
         </w:rPr>
         <w:t xml:space="preserve">Di sini, </w:t>
@@ -18690,21 +16030,6 @@
       </w:r>
       <w:r>
         <w:rPr>
-          <w:b/>
-          <w:lang w:val="id_ID" w:bidi="id_ID"/>
-        </w:rPr>
-        <w:t>δὲ</w:t>
-      </w:r>
-    </w:p>
-    <w:p>
-      <w:pPr/>
-      <w:r>
-        <w:rPr>
-          <w:lang w:val="id_ID" w:bidi="id_ID"/>
-        </w:rPr>
-      </w:r>
-      <w:r>
-        <w:rPr>
           <w:lang w:val="id_ID" w:bidi="id_ID"/>
         </w:rPr>
         <w:t xml:space="preserve">Di sini, kata </w:t>
@@ -18748,7 +16073,7 @@
         </w:rPr>
         <w:t xml:space="preserve"> (</w:t>
       </w:r>
-      <w:hyperlink r:id="rId30">
+      <w:hyperlink r:id="rId28">
         <w:r>
           <w:rPr>
             <w:lang w:val="id_ID" w:bidi="id_ID"/>
@@ -18843,21 +16168,6 @@
       </w:r>
       <w:r>
         <w:rPr>
-          <w:b/>
-          <w:lang w:val="id_ID" w:bidi="id_ID"/>
-        </w:rPr>
-        <w:t>τὰς &amp; βεβήλους κενοφωνίας</w:t>
-      </w:r>
-    </w:p>
-    <w:p>
-      <w:pPr/>
-      <w:r>
-        <w:rPr>
-          <w:lang w:val="id_ID" w:bidi="id_ID"/>
-        </w:rPr>
-      </w:r>
-      <w:r>
-        <w:rPr>
           <w:lang w:val="id_ID" w:bidi="id_ID"/>
         </w:rPr>
         <w:t xml:space="preserve">Di sini Paulus menyiratkan bahwa </w:t>
@@ -18952,21 +16262,6 @@
       </w:r>
       <w:r>
         <w:rPr>
-          <w:b/>
-          <w:lang w:val="id_ID" w:bidi="id_ID"/>
-        </w:rPr>
-        <w:t>προκόψουσιν</w:t>
-      </w:r>
-    </w:p>
-    <w:p>
-      <w:pPr/>
-      <w:r>
-        <w:rPr>
-          <w:lang w:val="id_ID" w:bidi="id_ID"/>
-        </w:rPr>
-      </w:r>
-      <w:r>
-        <w:rPr>
           <w:lang w:val="id_ID" w:bidi="id_ID"/>
         </w:rPr>
         <w:t xml:space="preserve">Kata ganti </w:t>
@@ -18984,7 +16279,7 @@
         </w:rPr>
         <w:t xml:space="preserve"> dapat merujuk pada: (1) orang-orang yang berbicara dan mendengarkan "perkataan kosong". Ketika Paulus merujuk kepada "perkataan mereka" dalam </w:t>
       </w:r>
-      <w:hyperlink r:id="rId31">
+      <w:hyperlink r:id="rId29">
         <w:r>
           <w:rPr>
             <w:lang w:val="id_ID" w:bidi="id_ID"/>
@@ -19092,21 +16387,6 @@
       </w:r>
       <w:r>
         <w:rPr>
-          <w:b/>
-          <w:lang w:val="id_ID" w:bidi="id_ID"/>
-        </w:rPr>
-        <w:t>ἐπὶ πλεῖον &amp; προκόψουσιν ἀσεβείας</w:t>
-      </w:r>
-    </w:p>
-    <w:p>
-      <w:pPr/>
-      <w:r>
-        <w:rPr>
-          <w:lang w:val="id_ID" w:bidi="id_ID"/>
-        </w:rPr>
-      </w:r>
-      <w:r>
-        <w:rPr>
           <w:lang w:val="id_ID" w:bidi="id_ID"/>
         </w:rPr>
         <w:t xml:space="preserve">Di sini Paulus berbicara tentang orang-orang yang mengucapkan </w:t>
@@ -19214,21 +16494,6 @@
       </w:r>
       <w:r>
         <w:rPr>
-          <w:b/>
-          <w:lang w:val="id_ID" w:bidi="id_ID"/>
-        </w:rPr>
-        <w:t>ἀσεβείας</w:t>
-      </w:r>
-    </w:p>
-    <w:p>
-      <w:pPr/>
-      <w:r>
-        <w:rPr>
-          <w:lang w:val="id_ID" w:bidi="id_ID"/>
-        </w:rPr>
-      </w:r>
-      <w:r>
-        <w:rPr>
           <w:lang w:val="id_ID" w:bidi="id_ID"/>
         </w:rPr>
         <w:t xml:space="preserve">Jika bahasa Anda tidak menggunakan kata benda abstrak untuk ide </w:t>
@@ -19310,21 +16575,6 @@
       </w:r>
       <w:r>
         <w:rPr>
-          <w:b/>
-          <w:lang w:val="id_ID" w:bidi="id_ID"/>
-        </w:rPr>
-        <w:t>ὁ λόγος αὐτῶν</w:t>
-      </w:r>
-    </w:p>
-    <w:p>
-      <w:pPr/>
-      <w:r>
-        <w:rPr>
-          <w:lang w:val="id_ID" w:bidi="id_ID"/>
-        </w:rPr>
-      </w:r>
-      <w:r>
-        <w:rPr>
           <w:lang w:val="id_ID" w:bidi="id_ID"/>
         </w:rPr>
         <w:t xml:space="preserve">Di sini, </w:t>
@@ -19342,7 +16592,7 @@
         </w:rPr>
         <w:t xml:space="preserve"> mewakili apa yang orang katakan dengan menggunakan kata-kata. Dalam hal ini, Paulus secara khusus merujuk pada "perkataan kosong yang tidak senonoh" yang ia maksudkan dalam </w:t>
       </w:r>
-      <w:hyperlink r:id="rId32">
+      <w:hyperlink r:id="rId30">
         <w:r>
           <w:rPr>
             <w:lang w:val="id_ID" w:bidi="id_ID"/>
@@ -19424,21 +16674,6 @@
       </w:r>
       <w:r>
         <w:rPr>
-          <w:b/>
-          <w:lang w:val="id_ID" w:bidi="id_ID"/>
-        </w:rPr>
-        <w:t>ὡς γάγγραινα νομὴν ἕξει</w:t>
-      </w:r>
-    </w:p>
-    <w:p>
-      <w:pPr/>
-      <w:r>
-        <w:rPr>
-          <w:lang w:val="id_ID" w:bidi="id_ID"/>
-        </w:rPr>
-      </w:r>
-      <w:r>
-        <w:rPr>
           <w:lang w:val="id_ID" w:bidi="id_ID"/>
         </w:rPr>
         <w:t xml:space="preserve">Paulus mengatakan bahwa perkataan kosong yang tidak bermutu akan menyebar </w:t>
@@ -19533,21 +16768,6 @@
       </w:r>
       <w:r>
         <w:rPr>
-          <w:b/>
-          <w:lang w:val="id_ID" w:bidi="id_ID"/>
-        </w:rPr>
-        <w:t>γάγγραινα</w:t>
-      </w:r>
-    </w:p>
-    <w:p>
-      <w:pPr/>
-      <w:r>
-        <w:rPr>
-          <w:lang w:val="id_ID" w:bidi="id_ID"/>
-        </w:rPr>
-      </w:r>
-      <w:r>
-        <w:rPr>
           <w:lang w:val="id_ID" w:bidi="id_ID"/>
         </w:rPr>
         <w:t xml:space="preserve">Kata </w:t>
@@ -19642,21 +16862,6 @@
       </w:r>
       <w:r>
         <w:rPr>
-          <w:b/>
-          <w:lang w:val="id_ID" w:bidi="id_ID"/>
-        </w:rPr>
-        <w:t>Ὑμέναιος, καὶ Φίλητος</w:t>
-      </w:r>
-    </w:p>
-    <w:p>
-      <w:pPr/>
-      <w:r>
-        <w:rPr>
-          <w:lang w:val="id_ID" w:bidi="id_ID"/>
-        </w:rPr>
-      </w:r>
-      <w:r>
-        <w:rPr>
           <w:lang w:val="id_ID" w:bidi="id_ID"/>
         </w:rPr>
         <w:t xml:space="preserve">Kata </w:t>
@@ -19751,21 +16956,6 @@
       </w:r>
       <w:r>
         <w:rPr>
-          <w:b/>
-          <w:lang w:val="id_ID" w:bidi="id_ID"/>
-        </w:rPr>
-        <w:t>περὶ τὴν ἀλήθειαν ἠστόχησαν</w:t>
-      </w:r>
-    </w:p>
-    <w:p>
-      <w:pPr/>
-      <w:r>
-        <w:rPr>
-          <w:lang w:val="id_ID" w:bidi="id_ID"/>
-        </w:rPr>
-      </w:r>
-      <w:r>
-        <w:rPr>
           <w:lang w:val="id_ID" w:bidi="id_ID"/>
         </w:rPr>
         <w:t xml:space="preserve">Paulus berbicara seolah-olah </w:t>
@@ -19873,21 +17063,6 @@
       </w:r>
       <w:r>
         <w:rPr>
-          <w:b/>
-          <w:lang w:val="id_ID" w:bidi="id_ID"/>
-        </w:rPr>
-        <w:t>περὶ τὴν ἀλήθειαν</w:t>
-      </w:r>
-    </w:p>
-    <w:p>
-      <w:pPr/>
-      <w:r>
-        <w:rPr>
-          <w:lang w:val="id_ID" w:bidi="id_ID"/>
-        </w:rPr>
-      </w:r>
-      <w:r>
-        <w:rPr>
           <w:lang w:val="id_ID" w:bidi="id_ID"/>
         </w:rPr>
         <w:t xml:space="preserve">Jika bahasa Anda tidak menggunakan kata benda abstrak untuk ide </w:t>
@@ -19969,21 +17144,6 @@
       </w:r>
       <w:r>
         <w:rPr>
-          <w:b/>
-          <w:lang w:val="id_ID" w:bidi="id_ID"/>
-        </w:rPr>
-        <w:t>ἀνάστασιν ἤδη γεγονέναι</w:t>
-      </w:r>
-    </w:p>
-    <w:p>
-      <w:pPr/>
-      <w:r>
-        <w:rPr>
-          <w:lang w:val="id_ID" w:bidi="id_ID"/>
-        </w:rPr>
-      </w:r>
-      <w:r>
-        <w:rPr>
           <w:lang w:val="id_ID" w:bidi="id_ID"/>
         </w:rPr>
         <w:t xml:space="preserve">Jika bahasa Anda tidak menggunakan kata benda abstrak untuk ide </w:t>
@@ -20065,21 +17225,6 @@
       </w:r>
       <w:r>
         <w:rPr>
-          <w:b/>
-          <w:lang w:val="id_ID" w:bidi="id_ID"/>
-        </w:rPr>
-        <w:t>ἀνατρέπουσιν τήν τινων πίστιν</w:t>
-      </w:r>
-    </w:p>
-    <w:p>
-      <w:pPr/>
-      <w:r>
-        <w:rPr>
-          <w:lang w:val="id_ID" w:bidi="id_ID"/>
-        </w:rPr>
-      </w:r>
-      <w:r>
-        <w:rPr>
           <w:lang w:val="id_ID" w:bidi="id_ID"/>
         </w:rPr>
         <w:t xml:space="preserve">Di sini Paulus berbicara tentang </w:t>
@@ -20174,21 +17319,6 @@
       </w:r>
       <w:r>
         <w:rPr>
-          <w:b/>
-          <w:lang w:val="id_ID" w:bidi="id_ID"/>
-        </w:rPr>
-        <w:t>τήν τινων πίστιν</w:t>
-      </w:r>
-    </w:p>
-    <w:p>
-      <w:pPr/>
-      <w:r>
-        <w:rPr>
-          <w:lang w:val="id_ID" w:bidi="id_ID"/>
-        </w:rPr>
-      </w:r>
-      <w:r>
-        <w:rPr>
           <w:lang w:val="id_ID" w:bidi="id_ID"/>
         </w:rPr>
         <w:t xml:space="preserve">Jika bahasa Anda tidak menggunakan kata benda abstrak untuk ide </w:t>
@@ -20270,21 +17400,6 @@
       </w:r>
       <w:r>
         <w:rPr>
-          <w:b/>
-          <w:lang w:val="id_ID" w:bidi="id_ID"/>
-        </w:rPr>
-        <w:t>ὁ &amp; στερεὸς θεμέλιος τοῦ Θεοῦ ἕστηκεν</w:t>
-      </w:r>
-    </w:p>
-    <w:p>
-      <w:pPr/>
-      <w:r>
-        <w:rPr>
-          <w:lang w:val="id_ID" w:bidi="id_ID"/>
-        </w:rPr>
-      </w:r>
-      <w:r>
-        <w:rPr>
           <w:lang w:val="id_ID" w:bidi="id_ID"/>
         </w:rPr>
         <w:t xml:space="preserve">Di sini Paulus berbicara tentang </w:t>
@@ -20418,21 +17533,6 @@
       </w:r>
       <w:r>
         <w:rPr>
-          <w:b/>
-          <w:lang w:val="id_ID" w:bidi="id_ID"/>
-        </w:rPr>
-        <w:t>ἔχων τὴν σφραγῖδα ταύτην</w:t>
-      </w:r>
-    </w:p>
-    <w:p>
-      <w:pPr/>
-      <w:r>
-        <w:rPr>
-          <w:lang w:val="id_ID" w:bidi="id_ID"/>
-        </w:rPr>
-      </w:r>
-      <w:r>
-        <w:rPr>
           <w:lang w:val="id_ID" w:bidi="id_ID"/>
         </w:rPr>
         <w:t xml:space="preserve">Di sini Paulus berbicara seolah-olah </w:t>
@@ -20553,26 +17653,11 @@
       </w:r>
       <w:r>
         <w:rPr>
-          <w:b/>
-          <w:lang w:val="id_ID" w:bidi="id_ID"/>
-        </w:rPr>
-        <w:t>ἔγνω Κύριος τοὺς ὄντας αὐτοῦ, καί, ἀποστήτω ἀπὸ ἀδικίας πᾶς ὁ ὀνομάζων τὸ ὄνομα Κυρίου</w:t>
-      </w:r>
-    </w:p>
-    <w:p>
-      <w:pPr/>
-      <w:r>
-        <w:rPr>
-          <w:lang w:val="id_ID" w:bidi="id_ID"/>
-        </w:rPr>
-      </w:r>
-      <w:r>
-        <w:rPr>
           <w:lang w:val="id_ID" w:bidi="id_ID"/>
         </w:rPr>
         <w:t xml:space="preserve">Di sini Paulus memperkenalkan sebuah kutipan dan ringkasan yang keduanya berasal dari Kitab Suci Perjanjian Lama. Kutipan pertama berasal dari </w:t>
       </w:r>
-      <w:hyperlink r:id="rId33">
+      <w:hyperlink r:id="rId31">
         <w:r>
           <w:rPr>
             <w:lang w:val="id_ID" w:bidi="id_ID"/>
@@ -20654,21 +17739,6 @@
       </w:r>
       <w:r>
         <w:rPr>
-          <w:b/>
-          <w:lang w:val="id_ID" w:bidi="id_ID"/>
-        </w:rPr>
-        <w:t>Κύριος &amp; Κυρίου</w:t>
-      </w:r>
-    </w:p>
-    <w:p>
-      <w:pPr/>
-      <w:r>
-        <w:rPr>
-          <w:lang w:val="id_ID" w:bidi="id_ID"/>
-        </w:rPr>
-      </w:r>
-      <w:r>
-        <w:rPr>
           <w:lang w:val="id_ID" w:bidi="id_ID"/>
         </w:rPr>
         <w:t xml:space="preserve">Di sini, kata </w:t>
@@ -20750,21 +17820,6 @@
       </w:r>
       <w:r>
         <w:rPr>
-          <w:b/>
-          <w:lang w:val="id_ID" w:bidi="id_ID"/>
-        </w:rPr>
-        <w:t>ἔγνω</w:t>
-      </w:r>
-    </w:p>
-    <w:p>
-      <w:pPr/>
-      <w:r>
-        <w:rPr>
-          <w:lang w:val="id_ID" w:bidi="id_ID"/>
-        </w:rPr>
-      </w:r>
-      <w:r>
-        <w:rPr>
           <w:lang w:val="id_ID" w:bidi="id_ID"/>
         </w:rPr>
         <w:t>Di sini penulis kutipan menggunakan bentuk lampau untuk merujuk pada sesuatu yang selalu benar. Jika itu akan membantu dalam bahasa Anda, Anda dapat menggunakan bentuk kata kerja apa pun yang wajar untuk menyatakan kebenaran umum. Terjemahan alternatif: "telah mengetahui"</w:t>
@@ -20833,21 +17888,6 @@
       </w:r>
       <w:r>
         <w:rPr>
-          <w:b/>
-          <w:lang w:val="id_ID" w:bidi="id_ID"/>
-        </w:rPr>
-        <w:t>ἀποστήτω ἀπὸ &amp; πᾶς ὁ ὀνομάζων τὸ ὄνομα Κυρίου</w:t>
-      </w:r>
-    </w:p>
-    <w:p>
-      <w:pPr/>
-      <w:r>
-        <w:rPr>
-          <w:lang w:val="id_ID" w:bidi="id_ID"/>
-        </w:rPr>
-      </w:r>
-      <w:r>
-        <w:rPr>
           <w:lang w:val="id_ID" w:bidi="id_ID"/>
         </w:rPr>
         <w:t xml:space="preserve">Di sini Paulus berbicara tentang </w:t>
@@ -20942,21 +17982,6 @@
       </w:r>
       <w:r>
         <w:rPr>
-          <w:b/>
-          <w:lang w:val="id_ID" w:bidi="id_ID"/>
-        </w:rPr>
-        <w:t>ἀποστήτω &amp; πᾶς ὁ ὀνομάζων τὸ ὄνομα Κυρίου</w:t>
-      </w:r>
-    </w:p>
-    <w:p>
-      <w:pPr/>
-      <w:r>
-        <w:rPr>
-          <w:lang w:val="id_ID" w:bidi="id_ID"/>
-        </w:rPr>
-      </w:r>
-      <w:r>
-        <w:rPr>
           <w:lang w:val="id_ID" w:bidi="id_ID"/>
         </w:rPr>
         <w:t>Jika bahasa Anda tidak menggunakan imperatif orang ketiga dengan cara ini, Anda dapat menyatakannya dengan cara lain yang wajar dalam bahasa Anda. Terjemahan alternatif: "Setiap orang yang menyebut nama Tuhan harus menjauhkan diri"</w:t>
@@ -21025,21 +18050,6 @@
       </w:r>
       <w:r>
         <w:rPr>
-          <w:b/>
-          <w:lang w:val="id_ID" w:bidi="id_ID"/>
-        </w:rPr>
-        <w:t>ὁ ὀνομάζων τὸ ὄνομα Κυρίου</w:t>
-      </w:r>
-    </w:p>
-    <w:p>
-      <w:pPr/>
-      <w:r>
-        <w:rPr>
-          <w:lang w:val="id_ID" w:bidi="id_ID"/>
-        </w:rPr>
-      </w:r>
-      <w:r>
-        <w:rPr>
           <w:lang w:val="id_ID" w:bidi="id_ID"/>
         </w:rPr>
         <w:t xml:space="preserve">Di sini, frasa </w:t>
@@ -21134,21 +18144,6 @@
       </w:r>
       <w:r>
         <w:rPr>
-          <w:b/>
-          <w:lang w:val="id_ID" w:bidi="id_ID"/>
-        </w:rPr>
-        <w:t>ἀπὸ ἀδικίας</w:t>
-      </w:r>
-    </w:p>
-    <w:p>
-      <w:pPr/>
-      <w:r>
-        <w:rPr>
-          <w:lang w:val="id_ID" w:bidi="id_ID"/>
-        </w:rPr>
-      </w:r>
-      <w:r>
-        <w:rPr>
           <w:lang w:val="id_ID" w:bidi="id_ID"/>
         </w:rPr>
         <w:t xml:space="preserve">Jika bahasa Anda tidak menggunakan kata benda abstrak untuk ide </w:t>
@@ -21230,21 +18225,6 @@
       </w:r>
       <w:r>
         <w:rPr>
-          <w:b/>
-          <w:lang w:val="id_ID" w:bidi="id_ID"/>
-        </w:rPr>
-        <w:t>δὲ</w:t>
-      </w:r>
-    </w:p>
-    <w:p>
-      <w:pPr/>
-      <w:r>
-        <w:rPr>
-          <w:lang w:val="id_ID" w:bidi="id_ID"/>
-        </w:rPr>
-      </w:r>
-      <w:r>
-        <w:rPr>
           <w:lang w:val="id_ID" w:bidi="id_ID"/>
         </w:rPr>
         <w:t xml:space="preserve">Di sini, kata </w:t>
@@ -21339,21 +18319,6 @@
       </w:r>
       <w:r>
         <w:rPr>
-          <w:b/>
-          <w:lang w:val="id_ID" w:bidi="id_ID"/>
-        </w:rPr>
-        <w:t>ἐν μεγάλῃ &amp; οἰκίᾳ, οὐκ ἔστιν μόνον σκεύη χρυσᾶ καὶ ἀργυρᾶ, ἀλλὰ καὶ ξύλινα καὶ ὀστράκινα; καὶ ἃ μὲν εἰς τιμὴν, ἃ δὲ εἰς ἀτιμίαν</w:t>
-      </w:r>
-    </w:p>
-    <w:p>
-      <w:pPr/>
-      <w:r>
-        <w:rPr>
-          <w:lang w:val="id_ID" w:bidi="id_ID"/>
-        </w:rPr>
-      </w:r>
-      <w:r>
-        <w:rPr>
           <w:lang w:val="id_ID" w:bidi="id_ID"/>
         </w:rPr>
         <w:t xml:space="preserve">Untuk mengajar Timotius, Paulus berbicara tentang gereja seolah-olah gereja adalah </w:t>
@@ -21448,21 +18413,6 @@
       </w:r>
       <w:r>
         <w:rPr>
-          <w:b/>
-          <w:lang w:val="id_ID" w:bidi="id_ID"/>
-        </w:rPr>
-        <w:t>σκεύη</w:t>
-      </w:r>
-    </w:p>
-    <w:p>
-      <w:pPr/>
-      <w:r>
-        <w:rPr>
-          <w:lang w:val="id_ID" w:bidi="id_ID"/>
-        </w:rPr>
-      </w:r>
-      <w:r>
-        <w:rPr>
           <w:lang w:val="id_ID" w:bidi="id_ID"/>
         </w:rPr>
         <w:t xml:space="preserve">Kata yang diterjemahkan sebagai </w:t>
@@ -21544,21 +18494,6 @@
       </w:r>
       <w:r>
         <w:rPr>
-          <w:b/>
-          <w:lang w:val="id_ID" w:bidi="id_ID"/>
-        </w:rPr>
-        <w:t>ἀλλὰ καὶ ξύλινα καὶ ὀστράκινα</w:t>
-      </w:r>
-    </w:p>
-    <w:p>
-      <w:pPr/>
-      <w:r>
-        <w:rPr>
-          <w:lang w:val="id_ID" w:bidi="id_ID"/>
-        </w:rPr>
-      </w:r>
-      <w:r>
-        <w:rPr>
           <w:lang w:val="id_ID" w:bidi="id_ID"/>
         </w:rPr>
         <w:t>Paulus menghilangkan beberapa kata yang dalam banyak bahasa diperlukan untuk melengkapi kalimat. Anda dapat menyediakan kata-kata ini dari awal kalimat jika akan lebih jelas dalam bahasa Anda. Terjemahan alternatif: "tetapi ada juga wadah-wadah dari kayu dan tanah liat"</w:t>
@@ -21627,21 +18562,6 @@
       </w:r>
       <w:r>
         <w:rPr>
-          <w:b/>
-          <w:lang w:val="id_ID" w:bidi="id_ID"/>
-        </w:rPr>
-        <w:t>ἃ μὲν εἰς τιμὴν, ἃ δὲ εἰς ἀτιμίαν</w:t>
-      </w:r>
-    </w:p>
-    <w:p>
-      <w:pPr/>
-      <w:r>
-        <w:rPr>
-          <w:lang w:val="id_ID" w:bidi="id_ID"/>
-        </w:rPr>
-      </w:r>
-      <w:r>
-        <w:rPr>
           <w:lang w:val="id_ID" w:bidi="id_ID"/>
         </w:rPr>
         <w:t>Paulus menghilangkan beberapa kata yang dalam banyak bahasa diperlukan untuk melengkapi sebuah kalimat. Anda dapat menyediakan kata-kata ini dari konteksnya jika akan lebih jelas dalam bahasa Anda. Terjemahan alternatif: "ada yang diciptakan untuk kehormatan dan ada yang diciptakan untuk kehinaan"</w:t>
@@ -21710,21 +18630,6 @@
       </w:r>
       <w:r>
         <w:rPr>
-          <w:b/>
-          <w:lang w:val="id_ID" w:bidi="id_ID"/>
-        </w:rPr>
-        <w:t>ἃ μὲν εἰς τιμὴν, ἃ δὲ εἰς ἀτιμίαν</w:t>
-      </w:r>
-    </w:p>
-    <w:p>
-      <w:pPr/>
-      <w:r>
-        <w:rPr>
-          <w:lang w:val="id_ID" w:bidi="id_ID"/>
-        </w:rPr>
-      </w:r>
-      <w:r>
-        <w:rPr>
           <w:lang w:val="id_ID" w:bidi="id_ID"/>
         </w:rPr>
         <w:t xml:space="preserve">Jika bahasa Anda tidak menggunakan kata benda abstrak untuk gagasan </w:t>
@@ -21819,21 +18724,6 @@
       </w:r>
       <w:r>
         <w:rPr>
-          <w:b/>
-          <w:lang w:val="id_ID" w:bidi="id_ID"/>
-        </w:rPr>
-        <w:t>ἐὰν &amp; τις ἐκκαθάρῃ ἑαυτὸν ἀπὸ τούτων, ἔσται σκεῦος εἰς τιμήν, ἡγιασμένον εὔχρηστον τῷ Δεσπότῃ, εἰς πᾶν ἔργον ἀγαθὸν ἡτοιμασμένον</w:t>
-      </w:r>
-    </w:p>
-    <w:p>
-      <w:pPr/>
-      <w:r>
-        <w:rPr>
-          <w:lang w:val="id_ID" w:bidi="id_ID"/>
-        </w:rPr>
-      </w:r>
-      <w:r>
-        <w:rPr>
           <w:lang w:val="id_ID" w:bidi="id_ID"/>
         </w:rPr>
         <w:t xml:space="preserve">Di sini Paulus terus berbicara tentang orang-orang percaya seolah-olah mereka masing-masing adalah </w:t>
@@ -21928,21 +18818,6 @@
       </w:r>
       <w:r>
         <w:rPr>
-          <w:b/>
-          <w:lang w:val="id_ID" w:bidi="id_ID"/>
-        </w:rPr>
-        <w:t>τούτων</w:t>
-      </w:r>
-    </w:p>
-    <w:p>
-      <w:pPr/>
-      <w:r>
-        <w:rPr>
-          <w:lang w:val="id_ID" w:bidi="id_ID"/>
-        </w:rPr>
-      </w:r>
-      <w:r>
-        <w:rPr>
           <w:lang w:val="id_ID" w:bidi="id_ID"/>
         </w:rPr>
         <w:t xml:space="preserve">Di sini, kata </w:t>
@@ -21960,7 +18835,7 @@
         </w:rPr>
         <w:t xml:space="preserve"> dapat merujuk kepada: (1) apa yang Paulus katakan dalam </w:t>
       </w:r>
-      <w:hyperlink r:id="rId34">
+      <w:hyperlink r:id="rId32">
         <w:r>
           <w:rPr>
             <w:lang w:val="id_ID" w:bidi="id_ID"/>
@@ -21978,7 +18853,7 @@
         </w:rPr>
         <w:t xml:space="preserve"> tentang apa yang dilakukan dan dikatakan oleh guru-guru palsu. Jadi, fokus khususnya adalah pada kefasikan dan pengajaran palsu. Terjemahan alternatif: "dari kefasikan dan pengajaran palsu" atau "hal-hal yang tidak saleh ini" (2) bejana-bejana untuk menghina yang disebutkan Paulus dalam </w:t>
       </w:r>
-      <w:hyperlink r:id="rId35">
+      <w:hyperlink r:id="rId33">
         <w:r>
           <w:rPr>
             <w:lang w:val="id_ID" w:bidi="id_ID"/>
@@ -22060,21 +18935,6 @@
       </w:r>
       <w:r>
         <w:rPr>
-          <w:b/>
-          <w:lang w:val="id_ID" w:bidi="id_ID"/>
-        </w:rPr>
-        <w:t>ἑαυτὸν &amp; ἔσται</w:t>
-      </w:r>
-    </w:p>
-    <w:p>
-      <w:pPr/>
-      <w:r>
-        <w:rPr>
-          <w:lang w:val="id_ID" w:bidi="id_ID"/>
-        </w:rPr>
-      </w:r>
-      <w:r>
-        <w:rPr>
           <w:lang w:val="id_ID" w:bidi="id_ID"/>
         </w:rPr>
         <w:t xml:space="preserve">Meskipun istilah </w:t>
@@ -22169,21 +19029,6 @@
       </w:r>
       <w:r>
         <w:rPr>
-          <w:b/>
-          <w:lang w:val="id_ID" w:bidi="id_ID"/>
-        </w:rPr>
-        <w:t>εἰς τιμήν</w:t>
-      </w:r>
-    </w:p>
-    <w:p>
-      <w:pPr/>
-      <w:r>
-        <w:rPr>
-          <w:lang w:val="id_ID" w:bidi="id_ID"/>
-        </w:rPr>
-      </w:r>
-      <w:r>
-        <w:rPr>
           <w:lang w:val="id_ID" w:bidi="id_ID"/>
         </w:rPr>
         <w:t xml:space="preserve">Jika bahasa Anda tidak menggunakan kata benda abstrak untuk ide </w:t>
@@ -22265,21 +19110,6 @@
       </w:r>
       <w:r>
         <w:rPr>
-          <w:b/>
-          <w:lang w:val="id_ID" w:bidi="id_ID"/>
-        </w:rPr>
-        <w:t>ἡγιασμένον</w:t>
-      </w:r>
-    </w:p>
-    <w:p>
-      <w:pPr/>
-      <w:r>
-        <w:rPr>
-          <w:lang w:val="id_ID" w:bidi="id_ID"/>
-        </w:rPr>
-      </w:r>
-      <w:r>
-        <w:rPr>
           <w:lang w:val="id_ID" w:bidi="id_ID"/>
         </w:rPr>
         <w:t>Jika bahasa Anda tidak menggunakan bentuk pasif ini, Anda dapat mengungkapkan gagasan tersebut dalam bentuk aktif atau dengan cara lain yang wajar dalam bahasa Anda. Jika Anda perlu mengatakan siapa yang melakukan tindakan tersebut, jelaslah dari konteksnya bahwa yang melakukan tindakan tersebut adalah Allah. Terjemahan alternatif: "telah menjadi kudus" atau "yang telah dikuduskan oleh Allah"</w:t>
@@ -22348,21 +19178,6 @@
       </w:r>
       <w:r>
         <w:rPr>
-          <w:b/>
-          <w:lang w:val="id_ID" w:bidi="id_ID"/>
-        </w:rPr>
-        <w:t>ἡτοιμασμένον</w:t>
-      </w:r>
-    </w:p>
-    <w:p>
-      <w:pPr/>
-      <w:r>
-        <w:rPr>
-          <w:lang w:val="id_ID" w:bidi="id_ID"/>
-        </w:rPr>
-      </w:r>
-      <w:r>
-        <w:rPr>
           <w:lang w:val="id_ID" w:bidi="id_ID"/>
         </w:rPr>
         <w:t>Jika bahasa Anda tidak menggunakan bentuk pasif ini, Anda dapat mengungkapkan gagasan tersebut dalam bentuk aktif atau dengan cara lain yang wajar dalam bahasa Anda. Jika Anda perlu mengatakan siapa yang melakukan tindakan tersebut, jelaslah dari konteksnya bahwa yang melakukan tindakan tersebut adalah Allah. Terjemahan alternatif: "menjadi siap" atau "yang telah dipersiapkan Allah"</w:t>
@@ -22431,21 +19246,6 @@
       </w:r>
       <w:r>
         <w:rPr>
-          <w:b/>
-          <w:lang w:val="id_ID" w:bidi="id_ID"/>
-        </w:rPr>
-        <w:t>δὲ</w:t>
-      </w:r>
-    </w:p>
-    <w:p>
-      <w:pPr/>
-      <w:r>
-        <w:rPr>
-          <w:lang w:val="id_ID" w:bidi="id_ID"/>
-        </w:rPr>
-      </w:r>
-      <w:r>
-        <w:rPr>
           <w:lang w:val="id_ID" w:bidi="id_ID"/>
         </w:rPr>
         <w:t xml:space="preserve">Di sini, kata </w:t>
@@ -22540,21 +19340,6 @@
       </w:r>
       <w:r>
         <w:rPr>
-          <w:b/>
-          <w:lang w:val="id_ID" w:bidi="id_ID"/>
-        </w:rPr>
-        <w:t>φεῦγε</w:t>
-      </w:r>
-    </w:p>
-    <w:p>
-      <w:pPr/>
-      <w:r>
-        <w:rPr>
-          <w:lang w:val="id_ID" w:bidi="id_ID"/>
-        </w:rPr>
-      </w:r>
-      <w:r>
-        <w:rPr>
           <w:lang w:val="id_ID" w:bidi="id_ID"/>
         </w:rPr>
         <w:t xml:space="preserve">Paulus berbicara tentang </w:t>
@@ -22649,21 +19434,6 @@
       </w:r>
       <w:r>
         <w:rPr>
-          <w:b/>
-          <w:lang w:val="id_ID" w:bidi="id_ID"/>
-        </w:rPr>
-        <w:t>τὰς &amp; νεωτερικὰς ἐπιθυμίας</w:t>
-      </w:r>
-    </w:p>
-    <w:p>
-      <w:pPr/>
-      <w:r>
-        <w:rPr>
-          <w:lang w:val="id_ID" w:bidi="id_ID"/>
-        </w:rPr>
-      </w:r>
-      <w:r>
-        <w:rPr>
           <w:lang w:val="id_ID" w:bidi="id_ID"/>
         </w:rPr>
         <w:t xml:space="preserve">Di sini Paulus mengacu pada </w:t>
@@ -22758,21 +19528,6 @@
       </w:r>
       <w:r>
         <w:rPr>
-          <w:b/>
-          <w:lang w:val="id_ID" w:bidi="id_ID"/>
-        </w:rPr>
-        <w:t>δίωκε &amp; δικαιοσύνην, πίστιν, ἀγάπην, εἰρήνην, μετὰ τῶν ἐπικαλουμένων τὸν Κύριον ἐκ καθαρᾶς καρδίας</w:t>
-      </w:r>
-    </w:p>
-    <w:p>
-      <w:pPr/>
-      <w:r>
-        <w:rPr>
-          <w:lang w:val="id_ID" w:bidi="id_ID"/>
-        </w:rPr>
-      </w:r>
-      <w:r>
-        <w:rPr>
           <w:lang w:val="id_ID" w:bidi="id_ID"/>
         </w:rPr>
         <w:t xml:space="preserve">Di sini, frasa </w:t>
@@ -22899,21 +19654,6 @@
       </w:r>
       <w:r>
         <w:rPr>
-          <w:b/>
-          <w:lang w:val="id_ID" w:bidi="id_ID"/>
-        </w:rPr>
-        <w:t>δίωκε</w:t>
-      </w:r>
-    </w:p>
-    <w:p>
-      <w:pPr/>
-      <w:r>
-        <w:rPr>
-          <w:lang w:val="id_ID" w:bidi="id_ID"/>
-        </w:rPr>
-      </w:r>
-      <w:r>
-        <w:rPr>
           <w:lang w:val="id_ID" w:bidi="id_ID"/>
         </w:rPr>
         <w:t xml:space="preserve">Paulus berbicara tentang </w:t>
@@ -22995,21 +19735,6 @@
       </w:r>
       <w:r>
         <w:rPr>
-          <w:b/>
-          <w:lang w:val="id_ID" w:bidi="id_ID"/>
-        </w:rPr>
-        <w:t>δικαιοσύνην, πίστιν, ἀγάπην, εἰρήνην</w:t>
-      </w:r>
-    </w:p>
-    <w:p>
-      <w:pPr/>
-      <w:r>
-        <w:rPr>
-          <w:lang w:val="id_ID" w:bidi="id_ID"/>
-        </w:rPr>
-      </w:r>
-      <w:r>
-        <w:rPr>
           <w:lang w:val="id_ID" w:bidi="id_ID"/>
         </w:rPr>
         <w:t>Jika bahasa Anda tidak menggunakan kata benda abstrak untuk beberapa atau semua ide dalam daftar ini, Anda dapat mengekspresikan ide yang sama dengan cara lain. Terjemahan alternatif: "menjadi lebih benar, percaya, mengasihi, damai"</w:t>
@@ -23078,21 +19803,6 @@
       </w:r>
       <w:r>
         <w:rPr>
-          <w:b/>
-          <w:lang w:val="id_ID" w:bidi="id_ID"/>
-        </w:rPr>
-        <w:t>πίστιν</w:t>
-      </w:r>
-    </w:p>
-    <w:p>
-      <w:pPr/>
-      <w:r>
-        <w:rPr>
-          <w:lang w:val="id_ID" w:bidi="id_ID"/>
-        </w:rPr>
-      </w:r>
-      <w:r>
-        <w:rPr>
           <w:lang w:val="id_ID" w:bidi="id_ID"/>
         </w:rPr>
         <w:t xml:space="preserve">Di sini, kata </w:t>
@@ -23174,21 +19884,6 @@
       </w:r>
       <w:r>
         <w:rPr>
-          <w:b/>
-          <w:lang w:val="id_ID" w:bidi="id_ID"/>
-        </w:rPr>
-        <w:t>τῶν ἐπικαλουμένων τὸν Κύριον</w:t>
-      </w:r>
-    </w:p>
-    <w:p>
-      <w:pPr/>
-      <w:r>
-        <w:rPr>
-          <w:lang w:val="id_ID" w:bidi="id_ID"/>
-        </w:rPr>
-      </w:r>
-      <w:r>
-        <w:rPr>
           <w:lang w:val="id_ID" w:bidi="id_ID"/>
         </w:rPr>
         <w:t xml:space="preserve">Frasa </w:t>
@@ -23283,21 +19978,6 @@
       </w:r>
       <w:r>
         <w:rPr>
-          <w:b/>
-          <w:lang w:val="id_ID" w:bidi="id_ID"/>
-        </w:rPr>
-        <w:t>τὸν Κύριον ἐκ καθαρᾶς καρδίας</w:t>
-      </w:r>
-    </w:p>
-    <w:p>
-      <w:pPr/>
-      <w:r>
-        <w:rPr>
-          <w:lang w:val="id_ID" w:bidi="id_ID"/>
-        </w:rPr>
-      </w:r>
-      <w:r>
-        <w:rPr>
           <w:lang w:val="id_ID" w:bidi="id_ID"/>
         </w:rPr>
         <w:t xml:space="preserve">Di sini, frasa </w:t>
@@ -23392,21 +20072,6 @@
       </w:r>
       <w:r>
         <w:rPr>
-          <w:b/>
-          <w:lang w:val="id_ID" w:bidi="id_ID"/>
-        </w:rPr>
-        <w:t>ἐκ καθαρᾶς καρδίας</w:t>
-      </w:r>
-    </w:p>
-    <w:p>
-      <w:pPr/>
-      <w:r>
-        <w:rPr>
-          <w:lang w:val="id_ID" w:bidi="id_ID"/>
-        </w:rPr>
-      </w:r>
-      <w:r>
-        <w:rPr>
           <w:lang w:val="id_ID" w:bidi="id_ID"/>
         </w:rPr>
         <w:t xml:space="preserve">Dalam budaya Paulus, </w:t>
@@ -23501,21 +20166,6 @@
       </w:r>
       <w:r>
         <w:rPr>
-          <w:b/>
-          <w:lang w:val="id_ID" w:bidi="id_ID"/>
-        </w:rPr>
-        <w:t>δὲ</w:t>
-      </w:r>
-    </w:p>
-    <w:p>
-      <w:pPr/>
-      <w:r>
-        <w:rPr>
-          <w:lang w:val="id_ID" w:bidi="id_ID"/>
-        </w:rPr>
-      </w:r>
-      <w:r>
-        <w:rPr>
           <w:lang w:val="id_ID" w:bidi="id_ID"/>
         </w:rPr>
         <w:t xml:space="preserve">Di sini, kata </w:t>
@@ -23623,21 +20273,6 @@
       </w:r>
       <w:r>
         <w:rPr>
-          <w:b/>
-          <w:lang w:val="id_ID" w:bidi="id_ID"/>
-        </w:rPr>
-        <w:t>τὰς &amp; μωρὰς καὶ ἀπαιδεύτους ζητήσεις</w:t>
-      </w:r>
-    </w:p>
-    <w:p>
-      <w:pPr/>
-      <w:r>
-        <w:rPr>
-          <w:lang w:val="id_ID" w:bidi="id_ID"/>
-        </w:rPr>
-      </w:r>
-      <w:r>
-        <w:rPr>
           <w:lang w:val="id_ID" w:bidi="id_ID"/>
         </w:rPr>
         <w:t>Jika bahasa Anda tidak menggunakan kata benda abstrak untuk gagasan kontroversi, Anda dapat mengungkapkan gagasan yang sama dengan cara lain. Terjemahan alternatif: "memperdebatkan hal-hal yang bodoh dan tidak masuk akal"</w:t>
@@ -23706,21 +20341,6 @@
       </w:r>
       <w:r>
         <w:rPr>
-          <w:b/>
-          <w:lang w:val="id_ID" w:bidi="id_ID"/>
-        </w:rPr>
-        <w:t>μωρὰς καὶ ἀπαιδεύτους</w:t>
-      </w:r>
-    </w:p>
-    <w:p>
-      <w:pPr/>
-      <w:r>
-        <w:rPr>
-          <w:lang w:val="id_ID" w:bidi="id_ID"/>
-        </w:rPr>
-      </w:r>
-      <w:r>
-        <w:rPr>
           <w:lang w:val="id_ID" w:bidi="id_ID"/>
         </w:rPr>
         <w:t xml:space="preserve">Istilah </w:t>
@@ -23815,21 +20435,6 @@
       </w:r>
       <w:r>
         <w:rPr>
-          <w:b/>
-          <w:lang w:val="id_ID" w:bidi="id_ID"/>
-        </w:rPr>
-        <w:t>γεννῶσι</w:t>
-      </w:r>
-    </w:p>
-    <w:p>
-      <w:pPr/>
-      <w:r>
-        <w:rPr>
-          <w:lang w:val="id_ID" w:bidi="id_ID"/>
-        </w:rPr>
-      </w:r>
-      <w:r>
-        <w:rPr>
           <w:lang w:val="id_ID" w:bidi="id_ID"/>
         </w:rPr>
         <w:t xml:space="preserve">Di sini Paulus berbicara tentang </w:t>
@@ -23950,21 +20555,6 @@
       </w:r>
       <w:r>
         <w:rPr>
-          <w:b/>
-          <w:lang w:val="id_ID" w:bidi="id_ID"/>
-        </w:rPr>
-        <w:t>μάχας</w:t>
-      </w:r>
-    </w:p>
-    <w:p>
-      <w:pPr/>
-      <w:r>
-        <w:rPr>
-          <w:lang w:val="id_ID" w:bidi="id_ID"/>
-        </w:rPr>
-      </w:r>
-      <w:r>
-        <w:rPr>
           <w:lang w:val="id_ID" w:bidi="id_ID"/>
         </w:rPr>
         <w:t xml:space="preserve">Di sini Paulus berbicara tentang perselisihan dan pertengkaran di dalam suatu komunitas seolah-olah itu adalah </w:t>
@@ -24046,21 +20636,6 @@
       </w:r>
       <w:r>
         <w:rPr>
-          <w:b/>
-          <w:lang w:val="id_ID" w:bidi="id_ID"/>
-        </w:rPr>
-        <w:t>δὲ</w:t>
-      </w:r>
-    </w:p>
-    <w:p>
-      <w:pPr/>
-      <w:r>
-        <w:rPr>
-          <w:lang w:val="id_ID" w:bidi="id_ID"/>
-        </w:rPr>
-      </w:r>
-      <w:r>
-        <w:rPr>
           <w:lang w:val="id_ID" w:bidi="id_ID"/>
         </w:rPr>
         <w:t xml:space="preserve">Di sini, kata </w:t>
@@ -24168,21 +20743,6 @@
       </w:r>
       <w:r>
         <w:rPr>
-          <w:b/>
-          <w:lang w:val="id_ID" w:bidi="id_ID"/>
-        </w:rPr>
-        <w:t>δοῦλον &amp; Κυρίου</w:t>
-      </w:r>
-    </w:p>
-    <w:p>
-      <w:pPr/>
-      <w:r>
-        <w:rPr>
-          <w:lang w:val="id_ID" w:bidi="id_ID"/>
-        </w:rPr>
-      </w:r>
-      <w:r>
-        <w:rPr>
           <w:lang w:val="id_ID" w:bidi="id_ID"/>
         </w:rPr>
         <w:t xml:space="preserve">Kata </w:t>
@@ -24277,21 +20837,6 @@
       </w:r>
       <w:r>
         <w:rPr>
-          <w:b/>
-          <w:lang w:val="id_ID" w:bidi="id_ID"/>
-        </w:rPr>
-        <w:t>δοῦλον &amp; Κυρίου</w:t>
-      </w:r>
-    </w:p>
-    <w:p>
-      <w:pPr/>
-      <w:r>
-        <w:rPr>
-          <w:lang w:val="id_ID" w:bidi="id_ID"/>
-        </w:rPr>
-      </w:r>
-      <w:r>
-        <w:rPr>
           <w:lang w:val="id_ID" w:bidi="id_ID"/>
         </w:rPr>
         <w:t xml:space="preserve">Di sini Paulus berbicara tentang orang-orang yang menyembah dan menaati </w:t>
@@ -24386,26 +20931,11 @@
       </w:r>
       <w:r>
         <w:rPr>
-          <w:b/>
-          <w:lang w:val="id_ID" w:bidi="id_ID"/>
-        </w:rPr>
-        <w:t>οὐ &amp; μάχεσθαι</w:t>
-      </w:r>
-    </w:p>
-    <w:p>
-      <w:pPr/>
-      <w:r>
-        <w:rPr>
-          <w:lang w:val="id_ID" w:bidi="id_ID"/>
-        </w:rPr>
-      </w:r>
-      <w:r>
-        <w:rPr>
           <w:lang w:val="id_ID" w:bidi="id_ID"/>
         </w:rPr>
         <w:t xml:space="preserve">Di sini Paulus berbicara tentang perdebatan dan pertengkaran dalam sebuah komunitas seolah-olah mereka sedang berperang. Jika itu akan membantu dalam bahasa Anda, Anda dapat mengungkapkan gagasan tersebut dalam bentuk perumpamaan atau menyatakan maknanya dengan jelas. Lihatlah bagaimana Anda mengungkapkan kiasan yang serupa dalam </w:t>
       </w:r>
-      <w:hyperlink r:id="rId36">
+      <w:hyperlink r:id="rId34">
         <w:r>
           <w:rPr>
             <w:lang w:val="id_ID" w:bidi="id_ID"/>
@@ -24487,21 +21017,6 @@
       </w:r>
       <w:r>
         <w:rPr>
-          <w:b/>
-          <w:lang w:val="id_ID" w:bidi="id_ID"/>
-        </w:rPr>
-        <w:t>πάντας</w:t>
-      </w:r>
-    </w:p>
-    <w:p>
-      <w:pPr/>
-      <w:r>
-        <w:rPr>
-          <w:lang w:val="id_ID" w:bidi="id_ID"/>
-        </w:rPr>
-      </w:r>
-      <w:r>
-        <w:rPr>
           <w:lang w:val="id_ID" w:bidi="id_ID"/>
         </w:rPr>
         <w:t xml:space="preserve">Paulus menggunakan kata sifat </w:t>
@@ -24583,21 +21098,6 @@
       </w:r>
       <w:r>
         <w:rPr>
-          <w:b/>
-          <w:lang w:val="id_ID" w:bidi="id_ID"/>
-        </w:rPr>
-        <w:t>ἐν πραΰτητι</w:t>
-      </w:r>
-    </w:p>
-    <w:p>
-      <w:pPr/>
-      <w:r>
-        <w:rPr>
-          <w:lang w:val="id_ID" w:bidi="id_ID"/>
-        </w:rPr>
-      </w:r>
-      <w:r>
-        <w:rPr>
           <w:lang w:val="id_ID" w:bidi="id_ID"/>
         </w:rPr>
         <w:t xml:space="preserve">Jika bahasa Anda tidak menggunakan kata benda abstrak untuk ide </w:t>
@@ -24679,21 +21179,6 @@
       </w:r>
       <w:r>
         <w:rPr>
-          <w:b/>
-          <w:lang w:val="id_ID" w:bidi="id_ID"/>
-        </w:rPr>
-        <w:t>τοὺς ἀντιδιατιθεμένους</w:t>
-      </w:r>
-    </w:p>
-    <w:p>
-      <w:pPr/>
-      <w:r>
-        <w:rPr>
-          <w:lang w:val="id_ID" w:bidi="id_ID"/>
-        </w:rPr>
-      </w:r>
-      <w:r>
-        <w:rPr>
           <w:lang w:val="id_ID" w:bidi="id_ID"/>
         </w:rPr>
         <w:t xml:space="preserve">Di sini Paulus mungkin menyiratkan bahwa orang-orang ini </w:t>
@@ -24711,7 +21196,7 @@
         </w:rPr>
         <w:t>: (1) "hamba Tuhan" (</w:t>
       </w:r>
-      <w:hyperlink r:id="rId37">
+      <w:hyperlink r:id="rId35">
         <w:r>
           <w:rPr>
             <w:lang w:val="id_ID" w:bidi="id_ID"/>
@@ -24793,21 +21278,6 @@
       </w:r>
       <w:r>
         <w:rPr>
-          <w:b/>
-          <w:lang w:val="id_ID" w:bidi="id_ID"/>
-        </w:rPr>
-        <w:t>μήποτε δώῃ αὐτοῖς ὁ Θεὸς μετάνοιαν</w:t>
-      </w:r>
-    </w:p>
-    <w:p>
-      <w:pPr/>
-      <w:r>
-        <w:rPr>
-          <w:lang w:val="id_ID" w:bidi="id_ID"/>
-        </w:rPr>
-      </w:r>
-      <w:r>
-        <w:rPr>
           <w:lang w:val="id_ID" w:bidi="id_ID"/>
         </w:rPr>
         <w:t xml:space="preserve">Di sini Paulus berbicara tentang </w:t>
@@ -24902,21 +21372,6 @@
       </w:r>
       <w:r>
         <w:rPr>
-          <w:b/>
-          <w:lang w:val="id_ID" w:bidi="id_ID"/>
-        </w:rPr>
-        <w:t>μήποτε δώῃ αὐτοῖς &amp; μετάνοιαν εἰς ἐπίγνωσιν ἀληθείας</w:t>
-      </w:r>
-    </w:p>
-    <w:p>
-      <w:pPr/>
-      <w:r>
-        <w:rPr>
-          <w:lang w:val="id_ID" w:bidi="id_ID"/>
-        </w:rPr>
-      </w:r>
-      <w:r>
-        <w:rPr>
           <w:lang w:val="id_ID" w:bidi="id_ID"/>
         </w:rPr>
         <w:t xml:space="preserve">Jika bahasa Anda tidak menggunakan kata benda abstrak untuk gagasan </w:t>
@@ -25024,21 +21479,6 @@
       </w:r>
       <w:r>
         <w:rPr>
-          <w:b/>
-          <w:lang w:val="id_ID" w:bidi="id_ID"/>
-        </w:rPr>
-        <w:t>ἀνανήψωσιν ἐκ τῆς τοῦ διαβόλου παγίδος, ἐζωγρημένοι ὑπ’ αὐτοῦ, εἰς τὸ ἐκείνου θέλημα</w:t>
-      </w:r>
-    </w:p>
-    <w:p>
-      <w:pPr/>
-      <w:r>
-        <w:rPr>
-          <w:lang w:val="id_ID" w:bidi="id_ID"/>
-        </w:rPr>
-      </w:r>
-      <w:r>
-        <w:rPr>
           <w:lang w:val="id_ID" w:bidi="id_ID"/>
         </w:rPr>
         <w:t xml:space="preserve">Orang-orang ini pasti telah </w:t>
@@ -25133,21 +21573,6 @@
       </w:r>
       <w:r>
         <w:rPr>
-          <w:b/>
-          <w:lang w:val="id_ID" w:bidi="id_ID"/>
-        </w:rPr>
-        <w:t>ἀνανήψωσιν ἐκ τῆς τοῦ διαβόλου παγίδος</w:t>
-      </w:r>
-    </w:p>
-    <w:p>
-      <w:pPr/>
-      <w:r>
-        <w:rPr>
-          <w:lang w:val="id_ID" w:bidi="id_ID"/>
-        </w:rPr>
-      </w:r>
-      <w:r>
-        <w:rPr>
           <w:lang w:val="id_ID" w:bidi="id_ID"/>
         </w:rPr>
         <w:t xml:space="preserve">Di sini Paulus menyiratkan bahwa menjadi </w:t>
@@ -25242,21 +21667,6 @@
       </w:r>
       <w:r>
         <w:rPr>
-          <w:b/>
-          <w:lang w:val="id_ID" w:bidi="id_ID"/>
-        </w:rPr>
-        <w:t>ἀνανήψωσιν</w:t>
-      </w:r>
-    </w:p>
-    <w:p>
-      <w:pPr/>
-      <w:r>
-        <w:rPr>
-          <w:lang w:val="id_ID" w:bidi="id_ID"/>
-        </w:rPr>
-      </w:r>
-      <w:r>
-        <w:rPr>
           <w:lang w:val="id_ID" w:bidi="id_ID"/>
         </w:rPr>
         <w:t xml:space="preserve">Di sini Paulus berbicara tentang kemampuan untuk berpikir jernih tentang apa yang benar seolah-olah menjadi </w:t>
@@ -25338,21 +21748,6 @@
       </w:r>
       <w:r>
         <w:rPr>
-          <w:b/>
-          <w:lang w:val="id_ID" w:bidi="id_ID"/>
-        </w:rPr>
-        <w:t>ἐκ τῆς τοῦ διαβόλου παγίδος, ἐζωγρημένοι ὑπ’ αὐτοῦ</w:t>
-      </w:r>
-    </w:p>
-    <w:p>
-      <w:pPr/>
-      <w:r>
-        <w:rPr>
-          <w:lang w:val="id_ID" w:bidi="id_ID"/>
-        </w:rPr>
-      </w:r>
-      <w:r>
-        <w:rPr>
           <w:lang w:val="id_ID" w:bidi="id_ID"/>
         </w:rPr>
         <w:t xml:space="preserve">Di sini Paulus berbicara tentang bagaimana iblis telah mendapatkan kuasa atau kendali atas orang-orang ini seolah-olah ia telah </w:t>
@@ -25447,21 +21842,6 @@
       </w:r>
       <w:r>
         <w:rPr>
-          <w:b/>
-          <w:lang w:val="id_ID" w:bidi="id_ID"/>
-        </w:rPr>
-        <w:t>ἐζωγρημένοι ὑπ’ αὐτοῦ</w:t>
-      </w:r>
-    </w:p>
-    <w:p>
-      <w:pPr/>
-      <w:r>
-        <w:rPr>
-          <w:lang w:val="id_ID" w:bidi="id_ID"/>
-        </w:rPr>
-      </w:r>
-      <w:r>
-        <w:rPr>
           <w:lang w:val="id_ID" w:bidi="id_ID"/>
         </w:rPr>
         <w:t>Jika bahasa Anda tidak menggunakan bentuk pasif ini, Anda dapat mengekspresikan ide dalam bentuk aktif atau dengan cara lain yang wajar dalam bahasa Anda. Terjemahan alternatif: "dia telah menangkap mereka"</w:t>
@@ -25530,21 +21910,6 @@
       </w:r>
       <w:r>
         <w:rPr>
-          <w:b/>
-          <w:lang w:val="id_ID" w:bidi="id_ID"/>
-        </w:rPr>
-        <w:t>ὑπ’ αὐτοῦ, εἰς τὸ ἐκείνου θέλημα</w:t>
-      </w:r>
-    </w:p>
-    <w:p>
-      <w:pPr/>
-      <w:r>
-        <w:rPr>
-          <w:lang w:val="id_ID" w:bidi="id_ID"/>
-        </w:rPr>
-      </w:r>
-      <w:r>
-        <w:rPr>
           <w:lang w:val="id_ID" w:bidi="id_ID"/>
         </w:rPr>
         <w:t xml:space="preserve">Di sini Paulus menggunakan kata ganti </w:t>
@@ -25678,21 +22043,6 @@
       </w:r>
       <w:r>
         <w:rPr>
-          <w:b/>
-          <w:lang w:val="id_ID" w:bidi="id_ID"/>
-        </w:rPr>
-        <w:t>εἰς τὸ ἐκείνου θέλημα</w:t>
-      </w:r>
-    </w:p>
-    <w:p>
-      <w:pPr/>
-      <w:r>
-        <w:rPr>
-          <w:lang w:val="id_ID" w:bidi="id_ID"/>
-        </w:rPr>
-      </w:r>
-      <w:r>
-        <w:rPr>
           <w:lang w:val="id_ID" w:bidi="id_ID"/>
         </w:rPr>
         <w:t xml:space="preserve">Jika bahasa Anda tidak menggunakan kata benda abstrak untuk ide </w:t>
@@ -25774,21 +22124,6 @@
       </w:r>
       <w:r>
         <w:rPr>
-          <w:b/>
-          <w:lang w:val="id_ID" w:bidi="id_ID"/>
-        </w:rPr>
-        <w:t>δὲ</w:t>
-      </w:r>
-    </w:p>
-    <w:p>
-      <w:pPr/>
-      <w:r>
-        <w:rPr>
-          <w:lang w:val="id_ID" w:bidi="id_ID"/>
-        </w:rPr>
-      </w:r>
-      <w:r>
-        <w:rPr>
           <w:lang w:val="id_ID" w:bidi="id_ID"/>
         </w:rPr>
         <w:t xml:space="preserve">Di sini, kata </w:t>
@@ -25883,21 +22218,6 @@
       </w:r>
       <w:r>
         <w:rPr>
-          <w:b/>
-          <w:lang w:val="id_ID" w:bidi="id_ID"/>
-        </w:rPr>
-        <w:t>τοῦτο &amp; γίνωσκε, ὅτι</w:t>
-      </w:r>
-    </w:p>
-    <w:p>
-      <w:pPr/>
-      <w:r>
-        <w:rPr>
-          <w:lang w:val="id_ID" w:bidi="id_ID"/>
-        </w:rPr>
-      </w:r>
-      <w:r>
-        <w:rPr>
           <w:lang w:val="id_ID" w:bidi="id_ID"/>
         </w:rPr>
         <w:t xml:space="preserve">Ungkapan </w:t>
@@ -25979,21 +22299,6 @@
       </w:r>
       <w:r>
         <w:rPr>
-          <w:b/>
-          <w:lang w:val="id_ID" w:bidi="id_ID"/>
-        </w:rPr>
-        <w:t>ἐν ἐσχάταις ἡμέραις</w:t>
-      </w:r>
-    </w:p>
-    <w:p>
-      <w:pPr/>
-      <w:r>
-        <w:rPr>
-          <w:lang w:val="id_ID" w:bidi="id_ID"/>
-        </w:rPr>
-      </w:r>
-      <w:r>
-        <w:rPr>
           <w:lang w:val="id_ID" w:bidi="id_ID"/>
         </w:rPr>
         <w:t xml:space="preserve">Di sini, frasa </w:t>
@@ -26075,21 +22380,6 @@
       </w:r>
       <w:r>
         <w:rPr>
-          <w:b/>
-          <w:lang w:val="id_ID" w:bidi="id_ID"/>
-        </w:rPr>
-        <w:t>ἐνστήσονται καιροὶ χαλεποί</w:t>
-      </w:r>
-    </w:p>
-    <w:p>
-      <w:pPr/>
-      <w:r>
-        <w:rPr>
-          <w:lang w:val="id_ID" w:bidi="id_ID"/>
-        </w:rPr>
-      </w:r>
-      <w:r>
-        <w:rPr>
           <w:lang w:val="id_ID" w:bidi="id_ID"/>
         </w:rPr>
         <w:t xml:space="preserve">Di sini Paulus menyiratkan bahwa </w:t>
@@ -26120,7 +22410,7 @@
         </w:rPr>
         <w:t xml:space="preserve"> bagi orang percaya karena apa yang dilakukan dan dikatakan orang lain yang dapat menyakiti atau melukai mereka (lihat </w:t>
       </w:r>
-      <w:hyperlink r:id="rId38">
+      <w:hyperlink r:id="rId36">
         <w:r>
           <w:rPr>
             <w:lang w:val="id_ID" w:bidi="id_ID"/>
@@ -26202,21 +22492,6 @@
       </w:r>
       <w:r>
         <w:rPr>
-          <w:b/>
-          <w:lang w:val="id_ID" w:bidi="id_ID"/>
-        </w:rPr>
-        <w:t>γὰρ</w:t>
-      </w:r>
-    </w:p>
-    <w:p>
-      <w:pPr/>
-      <w:r>
-        <w:rPr>
-          <w:lang w:val="id_ID" w:bidi="id_ID"/>
-        </w:rPr>
-      </w:r>
-      <w:r>
-        <w:rPr>
           <w:lang w:val="id_ID" w:bidi="id_ID"/>
         </w:rPr>
         <w:t xml:space="preserve">Di sini, kata </w:t>
@@ -26311,21 +22586,6 @@
       </w:r>
       <w:r>
         <w:rPr>
-          <w:b/>
-          <w:lang w:val="id_ID" w:bidi="id_ID"/>
-        </w:rPr>
-        <w:t>οἱ ἄνθρωποι</w:t>
-      </w:r>
-    </w:p>
-    <w:p>
-      <w:pPr/>
-      <w:r>
-        <w:rPr>
-          <w:lang w:val="id_ID" w:bidi="id_ID"/>
-        </w:rPr>
-      </w:r>
-      <w:r>
-        <w:rPr>
           <w:lang w:val="id_ID" w:bidi="id_ID"/>
         </w:rPr>
         <w:t xml:space="preserve">Frasa </w:t>
@@ -26420,21 +22680,6 @@
       </w:r>
       <w:r>
         <w:rPr>
-          <w:b/>
-          <w:lang w:val="id_ID" w:bidi="id_ID"/>
-        </w:rPr>
-        <w:t>οἱ ἄνθρωποι</w:t>
-      </w:r>
-    </w:p>
-    <w:p>
-      <w:pPr/>
-      <w:r>
-        <w:rPr>
-          <w:lang w:val="id_ID" w:bidi="id_ID"/>
-        </w:rPr>
-      </w:r>
-      <w:r>
-        <w:rPr>
           <w:lang w:val="id_ID" w:bidi="id_ID"/>
         </w:rPr>
         <w:t xml:space="preserve">Meskipun istilah </w:t>
@@ -26516,21 +22761,6 @@
       </w:r>
       <w:r>
         <w:rPr>
-          <w:b/>
-          <w:lang w:val="id_ID" w:bidi="id_ID"/>
-        </w:rPr>
-        <w:t>φίλαυτοι</w:t>
-      </w:r>
-    </w:p>
-    <w:p>
-      <w:pPr/>
-      <w:r>
-        <w:rPr>
-          <w:lang w:val="id_ID" w:bidi="id_ID"/>
-        </w:rPr>
-      </w:r>
-      <w:r>
-        <w:rPr>
           <w:lang w:val="id_ID" w:bidi="id_ID"/>
         </w:rPr>
         <w:t xml:space="preserve">Di sini, frasa </w:t>
@@ -26612,21 +22842,6 @@
       </w:r>
       <w:r>
         <w:rPr>
-          <w:b/>
-          <w:lang w:val="id_ID" w:bidi="id_ID"/>
-        </w:rPr>
-        <w:t>ἀφιλάγαθοι</w:t>
-      </w:r>
-    </w:p>
-    <w:p>
-      <w:pPr/>
-      <w:r>
-        <w:rPr>
-          <w:lang w:val="id_ID" w:bidi="id_ID"/>
-        </w:rPr>
-      </w:r>
-      <w:r>
-        <w:rPr>
           <w:lang w:val="id_ID" w:bidi="id_ID"/>
         </w:rPr>
         <w:t xml:space="preserve">Paulus menggunakan kata sifat </w:t>
@@ -26708,21 +22923,6 @@
       </w:r>
       <w:r>
         <w:rPr>
-          <w:b/>
-          <w:lang w:val="id_ID" w:bidi="id_ID"/>
-        </w:rPr>
-        <w:t>τετυφωμένοι</w:t>
-      </w:r>
-    </w:p>
-    <w:p>
-      <w:pPr/>
-      <w:r>
-        <w:rPr>
-          <w:lang w:val="id_ID" w:bidi="id_ID"/>
-        </w:rPr>
-      </w:r>
-      <w:r>
-        <w:rPr>
           <w:lang w:val="id_ID" w:bidi="id_ID"/>
         </w:rPr>
         <w:t xml:space="preserve">Di sini Paulus berbicara tentang orang-orang yang </w:t>
@@ -26804,21 +23004,6 @@
       </w:r>
       <w:r>
         <w:rPr>
-          <w:b/>
-          <w:lang w:val="id_ID" w:bidi="id_ID"/>
-        </w:rPr>
-        <w:t>τετυφωμένοι</w:t>
-      </w:r>
-    </w:p>
-    <w:p>
-      <w:pPr/>
-      <w:r>
-        <w:rPr>
-          <w:lang w:val="id_ID" w:bidi="id_ID"/>
-        </w:rPr>
-      </w:r>
-      <w:r>
-        <w:rPr>
           <w:lang w:val="id_ID" w:bidi="id_ID"/>
         </w:rPr>
         <w:t>Jika bahasa Anda tidak menggunakan bentuk pasif ini, Anda dapat mengekspresikan ide dalam bentuk aktif atau dengan cara lain yang wajar dalam bahasa Anda. Terjemahan alternatif: "sombong" atau "angkuh"</w:t>
@@ -26887,21 +23072,6 @@
       </w:r>
       <w:r>
         <w:rPr>
-          <w:b/>
-          <w:lang w:val="id_ID" w:bidi="id_ID"/>
-        </w:rPr>
-        <w:t>ἔχοντες μόρφωσιν εὐσεβείας, τὴν δὲ δύναμιν αὐτῆς ἠρνημένοι</w:t>
-      </w:r>
-    </w:p>
-    <w:p>
-      <w:pPr/>
-      <w:r>
-        <w:rPr>
-          <w:lang w:val="id_ID" w:bidi="id_ID"/>
-        </w:rPr>
-      </w:r>
-      <w:r>
-        <w:rPr>
           <w:lang w:val="id_ID" w:bidi="id_ID"/>
         </w:rPr>
         <w:t xml:space="preserve">Jika bahasa Anda tidak menggunakan kata benda abstrak untuk gagasan </w:t>
@@ -26996,21 +23166,6 @@
       </w:r>
       <w:r>
         <w:rPr>
-          <w:b/>
-          <w:lang w:val="id_ID" w:bidi="id_ID"/>
-        </w:rPr>
-        <w:t>ἔχοντες μόρφωσιν εὐσεβείας</w:t>
-      </w:r>
-    </w:p>
-    <w:p>
-      <w:pPr/>
-      <w:r>
-        <w:rPr>
-          <w:lang w:val="id_ID" w:bidi="id_ID"/>
-        </w:rPr>
-      </w:r>
-      <w:r>
-        <w:rPr>
           <w:lang w:val="id_ID" w:bidi="id_ID"/>
         </w:rPr>
         <w:t xml:space="preserve">Di sini, frasa </w:t>
@@ -27105,21 +23260,6 @@
       </w:r>
       <w:r>
         <w:rPr>
-          <w:b/>
-          <w:lang w:val="id_ID" w:bidi="id_ID"/>
-        </w:rPr>
-        <w:t>τὴν &amp; δύναμιν αὐτῆς ἠρνημένοι</w:t>
-      </w:r>
-    </w:p>
-    <w:p>
-      <w:pPr/>
-      <w:r>
-        <w:rPr>
-          <w:lang w:val="id_ID" w:bidi="id_ID"/>
-        </w:rPr>
-      </w:r>
-      <w:r>
-        <w:rPr>
           <w:lang w:val="id_ID" w:bidi="id_ID"/>
         </w:rPr>
         <w:t xml:space="preserve">Di sini Paulus menyiratkan bahwa orang-orang ini menolak untuk mengalami dan bertindak berdasarkan </w:t>
@@ -27201,21 +23341,6 @@
       </w:r>
       <w:r>
         <w:rPr>
-          <w:b/>
-          <w:lang w:val="id_ID" w:bidi="id_ID"/>
-        </w:rPr>
-        <w:t>καὶ</w:t>
-      </w:r>
-    </w:p>
-    <w:p>
-      <w:pPr/>
-      <w:r>
-        <w:rPr>
-          <w:lang w:val="id_ID" w:bidi="id_ID"/>
-        </w:rPr>
-      </w:r>
-      <w:r>
-        <w:rPr>
           <w:lang w:val="id_ID" w:bidi="id_ID"/>
         </w:rPr>
         <w:t xml:space="preserve">Di sini, kata </w:t>
@@ -27310,21 +23435,6 @@
       </w:r>
       <w:r>
         <w:rPr>
-          <w:b/>
-          <w:lang w:val="id_ID" w:bidi="id_ID"/>
-        </w:rPr>
-        <w:t>τούτους ἀποτρέπου</w:t>
-      </w:r>
-    </w:p>
-    <w:p>
-      <w:pPr/>
-      <w:r>
-        <w:rPr>
-          <w:lang w:val="id_ID" w:bidi="id_ID"/>
-        </w:rPr>
-      </w:r>
-      <w:r>
-        <w:rPr>
           <w:lang w:val="id_ID" w:bidi="id_ID"/>
         </w:rPr>
         <w:t xml:space="preserve">Di sini Paulus berbicara tentang menghindari orang lain seolah-olah itu berarti </w:t>
@@ -27406,21 +23516,6 @@
       </w:r>
       <w:r>
         <w:rPr>
-          <w:b/>
-          <w:lang w:val="id_ID" w:bidi="id_ID"/>
-        </w:rPr>
-        <w:t>τούτους</w:t>
-      </w:r>
-    </w:p>
-    <w:p>
-      <w:pPr/>
-      <w:r>
-        <w:rPr>
-          <w:lang w:val="id_ID" w:bidi="id_ID"/>
-        </w:rPr>
-      </w:r>
-      <w:r>
-        <w:rPr>
           <w:lang w:val="id_ID" w:bidi="id_ID"/>
         </w:rPr>
         <w:t xml:space="preserve">Paulus menggunakan kata sifat </w:t>
@@ -27502,21 +23597,6 @@
       </w:r>
       <w:r>
         <w:rPr>
-          <w:b/>
-          <w:lang w:val="id_ID" w:bidi="id_ID"/>
-        </w:rPr>
-        <w:t>γάρ</w:t>
-      </w:r>
-    </w:p>
-    <w:p>
-      <w:pPr/>
-      <w:r>
-        <w:rPr>
-          <w:lang w:val="id_ID" w:bidi="id_ID"/>
-        </w:rPr>
-      </w:r>
-      <w:r>
-        <w:rPr>
           <w:lang w:val="id_ID" w:bidi="id_ID"/>
         </w:rPr>
         <w:t xml:space="preserve">Di sini, kata </w:t>
@@ -27534,7 +23614,7 @@
         </w:rPr>
         <w:t xml:space="preserve"> memperkenalkan alasan mengapa Timotius harus "berpaling dari orang-orang ini" (lihat </w:t>
       </w:r>
-      <w:hyperlink r:id="rId39">
+      <w:hyperlink r:id="rId37">
         <w:r>
           <w:rPr>
             <w:lang w:val="id_ID" w:bidi="id_ID"/>
@@ -27629,21 +23709,6 @@
       </w:r>
       <w:r>
         <w:rPr>
-          <w:b/>
-          <w:lang w:val="id_ID" w:bidi="id_ID"/>
-        </w:rPr>
-        <w:t>ἐκ τούτων</w:t>
-      </w:r>
-    </w:p>
-    <w:p>
-      <w:pPr/>
-      <w:r>
-        <w:rPr>
-          <w:lang w:val="id_ID" w:bidi="id_ID"/>
-        </w:rPr>
-      </w:r>
-      <w:r>
-        <w:rPr>
           <w:lang w:val="id_ID" w:bidi="id_ID"/>
         </w:rPr>
         <w:t xml:space="preserve">Paulus menggunakan kata sifat </w:t>
@@ -27661,7 +23726,7 @@
         </w:rPr>
         <w:t xml:space="preserve"> sebagai kata benda untuk menyebut orang-orang yang ia gambarkan dalam ayat-ayat sebelumnya. Bahasa Anda mungkin menggunakan kata sifat dengan cara yang sama. Jika tidak, Anda dapat menerjemahkan kata ini dengan frasa yang sepadan. Lihat bagaimana Anda menerjemahkan kata "mereka ini" dalam </w:t>
       </w:r>
-      <w:hyperlink r:id="rId39">
+      <w:hyperlink r:id="rId37">
         <w:r>
           <w:rPr>
             <w:lang w:val="id_ID" w:bidi="id_ID"/>
@@ -27743,21 +23808,6 @@
       </w:r>
       <w:r>
         <w:rPr>
-          <w:b/>
-          <w:lang w:val="id_ID" w:bidi="id_ID"/>
-        </w:rPr>
-        <w:t>οἱ ἐνδύνοντες εἰς τὰς οἰκίας</w:t>
-      </w:r>
-    </w:p>
-    <w:p>
-      <w:pPr/>
-      <w:r>
-        <w:rPr>
-          <w:lang w:val="id_ID" w:bidi="id_ID"/>
-        </w:rPr>
-      </w:r>
-      <w:r>
-        <w:rPr>
           <w:lang w:val="id_ID" w:bidi="id_ID"/>
         </w:rPr>
         <w:t xml:space="preserve">Di sini Paulus mengacu pada bagaimana orang-orang ini mengunjungi rumah orang lain. Kata yang diterjemahkan </w:t>
@@ -27839,21 +23889,6 @@
       </w:r>
       <w:r>
         <w:rPr>
-          <w:b/>
-          <w:lang w:val="id_ID" w:bidi="id_ID"/>
-        </w:rPr>
-        <w:t>αἰχμαλωτίζοντες</w:t>
-      </w:r>
-    </w:p>
-    <w:p>
-      <w:pPr/>
-      <w:r>
-        <w:rPr>
-          <w:lang w:val="id_ID" w:bidi="id_ID"/>
-        </w:rPr>
-      </w:r>
-      <w:r>
-        <w:rPr>
           <w:lang w:val="id_ID" w:bidi="id_ID"/>
         </w:rPr>
         <w:t xml:space="preserve">Di sini Paulus berbicara tentang bagaimana orang-orang ini mempengaruhi </w:t>
@@ -27948,21 +23983,6 @@
       </w:r>
       <w:r>
         <w:rPr>
-          <w:b/>
-          <w:lang w:val="id_ID" w:bidi="id_ID"/>
-        </w:rPr>
-        <w:t>γυναικάρια</w:t>
-      </w:r>
-    </w:p>
-    <w:p>
-      <w:pPr/>
-      <w:r>
-        <w:rPr>
-          <w:lang w:val="id_ID" w:bidi="id_ID"/>
-        </w:rPr>
-      </w:r>
-      <w:r>
-        <w:rPr>
           <w:lang w:val="id_ID" w:bidi="id_ID"/>
         </w:rPr>
         <w:t xml:space="preserve">Di sini, Paulus merujuk kepada </w:t>
@@ -28057,21 +24077,6 @@
       </w:r>
       <w:r>
         <w:rPr>
-          <w:b/>
-          <w:lang w:val="id_ID" w:bidi="id_ID"/>
-        </w:rPr>
-        <w:t>σεσωρευμένα ἁμαρτίαις</w:t>
-      </w:r>
-    </w:p>
-    <w:p>
-      <w:pPr/>
-      <w:r>
-        <w:rPr>
-          <w:lang w:val="id_ID" w:bidi="id_ID"/>
-        </w:rPr>
-      </w:r>
-      <w:r>
-        <w:rPr>
           <w:lang w:val="id_ID" w:bidi="id_ID"/>
         </w:rPr>
         <w:t xml:space="preserve">Paulus berbicara tentang </w:t>
@@ -28166,21 +24171,6 @@
       </w:r>
       <w:r>
         <w:rPr>
-          <w:b/>
-          <w:lang w:val="id_ID" w:bidi="id_ID"/>
-        </w:rPr>
-        <w:t>σεσωρευμένα ἁμαρτίαις</w:t>
-      </w:r>
-    </w:p>
-    <w:p>
-      <w:pPr/>
-      <w:r>
-        <w:rPr>
-          <w:lang w:val="id_ID" w:bidi="id_ID"/>
-        </w:rPr>
-      </w:r>
-      <w:r>
-        <w:rPr>
           <w:lang w:val="id_ID" w:bidi="id_ID"/>
         </w:rPr>
         <w:t>Jika bahasa Anda tidak menggunakan bentuk pasif ini, Anda dapat mengekspresikan ide dalam bentuk aktif atau dengan cara lain yang alami dalam bahasa Anda. Jika Anda perlu mengatakan siapa yang melakukan tindakan tersebut, Anda dapat menunjukkan bahwa mereka sendiri yang melakukannya. Terjemahan alternatif: "yang membawa banyak dosa" "yang telah menimbun diri mereka dengan dosa"</w:t>
@@ -28249,21 +24239,6 @@
       </w:r>
       <w:r>
         <w:rPr>
-          <w:b/>
-          <w:lang w:val="id_ID" w:bidi="id_ID"/>
-        </w:rPr>
-        <w:t>ἀγόμενα ἐπιθυμίαις ποικίλαις</w:t>
-      </w:r>
-    </w:p>
-    <w:p>
-      <w:pPr/>
-      <w:r>
-        <w:rPr>
-          <w:lang w:val="id_ID" w:bidi="id_ID"/>
-        </w:rPr>
-      </w:r>
-      <w:r>
-        <w:rPr>
           <w:lang w:val="id_ID" w:bidi="id_ID"/>
         </w:rPr>
         <w:t xml:space="preserve">Paulus berbicara tentang </w:t>
@@ -28345,21 +24320,6 @@
       </w:r>
       <w:r>
         <w:rPr>
-          <w:b/>
-          <w:lang w:val="id_ID" w:bidi="id_ID"/>
-        </w:rPr>
-        <w:t>ἀγόμενα ἐπιθυμίαις ποικίλαις</w:t>
-      </w:r>
-    </w:p>
-    <w:p>
-      <w:pPr/>
-      <w:r>
-        <w:rPr>
-          <w:lang w:val="id_ID" w:bidi="id_ID"/>
-        </w:rPr>
-      </w:r>
-      <w:r>
-        <w:rPr>
           <w:lang w:val="id_ID" w:bidi="id_ID"/>
         </w:rPr>
         <w:t>Jika bahasa Anda tidak menggunakan bentuk pasif ini, Anda dapat mengekspresikan ide dalam bentuk aktif atau dengan cara lain yang wajar dalam bahasa Anda. Terjemahan alternatif: "berbagai keinginan yang membawa mereka pergi"</w:t>
@@ -28428,21 +24388,6 @@
       </w:r>
       <w:r>
         <w:rPr>
-          <w:b/>
-          <w:lang w:val="id_ID" w:bidi="id_ID"/>
-        </w:rPr>
-        <w:t>καὶ</w:t>
-      </w:r>
-    </w:p>
-    <w:p>
-      <w:pPr/>
-      <w:r>
-        <w:rPr>
-          <w:lang w:val="id_ID" w:bidi="id_ID"/>
-        </w:rPr>
-      </w:r>
-      <w:r>
-        <w:rPr>
           <w:lang w:val="id_ID" w:bidi="id_ID"/>
         </w:rPr>
         <w:t xml:space="preserve">Di sini, kata </w:t>
@@ -28526,21 +24471,6 @@
         <w:rPr>
           <w:lang w:val="id_ID" w:bidi="id_ID"/>
         </w:rPr>
-      </w:r>
-    </w:p>
-    <w:p>
-      <w:pPr/>
-      <w:r>
-        <w:rPr>
-          <w:lang w:val="id_ID" w:bidi="id_ID"/>
-        </w:rPr>
-      </w:r>
-      <w:r>
-        <w:rPr>
-          <w:b/>
-          <w:lang w:val="id_ID" w:bidi="id_ID"/>
-        </w:rPr>
-        <w:t>μηδέποτε εἰς ἐπίγνωσιν ἀληθείας ἐλθεῖν δυνάμενα</w:t>
       </w:r>
     </w:p>
     <w:p>
@@ -28654,21 +24584,6 @@
       </w:r>
       <w:r>
         <w:rPr>
-          <w:b/>
-          <w:lang w:val="id_ID" w:bidi="id_ID"/>
-        </w:rPr>
-        <w:t>εἰς ἐπίγνωσιν ἀληθείας</w:t>
-      </w:r>
-    </w:p>
-    <w:p>
-      <w:pPr/>
-      <w:r>
-        <w:rPr>
-          <w:lang w:val="id_ID" w:bidi="id_ID"/>
-        </w:rPr>
-      </w:r>
-      <w:r>
-        <w:rPr>
           <w:lang w:val="id_ID" w:bidi="id_ID"/>
         </w:rPr>
         <w:t xml:space="preserve">Jika bahasa Anda tidak menggunakan kata benda abstrak untuk gagasan </w:t>
@@ -28763,21 +24678,6 @@
       </w:r>
       <w:r>
         <w:rPr>
-          <w:b/>
-          <w:lang w:val="id_ID" w:bidi="id_ID"/>
-        </w:rPr>
-        <w:t>Ἰάννης καὶ Ἰαμβρῆς ἀντέστησαν Μωϋσεῖ</w:t>
-      </w:r>
-    </w:p>
-    <w:p>
-      <w:pPr/>
-      <w:r>
-        <w:rPr>
-          <w:lang w:val="id_ID" w:bidi="id_ID"/>
-        </w:rPr>
-      </w:r>
-      <w:r>
-        <w:rPr>
           <w:lang w:val="id_ID" w:bidi="id_ID"/>
         </w:rPr>
         <w:t xml:space="preserve">Di sini Paulus merujuk pada peristiwa yang terjadi ketika Allah mengutus </w:t>
@@ -28795,7 +24695,7 @@
         </w:rPr>
         <w:t xml:space="preserve"> untuk memberitahukan kepada Firaun, raja Mesir, untuk membebaskan bangsa Israel. Ketika Musa melakukan mukjizat, beberapa penyihir dan tukang sihir yang melayani Firaun juga melakukan mukjizat tersebut. Dengan cara ini, mereka berusaha mencegah Musa melakukan apa yang diperintahkan Tuhan kepadanya. Anda dapat membaca kisah ini dalam </w:t>
       </w:r>
-      <w:hyperlink r:id="rId40">
+      <w:hyperlink r:id="rId38">
         <w:r>
           <w:rPr>
             <w:lang w:val="id_ID" w:bidi="id_ID"/>
@@ -28903,21 +24803,6 @@
       </w:r>
       <w:r>
         <w:rPr>
-          <w:b/>
-          <w:lang w:val="id_ID" w:bidi="id_ID"/>
-        </w:rPr>
-        <w:t>Ἰάννης καὶ Ἰαμβρῆς</w:t>
-      </w:r>
-    </w:p>
-    <w:p>
-      <w:pPr/>
-      <w:r>
-        <w:rPr>
-          <w:lang w:val="id_ID" w:bidi="id_ID"/>
-        </w:rPr>
-      </w:r>
-      <w:r>
-        <w:rPr>
           <w:lang w:val="id_ID" w:bidi="id_ID"/>
         </w:rPr>
         <w:t xml:space="preserve">Kata </w:t>
@@ -29012,26 +24897,11 @@
       </w:r>
       <w:r>
         <w:rPr>
-          <w:b/>
-          <w:lang w:val="id_ID" w:bidi="id_ID"/>
-        </w:rPr>
-        <w:t>οὗτοι</w:t>
-      </w:r>
-    </w:p>
-    <w:p>
-      <w:pPr/>
-      <w:r>
-        <w:rPr>
-          <w:lang w:val="id_ID" w:bidi="id_ID"/>
-        </w:rPr>
-      </w:r>
-      <w:r>
-        <w:rPr>
           <w:lang w:val="id_ID" w:bidi="id_ID"/>
         </w:rPr>
         <w:t xml:space="preserve">Di sini, seperti dalam </w:t>
       </w:r>
-      <w:hyperlink r:id="rId39">
+      <w:hyperlink r:id="rId37">
         <w:r>
           <w:rPr>
             <w:lang w:val="id_ID" w:bidi="id_ID"/>
@@ -29126,21 +24996,6 @@
       </w:r>
       <w:r>
         <w:rPr>
-          <w:b/>
-          <w:lang w:val="id_ID" w:bidi="id_ID"/>
-        </w:rPr>
-        <w:t>τῇ ἀληθείᾳ</w:t>
-      </w:r>
-    </w:p>
-    <w:p>
-      <w:pPr/>
-      <w:r>
-        <w:rPr>
-          <w:lang w:val="id_ID" w:bidi="id_ID"/>
-        </w:rPr>
-      </w:r>
-      <w:r>
-        <w:rPr>
           <w:lang w:val="id_ID" w:bidi="id_ID"/>
         </w:rPr>
         <w:t xml:space="preserve">Jika bahasa Anda tidak menggunakan kata benda abstrak untuk ide </w:t>
@@ -29222,21 +25077,6 @@
       </w:r>
       <w:r>
         <w:rPr>
-          <w:b/>
-          <w:lang w:val="id_ID" w:bidi="id_ID"/>
-        </w:rPr>
-        <w:t>ἄνθρωποι</w:t>
-      </w:r>
-    </w:p>
-    <w:p>
-      <w:pPr/>
-      <w:r>
-        <w:rPr>
-          <w:lang w:val="id_ID" w:bidi="id_ID"/>
-        </w:rPr>
-      </w:r>
-      <w:r>
-        <w:rPr>
           <w:lang w:val="id_ID" w:bidi="id_ID"/>
         </w:rPr>
         <w:t xml:space="preserve">Meskipun istilah </w:t>
@@ -29318,21 +25158,6 @@
       </w:r>
       <w:r>
         <w:rPr>
-          <w:b/>
-          <w:lang w:val="id_ID" w:bidi="id_ID"/>
-        </w:rPr>
-        <w:t>κατεφθαρμένοι τὸν νοῦν</w:t>
-      </w:r>
-    </w:p>
-    <w:p>
-      <w:pPr/>
-      <w:r>
-        <w:rPr>
-          <w:lang w:val="id_ID" w:bidi="id_ID"/>
-        </w:rPr>
-      </w:r>
-      <w:r>
-        <w:rPr>
           <w:lang w:val="id_ID" w:bidi="id_ID"/>
         </w:rPr>
         <w:t>Jika bahasa Anda tidak menggunakan bentuk pasif ini, Anda dapat mengekspresikan ide dalam bentuk aktif atau dengan cara lain yang alami dalam bahasa Anda. Jika Anda perlu mengatakan siapa yang melakukan tindakan tersebut, jelas dari konteksnya bahwa itu adalah mereka sendiri. Terjemahan alternatif: "yang pikirannya rusak" atau "yang telah merusak pikiran mereka"</w:t>
@@ -29401,21 +25226,6 @@
       </w:r>
       <w:r>
         <w:rPr>
-          <w:b/>
-          <w:lang w:val="id_ID" w:bidi="id_ID"/>
-        </w:rPr>
-        <w:t>τὸν νοῦν</w:t>
-      </w:r>
-    </w:p>
-    <w:p>
-      <w:pPr/>
-      <w:r>
-        <w:rPr>
-          <w:lang w:val="id_ID" w:bidi="id_ID"/>
-        </w:rPr>
-      </w:r>
-      <w:r>
-        <w:rPr>
           <w:lang w:val="id_ID" w:bidi="id_ID"/>
         </w:rPr>
         <w:t xml:space="preserve">Jika dalam bahasa Anda tidak wajar jika berbicara seolah-olah sekelompok orang hanya memiliki satu </w:t>
@@ -29497,21 +25307,6 @@
       </w:r>
       <w:r>
         <w:rPr>
-          <w:b/>
-          <w:lang w:val="id_ID" w:bidi="id_ID"/>
-        </w:rPr>
-        <w:t>ἀδόκιμοι περὶ τὴν πίστιν</w:t>
-      </w:r>
-    </w:p>
-    <w:p>
-      <w:pPr/>
-      <w:r>
-        <w:rPr>
-          <w:lang w:val="id_ID" w:bidi="id_ID"/>
-        </w:rPr>
-      </w:r>
-      <w:r>
-        <w:rPr>
           <w:lang w:val="id_ID" w:bidi="id_ID"/>
         </w:rPr>
         <w:t xml:space="preserve">Di sini Paulus menyiratkan bahwa, ketika Allah menguji </w:t>
@@ -29593,21 +25388,6 @@
       </w:r>
       <w:r>
         <w:rPr>
-          <w:b/>
-          <w:lang w:val="id_ID" w:bidi="id_ID"/>
-        </w:rPr>
-        <w:t>περὶ τὴν πίστιν</w:t>
-      </w:r>
-    </w:p>
-    <w:p>
-      <w:pPr/>
-      <w:r>
-        <w:rPr>
-          <w:lang w:val="id_ID" w:bidi="id_ID"/>
-        </w:rPr>
-      </w:r>
-      <w:r>
-        <w:rPr>
           <w:lang w:val="id_ID" w:bidi="id_ID"/>
         </w:rPr>
         <w:t xml:space="preserve">Di sini, kata </w:t>
@@ -29715,21 +25495,6 @@
       </w:r>
       <w:r>
         <w:rPr>
-          <w:b/>
-          <w:lang w:val="id_ID" w:bidi="id_ID"/>
-        </w:rPr>
-        <w:t>περὶ τὴν πίστιν</w:t>
-      </w:r>
-    </w:p>
-    <w:p>
-      <w:pPr/>
-      <w:r>
-        <w:rPr>
-          <w:lang w:val="id_ID" w:bidi="id_ID"/>
-        </w:rPr>
-      </w:r>
-      <w:r>
-        <w:rPr>
           <w:lang w:val="id_ID" w:bidi="id_ID"/>
         </w:rPr>
         <w:t xml:space="preserve">Jika bahasa Anda tidak menggunakan kata benda abstrak untuk ide </w:t>
@@ -29811,21 +25576,6 @@
       </w:r>
       <w:r>
         <w:rPr>
-          <w:b/>
-          <w:lang w:val="id_ID" w:bidi="id_ID"/>
-        </w:rPr>
-        <w:t>ἀλλ’</w:t>
-      </w:r>
-    </w:p>
-    <w:p>
-      <w:pPr/>
-      <w:r>
-        <w:rPr>
-          <w:lang w:val="id_ID" w:bidi="id_ID"/>
-        </w:rPr>
-      </w:r>
-      <w:r>
-        <w:rPr>
           <w:lang w:val="id_ID" w:bidi="id_ID"/>
         </w:rPr>
         <w:t xml:space="preserve">Di sini, kata </w:t>
@@ -29843,7 +25593,7 @@
         </w:rPr>
         <w:t xml:space="preserve"> memperkenalkan apa yang akan terjadi pada guru-guru palsu ini sebagai kebalikan dari apa yang mereka coba lakukan, yaitu menentang kebenaran (lihat </w:t>
       </w:r>
-      <w:hyperlink r:id="rId41">
+      <w:hyperlink r:id="rId39">
         <w:r>
           <w:rPr>
             <w:lang w:val="id_ID" w:bidi="id_ID"/>
@@ -29925,21 +25675,6 @@
       </w:r>
       <w:r>
         <w:rPr>
-          <w:b/>
-          <w:lang w:val="id_ID" w:bidi="id_ID"/>
-        </w:rPr>
-        <w:t>οὐ προκόψουσιν ἐπὶ πλεῖον</w:t>
-      </w:r>
-    </w:p>
-    <w:p>
-      <w:pPr/>
-      <w:r>
-        <w:rPr>
-          <w:lang w:val="id_ID" w:bidi="id_ID"/>
-        </w:rPr>
-      </w:r>
-      <w:r>
-        <w:rPr>
           <w:lang w:val="id_ID" w:bidi="id_ID"/>
         </w:rPr>
         <w:t xml:space="preserve">Di sini Paulus berbicara tentang orang-orang yang berhasil dalam mengajar seolah-olah mereka maju </w:t>
@@ -30021,21 +25756,6 @@
       </w:r>
       <w:r>
         <w:rPr>
-          <w:b/>
-          <w:lang w:val="id_ID" w:bidi="id_ID"/>
-        </w:rPr>
-        <w:t>ἡ &amp; ἄνοια αὐτῶν</w:t>
-      </w:r>
-    </w:p>
-    <w:p>
-      <w:pPr/>
-      <w:r>
-        <w:rPr>
-          <w:lang w:val="id_ID" w:bidi="id_ID"/>
-        </w:rPr>
-      </w:r>
-      <w:r>
-        <w:rPr>
           <w:lang w:val="id_ID" w:bidi="id_ID"/>
         </w:rPr>
         <w:t xml:space="preserve">Jika bahasa Anda tidak menggunakan kata benda abstrak untuk ide </w:t>
@@ -30117,21 +25837,6 @@
       </w:r>
       <w:r>
         <w:rPr>
-          <w:b/>
-          <w:lang w:val="id_ID" w:bidi="id_ID"/>
-        </w:rPr>
-        <w:t>πᾶσιν</w:t>
-      </w:r>
-    </w:p>
-    <w:p>
-      <w:pPr/>
-      <w:r>
-        <w:rPr>
-          <w:lang w:val="id_ID" w:bidi="id_ID"/>
-        </w:rPr>
-      </w:r>
-      <w:r>
-        <w:rPr>
           <w:lang w:val="id_ID" w:bidi="id_ID"/>
         </w:rPr>
         <w:t xml:space="preserve">Paulus menggunakan kata sifat </w:t>
@@ -30213,21 +25918,6 @@
       </w:r>
       <w:r>
         <w:rPr>
-          <w:b/>
-          <w:lang w:val="id_ID" w:bidi="id_ID"/>
-        </w:rPr>
-        <w:t>πᾶσιν</w:t>
-      </w:r>
-    </w:p>
-    <w:p>
-      <w:pPr/>
-      <w:r>
-        <w:rPr>
-          <w:lang w:val="id_ID" w:bidi="id_ID"/>
-        </w:rPr>
-      </w:r>
-      <w:r>
-        <w:rPr>
           <w:lang w:val="id_ID" w:bidi="id_ID"/>
         </w:rPr>
         <w:t xml:space="preserve">Paulus menggunakan kata sifat </w:t>
@@ -30309,21 +25999,6 @@
       </w:r>
       <w:r>
         <w:rPr>
-          <w:b/>
-          <w:lang w:val="id_ID" w:bidi="id_ID"/>
-        </w:rPr>
-        <w:t>ἡ ἐκείνων</w:t>
-      </w:r>
-    </w:p>
-    <w:p>
-      <w:pPr/>
-      <w:r>
-        <w:rPr>
-          <w:lang w:val="id_ID" w:bidi="id_ID"/>
-        </w:rPr>
-      </w:r>
-      <w:r>
-        <w:rPr>
           <w:lang w:val="id_ID" w:bidi="id_ID"/>
         </w:rPr>
         <w:t xml:space="preserve">Paulus menggunakan kata sifat </w:t>
@@ -30418,21 +26093,6 @@
       </w:r>
       <w:r>
         <w:rPr>
-          <w:b/>
-          <w:lang w:val="id_ID" w:bidi="id_ID"/>
-        </w:rPr>
-        <w:t>ἐγένετο</w:t>
-      </w:r>
-    </w:p>
-    <w:p>
-      <w:pPr/>
-      <w:r>
-        <w:rPr>
-          <w:lang w:val="id_ID" w:bidi="id_ID"/>
-        </w:rPr>
-      </w:r>
-      <w:r>
-        <w:rPr>
           <w:lang w:val="id_ID" w:bidi="id_ID"/>
         </w:rPr>
         <w:t>Paulus menghilangkan beberapa kata yang dalam banyak bahasa diperlukan untuk melengkapi kalimat. Anda dapat menyediakan kata-kata ini dari awal kalimat jika akan lebih jelas dalam bahasa Anda. Terjemahan alternatif: "menjadi jelas"</w:t>
@@ -30501,26 +26161,11 @@
       </w:r>
       <w:r>
         <w:rPr>
-          <w:b/>
-          <w:lang w:val="id_ID" w:bidi="id_ID"/>
-        </w:rPr>
-        <w:t>ἐγένετο</w:t>
-      </w:r>
-    </w:p>
-    <w:p>
-      <w:pPr/>
-      <w:r>
-        <w:rPr>
-          <w:lang w:val="id_ID" w:bidi="id_ID"/>
-        </w:rPr>
-      </w:r>
-      <w:r>
-        <w:rPr>
           <w:lang w:val="id_ID" w:bidi="id_ID"/>
         </w:rPr>
         <w:t xml:space="preserve">Di sini Paulus mengacu pada bagaimana para penyihir Firaun gagal melawan Musa. Mereka tidak dapat meniru beberapa mukjizat yang Musa lakukan (lihat </w:t>
       </w:r>
-      <w:hyperlink r:id="rId42">
+      <w:hyperlink r:id="rId40">
         <w:r>
           <w:rPr>
             <w:lang w:val="id_ID" w:bidi="id_ID"/>
@@ -30538,7 +26183,7 @@
         </w:rPr>
         <w:t xml:space="preserve">), dan mereka terpengaruh oleh mukjizat-mukjizat lain yang Musa lakukan (lihat </w:t>
       </w:r>
-      <w:hyperlink r:id="rId43">
+      <w:hyperlink r:id="rId41">
         <w:r>
           <w:rPr>
             <w:lang w:val="id_ID" w:bidi="id_ID"/>
@@ -30620,21 +26265,6 @@
       </w:r>
       <w:r>
         <w:rPr>
-          <w:b/>
-          <w:lang w:val="id_ID" w:bidi="id_ID"/>
-        </w:rPr>
-        <w:t>σὺ δὲ</w:t>
-      </w:r>
-    </w:p>
-    <w:p>
-      <w:pPr/>
-      <w:r>
-        <w:rPr>
-          <w:lang w:val="id_ID" w:bidi="id_ID"/>
-        </w:rPr>
-      </w:r>
-      <w:r>
-        <w:rPr>
           <w:lang w:val="id_ID" w:bidi="id_ID"/>
         </w:rPr>
         <w:t xml:space="preserve">Di sini, kata </w:t>
@@ -30729,21 +26359,6 @@
       </w:r>
       <w:r>
         <w:rPr>
-          <w:b/>
-          <w:lang w:val="id_ID" w:bidi="id_ID"/>
-        </w:rPr>
-        <w:t>σὺ &amp; παρηκολούθησάς</w:t>
-      </w:r>
-    </w:p>
-    <w:p>
-      <w:pPr/>
-      <w:r>
-        <w:rPr>
-          <w:lang w:val="id_ID" w:bidi="id_ID"/>
-        </w:rPr>
-      </w:r>
-      <w:r>
-        <w:rPr>
           <w:lang w:val="id_ID" w:bidi="id_ID"/>
         </w:rPr>
         <w:t xml:space="preserve">Di sini Paulus berbicara seolah-olah Timotius </w:t>
@@ -30825,21 +26440,6 @@
       </w:r>
       <w:r>
         <w:rPr>
-          <w:b/>
-          <w:lang w:val="id_ID" w:bidi="id_ID"/>
-        </w:rPr>
-        <w:t>μου τῇ διδασκαλίᾳ, τῇ ἀγωγῇ, τῇ προθέσει, τῇ πίστει, τῇ μακροθυμίᾳ, τῇ ἀγάπῃ, τῇ ὑπομονῇ &amp; τοῖς διωγμοῖς, τοῖς παθήμασιν, οἷά</w:t>
-      </w:r>
-    </w:p>
-    <w:p>
-      <w:pPr/>
-      <w:r>
-        <w:rPr>
-          <w:lang w:val="id_ID" w:bidi="id_ID"/>
-        </w:rPr>
-      </w:r>
-      <w:r>
-        <w:rPr>
           <w:lang w:val="id_ID" w:bidi="id_ID"/>
         </w:rPr>
         <w:t>Jika bahasa Anda tidak menggunakan kata benda abstrak untuk beberapa atau semua ide dalam daftar ini, Anda dapat mengekspresikan ide yang sama dengan cara lain. Terjemahan alternatif: "apa yang saya ajarkan, bagaimana saya berperilaku, apa yang telah saya pilih untuk dilakukan, bagaimana saya percaya, bagaimana saya sabar, bagaimana saya mengasihi orang lain, bagaimana saya menanggung segala sesuatu, bagaimana saya dianiaya, dan bagaimana saya menderita. Hal-hal seperti itu"</w:t>
@@ -30908,21 +26508,6 @@
       </w:r>
       <w:r>
         <w:rPr>
-          <w:b/>
-          <w:lang w:val="id_ID" w:bidi="id_ID"/>
-        </w:rPr>
-        <w:t>οἷά</w:t>
-      </w:r>
-    </w:p>
-    <w:p>
-      <w:pPr/>
-      <w:r>
-        <w:rPr>
-          <w:lang w:val="id_ID" w:bidi="id_ID"/>
-        </w:rPr>
-      </w:r>
-      <w:r>
-        <w:rPr>
           <w:lang w:val="id_ID" w:bidi="id_ID"/>
         </w:rPr>
         <w:t xml:space="preserve">Di sini, frasa </w:t>
@@ -31043,21 +26628,6 @@
       </w:r>
       <w:r>
         <w:rPr>
-          <w:b/>
-          <w:lang w:val="id_ID" w:bidi="id_ID"/>
-        </w:rPr>
-        <w:t>οἵους διωγμοὺς ὑπήνεγκα</w:t>
-      </w:r>
-    </w:p>
-    <w:p>
-      <w:pPr/>
-      <w:r>
-        <w:rPr>
-          <w:lang w:val="id_ID" w:bidi="id_ID"/>
-        </w:rPr>
-      </w:r>
-      <w:r>
-        <w:rPr>
           <w:lang w:val="id_ID" w:bidi="id_ID"/>
         </w:rPr>
         <w:t xml:space="preserve">Di sini, frasa </w:t>
@@ -31139,21 +26709,6 @@
       </w:r>
       <w:r>
         <w:rPr>
-          <w:b/>
-          <w:lang w:val="id_ID" w:bidi="id_ID"/>
-        </w:rPr>
-        <w:t>οἵους διωγμοὺς ὑπήνεγκα</w:t>
-      </w:r>
-    </w:p>
-    <w:p>
-      <w:pPr/>
-      <w:r>
-        <w:rPr>
-          <w:lang w:val="id_ID" w:bidi="id_ID"/>
-        </w:rPr>
-      </w:r>
-      <w:r>
-        <w:rPr>
           <w:lang w:val="id_ID" w:bidi="id_ID"/>
         </w:rPr>
         <w:t xml:space="preserve">Jika bahasa Anda tidak menggunakan kata benda abstrak untuk ide </w:t>
@@ -31235,21 +26790,6 @@
       </w:r>
       <w:r>
         <w:rPr>
-          <w:b/>
-          <w:lang w:val="id_ID" w:bidi="id_ID"/>
-        </w:rPr>
-        <w:t>καὶ</w:t>
-      </w:r>
-    </w:p>
-    <w:p>
-      <w:pPr/>
-      <w:r>
-        <w:rPr>
-          <w:lang w:val="id_ID" w:bidi="id_ID"/>
-        </w:rPr>
-      </w:r>
-      <w:r>
-        <w:rPr>
           <w:lang w:val="id_ID" w:bidi="id_ID"/>
         </w:rPr>
         <w:t xml:space="preserve">Di sini, kata </w:t>
@@ -31344,21 +26884,6 @@
       </w:r>
       <w:r>
         <w:rPr>
-          <w:b/>
-          <w:lang w:val="id_ID" w:bidi="id_ID"/>
-        </w:rPr>
-        <w:t>καὶ &amp; δὲ</w:t>
-      </w:r>
-    </w:p>
-    <w:p>
-      <w:pPr/>
-      <w:r>
-        <w:rPr>
-          <w:lang w:val="id_ID" w:bidi="id_ID"/>
-        </w:rPr>
-      </w:r>
-      <w:r>
-        <w:rPr>
           <w:lang w:val="id_ID" w:bidi="id_ID"/>
         </w:rPr>
         <w:t xml:space="preserve">Di sini, frasa </w:t>
@@ -31440,21 +26965,6 @@
       </w:r>
       <w:r>
         <w:rPr>
-          <w:b/>
-          <w:lang w:val="id_ID" w:bidi="id_ID"/>
-        </w:rPr>
-        <w:t>πάντες &amp; οἱ θέλοντες ζῆν εὐσεβῶς ἐν Χριστῷ Ἰησοῦ διωχθήσονται</w:t>
-      </w:r>
-    </w:p>
-    <w:p>
-      <w:pPr/>
-      <w:r>
-        <w:rPr>
-          <w:lang w:val="id_ID" w:bidi="id_ID"/>
-        </w:rPr>
-      </w:r>
-      <w:r>
-        <w:rPr>
           <w:lang w:val="id_ID" w:bidi="id_ID"/>
         </w:rPr>
         <w:t>Jika bahasa Anda tidak menggunakan bentuk pasif ini, Anda dapat mengekspresikan ide dalam bentuk aktif atau dengan cara lain yang alami dalam bahasa Anda. Jika Anda perlu mengatakan siapa yang melakukan tindakan tersebut, Anda dapat menggunakan subjek tak tentu. Terjemahan alternatif: "orang akan menganiaya semua orang yang ingin hidup saleh di dalam Kristus Yesus"</w:t>
@@ -31523,21 +27033,6 @@
       </w:r>
       <w:r>
         <w:rPr>
-          <w:b/>
-          <w:lang w:val="id_ID" w:bidi="id_ID"/>
-        </w:rPr>
-        <w:t>ἐν Χριστῷ Ἰησοῦ</w:t>
-      </w:r>
-    </w:p>
-    <w:p>
-      <w:pPr/>
-      <w:r>
-        <w:rPr>
-          <w:lang w:val="id_ID" w:bidi="id_ID"/>
-        </w:rPr>
-      </w:r>
-      <w:r>
-        <w:rPr>
           <w:lang w:val="id_ID" w:bidi="id_ID"/>
         </w:rPr>
         <w:t xml:space="preserve">Di sini Paulus menggunakan metafora spasial </w:t>
@@ -31697,21 +27192,6 @@
       </w:r>
       <w:r>
         <w:rPr>
-          <w:b/>
-          <w:lang w:val="id_ID" w:bidi="id_ID"/>
-        </w:rPr>
-        <w:t>δὲ</w:t>
-      </w:r>
-    </w:p>
-    <w:p>
-      <w:pPr/>
-      <w:r>
-        <w:rPr>
-          <w:lang w:val="id_ID" w:bidi="id_ID"/>
-        </w:rPr>
-      </w:r>
-      <w:r>
-        <w:rPr>
           <w:lang w:val="id_ID" w:bidi="id_ID"/>
         </w:rPr>
         <w:t xml:space="preserve">Di sini, kata </w:t>
@@ -31819,21 +27299,6 @@
       </w:r>
       <w:r>
         <w:rPr>
-          <w:b/>
-          <w:lang w:val="id_ID" w:bidi="id_ID"/>
-        </w:rPr>
-        <w:t>ἄνθρωποι</w:t>
-      </w:r>
-    </w:p>
-    <w:p>
-      <w:pPr/>
-      <w:r>
-        <w:rPr>
-          <w:lang w:val="id_ID" w:bidi="id_ID"/>
-        </w:rPr>
-      </w:r>
-      <w:r>
-        <w:rPr>
           <w:lang w:val="id_ID" w:bidi="id_ID"/>
         </w:rPr>
         <w:t xml:space="preserve">Meskipun istilah </w:t>
@@ -31915,21 +27380,6 @@
       </w:r>
       <w:r>
         <w:rPr>
-          <w:b/>
-          <w:lang w:val="id_ID" w:bidi="id_ID"/>
-        </w:rPr>
-        <w:t>πονηροὶ &amp; ἄνθρωποι καὶ γόητες</w:t>
-      </w:r>
-    </w:p>
-    <w:p>
-      <w:pPr/>
-      <w:r>
-        <w:rPr>
-          <w:lang w:val="id_ID" w:bidi="id_ID"/>
-        </w:rPr>
-      </w:r>
-      <w:r>
-        <w:rPr>
           <w:lang w:val="id_ID" w:bidi="id_ID"/>
         </w:rPr>
         <w:t xml:space="preserve">Di sini, frasa </w:t>
@@ -32024,21 +27474,6 @@
       </w:r>
       <w:r>
         <w:rPr>
-          <w:b/>
-          <w:lang w:val="id_ID" w:bidi="id_ID"/>
-        </w:rPr>
-        <w:t>προκόψουσιν ἐπὶ τὸ χεῖρον</w:t>
-      </w:r>
-    </w:p>
-    <w:p>
-      <w:pPr/>
-      <w:r>
-        <w:rPr>
-          <w:lang w:val="id_ID" w:bidi="id_ID"/>
-        </w:rPr>
-      </w:r>
-      <w:r>
-        <w:rPr>
           <w:lang w:val="id_ID" w:bidi="id_ID"/>
         </w:rPr>
         <w:t xml:space="preserve">Di sini Paulus berbicara tentang orang-orang ini seolah-olah mereka secara fisik dapat </w:t>
@@ -32159,21 +27594,6 @@
       </w:r>
       <w:r>
         <w:rPr>
-          <w:b/>
-          <w:lang w:val="id_ID" w:bidi="id_ID"/>
-        </w:rPr>
-        <w:t>ἐπὶ τὸ χεῖρον</w:t>
-      </w:r>
-    </w:p>
-    <w:p>
-      <w:pPr/>
-      <w:r>
-        <w:rPr>
-          <w:lang w:val="id_ID" w:bidi="id_ID"/>
-        </w:rPr>
-      </w:r>
-      <w:r>
-        <w:rPr>
           <w:lang w:val="id_ID" w:bidi="id_ID"/>
         </w:rPr>
         <w:t xml:space="preserve">Paulus menggunakan kata sifat </w:t>
@@ -32255,21 +27675,6 @@
       </w:r>
       <w:r>
         <w:rPr>
-          <w:b/>
-          <w:lang w:val="id_ID" w:bidi="id_ID"/>
-        </w:rPr>
-        <w:t>πλανῶντες καὶ πλανώμενοι</w:t>
-      </w:r>
-    </w:p>
-    <w:p>
-      <w:pPr/>
-      <w:r>
-        <w:rPr>
-          <w:lang w:val="id_ID" w:bidi="id_ID"/>
-        </w:rPr>
-      </w:r>
-      <w:r>
-        <w:rPr>
           <w:lang w:val="id_ID" w:bidi="id_ID"/>
         </w:rPr>
         <w:t xml:space="preserve">Di sini Paulus berbicara seolah-olah </w:t>
@@ -32377,21 +27782,6 @@
       </w:r>
       <w:r>
         <w:rPr>
-          <w:b/>
-          <w:lang w:val="id_ID" w:bidi="id_ID"/>
-        </w:rPr>
-        <w:t>πλανώμενοι</w:t>
-      </w:r>
-    </w:p>
-    <w:p>
-      <w:pPr/>
-      <w:r>
-        <w:rPr>
-          <w:lang w:val="id_ID" w:bidi="id_ID"/>
-        </w:rPr>
-      </w:r>
-      <w:r>
-        <w:rPr>
           <w:lang w:val="id_ID" w:bidi="id_ID"/>
         </w:rPr>
         <w:t>Jika bahasa Anda tidak menggunakan bentuk pasif ini, Anda dapat mengekspresikan ide dalam bentuk aktif atau dengan cara lain yang alami dalam bahasa Anda. Jika Anda perlu mengatakan siapa yang melakukan tindakan tersebut, Anda dapat menggunakan subjek tak tentu. Terjemahan alternatif: "orang lain yang menyesatkan mereka"</w:t>
@@ -32460,21 +27850,6 @@
       </w:r>
       <w:r>
         <w:rPr>
-          <w:b/>
-          <w:lang w:val="id_ID" w:bidi="id_ID"/>
-        </w:rPr>
-        <w:t>σὺ δὲ</w:t>
-      </w:r>
-    </w:p>
-    <w:p>
-      <w:pPr/>
-      <w:r>
-        <w:rPr>
-          <w:lang w:val="id_ID" w:bidi="id_ID"/>
-        </w:rPr>
-      </w:r>
-      <w:r>
-        <w:rPr>
           <w:lang w:val="id_ID" w:bidi="id_ID"/>
         </w:rPr>
         <w:t xml:space="preserve">Di sini, kata </w:t>
@@ -32556,21 +27931,6 @@
       </w:r>
       <w:r>
         <w:rPr>
-          <w:b/>
-          <w:lang w:val="id_ID" w:bidi="id_ID"/>
-        </w:rPr>
-        <w:t>μένε ἐν οἷς ἔμαθες καὶ ἐπιστώθης, εἰδὼς παρὰ τίνων ἔμαθες</w:t>
-      </w:r>
-    </w:p>
-    <w:p>
-      <w:pPr/>
-      <w:r>
-        <w:rPr>
-          <w:lang w:val="id_ID" w:bidi="id_ID"/>
-        </w:rPr>
-      </w:r>
-      <w:r>
-        <w:rPr>
           <w:lang w:val="id_ID" w:bidi="id_ID"/>
         </w:rPr>
         <w:t>Jika akan lebih alami dalam bahasa Anda, Anda dapat membalik urutan klausa ini, karena klausa kedua memberikan alasan untuk hasil yang dijelaskan oleh klausa pertama. Terjemahan alternatif: "Kamu tahu dari siapa kamu belajar apa yang kamu pelajari dan kamu yakini. Jadi, tetaplah berada di dalam hal-hal itu, dengan mengetahui kebenaran itu"</w:t>
@@ -32639,21 +27999,6 @@
       </w:r>
       <w:r>
         <w:rPr>
-          <w:b/>
-          <w:lang w:val="id_ID" w:bidi="id_ID"/>
-        </w:rPr>
-        <w:t>μένε ἐν</w:t>
-      </w:r>
-    </w:p>
-    <w:p>
-      <w:pPr/>
-      <w:r>
-        <w:rPr>
-          <w:lang w:val="id_ID" w:bidi="id_ID"/>
-        </w:rPr>
-      </w:r>
-      <w:r>
-        <w:rPr>
           <w:lang w:val="id_ID" w:bidi="id_ID"/>
         </w:rPr>
         <w:t xml:space="preserve">Di sini Paulus berbicara seolah-olah apa yang Timotius </w:t>
@@ -32761,21 +28106,6 @@
       </w:r>
       <w:r>
         <w:rPr>
-          <w:b/>
-          <w:lang w:val="id_ID" w:bidi="id_ID"/>
-        </w:rPr>
-        <w:t>ἐπιστώθης</w:t>
-      </w:r>
-    </w:p>
-    <w:p>
-      <w:pPr/>
-      <w:r>
-        <w:rPr>
-          <w:lang w:val="id_ID" w:bidi="id_ID"/>
-        </w:rPr>
-      </w:r>
-      <w:r>
-        <w:rPr>
           <w:lang w:val="id_ID" w:bidi="id_ID"/>
         </w:rPr>
         <w:t>Jika bahasa Anda tidak menggunakan bentuk pasif ini, Anda dapat mengekspresikan ide dalam bentuk aktif atau dengan cara lain yang wajar dalam bahasa Anda. Terjemahan alternatif: "merasa yakin tentang"</w:t>
@@ -32844,21 +28174,6 @@
       </w:r>
       <w:r>
         <w:rPr>
-          <w:b/>
-          <w:lang w:val="id_ID" w:bidi="id_ID"/>
-        </w:rPr>
-        <w:t>εἰδὼς παρὰ τίνων ἔμαθες</w:t>
-      </w:r>
-    </w:p>
-    <w:p>
-      <w:pPr/>
-      <w:r>
-        <w:rPr>
-          <w:lang w:val="id_ID" w:bidi="id_ID"/>
-        </w:rPr>
-      </w:r>
-      <w:r>
-        <w:rPr>
           <w:lang w:val="id_ID" w:bidi="id_ID"/>
         </w:rPr>
         <w:t>Di sini Paulus menyiratkan bahwa Timotius tahu bahwa orang-orang ini dapat dipercaya. Jika itu akan membantu dalam bahasa Anda, Anda dapat membuat gagasan itu lebih eksplisit. Terjemahan alternatif: "karena engkau tahu bahwa orang-orang yang engkau pelajari itu dapat dipercaya"</w:t>
@@ -32927,21 +28242,6 @@
       </w:r>
       <w:r>
         <w:rPr>
-          <w:b/>
-          <w:lang w:val="id_ID" w:bidi="id_ID"/>
-        </w:rPr>
-        <w:t>ἀπὸ βρέφους</w:t>
-      </w:r>
-    </w:p>
-    <w:p>
-      <w:pPr/>
-      <w:r>
-        <w:rPr>
-          <w:lang w:val="id_ID" w:bidi="id_ID"/>
-        </w:rPr>
-      </w:r>
-      <w:r>
-        <w:rPr>
           <w:lang w:val="id_ID" w:bidi="id_ID"/>
         </w:rPr>
         <w:t xml:space="preserve">Jika bahasa Anda tidak menggunakan kata benda abstrak untuk ide </w:t>
@@ -33023,21 +28323,6 @@
       </w:r>
       <w:r>
         <w:rPr>
-          <w:b/>
-          <w:lang w:val="id_ID" w:bidi="id_ID"/>
-        </w:rPr>
-        <w:t>εἰς σωτηρίαν διὰ πίστεως τῆς ἐν Χριστῷ Ἰησοῦ</w:t>
-      </w:r>
-    </w:p>
-    <w:p>
-      <w:pPr/>
-      <w:r>
-        <w:rPr>
-          <w:lang w:val="id_ID" w:bidi="id_ID"/>
-        </w:rPr>
-      </w:r>
-      <w:r>
-        <w:rPr>
           <w:lang w:val="id_ID" w:bidi="id_ID"/>
         </w:rPr>
         <w:t xml:space="preserve">Jika bahasa Anda tidak menggunakan kata benda abstrak untuk gagasan </w:t>
@@ -33132,21 +28417,6 @@
       </w:r>
       <w:r>
         <w:rPr>
-          <w:b/>
-          <w:lang w:val="id_ID" w:bidi="id_ID"/>
-        </w:rPr>
-        <w:t>τῆς ἐν Χριστῷ Ἰησοῦ</w:t>
-      </w:r>
-    </w:p>
-    <w:p>
-      <w:pPr/>
-      <w:r>
-        <w:rPr>
-          <w:lang w:val="id_ID" w:bidi="id_ID"/>
-        </w:rPr>
-      </w:r>
-      <w:r>
-        <w:rPr>
           <w:lang w:val="id_ID" w:bidi="id_ID"/>
         </w:rPr>
         <w:t xml:space="preserve">Di sini Paulus menggunakan metafora spasial </w:t>
@@ -33293,21 +28563,6 @@
       </w:r>
       <w:r>
         <w:rPr>
-          <w:b/>
-          <w:lang w:val="id_ID" w:bidi="id_ID"/>
-        </w:rPr>
-        <w:t>πᾶσα Γραφὴ θεόπνευστος καὶ ὠφέλιμος</w:t>
-      </w:r>
-    </w:p>
-    <w:p>
-      <w:pPr/>
-      <w:r>
-        <w:rPr>
-          <w:lang w:val="id_ID" w:bidi="id_ID"/>
-        </w:rPr>
-      </w:r>
-      <w:r>
-        <w:rPr>
           <w:lang w:val="id_ID" w:bidi="id_ID"/>
         </w:rPr>
         <w:t>Jika bahasa Anda tidak menggunakan bentuk pasif ini, Anda dapat mengekspresikan ide dalam bentuk aktif atau dengan cara lain yang wajar dalam bahasa Anda. Terjemahan alternatif: "Allah telah menghembuskan seluruh Kitab Suci, dan itu bermanfaat"</w:t>
@@ -33376,21 +28631,6 @@
       </w:r>
       <w:r>
         <w:rPr>
-          <w:b/>
-          <w:lang w:val="id_ID" w:bidi="id_ID"/>
-        </w:rPr>
-        <w:t>πᾶσα Γραφὴ θεόπνευστος καὶ</w:t>
-      </w:r>
-    </w:p>
-    <w:p>
-      <w:pPr/>
-      <w:r>
-        <w:rPr>
-          <w:lang w:val="id_ID" w:bidi="id_ID"/>
-        </w:rPr>
-      </w:r>
-      <w:r>
-        <w:rPr>
           <w:lang w:val="id_ID" w:bidi="id_ID"/>
         </w:rPr>
         <w:t xml:space="preserve">Di sini Paulus berbicara seolah-olah Allah </w:t>
@@ -33511,21 +28751,6 @@
       </w:r>
       <w:r>
         <w:rPr>
-          <w:b/>
-          <w:lang w:val="id_ID" w:bidi="id_ID"/>
-        </w:rPr>
-        <w:t>πᾶσα Γραφὴ</w:t>
-      </w:r>
-    </w:p>
-    <w:p>
-      <w:pPr/>
-      <w:r>
-        <w:rPr>
-          <w:lang w:val="id_ID" w:bidi="id_ID"/>
-        </w:rPr>
-      </w:r>
-      <w:r>
-        <w:rPr>
           <w:lang w:val="id_ID" w:bidi="id_ID"/>
         </w:rPr>
         <w:t xml:space="preserve">Di sini, frasa yang diterjemahkan sebagai </w:t>
@@ -33620,21 +28845,6 @@
       </w:r>
       <w:r>
         <w:rPr>
-          <w:b/>
-          <w:lang w:val="id_ID" w:bidi="id_ID"/>
-        </w:rPr>
-        <w:t>ὠφέλιμος</w:t>
-      </w:r>
-    </w:p>
-    <w:p>
-      <w:pPr/>
-      <w:r>
-        <w:rPr>
-          <w:lang w:val="id_ID" w:bidi="id_ID"/>
-        </w:rPr>
-      </w:r>
-      <w:r>
-        <w:rPr>
           <w:lang w:val="id_ID" w:bidi="id_ID"/>
         </w:rPr>
         <w:t xml:space="preserve">Di sini Paulus bisa jadi menyiratkan bahwa Kitab Suci </w:t>
@@ -33716,21 +28926,6 @@
       </w:r>
       <w:r>
         <w:rPr>
-          <w:b/>
-          <w:lang w:val="id_ID" w:bidi="id_ID"/>
-        </w:rPr>
-        <w:t>πρὸς διδασκαλίαν, πρὸς ἐλεγμόν, πρὸς ἐπανόρθωσιν, πρὸς παιδείαν τὴν ἐν δικαιοσύνῃ</w:t>
-      </w:r>
-    </w:p>
-    <w:p>
-      <w:pPr/>
-      <w:r>
-        <w:rPr>
-          <w:lang w:val="id_ID" w:bidi="id_ID"/>
-        </w:rPr>
-      </w:r>
-      <w:r>
-        <w:rPr>
           <w:lang w:val="id_ID" w:bidi="id_ID"/>
         </w:rPr>
         <w:t>Jika bahasa Anda tidak menggunakan kata benda abstrak untuk beberapa atau semua ide dalam daftar ini, Anda dapat mengekspresikan ide yang sama dengan cara lain. Terjemahan alternatif: "untuk mengajar, untuk menegur, untuk memperbaiki kelakuan, untuk mendidik orang dalam kebenaran"</w:t>
@@ -33799,21 +28994,6 @@
       </w:r>
       <w:r>
         <w:rPr>
-          <w:b/>
-          <w:lang w:val="id_ID" w:bidi="id_ID"/>
-        </w:rPr>
-        <w:t>ἵνα</w:t>
-      </w:r>
-    </w:p>
-    <w:p>
-      <w:pPr/>
-      <w:r>
-        <w:rPr>
-          <w:lang w:val="id_ID" w:bidi="id_ID"/>
-        </w:rPr>
-      </w:r>
-      <w:r>
-        <w:rPr>
           <w:lang w:val="id_ID" w:bidi="id_ID"/>
         </w:rPr>
         <w:t xml:space="preserve">Di sini, frasa </w:t>
@@ -33895,21 +29075,6 @@
       </w:r>
       <w:r>
         <w:rPr>
-          <w:b/>
-          <w:lang w:val="id_ID" w:bidi="id_ID"/>
-        </w:rPr>
-        <w:t>ὁ τοῦ Θεοῦ ἄνθρωπος</w:t>
-      </w:r>
-    </w:p>
-    <w:p>
-      <w:pPr/>
-      <w:r>
-        <w:rPr>
-          <w:lang w:val="id_ID" w:bidi="id_ID"/>
-        </w:rPr>
-      </w:r>
-      <w:r>
-        <w:rPr>
           <w:lang w:val="id_ID" w:bidi="id_ID"/>
         </w:rPr>
         <w:t xml:space="preserve">Di sini, Paulus menggunakan bentuk posesif untuk menggambarkan seorang </w:t>
@@ -34004,21 +29169,6 @@
       </w:r>
       <w:r>
         <w:rPr>
-          <w:b/>
-          <w:lang w:val="id_ID" w:bidi="id_ID"/>
-        </w:rPr>
-        <w:t>ὁ τοῦ Θεοῦ ἄνθρωπος</w:t>
-      </w:r>
-    </w:p>
-    <w:p>
-      <w:pPr/>
-      <w:r>
-        <w:rPr>
-          <w:lang w:val="id_ID" w:bidi="id_ID"/>
-        </w:rPr>
-      </w:r>
-      <w:r>
-        <w:rPr>
           <w:lang w:val="id_ID" w:bidi="id_ID"/>
         </w:rPr>
         <w:t xml:space="preserve">Kata </w:t>
@@ -34100,21 +29250,6 @@
       </w:r>
       <w:r>
         <w:rPr>
-          <w:b/>
-          <w:lang w:val="id_ID" w:bidi="id_ID"/>
-        </w:rPr>
-        <w:t>ὁ τοῦ Θεοῦ ἄνθρωπος</w:t>
-      </w:r>
-    </w:p>
-    <w:p>
-      <w:pPr/>
-      <w:r>
-        <w:rPr>
-          <w:lang w:val="id_ID" w:bidi="id_ID"/>
-        </w:rPr>
-      </w:r>
-      <w:r>
-        <w:rPr>
           <w:lang w:val="id_ID" w:bidi="id_ID"/>
         </w:rPr>
         <w:t xml:space="preserve">Meskipun istilah </w:t>
@@ -34196,21 +29331,6 @@
       </w:r>
       <w:r>
         <w:rPr>
-          <w:b/>
-          <w:lang w:val="id_ID" w:bidi="id_ID"/>
-        </w:rPr>
-        <w:t>ἄρτιος &amp; πρὸς πᾶν ἔργον ἀγαθὸν ἐξηρτισμένος</w:t>
-      </w:r>
-    </w:p>
-    <w:p>
-      <w:pPr/>
-      <w:r>
-        <w:rPr>
-          <w:lang w:val="id_ID" w:bidi="id_ID"/>
-        </w:rPr>
-      </w:r>
-      <w:r>
-        <w:rPr>
           <w:lang w:val="id_ID" w:bidi="id_ID"/>
         </w:rPr>
         <w:t xml:space="preserve">Istilah </w:t>
@@ -34305,21 +29425,6 @@
       </w:r>
       <w:r>
         <w:rPr>
-          <w:b/>
-          <w:lang w:val="id_ID" w:bidi="id_ID"/>
-        </w:rPr>
-        <w:t>ἐξηρτισμένος</w:t>
-      </w:r>
-    </w:p>
-    <w:p>
-      <w:pPr/>
-      <w:r>
-        <w:rPr>
-          <w:lang w:val="id_ID" w:bidi="id_ID"/>
-        </w:rPr>
-      </w:r>
-      <w:r>
-        <w:rPr>
           <w:lang w:val="id_ID" w:bidi="id_ID"/>
         </w:rPr>
         <w:t>Jika bahasa Anda tidak menggunakan bentuk pasif ini, Anda dapat mengungkapkan gagasan tersebut dalam bentuk aktif atau dengan cara lain yang wajar dalam bahasa Anda. Jika Anda perlu mengatakan siapa yang melakukan tindakan tersebut, jelaslah dari konteksnya bahwa yang melakukan tindakan tersebut adalah Allah. Terjemahan alternatif: "memiliki segala sesuatu yang dibutuhkannya" atau "orang yang telah diperlengkapi oleh Allah"</w:t>
@@ -34508,21 +29613,6 @@
       </w:r>
       <w:r>
         <w:rPr>
-          <w:b/>
-          <w:lang w:val="id_ID" w:bidi="id_ID"/>
-        </w:rPr>
-        <w:t>ζῶντας καὶ νεκρούς</w:t>
-      </w:r>
-    </w:p>
-    <w:p>
-      <w:pPr/>
-      <w:r>
-        <w:rPr>
-          <w:lang w:val="id_ID" w:bidi="id_ID"/>
-        </w:rPr>
-      </w:r>
-      <w:r>
-        <w:rPr>
           <w:lang w:val="id_ID" w:bidi="id_ID"/>
         </w:rPr>
         <w:t xml:space="preserve">Paulus menggunakan kata sifat </w:t>
@@ -34617,21 +29707,6 @@
       </w:r>
       <w:r>
         <w:rPr>
-          <w:b/>
-          <w:lang w:val="id_ID" w:bidi="id_ID"/>
-        </w:rPr>
-        <w:t>καὶ τὴν ἐπιφάνειαν αὐτοῦ</w:t>
-      </w:r>
-    </w:p>
-    <w:p>
-      <w:pPr/>
-      <w:r>
-        <w:rPr>
-          <w:lang w:val="id_ID" w:bidi="id_ID"/>
-        </w:rPr>
-      </w:r>
-      <w:r>
-        <w:rPr>
           <w:lang w:val="id_ID" w:bidi="id_ID"/>
         </w:rPr>
         <w:t xml:space="preserve">Banyak naskah kuno berbunyi </w:t>
@@ -34713,21 +29788,6 @@
       </w:r>
       <w:r>
         <w:rPr>
-          <w:b/>
-          <w:lang w:val="id_ID" w:bidi="id_ID"/>
-        </w:rPr>
-        <w:t>τὴν ἐπιφάνειαν αὐτοῦ</w:t>
-      </w:r>
-    </w:p>
-    <w:p>
-      <w:pPr/>
-      <w:r>
-        <w:rPr>
-          <w:lang w:val="id_ID" w:bidi="id_ID"/>
-        </w:rPr>
-      </w:r>
-      <w:r>
-        <w:rPr>
           <w:lang w:val="id_ID" w:bidi="id_ID"/>
         </w:rPr>
         <w:t xml:space="preserve">Di sini, frasa </w:t>
@@ -34822,21 +29882,6 @@
       </w:r>
       <w:r>
         <w:rPr>
-          <w:b/>
-          <w:lang w:val="id_ID" w:bidi="id_ID"/>
-        </w:rPr>
-        <w:t>τὸν λόγον</w:t>
-      </w:r>
-    </w:p>
-    <w:p>
-      <w:pPr/>
-      <w:r>
-        <w:rPr>
-          <w:lang w:val="id_ID" w:bidi="id_ID"/>
-        </w:rPr>
-      </w:r>
-      <w:r>
-        <w:rPr>
           <w:lang w:val="id_ID" w:bidi="id_ID"/>
         </w:rPr>
         <w:t xml:space="preserve">Di sini, </w:t>
@@ -34918,21 +29963,6 @@
       </w:r>
       <w:r>
         <w:rPr>
-          <w:b/>
-          <w:lang w:val="id_ID" w:bidi="id_ID"/>
-        </w:rPr>
-        <w:t>ἐπίστηθι</w:t>
-      </w:r>
-    </w:p>
-    <w:p>
-      <w:pPr/>
-      <w:r>
-        <w:rPr>
-          <w:lang w:val="id_ID" w:bidi="id_ID"/>
-        </w:rPr>
-      </w:r>
-      <w:r>
-        <w:rPr>
           <w:lang w:val="id_ID" w:bidi="id_ID"/>
         </w:rPr>
         <w:t xml:space="preserve">Di sini Paulus berbicara seolah-olah Timotius harus </w:t>
@@ -35014,21 +30044,6 @@
       </w:r>
       <w:r>
         <w:rPr>
-          <w:b/>
-          <w:lang w:val="id_ID" w:bidi="id_ID"/>
-        </w:rPr>
-        <w:t>εὐκαίρως, ἀκαίρως</w:t>
-      </w:r>
-    </w:p>
-    <w:p>
-      <w:pPr/>
-      <w:r>
-        <w:rPr>
-          <w:lang w:val="id_ID" w:bidi="id_ID"/>
-        </w:rPr>
-      </w:r>
-      <w:r>
-        <w:rPr>
           <w:lang w:val="id_ID" w:bidi="id_ID"/>
         </w:rPr>
         <w:t>Di sini Paulus mungkin menyiratkan bahwa terkadang ada waktu yang tepat dan ada waktu yang tidak tepat untuk: (1) Para pendengar Timotius. Terjemahan alternatif: "ketika orang siap untuk mendengar dan ketika orang tidak siap untuk mendengar" atau "ketika orang mau menerima dan ketika mereka tidak mau menerima" (2) Timotius. Terjemahan alternatif: "ketika itu nyaman bagimu dan ketika itu tidak nyaman"</w:t>
@@ -35097,21 +30112,6 @@
       </w:r>
       <w:r>
         <w:rPr>
-          <w:b/>
-          <w:lang w:val="id_ID" w:bidi="id_ID"/>
-        </w:rPr>
-        <w:t>ἐν πάσῃ μακροθυμίᾳ καὶ διδαχῇ</w:t>
-      </w:r>
-    </w:p>
-    <w:p>
-      <w:pPr/>
-      <w:r>
-        <w:rPr>
-          <w:lang w:val="id_ID" w:bidi="id_ID"/>
-        </w:rPr>
-      </w:r>
-      <w:r>
-        <w:rPr>
           <w:lang w:val="id_ID" w:bidi="id_ID"/>
         </w:rPr>
         <w:t xml:space="preserve">Di sini, kata </w:t>
@@ -35219,21 +30219,6 @@
       </w:r>
       <w:r>
         <w:rPr>
-          <w:b/>
-          <w:lang w:val="id_ID" w:bidi="id_ID"/>
-        </w:rPr>
-        <w:t>ἐν πάσῃ μακροθυμίᾳ καὶ διδαχῇ</w:t>
-      </w:r>
-    </w:p>
-    <w:p>
-      <w:pPr/>
-      <w:r>
-        <w:rPr>
-          <w:lang w:val="id_ID" w:bidi="id_ID"/>
-        </w:rPr>
-      </w:r>
-      <w:r>
-        <w:rPr>
           <w:lang w:val="id_ID" w:bidi="id_ID"/>
         </w:rPr>
         <w:t xml:space="preserve">Jika bahasa Anda tidak menggunakan kata benda abstrak untuk ide </w:t>
@@ -35328,21 +30313,6 @@
       </w:r>
       <w:r>
         <w:rPr>
-          <w:b/>
-          <w:lang w:val="id_ID" w:bidi="id_ID"/>
-        </w:rPr>
-        <w:t>γὰρ</w:t>
-      </w:r>
-    </w:p>
-    <w:p>
-      <w:pPr/>
-      <w:r>
-        <w:rPr>
-          <w:lang w:val="id_ID" w:bidi="id_ID"/>
-        </w:rPr>
-      </w:r>
-      <w:r>
-        <w:rPr>
           <w:lang w:val="id_ID" w:bidi="id_ID"/>
         </w:rPr>
         <w:t xml:space="preserve">Di sini, kata </w:t>
@@ -35437,21 +30407,6 @@
       </w:r>
       <w:r>
         <w:rPr>
-          <w:b/>
-          <w:lang w:val="id_ID" w:bidi="id_ID"/>
-        </w:rPr>
-        <w:t>ἔσται &amp; καιρὸς ὅτε</w:t>
-      </w:r>
-    </w:p>
-    <w:p>
-      <w:pPr/>
-      <w:r>
-        <w:rPr>
-          <w:lang w:val="id_ID" w:bidi="id_ID"/>
-        </w:rPr>
-      </w:r>
-      <w:r>
-        <w:rPr>
           <w:lang w:val="id_ID" w:bidi="id_ID"/>
         </w:rPr>
         <w:t xml:space="preserve">Terjemahan alternatif: </w:t>
@@ -35513,21 +30468,6 @@
       </w:r>
       <w:r>
         <w:rPr>
-          <w:b/>
-          <w:lang w:val="id_ID" w:bidi="id_ID"/>
-        </w:rPr>
-        <w:t>οὐκ ἀνέξονται</w:t>
-      </w:r>
-    </w:p>
-    <w:p>
-      <w:pPr/>
-      <w:r>
-        <w:rPr>
-          <w:lang w:val="id_ID" w:bidi="id_ID"/>
-        </w:rPr>
-      </w:r>
-      <w:r>
-        <w:rPr>
           <w:lang w:val="id_ID" w:bidi="id_ID"/>
         </w:rPr>
         <w:t xml:space="preserve">Kata ganti </w:t>
@@ -35609,21 +30549,6 @@
       </w:r>
       <w:r>
         <w:rPr>
-          <w:b/>
-          <w:lang w:val="id_ID" w:bidi="id_ID"/>
-        </w:rPr>
-        <w:t>οὐκ ἀνέξονται</w:t>
-      </w:r>
-    </w:p>
-    <w:p>
-      <w:pPr/>
-      <w:r>
-        <w:rPr>
-          <w:lang w:val="id_ID" w:bidi="id_ID"/>
-        </w:rPr>
-      </w:r>
-      <w:r>
-        <w:rPr>
           <w:lang w:val="id_ID" w:bidi="id_ID"/>
         </w:rPr>
         <w:t xml:space="preserve">Di sini, frasa </w:t>
@@ -35718,21 +30643,6 @@
       </w:r>
       <w:r>
         <w:rPr>
-          <w:b/>
-          <w:lang w:val="id_ID" w:bidi="id_ID"/>
-        </w:rPr>
-        <w:t>τῆς ὑγιαινούσης διδασκαλίας</w:t>
-      </w:r>
-    </w:p>
-    <w:p>
-      <w:pPr/>
-      <w:r>
-        <w:rPr>
-          <w:lang w:val="id_ID" w:bidi="id_ID"/>
-        </w:rPr>
-      </w:r>
-      <w:r>
-        <w:rPr>
           <w:lang w:val="id_ID" w:bidi="id_ID"/>
         </w:rPr>
         <w:t xml:space="preserve">Di sini Paulus berbicara seolah-olah </w:t>
@@ -35840,21 +30750,6 @@
       </w:r>
       <w:r>
         <w:rPr>
-          <w:b/>
-          <w:lang w:val="id_ID" w:bidi="id_ID"/>
-        </w:rPr>
-        <w:t>κατὰ τὰς ἰδίας ἐπιθυμίας, ἑαυτοῖς ἐπισωρεύσουσιν διδασκάλους</w:t>
-      </w:r>
-    </w:p>
-    <w:p>
-      <w:pPr/>
-      <w:r>
-        <w:rPr>
-          <w:lang w:val="id_ID" w:bidi="id_ID"/>
-        </w:rPr>
-      </w:r>
-      <w:r>
-        <w:rPr>
           <w:lang w:val="id_ID" w:bidi="id_ID"/>
         </w:rPr>
         <w:t xml:space="preserve">Di sini, frasa </w:t>
@@ -35962,21 +30857,6 @@
       </w:r>
       <w:r>
         <w:rPr>
-          <w:b/>
-          <w:lang w:val="id_ID" w:bidi="id_ID"/>
-        </w:rPr>
-        <w:t>ἑαυτοῖς ἐπισωρεύσουσιν διδασκάλους</w:t>
-      </w:r>
-    </w:p>
-    <w:p>
-      <w:pPr/>
-      <w:r>
-        <w:rPr>
-          <w:lang w:val="id_ID" w:bidi="id_ID"/>
-        </w:rPr>
-      </w:r>
-      <w:r>
-        <w:rPr>
           <w:lang w:val="id_ID" w:bidi="id_ID"/>
         </w:rPr>
         <w:t xml:space="preserve">Paulus berbicara tentang bagaimana orang-orang ini mengumpulkan banyak </w:t>
@@ -36071,21 +30951,6 @@
       </w:r>
       <w:r>
         <w:rPr>
-          <w:b/>
-          <w:lang w:val="id_ID" w:bidi="id_ID"/>
-        </w:rPr>
-        <w:t>κνηθόμενοι τὴν ἀκοήν</w:t>
-      </w:r>
-    </w:p>
-    <w:p>
-      <w:pPr/>
-      <w:r>
-        <w:rPr>
-          <w:lang w:val="id_ID" w:bidi="id_ID"/>
-        </w:rPr>
-      </w:r>
-      <w:r>
-        <w:rPr>
           <w:lang w:val="id_ID" w:bidi="id_ID"/>
         </w:rPr>
         <w:t xml:space="preserve">Di sini Paulus berbicara seolah-olah orang-orang ini memiliki </w:t>
@@ -36180,21 +31045,6 @@
       </w:r>
       <w:r>
         <w:rPr>
-          <w:b/>
-          <w:lang w:val="id_ID" w:bidi="id_ID"/>
-        </w:rPr>
-        <w:t>τὴν ἀκοήν</w:t>
-      </w:r>
-    </w:p>
-    <w:p>
-      <w:pPr/>
-      <w:r>
-        <w:rPr>
-          <w:lang w:val="id_ID" w:bidi="id_ID"/>
-        </w:rPr>
-      </w:r>
-      <w:r>
-        <w:rPr>
           <w:lang w:val="id_ID" w:bidi="id_ID"/>
         </w:rPr>
         <w:t xml:space="preserve">Jika dalam bahasa Anda tidak wajar jika berbicara seolah-olah sekelompok orang hanya memiliki satu </w:t>
@@ -36276,21 +31126,6 @@
       </w:r>
       <w:r>
         <w:rPr>
-          <w:b/>
-          <w:lang w:val="id_ID" w:bidi="id_ID"/>
-        </w:rPr>
-        <w:t>ἀπὸ μὲν τῆς ἀληθείας τὴν ἀκοὴν ἀποστρέψουσιν</w:t>
-      </w:r>
-    </w:p>
-    <w:p>
-      <w:pPr/>
-      <w:r>
-        <w:rPr>
-          <w:lang w:val="id_ID" w:bidi="id_ID"/>
-        </w:rPr>
-      </w:r>
-      <w:r>
-        <w:rPr>
           <w:lang w:val="id_ID" w:bidi="id_ID"/>
         </w:rPr>
         <w:t>Paulus berbicara tentang orang-orang yang tidak lagi memperhatikan seolah-olah mereka secara fisik memalingkan telinga mereka sehingga mereka tidak dapat mendengar. Jika akan membantu dalam bahasa Anda, Anda dapat menggunakan metafora yang sebanding atau menyatakan maknanya dengan jelas. Terjemahan alternatif: "mereka tidak lagi memperhatikan kebenaran"</w:t>
@@ -36359,21 +31194,6 @@
       </w:r>
       <w:r>
         <w:rPr>
-          <w:b/>
-          <w:lang w:val="id_ID" w:bidi="id_ID"/>
-        </w:rPr>
-        <w:t>τὴν ἀκοὴν</w:t>
-      </w:r>
-    </w:p>
-    <w:p>
-      <w:pPr/>
-      <w:r>
-        <w:rPr>
-          <w:lang w:val="id_ID" w:bidi="id_ID"/>
-        </w:rPr>
-      </w:r>
-      <w:r>
-        <w:rPr>
           <w:lang w:val="id_ID" w:bidi="id_ID"/>
         </w:rPr>
         <w:t xml:space="preserve">Jika dalam bahasa Anda tidak wajar jika berbicara seolah-olah sekelompok orang hanya memiliki satu </w:t>
@@ -36455,21 +31275,6 @@
       </w:r>
       <w:r>
         <w:rPr>
-          <w:b/>
-          <w:lang w:val="id_ID" w:bidi="id_ID"/>
-        </w:rPr>
-        <w:t>τῆς ἀληθείας</w:t>
-      </w:r>
-    </w:p>
-    <w:p>
-      <w:pPr/>
-      <w:r>
-        <w:rPr>
-          <w:lang w:val="id_ID" w:bidi="id_ID"/>
-        </w:rPr>
-      </w:r>
-      <w:r>
-        <w:rPr>
           <w:lang w:val="id_ID" w:bidi="id_ID"/>
         </w:rPr>
         <w:t xml:space="preserve">Jika bahasa Anda tidak menggunakan kata benda abstrak untuk ide </w:t>
@@ -36551,21 +31356,6 @@
       </w:r>
       <w:r>
         <w:rPr>
-          <w:b/>
-          <w:lang w:val="id_ID" w:bidi="id_ID"/>
-        </w:rPr>
-        <w:t>ἐπὶ &amp; ἐκτραπήσονται</w:t>
-      </w:r>
-    </w:p>
-    <w:p>
-      <w:pPr/>
-      <w:r>
-        <w:rPr>
-          <w:lang w:val="id_ID" w:bidi="id_ID"/>
-        </w:rPr>
-      </w:r>
-      <w:r>
-        <w:rPr>
           <w:lang w:val="id_ID" w:bidi="id_ID"/>
         </w:rPr>
         <w:t>Jika bahasa Anda tidak menggunakan bentuk pasif ini, Anda dapat mengungkapkan ide tersebut dalam bentuk aktif atau dengan cara lain yang wajar dalam bahasa Anda. Jika Anda perlu mengatakan siapa yang melakukan tindakan tersebut, jelas dari konteksnya bahwa yang melakukan adalah para guru yang mereka kumpulkan. Terjemahan alternatif: "guru-guru mereka akan memalingkan mereka pada"</w:t>
@@ -36634,21 +31424,6 @@
       </w:r>
       <w:r>
         <w:rPr>
-          <w:b/>
-          <w:lang w:val="id_ID" w:bidi="id_ID"/>
-        </w:rPr>
-        <w:t>ἐπὶ &amp; ἐκτραπήσονται</w:t>
-      </w:r>
-    </w:p>
-    <w:p>
-      <w:pPr/>
-      <w:r>
-        <w:rPr>
-          <w:lang w:val="id_ID" w:bidi="id_ID"/>
-        </w:rPr>
-      </w:r>
-      <w:r>
-        <w:rPr>
           <w:lang w:val="id_ID" w:bidi="id_ID"/>
         </w:rPr>
         <w:t xml:space="preserve">Di sini Paulus berbicara tentang orang-orang yang memperhatikan </w:t>
@@ -36730,21 +31505,6 @@
       </w:r>
       <w:r>
         <w:rPr>
-          <w:b/>
-          <w:lang w:val="id_ID" w:bidi="id_ID"/>
-        </w:rPr>
-        <w:t>τοὺς μύθους</w:t>
-      </w:r>
-    </w:p>
-    <w:p>
-      <w:pPr/>
-      <w:r>
-        <w:rPr>
-          <w:lang w:val="id_ID" w:bidi="id_ID"/>
-        </w:rPr>
-      </w:r>
-      <w:r>
-        <w:rPr>
           <w:lang w:val="id_ID" w:bidi="id_ID"/>
         </w:rPr>
         <w:t xml:space="preserve">Kata </w:t>
@@ -36826,21 +31586,6 @@
       </w:r>
       <w:r>
         <w:rPr>
-          <w:b/>
-          <w:lang w:val="id_ID" w:bidi="id_ID"/>
-        </w:rPr>
-        <w:t>σὺ δὲ</w:t>
-      </w:r>
-    </w:p>
-    <w:p>
-      <w:pPr/>
-      <w:r>
-        <w:rPr>
-          <w:lang w:val="id_ID" w:bidi="id_ID"/>
-        </w:rPr>
-      </w:r>
-      <w:r>
-        <w:rPr>
           <w:lang w:val="id_ID" w:bidi="id_ID"/>
         </w:rPr>
         <w:t xml:space="preserve">Di sini, kata </w:t>
@@ -36922,21 +31667,6 @@
       </w:r>
       <w:r>
         <w:rPr>
-          <w:b/>
-          <w:lang w:val="id_ID" w:bidi="id_ID"/>
-        </w:rPr>
-        <w:t>νῆφε</w:t>
-      </w:r>
-    </w:p>
-    <w:p>
-      <w:pPr/>
-      <w:r>
-        <w:rPr>
-          <w:lang w:val="id_ID" w:bidi="id_ID"/>
-        </w:rPr>
-      </w:r>
-      <w:r>
-        <w:rPr>
           <w:lang w:val="id_ID" w:bidi="id_ID"/>
         </w:rPr>
         <w:t xml:space="preserve">Di sini Paulus berbicara seolah-olah dia ingin Timotius menghindari mabuk sehingga dia </w:t>
@@ -36954,7 +31684,7 @@
         </w:rPr>
         <w:t xml:space="preserve">. Walaupun Paulus memang menulis bahwa orang Kristen tidak boleh mabuk (lihat </w:t>
       </w:r>
-      <w:hyperlink r:id="rId44">
+      <w:hyperlink r:id="rId42">
         <w:r>
           <w:rPr>
             <w:lang w:val="id_ID" w:bidi="id_ID"/>
@@ -37036,21 +31766,6 @@
       </w:r>
       <w:r>
         <w:rPr>
-          <w:b/>
-          <w:lang w:val="id_ID" w:bidi="id_ID"/>
-        </w:rPr>
-        <w:t>ἐν πᾶσιν</w:t>
-      </w:r>
-    </w:p>
-    <w:p>
-      <w:pPr/>
-      <w:r>
-        <w:rPr>
-          <w:lang w:val="id_ID" w:bidi="id_ID"/>
-        </w:rPr>
-      </w:r>
-      <w:r>
-        <w:rPr>
           <w:lang w:val="id_ID" w:bidi="id_ID"/>
         </w:rPr>
         <w:t>Terjemahan alternatif: "dalam setiap situasi" atau "dalam segala hal"</w:t>
@@ -37099,21 +31814,6 @@
       </w:r>
       <w:r>
         <w:rPr>
-          <w:b/>
-          <w:lang w:val="id_ID" w:bidi="id_ID"/>
-        </w:rPr>
-        <w:t>κακοπάθησον</w:t>
-      </w:r>
-    </w:p>
-    <w:p>
-      <w:pPr/>
-      <w:r>
-        <w:rPr>
-          <w:lang w:val="id_ID" w:bidi="id_ID"/>
-        </w:rPr>
-      </w:r>
-      <w:r>
-        <w:rPr>
           <w:lang w:val="id_ID" w:bidi="id_ID"/>
         </w:rPr>
         <w:t xml:space="preserve">Jika bahasa Anda tidak menggunakan kata benda abstrak untuk ide </w:t>
@@ -37195,21 +31895,6 @@
       </w:r>
       <w:r>
         <w:rPr>
-          <w:b/>
-          <w:lang w:val="id_ID" w:bidi="id_ID"/>
-        </w:rPr>
-        <w:t>ἔργον &amp; εὐαγγελιστοῦ</w:t>
-      </w:r>
-    </w:p>
-    <w:p>
-      <w:pPr/>
-      <w:r>
-        <w:rPr>
-          <w:lang w:val="id_ID" w:bidi="id_ID"/>
-        </w:rPr>
-      </w:r>
-      <w:r>
-        <w:rPr>
           <w:lang w:val="id_ID" w:bidi="id_ID"/>
         </w:rPr>
         <w:t xml:space="preserve">Di sini, Paulus menggunakan bentuk posesif untuk menggambarkan </w:t>
@@ -37304,21 +31989,6 @@
       </w:r>
       <w:r>
         <w:rPr>
-          <w:b/>
-          <w:lang w:val="id_ID" w:bidi="id_ID"/>
-        </w:rPr>
-        <w:t>τὴν διακονίαν σου πληροφόρησον</w:t>
-      </w:r>
-    </w:p>
-    <w:p>
-      <w:pPr/>
-      <w:r>
-        <w:rPr>
-          <w:lang w:val="id_ID" w:bidi="id_ID"/>
-        </w:rPr>
-      </w:r>
-      <w:r>
-        <w:rPr>
           <w:lang w:val="id_ID" w:bidi="id_ID"/>
         </w:rPr>
         <w:t xml:space="preserve">Jika bahasa Anda tidak menggunakan kata benda abstrak untuk ide </w:t>
@@ -37400,21 +32070,6 @@
       </w:r>
       <w:r>
         <w:rPr>
-          <w:b/>
-          <w:lang w:val="id_ID" w:bidi="id_ID"/>
-        </w:rPr>
-        <w:t>γὰρ</w:t>
-      </w:r>
-    </w:p>
-    <w:p>
-      <w:pPr/>
-      <w:r>
-        <w:rPr>
-          <w:lang w:val="id_ID" w:bidi="id_ID"/>
-        </w:rPr>
-      </w:r>
-      <w:r>
-        <w:rPr>
           <w:lang w:val="id_ID" w:bidi="id_ID"/>
         </w:rPr>
         <w:t xml:space="preserve">Di sini, kata </w:t>
@@ -37509,21 +32164,6 @@
       </w:r>
       <w:r>
         <w:rPr>
-          <w:b/>
-          <w:lang w:val="id_ID" w:bidi="id_ID"/>
-        </w:rPr>
-        <w:t>ἐγὼ &amp; ἤδη σπένδομαι</w:t>
-      </w:r>
-    </w:p>
-    <w:p>
-      <w:pPr/>
-      <w:r>
-        <w:rPr>
-          <w:lang w:val="id_ID" w:bidi="id_ID"/>
-        </w:rPr>
-      </w:r>
-      <w:r>
-        <w:rPr>
           <w:lang w:val="id_ID" w:bidi="id_ID"/>
         </w:rPr>
         <w:t>Di sini Paulus menggambarkan dirinya seolah-olah dia adalah anggur yang akan dicurahkan oleh orang-orang dalam budayanya kepada kurban sebelum mereka mempersembahkannya kepada Allah. Maksudnya adalah bahwa ia sedang mengalami hari-hari terakhir dalam hidupnya, dan baik hari-hari ini maupun kematiannya akan memuliakan Allah. Jika itu akan membantu dalam bahasa Anda, Anda dapat mengungkapkan ide tersebut dalam bentuk perumpamaan atau menyatakan maknanya dengan jelas. Terjemahan alternatif: "Saya mendekati akhir hidup saya, yang seperti dicurahkan sebagai persembahan" atau "Saya menghormati Tuhan saat saya mengalami hari-hari terakhir dalam hidup saya"</w:t>
@@ -37592,21 +32232,6 @@
       </w:r>
       <w:r>
         <w:rPr>
-          <w:b/>
-          <w:lang w:val="id_ID" w:bidi="id_ID"/>
-        </w:rPr>
-        <w:t>ἐγὼ &amp; ἤδη σπένδομαι</w:t>
-      </w:r>
-    </w:p>
-    <w:p>
-      <w:pPr/>
-      <w:r>
-        <w:rPr>
-          <w:lang w:val="id_ID" w:bidi="id_ID"/>
-        </w:rPr>
-      </w:r>
-      <w:r>
-        <w:rPr>
           <w:lang w:val="id_ID" w:bidi="id_ID"/>
         </w:rPr>
         <w:t>Jika bahasa Anda tidak menggunakan bentuk pasif ini, Anda dapat mengungkapkan gagasan tersebut dalam bentuk aktif atau dengan cara lain yang wajar dalam bahasa Anda. Jika Anda perlu mengatakan siapa yang melakukan tindakan tersebut, jelaslah dari konteksnya bahwa yang melakukan tindakan tersebut adalah Allah. Terjemahan alternatif: "Allah telah mencurahkan aku sebagai persembahan"</w:t>
@@ -37675,21 +32300,6 @@
       </w:r>
       <w:r>
         <w:rPr>
-          <w:b/>
-          <w:lang w:val="id_ID" w:bidi="id_ID"/>
-        </w:rPr>
-        <w:t>τῆς ἀναλύσεώς μου</w:t>
-      </w:r>
-    </w:p>
-    <w:p>
-      <w:pPr/>
-      <w:r>
-        <w:rPr>
-          <w:lang w:val="id_ID" w:bidi="id_ID"/>
-        </w:rPr>
-      </w:r>
-      <w:r>
-        <w:rPr>
           <w:lang w:val="id_ID" w:bidi="id_ID"/>
         </w:rPr>
         <w:t xml:space="preserve">Paulus merujuk pada kematiannya dengan cara yang sopan dengan menggunakan frasa </w:t>
@@ -37771,21 +32381,6 @@
       </w:r>
       <w:r>
         <w:rPr>
-          <w:b/>
-          <w:lang w:val="id_ID" w:bidi="id_ID"/>
-        </w:rPr>
-        <w:t>τὸν καλὸν ἀγῶνα ἠγώνισμαι</w:t>
-      </w:r>
-    </w:p>
-    <w:p>
-      <w:pPr/>
-      <w:r>
-        <w:rPr>
-          <w:lang w:val="id_ID" w:bidi="id_ID"/>
-        </w:rPr>
-      </w:r>
-      <w:r>
-        <w:rPr>
           <w:lang w:val="id_ID" w:bidi="id_ID"/>
         </w:rPr>
         <w:t xml:space="preserve">Di sini, Paulus berbicara tentang bagaimana ia telah bertekun dalam percaya dan menaati Yesus seperti seorang pejuang yang sedang bertempur dalam sebuah </w:t>
@@ -37867,21 +32462,6 @@
       </w:r>
       <w:r>
         <w:rPr>
-          <w:b/>
-          <w:lang w:val="id_ID" w:bidi="id_ID"/>
-        </w:rPr>
-        <w:t>τὸν καλὸν ἀγῶνα</w:t>
-      </w:r>
-    </w:p>
-    <w:p>
-      <w:pPr/>
-      <w:r>
-        <w:rPr>
-          <w:lang w:val="id_ID" w:bidi="id_ID"/>
-        </w:rPr>
-      </w:r>
-      <w:r>
-        <w:rPr>
           <w:lang w:val="id_ID" w:bidi="id_ID"/>
         </w:rPr>
         <w:t xml:space="preserve">Di sini, frasa </w:t>
@@ -37963,21 +32543,6 @@
       </w:r>
       <w:r>
         <w:rPr>
-          <w:b/>
-          <w:lang w:val="id_ID" w:bidi="id_ID"/>
-        </w:rPr>
-        <w:t>τὸν δρόμον τετέλεκα</w:t>
-      </w:r>
-    </w:p>
-    <w:p>
-      <w:pPr/>
-      <w:r>
-        <w:rPr>
-          <w:lang w:val="id_ID" w:bidi="id_ID"/>
-        </w:rPr>
-      </w:r>
-      <w:r>
-        <w:rPr>
           <w:lang w:val="id_ID" w:bidi="id_ID"/>
         </w:rPr>
         <w:t xml:space="preserve">Di sini Paulus berbicara tentang bagaimana ia telah melayani Allah seolah-olah itu adalah sebuah </w:t>
@@ -38072,21 +32637,6 @@
       </w:r>
       <w:r>
         <w:rPr>
-          <w:b/>
-          <w:lang w:val="id_ID" w:bidi="id_ID"/>
-        </w:rPr>
-        <w:t>τὴν πίστιν τετήρηκα</w:t>
-      </w:r>
-    </w:p>
-    <w:p>
-      <w:pPr/>
-      <w:r>
-        <w:rPr>
-          <w:lang w:val="id_ID" w:bidi="id_ID"/>
-        </w:rPr>
-      </w:r>
-      <w:r>
-        <w:rPr>
           <w:lang w:val="id_ID" w:bidi="id_ID"/>
         </w:rPr>
         <w:t xml:space="preserve">Di sini Paulus berbicara tentang </w:t>
@@ -38194,21 +32744,6 @@
       </w:r>
       <w:r>
         <w:rPr>
-          <w:b/>
-          <w:lang w:val="id_ID" w:bidi="id_ID"/>
-        </w:rPr>
-        <w:t>τὴν πίστιν τετήρηκα</w:t>
-      </w:r>
-    </w:p>
-    <w:p>
-      <w:pPr/>
-      <w:r>
-        <w:rPr>
-          <w:lang w:val="id_ID" w:bidi="id_ID"/>
-        </w:rPr>
-      </w:r>
-      <w:r>
-        <w:rPr>
           <w:lang w:val="id_ID" w:bidi="id_ID"/>
         </w:rPr>
         <w:t xml:space="preserve">Di sini, kata </w:t>
@@ -38316,21 +32851,6 @@
       </w:r>
       <w:r>
         <w:rPr>
-          <w:b/>
-          <w:lang w:val="id_ID" w:bidi="id_ID"/>
-        </w:rPr>
-        <w:t>τὴν πίστιν</w:t>
-      </w:r>
-    </w:p>
-    <w:p>
-      <w:pPr/>
-      <w:r>
-        <w:rPr>
-          <w:lang w:val="id_ID" w:bidi="id_ID"/>
-        </w:rPr>
-      </w:r>
-      <w:r>
-        <w:rPr>
           <w:lang w:val="id_ID" w:bidi="id_ID"/>
         </w:rPr>
         <w:t xml:space="preserve">Jika bahasa Anda tidak menggunakan kata benda abstrak untuk ide </w:t>
@@ -38412,21 +32932,6 @@
       </w:r>
       <w:r>
         <w:rPr>
-          <w:b/>
-          <w:lang w:val="id_ID" w:bidi="id_ID"/>
-        </w:rPr>
-        <w:t>λοιπὸν</w:t>
-      </w:r>
-    </w:p>
-    <w:p>
-      <w:pPr/>
-      <w:r>
-        <w:rPr>
-          <w:lang w:val="id_ID" w:bidi="id_ID"/>
-        </w:rPr>
-      </w:r>
-      <w:r>
-        <w:rPr>
           <w:lang w:val="id_ID" w:bidi="id_ID"/>
         </w:rPr>
         <w:t xml:space="preserve">Di sini, kata yang diterjemahkan sebagai </w:t>
@@ -38508,21 +33013,6 @@
       </w:r>
       <w:r>
         <w:rPr>
-          <w:b/>
-          <w:lang w:val="id_ID" w:bidi="id_ID"/>
-        </w:rPr>
-        <w:t>ἀπόκειταί &amp; ὁ τῆς δικαιοσύνης στέφανος</w:t>
-      </w:r>
-    </w:p>
-    <w:p>
-      <w:pPr/>
-      <w:r>
-        <w:rPr>
-          <w:lang w:val="id_ID" w:bidi="id_ID"/>
-        </w:rPr>
-      </w:r>
-      <w:r>
-        <w:rPr>
           <w:lang w:val="id_ID" w:bidi="id_ID"/>
         </w:rPr>
         <w:t>Jika bahasa Anda tidak menggunakan bentuk pasif ini, Anda dapat mengungkapkan gagasan tersebut dalam bentuk aktif atau dengan cara lain yang wajar dalam bahasa Anda. Jika Anda perlu mengatakan siapa yang melakukan tindakan tersebut, jelaslah dari konteksnya bahwa yang melakukan tindakan tersebut adalah Allah. Terjemahan alternatif: "Allah menyimpan mahkota kebenaran"</w:t>
@@ -38591,21 +33081,6 @@
       </w:r>
       <w:r>
         <w:rPr>
-          <w:b/>
-          <w:lang w:val="id_ID" w:bidi="id_ID"/>
-        </w:rPr>
-        <w:t>ὁ τῆς δικαιοσύνης στέφανος</w:t>
-      </w:r>
-    </w:p>
-    <w:p>
-      <w:pPr/>
-      <w:r>
-        <w:rPr>
-          <w:lang w:val="id_ID" w:bidi="id_ID"/>
-        </w:rPr>
-      </w:r>
-      <w:r>
-        <w:rPr>
           <w:lang w:val="id_ID" w:bidi="id_ID"/>
         </w:rPr>
         <w:t xml:space="preserve">Di sini, Paulus menggunakan bentuk posesif untuk menggambarkan </w:t>
@@ -38713,21 +33188,6 @@
       </w:r>
       <w:r>
         <w:rPr>
-          <w:b/>
-          <w:lang w:val="id_ID" w:bidi="id_ID"/>
-        </w:rPr>
-        <w:t>ὁ τῆς δικαιοσύνης στέφανος</w:t>
-      </w:r>
-    </w:p>
-    <w:p>
-      <w:pPr/>
-      <w:r>
-        <w:rPr>
-          <w:lang w:val="id_ID" w:bidi="id_ID"/>
-        </w:rPr>
-      </w:r>
-      <w:r>
-        <w:rPr>
           <w:lang w:val="id_ID" w:bidi="id_ID"/>
         </w:rPr>
         <w:t xml:space="preserve">Di sini Paulus menggambarkan hadiah yang ia harapkan untuk diterima seolah-olah hadiah itu adalah </w:t>
@@ -38809,26 +33269,11 @@
       </w:r>
       <w:r>
         <w:rPr>
-          <w:b/>
-          <w:lang w:val="id_ID" w:bidi="id_ID"/>
-        </w:rPr>
-        <w:t>ἐν, ἐκείνῃ τῇ ἡμέρᾳ</w:t>
-      </w:r>
-    </w:p>
-    <w:p>
-      <w:pPr/>
-      <w:r>
-        <w:rPr>
-          <w:lang w:val="id_ID" w:bidi="id_ID"/>
-        </w:rPr>
-      </w:r>
-      <w:r>
-        <w:rPr>
           <w:lang w:val="id_ID" w:bidi="id_ID"/>
         </w:rPr>
         <w:t xml:space="preserve">Di sini Paulus mengacu pada saat yang tepat ketika Yesus akan kembali ke dunia ini, yang juga akan menjadi akhir dari periode waktu saat ini dan saat Yesus menghakimi semua orang. Jika akan membantu dalam bahasa Anda, Anda dapat membuat gagasan itu lebih eksplisit. Lihatlah bagaimana Anda mengungkapkan frasa yang sama dalam </w:t>
       </w:r>
-      <w:hyperlink r:id="rId45">
+      <w:hyperlink r:id="rId43">
         <w:r>
           <w:rPr>
             <w:lang w:val="id_ID" w:bidi="id_ID"/>
@@ -38910,21 +33355,6 @@
       </w:r>
       <w:r>
         <w:rPr>
-          <w:b/>
-          <w:lang w:val="id_ID" w:bidi="id_ID"/>
-        </w:rPr>
-        <w:t>οὐ μόνον δὲ ἐμοὶ, ἀλλὰ καὶ πᾶσιν τοῖς</w:t>
-      </w:r>
-    </w:p>
-    <w:p>
-      <w:pPr/>
-      <w:r>
-        <w:rPr>
-          <w:lang w:val="id_ID" w:bidi="id_ID"/>
-        </w:rPr>
-      </w:r>
-      <w:r>
-        <w:rPr>
           <w:lang w:val="id_ID" w:bidi="id_ID"/>
         </w:rPr>
         <w:t>Paulus menghilangkan beberapa kata yang dalam banyak bahasa diperlukan untuk melengkapi kalimat. Anda dapat menyediakan kata-kata ini dari awal kalimat jika akan lebih jelas dalam bahasa Anda. Terjemahan alternatif: "dan Ia tidak akan memberikannya hanya kepadaku saja, tetapi juga kepada semua orang"</w:t>
@@ -38993,21 +33423,6 @@
       </w:r>
       <w:r>
         <w:rPr>
-          <w:b/>
-          <w:lang w:val="id_ID" w:bidi="id_ID"/>
-        </w:rPr>
-        <w:t>πᾶσιν τοῖς ἠγαπηκόσι τὴν ἐπιφάνειαν αὐτοῦ</w:t>
-      </w:r>
-    </w:p>
-    <w:p>
-      <w:pPr/>
-      <w:r>
-        <w:rPr>
-          <w:lang w:val="id_ID" w:bidi="id_ID"/>
-        </w:rPr>
-      </w:r>
-      <w:r>
-        <w:rPr>
           <w:lang w:val="id_ID" w:bidi="id_ID"/>
         </w:rPr>
         <w:t xml:space="preserve">Di sini, frasa </w:t>
@@ -39102,21 +33517,6 @@
       </w:r>
       <w:r>
         <w:rPr>
-          <w:b/>
-          <w:lang w:val="id_ID" w:bidi="id_ID"/>
-        </w:rPr>
-        <w:t>τὴν ἐπιφάνειαν αὐτοῦ</w:t>
-      </w:r>
-    </w:p>
-    <w:p>
-      <w:pPr/>
-      <w:r>
-        <w:rPr>
-          <w:lang w:val="id_ID" w:bidi="id_ID"/>
-        </w:rPr>
-      </w:r>
-      <w:r>
-        <w:rPr>
           <w:lang w:val="id_ID" w:bidi="id_ID"/>
         </w:rPr>
         <w:t xml:space="preserve">Di sini, frasa </w:t>
@@ -39147,7 +33547,7 @@
         </w:rPr>
         <w:t xml:space="preserve">. Jika akan membantu dalam bahasa Anda, Anda dapat membuat gagasan itu lebih eksplisit. Lihat bagaimana Anda mengungkapkan frasa ini dalam </w:t>
       </w:r>
-      <w:hyperlink r:id="rId46">
+      <w:hyperlink r:id="rId44">
         <w:r>
           <w:rPr>
             <w:lang w:val="id_ID" w:bidi="id_ID"/>
@@ -39229,21 +33629,6 @@
       </w:r>
       <w:r>
         <w:rPr>
-          <w:b/>
-          <w:lang w:val="id_ID" w:bidi="id_ID"/>
-        </w:rPr>
-        <w:t>σπούδασον ἐλθεῖν &amp; ταχέως</w:t>
-      </w:r>
-    </w:p>
-    <w:p>
-      <w:pPr/>
-      <w:r>
-        <w:rPr>
-          <w:lang w:val="id_ID" w:bidi="id_ID"/>
-        </w:rPr>
-      </w:r>
-      <w:r>
-        <w:rPr>
           <w:lang w:val="id_ID" w:bidi="id_ID"/>
         </w:rPr>
         <w:t>Terjemahan alternatif: "Datanglah kepadaku secepat mungkin"</w:t>
@@ -39292,21 +33677,6 @@
       </w:r>
       <w:r>
         <w:rPr>
-          <w:b/>
-          <w:lang w:val="id_ID" w:bidi="id_ID"/>
-        </w:rPr>
-        <w:t>ἐλθεῖν</w:t>
-      </w:r>
-    </w:p>
-    <w:p>
-      <w:pPr/>
-      <w:r>
-        <w:rPr>
-          <w:lang w:val="id_ID" w:bidi="id_ID"/>
-        </w:rPr>
-      </w:r>
-      <w:r>
-        <w:rPr>
           <w:lang w:val="id_ID" w:bidi="id_ID"/>
         </w:rPr>
         <w:t xml:space="preserve">Dalam konteks seperti ini, bahasa Anda mungkin akan mengatakan "pergi" dan bukan </w:t>
@@ -39388,21 +33758,6 @@
       </w:r>
       <w:r>
         <w:rPr>
-          <w:b/>
-          <w:lang w:val="id_ID" w:bidi="id_ID"/>
-        </w:rPr>
-        <w:t>γάρ</w:t>
-      </w:r>
-    </w:p>
-    <w:p>
-      <w:pPr/>
-      <w:r>
-        <w:rPr>
-          <w:lang w:val="id_ID" w:bidi="id_ID"/>
-        </w:rPr>
-      </w:r>
-      <w:r>
-        <w:rPr>
           <w:lang w:val="id_ID" w:bidi="id_ID"/>
         </w:rPr>
         <w:t xml:space="preserve">Di sini, kata </w:t>
@@ -39497,21 +33852,6 @@
       </w:r>
       <w:r>
         <w:rPr>
-          <w:b/>
-          <w:lang w:val="id_ID" w:bidi="id_ID"/>
-        </w:rPr>
-        <w:t>Δημᾶς &amp; Κρήσκης</w:t>
-      </w:r>
-    </w:p>
-    <w:p>
-      <w:pPr/>
-      <w:r>
-        <w:rPr>
-          <w:lang w:val="id_ID" w:bidi="id_ID"/>
-        </w:rPr>
-      </w:r>
-      <w:r>
-        <w:rPr>
           <w:lang w:val="id_ID" w:bidi="id_ID"/>
         </w:rPr>
         <w:t xml:space="preserve">Kata </w:t>
@@ -39606,21 +33946,6 @@
       </w:r>
       <w:r>
         <w:rPr>
-          <w:b/>
-          <w:lang w:val="id_ID" w:bidi="id_ID"/>
-        </w:rPr>
-        <w:t>τὸν νῦν αἰῶνα</w:t>
-      </w:r>
-    </w:p>
-    <w:p>
-      <w:pPr/>
-      <w:r>
-        <w:rPr>
-          <w:lang w:val="id_ID" w:bidi="id_ID"/>
-        </w:rPr>
-      </w:r>
-      <w:r>
-        <w:rPr>
           <w:lang w:val="id_ID" w:bidi="id_ID"/>
         </w:rPr>
         <w:t xml:space="preserve">Di sini, frasa </w:t>
@@ -39715,21 +34040,6 @@
       </w:r>
       <w:r>
         <w:rPr>
-          <w:b/>
-          <w:lang w:val="id_ID" w:bidi="id_ID"/>
-        </w:rPr>
-        <w:t>ἐπορεύθη</w:t>
-      </w:r>
-    </w:p>
-    <w:p>
-      <w:pPr/>
-      <w:r>
-        <w:rPr>
-          <w:lang w:val="id_ID" w:bidi="id_ID"/>
-        </w:rPr>
-      </w:r>
-      <w:r>
-        <w:rPr>
           <w:lang w:val="id_ID" w:bidi="id_ID"/>
         </w:rPr>
         <w:t xml:space="preserve">Dalam konteks seperti ini, bahasa Anda mungkin akan mengatakan </w:t>
@@ -39824,21 +34134,6 @@
       </w:r>
       <w:r>
         <w:rPr>
-          <w:b/>
-          <w:lang w:val="id_ID" w:bidi="id_ID"/>
-        </w:rPr>
-        <w:t>Κρήσκης εἰς Γαλατίαν, Τίτος εἰς Δαλματίαν</w:t>
-      </w:r>
-    </w:p>
-    <w:p>
-      <w:pPr/>
-      <w:r>
-        <w:rPr>
-          <w:lang w:val="id_ID" w:bidi="id_ID"/>
-        </w:rPr>
-      </w:r>
-      <w:r>
-        <w:rPr>
           <w:lang w:val="id_ID" w:bidi="id_ID"/>
         </w:rPr>
         <w:t>Paulus menghilangkan beberapa kata yang dalam banyak bahasa diperlukan untuk melengkapi kalimat. Anda dapat menyediakan kata-kata ini dari awal kalimat jika akan lebih jelas dalam bahasa Anda. Terjemahan alternatif: "dan Kreskus telah pergi ke Galatia, dan Titus telah pergi ke Dalmatia"</w:t>
@@ -39907,21 +34202,6 @@
       </w:r>
       <w:r>
         <w:rPr>
-          <w:b/>
-          <w:lang w:val="id_ID" w:bidi="id_ID"/>
-        </w:rPr>
-        <w:t>Δαλματίαν</w:t>
-      </w:r>
-    </w:p>
-    <w:p>
-      <w:pPr/>
-      <w:r>
-        <w:rPr>
-          <w:lang w:val="id_ID" w:bidi="id_ID"/>
-        </w:rPr>
-      </w:r>
-      <w:r>
-        <w:rPr>
           <w:lang w:val="id_ID" w:bidi="id_ID"/>
         </w:rPr>
         <w:t xml:space="preserve">Kata </w:t>
@@ -40003,21 +34283,6 @@
       </w:r>
       <w:r>
         <w:rPr>
-          <w:b/>
-          <w:lang w:val="id_ID" w:bidi="id_ID"/>
-        </w:rPr>
-        <w:t>μοι εὔχρηστος εἰς διακονίαν</w:t>
-      </w:r>
-    </w:p>
-    <w:p>
-      <w:pPr/>
-      <w:r>
-        <w:rPr>
-          <w:lang w:val="id_ID" w:bidi="id_ID"/>
-        </w:rPr>
-      </w:r>
-      <w:r>
-        <w:rPr>
           <w:lang w:val="id_ID" w:bidi="id_ID"/>
         </w:rPr>
         <w:t xml:space="preserve">Di sini Paulus mungkin menyiratkan bahwa Markus </w:t>
@@ -40099,21 +34364,6 @@
       </w:r>
       <w:r>
         <w:rPr>
-          <w:b/>
-          <w:lang w:val="id_ID" w:bidi="id_ID"/>
-        </w:rPr>
-        <w:t>εἰς διακονίαν</w:t>
-      </w:r>
-    </w:p>
-    <w:p>
-      <w:pPr/>
-      <w:r>
-        <w:rPr>
-          <w:lang w:val="id_ID" w:bidi="id_ID"/>
-        </w:rPr>
-      </w:r>
-      <w:r>
-        <w:rPr>
           <w:lang w:val="id_ID" w:bidi="id_ID"/>
         </w:rPr>
         <w:t xml:space="preserve">Jika bahasa Anda tidak menggunakan kata benda abstrak untuk ide </w:t>
@@ -40195,21 +34445,6 @@
       </w:r>
       <w:r>
         <w:rPr>
-          <w:b/>
-          <w:lang w:val="id_ID" w:bidi="id_ID"/>
-        </w:rPr>
-        <w:t>δὲ</w:t>
-      </w:r>
-    </w:p>
-    <w:p>
-      <w:pPr/>
-      <w:r>
-        <w:rPr>
-          <w:lang w:val="id_ID" w:bidi="id_ID"/>
-        </w:rPr>
-      </w:r>
-      <w:r>
-        <w:rPr>
           <w:lang w:val="id_ID" w:bidi="id_ID"/>
         </w:rPr>
         <w:t xml:space="preserve">Di sini, kata </w:t>
@@ -40304,21 +34539,6 @@
       </w:r>
       <w:r>
         <w:rPr>
-          <w:b/>
-          <w:lang w:val="id_ID" w:bidi="id_ID"/>
-        </w:rPr>
-        <w:t>ἀπέστειλα</w:t>
-      </w:r>
-    </w:p>
-    <w:p>
-      <w:pPr/>
-      <w:r>
-        <w:rPr>
-          <w:lang w:val="id_ID" w:bidi="id_ID"/>
-        </w:rPr>
-      </w:r>
-      <w:r>
-        <w:rPr>
           <w:lang w:val="id_ID" w:bidi="id_ID"/>
         </w:rPr>
         <w:t xml:space="preserve">Di sini Paulus dapat menggunakan bentuk lampau untuk menunjukkan: (1) bahwa ia </w:t>
@@ -40439,21 +34659,6 @@
       </w:r>
       <w:r>
         <w:rPr>
-          <w:b/>
-          <w:lang w:val="id_ID" w:bidi="id_ID"/>
-        </w:rPr>
-        <w:t>φελόνην</w:t>
-      </w:r>
-    </w:p>
-    <w:p>
-      <w:pPr/>
-      <w:r>
-        <w:rPr>
-          <w:lang w:val="id_ID" w:bidi="id_ID"/>
-        </w:rPr>
-      </w:r>
-      <w:r>
-        <w:rPr>
           <w:lang w:val="id_ID" w:bidi="id_ID"/>
         </w:rPr>
         <w:t xml:space="preserve">Istilah </w:t>
@@ -40535,21 +34740,6 @@
       </w:r>
       <w:r>
         <w:rPr>
-          <w:b/>
-          <w:lang w:val="id_ID" w:bidi="id_ID"/>
-        </w:rPr>
-        <w:t>Κάρπῳ</w:t>
-      </w:r>
-    </w:p>
-    <w:p>
-      <w:pPr/>
-      <w:r>
-        <w:rPr>
-          <w:lang w:val="id_ID" w:bidi="id_ID"/>
-        </w:rPr>
-      </w:r>
-      <w:r>
-        <w:rPr>
           <w:lang w:val="id_ID" w:bidi="id_ID"/>
         </w:rPr>
         <w:t xml:space="preserve">Kata </w:t>
@@ -40631,21 +34821,6 @@
       </w:r>
       <w:r>
         <w:rPr>
-          <w:b/>
-          <w:lang w:val="id_ID" w:bidi="id_ID"/>
-        </w:rPr>
-        <w:t>ἐρχόμενος</w:t>
-      </w:r>
-    </w:p>
-    <w:p>
-      <w:pPr/>
-      <w:r>
-        <w:rPr>
-          <w:lang w:val="id_ID" w:bidi="id_ID"/>
-        </w:rPr>
-      </w:r>
-      <w:r>
-        <w:rPr>
           <w:lang w:val="id_ID" w:bidi="id_ID"/>
         </w:rPr>
         <w:t xml:space="preserve">Dalam konteks seperti ini, bahasa Anda mungkin akan mengatakan "pergi" dan bukan </w:t>
@@ -40727,21 +34902,6 @@
       </w:r>
       <w:r>
         <w:rPr>
-          <w:b/>
-          <w:lang w:val="id_ID" w:bidi="id_ID"/>
-        </w:rPr>
-        <w:t>μάλιστα τὰς μεμβράνας</w:t>
-      </w:r>
-    </w:p>
-    <w:p>
-      <w:pPr/>
-      <w:r>
-        <w:rPr>
-          <w:lang w:val="id_ID" w:bidi="id_ID"/>
-        </w:rPr>
-      </w:r>
-      <w:r>
-        <w:rPr>
           <w:lang w:val="id_ID" w:bidi="id_ID"/>
         </w:rPr>
         <w:t xml:space="preserve">Di sini, frasa </w:t>
@@ -40836,21 +34996,6 @@
       </w:r>
       <w:r>
         <w:rPr>
-          <w:b/>
-          <w:lang w:val="id_ID" w:bidi="id_ID"/>
-        </w:rPr>
-        <w:t>τὰς μεμβράνας</w:t>
-      </w:r>
-    </w:p>
-    <w:p>
-      <w:pPr/>
-      <w:r>
-        <w:rPr>
-          <w:lang w:val="id_ID" w:bidi="id_ID"/>
-        </w:rPr>
-      </w:r>
-      <w:r>
-        <w:rPr>
           <w:lang w:val="id_ID" w:bidi="id_ID"/>
         </w:rPr>
         <w:t xml:space="preserve">Kata </w:t>
@@ -40932,21 +35077,6 @@
       </w:r>
       <w:r>
         <w:rPr>
-          <w:b/>
-          <w:lang w:val="id_ID" w:bidi="id_ID"/>
-        </w:rPr>
-        <w:t>Ἀλέξανδρος ὁ χαλκεὺς</w:t>
-      </w:r>
-    </w:p>
-    <w:p>
-      <w:pPr/>
-      <w:r>
-        <w:rPr>
-          <w:lang w:val="id_ID" w:bidi="id_ID"/>
-        </w:rPr>
-      </w:r>
-      <w:r>
-        <w:rPr>
           <w:lang w:val="id_ID" w:bidi="id_ID"/>
         </w:rPr>
         <w:t xml:space="preserve">Seorang </w:t>
@@ -41028,21 +35158,6 @@
       </w:r>
       <w:r>
         <w:rPr>
-          <w:b/>
-          <w:lang w:val="id_ID" w:bidi="id_ID"/>
-        </w:rPr>
-        <w:t>Ἀλέξανδρος</w:t>
-      </w:r>
-    </w:p>
-    <w:p>
-      <w:pPr/>
-      <w:r>
-        <w:rPr>
-          <w:lang w:val="id_ID" w:bidi="id_ID"/>
-        </w:rPr>
-      </w:r>
-      <w:r>
-        <w:rPr>
           <w:lang w:val="id_ID" w:bidi="id_ID"/>
         </w:rPr>
         <w:t xml:space="preserve">Kata </w:t>
@@ -41124,21 +35239,6 @@
       </w:r>
       <w:r>
         <w:rPr>
-          <w:b/>
-          <w:lang w:val="id_ID" w:bidi="id_ID"/>
-        </w:rPr>
-        <w:t>πολλά μοι κακὰ ἐνεδείξατο</w:t>
-      </w:r>
-    </w:p>
-    <w:p>
-      <w:pPr/>
-      <w:r>
-        <w:rPr>
-          <w:lang w:val="id_ID" w:bidi="id_ID"/>
-        </w:rPr>
-      </w:r>
-      <w:r>
-        <w:rPr>
           <w:lang w:val="id_ID" w:bidi="id_ID"/>
         </w:rPr>
         <w:t>Di sini Paulus memaksudkan bahwa Aleksander telah melakukan banyak hal yang jahat kepadanya. Jika itu akan membantu dalam bahasa Anda, Anda dapat menyatakan maknanya dengan jelas. Terjemahan alternatif: "bertindak dengan banyak cara yang jahat terhadapku" atau "melakukan banyak hal yang jahat kepadaku"</w:t>
@@ -41207,21 +35307,6 @@
       </w:r>
       <w:r>
         <w:rPr>
-          <w:b/>
-          <w:lang w:val="id_ID" w:bidi="id_ID"/>
-        </w:rPr>
-        <w:t>ἀποδώσει αὐτῷ ὁ Κύριος</w:t>
-      </w:r>
-    </w:p>
-    <w:p>
-      <w:pPr/>
-      <w:r>
-        <w:rPr>
-          <w:lang w:val="id_ID" w:bidi="id_ID"/>
-        </w:rPr>
-      </w:r>
-      <w:r>
-        <w:rPr>
           <w:lang w:val="id_ID" w:bidi="id_ID"/>
         </w:rPr>
         <w:t xml:space="preserve">Di sini Paulus berbicara tentang bagaimana </w:t>
@@ -41329,21 +35414,6 @@
       </w:r>
       <w:r>
         <w:rPr>
-          <w:b/>
-          <w:lang w:val="id_ID" w:bidi="id_ID"/>
-        </w:rPr>
-        <w:t>ὃν καὶ σὺ φυλάσσου, λίαν γὰρ ἀντέστη τοῖς ἡμετέροις λόγοις</w:t>
-      </w:r>
-    </w:p>
-    <w:p>
-      <w:pPr/>
-      <w:r>
-        <w:rPr>
-          <w:lang w:val="id_ID" w:bidi="id_ID"/>
-        </w:rPr>
-      </w:r>
-      <w:r>
-        <w:rPr>
           <w:lang w:val="id_ID" w:bidi="id_ID"/>
         </w:rPr>
         <w:t>Jika akan lebih alami dalam bahasa Anda, Anda dapat membalik urutan klausa ini, karena klausa kedua memberikan alasan untuk hasil yang dijelaskan oleh klausa pertama. Terjemahan alternatif: "yang, karena ia sangat menentang perkataan kami, kamu juga harus menjaga dirimu"</w:t>
@@ -41412,21 +35482,6 @@
       </w:r>
       <w:r>
         <w:rPr>
-          <w:b/>
-          <w:lang w:val="id_ID" w:bidi="id_ID"/>
-        </w:rPr>
-        <w:t>τοῖς ἡμετέροις λόγοις</w:t>
-      </w:r>
-    </w:p>
-    <w:p>
-      <w:pPr/>
-      <w:r>
-        <w:rPr>
-          <w:lang w:val="id_ID" w:bidi="id_ID"/>
-        </w:rPr>
-      </w:r>
-      <w:r>
-        <w:rPr>
           <w:lang w:val="id_ID" w:bidi="id_ID"/>
         </w:rPr>
         <w:t xml:space="preserve">Di sini, </w:t>
@@ -41521,21 +35576,6 @@
       </w:r>
       <w:r>
         <w:rPr>
-          <w:b/>
-          <w:lang w:val="id_ID" w:bidi="id_ID"/>
-        </w:rPr>
-        <w:t>ἐν τῇ πρώτῃ μου ἀπολογίᾳ</w:t>
-      </w:r>
-    </w:p>
-    <w:p>
-      <w:pPr/>
-      <w:r>
-        <w:rPr>
-          <w:lang w:val="id_ID" w:bidi="id_ID"/>
-        </w:rPr>
-      </w:r>
-      <w:r>
-        <w:rPr>
           <w:lang w:val="id_ID" w:bidi="id_ID"/>
         </w:rPr>
         <w:t xml:space="preserve">Di sini, frasa </w:t>
@@ -41617,21 +35657,6 @@
       </w:r>
       <w:r>
         <w:rPr>
-          <w:b/>
-          <w:lang w:val="id_ID" w:bidi="id_ID"/>
-        </w:rPr>
-        <w:t>οὐδείς μοι παρεγένετο</w:t>
-      </w:r>
-    </w:p>
-    <w:p>
-      <w:pPr/>
-      <w:r>
-        <w:rPr>
-          <w:lang w:val="id_ID" w:bidi="id_ID"/>
-        </w:rPr>
-      </w:r>
-      <w:r>
-        <w:rPr>
           <w:lang w:val="id_ID" w:bidi="id_ID"/>
         </w:rPr>
         <w:t xml:space="preserve">Di sini Paulus bermaksud bahwa </w:t>
@@ -41713,21 +35738,6 @@
       </w:r>
       <w:r>
         <w:rPr>
-          <w:b/>
-          <w:lang w:val="id_ID" w:bidi="id_ID"/>
-        </w:rPr>
-        <w:t>πάντες</w:t>
-      </w:r>
-    </w:p>
-    <w:p>
-      <w:pPr/>
-      <w:r>
-        <w:rPr>
-          <w:lang w:val="id_ID" w:bidi="id_ID"/>
-        </w:rPr>
-      </w:r>
-      <w:r>
-        <w:rPr>
           <w:lang w:val="id_ID" w:bidi="id_ID"/>
         </w:rPr>
         <w:t xml:space="preserve">Paulus menggunakan kata sifat </w:t>
@@ -41809,21 +35819,6 @@
       </w:r>
       <w:r>
         <w:rPr>
-          <w:b/>
-          <w:lang w:val="id_ID" w:bidi="id_ID"/>
-        </w:rPr>
-        <w:t>μὴ αὐτοῖς λογισθείη</w:t>
-      </w:r>
-    </w:p>
-    <w:p>
-      <w:pPr/>
-      <w:r>
-        <w:rPr>
-          <w:lang w:val="id_ID" w:bidi="id_ID"/>
-        </w:rPr>
-      </w:r>
-      <w:r>
-        <w:rPr>
           <w:lang w:val="id_ID" w:bidi="id_ID"/>
         </w:rPr>
         <w:t>Di sini Paulus bermaksud bahwa ia tidak ingin rekan-rekan seimannya dihukum karena tidak hadir bersamanya di pengadilan. Ia menggunakan bentuk ini sebagai cara untuk meminta Allah mengampuni mereka karena telah meninggalkannya. Jika itu akan membantu dalam bahasa Anda, Anda dapat membuat gagasan itu lebih eksplisit. Terjemahan alternatif: "Semoga mereka tidak dihukum karena itu" atau "Semoga mereka tidak bertanggung jawab untuk itu"</w:t>
@@ -41892,21 +35887,6 @@
       </w:r>
       <w:r>
         <w:rPr>
-          <w:b/>
-          <w:lang w:val="id_ID" w:bidi="id_ID"/>
-        </w:rPr>
-        <w:t>μὴ αὐτοῖς λογισθείη</w:t>
-      </w:r>
-    </w:p>
-    <w:p>
-      <w:pPr/>
-      <w:r>
-        <w:rPr>
-          <w:lang w:val="id_ID" w:bidi="id_ID"/>
-        </w:rPr>
-      </w:r>
-      <w:r>
-        <w:rPr>
           <w:lang w:val="id_ID" w:bidi="id_ID"/>
         </w:rPr>
         <w:t>Jika bahasa Anda tidak menggunakan bentuk pasif ini, Anda dapat mengungkapkan gagasan tersebut dalam bentuk aktif atau dengan cara lain yang wajar dalam bahasa Anda. Jika Anda perlu mengatakan siapa yang akan melakukan tindakan tersebut, jelas dari konteksnya bahwa itu adalah Allah. Terjemahan alternatif: "Semoga Allah tidak memperhitungkannya terhadap mereka"</w:t>
@@ -41975,21 +35955,6 @@
       </w:r>
       <w:r>
         <w:rPr>
-          <w:b/>
-          <w:lang w:val="id_ID" w:bidi="id_ID"/>
-        </w:rPr>
-        <w:t>δὲ</w:t>
-      </w:r>
-    </w:p>
-    <w:p>
-      <w:pPr/>
-      <w:r>
-        <w:rPr>
-          <w:lang w:val="id_ID" w:bidi="id_ID"/>
-        </w:rPr>
-      </w:r>
-      <w:r>
-        <w:rPr>
           <w:lang w:val="id_ID" w:bidi="id_ID"/>
         </w:rPr>
         <w:t xml:space="preserve">Di sini, kata </w:t>
@@ -42020,7 +35985,7 @@
         </w:rPr>
         <w:t xml:space="preserve"> lakukan sebagai kontras dari apa yang dilakukan oleh orang-orang percaya lainnya (lihat </w:t>
       </w:r>
-      <w:hyperlink r:id="rId47">
+      <w:hyperlink r:id="rId45">
         <w:r>
           <w:rPr>
             <w:lang w:val="id_ID" w:bidi="id_ID"/>
@@ -42115,21 +36080,6 @@
       </w:r>
       <w:r>
         <w:rPr>
-          <w:b/>
-          <w:lang w:val="id_ID" w:bidi="id_ID"/>
-        </w:rPr>
-        <w:t>ὁ &amp; Κύριός μοι παρέστη</w:t>
-      </w:r>
-    </w:p>
-    <w:p>
-      <w:pPr/>
-      <w:r>
-        <w:rPr>
-          <w:lang w:val="id_ID" w:bidi="id_ID"/>
-        </w:rPr>
-      </w:r>
-      <w:r>
-        <w:rPr>
           <w:lang w:val="id_ID" w:bidi="id_ID"/>
         </w:rPr>
         <w:t xml:space="preserve">Di sini Paulus berbicara seolah-olah </w:t>
@@ -42237,21 +36187,6 @@
       </w:r>
       <w:r>
         <w:rPr>
-          <w:b/>
-          <w:lang w:val="id_ID" w:bidi="id_ID"/>
-        </w:rPr>
-        <w:t>δι’ ἐμοῦ τὸ κήρυγμα πληροφορηθῇ</w:t>
-      </w:r>
-    </w:p>
-    <w:p>
-      <w:pPr/>
-      <w:r>
-        <w:rPr>
-          <w:lang w:val="id_ID" w:bidi="id_ID"/>
-        </w:rPr>
-      </w:r>
-      <w:r>
-        <w:rPr>
           <w:lang w:val="id_ID" w:bidi="id_ID"/>
         </w:rPr>
         <w:t>Jika bahasa Anda tidak menggunakan bentuk pasif ini, Anda dapat mengekspresikan ide dalam bentuk aktif atau dengan cara lain yang wajar dalam bahasa Anda. Terjemahan alternatif: "Saya mungkin akan memenuhi pemberitaan itu"</w:t>
@@ -42320,21 +36255,6 @@
       </w:r>
       <w:r>
         <w:rPr>
-          <w:b/>
-          <w:lang w:val="id_ID" w:bidi="id_ID"/>
-        </w:rPr>
-        <w:t>δι’ ἐμοῦ τὸ κήρυγμα πληροφορηθῇ</w:t>
-      </w:r>
-    </w:p>
-    <w:p>
-      <w:pPr/>
-      <w:r>
-        <w:rPr>
-          <w:lang w:val="id_ID" w:bidi="id_ID"/>
-        </w:rPr>
-      </w:r>
-      <w:r>
-        <w:rPr>
           <w:lang w:val="id_ID" w:bidi="id_ID"/>
         </w:rPr>
         <w:t xml:space="preserve">Di sini, Paulus mungkin bermaksud bahwa </w:t>
@@ -42429,21 +36349,6 @@
       </w:r>
       <w:r>
         <w:rPr>
-          <w:b/>
-          <w:lang w:val="id_ID" w:bidi="id_ID"/>
-        </w:rPr>
-        <w:t>τὸ κήρυγμα πληροφορηθῇ</w:t>
-      </w:r>
-    </w:p>
-    <w:p>
-      <w:pPr/>
-      <w:r>
-        <w:rPr>
-          <w:lang w:val="id_ID" w:bidi="id_ID"/>
-        </w:rPr>
-      </w:r>
-      <w:r>
-        <w:rPr>
           <w:lang w:val="id_ID" w:bidi="id_ID"/>
         </w:rPr>
         <w:t xml:space="preserve">Jika bahasa Anda tidak menggunakan kata benda abstrak untuk ide </w:t>
@@ -42525,21 +36430,6 @@
       </w:r>
       <w:r>
         <w:rPr>
-          <w:b/>
-          <w:lang w:val="id_ID" w:bidi="id_ID"/>
-        </w:rPr>
-        <w:t>πάντα τὰ ἔθνη</w:t>
-      </w:r>
-    </w:p>
-    <w:p>
-      <w:pPr/>
-      <w:r>
-        <w:rPr>
-          <w:lang w:val="id_ID" w:bidi="id_ID"/>
-        </w:rPr>
-      </w:r>
-      <w:r>
-        <w:rPr>
           <w:lang w:val="id_ID" w:bidi="id_ID"/>
         </w:rPr>
         <w:t xml:space="preserve">Paulus mengatakan </w:t>
@@ -42621,21 +36511,6 @@
       </w:r>
       <w:r>
         <w:rPr>
-          <w:b/>
-          <w:lang w:val="id_ID" w:bidi="id_ID"/>
-        </w:rPr>
-        <w:t>ἐρύσθην ἐκ στόματος λέοντος</w:t>
-      </w:r>
-    </w:p>
-    <w:p>
-      <w:pPr/>
-      <w:r>
-        <w:rPr>
-          <w:lang w:val="id_ID" w:bidi="id_ID"/>
-        </w:rPr>
-      </w:r>
-      <w:r>
-        <w:rPr>
           <w:lang w:val="id_ID" w:bidi="id_ID"/>
         </w:rPr>
         <w:t xml:space="preserve">Di sini Paulus berbicara seolah-olah ia akan dimakan oleh seekor </w:t>
@@ -42730,21 +36605,6 @@
       </w:r>
       <w:r>
         <w:rPr>
-          <w:b/>
-          <w:lang w:val="id_ID" w:bidi="id_ID"/>
-        </w:rPr>
-        <w:t>ἐρύσθην</w:t>
-      </w:r>
-    </w:p>
-    <w:p>
-      <w:pPr/>
-      <w:r>
-        <w:rPr>
-          <w:lang w:val="id_ID" w:bidi="id_ID"/>
-        </w:rPr>
-      </w:r>
-      <w:r>
-        <w:rPr>
           <w:lang w:val="id_ID" w:bidi="id_ID"/>
         </w:rPr>
         <w:t>Jika bahasa Anda tidak menggunakan bentuk pasif ini, Anda dapat mengungkapkan gagasan tersebut dalam bentuk aktif atau dengan cara lain yang wajar dalam bahasa Anda. Jika Anda perlu mengatakan siapa yang melakukan tindakan tersebut, jelaslah dari konteksnya bahwa yang melakukan tindakan tersebut adalah Allah. Terjemahan alternatif: "Allah telah menyelamatkan saya"</w:t>
@@ -42813,21 +36673,6 @@
       </w:r>
       <w:r>
         <w:rPr>
-          <w:b/>
-          <w:lang w:val="id_ID" w:bidi="id_ID"/>
-        </w:rPr>
-        <w:t>ᾧ ἡ δόξα</w:t>
-      </w:r>
-    </w:p>
-    <w:p>
-      <w:pPr/>
-      <w:r>
-        <w:rPr>
-          <w:lang w:val="id_ID" w:bidi="id_ID"/>
-        </w:rPr>
-      </w:r>
-      <w:r>
-        <w:rPr>
           <w:lang w:val="id_ID" w:bidi="id_ID"/>
         </w:rPr>
         <w:t xml:space="preserve">Jika bahasa Anda tidak menggunakan kata benda abstrak untuk ide </w:t>
@@ -42909,21 +36754,6 @@
       </w:r>
       <w:r>
         <w:rPr>
-          <w:b/>
-          <w:lang w:val="id_ID" w:bidi="id_ID"/>
-        </w:rPr>
-        <w:t>εἰς τοὺς αἰῶνας τῶν αἰώνων</w:t>
-      </w:r>
-    </w:p>
-    <w:p>
-      <w:pPr/>
-      <w:r>
-        <w:rPr>
-          <w:lang w:val="id_ID" w:bidi="id_ID"/>
-        </w:rPr>
-      </w:r>
-      <w:r>
-        <w:rPr>
           <w:lang w:val="id_ID" w:bidi="id_ID"/>
         </w:rPr>
         <w:t xml:space="preserve">Di sini, frasa </w:t>
@@ -43064,7 +36894,7 @@
         </w:rPr>
         <w:t xml:space="preserve"> adalah nama seorang pria. Lihat bagaimana Anda menerjemahkan nama ini di </w:t>
       </w:r>
-      <w:hyperlink r:id="rId20">
+      <w:hyperlink r:id="rId18">
         <w:r>
           <w:rPr>
             <w:lang w:val="id_ID" w:bidi="id_ID"/>
@@ -43146,21 +36976,6 @@
       </w:r>
       <w:r>
         <w:rPr>
-          <w:b/>
-          <w:lang w:val="id_ID" w:bidi="id_ID"/>
-        </w:rPr>
-        <w:t>Ἔραστος &amp; Τρόφιμον</w:t>
-      </w:r>
-    </w:p>
-    <w:p>
-      <w:pPr/>
-      <w:r>
-        <w:rPr>
-          <w:lang w:val="id_ID" w:bidi="id_ID"/>
-        </w:rPr>
-      </w:r>
-      <w:r>
-        <w:rPr>
           <w:lang w:val="id_ID" w:bidi="id_ID"/>
         </w:rPr>
         <w:t xml:space="preserve">Kata </w:t>
@@ -43255,21 +37070,6 @@
       </w:r>
       <w:r>
         <w:rPr>
-          <w:b/>
-          <w:lang w:val="id_ID" w:bidi="id_ID"/>
-        </w:rPr>
-        <w:t>Μιλήτῳ</w:t>
-      </w:r>
-    </w:p>
-    <w:p>
-      <w:pPr/>
-      <w:r>
-        <w:rPr>
-          <w:lang w:val="id_ID" w:bidi="id_ID"/>
-        </w:rPr>
-      </w:r>
-      <w:r>
-        <w:rPr>
           <w:lang w:val="id_ID" w:bidi="id_ID"/>
         </w:rPr>
         <w:t xml:space="preserve">Nama </w:t>
@@ -43351,21 +37151,6 @@
       </w:r>
       <w:r>
         <w:rPr>
-          <w:b/>
-          <w:lang w:val="id_ID" w:bidi="id_ID"/>
-        </w:rPr>
-        <w:t>σπούδασον &amp; ἐλθεῖν</w:t>
-      </w:r>
-    </w:p>
-    <w:p>
-      <w:pPr/>
-      <w:r>
-        <w:rPr>
-          <w:lang w:val="id_ID" w:bidi="id_ID"/>
-        </w:rPr>
-      </w:r>
-      <w:r>
-        <w:rPr>
           <w:lang w:val="id_ID" w:bidi="id_ID"/>
         </w:rPr>
         <w:t>Terjemahan alternatif: "Lakukan yang terbaik untuk datang"</w:t>
@@ -43414,21 +37199,6 @@
       </w:r>
       <w:r>
         <w:rPr>
-          <w:b/>
-          <w:lang w:val="id_ID" w:bidi="id_ID"/>
-        </w:rPr>
-        <w:t>πρὸ χειμῶνος</w:t>
-      </w:r>
-    </w:p>
-    <w:p>
-      <w:pPr/>
-      <w:r>
-        <w:rPr>
-          <w:lang w:val="id_ID" w:bidi="id_ID"/>
-        </w:rPr>
-      </w:r>
-      <w:r>
-        <w:rPr>
           <w:lang w:val="id_ID" w:bidi="id_ID"/>
         </w:rPr>
         <w:t xml:space="preserve">Di tempat Paulus dan Timotius tinggal, </w:t>
@@ -43558,21 +37328,6 @@
       </w:r>
       <w:r>
         <w:rPr>
-          <w:b/>
-          <w:lang w:val="id_ID" w:bidi="id_ID"/>
-        </w:rPr>
-        <w:t>ἀσπάζεταί σε Εὔβουλος, καὶ Πούδης, καὶ Λίνος, καὶ Κλαυδία, καὶ οἱ ἀδελφοὶ</w:t>
-      </w:r>
-    </w:p>
-    <w:p>
-      <w:pPr/>
-      <w:r>
-        <w:rPr>
-          <w:lang w:val="id_ID" w:bidi="id_ID"/>
-        </w:rPr>
-      </w:r>
-      <w:r>
-        <w:rPr>
           <w:lang w:val="id_ID" w:bidi="id_ID"/>
         </w:rPr>
         <w:t>Paulus menghilangkan beberapa kata yang dalam banyak bahasa diperlukan untuk melengkapi kalimat. Anda dapat menyediakan kata-kata ini dari awal kalimat jika akan lebih jelas dalam bahasa Anda. Terjemahan alternatif: "Ebulus memberi salam kepadamu, demikian juga Pudes, Linus, Klaudia dan saudara-saudara"</w:t>
@@ -43641,21 +37396,6 @@
       </w:r>
       <w:r>
         <w:rPr>
-          <w:b/>
-          <w:lang w:val="id_ID" w:bidi="id_ID"/>
-        </w:rPr>
-        <w:t>Εὔβουλος &amp; Πούδης &amp; Λίνος</w:t>
-      </w:r>
-    </w:p>
-    <w:p>
-      <w:pPr/>
-      <w:r>
-        <w:rPr>
-          <w:lang w:val="id_ID" w:bidi="id_ID"/>
-        </w:rPr>
-      </w:r>
-      <w:r>
-        <w:rPr>
           <w:lang w:val="id_ID" w:bidi="id_ID"/>
         </w:rPr>
         <w:t xml:space="preserve">Kata </w:t>
@@ -43763,21 +37503,6 @@
       </w:r>
       <w:r>
         <w:rPr>
-          <w:b/>
-          <w:lang w:val="id_ID" w:bidi="id_ID"/>
-        </w:rPr>
-        <w:t>Κλαυδία</w:t>
-      </w:r>
-    </w:p>
-    <w:p>
-      <w:pPr/>
-      <w:r>
-        <w:rPr>
-          <w:lang w:val="id_ID" w:bidi="id_ID"/>
-        </w:rPr>
-      </w:r>
-      <w:r>
-        <w:rPr>
           <w:lang w:val="id_ID" w:bidi="id_ID"/>
         </w:rPr>
         <w:t xml:space="preserve">Kata </w:t>
@@ -43859,21 +37584,6 @@
       </w:r>
       <w:r>
         <w:rPr>
-          <w:b/>
-          <w:lang w:val="id_ID" w:bidi="id_ID"/>
-        </w:rPr>
-        <w:t>οἱ ἀδελφοὶ</w:t>
-      </w:r>
-    </w:p>
-    <w:p>
-      <w:pPr/>
-      <w:r>
-        <w:rPr>
-          <w:lang w:val="id_ID" w:bidi="id_ID"/>
-        </w:rPr>
-      </w:r>
-      <w:r>
-        <w:rPr>
           <w:lang w:val="id_ID" w:bidi="id_ID"/>
         </w:rPr>
         <w:t xml:space="preserve">Di sini Paulus merujuk kepada </w:t>
@@ -44020,21 +37730,6 @@
       </w:r>
       <w:r>
         <w:rPr>
-          <w:b/>
-          <w:lang w:val="id_ID" w:bidi="id_ID"/>
-        </w:rPr>
-        <w:t>οἱ ἀδελφοὶ</w:t>
-      </w:r>
-    </w:p>
-    <w:p>
-      <w:pPr/>
-      <w:r>
-        <w:rPr>
-          <w:lang w:val="id_ID" w:bidi="id_ID"/>
-        </w:rPr>
-      </w:r>
-      <w:r>
-        <w:rPr>
           <w:lang w:val="id_ID" w:bidi="id_ID"/>
         </w:rPr>
         <w:t xml:space="preserve">Paulus menggunakan istilah </w:t>
@@ -44116,21 +37811,6 @@
       </w:r>
       <w:r>
         <w:rPr>
-          <w:b/>
-          <w:lang w:val="id_ID" w:bidi="id_ID"/>
-        </w:rPr>
-        <w:t>οἱ ἀδελφοὶ</w:t>
-      </w:r>
-    </w:p>
-    <w:p>
-      <w:pPr/>
-      <w:r>
-        <w:rPr>
-          <w:lang w:val="id_ID" w:bidi="id_ID"/>
-        </w:rPr>
-      </w:r>
-      <w:r>
-        <w:rPr>
           <w:lang w:val="id_ID" w:bidi="id_ID"/>
         </w:rPr>
         <w:t xml:space="preserve">Meskipun istilah </w:t>
@@ -44212,21 +37892,6 @@
       </w:r>
       <w:r>
         <w:rPr>
-          <w:b/>
-          <w:lang w:val="id_ID" w:bidi="id_ID"/>
-        </w:rPr>
-        <w:t>ὁ Κύριος μετὰ τοῦ πνεύματός σου</w:t>
-      </w:r>
-    </w:p>
-    <w:p>
-      <w:pPr/>
-      <w:r>
-        <w:rPr>
-          <w:lang w:val="id_ID" w:bidi="id_ID"/>
-        </w:rPr>
-      </w:r>
-      <w:r>
-        <w:rPr>
           <w:lang w:val="id_ID" w:bidi="id_ID"/>
         </w:rPr>
         <w:t>Sebagaimana kebiasaan dalam budayanya, Paulus menutup suratnya dengan sebuah berkat untuk Timotius. Gunakanlah bentuk yang dapat dikenali orang sebagai berkat dalam bahasa Anda. Terjemahan alternatif: "Semoga Tuhan menyertai rohmu" atau "Saya berdoa agar Tuhan menyertai rohmu"</w:t>
@@ -44295,21 +37960,6 @@
       </w:r>
       <w:r>
         <w:rPr>
-          <w:b/>
-          <w:lang w:val="id_ID" w:bidi="id_ID"/>
-        </w:rPr>
-        <w:t>ὁ Κύριος</w:t>
-      </w:r>
-    </w:p>
-    <w:p>
-      <w:pPr/>
-      <w:r>
-        <w:rPr>
-          <w:lang w:val="id_ID" w:bidi="id_ID"/>
-        </w:rPr>
-      </w:r>
-      <w:r>
-        <w:rPr>
           <w:lang w:val="id_ID" w:bidi="id_ID"/>
         </w:rPr>
         <w:t xml:space="preserve">Banyak naskah kuno yang berbunyi </w:t>
@@ -44391,21 +38041,6 @@
       </w:r>
       <w:r>
         <w:rPr>
-          <w:b/>
-          <w:lang w:val="id_ID" w:bidi="id_ID"/>
-        </w:rPr>
-        <w:t>μετὰ τοῦ πνεύματός σου</w:t>
-      </w:r>
-    </w:p>
-    <w:p>
-      <w:pPr/>
-      <w:r>
-        <w:rPr>
-          <w:lang w:val="id_ID" w:bidi="id_ID"/>
-        </w:rPr>
-      </w:r>
-      <w:r>
-        <w:rPr>
           <w:lang w:val="id_ID" w:bidi="id_ID"/>
         </w:rPr>
         <w:t xml:space="preserve">Paulus menggunakan kata </w:t>
@@ -44500,21 +38135,6 @@
       </w:r>
       <w:r>
         <w:rPr>
-          <w:b/>
-          <w:lang w:val="id_ID" w:bidi="id_ID"/>
-        </w:rPr>
-        <w:t>ἡ χάρις μεθ’ ὑμῶν</w:t>
-      </w:r>
-    </w:p>
-    <w:p>
-      <w:pPr/>
-      <w:r>
-        <w:rPr>
-          <w:lang w:val="id_ID" w:bidi="id_ID"/>
-        </w:rPr>
-      </w:r>
-      <w:r>
-        <w:rPr>
           <w:lang w:val="id_ID" w:bidi="id_ID"/>
         </w:rPr>
         <w:t xml:space="preserve">Sebagaimana kebiasaan dalam budayanya, Paulus menutup suratnya dengan sebuah berkat untuk Timotius dan orang-orang percaya yang bersamanya. Dia menyiratkan bahwa </w:t>
@@ -44596,21 +38216,6 @@
       </w:r>
       <w:r>
         <w:rPr>
-          <w:b/>
-          <w:lang w:val="id_ID" w:bidi="id_ID"/>
-        </w:rPr>
-        <w:t>ἡ χάρις μεθ’ ὑμῶν</w:t>
-      </w:r>
-    </w:p>
-    <w:p>
-      <w:pPr/>
-      <w:r>
-        <w:rPr>
-          <w:lang w:val="id_ID" w:bidi="id_ID"/>
-        </w:rPr>
-      </w:r>
-      <w:r>
-        <w:rPr>
           <w:lang w:val="id_ID" w:bidi="id_ID"/>
         </w:rPr>
         <w:t xml:space="preserve">Jika bahasa Anda tidak menggunakan kata benda abstrak untuk ide </w:t>
@@ -44692,21 +38297,6 @@
       </w:r>
       <w:r>
         <w:rPr>
-          <w:b/>
-          <w:lang w:val="id_ID" w:bidi="id_ID"/>
-        </w:rPr>
-        <w:t>ὑμῶν</w:t>
-      </w:r>
-    </w:p>
-    <w:p>
-      <w:pPr/>
-      <w:r>
-        <w:rPr>
-          <w:lang w:val="id_ID" w:bidi="id_ID"/>
-        </w:rPr>
-      </w:r>
-      <w:r>
-        <w:rPr>
           <w:lang w:val="id_ID" w:bidi="id_ID"/>
         </w:rPr>
         <w:t xml:space="preserve">Karena Paulus memberikan berkat ini kepada Timotius dan semua orang percaya yang bersamanya, ini adalah satu-satunya tempat dalam surat ini di mana </w:t>
@@ -44777,21 +38367,6 @@
         <w:rPr>
           <w:lang w:val="id_ID" w:bidi="id_ID"/>
         </w:rPr>
-      </w:r>
-    </w:p>
-    <w:p>
-      <w:pPr/>
-      <w:r>
-        <w:rPr>
-          <w:lang w:val="id_ID" w:bidi="id_ID"/>
-        </w:rPr>
-      </w:r>
-      <w:r>
-        <w:rPr>
-          <w:b/>
-          <w:lang w:val="id_ID" w:bidi="id_ID"/>
-        </w:rPr>
-        <w:t>ὑμῶν</w:t>
       </w:r>
     </w:p>
     <w:p>

--- a/ind/docx/55.content.docx
+++ b/ind/docx/55.content.docx
@@ -28,15 +28,49 @@
       </w:r>
     </w:p>
     <w:p>
-      <w:pPr/>
-      <w:r>
-        <w:rPr>
-          <w:lang w:val="id_ID" w:bidi="id_ID"/>
-        </w:rPr>
-      </w:r>
-      <w:r>
-        <w:rPr>
-          <w:b/>
+      <w:pPr>
+        <w:pStyle w:val="Heading2"/>
+      </w:pPr>
+      <w:r>
+        <w:rPr>
+          <w:lang w:val="id_ID" w:bidi="id_ID"/>
+        </w:rPr>
+        <w:t>License Information</w:t>
+      </w:r>
+      <w:r>
+        <w:rPr>
+          <w:lang w:val="id_ID" w:bidi="id_ID"/>
+        </w:rPr>
+      </w:r>
+    </w:p>
+    <w:p>
+      <w:pPr/>
+      <w:r>
+        <w:rPr>
+          <w:lang w:val="id_ID" w:bidi="id_ID"/>
+        </w:rPr>
+      </w:r>
+      <w:r>
+        <w:rPr>
+          <w:b/>
+          <w:lang w:val="id_ID" w:bidi="id_ID"/>
+        </w:rPr>
+        <w:t>Catatan Terjemahan (unfoldingWord)</w:t>
+      </w:r>
+      <w:r>
+        <w:rPr>
+          <w:lang w:val="id_ID" w:bidi="id_ID"/>
+        </w:rPr>
+        <w:t xml:space="preserve"> (Indonesian) is based on</w:t>
+      </w:r>
+      <w:r>
+        <w:rPr>
+          <w:lang w:val="id_ID" w:bidi="id_ID"/>
+        </w:rPr>
+        <w:t xml:space="preserve">: </w:t>
+      </w:r>
+      <w:r>
+        <w:rPr>
           <w:lang w:val="id_ID" w:bidi="id_ID"/>
         </w:rPr>
         <w:t>unfoldingWord® Translation Notes</w:t>
@@ -45,31 +79,62 @@
         <w:rPr>
           <w:lang w:val="id_ID" w:bidi="id_ID"/>
         </w:rPr>
-        <w:t xml:space="preserve"> © 2022 unfoldingWord. Released under CC BY-SA 4.0 license. </w:t>
-      </w:r>
-      <w:r>
-        <w:rPr>
-          <w:lang w:val="id_ID" w:bidi="id_ID"/>
-        </w:rPr>
-        <w:t>unfoldingWord® Translation Notes</w:t>
-      </w:r>
-      <w:r>
-        <w:rPr>
-          <w:lang w:val="id_ID" w:bidi="id_ID"/>
-        </w:rPr>
-        <w:t xml:space="preserve"> has been adapted in the following languages: Tok Pisin, Arabic (عربي), French (Français), Hindi (हिंदी), Indonesian (Bahasa Indonesia), Portuguese (Português), Russian (Русский), Spanish (Español), Swahili (Kiswahili), and Simplified Chinese (简体中文) from </w:t>
-      </w:r>
-      <w:r>
-        <w:rPr>
-          <w:lang w:val="id_ID" w:bidi="id_ID"/>
-        </w:rPr>
-        <w:t>unfoldingWord® Translation Notes</w:t>
-      </w:r>
-      <w:r>
-        <w:rPr>
-          <w:lang w:val="id_ID" w:bidi="id_ID"/>
-        </w:rPr>
-        <w:t xml:space="preserve"> © 2022 unfoldingWord. Released under CC BY-SA 4.0 license by Mission Mutual</w:t>
+        <w:t xml:space="preserve">, </w:t>
+      </w:r>
+      <w:hyperlink r:id="rId13">
+        <w:r>
+          <w:rPr>
+            <w:lang w:val="id_ID" w:bidi="id_ID"/>
+          </w:rPr>
+          <w:rPr>
+            <w:color w:val="0000EE"/>
+            <w:u w:val="single"/>
+          </w:rPr>
+          <w:t>unfoldingWord</w:t>
+        </w:r>
+      </w:hyperlink>
+      <w:r>
+        <w:rPr>
+          <w:lang w:val="id_ID" w:bidi="id_ID"/>
+        </w:rPr>
+        <w:t xml:space="preserve">, 2022, which is licensed under a </w:t>
+      </w:r>
+      <w:hyperlink r:id="rId14">
+        <w:r>
+          <w:rPr>
+            <w:lang w:val="id_ID" w:bidi="id_ID"/>
+          </w:rPr>
+          <w:rPr>
+            <w:color w:val="0000EE"/>
+            <w:u w:val="single"/>
+          </w:rPr>
+          <w:t>CC BY-SA 4.0 license</w:t>
+        </w:r>
+      </w:hyperlink>
+      <w:r>
+        <w:rPr>
+          <w:lang w:val="id_ID" w:bidi="id_ID"/>
+        </w:rPr>
+        <w:t>.</w:t>
+      </w:r>
+      <w:r>
+        <w:rPr>
+          <w:lang w:val="id_ID" w:bidi="id_ID"/>
+        </w:rPr>
+      </w:r>
+    </w:p>
+    <w:p>
+      <w:pPr/>
+      <w:r>
+        <w:rPr>
+          <w:lang w:val="id_ID" w:bidi="id_ID"/>
+        </w:rPr>
+      </w:r>
+      <w:r>
+        <w:rPr>
+          <w:lang w:val="id_ID" w:bidi="id_ID"/>
+        </w:rPr>
+        <w:t>This PDF version is provided under the same license.</w:t>
       </w:r>
       <w:r>
         <w:rPr>
@@ -227,6 +292,21 @@
       </w:r>
       <w:r>
         <w:rPr>
+          <w:b/>
+          <w:lang w:val="id_ID" w:bidi="id_ID"/>
+        </w:rPr>
+        <w:t>Παῦλος, ἀπόστολος</w:t>
+      </w:r>
+    </w:p>
+    <w:p>
+      <w:pPr/>
+      <w:r>
+        <w:rPr>
+          <w:lang w:val="id_ID" w:bidi="id_ID"/>
+        </w:rPr>
+      </w:r>
+      <w:r>
+        <w:rPr>
           <w:lang w:val="id_ID" w:bidi="id_ID"/>
         </w:rPr>
         <w:t>Dalam budaya ini, penulis surat akan menyebutkan nama mereka sendiri terlebih dahulu, mengacu pada diri mereka sendiri sebagai orang ketiga. Jika itu akan membantu dalam bahasa Anda, Anda dapat menggunakan orang pertama di sini. Atau jika bahasa Anda memiliki cara khusus untuk memperkenalkan penulis surat, dan jika itu akan membantu pembaca Anda, Anda dapat menggunakannya di sini. Terjemahan alternatif: "Dari Paulus. Aku adalah seorang rasul"</w:t>
@@ -295,6 +375,21 @@
       </w:r>
       <w:r>
         <w:rPr>
+          <w:b/>
+          <w:lang w:val="id_ID" w:bidi="id_ID"/>
+        </w:rPr>
+        <w:t>διὰ θελήματος Θεοῦ</w:t>
+      </w:r>
+    </w:p>
+    <w:p>
+      <w:pPr/>
+      <w:r>
+        <w:rPr>
+          <w:lang w:val="id_ID" w:bidi="id_ID"/>
+        </w:rPr>
+      </w:r>
+      <w:r>
+        <w:rPr>
           <w:lang w:val="id_ID" w:bidi="id_ID"/>
         </w:rPr>
         <w:t xml:space="preserve">Jika bahasa Anda tidak menggunakan kata benda abstrak untuk ide </w:t>
@@ -376,6 +471,21 @@
       </w:r>
       <w:r>
         <w:rPr>
+          <w:b/>
+          <w:lang w:val="id_ID" w:bidi="id_ID"/>
+        </w:rPr>
+        <w:t>κατ’</w:t>
+      </w:r>
+    </w:p>
+    <w:p>
+      <w:pPr/>
+      <w:r>
+        <w:rPr>
+          <w:lang w:val="id_ID" w:bidi="id_ID"/>
+        </w:rPr>
+      </w:r>
+      <w:r>
+        <w:rPr>
           <w:lang w:val="id_ID" w:bidi="id_ID"/>
         </w:rPr>
         <w:t xml:space="preserve">Di sini, frasa "sesuai dengan" dapat menunjukkan: (1) bahwa tujuan Paulus menjadi </w:t>
@@ -522,6 +632,21 @@
       </w:r>
       <w:r>
         <w:rPr>
+          <w:b/>
+          <w:lang w:val="id_ID" w:bidi="id_ID"/>
+        </w:rPr>
+        <w:t>ἐπαγγελίαν ζωῆς</w:t>
+      </w:r>
+    </w:p>
+    <w:p>
+      <w:pPr/>
+      <w:r>
+        <w:rPr>
+          <w:lang w:val="id_ID" w:bidi="id_ID"/>
+        </w:rPr>
+      </w:r>
+      <w:r>
+        <w:rPr>
           <w:lang w:val="id_ID" w:bidi="id_ID"/>
         </w:rPr>
         <w:t xml:space="preserve">Di sini, Paulus menggunakan bentuk posesif untuk menggambarkan </w:t>
@@ -616,6 +741,21 @@
       </w:r>
       <w:r>
         <w:rPr>
+          <w:b/>
+          <w:lang w:val="id_ID" w:bidi="id_ID"/>
+        </w:rPr>
+        <w:t>ζωῆς τῆς ἐν Χριστῷ Ἰησοῦ</w:t>
+      </w:r>
+    </w:p>
+    <w:p>
+      <w:pPr/>
+      <w:r>
+        <w:rPr>
+          <w:lang w:val="id_ID" w:bidi="id_ID"/>
+        </w:rPr>
+      </w:r>
+      <w:r>
+        <w:rPr>
           <w:lang w:val="id_ID" w:bidi="id_ID"/>
         </w:rPr>
         <w:t xml:space="preserve">Di sini Paulus menggunakan metafora spasial </w:t>
@@ -749,6 +889,21 @@
       </w:r>
       <w:r>
         <w:rPr>
+          <w:b/>
+          <w:lang w:val="id_ID" w:bidi="id_ID"/>
+        </w:rPr>
+        <w:t>ζωῆς τῆς</w:t>
+      </w:r>
+    </w:p>
+    <w:p>
+      <w:pPr/>
+      <w:r>
+        <w:rPr>
+          <w:lang w:val="id_ID" w:bidi="id_ID"/>
+        </w:rPr>
+      </w:r>
+      <w:r>
+        <w:rPr>
           <w:lang w:val="id_ID" w:bidi="id_ID"/>
         </w:rPr>
         <w:t xml:space="preserve">Di sini Paulus merujuk pada </w:t>
@@ -830,6 +985,21 @@
       </w:r>
       <w:r>
         <w:rPr>
+          <w:b/>
+          <w:lang w:val="id_ID" w:bidi="id_ID"/>
+        </w:rPr>
+        <w:t>ζωῆς τῆς</w:t>
+      </w:r>
+    </w:p>
+    <w:p>
+      <w:pPr/>
+      <w:r>
+        <w:rPr>
+          <w:lang w:val="id_ID" w:bidi="id_ID"/>
+        </w:rPr>
+      </w:r>
+      <w:r>
+        <w:rPr>
           <w:lang w:val="id_ID" w:bidi="id_ID"/>
         </w:rPr>
         <w:t xml:space="preserve">Jika bahasa Anda tidak menggunakan kata benda abstrak untuk ide </w:t>
@@ -911,6 +1081,21 @@
       </w:r>
       <w:r>
         <w:rPr>
+          <w:b/>
+          <w:lang w:val="id_ID" w:bidi="id_ID"/>
+        </w:rPr>
+        <w:t>Τιμοθέῳ</w:t>
+      </w:r>
+    </w:p>
+    <w:p>
+      <w:pPr/>
+      <w:r>
+        <w:rPr>
+          <w:lang w:val="id_ID" w:bidi="id_ID"/>
+        </w:rPr>
+      </w:r>
+      <w:r>
+        <w:rPr>
           <w:lang w:val="id_ID" w:bidi="id_ID"/>
         </w:rPr>
         <w:t>Dalam budaya ini, setelah menyebutkan nama mereka sendiri, penulis surat akan menyebutkan nama orang yang mereka kirimi surat, dengan menyebut mereka sebagai orang ketiga. Jika hal itu membingungkan dalam bahasa Anda, Anda dapat menggunakan orang kedua di sini. Atau jika bahasa Anda memiliki cara khusus untuk memperkenalkan penerima surat, dan jika itu akan membantu pembaca, Anda dapat menggunakannya di sini. Terjemahan alternatif: "Surat ini untukmu, Timotius"</w:t>
@@ -979,6 +1164,21 @@
       </w:r>
       <w:r>
         <w:rPr>
+          <w:b/>
+          <w:lang w:val="id_ID" w:bidi="id_ID"/>
+        </w:rPr>
+        <w:t>ἀγαπητῷ τέκνῳ</w:t>
+      </w:r>
+    </w:p>
+    <w:p>
+      <w:pPr/>
+      <w:r>
+        <w:rPr>
+          <w:lang w:val="id_ID" w:bidi="id_ID"/>
+        </w:rPr>
+      </w:r>
+      <w:r>
+        <w:rPr>
           <w:lang w:val="id_ID" w:bidi="id_ID"/>
         </w:rPr>
         <w:t xml:space="preserve">Paulus berbicara tentang hubungannya yang dekat dengan Timotius seolah-olah Timotius adalah </w:t>
@@ -1060,6 +1260,21 @@
       </w:r>
       <w:r>
         <w:rPr>
+          <w:b/>
+          <w:lang w:val="id_ID" w:bidi="id_ID"/>
+        </w:rPr>
+        <w:t>ἀγαπητῷ τέκνῳ</w:t>
+      </w:r>
+    </w:p>
+    <w:p>
+      <w:pPr/>
+      <w:r>
+        <w:rPr>
+          <w:lang w:val="id_ID" w:bidi="id_ID"/>
+        </w:rPr>
+      </w:r>
+      <w:r>
+        <w:rPr>
           <w:lang w:val="id_ID" w:bidi="id_ID"/>
         </w:rPr>
         <w:t>Jika bahasa Anda tidak menggunakan bentuk pasif ini, Anda dapat mengungkapkan ide dalam bentuk aktif atau dengan cara lain yang wajar dalam bahasa Anda. Jika Anda perlu mengatakan siapa yang melakukan tindakan tersebut, jelaslah dari konteksnya bahwa itu adalah Paulus. Terjemahan alternatif: "anak yang aku kasihi"</w:t>
@@ -1128,6 +1343,21 @@
       </w:r>
       <w:r>
         <w:rPr>
+          <w:b/>
+          <w:lang w:val="id_ID" w:bidi="id_ID"/>
+        </w:rPr>
+        <w:t>χάρις, ἔλεος, εἰρήνη, ἀπὸ Θεοῦ Πατρὸς καὶ Χριστοῦ Ἰησοῦ τοῦ Κυρίου ἡμῶν</w:t>
+      </w:r>
+    </w:p>
+    <w:p>
+      <w:pPr/>
+      <w:r>
+        <w:rPr>
+          <w:lang w:val="id_ID" w:bidi="id_ID"/>
+        </w:rPr>
+      </w:r>
+      <w:r>
+        <w:rPr>
           <w:lang w:val="id_ID" w:bidi="id_ID"/>
         </w:rPr>
         <w:t>Setelah menyebutkan namanya dan nama orang yang dituju, Paulus menambahkan berkat untuk Timotius. Gunakanlah bentuk yang dapat dikenali orang sebagai berkat dalam bahasa Anda. Terjemahan alternatif: "Semoga engkau beroleh kasih karunia, kemurahan dan damai sejahtera dari Allah Bapa dan Kristus Yesus, Tuhan kita" atau "Aku berdoa agar kasih karunia, kemurahan dan damai sejahtera dari Allah Bapa dan Kristus Yesus, Tuhan kita, senantiasa menyertai engkau."</w:t>
@@ -1196,6 +1426,21 @@
       </w:r>
       <w:r>
         <w:rPr>
+          <w:b/>
+          <w:lang w:val="id_ID" w:bidi="id_ID"/>
+        </w:rPr>
+        <w:t>χάρις, ἔλεος, εἰρήνη</w:t>
+      </w:r>
+    </w:p>
+    <w:p>
+      <w:pPr/>
+      <w:r>
+        <w:rPr>
+          <w:lang w:val="id_ID" w:bidi="id_ID"/>
+        </w:rPr>
+      </w:r>
+      <w:r>
+        <w:rPr>
           <w:lang w:val="id_ID" w:bidi="id_ID"/>
         </w:rPr>
         <w:t xml:space="preserve">Jika bahasa Anda tidak menggunakan kata benda abstrak untuk ide </w:t>
@@ -1306,6 +1551,21 @@
           <w:b/>
           <w:lang w:val="id_ID" w:bidi="id_ID"/>
         </w:rPr>
+        <w:t>Θεοῦ Πατρὸς</w:t>
+      </w:r>
+    </w:p>
+    <w:p>
+      <w:pPr/>
+      <w:r>
+        <w:rPr>
+          <w:lang w:val="id_ID" w:bidi="id_ID"/>
+        </w:rPr>
+      </w:r>
+      <w:r>
+        <w:rPr>
+          <w:b/>
+          <w:lang w:val="id_ID" w:bidi="id_ID"/>
+        </w:rPr>
         <w:t>Bapa</w:t>
       </w:r>
       <w:r>
@@ -1404,6 +1664,21 @@
       </w:r>
       <w:r>
         <w:rPr>
+          <w:b/>
+          <w:lang w:val="id_ID" w:bidi="id_ID"/>
+        </w:rPr>
+        <w:t>ἡμῶν</w:t>
+      </w:r>
+    </w:p>
+    <w:p>
+      <w:pPr/>
+      <w:r>
+        <w:rPr>
+          <w:lang w:val="id_ID" w:bidi="id_ID"/>
+        </w:rPr>
+      </w:r>
+      <w:r>
+        <w:rPr>
           <w:lang w:val="id_ID" w:bidi="id_ID"/>
         </w:rPr>
         <w:t xml:space="preserve">Dalam surat ini, Paulus menggunakan kata </w:t>
@@ -1511,6 +1786,21 @@
       </w:r>
       <w:r>
         <w:rPr>
+          <w:b/>
+          <w:lang w:val="id_ID" w:bidi="id_ID"/>
+        </w:rPr>
+        <w:t>χάριν ἔχω</w:t>
+      </w:r>
+    </w:p>
+    <w:p>
+      <w:pPr/>
+      <w:r>
+        <w:rPr>
+          <w:lang w:val="id_ID" w:bidi="id_ID"/>
+        </w:rPr>
+      </w:r>
+      <w:r>
+        <w:rPr>
           <w:lang w:val="id_ID" w:bidi="id_ID"/>
         </w:rPr>
         <w:t xml:space="preserve">Jika bahasa Anda tidak menggunakan kata benda abstrak untuk ide </w:t>
@@ -1592,6 +1882,21 @@
       </w:r>
       <w:r>
         <w:rPr>
+          <w:b/>
+          <w:lang w:val="id_ID" w:bidi="id_ID"/>
+        </w:rPr>
+        <w:t>ᾧ λατρεύω ἀπὸ προγόνων</w:t>
+      </w:r>
+    </w:p>
+    <w:p>
+      <w:pPr/>
+      <w:r>
+        <w:rPr>
+          <w:lang w:val="id_ID" w:bidi="id_ID"/>
+        </w:rPr>
+      </w:r>
+      <w:r>
+        <w:rPr>
           <w:lang w:val="id_ID" w:bidi="id_ID"/>
         </w:rPr>
         <w:t>Di sini Paulus bermaksud bahwa ia melayani Allah dengan cara yang sama seperti yang dilakukan oleh nenek moyangnya. Jika akan membantu dalam bahasa Anda, Anda dapat menggunakan frasa yang sebanding atau menyatakan maknanya dengan jelas. Terjemahan alternatif: "yang saya layani dengan cara yang saya terima dari nenek moyang saya" atau "yang dilayani oleh nenek moyang saya dan saya layani juga"</w:t>
@@ -1663,6 +1968,21 @@
           <w:b/>
           <w:lang w:val="id_ID" w:bidi="id_ID"/>
         </w:rPr>
+        <w:t>ἐν καθαρᾷ συνειδήσει</w:t>
+      </w:r>
+    </w:p>
+    <w:p>
+      <w:pPr/>
+      <w:r>
+        <w:rPr>
+          <w:lang w:val="id_ID" w:bidi="id_ID"/>
+        </w:rPr>
+      </w:r>
+      <w:r>
+        <w:rPr>
+          <w:b/>
+          <w:lang w:val="id_ID" w:bidi="id_ID"/>
+        </w:rPr>
         <w:t>Hati nurani</w:t>
       </w:r>
       <w:r>
@@ -1748,6 +2068,21 @@
       </w:r>
       <w:r>
         <w:rPr>
+          <w:b/>
+          <w:lang w:val="id_ID" w:bidi="id_ID"/>
+        </w:rPr>
+        <w:t>ὡς ἀδιάλειπτον ἔχω τὴν περὶ σοῦ μνείαν</w:t>
+      </w:r>
+    </w:p>
+    <w:p>
+      <w:pPr/>
+      <w:r>
+        <w:rPr>
+          <w:lang w:val="id_ID" w:bidi="id_ID"/>
+        </w:rPr>
+      </w:r>
+      <w:r>
+        <w:rPr>
           <w:lang w:val="id_ID" w:bidi="id_ID"/>
         </w:rPr>
         <w:t xml:space="preserve">Jika bahasa Anda tidak menggunakan kata benda abstrak untuk ide </w:t>
@@ -1846,7 +2181,7 @@
         </w:rPr>
         <w:t xml:space="preserve">, "engkau", dan "dirimu" merujuk kepada Timotius dan berbentuk tunggal. Sebuah catatan akan membahas satu pengecualian dalam </w:t>
       </w:r>
-      <w:hyperlink r:id="rId13">
+      <w:hyperlink r:id="rId15">
         <w:r>
           <w:rPr>
             <w:lang w:val="id_ID" w:bidi="id_ID"/>
@@ -1928,6 +2263,21 @@
       </w:r>
       <w:r>
         <w:rPr>
+          <w:b/>
+          <w:lang w:val="id_ID" w:bidi="id_ID"/>
+        </w:rPr>
+        <w:t>νυκτὸς καὶ ἡμέρας</w:t>
+      </w:r>
+    </w:p>
+    <w:p>
+      <w:pPr/>
+      <w:r>
+        <w:rPr>
+          <w:lang w:val="id_ID" w:bidi="id_ID"/>
+        </w:rPr>
+      </w:r>
+      <w:r>
+        <w:rPr>
           <w:lang w:val="id_ID" w:bidi="id_ID"/>
         </w:rPr>
         <w:t xml:space="preserve">Di sini, frasa </w:t>
@@ -2009,6 +2359,21 @@
       </w:r>
       <w:r>
         <w:rPr>
+          <w:b/>
+          <w:lang w:val="id_ID" w:bidi="id_ID"/>
+        </w:rPr>
+        <w:t>μεμνημένος σου τῶν δακρύων</w:t>
+      </w:r>
+    </w:p>
+    <w:p>
+      <w:pPr/>
+      <w:r>
+        <w:rPr>
+          <w:lang w:val="id_ID" w:bidi="id_ID"/>
+        </w:rPr>
+      </w:r>
+      <w:r>
+        <w:rPr>
           <w:lang w:val="id_ID" w:bidi="id_ID"/>
         </w:rPr>
         <w:t xml:space="preserve">Di sini Paulus menyiratkan bahwa Timotius meneteskan </w:t>
@@ -2090,6 +2455,21 @@
       </w:r>
       <w:r>
         <w:rPr>
+          <w:b/>
+          <w:lang w:val="id_ID" w:bidi="id_ID"/>
+        </w:rPr>
+        <w:t>σου τῶν δακρύων</w:t>
+      </w:r>
+    </w:p>
+    <w:p>
+      <w:pPr/>
+      <w:r>
+        <w:rPr>
+          <w:lang w:val="id_ID" w:bidi="id_ID"/>
+        </w:rPr>
+      </w:r>
+      <w:r>
+        <w:rPr>
           <w:lang w:val="id_ID" w:bidi="id_ID"/>
         </w:rPr>
         <w:t xml:space="preserve">Di sini, kata </w:t>
@@ -2184,6 +2564,21 @@
       </w:r>
       <w:r>
         <w:rPr>
+          <w:b/>
+          <w:lang w:val="id_ID" w:bidi="id_ID"/>
+        </w:rPr>
+        <w:t>χαρᾶς πληρωθῶ</w:t>
+      </w:r>
+    </w:p>
+    <w:p>
+      <w:pPr/>
+      <w:r>
+        <w:rPr>
+          <w:lang w:val="id_ID" w:bidi="id_ID"/>
+        </w:rPr>
+      </w:r>
+      <w:r>
+        <w:rPr>
           <w:lang w:val="id_ID" w:bidi="id_ID"/>
         </w:rPr>
         <w:t xml:space="preserve">Paulus berbicara tentang dirinya sendiri seolah-olah ia adalah sebuah wadah yang dapat </w:t>
@@ -2278,6 +2673,21 @@
       </w:r>
       <w:r>
         <w:rPr>
+          <w:b/>
+          <w:lang w:val="id_ID" w:bidi="id_ID"/>
+        </w:rPr>
+        <w:t>χαρᾶς πληρωθῶ</w:t>
+      </w:r>
+    </w:p>
+    <w:p>
+      <w:pPr/>
+      <w:r>
+        <w:rPr>
+          <w:lang w:val="id_ID" w:bidi="id_ID"/>
+        </w:rPr>
+      </w:r>
+      <w:r>
+        <w:rPr>
           <w:lang w:val="id_ID" w:bidi="id_ID"/>
         </w:rPr>
         <w:t>Jika bahasa Anda tidak menggunakan bentuk pasif ini, Anda dapat mengungkapkan ide dalam bentuk aktif atau dengan cara lain yang wajar dalam bahasa Anda. Terjemahan alternatif: "sukacita dapat memenuhi saya"</w:t>
@@ -2346,6 +2756,21 @@
       </w:r>
       <w:r>
         <w:rPr>
+          <w:b/>
+          <w:lang w:val="id_ID" w:bidi="id_ID"/>
+        </w:rPr>
+        <w:t>χαρᾶς πληρωθῶ</w:t>
+      </w:r>
+    </w:p>
+    <w:p>
+      <w:pPr/>
+      <w:r>
+        <w:rPr>
+          <w:lang w:val="id_ID" w:bidi="id_ID"/>
+        </w:rPr>
+      </w:r>
+      <w:r>
+        <w:rPr>
           <w:lang w:val="id_ID" w:bidi="id_ID"/>
         </w:rPr>
         <w:t xml:space="preserve">Jika bahasa Anda tidak menggunakan kata benda abstrak untuk ide </w:t>
@@ -2427,6 +2852,21 @@
       </w:r>
       <w:r>
         <w:rPr>
+          <w:b/>
+          <w:lang w:val="id_ID" w:bidi="id_ID"/>
+        </w:rPr>
+        <w:t>ὑπόμνησιν λαβὼν</w:t>
+      </w:r>
+    </w:p>
+    <w:p>
+      <w:pPr/>
+      <w:r>
+        <w:rPr>
+          <w:lang w:val="id_ID" w:bidi="id_ID"/>
+        </w:rPr>
+      </w:r>
+      <w:r>
+        <w:rPr>
           <w:lang w:val="id_ID" w:bidi="id_ID"/>
         </w:rPr>
         <w:t xml:space="preserve">Jika bahasa Anda tidak menggunakan kata benda abstrak untuk ide </w:t>
@@ -2508,6 +2948,21 @@
       </w:r>
       <w:r>
         <w:rPr>
+          <w:b/>
+          <w:lang w:val="id_ID" w:bidi="id_ID"/>
+        </w:rPr>
+        <w:t>τῆς ἐν σοὶ ἀνυποκρίτου πίστεως, ἥτις ἐνῴκησεν πρῶτον</w:t>
+      </w:r>
+    </w:p>
+    <w:p>
+      <w:pPr/>
+      <w:r>
+        <w:rPr>
+          <w:lang w:val="id_ID" w:bidi="id_ID"/>
+        </w:rPr>
+      </w:r>
+      <w:r>
+        <w:rPr>
           <w:lang w:val="id_ID" w:bidi="id_ID"/>
         </w:rPr>
         <w:t xml:space="preserve">Jika bahasa Anda tidak menggunakan kata benda abstrak untuk ide </w:t>
@@ -2790,6 +3245,21 @@
       </w:r>
       <w:r>
         <w:rPr>
+          <w:b/>
+          <w:lang w:val="id_ID" w:bidi="id_ID"/>
+        </w:rPr>
+        <w:t>τῇ μάμμῃ σου</w:t>
+      </w:r>
+    </w:p>
+    <w:p>
+      <w:pPr/>
+      <w:r>
+        <w:rPr>
+          <w:lang w:val="id_ID" w:bidi="id_ID"/>
+        </w:rPr>
+      </w:r>
+      <w:r>
+        <w:rPr>
           <w:lang w:val="id_ID" w:bidi="id_ID"/>
         </w:rPr>
         <w:t xml:space="preserve">Paulus tidak menunjukkan apakah </w:t>
@@ -2871,6 +3341,21 @@
       </w:r>
       <w:r>
         <w:rPr>
+          <w:b/>
+          <w:lang w:val="id_ID" w:bidi="id_ID"/>
+        </w:rPr>
+        <w:t>Λωΐδι &amp; Εὐνίκῃ</w:t>
+      </w:r>
+    </w:p>
+    <w:p>
+      <w:pPr/>
+      <w:r>
+        <w:rPr>
+          <w:lang w:val="id_ID" w:bidi="id_ID"/>
+        </w:rPr>
+      </w:r>
+      <w:r>
+        <w:rPr>
           <w:lang w:val="id_ID" w:bidi="id_ID"/>
         </w:rPr>
         <w:t xml:space="preserve">Kata </w:t>
@@ -2965,6 +3450,21 @@
       </w:r>
       <w:r>
         <w:rPr>
+          <w:b/>
+          <w:lang w:val="id_ID" w:bidi="id_ID"/>
+        </w:rPr>
+        <w:t>πέπεισμαι</w:t>
+      </w:r>
+    </w:p>
+    <w:p>
+      <w:pPr/>
+      <w:r>
+        <w:rPr>
+          <w:lang w:val="id_ID" w:bidi="id_ID"/>
+        </w:rPr>
+      </w:r>
+      <w:r>
+        <w:rPr>
           <w:lang w:val="id_ID" w:bidi="id_ID"/>
         </w:rPr>
         <w:t>Jika bahasa Anda tidak menggunakan bentuk pasif ini, Anda dapat mengungkapkan ide dalam bentuk aktif atau dengan cara lain yang wajar dalam bahasa Anda. Terjemahan alternatif: "Saya yakin" atau "Saya percaya diri"</w:t>
@@ -3033,6 +3533,21 @@
       </w:r>
       <w:r>
         <w:rPr>
+          <w:b/>
+          <w:lang w:val="id_ID" w:bidi="id_ID"/>
+        </w:rPr>
+        <w:t>δι’ ἣν αἰτίαν</w:t>
+      </w:r>
+    </w:p>
+    <w:p>
+      <w:pPr/>
+      <w:r>
+        <w:rPr>
+          <w:lang w:val="id_ID" w:bidi="id_ID"/>
+        </w:rPr>
+      </w:r>
+      <w:r>
+        <w:rPr>
           <w:lang w:val="id_ID" w:bidi="id_ID"/>
         </w:rPr>
         <w:t xml:space="preserve">Di sini, frasa </w:t>
@@ -3050,7 +3565,7 @@
         </w:rPr>
         <w:t xml:space="preserve"> merujuk kembali pada fakta iman Timotius yang tulus (lihat </w:t>
       </w:r>
-      <w:hyperlink r:id="rId14">
+      <w:hyperlink r:id="rId16">
         <w:r>
           <w:rPr>
             <w:lang w:val="id_ID" w:bidi="id_ID"/>
@@ -3132,6 +3647,21 @@
       </w:r>
       <w:r>
         <w:rPr>
+          <w:b/>
+          <w:lang w:val="id_ID" w:bidi="id_ID"/>
+        </w:rPr>
+        <w:t>ἀναζωπυρεῖν τὸ χάρισμα</w:t>
+      </w:r>
+    </w:p>
+    <w:p>
+      <w:pPr/>
+      <w:r>
+        <w:rPr>
+          <w:lang w:val="id_ID" w:bidi="id_ID"/>
+        </w:rPr>
+      </w:r>
+      <w:r>
+        <w:rPr>
           <w:lang w:val="id_ID" w:bidi="id_ID"/>
         </w:rPr>
         <w:t xml:space="preserve">Di sini Paulus berbicara tentang </w:t>
@@ -3239,6 +3769,21 @@
       </w:r>
       <w:r>
         <w:rPr>
+          <w:b/>
+          <w:lang w:val="id_ID" w:bidi="id_ID"/>
+        </w:rPr>
+        <w:t>τὸ χάρισμα τοῦ Θεοῦ, ὅ ἐστιν ἐν σοὶ</w:t>
+      </w:r>
+    </w:p>
+    <w:p>
+      <w:pPr/>
+      <w:r>
+        <w:rPr>
+          <w:lang w:val="id_ID" w:bidi="id_ID"/>
+        </w:rPr>
+      </w:r>
+      <w:r>
+        <w:rPr>
           <w:lang w:val="id_ID" w:bidi="id_ID"/>
         </w:rPr>
         <w:t xml:space="preserve">Paulus berbicara tentang Timotius seolah-olah ia adalah sebuah wadah yang dapat menampung </w:t>
@@ -3320,6 +3865,21 @@
       </w:r>
       <w:r>
         <w:rPr>
+          <w:b/>
+          <w:lang w:val="id_ID" w:bidi="id_ID"/>
+        </w:rPr>
+        <w:t>τὸ χάρισμα τοῦ Θεοῦ, ὅ ἐστιν ἐν σοὶ</w:t>
+      </w:r>
+    </w:p>
+    <w:p>
+      <w:pPr/>
+      <w:r>
+        <w:rPr>
+          <w:lang w:val="id_ID" w:bidi="id_ID"/>
+        </w:rPr>
+      </w:r>
+      <w:r>
+        <w:rPr>
           <w:lang w:val="id_ID" w:bidi="id_ID"/>
         </w:rPr>
         <w:t xml:space="preserve">Di sini Paulus menyiratkan bahwa </w:t>
@@ -3414,6 +3974,21 @@
       </w:r>
       <w:r>
         <w:rPr>
+          <w:b/>
+          <w:lang w:val="id_ID" w:bidi="id_ID"/>
+        </w:rPr>
+        <w:t>διὰ τῆς ἐπιθέσεως τῶν χειρῶν μου</w:t>
+      </w:r>
+    </w:p>
+    <w:p>
+      <w:pPr/>
+      <w:r>
+        <w:rPr>
+          <w:lang w:val="id_ID" w:bidi="id_ID"/>
+        </w:rPr>
+      </w:r>
+      <w:r>
+        <w:rPr>
           <w:lang w:val="id_ID" w:bidi="id_ID"/>
         </w:rPr>
         <w:t xml:space="preserve">Di sini Paulus sedang berbicara tentang suatu upacara di mana ia menumpangkan </w:t>
@@ -3495,6 +4070,21 @@
       </w:r>
       <w:r>
         <w:rPr>
+          <w:b/>
+          <w:lang w:val="id_ID" w:bidi="id_ID"/>
+        </w:rPr>
+        <w:t>γὰρ</w:t>
+      </w:r>
+    </w:p>
+    <w:p>
+      <w:pPr/>
+      <w:r>
+        <w:rPr>
+          <w:lang w:val="id_ID" w:bidi="id_ID"/>
+        </w:rPr>
+      </w:r>
+      <w:r>
+        <w:rPr>
           <w:lang w:val="id_ID" w:bidi="id_ID"/>
         </w:rPr>
         <w:t xml:space="preserve">Di sini, kata </w:t>
@@ -3512,7 +4102,7 @@
         </w:rPr>
         <w:t xml:space="preserve"> memperkenalkan alasan mengapa Timotius harus menyalakan kembali karunianya (</w:t>
       </w:r>
-      <w:hyperlink r:id="rId15">
+      <w:hyperlink r:id="rId17">
         <w:r>
           <w:rPr>
             <w:lang w:val="id_ID" w:bidi="id_ID"/>
@@ -3607,6 +4197,21 @@
       </w:r>
       <w:r>
         <w:rPr>
+          <w:b/>
+          <w:lang w:val="id_ID" w:bidi="id_ID"/>
+        </w:rPr>
+        <w:t>πνεῦμα δειλίας, ἀλλὰ δυνάμεως, καὶ ἀγάπης, καὶ σωφρονισμοῦ</w:t>
+      </w:r>
+    </w:p>
+    <w:p>
+      <w:pPr/>
+      <w:r>
+        <w:rPr>
+          <w:lang w:val="id_ID" w:bidi="id_ID"/>
+        </w:rPr>
+      </w:r>
+      <w:r>
+        <w:rPr>
           <w:lang w:val="id_ID" w:bidi="id_ID"/>
         </w:rPr>
         <w:t xml:space="preserve">Di sini, kata </w:t>
@@ -3701,6 +4306,21 @@
       </w:r>
       <w:r>
         <w:rPr>
+          <w:b/>
+          <w:lang w:val="id_ID" w:bidi="id_ID"/>
+        </w:rPr>
+        <w:t>δειλίας, ἀλλὰ δυνάμεως, καὶ ἀγάπης, καὶ σωφρονισμοῦ</w:t>
+      </w:r>
+    </w:p>
+    <w:p>
+      <w:pPr/>
+      <w:r>
+        <w:rPr>
+          <w:lang w:val="id_ID" w:bidi="id_ID"/>
+        </w:rPr>
+      </w:r>
+      <w:r>
+        <w:rPr>
           <w:lang w:val="id_ID" w:bidi="id_ID"/>
         </w:rPr>
         <w:t xml:space="preserve">Jika bahasa Anda tidak menggunakan kata benda abstrak untuk ide </w:t>
@@ -3821,6 +4441,21 @@
       </w:r>
       <w:r>
         <w:rPr>
+          <w:b/>
+          <w:lang w:val="id_ID" w:bidi="id_ID"/>
+        </w:rPr>
+        <w:t>σωφρονισμοῦ</w:t>
+      </w:r>
+    </w:p>
+    <w:p>
+      <w:pPr/>
+      <w:r>
+        <w:rPr>
+          <w:lang w:val="id_ID" w:bidi="id_ID"/>
+        </w:rPr>
+      </w:r>
+      <w:r>
+        <w:rPr>
           <w:lang w:val="id_ID" w:bidi="id_ID"/>
         </w:rPr>
         <w:t xml:space="preserve">Di sini, kata </w:t>
@@ -3902,6 +4537,21 @@
       </w:r>
       <w:r>
         <w:rPr>
+          <w:b/>
+          <w:lang w:val="id_ID" w:bidi="id_ID"/>
+        </w:rPr>
+        <w:t>οὖν</w:t>
+      </w:r>
+    </w:p>
+    <w:p>
+      <w:pPr/>
+      <w:r>
+        <w:rPr>
+          <w:lang w:val="id_ID" w:bidi="id_ID"/>
+        </w:rPr>
+      </w:r>
+      <w:r>
+        <w:rPr>
           <w:lang w:val="id_ID" w:bidi="id_ID"/>
         </w:rPr>
         <w:t xml:space="preserve">Di sini, kata </w:t>
@@ -3983,6 +4633,21 @@
       </w:r>
       <w:r>
         <w:rPr>
+          <w:b/>
+          <w:lang w:val="id_ID" w:bidi="id_ID"/>
+        </w:rPr>
+        <w:t>μὴ &amp; ἐπαισχυνθῇς τὸ μαρτύριον τοῦ Κυρίου ἡμῶν, μηδὲ ἐμὲ, τὸν δέσμιον αὐτοῦ</w:t>
+      </w:r>
+    </w:p>
+    <w:p>
+      <w:pPr/>
+      <w:r>
+        <w:rPr>
+          <w:lang w:val="id_ID" w:bidi="id_ID"/>
+        </w:rPr>
+      </w:r>
+      <w:r>
+        <w:rPr>
           <w:lang w:val="id_ID" w:bidi="id_ID"/>
         </w:rPr>
         <w:t>Jika bahasa Anda tidak menggunakan bentuk pasif ini, Anda dapat mengekspresikan ide dalam bentuk aktif atau dengan cara lain yang wajar dalam bahasa Anda. Terjemahan alternatif: "Janganlah kesaksian Tuhan kita, atau aku, tawanan-Nya, mempermalukan kamu"</w:t>
@@ -4051,6 +4716,21 @@
       </w:r>
       <w:r>
         <w:rPr>
+          <w:b/>
+          <w:lang w:val="id_ID" w:bidi="id_ID"/>
+        </w:rPr>
+        <w:t>τὸ μαρτύριον τοῦ Κυρίου ἡμῶν</w:t>
+      </w:r>
+    </w:p>
+    <w:p>
+      <w:pPr/>
+      <w:r>
+        <w:rPr>
+          <w:lang w:val="id_ID" w:bidi="id_ID"/>
+        </w:rPr>
+      </w:r>
+      <w:r>
+        <w:rPr>
           <w:lang w:val="id_ID" w:bidi="id_ID"/>
         </w:rPr>
         <w:t xml:space="preserve">Di sini, Paulus menggunakan bentuk posesif untuk menggambarkan </w:t>
@@ -4145,6 +4825,21 @@
       </w:r>
       <w:r>
         <w:rPr>
+          <w:b/>
+          <w:lang w:val="id_ID" w:bidi="id_ID"/>
+        </w:rPr>
+        <w:t>τὸν δέσμιον αὐτοῦ</w:t>
+      </w:r>
+    </w:p>
+    <w:p>
+      <w:pPr/>
+      <w:r>
+        <w:rPr>
+          <w:lang w:val="id_ID" w:bidi="id_ID"/>
+        </w:rPr>
+      </w:r>
+      <w:r>
+        <w:rPr>
           <w:lang w:val="id_ID" w:bidi="id_ID"/>
         </w:rPr>
         <w:t xml:space="preserve">Di sini, Paulus menggunakan bentuk posesif untuk menggambarkan dirinya sebagai </w:t>
@@ -4226,6 +4921,21 @@
       </w:r>
       <w:r>
         <w:rPr>
+          <w:b/>
+          <w:lang w:val="id_ID" w:bidi="id_ID"/>
+        </w:rPr>
+        <w:t>συνκακοπάθησον</w:t>
+      </w:r>
+    </w:p>
+    <w:p>
+      <w:pPr/>
+      <w:r>
+        <w:rPr>
+          <w:lang w:val="id_ID" w:bidi="id_ID"/>
+        </w:rPr>
+      </w:r>
+      <w:r>
+        <w:rPr>
           <w:lang w:val="id_ID" w:bidi="id_ID"/>
         </w:rPr>
         <w:t xml:space="preserve">Di sini, frasa </w:t>
@@ -4307,6 +5017,21 @@
       </w:r>
       <w:r>
         <w:rPr>
+          <w:b/>
+          <w:lang w:val="id_ID" w:bidi="id_ID"/>
+        </w:rPr>
+        <w:t>τῷ εὐαγγελίῳ</w:t>
+      </w:r>
+    </w:p>
+    <w:p>
+      <w:pPr/>
+      <w:r>
+        <w:rPr>
+          <w:lang w:val="id_ID" w:bidi="id_ID"/>
+        </w:rPr>
+      </w:r>
+      <w:r>
+        <w:rPr>
           <w:lang w:val="id_ID" w:bidi="id_ID"/>
         </w:rPr>
         <w:t xml:space="preserve">Di sini Paulus menyiratkan bahwa Timotius harus bersedia untuk menderita karena ia percaya dan memberitakan </w:t>
@@ -4388,6 +5113,21 @@
       </w:r>
       <w:r>
         <w:rPr>
+          <w:b/>
+          <w:lang w:val="id_ID" w:bidi="id_ID"/>
+        </w:rPr>
+        <w:t>κατὰ δύναμιν Θεοῦ</w:t>
+      </w:r>
+    </w:p>
+    <w:p>
+      <w:pPr/>
+      <w:r>
+        <w:rPr>
+          <w:lang w:val="id_ID" w:bidi="id_ID"/>
+        </w:rPr>
+      </w:r>
+      <w:r>
+        <w:rPr>
           <w:lang w:val="id_ID" w:bidi="id_ID"/>
         </w:rPr>
         <w:t xml:space="preserve">Jika bahasa Anda tidak menggunakan kata benda abstrak untuk ide </w:t>
@@ -4469,6 +5209,21 @@
       </w:r>
       <w:r>
         <w:rPr>
+          <w:b/>
+          <w:lang w:val="id_ID" w:bidi="id_ID"/>
+        </w:rPr>
+        <w:t>κλήσει ἁγίᾳ</w:t>
+      </w:r>
+    </w:p>
+    <w:p>
+      <w:pPr/>
+      <w:r>
+        <w:rPr>
+          <w:lang w:val="id_ID" w:bidi="id_ID"/>
+        </w:rPr>
+      </w:r>
+      <w:r>
+        <w:rPr>
           <w:lang w:val="id_ID" w:bidi="id_ID"/>
         </w:rPr>
         <w:t xml:space="preserve">Di sini, frasa </w:t>
@@ -4576,6 +5331,21 @@
       </w:r>
       <w:r>
         <w:rPr>
+          <w:b/>
+          <w:lang w:val="id_ID" w:bidi="id_ID"/>
+        </w:rPr>
+        <w:t>οὐ κατὰ τὰ ἔργα ἡμῶν, ἀλλὰ κατὰ ἰδίαν πρόθεσιν καὶ χάριν, τὴν δοθεῖσαν ἡμῖν</w:t>
+      </w:r>
+    </w:p>
+    <w:p>
+      <w:pPr/>
+      <w:r>
+        <w:rPr>
+          <w:lang w:val="id_ID" w:bidi="id_ID"/>
+        </w:rPr>
+      </w:r>
+      <w:r>
+        <w:rPr>
           <w:lang w:val="id_ID" w:bidi="id_ID"/>
         </w:rPr>
         <w:t xml:space="preserve">Jika bahasa Anda tidak menggunakan kata benda abstrak untuk gagasan </w:t>
@@ -4803,6 +5573,21 @@
       </w:r>
       <w:r>
         <w:rPr>
+          <w:b/>
+          <w:lang w:val="id_ID" w:bidi="id_ID"/>
+        </w:rPr>
+        <w:t>τὴν δοθεῖσαν</w:t>
+      </w:r>
+    </w:p>
+    <w:p>
+      <w:pPr/>
+      <w:r>
+        <w:rPr>
+          <w:lang w:val="id_ID" w:bidi="id_ID"/>
+        </w:rPr>
+      </w:r>
+      <w:r>
+        <w:rPr>
           <w:lang w:val="id_ID" w:bidi="id_ID"/>
         </w:rPr>
         <w:t>Jika bahasa Anda tidak menggunakan bentuk pasif ini, Anda dapat mengungkapkan gagasan tersebut dalam bentuk aktif atau dengan cara lain yang wajar dalam bahasa Anda. Jika Anda perlu mengatakan siapa yang melakukan tindakan tersebut, jelaslah dari konteksnya bahwa yang melakukan tindakan tersebut adalah Allah. Terjemahan alternatif: "yang diberikan Allah"</w:t>
@@ -4871,6 +5656,21 @@
       </w:r>
       <w:r>
         <w:rPr>
+          <w:b/>
+          <w:lang w:val="id_ID" w:bidi="id_ID"/>
+        </w:rPr>
+        <w:t>ἐν Χριστῷ Ἰησοῦ πρὸ χρόνων αἰωνίων</w:t>
+      </w:r>
+    </w:p>
+    <w:p>
+      <w:pPr/>
+      <w:r>
+        <w:rPr>
+          <w:lang w:val="id_ID" w:bidi="id_ID"/>
+        </w:rPr>
+      </w:r>
+      <w:r>
+        <w:rPr>
           <w:lang w:val="id_ID" w:bidi="id_ID"/>
         </w:rPr>
         <w:t xml:space="preserve">Di sini Paulus menggunakan metafora spasial </w:t>
@@ -4991,6 +5791,21 @@
       </w:r>
       <w:r>
         <w:rPr>
+          <w:b/>
+          <w:lang w:val="id_ID" w:bidi="id_ID"/>
+        </w:rPr>
+        <w:t>πρὸ χρόνων αἰωνίων</w:t>
+      </w:r>
+    </w:p>
+    <w:p>
+      <w:pPr/>
+      <w:r>
+        <w:rPr>
+          <w:lang w:val="id_ID" w:bidi="id_ID"/>
+        </w:rPr>
+      </w:r>
+      <w:r>
+        <w:rPr>
           <w:lang w:val="id_ID" w:bidi="id_ID"/>
         </w:rPr>
         <w:t xml:space="preserve">Di sini Paulus menunjukkan bahwa Allah melakukan hal ini </w:t>
@@ -5072,6 +5887,21 @@
       </w:r>
       <w:r>
         <w:rPr>
+          <w:b/>
+          <w:lang w:val="id_ID" w:bidi="id_ID"/>
+        </w:rPr>
+        <w:t>φανερωθεῖσαν δὲ νῦν</w:t>
+      </w:r>
+    </w:p>
+    <w:p>
+      <w:pPr/>
+      <w:r>
+        <w:rPr>
+          <w:lang w:val="id_ID" w:bidi="id_ID"/>
+        </w:rPr>
+      </w:r>
+      <w:r>
+        <w:rPr>
           <w:lang w:val="id_ID" w:bidi="id_ID"/>
         </w:rPr>
         <w:t>Jika bahasa Anda tidak menggunakan bentuk pasif ini, Anda dapat mengungkapkan gagasan tersebut dalam bentuk aktif atau dengan cara lain yang wajar dalam bahasa Anda. Jika Anda perlu mengatakan siapa yang melakukan tindakan tersebut, jelaslah dari konteksnya bahwa yang melakukan tindakan tersebut adalah Allah. Terjemahan alternatif: "yang sekarang telah Allah nyatakan" atau "yang sekarang telah Allah izinkan untuk diketahui oleh manusia"</w:t>
@@ -5140,6 +5970,21 @@
       </w:r>
       <w:r>
         <w:rPr>
+          <w:b/>
+          <w:lang w:val="id_ID" w:bidi="id_ID"/>
+        </w:rPr>
+        <w:t>διὰ τῆς ἐπιφανείας τοῦ Σωτῆρος ἡμῶν, Χριστοῦ Ἰησοῦ</w:t>
+      </w:r>
+    </w:p>
+    <w:p>
+      <w:pPr/>
+      <w:r>
+        <w:rPr>
+          <w:lang w:val="id_ID" w:bidi="id_ID"/>
+        </w:rPr>
+      </w:r>
+      <w:r>
+        <w:rPr>
           <w:lang w:val="id_ID" w:bidi="id_ID"/>
         </w:rPr>
         <w:t xml:space="preserve">Di sini, kata </w:t>
@@ -5221,6 +6066,21 @@
       </w:r>
       <w:r>
         <w:rPr>
+          <w:b/>
+          <w:lang w:val="id_ID" w:bidi="id_ID"/>
+        </w:rPr>
+        <w:t>καταργήσαντος μὲν τὸν θάνατον</w:t>
+      </w:r>
+    </w:p>
+    <w:p>
+      <w:pPr/>
+      <w:r>
+        <w:rPr>
+          <w:lang w:val="id_ID" w:bidi="id_ID"/>
+        </w:rPr>
+      </w:r>
+      <w:r>
+        <w:rPr>
           <w:lang w:val="id_ID" w:bidi="id_ID"/>
         </w:rPr>
         <w:t xml:space="preserve">Jika bahasa Anda tidak menggunakan kata benda abstrak untuk ide </w:t>
@@ -5302,6 +6162,21 @@
       </w:r>
       <w:r>
         <w:rPr>
+          <w:b/>
+          <w:lang w:val="id_ID" w:bidi="id_ID"/>
+        </w:rPr>
+        <w:t>φωτίσαντος δὲ ζωὴν καὶ ἀφθαρσίαν διὰ τοῦ εὐαγγελίου</w:t>
+      </w:r>
+    </w:p>
+    <w:p>
+      <w:pPr/>
+      <w:r>
+        <w:rPr>
+          <w:lang w:val="id_ID" w:bidi="id_ID"/>
+        </w:rPr>
+      </w:r>
+      <w:r>
+        <w:rPr>
           <w:lang w:val="id_ID" w:bidi="id_ID"/>
         </w:rPr>
         <w:t xml:space="preserve">Di sini Paulus berbicara seolah-olah Yesus menggunakan </w:t>
@@ -5435,6 +6310,21 @@
       </w:r>
       <w:r>
         <w:rPr>
+          <w:b/>
+          <w:lang w:val="id_ID" w:bidi="id_ID"/>
+        </w:rPr>
+        <w:t>ζωὴν καὶ ἀφθαρσίαν</w:t>
+      </w:r>
+    </w:p>
+    <w:p>
+      <w:pPr/>
+      <w:r>
+        <w:rPr>
+          <w:lang w:val="id_ID" w:bidi="id_ID"/>
+        </w:rPr>
+      </w:r>
+      <w:r>
+        <w:rPr>
           <w:lang w:val="id_ID" w:bidi="id_ID"/>
         </w:rPr>
         <w:t xml:space="preserve">Jika bahasa Anda tidak menggunakan kata benda abstrak untuk gagasan </w:t>
@@ -5529,6 +6419,21 @@
       </w:r>
       <w:r>
         <w:rPr>
+          <w:b/>
+          <w:lang w:val="id_ID" w:bidi="id_ID"/>
+        </w:rPr>
+        <w:t>ζωὴν καὶ ἀφθαρσίαν</w:t>
+      </w:r>
+    </w:p>
+    <w:p>
+      <w:pPr/>
+      <w:r>
+        <w:rPr>
+          <w:lang w:val="id_ID" w:bidi="id_ID"/>
+        </w:rPr>
+      </w:r>
+      <w:r>
+        <w:rPr>
           <w:lang w:val="id_ID" w:bidi="id_ID"/>
         </w:rPr>
         <w:t xml:space="preserve">Dua kata </w:t>
@@ -5649,6 +6554,21 @@
       </w:r>
       <w:r>
         <w:rPr>
+          <w:b/>
+          <w:lang w:val="id_ID" w:bidi="id_ID"/>
+        </w:rPr>
+        <w:t>ζωὴν</w:t>
+      </w:r>
+    </w:p>
+    <w:p>
+      <w:pPr/>
+      <w:r>
+        <w:rPr>
+          <w:lang w:val="id_ID" w:bidi="id_ID"/>
+        </w:rPr>
+      </w:r>
+      <w:r>
+        <w:rPr>
           <w:lang w:val="id_ID" w:bidi="id_ID"/>
         </w:rPr>
         <w:t>Di sini Paulus mengacu pada kehidupan baru yang kekal bersama Allah. Jika itu akan membantu dalam bahasa Anda, Anda dapat membuat gagasan itu lebih eksplisit. Terjemahan alternatif: "hidup yang kekal" atau "hidup yang baru bersama Allah"</w:t>
@@ -5717,6 +6637,21 @@
       </w:r>
       <w:r>
         <w:rPr>
+          <w:b/>
+          <w:lang w:val="id_ID" w:bidi="id_ID"/>
+        </w:rPr>
+        <w:t>εἰς ὃ</w:t>
+      </w:r>
+    </w:p>
+    <w:p>
+      <w:pPr/>
+      <w:r>
+        <w:rPr>
+          <w:lang w:val="id_ID" w:bidi="id_ID"/>
+        </w:rPr>
+      </w:r>
+      <w:r>
+        <w:rPr>
           <w:lang w:val="id_ID" w:bidi="id_ID"/>
         </w:rPr>
         <w:t xml:space="preserve">Di sini, kata ganti </w:t>
@@ -5798,6 +6733,21 @@
       </w:r>
       <w:r>
         <w:rPr>
+          <w:b/>
+          <w:lang w:val="id_ID" w:bidi="id_ID"/>
+        </w:rPr>
+        <w:t>ἐτέθην ἐγὼ</w:t>
+      </w:r>
+    </w:p>
+    <w:p>
+      <w:pPr/>
+      <w:r>
+        <w:rPr>
+          <w:lang w:val="id_ID" w:bidi="id_ID"/>
+        </w:rPr>
+      </w:r>
+      <w:r>
+        <w:rPr>
           <w:lang w:val="id_ID" w:bidi="id_ID"/>
         </w:rPr>
         <w:t>Jika bahasa Anda tidak menggunakan bentuk pasif ini, Anda dapat mengungkapkan gagasan tersebut dalam bentuk aktif atau dengan cara lain yang wajar dalam bahasa Anda. Jika Anda perlu mengatakan siapa yang melakukan tindakan tersebut, jelaslah dari konteksnya bahwa yang melakukan tindakan tersebut adalah Allah. Terjemahan alternatif: "Allah telah menetapkan aku"</w:t>
@@ -5866,6 +6816,21 @@
       </w:r>
       <w:r>
         <w:rPr>
+          <w:b/>
+          <w:lang w:val="id_ID" w:bidi="id_ID"/>
+        </w:rPr>
+        <w:t>κῆρυξ</w:t>
+      </w:r>
+    </w:p>
+    <w:p>
+      <w:pPr/>
+      <w:r>
+        <w:rPr>
+          <w:lang w:val="id_ID" w:bidi="id_ID"/>
+        </w:rPr>
+      </w:r>
+      <w:r>
+        <w:rPr>
           <w:lang w:val="id_ID" w:bidi="id_ID"/>
         </w:rPr>
         <w:t xml:space="preserve">Seorang </w:t>
@@ -5947,6 +6912,21 @@
       </w:r>
       <w:r>
         <w:rPr>
+          <w:b/>
+          <w:lang w:val="id_ID" w:bidi="id_ID"/>
+        </w:rPr>
+        <w:t>διδάσκαλος</w:t>
+      </w:r>
+    </w:p>
+    <w:p>
+      <w:pPr/>
+      <w:r>
+        <w:rPr>
+          <w:lang w:val="id_ID" w:bidi="id_ID"/>
+        </w:rPr>
+      </w:r>
+      <w:r>
+        <w:rPr>
           <w:lang w:val="id_ID" w:bidi="id_ID"/>
         </w:rPr>
         <w:t xml:space="preserve">Banyak naskah kuno yang berbunyi </w:t>
@@ -6028,11 +7008,26 @@
       </w:r>
       <w:r>
         <w:rPr>
+          <w:b/>
+          <w:lang w:val="id_ID" w:bidi="id_ID"/>
+        </w:rPr>
+        <w:t>δι’ ἣν αἰτίαν</w:t>
+      </w:r>
+    </w:p>
+    <w:p>
+      <w:pPr/>
+      <w:r>
+        <w:rPr>
+          <w:lang w:val="id_ID" w:bidi="id_ID"/>
+        </w:rPr>
+      </w:r>
+      <w:r>
+        <w:rPr>
           <w:lang w:val="id_ID" w:bidi="id_ID"/>
         </w:rPr>
         <w:t xml:space="preserve">Di sini, frasa yang mana alasannya merujuk kembali kepada fakta bahwa Paulus ditunjuk untuk menjadi pemberita, rasul, dan guru (lihat </w:t>
       </w:r>
-      <w:hyperlink r:id="rId16">
+      <w:hyperlink r:id="rId18">
         <w:r>
           <w:rPr>
             <w:lang w:val="id_ID" w:bidi="id_ID"/>
@@ -6114,6 +7109,21 @@
       </w:r>
       <w:r>
         <w:rPr>
+          <w:b/>
+          <w:lang w:val="id_ID" w:bidi="id_ID"/>
+        </w:rPr>
+        <w:t>καὶ ταῦτα πάσχω</w:t>
+      </w:r>
+    </w:p>
+    <w:p>
+      <w:pPr/>
+      <w:r>
+        <w:rPr>
+          <w:lang w:val="id_ID" w:bidi="id_ID"/>
+        </w:rPr>
+      </w:r>
+      <w:r>
+        <w:rPr>
           <w:lang w:val="id_ID" w:bidi="id_ID"/>
         </w:rPr>
         <w:t xml:space="preserve">Di sini Paulus tidak menyebutkan secara khusus </w:t>
@@ -6131,7 +7141,7 @@
         </w:rPr>
         <w:t xml:space="preserve"> penderitaan yang ia alami, tetapi dari konteks surat ini, Timotius pasti tahu bahwa ia mengacu pada penderitaan sebagai seorang tahanan (lihat </w:t>
       </w:r>
-      <w:hyperlink r:id="rId17">
+      <w:hyperlink r:id="rId19">
         <w:r>
           <w:rPr>
             <w:lang w:val="id_ID" w:bidi="id_ID"/>
@@ -6213,6 +7223,21 @@
       </w:r>
       <w:r>
         <w:rPr>
+          <w:b/>
+          <w:lang w:val="id_ID" w:bidi="id_ID"/>
+        </w:rPr>
+        <w:t>οὐκ ἐπαισχύνομαι</w:t>
+      </w:r>
+    </w:p>
+    <w:p>
+      <w:pPr/>
+      <w:r>
+        <w:rPr>
+          <w:lang w:val="id_ID" w:bidi="id_ID"/>
+        </w:rPr>
+      </w:r>
+      <w:r>
+        <w:rPr>
           <w:lang w:val="id_ID" w:bidi="id_ID"/>
         </w:rPr>
         <w:t>Jika bahasa Anda tidak menggunakan bentuk pasif ini, Anda dapat mengungkapkan ide tersebut dalam bentuk aktif atau dengan cara lain yang wajar dalam bahasa Anda. Jika Anda perlu mengatakan siapa yang akan melakukan tindakan tersebut, jelas dari konteksnya bahwa itu adalah hal-hal yang diderita oleh Paulus. Terjemahan alternatif: "yang tidak mempermalukan aku"</w:t>
@@ -6281,6 +7306,21 @@
       </w:r>
       <w:r>
         <w:rPr>
+          <w:b/>
+          <w:lang w:val="id_ID" w:bidi="id_ID"/>
+        </w:rPr>
+        <w:t>ᾧ</w:t>
+      </w:r>
+    </w:p>
+    <w:p>
+      <w:pPr/>
+      <w:r>
+        <w:rPr>
+          <w:lang w:val="id_ID" w:bidi="id_ID"/>
+        </w:rPr>
+      </w:r>
+      <w:r>
+        <w:rPr>
           <w:lang w:val="id_ID" w:bidi="id_ID"/>
         </w:rPr>
         <w:t xml:space="preserve">Kata ganti </w:t>
@@ -6362,6 +7402,21 @@
       </w:r>
       <w:r>
         <w:rPr>
+          <w:b/>
+          <w:lang w:val="id_ID" w:bidi="id_ID"/>
+        </w:rPr>
+        <w:t>πέπεισμαι</w:t>
+      </w:r>
+    </w:p>
+    <w:p>
+      <w:pPr/>
+      <w:r>
+        <w:rPr>
+          <w:lang w:val="id_ID" w:bidi="id_ID"/>
+        </w:rPr>
+      </w:r>
+      <w:r>
+        <w:rPr>
           <w:lang w:val="id_ID" w:bidi="id_ID"/>
         </w:rPr>
         <w:t>Jika bahasa Anda tidak menggunakan bentuk pasif ini, Anda dapat mengekspresikan ide dalam bentuk aktif atau dengan cara lain yang wajar dalam bahasa Anda. Terjemahan alternatif: "Saya yakin" atau "Saya tahu"</w:t>
@@ -6430,6 +7485,21 @@
       </w:r>
       <w:r>
         <w:rPr>
+          <w:b/>
+          <w:lang w:val="id_ID" w:bidi="id_ID"/>
+        </w:rPr>
+        <w:t>τὴν παραθήκην μου φυλάξαι</w:t>
+      </w:r>
+    </w:p>
+    <w:p>
+      <w:pPr/>
+      <w:r>
+        <w:rPr>
+          <w:lang w:val="id_ID" w:bidi="id_ID"/>
+        </w:rPr>
+      </w:r>
+      <w:r>
+        <w:rPr>
           <w:lang w:val="id_ID" w:bidi="id_ID"/>
         </w:rPr>
         <w:t xml:space="preserve">Di sini, Paulus menggunakan bentuk posesif untuk menggambarkan </w:t>
@@ -6511,6 +7581,21 @@
       </w:r>
       <w:r>
         <w:rPr>
+          <w:b/>
+          <w:lang w:val="id_ID" w:bidi="id_ID"/>
+        </w:rPr>
+        <w:t>τὴν παραθήκην μου φυλάξαι</w:t>
+      </w:r>
+    </w:p>
+    <w:p>
+      <w:pPr/>
+      <w:r>
+        <w:rPr>
+          <w:lang w:val="id_ID" w:bidi="id_ID"/>
+        </w:rPr>
+      </w:r>
+      <w:r>
+        <w:rPr>
           <w:lang w:val="id_ID" w:bidi="id_ID"/>
         </w:rPr>
         <w:t xml:space="preserve">Di sini Paulus berbicara seolah-olah Allah sedang menjaga </w:t>
@@ -6644,6 +7729,21 @@
       </w:r>
       <w:r>
         <w:rPr>
+          <w:b/>
+          <w:lang w:val="id_ID" w:bidi="id_ID"/>
+        </w:rPr>
+        <w:t>ἐκείνην τὴν ἡμέραν</w:t>
+      </w:r>
+    </w:p>
+    <w:p>
+      <w:pPr/>
+      <w:r>
+        <w:rPr>
+          <w:lang w:val="id_ID" w:bidi="id_ID"/>
+        </w:rPr>
+      </w:r>
+      <w:r>
+        <w:rPr>
           <w:lang w:val="id_ID" w:bidi="id_ID"/>
         </w:rPr>
         <w:t>Di sini Paulus mengacu pada saat yang tepat ketika Yesus akan datang kembali ke dunia ini, yang juga akan menjadi akhir dari periode waktu saat ini. Jika itu akan membantu dalam bahasa Anda, Anda dapat membuat gagasan itu lebih eksplisit. Terjemahan alternatif: "hari ketika Yesus akan datang kembali" atau "kedatangan Yesus yang kedua kali"</w:t>
@@ -6712,6 +7812,21 @@
       </w:r>
       <w:r>
         <w:rPr>
+          <w:b/>
+          <w:lang w:val="id_ID" w:bidi="id_ID"/>
+        </w:rPr>
+        <w:t>ὑποτύπωσιν ἔχε</w:t>
+      </w:r>
+    </w:p>
+    <w:p>
+      <w:pPr/>
+      <w:r>
+        <w:rPr>
+          <w:lang w:val="id_ID" w:bidi="id_ID"/>
+        </w:rPr>
+      </w:r>
+      <w:r>
+        <w:rPr>
           <w:lang w:val="id_ID" w:bidi="id_ID"/>
         </w:rPr>
         <w:t xml:space="preserve">Di sini Paulus mengindikasikan bahwa ia ingin Timotius mempertahankan bentuk dasar dan isi dari </w:t>
@@ -6793,6 +7908,21 @@
       </w:r>
       <w:r>
         <w:rPr>
+          <w:b/>
+          <w:lang w:val="id_ID" w:bidi="id_ID"/>
+        </w:rPr>
+        <w:t>ὑγιαινόντων λόγων</w:t>
+      </w:r>
+    </w:p>
+    <w:p>
+      <w:pPr/>
+      <w:r>
+        <w:rPr>
+          <w:lang w:val="id_ID" w:bidi="id_ID"/>
+        </w:rPr>
+      </w:r>
+      <w:r>
+        <w:rPr>
           <w:lang w:val="id_ID" w:bidi="id_ID"/>
         </w:rPr>
         <w:t xml:space="preserve">Di sini Paulus berbicara seolah-olah </w:t>
@@ -6900,6 +8030,21 @@
       </w:r>
       <w:r>
         <w:rPr>
+          <w:b/>
+          <w:lang w:val="id_ID" w:bidi="id_ID"/>
+        </w:rPr>
+        <w:t>ὑγιαινόντων λόγων</w:t>
+      </w:r>
+    </w:p>
+    <w:p>
+      <w:pPr/>
+      <w:r>
+        <w:rPr>
+          <w:lang w:val="id_ID" w:bidi="id_ID"/>
+        </w:rPr>
+      </w:r>
+      <w:r>
+        <w:rPr>
           <w:lang w:val="id_ID" w:bidi="id_ID"/>
         </w:rPr>
         <w:t xml:space="preserve">Di sini, </w:t>
@@ -6981,6 +8126,21 @@
       </w:r>
       <w:r>
         <w:rPr>
+          <w:b/>
+          <w:lang w:val="id_ID" w:bidi="id_ID"/>
+        </w:rPr>
+        <w:t>ἐν πίστει καὶ ἀγάπῃ τῇ ἐν Χριστῷ Ἰησοῦ</w:t>
+      </w:r>
+    </w:p>
+    <w:p>
+      <w:pPr/>
+      <w:r>
+        <w:rPr>
+          <w:lang w:val="id_ID" w:bidi="id_ID"/>
+        </w:rPr>
+      </w:r>
+      <w:r>
+        <w:rPr>
           <w:lang w:val="id_ID" w:bidi="id_ID"/>
         </w:rPr>
         <w:t xml:space="preserve">Jika bahasa Anda tidak menggunakan kata benda abstrak untuk gagasan mengenai kata </w:t>
@@ -7075,6 +8235,21 @@
       </w:r>
       <w:r>
         <w:rPr>
+          <w:b/>
+          <w:lang w:val="id_ID" w:bidi="id_ID"/>
+        </w:rPr>
+        <w:t>τῇ ἐν Χριστῷ Ἰησοῦ</w:t>
+      </w:r>
+    </w:p>
+    <w:p>
+      <w:pPr/>
+      <w:r>
+        <w:rPr>
+          <w:lang w:val="id_ID" w:bidi="id_ID"/>
+        </w:rPr>
+      </w:r>
+      <w:r>
+        <w:rPr>
           <w:lang w:val="id_ID" w:bidi="id_ID"/>
         </w:rPr>
         <w:t xml:space="preserve">Di sini, frasa </w:t>
@@ -7195,6 +8370,21 @@
       </w:r>
       <w:r>
         <w:rPr>
+          <w:b/>
+          <w:lang w:val="id_ID" w:bidi="id_ID"/>
+        </w:rPr>
+        <w:t>τῇ ἐν Χριστῷ Ἰησοῦ</w:t>
+      </w:r>
+    </w:p>
+    <w:p>
+      <w:pPr/>
+      <w:r>
+        <w:rPr>
+          <w:lang w:val="id_ID" w:bidi="id_ID"/>
+        </w:rPr>
+      </w:r>
+      <w:r>
+        <w:rPr>
           <w:lang w:val="id_ID" w:bidi="id_ID"/>
         </w:rPr>
         <w:t xml:space="preserve">Paulus menggunakan metafora spasial </w:t>
@@ -7367,6 +8557,21 @@
       </w:r>
       <w:r>
         <w:rPr>
+          <w:b/>
+          <w:lang w:val="id_ID" w:bidi="id_ID"/>
+        </w:rPr>
+        <w:t>τὴν καλὴν παραθήκην φύλαξον</w:t>
+      </w:r>
+    </w:p>
+    <w:p>
+      <w:pPr/>
+      <w:r>
+        <w:rPr>
+          <w:lang w:val="id_ID" w:bidi="id_ID"/>
+        </w:rPr>
+      </w:r>
+      <w:r>
+        <w:rPr>
           <w:lang w:val="id_ID" w:bidi="id_ID"/>
         </w:rPr>
         <w:t xml:space="preserve">Di sini, frasa </w:t>
@@ -7474,6 +8679,21 @@
       </w:r>
       <w:r>
         <w:rPr>
+          <w:b/>
+          <w:lang w:val="id_ID" w:bidi="id_ID"/>
+        </w:rPr>
+        <w:t>διὰ Πνεύματος Ἁγίου</w:t>
+      </w:r>
+    </w:p>
+    <w:p>
+      <w:pPr/>
+      <w:r>
+        <w:rPr>
+          <w:lang w:val="id_ID" w:bidi="id_ID"/>
+        </w:rPr>
+      </w:r>
+      <w:r>
+        <w:rPr>
           <w:lang w:val="id_ID" w:bidi="id_ID"/>
         </w:rPr>
         <w:t>Terjemahan alternatif: "dengan pertolongan Roh Kudus"</w:t>
@@ -7522,6 +8742,21 @@
       </w:r>
       <w:r>
         <w:rPr>
+          <w:b/>
+          <w:lang w:val="id_ID" w:bidi="id_ID"/>
+        </w:rPr>
+        <w:t>τοῦ ἐνοικοῦντος ἐν ἡμῖν</w:t>
+      </w:r>
+    </w:p>
+    <w:p>
+      <w:pPr/>
+      <w:r>
+        <w:rPr>
+          <w:lang w:val="id_ID" w:bidi="id_ID"/>
+        </w:rPr>
+      </w:r>
+      <w:r>
+        <w:rPr>
           <w:lang w:val="id_ID" w:bidi="id_ID"/>
         </w:rPr>
         <w:t xml:space="preserve">Di sini Paulus berbicara seolah-olah orang percaya adalah bangunan tempat </w:t>
@@ -7616,6 +8851,21 @@
       </w:r>
       <w:r>
         <w:rPr>
+          <w:b/>
+          <w:lang w:val="id_ID" w:bidi="id_ID"/>
+        </w:rPr>
+        <w:t>οἶδας τοῦτο, ὅτι</w:t>
+      </w:r>
+    </w:p>
+    <w:p>
+      <w:pPr/>
+      <w:r>
+        <w:rPr>
+          <w:lang w:val="id_ID" w:bidi="id_ID"/>
+        </w:rPr>
+      </w:r>
+      <w:r>
+        <w:rPr>
           <w:lang w:val="id_ID" w:bidi="id_ID"/>
         </w:rPr>
         <w:t xml:space="preserve">Di sini, kata </w:t>
@@ -7723,6 +8973,21 @@
       </w:r>
       <w:r>
         <w:rPr>
+          <w:b/>
+          <w:lang w:val="id_ID" w:bidi="id_ID"/>
+        </w:rPr>
+        <w:t>πάντες οἱ ἐν τῇ Ἀσίᾳ</w:t>
+      </w:r>
+    </w:p>
+    <w:p>
+      <w:pPr/>
+      <w:r>
+        <w:rPr>
+          <w:lang w:val="id_ID" w:bidi="id_ID"/>
+        </w:rPr>
+      </w:r>
+      <w:r>
+        <w:rPr>
           <w:lang w:val="id_ID" w:bidi="id_ID"/>
         </w:rPr>
         <w:t xml:space="preserve">Paulus mengatakan </w:t>
@@ -7804,6 +9069,21 @@
       </w:r>
       <w:r>
         <w:rPr>
+          <w:b/>
+          <w:lang w:val="id_ID" w:bidi="id_ID"/>
+        </w:rPr>
+        <w:t>οἱ ἐν τῇ Ἀσίᾳ</w:t>
+      </w:r>
+    </w:p>
+    <w:p>
+      <w:pPr/>
+      <w:r>
+        <w:rPr>
+          <w:lang w:val="id_ID" w:bidi="id_ID"/>
+        </w:rPr>
+      </w:r>
+      <w:r>
+        <w:rPr>
           <w:lang w:val="id_ID" w:bidi="id_ID"/>
         </w:rPr>
         <w:t xml:space="preserve">Di sini, frasa </w:t>
@@ -7911,6 +9191,21 @@
       </w:r>
       <w:r>
         <w:rPr>
+          <w:b/>
+          <w:lang w:val="id_ID" w:bidi="id_ID"/>
+        </w:rPr>
+        <w:t>ἀπεστράφησάν με</w:t>
+      </w:r>
+    </w:p>
+    <w:p>
+      <w:pPr/>
+      <w:r>
+        <w:rPr>
+          <w:lang w:val="id_ID" w:bidi="id_ID"/>
+        </w:rPr>
+      </w:r>
+      <w:r>
+        <w:rPr>
           <w:lang w:val="id_ID" w:bidi="id_ID"/>
         </w:rPr>
         <w:t xml:space="preserve">Di sini Paulus berbicara tentang orang-orang yang berhenti mendengarkan dan menolongnya seolah-olah mereka </w:t>
@@ -7992,6 +9287,21 @@
       </w:r>
       <w:r>
         <w:rPr>
+          <w:b/>
+          <w:lang w:val="id_ID" w:bidi="id_ID"/>
+        </w:rPr>
+        <w:t>ἀπεστράφησάν με</w:t>
+      </w:r>
+    </w:p>
+    <w:p>
+      <w:pPr/>
+      <w:r>
+        <w:rPr>
+          <w:lang w:val="id_ID" w:bidi="id_ID"/>
+        </w:rPr>
+      </w:r>
+      <w:r>
+        <w:rPr>
           <w:lang w:val="id_ID" w:bidi="id_ID"/>
         </w:rPr>
         <w:t xml:space="preserve">Di sini Paulus menyiratkan bahwa orang-orang ini </w:t>
@@ -8073,6 +9383,21 @@
       </w:r>
       <w:r>
         <w:rPr>
+          <w:b/>
+          <w:lang w:val="id_ID" w:bidi="id_ID"/>
+        </w:rPr>
+        <w:t>Φύγελος &amp; Ἑρμογένης</w:t>
+      </w:r>
+    </w:p>
+    <w:p>
+      <w:pPr/>
+      <w:r>
+        <w:rPr>
+          <w:lang w:val="id_ID" w:bidi="id_ID"/>
+        </w:rPr>
+      </w:r>
+      <w:r>
+        <w:rPr>
           <w:lang w:val="id_ID" w:bidi="id_ID"/>
         </w:rPr>
         <w:t xml:space="preserve">Kata </w:t>
@@ -8167,6 +9492,21 @@
       </w:r>
       <w:r>
         <w:rPr>
+          <w:b/>
+          <w:lang w:val="id_ID" w:bidi="id_ID"/>
+        </w:rPr>
+        <w:t>δῴη ἔλεος ὁ Κύριος τῷ Ὀνησιφόρου οἴκῳ</w:t>
+      </w:r>
+    </w:p>
+    <w:p>
+      <w:pPr/>
+      <w:r>
+        <w:rPr>
+          <w:lang w:val="id_ID" w:bidi="id_ID"/>
+        </w:rPr>
+      </w:r>
+      <w:r>
+        <w:rPr>
           <w:lang w:val="id_ID" w:bidi="id_ID"/>
         </w:rPr>
         <w:t xml:space="preserve">Di sini Paulus meminta Allah untuk memberkati keluarga </w:t>
@@ -8248,6 +9588,21 @@
       </w:r>
       <w:r>
         <w:rPr>
+          <w:b/>
+          <w:lang w:val="id_ID" w:bidi="id_ID"/>
+        </w:rPr>
+        <w:t>δῴη ἔλεος ὁ Κύριος</w:t>
+      </w:r>
+    </w:p>
+    <w:p>
+      <w:pPr/>
+      <w:r>
+        <w:rPr>
+          <w:lang w:val="id_ID" w:bidi="id_ID"/>
+        </w:rPr>
+      </w:r>
+      <w:r>
+        <w:rPr>
           <w:lang w:val="id_ID" w:bidi="id_ID"/>
         </w:rPr>
         <w:t xml:space="preserve">Jika bahasa Anda tidak menggunakan kata benda abstrak untuk ide </w:t>
@@ -8329,6 +9684,21 @@
       </w:r>
       <w:r>
         <w:rPr>
+          <w:b/>
+          <w:lang w:val="id_ID" w:bidi="id_ID"/>
+        </w:rPr>
+        <w:t>Ὀνησιφόρου</w:t>
+      </w:r>
+    </w:p>
+    <w:p>
+      <w:pPr/>
+      <w:r>
+        <w:rPr>
+          <w:lang w:val="id_ID" w:bidi="id_ID"/>
+        </w:rPr>
+      </w:r>
+      <w:r>
+        <w:rPr>
           <w:lang w:val="id_ID" w:bidi="id_ID"/>
         </w:rPr>
         <w:t xml:space="preserve">Kata </w:t>
@@ -8410,6 +9780,21 @@
       </w:r>
       <w:r>
         <w:rPr>
+          <w:b/>
+          <w:lang w:val="id_ID" w:bidi="id_ID"/>
+        </w:rPr>
+        <w:t>τὴν ἅλυσίν μου οὐκ ἐπησχύνθη</w:t>
+      </w:r>
+    </w:p>
+    <w:p>
+      <w:pPr/>
+      <w:r>
+        <w:rPr>
+          <w:lang w:val="id_ID" w:bidi="id_ID"/>
+        </w:rPr>
+      </w:r>
+      <w:r>
+        <w:rPr>
           <w:lang w:val="id_ID" w:bidi="id_ID"/>
         </w:rPr>
         <w:t>Jika bahasa Anda tidak menggunakan bentuk pasif ini, Anda dapat mengekspresikan ide dalam bentuk aktif atau dengan cara lain yang wajar dalam bahasa Anda. Terjemahan alternatif: "pemenjaraanku tidak mempermalukannya"</w:t>
@@ -8478,6 +9863,21 @@
       </w:r>
       <w:r>
         <w:rPr>
+          <w:b/>
+          <w:lang w:val="id_ID" w:bidi="id_ID"/>
+        </w:rPr>
+        <w:t>τὴν ἅλυσίν μου</w:t>
+      </w:r>
+    </w:p>
+    <w:p>
+      <w:pPr/>
+      <w:r>
+        <w:rPr>
+          <w:lang w:val="id_ID" w:bidi="id_ID"/>
+        </w:rPr>
+      </w:r>
+      <w:r>
+        <w:rPr>
           <w:lang w:val="id_ID" w:bidi="id_ID"/>
         </w:rPr>
         <w:t xml:space="preserve">Di sini, </w:t>
@@ -8559,6 +9959,21 @@
       </w:r>
       <w:r>
         <w:rPr>
+          <w:b/>
+          <w:lang w:val="id_ID" w:bidi="id_ID"/>
+        </w:rPr>
+        <w:t>ἀλλὰ</w:t>
+      </w:r>
+    </w:p>
+    <w:p>
+      <w:pPr/>
+      <w:r>
+        <w:rPr>
+          <w:lang w:val="id_ID" w:bidi="id_ID"/>
+        </w:rPr>
+      </w:r>
+      <w:r>
+        <w:rPr>
           <w:lang w:val="id_ID" w:bidi="id_ID"/>
         </w:rPr>
         <w:t xml:space="preserve">Di sini, kata </w:t>
@@ -8653,6 +10068,21 @@
       </w:r>
       <w:r>
         <w:rPr>
+          <w:b/>
+          <w:lang w:val="id_ID" w:bidi="id_ID"/>
+        </w:rPr>
+        <w:t>ἐν Ῥώμῃ</w:t>
+      </w:r>
+    </w:p>
+    <w:p>
+      <w:pPr/>
+      <w:r>
+        <w:rPr>
+          <w:lang w:val="id_ID" w:bidi="id_ID"/>
+        </w:rPr>
+      </w:r>
+      <w:r>
+        <w:rPr>
           <w:lang w:val="id_ID" w:bidi="id_ID"/>
         </w:rPr>
         <w:t xml:space="preserve">Di sini Paulus menyiratkan bahwa ia berada di penjara di </w:t>
@@ -8734,6 +10164,21 @@
       </w:r>
       <w:r>
         <w:rPr>
+          <w:b/>
+          <w:lang w:val="id_ID" w:bidi="id_ID"/>
+        </w:rPr>
+        <w:t>(δῴη αὐτῷ ὁ Κύριος, εὑρεῖν ἔλεος παρὰ Κυρίου ἐν ἐκείνῃ τῇ ἡμέρᾳ), καὶ ὅσα ἐν Ἐφέσῳ διηκόνησεν, βέλτιον σὺ γινώσκεις</w:t>
+      </w:r>
+    </w:p>
+    <w:p>
+      <w:pPr/>
+      <w:r>
+        <w:rPr>
+          <w:lang w:val="id_ID" w:bidi="id_ID"/>
+        </w:rPr>
+      </w:r>
+      <w:r>
+        <w:rPr>
           <w:lang w:val="id_ID" w:bidi="id_ID"/>
         </w:rPr>
         <w:t>Jika akan membantu dalam bahasa Anda, Anda dapat membalikkan urutan kalimat-kalimat ini, karena kalimat kedua terus menjelaskan apa yang dilakukan Onesiforus, seperti yang dilakukan ayat sebelumnya. Terjemahan alternatif: "Dan selama ia melayani di Efesus, kamu tahu betul. Semoga Tuhan memberikan kepadanya belas kasihan dari Tuhan pada hari itu"</w:t>
@@ -8802,11 +10247,26 @@
       </w:r>
       <w:r>
         <w:rPr>
+          <w:b/>
+          <w:lang w:val="id_ID" w:bidi="id_ID"/>
+        </w:rPr>
+        <w:t>δῴη αὐτῷ ὁ Κύριος, εὑρεῖν ἔλεος παρὰ Κυρίου</w:t>
+      </w:r>
+    </w:p>
+    <w:p>
+      <w:pPr/>
+      <w:r>
+        <w:rPr>
+          <w:lang w:val="id_ID" w:bidi="id_ID"/>
+        </w:rPr>
+      </w:r>
+      <w:r>
+        <w:rPr>
           <w:lang w:val="id_ID" w:bidi="id_ID"/>
         </w:rPr>
         <w:t xml:space="preserve">Di sini Paulus kembali meminta Allah untuk memberkati Onesiforus. Gunakanlah bentuk yang dapat dikenali orang sebagai berkat dalam bahasa Anda. Lihat bagaimana Anda menerjemahkan berkat yang serupa dalam </w:t>
       </w:r>
-      <w:hyperlink r:id="rId18">
+      <w:hyperlink r:id="rId20">
         <w:r>
           <w:rPr>
             <w:lang w:val="id_ID" w:bidi="id_ID"/>
@@ -8888,6 +10348,21 @@
       </w:r>
       <w:r>
         <w:rPr>
+          <w:b/>
+          <w:lang w:val="id_ID" w:bidi="id_ID"/>
+        </w:rPr>
+        <w:t>εὑρεῖν ἔλεος παρὰ Κυρίου</w:t>
+      </w:r>
+    </w:p>
+    <w:p>
+      <w:pPr/>
+      <w:r>
+        <w:rPr>
+          <w:lang w:val="id_ID" w:bidi="id_ID"/>
+        </w:rPr>
+      </w:r>
+      <w:r>
+        <w:rPr>
           <w:lang w:val="id_ID" w:bidi="id_ID"/>
         </w:rPr>
         <w:t xml:space="preserve">Di sini Paulus berbicara tentang </w:t>
@@ -8982,6 +10457,21 @@
       </w:r>
       <w:r>
         <w:rPr>
+          <w:b/>
+          <w:lang w:val="id_ID" w:bidi="id_ID"/>
+        </w:rPr>
+        <w:t>εὑρεῖν ἔλεος παρὰ Κυρίου</w:t>
+      </w:r>
+    </w:p>
+    <w:p>
+      <w:pPr/>
+      <w:r>
+        <w:rPr>
+          <w:lang w:val="id_ID" w:bidi="id_ID"/>
+        </w:rPr>
+      </w:r>
+      <w:r>
+        <w:rPr>
           <w:lang w:val="id_ID" w:bidi="id_ID"/>
         </w:rPr>
         <w:t xml:space="preserve">Jika bahasa Anda tidak menggunakan kata benda abstrak untuk ide </w:t>
@@ -9063,6 +10553,21 @@
       </w:r>
       <w:r>
         <w:rPr>
+          <w:b/>
+          <w:lang w:val="id_ID" w:bidi="id_ID"/>
+        </w:rPr>
+        <w:t>ἐν ἐκείνῃ τῇ ἡμέρᾳ</w:t>
+      </w:r>
+    </w:p>
+    <w:p>
+      <w:pPr/>
+      <w:r>
+        <w:rPr>
+          <w:lang w:val="id_ID" w:bidi="id_ID"/>
+        </w:rPr>
+      </w:r>
+      <w:r>
+        <w:rPr>
           <w:lang w:val="id_ID" w:bidi="id_ID"/>
         </w:rPr>
         <w:t>Di sini Paulus mengacu pada saat yang tepat ketika Yesus akan kembali ke dunia ini, yang juga akan menjadi saat Ia menghakimi semua orang. Jika itu akan membantu dalam bahasa Anda, Anda dapat membuat gagasan itu lebih eksplisit. Terjemahan alternatif: "pada hari ketika Yesus datang kembali" atau "pada penghakiman terakhir"</w:t>
@@ -9131,6 +10636,21 @@
       </w:r>
       <w:r>
         <w:rPr>
+          <w:b/>
+          <w:lang w:val="id_ID" w:bidi="id_ID"/>
+        </w:rPr>
+        <w:t>ὅσα &amp; διηκόνησεν</w:t>
+      </w:r>
+    </w:p>
+    <w:p>
+      <w:pPr/>
+      <w:r>
+        <w:rPr>
+          <w:lang w:val="id_ID" w:bidi="id_ID"/>
+        </w:rPr>
+      </w:r>
+      <w:r>
+        <w:rPr>
           <w:lang w:val="id_ID" w:bidi="id_ID"/>
         </w:rPr>
         <w:t xml:space="preserve">Di sini Paulus mungkin menyiratkan bahwa Onesiforus </w:t>
@@ -9212,6 +10732,21 @@
       </w:r>
       <w:r>
         <w:rPr>
+          <w:b/>
+          <w:lang w:val="id_ID" w:bidi="id_ID"/>
+        </w:rPr>
+        <w:t>σὺ οὖν</w:t>
+      </w:r>
+    </w:p>
+    <w:p>
+      <w:pPr/>
+      <w:r>
+        <w:rPr>
+          <w:lang w:val="id_ID" w:bidi="id_ID"/>
+        </w:rPr>
+      </w:r>
+      <w:r>
+        <w:rPr>
           <w:lang w:val="id_ID" w:bidi="id_ID"/>
         </w:rPr>
         <w:t xml:space="preserve">Di sini, kata </w:t>
@@ -9229,7 +10764,7 @@
         </w:rPr>
         <w:t xml:space="preserve"> dapat memperkenalkan: (1) sebuah kesimpulan dari </w:t>
       </w:r>
-      <w:hyperlink r:id="rId19">
+      <w:hyperlink r:id="rId21">
         <w:r>
           <w:rPr>
             <w:lang w:val="id_ID" w:bidi="id_ID"/>
@@ -9311,6 +10846,21 @@
       </w:r>
       <w:r>
         <w:rPr>
+          <w:b/>
+          <w:lang w:val="id_ID" w:bidi="id_ID"/>
+        </w:rPr>
+        <w:t>τέκνον μου</w:t>
+      </w:r>
+    </w:p>
+    <w:p>
+      <w:pPr/>
+      <w:r>
+        <w:rPr>
+          <w:lang w:val="id_ID" w:bidi="id_ID"/>
+        </w:rPr>
+      </w:r>
+      <w:r>
+        <w:rPr>
           <w:lang w:val="id_ID" w:bidi="id_ID"/>
         </w:rPr>
         <w:t xml:space="preserve">Paulus berbicara tentang hubungannya yang dekat dengan Timotius seolah-olah Timotius adalah </w:t>
@@ -9392,6 +10942,21 @@
       </w:r>
       <w:r>
         <w:rPr>
+          <w:b/>
+          <w:lang w:val="id_ID" w:bidi="id_ID"/>
+        </w:rPr>
+        <w:t>ἐνδυναμοῦ</w:t>
+      </w:r>
+    </w:p>
+    <w:p>
+      <w:pPr/>
+      <w:r>
+        <w:rPr>
+          <w:lang w:val="id_ID" w:bidi="id_ID"/>
+        </w:rPr>
+      </w:r>
+      <w:r>
+        <w:rPr>
           <w:lang w:val="id_ID" w:bidi="id_ID"/>
         </w:rPr>
         <w:t>Jika bahasa Anda tidak menggunakan bentuk pasif ini, Anda dapat mengungkapkan gagasan tersebut dalam bentuk aktif atau dengan cara lain yang wajar dalam bahasa Anda. Jika Anda perlu mengatakan siapa yang melakukan tindakan tersebut, Anda dapat mengindikasikan bahwa yang melakukan tindakan tersebut adalah: (1) Allah. Terjemahan alternatif: "Biarlah Allah menguatkan engkau" (2) Timotius sendiri. Terjemahan alternatif: "kuatkanlah dirimu"</w:t>
@@ -9460,6 +11025,21 @@
       </w:r>
       <w:r>
         <w:rPr>
+          <w:b/>
+          <w:lang w:val="id_ID" w:bidi="id_ID"/>
+        </w:rPr>
+        <w:t>ἐν τῇ χάριτι τῇ ἐν Χριστῷ Ἰησοῦ</w:t>
+      </w:r>
+    </w:p>
+    <w:p>
+      <w:pPr/>
+      <w:r>
+        <w:rPr>
+          <w:lang w:val="id_ID" w:bidi="id_ID"/>
+        </w:rPr>
+      </w:r>
+      <w:r>
+        <w:rPr>
           <w:lang w:val="id_ID" w:bidi="id_ID"/>
         </w:rPr>
         <w:t xml:space="preserve">Jika bahasa Anda tidak menggunakan kata benda abstrak untuk ide </w:t>
@@ -9541,6 +11121,21 @@
       </w:r>
       <w:r>
         <w:rPr>
+          <w:b/>
+          <w:lang w:val="id_ID" w:bidi="id_ID"/>
+        </w:rPr>
+        <w:t>ἐν τῇ χάριτι</w:t>
+      </w:r>
+    </w:p>
+    <w:p>
+      <w:pPr/>
+      <w:r>
+        <w:rPr>
+          <w:lang w:val="id_ID" w:bidi="id_ID"/>
+        </w:rPr>
+      </w:r>
+      <w:r>
+        <w:rPr>
           <w:lang w:val="id_ID" w:bidi="id_ID"/>
         </w:rPr>
         <w:t xml:space="preserve">Di sini, kata </w:t>
@@ -9648,6 +11243,21 @@
       </w:r>
       <w:r>
         <w:rPr>
+          <w:b/>
+          <w:lang w:val="id_ID" w:bidi="id_ID"/>
+        </w:rPr>
+        <w:t>τῇ ἐν Χριστῷ Ἰησοῦ</w:t>
+      </w:r>
+    </w:p>
+    <w:p>
+      <w:pPr/>
+      <w:r>
+        <w:rPr>
+          <w:lang w:val="id_ID" w:bidi="id_ID"/>
+        </w:rPr>
+      </w:r>
+      <w:r>
+        <w:rPr>
           <w:lang w:val="id_ID" w:bidi="id_ID"/>
         </w:rPr>
         <w:t xml:space="preserve">Di sini Paulus menggunakan metafora spasial </w:t>
@@ -9794,6 +11404,21 @@
       </w:r>
       <w:r>
         <w:rPr>
+          <w:b/>
+          <w:lang w:val="id_ID" w:bidi="id_ID"/>
+        </w:rPr>
+        <w:t>διὰ πολλῶν μαρτύρων</w:t>
+      </w:r>
+    </w:p>
+    <w:p>
+      <w:pPr/>
+      <w:r>
+        <w:rPr>
+          <w:lang w:val="id_ID" w:bidi="id_ID"/>
+        </w:rPr>
+      </w:r>
+      <w:r>
+        <w:rPr>
           <w:lang w:val="id_ID" w:bidi="id_ID"/>
         </w:rPr>
         <w:t xml:space="preserve">Di sini, frasa </w:t>
@@ -9875,6 +11500,21 @@
       </w:r>
       <w:r>
         <w:rPr>
+          <w:b/>
+          <w:lang w:val="id_ID" w:bidi="id_ID"/>
+        </w:rPr>
+        <w:t>ταῦτα παράθου</w:t>
+      </w:r>
+    </w:p>
+    <w:p>
+      <w:pPr/>
+      <w:r>
+        <w:rPr>
+          <w:lang w:val="id_ID" w:bidi="id_ID"/>
+        </w:rPr>
+      </w:r>
+      <w:r>
+        <w:rPr>
           <w:lang w:val="id_ID" w:bidi="id_ID"/>
         </w:rPr>
         <w:t xml:space="preserve">Paulus berbicara tentang ajarannya seolah-olah ajarannya adalah benda yang dapat Timotius </w:t>
@@ -9956,6 +11596,21 @@
       </w:r>
       <w:r>
         <w:rPr>
+          <w:b/>
+          <w:lang w:val="id_ID" w:bidi="id_ID"/>
+        </w:rPr>
+        <w:t>πιστοῖς ἀνθρώποις</w:t>
+      </w:r>
+    </w:p>
+    <w:p>
+      <w:pPr/>
+      <w:r>
+        <w:rPr>
+          <w:lang w:val="id_ID" w:bidi="id_ID"/>
+        </w:rPr>
+      </w:r>
+      <w:r>
+        <w:rPr>
           <w:lang w:val="id_ID" w:bidi="id_ID"/>
         </w:rPr>
         <w:t xml:space="preserve">Meskipun istilah </w:t>
@@ -10037,6 +11692,21 @@
       </w:r>
       <w:r>
         <w:rPr>
+          <w:b/>
+          <w:lang w:val="id_ID" w:bidi="id_ID"/>
+        </w:rPr>
+        <w:t>συνκακοπάθησον</w:t>
+      </w:r>
+    </w:p>
+    <w:p>
+      <w:pPr/>
+      <w:r>
+        <w:rPr>
+          <w:lang w:val="id_ID" w:bidi="id_ID"/>
+        </w:rPr>
+      </w:r>
+      <w:r>
+        <w:rPr>
           <w:lang w:val="id_ID" w:bidi="id_ID"/>
         </w:rPr>
         <w:t>Di sini, frasa "menderitalah bersama" dapat menunjukkan bahwa Timotius harus menderita bersama: (1) Paulus. Terjemahan alternatif: "Menderita bersama-sama dengan aku" (2) semua orang Kristen yang menderita. Terjemahan alternatif: "Menderita bersama-sama dengan orang-orang percaya lainnya"</w:t>
@@ -10105,6 +11775,21 @@
       </w:r>
       <w:r>
         <w:rPr>
+          <w:b/>
+          <w:lang w:val="id_ID" w:bidi="id_ID"/>
+        </w:rPr>
+        <w:t>συνκακοπάθησον</w:t>
+      </w:r>
+    </w:p>
+    <w:p>
+      <w:pPr/>
+      <w:r>
+        <w:rPr>
+          <w:lang w:val="id_ID" w:bidi="id_ID"/>
+        </w:rPr>
+      </w:r>
+      <w:r>
+        <w:rPr>
           <w:lang w:val="id_ID" w:bidi="id_ID"/>
         </w:rPr>
         <w:t xml:space="preserve">Banyak naskah kuno yang berbunyi </w:t>
@@ -10186,6 +11871,21 @@
       </w:r>
       <w:r>
         <w:rPr>
+          <w:b/>
+          <w:lang w:val="id_ID" w:bidi="id_ID"/>
+        </w:rPr>
+        <w:t>ὡς καλὸς στρατιώτης Ἰησοῦ Χριστοῦ</w:t>
+      </w:r>
+    </w:p>
+    <w:p>
+      <w:pPr/>
+      <w:r>
+        <w:rPr>
+          <w:lang w:val="id_ID" w:bidi="id_ID"/>
+        </w:rPr>
+      </w:r>
+      <w:r>
+        <w:rPr>
           <w:lang w:val="id_ID" w:bidi="id_ID"/>
         </w:rPr>
         <w:t xml:space="preserve">Di sini Paulus berbicara seolah-olah Timotius adalah seorang </w:t>
@@ -10319,6 +12019,21 @@
       </w:r>
       <w:r>
         <w:rPr>
+          <w:b/>
+          <w:lang w:val="id_ID" w:bidi="id_ID"/>
+        </w:rPr>
+        <w:t>οὐδεὶς στρατευόμενος ἐμπλέκεται ταῖς τοῦ βίου πραγματίαις, ἵνα τῷ στρατολογήσαντι ἀρέσῃ</w:t>
+      </w:r>
+    </w:p>
+    <w:p>
+      <w:pPr/>
+      <w:r>
+        <w:rPr>
+          <w:lang w:val="id_ID" w:bidi="id_ID"/>
+        </w:rPr>
+      </w:r>
+      <w:r>
+        <w:rPr>
           <w:lang w:val="id_ID" w:bidi="id_ID"/>
         </w:rPr>
         <w:t xml:space="preserve">Di sini Paulus terus berbicara tentang seorang </w:t>
@@ -10349,7 +12064,7 @@
         </w:rPr>
         <w:t xml:space="preserve">. Karena Paulus menyuruh Timotius dalam </w:t>
       </w:r>
-      <w:hyperlink r:id="rId20">
+      <w:hyperlink r:id="rId22">
         <w:r>
           <w:rPr>
             <w:lang w:val="id_ID" w:bidi="id_ID"/>
@@ -10367,7 +12082,7 @@
         </w:rPr>
         <w:t xml:space="preserve"> untuk memikirkan dengan saksama contoh-contoh yang diberikannya dalam ayat ini dan dalam </w:t>
       </w:r>
-      <w:hyperlink r:id="rId21">
+      <w:hyperlink r:id="rId23">
         <w:r>
           <w:rPr>
             <w:lang w:val="id_ID" w:bidi="id_ID"/>
@@ -10449,6 +12164,21 @@
       </w:r>
       <w:r>
         <w:rPr>
+          <w:b/>
+          <w:lang w:val="id_ID" w:bidi="id_ID"/>
+        </w:rPr>
+        <w:t>ἐμπλέκεται ταῖς τοῦ βίου πραγματίαις</w:t>
+      </w:r>
+    </w:p>
+    <w:p>
+      <w:pPr/>
+      <w:r>
+        <w:rPr>
+          <w:lang w:val="id_ID" w:bidi="id_ID"/>
+        </w:rPr>
+      </w:r>
+      <w:r>
+        <w:rPr>
           <w:lang w:val="id_ID" w:bidi="id_ID"/>
         </w:rPr>
         <w:t xml:space="preserve">Paulus berbicara tentang </w:t>
@@ -10543,6 +12273,21 @@
       </w:r>
       <w:r>
         <w:rPr>
+          <w:b/>
+          <w:lang w:val="id_ID" w:bidi="id_ID"/>
+        </w:rPr>
+        <w:t>ἐμπλέκεται</w:t>
+      </w:r>
+    </w:p>
+    <w:p>
+      <w:pPr/>
+      <w:r>
+        <w:rPr>
+          <w:lang w:val="id_ID" w:bidi="id_ID"/>
+        </w:rPr>
+      </w:r>
+      <w:r>
+        <w:rPr>
           <w:lang w:val="id_ID" w:bidi="id_ID"/>
         </w:rPr>
         <w:t>Jika bahasa Anda tidak menggunakan bentuk pasif ini, Anda dapat mengekspresikan ide dalam bentuk aktif atau dengan cara lain yang wajar dalam bahasa Anda. Terjemahan alternatif: "menjerat dirinya sendiri"</w:t>
@@ -10611,6 +12356,21 @@
       </w:r>
       <w:r>
         <w:rPr>
+          <w:b/>
+          <w:lang w:val="id_ID" w:bidi="id_ID"/>
+        </w:rPr>
+        <w:t>ταῖς τοῦ βίου πραγματίαις</w:t>
+      </w:r>
+    </w:p>
+    <w:p>
+      <w:pPr/>
+      <w:r>
+        <w:rPr>
+          <w:lang w:val="id_ID" w:bidi="id_ID"/>
+        </w:rPr>
+      </w:r>
+      <w:r>
+        <w:rPr>
           <w:lang w:val="id_ID" w:bidi="id_ID"/>
         </w:rPr>
         <w:t xml:space="preserve">Di sini, frasa </w:t>
@@ -10692,6 +12452,21 @@
       </w:r>
       <w:r>
         <w:rPr>
+          <w:b/>
+          <w:lang w:val="id_ID" w:bidi="id_ID"/>
+        </w:rPr>
+        <w:t>τῷ στρατολογήσαντι</w:t>
+      </w:r>
+    </w:p>
+    <w:p>
+      <w:pPr/>
+      <w:r>
+        <w:rPr>
+          <w:lang w:val="id_ID" w:bidi="id_ID"/>
+        </w:rPr>
+      </w:r>
+      <w:r>
+        <w:rPr>
           <w:lang w:val="id_ID" w:bidi="id_ID"/>
         </w:rPr>
         <w:t>Terjemahan alternatif: "pemimpinnya" atau "orang yang memerintahkannya"</w:t>
@@ -10740,6 +12515,21 @@
       </w:r>
       <w:r>
         <w:rPr>
+          <w:b/>
+          <w:lang w:val="id_ID" w:bidi="id_ID"/>
+        </w:rPr>
+        <w:t>δὲ καὶ</w:t>
+      </w:r>
+    </w:p>
+    <w:p>
+      <w:pPr/>
+      <w:r>
+        <w:rPr>
+          <w:lang w:val="id_ID" w:bidi="id_ID"/>
+        </w:rPr>
+      </w:r>
+      <w:r>
+        <w:rPr>
           <w:lang w:val="id_ID" w:bidi="id_ID"/>
         </w:rPr>
         <w:t xml:space="preserve">Di sini, frasa </w:t>
@@ -10834,6 +12624,21 @@
       </w:r>
       <w:r>
         <w:rPr>
+          <w:b/>
+          <w:lang w:val="id_ID" w:bidi="id_ID"/>
+        </w:rPr>
+        <w:t>ἐὰν &amp; ἀθλῇ τις, οὐ στεφανοῦται, ἐὰν μὴ νομίμως ἀθλήσῃ</w:t>
+      </w:r>
+    </w:p>
+    <w:p>
+      <w:pPr/>
+      <w:r>
+        <w:rPr>
+          <w:lang w:val="id_ID" w:bidi="id_ID"/>
+        </w:rPr>
+      </w:r>
+      <w:r>
+        <w:rPr>
           <w:lang w:val="id_ID" w:bidi="id_ID"/>
         </w:rPr>
         <w:t xml:space="preserve">Di sini Paulus berbicara tentang seorang atlet yang </w:t>
@@ -10877,7 +12682,7 @@
         </w:rPr>
         <w:t xml:space="preserve">, yaitu seperti yang diinginkan Yesus. Karena Paulus menyuruh Timotius dalam </w:t>
       </w:r>
-      <w:hyperlink r:id="rId20">
+      <w:hyperlink r:id="rId22">
         <w:r>
           <w:rPr>
             <w:lang w:val="id_ID" w:bidi="id_ID"/>
@@ -10895,7 +12700,7 @@
         </w:rPr>
         <w:t xml:space="preserve"> untuk memikirkan dengan saksama contoh-contoh yang diberikannya dalam ayat ini dan dalam </w:t>
       </w:r>
-      <w:hyperlink r:id="rId22">
+      <w:hyperlink r:id="rId24">
         <w:r>
           <w:rPr>
             <w:lang w:val="id_ID" w:bidi="id_ID"/>
@@ -10913,7 +12718,7 @@
         </w:rPr>
         <w:t xml:space="preserve"> dan </w:t>
       </w:r>
-      <w:hyperlink r:id="rId23">
+      <w:hyperlink r:id="rId25">
         <w:r>
           <w:rPr>
             <w:lang w:val="id_ID" w:bidi="id_ID"/>
@@ -10995,6 +12800,21 @@
       </w:r>
       <w:r>
         <w:rPr>
+          <w:b/>
+          <w:lang w:val="id_ID" w:bidi="id_ID"/>
+        </w:rPr>
+        <w:t>ἐὰν &amp; ἀθλῇ τις, οὐ στεφανοῦται, ἐὰν μὴ νομίμως ἀθλήσῃ</w:t>
+      </w:r>
+    </w:p>
+    <w:p>
+      <w:pPr/>
+      <w:r>
+        <w:rPr>
+          <w:lang w:val="id_ID" w:bidi="id_ID"/>
+        </w:rPr>
+      </w:r>
+      <w:r>
+        <w:rPr>
           <w:lang w:val="id_ID" w:bidi="id_ID"/>
         </w:rPr>
         <w:t xml:space="preserve">Di sini Paulus menggunakan situasi imajiner untuk menunjukkan apa yang terjadi jika para atlet tidak bertanding </w:t>
@@ -11076,6 +12896,21 @@
       </w:r>
       <w:r>
         <w:rPr>
+          <w:b/>
+          <w:lang w:val="id_ID" w:bidi="id_ID"/>
+        </w:rPr>
+        <w:t>ἀθλῇ</w:t>
+      </w:r>
+    </w:p>
+    <w:p>
+      <w:pPr/>
+      <w:r>
+        <w:rPr>
+          <w:lang w:val="id_ID" w:bidi="id_ID"/>
+        </w:rPr>
+      </w:r>
+      <w:r>
+        <w:rPr>
           <w:lang w:val="id_ID" w:bidi="id_ID"/>
         </w:rPr>
         <w:t xml:space="preserve">Di sini, kata </w:t>
@@ -11157,6 +12992,21 @@
       </w:r>
       <w:r>
         <w:rPr>
+          <w:b/>
+          <w:lang w:val="id_ID" w:bidi="id_ID"/>
+        </w:rPr>
+        <w:t>οὐ στεφανοῦται, ἐὰν μὴ νομίμως ἀθλήσῃ</w:t>
+      </w:r>
+    </w:p>
+    <w:p>
+      <w:pPr/>
+      <w:r>
+        <w:rPr>
+          <w:lang w:val="id_ID" w:bidi="id_ID"/>
+        </w:rPr>
+      </w:r>
+      <w:r>
+        <w:rPr>
           <w:lang w:val="id_ID" w:bidi="id_ID"/>
         </w:rPr>
         <w:t>Jika akan membantu dalam bahasa Anda, Anda dapat menyatakan artinya dalam bentuk positif. Terjemahan alternatif: "dia hanya bisa dinobatkan jika dia telah berlomba secara sah"</w:t>
@@ -11225,6 +13075,21 @@
       </w:r>
       <w:r>
         <w:rPr>
+          <w:b/>
+          <w:lang w:val="id_ID" w:bidi="id_ID"/>
+        </w:rPr>
+        <w:t>οὐ στεφανοῦται</w:t>
+      </w:r>
+    </w:p>
+    <w:p>
+      <w:pPr/>
+      <w:r>
+        <w:rPr>
+          <w:lang w:val="id_ID" w:bidi="id_ID"/>
+        </w:rPr>
+      </w:r>
+      <w:r>
+        <w:rPr>
           <w:lang w:val="id_ID" w:bidi="id_ID"/>
         </w:rPr>
         <w:t>Jika bahasa Anda tidak menggunakan bentuk pasif ini, Anda dapat mengekspresikan ide tersebut dalam bentuk aktif atau dengan cara lain yang wajar dalam bahasa Anda. Jika Anda perlu mengatakan siapa yang akan melakukan tindakan tersebut, jelas dari konteksnya bahwa itu adalah ofisial atau wasit yang menilai kompetisi. Terjemahan alternatif: "dewan juri tidak akan memahkotainya"</w:t>
@@ -11293,6 +13158,21 @@
       </w:r>
       <w:r>
         <w:rPr>
+          <w:b/>
+          <w:lang w:val="id_ID" w:bidi="id_ID"/>
+        </w:rPr>
+        <w:t>οὐ στεφανοῦται</w:t>
+      </w:r>
+    </w:p>
+    <w:p>
+      <w:pPr/>
+      <w:r>
+        <w:rPr>
+          <w:lang w:val="id_ID" w:bidi="id_ID"/>
+        </w:rPr>
+      </w:r>
+      <w:r>
+        <w:rPr>
           <w:lang w:val="id_ID" w:bidi="id_ID"/>
         </w:rPr>
         <w:t xml:space="preserve">Dalam budaya Paulus, ketika para atlet memenangkan pertandingan, mereka </w:t>
@@ -11374,6 +13254,21 @@
       </w:r>
       <w:r>
         <w:rPr>
+          <w:b/>
+          <w:lang w:val="id_ID" w:bidi="id_ID"/>
+        </w:rPr>
+        <w:t>μὴ νομίμως ἀθλήσῃ</w:t>
+      </w:r>
+    </w:p>
+    <w:p>
+      <w:pPr/>
+      <w:r>
+        <w:rPr>
+          <w:lang w:val="id_ID" w:bidi="id_ID"/>
+        </w:rPr>
+      </w:r>
+      <w:r>
+        <w:rPr>
           <w:lang w:val="id_ID" w:bidi="id_ID"/>
         </w:rPr>
         <w:t>Di sini Paulus mengacu pada aturan yang mengatur pertandingan. Para atlet harus mematuhi peraturan, atau mereka akan dikeluarkan dari pertandingan dan tidak memiliki kesempatan untuk menang. Jika itu akan membantu dalam bahasa Anda, Anda dapat membuat gagasan itu lebih eksplisit. Terjemahan alternatif: "ia tidak bertanding sesuai dengan aturan pertandingan"</w:t>
@@ -11442,6 +13337,21 @@
       </w:r>
       <w:r>
         <w:rPr>
+          <w:b/>
+          <w:lang w:val="id_ID" w:bidi="id_ID"/>
+        </w:rPr>
+        <w:t>τὸν κοπιῶντα γεωργὸν δεῖ πρῶτον τῶν καρπῶν μεταλαμβάνειν</w:t>
+      </w:r>
+    </w:p>
+    <w:p>
+      <w:pPr/>
+      <w:r>
+        <w:rPr>
+          <w:lang w:val="id_ID" w:bidi="id_ID"/>
+        </w:rPr>
+      </w:r>
+      <w:r>
+        <w:rPr>
           <w:lang w:val="id_ID" w:bidi="id_ID"/>
         </w:rPr>
         <w:t xml:space="preserve">Di sini Paulus berbicara tentang seorang </w:t>
@@ -11498,7 +13408,7 @@
         </w:rPr>
         <w:t xml:space="preserve"> yang menerima upah jika ia bekerja keras untuk melayani Yesus. Karena Paulus menyuruh Timotius dalam </w:t>
       </w:r>
-      <w:hyperlink r:id="rId20">
+      <w:hyperlink r:id="rId22">
         <w:r>
           <w:rPr>
             <w:lang w:val="id_ID" w:bidi="id_ID"/>
@@ -11516,7 +13426,7 @@
         </w:rPr>
         <w:t xml:space="preserve"> untuk memikirkan dengan saksama contoh-contoh yang diberikannya dalam ayat ini dan dalam </w:t>
       </w:r>
-      <w:hyperlink r:id="rId24">
+      <w:hyperlink r:id="rId26">
         <w:r>
           <w:rPr>
             <w:lang w:val="id_ID" w:bidi="id_ID"/>
@@ -11598,6 +13508,21 @@
       </w:r>
       <w:r>
         <w:rPr>
+          <w:b/>
+          <w:lang w:val="id_ID" w:bidi="id_ID"/>
+        </w:rPr>
+        <w:t>τὸν κοπιῶντα γεωργὸν</w:t>
+      </w:r>
+    </w:p>
+    <w:p>
+      <w:pPr/>
+      <w:r>
+        <w:rPr>
+          <w:lang w:val="id_ID" w:bidi="id_ID"/>
+        </w:rPr>
+      </w:r>
+      <w:r>
+        <w:rPr>
           <w:lang w:val="id_ID" w:bidi="id_ID"/>
         </w:rPr>
         <w:t xml:space="preserve">Kata </w:t>
@@ -11679,6 +13604,21 @@
       </w:r>
       <w:r>
         <w:rPr>
+          <w:b/>
+          <w:lang w:val="id_ID" w:bidi="id_ID"/>
+        </w:rPr>
+        <w:t>πρῶτον τῶν καρπῶν μεταλαμβάνειν</w:t>
+      </w:r>
+    </w:p>
+    <w:p>
+      <w:pPr/>
+      <w:r>
+        <w:rPr>
+          <w:lang w:val="id_ID" w:bidi="id_ID"/>
+        </w:rPr>
+      </w:r>
+      <w:r>
+        <w:rPr>
           <w:lang w:val="id_ID" w:bidi="id_ID"/>
         </w:rPr>
         <w:t xml:space="preserve">Di sini Paulus menyiratkan bahwa orang lain akan </w:t>
@@ -11786,6 +13726,21 @@
       </w:r>
       <w:r>
         <w:rPr>
+          <w:b/>
+          <w:lang w:val="id_ID" w:bidi="id_ID"/>
+        </w:rPr>
+        <w:t>νόει ὃ λέγω</w:t>
+      </w:r>
+    </w:p>
+    <w:p>
+      <w:pPr/>
+      <w:r>
+        <w:rPr>
+          <w:lang w:val="id_ID" w:bidi="id_ID"/>
+        </w:rPr>
+      </w:r>
+      <w:r>
+        <w:rPr>
           <w:lang w:val="id_ID" w:bidi="id_ID"/>
         </w:rPr>
         <w:t xml:space="preserve">Di sini Paulus bermaksud agar Timotius </w:t>
@@ -11803,7 +13758,7 @@
         </w:rPr>
         <w:t xml:space="preserve"> apa yang telah Paulus tuliskan tentang para prajurit, atlet, dan petani (</w:t>
       </w:r>
-      <w:hyperlink r:id="rId25">
+      <w:hyperlink r:id="rId27">
         <w:r>
           <w:rPr>
             <w:lang w:val="id_ID" w:bidi="id_ID"/>
@@ -11885,6 +13840,21 @@
       </w:r>
       <w:r>
         <w:rPr>
+          <w:b/>
+          <w:lang w:val="id_ID" w:bidi="id_ID"/>
+        </w:rPr>
+        <w:t>δώσει &amp; σοι &amp; σύνεσιν</w:t>
+      </w:r>
+    </w:p>
+    <w:p>
+      <w:pPr/>
+      <w:r>
+        <w:rPr>
+          <w:lang w:val="id_ID" w:bidi="id_ID"/>
+        </w:rPr>
+      </w:r>
+      <w:r>
+        <w:rPr>
           <w:lang w:val="id_ID" w:bidi="id_ID"/>
         </w:rPr>
         <w:t xml:space="preserve">Jika bahasa Anda tidak menggunakan kata benda abstrak untuk ide </w:t>
@@ -11966,6 +13936,21 @@
       </w:r>
       <w:r>
         <w:rPr>
+          <w:b/>
+          <w:lang w:val="id_ID" w:bidi="id_ID"/>
+        </w:rPr>
+        <w:t>ἐν πᾶσιν</w:t>
+      </w:r>
+    </w:p>
+    <w:p>
+      <w:pPr/>
+      <w:r>
+        <w:rPr>
+          <w:lang w:val="id_ID" w:bidi="id_ID"/>
+        </w:rPr>
+      </w:r>
+      <w:r>
+        <w:rPr>
           <w:lang w:val="id_ID" w:bidi="id_ID"/>
         </w:rPr>
         <w:t xml:space="preserve">Di sini, frasa </w:t>
@@ -12047,6 +14032,21 @@
       </w:r>
       <w:r>
         <w:rPr>
+          <w:b/>
+          <w:lang w:val="id_ID" w:bidi="id_ID"/>
+        </w:rPr>
+        <w:t>μνημόνευε</w:t>
+      </w:r>
+    </w:p>
+    <w:p>
+      <w:pPr/>
+      <w:r>
+        <w:rPr>
+          <w:lang w:val="id_ID" w:bidi="id_ID"/>
+        </w:rPr>
+      </w:r>
+      <w:r>
+        <w:rPr>
           <w:lang w:val="id_ID" w:bidi="id_ID"/>
         </w:rPr>
         <w:t xml:space="preserve">Di sini, kata </w:t>
@@ -12154,6 +14154,21 @@
       </w:r>
       <w:r>
         <w:rPr>
+          <w:b/>
+          <w:lang w:val="id_ID" w:bidi="id_ID"/>
+        </w:rPr>
+        <w:t>ἐγηγερμένον ἐκ νεκρῶν, ἐκ σπέρματος Δαυείδ</w:t>
+      </w:r>
+    </w:p>
+    <w:p>
+      <w:pPr/>
+      <w:r>
+        <w:rPr>
+          <w:lang w:val="id_ID" w:bidi="id_ID"/>
+        </w:rPr>
+      </w:r>
+      <w:r>
+        <w:rPr>
           <w:lang w:val="id_ID" w:bidi="id_ID"/>
         </w:rPr>
         <w:t xml:space="preserve">Yesus dilahirkan </w:t>
@@ -12248,6 +14263,21 @@
       </w:r>
       <w:r>
         <w:rPr>
+          <w:b/>
+          <w:lang w:val="id_ID" w:bidi="id_ID"/>
+        </w:rPr>
+        <w:t>ἐγηγερμένον</w:t>
+      </w:r>
+    </w:p>
+    <w:p>
+      <w:pPr/>
+      <w:r>
+        <w:rPr>
+          <w:lang w:val="id_ID" w:bidi="id_ID"/>
+        </w:rPr>
+      </w:r>
+      <w:r>
+        <w:rPr>
           <w:lang w:val="id_ID" w:bidi="id_ID"/>
         </w:rPr>
         <w:t xml:space="preserve">Di sini, kata </w:t>
@@ -12329,6 +14359,21 @@
       </w:r>
       <w:r>
         <w:rPr>
+          <w:b/>
+          <w:lang w:val="id_ID" w:bidi="id_ID"/>
+        </w:rPr>
+        <w:t>ἐγηγερμένον</w:t>
+      </w:r>
+    </w:p>
+    <w:p>
+      <w:pPr/>
+      <w:r>
+        <w:rPr>
+          <w:lang w:val="id_ID" w:bidi="id_ID"/>
+        </w:rPr>
+      </w:r>
+      <w:r>
+        <w:rPr>
           <w:lang w:val="id_ID" w:bidi="id_ID"/>
         </w:rPr>
         <w:t>Jika bahasa Anda tidak menggunakan bentuk pasif ini, Anda dapat mengungkapkan ide tersebut dalam bentuk aktif atau dengan cara lain yang wajar dalam bahasa Anda. Jika Anda perlu mengatakan siapa yang melakukan tindakan tersebut, Paulus menyiratkan bahwa Allah yang melakukannya. Terjemahan alternatif: "yang telah dibangkitkan Allah"</w:t>
@@ -12397,6 +14442,21 @@
       </w:r>
       <w:r>
         <w:rPr>
+          <w:b/>
+          <w:lang w:val="id_ID" w:bidi="id_ID"/>
+        </w:rPr>
+        <w:t>ἐκ νεκρῶν</w:t>
+      </w:r>
+    </w:p>
+    <w:p>
+      <w:pPr/>
+      <w:r>
+        <w:rPr>
+          <w:lang w:val="id_ID" w:bidi="id_ID"/>
+        </w:rPr>
+      </w:r>
+      <w:r>
+        <w:rPr>
           <w:lang w:val="id_ID" w:bidi="id_ID"/>
         </w:rPr>
         <w:t xml:space="preserve">Paulus menggunakan kata sifat </w:t>
@@ -12491,6 +14551,21 @@
       </w:r>
       <w:r>
         <w:rPr>
+          <w:b/>
+          <w:lang w:val="id_ID" w:bidi="id_ID"/>
+        </w:rPr>
+        <w:t>ἐκ σπέρματος Δαυείδ</w:t>
+      </w:r>
+    </w:p>
+    <w:p>
+      <w:pPr/>
+      <w:r>
+        <w:rPr>
+          <w:lang w:val="id_ID" w:bidi="id_ID"/>
+        </w:rPr>
+      </w:r>
+      <w:r>
+        <w:rPr>
           <w:lang w:val="id_ID" w:bidi="id_ID"/>
         </w:rPr>
         <w:t xml:space="preserve">Di sini Paulus berbicara seolah-olah Yesus adalah tanaman yang tumbuh dari keturunan </w:t>
@@ -12598,6 +14673,21 @@
       </w:r>
       <w:r>
         <w:rPr>
+          <w:b/>
+          <w:lang w:val="id_ID" w:bidi="id_ID"/>
+        </w:rPr>
+        <w:t>κατὰ τὸ εὐαγγέλιόν μου</w:t>
+      </w:r>
+    </w:p>
+    <w:p>
+      <w:pPr/>
+      <w:r>
+        <w:rPr>
+          <w:lang w:val="id_ID" w:bidi="id_ID"/>
+        </w:rPr>
+      </w:r>
+      <w:r>
+        <w:rPr>
           <w:lang w:val="id_ID" w:bidi="id_ID"/>
         </w:rPr>
         <w:t xml:space="preserve">Di sini, Paulus menggunakan bentuk posesif untuk menggambarkan </w:t>
@@ -12679,6 +14769,21 @@
       </w:r>
       <w:r>
         <w:rPr>
+          <w:b/>
+          <w:lang w:val="id_ID" w:bidi="id_ID"/>
+        </w:rPr>
+        <w:t>μέχρι δεσμῶν</w:t>
+      </w:r>
+    </w:p>
+    <w:p>
+      <w:pPr/>
+      <w:r>
+        <w:rPr>
+          <w:lang w:val="id_ID" w:bidi="id_ID"/>
+        </w:rPr>
+      </w:r>
+      <w:r>
+        <w:rPr>
           <w:lang w:val="id_ID" w:bidi="id_ID"/>
         </w:rPr>
         <w:t xml:space="preserve">Di sini, </w:t>
@@ -12760,6 +14865,21 @@
       </w:r>
       <w:r>
         <w:rPr>
+          <w:b/>
+          <w:lang w:val="id_ID" w:bidi="id_ID"/>
+        </w:rPr>
+        <w:t>ὡς κακοῦργος</w:t>
+      </w:r>
+    </w:p>
+    <w:p>
+      <w:pPr/>
+      <w:r>
+        <w:rPr>
+          <w:lang w:val="id_ID" w:bidi="id_ID"/>
+        </w:rPr>
+      </w:r>
+      <w:r>
+        <w:rPr>
           <w:lang w:val="id_ID" w:bidi="id_ID"/>
         </w:rPr>
         <w:t xml:space="preserve">Paulus mengatakan bahwa ia diperlakukan </w:t>
@@ -12841,6 +14961,21 @@
       </w:r>
       <w:r>
         <w:rPr>
+          <w:b/>
+          <w:lang w:val="id_ID" w:bidi="id_ID"/>
+        </w:rPr>
+        <w:t>ὁ λόγος τοῦ Θεοῦ οὐ δέδεται</w:t>
+      </w:r>
+    </w:p>
+    <w:p>
+      <w:pPr/>
+      <w:r>
+        <w:rPr>
+          <w:lang w:val="id_ID" w:bidi="id_ID"/>
+        </w:rPr>
+      </w:r>
+      <w:r>
+        <w:rPr>
           <w:lang w:val="id_ID" w:bidi="id_ID"/>
         </w:rPr>
         <w:t xml:space="preserve">Di sini Paulus berbicara seolah-olah </w:t>
@@ -12948,6 +15083,21 @@
       </w:r>
       <w:r>
         <w:rPr>
+          <w:b/>
+          <w:lang w:val="id_ID" w:bidi="id_ID"/>
+        </w:rPr>
+        <w:t>ὁ λόγος τοῦ Θεοῦ οὐ δέδεται</w:t>
+      </w:r>
+    </w:p>
+    <w:p>
+      <w:pPr/>
+      <w:r>
+        <w:rPr>
+          <w:lang w:val="id_ID" w:bidi="id_ID"/>
+        </w:rPr>
+      </w:r>
+      <w:r>
+        <w:rPr>
           <w:lang w:val="id_ID" w:bidi="id_ID"/>
         </w:rPr>
         <w:t>Jika bahasa Anda tidak menggunakan bentuk pasif ini, Anda dapat mengekspresikan ide dalam bentuk aktif atau dengan cara lain yang alami dalam bahasa Anda. Jika Anda perlu mengatakan siapa yang melakukan tindakan tersebut, Anda dapat menggunakan subjek tak tentu. Terjemahan alternatif: "tidak ada yang mengikat firman Allah" atau "tidak ada yang mengikat firman Allah"</w:t>
@@ -13016,6 +15166,21 @@
       </w:r>
       <w:r>
         <w:rPr>
+          <w:b/>
+          <w:lang w:val="id_ID" w:bidi="id_ID"/>
+        </w:rPr>
+        <w:t>ὁ λόγος τοῦ Θεοῦ</w:t>
+      </w:r>
+    </w:p>
+    <w:p>
+      <w:pPr/>
+      <w:r>
+        <w:rPr>
+          <w:lang w:val="id_ID" w:bidi="id_ID"/>
+        </w:rPr>
+      </w:r>
+      <w:r>
+        <w:rPr>
           <w:lang w:val="id_ID" w:bidi="id_ID"/>
         </w:rPr>
         <w:t xml:space="preserve">Di sini, Paulus menggunakan bentuk posesif untuk menggambarkan </w:t>
@@ -13097,6 +15262,21 @@
       </w:r>
       <w:r>
         <w:rPr>
+          <w:b/>
+          <w:lang w:val="id_ID" w:bidi="id_ID"/>
+        </w:rPr>
+        <w:t>ὁ λόγος</w:t>
+      </w:r>
+    </w:p>
+    <w:p>
+      <w:pPr/>
+      <w:r>
+        <w:rPr>
+          <w:lang w:val="id_ID" w:bidi="id_ID"/>
+        </w:rPr>
+      </w:r>
+      <w:r>
+        <w:rPr>
           <w:lang w:val="id_ID" w:bidi="id_ID"/>
         </w:rPr>
         <w:t xml:space="preserve">Di sini, </w:t>
@@ -13178,6 +15358,21 @@
       </w:r>
       <w:r>
         <w:rPr>
+          <w:b/>
+          <w:lang w:val="id_ID" w:bidi="id_ID"/>
+        </w:rPr>
+        <w:t>διὰ τοῦτο, πάντα ὑπομένω</w:t>
+      </w:r>
+    </w:p>
+    <w:p>
+      <w:pPr/>
+      <w:r>
+        <w:rPr>
+          <w:lang w:val="id_ID" w:bidi="id_ID"/>
+        </w:rPr>
+      </w:r>
+      <w:r>
+        <w:rPr>
           <w:lang w:val="id_ID" w:bidi="id_ID"/>
         </w:rPr>
         <w:t xml:space="preserve">Kata ganti </w:t>
@@ -13285,6 +15480,21 @@
       </w:r>
       <w:r>
         <w:rPr>
+          <w:b/>
+          <w:lang w:val="id_ID" w:bidi="id_ID"/>
+        </w:rPr>
+        <w:t>πάντα ὑπομένω</w:t>
+      </w:r>
+    </w:p>
+    <w:p>
+      <w:pPr/>
+      <w:r>
+        <w:rPr>
+          <w:lang w:val="id_ID" w:bidi="id_ID"/>
+        </w:rPr>
+      </w:r>
+      <w:r>
+        <w:rPr>
           <w:lang w:val="id_ID" w:bidi="id_ID"/>
         </w:rPr>
         <w:t xml:space="preserve">Paulus mengatakan </w:t>
@@ -13366,6 +15576,21 @@
       </w:r>
       <w:r>
         <w:rPr>
+          <w:b/>
+          <w:lang w:val="id_ID" w:bidi="id_ID"/>
+        </w:rPr>
+        <w:t>τοὺς ἐκλεκτούς</w:t>
+      </w:r>
+    </w:p>
+    <w:p>
+      <w:pPr/>
+      <w:r>
+        <w:rPr>
+          <w:lang w:val="id_ID" w:bidi="id_ID"/>
+        </w:rPr>
+      </w:r>
+      <w:r>
+        <w:rPr>
           <w:lang w:val="id_ID" w:bidi="id_ID"/>
         </w:rPr>
         <w:t xml:space="preserve">Paulus menggunakan kata sifat </w:t>
@@ -13447,6 +15672,21 @@
       </w:r>
       <w:r>
         <w:rPr>
+          <w:b/>
+          <w:lang w:val="id_ID" w:bidi="id_ID"/>
+        </w:rPr>
+        <w:t>καὶ αὐτοὶ σωτηρίας τύχωσιν τῆς ἐν Χριστῷ Ἰησοῦ</w:t>
+      </w:r>
+    </w:p>
+    <w:p>
+      <w:pPr/>
+      <w:r>
+        <w:rPr>
+          <w:lang w:val="id_ID" w:bidi="id_ID"/>
+        </w:rPr>
+      </w:r>
+      <w:r>
+        <w:rPr>
           <w:lang w:val="id_ID" w:bidi="id_ID"/>
         </w:rPr>
         <w:t xml:space="preserve">Jika bahasa Anda tidak menggunakan kata benda abstrak untuk ide </w:t>
@@ -13528,6 +15768,21 @@
       </w:r>
       <w:r>
         <w:rPr>
+          <w:b/>
+          <w:lang w:val="id_ID" w:bidi="id_ID"/>
+        </w:rPr>
+        <w:t>τῆς ἐν Χριστῷ Ἰησοῦ</w:t>
+      </w:r>
+    </w:p>
+    <w:p>
+      <w:pPr/>
+      <w:r>
+        <w:rPr>
+          <w:lang w:val="id_ID" w:bidi="id_ID"/>
+        </w:rPr>
+      </w:r>
+      <w:r>
+        <w:rPr>
           <w:lang w:val="id_ID" w:bidi="id_ID"/>
         </w:rPr>
         <w:t xml:space="preserve">Di sini Paulus menggunakan metafora spasial </w:t>
@@ -13687,6 +15942,21 @@
       </w:r>
       <w:r>
         <w:rPr>
+          <w:b/>
+          <w:lang w:val="id_ID" w:bidi="id_ID"/>
+        </w:rPr>
+        <w:t>μετὰ δόξης αἰωνίου</w:t>
+      </w:r>
+    </w:p>
+    <w:p>
+      <w:pPr/>
+      <w:r>
+        <w:rPr>
+          <w:lang w:val="id_ID" w:bidi="id_ID"/>
+        </w:rPr>
+      </w:r>
+      <w:r>
+        <w:rPr>
           <w:lang w:val="id_ID" w:bidi="id_ID"/>
         </w:rPr>
         <w:t xml:space="preserve">Di sini, frasa </w:t>
@@ -13768,6 +16038,21 @@
       </w:r>
       <w:r>
         <w:rPr>
+          <w:b/>
+          <w:lang w:val="id_ID" w:bidi="id_ID"/>
+        </w:rPr>
+        <w:t>μετὰ δόξης αἰωνίου</w:t>
+      </w:r>
+    </w:p>
+    <w:p>
+      <w:pPr/>
+      <w:r>
+        <w:rPr>
+          <w:lang w:val="id_ID" w:bidi="id_ID"/>
+        </w:rPr>
+      </w:r>
+      <w:r>
+        <w:rPr>
           <w:lang w:val="id_ID" w:bidi="id_ID"/>
         </w:rPr>
         <w:t xml:space="preserve">Jika bahasa Anda tidak menggunakan kata benda abstrak untuk ide </w:t>
@@ -13849,6 +16134,21 @@
       </w:r>
       <w:r>
         <w:rPr>
+          <w:b/>
+          <w:lang w:val="id_ID" w:bidi="id_ID"/>
+        </w:rPr>
+        <w:t>πιστὸς ὁ λόγος</w:t>
+      </w:r>
+    </w:p>
+    <w:p>
+      <w:pPr/>
+      <w:r>
+        <w:rPr>
+          <w:lang w:val="id_ID" w:bidi="id_ID"/>
+        </w:rPr>
+      </w:r>
+      <w:r>
+        <w:rPr>
           <w:lang w:val="id_ID" w:bidi="id_ID"/>
         </w:rPr>
         <w:t xml:space="preserve">Di sini, </w:t>
@@ -13930,6 +16230,21 @@
       </w:r>
       <w:r>
         <w:rPr>
+          <w:b/>
+          <w:lang w:val="id_ID" w:bidi="id_ID"/>
+        </w:rPr>
+        <w:t>γὰρ</w:t>
+      </w:r>
+    </w:p>
+    <w:p>
+      <w:pPr/>
+      <w:r>
+        <w:rPr>
+          <w:lang w:val="id_ID" w:bidi="id_ID"/>
+        </w:rPr>
+      </w:r>
+      <w:r>
+        <w:rPr>
           <w:lang w:val="id_ID" w:bidi="id_ID"/>
         </w:rPr>
         <w:t xml:space="preserve">Di sini, kata </w:t>
@@ -14050,6 +16365,21 @@
       </w:r>
       <w:r>
         <w:rPr>
+          <w:b/>
+          <w:lang w:val="id_ID" w:bidi="id_ID"/>
+        </w:rPr>
+        <w:t>εἰ &amp; συναπεθάνομεν</w:t>
+      </w:r>
+    </w:p>
+    <w:p>
+      <w:pPr/>
+      <w:r>
+        <w:rPr>
+          <w:lang w:val="id_ID" w:bidi="id_ID"/>
+        </w:rPr>
+      </w:r>
+      <w:r>
+        <w:rPr>
           <w:lang w:val="id_ID" w:bidi="id_ID"/>
         </w:rPr>
         <w:t>Paulus berbicara seolah-olah ini adalah situasi yang masih bersifat sementara, tetapi maksudnya adalah hal ini pasti terjadi. Jika bahasa Anda tidak menyatakan sesuatu sebagai suatu kondisi jika hal itu benar-benar terjadi, dan jika pembaca Anda mungkin berpikir bahwa apa yang Paulus katakan tidak pasti, maka Anda dapat menerjemahkan kata-katanya sebagai pernyataan yang pasti. Terjemahan alternatif: "apabila kami telah mati bersama-sama dengan dia"</w:t>
@@ -14118,6 +16448,21 @@
       </w:r>
       <w:r>
         <w:rPr>
+          <w:b/>
+          <w:lang w:val="id_ID" w:bidi="id_ID"/>
+        </w:rPr>
+        <w:t>συναπεθάνομεν</w:t>
+      </w:r>
+    </w:p>
+    <w:p>
+      <w:pPr/>
+      <w:r>
+        <w:rPr>
+          <w:lang w:val="id_ID" w:bidi="id_ID"/>
+        </w:rPr>
+      </w:r>
+      <w:r>
+        <w:rPr>
           <w:lang w:val="id_ID" w:bidi="id_ID"/>
         </w:rPr>
         <w:t>Di sini Paulus merujuk pada bagaimana orang percaya, dalam persatuan mereka dengan Kristus, mengambil bagian dalam kematian Kristus. Dengan demikian, mereka juga telah mati. Jika itu akan membantu dalam bahasa Anda, Anda dapat mengungkapkan gagasan ini dalam bentuk perumpamaan atau menyatakan maknanya dengan jelas. Terjemahan alternatif: "kita telah mati, seolah-olah, bersama Dia" atau "kita telah mengambil bagian dalam kematian Mesias"</w:t>
@@ -14186,6 +16531,21 @@
       </w:r>
       <w:r>
         <w:rPr>
+          <w:b/>
+          <w:lang w:val="id_ID" w:bidi="id_ID"/>
+        </w:rPr>
+        <w:t>καὶ συνζήσομεν</w:t>
+      </w:r>
+    </w:p>
+    <w:p>
+      <w:pPr/>
+      <w:r>
+        <w:rPr>
+          <w:lang w:val="id_ID" w:bidi="id_ID"/>
+        </w:rPr>
+      </w:r>
+      <w:r>
+        <w:rPr>
           <w:lang w:val="id_ID" w:bidi="id_ID"/>
         </w:rPr>
         <w:t>Di sini Paulus merujuk pada kehidupan baru yang diterima orang percaya dalam persatuan mereka dengan Kristus. Kehidupan baru ini dapat dialami sekarang, tetapi Paulus tampaknya secara khusus berbicara tentang kehidupan kekal yang akan dimiliki oleh orang-orang percaya setelah Yesus datang kembali. Jika itu akan membantu dalam bahasa Anda, Anda dapat membuat gagasan itu lebih eksplisit. Terjemahan alternatif: "kita juga akan mengalami hidup yang baru bersama Dia" atau "kita juga akan memiliki hidup yang kekal bersama Dia"</w:t>
@@ -14254,6 +16614,21 @@
       </w:r>
       <w:r>
         <w:rPr>
+          <w:b/>
+          <w:lang w:val="id_ID" w:bidi="id_ID"/>
+        </w:rPr>
+        <w:t>εἰ γὰρ συναπεθάνομεν, καὶ συνζήσομεν &amp; εἰ ὑπομένομεν, καὶ συνβασιλεύσομεν; εἰ ἀρνησόμεθα, κἀκεῖνος ἀρνήσεται ἡμᾶς &amp; εἰ ἀπιστοῦμεν, ἐκεῖνος πιστὸς μένει; ἀρνήσασθαι γὰρ ἑαυτὸν οὐ δύναται</w:t>
+      </w:r>
+    </w:p>
+    <w:p>
+      <w:pPr/>
+      <w:r>
+        <w:rPr>
+          <w:lang w:val="id_ID" w:bidi="id_ID"/>
+        </w:rPr>
+      </w:r>
+      <w:r>
+        <w:rPr>
           <w:lang w:val="id_ID" w:bidi="id_ID"/>
         </w:rPr>
         <w:t xml:space="preserve">Kata-kata ini adalah </w:t>
@@ -14335,6 +16710,21 @@
       </w:r>
       <w:r>
         <w:rPr>
+          <w:b/>
+          <w:lang w:val="id_ID" w:bidi="id_ID"/>
+        </w:rPr>
+        <w:t>ὑπομένομεν</w:t>
+      </w:r>
+    </w:p>
+    <w:p>
+      <w:pPr/>
+      <w:r>
+        <w:rPr>
+          <w:lang w:val="id_ID" w:bidi="id_ID"/>
+        </w:rPr>
+      </w:r>
+      <w:r>
+        <w:rPr>
           <w:lang w:val="id_ID" w:bidi="id_ID"/>
         </w:rPr>
         <w:t xml:space="preserve">Di sini Paulus menyiratkan bahwa orang percaya harus </w:t>
@@ -14416,6 +16806,21 @@
       </w:r>
       <w:r>
         <w:rPr>
+          <w:b/>
+          <w:lang w:val="id_ID" w:bidi="id_ID"/>
+        </w:rPr>
+        <w:t>ἀρνησόμεθα</w:t>
+      </w:r>
+    </w:p>
+    <w:p>
+      <w:pPr/>
+      <w:r>
+        <w:rPr>
+          <w:lang w:val="id_ID" w:bidi="id_ID"/>
+        </w:rPr>
+      </w:r>
+      <w:r>
+        <w:rPr>
           <w:lang w:val="id_ID" w:bidi="id_ID"/>
         </w:rPr>
         <w:t>Di sini Paulus merujuk kepada orang-orang yang menyangkal bahwa mereka mengenal dan percaya kepada Yesus. Jika itu akan membantu dalam bahasa Anda, Anda dapat membuat gagasan itu lebih eksplisit. Terjemahan alternatif: "kami menyangkal bahwa kami percaya kepada-Nya"</w:t>
@@ -14484,6 +16889,21 @@
       </w:r>
       <w:r>
         <w:rPr>
+          <w:b/>
+          <w:lang w:val="id_ID" w:bidi="id_ID"/>
+        </w:rPr>
+        <w:t>κἀκεῖνος ἀρνήσεται ἡμᾶς</w:t>
+      </w:r>
+    </w:p>
+    <w:p>
+      <w:pPr/>
+      <w:r>
+        <w:rPr>
+          <w:lang w:val="id_ID" w:bidi="id_ID"/>
+        </w:rPr>
+      </w:r>
+      <w:r>
+        <w:rPr>
           <w:lang w:val="id_ID" w:bidi="id_ID"/>
         </w:rPr>
         <w:t xml:space="preserve">Di sini Paulus menyiratkan bahwa pada penghakiman terakhir, Yesus </w:t>
@@ -14565,6 +16985,21 @@
       </w:r>
       <w:r>
         <w:rPr>
+          <w:b/>
+          <w:lang w:val="id_ID" w:bidi="id_ID"/>
+        </w:rPr>
+        <w:t>ἀπιστοῦμεν</w:t>
+      </w:r>
+    </w:p>
+    <w:p>
+      <w:pPr/>
+      <w:r>
+        <w:rPr>
+          <w:lang w:val="id_ID" w:bidi="id_ID"/>
+        </w:rPr>
+      </w:r>
+      <w:r>
+        <w:rPr>
           <w:lang w:val="id_ID" w:bidi="id_ID"/>
         </w:rPr>
         <w:t xml:space="preserve">Di sini, kata </w:t>
@@ -14646,6 +17081,21 @@
       </w:r>
       <w:r>
         <w:rPr>
+          <w:b/>
+          <w:lang w:val="id_ID" w:bidi="id_ID"/>
+        </w:rPr>
+        <w:t>ἐκεῖνος πιστὸς μένει</w:t>
+      </w:r>
+    </w:p>
+    <w:p>
+      <w:pPr/>
+      <w:r>
+        <w:rPr>
+          <w:lang w:val="id_ID" w:bidi="id_ID"/>
+        </w:rPr>
+      </w:r>
+      <w:r>
+        <w:rPr>
           <w:lang w:val="id_ID" w:bidi="id_ID"/>
         </w:rPr>
         <w:t xml:space="preserve">Di sini, kata </w:t>
@@ -14740,6 +17190,21 @@
       </w:r>
       <w:r>
         <w:rPr>
+          <w:b/>
+          <w:lang w:val="id_ID" w:bidi="id_ID"/>
+        </w:rPr>
+        <w:t>ἀρνήσασθαι &amp; ἑαυτὸν οὐ δύναται</w:t>
+      </w:r>
+    </w:p>
+    <w:p>
+      <w:pPr/>
+      <w:r>
+        <w:rPr>
+          <w:lang w:val="id_ID" w:bidi="id_ID"/>
+        </w:rPr>
+      </w:r>
+      <w:r>
+        <w:rPr>
           <w:lang w:val="id_ID" w:bidi="id_ID"/>
         </w:rPr>
         <w:t xml:space="preserve">Di sini, frasa </w:t>
@@ -14821,6 +17286,21 @@
       </w:r>
       <w:r>
         <w:rPr>
+          <w:b/>
+          <w:lang w:val="id_ID" w:bidi="id_ID"/>
+        </w:rPr>
+        <w:t>ὑπομίμνῃσκε</w:t>
+      </w:r>
+    </w:p>
+    <w:p>
+      <w:pPr/>
+      <w:r>
+        <w:rPr>
+          <w:lang w:val="id_ID" w:bidi="id_ID"/>
+        </w:rPr>
+      </w:r>
+      <w:r>
+        <w:rPr>
           <w:lang w:val="id_ID" w:bidi="id_ID"/>
         </w:rPr>
         <w:t xml:space="preserve">Di sini Paulus menyiratkan bahwa Timotius harus </w:t>
@@ -14902,6 +17382,21 @@
       </w:r>
       <w:r>
         <w:rPr>
+          <w:b/>
+          <w:lang w:val="id_ID" w:bidi="id_ID"/>
+        </w:rPr>
+        <w:t>ταῦτα</w:t>
+      </w:r>
+    </w:p>
+    <w:p>
+      <w:pPr/>
+      <w:r>
+        <w:rPr>
+          <w:lang w:val="id_ID" w:bidi="id_ID"/>
+        </w:rPr>
+      </w:r>
+      <w:r>
+        <w:rPr>
           <w:lang w:val="id_ID" w:bidi="id_ID"/>
         </w:rPr>
         <w:t xml:space="preserve">Di sini, frasa </w:t>
@@ -14919,7 +17414,7 @@
         </w:rPr>
         <w:t xml:space="preserve"> merujuk pada apa yang telah ditulis oleh Paulus sebelumnya. Ini termasuk kata dapat dipercaya dalam </w:t>
       </w:r>
-      <w:hyperlink r:id="rId26">
+      <w:hyperlink r:id="rId28">
         <w:r>
           <w:rPr>
             <w:lang w:val="id_ID" w:bidi="id_ID"/>
@@ -14937,7 +17432,7 @@
         </w:rPr>
         <w:t xml:space="preserve"> dan mungkin juga </w:t>
       </w:r>
-      <w:hyperlink r:id="rId27">
+      <w:hyperlink r:id="rId29">
         <w:r>
           <w:rPr>
             <w:lang w:val="id_ID" w:bidi="id_ID"/>
@@ -15100,6 +17595,21 @@
       </w:r>
       <w:r>
         <w:rPr>
+          <w:b/>
+          <w:lang w:val="id_ID" w:bidi="id_ID"/>
+        </w:rPr>
+        <w:t>τοῦ Θεοῦ</w:t>
+      </w:r>
+    </w:p>
+    <w:p>
+      <w:pPr/>
+      <w:r>
+        <w:rPr>
+          <w:lang w:val="id_ID" w:bidi="id_ID"/>
+        </w:rPr>
+      </w:r>
+      <w:r>
+        <w:rPr>
           <w:lang w:val="id_ID" w:bidi="id_ID"/>
         </w:rPr>
         <w:t xml:space="preserve">Banyak naskah kuno yang berbunyi </w:t>
@@ -15181,6 +17691,21 @@
       </w:r>
       <w:r>
         <w:rPr>
+          <w:b/>
+          <w:lang w:val="id_ID" w:bidi="id_ID"/>
+        </w:rPr>
+        <w:t>μὴ λογομαχεῖν</w:t>
+      </w:r>
+    </w:p>
+    <w:p>
+      <w:pPr/>
+      <w:r>
+        <w:rPr>
+          <w:lang w:val="id_ID" w:bidi="id_ID"/>
+        </w:rPr>
+      </w:r>
+      <w:r>
+        <w:rPr>
           <w:lang w:val="id_ID" w:bidi="id_ID"/>
         </w:rPr>
         <w:t xml:space="preserve">Di sini Paulus merujuk pada perdebatan tentang arti </w:t>
@@ -15262,6 +17787,21 @@
       </w:r>
       <w:r>
         <w:rPr>
+          <w:b/>
+          <w:lang w:val="id_ID" w:bidi="id_ID"/>
+        </w:rPr>
+        <w:t>ἐπὶ καταστροφῇ τῶν ἀκουόντων</w:t>
+      </w:r>
+    </w:p>
+    <w:p>
+      <w:pPr/>
+      <w:r>
+        <w:rPr>
+          <w:lang w:val="id_ID" w:bidi="id_ID"/>
+        </w:rPr>
+      </w:r>
+      <w:r>
+        <w:rPr>
           <w:lang w:val="id_ID" w:bidi="id_ID"/>
         </w:rPr>
         <w:t xml:space="preserve">Jika bahasa Anda tidak menggunakan kata benda abstrak untuk ide </w:t>
@@ -15343,6 +17883,21 @@
       </w:r>
       <w:r>
         <w:rPr>
+          <w:b/>
+          <w:lang w:val="id_ID" w:bidi="id_ID"/>
+        </w:rPr>
+        <w:t>ἐπὶ καταστροφῇ τῶν ἀκουόντων</w:t>
+      </w:r>
+    </w:p>
+    <w:p>
+      <w:pPr/>
+      <w:r>
+        <w:rPr>
+          <w:lang w:val="id_ID" w:bidi="id_ID"/>
+        </w:rPr>
+      </w:r>
+      <w:r>
+        <w:rPr>
           <w:lang w:val="id_ID" w:bidi="id_ID"/>
         </w:rPr>
         <w:t xml:space="preserve">Di sini Paulus menyiratkan bahwa bertengkar tentang kata-kata merusak iman </w:t>
@@ -15424,6 +17979,21 @@
       </w:r>
       <w:r>
         <w:rPr>
+          <w:b/>
+          <w:lang w:val="id_ID" w:bidi="id_ID"/>
+        </w:rPr>
+        <w:t>σπούδασον σεαυτὸν, δόκιμον παραστῆσαι τῷ Θεῷ</w:t>
+      </w:r>
+    </w:p>
+    <w:p>
+      <w:pPr/>
+      <w:r>
+        <w:rPr>
+          <w:lang w:val="id_ID" w:bidi="id_ID"/>
+        </w:rPr>
+      </w:r>
+      <w:r>
+        <w:rPr>
           <w:lang w:val="id_ID" w:bidi="id_ID"/>
         </w:rPr>
         <w:t xml:space="preserve">Di sini Paulus bermaksud bahwa Timotius harus </w:t>
@@ -15531,6 +18101,21 @@
       </w:r>
       <w:r>
         <w:rPr>
+          <w:b/>
+          <w:lang w:val="id_ID" w:bidi="id_ID"/>
+        </w:rPr>
+        <w:t>ἐργάτην</w:t>
+      </w:r>
+    </w:p>
+    <w:p>
+      <w:pPr/>
+      <w:r>
+        <w:rPr>
+          <w:lang w:val="id_ID" w:bidi="id_ID"/>
+        </w:rPr>
+      </w:r>
+      <w:r>
+        <w:rPr>
           <w:lang w:val="id_ID" w:bidi="id_ID"/>
         </w:rPr>
         <w:t xml:space="preserve">Di sini Paulus berbicara seolah-olah Timotius adalah seorang </w:t>
@@ -15612,6 +18197,21 @@
       </w:r>
       <w:r>
         <w:rPr>
+          <w:b/>
+          <w:lang w:val="id_ID" w:bidi="id_ID"/>
+        </w:rPr>
+        <w:t>ἀνεπαίσχυντον</w:t>
+      </w:r>
+    </w:p>
+    <w:p>
+      <w:pPr/>
+      <w:r>
+        <w:rPr>
+          <w:lang w:val="id_ID" w:bidi="id_ID"/>
+        </w:rPr>
+      </w:r>
+      <w:r>
+        <w:rPr>
           <w:lang w:val="id_ID" w:bidi="id_ID"/>
         </w:rPr>
         <w:t>Jika bahasa Anda tidak menggunakan bentuk pasif ini, Anda dapat mengekspresikan ide tersebut dalam bentuk aktif atau dengan cara lain yang alami dalam bahasa Anda. Jika Anda perlu mengatakan apa yang akan melakukan tindakan tersebut, jelas dari konteksnya bahwa itu adalah pekerjaannya. Terjemahan alternatif: "tanpa rasa malu" atau "yang pekerjaannya tidak mempermalukannya"</w:t>
@@ -15680,6 +18280,21 @@
       </w:r>
       <w:r>
         <w:rPr>
+          <w:b/>
+          <w:lang w:val="id_ID" w:bidi="id_ID"/>
+        </w:rPr>
+        <w:t>ὀρθοτομοῦντα τὸν λόγον τῆς ἀληθείας</w:t>
+      </w:r>
+    </w:p>
+    <w:p>
+      <w:pPr/>
+      <w:r>
+        <w:rPr>
+          <w:lang w:val="id_ID" w:bidi="id_ID"/>
+        </w:rPr>
+      </w:r>
+      <w:r>
+        <w:rPr>
           <w:lang w:val="id_ID" w:bidi="id_ID"/>
         </w:rPr>
         <w:t xml:space="preserve">Paulus mengacu kepada </w:t>
@@ -15787,6 +18402,21 @@
       </w:r>
       <w:r>
         <w:rPr>
+          <w:b/>
+          <w:lang w:val="id_ID" w:bidi="id_ID"/>
+        </w:rPr>
+        <w:t>τὸν λόγον τῆς ἀληθείας</w:t>
+      </w:r>
+    </w:p>
+    <w:p>
+      <w:pPr/>
+      <w:r>
+        <w:rPr>
+          <w:lang w:val="id_ID" w:bidi="id_ID"/>
+        </w:rPr>
+      </w:r>
+      <w:r>
+        <w:rPr>
           <w:lang w:val="id_ID" w:bidi="id_ID"/>
         </w:rPr>
         <w:t xml:space="preserve">Di sini, Paulus menggunakan bentuk posesif untuk menjelaskan </w:t>
@@ -15868,6 +18498,21 @@
       </w:r>
       <w:r>
         <w:rPr>
+          <w:b/>
+          <w:lang w:val="id_ID" w:bidi="id_ID"/>
+        </w:rPr>
+        <w:t>τὸν λόγον τῆς ἀληθείας</w:t>
+      </w:r>
+    </w:p>
+    <w:p>
+      <w:pPr/>
+      <w:r>
+        <w:rPr>
+          <w:lang w:val="id_ID" w:bidi="id_ID"/>
+        </w:rPr>
+      </w:r>
+      <w:r>
+        <w:rPr>
           <w:lang w:val="id_ID" w:bidi="id_ID"/>
         </w:rPr>
         <w:t xml:space="preserve">Jika bahasa Anda tidak menggunakan kata benda abstrak untuk ide </w:t>
@@ -15949,6 +18594,21 @@
       </w:r>
       <w:r>
         <w:rPr>
+          <w:b/>
+          <w:lang w:val="id_ID" w:bidi="id_ID"/>
+        </w:rPr>
+        <w:t>τὸν λόγον</w:t>
+      </w:r>
+    </w:p>
+    <w:p>
+      <w:pPr/>
+      <w:r>
+        <w:rPr>
+          <w:lang w:val="id_ID" w:bidi="id_ID"/>
+        </w:rPr>
+      </w:r>
+      <w:r>
+        <w:rPr>
           <w:lang w:val="id_ID" w:bidi="id_ID"/>
         </w:rPr>
         <w:t xml:space="preserve">Di sini, </w:t>
@@ -16030,6 +18690,21 @@
       </w:r>
       <w:r>
         <w:rPr>
+          <w:b/>
+          <w:lang w:val="id_ID" w:bidi="id_ID"/>
+        </w:rPr>
+        <w:t>δὲ</w:t>
+      </w:r>
+    </w:p>
+    <w:p>
+      <w:pPr/>
+      <w:r>
+        <w:rPr>
+          <w:lang w:val="id_ID" w:bidi="id_ID"/>
+        </w:rPr>
+      </w:r>
+      <w:r>
+        <w:rPr>
           <w:lang w:val="id_ID" w:bidi="id_ID"/>
         </w:rPr>
         <w:t xml:space="preserve">Di sini, kata </w:t>
@@ -16073,7 +18748,7 @@
         </w:rPr>
         <w:t xml:space="preserve"> (</w:t>
       </w:r>
-      <w:hyperlink r:id="rId28">
+      <w:hyperlink r:id="rId30">
         <w:r>
           <w:rPr>
             <w:lang w:val="id_ID" w:bidi="id_ID"/>
@@ -16168,6 +18843,21 @@
       </w:r>
       <w:r>
         <w:rPr>
+          <w:b/>
+          <w:lang w:val="id_ID" w:bidi="id_ID"/>
+        </w:rPr>
+        <w:t>τὰς &amp; βεβήλους κενοφωνίας</w:t>
+      </w:r>
+    </w:p>
+    <w:p>
+      <w:pPr/>
+      <w:r>
+        <w:rPr>
+          <w:lang w:val="id_ID" w:bidi="id_ID"/>
+        </w:rPr>
+      </w:r>
+      <w:r>
+        <w:rPr>
           <w:lang w:val="id_ID" w:bidi="id_ID"/>
         </w:rPr>
         <w:t xml:space="preserve">Di sini Paulus menyiratkan bahwa </w:t>
@@ -16262,6 +18952,21 @@
       </w:r>
       <w:r>
         <w:rPr>
+          <w:b/>
+          <w:lang w:val="id_ID" w:bidi="id_ID"/>
+        </w:rPr>
+        <w:t>προκόψουσιν</w:t>
+      </w:r>
+    </w:p>
+    <w:p>
+      <w:pPr/>
+      <w:r>
+        <w:rPr>
+          <w:lang w:val="id_ID" w:bidi="id_ID"/>
+        </w:rPr>
+      </w:r>
+      <w:r>
+        <w:rPr>
           <w:lang w:val="id_ID" w:bidi="id_ID"/>
         </w:rPr>
         <w:t xml:space="preserve">Kata ganti </w:t>
@@ -16279,7 +18984,7 @@
         </w:rPr>
         <w:t xml:space="preserve"> dapat merujuk pada: (1) orang-orang yang berbicara dan mendengarkan "perkataan kosong". Ketika Paulus merujuk kepada "perkataan mereka" dalam </w:t>
       </w:r>
-      <w:hyperlink r:id="rId29">
+      <w:hyperlink r:id="rId31">
         <w:r>
           <w:rPr>
             <w:lang w:val="id_ID" w:bidi="id_ID"/>
@@ -16387,6 +19092,21 @@
       </w:r>
       <w:r>
         <w:rPr>
+          <w:b/>
+          <w:lang w:val="id_ID" w:bidi="id_ID"/>
+        </w:rPr>
+        <w:t>ἐπὶ πλεῖον &amp; προκόψουσιν ἀσεβείας</w:t>
+      </w:r>
+    </w:p>
+    <w:p>
+      <w:pPr/>
+      <w:r>
+        <w:rPr>
+          <w:lang w:val="id_ID" w:bidi="id_ID"/>
+        </w:rPr>
+      </w:r>
+      <w:r>
+        <w:rPr>
           <w:lang w:val="id_ID" w:bidi="id_ID"/>
         </w:rPr>
         <w:t xml:space="preserve">Di sini Paulus berbicara tentang orang-orang yang mengucapkan </w:t>
@@ -16494,6 +19214,21 @@
       </w:r>
       <w:r>
         <w:rPr>
+          <w:b/>
+          <w:lang w:val="id_ID" w:bidi="id_ID"/>
+        </w:rPr>
+        <w:t>ἀσεβείας</w:t>
+      </w:r>
+    </w:p>
+    <w:p>
+      <w:pPr/>
+      <w:r>
+        <w:rPr>
+          <w:lang w:val="id_ID" w:bidi="id_ID"/>
+        </w:rPr>
+      </w:r>
+      <w:r>
+        <w:rPr>
           <w:lang w:val="id_ID" w:bidi="id_ID"/>
         </w:rPr>
         <w:t xml:space="preserve">Jika bahasa Anda tidak menggunakan kata benda abstrak untuk ide </w:t>
@@ -16575,6 +19310,21 @@
       </w:r>
       <w:r>
         <w:rPr>
+          <w:b/>
+          <w:lang w:val="id_ID" w:bidi="id_ID"/>
+        </w:rPr>
+        <w:t>ὁ λόγος αὐτῶν</w:t>
+      </w:r>
+    </w:p>
+    <w:p>
+      <w:pPr/>
+      <w:r>
+        <w:rPr>
+          <w:lang w:val="id_ID" w:bidi="id_ID"/>
+        </w:rPr>
+      </w:r>
+      <w:r>
+        <w:rPr>
           <w:lang w:val="id_ID" w:bidi="id_ID"/>
         </w:rPr>
         <w:t xml:space="preserve">Di sini, </w:t>
@@ -16592,7 +19342,7 @@
         </w:rPr>
         <w:t xml:space="preserve"> mewakili apa yang orang katakan dengan menggunakan kata-kata. Dalam hal ini, Paulus secara khusus merujuk pada "perkataan kosong yang tidak senonoh" yang ia maksudkan dalam </w:t>
       </w:r>
-      <w:hyperlink r:id="rId30">
+      <w:hyperlink r:id="rId32">
         <w:r>
           <w:rPr>
             <w:lang w:val="id_ID" w:bidi="id_ID"/>
@@ -16674,6 +19424,21 @@
       </w:r>
       <w:r>
         <w:rPr>
+          <w:b/>
+          <w:lang w:val="id_ID" w:bidi="id_ID"/>
+        </w:rPr>
+        <w:t>ὡς γάγγραινα νομὴν ἕξει</w:t>
+      </w:r>
+    </w:p>
+    <w:p>
+      <w:pPr/>
+      <w:r>
+        <w:rPr>
+          <w:lang w:val="id_ID" w:bidi="id_ID"/>
+        </w:rPr>
+      </w:r>
+      <w:r>
+        <w:rPr>
           <w:lang w:val="id_ID" w:bidi="id_ID"/>
         </w:rPr>
         <w:t xml:space="preserve">Paulus mengatakan bahwa perkataan kosong yang tidak bermutu akan menyebar </w:t>
@@ -16768,6 +19533,21 @@
       </w:r>
       <w:r>
         <w:rPr>
+          <w:b/>
+          <w:lang w:val="id_ID" w:bidi="id_ID"/>
+        </w:rPr>
+        <w:t>γάγγραινα</w:t>
+      </w:r>
+    </w:p>
+    <w:p>
+      <w:pPr/>
+      <w:r>
+        <w:rPr>
+          <w:lang w:val="id_ID" w:bidi="id_ID"/>
+        </w:rPr>
+      </w:r>
+      <w:r>
+        <w:rPr>
           <w:lang w:val="id_ID" w:bidi="id_ID"/>
         </w:rPr>
         <w:t xml:space="preserve">Kata </w:t>
@@ -16862,6 +19642,21 @@
       </w:r>
       <w:r>
         <w:rPr>
+          <w:b/>
+          <w:lang w:val="id_ID" w:bidi="id_ID"/>
+        </w:rPr>
+        <w:t>Ὑμέναιος, καὶ Φίλητος</w:t>
+      </w:r>
+    </w:p>
+    <w:p>
+      <w:pPr/>
+      <w:r>
+        <w:rPr>
+          <w:lang w:val="id_ID" w:bidi="id_ID"/>
+        </w:rPr>
+      </w:r>
+      <w:r>
+        <w:rPr>
           <w:lang w:val="id_ID" w:bidi="id_ID"/>
         </w:rPr>
         <w:t xml:space="preserve">Kata </w:t>
@@ -16956,6 +19751,21 @@
       </w:r>
       <w:r>
         <w:rPr>
+          <w:b/>
+          <w:lang w:val="id_ID" w:bidi="id_ID"/>
+        </w:rPr>
+        <w:t>περὶ τὴν ἀλήθειαν ἠστόχησαν</w:t>
+      </w:r>
+    </w:p>
+    <w:p>
+      <w:pPr/>
+      <w:r>
+        <w:rPr>
+          <w:lang w:val="id_ID" w:bidi="id_ID"/>
+        </w:rPr>
+      </w:r>
+      <w:r>
+        <w:rPr>
           <w:lang w:val="id_ID" w:bidi="id_ID"/>
         </w:rPr>
         <w:t xml:space="preserve">Paulus berbicara seolah-olah </w:t>
@@ -17063,6 +19873,21 @@
       </w:r>
       <w:r>
         <w:rPr>
+          <w:b/>
+          <w:lang w:val="id_ID" w:bidi="id_ID"/>
+        </w:rPr>
+        <w:t>περὶ τὴν ἀλήθειαν</w:t>
+      </w:r>
+    </w:p>
+    <w:p>
+      <w:pPr/>
+      <w:r>
+        <w:rPr>
+          <w:lang w:val="id_ID" w:bidi="id_ID"/>
+        </w:rPr>
+      </w:r>
+      <w:r>
+        <w:rPr>
           <w:lang w:val="id_ID" w:bidi="id_ID"/>
         </w:rPr>
         <w:t xml:space="preserve">Jika bahasa Anda tidak menggunakan kata benda abstrak untuk ide </w:t>
@@ -17144,6 +19969,21 @@
       </w:r>
       <w:r>
         <w:rPr>
+          <w:b/>
+          <w:lang w:val="id_ID" w:bidi="id_ID"/>
+        </w:rPr>
+        <w:t>ἀνάστασιν ἤδη γεγονέναι</w:t>
+      </w:r>
+    </w:p>
+    <w:p>
+      <w:pPr/>
+      <w:r>
+        <w:rPr>
+          <w:lang w:val="id_ID" w:bidi="id_ID"/>
+        </w:rPr>
+      </w:r>
+      <w:r>
+        <w:rPr>
           <w:lang w:val="id_ID" w:bidi="id_ID"/>
         </w:rPr>
         <w:t xml:space="preserve">Jika bahasa Anda tidak menggunakan kata benda abstrak untuk ide </w:t>
@@ -17225,6 +20065,21 @@
       </w:r>
       <w:r>
         <w:rPr>
+          <w:b/>
+          <w:lang w:val="id_ID" w:bidi="id_ID"/>
+        </w:rPr>
+        <w:t>ἀνατρέπουσιν τήν τινων πίστιν</w:t>
+      </w:r>
+    </w:p>
+    <w:p>
+      <w:pPr/>
+      <w:r>
+        <w:rPr>
+          <w:lang w:val="id_ID" w:bidi="id_ID"/>
+        </w:rPr>
+      </w:r>
+      <w:r>
+        <w:rPr>
           <w:lang w:val="id_ID" w:bidi="id_ID"/>
         </w:rPr>
         <w:t xml:space="preserve">Di sini Paulus berbicara tentang </w:t>
@@ -17319,6 +20174,21 @@
       </w:r>
       <w:r>
         <w:rPr>
+          <w:b/>
+          <w:lang w:val="id_ID" w:bidi="id_ID"/>
+        </w:rPr>
+        <w:t>τήν τινων πίστιν</w:t>
+      </w:r>
+    </w:p>
+    <w:p>
+      <w:pPr/>
+      <w:r>
+        <w:rPr>
+          <w:lang w:val="id_ID" w:bidi="id_ID"/>
+        </w:rPr>
+      </w:r>
+      <w:r>
+        <w:rPr>
           <w:lang w:val="id_ID" w:bidi="id_ID"/>
         </w:rPr>
         <w:t xml:space="preserve">Jika bahasa Anda tidak menggunakan kata benda abstrak untuk ide </w:t>
@@ -17400,6 +20270,21 @@
       </w:r>
       <w:r>
         <w:rPr>
+          <w:b/>
+          <w:lang w:val="id_ID" w:bidi="id_ID"/>
+        </w:rPr>
+        <w:t>ὁ &amp; στερεὸς θεμέλιος τοῦ Θεοῦ ἕστηκεν</w:t>
+      </w:r>
+    </w:p>
+    <w:p>
+      <w:pPr/>
+      <w:r>
+        <w:rPr>
+          <w:lang w:val="id_ID" w:bidi="id_ID"/>
+        </w:rPr>
+      </w:r>
+      <w:r>
+        <w:rPr>
           <w:lang w:val="id_ID" w:bidi="id_ID"/>
         </w:rPr>
         <w:t xml:space="preserve">Di sini Paulus berbicara tentang </w:t>
@@ -17533,6 +20418,21 @@
       </w:r>
       <w:r>
         <w:rPr>
+          <w:b/>
+          <w:lang w:val="id_ID" w:bidi="id_ID"/>
+        </w:rPr>
+        <w:t>ἔχων τὴν σφραγῖδα ταύτην</w:t>
+      </w:r>
+    </w:p>
+    <w:p>
+      <w:pPr/>
+      <w:r>
+        <w:rPr>
+          <w:lang w:val="id_ID" w:bidi="id_ID"/>
+        </w:rPr>
+      </w:r>
+      <w:r>
+        <w:rPr>
           <w:lang w:val="id_ID" w:bidi="id_ID"/>
         </w:rPr>
         <w:t xml:space="preserve">Di sini Paulus berbicara seolah-olah </w:t>
@@ -17653,11 +20553,26 @@
       </w:r>
       <w:r>
         <w:rPr>
+          <w:b/>
+          <w:lang w:val="id_ID" w:bidi="id_ID"/>
+        </w:rPr>
+        <w:t>ἔγνω Κύριος τοὺς ὄντας αὐτοῦ, καί, ἀποστήτω ἀπὸ ἀδικίας πᾶς ὁ ὀνομάζων τὸ ὄνομα Κυρίου</w:t>
+      </w:r>
+    </w:p>
+    <w:p>
+      <w:pPr/>
+      <w:r>
+        <w:rPr>
+          <w:lang w:val="id_ID" w:bidi="id_ID"/>
+        </w:rPr>
+      </w:r>
+      <w:r>
+        <w:rPr>
           <w:lang w:val="id_ID" w:bidi="id_ID"/>
         </w:rPr>
         <w:t xml:space="preserve">Di sini Paulus memperkenalkan sebuah kutipan dan ringkasan yang keduanya berasal dari Kitab Suci Perjanjian Lama. Kutipan pertama berasal dari </w:t>
       </w:r>
-      <w:hyperlink r:id="rId31">
+      <w:hyperlink r:id="rId33">
         <w:r>
           <w:rPr>
             <w:lang w:val="id_ID" w:bidi="id_ID"/>
@@ -17739,6 +20654,21 @@
       </w:r>
       <w:r>
         <w:rPr>
+          <w:b/>
+          <w:lang w:val="id_ID" w:bidi="id_ID"/>
+        </w:rPr>
+        <w:t>Κύριος &amp; Κυρίου</w:t>
+      </w:r>
+    </w:p>
+    <w:p>
+      <w:pPr/>
+      <w:r>
+        <w:rPr>
+          <w:lang w:val="id_ID" w:bidi="id_ID"/>
+        </w:rPr>
+      </w:r>
+      <w:r>
+        <w:rPr>
           <w:lang w:val="id_ID" w:bidi="id_ID"/>
         </w:rPr>
         <w:t xml:space="preserve">Di sini, kata </w:t>
@@ -17820,6 +20750,21 @@
       </w:r>
       <w:r>
         <w:rPr>
+          <w:b/>
+          <w:lang w:val="id_ID" w:bidi="id_ID"/>
+        </w:rPr>
+        <w:t>ἔγνω</w:t>
+      </w:r>
+    </w:p>
+    <w:p>
+      <w:pPr/>
+      <w:r>
+        <w:rPr>
+          <w:lang w:val="id_ID" w:bidi="id_ID"/>
+        </w:rPr>
+      </w:r>
+      <w:r>
+        <w:rPr>
           <w:lang w:val="id_ID" w:bidi="id_ID"/>
         </w:rPr>
         <w:t>Di sini penulis kutipan menggunakan bentuk lampau untuk merujuk pada sesuatu yang selalu benar. Jika itu akan membantu dalam bahasa Anda, Anda dapat menggunakan bentuk kata kerja apa pun yang wajar untuk menyatakan kebenaran umum. Terjemahan alternatif: "telah mengetahui"</w:t>
@@ -17888,6 +20833,21 @@
       </w:r>
       <w:r>
         <w:rPr>
+          <w:b/>
+          <w:lang w:val="id_ID" w:bidi="id_ID"/>
+        </w:rPr>
+        <w:t>ἀποστήτω ἀπὸ &amp; πᾶς ὁ ὀνομάζων τὸ ὄνομα Κυρίου</w:t>
+      </w:r>
+    </w:p>
+    <w:p>
+      <w:pPr/>
+      <w:r>
+        <w:rPr>
+          <w:lang w:val="id_ID" w:bidi="id_ID"/>
+        </w:rPr>
+      </w:r>
+      <w:r>
+        <w:rPr>
           <w:lang w:val="id_ID" w:bidi="id_ID"/>
         </w:rPr>
         <w:t xml:space="preserve">Di sini Paulus berbicara tentang </w:t>
@@ -17982,6 +20942,21 @@
       </w:r>
       <w:r>
         <w:rPr>
+          <w:b/>
+          <w:lang w:val="id_ID" w:bidi="id_ID"/>
+        </w:rPr>
+        <w:t>ἀποστήτω &amp; πᾶς ὁ ὀνομάζων τὸ ὄνομα Κυρίου</w:t>
+      </w:r>
+    </w:p>
+    <w:p>
+      <w:pPr/>
+      <w:r>
+        <w:rPr>
+          <w:lang w:val="id_ID" w:bidi="id_ID"/>
+        </w:rPr>
+      </w:r>
+      <w:r>
+        <w:rPr>
           <w:lang w:val="id_ID" w:bidi="id_ID"/>
         </w:rPr>
         <w:t>Jika bahasa Anda tidak menggunakan imperatif orang ketiga dengan cara ini, Anda dapat menyatakannya dengan cara lain yang wajar dalam bahasa Anda. Terjemahan alternatif: "Setiap orang yang menyebut nama Tuhan harus menjauhkan diri"</w:t>
@@ -18050,6 +21025,21 @@
       </w:r>
       <w:r>
         <w:rPr>
+          <w:b/>
+          <w:lang w:val="id_ID" w:bidi="id_ID"/>
+        </w:rPr>
+        <w:t>ὁ ὀνομάζων τὸ ὄνομα Κυρίου</w:t>
+      </w:r>
+    </w:p>
+    <w:p>
+      <w:pPr/>
+      <w:r>
+        <w:rPr>
+          <w:lang w:val="id_ID" w:bidi="id_ID"/>
+        </w:rPr>
+      </w:r>
+      <w:r>
+        <w:rPr>
           <w:lang w:val="id_ID" w:bidi="id_ID"/>
         </w:rPr>
         <w:t xml:space="preserve">Di sini, frasa </w:t>
@@ -18144,6 +21134,21 @@
       </w:r>
       <w:r>
         <w:rPr>
+          <w:b/>
+          <w:lang w:val="id_ID" w:bidi="id_ID"/>
+        </w:rPr>
+        <w:t>ἀπὸ ἀδικίας</w:t>
+      </w:r>
+    </w:p>
+    <w:p>
+      <w:pPr/>
+      <w:r>
+        <w:rPr>
+          <w:lang w:val="id_ID" w:bidi="id_ID"/>
+        </w:rPr>
+      </w:r>
+      <w:r>
+        <w:rPr>
           <w:lang w:val="id_ID" w:bidi="id_ID"/>
         </w:rPr>
         <w:t xml:space="preserve">Jika bahasa Anda tidak menggunakan kata benda abstrak untuk ide </w:t>
@@ -18225,6 +21230,21 @@
       </w:r>
       <w:r>
         <w:rPr>
+          <w:b/>
+          <w:lang w:val="id_ID" w:bidi="id_ID"/>
+        </w:rPr>
+        <w:t>δὲ</w:t>
+      </w:r>
+    </w:p>
+    <w:p>
+      <w:pPr/>
+      <w:r>
+        <w:rPr>
+          <w:lang w:val="id_ID" w:bidi="id_ID"/>
+        </w:rPr>
+      </w:r>
+      <w:r>
+        <w:rPr>
           <w:lang w:val="id_ID" w:bidi="id_ID"/>
         </w:rPr>
         <w:t xml:space="preserve">Di sini, kata </w:t>
@@ -18319,6 +21339,21 @@
       </w:r>
       <w:r>
         <w:rPr>
+          <w:b/>
+          <w:lang w:val="id_ID" w:bidi="id_ID"/>
+        </w:rPr>
+        <w:t>ἐν μεγάλῃ &amp; οἰκίᾳ, οὐκ ἔστιν μόνον σκεύη χρυσᾶ καὶ ἀργυρᾶ, ἀλλὰ καὶ ξύλινα καὶ ὀστράκινα; καὶ ἃ μὲν εἰς τιμὴν, ἃ δὲ εἰς ἀτιμίαν</w:t>
+      </w:r>
+    </w:p>
+    <w:p>
+      <w:pPr/>
+      <w:r>
+        <w:rPr>
+          <w:lang w:val="id_ID" w:bidi="id_ID"/>
+        </w:rPr>
+      </w:r>
+      <w:r>
+        <w:rPr>
           <w:lang w:val="id_ID" w:bidi="id_ID"/>
         </w:rPr>
         <w:t xml:space="preserve">Untuk mengajar Timotius, Paulus berbicara tentang gereja seolah-olah gereja adalah </w:t>
@@ -18413,6 +21448,21 @@
       </w:r>
       <w:r>
         <w:rPr>
+          <w:b/>
+          <w:lang w:val="id_ID" w:bidi="id_ID"/>
+        </w:rPr>
+        <w:t>σκεύη</w:t>
+      </w:r>
+    </w:p>
+    <w:p>
+      <w:pPr/>
+      <w:r>
+        <w:rPr>
+          <w:lang w:val="id_ID" w:bidi="id_ID"/>
+        </w:rPr>
+      </w:r>
+      <w:r>
+        <w:rPr>
           <w:lang w:val="id_ID" w:bidi="id_ID"/>
         </w:rPr>
         <w:t xml:space="preserve">Kata yang diterjemahkan sebagai </w:t>
@@ -18494,6 +21544,21 @@
       </w:r>
       <w:r>
         <w:rPr>
+          <w:b/>
+          <w:lang w:val="id_ID" w:bidi="id_ID"/>
+        </w:rPr>
+        <w:t>ἀλλὰ καὶ ξύλινα καὶ ὀστράκινα</w:t>
+      </w:r>
+    </w:p>
+    <w:p>
+      <w:pPr/>
+      <w:r>
+        <w:rPr>
+          <w:lang w:val="id_ID" w:bidi="id_ID"/>
+        </w:rPr>
+      </w:r>
+      <w:r>
+        <w:rPr>
           <w:lang w:val="id_ID" w:bidi="id_ID"/>
         </w:rPr>
         <w:t>Paulus menghilangkan beberapa kata yang dalam banyak bahasa diperlukan untuk melengkapi kalimat. Anda dapat menyediakan kata-kata ini dari awal kalimat jika akan lebih jelas dalam bahasa Anda. Terjemahan alternatif: "tetapi ada juga wadah-wadah dari kayu dan tanah liat"</w:t>
@@ -18562,6 +21627,21 @@
       </w:r>
       <w:r>
         <w:rPr>
+          <w:b/>
+          <w:lang w:val="id_ID" w:bidi="id_ID"/>
+        </w:rPr>
+        <w:t>ἃ μὲν εἰς τιμὴν, ἃ δὲ εἰς ἀτιμίαν</w:t>
+      </w:r>
+    </w:p>
+    <w:p>
+      <w:pPr/>
+      <w:r>
+        <w:rPr>
+          <w:lang w:val="id_ID" w:bidi="id_ID"/>
+        </w:rPr>
+      </w:r>
+      <w:r>
+        <w:rPr>
           <w:lang w:val="id_ID" w:bidi="id_ID"/>
         </w:rPr>
         <w:t>Paulus menghilangkan beberapa kata yang dalam banyak bahasa diperlukan untuk melengkapi sebuah kalimat. Anda dapat menyediakan kata-kata ini dari konteksnya jika akan lebih jelas dalam bahasa Anda. Terjemahan alternatif: "ada yang diciptakan untuk kehormatan dan ada yang diciptakan untuk kehinaan"</w:t>
@@ -18630,6 +21710,21 @@
       </w:r>
       <w:r>
         <w:rPr>
+          <w:b/>
+          <w:lang w:val="id_ID" w:bidi="id_ID"/>
+        </w:rPr>
+        <w:t>ἃ μὲν εἰς τιμὴν, ἃ δὲ εἰς ἀτιμίαν</w:t>
+      </w:r>
+    </w:p>
+    <w:p>
+      <w:pPr/>
+      <w:r>
+        <w:rPr>
+          <w:lang w:val="id_ID" w:bidi="id_ID"/>
+        </w:rPr>
+      </w:r>
+      <w:r>
+        <w:rPr>
           <w:lang w:val="id_ID" w:bidi="id_ID"/>
         </w:rPr>
         <w:t xml:space="preserve">Jika bahasa Anda tidak menggunakan kata benda abstrak untuk gagasan </w:t>
@@ -18724,6 +21819,21 @@
       </w:r>
       <w:r>
         <w:rPr>
+          <w:b/>
+          <w:lang w:val="id_ID" w:bidi="id_ID"/>
+        </w:rPr>
+        <w:t>ἐὰν &amp; τις ἐκκαθάρῃ ἑαυτὸν ἀπὸ τούτων, ἔσται σκεῦος εἰς τιμήν, ἡγιασμένον εὔχρηστον τῷ Δεσπότῃ, εἰς πᾶν ἔργον ἀγαθὸν ἡτοιμασμένον</w:t>
+      </w:r>
+    </w:p>
+    <w:p>
+      <w:pPr/>
+      <w:r>
+        <w:rPr>
+          <w:lang w:val="id_ID" w:bidi="id_ID"/>
+        </w:rPr>
+      </w:r>
+      <w:r>
+        <w:rPr>
           <w:lang w:val="id_ID" w:bidi="id_ID"/>
         </w:rPr>
         <w:t xml:space="preserve">Di sini Paulus terus berbicara tentang orang-orang percaya seolah-olah mereka masing-masing adalah </w:t>
@@ -18818,6 +21928,21 @@
       </w:r>
       <w:r>
         <w:rPr>
+          <w:b/>
+          <w:lang w:val="id_ID" w:bidi="id_ID"/>
+        </w:rPr>
+        <w:t>τούτων</w:t>
+      </w:r>
+    </w:p>
+    <w:p>
+      <w:pPr/>
+      <w:r>
+        <w:rPr>
+          <w:lang w:val="id_ID" w:bidi="id_ID"/>
+        </w:rPr>
+      </w:r>
+      <w:r>
+        <w:rPr>
           <w:lang w:val="id_ID" w:bidi="id_ID"/>
         </w:rPr>
         <w:t xml:space="preserve">Di sini, kata </w:t>
@@ -18835,7 +21960,7 @@
         </w:rPr>
         <w:t xml:space="preserve"> dapat merujuk kepada: (1) apa yang Paulus katakan dalam </w:t>
       </w:r>
-      <w:hyperlink r:id="rId32">
+      <w:hyperlink r:id="rId34">
         <w:r>
           <w:rPr>
             <w:lang w:val="id_ID" w:bidi="id_ID"/>
@@ -18853,7 +21978,7 @@
         </w:rPr>
         <w:t xml:space="preserve"> tentang apa yang dilakukan dan dikatakan oleh guru-guru palsu. Jadi, fokus khususnya adalah pada kefasikan dan pengajaran palsu. Terjemahan alternatif: "dari kefasikan dan pengajaran palsu" atau "hal-hal yang tidak saleh ini" (2) bejana-bejana untuk menghina yang disebutkan Paulus dalam </w:t>
       </w:r>
-      <w:hyperlink r:id="rId33">
+      <w:hyperlink r:id="rId35">
         <w:r>
           <w:rPr>
             <w:lang w:val="id_ID" w:bidi="id_ID"/>
@@ -18935,6 +22060,21 @@
       </w:r>
       <w:r>
         <w:rPr>
+          <w:b/>
+          <w:lang w:val="id_ID" w:bidi="id_ID"/>
+        </w:rPr>
+        <w:t>ἑαυτὸν &amp; ἔσται</w:t>
+      </w:r>
+    </w:p>
+    <w:p>
+      <w:pPr/>
+      <w:r>
+        <w:rPr>
+          <w:lang w:val="id_ID" w:bidi="id_ID"/>
+        </w:rPr>
+      </w:r>
+      <w:r>
+        <w:rPr>
           <w:lang w:val="id_ID" w:bidi="id_ID"/>
         </w:rPr>
         <w:t xml:space="preserve">Meskipun istilah </w:t>
@@ -19029,6 +22169,21 @@
       </w:r>
       <w:r>
         <w:rPr>
+          <w:b/>
+          <w:lang w:val="id_ID" w:bidi="id_ID"/>
+        </w:rPr>
+        <w:t>εἰς τιμήν</w:t>
+      </w:r>
+    </w:p>
+    <w:p>
+      <w:pPr/>
+      <w:r>
+        <w:rPr>
+          <w:lang w:val="id_ID" w:bidi="id_ID"/>
+        </w:rPr>
+      </w:r>
+      <w:r>
+        <w:rPr>
           <w:lang w:val="id_ID" w:bidi="id_ID"/>
         </w:rPr>
         <w:t xml:space="preserve">Jika bahasa Anda tidak menggunakan kata benda abstrak untuk ide </w:t>
@@ -19110,6 +22265,21 @@
       </w:r>
       <w:r>
         <w:rPr>
+          <w:b/>
+          <w:lang w:val="id_ID" w:bidi="id_ID"/>
+        </w:rPr>
+        <w:t>ἡγιασμένον</w:t>
+      </w:r>
+    </w:p>
+    <w:p>
+      <w:pPr/>
+      <w:r>
+        <w:rPr>
+          <w:lang w:val="id_ID" w:bidi="id_ID"/>
+        </w:rPr>
+      </w:r>
+      <w:r>
+        <w:rPr>
           <w:lang w:val="id_ID" w:bidi="id_ID"/>
         </w:rPr>
         <w:t>Jika bahasa Anda tidak menggunakan bentuk pasif ini, Anda dapat mengungkapkan gagasan tersebut dalam bentuk aktif atau dengan cara lain yang wajar dalam bahasa Anda. Jika Anda perlu mengatakan siapa yang melakukan tindakan tersebut, jelaslah dari konteksnya bahwa yang melakukan tindakan tersebut adalah Allah. Terjemahan alternatif: "telah menjadi kudus" atau "yang telah dikuduskan oleh Allah"</w:t>
@@ -19178,6 +22348,21 @@
       </w:r>
       <w:r>
         <w:rPr>
+          <w:b/>
+          <w:lang w:val="id_ID" w:bidi="id_ID"/>
+        </w:rPr>
+        <w:t>ἡτοιμασμένον</w:t>
+      </w:r>
+    </w:p>
+    <w:p>
+      <w:pPr/>
+      <w:r>
+        <w:rPr>
+          <w:lang w:val="id_ID" w:bidi="id_ID"/>
+        </w:rPr>
+      </w:r>
+      <w:r>
+        <w:rPr>
           <w:lang w:val="id_ID" w:bidi="id_ID"/>
         </w:rPr>
         <w:t>Jika bahasa Anda tidak menggunakan bentuk pasif ini, Anda dapat mengungkapkan gagasan tersebut dalam bentuk aktif atau dengan cara lain yang wajar dalam bahasa Anda. Jika Anda perlu mengatakan siapa yang melakukan tindakan tersebut, jelaslah dari konteksnya bahwa yang melakukan tindakan tersebut adalah Allah. Terjemahan alternatif: "menjadi siap" atau "yang telah dipersiapkan Allah"</w:t>
@@ -19246,6 +22431,21 @@
       </w:r>
       <w:r>
         <w:rPr>
+          <w:b/>
+          <w:lang w:val="id_ID" w:bidi="id_ID"/>
+        </w:rPr>
+        <w:t>δὲ</w:t>
+      </w:r>
+    </w:p>
+    <w:p>
+      <w:pPr/>
+      <w:r>
+        <w:rPr>
+          <w:lang w:val="id_ID" w:bidi="id_ID"/>
+        </w:rPr>
+      </w:r>
+      <w:r>
+        <w:rPr>
           <w:lang w:val="id_ID" w:bidi="id_ID"/>
         </w:rPr>
         <w:t xml:space="preserve">Di sini, kata </w:t>
@@ -19340,6 +22540,21 @@
       </w:r>
       <w:r>
         <w:rPr>
+          <w:b/>
+          <w:lang w:val="id_ID" w:bidi="id_ID"/>
+        </w:rPr>
+        <w:t>φεῦγε</w:t>
+      </w:r>
+    </w:p>
+    <w:p>
+      <w:pPr/>
+      <w:r>
+        <w:rPr>
+          <w:lang w:val="id_ID" w:bidi="id_ID"/>
+        </w:rPr>
+      </w:r>
+      <w:r>
+        <w:rPr>
           <w:lang w:val="id_ID" w:bidi="id_ID"/>
         </w:rPr>
         <w:t xml:space="preserve">Paulus berbicara tentang </w:t>
@@ -19434,6 +22649,21 @@
       </w:r>
       <w:r>
         <w:rPr>
+          <w:b/>
+          <w:lang w:val="id_ID" w:bidi="id_ID"/>
+        </w:rPr>
+        <w:t>τὰς &amp; νεωτερικὰς ἐπιθυμίας</w:t>
+      </w:r>
+    </w:p>
+    <w:p>
+      <w:pPr/>
+      <w:r>
+        <w:rPr>
+          <w:lang w:val="id_ID" w:bidi="id_ID"/>
+        </w:rPr>
+      </w:r>
+      <w:r>
+        <w:rPr>
           <w:lang w:val="id_ID" w:bidi="id_ID"/>
         </w:rPr>
         <w:t xml:space="preserve">Di sini Paulus mengacu pada </w:t>
@@ -19528,6 +22758,21 @@
       </w:r>
       <w:r>
         <w:rPr>
+          <w:b/>
+          <w:lang w:val="id_ID" w:bidi="id_ID"/>
+        </w:rPr>
+        <w:t>δίωκε &amp; δικαιοσύνην, πίστιν, ἀγάπην, εἰρήνην, μετὰ τῶν ἐπικαλουμένων τὸν Κύριον ἐκ καθαρᾶς καρδίας</w:t>
+      </w:r>
+    </w:p>
+    <w:p>
+      <w:pPr/>
+      <w:r>
+        <w:rPr>
+          <w:lang w:val="id_ID" w:bidi="id_ID"/>
+        </w:rPr>
+      </w:r>
+      <w:r>
+        <w:rPr>
           <w:lang w:val="id_ID" w:bidi="id_ID"/>
         </w:rPr>
         <w:t xml:space="preserve">Di sini, frasa </w:t>
@@ -19654,6 +22899,21 @@
       </w:r>
       <w:r>
         <w:rPr>
+          <w:b/>
+          <w:lang w:val="id_ID" w:bidi="id_ID"/>
+        </w:rPr>
+        <w:t>δίωκε</w:t>
+      </w:r>
+    </w:p>
+    <w:p>
+      <w:pPr/>
+      <w:r>
+        <w:rPr>
+          <w:lang w:val="id_ID" w:bidi="id_ID"/>
+        </w:rPr>
+      </w:r>
+      <w:r>
+        <w:rPr>
           <w:lang w:val="id_ID" w:bidi="id_ID"/>
         </w:rPr>
         <w:t xml:space="preserve">Paulus berbicara tentang </w:t>
@@ -19735,6 +22995,21 @@
       </w:r>
       <w:r>
         <w:rPr>
+          <w:b/>
+          <w:lang w:val="id_ID" w:bidi="id_ID"/>
+        </w:rPr>
+        <w:t>δικαιοσύνην, πίστιν, ἀγάπην, εἰρήνην</w:t>
+      </w:r>
+    </w:p>
+    <w:p>
+      <w:pPr/>
+      <w:r>
+        <w:rPr>
+          <w:lang w:val="id_ID" w:bidi="id_ID"/>
+        </w:rPr>
+      </w:r>
+      <w:r>
+        <w:rPr>
           <w:lang w:val="id_ID" w:bidi="id_ID"/>
         </w:rPr>
         <w:t>Jika bahasa Anda tidak menggunakan kata benda abstrak untuk beberapa atau semua ide dalam daftar ini, Anda dapat mengekspresikan ide yang sama dengan cara lain. Terjemahan alternatif: "menjadi lebih benar, percaya, mengasihi, damai"</w:t>
@@ -19803,6 +23078,21 @@
       </w:r>
       <w:r>
         <w:rPr>
+          <w:b/>
+          <w:lang w:val="id_ID" w:bidi="id_ID"/>
+        </w:rPr>
+        <w:t>πίστιν</w:t>
+      </w:r>
+    </w:p>
+    <w:p>
+      <w:pPr/>
+      <w:r>
+        <w:rPr>
+          <w:lang w:val="id_ID" w:bidi="id_ID"/>
+        </w:rPr>
+      </w:r>
+      <w:r>
+        <w:rPr>
           <w:lang w:val="id_ID" w:bidi="id_ID"/>
         </w:rPr>
         <w:t xml:space="preserve">Di sini, kata </w:t>
@@ -19884,6 +23174,21 @@
       </w:r>
       <w:r>
         <w:rPr>
+          <w:b/>
+          <w:lang w:val="id_ID" w:bidi="id_ID"/>
+        </w:rPr>
+        <w:t>τῶν ἐπικαλουμένων τὸν Κύριον</w:t>
+      </w:r>
+    </w:p>
+    <w:p>
+      <w:pPr/>
+      <w:r>
+        <w:rPr>
+          <w:lang w:val="id_ID" w:bidi="id_ID"/>
+        </w:rPr>
+      </w:r>
+      <w:r>
+        <w:rPr>
           <w:lang w:val="id_ID" w:bidi="id_ID"/>
         </w:rPr>
         <w:t xml:space="preserve">Frasa </w:t>
@@ -19978,6 +23283,21 @@
       </w:r>
       <w:r>
         <w:rPr>
+          <w:b/>
+          <w:lang w:val="id_ID" w:bidi="id_ID"/>
+        </w:rPr>
+        <w:t>τὸν Κύριον ἐκ καθαρᾶς καρδίας</w:t>
+      </w:r>
+    </w:p>
+    <w:p>
+      <w:pPr/>
+      <w:r>
+        <w:rPr>
+          <w:lang w:val="id_ID" w:bidi="id_ID"/>
+        </w:rPr>
+      </w:r>
+      <w:r>
+        <w:rPr>
           <w:lang w:val="id_ID" w:bidi="id_ID"/>
         </w:rPr>
         <w:t xml:space="preserve">Di sini, frasa </w:t>
@@ -20072,6 +23392,21 @@
       </w:r>
       <w:r>
         <w:rPr>
+          <w:b/>
+          <w:lang w:val="id_ID" w:bidi="id_ID"/>
+        </w:rPr>
+        <w:t>ἐκ καθαρᾶς καρδίας</w:t>
+      </w:r>
+    </w:p>
+    <w:p>
+      <w:pPr/>
+      <w:r>
+        <w:rPr>
+          <w:lang w:val="id_ID" w:bidi="id_ID"/>
+        </w:rPr>
+      </w:r>
+      <w:r>
+        <w:rPr>
           <w:lang w:val="id_ID" w:bidi="id_ID"/>
         </w:rPr>
         <w:t xml:space="preserve">Dalam budaya Paulus, </w:t>
@@ -20166,6 +23501,21 @@
       </w:r>
       <w:r>
         <w:rPr>
+          <w:b/>
+          <w:lang w:val="id_ID" w:bidi="id_ID"/>
+        </w:rPr>
+        <w:t>δὲ</w:t>
+      </w:r>
+    </w:p>
+    <w:p>
+      <w:pPr/>
+      <w:r>
+        <w:rPr>
+          <w:lang w:val="id_ID" w:bidi="id_ID"/>
+        </w:rPr>
+      </w:r>
+      <w:r>
+        <w:rPr>
           <w:lang w:val="id_ID" w:bidi="id_ID"/>
         </w:rPr>
         <w:t xml:space="preserve">Di sini, kata </w:t>
@@ -20273,6 +23623,21 @@
       </w:r>
       <w:r>
         <w:rPr>
+          <w:b/>
+          <w:lang w:val="id_ID" w:bidi="id_ID"/>
+        </w:rPr>
+        <w:t>τὰς &amp; μωρὰς καὶ ἀπαιδεύτους ζητήσεις</w:t>
+      </w:r>
+    </w:p>
+    <w:p>
+      <w:pPr/>
+      <w:r>
+        <w:rPr>
+          <w:lang w:val="id_ID" w:bidi="id_ID"/>
+        </w:rPr>
+      </w:r>
+      <w:r>
+        <w:rPr>
           <w:lang w:val="id_ID" w:bidi="id_ID"/>
         </w:rPr>
         <w:t>Jika bahasa Anda tidak menggunakan kata benda abstrak untuk gagasan kontroversi, Anda dapat mengungkapkan gagasan yang sama dengan cara lain. Terjemahan alternatif: "memperdebatkan hal-hal yang bodoh dan tidak masuk akal"</w:t>
@@ -20341,6 +23706,21 @@
       </w:r>
       <w:r>
         <w:rPr>
+          <w:b/>
+          <w:lang w:val="id_ID" w:bidi="id_ID"/>
+        </w:rPr>
+        <w:t>μωρὰς καὶ ἀπαιδεύτους</w:t>
+      </w:r>
+    </w:p>
+    <w:p>
+      <w:pPr/>
+      <w:r>
+        <w:rPr>
+          <w:lang w:val="id_ID" w:bidi="id_ID"/>
+        </w:rPr>
+      </w:r>
+      <w:r>
+        <w:rPr>
           <w:lang w:val="id_ID" w:bidi="id_ID"/>
         </w:rPr>
         <w:t xml:space="preserve">Istilah </w:t>
@@ -20435,6 +23815,21 @@
       </w:r>
       <w:r>
         <w:rPr>
+          <w:b/>
+          <w:lang w:val="id_ID" w:bidi="id_ID"/>
+        </w:rPr>
+        <w:t>γεννῶσι</w:t>
+      </w:r>
+    </w:p>
+    <w:p>
+      <w:pPr/>
+      <w:r>
+        <w:rPr>
+          <w:lang w:val="id_ID" w:bidi="id_ID"/>
+        </w:rPr>
+      </w:r>
+      <w:r>
+        <w:rPr>
           <w:lang w:val="id_ID" w:bidi="id_ID"/>
         </w:rPr>
         <w:t xml:space="preserve">Di sini Paulus berbicara tentang </w:t>
@@ -20555,6 +23950,21 @@
       </w:r>
       <w:r>
         <w:rPr>
+          <w:b/>
+          <w:lang w:val="id_ID" w:bidi="id_ID"/>
+        </w:rPr>
+        <w:t>μάχας</w:t>
+      </w:r>
+    </w:p>
+    <w:p>
+      <w:pPr/>
+      <w:r>
+        <w:rPr>
+          <w:lang w:val="id_ID" w:bidi="id_ID"/>
+        </w:rPr>
+      </w:r>
+      <w:r>
+        <w:rPr>
           <w:lang w:val="id_ID" w:bidi="id_ID"/>
         </w:rPr>
         <w:t xml:space="preserve">Di sini Paulus berbicara tentang perselisihan dan pertengkaran di dalam suatu komunitas seolah-olah itu adalah </w:t>
@@ -20636,6 +24046,21 @@
       </w:r>
       <w:r>
         <w:rPr>
+          <w:b/>
+          <w:lang w:val="id_ID" w:bidi="id_ID"/>
+        </w:rPr>
+        <w:t>δὲ</w:t>
+      </w:r>
+    </w:p>
+    <w:p>
+      <w:pPr/>
+      <w:r>
+        <w:rPr>
+          <w:lang w:val="id_ID" w:bidi="id_ID"/>
+        </w:rPr>
+      </w:r>
+      <w:r>
+        <w:rPr>
           <w:lang w:val="id_ID" w:bidi="id_ID"/>
         </w:rPr>
         <w:t xml:space="preserve">Di sini, kata </w:t>
@@ -20743,6 +24168,21 @@
       </w:r>
       <w:r>
         <w:rPr>
+          <w:b/>
+          <w:lang w:val="id_ID" w:bidi="id_ID"/>
+        </w:rPr>
+        <w:t>δοῦλον &amp; Κυρίου</w:t>
+      </w:r>
+    </w:p>
+    <w:p>
+      <w:pPr/>
+      <w:r>
+        <w:rPr>
+          <w:lang w:val="id_ID" w:bidi="id_ID"/>
+        </w:rPr>
+      </w:r>
+      <w:r>
+        <w:rPr>
           <w:lang w:val="id_ID" w:bidi="id_ID"/>
         </w:rPr>
         <w:t xml:space="preserve">Kata </w:t>
@@ -20837,6 +24277,21 @@
       </w:r>
       <w:r>
         <w:rPr>
+          <w:b/>
+          <w:lang w:val="id_ID" w:bidi="id_ID"/>
+        </w:rPr>
+        <w:t>δοῦλον &amp; Κυρίου</w:t>
+      </w:r>
+    </w:p>
+    <w:p>
+      <w:pPr/>
+      <w:r>
+        <w:rPr>
+          <w:lang w:val="id_ID" w:bidi="id_ID"/>
+        </w:rPr>
+      </w:r>
+      <w:r>
+        <w:rPr>
           <w:lang w:val="id_ID" w:bidi="id_ID"/>
         </w:rPr>
         <w:t xml:space="preserve">Di sini Paulus berbicara tentang orang-orang yang menyembah dan menaati </w:t>
@@ -20931,11 +24386,26 @@
       </w:r>
       <w:r>
         <w:rPr>
+          <w:b/>
+          <w:lang w:val="id_ID" w:bidi="id_ID"/>
+        </w:rPr>
+        <w:t>οὐ &amp; μάχεσθαι</w:t>
+      </w:r>
+    </w:p>
+    <w:p>
+      <w:pPr/>
+      <w:r>
+        <w:rPr>
+          <w:lang w:val="id_ID" w:bidi="id_ID"/>
+        </w:rPr>
+      </w:r>
+      <w:r>
+        <w:rPr>
           <w:lang w:val="id_ID" w:bidi="id_ID"/>
         </w:rPr>
         <w:t xml:space="preserve">Di sini Paulus berbicara tentang perdebatan dan pertengkaran dalam sebuah komunitas seolah-olah mereka sedang berperang. Jika itu akan membantu dalam bahasa Anda, Anda dapat mengungkapkan gagasan tersebut dalam bentuk perumpamaan atau menyatakan maknanya dengan jelas. Lihatlah bagaimana Anda mengungkapkan kiasan yang serupa dalam </w:t>
       </w:r>
-      <w:hyperlink r:id="rId34">
+      <w:hyperlink r:id="rId36">
         <w:r>
           <w:rPr>
             <w:lang w:val="id_ID" w:bidi="id_ID"/>
@@ -21017,6 +24487,21 @@
       </w:r>
       <w:r>
         <w:rPr>
+          <w:b/>
+          <w:lang w:val="id_ID" w:bidi="id_ID"/>
+        </w:rPr>
+        <w:t>πάντας</w:t>
+      </w:r>
+    </w:p>
+    <w:p>
+      <w:pPr/>
+      <w:r>
+        <w:rPr>
+          <w:lang w:val="id_ID" w:bidi="id_ID"/>
+        </w:rPr>
+      </w:r>
+      <w:r>
+        <w:rPr>
           <w:lang w:val="id_ID" w:bidi="id_ID"/>
         </w:rPr>
         <w:t xml:space="preserve">Paulus menggunakan kata sifat </w:t>
@@ -21098,6 +24583,21 @@
       </w:r>
       <w:r>
         <w:rPr>
+          <w:b/>
+          <w:lang w:val="id_ID" w:bidi="id_ID"/>
+        </w:rPr>
+        <w:t>ἐν πραΰτητι</w:t>
+      </w:r>
+    </w:p>
+    <w:p>
+      <w:pPr/>
+      <w:r>
+        <w:rPr>
+          <w:lang w:val="id_ID" w:bidi="id_ID"/>
+        </w:rPr>
+      </w:r>
+      <w:r>
+        <w:rPr>
           <w:lang w:val="id_ID" w:bidi="id_ID"/>
         </w:rPr>
         <w:t xml:space="preserve">Jika bahasa Anda tidak menggunakan kata benda abstrak untuk ide </w:t>
@@ -21179,6 +24679,21 @@
       </w:r>
       <w:r>
         <w:rPr>
+          <w:b/>
+          <w:lang w:val="id_ID" w:bidi="id_ID"/>
+        </w:rPr>
+        <w:t>τοὺς ἀντιδιατιθεμένους</w:t>
+      </w:r>
+    </w:p>
+    <w:p>
+      <w:pPr/>
+      <w:r>
+        <w:rPr>
+          <w:lang w:val="id_ID" w:bidi="id_ID"/>
+        </w:rPr>
+      </w:r>
+      <w:r>
+        <w:rPr>
           <w:lang w:val="id_ID" w:bidi="id_ID"/>
         </w:rPr>
         <w:t xml:space="preserve">Di sini Paulus mungkin menyiratkan bahwa orang-orang ini </w:t>
@@ -21196,7 +24711,7 @@
         </w:rPr>
         <w:t>: (1) "hamba Tuhan" (</w:t>
       </w:r>
-      <w:hyperlink r:id="rId35">
+      <w:hyperlink r:id="rId37">
         <w:r>
           <w:rPr>
             <w:lang w:val="id_ID" w:bidi="id_ID"/>
@@ -21278,6 +24793,21 @@
       </w:r>
       <w:r>
         <w:rPr>
+          <w:b/>
+          <w:lang w:val="id_ID" w:bidi="id_ID"/>
+        </w:rPr>
+        <w:t>μήποτε δώῃ αὐτοῖς ὁ Θεὸς μετάνοιαν</w:t>
+      </w:r>
+    </w:p>
+    <w:p>
+      <w:pPr/>
+      <w:r>
+        <w:rPr>
+          <w:lang w:val="id_ID" w:bidi="id_ID"/>
+        </w:rPr>
+      </w:r>
+      <w:r>
+        <w:rPr>
           <w:lang w:val="id_ID" w:bidi="id_ID"/>
         </w:rPr>
         <w:t xml:space="preserve">Di sini Paulus berbicara tentang </w:t>
@@ -21372,6 +24902,21 @@
       </w:r>
       <w:r>
         <w:rPr>
+          <w:b/>
+          <w:lang w:val="id_ID" w:bidi="id_ID"/>
+        </w:rPr>
+        <w:t>μήποτε δώῃ αὐτοῖς &amp; μετάνοιαν εἰς ἐπίγνωσιν ἀληθείας</w:t>
+      </w:r>
+    </w:p>
+    <w:p>
+      <w:pPr/>
+      <w:r>
+        <w:rPr>
+          <w:lang w:val="id_ID" w:bidi="id_ID"/>
+        </w:rPr>
+      </w:r>
+      <w:r>
+        <w:rPr>
           <w:lang w:val="id_ID" w:bidi="id_ID"/>
         </w:rPr>
         <w:t xml:space="preserve">Jika bahasa Anda tidak menggunakan kata benda abstrak untuk gagasan </w:t>
@@ -21479,6 +25024,21 @@
       </w:r>
       <w:r>
         <w:rPr>
+          <w:b/>
+          <w:lang w:val="id_ID" w:bidi="id_ID"/>
+        </w:rPr>
+        <w:t>ἀνανήψωσιν ἐκ τῆς τοῦ διαβόλου παγίδος, ἐζωγρημένοι ὑπ’ αὐτοῦ, εἰς τὸ ἐκείνου θέλημα</w:t>
+      </w:r>
+    </w:p>
+    <w:p>
+      <w:pPr/>
+      <w:r>
+        <w:rPr>
+          <w:lang w:val="id_ID" w:bidi="id_ID"/>
+        </w:rPr>
+      </w:r>
+      <w:r>
+        <w:rPr>
           <w:lang w:val="id_ID" w:bidi="id_ID"/>
         </w:rPr>
         <w:t xml:space="preserve">Orang-orang ini pasti telah </w:t>
@@ -21573,6 +25133,21 @@
       </w:r>
       <w:r>
         <w:rPr>
+          <w:b/>
+          <w:lang w:val="id_ID" w:bidi="id_ID"/>
+        </w:rPr>
+        <w:t>ἀνανήψωσιν ἐκ τῆς τοῦ διαβόλου παγίδος</w:t>
+      </w:r>
+    </w:p>
+    <w:p>
+      <w:pPr/>
+      <w:r>
+        <w:rPr>
+          <w:lang w:val="id_ID" w:bidi="id_ID"/>
+        </w:rPr>
+      </w:r>
+      <w:r>
+        <w:rPr>
           <w:lang w:val="id_ID" w:bidi="id_ID"/>
         </w:rPr>
         <w:t xml:space="preserve">Di sini Paulus menyiratkan bahwa menjadi </w:t>
@@ -21667,6 +25242,21 @@
       </w:r>
       <w:r>
         <w:rPr>
+          <w:b/>
+          <w:lang w:val="id_ID" w:bidi="id_ID"/>
+        </w:rPr>
+        <w:t>ἀνανήψωσιν</w:t>
+      </w:r>
+    </w:p>
+    <w:p>
+      <w:pPr/>
+      <w:r>
+        <w:rPr>
+          <w:lang w:val="id_ID" w:bidi="id_ID"/>
+        </w:rPr>
+      </w:r>
+      <w:r>
+        <w:rPr>
           <w:lang w:val="id_ID" w:bidi="id_ID"/>
         </w:rPr>
         <w:t xml:space="preserve">Di sini Paulus berbicara tentang kemampuan untuk berpikir jernih tentang apa yang benar seolah-olah menjadi </w:t>
@@ -21748,6 +25338,21 @@
       </w:r>
       <w:r>
         <w:rPr>
+          <w:b/>
+          <w:lang w:val="id_ID" w:bidi="id_ID"/>
+        </w:rPr>
+        <w:t>ἐκ τῆς τοῦ διαβόλου παγίδος, ἐζωγρημένοι ὑπ’ αὐτοῦ</w:t>
+      </w:r>
+    </w:p>
+    <w:p>
+      <w:pPr/>
+      <w:r>
+        <w:rPr>
+          <w:lang w:val="id_ID" w:bidi="id_ID"/>
+        </w:rPr>
+      </w:r>
+      <w:r>
+        <w:rPr>
           <w:lang w:val="id_ID" w:bidi="id_ID"/>
         </w:rPr>
         <w:t xml:space="preserve">Di sini Paulus berbicara tentang bagaimana iblis telah mendapatkan kuasa atau kendali atas orang-orang ini seolah-olah ia telah </w:t>
@@ -21842,6 +25447,21 @@
       </w:r>
       <w:r>
         <w:rPr>
+          <w:b/>
+          <w:lang w:val="id_ID" w:bidi="id_ID"/>
+        </w:rPr>
+        <w:t>ἐζωγρημένοι ὑπ’ αὐτοῦ</w:t>
+      </w:r>
+    </w:p>
+    <w:p>
+      <w:pPr/>
+      <w:r>
+        <w:rPr>
+          <w:lang w:val="id_ID" w:bidi="id_ID"/>
+        </w:rPr>
+      </w:r>
+      <w:r>
+        <w:rPr>
           <w:lang w:val="id_ID" w:bidi="id_ID"/>
         </w:rPr>
         <w:t>Jika bahasa Anda tidak menggunakan bentuk pasif ini, Anda dapat mengekspresikan ide dalam bentuk aktif atau dengan cara lain yang wajar dalam bahasa Anda. Terjemahan alternatif: "dia telah menangkap mereka"</w:t>
@@ -21910,6 +25530,21 @@
       </w:r>
       <w:r>
         <w:rPr>
+          <w:b/>
+          <w:lang w:val="id_ID" w:bidi="id_ID"/>
+        </w:rPr>
+        <w:t>ὑπ’ αὐτοῦ, εἰς τὸ ἐκείνου θέλημα</w:t>
+      </w:r>
+    </w:p>
+    <w:p>
+      <w:pPr/>
+      <w:r>
+        <w:rPr>
+          <w:lang w:val="id_ID" w:bidi="id_ID"/>
+        </w:rPr>
+      </w:r>
+      <w:r>
+        <w:rPr>
           <w:lang w:val="id_ID" w:bidi="id_ID"/>
         </w:rPr>
         <w:t xml:space="preserve">Di sini Paulus menggunakan kata ganti </w:t>
@@ -22043,6 +25678,21 @@
       </w:r>
       <w:r>
         <w:rPr>
+          <w:b/>
+          <w:lang w:val="id_ID" w:bidi="id_ID"/>
+        </w:rPr>
+        <w:t>εἰς τὸ ἐκείνου θέλημα</w:t>
+      </w:r>
+    </w:p>
+    <w:p>
+      <w:pPr/>
+      <w:r>
+        <w:rPr>
+          <w:lang w:val="id_ID" w:bidi="id_ID"/>
+        </w:rPr>
+      </w:r>
+      <w:r>
+        <w:rPr>
           <w:lang w:val="id_ID" w:bidi="id_ID"/>
         </w:rPr>
         <w:t xml:space="preserve">Jika bahasa Anda tidak menggunakan kata benda abstrak untuk ide </w:t>
@@ -22124,6 +25774,21 @@
       </w:r>
       <w:r>
         <w:rPr>
+          <w:b/>
+          <w:lang w:val="id_ID" w:bidi="id_ID"/>
+        </w:rPr>
+        <w:t>δὲ</w:t>
+      </w:r>
+    </w:p>
+    <w:p>
+      <w:pPr/>
+      <w:r>
+        <w:rPr>
+          <w:lang w:val="id_ID" w:bidi="id_ID"/>
+        </w:rPr>
+      </w:r>
+      <w:r>
+        <w:rPr>
           <w:lang w:val="id_ID" w:bidi="id_ID"/>
         </w:rPr>
         <w:t xml:space="preserve">Di sini, kata </w:t>
@@ -22218,6 +25883,21 @@
       </w:r>
       <w:r>
         <w:rPr>
+          <w:b/>
+          <w:lang w:val="id_ID" w:bidi="id_ID"/>
+        </w:rPr>
+        <w:t>τοῦτο &amp; γίνωσκε, ὅτι</w:t>
+      </w:r>
+    </w:p>
+    <w:p>
+      <w:pPr/>
+      <w:r>
+        <w:rPr>
+          <w:lang w:val="id_ID" w:bidi="id_ID"/>
+        </w:rPr>
+      </w:r>
+      <w:r>
+        <w:rPr>
           <w:lang w:val="id_ID" w:bidi="id_ID"/>
         </w:rPr>
         <w:t xml:space="preserve">Ungkapan </w:t>
@@ -22299,6 +25979,21 @@
       </w:r>
       <w:r>
         <w:rPr>
+          <w:b/>
+          <w:lang w:val="id_ID" w:bidi="id_ID"/>
+        </w:rPr>
+        <w:t>ἐν ἐσχάταις ἡμέραις</w:t>
+      </w:r>
+    </w:p>
+    <w:p>
+      <w:pPr/>
+      <w:r>
+        <w:rPr>
+          <w:lang w:val="id_ID" w:bidi="id_ID"/>
+        </w:rPr>
+      </w:r>
+      <w:r>
+        <w:rPr>
           <w:lang w:val="id_ID" w:bidi="id_ID"/>
         </w:rPr>
         <w:t xml:space="preserve">Di sini, frasa </w:t>
@@ -22380,6 +26075,21 @@
       </w:r>
       <w:r>
         <w:rPr>
+          <w:b/>
+          <w:lang w:val="id_ID" w:bidi="id_ID"/>
+        </w:rPr>
+        <w:t>ἐνστήσονται καιροὶ χαλεποί</w:t>
+      </w:r>
+    </w:p>
+    <w:p>
+      <w:pPr/>
+      <w:r>
+        <w:rPr>
+          <w:lang w:val="id_ID" w:bidi="id_ID"/>
+        </w:rPr>
+      </w:r>
+      <w:r>
+        <w:rPr>
           <w:lang w:val="id_ID" w:bidi="id_ID"/>
         </w:rPr>
         <w:t xml:space="preserve">Di sini Paulus menyiratkan bahwa </w:t>
@@ -22410,7 +26120,7 @@
         </w:rPr>
         <w:t xml:space="preserve"> bagi orang percaya karena apa yang dilakukan dan dikatakan orang lain yang dapat menyakiti atau melukai mereka (lihat </w:t>
       </w:r>
-      <w:hyperlink r:id="rId36">
+      <w:hyperlink r:id="rId38">
         <w:r>
           <w:rPr>
             <w:lang w:val="id_ID" w:bidi="id_ID"/>
@@ -22492,6 +26202,21 @@
       </w:r>
       <w:r>
         <w:rPr>
+          <w:b/>
+          <w:lang w:val="id_ID" w:bidi="id_ID"/>
+        </w:rPr>
+        <w:t>γὰρ</w:t>
+      </w:r>
+    </w:p>
+    <w:p>
+      <w:pPr/>
+      <w:r>
+        <w:rPr>
+          <w:lang w:val="id_ID" w:bidi="id_ID"/>
+        </w:rPr>
+      </w:r>
+      <w:r>
+        <w:rPr>
           <w:lang w:val="id_ID" w:bidi="id_ID"/>
         </w:rPr>
         <w:t xml:space="preserve">Di sini, kata </w:t>
@@ -22586,6 +26311,21 @@
       </w:r>
       <w:r>
         <w:rPr>
+          <w:b/>
+          <w:lang w:val="id_ID" w:bidi="id_ID"/>
+        </w:rPr>
+        <w:t>οἱ ἄνθρωποι</w:t>
+      </w:r>
+    </w:p>
+    <w:p>
+      <w:pPr/>
+      <w:r>
+        <w:rPr>
+          <w:lang w:val="id_ID" w:bidi="id_ID"/>
+        </w:rPr>
+      </w:r>
+      <w:r>
+        <w:rPr>
           <w:lang w:val="id_ID" w:bidi="id_ID"/>
         </w:rPr>
         <w:t xml:space="preserve">Frasa </w:t>
@@ -22680,6 +26420,21 @@
       </w:r>
       <w:r>
         <w:rPr>
+          <w:b/>
+          <w:lang w:val="id_ID" w:bidi="id_ID"/>
+        </w:rPr>
+        <w:t>οἱ ἄνθρωποι</w:t>
+      </w:r>
+    </w:p>
+    <w:p>
+      <w:pPr/>
+      <w:r>
+        <w:rPr>
+          <w:lang w:val="id_ID" w:bidi="id_ID"/>
+        </w:rPr>
+      </w:r>
+      <w:r>
+        <w:rPr>
           <w:lang w:val="id_ID" w:bidi="id_ID"/>
         </w:rPr>
         <w:t xml:space="preserve">Meskipun istilah </w:t>
@@ -22761,6 +26516,21 @@
       </w:r>
       <w:r>
         <w:rPr>
+          <w:b/>
+          <w:lang w:val="id_ID" w:bidi="id_ID"/>
+        </w:rPr>
+        <w:t>φίλαυτοι</w:t>
+      </w:r>
+    </w:p>
+    <w:p>
+      <w:pPr/>
+      <w:r>
+        <w:rPr>
+          <w:lang w:val="id_ID" w:bidi="id_ID"/>
+        </w:rPr>
+      </w:r>
+      <w:r>
+        <w:rPr>
           <w:lang w:val="id_ID" w:bidi="id_ID"/>
         </w:rPr>
         <w:t xml:space="preserve">Di sini, frasa </w:t>
@@ -22842,6 +26612,21 @@
       </w:r>
       <w:r>
         <w:rPr>
+          <w:b/>
+          <w:lang w:val="id_ID" w:bidi="id_ID"/>
+        </w:rPr>
+        <w:t>ἀφιλάγαθοι</w:t>
+      </w:r>
+    </w:p>
+    <w:p>
+      <w:pPr/>
+      <w:r>
+        <w:rPr>
+          <w:lang w:val="id_ID" w:bidi="id_ID"/>
+        </w:rPr>
+      </w:r>
+      <w:r>
+        <w:rPr>
           <w:lang w:val="id_ID" w:bidi="id_ID"/>
         </w:rPr>
         <w:t xml:space="preserve">Paulus menggunakan kata sifat </w:t>
@@ -22923,6 +26708,21 @@
       </w:r>
       <w:r>
         <w:rPr>
+          <w:b/>
+          <w:lang w:val="id_ID" w:bidi="id_ID"/>
+        </w:rPr>
+        <w:t>τετυφωμένοι</w:t>
+      </w:r>
+    </w:p>
+    <w:p>
+      <w:pPr/>
+      <w:r>
+        <w:rPr>
+          <w:lang w:val="id_ID" w:bidi="id_ID"/>
+        </w:rPr>
+      </w:r>
+      <w:r>
+        <w:rPr>
           <w:lang w:val="id_ID" w:bidi="id_ID"/>
         </w:rPr>
         <w:t xml:space="preserve">Di sini Paulus berbicara tentang orang-orang yang </w:t>
@@ -23004,6 +26804,21 @@
       </w:r>
       <w:r>
         <w:rPr>
+          <w:b/>
+          <w:lang w:val="id_ID" w:bidi="id_ID"/>
+        </w:rPr>
+        <w:t>τετυφωμένοι</w:t>
+      </w:r>
+    </w:p>
+    <w:p>
+      <w:pPr/>
+      <w:r>
+        <w:rPr>
+          <w:lang w:val="id_ID" w:bidi="id_ID"/>
+        </w:rPr>
+      </w:r>
+      <w:r>
+        <w:rPr>
           <w:lang w:val="id_ID" w:bidi="id_ID"/>
         </w:rPr>
         <w:t>Jika bahasa Anda tidak menggunakan bentuk pasif ini, Anda dapat mengekspresikan ide dalam bentuk aktif atau dengan cara lain yang wajar dalam bahasa Anda. Terjemahan alternatif: "sombong" atau "angkuh"</w:t>
@@ -23072,6 +26887,21 @@
       </w:r>
       <w:r>
         <w:rPr>
+          <w:b/>
+          <w:lang w:val="id_ID" w:bidi="id_ID"/>
+        </w:rPr>
+        <w:t>ἔχοντες μόρφωσιν εὐσεβείας, τὴν δὲ δύναμιν αὐτῆς ἠρνημένοι</w:t>
+      </w:r>
+    </w:p>
+    <w:p>
+      <w:pPr/>
+      <w:r>
+        <w:rPr>
+          <w:lang w:val="id_ID" w:bidi="id_ID"/>
+        </w:rPr>
+      </w:r>
+      <w:r>
+        <w:rPr>
           <w:lang w:val="id_ID" w:bidi="id_ID"/>
         </w:rPr>
         <w:t xml:space="preserve">Jika bahasa Anda tidak menggunakan kata benda abstrak untuk gagasan </w:t>
@@ -23166,6 +26996,21 @@
       </w:r>
       <w:r>
         <w:rPr>
+          <w:b/>
+          <w:lang w:val="id_ID" w:bidi="id_ID"/>
+        </w:rPr>
+        <w:t>ἔχοντες μόρφωσιν εὐσεβείας</w:t>
+      </w:r>
+    </w:p>
+    <w:p>
+      <w:pPr/>
+      <w:r>
+        <w:rPr>
+          <w:lang w:val="id_ID" w:bidi="id_ID"/>
+        </w:rPr>
+      </w:r>
+      <w:r>
+        <w:rPr>
           <w:lang w:val="id_ID" w:bidi="id_ID"/>
         </w:rPr>
         <w:t xml:space="preserve">Di sini, frasa </w:t>
@@ -23260,6 +27105,21 @@
       </w:r>
       <w:r>
         <w:rPr>
+          <w:b/>
+          <w:lang w:val="id_ID" w:bidi="id_ID"/>
+        </w:rPr>
+        <w:t>τὴν &amp; δύναμιν αὐτῆς ἠρνημένοι</w:t>
+      </w:r>
+    </w:p>
+    <w:p>
+      <w:pPr/>
+      <w:r>
+        <w:rPr>
+          <w:lang w:val="id_ID" w:bidi="id_ID"/>
+        </w:rPr>
+      </w:r>
+      <w:r>
+        <w:rPr>
           <w:lang w:val="id_ID" w:bidi="id_ID"/>
         </w:rPr>
         <w:t xml:space="preserve">Di sini Paulus menyiratkan bahwa orang-orang ini menolak untuk mengalami dan bertindak berdasarkan </w:t>
@@ -23341,6 +27201,21 @@
       </w:r>
       <w:r>
         <w:rPr>
+          <w:b/>
+          <w:lang w:val="id_ID" w:bidi="id_ID"/>
+        </w:rPr>
+        <w:t>καὶ</w:t>
+      </w:r>
+    </w:p>
+    <w:p>
+      <w:pPr/>
+      <w:r>
+        <w:rPr>
+          <w:lang w:val="id_ID" w:bidi="id_ID"/>
+        </w:rPr>
+      </w:r>
+      <w:r>
+        <w:rPr>
           <w:lang w:val="id_ID" w:bidi="id_ID"/>
         </w:rPr>
         <w:t xml:space="preserve">Di sini, kata </w:t>
@@ -23435,6 +27310,21 @@
       </w:r>
       <w:r>
         <w:rPr>
+          <w:b/>
+          <w:lang w:val="id_ID" w:bidi="id_ID"/>
+        </w:rPr>
+        <w:t>τούτους ἀποτρέπου</w:t>
+      </w:r>
+    </w:p>
+    <w:p>
+      <w:pPr/>
+      <w:r>
+        <w:rPr>
+          <w:lang w:val="id_ID" w:bidi="id_ID"/>
+        </w:rPr>
+      </w:r>
+      <w:r>
+        <w:rPr>
           <w:lang w:val="id_ID" w:bidi="id_ID"/>
         </w:rPr>
         <w:t xml:space="preserve">Di sini Paulus berbicara tentang menghindari orang lain seolah-olah itu berarti </w:t>
@@ -23516,6 +27406,21 @@
       </w:r>
       <w:r>
         <w:rPr>
+          <w:b/>
+          <w:lang w:val="id_ID" w:bidi="id_ID"/>
+        </w:rPr>
+        <w:t>τούτους</w:t>
+      </w:r>
+    </w:p>
+    <w:p>
+      <w:pPr/>
+      <w:r>
+        <w:rPr>
+          <w:lang w:val="id_ID" w:bidi="id_ID"/>
+        </w:rPr>
+      </w:r>
+      <w:r>
+        <w:rPr>
           <w:lang w:val="id_ID" w:bidi="id_ID"/>
         </w:rPr>
         <w:t xml:space="preserve">Paulus menggunakan kata sifat </w:t>
@@ -23597,6 +27502,21 @@
       </w:r>
       <w:r>
         <w:rPr>
+          <w:b/>
+          <w:lang w:val="id_ID" w:bidi="id_ID"/>
+        </w:rPr>
+        <w:t>γάρ</w:t>
+      </w:r>
+    </w:p>
+    <w:p>
+      <w:pPr/>
+      <w:r>
+        <w:rPr>
+          <w:lang w:val="id_ID" w:bidi="id_ID"/>
+        </w:rPr>
+      </w:r>
+      <w:r>
+        <w:rPr>
           <w:lang w:val="id_ID" w:bidi="id_ID"/>
         </w:rPr>
         <w:t xml:space="preserve">Di sini, kata </w:t>
@@ -23614,7 +27534,7 @@
         </w:rPr>
         <w:t xml:space="preserve"> memperkenalkan alasan mengapa Timotius harus "berpaling dari orang-orang ini" (lihat </w:t>
       </w:r>
-      <w:hyperlink r:id="rId37">
+      <w:hyperlink r:id="rId39">
         <w:r>
           <w:rPr>
             <w:lang w:val="id_ID" w:bidi="id_ID"/>
@@ -23709,6 +27629,21 @@
       </w:r>
       <w:r>
         <w:rPr>
+          <w:b/>
+          <w:lang w:val="id_ID" w:bidi="id_ID"/>
+        </w:rPr>
+        <w:t>ἐκ τούτων</w:t>
+      </w:r>
+    </w:p>
+    <w:p>
+      <w:pPr/>
+      <w:r>
+        <w:rPr>
+          <w:lang w:val="id_ID" w:bidi="id_ID"/>
+        </w:rPr>
+      </w:r>
+      <w:r>
+        <w:rPr>
           <w:lang w:val="id_ID" w:bidi="id_ID"/>
         </w:rPr>
         <w:t xml:space="preserve">Paulus menggunakan kata sifat </w:t>
@@ -23726,7 +27661,7 @@
         </w:rPr>
         <w:t xml:space="preserve"> sebagai kata benda untuk menyebut orang-orang yang ia gambarkan dalam ayat-ayat sebelumnya. Bahasa Anda mungkin menggunakan kata sifat dengan cara yang sama. Jika tidak, Anda dapat menerjemahkan kata ini dengan frasa yang sepadan. Lihat bagaimana Anda menerjemahkan kata "mereka ini" dalam </w:t>
       </w:r>
-      <w:hyperlink r:id="rId37">
+      <w:hyperlink r:id="rId39">
         <w:r>
           <w:rPr>
             <w:lang w:val="id_ID" w:bidi="id_ID"/>
@@ -23808,6 +27743,21 @@
       </w:r>
       <w:r>
         <w:rPr>
+          <w:b/>
+          <w:lang w:val="id_ID" w:bidi="id_ID"/>
+        </w:rPr>
+        <w:t>οἱ ἐνδύνοντες εἰς τὰς οἰκίας</w:t>
+      </w:r>
+    </w:p>
+    <w:p>
+      <w:pPr/>
+      <w:r>
+        <w:rPr>
+          <w:lang w:val="id_ID" w:bidi="id_ID"/>
+        </w:rPr>
+      </w:r>
+      <w:r>
+        <w:rPr>
           <w:lang w:val="id_ID" w:bidi="id_ID"/>
         </w:rPr>
         <w:t xml:space="preserve">Di sini Paulus mengacu pada bagaimana orang-orang ini mengunjungi rumah orang lain. Kata yang diterjemahkan </w:t>
@@ -23889,6 +27839,21 @@
       </w:r>
       <w:r>
         <w:rPr>
+          <w:b/>
+          <w:lang w:val="id_ID" w:bidi="id_ID"/>
+        </w:rPr>
+        <w:t>αἰχμαλωτίζοντες</w:t>
+      </w:r>
+    </w:p>
+    <w:p>
+      <w:pPr/>
+      <w:r>
+        <w:rPr>
+          <w:lang w:val="id_ID" w:bidi="id_ID"/>
+        </w:rPr>
+      </w:r>
+      <w:r>
+        <w:rPr>
           <w:lang w:val="id_ID" w:bidi="id_ID"/>
         </w:rPr>
         <w:t xml:space="preserve">Di sini Paulus berbicara tentang bagaimana orang-orang ini mempengaruhi </w:t>
@@ -23983,6 +27948,21 @@
       </w:r>
       <w:r>
         <w:rPr>
+          <w:b/>
+          <w:lang w:val="id_ID" w:bidi="id_ID"/>
+        </w:rPr>
+        <w:t>γυναικάρια</w:t>
+      </w:r>
+    </w:p>
+    <w:p>
+      <w:pPr/>
+      <w:r>
+        <w:rPr>
+          <w:lang w:val="id_ID" w:bidi="id_ID"/>
+        </w:rPr>
+      </w:r>
+      <w:r>
+        <w:rPr>
           <w:lang w:val="id_ID" w:bidi="id_ID"/>
         </w:rPr>
         <w:t xml:space="preserve">Di sini, Paulus merujuk kepada </w:t>
@@ -24077,6 +28057,21 @@
       </w:r>
       <w:r>
         <w:rPr>
+          <w:b/>
+          <w:lang w:val="id_ID" w:bidi="id_ID"/>
+        </w:rPr>
+        <w:t>σεσωρευμένα ἁμαρτίαις</w:t>
+      </w:r>
+    </w:p>
+    <w:p>
+      <w:pPr/>
+      <w:r>
+        <w:rPr>
+          <w:lang w:val="id_ID" w:bidi="id_ID"/>
+        </w:rPr>
+      </w:r>
+      <w:r>
+        <w:rPr>
           <w:lang w:val="id_ID" w:bidi="id_ID"/>
         </w:rPr>
         <w:t xml:space="preserve">Paulus berbicara tentang </w:t>
@@ -24171,6 +28166,21 @@
       </w:r>
       <w:r>
         <w:rPr>
+          <w:b/>
+          <w:lang w:val="id_ID" w:bidi="id_ID"/>
+        </w:rPr>
+        <w:t>σεσωρευμένα ἁμαρτίαις</w:t>
+      </w:r>
+    </w:p>
+    <w:p>
+      <w:pPr/>
+      <w:r>
+        <w:rPr>
+          <w:lang w:val="id_ID" w:bidi="id_ID"/>
+        </w:rPr>
+      </w:r>
+      <w:r>
+        <w:rPr>
           <w:lang w:val="id_ID" w:bidi="id_ID"/>
         </w:rPr>
         <w:t>Jika bahasa Anda tidak menggunakan bentuk pasif ini, Anda dapat mengekspresikan ide dalam bentuk aktif atau dengan cara lain yang alami dalam bahasa Anda. Jika Anda perlu mengatakan siapa yang melakukan tindakan tersebut, Anda dapat menunjukkan bahwa mereka sendiri yang melakukannya. Terjemahan alternatif: "yang membawa banyak dosa" "yang telah menimbun diri mereka dengan dosa"</w:t>
@@ -24239,6 +28249,21 @@
       </w:r>
       <w:r>
         <w:rPr>
+          <w:b/>
+          <w:lang w:val="id_ID" w:bidi="id_ID"/>
+        </w:rPr>
+        <w:t>ἀγόμενα ἐπιθυμίαις ποικίλαις</w:t>
+      </w:r>
+    </w:p>
+    <w:p>
+      <w:pPr/>
+      <w:r>
+        <w:rPr>
+          <w:lang w:val="id_ID" w:bidi="id_ID"/>
+        </w:rPr>
+      </w:r>
+      <w:r>
+        <w:rPr>
           <w:lang w:val="id_ID" w:bidi="id_ID"/>
         </w:rPr>
         <w:t xml:space="preserve">Paulus berbicara tentang </w:t>
@@ -24320,6 +28345,21 @@
       </w:r>
       <w:r>
         <w:rPr>
+          <w:b/>
+          <w:lang w:val="id_ID" w:bidi="id_ID"/>
+        </w:rPr>
+        <w:t>ἀγόμενα ἐπιθυμίαις ποικίλαις</w:t>
+      </w:r>
+    </w:p>
+    <w:p>
+      <w:pPr/>
+      <w:r>
+        <w:rPr>
+          <w:lang w:val="id_ID" w:bidi="id_ID"/>
+        </w:rPr>
+      </w:r>
+      <w:r>
+        <w:rPr>
           <w:lang w:val="id_ID" w:bidi="id_ID"/>
         </w:rPr>
         <w:t>Jika bahasa Anda tidak menggunakan bentuk pasif ini, Anda dapat mengekspresikan ide dalam bentuk aktif atau dengan cara lain yang wajar dalam bahasa Anda. Terjemahan alternatif: "berbagai keinginan yang membawa mereka pergi"</w:t>
@@ -24388,6 +28428,21 @@
       </w:r>
       <w:r>
         <w:rPr>
+          <w:b/>
+          <w:lang w:val="id_ID" w:bidi="id_ID"/>
+        </w:rPr>
+        <w:t>καὶ</w:t>
+      </w:r>
+    </w:p>
+    <w:p>
+      <w:pPr/>
+      <w:r>
+        <w:rPr>
+          <w:lang w:val="id_ID" w:bidi="id_ID"/>
+        </w:rPr>
+      </w:r>
+      <w:r>
+        <w:rPr>
           <w:lang w:val="id_ID" w:bidi="id_ID"/>
         </w:rPr>
         <w:t xml:space="preserve">Di sini, kata </w:t>
@@ -24471,6 +28526,21 @@
         <w:rPr>
           <w:lang w:val="id_ID" w:bidi="id_ID"/>
         </w:rPr>
+      </w:r>
+    </w:p>
+    <w:p>
+      <w:pPr/>
+      <w:r>
+        <w:rPr>
+          <w:lang w:val="id_ID" w:bidi="id_ID"/>
+        </w:rPr>
+      </w:r>
+      <w:r>
+        <w:rPr>
+          <w:b/>
+          <w:lang w:val="id_ID" w:bidi="id_ID"/>
+        </w:rPr>
+        <w:t>μηδέποτε εἰς ἐπίγνωσιν ἀληθείας ἐλθεῖν δυνάμενα</w:t>
       </w:r>
     </w:p>
     <w:p>
@@ -24584,6 +28654,21 @@
       </w:r>
       <w:r>
         <w:rPr>
+          <w:b/>
+          <w:lang w:val="id_ID" w:bidi="id_ID"/>
+        </w:rPr>
+        <w:t>εἰς ἐπίγνωσιν ἀληθείας</w:t>
+      </w:r>
+    </w:p>
+    <w:p>
+      <w:pPr/>
+      <w:r>
+        <w:rPr>
+          <w:lang w:val="id_ID" w:bidi="id_ID"/>
+        </w:rPr>
+      </w:r>
+      <w:r>
+        <w:rPr>
           <w:lang w:val="id_ID" w:bidi="id_ID"/>
         </w:rPr>
         <w:t xml:space="preserve">Jika bahasa Anda tidak menggunakan kata benda abstrak untuk gagasan </w:t>
@@ -24678,6 +28763,21 @@
       </w:r>
       <w:r>
         <w:rPr>
+          <w:b/>
+          <w:lang w:val="id_ID" w:bidi="id_ID"/>
+        </w:rPr>
+        <w:t>Ἰάννης καὶ Ἰαμβρῆς ἀντέστησαν Μωϋσεῖ</w:t>
+      </w:r>
+    </w:p>
+    <w:p>
+      <w:pPr/>
+      <w:r>
+        <w:rPr>
+          <w:lang w:val="id_ID" w:bidi="id_ID"/>
+        </w:rPr>
+      </w:r>
+      <w:r>
+        <w:rPr>
           <w:lang w:val="id_ID" w:bidi="id_ID"/>
         </w:rPr>
         <w:t xml:space="preserve">Di sini Paulus merujuk pada peristiwa yang terjadi ketika Allah mengutus </w:t>
@@ -24695,7 +28795,7 @@
         </w:rPr>
         <w:t xml:space="preserve"> untuk memberitahukan kepada Firaun, raja Mesir, untuk membebaskan bangsa Israel. Ketika Musa melakukan mukjizat, beberapa penyihir dan tukang sihir yang melayani Firaun juga melakukan mukjizat tersebut. Dengan cara ini, mereka berusaha mencegah Musa melakukan apa yang diperintahkan Tuhan kepadanya. Anda dapat membaca kisah ini dalam </w:t>
       </w:r>
-      <w:hyperlink r:id="rId38">
+      <w:hyperlink r:id="rId40">
         <w:r>
           <w:rPr>
             <w:lang w:val="id_ID" w:bidi="id_ID"/>
@@ -24803,6 +28903,21 @@
       </w:r>
       <w:r>
         <w:rPr>
+          <w:b/>
+          <w:lang w:val="id_ID" w:bidi="id_ID"/>
+        </w:rPr>
+        <w:t>Ἰάννης καὶ Ἰαμβρῆς</w:t>
+      </w:r>
+    </w:p>
+    <w:p>
+      <w:pPr/>
+      <w:r>
+        <w:rPr>
+          <w:lang w:val="id_ID" w:bidi="id_ID"/>
+        </w:rPr>
+      </w:r>
+      <w:r>
+        <w:rPr>
           <w:lang w:val="id_ID" w:bidi="id_ID"/>
         </w:rPr>
         <w:t xml:space="preserve">Kata </w:t>
@@ -24897,11 +29012,26 @@
       </w:r>
       <w:r>
         <w:rPr>
+          <w:b/>
+          <w:lang w:val="id_ID" w:bidi="id_ID"/>
+        </w:rPr>
+        <w:t>οὗτοι</w:t>
+      </w:r>
+    </w:p>
+    <w:p>
+      <w:pPr/>
+      <w:r>
+        <w:rPr>
+          <w:lang w:val="id_ID" w:bidi="id_ID"/>
+        </w:rPr>
+      </w:r>
+      <w:r>
+        <w:rPr>
           <w:lang w:val="id_ID" w:bidi="id_ID"/>
         </w:rPr>
         <w:t xml:space="preserve">Di sini, seperti dalam </w:t>
       </w:r>
-      <w:hyperlink r:id="rId37">
+      <w:hyperlink r:id="rId39">
         <w:r>
           <w:rPr>
             <w:lang w:val="id_ID" w:bidi="id_ID"/>
@@ -24996,6 +29126,21 @@
       </w:r>
       <w:r>
         <w:rPr>
+          <w:b/>
+          <w:lang w:val="id_ID" w:bidi="id_ID"/>
+        </w:rPr>
+        <w:t>τῇ ἀληθείᾳ</w:t>
+      </w:r>
+    </w:p>
+    <w:p>
+      <w:pPr/>
+      <w:r>
+        <w:rPr>
+          <w:lang w:val="id_ID" w:bidi="id_ID"/>
+        </w:rPr>
+      </w:r>
+      <w:r>
+        <w:rPr>
           <w:lang w:val="id_ID" w:bidi="id_ID"/>
         </w:rPr>
         <w:t xml:space="preserve">Jika bahasa Anda tidak menggunakan kata benda abstrak untuk ide </w:t>
@@ -25077,6 +29222,21 @@
       </w:r>
       <w:r>
         <w:rPr>
+          <w:b/>
+          <w:lang w:val="id_ID" w:bidi="id_ID"/>
+        </w:rPr>
+        <w:t>ἄνθρωποι</w:t>
+      </w:r>
+    </w:p>
+    <w:p>
+      <w:pPr/>
+      <w:r>
+        <w:rPr>
+          <w:lang w:val="id_ID" w:bidi="id_ID"/>
+        </w:rPr>
+      </w:r>
+      <w:r>
+        <w:rPr>
           <w:lang w:val="id_ID" w:bidi="id_ID"/>
         </w:rPr>
         <w:t xml:space="preserve">Meskipun istilah </w:t>
@@ -25158,6 +29318,21 @@
       </w:r>
       <w:r>
         <w:rPr>
+          <w:b/>
+          <w:lang w:val="id_ID" w:bidi="id_ID"/>
+        </w:rPr>
+        <w:t>κατεφθαρμένοι τὸν νοῦν</w:t>
+      </w:r>
+    </w:p>
+    <w:p>
+      <w:pPr/>
+      <w:r>
+        <w:rPr>
+          <w:lang w:val="id_ID" w:bidi="id_ID"/>
+        </w:rPr>
+      </w:r>
+      <w:r>
+        <w:rPr>
           <w:lang w:val="id_ID" w:bidi="id_ID"/>
         </w:rPr>
         <w:t>Jika bahasa Anda tidak menggunakan bentuk pasif ini, Anda dapat mengekspresikan ide dalam bentuk aktif atau dengan cara lain yang alami dalam bahasa Anda. Jika Anda perlu mengatakan siapa yang melakukan tindakan tersebut, jelas dari konteksnya bahwa itu adalah mereka sendiri. Terjemahan alternatif: "yang pikirannya rusak" atau "yang telah merusak pikiran mereka"</w:t>
@@ -25226,6 +29401,21 @@
       </w:r>
       <w:r>
         <w:rPr>
+          <w:b/>
+          <w:lang w:val="id_ID" w:bidi="id_ID"/>
+        </w:rPr>
+        <w:t>τὸν νοῦν</w:t>
+      </w:r>
+    </w:p>
+    <w:p>
+      <w:pPr/>
+      <w:r>
+        <w:rPr>
+          <w:lang w:val="id_ID" w:bidi="id_ID"/>
+        </w:rPr>
+      </w:r>
+      <w:r>
+        <w:rPr>
           <w:lang w:val="id_ID" w:bidi="id_ID"/>
         </w:rPr>
         <w:t xml:space="preserve">Jika dalam bahasa Anda tidak wajar jika berbicara seolah-olah sekelompok orang hanya memiliki satu </w:t>
@@ -25307,6 +29497,21 @@
       </w:r>
       <w:r>
         <w:rPr>
+          <w:b/>
+          <w:lang w:val="id_ID" w:bidi="id_ID"/>
+        </w:rPr>
+        <w:t>ἀδόκιμοι περὶ τὴν πίστιν</w:t>
+      </w:r>
+    </w:p>
+    <w:p>
+      <w:pPr/>
+      <w:r>
+        <w:rPr>
+          <w:lang w:val="id_ID" w:bidi="id_ID"/>
+        </w:rPr>
+      </w:r>
+      <w:r>
+        <w:rPr>
           <w:lang w:val="id_ID" w:bidi="id_ID"/>
         </w:rPr>
         <w:t xml:space="preserve">Di sini Paulus menyiratkan bahwa, ketika Allah menguji </w:t>
@@ -25388,6 +29593,21 @@
       </w:r>
       <w:r>
         <w:rPr>
+          <w:b/>
+          <w:lang w:val="id_ID" w:bidi="id_ID"/>
+        </w:rPr>
+        <w:t>περὶ τὴν πίστιν</w:t>
+      </w:r>
+    </w:p>
+    <w:p>
+      <w:pPr/>
+      <w:r>
+        <w:rPr>
+          <w:lang w:val="id_ID" w:bidi="id_ID"/>
+        </w:rPr>
+      </w:r>
+      <w:r>
+        <w:rPr>
           <w:lang w:val="id_ID" w:bidi="id_ID"/>
         </w:rPr>
         <w:t xml:space="preserve">Di sini, kata </w:t>
@@ -25495,6 +29715,21 @@
       </w:r>
       <w:r>
         <w:rPr>
+          <w:b/>
+          <w:lang w:val="id_ID" w:bidi="id_ID"/>
+        </w:rPr>
+        <w:t>περὶ τὴν πίστιν</w:t>
+      </w:r>
+    </w:p>
+    <w:p>
+      <w:pPr/>
+      <w:r>
+        <w:rPr>
+          <w:lang w:val="id_ID" w:bidi="id_ID"/>
+        </w:rPr>
+      </w:r>
+      <w:r>
+        <w:rPr>
           <w:lang w:val="id_ID" w:bidi="id_ID"/>
         </w:rPr>
         <w:t xml:space="preserve">Jika bahasa Anda tidak menggunakan kata benda abstrak untuk ide </w:t>
@@ -25576,6 +29811,21 @@
       </w:r>
       <w:r>
         <w:rPr>
+          <w:b/>
+          <w:lang w:val="id_ID" w:bidi="id_ID"/>
+        </w:rPr>
+        <w:t>ἀλλ’</w:t>
+      </w:r>
+    </w:p>
+    <w:p>
+      <w:pPr/>
+      <w:r>
+        <w:rPr>
+          <w:lang w:val="id_ID" w:bidi="id_ID"/>
+        </w:rPr>
+      </w:r>
+      <w:r>
+        <w:rPr>
           <w:lang w:val="id_ID" w:bidi="id_ID"/>
         </w:rPr>
         <w:t xml:space="preserve">Di sini, kata </w:t>
@@ -25593,7 +29843,7 @@
         </w:rPr>
         <w:t xml:space="preserve"> memperkenalkan apa yang akan terjadi pada guru-guru palsu ini sebagai kebalikan dari apa yang mereka coba lakukan, yaitu menentang kebenaran (lihat </w:t>
       </w:r>
-      <w:hyperlink r:id="rId39">
+      <w:hyperlink r:id="rId41">
         <w:r>
           <w:rPr>
             <w:lang w:val="id_ID" w:bidi="id_ID"/>
@@ -25675,6 +29925,21 @@
       </w:r>
       <w:r>
         <w:rPr>
+          <w:b/>
+          <w:lang w:val="id_ID" w:bidi="id_ID"/>
+        </w:rPr>
+        <w:t>οὐ προκόψουσιν ἐπὶ πλεῖον</w:t>
+      </w:r>
+    </w:p>
+    <w:p>
+      <w:pPr/>
+      <w:r>
+        <w:rPr>
+          <w:lang w:val="id_ID" w:bidi="id_ID"/>
+        </w:rPr>
+      </w:r>
+      <w:r>
+        <w:rPr>
           <w:lang w:val="id_ID" w:bidi="id_ID"/>
         </w:rPr>
         <w:t xml:space="preserve">Di sini Paulus berbicara tentang orang-orang yang berhasil dalam mengajar seolah-olah mereka maju </w:t>
@@ -25756,6 +30021,21 @@
       </w:r>
       <w:r>
         <w:rPr>
+          <w:b/>
+          <w:lang w:val="id_ID" w:bidi="id_ID"/>
+        </w:rPr>
+        <w:t>ἡ &amp; ἄνοια αὐτῶν</w:t>
+      </w:r>
+    </w:p>
+    <w:p>
+      <w:pPr/>
+      <w:r>
+        <w:rPr>
+          <w:lang w:val="id_ID" w:bidi="id_ID"/>
+        </w:rPr>
+      </w:r>
+      <w:r>
+        <w:rPr>
           <w:lang w:val="id_ID" w:bidi="id_ID"/>
         </w:rPr>
         <w:t xml:space="preserve">Jika bahasa Anda tidak menggunakan kata benda abstrak untuk ide </w:t>
@@ -25837,6 +30117,21 @@
       </w:r>
       <w:r>
         <w:rPr>
+          <w:b/>
+          <w:lang w:val="id_ID" w:bidi="id_ID"/>
+        </w:rPr>
+        <w:t>πᾶσιν</w:t>
+      </w:r>
+    </w:p>
+    <w:p>
+      <w:pPr/>
+      <w:r>
+        <w:rPr>
+          <w:lang w:val="id_ID" w:bidi="id_ID"/>
+        </w:rPr>
+      </w:r>
+      <w:r>
+        <w:rPr>
           <w:lang w:val="id_ID" w:bidi="id_ID"/>
         </w:rPr>
         <w:t xml:space="preserve">Paulus menggunakan kata sifat </w:t>
@@ -25918,6 +30213,21 @@
       </w:r>
       <w:r>
         <w:rPr>
+          <w:b/>
+          <w:lang w:val="id_ID" w:bidi="id_ID"/>
+        </w:rPr>
+        <w:t>πᾶσιν</w:t>
+      </w:r>
+    </w:p>
+    <w:p>
+      <w:pPr/>
+      <w:r>
+        <w:rPr>
+          <w:lang w:val="id_ID" w:bidi="id_ID"/>
+        </w:rPr>
+      </w:r>
+      <w:r>
+        <w:rPr>
           <w:lang w:val="id_ID" w:bidi="id_ID"/>
         </w:rPr>
         <w:t xml:space="preserve">Paulus menggunakan kata sifat </w:t>
@@ -25999,6 +30309,21 @@
       </w:r>
       <w:r>
         <w:rPr>
+          <w:b/>
+          <w:lang w:val="id_ID" w:bidi="id_ID"/>
+        </w:rPr>
+        <w:t>ἡ ἐκείνων</w:t>
+      </w:r>
+    </w:p>
+    <w:p>
+      <w:pPr/>
+      <w:r>
+        <w:rPr>
+          <w:lang w:val="id_ID" w:bidi="id_ID"/>
+        </w:rPr>
+      </w:r>
+      <w:r>
+        <w:rPr>
           <w:lang w:val="id_ID" w:bidi="id_ID"/>
         </w:rPr>
         <w:t xml:space="preserve">Paulus menggunakan kata sifat </w:t>
@@ -26093,6 +30418,21 @@
       </w:r>
       <w:r>
         <w:rPr>
+          <w:b/>
+          <w:lang w:val="id_ID" w:bidi="id_ID"/>
+        </w:rPr>
+        <w:t>ἐγένετο</w:t>
+      </w:r>
+    </w:p>
+    <w:p>
+      <w:pPr/>
+      <w:r>
+        <w:rPr>
+          <w:lang w:val="id_ID" w:bidi="id_ID"/>
+        </w:rPr>
+      </w:r>
+      <w:r>
+        <w:rPr>
           <w:lang w:val="id_ID" w:bidi="id_ID"/>
         </w:rPr>
         <w:t>Paulus menghilangkan beberapa kata yang dalam banyak bahasa diperlukan untuk melengkapi kalimat. Anda dapat menyediakan kata-kata ini dari awal kalimat jika akan lebih jelas dalam bahasa Anda. Terjemahan alternatif: "menjadi jelas"</w:t>
@@ -26161,11 +30501,26 @@
       </w:r>
       <w:r>
         <w:rPr>
+          <w:b/>
+          <w:lang w:val="id_ID" w:bidi="id_ID"/>
+        </w:rPr>
+        <w:t>ἐγένετο</w:t>
+      </w:r>
+    </w:p>
+    <w:p>
+      <w:pPr/>
+      <w:r>
+        <w:rPr>
+          <w:lang w:val="id_ID" w:bidi="id_ID"/>
+        </w:rPr>
+      </w:r>
+      <w:r>
+        <w:rPr>
           <w:lang w:val="id_ID" w:bidi="id_ID"/>
         </w:rPr>
         <w:t xml:space="preserve">Di sini Paulus mengacu pada bagaimana para penyihir Firaun gagal melawan Musa. Mereka tidak dapat meniru beberapa mukjizat yang Musa lakukan (lihat </w:t>
       </w:r>
-      <w:hyperlink r:id="rId40">
+      <w:hyperlink r:id="rId42">
         <w:r>
           <w:rPr>
             <w:lang w:val="id_ID" w:bidi="id_ID"/>
@@ -26183,7 +30538,7 @@
         </w:rPr>
         <w:t xml:space="preserve">), dan mereka terpengaruh oleh mukjizat-mukjizat lain yang Musa lakukan (lihat </w:t>
       </w:r>
-      <w:hyperlink r:id="rId41">
+      <w:hyperlink r:id="rId43">
         <w:r>
           <w:rPr>
             <w:lang w:val="id_ID" w:bidi="id_ID"/>
@@ -26265,6 +30620,21 @@
       </w:r>
       <w:r>
         <w:rPr>
+          <w:b/>
+          <w:lang w:val="id_ID" w:bidi="id_ID"/>
+        </w:rPr>
+        <w:t>σὺ δὲ</w:t>
+      </w:r>
+    </w:p>
+    <w:p>
+      <w:pPr/>
+      <w:r>
+        <w:rPr>
+          <w:lang w:val="id_ID" w:bidi="id_ID"/>
+        </w:rPr>
+      </w:r>
+      <w:r>
+        <w:rPr>
           <w:lang w:val="id_ID" w:bidi="id_ID"/>
         </w:rPr>
         <w:t xml:space="preserve">Di sini, kata </w:t>
@@ -26359,6 +30729,21 @@
       </w:r>
       <w:r>
         <w:rPr>
+          <w:b/>
+          <w:lang w:val="id_ID" w:bidi="id_ID"/>
+        </w:rPr>
+        <w:t>σὺ &amp; παρηκολούθησάς</w:t>
+      </w:r>
+    </w:p>
+    <w:p>
+      <w:pPr/>
+      <w:r>
+        <w:rPr>
+          <w:lang w:val="id_ID" w:bidi="id_ID"/>
+        </w:rPr>
+      </w:r>
+      <w:r>
+        <w:rPr>
           <w:lang w:val="id_ID" w:bidi="id_ID"/>
         </w:rPr>
         <w:t xml:space="preserve">Di sini Paulus berbicara seolah-olah Timotius </w:t>
@@ -26440,6 +30825,21 @@
       </w:r>
       <w:r>
         <w:rPr>
+          <w:b/>
+          <w:lang w:val="id_ID" w:bidi="id_ID"/>
+        </w:rPr>
+        <w:t>μου τῇ διδασκαλίᾳ, τῇ ἀγωγῇ, τῇ προθέσει, τῇ πίστει, τῇ μακροθυμίᾳ, τῇ ἀγάπῃ, τῇ ὑπομονῇ &amp; τοῖς διωγμοῖς, τοῖς παθήμασιν, οἷά</w:t>
+      </w:r>
+    </w:p>
+    <w:p>
+      <w:pPr/>
+      <w:r>
+        <w:rPr>
+          <w:lang w:val="id_ID" w:bidi="id_ID"/>
+        </w:rPr>
+      </w:r>
+      <w:r>
+        <w:rPr>
           <w:lang w:val="id_ID" w:bidi="id_ID"/>
         </w:rPr>
         <w:t>Jika bahasa Anda tidak menggunakan kata benda abstrak untuk beberapa atau semua ide dalam daftar ini, Anda dapat mengekspresikan ide yang sama dengan cara lain. Terjemahan alternatif: "apa yang saya ajarkan, bagaimana saya berperilaku, apa yang telah saya pilih untuk dilakukan, bagaimana saya percaya, bagaimana saya sabar, bagaimana saya mengasihi orang lain, bagaimana saya menanggung segala sesuatu, bagaimana saya dianiaya, dan bagaimana saya menderita. Hal-hal seperti itu"</w:t>
@@ -26508,6 +30908,21 @@
       </w:r>
       <w:r>
         <w:rPr>
+          <w:b/>
+          <w:lang w:val="id_ID" w:bidi="id_ID"/>
+        </w:rPr>
+        <w:t>οἷά</w:t>
+      </w:r>
+    </w:p>
+    <w:p>
+      <w:pPr/>
+      <w:r>
+        <w:rPr>
+          <w:lang w:val="id_ID" w:bidi="id_ID"/>
+        </w:rPr>
+      </w:r>
+      <w:r>
+        <w:rPr>
           <w:lang w:val="id_ID" w:bidi="id_ID"/>
         </w:rPr>
         <w:t xml:space="preserve">Di sini, frasa </w:t>
@@ -26628,6 +31043,21 @@
       </w:r>
       <w:r>
         <w:rPr>
+          <w:b/>
+          <w:lang w:val="id_ID" w:bidi="id_ID"/>
+        </w:rPr>
+        <w:t>οἵους διωγμοὺς ὑπήνεγκα</w:t>
+      </w:r>
+    </w:p>
+    <w:p>
+      <w:pPr/>
+      <w:r>
+        <w:rPr>
+          <w:lang w:val="id_ID" w:bidi="id_ID"/>
+        </w:rPr>
+      </w:r>
+      <w:r>
+        <w:rPr>
           <w:lang w:val="id_ID" w:bidi="id_ID"/>
         </w:rPr>
         <w:t xml:space="preserve">Di sini, frasa </w:t>
@@ -26709,6 +31139,21 @@
       </w:r>
       <w:r>
         <w:rPr>
+          <w:b/>
+          <w:lang w:val="id_ID" w:bidi="id_ID"/>
+        </w:rPr>
+        <w:t>οἵους διωγμοὺς ὑπήνεγκα</w:t>
+      </w:r>
+    </w:p>
+    <w:p>
+      <w:pPr/>
+      <w:r>
+        <w:rPr>
+          <w:lang w:val="id_ID" w:bidi="id_ID"/>
+        </w:rPr>
+      </w:r>
+      <w:r>
+        <w:rPr>
           <w:lang w:val="id_ID" w:bidi="id_ID"/>
         </w:rPr>
         <w:t xml:space="preserve">Jika bahasa Anda tidak menggunakan kata benda abstrak untuk ide </w:t>
@@ -26790,6 +31235,21 @@
       </w:r>
       <w:r>
         <w:rPr>
+          <w:b/>
+          <w:lang w:val="id_ID" w:bidi="id_ID"/>
+        </w:rPr>
+        <w:t>καὶ</w:t>
+      </w:r>
+    </w:p>
+    <w:p>
+      <w:pPr/>
+      <w:r>
+        <w:rPr>
+          <w:lang w:val="id_ID" w:bidi="id_ID"/>
+        </w:rPr>
+      </w:r>
+      <w:r>
+        <w:rPr>
           <w:lang w:val="id_ID" w:bidi="id_ID"/>
         </w:rPr>
         <w:t xml:space="preserve">Di sini, kata </w:t>
@@ -26884,6 +31344,21 @@
       </w:r>
       <w:r>
         <w:rPr>
+          <w:b/>
+          <w:lang w:val="id_ID" w:bidi="id_ID"/>
+        </w:rPr>
+        <w:t>καὶ &amp; δὲ</w:t>
+      </w:r>
+    </w:p>
+    <w:p>
+      <w:pPr/>
+      <w:r>
+        <w:rPr>
+          <w:lang w:val="id_ID" w:bidi="id_ID"/>
+        </w:rPr>
+      </w:r>
+      <w:r>
+        <w:rPr>
           <w:lang w:val="id_ID" w:bidi="id_ID"/>
         </w:rPr>
         <w:t xml:space="preserve">Di sini, frasa </w:t>
@@ -26965,6 +31440,21 @@
       </w:r>
       <w:r>
         <w:rPr>
+          <w:b/>
+          <w:lang w:val="id_ID" w:bidi="id_ID"/>
+        </w:rPr>
+        <w:t>πάντες &amp; οἱ θέλοντες ζῆν εὐσεβῶς ἐν Χριστῷ Ἰησοῦ διωχθήσονται</w:t>
+      </w:r>
+    </w:p>
+    <w:p>
+      <w:pPr/>
+      <w:r>
+        <w:rPr>
+          <w:lang w:val="id_ID" w:bidi="id_ID"/>
+        </w:rPr>
+      </w:r>
+      <w:r>
+        <w:rPr>
           <w:lang w:val="id_ID" w:bidi="id_ID"/>
         </w:rPr>
         <w:t>Jika bahasa Anda tidak menggunakan bentuk pasif ini, Anda dapat mengekspresikan ide dalam bentuk aktif atau dengan cara lain yang alami dalam bahasa Anda. Jika Anda perlu mengatakan siapa yang melakukan tindakan tersebut, Anda dapat menggunakan subjek tak tentu. Terjemahan alternatif: "orang akan menganiaya semua orang yang ingin hidup saleh di dalam Kristus Yesus"</w:t>
@@ -27033,6 +31523,21 @@
       </w:r>
       <w:r>
         <w:rPr>
+          <w:b/>
+          <w:lang w:val="id_ID" w:bidi="id_ID"/>
+        </w:rPr>
+        <w:t>ἐν Χριστῷ Ἰησοῦ</w:t>
+      </w:r>
+    </w:p>
+    <w:p>
+      <w:pPr/>
+      <w:r>
+        <w:rPr>
+          <w:lang w:val="id_ID" w:bidi="id_ID"/>
+        </w:rPr>
+      </w:r>
+      <w:r>
+        <w:rPr>
           <w:lang w:val="id_ID" w:bidi="id_ID"/>
         </w:rPr>
         <w:t xml:space="preserve">Di sini Paulus menggunakan metafora spasial </w:t>
@@ -27192,6 +31697,21 @@
       </w:r>
       <w:r>
         <w:rPr>
+          <w:b/>
+          <w:lang w:val="id_ID" w:bidi="id_ID"/>
+        </w:rPr>
+        <w:t>δὲ</w:t>
+      </w:r>
+    </w:p>
+    <w:p>
+      <w:pPr/>
+      <w:r>
+        <w:rPr>
+          <w:lang w:val="id_ID" w:bidi="id_ID"/>
+        </w:rPr>
+      </w:r>
+      <w:r>
+        <w:rPr>
           <w:lang w:val="id_ID" w:bidi="id_ID"/>
         </w:rPr>
         <w:t xml:space="preserve">Di sini, kata </w:t>
@@ -27299,6 +31819,21 @@
       </w:r>
       <w:r>
         <w:rPr>
+          <w:b/>
+          <w:lang w:val="id_ID" w:bidi="id_ID"/>
+        </w:rPr>
+        <w:t>ἄνθρωποι</w:t>
+      </w:r>
+    </w:p>
+    <w:p>
+      <w:pPr/>
+      <w:r>
+        <w:rPr>
+          <w:lang w:val="id_ID" w:bidi="id_ID"/>
+        </w:rPr>
+      </w:r>
+      <w:r>
+        <w:rPr>
           <w:lang w:val="id_ID" w:bidi="id_ID"/>
         </w:rPr>
         <w:t xml:space="preserve">Meskipun istilah </w:t>
@@ -27380,6 +31915,21 @@
       </w:r>
       <w:r>
         <w:rPr>
+          <w:b/>
+          <w:lang w:val="id_ID" w:bidi="id_ID"/>
+        </w:rPr>
+        <w:t>πονηροὶ &amp; ἄνθρωποι καὶ γόητες</w:t>
+      </w:r>
+    </w:p>
+    <w:p>
+      <w:pPr/>
+      <w:r>
+        <w:rPr>
+          <w:lang w:val="id_ID" w:bidi="id_ID"/>
+        </w:rPr>
+      </w:r>
+      <w:r>
+        <w:rPr>
           <w:lang w:val="id_ID" w:bidi="id_ID"/>
         </w:rPr>
         <w:t xml:space="preserve">Di sini, frasa </w:t>
@@ -27474,6 +32024,21 @@
       </w:r>
       <w:r>
         <w:rPr>
+          <w:b/>
+          <w:lang w:val="id_ID" w:bidi="id_ID"/>
+        </w:rPr>
+        <w:t>προκόψουσιν ἐπὶ τὸ χεῖρον</w:t>
+      </w:r>
+    </w:p>
+    <w:p>
+      <w:pPr/>
+      <w:r>
+        <w:rPr>
+          <w:lang w:val="id_ID" w:bidi="id_ID"/>
+        </w:rPr>
+      </w:r>
+      <w:r>
+        <w:rPr>
           <w:lang w:val="id_ID" w:bidi="id_ID"/>
         </w:rPr>
         <w:t xml:space="preserve">Di sini Paulus berbicara tentang orang-orang ini seolah-olah mereka secara fisik dapat </w:t>
@@ -27594,6 +32159,21 @@
       </w:r>
       <w:r>
         <w:rPr>
+          <w:b/>
+          <w:lang w:val="id_ID" w:bidi="id_ID"/>
+        </w:rPr>
+        <w:t>ἐπὶ τὸ χεῖρον</w:t>
+      </w:r>
+    </w:p>
+    <w:p>
+      <w:pPr/>
+      <w:r>
+        <w:rPr>
+          <w:lang w:val="id_ID" w:bidi="id_ID"/>
+        </w:rPr>
+      </w:r>
+      <w:r>
+        <w:rPr>
           <w:lang w:val="id_ID" w:bidi="id_ID"/>
         </w:rPr>
         <w:t xml:space="preserve">Paulus menggunakan kata sifat </w:t>
@@ -27675,6 +32255,21 @@
       </w:r>
       <w:r>
         <w:rPr>
+          <w:b/>
+          <w:lang w:val="id_ID" w:bidi="id_ID"/>
+        </w:rPr>
+        <w:t>πλανῶντες καὶ πλανώμενοι</w:t>
+      </w:r>
+    </w:p>
+    <w:p>
+      <w:pPr/>
+      <w:r>
+        <w:rPr>
+          <w:lang w:val="id_ID" w:bidi="id_ID"/>
+        </w:rPr>
+      </w:r>
+      <w:r>
+        <w:rPr>
           <w:lang w:val="id_ID" w:bidi="id_ID"/>
         </w:rPr>
         <w:t xml:space="preserve">Di sini Paulus berbicara seolah-olah </w:t>
@@ -27782,6 +32377,21 @@
       </w:r>
       <w:r>
         <w:rPr>
+          <w:b/>
+          <w:lang w:val="id_ID" w:bidi="id_ID"/>
+        </w:rPr>
+        <w:t>πλανώμενοι</w:t>
+      </w:r>
+    </w:p>
+    <w:p>
+      <w:pPr/>
+      <w:r>
+        <w:rPr>
+          <w:lang w:val="id_ID" w:bidi="id_ID"/>
+        </w:rPr>
+      </w:r>
+      <w:r>
+        <w:rPr>
           <w:lang w:val="id_ID" w:bidi="id_ID"/>
         </w:rPr>
         <w:t>Jika bahasa Anda tidak menggunakan bentuk pasif ini, Anda dapat mengekspresikan ide dalam bentuk aktif atau dengan cara lain yang alami dalam bahasa Anda. Jika Anda perlu mengatakan siapa yang melakukan tindakan tersebut, Anda dapat menggunakan subjek tak tentu. Terjemahan alternatif: "orang lain yang menyesatkan mereka"</w:t>
@@ -27850,6 +32460,21 @@
       </w:r>
       <w:r>
         <w:rPr>
+          <w:b/>
+          <w:lang w:val="id_ID" w:bidi="id_ID"/>
+        </w:rPr>
+        <w:t>σὺ δὲ</w:t>
+      </w:r>
+    </w:p>
+    <w:p>
+      <w:pPr/>
+      <w:r>
+        <w:rPr>
+          <w:lang w:val="id_ID" w:bidi="id_ID"/>
+        </w:rPr>
+      </w:r>
+      <w:r>
+        <w:rPr>
           <w:lang w:val="id_ID" w:bidi="id_ID"/>
         </w:rPr>
         <w:t xml:space="preserve">Di sini, kata </w:t>
@@ -27931,6 +32556,21 @@
       </w:r>
       <w:r>
         <w:rPr>
+          <w:b/>
+          <w:lang w:val="id_ID" w:bidi="id_ID"/>
+        </w:rPr>
+        <w:t>μένε ἐν οἷς ἔμαθες καὶ ἐπιστώθης, εἰδὼς παρὰ τίνων ἔμαθες</w:t>
+      </w:r>
+    </w:p>
+    <w:p>
+      <w:pPr/>
+      <w:r>
+        <w:rPr>
+          <w:lang w:val="id_ID" w:bidi="id_ID"/>
+        </w:rPr>
+      </w:r>
+      <w:r>
+        <w:rPr>
           <w:lang w:val="id_ID" w:bidi="id_ID"/>
         </w:rPr>
         <w:t>Jika akan lebih alami dalam bahasa Anda, Anda dapat membalik urutan klausa ini, karena klausa kedua memberikan alasan untuk hasil yang dijelaskan oleh klausa pertama. Terjemahan alternatif: "Kamu tahu dari siapa kamu belajar apa yang kamu pelajari dan kamu yakini. Jadi, tetaplah berada di dalam hal-hal itu, dengan mengetahui kebenaran itu"</w:t>
@@ -27999,6 +32639,21 @@
       </w:r>
       <w:r>
         <w:rPr>
+          <w:b/>
+          <w:lang w:val="id_ID" w:bidi="id_ID"/>
+        </w:rPr>
+        <w:t>μένε ἐν</w:t>
+      </w:r>
+    </w:p>
+    <w:p>
+      <w:pPr/>
+      <w:r>
+        <w:rPr>
+          <w:lang w:val="id_ID" w:bidi="id_ID"/>
+        </w:rPr>
+      </w:r>
+      <w:r>
+        <w:rPr>
           <w:lang w:val="id_ID" w:bidi="id_ID"/>
         </w:rPr>
         <w:t xml:space="preserve">Di sini Paulus berbicara seolah-olah apa yang Timotius </w:t>
@@ -28106,6 +32761,21 @@
       </w:r>
       <w:r>
         <w:rPr>
+          <w:b/>
+          <w:lang w:val="id_ID" w:bidi="id_ID"/>
+        </w:rPr>
+        <w:t>ἐπιστώθης</w:t>
+      </w:r>
+    </w:p>
+    <w:p>
+      <w:pPr/>
+      <w:r>
+        <w:rPr>
+          <w:lang w:val="id_ID" w:bidi="id_ID"/>
+        </w:rPr>
+      </w:r>
+      <w:r>
+        <w:rPr>
           <w:lang w:val="id_ID" w:bidi="id_ID"/>
         </w:rPr>
         <w:t>Jika bahasa Anda tidak menggunakan bentuk pasif ini, Anda dapat mengekspresikan ide dalam bentuk aktif atau dengan cara lain yang wajar dalam bahasa Anda. Terjemahan alternatif: "merasa yakin tentang"</w:t>
@@ -28174,6 +32844,21 @@
       </w:r>
       <w:r>
         <w:rPr>
+          <w:b/>
+          <w:lang w:val="id_ID" w:bidi="id_ID"/>
+        </w:rPr>
+        <w:t>εἰδὼς παρὰ τίνων ἔμαθες</w:t>
+      </w:r>
+    </w:p>
+    <w:p>
+      <w:pPr/>
+      <w:r>
+        <w:rPr>
+          <w:lang w:val="id_ID" w:bidi="id_ID"/>
+        </w:rPr>
+      </w:r>
+      <w:r>
+        <w:rPr>
           <w:lang w:val="id_ID" w:bidi="id_ID"/>
         </w:rPr>
         <w:t>Di sini Paulus menyiratkan bahwa Timotius tahu bahwa orang-orang ini dapat dipercaya. Jika itu akan membantu dalam bahasa Anda, Anda dapat membuat gagasan itu lebih eksplisit. Terjemahan alternatif: "karena engkau tahu bahwa orang-orang yang engkau pelajari itu dapat dipercaya"</w:t>
@@ -28242,6 +32927,21 @@
       </w:r>
       <w:r>
         <w:rPr>
+          <w:b/>
+          <w:lang w:val="id_ID" w:bidi="id_ID"/>
+        </w:rPr>
+        <w:t>ἀπὸ βρέφους</w:t>
+      </w:r>
+    </w:p>
+    <w:p>
+      <w:pPr/>
+      <w:r>
+        <w:rPr>
+          <w:lang w:val="id_ID" w:bidi="id_ID"/>
+        </w:rPr>
+      </w:r>
+      <w:r>
+        <w:rPr>
           <w:lang w:val="id_ID" w:bidi="id_ID"/>
         </w:rPr>
         <w:t xml:space="preserve">Jika bahasa Anda tidak menggunakan kata benda abstrak untuk ide </w:t>
@@ -28323,6 +33023,21 @@
       </w:r>
       <w:r>
         <w:rPr>
+          <w:b/>
+          <w:lang w:val="id_ID" w:bidi="id_ID"/>
+        </w:rPr>
+        <w:t>εἰς σωτηρίαν διὰ πίστεως τῆς ἐν Χριστῷ Ἰησοῦ</w:t>
+      </w:r>
+    </w:p>
+    <w:p>
+      <w:pPr/>
+      <w:r>
+        <w:rPr>
+          <w:lang w:val="id_ID" w:bidi="id_ID"/>
+        </w:rPr>
+      </w:r>
+      <w:r>
+        <w:rPr>
           <w:lang w:val="id_ID" w:bidi="id_ID"/>
         </w:rPr>
         <w:t xml:space="preserve">Jika bahasa Anda tidak menggunakan kata benda abstrak untuk gagasan </w:t>
@@ -28417,6 +33132,21 @@
       </w:r>
       <w:r>
         <w:rPr>
+          <w:b/>
+          <w:lang w:val="id_ID" w:bidi="id_ID"/>
+        </w:rPr>
+        <w:t>τῆς ἐν Χριστῷ Ἰησοῦ</w:t>
+      </w:r>
+    </w:p>
+    <w:p>
+      <w:pPr/>
+      <w:r>
+        <w:rPr>
+          <w:lang w:val="id_ID" w:bidi="id_ID"/>
+        </w:rPr>
+      </w:r>
+      <w:r>
+        <w:rPr>
           <w:lang w:val="id_ID" w:bidi="id_ID"/>
         </w:rPr>
         <w:t xml:space="preserve">Di sini Paulus menggunakan metafora spasial </w:t>
@@ -28563,6 +33293,21 @@
       </w:r>
       <w:r>
         <w:rPr>
+          <w:b/>
+          <w:lang w:val="id_ID" w:bidi="id_ID"/>
+        </w:rPr>
+        <w:t>πᾶσα Γραφὴ θεόπνευστος καὶ ὠφέλιμος</w:t>
+      </w:r>
+    </w:p>
+    <w:p>
+      <w:pPr/>
+      <w:r>
+        <w:rPr>
+          <w:lang w:val="id_ID" w:bidi="id_ID"/>
+        </w:rPr>
+      </w:r>
+      <w:r>
+        <w:rPr>
           <w:lang w:val="id_ID" w:bidi="id_ID"/>
         </w:rPr>
         <w:t>Jika bahasa Anda tidak menggunakan bentuk pasif ini, Anda dapat mengekspresikan ide dalam bentuk aktif atau dengan cara lain yang wajar dalam bahasa Anda. Terjemahan alternatif: "Allah telah menghembuskan seluruh Kitab Suci, dan itu bermanfaat"</w:t>
@@ -28631,6 +33376,21 @@
       </w:r>
       <w:r>
         <w:rPr>
+          <w:b/>
+          <w:lang w:val="id_ID" w:bidi="id_ID"/>
+        </w:rPr>
+        <w:t>πᾶσα Γραφὴ θεόπνευστος καὶ</w:t>
+      </w:r>
+    </w:p>
+    <w:p>
+      <w:pPr/>
+      <w:r>
+        <w:rPr>
+          <w:lang w:val="id_ID" w:bidi="id_ID"/>
+        </w:rPr>
+      </w:r>
+      <w:r>
+        <w:rPr>
           <w:lang w:val="id_ID" w:bidi="id_ID"/>
         </w:rPr>
         <w:t xml:space="preserve">Di sini Paulus berbicara seolah-olah Allah </w:t>
@@ -28751,6 +33511,21 @@
       </w:r>
       <w:r>
         <w:rPr>
+          <w:b/>
+          <w:lang w:val="id_ID" w:bidi="id_ID"/>
+        </w:rPr>
+        <w:t>πᾶσα Γραφὴ</w:t>
+      </w:r>
+    </w:p>
+    <w:p>
+      <w:pPr/>
+      <w:r>
+        <w:rPr>
+          <w:lang w:val="id_ID" w:bidi="id_ID"/>
+        </w:rPr>
+      </w:r>
+      <w:r>
+        <w:rPr>
           <w:lang w:val="id_ID" w:bidi="id_ID"/>
         </w:rPr>
         <w:t xml:space="preserve">Di sini, frasa yang diterjemahkan sebagai </w:t>
@@ -28845,6 +33620,21 @@
       </w:r>
       <w:r>
         <w:rPr>
+          <w:b/>
+          <w:lang w:val="id_ID" w:bidi="id_ID"/>
+        </w:rPr>
+        <w:t>ὠφέλιμος</w:t>
+      </w:r>
+    </w:p>
+    <w:p>
+      <w:pPr/>
+      <w:r>
+        <w:rPr>
+          <w:lang w:val="id_ID" w:bidi="id_ID"/>
+        </w:rPr>
+      </w:r>
+      <w:r>
+        <w:rPr>
           <w:lang w:val="id_ID" w:bidi="id_ID"/>
         </w:rPr>
         <w:t xml:space="preserve">Di sini Paulus bisa jadi menyiratkan bahwa Kitab Suci </w:t>
@@ -28926,6 +33716,21 @@
       </w:r>
       <w:r>
         <w:rPr>
+          <w:b/>
+          <w:lang w:val="id_ID" w:bidi="id_ID"/>
+        </w:rPr>
+        <w:t>πρὸς διδασκαλίαν, πρὸς ἐλεγμόν, πρὸς ἐπανόρθωσιν, πρὸς παιδείαν τὴν ἐν δικαιοσύνῃ</w:t>
+      </w:r>
+    </w:p>
+    <w:p>
+      <w:pPr/>
+      <w:r>
+        <w:rPr>
+          <w:lang w:val="id_ID" w:bidi="id_ID"/>
+        </w:rPr>
+      </w:r>
+      <w:r>
+        <w:rPr>
           <w:lang w:val="id_ID" w:bidi="id_ID"/>
         </w:rPr>
         <w:t>Jika bahasa Anda tidak menggunakan kata benda abstrak untuk beberapa atau semua ide dalam daftar ini, Anda dapat mengekspresikan ide yang sama dengan cara lain. Terjemahan alternatif: "untuk mengajar, untuk menegur, untuk memperbaiki kelakuan, untuk mendidik orang dalam kebenaran"</w:t>
@@ -28994,6 +33799,21 @@
       </w:r>
       <w:r>
         <w:rPr>
+          <w:b/>
+          <w:lang w:val="id_ID" w:bidi="id_ID"/>
+        </w:rPr>
+        <w:t>ἵνα</w:t>
+      </w:r>
+    </w:p>
+    <w:p>
+      <w:pPr/>
+      <w:r>
+        <w:rPr>
+          <w:lang w:val="id_ID" w:bidi="id_ID"/>
+        </w:rPr>
+      </w:r>
+      <w:r>
+        <w:rPr>
           <w:lang w:val="id_ID" w:bidi="id_ID"/>
         </w:rPr>
         <w:t xml:space="preserve">Di sini, frasa </w:t>
@@ -29075,6 +33895,21 @@
       </w:r>
       <w:r>
         <w:rPr>
+          <w:b/>
+          <w:lang w:val="id_ID" w:bidi="id_ID"/>
+        </w:rPr>
+        <w:t>ὁ τοῦ Θεοῦ ἄνθρωπος</w:t>
+      </w:r>
+    </w:p>
+    <w:p>
+      <w:pPr/>
+      <w:r>
+        <w:rPr>
+          <w:lang w:val="id_ID" w:bidi="id_ID"/>
+        </w:rPr>
+      </w:r>
+      <w:r>
+        <w:rPr>
           <w:lang w:val="id_ID" w:bidi="id_ID"/>
         </w:rPr>
         <w:t xml:space="preserve">Di sini, Paulus menggunakan bentuk posesif untuk menggambarkan seorang </w:t>
@@ -29169,6 +34004,21 @@
       </w:r>
       <w:r>
         <w:rPr>
+          <w:b/>
+          <w:lang w:val="id_ID" w:bidi="id_ID"/>
+        </w:rPr>
+        <w:t>ὁ τοῦ Θεοῦ ἄνθρωπος</w:t>
+      </w:r>
+    </w:p>
+    <w:p>
+      <w:pPr/>
+      <w:r>
+        <w:rPr>
+          <w:lang w:val="id_ID" w:bidi="id_ID"/>
+        </w:rPr>
+      </w:r>
+      <w:r>
+        <w:rPr>
           <w:lang w:val="id_ID" w:bidi="id_ID"/>
         </w:rPr>
         <w:t xml:space="preserve">Kata </w:t>
@@ -29250,6 +34100,21 @@
       </w:r>
       <w:r>
         <w:rPr>
+          <w:b/>
+          <w:lang w:val="id_ID" w:bidi="id_ID"/>
+        </w:rPr>
+        <w:t>ὁ τοῦ Θεοῦ ἄνθρωπος</w:t>
+      </w:r>
+    </w:p>
+    <w:p>
+      <w:pPr/>
+      <w:r>
+        <w:rPr>
+          <w:lang w:val="id_ID" w:bidi="id_ID"/>
+        </w:rPr>
+      </w:r>
+      <w:r>
+        <w:rPr>
           <w:lang w:val="id_ID" w:bidi="id_ID"/>
         </w:rPr>
         <w:t xml:space="preserve">Meskipun istilah </w:t>
@@ -29331,6 +34196,21 @@
       </w:r>
       <w:r>
         <w:rPr>
+          <w:b/>
+          <w:lang w:val="id_ID" w:bidi="id_ID"/>
+        </w:rPr>
+        <w:t>ἄρτιος &amp; πρὸς πᾶν ἔργον ἀγαθὸν ἐξηρτισμένος</w:t>
+      </w:r>
+    </w:p>
+    <w:p>
+      <w:pPr/>
+      <w:r>
+        <w:rPr>
+          <w:lang w:val="id_ID" w:bidi="id_ID"/>
+        </w:rPr>
+      </w:r>
+      <w:r>
+        <w:rPr>
           <w:lang w:val="id_ID" w:bidi="id_ID"/>
         </w:rPr>
         <w:t xml:space="preserve">Istilah </w:t>
@@ -29425,6 +34305,21 @@
       </w:r>
       <w:r>
         <w:rPr>
+          <w:b/>
+          <w:lang w:val="id_ID" w:bidi="id_ID"/>
+        </w:rPr>
+        <w:t>ἐξηρτισμένος</w:t>
+      </w:r>
+    </w:p>
+    <w:p>
+      <w:pPr/>
+      <w:r>
+        <w:rPr>
+          <w:lang w:val="id_ID" w:bidi="id_ID"/>
+        </w:rPr>
+      </w:r>
+      <w:r>
+        <w:rPr>
           <w:lang w:val="id_ID" w:bidi="id_ID"/>
         </w:rPr>
         <w:t>Jika bahasa Anda tidak menggunakan bentuk pasif ini, Anda dapat mengungkapkan gagasan tersebut dalam bentuk aktif atau dengan cara lain yang wajar dalam bahasa Anda. Jika Anda perlu mengatakan siapa yang melakukan tindakan tersebut, jelaslah dari konteksnya bahwa yang melakukan tindakan tersebut adalah Allah. Terjemahan alternatif: "memiliki segala sesuatu yang dibutuhkannya" atau "orang yang telah diperlengkapi oleh Allah"</w:t>
@@ -29613,6 +34508,21 @@
       </w:r>
       <w:r>
         <w:rPr>
+          <w:b/>
+          <w:lang w:val="id_ID" w:bidi="id_ID"/>
+        </w:rPr>
+        <w:t>ζῶντας καὶ νεκρούς</w:t>
+      </w:r>
+    </w:p>
+    <w:p>
+      <w:pPr/>
+      <w:r>
+        <w:rPr>
+          <w:lang w:val="id_ID" w:bidi="id_ID"/>
+        </w:rPr>
+      </w:r>
+      <w:r>
+        <w:rPr>
           <w:lang w:val="id_ID" w:bidi="id_ID"/>
         </w:rPr>
         <w:t xml:space="preserve">Paulus menggunakan kata sifat </w:t>
@@ -29707,6 +34617,21 @@
       </w:r>
       <w:r>
         <w:rPr>
+          <w:b/>
+          <w:lang w:val="id_ID" w:bidi="id_ID"/>
+        </w:rPr>
+        <w:t>καὶ τὴν ἐπιφάνειαν αὐτοῦ</w:t>
+      </w:r>
+    </w:p>
+    <w:p>
+      <w:pPr/>
+      <w:r>
+        <w:rPr>
+          <w:lang w:val="id_ID" w:bidi="id_ID"/>
+        </w:rPr>
+      </w:r>
+      <w:r>
+        <w:rPr>
           <w:lang w:val="id_ID" w:bidi="id_ID"/>
         </w:rPr>
         <w:t xml:space="preserve">Banyak naskah kuno berbunyi </w:t>
@@ -29788,6 +34713,21 @@
       </w:r>
       <w:r>
         <w:rPr>
+          <w:b/>
+          <w:lang w:val="id_ID" w:bidi="id_ID"/>
+        </w:rPr>
+        <w:t>τὴν ἐπιφάνειαν αὐτοῦ</w:t>
+      </w:r>
+    </w:p>
+    <w:p>
+      <w:pPr/>
+      <w:r>
+        <w:rPr>
+          <w:lang w:val="id_ID" w:bidi="id_ID"/>
+        </w:rPr>
+      </w:r>
+      <w:r>
+        <w:rPr>
           <w:lang w:val="id_ID" w:bidi="id_ID"/>
         </w:rPr>
         <w:t xml:space="preserve">Di sini, frasa </w:t>
@@ -29882,6 +34822,21 @@
       </w:r>
       <w:r>
         <w:rPr>
+          <w:b/>
+          <w:lang w:val="id_ID" w:bidi="id_ID"/>
+        </w:rPr>
+        <w:t>τὸν λόγον</w:t>
+      </w:r>
+    </w:p>
+    <w:p>
+      <w:pPr/>
+      <w:r>
+        <w:rPr>
+          <w:lang w:val="id_ID" w:bidi="id_ID"/>
+        </w:rPr>
+      </w:r>
+      <w:r>
+        <w:rPr>
           <w:lang w:val="id_ID" w:bidi="id_ID"/>
         </w:rPr>
         <w:t xml:space="preserve">Di sini, </w:t>
@@ -29963,6 +34918,21 @@
       </w:r>
       <w:r>
         <w:rPr>
+          <w:b/>
+          <w:lang w:val="id_ID" w:bidi="id_ID"/>
+        </w:rPr>
+        <w:t>ἐπίστηθι</w:t>
+      </w:r>
+    </w:p>
+    <w:p>
+      <w:pPr/>
+      <w:r>
+        <w:rPr>
+          <w:lang w:val="id_ID" w:bidi="id_ID"/>
+        </w:rPr>
+      </w:r>
+      <w:r>
+        <w:rPr>
           <w:lang w:val="id_ID" w:bidi="id_ID"/>
         </w:rPr>
         <w:t xml:space="preserve">Di sini Paulus berbicara seolah-olah Timotius harus </w:t>
@@ -30044,6 +35014,21 @@
       </w:r>
       <w:r>
         <w:rPr>
+          <w:b/>
+          <w:lang w:val="id_ID" w:bidi="id_ID"/>
+        </w:rPr>
+        <w:t>εὐκαίρως, ἀκαίρως</w:t>
+      </w:r>
+    </w:p>
+    <w:p>
+      <w:pPr/>
+      <w:r>
+        <w:rPr>
+          <w:lang w:val="id_ID" w:bidi="id_ID"/>
+        </w:rPr>
+      </w:r>
+      <w:r>
+        <w:rPr>
           <w:lang w:val="id_ID" w:bidi="id_ID"/>
         </w:rPr>
         <w:t>Di sini Paulus mungkin menyiratkan bahwa terkadang ada waktu yang tepat dan ada waktu yang tidak tepat untuk: (1) Para pendengar Timotius. Terjemahan alternatif: "ketika orang siap untuk mendengar dan ketika orang tidak siap untuk mendengar" atau "ketika orang mau menerima dan ketika mereka tidak mau menerima" (2) Timotius. Terjemahan alternatif: "ketika itu nyaman bagimu dan ketika itu tidak nyaman"</w:t>
@@ -30112,6 +35097,21 @@
       </w:r>
       <w:r>
         <w:rPr>
+          <w:b/>
+          <w:lang w:val="id_ID" w:bidi="id_ID"/>
+        </w:rPr>
+        <w:t>ἐν πάσῃ μακροθυμίᾳ καὶ διδαχῇ</w:t>
+      </w:r>
+    </w:p>
+    <w:p>
+      <w:pPr/>
+      <w:r>
+        <w:rPr>
+          <w:lang w:val="id_ID" w:bidi="id_ID"/>
+        </w:rPr>
+      </w:r>
+      <w:r>
+        <w:rPr>
           <w:lang w:val="id_ID" w:bidi="id_ID"/>
         </w:rPr>
         <w:t xml:space="preserve">Di sini, kata </w:t>
@@ -30219,6 +35219,21 @@
       </w:r>
       <w:r>
         <w:rPr>
+          <w:b/>
+          <w:lang w:val="id_ID" w:bidi="id_ID"/>
+        </w:rPr>
+        <w:t>ἐν πάσῃ μακροθυμίᾳ καὶ διδαχῇ</w:t>
+      </w:r>
+    </w:p>
+    <w:p>
+      <w:pPr/>
+      <w:r>
+        <w:rPr>
+          <w:lang w:val="id_ID" w:bidi="id_ID"/>
+        </w:rPr>
+      </w:r>
+      <w:r>
+        <w:rPr>
           <w:lang w:val="id_ID" w:bidi="id_ID"/>
         </w:rPr>
         <w:t xml:space="preserve">Jika bahasa Anda tidak menggunakan kata benda abstrak untuk ide </w:t>
@@ -30313,6 +35328,21 @@
       </w:r>
       <w:r>
         <w:rPr>
+          <w:b/>
+          <w:lang w:val="id_ID" w:bidi="id_ID"/>
+        </w:rPr>
+        <w:t>γὰρ</w:t>
+      </w:r>
+    </w:p>
+    <w:p>
+      <w:pPr/>
+      <w:r>
+        <w:rPr>
+          <w:lang w:val="id_ID" w:bidi="id_ID"/>
+        </w:rPr>
+      </w:r>
+      <w:r>
+        <w:rPr>
           <w:lang w:val="id_ID" w:bidi="id_ID"/>
         </w:rPr>
         <w:t xml:space="preserve">Di sini, kata </w:t>
@@ -30407,6 +35437,21 @@
       </w:r>
       <w:r>
         <w:rPr>
+          <w:b/>
+          <w:lang w:val="id_ID" w:bidi="id_ID"/>
+        </w:rPr>
+        <w:t>ἔσται &amp; καιρὸς ὅτε</w:t>
+      </w:r>
+    </w:p>
+    <w:p>
+      <w:pPr/>
+      <w:r>
+        <w:rPr>
+          <w:lang w:val="id_ID" w:bidi="id_ID"/>
+        </w:rPr>
+      </w:r>
+      <w:r>
+        <w:rPr>
           <w:lang w:val="id_ID" w:bidi="id_ID"/>
         </w:rPr>
         <w:t xml:space="preserve">Terjemahan alternatif: </w:t>
@@ -30468,6 +35513,21 @@
       </w:r>
       <w:r>
         <w:rPr>
+          <w:b/>
+          <w:lang w:val="id_ID" w:bidi="id_ID"/>
+        </w:rPr>
+        <w:t>οὐκ ἀνέξονται</w:t>
+      </w:r>
+    </w:p>
+    <w:p>
+      <w:pPr/>
+      <w:r>
+        <w:rPr>
+          <w:lang w:val="id_ID" w:bidi="id_ID"/>
+        </w:rPr>
+      </w:r>
+      <w:r>
+        <w:rPr>
           <w:lang w:val="id_ID" w:bidi="id_ID"/>
         </w:rPr>
         <w:t xml:space="preserve">Kata ganti </w:t>
@@ -30549,6 +35609,21 @@
       </w:r>
       <w:r>
         <w:rPr>
+          <w:b/>
+          <w:lang w:val="id_ID" w:bidi="id_ID"/>
+        </w:rPr>
+        <w:t>οὐκ ἀνέξονται</w:t>
+      </w:r>
+    </w:p>
+    <w:p>
+      <w:pPr/>
+      <w:r>
+        <w:rPr>
+          <w:lang w:val="id_ID" w:bidi="id_ID"/>
+        </w:rPr>
+      </w:r>
+      <w:r>
+        <w:rPr>
           <w:lang w:val="id_ID" w:bidi="id_ID"/>
         </w:rPr>
         <w:t xml:space="preserve">Di sini, frasa </w:t>
@@ -30643,6 +35718,21 @@
       </w:r>
       <w:r>
         <w:rPr>
+          <w:b/>
+          <w:lang w:val="id_ID" w:bidi="id_ID"/>
+        </w:rPr>
+        <w:t>τῆς ὑγιαινούσης διδασκαλίας</w:t>
+      </w:r>
+    </w:p>
+    <w:p>
+      <w:pPr/>
+      <w:r>
+        <w:rPr>
+          <w:lang w:val="id_ID" w:bidi="id_ID"/>
+        </w:rPr>
+      </w:r>
+      <w:r>
+        <w:rPr>
           <w:lang w:val="id_ID" w:bidi="id_ID"/>
         </w:rPr>
         <w:t xml:space="preserve">Di sini Paulus berbicara seolah-olah </w:t>
@@ -30750,6 +35840,21 @@
       </w:r>
       <w:r>
         <w:rPr>
+          <w:b/>
+          <w:lang w:val="id_ID" w:bidi="id_ID"/>
+        </w:rPr>
+        <w:t>κατὰ τὰς ἰδίας ἐπιθυμίας, ἑαυτοῖς ἐπισωρεύσουσιν διδασκάλους</w:t>
+      </w:r>
+    </w:p>
+    <w:p>
+      <w:pPr/>
+      <w:r>
+        <w:rPr>
+          <w:lang w:val="id_ID" w:bidi="id_ID"/>
+        </w:rPr>
+      </w:r>
+      <w:r>
+        <w:rPr>
           <w:lang w:val="id_ID" w:bidi="id_ID"/>
         </w:rPr>
         <w:t xml:space="preserve">Di sini, frasa </w:t>
@@ -30857,6 +35962,21 @@
       </w:r>
       <w:r>
         <w:rPr>
+          <w:b/>
+          <w:lang w:val="id_ID" w:bidi="id_ID"/>
+        </w:rPr>
+        <w:t>ἑαυτοῖς ἐπισωρεύσουσιν διδασκάλους</w:t>
+      </w:r>
+    </w:p>
+    <w:p>
+      <w:pPr/>
+      <w:r>
+        <w:rPr>
+          <w:lang w:val="id_ID" w:bidi="id_ID"/>
+        </w:rPr>
+      </w:r>
+      <w:r>
+        <w:rPr>
           <w:lang w:val="id_ID" w:bidi="id_ID"/>
         </w:rPr>
         <w:t xml:space="preserve">Paulus berbicara tentang bagaimana orang-orang ini mengumpulkan banyak </w:t>
@@ -30951,6 +36071,21 @@
       </w:r>
       <w:r>
         <w:rPr>
+          <w:b/>
+          <w:lang w:val="id_ID" w:bidi="id_ID"/>
+        </w:rPr>
+        <w:t>κνηθόμενοι τὴν ἀκοήν</w:t>
+      </w:r>
+    </w:p>
+    <w:p>
+      <w:pPr/>
+      <w:r>
+        <w:rPr>
+          <w:lang w:val="id_ID" w:bidi="id_ID"/>
+        </w:rPr>
+      </w:r>
+      <w:r>
+        <w:rPr>
           <w:lang w:val="id_ID" w:bidi="id_ID"/>
         </w:rPr>
         <w:t xml:space="preserve">Di sini Paulus berbicara seolah-olah orang-orang ini memiliki </w:t>
@@ -31045,6 +36180,21 @@
       </w:r>
       <w:r>
         <w:rPr>
+          <w:b/>
+          <w:lang w:val="id_ID" w:bidi="id_ID"/>
+        </w:rPr>
+        <w:t>τὴν ἀκοήν</w:t>
+      </w:r>
+    </w:p>
+    <w:p>
+      <w:pPr/>
+      <w:r>
+        <w:rPr>
+          <w:lang w:val="id_ID" w:bidi="id_ID"/>
+        </w:rPr>
+      </w:r>
+      <w:r>
+        <w:rPr>
           <w:lang w:val="id_ID" w:bidi="id_ID"/>
         </w:rPr>
         <w:t xml:space="preserve">Jika dalam bahasa Anda tidak wajar jika berbicara seolah-olah sekelompok orang hanya memiliki satu </w:t>
@@ -31126,6 +36276,21 @@
       </w:r>
       <w:r>
         <w:rPr>
+          <w:b/>
+          <w:lang w:val="id_ID" w:bidi="id_ID"/>
+        </w:rPr>
+        <w:t>ἀπὸ μὲν τῆς ἀληθείας τὴν ἀκοὴν ἀποστρέψουσιν</w:t>
+      </w:r>
+    </w:p>
+    <w:p>
+      <w:pPr/>
+      <w:r>
+        <w:rPr>
+          <w:lang w:val="id_ID" w:bidi="id_ID"/>
+        </w:rPr>
+      </w:r>
+      <w:r>
+        <w:rPr>
           <w:lang w:val="id_ID" w:bidi="id_ID"/>
         </w:rPr>
         <w:t>Paulus berbicara tentang orang-orang yang tidak lagi memperhatikan seolah-olah mereka secara fisik memalingkan telinga mereka sehingga mereka tidak dapat mendengar. Jika akan membantu dalam bahasa Anda, Anda dapat menggunakan metafora yang sebanding atau menyatakan maknanya dengan jelas. Terjemahan alternatif: "mereka tidak lagi memperhatikan kebenaran"</w:t>
@@ -31194,6 +36359,21 @@
       </w:r>
       <w:r>
         <w:rPr>
+          <w:b/>
+          <w:lang w:val="id_ID" w:bidi="id_ID"/>
+        </w:rPr>
+        <w:t>τὴν ἀκοὴν</w:t>
+      </w:r>
+    </w:p>
+    <w:p>
+      <w:pPr/>
+      <w:r>
+        <w:rPr>
+          <w:lang w:val="id_ID" w:bidi="id_ID"/>
+        </w:rPr>
+      </w:r>
+      <w:r>
+        <w:rPr>
           <w:lang w:val="id_ID" w:bidi="id_ID"/>
         </w:rPr>
         <w:t xml:space="preserve">Jika dalam bahasa Anda tidak wajar jika berbicara seolah-olah sekelompok orang hanya memiliki satu </w:t>
@@ -31275,6 +36455,21 @@
       </w:r>
       <w:r>
         <w:rPr>
+          <w:b/>
+          <w:lang w:val="id_ID" w:bidi="id_ID"/>
+        </w:rPr>
+        <w:t>τῆς ἀληθείας</w:t>
+      </w:r>
+    </w:p>
+    <w:p>
+      <w:pPr/>
+      <w:r>
+        <w:rPr>
+          <w:lang w:val="id_ID" w:bidi="id_ID"/>
+        </w:rPr>
+      </w:r>
+      <w:r>
+        <w:rPr>
           <w:lang w:val="id_ID" w:bidi="id_ID"/>
         </w:rPr>
         <w:t xml:space="preserve">Jika bahasa Anda tidak menggunakan kata benda abstrak untuk ide </w:t>
@@ -31356,6 +36551,21 @@
       </w:r>
       <w:r>
         <w:rPr>
+          <w:b/>
+          <w:lang w:val="id_ID" w:bidi="id_ID"/>
+        </w:rPr>
+        <w:t>ἐπὶ &amp; ἐκτραπήσονται</w:t>
+      </w:r>
+    </w:p>
+    <w:p>
+      <w:pPr/>
+      <w:r>
+        <w:rPr>
+          <w:lang w:val="id_ID" w:bidi="id_ID"/>
+        </w:rPr>
+      </w:r>
+      <w:r>
+        <w:rPr>
           <w:lang w:val="id_ID" w:bidi="id_ID"/>
         </w:rPr>
         <w:t>Jika bahasa Anda tidak menggunakan bentuk pasif ini, Anda dapat mengungkapkan ide tersebut dalam bentuk aktif atau dengan cara lain yang wajar dalam bahasa Anda. Jika Anda perlu mengatakan siapa yang melakukan tindakan tersebut, jelas dari konteksnya bahwa yang melakukan adalah para guru yang mereka kumpulkan. Terjemahan alternatif: "guru-guru mereka akan memalingkan mereka pada"</w:t>
@@ -31424,6 +36634,21 @@
       </w:r>
       <w:r>
         <w:rPr>
+          <w:b/>
+          <w:lang w:val="id_ID" w:bidi="id_ID"/>
+        </w:rPr>
+        <w:t>ἐπὶ &amp; ἐκτραπήσονται</w:t>
+      </w:r>
+    </w:p>
+    <w:p>
+      <w:pPr/>
+      <w:r>
+        <w:rPr>
+          <w:lang w:val="id_ID" w:bidi="id_ID"/>
+        </w:rPr>
+      </w:r>
+      <w:r>
+        <w:rPr>
           <w:lang w:val="id_ID" w:bidi="id_ID"/>
         </w:rPr>
         <w:t xml:space="preserve">Di sini Paulus berbicara tentang orang-orang yang memperhatikan </w:t>
@@ -31505,6 +36730,21 @@
       </w:r>
       <w:r>
         <w:rPr>
+          <w:b/>
+          <w:lang w:val="id_ID" w:bidi="id_ID"/>
+        </w:rPr>
+        <w:t>τοὺς μύθους</w:t>
+      </w:r>
+    </w:p>
+    <w:p>
+      <w:pPr/>
+      <w:r>
+        <w:rPr>
+          <w:lang w:val="id_ID" w:bidi="id_ID"/>
+        </w:rPr>
+      </w:r>
+      <w:r>
+        <w:rPr>
           <w:lang w:val="id_ID" w:bidi="id_ID"/>
         </w:rPr>
         <w:t xml:space="preserve">Kata </w:t>
@@ -31586,6 +36826,21 @@
       </w:r>
       <w:r>
         <w:rPr>
+          <w:b/>
+          <w:lang w:val="id_ID" w:bidi="id_ID"/>
+        </w:rPr>
+        <w:t>σὺ δὲ</w:t>
+      </w:r>
+    </w:p>
+    <w:p>
+      <w:pPr/>
+      <w:r>
+        <w:rPr>
+          <w:lang w:val="id_ID" w:bidi="id_ID"/>
+        </w:rPr>
+      </w:r>
+      <w:r>
+        <w:rPr>
           <w:lang w:val="id_ID" w:bidi="id_ID"/>
         </w:rPr>
         <w:t xml:space="preserve">Di sini, kata </w:t>
@@ -31667,6 +36922,21 @@
       </w:r>
       <w:r>
         <w:rPr>
+          <w:b/>
+          <w:lang w:val="id_ID" w:bidi="id_ID"/>
+        </w:rPr>
+        <w:t>νῆφε</w:t>
+      </w:r>
+    </w:p>
+    <w:p>
+      <w:pPr/>
+      <w:r>
+        <w:rPr>
+          <w:lang w:val="id_ID" w:bidi="id_ID"/>
+        </w:rPr>
+      </w:r>
+      <w:r>
+        <w:rPr>
           <w:lang w:val="id_ID" w:bidi="id_ID"/>
         </w:rPr>
         <w:t xml:space="preserve">Di sini Paulus berbicara seolah-olah dia ingin Timotius menghindari mabuk sehingga dia </w:t>
@@ -31684,7 +36954,7 @@
         </w:rPr>
         <w:t xml:space="preserve">. Walaupun Paulus memang menulis bahwa orang Kristen tidak boleh mabuk (lihat </w:t>
       </w:r>
-      <w:hyperlink r:id="rId42">
+      <w:hyperlink r:id="rId44">
         <w:r>
           <w:rPr>
             <w:lang w:val="id_ID" w:bidi="id_ID"/>
@@ -31766,6 +37036,21 @@
       </w:r>
       <w:r>
         <w:rPr>
+          <w:b/>
+          <w:lang w:val="id_ID" w:bidi="id_ID"/>
+        </w:rPr>
+        <w:t>ἐν πᾶσιν</w:t>
+      </w:r>
+    </w:p>
+    <w:p>
+      <w:pPr/>
+      <w:r>
+        <w:rPr>
+          <w:lang w:val="id_ID" w:bidi="id_ID"/>
+        </w:rPr>
+      </w:r>
+      <w:r>
+        <w:rPr>
           <w:lang w:val="id_ID" w:bidi="id_ID"/>
         </w:rPr>
         <w:t>Terjemahan alternatif: "dalam setiap situasi" atau "dalam segala hal"</w:t>
@@ -31814,6 +37099,21 @@
       </w:r>
       <w:r>
         <w:rPr>
+          <w:b/>
+          <w:lang w:val="id_ID" w:bidi="id_ID"/>
+        </w:rPr>
+        <w:t>κακοπάθησον</w:t>
+      </w:r>
+    </w:p>
+    <w:p>
+      <w:pPr/>
+      <w:r>
+        <w:rPr>
+          <w:lang w:val="id_ID" w:bidi="id_ID"/>
+        </w:rPr>
+      </w:r>
+      <w:r>
+        <w:rPr>
           <w:lang w:val="id_ID" w:bidi="id_ID"/>
         </w:rPr>
         <w:t xml:space="preserve">Jika bahasa Anda tidak menggunakan kata benda abstrak untuk ide </w:t>
@@ -31895,6 +37195,21 @@
       </w:r>
       <w:r>
         <w:rPr>
+          <w:b/>
+          <w:lang w:val="id_ID" w:bidi="id_ID"/>
+        </w:rPr>
+        <w:t>ἔργον &amp; εὐαγγελιστοῦ</w:t>
+      </w:r>
+    </w:p>
+    <w:p>
+      <w:pPr/>
+      <w:r>
+        <w:rPr>
+          <w:lang w:val="id_ID" w:bidi="id_ID"/>
+        </w:rPr>
+      </w:r>
+      <w:r>
+        <w:rPr>
           <w:lang w:val="id_ID" w:bidi="id_ID"/>
         </w:rPr>
         <w:t xml:space="preserve">Di sini, Paulus menggunakan bentuk posesif untuk menggambarkan </w:t>
@@ -31989,6 +37304,21 @@
       </w:r>
       <w:r>
         <w:rPr>
+          <w:b/>
+          <w:lang w:val="id_ID" w:bidi="id_ID"/>
+        </w:rPr>
+        <w:t>τὴν διακονίαν σου πληροφόρησον</w:t>
+      </w:r>
+    </w:p>
+    <w:p>
+      <w:pPr/>
+      <w:r>
+        <w:rPr>
+          <w:lang w:val="id_ID" w:bidi="id_ID"/>
+        </w:rPr>
+      </w:r>
+      <w:r>
+        <w:rPr>
           <w:lang w:val="id_ID" w:bidi="id_ID"/>
         </w:rPr>
         <w:t xml:space="preserve">Jika bahasa Anda tidak menggunakan kata benda abstrak untuk ide </w:t>
@@ -32070,6 +37400,21 @@
       </w:r>
       <w:r>
         <w:rPr>
+          <w:b/>
+          <w:lang w:val="id_ID" w:bidi="id_ID"/>
+        </w:rPr>
+        <w:t>γὰρ</w:t>
+      </w:r>
+    </w:p>
+    <w:p>
+      <w:pPr/>
+      <w:r>
+        <w:rPr>
+          <w:lang w:val="id_ID" w:bidi="id_ID"/>
+        </w:rPr>
+      </w:r>
+      <w:r>
+        <w:rPr>
           <w:lang w:val="id_ID" w:bidi="id_ID"/>
         </w:rPr>
         <w:t xml:space="preserve">Di sini, kata </w:t>
@@ -32164,6 +37509,21 @@
       </w:r>
       <w:r>
         <w:rPr>
+          <w:b/>
+          <w:lang w:val="id_ID" w:bidi="id_ID"/>
+        </w:rPr>
+        <w:t>ἐγὼ &amp; ἤδη σπένδομαι</w:t>
+      </w:r>
+    </w:p>
+    <w:p>
+      <w:pPr/>
+      <w:r>
+        <w:rPr>
+          <w:lang w:val="id_ID" w:bidi="id_ID"/>
+        </w:rPr>
+      </w:r>
+      <w:r>
+        <w:rPr>
           <w:lang w:val="id_ID" w:bidi="id_ID"/>
         </w:rPr>
         <w:t>Di sini Paulus menggambarkan dirinya seolah-olah dia adalah anggur yang akan dicurahkan oleh orang-orang dalam budayanya kepada kurban sebelum mereka mempersembahkannya kepada Allah. Maksudnya adalah bahwa ia sedang mengalami hari-hari terakhir dalam hidupnya, dan baik hari-hari ini maupun kematiannya akan memuliakan Allah. Jika itu akan membantu dalam bahasa Anda, Anda dapat mengungkapkan ide tersebut dalam bentuk perumpamaan atau menyatakan maknanya dengan jelas. Terjemahan alternatif: "Saya mendekati akhir hidup saya, yang seperti dicurahkan sebagai persembahan" atau "Saya menghormati Tuhan saat saya mengalami hari-hari terakhir dalam hidup saya"</w:t>
@@ -32232,6 +37592,21 @@
       </w:r>
       <w:r>
         <w:rPr>
+          <w:b/>
+          <w:lang w:val="id_ID" w:bidi="id_ID"/>
+        </w:rPr>
+        <w:t>ἐγὼ &amp; ἤδη σπένδομαι</w:t>
+      </w:r>
+    </w:p>
+    <w:p>
+      <w:pPr/>
+      <w:r>
+        <w:rPr>
+          <w:lang w:val="id_ID" w:bidi="id_ID"/>
+        </w:rPr>
+      </w:r>
+      <w:r>
+        <w:rPr>
           <w:lang w:val="id_ID" w:bidi="id_ID"/>
         </w:rPr>
         <w:t>Jika bahasa Anda tidak menggunakan bentuk pasif ini, Anda dapat mengungkapkan gagasan tersebut dalam bentuk aktif atau dengan cara lain yang wajar dalam bahasa Anda. Jika Anda perlu mengatakan siapa yang melakukan tindakan tersebut, jelaslah dari konteksnya bahwa yang melakukan tindakan tersebut adalah Allah. Terjemahan alternatif: "Allah telah mencurahkan aku sebagai persembahan"</w:t>
@@ -32300,6 +37675,21 @@
       </w:r>
       <w:r>
         <w:rPr>
+          <w:b/>
+          <w:lang w:val="id_ID" w:bidi="id_ID"/>
+        </w:rPr>
+        <w:t>τῆς ἀναλύσεώς μου</w:t>
+      </w:r>
+    </w:p>
+    <w:p>
+      <w:pPr/>
+      <w:r>
+        <w:rPr>
+          <w:lang w:val="id_ID" w:bidi="id_ID"/>
+        </w:rPr>
+      </w:r>
+      <w:r>
+        <w:rPr>
           <w:lang w:val="id_ID" w:bidi="id_ID"/>
         </w:rPr>
         <w:t xml:space="preserve">Paulus merujuk pada kematiannya dengan cara yang sopan dengan menggunakan frasa </w:t>
@@ -32381,6 +37771,21 @@
       </w:r>
       <w:r>
         <w:rPr>
+          <w:b/>
+          <w:lang w:val="id_ID" w:bidi="id_ID"/>
+        </w:rPr>
+        <w:t>τὸν καλὸν ἀγῶνα ἠγώνισμαι</w:t>
+      </w:r>
+    </w:p>
+    <w:p>
+      <w:pPr/>
+      <w:r>
+        <w:rPr>
+          <w:lang w:val="id_ID" w:bidi="id_ID"/>
+        </w:rPr>
+      </w:r>
+      <w:r>
+        <w:rPr>
           <w:lang w:val="id_ID" w:bidi="id_ID"/>
         </w:rPr>
         <w:t xml:space="preserve">Di sini, Paulus berbicara tentang bagaimana ia telah bertekun dalam percaya dan menaati Yesus seperti seorang pejuang yang sedang bertempur dalam sebuah </w:t>
@@ -32462,6 +37867,21 @@
       </w:r>
       <w:r>
         <w:rPr>
+          <w:b/>
+          <w:lang w:val="id_ID" w:bidi="id_ID"/>
+        </w:rPr>
+        <w:t>τὸν καλὸν ἀγῶνα</w:t>
+      </w:r>
+    </w:p>
+    <w:p>
+      <w:pPr/>
+      <w:r>
+        <w:rPr>
+          <w:lang w:val="id_ID" w:bidi="id_ID"/>
+        </w:rPr>
+      </w:r>
+      <w:r>
+        <w:rPr>
           <w:lang w:val="id_ID" w:bidi="id_ID"/>
         </w:rPr>
         <w:t xml:space="preserve">Di sini, frasa </w:t>
@@ -32543,6 +37963,21 @@
       </w:r>
       <w:r>
         <w:rPr>
+          <w:b/>
+          <w:lang w:val="id_ID" w:bidi="id_ID"/>
+        </w:rPr>
+        <w:t>τὸν δρόμον τετέλεκα</w:t>
+      </w:r>
+    </w:p>
+    <w:p>
+      <w:pPr/>
+      <w:r>
+        <w:rPr>
+          <w:lang w:val="id_ID" w:bidi="id_ID"/>
+        </w:rPr>
+      </w:r>
+      <w:r>
+        <w:rPr>
           <w:lang w:val="id_ID" w:bidi="id_ID"/>
         </w:rPr>
         <w:t xml:space="preserve">Di sini Paulus berbicara tentang bagaimana ia telah melayani Allah seolah-olah itu adalah sebuah </w:t>
@@ -32637,6 +38072,21 @@
       </w:r>
       <w:r>
         <w:rPr>
+          <w:b/>
+          <w:lang w:val="id_ID" w:bidi="id_ID"/>
+        </w:rPr>
+        <w:t>τὴν πίστιν τετήρηκα</w:t>
+      </w:r>
+    </w:p>
+    <w:p>
+      <w:pPr/>
+      <w:r>
+        <w:rPr>
+          <w:lang w:val="id_ID" w:bidi="id_ID"/>
+        </w:rPr>
+      </w:r>
+      <w:r>
+        <w:rPr>
           <w:lang w:val="id_ID" w:bidi="id_ID"/>
         </w:rPr>
         <w:t xml:space="preserve">Di sini Paulus berbicara tentang </w:t>
@@ -32744,6 +38194,21 @@
       </w:r>
       <w:r>
         <w:rPr>
+          <w:b/>
+          <w:lang w:val="id_ID" w:bidi="id_ID"/>
+        </w:rPr>
+        <w:t>τὴν πίστιν τετήρηκα</w:t>
+      </w:r>
+    </w:p>
+    <w:p>
+      <w:pPr/>
+      <w:r>
+        <w:rPr>
+          <w:lang w:val="id_ID" w:bidi="id_ID"/>
+        </w:rPr>
+      </w:r>
+      <w:r>
+        <w:rPr>
           <w:lang w:val="id_ID" w:bidi="id_ID"/>
         </w:rPr>
         <w:t xml:space="preserve">Di sini, kata </w:t>
@@ -32851,6 +38316,21 @@
       </w:r>
       <w:r>
         <w:rPr>
+          <w:b/>
+          <w:lang w:val="id_ID" w:bidi="id_ID"/>
+        </w:rPr>
+        <w:t>τὴν πίστιν</w:t>
+      </w:r>
+    </w:p>
+    <w:p>
+      <w:pPr/>
+      <w:r>
+        <w:rPr>
+          <w:lang w:val="id_ID" w:bidi="id_ID"/>
+        </w:rPr>
+      </w:r>
+      <w:r>
+        <w:rPr>
           <w:lang w:val="id_ID" w:bidi="id_ID"/>
         </w:rPr>
         <w:t xml:space="preserve">Jika bahasa Anda tidak menggunakan kata benda abstrak untuk ide </w:t>
@@ -32932,6 +38412,21 @@
       </w:r>
       <w:r>
         <w:rPr>
+          <w:b/>
+          <w:lang w:val="id_ID" w:bidi="id_ID"/>
+        </w:rPr>
+        <w:t>λοιπὸν</w:t>
+      </w:r>
+    </w:p>
+    <w:p>
+      <w:pPr/>
+      <w:r>
+        <w:rPr>
+          <w:lang w:val="id_ID" w:bidi="id_ID"/>
+        </w:rPr>
+      </w:r>
+      <w:r>
+        <w:rPr>
           <w:lang w:val="id_ID" w:bidi="id_ID"/>
         </w:rPr>
         <w:t xml:space="preserve">Di sini, kata yang diterjemahkan sebagai </w:t>
@@ -33013,6 +38508,21 @@
       </w:r>
       <w:r>
         <w:rPr>
+          <w:b/>
+          <w:lang w:val="id_ID" w:bidi="id_ID"/>
+        </w:rPr>
+        <w:t>ἀπόκειταί &amp; ὁ τῆς δικαιοσύνης στέφανος</w:t>
+      </w:r>
+    </w:p>
+    <w:p>
+      <w:pPr/>
+      <w:r>
+        <w:rPr>
+          <w:lang w:val="id_ID" w:bidi="id_ID"/>
+        </w:rPr>
+      </w:r>
+      <w:r>
+        <w:rPr>
           <w:lang w:val="id_ID" w:bidi="id_ID"/>
         </w:rPr>
         <w:t>Jika bahasa Anda tidak menggunakan bentuk pasif ini, Anda dapat mengungkapkan gagasan tersebut dalam bentuk aktif atau dengan cara lain yang wajar dalam bahasa Anda. Jika Anda perlu mengatakan siapa yang melakukan tindakan tersebut, jelaslah dari konteksnya bahwa yang melakukan tindakan tersebut adalah Allah. Terjemahan alternatif: "Allah menyimpan mahkota kebenaran"</w:t>
@@ -33081,6 +38591,21 @@
       </w:r>
       <w:r>
         <w:rPr>
+          <w:b/>
+          <w:lang w:val="id_ID" w:bidi="id_ID"/>
+        </w:rPr>
+        <w:t>ὁ τῆς δικαιοσύνης στέφανος</w:t>
+      </w:r>
+    </w:p>
+    <w:p>
+      <w:pPr/>
+      <w:r>
+        <w:rPr>
+          <w:lang w:val="id_ID" w:bidi="id_ID"/>
+        </w:rPr>
+      </w:r>
+      <w:r>
+        <w:rPr>
           <w:lang w:val="id_ID" w:bidi="id_ID"/>
         </w:rPr>
         <w:t xml:space="preserve">Di sini, Paulus menggunakan bentuk posesif untuk menggambarkan </w:t>
@@ -33188,6 +38713,21 @@
       </w:r>
       <w:r>
         <w:rPr>
+          <w:b/>
+          <w:lang w:val="id_ID" w:bidi="id_ID"/>
+        </w:rPr>
+        <w:t>ὁ τῆς δικαιοσύνης στέφανος</w:t>
+      </w:r>
+    </w:p>
+    <w:p>
+      <w:pPr/>
+      <w:r>
+        <w:rPr>
+          <w:lang w:val="id_ID" w:bidi="id_ID"/>
+        </w:rPr>
+      </w:r>
+      <w:r>
+        <w:rPr>
           <w:lang w:val="id_ID" w:bidi="id_ID"/>
         </w:rPr>
         <w:t xml:space="preserve">Di sini Paulus menggambarkan hadiah yang ia harapkan untuk diterima seolah-olah hadiah itu adalah </w:t>
@@ -33269,11 +38809,26 @@
       </w:r>
       <w:r>
         <w:rPr>
+          <w:b/>
+          <w:lang w:val="id_ID" w:bidi="id_ID"/>
+        </w:rPr>
+        <w:t>ἐν, ἐκείνῃ τῇ ἡμέρᾳ</w:t>
+      </w:r>
+    </w:p>
+    <w:p>
+      <w:pPr/>
+      <w:r>
+        <w:rPr>
+          <w:lang w:val="id_ID" w:bidi="id_ID"/>
+        </w:rPr>
+      </w:r>
+      <w:r>
+        <w:rPr>
           <w:lang w:val="id_ID" w:bidi="id_ID"/>
         </w:rPr>
         <w:t xml:space="preserve">Di sini Paulus mengacu pada saat yang tepat ketika Yesus akan kembali ke dunia ini, yang juga akan menjadi akhir dari periode waktu saat ini dan saat Yesus menghakimi semua orang. Jika akan membantu dalam bahasa Anda, Anda dapat membuat gagasan itu lebih eksplisit. Lihatlah bagaimana Anda mengungkapkan frasa yang sama dalam </w:t>
       </w:r>
-      <w:hyperlink r:id="rId43">
+      <w:hyperlink r:id="rId45">
         <w:r>
           <w:rPr>
             <w:lang w:val="id_ID" w:bidi="id_ID"/>
@@ -33355,6 +38910,21 @@
       </w:r>
       <w:r>
         <w:rPr>
+          <w:b/>
+          <w:lang w:val="id_ID" w:bidi="id_ID"/>
+        </w:rPr>
+        <w:t>οὐ μόνον δὲ ἐμοὶ, ἀλλὰ καὶ πᾶσιν τοῖς</w:t>
+      </w:r>
+    </w:p>
+    <w:p>
+      <w:pPr/>
+      <w:r>
+        <w:rPr>
+          <w:lang w:val="id_ID" w:bidi="id_ID"/>
+        </w:rPr>
+      </w:r>
+      <w:r>
+        <w:rPr>
           <w:lang w:val="id_ID" w:bidi="id_ID"/>
         </w:rPr>
         <w:t>Paulus menghilangkan beberapa kata yang dalam banyak bahasa diperlukan untuk melengkapi kalimat. Anda dapat menyediakan kata-kata ini dari awal kalimat jika akan lebih jelas dalam bahasa Anda. Terjemahan alternatif: "dan Ia tidak akan memberikannya hanya kepadaku saja, tetapi juga kepada semua orang"</w:t>
@@ -33423,6 +38993,21 @@
       </w:r>
       <w:r>
         <w:rPr>
+          <w:b/>
+          <w:lang w:val="id_ID" w:bidi="id_ID"/>
+        </w:rPr>
+        <w:t>πᾶσιν τοῖς ἠγαπηκόσι τὴν ἐπιφάνειαν αὐτοῦ</w:t>
+      </w:r>
+    </w:p>
+    <w:p>
+      <w:pPr/>
+      <w:r>
+        <w:rPr>
+          <w:lang w:val="id_ID" w:bidi="id_ID"/>
+        </w:rPr>
+      </w:r>
+      <w:r>
+        <w:rPr>
           <w:lang w:val="id_ID" w:bidi="id_ID"/>
         </w:rPr>
         <w:t xml:space="preserve">Di sini, frasa </w:t>
@@ -33517,6 +39102,21 @@
       </w:r>
       <w:r>
         <w:rPr>
+          <w:b/>
+          <w:lang w:val="id_ID" w:bidi="id_ID"/>
+        </w:rPr>
+        <w:t>τὴν ἐπιφάνειαν αὐτοῦ</w:t>
+      </w:r>
+    </w:p>
+    <w:p>
+      <w:pPr/>
+      <w:r>
+        <w:rPr>
+          <w:lang w:val="id_ID" w:bidi="id_ID"/>
+        </w:rPr>
+      </w:r>
+      <w:r>
+        <w:rPr>
           <w:lang w:val="id_ID" w:bidi="id_ID"/>
         </w:rPr>
         <w:t xml:space="preserve">Di sini, frasa </w:t>
@@ -33547,7 +39147,7 @@
         </w:rPr>
         <w:t xml:space="preserve">. Jika akan membantu dalam bahasa Anda, Anda dapat membuat gagasan itu lebih eksplisit. Lihat bagaimana Anda mengungkapkan frasa ini dalam </w:t>
       </w:r>
-      <w:hyperlink r:id="rId44">
+      <w:hyperlink r:id="rId46">
         <w:r>
           <w:rPr>
             <w:lang w:val="id_ID" w:bidi="id_ID"/>
@@ -33629,6 +39229,21 @@
       </w:r>
       <w:r>
         <w:rPr>
+          <w:b/>
+          <w:lang w:val="id_ID" w:bidi="id_ID"/>
+        </w:rPr>
+        <w:t>σπούδασον ἐλθεῖν &amp; ταχέως</w:t>
+      </w:r>
+    </w:p>
+    <w:p>
+      <w:pPr/>
+      <w:r>
+        <w:rPr>
+          <w:lang w:val="id_ID" w:bidi="id_ID"/>
+        </w:rPr>
+      </w:r>
+      <w:r>
+        <w:rPr>
           <w:lang w:val="id_ID" w:bidi="id_ID"/>
         </w:rPr>
         <w:t>Terjemahan alternatif: "Datanglah kepadaku secepat mungkin"</w:t>
@@ -33677,6 +39292,21 @@
       </w:r>
       <w:r>
         <w:rPr>
+          <w:b/>
+          <w:lang w:val="id_ID" w:bidi="id_ID"/>
+        </w:rPr>
+        <w:t>ἐλθεῖν</w:t>
+      </w:r>
+    </w:p>
+    <w:p>
+      <w:pPr/>
+      <w:r>
+        <w:rPr>
+          <w:lang w:val="id_ID" w:bidi="id_ID"/>
+        </w:rPr>
+      </w:r>
+      <w:r>
+        <w:rPr>
           <w:lang w:val="id_ID" w:bidi="id_ID"/>
         </w:rPr>
         <w:t xml:space="preserve">Dalam konteks seperti ini, bahasa Anda mungkin akan mengatakan "pergi" dan bukan </w:t>
@@ -33758,6 +39388,21 @@
       </w:r>
       <w:r>
         <w:rPr>
+          <w:b/>
+          <w:lang w:val="id_ID" w:bidi="id_ID"/>
+        </w:rPr>
+        <w:t>γάρ</w:t>
+      </w:r>
+    </w:p>
+    <w:p>
+      <w:pPr/>
+      <w:r>
+        <w:rPr>
+          <w:lang w:val="id_ID" w:bidi="id_ID"/>
+        </w:rPr>
+      </w:r>
+      <w:r>
+        <w:rPr>
           <w:lang w:val="id_ID" w:bidi="id_ID"/>
         </w:rPr>
         <w:t xml:space="preserve">Di sini, kata </w:t>
@@ -33852,6 +39497,21 @@
       </w:r>
       <w:r>
         <w:rPr>
+          <w:b/>
+          <w:lang w:val="id_ID" w:bidi="id_ID"/>
+        </w:rPr>
+        <w:t>Δημᾶς &amp; Κρήσκης</w:t>
+      </w:r>
+    </w:p>
+    <w:p>
+      <w:pPr/>
+      <w:r>
+        <w:rPr>
+          <w:lang w:val="id_ID" w:bidi="id_ID"/>
+        </w:rPr>
+      </w:r>
+      <w:r>
+        <w:rPr>
           <w:lang w:val="id_ID" w:bidi="id_ID"/>
         </w:rPr>
         <w:t xml:space="preserve">Kata </w:t>
@@ -33946,6 +39606,21 @@
       </w:r>
       <w:r>
         <w:rPr>
+          <w:b/>
+          <w:lang w:val="id_ID" w:bidi="id_ID"/>
+        </w:rPr>
+        <w:t>τὸν νῦν αἰῶνα</w:t>
+      </w:r>
+    </w:p>
+    <w:p>
+      <w:pPr/>
+      <w:r>
+        <w:rPr>
+          <w:lang w:val="id_ID" w:bidi="id_ID"/>
+        </w:rPr>
+      </w:r>
+      <w:r>
+        <w:rPr>
           <w:lang w:val="id_ID" w:bidi="id_ID"/>
         </w:rPr>
         <w:t xml:space="preserve">Di sini, frasa </w:t>
@@ -34040,6 +39715,21 @@
       </w:r>
       <w:r>
         <w:rPr>
+          <w:b/>
+          <w:lang w:val="id_ID" w:bidi="id_ID"/>
+        </w:rPr>
+        <w:t>ἐπορεύθη</w:t>
+      </w:r>
+    </w:p>
+    <w:p>
+      <w:pPr/>
+      <w:r>
+        <w:rPr>
+          <w:lang w:val="id_ID" w:bidi="id_ID"/>
+        </w:rPr>
+      </w:r>
+      <w:r>
+        <w:rPr>
           <w:lang w:val="id_ID" w:bidi="id_ID"/>
         </w:rPr>
         <w:t xml:space="preserve">Dalam konteks seperti ini, bahasa Anda mungkin akan mengatakan </w:t>
@@ -34134,6 +39824,21 @@
       </w:r>
       <w:r>
         <w:rPr>
+          <w:b/>
+          <w:lang w:val="id_ID" w:bidi="id_ID"/>
+        </w:rPr>
+        <w:t>Κρήσκης εἰς Γαλατίαν, Τίτος εἰς Δαλματίαν</w:t>
+      </w:r>
+    </w:p>
+    <w:p>
+      <w:pPr/>
+      <w:r>
+        <w:rPr>
+          <w:lang w:val="id_ID" w:bidi="id_ID"/>
+        </w:rPr>
+      </w:r>
+      <w:r>
+        <w:rPr>
           <w:lang w:val="id_ID" w:bidi="id_ID"/>
         </w:rPr>
         <w:t>Paulus menghilangkan beberapa kata yang dalam banyak bahasa diperlukan untuk melengkapi kalimat. Anda dapat menyediakan kata-kata ini dari awal kalimat jika akan lebih jelas dalam bahasa Anda. Terjemahan alternatif: "dan Kreskus telah pergi ke Galatia, dan Titus telah pergi ke Dalmatia"</w:t>
@@ -34202,6 +39907,21 @@
       </w:r>
       <w:r>
         <w:rPr>
+          <w:b/>
+          <w:lang w:val="id_ID" w:bidi="id_ID"/>
+        </w:rPr>
+        <w:t>Δαλματίαν</w:t>
+      </w:r>
+    </w:p>
+    <w:p>
+      <w:pPr/>
+      <w:r>
+        <w:rPr>
+          <w:lang w:val="id_ID" w:bidi="id_ID"/>
+        </w:rPr>
+      </w:r>
+      <w:r>
+        <w:rPr>
           <w:lang w:val="id_ID" w:bidi="id_ID"/>
         </w:rPr>
         <w:t xml:space="preserve">Kata </w:t>
@@ -34283,6 +40003,21 @@
       </w:r>
       <w:r>
         <w:rPr>
+          <w:b/>
+          <w:lang w:val="id_ID" w:bidi="id_ID"/>
+        </w:rPr>
+        <w:t>μοι εὔχρηστος εἰς διακονίαν</w:t>
+      </w:r>
+    </w:p>
+    <w:p>
+      <w:pPr/>
+      <w:r>
+        <w:rPr>
+          <w:lang w:val="id_ID" w:bidi="id_ID"/>
+        </w:rPr>
+      </w:r>
+      <w:r>
+        <w:rPr>
           <w:lang w:val="id_ID" w:bidi="id_ID"/>
         </w:rPr>
         <w:t xml:space="preserve">Di sini Paulus mungkin menyiratkan bahwa Markus </w:t>
@@ -34364,6 +40099,21 @@
       </w:r>
       <w:r>
         <w:rPr>
+          <w:b/>
+          <w:lang w:val="id_ID" w:bidi="id_ID"/>
+        </w:rPr>
+        <w:t>εἰς διακονίαν</w:t>
+      </w:r>
+    </w:p>
+    <w:p>
+      <w:pPr/>
+      <w:r>
+        <w:rPr>
+          <w:lang w:val="id_ID" w:bidi="id_ID"/>
+        </w:rPr>
+      </w:r>
+      <w:r>
+        <w:rPr>
           <w:lang w:val="id_ID" w:bidi="id_ID"/>
         </w:rPr>
         <w:t xml:space="preserve">Jika bahasa Anda tidak menggunakan kata benda abstrak untuk ide </w:t>
@@ -34445,6 +40195,21 @@
       </w:r>
       <w:r>
         <w:rPr>
+          <w:b/>
+          <w:lang w:val="id_ID" w:bidi="id_ID"/>
+        </w:rPr>
+        <w:t>δὲ</w:t>
+      </w:r>
+    </w:p>
+    <w:p>
+      <w:pPr/>
+      <w:r>
+        <w:rPr>
+          <w:lang w:val="id_ID" w:bidi="id_ID"/>
+        </w:rPr>
+      </w:r>
+      <w:r>
+        <w:rPr>
           <w:lang w:val="id_ID" w:bidi="id_ID"/>
         </w:rPr>
         <w:t xml:space="preserve">Di sini, kata </w:t>
@@ -34539,6 +40304,21 @@
       </w:r>
       <w:r>
         <w:rPr>
+          <w:b/>
+          <w:lang w:val="id_ID" w:bidi="id_ID"/>
+        </w:rPr>
+        <w:t>ἀπέστειλα</w:t>
+      </w:r>
+    </w:p>
+    <w:p>
+      <w:pPr/>
+      <w:r>
+        <w:rPr>
+          <w:lang w:val="id_ID" w:bidi="id_ID"/>
+        </w:rPr>
+      </w:r>
+      <w:r>
+        <w:rPr>
           <w:lang w:val="id_ID" w:bidi="id_ID"/>
         </w:rPr>
         <w:t xml:space="preserve">Di sini Paulus dapat menggunakan bentuk lampau untuk menunjukkan: (1) bahwa ia </w:t>
@@ -34659,6 +40439,21 @@
       </w:r>
       <w:r>
         <w:rPr>
+          <w:b/>
+          <w:lang w:val="id_ID" w:bidi="id_ID"/>
+        </w:rPr>
+        <w:t>φελόνην</w:t>
+      </w:r>
+    </w:p>
+    <w:p>
+      <w:pPr/>
+      <w:r>
+        <w:rPr>
+          <w:lang w:val="id_ID" w:bidi="id_ID"/>
+        </w:rPr>
+      </w:r>
+      <w:r>
+        <w:rPr>
           <w:lang w:val="id_ID" w:bidi="id_ID"/>
         </w:rPr>
         <w:t xml:space="preserve">Istilah </w:t>
@@ -34740,6 +40535,21 @@
       </w:r>
       <w:r>
         <w:rPr>
+          <w:b/>
+          <w:lang w:val="id_ID" w:bidi="id_ID"/>
+        </w:rPr>
+        <w:t>Κάρπῳ</w:t>
+      </w:r>
+    </w:p>
+    <w:p>
+      <w:pPr/>
+      <w:r>
+        <w:rPr>
+          <w:lang w:val="id_ID" w:bidi="id_ID"/>
+        </w:rPr>
+      </w:r>
+      <w:r>
+        <w:rPr>
           <w:lang w:val="id_ID" w:bidi="id_ID"/>
         </w:rPr>
         <w:t xml:space="preserve">Kata </w:t>
@@ -34821,6 +40631,21 @@
       </w:r>
       <w:r>
         <w:rPr>
+          <w:b/>
+          <w:lang w:val="id_ID" w:bidi="id_ID"/>
+        </w:rPr>
+        <w:t>ἐρχόμενος</w:t>
+      </w:r>
+    </w:p>
+    <w:p>
+      <w:pPr/>
+      <w:r>
+        <w:rPr>
+          <w:lang w:val="id_ID" w:bidi="id_ID"/>
+        </w:rPr>
+      </w:r>
+      <w:r>
+        <w:rPr>
           <w:lang w:val="id_ID" w:bidi="id_ID"/>
         </w:rPr>
         <w:t xml:space="preserve">Dalam konteks seperti ini, bahasa Anda mungkin akan mengatakan "pergi" dan bukan </w:t>
@@ -34902,6 +40727,21 @@
       </w:r>
       <w:r>
         <w:rPr>
+          <w:b/>
+          <w:lang w:val="id_ID" w:bidi="id_ID"/>
+        </w:rPr>
+        <w:t>μάλιστα τὰς μεμβράνας</w:t>
+      </w:r>
+    </w:p>
+    <w:p>
+      <w:pPr/>
+      <w:r>
+        <w:rPr>
+          <w:lang w:val="id_ID" w:bidi="id_ID"/>
+        </w:rPr>
+      </w:r>
+      <w:r>
+        <w:rPr>
           <w:lang w:val="id_ID" w:bidi="id_ID"/>
         </w:rPr>
         <w:t xml:space="preserve">Di sini, frasa </w:t>
@@ -34996,6 +40836,21 @@
       </w:r>
       <w:r>
         <w:rPr>
+          <w:b/>
+          <w:lang w:val="id_ID" w:bidi="id_ID"/>
+        </w:rPr>
+        <w:t>τὰς μεμβράνας</w:t>
+      </w:r>
+    </w:p>
+    <w:p>
+      <w:pPr/>
+      <w:r>
+        <w:rPr>
+          <w:lang w:val="id_ID" w:bidi="id_ID"/>
+        </w:rPr>
+      </w:r>
+      <w:r>
+        <w:rPr>
           <w:lang w:val="id_ID" w:bidi="id_ID"/>
         </w:rPr>
         <w:t xml:space="preserve">Kata </w:t>
@@ -35077,6 +40932,21 @@
       </w:r>
       <w:r>
         <w:rPr>
+          <w:b/>
+          <w:lang w:val="id_ID" w:bidi="id_ID"/>
+        </w:rPr>
+        <w:t>Ἀλέξανδρος ὁ χαλκεὺς</w:t>
+      </w:r>
+    </w:p>
+    <w:p>
+      <w:pPr/>
+      <w:r>
+        <w:rPr>
+          <w:lang w:val="id_ID" w:bidi="id_ID"/>
+        </w:rPr>
+      </w:r>
+      <w:r>
+        <w:rPr>
           <w:lang w:val="id_ID" w:bidi="id_ID"/>
         </w:rPr>
         <w:t xml:space="preserve">Seorang </w:t>
@@ -35158,6 +41028,21 @@
       </w:r>
       <w:r>
         <w:rPr>
+          <w:b/>
+          <w:lang w:val="id_ID" w:bidi="id_ID"/>
+        </w:rPr>
+        <w:t>Ἀλέξανδρος</w:t>
+      </w:r>
+    </w:p>
+    <w:p>
+      <w:pPr/>
+      <w:r>
+        <w:rPr>
+          <w:lang w:val="id_ID" w:bidi="id_ID"/>
+        </w:rPr>
+      </w:r>
+      <w:r>
+        <w:rPr>
           <w:lang w:val="id_ID" w:bidi="id_ID"/>
         </w:rPr>
         <w:t xml:space="preserve">Kata </w:t>
@@ -35239,6 +41124,21 @@
       </w:r>
       <w:r>
         <w:rPr>
+          <w:b/>
+          <w:lang w:val="id_ID" w:bidi="id_ID"/>
+        </w:rPr>
+        <w:t>πολλά μοι κακὰ ἐνεδείξατο</w:t>
+      </w:r>
+    </w:p>
+    <w:p>
+      <w:pPr/>
+      <w:r>
+        <w:rPr>
+          <w:lang w:val="id_ID" w:bidi="id_ID"/>
+        </w:rPr>
+      </w:r>
+      <w:r>
+        <w:rPr>
           <w:lang w:val="id_ID" w:bidi="id_ID"/>
         </w:rPr>
         <w:t>Di sini Paulus memaksudkan bahwa Aleksander telah melakukan banyak hal yang jahat kepadanya. Jika itu akan membantu dalam bahasa Anda, Anda dapat menyatakan maknanya dengan jelas. Terjemahan alternatif: "bertindak dengan banyak cara yang jahat terhadapku" atau "melakukan banyak hal yang jahat kepadaku"</w:t>
@@ -35307,6 +41207,21 @@
       </w:r>
       <w:r>
         <w:rPr>
+          <w:b/>
+          <w:lang w:val="id_ID" w:bidi="id_ID"/>
+        </w:rPr>
+        <w:t>ἀποδώσει αὐτῷ ὁ Κύριος</w:t>
+      </w:r>
+    </w:p>
+    <w:p>
+      <w:pPr/>
+      <w:r>
+        <w:rPr>
+          <w:lang w:val="id_ID" w:bidi="id_ID"/>
+        </w:rPr>
+      </w:r>
+      <w:r>
+        <w:rPr>
           <w:lang w:val="id_ID" w:bidi="id_ID"/>
         </w:rPr>
         <w:t xml:space="preserve">Di sini Paulus berbicara tentang bagaimana </w:t>
@@ -35414,6 +41329,21 @@
       </w:r>
       <w:r>
         <w:rPr>
+          <w:b/>
+          <w:lang w:val="id_ID" w:bidi="id_ID"/>
+        </w:rPr>
+        <w:t>ὃν καὶ σὺ φυλάσσου, λίαν γὰρ ἀντέστη τοῖς ἡμετέροις λόγοις</w:t>
+      </w:r>
+    </w:p>
+    <w:p>
+      <w:pPr/>
+      <w:r>
+        <w:rPr>
+          <w:lang w:val="id_ID" w:bidi="id_ID"/>
+        </w:rPr>
+      </w:r>
+      <w:r>
+        <w:rPr>
           <w:lang w:val="id_ID" w:bidi="id_ID"/>
         </w:rPr>
         <w:t>Jika akan lebih alami dalam bahasa Anda, Anda dapat membalik urutan klausa ini, karena klausa kedua memberikan alasan untuk hasil yang dijelaskan oleh klausa pertama. Terjemahan alternatif: "yang, karena ia sangat menentang perkataan kami, kamu juga harus menjaga dirimu"</w:t>
@@ -35482,6 +41412,21 @@
       </w:r>
       <w:r>
         <w:rPr>
+          <w:b/>
+          <w:lang w:val="id_ID" w:bidi="id_ID"/>
+        </w:rPr>
+        <w:t>τοῖς ἡμετέροις λόγοις</w:t>
+      </w:r>
+    </w:p>
+    <w:p>
+      <w:pPr/>
+      <w:r>
+        <w:rPr>
+          <w:lang w:val="id_ID" w:bidi="id_ID"/>
+        </w:rPr>
+      </w:r>
+      <w:r>
+        <w:rPr>
           <w:lang w:val="id_ID" w:bidi="id_ID"/>
         </w:rPr>
         <w:t xml:space="preserve">Di sini, </w:t>
@@ -35576,6 +41521,21 @@
       </w:r>
       <w:r>
         <w:rPr>
+          <w:b/>
+          <w:lang w:val="id_ID" w:bidi="id_ID"/>
+        </w:rPr>
+        <w:t>ἐν τῇ πρώτῃ μου ἀπολογίᾳ</w:t>
+      </w:r>
+    </w:p>
+    <w:p>
+      <w:pPr/>
+      <w:r>
+        <w:rPr>
+          <w:lang w:val="id_ID" w:bidi="id_ID"/>
+        </w:rPr>
+      </w:r>
+      <w:r>
+        <w:rPr>
           <w:lang w:val="id_ID" w:bidi="id_ID"/>
         </w:rPr>
         <w:t xml:space="preserve">Di sini, frasa </w:t>
@@ -35657,6 +41617,21 @@
       </w:r>
       <w:r>
         <w:rPr>
+          <w:b/>
+          <w:lang w:val="id_ID" w:bidi="id_ID"/>
+        </w:rPr>
+        <w:t>οὐδείς μοι παρεγένετο</w:t>
+      </w:r>
+    </w:p>
+    <w:p>
+      <w:pPr/>
+      <w:r>
+        <w:rPr>
+          <w:lang w:val="id_ID" w:bidi="id_ID"/>
+        </w:rPr>
+      </w:r>
+      <w:r>
+        <w:rPr>
           <w:lang w:val="id_ID" w:bidi="id_ID"/>
         </w:rPr>
         <w:t xml:space="preserve">Di sini Paulus bermaksud bahwa </w:t>
@@ -35738,6 +41713,21 @@
       </w:r>
       <w:r>
         <w:rPr>
+          <w:b/>
+          <w:lang w:val="id_ID" w:bidi="id_ID"/>
+        </w:rPr>
+        <w:t>πάντες</w:t>
+      </w:r>
+    </w:p>
+    <w:p>
+      <w:pPr/>
+      <w:r>
+        <w:rPr>
+          <w:lang w:val="id_ID" w:bidi="id_ID"/>
+        </w:rPr>
+      </w:r>
+      <w:r>
+        <w:rPr>
           <w:lang w:val="id_ID" w:bidi="id_ID"/>
         </w:rPr>
         <w:t xml:space="preserve">Paulus menggunakan kata sifat </w:t>
@@ -35819,6 +41809,21 @@
       </w:r>
       <w:r>
         <w:rPr>
+          <w:b/>
+          <w:lang w:val="id_ID" w:bidi="id_ID"/>
+        </w:rPr>
+        <w:t>μὴ αὐτοῖς λογισθείη</w:t>
+      </w:r>
+    </w:p>
+    <w:p>
+      <w:pPr/>
+      <w:r>
+        <w:rPr>
+          <w:lang w:val="id_ID" w:bidi="id_ID"/>
+        </w:rPr>
+      </w:r>
+      <w:r>
+        <w:rPr>
           <w:lang w:val="id_ID" w:bidi="id_ID"/>
         </w:rPr>
         <w:t>Di sini Paulus bermaksud bahwa ia tidak ingin rekan-rekan seimannya dihukum karena tidak hadir bersamanya di pengadilan. Ia menggunakan bentuk ini sebagai cara untuk meminta Allah mengampuni mereka karena telah meninggalkannya. Jika itu akan membantu dalam bahasa Anda, Anda dapat membuat gagasan itu lebih eksplisit. Terjemahan alternatif: "Semoga mereka tidak dihukum karena itu" atau "Semoga mereka tidak bertanggung jawab untuk itu"</w:t>
@@ -35887,6 +41892,21 @@
       </w:r>
       <w:r>
         <w:rPr>
+          <w:b/>
+          <w:lang w:val="id_ID" w:bidi="id_ID"/>
+        </w:rPr>
+        <w:t>μὴ αὐτοῖς λογισθείη</w:t>
+      </w:r>
+    </w:p>
+    <w:p>
+      <w:pPr/>
+      <w:r>
+        <w:rPr>
+          <w:lang w:val="id_ID" w:bidi="id_ID"/>
+        </w:rPr>
+      </w:r>
+      <w:r>
+        <w:rPr>
           <w:lang w:val="id_ID" w:bidi="id_ID"/>
         </w:rPr>
         <w:t>Jika bahasa Anda tidak menggunakan bentuk pasif ini, Anda dapat mengungkapkan gagasan tersebut dalam bentuk aktif atau dengan cara lain yang wajar dalam bahasa Anda. Jika Anda perlu mengatakan siapa yang akan melakukan tindakan tersebut, jelas dari konteksnya bahwa itu adalah Allah. Terjemahan alternatif: "Semoga Allah tidak memperhitungkannya terhadap mereka"</w:t>
@@ -35955,6 +41975,21 @@
       </w:r>
       <w:r>
         <w:rPr>
+          <w:b/>
+          <w:lang w:val="id_ID" w:bidi="id_ID"/>
+        </w:rPr>
+        <w:t>δὲ</w:t>
+      </w:r>
+    </w:p>
+    <w:p>
+      <w:pPr/>
+      <w:r>
+        <w:rPr>
+          <w:lang w:val="id_ID" w:bidi="id_ID"/>
+        </w:rPr>
+      </w:r>
+      <w:r>
+        <w:rPr>
           <w:lang w:val="id_ID" w:bidi="id_ID"/>
         </w:rPr>
         <w:t xml:space="preserve">Di sini, kata </w:t>
@@ -35985,7 +42020,7 @@
         </w:rPr>
         <w:t xml:space="preserve"> lakukan sebagai kontras dari apa yang dilakukan oleh orang-orang percaya lainnya (lihat </w:t>
       </w:r>
-      <w:hyperlink r:id="rId45">
+      <w:hyperlink r:id="rId47">
         <w:r>
           <w:rPr>
             <w:lang w:val="id_ID" w:bidi="id_ID"/>
@@ -36080,6 +42115,21 @@
       </w:r>
       <w:r>
         <w:rPr>
+          <w:b/>
+          <w:lang w:val="id_ID" w:bidi="id_ID"/>
+        </w:rPr>
+        <w:t>ὁ &amp; Κύριός μοι παρέστη</w:t>
+      </w:r>
+    </w:p>
+    <w:p>
+      <w:pPr/>
+      <w:r>
+        <w:rPr>
+          <w:lang w:val="id_ID" w:bidi="id_ID"/>
+        </w:rPr>
+      </w:r>
+      <w:r>
+        <w:rPr>
           <w:lang w:val="id_ID" w:bidi="id_ID"/>
         </w:rPr>
         <w:t xml:space="preserve">Di sini Paulus berbicara seolah-olah </w:t>
@@ -36187,6 +42237,21 @@
       </w:r>
       <w:r>
         <w:rPr>
+          <w:b/>
+          <w:lang w:val="id_ID" w:bidi="id_ID"/>
+        </w:rPr>
+        <w:t>δι’ ἐμοῦ τὸ κήρυγμα πληροφορηθῇ</w:t>
+      </w:r>
+    </w:p>
+    <w:p>
+      <w:pPr/>
+      <w:r>
+        <w:rPr>
+          <w:lang w:val="id_ID" w:bidi="id_ID"/>
+        </w:rPr>
+      </w:r>
+      <w:r>
+        <w:rPr>
           <w:lang w:val="id_ID" w:bidi="id_ID"/>
         </w:rPr>
         <w:t>Jika bahasa Anda tidak menggunakan bentuk pasif ini, Anda dapat mengekspresikan ide dalam bentuk aktif atau dengan cara lain yang wajar dalam bahasa Anda. Terjemahan alternatif: "Saya mungkin akan memenuhi pemberitaan itu"</w:t>
@@ -36255,6 +42320,21 @@
       </w:r>
       <w:r>
         <w:rPr>
+          <w:b/>
+          <w:lang w:val="id_ID" w:bidi="id_ID"/>
+        </w:rPr>
+        <w:t>δι’ ἐμοῦ τὸ κήρυγμα πληροφορηθῇ</w:t>
+      </w:r>
+    </w:p>
+    <w:p>
+      <w:pPr/>
+      <w:r>
+        <w:rPr>
+          <w:lang w:val="id_ID" w:bidi="id_ID"/>
+        </w:rPr>
+      </w:r>
+      <w:r>
+        <w:rPr>
           <w:lang w:val="id_ID" w:bidi="id_ID"/>
         </w:rPr>
         <w:t xml:space="preserve">Di sini, Paulus mungkin bermaksud bahwa </w:t>
@@ -36349,6 +42429,21 @@
       </w:r>
       <w:r>
         <w:rPr>
+          <w:b/>
+          <w:lang w:val="id_ID" w:bidi="id_ID"/>
+        </w:rPr>
+        <w:t>τὸ κήρυγμα πληροφορηθῇ</w:t>
+      </w:r>
+    </w:p>
+    <w:p>
+      <w:pPr/>
+      <w:r>
+        <w:rPr>
+          <w:lang w:val="id_ID" w:bidi="id_ID"/>
+        </w:rPr>
+      </w:r>
+      <w:r>
+        <w:rPr>
           <w:lang w:val="id_ID" w:bidi="id_ID"/>
         </w:rPr>
         <w:t xml:space="preserve">Jika bahasa Anda tidak menggunakan kata benda abstrak untuk ide </w:t>
@@ -36430,6 +42525,21 @@
       </w:r>
       <w:r>
         <w:rPr>
+          <w:b/>
+          <w:lang w:val="id_ID" w:bidi="id_ID"/>
+        </w:rPr>
+        <w:t>πάντα τὰ ἔθνη</w:t>
+      </w:r>
+    </w:p>
+    <w:p>
+      <w:pPr/>
+      <w:r>
+        <w:rPr>
+          <w:lang w:val="id_ID" w:bidi="id_ID"/>
+        </w:rPr>
+      </w:r>
+      <w:r>
+        <w:rPr>
           <w:lang w:val="id_ID" w:bidi="id_ID"/>
         </w:rPr>
         <w:t xml:space="preserve">Paulus mengatakan </w:t>
@@ -36511,6 +42621,21 @@
       </w:r>
       <w:r>
         <w:rPr>
+          <w:b/>
+          <w:lang w:val="id_ID" w:bidi="id_ID"/>
+        </w:rPr>
+        <w:t>ἐρύσθην ἐκ στόματος λέοντος</w:t>
+      </w:r>
+    </w:p>
+    <w:p>
+      <w:pPr/>
+      <w:r>
+        <w:rPr>
+          <w:lang w:val="id_ID" w:bidi="id_ID"/>
+        </w:rPr>
+      </w:r>
+      <w:r>
+        <w:rPr>
           <w:lang w:val="id_ID" w:bidi="id_ID"/>
         </w:rPr>
         <w:t xml:space="preserve">Di sini Paulus berbicara seolah-olah ia akan dimakan oleh seekor </w:t>
@@ -36605,6 +42730,21 @@
       </w:r>
       <w:r>
         <w:rPr>
+          <w:b/>
+          <w:lang w:val="id_ID" w:bidi="id_ID"/>
+        </w:rPr>
+        <w:t>ἐρύσθην</w:t>
+      </w:r>
+    </w:p>
+    <w:p>
+      <w:pPr/>
+      <w:r>
+        <w:rPr>
+          <w:lang w:val="id_ID" w:bidi="id_ID"/>
+        </w:rPr>
+      </w:r>
+      <w:r>
+        <w:rPr>
           <w:lang w:val="id_ID" w:bidi="id_ID"/>
         </w:rPr>
         <w:t>Jika bahasa Anda tidak menggunakan bentuk pasif ini, Anda dapat mengungkapkan gagasan tersebut dalam bentuk aktif atau dengan cara lain yang wajar dalam bahasa Anda. Jika Anda perlu mengatakan siapa yang melakukan tindakan tersebut, jelaslah dari konteksnya bahwa yang melakukan tindakan tersebut adalah Allah. Terjemahan alternatif: "Allah telah menyelamatkan saya"</w:t>
@@ -36673,6 +42813,21 @@
       </w:r>
       <w:r>
         <w:rPr>
+          <w:b/>
+          <w:lang w:val="id_ID" w:bidi="id_ID"/>
+        </w:rPr>
+        <w:t>ᾧ ἡ δόξα</w:t>
+      </w:r>
+    </w:p>
+    <w:p>
+      <w:pPr/>
+      <w:r>
+        <w:rPr>
+          <w:lang w:val="id_ID" w:bidi="id_ID"/>
+        </w:rPr>
+      </w:r>
+      <w:r>
+        <w:rPr>
           <w:lang w:val="id_ID" w:bidi="id_ID"/>
         </w:rPr>
         <w:t xml:space="preserve">Jika bahasa Anda tidak menggunakan kata benda abstrak untuk ide </w:t>
@@ -36754,6 +42909,21 @@
       </w:r>
       <w:r>
         <w:rPr>
+          <w:b/>
+          <w:lang w:val="id_ID" w:bidi="id_ID"/>
+        </w:rPr>
+        <w:t>εἰς τοὺς αἰῶνας τῶν αἰώνων</w:t>
+      </w:r>
+    </w:p>
+    <w:p>
+      <w:pPr/>
+      <w:r>
+        <w:rPr>
+          <w:lang w:val="id_ID" w:bidi="id_ID"/>
+        </w:rPr>
+      </w:r>
+      <w:r>
+        <w:rPr>
           <w:lang w:val="id_ID" w:bidi="id_ID"/>
         </w:rPr>
         <w:t xml:space="preserve">Di sini, frasa </w:t>
@@ -36894,7 +43064,7 @@
         </w:rPr>
         <w:t xml:space="preserve"> adalah nama seorang pria. Lihat bagaimana Anda menerjemahkan nama ini di </w:t>
       </w:r>
-      <w:hyperlink r:id="rId18">
+      <w:hyperlink r:id="rId20">
         <w:r>
           <w:rPr>
             <w:lang w:val="id_ID" w:bidi="id_ID"/>
@@ -36976,6 +43146,21 @@
       </w:r>
       <w:r>
         <w:rPr>
+          <w:b/>
+          <w:lang w:val="id_ID" w:bidi="id_ID"/>
+        </w:rPr>
+        <w:t>Ἔραστος &amp; Τρόφιμον</w:t>
+      </w:r>
+    </w:p>
+    <w:p>
+      <w:pPr/>
+      <w:r>
+        <w:rPr>
+          <w:lang w:val="id_ID" w:bidi="id_ID"/>
+        </w:rPr>
+      </w:r>
+      <w:r>
+        <w:rPr>
           <w:lang w:val="id_ID" w:bidi="id_ID"/>
         </w:rPr>
         <w:t xml:space="preserve">Kata </w:t>
@@ -37070,6 +43255,21 @@
       </w:r>
       <w:r>
         <w:rPr>
+          <w:b/>
+          <w:lang w:val="id_ID" w:bidi="id_ID"/>
+        </w:rPr>
+        <w:t>Μιλήτῳ</w:t>
+      </w:r>
+    </w:p>
+    <w:p>
+      <w:pPr/>
+      <w:r>
+        <w:rPr>
+          <w:lang w:val="id_ID" w:bidi="id_ID"/>
+        </w:rPr>
+      </w:r>
+      <w:r>
+        <w:rPr>
           <w:lang w:val="id_ID" w:bidi="id_ID"/>
         </w:rPr>
         <w:t xml:space="preserve">Nama </w:t>
@@ -37151,6 +43351,21 @@
       </w:r>
       <w:r>
         <w:rPr>
+          <w:b/>
+          <w:lang w:val="id_ID" w:bidi="id_ID"/>
+        </w:rPr>
+        <w:t>σπούδασον &amp; ἐλθεῖν</w:t>
+      </w:r>
+    </w:p>
+    <w:p>
+      <w:pPr/>
+      <w:r>
+        <w:rPr>
+          <w:lang w:val="id_ID" w:bidi="id_ID"/>
+        </w:rPr>
+      </w:r>
+      <w:r>
+        <w:rPr>
           <w:lang w:val="id_ID" w:bidi="id_ID"/>
         </w:rPr>
         <w:t>Terjemahan alternatif: "Lakukan yang terbaik untuk datang"</w:t>
@@ -37199,6 +43414,21 @@
       </w:r>
       <w:r>
         <w:rPr>
+          <w:b/>
+          <w:lang w:val="id_ID" w:bidi="id_ID"/>
+        </w:rPr>
+        <w:t>πρὸ χειμῶνος</w:t>
+      </w:r>
+    </w:p>
+    <w:p>
+      <w:pPr/>
+      <w:r>
+        <w:rPr>
+          <w:lang w:val="id_ID" w:bidi="id_ID"/>
+        </w:rPr>
+      </w:r>
+      <w:r>
+        <w:rPr>
           <w:lang w:val="id_ID" w:bidi="id_ID"/>
         </w:rPr>
         <w:t xml:space="preserve">Di tempat Paulus dan Timotius tinggal, </w:t>
@@ -37328,6 +43558,21 @@
       </w:r>
       <w:r>
         <w:rPr>
+          <w:b/>
+          <w:lang w:val="id_ID" w:bidi="id_ID"/>
+        </w:rPr>
+        <w:t>ἀσπάζεταί σε Εὔβουλος, καὶ Πούδης, καὶ Λίνος, καὶ Κλαυδία, καὶ οἱ ἀδελφοὶ</w:t>
+      </w:r>
+    </w:p>
+    <w:p>
+      <w:pPr/>
+      <w:r>
+        <w:rPr>
+          <w:lang w:val="id_ID" w:bidi="id_ID"/>
+        </w:rPr>
+      </w:r>
+      <w:r>
+        <w:rPr>
           <w:lang w:val="id_ID" w:bidi="id_ID"/>
         </w:rPr>
         <w:t>Paulus menghilangkan beberapa kata yang dalam banyak bahasa diperlukan untuk melengkapi kalimat. Anda dapat menyediakan kata-kata ini dari awal kalimat jika akan lebih jelas dalam bahasa Anda. Terjemahan alternatif: "Ebulus memberi salam kepadamu, demikian juga Pudes, Linus, Klaudia dan saudara-saudara"</w:t>
@@ -37396,6 +43641,21 @@
       </w:r>
       <w:r>
         <w:rPr>
+          <w:b/>
+          <w:lang w:val="id_ID" w:bidi="id_ID"/>
+        </w:rPr>
+        <w:t>Εὔβουλος &amp; Πούδης &amp; Λίνος</w:t>
+      </w:r>
+    </w:p>
+    <w:p>
+      <w:pPr/>
+      <w:r>
+        <w:rPr>
+          <w:lang w:val="id_ID" w:bidi="id_ID"/>
+        </w:rPr>
+      </w:r>
+      <w:r>
+        <w:rPr>
           <w:lang w:val="id_ID" w:bidi="id_ID"/>
         </w:rPr>
         <w:t xml:space="preserve">Kata </w:t>
@@ -37503,6 +43763,21 @@
       </w:r>
       <w:r>
         <w:rPr>
+          <w:b/>
+          <w:lang w:val="id_ID" w:bidi="id_ID"/>
+        </w:rPr>
+        <w:t>Κλαυδία</w:t>
+      </w:r>
+    </w:p>
+    <w:p>
+      <w:pPr/>
+      <w:r>
+        <w:rPr>
+          <w:lang w:val="id_ID" w:bidi="id_ID"/>
+        </w:rPr>
+      </w:r>
+      <w:r>
+        <w:rPr>
           <w:lang w:val="id_ID" w:bidi="id_ID"/>
         </w:rPr>
         <w:t xml:space="preserve">Kata </w:t>
@@ -37584,6 +43859,21 @@
       </w:r>
       <w:r>
         <w:rPr>
+          <w:b/>
+          <w:lang w:val="id_ID" w:bidi="id_ID"/>
+        </w:rPr>
+        <w:t>οἱ ἀδελφοὶ</w:t>
+      </w:r>
+    </w:p>
+    <w:p>
+      <w:pPr/>
+      <w:r>
+        <w:rPr>
+          <w:lang w:val="id_ID" w:bidi="id_ID"/>
+        </w:rPr>
+      </w:r>
+      <w:r>
+        <w:rPr>
           <w:lang w:val="id_ID" w:bidi="id_ID"/>
         </w:rPr>
         <w:t xml:space="preserve">Di sini Paulus merujuk kepada </w:t>
@@ -37730,6 +44020,21 @@
       </w:r>
       <w:r>
         <w:rPr>
+          <w:b/>
+          <w:lang w:val="id_ID" w:bidi="id_ID"/>
+        </w:rPr>
+        <w:t>οἱ ἀδελφοὶ</w:t>
+      </w:r>
+    </w:p>
+    <w:p>
+      <w:pPr/>
+      <w:r>
+        <w:rPr>
+          <w:lang w:val="id_ID" w:bidi="id_ID"/>
+        </w:rPr>
+      </w:r>
+      <w:r>
+        <w:rPr>
           <w:lang w:val="id_ID" w:bidi="id_ID"/>
         </w:rPr>
         <w:t xml:space="preserve">Paulus menggunakan istilah </w:t>
@@ -37811,6 +44116,21 @@
       </w:r>
       <w:r>
         <w:rPr>
+          <w:b/>
+          <w:lang w:val="id_ID" w:bidi="id_ID"/>
+        </w:rPr>
+        <w:t>οἱ ἀδελφοὶ</w:t>
+      </w:r>
+    </w:p>
+    <w:p>
+      <w:pPr/>
+      <w:r>
+        <w:rPr>
+          <w:lang w:val="id_ID" w:bidi="id_ID"/>
+        </w:rPr>
+      </w:r>
+      <w:r>
+        <w:rPr>
           <w:lang w:val="id_ID" w:bidi="id_ID"/>
         </w:rPr>
         <w:t xml:space="preserve">Meskipun istilah </w:t>
@@ -37892,6 +44212,21 @@
       </w:r>
       <w:r>
         <w:rPr>
+          <w:b/>
+          <w:lang w:val="id_ID" w:bidi="id_ID"/>
+        </w:rPr>
+        <w:t>ὁ Κύριος μετὰ τοῦ πνεύματός σου</w:t>
+      </w:r>
+    </w:p>
+    <w:p>
+      <w:pPr/>
+      <w:r>
+        <w:rPr>
+          <w:lang w:val="id_ID" w:bidi="id_ID"/>
+        </w:rPr>
+      </w:r>
+      <w:r>
+        <w:rPr>
           <w:lang w:val="id_ID" w:bidi="id_ID"/>
         </w:rPr>
         <w:t>Sebagaimana kebiasaan dalam budayanya, Paulus menutup suratnya dengan sebuah berkat untuk Timotius. Gunakanlah bentuk yang dapat dikenali orang sebagai berkat dalam bahasa Anda. Terjemahan alternatif: "Semoga Tuhan menyertai rohmu" atau "Saya berdoa agar Tuhan menyertai rohmu"</w:t>
@@ -37960,6 +44295,21 @@
       </w:r>
       <w:r>
         <w:rPr>
+          <w:b/>
+          <w:lang w:val="id_ID" w:bidi="id_ID"/>
+        </w:rPr>
+        <w:t>ὁ Κύριος</w:t>
+      </w:r>
+    </w:p>
+    <w:p>
+      <w:pPr/>
+      <w:r>
+        <w:rPr>
+          <w:lang w:val="id_ID" w:bidi="id_ID"/>
+        </w:rPr>
+      </w:r>
+      <w:r>
+        <w:rPr>
           <w:lang w:val="id_ID" w:bidi="id_ID"/>
         </w:rPr>
         <w:t xml:space="preserve">Banyak naskah kuno yang berbunyi </w:t>
@@ -38041,6 +44391,21 @@
       </w:r>
       <w:r>
         <w:rPr>
+          <w:b/>
+          <w:lang w:val="id_ID" w:bidi="id_ID"/>
+        </w:rPr>
+        <w:t>μετὰ τοῦ πνεύματός σου</w:t>
+      </w:r>
+    </w:p>
+    <w:p>
+      <w:pPr/>
+      <w:r>
+        <w:rPr>
+          <w:lang w:val="id_ID" w:bidi="id_ID"/>
+        </w:rPr>
+      </w:r>
+      <w:r>
+        <w:rPr>
           <w:lang w:val="id_ID" w:bidi="id_ID"/>
         </w:rPr>
         <w:t xml:space="preserve">Paulus menggunakan kata </w:t>
@@ -38135,6 +44500,21 @@
       </w:r>
       <w:r>
         <w:rPr>
+          <w:b/>
+          <w:lang w:val="id_ID" w:bidi="id_ID"/>
+        </w:rPr>
+        <w:t>ἡ χάρις μεθ’ ὑμῶν</w:t>
+      </w:r>
+    </w:p>
+    <w:p>
+      <w:pPr/>
+      <w:r>
+        <w:rPr>
+          <w:lang w:val="id_ID" w:bidi="id_ID"/>
+        </w:rPr>
+      </w:r>
+      <w:r>
+        <w:rPr>
           <w:lang w:val="id_ID" w:bidi="id_ID"/>
         </w:rPr>
         <w:t xml:space="preserve">Sebagaimana kebiasaan dalam budayanya, Paulus menutup suratnya dengan sebuah berkat untuk Timotius dan orang-orang percaya yang bersamanya. Dia menyiratkan bahwa </w:t>
@@ -38216,6 +44596,21 @@
       </w:r>
       <w:r>
         <w:rPr>
+          <w:b/>
+          <w:lang w:val="id_ID" w:bidi="id_ID"/>
+        </w:rPr>
+        <w:t>ἡ χάρις μεθ’ ὑμῶν</w:t>
+      </w:r>
+    </w:p>
+    <w:p>
+      <w:pPr/>
+      <w:r>
+        <w:rPr>
+          <w:lang w:val="id_ID" w:bidi="id_ID"/>
+        </w:rPr>
+      </w:r>
+      <w:r>
+        <w:rPr>
           <w:lang w:val="id_ID" w:bidi="id_ID"/>
         </w:rPr>
         <w:t xml:space="preserve">Jika bahasa Anda tidak menggunakan kata benda abstrak untuk ide </w:t>
@@ -38297,6 +44692,21 @@
       </w:r>
       <w:r>
         <w:rPr>
+          <w:b/>
+          <w:lang w:val="id_ID" w:bidi="id_ID"/>
+        </w:rPr>
+        <w:t>ὑμῶν</w:t>
+      </w:r>
+    </w:p>
+    <w:p>
+      <w:pPr/>
+      <w:r>
+        <w:rPr>
+          <w:lang w:val="id_ID" w:bidi="id_ID"/>
+        </w:rPr>
+      </w:r>
+      <w:r>
+        <w:rPr>
           <w:lang w:val="id_ID" w:bidi="id_ID"/>
         </w:rPr>
         <w:t xml:space="preserve">Karena Paulus memberikan berkat ini kepada Timotius dan semua orang percaya yang bersamanya, ini adalah satu-satunya tempat dalam surat ini di mana </w:t>
@@ -38367,6 +44777,21 @@
         <w:rPr>
           <w:lang w:val="id_ID" w:bidi="id_ID"/>
         </w:rPr>
+      </w:r>
+    </w:p>
+    <w:p>
+      <w:pPr/>
+      <w:r>
+        <w:rPr>
+          <w:lang w:val="id_ID" w:bidi="id_ID"/>
+        </w:rPr>
+      </w:r>
+      <w:r>
+        <w:rPr>
+          <w:b/>
+          <w:lang w:val="id_ID" w:bidi="id_ID"/>
+        </w:rPr>
+        <w:t>ὑμῶν</w:t>
       </w:r>
     </w:p>
     <w:p>

--- a/ind/docx/55.content.docx
+++ b/ind/docx/55.content.docx
@@ -227,6 +227,21 @@
       </w:r>
       <w:r>
         <w:rPr>
+          <w:b/>
+          <w:lang w:val="id_ID" w:bidi="id_ID"/>
+        </w:rPr>
+        <w:t>Παῦλος, ἀπόστολος</w:t>
+      </w:r>
+    </w:p>
+    <w:p>
+      <w:pPr/>
+      <w:r>
+        <w:rPr>
+          <w:lang w:val="id_ID" w:bidi="id_ID"/>
+        </w:rPr>
+      </w:r>
+      <w:r>
+        <w:rPr>
           <w:lang w:val="id_ID" w:bidi="id_ID"/>
         </w:rPr>
         <w:t>Dalam budaya ini, penulis surat akan menyebutkan nama mereka sendiri terlebih dahulu, mengacu pada diri mereka sendiri sebagai orang ketiga. Jika itu akan membantu dalam bahasa Anda, Anda dapat menggunakan orang pertama di sini. Atau jika bahasa Anda memiliki cara khusus untuk memperkenalkan penulis surat, dan jika itu akan membantu pembaca Anda, Anda dapat menggunakannya di sini. Terjemahan alternatif: "Dari Paulus. Aku adalah seorang rasul"</w:t>
@@ -295,6 +310,21 @@
       </w:r>
       <w:r>
         <w:rPr>
+          <w:b/>
+          <w:lang w:val="id_ID" w:bidi="id_ID"/>
+        </w:rPr>
+        <w:t>διὰ θελήματος Θεοῦ</w:t>
+      </w:r>
+    </w:p>
+    <w:p>
+      <w:pPr/>
+      <w:r>
+        <w:rPr>
+          <w:lang w:val="id_ID" w:bidi="id_ID"/>
+        </w:rPr>
+      </w:r>
+      <w:r>
+        <w:rPr>
           <w:lang w:val="id_ID" w:bidi="id_ID"/>
         </w:rPr>
         <w:t xml:space="preserve">Jika bahasa Anda tidak menggunakan kata benda abstrak untuk ide </w:t>
@@ -376,6 +406,21 @@
       </w:r>
       <w:r>
         <w:rPr>
+          <w:b/>
+          <w:lang w:val="id_ID" w:bidi="id_ID"/>
+        </w:rPr>
+        <w:t>κατ’</w:t>
+      </w:r>
+    </w:p>
+    <w:p>
+      <w:pPr/>
+      <w:r>
+        <w:rPr>
+          <w:lang w:val="id_ID" w:bidi="id_ID"/>
+        </w:rPr>
+      </w:r>
+      <w:r>
+        <w:rPr>
           <w:lang w:val="id_ID" w:bidi="id_ID"/>
         </w:rPr>
         <w:t xml:space="preserve">Di sini, frasa "sesuai dengan" dapat menunjukkan: (1) bahwa tujuan Paulus menjadi </w:t>
@@ -522,6 +567,21 @@
       </w:r>
       <w:r>
         <w:rPr>
+          <w:b/>
+          <w:lang w:val="id_ID" w:bidi="id_ID"/>
+        </w:rPr>
+        <w:t>ἐπαγγελίαν ζωῆς</w:t>
+      </w:r>
+    </w:p>
+    <w:p>
+      <w:pPr/>
+      <w:r>
+        <w:rPr>
+          <w:lang w:val="id_ID" w:bidi="id_ID"/>
+        </w:rPr>
+      </w:r>
+      <w:r>
+        <w:rPr>
           <w:lang w:val="id_ID" w:bidi="id_ID"/>
         </w:rPr>
         <w:t xml:space="preserve">Di sini, Paulus menggunakan bentuk posesif untuk menggambarkan </w:t>
@@ -616,6 +676,21 @@
       </w:r>
       <w:r>
         <w:rPr>
+          <w:b/>
+          <w:lang w:val="id_ID" w:bidi="id_ID"/>
+        </w:rPr>
+        <w:t>ζωῆς τῆς ἐν Χριστῷ Ἰησοῦ</w:t>
+      </w:r>
+    </w:p>
+    <w:p>
+      <w:pPr/>
+      <w:r>
+        <w:rPr>
+          <w:lang w:val="id_ID" w:bidi="id_ID"/>
+        </w:rPr>
+      </w:r>
+      <w:r>
+        <w:rPr>
           <w:lang w:val="id_ID" w:bidi="id_ID"/>
         </w:rPr>
         <w:t xml:space="preserve">Di sini Paulus menggunakan metafora spasial </w:t>
@@ -749,6 +824,21 @@
       </w:r>
       <w:r>
         <w:rPr>
+          <w:b/>
+          <w:lang w:val="id_ID" w:bidi="id_ID"/>
+        </w:rPr>
+        <w:t>ζωῆς τῆς</w:t>
+      </w:r>
+    </w:p>
+    <w:p>
+      <w:pPr/>
+      <w:r>
+        <w:rPr>
+          <w:lang w:val="id_ID" w:bidi="id_ID"/>
+        </w:rPr>
+      </w:r>
+      <w:r>
+        <w:rPr>
           <w:lang w:val="id_ID" w:bidi="id_ID"/>
         </w:rPr>
         <w:t xml:space="preserve">Di sini Paulus merujuk pada </w:t>
@@ -830,6 +920,21 @@
       </w:r>
       <w:r>
         <w:rPr>
+          <w:b/>
+          <w:lang w:val="id_ID" w:bidi="id_ID"/>
+        </w:rPr>
+        <w:t>ζωῆς τῆς</w:t>
+      </w:r>
+    </w:p>
+    <w:p>
+      <w:pPr/>
+      <w:r>
+        <w:rPr>
+          <w:lang w:val="id_ID" w:bidi="id_ID"/>
+        </w:rPr>
+      </w:r>
+      <w:r>
+        <w:rPr>
           <w:lang w:val="id_ID" w:bidi="id_ID"/>
         </w:rPr>
         <w:t xml:space="preserve">Jika bahasa Anda tidak menggunakan kata benda abstrak untuk ide </w:t>
@@ -911,6 +1016,21 @@
       </w:r>
       <w:r>
         <w:rPr>
+          <w:b/>
+          <w:lang w:val="id_ID" w:bidi="id_ID"/>
+        </w:rPr>
+        <w:t>Τιμοθέῳ</w:t>
+      </w:r>
+    </w:p>
+    <w:p>
+      <w:pPr/>
+      <w:r>
+        <w:rPr>
+          <w:lang w:val="id_ID" w:bidi="id_ID"/>
+        </w:rPr>
+      </w:r>
+      <w:r>
+        <w:rPr>
           <w:lang w:val="id_ID" w:bidi="id_ID"/>
         </w:rPr>
         <w:t>Dalam budaya ini, setelah menyebutkan nama mereka sendiri, penulis surat akan menyebutkan nama orang yang mereka kirimi surat, dengan menyebut mereka sebagai orang ketiga. Jika hal itu membingungkan dalam bahasa Anda, Anda dapat menggunakan orang kedua di sini. Atau jika bahasa Anda memiliki cara khusus untuk memperkenalkan penerima surat, dan jika itu akan membantu pembaca, Anda dapat menggunakannya di sini. Terjemahan alternatif: "Surat ini untukmu, Timotius"</w:t>
@@ -979,6 +1099,21 @@
       </w:r>
       <w:r>
         <w:rPr>
+          <w:b/>
+          <w:lang w:val="id_ID" w:bidi="id_ID"/>
+        </w:rPr>
+        <w:t>ἀγαπητῷ τέκνῳ</w:t>
+      </w:r>
+    </w:p>
+    <w:p>
+      <w:pPr/>
+      <w:r>
+        <w:rPr>
+          <w:lang w:val="id_ID" w:bidi="id_ID"/>
+        </w:rPr>
+      </w:r>
+      <w:r>
+        <w:rPr>
           <w:lang w:val="id_ID" w:bidi="id_ID"/>
         </w:rPr>
         <w:t xml:space="preserve">Paulus berbicara tentang hubungannya yang dekat dengan Timotius seolah-olah Timotius adalah </w:t>
@@ -1060,6 +1195,21 @@
       </w:r>
       <w:r>
         <w:rPr>
+          <w:b/>
+          <w:lang w:val="id_ID" w:bidi="id_ID"/>
+        </w:rPr>
+        <w:t>ἀγαπητῷ τέκνῳ</w:t>
+      </w:r>
+    </w:p>
+    <w:p>
+      <w:pPr/>
+      <w:r>
+        <w:rPr>
+          <w:lang w:val="id_ID" w:bidi="id_ID"/>
+        </w:rPr>
+      </w:r>
+      <w:r>
+        <w:rPr>
           <w:lang w:val="id_ID" w:bidi="id_ID"/>
         </w:rPr>
         <w:t>Jika bahasa Anda tidak menggunakan bentuk pasif ini, Anda dapat mengungkapkan ide dalam bentuk aktif atau dengan cara lain yang wajar dalam bahasa Anda. Jika Anda perlu mengatakan siapa yang melakukan tindakan tersebut, jelaslah dari konteksnya bahwa itu adalah Paulus. Terjemahan alternatif: "anak yang aku kasihi"</w:t>
@@ -1128,6 +1278,21 @@
       </w:r>
       <w:r>
         <w:rPr>
+          <w:b/>
+          <w:lang w:val="id_ID" w:bidi="id_ID"/>
+        </w:rPr>
+        <w:t>χάρις, ἔλεος, εἰρήνη, ἀπὸ Θεοῦ Πατρὸς καὶ Χριστοῦ Ἰησοῦ τοῦ Κυρίου ἡμῶν</w:t>
+      </w:r>
+    </w:p>
+    <w:p>
+      <w:pPr/>
+      <w:r>
+        <w:rPr>
+          <w:lang w:val="id_ID" w:bidi="id_ID"/>
+        </w:rPr>
+      </w:r>
+      <w:r>
+        <w:rPr>
           <w:lang w:val="id_ID" w:bidi="id_ID"/>
         </w:rPr>
         <w:t>Setelah menyebutkan namanya dan nama orang yang dituju, Paulus menambahkan berkat untuk Timotius. Gunakanlah bentuk yang dapat dikenali orang sebagai berkat dalam bahasa Anda. Terjemahan alternatif: "Semoga engkau beroleh kasih karunia, kemurahan dan damai sejahtera dari Allah Bapa dan Kristus Yesus, Tuhan kita" atau "Aku berdoa agar kasih karunia, kemurahan dan damai sejahtera dari Allah Bapa dan Kristus Yesus, Tuhan kita, senantiasa menyertai engkau."</w:t>
@@ -1196,6 +1361,21 @@
       </w:r>
       <w:r>
         <w:rPr>
+          <w:b/>
+          <w:lang w:val="id_ID" w:bidi="id_ID"/>
+        </w:rPr>
+        <w:t>χάρις, ἔλεος, εἰρήνη</w:t>
+      </w:r>
+    </w:p>
+    <w:p>
+      <w:pPr/>
+      <w:r>
+        <w:rPr>
+          <w:lang w:val="id_ID" w:bidi="id_ID"/>
+        </w:rPr>
+      </w:r>
+      <w:r>
+        <w:rPr>
           <w:lang w:val="id_ID" w:bidi="id_ID"/>
         </w:rPr>
         <w:t xml:space="preserve">Jika bahasa Anda tidak menggunakan kata benda abstrak untuk ide </w:t>
@@ -1306,6 +1486,21 @@
           <w:b/>
           <w:lang w:val="id_ID" w:bidi="id_ID"/>
         </w:rPr>
+        <w:t>Θεοῦ Πατρὸς</w:t>
+      </w:r>
+    </w:p>
+    <w:p>
+      <w:pPr/>
+      <w:r>
+        <w:rPr>
+          <w:lang w:val="id_ID" w:bidi="id_ID"/>
+        </w:rPr>
+      </w:r>
+      <w:r>
+        <w:rPr>
+          <w:b/>
+          <w:lang w:val="id_ID" w:bidi="id_ID"/>
+        </w:rPr>
         <w:t>Bapa</w:t>
       </w:r>
       <w:r>
@@ -1404,6 +1599,21 @@
       </w:r>
       <w:r>
         <w:rPr>
+          <w:b/>
+          <w:lang w:val="id_ID" w:bidi="id_ID"/>
+        </w:rPr>
+        <w:t>ἡμῶν</w:t>
+      </w:r>
+    </w:p>
+    <w:p>
+      <w:pPr/>
+      <w:r>
+        <w:rPr>
+          <w:lang w:val="id_ID" w:bidi="id_ID"/>
+        </w:rPr>
+      </w:r>
+      <w:r>
+        <w:rPr>
           <w:lang w:val="id_ID" w:bidi="id_ID"/>
         </w:rPr>
         <w:t xml:space="preserve">Dalam surat ini, Paulus menggunakan kata </w:t>
@@ -1511,6 +1721,21 @@
       </w:r>
       <w:r>
         <w:rPr>
+          <w:b/>
+          <w:lang w:val="id_ID" w:bidi="id_ID"/>
+        </w:rPr>
+        <w:t>χάριν ἔχω</w:t>
+      </w:r>
+    </w:p>
+    <w:p>
+      <w:pPr/>
+      <w:r>
+        <w:rPr>
+          <w:lang w:val="id_ID" w:bidi="id_ID"/>
+        </w:rPr>
+      </w:r>
+      <w:r>
+        <w:rPr>
           <w:lang w:val="id_ID" w:bidi="id_ID"/>
         </w:rPr>
         <w:t xml:space="preserve">Jika bahasa Anda tidak menggunakan kata benda abstrak untuk ide </w:t>
@@ -1592,6 +1817,21 @@
       </w:r>
       <w:r>
         <w:rPr>
+          <w:b/>
+          <w:lang w:val="id_ID" w:bidi="id_ID"/>
+        </w:rPr>
+        <w:t>ᾧ λατρεύω ἀπὸ προγόνων</w:t>
+      </w:r>
+    </w:p>
+    <w:p>
+      <w:pPr/>
+      <w:r>
+        <w:rPr>
+          <w:lang w:val="id_ID" w:bidi="id_ID"/>
+        </w:rPr>
+      </w:r>
+      <w:r>
+        <w:rPr>
           <w:lang w:val="id_ID" w:bidi="id_ID"/>
         </w:rPr>
         <w:t>Di sini Paulus bermaksud bahwa ia melayani Allah dengan cara yang sama seperti yang dilakukan oleh nenek moyangnya. Jika akan membantu dalam bahasa Anda, Anda dapat menggunakan frasa yang sebanding atau menyatakan maknanya dengan jelas. Terjemahan alternatif: "yang saya layani dengan cara yang saya terima dari nenek moyang saya" atau "yang dilayani oleh nenek moyang saya dan saya layani juga"</w:t>
@@ -1663,6 +1903,21 @@
           <w:b/>
           <w:lang w:val="id_ID" w:bidi="id_ID"/>
         </w:rPr>
+        <w:t>ἐν καθαρᾷ συνειδήσει</w:t>
+      </w:r>
+    </w:p>
+    <w:p>
+      <w:pPr/>
+      <w:r>
+        <w:rPr>
+          <w:lang w:val="id_ID" w:bidi="id_ID"/>
+        </w:rPr>
+      </w:r>
+      <w:r>
+        <w:rPr>
+          <w:b/>
+          <w:lang w:val="id_ID" w:bidi="id_ID"/>
+        </w:rPr>
         <w:t>Hati nurani</w:t>
       </w:r>
       <w:r>
@@ -1737,6 +1992,21 @@
         <w:rPr>
           <w:lang w:val="id_ID" w:bidi="id_ID"/>
         </w:rPr>
+      </w:r>
+    </w:p>
+    <w:p>
+      <w:pPr/>
+      <w:r>
+        <w:rPr>
+          <w:lang w:val="id_ID" w:bidi="id_ID"/>
+        </w:rPr>
+      </w:r>
+      <w:r>
+        <w:rPr>
+          <w:b/>
+          <w:lang w:val="id_ID" w:bidi="id_ID"/>
+        </w:rPr>
+        <w:t>ὡς ἀδιάλειπτον ἔχω τὴν περὶ σοῦ μνείαν</w:t>
       </w:r>
     </w:p>
     <w:p>
@@ -1928,6 +2198,21 @@
       </w:r>
       <w:r>
         <w:rPr>
+          <w:b/>
+          <w:lang w:val="id_ID" w:bidi="id_ID"/>
+        </w:rPr>
+        <w:t>νυκτὸς καὶ ἡμέρας</w:t>
+      </w:r>
+    </w:p>
+    <w:p>
+      <w:pPr/>
+      <w:r>
+        <w:rPr>
+          <w:lang w:val="id_ID" w:bidi="id_ID"/>
+        </w:rPr>
+      </w:r>
+      <w:r>
+        <w:rPr>
           <w:lang w:val="id_ID" w:bidi="id_ID"/>
         </w:rPr>
         <w:t xml:space="preserve">Di sini, frasa </w:t>
@@ -2009,6 +2294,21 @@
       </w:r>
       <w:r>
         <w:rPr>
+          <w:b/>
+          <w:lang w:val="id_ID" w:bidi="id_ID"/>
+        </w:rPr>
+        <w:t>μεμνημένος σου τῶν δακρύων</w:t>
+      </w:r>
+    </w:p>
+    <w:p>
+      <w:pPr/>
+      <w:r>
+        <w:rPr>
+          <w:lang w:val="id_ID" w:bidi="id_ID"/>
+        </w:rPr>
+      </w:r>
+      <w:r>
+        <w:rPr>
           <w:lang w:val="id_ID" w:bidi="id_ID"/>
         </w:rPr>
         <w:t xml:space="preserve">Di sini Paulus menyiratkan bahwa Timotius meneteskan </w:t>
@@ -2090,6 +2390,21 @@
       </w:r>
       <w:r>
         <w:rPr>
+          <w:b/>
+          <w:lang w:val="id_ID" w:bidi="id_ID"/>
+        </w:rPr>
+        <w:t>σου τῶν δακρύων</w:t>
+      </w:r>
+    </w:p>
+    <w:p>
+      <w:pPr/>
+      <w:r>
+        <w:rPr>
+          <w:lang w:val="id_ID" w:bidi="id_ID"/>
+        </w:rPr>
+      </w:r>
+      <w:r>
+        <w:rPr>
           <w:lang w:val="id_ID" w:bidi="id_ID"/>
         </w:rPr>
         <w:t xml:space="preserve">Di sini, kata </w:t>
@@ -2184,6 +2499,21 @@
       </w:r>
       <w:r>
         <w:rPr>
+          <w:b/>
+          <w:lang w:val="id_ID" w:bidi="id_ID"/>
+        </w:rPr>
+        <w:t>χαρᾶς πληρωθῶ</w:t>
+      </w:r>
+    </w:p>
+    <w:p>
+      <w:pPr/>
+      <w:r>
+        <w:rPr>
+          <w:lang w:val="id_ID" w:bidi="id_ID"/>
+        </w:rPr>
+      </w:r>
+      <w:r>
+        <w:rPr>
           <w:lang w:val="id_ID" w:bidi="id_ID"/>
         </w:rPr>
         <w:t xml:space="preserve">Paulus berbicara tentang dirinya sendiri seolah-olah ia adalah sebuah wadah yang dapat </w:t>
@@ -2278,6 +2608,21 @@
       </w:r>
       <w:r>
         <w:rPr>
+          <w:b/>
+          <w:lang w:val="id_ID" w:bidi="id_ID"/>
+        </w:rPr>
+        <w:t>χαρᾶς πληρωθῶ</w:t>
+      </w:r>
+    </w:p>
+    <w:p>
+      <w:pPr/>
+      <w:r>
+        <w:rPr>
+          <w:lang w:val="id_ID" w:bidi="id_ID"/>
+        </w:rPr>
+      </w:r>
+      <w:r>
+        <w:rPr>
           <w:lang w:val="id_ID" w:bidi="id_ID"/>
         </w:rPr>
         <w:t>Jika bahasa Anda tidak menggunakan bentuk pasif ini, Anda dapat mengungkapkan ide dalam bentuk aktif atau dengan cara lain yang wajar dalam bahasa Anda. Terjemahan alternatif: "sukacita dapat memenuhi saya"</w:t>
@@ -2346,6 +2691,21 @@
       </w:r>
       <w:r>
         <w:rPr>
+          <w:b/>
+          <w:lang w:val="id_ID" w:bidi="id_ID"/>
+        </w:rPr>
+        <w:t>χαρᾶς πληρωθῶ</w:t>
+      </w:r>
+    </w:p>
+    <w:p>
+      <w:pPr/>
+      <w:r>
+        <w:rPr>
+          <w:lang w:val="id_ID" w:bidi="id_ID"/>
+        </w:rPr>
+      </w:r>
+      <w:r>
+        <w:rPr>
           <w:lang w:val="id_ID" w:bidi="id_ID"/>
         </w:rPr>
         <w:t xml:space="preserve">Jika bahasa Anda tidak menggunakan kata benda abstrak untuk ide </w:t>
@@ -2427,6 +2787,21 @@
       </w:r>
       <w:r>
         <w:rPr>
+          <w:b/>
+          <w:lang w:val="id_ID" w:bidi="id_ID"/>
+        </w:rPr>
+        <w:t>ὑπόμνησιν λαβὼν</w:t>
+      </w:r>
+    </w:p>
+    <w:p>
+      <w:pPr/>
+      <w:r>
+        <w:rPr>
+          <w:lang w:val="id_ID" w:bidi="id_ID"/>
+        </w:rPr>
+      </w:r>
+      <w:r>
+        <w:rPr>
           <w:lang w:val="id_ID" w:bidi="id_ID"/>
         </w:rPr>
         <w:t xml:space="preserve">Jika bahasa Anda tidak menggunakan kata benda abstrak untuk ide </w:t>
@@ -2508,6 +2883,21 @@
       </w:r>
       <w:r>
         <w:rPr>
+          <w:b/>
+          <w:lang w:val="id_ID" w:bidi="id_ID"/>
+        </w:rPr>
+        <w:t>τῆς ἐν σοὶ ἀνυποκρίτου πίστεως, ἥτις ἐνῴκησεν πρῶτον</w:t>
+      </w:r>
+    </w:p>
+    <w:p>
+      <w:pPr/>
+      <w:r>
+        <w:rPr>
+          <w:lang w:val="id_ID" w:bidi="id_ID"/>
+        </w:rPr>
+      </w:r>
+      <w:r>
+        <w:rPr>
           <w:lang w:val="id_ID" w:bidi="id_ID"/>
         </w:rPr>
         <w:t xml:space="preserve">Jika bahasa Anda tidak menggunakan kata benda abstrak untuk ide </w:t>
@@ -2790,6 +3180,21 @@
       </w:r>
       <w:r>
         <w:rPr>
+          <w:b/>
+          <w:lang w:val="id_ID" w:bidi="id_ID"/>
+        </w:rPr>
+        <w:t>τῇ μάμμῃ σου</w:t>
+      </w:r>
+    </w:p>
+    <w:p>
+      <w:pPr/>
+      <w:r>
+        <w:rPr>
+          <w:lang w:val="id_ID" w:bidi="id_ID"/>
+        </w:rPr>
+      </w:r>
+      <w:r>
+        <w:rPr>
           <w:lang w:val="id_ID" w:bidi="id_ID"/>
         </w:rPr>
         <w:t xml:space="preserve">Paulus tidak menunjukkan apakah </w:t>
@@ -2871,6 +3276,21 @@
       </w:r>
       <w:r>
         <w:rPr>
+          <w:b/>
+          <w:lang w:val="id_ID" w:bidi="id_ID"/>
+        </w:rPr>
+        <w:t>Λωΐδι &amp; Εὐνίκῃ</w:t>
+      </w:r>
+    </w:p>
+    <w:p>
+      <w:pPr/>
+      <w:r>
+        <w:rPr>
+          <w:lang w:val="id_ID" w:bidi="id_ID"/>
+        </w:rPr>
+      </w:r>
+      <w:r>
+        <w:rPr>
           <w:lang w:val="id_ID" w:bidi="id_ID"/>
         </w:rPr>
         <w:t xml:space="preserve">Kata </w:t>
@@ -2965,6 +3385,21 @@
       </w:r>
       <w:r>
         <w:rPr>
+          <w:b/>
+          <w:lang w:val="id_ID" w:bidi="id_ID"/>
+        </w:rPr>
+        <w:t>πέπεισμαι</w:t>
+      </w:r>
+    </w:p>
+    <w:p>
+      <w:pPr/>
+      <w:r>
+        <w:rPr>
+          <w:lang w:val="id_ID" w:bidi="id_ID"/>
+        </w:rPr>
+      </w:r>
+      <w:r>
+        <w:rPr>
           <w:lang w:val="id_ID" w:bidi="id_ID"/>
         </w:rPr>
         <w:t>Jika bahasa Anda tidak menggunakan bentuk pasif ini, Anda dapat mengungkapkan ide dalam bentuk aktif atau dengan cara lain yang wajar dalam bahasa Anda. Terjemahan alternatif: "Saya yakin" atau "Saya percaya diri"</w:t>
@@ -3022,6 +3457,21 @@
         <w:rPr>
           <w:lang w:val="id_ID" w:bidi="id_ID"/>
         </w:rPr>
+      </w:r>
+    </w:p>
+    <w:p>
+      <w:pPr/>
+      <w:r>
+        <w:rPr>
+          <w:lang w:val="id_ID" w:bidi="id_ID"/>
+        </w:rPr>
+      </w:r>
+      <w:r>
+        <w:rPr>
+          <w:b/>
+          <w:lang w:val="id_ID" w:bidi="id_ID"/>
+        </w:rPr>
+        <w:t>δι’ ἣν αἰτίαν</w:t>
       </w:r>
     </w:p>
     <w:p>
@@ -3132,6 +3582,21 @@
       </w:r>
       <w:r>
         <w:rPr>
+          <w:b/>
+          <w:lang w:val="id_ID" w:bidi="id_ID"/>
+        </w:rPr>
+        <w:t>ἀναζωπυρεῖν τὸ χάρισμα</w:t>
+      </w:r>
+    </w:p>
+    <w:p>
+      <w:pPr/>
+      <w:r>
+        <w:rPr>
+          <w:lang w:val="id_ID" w:bidi="id_ID"/>
+        </w:rPr>
+      </w:r>
+      <w:r>
+        <w:rPr>
           <w:lang w:val="id_ID" w:bidi="id_ID"/>
         </w:rPr>
         <w:t xml:space="preserve">Di sini Paulus berbicara tentang </w:t>
@@ -3239,6 +3704,21 @@
       </w:r>
       <w:r>
         <w:rPr>
+          <w:b/>
+          <w:lang w:val="id_ID" w:bidi="id_ID"/>
+        </w:rPr>
+        <w:t>τὸ χάρισμα τοῦ Θεοῦ, ὅ ἐστιν ἐν σοὶ</w:t>
+      </w:r>
+    </w:p>
+    <w:p>
+      <w:pPr/>
+      <w:r>
+        <w:rPr>
+          <w:lang w:val="id_ID" w:bidi="id_ID"/>
+        </w:rPr>
+      </w:r>
+      <w:r>
+        <w:rPr>
           <w:lang w:val="id_ID" w:bidi="id_ID"/>
         </w:rPr>
         <w:t xml:space="preserve">Paulus berbicara tentang Timotius seolah-olah ia adalah sebuah wadah yang dapat menampung </w:t>
@@ -3320,6 +3800,21 @@
       </w:r>
       <w:r>
         <w:rPr>
+          <w:b/>
+          <w:lang w:val="id_ID" w:bidi="id_ID"/>
+        </w:rPr>
+        <w:t>τὸ χάρισμα τοῦ Θεοῦ, ὅ ἐστιν ἐν σοὶ</w:t>
+      </w:r>
+    </w:p>
+    <w:p>
+      <w:pPr/>
+      <w:r>
+        <w:rPr>
+          <w:lang w:val="id_ID" w:bidi="id_ID"/>
+        </w:rPr>
+      </w:r>
+      <w:r>
+        <w:rPr>
           <w:lang w:val="id_ID" w:bidi="id_ID"/>
         </w:rPr>
         <w:t xml:space="preserve">Di sini Paulus menyiratkan bahwa </w:t>
@@ -3414,6 +3909,21 @@
       </w:r>
       <w:r>
         <w:rPr>
+          <w:b/>
+          <w:lang w:val="id_ID" w:bidi="id_ID"/>
+        </w:rPr>
+        <w:t>διὰ τῆς ἐπιθέσεως τῶν χειρῶν μου</w:t>
+      </w:r>
+    </w:p>
+    <w:p>
+      <w:pPr/>
+      <w:r>
+        <w:rPr>
+          <w:lang w:val="id_ID" w:bidi="id_ID"/>
+        </w:rPr>
+      </w:r>
+      <w:r>
+        <w:rPr>
           <w:lang w:val="id_ID" w:bidi="id_ID"/>
         </w:rPr>
         <w:t xml:space="preserve">Di sini Paulus sedang berbicara tentang suatu upacara di mana ia menumpangkan </w:t>
@@ -3484,6 +3994,21 @@
         <w:rPr>
           <w:lang w:val="id_ID" w:bidi="id_ID"/>
         </w:rPr>
+      </w:r>
+    </w:p>
+    <w:p>
+      <w:pPr/>
+      <w:r>
+        <w:rPr>
+          <w:lang w:val="id_ID" w:bidi="id_ID"/>
+        </w:rPr>
+      </w:r>
+      <w:r>
+        <w:rPr>
+          <w:b/>
+          <w:lang w:val="id_ID" w:bidi="id_ID"/>
+        </w:rPr>
+        <w:t>γὰρ</w:t>
       </w:r>
     </w:p>
     <w:p>
@@ -3607,6 +4132,21 @@
       </w:r>
       <w:r>
         <w:rPr>
+          <w:b/>
+          <w:lang w:val="id_ID" w:bidi="id_ID"/>
+        </w:rPr>
+        <w:t>πνεῦμα δειλίας, ἀλλὰ δυνάμεως, καὶ ἀγάπης, καὶ σωφρονισμοῦ</w:t>
+      </w:r>
+    </w:p>
+    <w:p>
+      <w:pPr/>
+      <w:r>
+        <w:rPr>
+          <w:lang w:val="id_ID" w:bidi="id_ID"/>
+        </w:rPr>
+      </w:r>
+      <w:r>
+        <w:rPr>
           <w:lang w:val="id_ID" w:bidi="id_ID"/>
         </w:rPr>
         <w:t xml:space="preserve">Di sini, kata </w:t>
@@ -3701,6 +4241,21 @@
       </w:r>
       <w:r>
         <w:rPr>
+          <w:b/>
+          <w:lang w:val="id_ID" w:bidi="id_ID"/>
+        </w:rPr>
+        <w:t>δειλίας, ἀλλὰ δυνάμεως, καὶ ἀγάπης, καὶ σωφρονισμοῦ</w:t>
+      </w:r>
+    </w:p>
+    <w:p>
+      <w:pPr/>
+      <w:r>
+        <w:rPr>
+          <w:lang w:val="id_ID" w:bidi="id_ID"/>
+        </w:rPr>
+      </w:r>
+      <w:r>
+        <w:rPr>
           <w:lang w:val="id_ID" w:bidi="id_ID"/>
         </w:rPr>
         <w:t xml:space="preserve">Jika bahasa Anda tidak menggunakan kata benda abstrak untuk ide </w:t>
@@ -3821,6 +4376,21 @@
       </w:r>
       <w:r>
         <w:rPr>
+          <w:b/>
+          <w:lang w:val="id_ID" w:bidi="id_ID"/>
+        </w:rPr>
+        <w:t>σωφρονισμοῦ</w:t>
+      </w:r>
+    </w:p>
+    <w:p>
+      <w:pPr/>
+      <w:r>
+        <w:rPr>
+          <w:lang w:val="id_ID" w:bidi="id_ID"/>
+        </w:rPr>
+      </w:r>
+      <w:r>
+        <w:rPr>
           <w:lang w:val="id_ID" w:bidi="id_ID"/>
         </w:rPr>
         <w:t xml:space="preserve">Di sini, kata </w:t>
@@ -3902,6 +4472,21 @@
       </w:r>
       <w:r>
         <w:rPr>
+          <w:b/>
+          <w:lang w:val="id_ID" w:bidi="id_ID"/>
+        </w:rPr>
+        <w:t>οὖν</w:t>
+      </w:r>
+    </w:p>
+    <w:p>
+      <w:pPr/>
+      <w:r>
+        <w:rPr>
+          <w:lang w:val="id_ID" w:bidi="id_ID"/>
+        </w:rPr>
+      </w:r>
+      <w:r>
+        <w:rPr>
           <w:lang w:val="id_ID" w:bidi="id_ID"/>
         </w:rPr>
         <w:t xml:space="preserve">Di sini, kata </w:t>
@@ -3983,6 +4568,21 @@
       </w:r>
       <w:r>
         <w:rPr>
+          <w:b/>
+          <w:lang w:val="id_ID" w:bidi="id_ID"/>
+        </w:rPr>
+        <w:t>μὴ &amp; ἐπαισχυνθῇς τὸ μαρτύριον τοῦ Κυρίου ἡμῶν, μηδὲ ἐμὲ, τὸν δέσμιον αὐτοῦ</w:t>
+      </w:r>
+    </w:p>
+    <w:p>
+      <w:pPr/>
+      <w:r>
+        <w:rPr>
+          <w:lang w:val="id_ID" w:bidi="id_ID"/>
+        </w:rPr>
+      </w:r>
+      <w:r>
+        <w:rPr>
           <w:lang w:val="id_ID" w:bidi="id_ID"/>
         </w:rPr>
         <w:t>Jika bahasa Anda tidak menggunakan bentuk pasif ini, Anda dapat mengekspresikan ide dalam bentuk aktif atau dengan cara lain yang wajar dalam bahasa Anda. Terjemahan alternatif: "Janganlah kesaksian Tuhan kita, atau aku, tawanan-Nya, mempermalukan kamu"</w:t>
@@ -4051,6 +4651,21 @@
       </w:r>
       <w:r>
         <w:rPr>
+          <w:b/>
+          <w:lang w:val="id_ID" w:bidi="id_ID"/>
+        </w:rPr>
+        <w:t>τὸ μαρτύριον τοῦ Κυρίου ἡμῶν</w:t>
+      </w:r>
+    </w:p>
+    <w:p>
+      <w:pPr/>
+      <w:r>
+        <w:rPr>
+          <w:lang w:val="id_ID" w:bidi="id_ID"/>
+        </w:rPr>
+      </w:r>
+      <w:r>
+        <w:rPr>
           <w:lang w:val="id_ID" w:bidi="id_ID"/>
         </w:rPr>
         <w:t xml:space="preserve">Di sini, Paulus menggunakan bentuk posesif untuk menggambarkan </w:t>
@@ -4145,6 +4760,21 @@
       </w:r>
       <w:r>
         <w:rPr>
+          <w:b/>
+          <w:lang w:val="id_ID" w:bidi="id_ID"/>
+        </w:rPr>
+        <w:t>τὸν δέσμιον αὐτοῦ</w:t>
+      </w:r>
+    </w:p>
+    <w:p>
+      <w:pPr/>
+      <w:r>
+        <w:rPr>
+          <w:lang w:val="id_ID" w:bidi="id_ID"/>
+        </w:rPr>
+      </w:r>
+      <w:r>
+        <w:rPr>
           <w:lang w:val="id_ID" w:bidi="id_ID"/>
         </w:rPr>
         <w:t xml:space="preserve">Di sini, Paulus menggunakan bentuk posesif untuk menggambarkan dirinya sebagai </w:t>
@@ -4226,6 +4856,21 @@
       </w:r>
       <w:r>
         <w:rPr>
+          <w:b/>
+          <w:lang w:val="id_ID" w:bidi="id_ID"/>
+        </w:rPr>
+        <w:t>συνκακοπάθησον</w:t>
+      </w:r>
+    </w:p>
+    <w:p>
+      <w:pPr/>
+      <w:r>
+        <w:rPr>
+          <w:lang w:val="id_ID" w:bidi="id_ID"/>
+        </w:rPr>
+      </w:r>
+      <w:r>
+        <w:rPr>
           <w:lang w:val="id_ID" w:bidi="id_ID"/>
         </w:rPr>
         <w:t xml:space="preserve">Di sini, frasa </w:t>
@@ -4307,6 +4952,21 @@
       </w:r>
       <w:r>
         <w:rPr>
+          <w:b/>
+          <w:lang w:val="id_ID" w:bidi="id_ID"/>
+        </w:rPr>
+        <w:t>τῷ εὐαγγελίῳ</w:t>
+      </w:r>
+    </w:p>
+    <w:p>
+      <w:pPr/>
+      <w:r>
+        <w:rPr>
+          <w:lang w:val="id_ID" w:bidi="id_ID"/>
+        </w:rPr>
+      </w:r>
+      <w:r>
+        <w:rPr>
           <w:lang w:val="id_ID" w:bidi="id_ID"/>
         </w:rPr>
         <w:t xml:space="preserve">Di sini Paulus menyiratkan bahwa Timotius harus bersedia untuk menderita karena ia percaya dan memberitakan </w:t>
@@ -4388,6 +5048,21 @@
       </w:r>
       <w:r>
         <w:rPr>
+          <w:b/>
+          <w:lang w:val="id_ID" w:bidi="id_ID"/>
+        </w:rPr>
+        <w:t>κατὰ δύναμιν Θεοῦ</w:t>
+      </w:r>
+    </w:p>
+    <w:p>
+      <w:pPr/>
+      <w:r>
+        <w:rPr>
+          <w:lang w:val="id_ID" w:bidi="id_ID"/>
+        </w:rPr>
+      </w:r>
+      <w:r>
+        <w:rPr>
           <w:lang w:val="id_ID" w:bidi="id_ID"/>
         </w:rPr>
         <w:t xml:space="preserve">Jika bahasa Anda tidak menggunakan kata benda abstrak untuk ide </w:t>
@@ -4469,6 +5144,21 @@
       </w:r>
       <w:r>
         <w:rPr>
+          <w:b/>
+          <w:lang w:val="id_ID" w:bidi="id_ID"/>
+        </w:rPr>
+        <w:t>κλήσει ἁγίᾳ</w:t>
+      </w:r>
+    </w:p>
+    <w:p>
+      <w:pPr/>
+      <w:r>
+        <w:rPr>
+          <w:lang w:val="id_ID" w:bidi="id_ID"/>
+        </w:rPr>
+      </w:r>
+      <w:r>
+        <w:rPr>
           <w:lang w:val="id_ID" w:bidi="id_ID"/>
         </w:rPr>
         <w:t xml:space="preserve">Di sini, frasa </w:t>
@@ -4576,6 +5266,21 @@
       </w:r>
       <w:r>
         <w:rPr>
+          <w:b/>
+          <w:lang w:val="id_ID" w:bidi="id_ID"/>
+        </w:rPr>
+        <w:t>οὐ κατὰ τὰ ἔργα ἡμῶν, ἀλλὰ κατὰ ἰδίαν πρόθεσιν καὶ χάριν, τὴν δοθεῖσαν ἡμῖν</w:t>
+      </w:r>
+    </w:p>
+    <w:p>
+      <w:pPr/>
+      <w:r>
+        <w:rPr>
+          <w:lang w:val="id_ID" w:bidi="id_ID"/>
+        </w:rPr>
+      </w:r>
+      <w:r>
+        <w:rPr>
           <w:lang w:val="id_ID" w:bidi="id_ID"/>
         </w:rPr>
         <w:t xml:space="preserve">Jika bahasa Anda tidak menggunakan kata benda abstrak untuk gagasan </w:t>
@@ -4803,6 +5508,21 @@
       </w:r>
       <w:r>
         <w:rPr>
+          <w:b/>
+          <w:lang w:val="id_ID" w:bidi="id_ID"/>
+        </w:rPr>
+        <w:t>τὴν δοθεῖσαν</w:t>
+      </w:r>
+    </w:p>
+    <w:p>
+      <w:pPr/>
+      <w:r>
+        <w:rPr>
+          <w:lang w:val="id_ID" w:bidi="id_ID"/>
+        </w:rPr>
+      </w:r>
+      <w:r>
+        <w:rPr>
           <w:lang w:val="id_ID" w:bidi="id_ID"/>
         </w:rPr>
         <w:t>Jika bahasa Anda tidak menggunakan bentuk pasif ini, Anda dapat mengungkapkan gagasan tersebut dalam bentuk aktif atau dengan cara lain yang wajar dalam bahasa Anda. Jika Anda perlu mengatakan siapa yang melakukan tindakan tersebut, jelaslah dari konteksnya bahwa yang melakukan tindakan tersebut adalah Allah. Terjemahan alternatif: "yang diberikan Allah"</w:t>
@@ -4871,6 +5591,21 @@
       </w:r>
       <w:r>
         <w:rPr>
+          <w:b/>
+          <w:lang w:val="id_ID" w:bidi="id_ID"/>
+        </w:rPr>
+        <w:t>ἐν Χριστῷ Ἰησοῦ πρὸ χρόνων αἰωνίων</w:t>
+      </w:r>
+    </w:p>
+    <w:p>
+      <w:pPr/>
+      <w:r>
+        <w:rPr>
+          <w:lang w:val="id_ID" w:bidi="id_ID"/>
+        </w:rPr>
+      </w:r>
+      <w:r>
+        <w:rPr>
           <w:lang w:val="id_ID" w:bidi="id_ID"/>
         </w:rPr>
         <w:t xml:space="preserve">Di sini Paulus menggunakan metafora spasial </w:t>
@@ -4991,6 +5726,21 @@
       </w:r>
       <w:r>
         <w:rPr>
+          <w:b/>
+          <w:lang w:val="id_ID" w:bidi="id_ID"/>
+        </w:rPr>
+        <w:t>πρὸ χρόνων αἰωνίων</w:t>
+      </w:r>
+    </w:p>
+    <w:p>
+      <w:pPr/>
+      <w:r>
+        <w:rPr>
+          <w:lang w:val="id_ID" w:bidi="id_ID"/>
+        </w:rPr>
+      </w:r>
+      <w:r>
+        <w:rPr>
           <w:lang w:val="id_ID" w:bidi="id_ID"/>
         </w:rPr>
         <w:t xml:space="preserve">Di sini Paulus menunjukkan bahwa Allah melakukan hal ini </w:t>
@@ -5072,6 +5822,21 @@
       </w:r>
       <w:r>
         <w:rPr>
+          <w:b/>
+          <w:lang w:val="id_ID" w:bidi="id_ID"/>
+        </w:rPr>
+        <w:t>φανερωθεῖσαν δὲ νῦν</w:t>
+      </w:r>
+    </w:p>
+    <w:p>
+      <w:pPr/>
+      <w:r>
+        <w:rPr>
+          <w:lang w:val="id_ID" w:bidi="id_ID"/>
+        </w:rPr>
+      </w:r>
+      <w:r>
+        <w:rPr>
           <w:lang w:val="id_ID" w:bidi="id_ID"/>
         </w:rPr>
         <w:t>Jika bahasa Anda tidak menggunakan bentuk pasif ini, Anda dapat mengungkapkan gagasan tersebut dalam bentuk aktif atau dengan cara lain yang wajar dalam bahasa Anda. Jika Anda perlu mengatakan siapa yang melakukan tindakan tersebut, jelaslah dari konteksnya bahwa yang melakukan tindakan tersebut adalah Allah. Terjemahan alternatif: "yang sekarang telah Allah nyatakan" atau "yang sekarang telah Allah izinkan untuk diketahui oleh manusia"</w:t>
@@ -5140,6 +5905,21 @@
       </w:r>
       <w:r>
         <w:rPr>
+          <w:b/>
+          <w:lang w:val="id_ID" w:bidi="id_ID"/>
+        </w:rPr>
+        <w:t>διὰ τῆς ἐπιφανείας τοῦ Σωτῆρος ἡμῶν, Χριστοῦ Ἰησοῦ</w:t>
+      </w:r>
+    </w:p>
+    <w:p>
+      <w:pPr/>
+      <w:r>
+        <w:rPr>
+          <w:lang w:val="id_ID" w:bidi="id_ID"/>
+        </w:rPr>
+      </w:r>
+      <w:r>
+        <w:rPr>
           <w:lang w:val="id_ID" w:bidi="id_ID"/>
         </w:rPr>
         <w:t xml:space="preserve">Di sini, kata </w:t>
@@ -5221,6 +6001,21 @@
       </w:r>
       <w:r>
         <w:rPr>
+          <w:b/>
+          <w:lang w:val="id_ID" w:bidi="id_ID"/>
+        </w:rPr>
+        <w:t>καταργήσαντος μὲν τὸν θάνατον</w:t>
+      </w:r>
+    </w:p>
+    <w:p>
+      <w:pPr/>
+      <w:r>
+        <w:rPr>
+          <w:lang w:val="id_ID" w:bidi="id_ID"/>
+        </w:rPr>
+      </w:r>
+      <w:r>
+        <w:rPr>
           <w:lang w:val="id_ID" w:bidi="id_ID"/>
         </w:rPr>
         <w:t xml:space="preserve">Jika bahasa Anda tidak menggunakan kata benda abstrak untuk ide </w:t>
@@ -5302,6 +6097,21 @@
       </w:r>
       <w:r>
         <w:rPr>
+          <w:b/>
+          <w:lang w:val="id_ID" w:bidi="id_ID"/>
+        </w:rPr>
+        <w:t>φωτίσαντος δὲ ζωὴν καὶ ἀφθαρσίαν διὰ τοῦ εὐαγγελίου</w:t>
+      </w:r>
+    </w:p>
+    <w:p>
+      <w:pPr/>
+      <w:r>
+        <w:rPr>
+          <w:lang w:val="id_ID" w:bidi="id_ID"/>
+        </w:rPr>
+      </w:r>
+      <w:r>
+        <w:rPr>
           <w:lang w:val="id_ID" w:bidi="id_ID"/>
         </w:rPr>
         <w:t xml:space="preserve">Di sini Paulus berbicara seolah-olah Yesus menggunakan </w:t>
@@ -5435,6 +6245,21 @@
       </w:r>
       <w:r>
         <w:rPr>
+          <w:b/>
+          <w:lang w:val="id_ID" w:bidi="id_ID"/>
+        </w:rPr>
+        <w:t>ζωὴν καὶ ἀφθαρσίαν</w:t>
+      </w:r>
+    </w:p>
+    <w:p>
+      <w:pPr/>
+      <w:r>
+        <w:rPr>
+          <w:lang w:val="id_ID" w:bidi="id_ID"/>
+        </w:rPr>
+      </w:r>
+      <w:r>
+        <w:rPr>
           <w:lang w:val="id_ID" w:bidi="id_ID"/>
         </w:rPr>
         <w:t xml:space="preserve">Jika bahasa Anda tidak menggunakan kata benda abstrak untuk gagasan </w:t>
@@ -5529,6 +6354,21 @@
       </w:r>
       <w:r>
         <w:rPr>
+          <w:b/>
+          <w:lang w:val="id_ID" w:bidi="id_ID"/>
+        </w:rPr>
+        <w:t>ζωὴν καὶ ἀφθαρσίαν</w:t>
+      </w:r>
+    </w:p>
+    <w:p>
+      <w:pPr/>
+      <w:r>
+        <w:rPr>
+          <w:lang w:val="id_ID" w:bidi="id_ID"/>
+        </w:rPr>
+      </w:r>
+      <w:r>
+        <w:rPr>
           <w:lang w:val="id_ID" w:bidi="id_ID"/>
         </w:rPr>
         <w:t xml:space="preserve">Dua kata </w:t>
@@ -5649,6 +6489,21 @@
       </w:r>
       <w:r>
         <w:rPr>
+          <w:b/>
+          <w:lang w:val="id_ID" w:bidi="id_ID"/>
+        </w:rPr>
+        <w:t>ζωὴν</w:t>
+      </w:r>
+    </w:p>
+    <w:p>
+      <w:pPr/>
+      <w:r>
+        <w:rPr>
+          <w:lang w:val="id_ID" w:bidi="id_ID"/>
+        </w:rPr>
+      </w:r>
+      <w:r>
+        <w:rPr>
           <w:lang w:val="id_ID" w:bidi="id_ID"/>
         </w:rPr>
         <w:t>Di sini Paulus mengacu pada kehidupan baru yang kekal bersama Allah. Jika itu akan membantu dalam bahasa Anda, Anda dapat membuat gagasan itu lebih eksplisit. Terjemahan alternatif: "hidup yang kekal" atau "hidup yang baru bersama Allah"</w:t>
@@ -5717,6 +6572,21 @@
       </w:r>
       <w:r>
         <w:rPr>
+          <w:b/>
+          <w:lang w:val="id_ID" w:bidi="id_ID"/>
+        </w:rPr>
+        <w:t>εἰς ὃ</w:t>
+      </w:r>
+    </w:p>
+    <w:p>
+      <w:pPr/>
+      <w:r>
+        <w:rPr>
+          <w:lang w:val="id_ID" w:bidi="id_ID"/>
+        </w:rPr>
+      </w:r>
+      <w:r>
+        <w:rPr>
           <w:lang w:val="id_ID" w:bidi="id_ID"/>
         </w:rPr>
         <w:t xml:space="preserve">Di sini, kata ganti </w:t>
@@ -5798,6 +6668,21 @@
       </w:r>
       <w:r>
         <w:rPr>
+          <w:b/>
+          <w:lang w:val="id_ID" w:bidi="id_ID"/>
+        </w:rPr>
+        <w:t>ἐτέθην ἐγὼ</w:t>
+      </w:r>
+    </w:p>
+    <w:p>
+      <w:pPr/>
+      <w:r>
+        <w:rPr>
+          <w:lang w:val="id_ID" w:bidi="id_ID"/>
+        </w:rPr>
+      </w:r>
+      <w:r>
+        <w:rPr>
           <w:lang w:val="id_ID" w:bidi="id_ID"/>
         </w:rPr>
         <w:t>Jika bahasa Anda tidak menggunakan bentuk pasif ini, Anda dapat mengungkapkan gagasan tersebut dalam bentuk aktif atau dengan cara lain yang wajar dalam bahasa Anda. Jika Anda perlu mengatakan siapa yang melakukan tindakan tersebut, jelaslah dari konteksnya bahwa yang melakukan tindakan tersebut adalah Allah. Terjemahan alternatif: "Allah telah menetapkan aku"</w:t>
@@ -5866,6 +6751,21 @@
       </w:r>
       <w:r>
         <w:rPr>
+          <w:b/>
+          <w:lang w:val="id_ID" w:bidi="id_ID"/>
+        </w:rPr>
+        <w:t>κῆρυξ</w:t>
+      </w:r>
+    </w:p>
+    <w:p>
+      <w:pPr/>
+      <w:r>
+        <w:rPr>
+          <w:lang w:val="id_ID" w:bidi="id_ID"/>
+        </w:rPr>
+      </w:r>
+      <w:r>
+        <w:rPr>
           <w:lang w:val="id_ID" w:bidi="id_ID"/>
         </w:rPr>
         <w:t xml:space="preserve">Seorang </w:t>
@@ -5947,6 +6847,21 @@
       </w:r>
       <w:r>
         <w:rPr>
+          <w:b/>
+          <w:lang w:val="id_ID" w:bidi="id_ID"/>
+        </w:rPr>
+        <w:t>διδάσκαλος</w:t>
+      </w:r>
+    </w:p>
+    <w:p>
+      <w:pPr/>
+      <w:r>
+        <w:rPr>
+          <w:lang w:val="id_ID" w:bidi="id_ID"/>
+        </w:rPr>
+      </w:r>
+      <w:r>
+        <w:rPr>
           <w:lang w:val="id_ID" w:bidi="id_ID"/>
         </w:rPr>
         <w:t xml:space="preserve">Banyak naskah kuno yang berbunyi </w:t>
@@ -6017,6 +6932,21 @@
         <w:rPr>
           <w:lang w:val="id_ID" w:bidi="id_ID"/>
         </w:rPr>
+      </w:r>
+    </w:p>
+    <w:p>
+      <w:pPr/>
+      <w:r>
+        <w:rPr>
+          <w:lang w:val="id_ID" w:bidi="id_ID"/>
+        </w:rPr>
+      </w:r>
+      <w:r>
+        <w:rPr>
+          <w:b/>
+          <w:lang w:val="id_ID" w:bidi="id_ID"/>
+        </w:rPr>
+        <w:t>δι’ ἣν αἰτίαν</w:t>
       </w:r>
     </w:p>
     <w:p>
@@ -6114,6 +7044,21 @@
       </w:r>
       <w:r>
         <w:rPr>
+          <w:b/>
+          <w:lang w:val="id_ID" w:bidi="id_ID"/>
+        </w:rPr>
+        <w:t>καὶ ταῦτα πάσχω</w:t>
+      </w:r>
+    </w:p>
+    <w:p>
+      <w:pPr/>
+      <w:r>
+        <w:rPr>
+          <w:lang w:val="id_ID" w:bidi="id_ID"/>
+        </w:rPr>
+      </w:r>
+      <w:r>
+        <w:rPr>
           <w:lang w:val="id_ID" w:bidi="id_ID"/>
         </w:rPr>
         <w:t xml:space="preserve">Di sini Paulus tidak menyebutkan secara khusus </w:t>
@@ -6213,6 +7158,21 @@
       </w:r>
       <w:r>
         <w:rPr>
+          <w:b/>
+          <w:lang w:val="id_ID" w:bidi="id_ID"/>
+        </w:rPr>
+        <w:t>οὐκ ἐπαισχύνομαι</w:t>
+      </w:r>
+    </w:p>
+    <w:p>
+      <w:pPr/>
+      <w:r>
+        <w:rPr>
+          <w:lang w:val="id_ID" w:bidi="id_ID"/>
+        </w:rPr>
+      </w:r>
+      <w:r>
+        <w:rPr>
           <w:lang w:val="id_ID" w:bidi="id_ID"/>
         </w:rPr>
         <w:t>Jika bahasa Anda tidak menggunakan bentuk pasif ini, Anda dapat mengungkapkan ide tersebut dalam bentuk aktif atau dengan cara lain yang wajar dalam bahasa Anda. Jika Anda perlu mengatakan siapa yang akan melakukan tindakan tersebut, jelas dari konteksnya bahwa itu adalah hal-hal yang diderita oleh Paulus. Terjemahan alternatif: "yang tidak mempermalukan aku"</w:t>
@@ -6281,6 +7241,21 @@
       </w:r>
       <w:r>
         <w:rPr>
+          <w:b/>
+          <w:lang w:val="id_ID" w:bidi="id_ID"/>
+        </w:rPr>
+        <w:t>ᾧ</w:t>
+      </w:r>
+    </w:p>
+    <w:p>
+      <w:pPr/>
+      <w:r>
+        <w:rPr>
+          <w:lang w:val="id_ID" w:bidi="id_ID"/>
+        </w:rPr>
+      </w:r>
+      <w:r>
+        <w:rPr>
           <w:lang w:val="id_ID" w:bidi="id_ID"/>
         </w:rPr>
         <w:t xml:space="preserve">Kata ganti </w:t>
@@ -6362,6 +7337,21 @@
       </w:r>
       <w:r>
         <w:rPr>
+          <w:b/>
+          <w:lang w:val="id_ID" w:bidi="id_ID"/>
+        </w:rPr>
+        <w:t>πέπεισμαι</w:t>
+      </w:r>
+    </w:p>
+    <w:p>
+      <w:pPr/>
+      <w:r>
+        <w:rPr>
+          <w:lang w:val="id_ID" w:bidi="id_ID"/>
+        </w:rPr>
+      </w:r>
+      <w:r>
+        <w:rPr>
           <w:lang w:val="id_ID" w:bidi="id_ID"/>
         </w:rPr>
         <w:t>Jika bahasa Anda tidak menggunakan bentuk pasif ini, Anda dapat mengekspresikan ide dalam bentuk aktif atau dengan cara lain yang wajar dalam bahasa Anda. Terjemahan alternatif: "Saya yakin" atau "Saya tahu"</w:t>
@@ -6430,6 +7420,21 @@
       </w:r>
       <w:r>
         <w:rPr>
+          <w:b/>
+          <w:lang w:val="id_ID" w:bidi="id_ID"/>
+        </w:rPr>
+        <w:t>τὴν παραθήκην μου φυλάξαι</w:t>
+      </w:r>
+    </w:p>
+    <w:p>
+      <w:pPr/>
+      <w:r>
+        <w:rPr>
+          <w:lang w:val="id_ID" w:bidi="id_ID"/>
+        </w:rPr>
+      </w:r>
+      <w:r>
+        <w:rPr>
           <w:lang w:val="id_ID" w:bidi="id_ID"/>
         </w:rPr>
         <w:t xml:space="preserve">Di sini, Paulus menggunakan bentuk posesif untuk menggambarkan </w:t>
@@ -6511,6 +7516,21 @@
       </w:r>
       <w:r>
         <w:rPr>
+          <w:b/>
+          <w:lang w:val="id_ID" w:bidi="id_ID"/>
+        </w:rPr>
+        <w:t>τὴν παραθήκην μου φυλάξαι</w:t>
+      </w:r>
+    </w:p>
+    <w:p>
+      <w:pPr/>
+      <w:r>
+        <w:rPr>
+          <w:lang w:val="id_ID" w:bidi="id_ID"/>
+        </w:rPr>
+      </w:r>
+      <w:r>
+        <w:rPr>
           <w:lang w:val="id_ID" w:bidi="id_ID"/>
         </w:rPr>
         <w:t xml:space="preserve">Di sini Paulus berbicara seolah-olah Allah sedang menjaga </w:t>
@@ -6644,6 +7664,21 @@
       </w:r>
       <w:r>
         <w:rPr>
+          <w:b/>
+          <w:lang w:val="id_ID" w:bidi="id_ID"/>
+        </w:rPr>
+        <w:t>ἐκείνην τὴν ἡμέραν</w:t>
+      </w:r>
+    </w:p>
+    <w:p>
+      <w:pPr/>
+      <w:r>
+        <w:rPr>
+          <w:lang w:val="id_ID" w:bidi="id_ID"/>
+        </w:rPr>
+      </w:r>
+      <w:r>
+        <w:rPr>
           <w:lang w:val="id_ID" w:bidi="id_ID"/>
         </w:rPr>
         <w:t>Di sini Paulus mengacu pada saat yang tepat ketika Yesus akan datang kembali ke dunia ini, yang juga akan menjadi akhir dari periode waktu saat ini. Jika itu akan membantu dalam bahasa Anda, Anda dapat membuat gagasan itu lebih eksplisit. Terjemahan alternatif: "hari ketika Yesus akan datang kembali" atau "kedatangan Yesus yang kedua kali"</w:t>
@@ -6712,6 +7747,21 @@
       </w:r>
       <w:r>
         <w:rPr>
+          <w:b/>
+          <w:lang w:val="id_ID" w:bidi="id_ID"/>
+        </w:rPr>
+        <w:t>ὑποτύπωσιν ἔχε</w:t>
+      </w:r>
+    </w:p>
+    <w:p>
+      <w:pPr/>
+      <w:r>
+        <w:rPr>
+          <w:lang w:val="id_ID" w:bidi="id_ID"/>
+        </w:rPr>
+      </w:r>
+      <w:r>
+        <w:rPr>
           <w:lang w:val="id_ID" w:bidi="id_ID"/>
         </w:rPr>
         <w:t xml:space="preserve">Di sini Paulus mengindikasikan bahwa ia ingin Timotius mempertahankan bentuk dasar dan isi dari </w:t>
@@ -6793,6 +7843,21 @@
       </w:r>
       <w:r>
         <w:rPr>
+          <w:b/>
+          <w:lang w:val="id_ID" w:bidi="id_ID"/>
+        </w:rPr>
+        <w:t>ὑγιαινόντων λόγων</w:t>
+      </w:r>
+    </w:p>
+    <w:p>
+      <w:pPr/>
+      <w:r>
+        <w:rPr>
+          <w:lang w:val="id_ID" w:bidi="id_ID"/>
+        </w:rPr>
+      </w:r>
+      <w:r>
+        <w:rPr>
           <w:lang w:val="id_ID" w:bidi="id_ID"/>
         </w:rPr>
         <w:t xml:space="preserve">Di sini Paulus berbicara seolah-olah </w:t>
@@ -6900,6 +7965,21 @@
       </w:r>
       <w:r>
         <w:rPr>
+          <w:b/>
+          <w:lang w:val="id_ID" w:bidi="id_ID"/>
+        </w:rPr>
+        <w:t>ὑγιαινόντων λόγων</w:t>
+      </w:r>
+    </w:p>
+    <w:p>
+      <w:pPr/>
+      <w:r>
+        <w:rPr>
+          <w:lang w:val="id_ID" w:bidi="id_ID"/>
+        </w:rPr>
+      </w:r>
+      <w:r>
+        <w:rPr>
           <w:lang w:val="id_ID" w:bidi="id_ID"/>
         </w:rPr>
         <w:t xml:space="preserve">Di sini, </w:t>
@@ -6981,6 +8061,21 @@
       </w:r>
       <w:r>
         <w:rPr>
+          <w:b/>
+          <w:lang w:val="id_ID" w:bidi="id_ID"/>
+        </w:rPr>
+        <w:t>ἐν πίστει καὶ ἀγάπῃ τῇ ἐν Χριστῷ Ἰησοῦ</w:t>
+      </w:r>
+    </w:p>
+    <w:p>
+      <w:pPr/>
+      <w:r>
+        <w:rPr>
+          <w:lang w:val="id_ID" w:bidi="id_ID"/>
+        </w:rPr>
+      </w:r>
+      <w:r>
+        <w:rPr>
           <w:lang w:val="id_ID" w:bidi="id_ID"/>
         </w:rPr>
         <w:t xml:space="preserve">Jika bahasa Anda tidak menggunakan kata benda abstrak untuk gagasan mengenai kata </w:t>
@@ -7075,6 +8170,21 @@
       </w:r>
       <w:r>
         <w:rPr>
+          <w:b/>
+          <w:lang w:val="id_ID" w:bidi="id_ID"/>
+        </w:rPr>
+        <w:t>τῇ ἐν Χριστῷ Ἰησοῦ</w:t>
+      </w:r>
+    </w:p>
+    <w:p>
+      <w:pPr/>
+      <w:r>
+        <w:rPr>
+          <w:lang w:val="id_ID" w:bidi="id_ID"/>
+        </w:rPr>
+      </w:r>
+      <w:r>
+        <w:rPr>
           <w:lang w:val="id_ID" w:bidi="id_ID"/>
         </w:rPr>
         <w:t xml:space="preserve">Di sini, frasa </w:t>
@@ -7195,6 +8305,21 @@
       </w:r>
       <w:r>
         <w:rPr>
+          <w:b/>
+          <w:lang w:val="id_ID" w:bidi="id_ID"/>
+        </w:rPr>
+        <w:t>τῇ ἐν Χριστῷ Ἰησοῦ</w:t>
+      </w:r>
+    </w:p>
+    <w:p>
+      <w:pPr/>
+      <w:r>
+        <w:rPr>
+          <w:lang w:val="id_ID" w:bidi="id_ID"/>
+        </w:rPr>
+      </w:r>
+      <w:r>
+        <w:rPr>
           <w:lang w:val="id_ID" w:bidi="id_ID"/>
         </w:rPr>
         <w:t xml:space="preserve">Paulus menggunakan metafora spasial </w:t>
@@ -7367,6 +8492,21 @@
       </w:r>
       <w:r>
         <w:rPr>
+          <w:b/>
+          <w:lang w:val="id_ID" w:bidi="id_ID"/>
+        </w:rPr>
+        <w:t>τὴν καλὴν παραθήκην φύλαξον</w:t>
+      </w:r>
+    </w:p>
+    <w:p>
+      <w:pPr/>
+      <w:r>
+        <w:rPr>
+          <w:lang w:val="id_ID" w:bidi="id_ID"/>
+        </w:rPr>
+      </w:r>
+      <w:r>
+        <w:rPr>
           <w:lang w:val="id_ID" w:bidi="id_ID"/>
         </w:rPr>
         <w:t xml:space="preserve">Di sini, frasa </w:t>
@@ -7474,6 +8614,21 @@
       </w:r>
       <w:r>
         <w:rPr>
+          <w:b/>
+          <w:lang w:val="id_ID" w:bidi="id_ID"/>
+        </w:rPr>
+        <w:t>διὰ Πνεύματος Ἁγίου</w:t>
+      </w:r>
+    </w:p>
+    <w:p>
+      <w:pPr/>
+      <w:r>
+        <w:rPr>
+          <w:lang w:val="id_ID" w:bidi="id_ID"/>
+        </w:rPr>
+      </w:r>
+      <w:r>
+        <w:rPr>
           <w:lang w:val="id_ID" w:bidi="id_ID"/>
         </w:rPr>
         <w:t>Terjemahan alternatif: "dengan pertolongan Roh Kudus"</w:t>
@@ -7522,6 +8677,21 @@
       </w:r>
       <w:r>
         <w:rPr>
+          <w:b/>
+          <w:lang w:val="id_ID" w:bidi="id_ID"/>
+        </w:rPr>
+        <w:t>τοῦ ἐνοικοῦντος ἐν ἡμῖν</w:t>
+      </w:r>
+    </w:p>
+    <w:p>
+      <w:pPr/>
+      <w:r>
+        <w:rPr>
+          <w:lang w:val="id_ID" w:bidi="id_ID"/>
+        </w:rPr>
+      </w:r>
+      <w:r>
+        <w:rPr>
           <w:lang w:val="id_ID" w:bidi="id_ID"/>
         </w:rPr>
         <w:t xml:space="preserve">Di sini Paulus berbicara seolah-olah orang percaya adalah bangunan tempat </w:t>
@@ -7616,6 +8786,21 @@
       </w:r>
       <w:r>
         <w:rPr>
+          <w:b/>
+          <w:lang w:val="id_ID" w:bidi="id_ID"/>
+        </w:rPr>
+        <w:t>οἶδας τοῦτο, ὅτι</w:t>
+      </w:r>
+    </w:p>
+    <w:p>
+      <w:pPr/>
+      <w:r>
+        <w:rPr>
+          <w:lang w:val="id_ID" w:bidi="id_ID"/>
+        </w:rPr>
+      </w:r>
+      <w:r>
+        <w:rPr>
           <w:lang w:val="id_ID" w:bidi="id_ID"/>
         </w:rPr>
         <w:t xml:space="preserve">Di sini, kata </w:t>
@@ -7723,6 +8908,21 @@
       </w:r>
       <w:r>
         <w:rPr>
+          <w:b/>
+          <w:lang w:val="id_ID" w:bidi="id_ID"/>
+        </w:rPr>
+        <w:t>πάντες οἱ ἐν τῇ Ἀσίᾳ</w:t>
+      </w:r>
+    </w:p>
+    <w:p>
+      <w:pPr/>
+      <w:r>
+        <w:rPr>
+          <w:lang w:val="id_ID" w:bidi="id_ID"/>
+        </w:rPr>
+      </w:r>
+      <w:r>
+        <w:rPr>
           <w:lang w:val="id_ID" w:bidi="id_ID"/>
         </w:rPr>
         <w:t xml:space="preserve">Paulus mengatakan </w:t>
@@ -7804,6 +9004,21 @@
       </w:r>
       <w:r>
         <w:rPr>
+          <w:b/>
+          <w:lang w:val="id_ID" w:bidi="id_ID"/>
+        </w:rPr>
+        <w:t>οἱ ἐν τῇ Ἀσίᾳ</w:t>
+      </w:r>
+    </w:p>
+    <w:p>
+      <w:pPr/>
+      <w:r>
+        <w:rPr>
+          <w:lang w:val="id_ID" w:bidi="id_ID"/>
+        </w:rPr>
+      </w:r>
+      <w:r>
+        <w:rPr>
           <w:lang w:val="id_ID" w:bidi="id_ID"/>
         </w:rPr>
         <w:t xml:space="preserve">Di sini, frasa </w:t>
@@ -7911,6 +9126,21 @@
       </w:r>
       <w:r>
         <w:rPr>
+          <w:b/>
+          <w:lang w:val="id_ID" w:bidi="id_ID"/>
+        </w:rPr>
+        <w:t>ἀπεστράφησάν με</w:t>
+      </w:r>
+    </w:p>
+    <w:p>
+      <w:pPr/>
+      <w:r>
+        <w:rPr>
+          <w:lang w:val="id_ID" w:bidi="id_ID"/>
+        </w:rPr>
+      </w:r>
+      <w:r>
+        <w:rPr>
           <w:lang w:val="id_ID" w:bidi="id_ID"/>
         </w:rPr>
         <w:t xml:space="preserve">Di sini Paulus berbicara tentang orang-orang yang berhenti mendengarkan dan menolongnya seolah-olah mereka </w:t>
@@ -7992,6 +9222,21 @@
       </w:r>
       <w:r>
         <w:rPr>
+          <w:b/>
+          <w:lang w:val="id_ID" w:bidi="id_ID"/>
+        </w:rPr>
+        <w:t>ἀπεστράφησάν με</w:t>
+      </w:r>
+    </w:p>
+    <w:p>
+      <w:pPr/>
+      <w:r>
+        <w:rPr>
+          <w:lang w:val="id_ID" w:bidi="id_ID"/>
+        </w:rPr>
+      </w:r>
+      <w:r>
+        <w:rPr>
           <w:lang w:val="id_ID" w:bidi="id_ID"/>
         </w:rPr>
         <w:t xml:space="preserve">Di sini Paulus menyiratkan bahwa orang-orang ini </w:t>
@@ -8073,6 +9318,21 @@
       </w:r>
       <w:r>
         <w:rPr>
+          <w:b/>
+          <w:lang w:val="id_ID" w:bidi="id_ID"/>
+        </w:rPr>
+        <w:t>Φύγελος &amp; Ἑρμογένης</w:t>
+      </w:r>
+    </w:p>
+    <w:p>
+      <w:pPr/>
+      <w:r>
+        <w:rPr>
+          <w:lang w:val="id_ID" w:bidi="id_ID"/>
+        </w:rPr>
+      </w:r>
+      <w:r>
+        <w:rPr>
           <w:lang w:val="id_ID" w:bidi="id_ID"/>
         </w:rPr>
         <w:t xml:space="preserve">Kata </w:t>
@@ -8167,6 +9427,21 @@
       </w:r>
       <w:r>
         <w:rPr>
+          <w:b/>
+          <w:lang w:val="id_ID" w:bidi="id_ID"/>
+        </w:rPr>
+        <w:t>δῴη ἔλεος ὁ Κύριος τῷ Ὀνησιφόρου οἴκῳ</w:t>
+      </w:r>
+    </w:p>
+    <w:p>
+      <w:pPr/>
+      <w:r>
+        <w:rPr>
+          <w:lang w:val="id_ID" w:bidi="id_ID"/>
+        </w:rPr>
+      </w:r>
+      <w:r>
+        <w:rPr>
           <w:lang w:val="id_ID" w:bidi="id_ID"/>
         </w:rPr>
         <w:t xml:space="preserve">Di sini Paulus meminta Allah untuk memberkati keluarga </w:t>
@@ -8248,6 +9523,21 @@
       </w:r>
       <w:r>
         <w:rPr>
+          <w:b/>
+          <w:lang w:val="id_ID" w:bidi="id_ID"/>
+        </w:rPr>
+        <w:t>δῴη ἔλεος ὁ Κύριος</w:t>
+      </w:r>
+    </w:p>
+    <w:p>
+      <w:pPr/>
+      <w:r>
+        <w:rPr>
+          <w:lang w:val="id_ID" w:bidi="id_ID"/>
+        </w:rPr>
+      </w:r>
+      <w:r>
+        <w:rPr>
           <w:lang w:val="id_ID" w:bidi="id_ID"/>
         </w:rPr>
         <w:t xml:space="preserve">Jika bahasa Anda tidak menggunakan kata benda abstrak untuk ide </w:t>
@@ -8329,6 +9619,21 @@
       </w:r>
       <w:r>
         <w:rPr>
+          <w:b/>
+          <w:lang w:val="id_ID" w:bidi="id_ID"/>
+        </w:rPr>
+        <w:t>Ὀνησιφόρου</w:t>
+      </w:r>
+    </w:p>
+    <w:p>
+      <w:pPr/>
+      <w:r>
+        <w:rPr>
+          <w:lang w:val="id_ID" w:bidi="id_ID"/>
+        </w:rPr>
+      </w:r>
+      <w:r>
+        <w:rPr>
           <w:lang w:val="id_ID" w:bidi="id_ID"/>
         </w:rPr>
         <w:t xml:space="preserve">Kata </w:t>
@@ -8410,6 +9715,21 @@
       </w:r>
       <w:r>
         <w:rPr>
+          <w:b/>
+          <w:lang w:val="id_ID" w:bidi="id_ID"/>
+        </w:rPr>
+        <w:t>τὴν ἅλυσίν μου οὐκ ἐπησχύνθη</w:t>
+      </w:r>
+    </w:p>
+    <w:p>
+      <w:pPr/>
+      <w:r>
+        <w:rPr>
+          <w:lang w:val="id_ID" w:bidi="id_ID"/>
+        </w:rPr>
+      </w:r>
+      <w:r>
+        <w:rPr>
           <w:lang w:val="id_ID" w:bidi="id_ID"/>
         </w:rPr>
         <w:t>Jika bahasa Anda tidak menggunakan bentuk pasif ini, Anda dapat mengekspresikan ide dalam bentuk aktif atau dengan cara lain yang wajar dalam bahasa Anda. Terjemahan alternatif: "pemenjaraanku tidak mempermalukannya"</w:t>
@@ -8478,6 +9798,21 @@
       </w:r>
       <w:r>
         <w:rPr>
+          <w:b/>
+          <w:lang w:val="id_ID" w:bidi="id_ID"/>
+        </w:rPr>
+        <w:t>τὴν ἅλυσίν μου</w:t>
+      </w:r>
+    </w:p>
+    <w:p>
+      <w:pPr/>
+      <w:r>
+        <w:rPr>
+          <w:lang w:val="id_ID" w:bidi="id_ID"/>
+        </w:rPr>
+      </w:r>
+      <w:r>
+        <w:rPr>
           <w:lang w:val="id_ID" w:bidi="id_ID"/>
         </w:rPr>
         <w:t xml:space="preserve">Di sini, </w:t>
@@ -8559,6 +9894,21 @@
       </w:r>
       <w:r>
         <w:rPr>
+          <w:b/>
+          <w:lang w:val="id_ID" w:bidi="id_ID"/>
+        </w:rPr>
+        <w:t>ἀλλὰ</w:t>
+      </w:r>
+    </w:p>
+    <w:p>
+      <w:pPr/>
+      <w:r>
+        <w:rPr>
+          <w:lang w:val="id_ID" w:bidi="id_ID"/>
+        </w:rPr>
+      </w:r>
+      <w:r>
+        <w:rPr>
           <w:lang w:val="id_ID" w:bidi="id_ID"/>
         </w:rPr>
         <w:t xml:space="preserve">Di sini, kata </w:t>
@@ -8653,6 +10003,21 @@
       </w:r>
       <w:r>
         <w:rPr>
+          <w:b/>
+          <w:lang w:val="id_ID" w:bidi="id_ID"/>
+        </w:rPr>
+        <w:t>ἐν Ῥώμῃ</w:t>
+      </w:r>
+    </w:p>
+    <w:p>
+      <w:pPr/>
+      <w:r>
+        <w:rPr>
+          <w:lang w:val="id_ID" w:bidi="id_ID"/>
+        </w:rPr>
+      </w:r>
+      <w:r>
+        <w:rPr>
           <w:lang w:val="id_ID" w:bidi="id_ID"/>
         </w:rPr>
         <w:t xml:space="preserve">Di sini Paulus menyiratkan bahwa ia berada di penjara di </w:t>
@@ -8734,6 +10099,21 @@
       </w:r>
       <w:r>
         <w:rPr>
+          <w:b/>
+          <w:lang w:val="id_ID" w:bidi="id_ID"/>
+        </w:rPr>
+        <w:t>(δῴη αὐτῷ ὁ Κύριος, εὑρεῖν ἔλεος παρὰ Κυρίου ἐν ἐκείνῃ τῇ ἡμέρᾳ), καὶ ὅσα ἐν Ἐφέσῳ διηκόνησεν, βέλτιον σὺ γινώσκεις</w:t>
+      </w:r>
+    </w:p>
+    <w:p>
+      <w:pPr/>
+      <w:r>
+        <w:rPr>
+          <w:lang w:val="id_ID" w:bidi="id_ID"/>
+        </w:rPr>
+      </w:r>
+      <w:r>
+        <w:rPr>
           <w:lang w:val="id_ID" w:bidi="id_ID"/>
         </w:rPr>
         <w:t>Jika akan membantu dalam bahasa Anda, Anda dapat membalikkan urutan kalimat-kalimat ini, karena kalimat kedua terus menjelaskan apa yang dilakukan Onesiforus, seperti yang dilakukan ayat sebelumnya. Terjemahan alternatif: "Dan selama ia melayani di Efesus, kamu tahu betul. Semoga Tuhan memberikan kepadanya belas kasihan dari Tuhan pada hari itu"</w:t>
@@ -8791,6 +10171,21 @@
         <w:rPr>
           <w:lang w:val="id_ID" w:bidi="id_ID"/>
         </w:rPr>
+      </w:r>
+    </w:p>
+    <w:p>
+      <w:pPr/>
+      <w:r>
+        <w:rPr>
+          <w:lang w:val="id_ID" w:bidi="id_ID"/>
+        </w:rPr>
+      </w:r>
+      <w:r>
+        <w:rPr>
+          <w:b/>
+          <w:lang w:val="id_ID" w:bidi="id_ID"/>
+        </w:rPr>
+        <w:t>δῴη αὐτῷ ὁ Κύριος, εὑρεῖν ἔλεος παρὰ Κυρίου</w:t>
       </w:r>
     </w:p>
     <w:p>
@@ -8888,6 +10283,21 @@
       </w:r>
       <w:r>
         <w:rPr>
+          <w:b/>
+          <w:lang w:val="id_ID" w:bidi="id_ID"/>
+        </w:rPr>
+        <w:t>εὑρεῖν ἔλεος παρὰ Κυρίου</w:t>
+      </w:r>
+    </w:p>
+    <w:p>
+      <w:pPr/>
+      <w:r>
+        <w:rPr>
+          <w:lang w:val="id_ID" w:bidi="id_ID"/>
+        </w:rPr>
+      </w:r>
+      <w:r>
+        <w:rPr>
           <w:lang w:val="id_ID" w:bidi="id_ID"/>
         </w:rPr>
         <w:t xml:space="preserve">Di sini Paulus berbicara tentang </w:t>
@@ -8982,6 +10392,21 @@
       </w:r>
       <w:r>
         <w:rPr>
+          <w:b/>
+          <w:lang w:val="id_ID" w:bidi="id_ID"/>
+        </w:rPr>
+        <w:t>εὑρεῖν ἔλεος παρὰ Κυρίου</w:t>
+      </w:r>
+    </w:p>
+    <w:p>
+      <w:pPr/>
+      <w:r>
+        <w:rPr>
+          <w:lang w:val="id_ID" w:bidi="id_ID"/>
+        </w:rPr>
+      </w:r>
+      <w:r>
+        <w:rPr>
           <w:lang w:val="id_ID" w:bidi="id_ID"/>
         </w:rPr>
         <w:t xml:space="preserve">Jika bahasa Anda tidak menggunakan kata benda abstrak untuk ide </w:t>
@@ -9063,6 +10488,21 @@
       </w:r>
       <w:r>
         <w:rPr>
+          <w:b/>
+          <w:lang w:val="id_ID" w:bidi="id_ID"/>
+        </w:rPr>
+        <w:t>ἐν ἐκείνῃ τῇ ἡμέρᾳ</w:t>
+      </w:r>
+    </w:p>
+    <w:p>
+      <w:pPr/>
+      <w:r>
+        <w:rPr>
+          <w:lang w:val="id_ID" w:bidi="id_ID"/>
+        </w:rPr>
+      </w:r>
+      <w:r>
+        <w:rPr>
           <w:lang w:val="id_ID" w:bidi="id_ID"/>
         </w:rPr>
         <w:t>Di sini Paulus mengacu pada saat yang tepat ketika Yesus akan kembali ke dunia ini, yang juga akan menjadi saat Ia menghakimi semua orang. Jika itu akan membantu dalam bahasa Anda, Anda dapat membuat gagasan itu lebih eksplisit. Terjemahan alternatif: "pada hari ketika Yesus datang kembali" atau "pada penghakiman terakhir"</w:t>
@@ -9131,6 +10571,21 @@
       </w:r>
       <w:r>
         <w:rPr>
+          <w:b/>
+          <w:lang w:val="id_ID" w:bidi="id_ID"/>
+        </w:rPr>
+        <w:t>ὅσα &amp; διηκόνησεν</w:t>
+      </w:r>
+    </w:p>
+    <w:p>
+      <w:pPr/>
+      <w:r>
+        <w:rPr>
+          <w:lang w:val="id_ID" w:bidi="id_ID"/>
+        </w:rPr>
+      </w:r>
+      <w:r>
+        <w:rPr>
           <w:lang w:val="id_ID" w:bidi="id_ID"/>
         </w:rPr>
         <w:t xml:space="preserve">Di sini Paulus mungkin menyiratkan bahwa Onesiforus </w:t>
@@ -9201,6 +10656,21 @@
         <w:rPr>
           <w:lang w:val="id_ID" w:bidi="id_ID"/>
         </w:rPr>
+      </w:r>
+    </w:p>
+    <w:p>
+      <w:pPr/>
+      <w:r>
+        <w:rPr>
+          <w:lang w:val="id_ID" w:bidi="id_ID"/>
+        </w:rPr>
+      </w:r>
+      <w:r>
+        <w:rPr>
+          <w:b/>
+          <w:lang w:val="id_ID" w:bidi="id_ID"/>
+        </w:rPr>
+        <w:t>σὺ οὖν</w:t>
       </w:r>
     </w:p>
     <w:p>
@@ -9311,6 +10781,21 @@
       </w:r>
       <w:r>
         <w:rPr>
+          <w:b/>
+          <w:lang w:val="id_ID" w:bidi="id_ID"/>
+        </w:rPr>
+        <w:t>τέκνον μου</w:t>
+      </w:r>
+    </w:p>
+    <w:p>
+      <w:pPr/>
+      <w:r>
+        <w:rPr>
+          <w:lang w:val="id_ID" w:bidi="id_ID"/>
+        </w:rPr>
+      </w:r>
+      <w:r>
+        <w:rPr>
           <w:lang w:val="id_ID" w:bidi="id_ID"/>
         </w:rPr>
         <w:t xml:space="preserve">Paulus berbicara tentang hubungannya yang dekat dengan Timotius seolah-olah Timotius adalah </w:t>
@@ -9392,6 +10877,21 @@
       </w:r>
       <w:r>
         <w:rPr>
+          <w:b/>
+          <w:lang w:val="id_ID" w:bidi="id_ID"/>
+        </w:rPr>
+        <w:t>ἐνδυναμοῦ</w:t>
+      </w:r>
+    </w:p>
+    <w:p>
+      <w:pPr/>
+      <w:r>
+        <w:rPr>
+          <w:lang w:val="id_ID" w:bidi="id_ID"/>
+        </w:rPr>
+      </w:r>
+      <w:r>
+        <w:rPr>
           <w:lang w:val="id_ID" w:bidi="id_ID"/>
         </w:rPr>
         <w:t>Jika bahasa Anda tidak menggunakan bentuk pasif ini, Anda dapat mengungkapkan gagasan tersebut dalam bentuk aktif atau dengan cara lain yang wajar dalam bahasa Anda. Jika Anda perlu mengatakan siapa yang melakukan tindakan tersebut, Anda dapat mengindikasikan bahwa yang melakukan tindakan tersebut adalah: (1) Allah. Terjemahan alternatif: "Biarlah Allah menguatkan engkau" (2) Timotius sendiri. Terjemahan alternatif: "kuatkanlah dirimu"</w:t>
@@ -9460,6 +10960,21 @@
       </w:r>
       <w:r>
         <w:rPr>
+          <w:b/>
+          <w:lang w:val="id_ID" w:bidi="id_ID"/>
+        </w:rPr>
+        <w:t>ἐν τῇ χάριτι τῇ ἐν Χριστῷ Ἰησοῦ</w:t>
+      </w:r>
+    </w:p>
+    <w:p>
+      <w:pPr/>
+      <w:r>
+        <w:rPr>
+          <w:lang w:val="id_ID" w:bidi="id_ID"/>
+        </w:rPr>
+      </w:r>
+      <w:r>
+        <w:rPr>
           <w:lang w:val="id_ID" w:bidi="id_ID"/>
         </w:rPr>
         <w:t xml:space="preserve">Jika bahasa Anda tidak menggunakan kata benda abstrak untuk ide </w:t>
@@ -9541,6 +11056,21 @@
       </w:r>
       <w:r>
         <w:rPr>
+          <w:b/>
+          <w:lang w:val="id_ID" w:bidi="id_ID"/>
+        </w:rPr>
+        <w:t>ἐν τῇ χάριτι</w:t>
+      </w:r>
+    </w:p>
+    <w:p>
+      <w:pPr/>
+      <w:r>
+        <w:rPr>
+          <w:lang w:val="id_ID" w:bidi="id_ID"/>
+        </w:rPr>
+      </w:r>
+      <w:r>
+        <w:rPr>
           <w:lang w:val="id_ID" w:bidi="id_ID"/>
         </w:rPr>
         <w:t xml:space="preserve">Di sini, kata </w:t>
@@ -9648,6 +11178,21 @@
       </w:r>
       <w:r>
         <w:rPr>
+          <w:b/>
+          <w:lang w:val="id_ID" w:bidi="id_ID"/>
+        </w:rPr>
+        <w:t>τῇ ἐν Χριστῷ Ἰησοῦ</w:t>
+      </w:r>
+    </w:p>
+    <w:p>
+      <w:pPr/>
+      <w:r>
+        <w:rPr>
+          <w:lang w:val="id_ID" w:bidi="id_ID"/>
+        </w:rPr>
+      </w:r>
+      <w:r>
+        <w:rPr>
           <w:lang w:val="id_ID" w:bidi="id_ID"/>
         </w:rPr>
         <w:t xml:space="preserve">Di sini Paulus menggunakan metafora spasial </w:t>
@@ -9794,6 +11339,21 @@
       </w:r>
       <w:r>
         <w:rPr>
+          <w:b/>
+          <w:lang w:val="id_ID" w:bidi="id_ID"/>
+        </w:rPr>
+        <w:t>διὰ πολλῶν μαρτύρων</w:t>
+      </w:r>
+    </w:p>
+    <w:p>
+      <w:pPr/>
+      <w:r>
+        <w:rPr>
+          <w:lang w:val="id_ID" w:bidi="id_ID"/>
+        </w:rPr>
+      </w:r>
+      <w:r>
+        <w:rPr>
           <w:lang w:val="id_ID" w:bidi="id_ID"/>
         </w:rPr>
         <w:t xml:space="preserve">Di sini, frasa </w:t>
@@ -9875,6 +11435,21 @@
       </w:r>
       <w:r>
         <w:rPr>
+          <w:b/>
+          <w:lang w:val="id_ID" w:bidi="id_ID"/>
+        </w:rPr>
+        <w:t>ταῦτα παράθου</w:t>
+      </w:r>
+    </w:p>
+    <w:p>
+      <w:pPr/>
+      <w:r>
+        <w:rPr>
+          <w:lang w:val="id_ID" w:bidi="id_ID"/>
+        </w:rPr>
+      </w:r>
+      <w:r>
+        <w:rPr>
           <w:lang w:val="id_ID" w:bidi="id_ID"/>
         </w:rPr>
         <w:t xml:space="preserve">Paulus berbicara tentang ajarannya seolah-olah ajarannya adalah benda yang dapat Timotius </w:t>
@@ -9956,6 +11531,21 @@
       </w:r>
       <w:r>
         <w:rPr>
+          <w:b/>
+          <w:lang w:val="id_ID" w:bidi="id_ID"/>
+        </w:rPr>
+        <w:t>πιστοῖς ἀνθρώποις</w:t>
+      </w:r>
+    </w:p>
+    <w:p>
+      <w:pPr/>
+      <w:r>
+        <w:rPr>
+          <w:lang w:val="id_ID" w:bidi="id_ID"/>
+        </w:rPr>
+      </w:r>
+      <w:r>
+        <w:rPr>
           <w:lang w:val="id_ID" w:bidi="id_ID"/>
         </w:rPr>
         <w:t xml:space="preserve">Meskipun istilah </w:t>
@@ -10037,6 +11627,21 @@
       </w:r>
       <w:r>
         <w:rPr>
+          <w:b/>
+          <w:lang w:val="id_ID" w:bidi="id_ID"/>
+        </w:rPr>
+        <w:t>συνκακοπάθησον</w:t>
+      </w:r>
+    </w:p>
+    <w:p>
+      <w:pPr/>
+      <w:r>
+        <w:rPr>
+          <w:lang w:val="id_ID" w:bidi="id_ID"/>
+        </w:rPr>
+      </w:r>
+      <w:r>
+        <w:rPr>
           <w:lang w:val="id_ID" w:bidi="id_ID"/>
         </w:rPr>
         <w:t>Di sini, frasa "menderitalah bersama" dapat menunjukkan bahwa Timotius harus menderita bersama: (1) Paulus. Terjemahan alternatif: "Menderita bersama-sama dengan aku" (2) semua orang Kristen yang menderita. Terjemahan alternatif: "Menderita bersama-sama dengan orang-orang percaya lainnya"</w:t>
@@ -10105,6 +11710,21 @@
       </w:r>
       <w:r>
         <w:rPr>
+          <w:b/>
+          <w:lang w:val="id_ID" w:bidi="id_ID"/>
+        </w:rPr>
+        <w:t>συνκακοπάθησον</w:t>
+      </w:r>
+    </w:p>
+    <w:p>
+      <w:pPr/>
+      <w:r>
+        <w:rPr>
+          <w:lang w:val="id_ID" w:bidi="id_ID"/>
+        </w:rPr>
+      </w:r>
+      <w:r>
+        <w:rPr>
           <w:lang w:val="id_ID" w:bidi="id_ID"/>
         </w:rPr>
         <w:t xml:space="preserve">Banyak naskah kuno yang berbunyi </w:t>
@@ -10186,6 +11806,21 @@
       </w:r>
       <w:r>
         <w:rPr>
+          <w:b/>
+          <w:lang w:val="id_ID" w:bidi="id_ID"/>
+        </w:rPr>
+        <w:t>ὡς καλὸς στρατιώτης Ἰησοῦ Χριστοῦ</w:t>
+      </w:r>
+    </w:p>
+    <w:p>
+      <w:pPr/>
+      <w:r>
+        <w:rPr>
+          <w:lang w:val="id_ID" w:bidi="id_ID"/>
+        </w:rPr>
+      </w:r>
+      <w:r>
+        <w:rPr>
           <w:lang w:val="id_ID" w:bidi="id_ID"/>
         </w:rPr>
         <w:t xml:space="preserve">Di sini Paulus berbicara seolah-olah Timotius adalah seorang </w:t>
@@ -10308,6 +11943,21 @@
         <w:rPr>
           <w:lang w:val="id_ID" w:bidi="id_ID"/>
         </w:rPr>
+      </w:r>
+    </w:p>
+    <w:p>
+      <w:pPr/>
+      <w:r>
+        <w:rPr>
+          <w:lang w:val="id_ID" w:bidi="id_ID"/>
+        </w:rPr>
+      </w:r>
+      <w:r>
+        <w:rPr>
+          <w:b/>
+          <w:lang w:val="id_ID" w:bidi="id_ID"/>
+        </w:rPr>
+        <w:t>οὐδεὶς στρατευόμενος ἐμπλέκεται ταῖς τοῦ βίου πραγματίαις, ἵνα τῷ στρατολογήσαντι ἀρέσῃ</w:t>
       </w:r>
     </w:p>
     <w:p>
@@ -10449,6 +12099,21 @@
       </w:r>
       <w:r>
         <w:rPr>
+          <w:b/>
+          <w:lang w:val="id_ID" w:bidi="id_ID"/>
+        </w:rPr>
+        <w:t>ἐμπλέκεται ταῖς τοῦ βίου πραγματίαις</w:t>
+      </w:r>
+    </w:p>
+    <w:p>
+      <w:pPr/>
+      <w:r>
+        <w:rPr>
+          <w:lang w:val="id_ID" w:bidi="id_ID"/>
+        </w:rPr>
+      </w:r>
+      <w:r>
+        <w:rPr>
           <w:lang w:val="id_ID" w:bidi="id_ID"/>
         </w:rPr>
         <w:t xml:space="preserve">Paulus berbicara tentang </w:t>
@@ -10543,6 +12208,21 @@
       </w:r>
       <w:r>
         <w:rPr>
+          <w:b/>
+          <w:lang w:val="id_ID" w:bidi="id_ID"/>
+        </w:rPr>
+        <w:t>ἐμπλέκεται</w:t>
+      </w:r>
+    </w:p>
+    <w:p>
+      <w:pPr/>
+      <w:r>
+        <w:rPr>
+          <w:lang w:val="id_ID" w:bidi="id_ID"/>
+        </w:rPr>
+      </w:r>
+      <w:r>
+        <w:rPr>
           <w:lang w:val="id_ID" w:bidi="id_ID"/>
         </w:rPr>
         <w:t>Jika bahasa Anda tidak menggunakan bentuk pasif ini, Anda dapat mengekspresikan ide dalam bentuk aktif atau dengan cara lain yang wajar dalam bahasa Anda. Terjemahan alternatif: "menjerat dirinya sendiri"</w:t>
@@ -10611,6 +12291,21 @@
       </w:r>
       <w:r>
         <w:rPr>
+          <w:b/>
+          <w:lang w:val="id_ID" w:bidi="id_ID"/>
+        </w:rPr>
+        <w:t>ταῖς τοῦ βίου πραγματίαις</w:t>
+      </w:r>
+    </w:p>
+    <w:p>
+      <w:pPr/>
+      <w:r>
+        <w:rPr>
+          <w:lang w:val="id_ID" w:bidi="id_ID"/>
+        </w:rPr>
+      </w:r>
+      <w:r>
+        <w:rPr>
           <w:lang w:val="id_ID" w:bidi="id_ID"/>
         </w:rPr>
         <w:t xml:space="preserve">Di sini, frasa </w:t>
@@ -10692,6 +12387,21 @@
       </w:r>
       <w:r>
         <w:rPr>
+          <w:b/>
+          <w:lang w:val="id_ID" w:bidi="id_ID"/>
+        </w:rPr>
+        <w:t>τῷ στρατολογήσαντι</w:t>
+      </w:r>
+    </w:p>
+    <w:p>
+      <w:pPr/>
+      <w:r>
+        <w:rPr>
+          <w:lang w:val="id_ID" w:bidi="id_ID"/>
+        </w:rPr>
+      </w:r>
+      <w:r>
+        <w:rPr>
           <w:lang w:val="id_ID" w:bidi="id_ID"/>
         </w:rPr>
         <w:t>Terjemahan alternatif: "pemimpinnya" atau "orang yang memerintahkannya"</w:t>
@@ -10740,6 +12450,21 @@
       </w:r>
       <w:r>
         <w:rPr>
+          <w:b/>
+          <w:lang w:val="id_ID" w:bidi="id_ID"/>
+        </w:rPr>
+        <w:t>δὲ καὶ</w:t>
+      </w:r>
+    </w:p>
+    <w:p>
+      <w:pPr/>
+      <w:r>
+        <w:rPr>
+          <w:lang w:val="id_ID" w:bidi="id_ID"/>
+        </w:rPr>
+      </w:r>
+      <w:r>
+        <w:rPr>
           <w:lang w:val="id_ID" w:bidi="id_ID"/>
         </w:rPr>
         <w:t xml:space="preserve">Di sini, frasa </w:t>
@@ -10823,6 +12548,21 @@
         <w:rPr>
           <w:lang w:val="id_ID" w:bidi="id_ID"/>
         </w:rPr>
+      </w:r>
+    </w:p>
+    <w:p>
+      <w:pPr/>
+      <w:r>
+        <w:rPr>
+          <w:lang w:val="id_ID" w:bidi="id_ID"/>
+        </w:rPr>
+      </w:r>
+      <w:r>
+        <w:rPr>
+          <w:b/>
+          <w:lang w:val="id_ID" w:bidi="id_ID"/>
+        </w:rPr>
+        <w:t>ἐὰν &amp; ἀθλῇ τις, οὐ στεφανοῦται, ἐὰν μὴ νομίμως ἀθλήσῃ</w:t>
       </w:r>
     </w:p>
     <w:p>
@@ -10995,6 +12735,21 @@
       </w:r>
       <w:r>
         <w:rPr>
+          <w:b/>
+          <w:lang w:val="id_ID" w:bidi="id_ID"/>
+        </w:rPr>
+        <w:t>ἐὰν &amp; ἀθλῇ τις, οὐ στεφανοῦται, ἐὰν μὴ νομίμως ἀθλήσῃ</w:t>
+      </w:r>
+    </w:p>
+    <w:p>
+      <w:pPr/>
+      <w:r>
+        <w:rPr>
+          <w:lang w:val="id_ID" w:bidi="id_ID"/>
+        </w:rPr>
+      </w:r>
+      <w:r>
+        <w:rPr>
           <w:lang w:val="id_ID" w:bidi="id_ID"/>
         </w:rPr>
         <w:t xml:space="preserve">Di sini Paulus menggunakan situasi imajiner untuk menunjukkan apa yang terjadi jika para atlet tidak bertanding </w:t>
@@ -11076,6 +12831,21 @@
       </w:r>
       <w:r>
         <w:rPr>
+          <w:b/>
+          <w:lang w:val="id_ID" w:bidi="id_ID"/>
+        </w:rPr>
+        <w:t>ἀθλῇ</w:t>
+      </w:r>
+    </w:p>
+    <w:p>
+      <w:pPr/>
+      <w:r>
+        <w:rPr>
+          <w:lang w:val="id_ID" w:bidi="id_ID"/>
+        </w:rPr>
+      </w:r>
+      <w:r>
+        <w:rPr>
           <w:lang w:val="id_ID" w:bidi="id_ID"/>
         </w:rPr>
         <w:t xml:space="preserve">Di sini, kata </w:t>
@@ -11157,6 +12927,21 @@
       </w:r>
       <w:r>
         <w:rPr>
+          <w:b/>
+          <w:lang w:val="id_ID" w:bidi="id_ID"/>
+        </w:rPr>
+        <w:t>οὐ στεφανοῦται, ἐὰν μὴ νομίμως ἀθλήσῃ</w:t>
+      </w:r>
+    </w:p>
+    <w:p>
+      <w:pPr/>
+      <w:r>
+        <w:rPr>
+          <w:lang w:val="id_ID" w:bidi="id_ID"/>
+        </w:rPr>
+      </w:r>
+      <w:r>
+        <w:rPr>
           <w:lang w:val="id_ID" w:bidi="id_ID"/>
         </w:rPr>
         <w:t>Jika akan membantu dalam bahasa Anda, Anda dapat menyatakan artinya dalam bentuk positif. Terjemahan alternatif: "dia hanya bisa dinobatkan jika dia telah berlomba secara sah"</w:t>
@@ -11225,6 +13010,21 @@
       </w:r>
       <w:r>
         <w:rPr>
+          <w:b/>
+          <w:lang w:val="id_ID" w:bidi="id_ID"/>
+        </w:rPr>
+        <w:t>οὐ στεφανοῦται</w:t>
+      </w:r>
+    </w:p>
+    <w:p>
+      <w:pPr/>
+      <w:r>
+        <w:rPr>
+          <w:lang w:val="id_ID" w:bidi="id_ID"/>
+        </w:rPr>
+      </w:r>
+      <w:r>
+        <w:rPr>
           <w:lang w:val="id_ID" w:bidi="id_ID"/>
         </w:rPr>
         <w:t>Jika bahasa Anda tidak menggunakan bentuk pasif ini, Anda dapat mengekspresikan ide tersebut dalam bentuk aktif atau dengan cara lain yang wajar dalam bahasa Anda. Jika Anda perlu mengatakan siapa yang akan melakukan tindakan tersebut, jelas dari konteksnya bahwa itu adalah ofisial atau wasit yang menilai kompetisi. Terjemahan alternatif: "dewan juri tidak akan memahkotainya"</w:t>
@@ -11293,6 +13093,21 @@
       </w:r>
       <w:r>
         <w:rPr>
+          <w:b/>
+          <w:lang w:val="id_ID" w:bidi="id_ID"/>
+        </w:rPr>
+        <w:t>οὐ στεφανοῦται</w:t>
+      </w:r>
+    </w:p>
+    <w:p>
+      <w:pPr/>
+      <w:r>
+        <w:rPr>
+          <w:lang w:val="id_ID" w:bidi="id_ID"/>
+        </w:rPr>
+      </w:r>
+      <w:r>
+        <w:rPr>
           <w:lang w:val="id_ID" w:bidi="id_ID"/>
         </w:rPr>
         <w:t xml:space="preserve">Dalam budaya Paulus, ketika para atlet memenangkan pertandingan, mereka </w:t>
@@ -11374,6 +13189,21 @@
       </w:r>
       <w:r>
         <w:rPr>
+          <w:b/>
+          <w:lang w:val="id_ID" w:bidi="id_ID"/>
+        </w:rPr>
+        <w:t>μὴ νομίμως ἀθλήσῃ</w:t>
+      </w:r>
+    </w:p>
+    <w:p>
+      <w:pPr/>
+      <w:r>
+        <w:rPr>
+          <w:lang w:val="id_ID" w:bidi="id_ID"/>
+        </w:rPr>
+      </w:r>
+      <w:r>
+        <w:rPr>
           <w:lang w:val="id_ID" w:bidi="id_ID"/>
         </w:rPr>
         <w:t>Di sini Paulus mengacu pada aturan yang mengatur pertandingan. Para atlet harus mematuhi peraturan, atau mereka akan dikeluarkan dari pertandingan dan tidak memiliki kesempatan untuk menang. Jika itu akan membantu dalam bahasa Anda, Anda dapat membuat gagasan itu lebih eksplisit. Terjemahan alternatif: "ia tidak bertanding sesuai dengan aturan pertandingan"</w:t>
@@ -11431,6 +13261,21 @@
         <w:rPr>
           <w:lang w:val="id_ID" w:bidi="id_ID"/>
         </w:rPr>
+      </w:r>
+    </w:p>
+    <w:p>
+      <w:pPr/>
+      <w:r>
+        <w:rPr>
+          <w:lang w:val="id_ID" w:bidi="id_ID"/>
+        </w:rPr>
+      </w:r>
+      <w:r>
+        <w:rPr>
+          <w:b/>
+          <w:lang w:val="id_ID" w:bidi="id_ID"/>
+        </w:rPr>
+        <w:t>τὸν κοπιῶντα γεωργὸν δεῖ πρῶτον τῶν καρπῶν μεταλαμβάνειν</w:t>
       </w:r>
     </w:p>
     <w:p>
@@ -11598,6 +13443,21 @@
       </w:r>
       <w:r>
         <w:rPr>
+          <w:b/>
+          <w:lang w:val="id_ID" w:bidi="id_ID"/>
+        </w:rPr>
+        <w:t>τὸν κοπιῶντα γεωργὸν</w:t>
+      </w:r>
+    </w:p>
+    <w:p>
+      <w:pPr/>
+      <w:r>
+        <w:rPr>
+          <w:lang w:val="id_ID" w:bidi="id_ID"/>
+        </w:rPr>
+      </w:r>
+      <w:r>
+        <w:rPr>
           <w:lang w:val="id_ID" w:bidi="id_ID"/>
         </w:rPr>
         <w:t xml:space="preserve">Kata </w:t>
@@ -11679,6 +13539,21 @@
       </w:r>
       <w:r>
         <w:rPr>
+          <w:b/>
+          <w:lang w:val="id_ID" w:bidi="id_ID"/>
+        </w:rPr>
+        <w:t>πρῶτον τῶν καρπῶν μεταλαμβάνειν</w:t>
+      </w:r>
+    </w:p>
+    <w:p>
+      <w:pPr/>
+      <w:r>
+        <w:rPr>
+          <w:lang w:val="id_ID" w:bidi="id_ID"/>
+        </w:rPr>
+      </w:r>
+      <w:r>
+        <w:rPr>
           <w:lang w:val="id_ID" w:bidi="id_ID"/>
         </w:rPr>
         <w:t xml:space="preserve">Di sini Paulus menyiratkan bahwa orang lain akan </w:t>
@@ -11775,6 +13650,21 @@
         <w:rPr>
           <w:lang w:val="id_ID" w:bidi="id_ID"/>
         </w:rPr>
+      </w:r>
+    </w:p>
+    <w:p>
+      <w:pPr/>
+      <w:r>
+        <w:rPr>
+          <w:lang w:val="id_ID" w:bidi="id_ID"/>
+        </w:rPr>
+      </w:r>
+      <w:r>
+        <w:rPr>
+          <w:b/>
+          <w:lang w:val="id_ID" w:bidi="id_ID"/>
+        </w:rPr>
+        <w:t>νόει ὃ λέγω</w:t>
       </w:r>
     </w:p>
     <w:p>
@@ -11885,6 +13775,21 @@
       </w:r>
       <w:r>
         <w:rPr>
+          <w:b/>
+          <w:lang w:val="id_ID" w:bidi="id_ID"/>
+        </w:rPr>
+        <w:t>δώσει &amp; σοι &amp; σύνεσιν</w:t>
+      </w:r>
+    </w:p>
+    <w:p>
+      <w:pPr/>
+      <w:r>
+        <w:rPr>
+          <w:lang w:val="id_ID" w:bidi="id_ID"/>
+        </w:rPr>
+      </w:r>
+      <w:r>
+        <w:rPr>
           <w:lang w:val="id_ID" w:bidi="id_ID"/>
         </w:rPr>
         <w:t xml:space="preserve">Jika bahasa Anda tidak menggunakan kata benda abstrak untuk ide </w:t>
@@ -11966,6 +13871,21 @@
       </w:r>
       <w:r>
         <w:rPr>
+          <w:b/>
+          <w:lang w:val="id_ID" w:bidi="id_ID"/>
+        </w:rPr>
+        <w:t>ἐν πᾶσιν</w:t>
+      </w:r>
+    </w:p>
+    <w:p>
+      <w:pPr/>
+      <w:r>
+        <w:rPr>
+          <w:lang w:val="id_ID" w:bidi="id_ID"/>
+        </w:rPr>
+      </w:r>
+      <w:r>
+        <w:rPr>
           <w:lang w:val="id_ID" w:bidi="id_ID"/>
         </w:rPr>
         <w:t xml:space="preserve">Di sini, frasa </w:t>
@@ -12047,6 +13967,21 @@
       </w:r>
       <w:r>
         <w:rPr>
+          <w:b/>
+          <w:lang w:val="id_ID" w:bidi="id_ID"/>
+        </w:rPr>
+        <w:t>μνημόνευε</w:t>
+      </w:r>
+    </w:p>
+    <w:p>
+      <w:pPr/>
+      <w:r>
+        <w:rPr>
+          <w:lang w:val="id_ID" w:bidi="id_ID"/>
+        </w:rPr>
+      </w:r>
+      <w:r>
+        <w:rPr>
           <w:lang w:val="id_ID" w:bidi="id_ID"/>
         </w:rPr>
         <w:t xml:space="preserve">Di sini, kata </w:t>
@@ -12154,6 +14089,21 @@
       </w:r>
       <w:r>
         <w:rPr>
+          <w:b/>
+          <w:lang w:val="id_ID" w:bidi="id_ID"/>
+        </w:rPr>
+        <w:t>ἐγηγερμένον ἐκ νεκρῶν, ἐκ σπέρματος Δαυείδ</w:t>
+      </w:r>
+    </w:p>
+    <w:p>
+      <w:pPr/>
+      <w:r>
+        <w:rPr>
+          <w:lang w:val="id_ID" w:bidi="id_ID"/>
+        </w:rPr>
+      </w:r>
+      <w:r>
+        <w:rPr>
           <w:lang w:val="id_ID" w:bidi="id_ID"/>
         </w:rPr>
         <w:t xml:space="preserve">Yesus dilahirkan </w:t>
@@ -12248,6 +14198,21 @@
       </w:r>
       <w:r>
         <w:rPr>
+          <w:b/>
+          <w:lang w:val="id_ID" w:bidi="id_ID"/>
+        </w:rPr>
+        <w:t>ἐγηγερμένον</w:t>
+      </w:r>
+    </w:p>
+    <w:p>
+      <w:pPr/>
+      <w:r>
+        <w:rPr>
+          <w:lang w:val="id_ID" w:bidi="id_ID"/>
+        </w:rPr>
+      </w:r>
+      <w:r>
+        <w:rPr>
           <w:lang w:val="id_ID" w:bidi="id_ID"/>
         </w:rPr>
         <w:t xml:space="preserve">Di sini, kata </w:t>
@@ -12329,6 +14294,21 @@
       </w:r>
       <w:r>
         <w:rPr>
+          <w:b/>
+          <w:lang w:val="id_ID" w:bidi="id_ID"/>
+        </w:rPr>
+        <w:t>ἐγηγερμένον</w:t>
+      </w:r>
+    </w:p>
+    <w:p>
+      <w:pPr/>
+      <w:r>
+        <w:rPr>
+          <w:lang w:val="id_ID" w:bidi="id_ID"/>
+        </w:rPr>
+      </w:r>
+      <w:r>
+        <w:rPr>
           <w:lang w:val="id_ID" w:bidi="id_ID"/>
         </w:rPr>
         <w:t>Jika bahasa Anda tidak menggunakan bentuk pasif ini, Anda dapat mengungkapkan ide tersebut dalam bentuk aktif atau dengan cara lain yang wajar dalam bahasa Anda. Jika Anda perlu mengatakan siapa yang melakukan tindakan tersebut, Paulus menyiratkan bahwa Allah yang melakukannya. Terjemahan alternatif: "yang telah dibangkitkan Allah"</w:t>
@@ -12397,6 +14377,21 @@
       </w:r>
       <w:r>
         <w:rPr>
+          <w:b/>
+          <w:lang w:val="id_ID" w:bidi="id_ID"/>
+        </w:rPr>
+        <w:t>ἐκ νεκρῶν</w:t>
+      </w:r>
+    </w:p>
+    <w:p>
+      <w:pPr/>
+      <w:r>
+        <w:rPr>
+          <w:lang w:val="id_ID" w:bidi="id_ID"/>
+        </w:rPr>
+      </w:r>
+      <w:r>
+        <w:rPr>
           <w:lang w:val="id_ID" w:bidi="id_ID"/>
         </w:rPr>
         <w:t xml:space="preserve">Paulus menggunakan kata sifat </w:t>
@@ -12491,6 +14486,21 @@
       </w:r>
       <w:r>
         <w:rPr>
+          <w:b/>
+          <w:lang w:val="id_ID" w:bidi="id_ID"/>
+        </w:rPr>
+        <w:t>ἐκ σπέρματος Δαυείδ</w:t>
+      </w:r>
+    </w:p>
+    <w:p>
+      <w:pPr/>
+      <w:r>
+        <w:rPr>
+          <w:lang w:val="id_ID" w:bidi="id_ID"/>
+        </w:rPr>
+      </w:r>
+      <w:r>
+        <w:rPr>
           <w:lang w:val="id_ID" w:bidi="id_ID"/>
         </w:rPr>
         <w:t xml:space="preserve">Di sini Paulus berbicara seolah-olah Yesus adalah tanaman yang tumbuh dari keturunan </w:t>
@@ -12598,6 +14608,21 @@
       </w:r>
       <w:r>
         <w:rPr>
+          <w:b/>
+          <w:lang w:val="id_ID" w:bidi="id_ID"/>
+        </w:rPr>
+        <w:t>κατὰ τὸ εὐαγγέλιόν μου</w:t>
+      </w:r>
+    </w:p>
+    <w:p>
+      <w:pPr/>
+      <w:r>
+        <w:rPr>
+          <w:lang w:val="id_ID" w:bidi="id_ID"/>
+        </w:rPr>
+      </w:r>
+      <w:r>
+        <w:rPr>
           <w:lang w:val="id_ID" w:bidi="id_ID"/>
         </w:rPr>
         <w:t xml:space="preserve">Di sini, Paulus menggunakan bentuk posesif untuk menggambarkan </w:t>
@@ -12679,6 +14704,21 @@
       </w:r>
       <w:r>
         <w:rPr>
+          <w:b/>
+          <w:lang w:val="id_ID" w:bidi="id_ID"/>
+        </w:rPr>
+        <w:t>μέχρι δεσμῶν</w:t>
+      </w:r>
+    </w:p>
+    <w:p>
+      <w:pPr/>
+      <w:r>
+        <w:rPr>
+          <w:lang w:val="id_ID" w:bidi="id_ID"/>
+        </w:rPr>
+      </w:r>
+      <w:r>
+        <w:rPr>
           <w:lang w:val="id_ID" w:bidi="id_ID"/>
         </w:rPr>
         <w:t xml:space="preserve">Di sini, </w:t>
@@ -12760,6 +14800,21 @@
       </w:r>
       <w:r>
         <w:rPr>
+          <w:b/>
+          <w:lang w:val="id_ID" w:bidi="id_ID"/>
+        </w:rPr>
+        <w:t>ὡς κακοῦργος</w:t>
+      </w:r>
+    </w:p>
+    <w:p>
+      <w:pPr/>
+      <w:r>
+        <w:rPr>
+          <w:lang w:val="id_ID" w:bidi="id_ID"/>
+        </w:rPr>
+      </w:r>
+      <w:r>
+        <w:rPr>
           <w:lang w:val="id_ID" w:bidi="id_ID"/>
         </w:rPr>
         <w:t xml:space="preserve">Paulus mengatakan bahwa ia diperlakukan </w:t>
@@ -12841,6 +14896,21 @@
       </w:r>
       <w:r>
         <w:rPr>
+          <w:b/>
+          <w:lang w:val="id_ID" w:bidi="id_ID"/>
+        </w:rPr>
+        <w:t>ὁ λόγος τοῦ Θεοῦ οὐ δέδεται</w:t>
+      </w:r>
+    </w:p>
+    <w:p>
+      <w:pPr/>
+      <w:r>
+        <w:rPr>
+          <w:lang w:val="id_ID" w:bidi="id_ID"/>
+        </w:rPr>
+      </w:r>
+      <w:r>
+        <w:rPr>
           <w:lang w:val="id_ID" w:bidi="id_ID"/>
         </w:rPr>
         <w:t xml:space="preserve">Di sini Paulus berbicara seolah-olah </w:t>
@@ -12948,6 +15018,21 @@
       </w:r>
       <w:r>
         <w:rPr>
+          <w:b/>
+          <w:lang w:val="id_ID" w:bidi="id_ID"/>
+        </w:rPr>
+        <w:t>ὁ λόγος τοῦ Θεοῦ οὐ δέδεται</w:t>
+      </w:r>
+    </w:p>
+    <w:p>
+      <w:pPr/>
+      <w:r>
+        <w:rPr>
+          <w:lang w:val="id_ID" w:bidi="id_ID"/>
+        </w:rPr>
+      </w:r>
+      <w:r>
+        <w:rPr>
           <w:lang w:val="id_ID" w:bidi="id_ID"/>
         </w:rPr>
         <w:t>Jika bahasa Anda tidak menggunakan bentuk pasif ini, Anda dapat mengekspresikan ide dalam bentuk aktif atau dengan cara lain yang alami dalam bahasa Anda. Jika Anda perlu mengatakan siapa yang melakukan tindakan tersebut, Anda dapat menggunakan subjek tak tentu. Terjemahan alternatif: "tidak ada yang mengikat firman Allah" atau "tidak ada yang mengikat firman Allah"</w:t>
@@ -13016,6 +15101,21 @@
       </w:r>
       <w:r>
         <w:rPr>
+          <w:b/>
+          <w:lang w:val="id_ID" w:bidi="id_ID"/>
+        </w:rPr>
+        <w:t>ὁ λόγος τοῦ Θεοῦ</w:t>
+      </w:r>
+    </w:p>
+    <w:p>
+      <w:pPr/>
+      <w:r>
+        <w:rPr>
+          <w:lang w:val="id_ID" w:bidi="id_ID"/>
+        </w:rPr>
+      </w:r>
+      <w:r>
+        <w:rPr>
           <w:lang w:val="id_ID" w:bidi="id_ID"/>
         </w:rPr>
         <w:t xml:space="preserve">Di sini, Paulus menggunakan bentuk posesif untuk menggambarkan </w:t>
@@ -13097,6 +15197,21 @@
       </w:r>
       <w:r>
         <w:rPr>
+          <w:b/>
+          <w:lang w:val="id_ID" w:bidi="id_ID"/>
+        </w:rPr>
+        <w:t>ὁ λόγος</w:t>
+      </w:r>
+    </w:p>
+    <w:p>
+      <w:pPr/>
+      <w:r>
+        <w:rPr>
+          <w:lang w:val="id_ID" w:bidi="id_ID"/>
+        </w:rPr>
+      </w:r>
+      <w:r>
+        <w:rPr>
           <w:lang w:val="id_ID" w:bidi="id_ID"/>
         </w:rPr>
         <w:t xml:space="preserve">Di sini, </w:t>
@@ -13178,6 +15293,21 @@
       </w:r>
       <w:r>
         <w:rPr>
+          <w:b/>
+          <w:lang w:val="id_ID" w:bidi="id_ID"/>
+        </w:rPr>
+        <w:t>διὰ τοῦτο, πάντα ὑπομένω</w:t>
+      </w:r>
+    </w:p>
+    <w:p>
+      <w:pPr/>
+      <w:r>
+        <w:rPr>
+          <w:lang w:val="id_ID" w:bidi="id_ID"/>
+        </w:rPr>
+      </w:r>
+      <w:r>
+        <w:rPr>
           <w:lang w:val="id_ID" w:bidi="id_ID"/>
         </w:rPr>
         <w:t xml:space="preserve">Kata ganti </w:t>
@@ -13285,6 +15415,21 @@
       </w:r>
       <w:r>
         <w:rPr>
+          <w:b/>
+          <w:lang w:val="id_ID" w:bidi="id_ID"/>
+        </w:rPr>
+        <w:t>πάντα ὑπομένω</w:t>
+      </w:r>
+    </w:p>
+    <w:p>
+      <w:pPr/>
+      <w:r>
+        <w:rPr>
+          <w:lang w:val="id_ID" w:bidi="id_ID"/>
+        </w:rPr>
+      </w:r>
+      <w:r>
+        <w:rPr>
           <w:lang w:val="id_ID" w:bidi="id_ID"/>
         </w:rPr>
         <w:t xml:space="preserve">Paulus mengatakan </w:t>
@@ -13366,6 +15511,21 @@
       </w:r>
       <w:r>
         <w:rPr>
+          <w:b/>
+          <w:lang w:val="id_ID" w:bidi="id_ID"/>
+        </w:rPr>
+        <w:t>τοὺς ἐκλεκτούς</w:t>
+      </w:r>
+    </w:p>
+    <w:p>
+      <w:pPr/>
+      <w:r>
+        <w:rPr>
+          <w:lang w:val="id_ID" w:bidi="id_ID"/>
+        </w:rPr>
+      </w:r>
+      <w:r>
+        <w:rPr>
           <w:lang w:val="id_ID" w:bidi="id_ID"/>
         </w:rPr>
         <w:t xml:space="preserve">Paulus menggunakan kata sifat </w:t>
@@ -13447,6 +15607,21 @@
       </w:r>
       <w:r>
         <w:rPr>
+          <w:b/>
+          <w:lang w:val="id_ID" w:bidi="id_ID"/>
+        </w:rPr>
+        <w:t>καὶ αὐτοὶ σωτηρίας τύχωσιν τῆς ἐν Χριστῷ Ἰησοῦ</w:t>
+      </w:r>
+    </w:p>
+    <w:p>
+      <w:pPr/>
+      <w:r>
+        <w:rPr>
+          <w:lang w:val="id_ID" w:bidi="id_ID"/>
+        </w:rPr>
+      </w:r>
+      <w:r>
+        <w:rPr>
           <w:lang w:val="id_ID" w:bidi="id_ID"/>
         </w:rPr>
         <w:t xml:space="preserve">Jika bahasa Anda tidak menggunakan kata benda abstrak untuk ide </w:t>
@@ -13528,6 +15703,21 @@
       </w:r>
       <w:r>
         <w:rPr>
+          <w:b/>
+          <w:lang w:val="id_ID" w:bidi="id_ID"/>
+        </w:rPr>
+        <w:t>τῆς ἐν Χριστῷ Ἰησοῦ</w:t>
+      </w:r>
+    </w:p>
+    <w:p>
+      <w:pPr/>
+      <w:r>
+        <w:rPr>
+          <w:lang w:val="id_ID" w:bidi="id_ID"/>
+        </w:rPr>
+      </w:r>
+      <w:r>
+        <w:rPr>
           <w:lang w:val="id_ID" w:bidi="id_ID"/>
         </w:rPr>
         <w:t xml:space="preserve">Di sini Paulus menggunakan metafora spasial </w:t>
@@ -13687,6 +15877,21 @@
       </w:r>
       <w:r>
         <w:rPr>
+          <w:b/>
+          <w:lang w:val="id_ID" w:bidi="id_ID"/>
+        </w:rPr>
+        <w:t>μετὰ δόξης αἰωνίου</w:t>
+      </w:r>
+    </w:p>
+    <w:p>
+      <w:pPr/>
+      <w:r>
+        <w:rPr>
+          <w:lang w:val="id_ID" w:bidi="id_ID"/>
+        </w:rPr>
+      </w:r>
+      <w:r>
+        <w:rPr>
           <w:lang w:val="id_ID" w:bidi="id_ID"/>
         </w:rPr>
         <w:t xml:space="preserve">Di sini, frasa </w:t>
@@ -13768,6 +15973,21 @@
       </w:r>
       <w:r>
         <w:rPr>
+          <w:b/>
+          <w:lang w:val="id_ID" w:bidi="id_ID"/>
+        </w:rPr>
+        <w:t>μετὰ δόξης αἰωνίου</w:t>
+      </w:r>
+    </w:p>
+    <w:p>
+      <w:pPr/>
+      <w:r>
+        <w:rPr>
+          <w:lang w:val="id_ID" w:bidi="id_ID"/>
+        </w:rPr>
+      </w:r>
+      <w:r>
+        <w:rPr>
           <w:lang w:val="id_ID" w:bidi="id_ID"/>
         </w:rPr>
         <w:t xml:space="preserve">Jika bahasa Anda tidak menggunakan kata benda abstrak untuk ide </w:t>
@@ -13849,6 +16069,21 @@
       </w:r>
       <w:r>
         <w:rPr>
+          <w:b/>
+          <w:lang w:val="id_ID" w:bidi="id_ID"/>
+        </w:rPr>
+        <w:t>πιστὸς ὁ λόγος</w:t>
+      </w:r>
+    </w:p>
+    <w:p>
+      <w:pPr/>
+      <w:r>
+        <w:rPr>
+          <w:lang w:val="id_ID" w:bidi="id_ID"/>
+        </w:rPr>
+      </w:r>
+      <w:r>
+        <w:rPr>
           <w:lang w:val="id_ID" w:bidi="id_ID"/>
         </w:rPr>
         <w:t xml:space="preserve">Di sini, </w:t>
@@ -13930,6 +16165,21 @@
       </w:r>
       <w:r>
         <w:rPr>
+          <w:b/>
+          <w:lang w:val="id_ID" w:bidi="id_ID"/>
+        </w:rPr>
+        <w:t>γὰρ</w:t>
+      </w:r>
+    </w:p>
+    <w:p>
+      <w:pPr/>
+      <w:r>
+        <w:rPr>
+          <w:lang w:val="id_ID" w:bidi="id_ID"/>
+        </w:rPr>
+      </w:r>
+      <w:r>
+        <w:rPr>
           <w:lang w:val="id_ID" w:bidi="id_ID"/>
         </w:rPr>
         <w:t xml:space="preserve">Di sini, kata </w:t>
@@ -14050,6 +16300,21 @@
       </w:r>
       <w:r>
         <w:rPr>
+          <w:b/>
+          <w:lang w:val="id_ID" w:bidi="id_ID"/>
+        </w:rPr>
+        <w:t>εἰ &amp; συναπεθάνομεν</w:t>
+      </w:r>
+    </w:p>
+    <w:p>
+      <w:pPr/>
+      <w:r>
+        <w:rPr>
+          <w:lang w:val="id_ID" w:bidi="id_ID"/>
+        </w:rPr>
+      </w:r>
+      <w:r>
+        <w:rPr>
           <w:lang w:val="id_ID" w:bidi="id_ID"/>
         </w:rPr>
         <w:t>Paulus berbicara seolah-olah ini adalah situasi yang masih bersifat sementara, tetapi maksudnya adalah hal ini pasti terjadi. Jika bahasa Anda tidak menyatakan sesuatu sebagai suatu kondisi jika hal itu benar-benar terjadi, dan jika pembaca Anda mungkin berpikir bahwa apa yang Paulus katakan tidak pasti, maka Anda dapat menerjemahkan kata-katanya sebagai pernyataan yang pasti. Terjemahan alternatif: "apabila kami telah mati bersama-sama dengan dia"</w:t>
@@ -14118,6 +16383,21 @@
       </w:r>
       <w:r>
         <w:rPr>
+          <w:b/>
+          <w:lang w:val="id_ID" w:bidi="id_ID"/>
+        </w:rPr>
+        <w:t>συναπεθάνομεν</w:t>
+      </w:r>
+    </w:p>
+    <w:p>
+      <w:pPr/>
+      <w:r>
+        <w:rPr>
+          <w:lang w:val="id_ID" w:bidi="id_ID"/>
+        </w:rPr>
+      </w:r>
+      <w:r>
+        <w:rPr>
           <w:lang w:val="id_ID" w:bidi="id_ID"/>
         </w:rPr>
         <w:t>Di sini Paulus merujuk pada bagaimana orang percaya, dalam persatuan mereka dengan Kristus, mengambil bagian dalam kematian Kristus. Dengan demikian, mereka juga telah mati. Jika itu akan membantu dalam bahasa Anda, Anda dapat mengungkapkan gagasan ini dalam bentuk perumpamaan atau menyatakan maknanya dengan jelas. Terjemahan alternatif: "kita telah mati, seolah-olah, bersama Dia" atau "kita telah mengambil bagian dalam kematian Mesias"</w:t>
@@ -14186,6 +16466,21 @@
       </w:r>
       <w:r>
         <w:rPr>
+          <w:b/>
+          <w:lang w:val="id_ID" w:bidi="id_ID"/>
+        </w:rPr>
+        <w:t>καὶ συνζήσομεν</w:t>
+      </w:r>
+    </w:p>
+    <w:p>
+      <w:pPr/>
+      <w:r>
+        <w:rPr>
+          <w:lang w:val="id_ID" w:bidi="id_ID"/>
+        </w:rPr>
+      </w:r>
+      <w:r>
+        <w:rPr>
           <w:lang w:val="id_ID" w:bidi="id_ID"/>
         </w:rPr>
         <w:t>Di sini Paulus merujuk pada kehidupan baru yang diterima orang percaya dalam persatuan mereka dengan Kristus. Kehidupan baru ini dapat dialami sekarang, tetapi Paulus tampaknya secara khusus berbicara tentang kehidupan kekal yang akan dimiliki oleh orang-orang percaya setelah Yesus datang kembali. Jika itu akan membantu dalam bahasa Anda, Anda dapat membuat gagasan itu lebih eksplisit. Terjemahan alternatif: "kita juga akan mengalami hidup yang baru bersama Dia" atau "kita juga akan memiliki hidup yang kekal bersama Dia"</w:t>
@@ -14254,6 +16549,21 @@
       </w:r>
       <w:r>
         <w:rPr>
+          <w:b/>
+          <w:lang w:val="id_ID" w:bidi="id_ID"/>
+        </w:rPr>
+        <w:t>εἰ γὰρ συναπεθάνομεν, καὶ συνζήσομεν &amp; εἰ ὑπομένομεν, καὶ συνβασιλεύσομεν; εἰ ἀρνησόμεθα, κἀκεῖνος ἀρνήσεται ἡμᾶς &amp; εἰ ἀπιστοῦμεν, ἐκεῖνος πιστὸς μένει; ἀρνήσασθαι γὰρ ἑαυτὸν οὐ δύναται</w:t>
+      </w:r>
+    </w:p>
+    <w:p>
+      <w:pPr/>
+      <w:r>
+        <w:rPr>
+          <w:lang w:val="id_ID" w:bidi="id_ID"/>
+        </w:rPr>
+      </w:r>
+      <w:r>
+        <w:rPr>
           <w:lang w:val="id_ID" w:bidi="id_ID"/>
         </w:rPr>
         <w:t xml:space="preserve">Kata-kata ini adalah </w:t>
@@ -14335,6 +16645,21 @@
       </w:r>
       <w:r>
         <w:rPr>
+          <w:b/>
+          <w:lang w:val="id_ID" w:bidi="id_ID"/>
+        </w:rPr>
+        <w:t>ὑπομένομεν</w:t>
+      </w:r>
+    </w:p>
+    <w:p>
+      <w:pPr/>
+      <w:r>
+        <w:rPr>
+          <w:lang w:val="id_ID" w:bidi="id_ID"/>
+        </w:rPr>
+      </w:r>
+      <w:r>
+        <w:rPr>
           <w:lang w:val="id_ID" w:bidi="id_ID"/>
         </w:rPr>
         <w:t xml:space="preserve">Di sini Paulus menyiratkan bahwa orang percaya harus </w:t>
@@ -14416,6 +16741,21 @@
       </w:r>
       <w:r>
         <w:rPr>
+          <w:b/>
+          <w:lang w:val="id_ID" w:bidi="id_ID"/>
+        </w:rPr>
+        <w:t>ἀρνησόμεθα</w:t>
+      </w:r>
+    </w:p>
+    <w:p>
+      <w:pPr/>
+      <w:r>
+        <w:rPr>
+          <w:lang w:val="id_ID" w:bidi="id_ID"/>
+        </w:rPr>
+      </w:r>
+      <w:r>
+        <w:rPr>
           <w:lang w:val="id_ID" w:bidi="id_ID"/>
         </w:rPr>
         <w:t>Di sini Paulus merujuk kepada orang-orang yang menyangkal bahwa mereka mengenal dan percaya kepada Yesus. Jika itu akan membantu dalam bahasa Anda, Anda dapat membuat gagasan itu lebih eksplisit. Terjemahan alternatif: "kami menyangkal bahwa kami percaya kepada-Nya"</w:t>
@@ -14484,6 +16824,21 @@
       </w:r>
       <w:r>
         <w:rPr>
+          <w:b/>
+          <w:lang w:val="id_ID" w:bidi="id_ID"/>
+        </w:rPr>
+        <w:t>κἀκεῖνος ἀρνήσεται ἡμᾶς</w:t>
+      </w:r>
+    </w:p>
+    <w:p>
+      <w:pPr/>
+      <w:r>
+        <w:rPr>
+          <w:lang w:val="id_ID" w:bidi="id_ID"/>
+        </w:rPr>
+      </w:r>
+      <w:r>
+        <w:rPr>
           <w:lang w:val="id_ID" w:bidi="id_ID"/>
         </w:rPr>
         <w:t xml:space="preserve">Di sini Paulus menyiratkan bahwa pada penghakiman terakhir, Yesus </w:t>
@@ -14565,6 +16920,21 @@
       </w:r>
       <w:r>
         <w:rPr>
+          <w:b/>
+          <w:lang w:val="id_ID" w:bidi="id_ID"/>
+        </w:rPr>
+        <w:t>ἀπιστοῦμεν</w:t>
+      </w:r>
+    </w:p>
+    <w:p>
+      <w:pPr/>
+      <w:r>
+        <w:rPr>
+          <w:lang w:val="id_ID" w:bidi="id_ID"/>
+        </w:rPr>
+      </w:r>
+      <w:r>
+        <w:rPr>
           <w:lang w:val="id_ID" w:bidi="id_ID"/>
         </w:rPr>
         <w:t xml:space="preserve">Di sini, kata </w:t>
@@ -14646,6 +17016,21 @@
       </w:r>
       <w:r>
         <w:rPr>
+          <w:b/>
+          <w:lang w:val="id_ID" w:bidi="id_ID"/>
+        </w:rPr>
+        <w:t>ἐκεῖνος πιστὸς μένει</w:t>
+      </w:r>
+    </w:p>
+    <w:p>
+      <w:pPr/>
+      <w:r>
+        <w:rPr>
+          <w:lang w:val="id_ID" w:bidi="id_ID"/>
+        </w:rPr>
+      </w:r>
+      <w:r>
+        <w:rPr>
           <w:lang w:val="id_ID" w:bidi="id_ID"/>
         </w:rPr>
         <w:t xml:space="preserve">Di sini, kata </w:t>
@@ -14740,6 +17125,21 @@
       </w:r>
       <w:r>
         <w:rPr>
+          <w:b/>
+          <w:lang w:val="id_ID" w:bidi="id_ID"/>
+        </w:rPr>
+        <w:t>ἀρνήσασθαι &amp; ἑαυτὸν οὐ δύναται</w:t>
+      </w:r>
+    </w:p>
+    <w:p>
+      <w:pPr/>
+      <w:r>
+        <w:rPr>
+          <w:lang w:val="id_ID" w:bidi="id_ID"/>
+        </w:rPr>
+      </w:r>
+      <w:r>
+        <w:rPr>
           <w:lang w:val="id_ID" w:bidi="id_ID"/>
         </w:rPr>
         <w:t xml:space="preserve">Di sini, frasa </w:t>
@@ -14821,6 +17221,21 @@
       </w:r>
       <w:r>
         <w:rPr>
+          <w:b/>
+          <w:lang w:val="id_ID" w:bidi="id_ID"/>
+        </w:rPr>
+        <w:t>ὑπομίμνῃσκε</w:t>
+      </w:r>
+    </w:p>
+    <w:p>
+      <w:pPr/>
+      <w:r>
+        <w:rPr>
+          <w:lang w:val="id_ID" w:bidi="id_ID"/>
+        </w:rPr>
+      </w:r>
+      <w:r>
+        <w:rPr>
           <w:lang w:val="id_ID" w:bidi="id_ID"/>
         </w:rPr>
         <w:t xml:space="preserve">Di sini Paulus menyiratkan bahwa Timotius harus </w:t>
@@ -14891,6 +17306,21 @@
         <w:rPr>
           <w:lang w:val="id_ID" w:bidi="id_ID"/>
         </w:rPr>
+      </w:r>
+    </w:p>
+    <w:p>
+      <w:pPr/>
+      <w:r>
+        <w:rPr>
+          <w:lang w:val="id_ID" w:bidi="id_ID"/>
+        </w:rPr>
+      </w:r>
+      <w:r>
+        <w:rPr>
+          <w:b/>
+          <w:lang w:val="id_ID" w:bidi="id_ID"/>
+        </w:rPr>
+        <w:t>ταῦτα</w:t>
       </w:r>
     </w:p>
     <w:p>
@@ -15100,6 +17530,21 @@
       </w:r>
       <w:r>
         <w:rPr>
+          <w:b/>
+          <w:lang w:val="id_ID" w:bidi="id_ID"/>
+        </w:rPr>
+        <w:t>τοῦ Θεοῦ</w:t>
+      </w:r>
+    </w:p>
+    <w:p>
+      <w:pPr/>
+      <w:r>
+        <w:rPr>
+          <w:lang w:val="id_ID" w:bidi="id_ID"/>
+        </w:rPr>
+      </w:r>
+      <w:r>
+        <w:rPr>
           <w:lang w:val="id_ID" w:bidi="id_ID"/>
         </w:rPr>
         <w:t xml:space="preserve">Banyak naskah kuno yang berbunyi </w:t>
@@ -15181,6 +17626,21 @@
       </w:r>
       <w:r>
         <w:rPr>
+          <w:b/>
+          <w:lang w:val="id_ID" w:bidi="id_ID"/>
+        </w:rPr>
+        <w:t>μὴ λογομαχεῖν</w:t>
+      </w:r>
+    </w:p>
+    <w:p>
+      <w:pPr/>
+      <w:r>
+        <w:rPr>
+          <w:lang w:val="id_ID" w:bidi="id_ID"/>
+        </w:rPr>
+      </w:r>
+      <w:r>
+        <w:rPr>
           <w:lang w:val="id_ID" w:bidi="id_ID"/>
         </w:rPr>
         <w:t xml:space="preserve">Di sini Paulus merujuk pada perdebatan tentang arti </w:t>
@@ -15262,6 +17722,21 @@
       </w:r>
       <w:r>
         <w:rPr>
+          <w:b/>
+          <w:lang w:val="id_ID" w:bidi="id_ID"/>
+        </w:rPr>
+        <w:t>ἐπὶ καταστροφῇ τῶν ἀκουόντων</w:t>
+      </w:r>
+    </w:p>
+    <w:p>
+      <w:pPr/>
+      <w:r>
+        <w:rPr>
+          <w:lang w:val="id_ID" w:bidi="id_ID"/>
+        </w:rPr>
+      </w:r>
+      <w:r>
+        <w:rPr>
           <w:lang w:val="id_ID" w:bidi="id_ID"/>
         </w:rPr>
         <w:t xml:space="preserve">Jika bahasa Anda tidak menggunakan kata benda abstrak untuk ide </w:t>
@@ -15343,6 +17818,21 @@
       </w:r>
       <w:r>
         <w:rPr>
+          <w:b/>
+          <w:lang w:val="id_ID" w:bidi="id_ID"/>
+        </w:rPr>
+        <w:t>ἐπὶ καταστροφῇ τῶν ἀκουόντων</w:t>
+      </w:r>
+    </w:p>
+    <w:p>
+      <w:pPr/>
+      <w:r>
+        <w:rPr>
+          <w:lang w:val="id_ID" w:bidi="id_ID"/>
+        </w:rPr>
+      </w:r>
+      <w:r>
+        <w:rPr>
           <w:lang w:val="id_ID" w:bidi="id_ID"/>
         </w:rPr>
         <w:t xml:space="preserve">Di sini Paulus menyiratkan bahwa bertengkar tentang kata-kata merusak iman </w:t>
@@ -15424,6 +17914,21 @@
       </w:r>
       <w:r>
         <w:rPr>
+          <w:b/>
+          <w:lang w:val="id_ID" w:bidi="id_ID"/>
+        </w:rPr>
+        <w:t>σπούδασον σεαυτὸν, δόκιμον παραστῆσαι τῷ Θεῷ</w:t>
+      </w:r>
+    </w:p>
+    <w:p>
+      <w:pPr/>
+      <w:r>
+        <w:rPr>
+          <w:lang w:val="id_ID" w:bidi="id_ID"/>
+        </w:rPr>
+      </w:r>
+      <w:r>
+        <w:rPr>
           <w:lang w:val="id_ID" w:bidi="id_ID"/>
         </w:rPr>
         <w:t xml:space="preserve">Di sini Paulus bermaksud bahwa Timotius harus </w:t>
@@ -15531,6 +18036,21 @@
       </w:r>
       <w:r>
         <w:rPr>
+          <w:b/>
+          <w:lang w:val="id_ID" w:bidi="id_ID"/>
+        </w:rPr>
+        <w:t>ἐργάτην</w:t>
+      </w:r>
+    </w:p>
+    <w:p>
+      <w:pPr/>
+      <w:r>
+        <w:rPr>
+          <w:lang w:val="id_ID" w:bidi="id_ID"/>
+        </w:rPr>
+      </w:r>
+      <w:r>
+        <w:rPr>
           <w:lang w:val="id_ID" w:bidi="id_ID"/>
         </w:rPr>
         <w:t xml:space="preserve">Di sini Paulus berbicara seolah-olah Timotius adalah seorang </w:t>
@@ -15612,6 +18132,21 @@
       </w:r>
       <w:r>
         <w:rPr>
+          <w:b/>
+          <w:lang w:val="id_ID" w:bidi="id_ID"/>
+        </w:rPr>
+        <w:t>ἀνεπαίσχυντον</w:t>
+      </w:r>
+    </w:p>
+    <w:p>
+      <w:pPr/>
+      <w:r>
+        <w:rPr>
+          <w:lang w:val="id_ID" w:bidi="id_ID"/>
+        </w:rPr>
+      </w:r>
+      <w:r>
+        <w:rPr>
           <w:lang w:val="id_ID" w:bidi="id_ID"/>
         </w:rPr>
         <w:t>Jika bahasa Anda tidak menggunakan bentuk pasif ini, Anda dapat mengekspresikan ide tersebut dalam bentuk aktif atau dengan cara lain yang alami dalam bahasa Anda. Jika Anda perlu mengatakan apa yang akan melakukan tindakan tersebut, jelas dari konteksnya bahwa itu adalah pekerjaannya. Terjemahan alternatif: "tanpa rasa malu" atau "yang pekerjaannya tidak mempermalukannya"</w:t>
@@ -15680,6 +18215,21 @@
       </w:r>
       <w:r>
         <w:rPr>
+          <w:b/>
+          <w:lang w:val="id_ID" w:bidi="id_ID"/>
+        </w:rPr>
+        <w:t>ὀρθοτομοῦντα τὸν λόγον τῆς ἀληθείας</w:t>
+      </w:r>
+    </w:p>
+    <w:p>
+      <w:pPr/>
+      <w:r>
+        <w:rPr>
+          <w:lang w:val="id_ID" w:bidi="id_ID"/>
+        </w:rPr>
+      </w:r>
+      <w:r>
+        <w:rPr>
           <w:lang w:val="id_ID" w:bidi="id_ID"/>
         </w:rPr>
         <w:t xml:space="preserve">Paulus mengacu kepada </w:t>
@@ -15787,6 +18337,21 @@
       </w:r>
       <w:r>
         <w:rPr>
+          <w:b/>
+          <w:lang w:val="id_ID" w:bidi="id_ID"/>
+        </w:rPr>
+        <w:t>τὸν λόγον τῆς ἀληθείας</w:t>
+      </w:r>
+    </w:p>
+    <w:p>
+      <w:pPr/>
+      <w:r>
+        <w:rPr>
+          <w:lang w:val="id_ID" w:bidi="id_ID"/>
+        </w:rPr>
+      </w:r>
+      <w:r>
+        <w:rPr>
           <w:lang w:val="id_ID" w:bidi="id_ID"/>
         </w:rPr>
         <w:t xml:space="preserve">Di sini, Paulus menggunakan bentuk posesif untuk menjelaskan </w:t>
@@ -15868,6 +18433,21 @@
       </w:r>
       <w:r>
         <w:rPr>
+          <w:b/>
+          <w:lang w:val="id_ID" w:bidi="id_ID"/>
+        </w:rPr>
+        <w:t>τὸν λόγον τῆς ἀληθείας</w:t>
+      </w:r>
+    </w:p>
+    <w:p>
+      <w:pPr/>
+      <w:r>
+        <w:rPr>
+          <w:lang w:val="id_ID" w:bidi="id_ID"/>
+        </w:rPr>
+      </w:r>
+      <w:r>
+        <w:rPr>
           <w:lang w:val="id_ID" w:bidi="id_ID"/>
         </w:rPr>
         <w:t xml:space="preserve">Jika bahasa Anda tidak menggunakan kata benda abstrak untuk ide </w:t>
@@ -15949,6 +18529,21 @@
       </w:r>
       <w:r>
         <w:rPr>
+          <w:b/>
+          <w:lang w:val="id_ID" w:bidi="id_ID"/>
+        </w:rPr>
+        <w:t>τὸν λόγον</w:t>
+      </w:r>
+    </w:p>
+    <w:p>
+      <w:pPr/>
+      <w:r>
+        <w:rPr>
+          <w:lang w:val="id_ID" w:bidi="id_ID"/>
+        </w:rPr>
+      </w:r>
+      <w:r>
+        <w:rPr>
           <w:lang w:val="id_ID" w:bidi="id_ID"/>
         </w:rPr>
         <w:t xml:space="preserve">Di sini, </w:t>
@@ -16019,6 +18614,21 @@
         <w:rPr>
           <w:lang w:val="id_ID" w:bidi="id_ID"/>
         </w:rPr>
+      </w:r>
+    </w:p>
+    <w:p>
+      <w:pPr/>
+      <w:r>
+        <w:rPr>
+          <w:lang w:val="id_ID" w:bidi="id_ID"/>
+        </w:rPr>
+      </w:r>
+      <w:r>
+        <w:rPr>
+          <w:b/>
+          <w:lang w:val="id_ID" w:bidi="id_ID"/>
+        </w:rPr>
+        <w:t>δὲ</w:t>
       </w:r>
     </w:p>
     <w:p>
@@ -16168,6 +18778,21 @@
       </w:r>
       <w:r>
         <w:rPr>
+          <w:b/>
+          <w:lang w:val="id_ID" w:bidi="id_ID"/>
+        </w:rPr>
+        <w:t>τὰς &amp; βεβήλους κενοφωνίας</w:t>
+      </w:r>
+    </w:p>
+    <w:p>
+      <w:pPr/>
+      <w:r>
+        <w:rPr>
+          <w:lang w:val="id_ID" w:bidi="id_ID"/>
+        </w:rPr>
+      </w:r>
+      <w:r>
+        <w:rPr>
           <w:lang w:val="id_ID" w:bidi="id_ID"/>
         </w:rPr>
         <w:t xml:space="preserve">Di sini Paulus menyiratkan bahwa </w:t>
@@ -16251,6 +18876,21 @@
         <w:rPr>
           <w:lang w:val="id_ID" w:bidi="id_ID"/>
         </w:rPr>
+      </w:r>
+    </w:p>
+    <w:p>
+      <w:pPr/>
+      <w:r>
+        <w:rPr>
+          <w:lang w:val="id_ID" w:bidi="id_ID"/>
+        </w:rPr>
+      </w:r>
+      <w:r>
+        <w:rPr>
+          <w:b/>
+          <w:lang w:val="id_ID" w:bidi="id_ID"/>
+        </w:rPr>
+        <w:t>προκόψουσιν</w:t>
       </w:r>
     </w:p>
     <w:p>
@@ -16387,6 +19027,21 @@
       </w:r>
       <w:r>
         <w:rPr>
+          <w:b/>
+          <w:lang w:val="id_ID" w:bidi="id_ID"/>
+        </w:rPr>
+        <w:t>ἐπὶ πλεῖον &amp; προκόψουσιν ἀσεβείας</w:t>
+      </w:r>
+    </w:p>
+    <w:p>
+      <w:pPr/>
+      <w:r>
+        <w:rPr>
+          <w:lang w:val="id_ID" w:bidi="id_ID"/>
+        </w:rPr>
+      </w:r>
+      <w:r>
+        <w:rPr>
           <w:lang w:val="id_ID" w:bidi="id_ID"/>
         </w:rPr>
         <w:t xml:space="preserve">Di sini Paulus berbicara tentang orang-orang yang mengucapkan </w:t>
@@ -16494,6 +19149,21 @@
       </w:r>
       <w:r>
         <w:rPr>
+          <w:b/>
+          <w:lang w:val="id_ID" w:bidi="id_ID"/>
+        </w:rPr>
+        <w:t>ἀσεβείας</w:t>
+      </w:r>
+    </w:p>
+    <w:p>
+      <w:pPr/>
+      <w:r>
+        <w:rPr>
+          <w:lang w:val="id_ID" w:bidi="id_ID"/>
+        </w:rPr>
+      </w:r>
+      <w:r>
+        <w:rPr>
           <w:lang w:val="id_ID" w:bidi="id_ID"/>
         </w:rPr>
         <w:t xml:space="preserve">Jika bahasa Anda tidak menggunakan kata benda abstrak untuk ide </w:t>
@@ -16564,6 +19234,21 @@
         <w:rPr>
           <w:lang w:val="id_ID" w:bidi="id_ID"/>
         </w:rPr>
+      </w:r>
+    </w:p>
+    <w:p>
+      <w:pPr/>
+      <w:r>
+        <w:rPr>
+          <w:lang w:val="id_ID" w:bidi="id_ID"/>
+        </w:rPr>
+      </w:r>
+      <w:r>
+        <w:rPr>
+          <w:b/>
+          <w:lang w:val="id_ID" w:bidi="id_ID"/>
+        </w:rPr>
+        <w:t>ὁ λόγος αὐτῶν</w:t>
       </w:r>
     </w:p>
     <w:p>
@@ -16674,6 +19359,21 @@
       </w:r>
       <w:r>
         <w:rPr>
+          <w:b/>
+          <w:lang w:val="id_ID" w:bidi="id_ID"/>
+        </w:rPr>
+        <w:t>ὡς γάγγραινα νομὴν ἕξει</w:t>
+      </w:r>
+    </w:p>
+    <w:p>
+      <w:pPr/>
+      <w:r>
+        <w:rPr>
+          <w:lang w:val="id_ID" w:bidi="id_ID"/>
+        </w:rPr>
+      </w:r>
+      <w:r>
+        <w:rPr>
           <w:lang w:val="id_ID" w:bidi="id_ID"/>
         </w:rPr>
         <w:t xml:space="preserve">Paulus mengatakan bahwa perkataan kosong yang tidak bermutu akan menyebar </w:t>
@@ -16768,6 +19468,21 @@
       </w:r>
       <w:r>
         <w:rPr>
+          <w:b/>
+          <w:lang w:val="id_ID" w:bidi="id_ID"/>
+        </w:rPr>
+        <w:t>γάγγραινα</w:t>
+      </w:r>
+    </w:p>
+    <w:p>
+      <w:pPr/>
+      <w:r>
+        <w:rPr>
+          <w:lang w:val="id_ID" w:bidi="id_ID"/>
+        </w:rPr>
+      </w:r>
+      <w:r>
+        <w:rPr>
           <w:lang w:val="id_ID" w:bidi="id_ID"/>
         </w:rPr>
         <w:t xml:space="preserve">Kata </w:t>
@@ -16862,6 +19577,21 @@
       </w:r>
       <w:r>
         <w:rPr>
+          <w:b/>
+          <w:lang w:val="id_ID" w:bidi="id_ID"/>
+        </w:rPr>
+        <w:t>Ὑμέναιος, καὶ Φίλητος</w:t>
+      </w:r>
+    </w:p>
+    <w:p>
+      <w:pPr/>
+      <w:r>
+        <w:rPr>
+          <w:lang w:val="id_ID" w:bidi="id_ID"/>
+        </w:rPr>
+      </w:r>
+      <w:r>
+        <w:rPr>
           <w:lang w:val="id_ID" w:bidi="id_ID"/>
         </w:rPr>
         <w:t xml:space="preserve">Kata </w:t>
@@ -16956,6 +19686,21 @@
       </w:r>
       <w:r>
         <w:rPr>
+          <w:b/>
+          <w:lang w:val="id_ID" w:bidi="id_ID"/>
+        </w:rPr>
+        <w:t>περὶ τὴν ἀλήθειαν ἠστόχησαν</w:t>
+      </w:r>
+    </w:p>
+    <w:p>
+      <w:pPr/>
+      <w:r>
+        <w:rPr>
+          <w:lang w:val="id_ID" w:bidi="id_ID"/>
+        </w:rPr>
+      </w:r>
+      <w:r>
+        <w:rPr>
           <w:lang w:val="id_ID" w:bidi="id_ID"/>
         </w:rPr>
         <w:t xml:space="preserve">Paulus berbicara seolah-olah </w:t>
@@ -17063,6 +19808,21 @@
       </w:r>
       <w:r>
         <w:rPr>
+          <w:b/>
+          <w:lang w:val="id_ID" w:bidi="id_ID"/>
+        </w:rPr>
+        <w:t>περὶ τὴν ἀλήθειαν</w:t>
+      </w:r>
+    </w:p>
+    <w:p>
+      <w:pPr/>
+      <w:r>
+        <w:rPr>
+          <w:lang w:val="id_ID" w:bidi="id_ID"/>
+        </w:rPr>
+      </w:r>
+      <w:r>
+        <w:rPr>
           <w:lang w:val="id_ID" w:bidi="id_ID"/>
         </w:rPr>
         <w:t xml:space="preserve">Jika bahasa Anda tidak menggunakan kata benda abstrak untuk ide </w:t>
@@ -17144,6 +19904,21 @@
       </w:r>
       <w:r>
         <w:rPr>
+          <w:b/>
+          <w:lang w:val="id_ID" w:bidi="id_ID"/>
+        </w:rPr>
+        <w:t>ἀνάστασιν ἤδη γεγονέναι</w:t>
+      </w:r>
+    </w:p>
+    <w:p>
+      <w:pPr/>
+      <w:r>
+        <w:rPr>
+          <w:lang w:val="id_ID" w:bidi="id_ID"/>
+        </w:rPr>
+      </w:r>
+      <w:r>
+        <w:rPr>
           <w:lang w:val="id_ID" w:bidi="id_ID"/>
         </w:rPr>
         <w:t xml:space="preserve">Jika bahasa Anda tidak menggunakan kata benda abstrak untuk ide </w:t>
@@ -17225,6 +20000,21 @@
       </w:r>
       <w:r>
         <w:rPr>
+          <w:b/>
+          <w:lang w:val="id_ID" w:bidi="id_ID"/>
+        </w:rPr>
+        <w:t>ἀνατρέπουσιν τήν τινων πίστιν</w:t>
+      </w:r>
+    </w:p>
+    <w:p>
+      <w:pPr/>
+      <w:r>
+        <w:rPr>
+          <w:lang w:val="id_ID" w:bidi="id_ID"/>
+        </w:rPr>
+      </w:r>
+      <w:r>
+        <w:rPr>
           <w:lang w:val="id_ID" w:bidi="id_ID"/>
         </w:rPr>
         <w:t xml:space="preserve">Di sini Paulus berbicara tentang </w:t>
@@ -17319,6 +20109,21 @@
       </w:r>
       <w:r>
         <w:rPr>
+          <w:b/>
+          <w:lang w:val="id_ID" w:bidi="id_ID"/>
+        </w:rPr>
+        <w:t>τήν τινων πίστιν</w:t>
+      </w:r>
+    </w:p>
+    <w:p>
+      <w:pPr/>
+      <w:r>
+        <w:rPr>
+          <w:lang w:val="id_ID" w:bidi="id_ID"/>
+        </w:rPr>
+      </w:r>
+      <w:r>
+        <w:rPr>
           <w:lang w:val="id_ID" w:bidi="id_ID"/>
         </w:rPr>
         <w:t xml:space="preserve">Jika bahasa Anda tidak menggunakan kata benda abstrak untuk ide </w:t>
@@ -17400,6 +20205,21 @@
       </w:r>
       <w:r>
         <w:rPr>
+          <w:b/>
+          <w:lang w:val="id_ID" w:bidi="id_ID"/>
+        </w:rPr>
+        <w:t>ὁ &amp; στερεὸς θεμέλιος τοῦ Θεοῦ ἕστηκεν</w:t>
+      </w:r>
+    </w:p>
+    <w:p>
+      <w:pPr/>
+      <w:r>
+        <w:rPr>
+          <w:lang w:val="id_ID" w:bidi="id_ID"/>
+        </w:rPr>
+      </w:r>
+      <w:r>
+        <w:rPr>
           <w:lang w:val="id_ID" w:bidi="id_ID"/>
         </w:rPr>
         <w:t xml:space="preserve">Di sini Paulus berbicara tentang </w:t>
@@ -17533,6 +20353,21 @@
       </w:r>
       <w:r>
         <w:rPr>
+          <w:b/>
+          <w:lang w:val="id_ID" w:bidi="id_ID"/>
+        </w:rPr>
+        <w:t>ἔχων τὴν σφραγῖδα ταύτην</w:t>
+      </w:r>
+    </w:p>
+    <w:p>
+      <w:pPr/>
+      <w:r>
+        <w:rPr>
+          <w:lang w:val="id_ID" w:bidi="id_ID"/>
+        </w:rPr>
+      </w:r>
+      <w:r>
+        <w:rPr>
           <w:lang w:val="id_ID" w:bidi="id_ID"/>
         </w:rPr>
         <w:t xml:space="preserve">Di sini Paulus berbicara seolah-olah </w:t>
@@ -17642,6 +20477,21 @@
         <w:rPr>
           <w:lang w:val="id_ID" w:bidi="id_ID"/>
         </w:rPr>
+      </w:r>
+    </w:p>
+    <w:p>
+      <w:pPr/>
+      <w:r>
+        <w:rPr>
+          <w:lang w:val="id_ID" w:bidi="id_ID"/>
+        </w:rPr>
+      </w:r>
+      <w:r>
+        <w:rPr>
+          <w:b/>
+          <w:lang w:val="id_ID" w:bidi="id_ID"/>
+        </w:rPr>
+        <w:t>ἔγνω Κύριος τοὺς ὄντας αὐτοῦ, καί, ἀποστήτω ἀπὸ ἀδικίας πᾶς ὁ ὀνομάζων τὸ ὄνομα Κυρίου</w:t>
       </w:r>
     </w:p>
     <w:p>
@@ -17739,6 +20589,21 @@
       </w:r>
       <w:r>
         <w:rPr>
+          <w:b/>
+          <w:lang w:val="id_ID" w:bidi="id_ID"/>
+        </w:rPr>
+        <w:t>Κύριος &amp; Κυρίου</w:t>
+      </w:r>
+    </w:p>
+    <w:p>
+      <w:pPr/>
+      <w:r>
+        <w:rPr>
+          <w:lang w:val="id_ID" w:bidi="id_ID"/>
+        </w:rPr>
+      </w:r>
+      <w:r>
+        <w:rPr>
           <w:lang w:val="id_ID" w:bidi="id_ID"/>
         </w:rPr>
         <w:t xml:space="preserve">Di sini, kata </w:t>
@@ -17820,6 +20685,21 @@
       </w:r>
       <w:r>
         <w:rPr>
+          <w:b/>
+          <w:lang w:val="id_ID" w:bidi="id_ID"/>
+        </w:rPr>
+        <w:t>ἔγνω</w:t>
+      </w:r>
+    </w:p>
+    <w:p>
+      <w:pPr/>
+      <w:r>
+        <w:rPr>
+          <w:lang w:val="id_ID" w:bidi="id_ID"/>
+        </w:rPr>
+      </w:r>
+      <w:r>
+        <w:rPr>
           <w:lang w:val="id_ID" w:bidi="id_ID"/>
         </w:rPr>
         <w:t>Di sini penulis kutipan menggunakan bentuk lampau untuk merujuk pada sesuatu yang selalu benar. Jika itu akan membantu dalam bahasa Anda, Anda dapat menggunakan bentuk kata kerja apa pun yang wajar untuk menyatakan kebenaran umum. Terjemahan alternatif: "telah mengetahui"</w:t>
@@ -17888,6 +20768,21 @@
       </w:r>
       <w:r>
         <w:rPr>
+          <w:b/>
+          <w:lang w:val="id_ID" w:bidi="id_ID"/>
+        </w:rPr>
+        <w:t>ἀποστήτω ἀπὸ &amp; πᾶς ὁ ὀνομάζων τὸ ὄνομα Κυρίου</w:t>
+      </w:r>
+    </w:p>
+    <w:p>
+      <w:pPr/>
+      <w:r>
+        <w:rPr>
+          <w:lang w:val="id_ID" w:bidi="id_ID"/>
+        </w:rPr>
+      </w:r>
+      <w:r>
+        <w:rPr>
           <w:lang w:val="id_ID" w:bidi="id_ID"/>
         </w:rPr>
         <w:t xml:space="preserve">Di sini Paulus berbicara tentang </w:t>
@@ -17982,6 +20877,21 @@
       </w:r>
       <w:r>
         <w:rPr>
+          <w:b/>
+          <w:lang w:val="id_ID" w:bidi="id_ID"/>
+        </w:rPr>
+        <w:t>ἀποστήτω &amp; πᾶς ὁ ὀνομάζων τὸ ὄνομα Κυρίου</w:t>
+      </w:r>
+    </w:p>
+    <w:p>
+      <w:pPr/>
+      <w:r>
+        <w:rPr>
+          <w:lang w:val="id_ID" w:bidi="id_ID"/>
+        </w:rPr>
+      </w:r>
+      <w:r>
+        <w:rPr>
           <w:lang w:val="id_ID" w:bidi="id_ID"/>
         </w:rPr>
         <w:t>Jika bahasa Anda tidak menggunakan imperatif orang ketiga dengan cara ini, Anda dapat menyatakannya dengan cara lain yang wajar dalam bahasa Anda. Terjemahan alternatif: "Setiap orang yang menyebut nama Tuhan harus menjauhkan diri"</w:t>
@@ -18050,6 +20960,21 @@
       </w:r>
       <w:r>
         <w:rPr>
+          <w:b/>
+          <w:lang w:val="id_ID" w:bidi="id_ID"/>
+        </w:rPr>
+        <w:t>ὁ ὀνομάζων τὸ ὄνομα Κυρίου</w:t>
+      </w:r>
+    </w:p>
+    <w:p>
+      <w:pPr/>
+      <w:r>
+        <w:rPr>
+          <w:lang w:val="id_ID" w:bidi="id_ID"/>
+        </w:rPr>
+      </w:r>
+      <w:r>
+        <w:rPr>
           <w:lang w:val="id_ID" w:bidi="id_ID"/>
         </w:rPr>
         <w:t xml:space="preserve">Di sini, frasa </w:t>
@@ -18144,6 +21069,21 @@
       </w:r>
       <w:r>
         <w:rPr>
+          <w:b/>
+          <w:lang w:val="id_ID" w:bidi="id_ID"/>
+        </w:rPr>
+        <w:t>ἀπὸ ἀδικίας</w:t>
+      </w:r>
+    </w:p>
+    <w:p>
+      <w:pPr/>
+      <w:r>
+        <w:rPr>
+          <w:lang w:val="id_ID" w:bidi="id_ID"/>
+        </w:rPr>
+      </w:r>
+      <w:r>
+        <w:rPr>
           <w:lang w:val="id_ID" w:bidi="id_ID"/>
         </w:rPr>
         <w:t xml:space="preserve">Jika bahasa Anda tidak menggunakan kata benda abstrak untuk ide </w:t>
@@ -18225,6 +21165,21 @@
       </w:r>
       <w:r>
         <w:rPr>
+          <w:b/>
+          <w:lang w:val="id_ID" w:bidi="id_ID"/>
+        </w:rPr>
+        <w:t>δὲ</w:t>
+      </w:r>
+    </w:p>
+    <w:p>
+      <w:pPr/>
+      <w:r>
+        <w:rPr>
+          <w:lang w:val="id_ID" w:bidi="id_ID"/>
+        </w:rPr>
+      </w:r>
+      <w:r>
+        <w:rPr>
           <w:lang w:val="id_ID" w:bidi="id_ID"/>
         </w:rPr>
         <w:t xml:space="preserve">Di sini, kata </w:t>
@@ -18319,6 +21274,21 @@
       </w:r>
       <w:r>
         <w:rPr>
+          <w:b/>
+          <w:lang w:val="id_ID" w:bidi="id_ID"/>
+        </w:rPr>
+        <w:t>ἐν μεγάλῃ &amp; οἰκίᾳ, οὐκ ἔστιν μόνον σκεύη χρυσᾶ καὶ ἀργυρᾶ, ἀλλὰ καὶ ξύλινα καὶ ὀστράκινα; καὶ ἃ μὲν εἰς τιμὴν, ἃ δὲ εἰς ἀτιμίαν</w:t>
+      </w:r>
+    </w:p>
+    <w:p>
+      <w:pPr/>
+      <w:r>
+        <w:rPr>
+          <w:lang w:val="id_ID" w:bidi="id_ID"/>
+        </w:rPr>
+      </w:r>
+      <w:r>
+        <w:rPr>
           <w:lang w:val="id_ID" w:bidi="id_ID"/>
         </w:rPr>
         <w:t xml:space="preserve">Untuk mengajar Timotius, Paulus berbicara tentang gereja seolah-olah gereja adalah </w:t>
@@ -18413,6 +21383,21 @@
       </w:r>
       <w:r>
         <w:rPr>
+          <w:b/>
+          <w:lang w:val="id_ID" w:bidi="id_ID"/>
+        </w:rPr>
+        <w:t>σκεύη</w:t>
+      </w:r>
+    </w:p>
+    <w:p>
+      <w:pPr/>
+      <w:r>
+        <w:rPr>
+          <w:lang w:val="id_ID" w:bidi="id_ID"/>
+        </w:rPr>
+      </w:r>
+      <w:r>
+        <w:rPr>
           <w:lang w:val="id_ID" w:bidi="id_ID"/>
         </w:rPr>
         <w:t xml:space="preserve">Kata yang diterjemahkan sebagai </w:t>
@@ -18494,6 +21479,21 @@
       </w:r>
       <w:r>
         <w:rPr>
+          <w:b/>
+          <w:lang w:val="id_ID" w:bidi="id_ID"/>
+        </w:rPr>
+        <w:t>ἀλλὰ καὶ ξύλινα καὶ ὀστράκινα</w:t>
+      </w:r>
+    </w:p>
+    <w:p>
+      <w:pPr/>
+      <w:r>
+        <w:rPr>
+          <w:lang w:val="id_ID" w:bidi="id_ID"/>
+        </w:rPr>
+      </w:r>
+      <w:r>
+        <w:rPr>
           <w:lang w:val="id_ID" w:bidi="id_ID"/>
         </w:rPr>
         <w:t>Paulus menghilangkan beberapa kata yang dalam banyak bahasa diperlukan untuk melengkapi kalimat. Anda dapat menyediakan kata-kata ini dari awal kalimat jika akan lebih jelas dalam bahasa Anda. Terjemahan alternatif: "tetapi ada juga wadah-wadah dari kayu dan tanah liat"</w:t>
@@ -18562,6 +21562,21 @@
       </w:r>
       <w:r>
         <w:rPr>
+          <w:b/>
+          <w:lang w:val="id_ID" w:bidi="id_ID"/>
+        </w:rPr>
+        <w:t>ἃ μὲν εἰς τιμὴν, ἃ δὲ εἰς ἀτιμίαν</w:t>
+      </w:r>
+    </w:p>
+    <w:p>
+      <w:pPr/>
+      <w:r>
+        <w:rPr>
+          <w:lang w:val="id_ID" w:bidi="id_ID"/>
+        </w:rPr>
+      </w:r>
+      <w:r>
+        <w:rPr>
           <w:lang w:val="id_ID" w:bidi="id_ID"/>
         </w:rPr>
         <w:t>Paulus menghilangkan beberapa kata yang dalam banyak bahasa diperlukan untuk melengkapi sebuah kalimat. Anda dapat menyediakan kata-kata ini dari konteksnya jika akan lebih jelas dalam bahasa Anda. Terjemahan alternatif: "ada yang diciptakan untuk kehormatan dan ada yang diciptakan untuk kehinaan"</w:t>
@@ -18630,6 +21645,21 @@
       </w:r>
       <w:r>
         <w:rPr>
+          <w:b/>
+          <w:lang w:val="id_ID" w:bidi="id_ID"/>
+        </w:rPr>
+        <w:t>ἃ μὲν εἰς τιμὴν, ἃ δὲ εἰς ἀτιμίαν</w:t>
+      </w:r>
+    </w:p>
+    <w:p>
+      <w:pPr/>
+      <w:r>
+        <w:rPr>
+          <w:lang w:val="id_ID" w:bidi="id_ID"/>
+        </w:rPr>
+      </w:r>
+      <w:r>
+        <w:rPr>
           <w:lang w:val="id_ID" w:bidi="id_ID"/>
         </w:rPr>
         <w:t xml:space="preserve">Jika bahasa Anda tidak menggunakan kata benda abstrak untuk gagasan </w:t>
@@ -18724,6 +21754,21 @@
       </w:r>
       <w:r>
         <w:rPr>
+          <w:b/>
+          <w:lang w:val="id_ID" w:bidi="id_ID"/>
+        </w:rPr>
+        <w:t>ἐὰν &amp; τις ἐκκαθάρῃ ἑαυτὸν ἀπὸ τούτων, ἔσται σκεῦος εἰς τιμήν, ἡγιασμένον εὔχρηστον τῷ Δεσπότῃ, εἰς πᾶν ἔργον ἀγαθὸν ἡτοιμασμένον</w:t>
+      </w:r>
+    </w:p>
+    <w:p>
+      <w:pPr/>
+      <w:r>
+        <w:rPr>
+          <w:lang w:val="id_ID" w:bidi="id_ID"/>
+        </w:rPr>
+      </w:r>
+      <w:r>
+        <w:rPr>
           <w:lang w:val="id_ID" w:bidi="id_ID"/>
         </w:rPr>
         <w:t xml:space="preserve">Di sini Paulus terus berbicara tentang orang-orang percaya seolah-olah mereka masing-masing adalah </w:t>
@@ -18807,6 +21852,21 @@
         <w:rPr>
           <w:lang w:val="id_ID" w:bidi="id_ID"/>
         </w:rPr>
+      </w:r>
+    </w:p>
+    <w:p>
+      <w:pPr/>
+      <w:r>
+        <w:rPr>
+          <w:lang w:val="id_ID" w:bidi="id_ID"/>
+        </w:rPr>
+      </w:r>
+      <w:r>
+        <w:rPr>
+          <w:b/>
+          <w:lang w:val="id_ID" w:bidi="id_ID"/>
+        </w:rPr>
+        <w:t>τούτων</w:t>
       </w:r>
     </w:p>
     <w:p>
@@ -18935,6 +21995,21 @@
       </w:r>
       <w:r>
         <w:rPr>
+          <w:b/>
+          <w:lang w:val="id_ID" w:bidi="id_ID"/>
+        </w:rPr>
+        <w:t>ἑαυτὸν &amp; ἔσται</w:t>
+      </w:r>
+    </w:p>
+    <w:p>
+      <w:pPr/>
+      <w:r>
+        <w:rPr>
+          <w:lang w:val="id_ID" w:bidi="id_ID"/>
+        </w:rPr>
+      </w:r>
+      <w:r>
+        <w:rPr>
           <w:lang w:val="id_ID" w:bidi="id_ID"/>
         </w:rPr>
         <w:t xml:space="preserve">Meskipun istilah </w:t>
@@ -19029,6 +22104,21 @@
       </w:r>
       <w:r>
         <w:rPr>
+          <w:b/>
+          <w:lang w:val="id_ID" w:bidi="id_ID"/>
+        </w:rPr>
+        <w:t>εἰς τιμήν</w:t>
+      </w:r>
+    </w:p>
+    <w:p>
+      <w:pPr/>
+      <w:r>
+        <w:rPr>
+          <w:lang w:val="id_ID" w:bidi="id_ID"/>
+        </w:rPr>
+      </w:r>
+      <w:r>
+        <w:rPr>
           <w:lang w:val="id_ID" w:bidi="id_ID"/>
         </w:rPr>
         <w:t xml:space="preserve">Jika bahasa Anda tidak menggunakan kata benda abstrak untuk ide </w:t>
@@ -19110,6 +22200,21 @@
       </w:r>
       <w:r>
         <w:rPr>
+          <w:b/>
+          <w:lang w:val="id_ID" w:bidi="id_ID"/>
+        </w:rPr>
+        <w:t>ἡγιασμένον</w:t>
+      </w:r>
+    </w:p>
+    <w:p>
+      <w:pPr/>
+      <w:r>
+        <w:rPr>
+          <w:lang w:val="id_ID" w:bidi="id_ID"/>
+        </w:rPr>
+      </w:r>
+      <w:r>
+        <w:rPr>
           <w:lang w:val="id_ID" w:bidi="id_ID"/>
         </w:rPr>
         <w:t>Jika bahasa Anda tidak menggunakan bentuk pasif ini, Anda dapat mengungkapkan gagasan tersebut dalam bentuk aktif atau dengan cara lain yang wajar dalam bahasa Anda. Jika Anda perlu mengatakan siapa yang melakukan tindakan tersebut, jelaslah dari konteksnya bahwa yang melakukan tindakan tersebut adalah Allah. Terjemahan alternatif: "telah menjadi kudus" atau "yang telah dikuduskan oleh Allah"</w:t>
@@ -19178,6 +22283,21 @@
       </w:r>
       <w:r>
         <w:rPr>
+          <w:b/>
+          <w:lang w:val="id_ID" w:bidi="id_ID"/>
+        </w:rPr>
+        <w:t>ἡτοιμασμένον</w:t>
+      </w:r>
+    </w:p>
+    <w:p>
+      <w:pPr/>
+      <w:r>
+        <w:rPr>
+          <w:lang w:val="id_ID" w:bidi="id_ID"/>
+        </w:rPr>
+      </w:r>
+      <w:r>
+        <w:rPr>
           <w:lang w:val="id_ID" w:bidi="id_ID"/>
         </w:rPr>
         <w:t>Jika bahasa Anda tidak menggunakan bentuk pasif ini, Anda dapat mengungkapkan gagasan tersebut dalam bentuk aktif atau dengan cara lain yang wajar dalam bahasa Anda. Jika Anda perlu mengatakan siapa yang melakukan tindakan tersebut, jelaslah dari konteksnya bahwa yang melakukan tindakan tersebut adalah Allah. Terjemahan alternatif: "menjadi siap" atau "yang telah dipersiapkan Allah"</w:t>
@@ -19246,6 +22366,21 @@
       </w:r>
       <w:r>
         <w:rPr>
+          <w:b/>
+          <w:lang w:val="id_ID" w:bidi="id_ID"/>
+        </w:rPr>
+        <w:t>δὲ</w:t>
+      </w:r>
+    </w:p>
+    <w:p>
+      <w:pPr/>
+      <w:r>
+        <w:rPr>
+          <w:lang w:val="id_ID" w:bidi="id_ID"/>
+        </w:rPr>
+      </w:r>
+      <w:r>
+        <w:rPr>
           <w:lang w:val="id_ID" w:bidi="id_ID"/>
         </w:rPr>
         <w:t xml:space="preserve">Di sini, kata </w:t>
@@ -19340,6 +22475,21 @@
       </w:r>
       <w:r>
         <w:rPr>
+          <w:b/>
+          <w:lang w:val="id_ID" w:bidi="id_ID"/>
+        </w:rPr>
+        <w:t>φεῦγε</w:t>
+      </w:r>
+    </w:p>
+    <w:p>
+      <w:pPr/>
+      <w:r>
+        <w:rPr>
+          <w:lang w:val="id_ID" w:bidi="id_ID"/>
+        </w:rPr>
+      </w:r>
+      <w:r>
+        <w:rPr>
           <w:lang w:val="id_ID" w:bidi="id_ID"/>
         </w:rPr>
         <w:t xml:space="preserve">Paulus berbicara tentang </w:t>
@@ -19434,6 +22584,21 @@
       </w:r>
       <w:r>
         <w:rPr>
+          <w:b/>
+          <w:lang w:val="id_ID" w:bidi="id_ID"/>
+        </w:rPr>
+        <w:t>τὰς &amp; νεωτερικὰς ἐπιθυμίας</w:t>
+      </w:r>
+    </w:p>
+    <w:p>
+      <w:pPr/>
+      <w:r>
+        <w:rPr>
+          <w:lang w:val="id_ID" w:bidi="id_ID"/>
+        </w:rPr>
+      </w:r>
+      <w:r>
+        <w:rPr>
           <w:lang w:val="id_ID" w:bidi="id_ID"/>
         </w:rPr>
         <w:t xml:space="preserve">Di sini Paulus mengacu pada </w:t>
@@ -19528,6 +22693,21 @@
       </w:r>
       <w:r>
         <w:rPr>
+          <w:b/>
+          <w:lang w:val="id_ID" w:bidi="id_ID"/>
+        </w:rPr>
+        <w:t>δίωκε &amp; δικαιοσύνην, πίστιν, ἀγάπην, εἰρήνην, μετὰ τῶν ἐπικαλουμένων τὸν Κύριον ἐκ καθαρᾶς καρδίας</w:t>
+      </w:r>
+    </w:p>
+    <w:p>
+      <w:pPr/>
+      <w:r>
+        <w:rPr>
+          <w:lang w:val="id_ID" w:bidi="id_ID"/>
+        </w:rPr>
+      </w:r>
+      <w:r>
+        <w:rPr>
           <w:lang w:val="id_ID" w:bidi="id_ID"/>
         </w:rPr>
         <w:t xml:space="preserve">Di sini, frasa </w:t>
@@ -19654,6 +22834,21 @@
       </w:r>
       <w:r>
         <w:rPr>
+          <w:b/>
+          <w:lang w:val="id_ID" w:bidi="id_ID"/>
+        </w:rPr>
+        <w:t>δίωκε</w:t>
+      </w:r>
+    </w:p>
+    <w:p>
+      <w:pPr/>
+      <w:r>
+        <w:rPr>
+          <w:lang w:val="id_ID" w:bidi="id_ID"/>
+        </w:rPr>
+      </w:r>
+      <w:r>
+        <w:rPr>
           <w:lang w:val="id_ID" w:bidi="id_ID"/>
         </w:rPr>
         <w:t xml:space="preserve">Paulus berbicara tentang </w:t>
@@ -19735,6 +22930,21 @@
       </w:r>
       <w:r>
         <w:rPr>
+          <w:b/>
+          <w:lang w:val="id_ID" w:bidi="id_ID"/>
+        </w:rPr>
+        <w:t>δικαιοσύνην, πίστιν, ἀγάπην, εἰρήνην</w:t>
+      </w:r>
+    </w:p>
+    <w:p>
+      <w:pPr/>
+      <w:r>
+        <w:rPr>
+          <w:lang w:val="id_ID" w:bidi="id_ID"/>
+        </w:rPr>
+      </w:r>
+      <w:r>
+        <w:rPr>
           <w:lang w:val="id_ID" w:bidi="id_ID"/>
         </w:rPr>
         <w:t>Jika bahasa Anda tidak menggunakan kata benda abstrak untuk beberapa atau semua ide dalam daftar ini, Anda dapat mengekspresikan ide yang sama dengan cara lain. Terjemahan alternatif: "menjadi lebih benar, percaya, mengasihi, damai"</w:t>
@@ -19803,6 +23013,21 @@
       </w:r>
       <w:r>
         <w:rPr>
+          <w:b/>
+          <w:lang w:val="id_ID" w:bidi="id_ID"/>
+        </w:rPr>
+        <w:t>πίστιν</w:t>
+      </w:r>
+    </w:p>
+    <w:p>
+      <w:pPr/>
+      <w:r>
+        <w:rPr>
+          <w:lang w:val="id_ID" w:bidi="id_ID"/>
+        </w:rPr>
+      </w:r>
+      <w:r>
+        <w:rPr>
           <w:lang w:val="id_ID" w:bidi="id_ID"/>
         </w:rPr>
         <w:t xml:space="preserve">Di sini, kata </w:t>
@@ -19884,6 +23109,21 @@
       </w:r>
       <w:r>
         <w:rPr>
+          <w:b/>
+          <w:lang w:val="id_ID" w:bidi="id_ID"/>
+        </w:rPr>
+        <w:t>τῶν ἐπικαλουμένων τὸν Κύριον</w:t>
+      </w:r>
+    </w:p>
+    <w:p>
+      <w:pPr/>
+      <w:r>
+        <w:rPr>
+          <w:lang w:val="id_ID" w:bidi="id_ID"/>
+        </w:rPr>
+      </w:r>
+      <w:r>
+        <w:rPr>
           <w:lang w:val="id_ID" w:bidi="id_ID"/>
         </w:rPr>
         <w:t xml:space="preserve">Frasa </w:t>
@@ -19978,6 +23218,21 @@
       </w:r>
       <w:r>
         <w:rPr>
+          <w:b/>
+          <w:lang w:val="id_ID" w:bidi="id_ID"/>
+        </w:rPr>
+        <w:t>τὸν Κύριον ἐκ καθαρᾶς καρδίας</w:t>
+      </w:r>
+    </w:p>
+    <w:p>
+      <w:pPr/>
+      <w:r>
+        <w:rPr>
+          <w:lang w:val="id_ID" w:bidi="id_ID"/>
+        </w:rPr>
+      </w:r>
+      <w:r>
+        <w:rPr>
           <w:lang w:val="id_ID" w:bidi="id_ID"/>
         </w:rPr>
         <w:t xml:space="preserve">Di sini, frasa </w:t>
@@ -20072,6 +23327,21 @@
       </w:r>
       <w:r>
         <w:rPr>
+          <w:b/>
+          <w:lang w:val="id_ID" w:bidi="id_ID"/>
+        </w:rPr>
+        <w:t>ἐκ καθαρᾶς καρδίας</w:t>
+      </w:r>
+    </w:p>
+    <w:p>
+      <w:pPr/>
+      <w:r>
+        <w:rPr>
+          <w:lang w:val="id_ID" w:bidi="id_ID"/>
+        </w:rPr>
+      </w:r>
+      <w:r>
+        <w:rPr>
           <w:lang w:val="id_ID" w:bidi="id_ID"/>
         </w:rPr>
         <w:t xml:space="preserve">Dalam budaya Paulus, </w:t>
@@ -20166,6 +23436,21 @@
       </w:r>
       <w:r>
         <w:rPr>
+          <w:b/>
+          <w:lang w:val="id_ID" w:bidi="id_ID"/>
+        </w:rPr>
+        <w:t>δὲ</w:t>
+      </w:r>
+    </w:p>
+    <w:p>
+      <w:pPr/>
+      <w:r>
+        <w:rPr>
+          <w:lang w:val="id_ID" w:bidi="id_ID"/>
+        </w:rPr>
+      </w:r>
+      <w:r>
+        <w:rPr>
           <w:lang w:val="id_ID" w:bidi="id_ID"/>
         </w:rPr>
         <w:t xml:space="preserve">Di sini, kata </w:t>
@@ -20273,6 +23558,21 @@
       </w:r>
       <w:r>
         <w:rPr>
+          <w:b/>
+          <w:lang w:val="id_ID" w:bidi="id_ID"/>
+        </w:rPr>
+        <w:t>τὰς &amp; μωρὰς καὶ ἀπαιδεύτους ζητήσεις</w:t>
+      </w:r>
+    </w:p>
+    <w:p>
+      <w:pPr/>
+      <w:r>
+        <w:rPr>
+          <w:lang w:val="id_ID" w:bidi="id_ID"/>
+        </w:rPr>
+      </w:r>
+      <w:r>
+        <w:rPr>
           <w:lang w:val="id_ID" w:bidi="id_ID"/>
         </w:rPr>
         <w:t>Jika bahasa Anda tidak menggunakan kata benda abstrak untuk gagasan kontroversi, Anda dapat mengungkapkan gagasan yang sama dengan cara lain. Terjemahan alternatif: "memperdebatkan hal-hal yang bodoh dan tidak masuk akal"</w:t>
@@ -20341,6 +23641,21 @@
       </w:r>
       <w:r>
         <w:rPr>
+          <w:b/>
+          <w:lang w:val="id_ID" w:bidi="id_ID"/>
+        </w:rPr>
+        <w:t>μωρὰς καὶ ἀπαιδεύτους</w:t>
+      </w:r>
+    </w:p>
+    <w:p>
+      <w:pPr/>
+      <w:r>
+        <w:rPr>
+          <w:lang w:val="id_ID" w:bidi="id_ID"/>
+        </w:rPr>
+      </w:r>
+      <w:r>
+        <w:rPr>
           <w:lang w:val="id_ID" w:bidi="id_ID"/>
         </w:rPr>
         <w:t xml:space="preserve">Istilah </w:t>
@@ -20435,6 +23750,21 @@
       </w:r>
       <w:r>
         <w:rPr>
+          <w:b/>
+          <w:lang w:val="id_ID" w:bidi="id_ID"/>
+        </w:rPr>
+        <w:t>γεννῶσι</w:t>
+      </w:r>
+    </w:p>
+    <w:p>
+      <w:pPr/>
+      <w:r>
+        <w:rPr>
+          <w:lang w:val="id_ID" w:bidi="id_ID"/>
+        </w:rPr>
+      </w:r>
+      <w:r>
+        <w:rPr>
           <w:lang w:val="id_ID" w:bidi="id_ID"/>
         </w:rPr>
         <w:t xml:space="preserve">Di sini Paulus berbicara tentang </w:t>
@@ -20555,6 +23885,21 @@
       </w:r>
       <w:r>
         <w:rPr>
+          <w:b/>
+          <w:lang w:val="id_ID" w:bidi="id_ID"/>
+        </w:rPr>
+        <w:t>μάχας</w:t>
+      </w:r>
+    </w:p>
+    <w:p>
+      <w:pPr/>
+      <w:r>
+        <w:rPr>
+          <w:lang w:val="id_ID" w:bidi="id_ID"/>
+        </w:rPr>
+      </w:r>
+      <w:r>
+        <w:rPr>
           <w:lang w:val="id_ID" w:bidi="id_ID"/>
         </w:rPr>
         <w:t xml:space="preserve">Di sini Paulus berbicara tentang perselisihan dan pertengkaran di dalam suatu komunitas seolah-olah itu adalah </w:t>
@@ -20636,6 +23981,21 @@
       </w:r>
       <w:r>
         <w:rPr>
+          <w:b/>
+          <w:lang w:val="id_ID" w:bidi="id_ID"/>
+        </w:rPr>
+        <w:t>δὲ</w:t>
+      </w:r>
+    </w:p>
+    <w:p>
+      <w:pPr/>
+      <w:r>
+        <w:rPr>
+          <w:lang w:val="id_ID" w:bidi="id_ID"/>
+        </w:rPr>
+      </w:r>
+      <w:r>
+        <w:rPr>
           <w:lang w:val="id_ID" w:bidi="id_ID"/>
         </w:rPr>
         <w:t xml:space="preserve">Di sini, kata </w:t>
@@ -20743,6 +24103,21 @@
       </w:r>
       <w:r>
         <w:rPr>
+          <w:b/>
+          <w:lang w:val="id_ID" w:bidi="id_ID"/>
+        </w:rPr>
+        <w:t>δοῦλον &amp; Κυρίου</w:t>
+      </w:r>
+    </w:p>
+    <w:p>
+      <w:pPr/>
+      <w:r>
+        <w:rPr>
+          <w:lang w:val="id_ID" w:bidi="id_ID"/>
+        </w:rPr>
+      </w:r>
+      <w:r>
+        <w:rPr>
           <w:lang w:val="id_ID" w:bidi="id_ID"/>
         </w:rPr>
         <w:t xml:space="preserve">Kata </w:t>
@@ -20837,6 +24212,21 @@
       </w:r>
       <w:r>
         <w:rPr>
+          <w:b/>
+          <w:lang w:val="id_ID" w:bidi="id_ID"/>
+        </w:rPr>
+        <w:t>δοῦλον &amp; Κυρίου</w:t>
+      </w:r>
+    </w:p>
+    <w:p>
+      <w:pPr/>
+      <w:r>
+        <w:rPr>
+          <w:lang w:val="id_ID" w:bidi="id_ID"/>
+        </w:rPr>
+      </w:r>
+      <w:r>
+        <w:rPr>
           <w:lang w:val="id_ID" w:bidi="id_ID"/>
         </w:rPr>
         <w:t xml:space="preserve">Di sini Paulus berbicara tentang orang-orang yang menyembah dan menaati </w:t>
@@ -20920,6 +24310,21 @@
         <w:rPr>
           <w:lang w:val="id_ID" w:bidi="id_ID"/>
         </w:rPr>
+      </w:r>
+    </w:p>
+    <w:p>
+      <w:pPr/>
+      <w:r>
+        <w:rPr>
+          <w:lang w:val="id_ID" w:bidi="id_ID"/>
+        </w:rPr>
+      </w:r>
+      <w:r>
+        <w:rPr>
+          <w:b/>
+          <w:lang w:val="id_ID" w:bidi="id_ID"/>
+        </w:rPr>
+        <w:t>οὐ &amp; μάχεσθαι</w:t>
       </w:r>
     </w:p>
     <w:p>
@@ -21017,6 +24422,21 @@
       </w:r>
       <w:r>
         <w:rPr>
+          <w:b/>
+          <w:lang w:val="id_ID" w:bidi="id_ID"/>
+        </w:rPr>
+        <w:t>πάντας</w:t>
+      </w:r>
+    </w:p>
+    <w:p>
+      <w:pPr/>
+      <w:r>
+        <w:rPr>
+          <w:lang w:val="id_ID" w:bidi="id_ID"/>
+        </w:rPr>
+      </w:r>
+      <w:r>
+        <w:rPr>
           <w:lang w:val="id_ID" w:bidi="id_ID"/>
         </w:rPr>
         <w:t xml:space="preserve">Paulus menggunakan kata sifat </w:t>
@@ -21098,6 +24518,21 @@
       </w:r>
       <w:r>
         <w:rPr>
+          <w:b/>
+          <w:lang w:val="id_ID" w:bidi="id_ID"/>
+        </w:rPr>
+        <w:t>ἐν πραΰτητι</w:t>
+      </w:r>
+    </w:p>
+    <w:p>
+      <w:pPr/>
+      <w:r>
+        <w:rPr>
+          <w:lang w:val="id_ID" w:bidi="id_ID"/>
+        </w:rPr>
+      </w:r>
+      <w:r>
+        <w:rPr>
           <w:lang w:val="id_ID" w:bidi="id_ID"/>
         </w:rPr>
         <w:t xml:space="preserve">Jika bahasa Anda tidak menggunakan kata benda abstrak untuk ide </w:t>
@@ -21168,6 +24603,21 @@
         <w:rPr>
           <w:lang w:val="id_ID" w:bidi="id_ID"/>
         </w:rPr>
+      </w:r>
+    </w:p>
+    <w:p>
+      <w:pPr/>
+      <w:r>
+        <w:rPr>
+          <w:lang w:val="id_ID" w:bidi="id_ID"/>
+        </w:rPr>
+      </w:r>
+      <w:r>
+        <w:rPr>
+          <w:b/>
+          <w:lang w:val="id_ID" w:bidi="id_ID"/>
+        </w:rPr>
+        <w:t>τοὺς ἀντιδιατιθεμένους</w:t>
       </w:r>
     </w:p>
     <w:p>
@@ -21278,6 +24728,21 @@
       </w:r>
       <w:r>
         <w:rPr>
+          <w:b/>
+          <w:lang w:val="id_ID" w:bidi="id_ID"/>
+        </w:rPr>
+        <w:t>μήποτε δώῃ αὐτοῖς ὁ Θεὸς μετάνοιαν</w:t>
+      </w:r>
+    </w:p>
+    <w:p>
+      <w:pPr/>
+      <w:r>
+        <w:rPr>
+          <w:lang w:val="id_ID" w:bidi="id_ID"/>
+        </w:rPr>
+      </w:r>
+      <w:r>
+        <w:rPr>
           <w:lang w:val="id_ID" w:bidi="id_ID"/>
         </w:rPr>
         <w:t xml:space="preserve">Di sini Paulus berbicara tentang </w:t>
@@ -21372,6 +24837,21 @@
       </w:r>
       <w:r>
         <w:rPr>
+          <w:b/>
+          <w:lang w:val="id_ID" w:bidi="id_ID"/>
+        </w:rPr>
+        <w:t>μήποτε δώῃ αὐτοῖς &amp; μετάνοιαν εἰς ἐπίγνωσιν ἀληθείας</w:t>
+      </w:r>
+    </w:p>
+    <w:p>
+      <w:pPr/>
+      <w:r>
+        <w:rPr>
+          <w:lang w:val="id_ID" w:bidi="id_ID"/>
+        </w:rPr>
+      </w:r>
+      <w:r>
+        <w:rPr>
           <w:lang w:val="id_ID" w:bidi="id_ID"/>
         </w:rPr>
         <w:t xml:space="preserve">Jika bahasa Anda tidak menggunakan kata benda abstrak untuk gagasan </w:t>
@@ -21479,6 +24959,21 @@
       </w:r>
       <w:r>
         <w:rPr>
+          <w:b/>
+          <w:lang w:val="id_ID" w:bidi="id_ID"/>
+        </w:rPr>
+        <w:t>ἀνανήψωσιν ἐκ τῆς τοῦ διαβόλου παγίδος, ἐζωγρημένοι ὑπ’ αὐτοῦ, εἰς τὸ ἐκείνου θέλημα</w:t>
+      </w:r>
+    </w:p>
+    <w:p>
+      <w:pPr/>
+      <w:r>
+        <w:rPr>
+          <w:lang w:val="id_ID" w:bidi="id_ID"/>
+        </w:rPr>
+      </w:r>
+      <w:r>
+        <w:rPr>
           <w:lang w:val="id_ID" w:bidi="id_ID"/>
         </w:rPr>
         <w:t xml:space="preserve">Orang-orang ini pasti telah </w:t>
@@ -21573,6 +25068,21 @@
       </w:r>
       <w:r>
         <w:rPr>
+          <w:b/>
+          <w:lang w:val="id_ID" w:bidi="id_ID"/>
+        </w:rPr>
+        <w:t>ἀνανήψωσιν ἐκ τῆς τοῦ διαβόλου παγίδος</w:t>
+      </w:r>
+    </w:p>
+    <w:p>
+      <w:pPr/>
+      <w:r>
+        <w:rPr>
+          <w:lang w:val="id_ID" w:bidi="id_ID"/>
+        </w:rPr>
+      </w:r>
+      <w:r>
+        <w:rPr>
           <w:lang w:val="id_ID" w:bidi="id_ID"/>
         </w:rPr>
         <w:t xml:space="preserve">Di sini Paulus menyiratkan bahwa menjadi </w:t>
@@ -21667,6 +25177,21 @@
       </w:r>
       <w:r>
         <w:rPr>
+          <w:b/>
+          <w:lang w:val="id_ID" w:bidi="id_ID"/>
+        </w:rPr>
+        <w:t>ἀνανήψωσιν</w:t>
+      </w:r>
+    </w:p>
+    <w:p>
+      <w:pPr/>
+      <w:r>
+        <w:rPr>
+          <w:lang w:val="id_ID" w:bidi="id_ID"/>
+        </w:rPr>
+      </w:r>
+      <w:r>
+        <w:rPr>
           <w:lang w:val="id_ID" w:bidi="id_ID"/>
         </w:rPr>
         <w:t xml:space="preserve">Di sini Paulus berbicara tentang kemampuan untuk berpikir jernih tentang apa yang benar seolah-olah menjadi </w:t>
@@ -21748,6 +25273,21 @@
       </w:r>
       <w:r>
         <w:rPr>
+          <w:b/>
+          <w:lang w:val="id_ID" w:bidi="id_ID"/>
+        </w:rPr>
+        <w:t>ἐκ τῆς τοῦ διαβόλου παγίδος, ἐζωγρημένοι ὑπ’ αὐτοῦ</w:t>
+      </w:r>
+    </w:p>
+    <w:p>
+      <w:pPr/>
+      <w:r>
+        <w:rPr>
+          <w:lang w:val="id_ID" w:bidi="id_ID"/>
+        </w:rPr>
+      </w:r>
+      <w:r>
+        <w:rPr>
           <w:lang w:val="id_ID" w:bidi="id_ID"/>
         </w:rPr>
         <w:t xml:space="preserve">Di sini Paulus berbicara tentang bagaimana iblis telah mendapatkan kuasa atau kendali atas orang-orang ini seolah-olah ia telah </w:t>
@@ -21842,6 +25382,21 @@
       </w:r>
       <w:r>
         <w:rPr>
+          <w:b/>
+          <w:lang w:val="id_ID" w:bidi="id_ID"/>
+        </w:rPr>
+        <w:t>ἐζωγρημένοι ὑπ’ αὐτοῦ</w:t>
+      </w:r>
+    </w:p>
+    <w:p>
+      <w:pPr/>
+      <w:r>
+        <w:rPr>
+          <w:lang w:val="id_ID" w:bidi="id_ID"/>
+        </w:rPr>
+      </w:r>
+      <w:r>
+        <w:rPr>
           <w:lang w:val="id_ID" w:bidi="id_ID"/>
         </w:rPr>
         <w:t>Jika bahasa Anda tidak menggunakan bentuk pasif ini, Anda dapat mengekspresikan ide dalam bentuk aktif atau dengan cara lain yang wajar dalam bahasa Anda. Terjemahan alternatif: "dia telah menangkap mereka"</w:t>
@@ -21910,6 +25465,21 @@
       </w:r>
       <w:r>
         <w:rPr>
+          <w:b/>
+          <w:lang w:val="id_ID" w:bidi="id_ID"/>
+        </w:rPr>
+        <w:t>ὑπ’ αὐτοῦ, εἰς τὸ ἐκείνου θέλημα</w:t>
+      </w:r>
+    </w:p>
+    <w:p>
+      <w:pPr/>
+      <w:r>
+        <w:rPr>
+          <w:lang w:val="id_ID" w:bidi="id_ID"/>
+        </w:rPr>
+      </w:r>
+      <w:r>
+        <w:rPr>
           <w:lang w:val="id_ID" w:bidi="id_ID"/>
         </w:rPr>
         <w:t xml:space="preserve">Di sini Paulus menggunakan kata ganti </w:t>
@@ -22043,6 +25613,21 @@
       </w:r>
       <w:r>
         <w:rPr>
+          <w:b/>
+          <w:lang w:val="id_ID" w:bidi="id_ID"/>
+        </w:rPr>
+        <w:t>εἰς τὸ ἐκείνου θέλημα</w:t>
+      </w:r>
+    </w:p>
+    <w:p>
+      <w:pPr/>
+      <w:r>
+        <w:rPr>
+          <w:lang w:val="id_ID" w:bidi="id_ID"/>
+        </w:rPr>
+      </w:r>
+      <w:r>
+        <w:rPr>
           <w:lang w:val="id_ID" w:bidi="id_ID"/>
         </w:rPr>
         <w:t xml:space="preserve">Jika bahasa Anda tidak menggunakan kata benda abstrak untuk ide </w:t>
@@ -22124,6 +25709,21 @@
       </w:r>
       <w:r>
         <w:rPr>
+          <w:b/>
+          <w:lang w:val="id_ID" w:bidi="id_ID"/>
+        </w:rPr>
+        <w:t>δὲ</w:t>
+      </w:r>
+    </w:p>
+    <w:p>
+      <w:pPr/>
+      <w:r>
+        <w:rPr>
+          <w:lang w:val="id_ID" w:bidi="id_ID"/>
+        </w:rPr>
+      </w:r>
+      <w:r>
+        <w:rPr>
           <w:lang w:val="id_ID" w:bidi="id_ID"/>
         </w:rPr>
         <w:t xml:space="preserve">Di sini, kata </w:t>
@@ -22218,6 +25818,21 @@
       </w:r>
       <w:r>
         <w:rPr>
+          <w:b/>
+          <w:lang w:val="id_ID" w:bidi="id_ID"/>
+        </w:rPr>
+        <w:t>τοῦτο &amp; γίνωσκε, ὅτι</w:t>
+      </w:r>
+    </w:p>
+    <w:p>
+      <w:pPr/>
+      <w:r>
+        <w:rPr>
+          <w:lang w:val="id_ID" w:bidi="id_ID"/>
+        </w:rPr>
+      </w:r>
+      <w:r>
+        <w:rPr>
           <w:lang w:val="id_ID" w:bidi="id_ID"/>
         </w:rPr>
         <w:t xml:space="preserve">Ungkapan </w:t>
@@ -22299,6 +25914,21 @@
       </w:r>
       <w:r>
         <w:rPr>
+          <w:b/>
+          <w:lang w:val="id_ID" w:bidi="id_ID"/>
+        </w:rPr>
+        <w:t>ἐν ἐσχάταις ἡμέραις</w:t>
+      </w:r>
+    </w:p>
+    <w:p>
+      <w:pPr/>
+      <w:r>
+        <w:rPr>
+          <w:lang w:val="id_ID" w:bidi="id_ID"/>
+        </w:rPr>
+      </w:r>
+      <w:r>
+        <w:rPr>
           <w:lang w:val="id_ID" w:bidi="id_ID"/>
         </w:rPr>
         <w:t xml:space="preserve">Di sini, frasa </w:t>
@@ -22369,6 +25999,21 @@
         <w:rPr>
           <w:lang w:val="id_ID" w:bidi="id_ID"/>
         </w:rPr>
+      </w:r>
+    </w:p>
+    <w:p>
+      <w:pPr/>
+      <w:r>
+        <w:rPr>
+          <w:lang w:val="id_ID" w:bidi="id_ID"/>
+        </w:rPr>
+      </w:r>
+      <w:r>
+        <w:rPr>
+          <w:b/>
+          <w:lang w:val="id_ID" w:bidi="id_ID"/>
+        </w:rPr>
+        <w:t>ἐνστήσονται καιροὶ χαλεποί</w:t>
       </w:r>
     </w:p>
     <w:p>
@@ -22492,6 +26137,21 @@
       </w:r>
       <w:r>
         <w:rPr>
+          <w:b/>
+          <w:lang w:val="id_ID" w:bidi="id_ID"/>
+        </w:rPr>
+        <w:t>γὰρ</w:t>
+      </w:r>
+    </w:p>
+    <w:p>
+      <w:pPr/>
+      <w:r>
+        <w:rPr>
+          <w:lang w:val="id_ID" w:bidi="id_ID"/>
+        </w:rPr>
+      </w:r>
+      <w:r>
+        <w:rPr>
           <w:lang w:val="id_ID" w:bidi="id_ID"/>
         </w:rPr>
         <w:t xml:space="preserve">Di sini, kata </w:t>
@@ -22586,6 +26246,21 @@
       </w:r>
       <w:r>
         <w:rPr>
+          <w:b/>
+          <w:lang w:val="id_ID" w:bidi="id_ID"/>
+        </w:rPr>
+        <w:t>οἱ ἄνθρωποι</w:t>
+      </w:r>
+    </w:p>
+    <w:p>
+      <w:pPr/>
+      <w:r>
+        <w:rPr>
+          <w:lang w:val="id_ID" w:bidi="id_ID"/>
+        </w:rPr>
+      </w:r>
+      <w:r>
+        <w:rPr>
           <w:lang w:val="id_ID" w:bidi="id_ID"/>
         </w:rPr>
         <w:t xml:space="preserve">Frasa </w:t>
@@ -22680,6 +26355,21 @@
       </w:r>
       <w:r>
         <w:rPr>
+          <w:b/>
+          <w:lang w:val="id_ID" w:bidi="id_ID"/>
+        </w:rPr>
+        <w:t>οἱ ἄνθρωποι</w:t>
+      </w:r>
+    </w:p>
+    <w:p>
+      <w:pPr/>
+      <w:r>
+        <w:rPr>
+          <w:lang w:val="id_ID" w:bidi="id_ID"/>
+        </w:rPr>
+      </w:r>
+      <w:r>
+        <w:rPr>
           <w:lang w:val="id_ID" w:bidi="id_ID"/>
         </w:rPr>
         <w:t xml:space="preserve">Meskipun istilah </w:t>
@@ -22761,6 +26451,21 @@
       </w:r>
       <w:r>
         <w:rPr>
+          <w:b/>
+          <w:lang w:val="id_ID" w:bidi="id_ID"/>
+        </w:rPr>
+        <w:t>φίλαυτοι</w:t>
+      </w:r>
+    </w:p>
+    <w:p>
+      <w:pPr/>
+      <w:r>
+        <w:rPr>
+          <w:lang w:val="id_ID" w:bidi="id_ID"/>
+        </w:rPr>
+      </w:r>
+      <w:r>
+        <w:rPr>
           <w:lang w:val="id_ID" w:bidi="id_ID"/>
         </w:rPr>
         <w:t xml:space="preserve">Di sini, frasa </w:t>
@@ -22842,6 +26547,21 @@
       </w:r>
       <w:r>
         <w:rPr>
+          <w:b/>
+          <w:lang w:val="id_ID" w:bidi="id_ID"/>
+        </w:rPr>
+        <w:t>ἀφιλάγαθοι</w:t>
+      </w:r>
+    </w:p>
+    <w:p>
+      <w:pPr/>
+      <w:r>
+        <w:rPr>
+          <w:lang w:val="id_ID" w:bidi="id_ID"/>
+        </w:rPr>
+      </w:r>
+      <w:r>
+        <w:rPr>
           <w:lang w:val="id_ID" w:bidi="id_ID"/>
         </w:rPr>
         <w:t xml:space="preserve">Paulus menggunakan kata sifat </w:t>
@@ -22923,6 +26643,21 @@
       </w:r>
       <w:r>
         <w:rPr>
+          <w:b/>
+          <w:lang w:val="id_ID" w:bidi="id_ID"/>
+        </w:rPr>
+        <w:t>τετυφωμένοι</w:t>
+      </w:r>
+    </w:p>
+    <w:p>
+      <w:pPr/>
+      <w:r>
+        <w:rPr>
+          <w:lang w:val="id_ID" w:bidi="id_ID"/>
+        </w:rPr>
+      </w:r>
+      <w:r>
+        <w:rPr>
           <w:lang w:val="id_ID" w:bidi="id_ID"/>
         </w:rPr>
         <w:t xml:space="preserve">Di sini Paulus berbicara tentang orang-orang yang </w:t>
@@ -23004,6 +26739,21 @@
       </w:r>
       <w:r>
         <w:rPr>
+          <w:b/>
+          <w:lang w:val="id_ID" w:bidi="id_ID"/>
+        </w:rPr>
+        <w:t>τετυφωμένοι</w:t>
+      </w:r>
+    </w:p>
+    <w:p>
+      <w:pPr/>
+      <w:r>
+        <w:rPr>
+          <w:lang w:val="id_ID" w:bidi="id_ID"/>
+        </w:rPr>
+      </w:r>
+      <w:r>
+        <w:rPr>
           <w:lang w:val="id_ID" w:bidi="id_ID"/>
         </w:rPr>
         <w:t>Jika bahasa Anda tidak menggunakan bentuk pasif ini, Anda dapat mengekspresikan ide dalam bentuk aktif atau dengan cara lain yang wajar dalam bahasa Anda. Terjemahan alternatif: "sombong" atau "angkuh"</w:t>
@@ -23072,6 +26822,21 @@
       </w:r>
       <w:r>
         <w:rPr>
+          <w:b/>
+          <w:lang w:val="id_ID" w:bidi="id_ID"/>
+        </w:rPr>
+        <w:t>ἔχοντες μόρφωσιν εὐσεβείας, τὴν δὲ δύναμιν αὐτῆς ἠρνημένοι</w:t>
+      </w:r>
+    </w:p>
+    <w:p>
+      <w:pPr/>
+      <w:r>
+        <w:rPr>
+          <w:lang w:val="id_ID" w:bidi="id_ID"/>
+        </w:rPr>
+      </w:r>
+      <w:r>
+        <w:rPr>
           <w:lang w:val="id_ID" w:bidi="id_ID"/>
         </w:rPr>
         <w:t xml:space="preserve">Jika bahasa Anda tidak menggunakan kata benda abstrak untuk gagasan </w:t>
@@ -23166,6 +26931,21 @@
       </w:r>
       <w:r>
         <w:rPr>
+          <w:b/>
+          <w:lang w:val="id_ID" w:bidi="id_ID"/>
+        </w:rPr>
+        <w:t>ἔχοντες μόρφωσιν εὐσεβείας</w:t>
+      </w:r>
+    </w:p>
+    <w:p>
+      <w:pPr/>
+      <w:r>
+        <w:rPr>
+          <w:lang w:val="id_ID" w:bidi="id_ID"/>
+        </w:rPr>
+      </w:r>
+      <w:r>
+        <w:rPr>
           <w:lang w:val="id_ID" w:bidi="id_ID"/>
         </w:rPr>
         <w:t xml:space="preserve">Di sini, frasa </w:t>
@@ -23260,6 +27040,21 @@
       </w:r>
       <w:r>
         <w:rPr>
+          <w:b/>
+          <w:lang w:val="id_ID" w:bidi="id_ID"/>
+        </w:rPr>
+        <w:t>τὴν &amp; δύναμιν αὐτῆς ἠρνημένοι</w:t>
+      </w:r>
+    </w:p>
+    <w:p>
+      <w:pPr/>
+      <w:r>
+        <w:rPr>
+          <w:lang w:val="id_ID" w:bidi="id_ID"/>
+        </w:rPr>
+      </w:r>
+      <w:r>
+        <w:rPr>
           <w:lang w:val="id_ID" w:bidi="id_ID"/>
         </w:rPr>
         <w:t xml:space="preserve">Di sini Paulus menyiratkan bahwa orang-orang ini menolak untuk mengalami dan bertindak berdasarkan </w:t>
@@ -23341,6 +27136,21 @@
       </w:r>
       <w:r>
         <w:rPr>
+          <w:b/>
+          <w:lang w:val="id_ID" w:bidi="id_ID"/>
+        </w:rPr>
+        <w:t>καὶ</w:t>
+      </w:r>
+    </w:p>
+    <w:p>
+      <w:pPr/>
+      <w:r>
+        <w:rPr>
+          <w:lang w:val="id_ID" w:bidi="id_ID"/>
+        </w:rPr>
+      </w:r>
+      <w:r>
+        <w:rPr>
           <w:lang w:val="id_ID" w:bidi="id_ID"/>
         </w:rPr>
         <w:t xml:space="preserve">Di sini, kata </w:t>
@@ -23435,6 +27245,21 @@
       </w:r>
       <w:r>
         <w:rPr>
+          <w:b/>
+          <w:lang w:val="id_ID" w:bidi="id_ID"/>
+        </w:rPr>
+        <w:t>τούτους ἀποτρέπου</w:t>
+      </w:r>
+    </w:p>
+    <w:p>
+      <w:pPr/>
+      <w:r>
+        <w:rPr>
+          <w:lang w:val="id_ID" w:bidi="id_ID"/>
+        </w:rPr>
+      </w:r>
+      <w:r>
+        <w:rPr>
           <w:lang w:val="id_ID" w:bidi="id_ID"/>
         </w:rPr>
         <w:t xml:space="preserve">Di sini Paulus berbicara tentang menghindari orang lain seolah-olah itu berarti </w:t>
@@ -23516,6 +27341,21 @@
       </w:r>
       <w:r>
         <w:rPr>
+          <w:b/>
+          <w:lang w:val="id_ID" w:bidi="id_ID"/>
+        </w:rPr>
+        <w:t>τούτους</w:t>
+      </w:r>
+    </w:p>
+    <w:p>
+      <w:pPr/>
+      <w:r>
+        <w:rPr>
+          <w:lang w:val="id_ID" w:bidi="id_ID"/>
+        </w:rPr>
+      </w:r>
+      <w:r>
+        <w:rPr>
           <w:lang w:val="id_ID" w:bidi="id_ID"/>
         </w:rPr>
         <w:t xml:space="preserve">Paulus menggunakan kata sifat </w:t>
@@ -23586,6 +27426,21 @@
         <w:rPr>
           <w:lang w:val="id_ID" w:bidi="id_ID"/>
         </w:rPr>
+      </w:r>
+    </w:p>
+    <w:p>
+      <w:pPr/>
+      <w:r>
+        <w:rPr>
+          <w:lang w:val="id_ID" w:bidi="id_ID"/>
+        </w:rPr>
+      </w:r>
+      <w:r>
+        <w:rPr>
+          <w:b/>
+          <w:lang w:val="id_ID" w:bidi="id_ID"/>
+        </w:rPr>
+        <w:t>γάρ</w:t>
       </w:r>
     </w:p>
     <w:p>
@@ -23709,6 +27564,21 @@
       </w:r>
       <w:r>
         <w:rPr>
+          <w:b/>
+          <w:lang w:val="id_ID" w:bidi="id_ID"/>
+        </w:rPr>
+        <w:t>ἐκ τούτων</w:t>
+      </w:r>
+    </w:p>
+    <w:p>
+      <w:pPr/>
+      <w:r>
+        <w:rPr>
+          <w:lang w:val="id_ID" w:bidi="id_ID"/>
+        </w:rPr>
+      </w:r>
+      <w:r>
+        <w:rPr>
           <w:lang w:val="id_ID" w:bidi="id_ID"/>
         </w:rPr>
         <w:t xml:space="preserve">Paulus menggunakan kata sifat </w:t>
@@ -23808,6 +27678,21 @@
       </w:r>
       <w:r>
         <w:rPr>
+          <w:b/>
+          <w:lang w:val="id_ID" w:bidi="id_ID"/>
+        </w:rPr>
+        <w:t>οἱ ἐνδύνοντες εἰς τὰς οἰκίας</w:t>
+      </w:r>
+    </w:p>
+    <w:p>
+      <w:pPr/>
+      <w:r>
+        <w:rPr>
+          <w:lang w:val="id_ID" w:bidi="id_ID"/>
+        </w:rPr>
+      </w:r>
+      <w:r>
+        <w:rPr>
           <w:lang w:val="id_ID" w:bidi="id_ID"/>
         </w:rPr>
         <w:t xml:space="preserve">Di sini Paulus mengacu pada bagaimana orang-orang ini mengunjungi rumah orang lain. Kata yang diterjemahkan </w:t>
@@ -23889,6 +27774,21 @@
       </w:r>
       <w:r>
         <w:rPr>
+          <w:b/>
+          <w:lang w:val="id_ID" w:bidi="id_ID"/>
+        </w:rPr>
+        <w:t>αἰχμαλωτίζοντες</w:t>
+      </w:r>
+    </w:p>
+    <w:p>
+      <w:pPr/>
+      <w:r>
+        <w:rPr>
+          <w:lang w:val="id_ID" w:bidi="id_ID"/>
+        </w:rPr>
+      </w:r>
+      <w:r>
+        <w:rPr>
           <w:lang w:val="id_ID" w:bidi="id_ID"/>
         </w:rPr>
         <w:t xml:space="preserve">Di sini Paulus berbicara tentang bagaimana orang-orang ini mempengaruhi </w:t>
@@ -23983,6 +27883,21 @@
       </w:r>
       <w:r>
         <w:rPr>
+          <w:b/>
+          <w:lang w:val="id_ID" w:bidi="id_ID"/>
+        </w:rPr>
+        <w:t>γυναικάρια</w:t>
+      </w:r>
+    </w:p>
+    <w:p>
+      <w:pPr/>
+      <w:r>
+        <w:rPr>
+          <w:lang w:val="id_ID" w:bidi="id_ID"/>
+        </w:rPr>
+      </w:r>
+      <w:r>
+        <w:rPr>
           <w:lang w:val="id_ID" w:bidi="id_ID"/>
         </w:rPr>
         <w:t xml:space="preserve">Di sini, Paulus merujuk kepada </w:t>
@@ -24077,6 +27992,21 @@
       </w:r>
       <w:r>
         <w:rPr>
+          <w:b/>
+          <w:lang w:val="id_ID" w:bidi="id_ID"/>
+        </w:rPr>
+        <w:t>σεσωρευμένα ἁμαρτίαις</w:t>
+      </w:r>
+    </w:p>
+    <w:p>
+      <w:pPr/>
+      <w:r>
+        <w:rPr>
+          <w:lang w:val="id_ID" w:bidi="id_ID"/>
+        </w:rPr>
+      </w:r>
+      <w:r>
+        <w:rPr>
           <w:lang w:val="id_ID" w:bidi="id_ID"/>
         </w:rPr>
         <w:t xml:space="preserve">Paulus berbicara tentang </w:t>
@@ -24171,6 +28101,21 @@
       </w:r>
       <w:r>
         <w:rPr>
+          <w:b/>
+          <w:lang w:val="id_ID" w:bidi="id_ID"/>
+        </w:rPr>
+        <w:t>σεσωρευμένα ἁμαρτίαις</w:t>
+      </w:r>
+    </w:p>
+    <w:p>
+      <w:pPr/>
+      <w:r>
+        <w:rPr>
+          <w:lang w:val="id_ID" w:bidi="id_ID"/>
+        </w:rPr>
+      </w:r>
+      <w:r>
+        <w:rPr>
           <w:lang w:val="id_ID" w:bidi="id_ID"/>
         </w:rPr>
         <w:t>Jika bahasa Anda tidak menggunakan bentuk pasif ini, Anda dapat mengekspresikan ide dalam bentuk aktif atau dengan cara lain yang alami dalam bahasa Anda. Jika Anda perlu mengatakan siapa yang melakukan tindakan tersebut, Anda dapat menunjukkan bahwa mereka sendiri yang melakukannya. Terjemahan alternatif: "yang membawa banyak dosa" "yang telah menimbun diri mereka dengan dosa"</w:t>
@@ -24239,6 +28184,21 @@
       </w:r>
       <w:r>
         <w:rPr>
+          <w:b/>
+          <w:lang w:val="id_ID" w:bidi="id_ID"/>
+        </w:rPr>
+        <w:t>ἀγόμενα ἐπιθυμίαις ποικίλαις</w:t>
+      </w:r>
+    </w:p>
+    <w:p>
+      <w:pPr/>
+      <w:r>
+        <w:rPr>
+          <w:lang w:val="id_ID" w:bidi="id_ID"/>
+        </w:rPr>
+      </w:r>
+      <w:r>
+        <w:rPr>
           <w:lang w:val="id_ID" w:bidi="id_ID"/>
         </w:rPr>
         <w:t xml:space="preserve">Paulus berbicara tentang </w:t>
@@ -24320,6 +28280,21 @@
       </w:r>
       <w:r>
         <w:rPr>
+          <w:b/>
+          <w:lang w:val="id_ID" w:bidi="id_ID"/>
+        </w:rPr>
+        <w:t>ἀγόμενα ἐπιθυμίαις ποικίλαις</w:t>
+      </w:r>
+    </w:p>
+    <w:p>
+      <w:pPr/>
+      <w:r>
+        <w:rPr>
+          <w:lang w:val="id_ID" w:bidi="id_ID"/>
+        </w:rPr>
+      </w:r>
+      <w:r>
+        <w:rPr>
           <w:lang w:val="id_ID" w:bidi="id_ID"/>
         </w:rPr>
         <w:t>Jika bahasa Anda tidak menggunakan bentuk pasif ini, Anda dapat mengekspresikan ide dalam bentuk aktif atau dengan cara lain yang wajar dalam bahasa Anda. Terjemahan alternatif: "berbagai keinginan yang membawa mereka pergi"</w:t>
@@ -24388,6 +28363,21 @@
       </w:r>
       <w:r>
         <w:rPr>
+          <w:b/>
+          <w:lang w:val="id_ID" w:bidi="id_ID"/>
+        </w:rPr>
+        <w:t>καὶ</w:t>
+      </w:r>
+    </w:p>
+    <w:p>
+      <w:pPr/>
+      <w:r>
+        <w:rPr>
+          <w:lang w:val="id_ID" w:bidi="id_ID"/>
+        </w:rPr>
+      </w:r>
+      <w:r>
+        <w:rPr>
           <w:lang w:val="id_ID" w:bidi="id_ID"/>
         </w:rPr>
         <w:t xml:space="preserve">Di sini, kata </w:t>
@@ -24471,6 +28461,21 @@
         <w:rPr>
           <w:lang w:val="id_ID" w:bidi="id_ID"/>
         </w:rPr>
+      </w:r>
+    </w:p>
+    <w:p>
+      <w:pPr/>
+      <w:r>
+        <w:rPr>
+          <w:lang w:val="id_ID" w:bidi="id_ID"/>
+        </w:rPr>
+      </w:r>
+      <w:r>
+        <w:rPr>
+          <w:b/>
+          <w:lang w:val="id_ID" w:bidi="id_ID"/>
+        </w:rPr>
+        <w:t>μηδέποτε εἰς ἐπίγνωσιν ἀληθείας ἐλθεῖν δυνάμενα</w:t>
       </w:r>
     </w:p>
     <w:p>
@@ -24584,6 +28589,21 @@
       </w:r>
       <w:r>
         <w:rPr>
+          <w:b/>
+          <w:lang w:val="id_ID" w:bidi="id_ID"/>
+        </w:rPr>
+        <w:t>εἰς ἐπίγνωσιν ἀληθείας</w:t>
+      </w:r>
+    </w:p>
+    <w:p>
+      <w:pPr/>
+      <w:r>
+        <w:rPr>
+          <w:lang w:val="id_ID" w:bidi="id_ID"/>
+        </w:rPr>
+      </w:r>
+      <w:r>
+        <w:rPr>
           <w:lang w:val="id_ID" w:bidi="id_ID"/>
         </w:rPr>
         <w:t xml:space="preserve">Jika bahasa Anda tidak menggunakan kata benda abstrak untuk gagasan </w:t>
@@ -24667,6 +28687,21 @@
         <w:rPr>
           <w:lang w:val="id_ID" w:bidi="id_ID"/>
         </w:rPr>
+      </w:r>
+    </w:p>
+    <w:p>
+      <w:pPr/>
+      <w:r>
+        <w:rPr>
+          <w:lang w:val="id_ID" w:bidi="id_ID"/>
+        </w:rPr>
+      </w:r>
+      <w:r>
+        <w:rPr>
+          <w:b/>
+          <w:lang w:val="id_ID" w:bidi="id_ID"/>
+        </w:rPr>
+        <w:t>Ἰάννης καὶ Ἰαμβρῆς ἀντέστησαν Μωϋσεῖ</w:t>
       </w:r>
     </w:p>
     <w:p>
@@ -24803,6 +28838,21 @@
       </w:r>
       <w:r>
         <w:rPr>
+          <w:b/>
+          <w:lang w:val="id_ID" w:bidi="id_ID"/>
+        </w:rPr>
+        <w:t>Ἰάννης καὶ Ἰαμβρῆς</w:t>
+      </w:r>
+    </w:p>
+    <w:p>
+      <w:pPr/>
+      <w:r>
+        <w:rPr>
+          <w:lang w:val="id_ID" w:bidi="id_ID"/>
+        </w:rPr>
+      </w:r>
+      <w:r>
+        <w:rPr>
           <w:lang w:val="id_ID" w:bidi="id_ID"/>
         </w:rPr>
         <w:t xml:space="preserve">Kata </w:t>
@@ -24886,6 +28936,21 @@
         <w:rPr>
           <w:lang w:val="id_ID" w:bidi="id_ID"/>
         </w:rPr>
+      </w:r>
+    </w:p>
+    <w:p>
+      <w:pPr/>
+      <w:r>
+        <w:rPr>
+          <w:lang w:val="id_ID" w:bidi="id_ID"/>
+        </w:rPr>
+      </w:r>
+      <w:r>
+        <w:rPr>
+          <w:b/>
+          <w:lang w:val="id_ID" w:bidi="id_ID"/>
+        </w:rPr>
+        <w:t>οὗτοι</w:t>
       </w:r>
     </w:p>
     <w:p>
@@ -24996,6 +29061,21 @@
       </w:r>
       <w:r>
         <w:rPr>
+          <w:b/>
+          <w:lang w:val="id_ID" w:bidi="id_ID"/>
+        </w:rPr>
+        <w:t>τῇ ἀληθείᾳ</w:t>
+      </w:r>
+    </w:p>
+    <w:p>
+      <w:pPr/>
+      <w:r>
+        <w:rPr>
+          <w:lang w:val="id_ID" w:bidi="id_ID"/>
+        </w:rPr>
+      </w:r>
+      <w:r>
+        <w:rPr>
           <w:lang w:val="id_ID" w:bidi="id_ID"/>
         </w:rPr>
         <w:t xml:space="preserve">Jika bahasa Anda tidak menggunakan kata benda abstrak untuk ide </w:t>
@@ -25077,6 +29157,21 @@
       </w:r>
       <w:r>
         <w:rPr>
+          <w:b/>
+          <w:lang w:val="id_ID" w:bidi="id_ID"/>
+        </w:rPr>
+        <w:t>ἄνθρωποι</w:t>
+      </w:r>
+    </w:p>
+    <w:p>
+      <w:pPr/>
+      <w:r>
+        <w:rPr>
+          <w:lang w:val="id_ID" w:bidi="id_ID"/>
+        </w:rPr>
+      </w:r>
+      <w:r>
+        <w:rPr>
           <w:lang w:val="id_ID" w:bidi="id_ID"/>
         </w:rPr>
         <w:t xml:space="preserve">Meskipun istilah </w:t>
@@ -25158,6 +29253,21 @@
       </w:r>
       <w:r>
         <w:rPr>
+          <w:b/>
+          <w:lang w:val="id_ID" w:bidi="id_ID"/>
+        </w:rPr>
+        <w:t>κατεφθαρμένοι τὸν νοῦν</w:t>
+      </w:r>
+    </w:p>
+    <w:p>
+      <w:pPr/>
+      <w:r>
+        <w:rPr>
+          <w:lang w:val="id_ID" w:bidi="id_ID"/>
+        </w:rPr>
+      </w:r>
+      <w:r>
+        <w:rPr>
           <w:lang w:val="id_ID" w:bidi="id_ID"/>
         </w:rPr>
         <w:t>Jika bahasa Anda tidak menggunakan bentuk pasif ini, Anda dapat mengekspresikan ide dalam bentuk aktif atau dengan cara lain yang alami dalam bahasa Anda. Jika Anda perlu mengatakan siapa yang melakukan tindakan tersebut, jelas dari konteksnya bahwa itu adalah mereka sendiri. Terjemahan alternatif: "yang pikirannya rusak" atau "yang telah merusak pikiran mereka"</w:t>
@@ -25226,6 +29336,21 @@
       </w:r>
       <w:r>
         <w:rPr>
+          <w:b/>
+          <w:lang w:val="id_ID" w:bidi="id_ID"/>
+        </w:rPr>
+        <w:t>τὸν νοῦν</w:t>
+      </w:r>
+    </w:p>
+    <w:p>
+      <w:pPr/>
+      <w:r>
+        <w:rPr>
+          <w:lang w:val="id_ID" w:bidi="id_ID"/>
+        </w:rPr>
+      </w:r>
+      <w:r>
+        <w:rPr>
           <w:lang w:val="id_ID" w:bidi="id_ID"/>
         </w:rPr>
         <w:t xml:space="preserve">Jika dalam bahasa Anda tidak wajar jika berbicara seolah-olah sekelompok orang hanya memiliki satu </w:t>
@@ -25307,6 +29432,21 @@
       </w:r>
       <w:r>
         <w:rPr>
+          <w:b/>
+          <w:lang w:val="id_ID" w:bidi="id_ID"/>
+        </w:rPr>
+        <w:t>ἀδόκιμοι περὶ τὴν πίστιν</w:t>
+      </w:r>
+    </w:p>
+    <w:p>
+      <w:pPr/>
+      <w:r>
+        <w:rPr>
+          <w:lang w:val="id_ID" w:bidi="id_ID"/>
+        </w:rPr>
+      </w:r>
+      <w:r>
+        <w:rPr>
           <w:lang w:val="id_ID" w:bidi="id_ID"/>
         </w:rPr>
         <w:t xml:space="preserve">Di sini Paulus menyiratkan bahwa, ketika Allah menguji </w:t>
@@ -25388,6 +29528,21 @@
       </w:r>
       <w:r>
         <w:rPr>
+          <w:b/>
+          <w:lang w:val="id_ID" w:bidi="id_ID"/>
+        </w:rPr>
+        <w:t>περὶ τὴν πίστιν</w:t>
+      </w:r>
+    </w:p>
+    <w:p>
+      <w:pPr/>
+      <w:r>
+        <w:rPr>
+          <w:lang w:val="id_ID" w:bidi="id_ID"/>
+        </w:rPr>
+      </w:r>
+      <w:r>
+        <w:rPr>
           <w:lang w:val="id_ID" w:bidi="id_ID"/>
         </w:rPr>
         <w:t xml:space="preserve">Di sini, kata </w:t>
@@ -25495,6 +29650,21 @@
       </w:r>
       <w:r>
         <w:rPr>
+          <w:b/>
+          <w:lang w:val="id_ID" w:bidi="id_ID"/>
+        </w:rPr>
+        <w:t>περὶ τὴν πίστιν</w:t>
+      </w:r>
+    </w:p>
+    <w:p>
+      <w:pPr/>
+      <w:r>
+        <w:rPr>
+          <w:lang w:val="id_ID" w:bidi="id_ID"/>
+        </w:rPr>
+      </w:r>
+      <w:r>
+        <w:rPr>
           <w:lang w:val="id_ID" w:bidi="id_ID"/>
         </w:rPr>
         <w:t xml:space="preserve">Jika bahasa Anda tidak menggunakan kata benda abstrak untuk ide </w:t>
@@ -25565,6 +29735,21 @@
         <w:rPr>
           <w:lang w:val="id_ID" w:bidi="id_ID"/>
         </w:rPr>
+      </w:r>
+    </w:p>
+    <w:p>
+      <w:pPr/>
+      <w:r>
+        <w:rPr>
+          <w:lang w:val="id_ID" w:bidi="id_ID"/>
+        </w:rPr>
+      </w:r>
+      <w:r>
+        <w:rPr>
+          <w:b/>
+          <w:lang w:val="id_ID" w:bidi="id_ID"/>
+        </w:rPr>
+        <w:t>ἀλλ’</w:t>
       </w:r>
     </w:p>
     <w:p>
@@ -25675,6 +29860,21 @@
       </w:r>
       <w:r>
         <w:rPr>
+          <w:b/>
+          <w:lang w:val="id_ID" w:bidi="id_ID"/>
+        </w:rPr>
+        <w:t>οὐ προκόψουσιν ἐπὶ πλεῖον</w:t>
+      </w:r>
+    </w:p>
+    <w:p>
+      <w:pPr/>
+      <w:r>
+        <w:rPr>
+          <w:lang w:val="id_ID" w:bidi="id_ID"/>
+        </w:rPr>
+      </w:r>
+      <w:r>
+        <w:rPr>
           <w:lang w:val="id_ID" w:bidi="id_ID"/>
         </w:rPr>
         <w:t xml:space="preserve">Di sini Paulus berbicara tentang orang-orang yang berhasil dalam mengajar seolah-olah mereka maju </w:t>
@@ -25756,6 +29956,21 @@
       </w:r>
       <w:r>
         <w:rPr>
+          <w:b/>
+          <w:lang w:val="id_ID" w:bidi="id_ID"/>
+        </w:rPr>
+        <w:t>ἡ &amp; ἄνοια αὐτῶν</w:t>
+      </w:r>
+    </w:p>
+    <w:p>
+      <w:pPr/>
+      <w:r>
+        <w:rPr>
+          <w:lang w:val="id_ID" w:bidi="id_ID"/>
+        </w:rPr>
+      </w:r>
+      <w:r>
+        <w:rPr>
           <w:lang w:val="id_ID" w:bidi="id_ID"/>
         </w:rPr>
         <w:t xml:space="preserve">Jika bahasa Anda tidak menggunakan kata benda abstrak untuk ide </w:t>
@@ -25837,6 +30052,21 @@
       </w:r>
       <w:r>
         <w:rPr>
+          <w:b/>
+          <w:lang w:val="id_ID" w:bidi="id_ID"/>
+        </w:rPr>
+        <w:t>πᾶσιν</w:t>
+      </w:r>
+    </w:p>
+    <w:p>
+      <w:pPr/>
+      <w:r>
+        <w:rPr>
+          <w:lang w:val="id_ID" w:bidi="id_ID"/>
+        </w:rPr>
+      </w:r>
+      <w:r>
+        <w:rPr>
           <w:lang w:val="id_ID" w:bidi="id_ID"/>
         </w:rPr>
         <w:t xml:space="preserve">Paulus menggunakan kata sifat </w:t>
@@ -25918,6 +30148,21 @@
       </w:r>
       <w:r>
         <w:rPr>
+          <w:b/>
+          <w:lang w:val="id_ID" w:bidi="id_ID"/>
+        </w:rPr>
+        <w:t>πᾶσιν</w:t>
+      </w:r>
+    </w:p>
+    <w:p>
+      <w:pPr/>
+      <w:r>
+        <w:rPr>
+          <w:lang w:val="id_ID" w:bidi="id_ID"/>
+        </w:rPr>
+      </w:r>
+      <w:r>
+        <w:rPr>
           <w:lang w:val="id_ID" w:bidi="id_ID"/>
         </w:rPr>
         <w:t xml:space="preserve">Paulus menggunakan kata sifat </w:t>
@@ -25999,6 +30244,21 @@
       </w:r>
       <w:r>
         <w:rPr>
+          <w:b/>
+          <w:lang w:val="id_ID" w:bidi="id_ID"/>
+        </w:rPr>
+        <w:t>ἡ ἐκείνων</w:t>
+      </w:r>
+    </w:p>
+    <w:p>
+      <w:pPr/>
+      <w:r>
+        <w:rPr>
+          <w:lang w:val="id_ID" w:bidi="id_ID"/>
+        </w:rPr>
+      </w:r>
+      <w:r>
+        <w:rPr>
           <w:lang w:val="id_ID" w:bidi="id_ID"/>
         </w:rPr>
         <w:t xml:space="preserve">Paulus menggunakan kata sifat </w:t>
@@ -26093,6 +30353,21 @@
       </w:r>
       <w:r>
         <w:rPr>
+          <w:b/>
+          <w:lang w:val="id_ID" w:bidi="id_ID"/>
+        </w:rPr>
+        <w:t>ἐγένετο</w:t>
+      </w:r>
+    </w:p>
+    <w:p>
+      <w:pPr/>
+      <w:r>
+        <w:rPr>
+          <w:lang w:val="id_ID" w:bidi="id_ID"/>
+        </w:rPr>
+      </w:r>
+      <w:r>
+        <w:rPr>
           <w:lang w:val="id_ID" w:bidi="id_ID"/>
         </w:rPr>
         <w:t>Paulus menghilangkan beberapa kata yang dalam banyak bahasa diperlukan untuk melengkapi kalimat. Anda dapat menyediakan kata-kata ini dari awal kalimat jika akan lebih jelas dalam bahasa Anda. Terjemahan alternatif: "menjadi jelas"</w:t>
@@ -26150,6 +30425,21 @@
         <w:rPr>
           <w:lang w:val="id_ID" w:bidi="id_ID"/>
         </w:rPr>
+      </w:r>
+    </w:p>
+    <w:p>
+      <w:pPr/>
+      <w:r>
+        <w:rPr>
+          <w:lang w:val="id_ID" w:bidi="id_ID"/>
+        </w:rPr>
+      </w:r>
+      <w:r>
+        <w:rPr>
+          <w:b/>
+          <w:lang w:val="id_ID" w:bidi="id_ID"/>
+        </w:rPr>
+        <w:t>ἐγένετο</w:t>
       </w:r>
     </w:p>
     <w:p>
@@ -26265,6 +30555,21 @@
       </w:r>
       <w:r>
         <w:rPr>
+          <w:b/>
+          <w:lang w:val="id_ID" w:bidi="id_ID"/>
+        </w:rPr>
+        <w:t>σὺ δὲ</w:t>
+      </w:r>
+    </w:p>
+    <w:p>
+      <w:pPr/>
+      <w:r>
+        <w:rPr>
+          <w:lang w:val="id_ID" w:bidi="id_ID"/>
+        </w:rPr>
+      </w:r>
+      <w:r>
+        <w:rPr>
           <w:lang w:val="id_ID" w:bidi="id_ID"/>
         </w:rPr>
         <w:t xml:space="preserve">Di sini, kata </w:t>
@@ -26359,6 +30664,21 @@
       </w:r>
       <w:r>
         <w:rPr>
+          <w:b/>
+          <w:lang w:val="id_ID" w:bidi="id_ID"/>
+        </w:rPr>
+        <w:t>σὺ &amp; παρηκολούθησάς</w:t>
+      </w:r>
+    </w:p>
+    <w:p>
+      <w:pPr/>
+      <w:r>
+        <w:rPr>
+          <w:lang w:val="id_ID" w:bidi="id_ID"/>
+        </w:rPr>
+      </w:r>
+      <w:r>
+        <w:rPr>
           <w:lang w:val="id_ID" w:bidi="id_ID"/>
         </w:rPr>
         <w:t xml:space="preserve">Di sini Paulus berbicara seolah-olah Timotius </w:t>
@@ -26440,6 +30760,21 @@
       </w:r>
       <w:r>
         <w:rPr>
+          <w:b/>
+          <w:lang w:val="id_ID" w:bidi="id_ID"/>
+        </w:rPr>
+        <w:t>μου τῇ διδασκαλίᾳ, τῇ ἀγωγῇ, τῇ προθέσει, τῇ πίστει, τῇ μακροθυμίᾳ, τῇ ἀγάπῃ, τῇ ὑπομονῇ &amp; τοῖς διωγμοῖς, τοῖς παθήμασιν, οἷά</w:t>
+      </w:r>
+    </w:p>
+    <w:p>
+      <w:pPr/>
+      <w:r>
+        <w:rPr>
+          <w:lang w:val="id_ID" w:bidi="id_ID"/>
+        </w:rPr>
+      </w:r>
+      <w:r>
+        <w:rPr>
           <w:lang w:val="id_ID" w:bidi="id_ID"/>
         </w:rPr>
         <w:t>Jika bahasa Anda tidak menggunakan kata benda abstrak untuk beberapa atau semua ide dalam daftar ini, Anda dapat mengekspresikan ide yang sama dengan cara lain. Terjemahan alternatif: "apa yang saya ajarkan, bagaimana saya berperilaku, apa yang telah saya pilih untuk dilakukan, bagaimana saya percaya, bagaimana saya sabar, bagaimana saya mengasihi orang lain, bagaimana saya menanggung segala sesuatu, bagaimana saya dianiaya, dan bagaimana saya menderita. Hal-hal seperti itu"</w:t>
@@ -26508,6 +30843,21 @@
       </w:r>
       <w:r>
         <w:rPr>
+          <w:b/>
+          <w:lang w:val="id_ID" w:bidi="id_ID"/>
+        </w:rPr>
+        <w:t>οἷά</w:t>
+      </w:r>
+    </w:p>
+    <w:p>
+      <w:pPr/>
+      <w:r>
+        <w:rPr>
+          <w:lang w:val="id_ID" w:bidi="id_ID"/>
+        </w:rPr>
+      </w:r>
+      <w:r>
+        <w:rPr>
           <w:lang w:val="id_ID" w:bidi="id_ID"/>
         </w:rPr>
         <w:t xml:space="preserve">Di sini, frasa </w:t>
@@ -26628,6 +30978,21 @@
       </w:r>
       <w:r>
         <w:rPr>
+          <w:b/>
+          <w:lang w:val="id_ID" w:bidi="id_ID"/>
+        </w:rPr>
+        <w:t>οἵους διωγμοὺς ὑπήνεγκα</w:t>
+      </w:r>
+    </w:p>
+    <w:p>
+      <w:pPr/>
+      <w:r>
+        <w:rPr>
+          <w:lang w:val="id_ID" w:bidi="id_ID"/>
+        </w:rPr>
+      </w:r>
+      <w:r>
+        <w:rPr>
           <w:lang w:val="id_ID" w:bidi="id_ID"/>
         </w:rPr>
         <w:t xml:space="preserve">Di sini, frasa </w:t>
@@ -26709,6 +31074,21 @@
       </w:r>
       <w:r>
         <w:rPr>
+          <w:b/>
+          <w:lang w:val="id_ID" w:bidi="id_ID"/>
+        </w:rPr>
+        <w:t>οἵους διωγμοὺς ὑπήνεγκα</w:t>
+      </w:r>
+    </w:p>
+    <w:p>
+      <w:pPr/>
+      <w:r>
+        <w:rPr>
+          <w:lang w:val="id_ID" w:bidi="id_ID"/>
+        </w:rPr>
+      </w:r>
+      <w:r>
+        <w:rPr>
           <w:lang w:val="id_ID" w:bidi="id_ID"/>
         </w:rPr>
         <w:t xml:space="preserve">Jika bahasa Anda tidak menggunakan kata benda abstrak untuk ide </w:t>
@@ -26790,6 +31170,21 @@
       </w:r>
       <w:r>
         <w:rPr>
+          <w:b/>
+          <w:lang w:val="id_ID" w:bidi="id_ID"/>
+        </w:rPr>
+        <w:t>καὶ</w:t>
+      </w:r>
+    </w:p>
+    <w:p>
+      <w:pPr/>
+      <w:r>
+        <w:rPr>
+          <w:lang w:val="id_ID" w:bidi="id_ID"/>
+        </w:rPr>
+      </w:r>
+      <w:r>
+        <w:rPr>
           <w:lang w:val="id_ID" w:bidi="id_ID"/>
         </w:rPr>
         <w:t xml:space="preserve">Di sini, kata </w:t>
@@ -26884,6 +31279,21 @@
       </w:r>
       <w:r>
         <w:rPr>
+          <w:b/>
+          <w:lang w:val="id_ID" w:bidi="id_ID"/>
+        </w:rPr>
+        <w:t>καὶ &amp; δὲ</w:t>
+      </w:r>
+    </w:p>
+    <w:p>
+      <w:pPr/>
+      <w:r>
+        <w:rPr>
+          <w:lang w:val="id_ID" w:bidi="id_ID"/>
+        </w:rPr>
+      </w:r>
+      <w:r>
+        <w:rPr>
           <w:lang w:val="id_ID" w:bidi="id_ID"/>
         </w:rPr>
         <w:t xml:space="preserve">Di sini, frasa </w:t>
@@ -26965,6 +31375,21 @@
       </w:r>
       <w:r>
         <w:rPr>
+          <w:b/>
+          <w:lang w:val="id_ID" w:bidi="id_ID"/>
+        </w:rPr>
+        <w:t>πάντες &amp; οἱ θέλοντες ζῆν εὐσεβῶς ἐν Χριστῷ Ἰησοῦ διωχθήσονται</w:t>
+      </w:r>
+    </w:p>
+    <w:p>
+      <w:pPr/>
+      <w:r>
+        <w:rPr>
+          <w:lang w:val="id_ID" w:bidi="id_ID"/>
+        </w:rPr>
+      </w:r>
+      <w:r>
+        <w:rPr>
           <w:lang w:val="id_ID" w:bidi="id_ID"/>
         </w:rPr>
         <w:t>Jika bahasa Anda tidak menggunakan bentuk pasif ini, Anda dapat mengekspresikan ide dalam bentuk aktif atau dengan cara lain yang alami dalam bahasa Anda. Jika Anda perlu mengatakan siapa yang melakukan tindakan tersebut, Anda dapat menggunakan subjek tak tentu. Terjemahan alternatif: "orang akan menganiaya semua orang yang ingin hidup saleh di dalam Kristus Yesus"</w:t>
@@ -27033,6 +31458,21 @@
       </w:r>
       <w:r>
         <w:rPr>
+          <w:b/>
+          <w:lang w:val="id_ID" w:bidi="id_ID"/>
+        </w:rPr>
+        <w:t>ἐν Χριστῷ Ἰησοῦ</w:t>
+      </w:r>
+    </w:p>
+    <w:p>
+      <w:pPr/>
+      <w:r>
+        <w:rPr>
+          <w:lang w:val="id_ID" w:bidi="id_ID"/>
+        </w:rPr>
+      </w:r>
+      <w:r>
+        <w:rPr>
           <w:lang w:val="id_ID" w:bidi="id_ID"/>
         </w:rPr>
         <w:t xml:space="preserve">Di sini Paulus menggunakan metafora spasial </w:t>
@@ -27192,6 +31632,21 @@
       </w:r>
       <w:r>
         <w:rPr>
+          <w:b/>
+          <w:lang w:val="id_ID" w:bidi="id_ID"/>
+        </w:rPr>
+        <w:t>δὲ</w:t>
+      </w:r>
+    </w:p>
+    <w:p>
+      <w:pPr/>
+      <w:r>
+        <w:rPr>
+          <w:lang w:val="id_ID" w:bidi="id_ID"/>
+        </w:rPr>
+      </w:r>
+      <w:r>
+        <w:rPr>
           <w:lang w:val="id_ID" w:bidi="id_ID"/>
         </w:rPr>
         <w:t xml:space="preserve">Di sini, kata </w:t>
@@ -27299,6 +31754,21 @@
       </w:r>
       <w:r>
         <w:rPr>
+          <w:b/>
+          <w:lang w:val="id_ID" w:bidi="id_ID"/>
+        </w:rPr>
+        <w:t>ἄνθρωποι</w:t>
+      </w:r>
+    </w:p>
+    <w:p>
+      <w:pPr/>
+      <w:r>
+        <w:rPr>
+          <w:lang w:val="id_ID" w:bidi="id_ID"/>
+        </w:rPr>
+      </w:r>
+      <w:r>
+        <w:rPr>
           <w:lang w:val="id_ID" w:bidi="id_ID"/>
         </w:rPr>
         <w:t xml:space="preserve">Meskipun istilah </w:t>
@@ -27380,6 +31850,21 @@
       </w:r>
       <w:r>
         <w:rPr>
+          <w:b/>
+          <w:lang w:val="id_ID" w:bidi="id_ID"/>
+        </w:rPr>
+        <w:t>πονηροὶ &amp; ἄνθρωποι καὶ γόητες</w:t>
+      </w:r>
+    </w:p>
+    <w:p>
+      <w:pPr/>
+      <w:r>
+        <w:rPr>
+          <w:lang w:val="id_ID" w:bidi="id_ID"/>
+        </w:rPr>
+      </w:r>
+      <w:r>
+        <w:rPr>
           <w:lang w:val="id_ID" w:bidi="id_ID"/>
         </w:rPr>
         <w:t xml:space="preserve">Di sini, frasa </w:t>
@@ -27474,6 +31959,21 @@
       </w:r>
       <w:r>
         <w:rPr>
+          <w:b/>
+          <w:lang w:val="id_ID" w:bidi="id_ID"/>
+        </w:rPr>
+        <w:t>προκόψουσιν ἐπὶ τὸ χεῖρον</w:t>
+      </w:r>
+    </w:p>
+    <w:p>
+      <w:pPr/>
+      <w:r>
+        <w:rPr>
+          <w:lang w:val="id_ID" w:bidi="id_ID"/>
+        </w:rPr>
+      </w:r>
+      <w:r>
+        <w:rPr>
           <w:lang w:val="id_ID" w:bidi="id_ID"/>
         </w:rPr>
         <w:t xml:space="preserve">Di sini Paulus berbicara tentang orang-orang ini seolah-olah mereka secara fisik dapat </w:t>
@@ -27594,6 +32094,21 @@
       </w:r>
       <w:r>
         <w:rPr>
+          <w:b/>
+          <w:lang w:val="id_ID" w:bidi="id_ID"/>
+        </w:rPr>
+        <w:t>ἐπὶ τὸ χεῖρον</w:t>
+      </w:r>
+    </w:p>
+    <w:p>
+      <w:pPr/>
+      <w:r>
+        <w:rPr>
+          <w:lang w:val="id_ID" w:bidi="id_ID"/>
+        </w:rPr>
+      </w:r>
+      <w:r>
+        <w:rPr>
           <w:lang w:val="id_ID" w:bidi="id_ID"/>
         </w:rPr>
         <w:t xml:space="preserve">Paulus menggunakan kata sifat </w:t>
@@ -27675,6 +32190,21 @@
       </w:r>
       <w:r>
         <w:rPr>
+          <w:b/>
+          <w:lang w:val="id_ID" w:bidi="id_ID"/>
+        </w:rPr>
+        <w:t>πλανῶντες καὶ πλανώμενοι</w:t>
+      </w:r>
+    </w:p>
+    <w:p>
+      <w:pPr/>
+      <w:r>
+        <w:rPr>
+          <w:lang w:val="id_ID" w:bidi="id_ID"/>
+        </w:rPr>
+      </w:r>
+      <w:r>
+        <w:rPr>
           <w:lang w:val="id_ID" w:bidi="id_ID"/>
         </w:rPr>
         <w:t xml:space="preserve">Di sini Paulus berbicara seolah-olah </w:t>
@@ -27782,6 +32312,21 @@
       </w:r>
       <w:r>
         <w:rPr>
+          <w:b/>
+          <w:lang w:val="id_ID" w:bidi="id_ID"/>
+        </w:rPr>
+        <w:t>πλανώμενοι</w:t>
+      </w:r>
+    </w:p>
+    <w:p>
+      <w:pPr/>
+      <w:r>
+        <w:rPr>
+          <w:lang w:val="id_ID" w:bidi="id_ID"/>
+        </w:rPr>
+      </w:r>
+      <w:r>
+        <w:rPr>
           <w:lang w:val="id_ID" w:bidi="id_ID"/>
         </w:rPr>
         <w:t>Jika bahasa Anda tidak menggunakan bentuk pasif ini, Anda dapat mengekspresikan ide dalam bentuk aktif atau dengan cara lain yang alami dalam bahasa Anda. Jika Anda perlu mengatakan siapa yang melakukan tindakan tersebut, Anda dapat menggunakan subjek tak tentu. Terjemahan alternatif: "orang lain yang menyesatkan mereka"</w:t>
@@ -27850,6 +32395,21 @@
       </w:r>
       <w:r>
         <w:rPr>
+          <w:b/>
+          <w:lang w:val="id_ID" w:bidi="id_ID"/>
+        </w:rPr>
+        <w:t>σὺ δὲ</w:t>
+      </w:r>
+    </w:p>
+    <w:p>
+      <w:pPr/>
+      <w:r>
+        <w:rPr>
+          <w:lang w:val="id_ID" w:bidi="id_ID"/>
+        </w:rPr>
+      </w:r>
+      <w:r>
+        <w:rPr>
           <w:lang w:val="id_ID" w:bidi="id_ID"/>
         </w:rPr>
         <w:t xml:space="preserve">Di sini, kata </w:t>
@@ -27931,6 +32491,21 @@
       </w:r>
       <w:r>
         <w:rPr>
+          <w:b/>
+          <w:lang w:val="id_ID" w:bidi="id_ID"/>
+        </w:rPr>
+        <w:t>μένε ἐν οἷς ἔμαθες καὶ ἐπιστώθης, εἰδὼς παρὰ τίνων ἔμαθες</w:t>
+      </w:r>
+    </w:p>
+    <w:p>
+      <w:pPr/>
+      <w:r>
+        <w:rPr>
+          <w:lang w:val="id_ID" w:bidi="id_ID"/>
+        </w:rPr>
+      </w:r>
+      <w:r>
+        <w:rPr>
           <w:lang w:val="id_ID" w:bidi="id_ID"/>
         </w:rPr>
         <w:t>Jika akan lebih alami dalam bahasa Anda, Anda dapat membalik urutan klausa ini, karena klausa kedua memberikan alasan untuk hasil yang dijelaskan oleh klausa pertama. Terjemahan alternatif: "Kamu tahu dari siapa kamu belajar apa yang kamu pelajari dan kamu yakini. Jadi, tetaplah berada di dalam hal-hal itu, dengan mengetahui kebenaran itu"</w:t>
@@ -27999,6 +32574,21 @@
       </w:r>
       <w:r>
         <w:rPr>
+          <w:b/>
+          <w:lang w:val="id_ID" w:bidi="id_ID"/>
+        </w:rPr>
+        <w:t>μένε ἐν</w:t>
+      </w:r>
+    </w:p>
+    <w:p>
+      <w:pPr/>
+      <w:r>
+        <w:rPr>
+          <w:lang w:val="id_ID" w:bidi="id_ID"/>
+        </w:rPr>
+      </w:r>
+      <w:r>
+        <w:rPr>
           <w:lang w:val="id_ID" w:bidi="id_ID"/>
         </w:rPr>
         <w:t xml:space="preserve">Di sini Paulus berbicara seolah-olah apa yang Timotius </w:t>
@@ -28106,6 +32696,21 @@
       </w:r>
       <w:r>
         <w:rPr>
+          <w:b/>
+          <w:lang w:val="id_ID" w:bidi="id_ID"/>
+        </w:rPr>
+        <w:t>ἐπιστώθης</w:t>
+      </w:r>
+    </w:p>
+    <w:p>
+      <w:pPr/>
+      <w:r>
+        <w:rPr>
+          <w:lang w:val="id_ID" w:bidi="id_ID"/>
+        </w:rPr>
+      </w:r>
+      <w:r>
+        <w:rPr>
           <w:lang w:val="id_ID" w:bidi="id_ID"/>
         </w:rPr>
         <w:t>Jika bahasa Anda tidak menggunakan bentuk pasif ini, Anda dapat mengekspresikan ide dalam bentuk aktif atau dengan cara lain yang wajar dalam bahasa Anda. Terjemahan alternatif: "merasa yakin tentang"</w:t>
@@ -28174,6 +32779,21 @@
       </w:r>
       <w:r>
         <w:rPr>
+          <w:b/>
+          <w:lang w:val="id_ID" w:bidi="id_ID"/>
+        </w:rPr>
+        <w:t>εἰδὼς παρὰ τίνων ἔμαθες</w:t>
+      </w:r>
+    </w:p>
+    <w:p>
+      <w:pPr/>
+      <w:r>
+        <w:rPr>
+          <w:lang w:val="id_ID" w:bidi="id_ID"/>
+        </w:rPr>
+      </w:r>
+      <w:r>
+        <w:rPr>
           <w:lang w:val="id_ID" w:bidi="id_ID"/>
         </w:rPr>
         <w:t>Di sini Paulus menyiratkan bahwa Timotius tahu bahwa orang-orang ini dapat dipercaya. Jika itu akan membantu dalam bahasa Anda, Anda dapat membuat gagasan itu lebih eksplisit. Terjemahan alternatif: "karena engkau tahu bahwa orang-orang yang engkau pelajari itu dapat dipercaya"</w:t>
@@ -28242,6 +32862,21 @@
       </w:r>
       <w:r>
         <w:rPr>
+          <w:b/>
+          <w:lang w:val="id_ID" w:bidi="id_ID"/>
+        </w:rPr>
+        <w:t>ἀπὸ βρέφους</w:t>
+      </w:r>
+    </w:p>
+    <w:p>
+      <w:pPr/>
+      <w:r>
+        <w:rPr>
+          <w:lang w:val="id_ID" w:bidi="id_ID"/>
+        </w:rPr>
+      </w:r>
+      <w:r>
+        <w:rPr>
           <w:lang w:val="id_ID" w:bidi="id_ID"/>
         </w:rPr>
         <w:t xml:space="preserve">Jika bahasa Anda tidak menggunakan kata benda abstrak untuk ide </w:t>
@@ -28323,6 +32958,21 @@
       </w:r>
       <w:r>
         <w:rPr>
+          <w:b/>
+          <w:lang w:val="id_ID" w:bidi="id_ID"/>
+        </w:rPr>
+        <w:t>εἰς σωτηρίαν διὰ πίστεως τῆς ἐν Χριστῷ Ἰησοῦ</w:t>
+      </w:r>
+    </w:p>
+    <w:p>
+      <w:pPr/>
+      <w:r>
+        <w:rPr>
+          <w:lang w:val="id_ID" w:bidi="id_ID"/>
+        </w:rPr>
+      </w:r>
+      <w:r>
+        <w:rPr>
           <w:lang w:val="id_ID" w:bidi="id_ID"/>
         </w:rPr>
         <w:t xml:space="preserve">Jika bahasa Anda tidak menggunakan kata benda abstrak untuk gagasan </w:t>
@@ -28417,6 +33067,21 @@
       </w:r>
       <w:r>
         <w:rPr>
+          <w:b/>
+          <w:lang w:val="id_ID" w:bidi="id_ID"/>
+        </w:rPr>
+        <w:t>τῆς ἐν Χριστῷ Ἰησοῦ</w:t>
+      </w:r>
+    </w:p>
+    <w:p>
+      <w:pPr/>
+      <w:r>
+        <w:rPr>
+          <w:lang w:val="id_ID" w:bidi="id_ID"/>
+        </w:rPr>
+      </w:r>
+      <w:r>
+        <w:rPr>
           <w:lang w:val="id_ID" w:bidi="id_ID"/>
         </w:rPr>
         <w:t xml:space="preserve">Di sini Paulus menggunakan metafora spasial </w:t>
@@ -28563,6 +33228,21 @@
       </w:r>
       <w:r>
         <w:rPr>
+          <w:b/>
+          <w:lang w:val="id_ID" w:bidi="id_ID"/>
+        </w:rPr>
+        <w:t>πᾶσα Γραφὴ θεόπνευστος καὶ ὠφέλιμος</w:t>
+      </w:r>
+    </w:p>
+    <w:p>
+      <w:pPr/>
+      <w:r>
+        <w:rPr>
+          <w:lang w:val="id_ID" w:bidi="id_ID"/>
+        </w:rPr>
+      </w:r>
+      <w:r>
+        <w:rPr>
           <w:lang w:val="id_ID" w:bidi="id_ID"/>
         </w:rPr>
         <w:t>Jika bahasa Anda tidak menggunakan bentuk pasif ini, Anda dapat mengekspresikan ide dalam bentuk aktif atau dengan cara lain yang wajar dalam bahasa Anda. Terjemahan alternatif: "Allah telah menghembuskan seluruh Kitab Suci, dan itu bermanfaat"</w:t>
@@ -28631,6 +33311,21 @@
       </w:r>
       <w:r>
         <w:rPr>
+          <w:b/>
+          <w:lang w:val="id_ID" w:bidi="id_ID"/>
+        </w:rPr>
+        <w:t>πᾶσα Γραφὴ θεόπνευστος καὶ</w:t>
+      </w:r>
+    </w:p>
+    <w:p>
+      <w:pPr/>
+      <w:r>
+        <w:rPr>
+          <w:lang w:val="id_ID" w:bidi="id_ID"/>
+        </w:rPr>
+      </w:r>
+      <w:r>
+        <w:rPr>
           <w:lang w:val="id_ID" w:bidi="id_ID"/>
         </w:rPr>
         <w:t xml:space="preserve">Di sini Paulus berbicara seolah-olah Allah </w:t>
@@ -28751,6 +33446,21 @@
       </w:r>
       <w:r>
         <w:rPr>
+          <w:b/>
+          <w:lang w:val="id_ID" w:bidi="id_ID"/>
+        </w:rPr>
+        <w:t>πᾶσα Γραφὴ</w:t>
+      </w:r>
+    </w:p>
+    <w:p>
+      <w:pPr/>
+      <w:r>
+        <w:rPr>
+          <w:lang w:val="id_ID" w:bidi="id_ID"/>
+        </w:rPr>
+      </w:r>
+      <w:r>
+        <w:rPr>
           <w:lang w:val="id_ID" w:bidi="id_ID"/>
         </w:rPr>
         <w:t xml:space="preserve">Di sini, frasa yang diterjemahkan sebagai </w:t>
@@ -28845,6 +33555,21 @@
       </w:r>
       <w:r>
         <w:rPr>
+          <w:b/>
+          <w:lang w:val="id_ID" w:bidi="id_ID"/>
+        </w:rPr>
+        <w:t>ὠφέλιμος</w:t>
+      </w:r>
+    </w:p>
+    <w:p>
+      <w:pPr/>
+      <w:r>
+        <w:rPr>
+          <w:lang w:val="id_ID" w:bidi="id_ID"/>
+        </w:rPr>
+      </w:r>
+      <w:r>
+        <w:rPr>
           <w:lang w:val="id_ID" w:bidi="id_ID"/>
         </w:rPr>
         <w:t xml:space="preserve">Di sini Paulus bisa jadi menyiratkan bahwa Kitab Suci </w:t>
@@ -28926,6 +33651,21 @@
       </w:r>
       <w:r>
         <w:rPr>
+          <w:b/>
+          <w:lang w:val="id_ID" w:bidi="id_ID"/>
+        </w:rPr>
+        <w:t>πρὸς διδασκαλίαν, πρὸς ἐλεγμόν, πρὸς ἐπανόρθωσιν, πρὸς παιδείαν τὴν ἐν δικαιοσύνῃ</w:t>
+      </w:r>
+    </w:p>
+    <w:p>
+      <w:pPr/>
+      <w:r>
+        <w:rPr>
+          <w:lang w:val="id_ID" w:bidi="id_ID"/>
+        </w:rPr>
+      </w:r>
+      <w:r>
+        <w:rPr>
           <w:lang w:val="id_ID" w:bidi="id_ID"/>
         </w:rPr>
         <w:t>Jika bahasa Anda tidak menggunakan kata benda abstrak untuk beberapa atau semua ide dalam daftar ini, Anda dapat mengekspresikan ide yang sama dengan cara lain. Terjemahan alternatif: "untuk mengajar, untuk menegur, untuk memperbaiki kelakuan, untuk mendidik orang dalam kebenaran"</w:t>
@@ -28994,6 +33734,21 @@
       </w:r>
       <w:r>
         <w:rPr>
+          <w:b/>
+          <w:lang w:val="id_ID" w:bidi="id_ID"/>
+        </w:rPr>
+        <w:t>ἵνα</w:t>
+      </w:r>
+    </w:p>
+    <w:p>
+      <w:pPr/>
+      <w:r>
+        <w:rPr>
+          <w:lang w:val="id_ID" w:bidi="id_ID"/>
+        </w:rPr>
+      </w:r>
+      <w:r>
+        <w:rPr>
           <w:lang w:val="id_ID" w:bidi="id_ID"/>
         </w:rPr>
         <w:t xml:space="preserve">Di sini, frasa </w:t>
@@ -29075,6 +33830,21 @@
       </w:r>
       <w:r>
         <w:rPr>
+          <w:b/>
+          <w:lang w:val="id_ID" w:bidi="id_ID"/>
+        </w:rPr>
+        <w:t>ὁ τοῦ Θεοῦ ἄνθρωπος</w:t>
+      </w:r>
+    </w:p>
+    <w:p>
+      <w:pPr/>
+      <w:r>
+        <w:rPr>
+          <w:lang w:val="id_ID" w:bidi="id_ID"/>
+        </w:rPr>
+      </w:r>
+      <w:r>
+        <w:rPr>
           <w:lang w:val="id_ID" w:bidi="id_ID"/>
         </w:rPr>
         <w:t xml:space="preserve">Di sini, Paulus menggunakan bentuk posesif untuk menggambarkan seorang </w:t>
@@ -29169,6 +33939,21 @@
       </w:r>
       <w:r>
         <w:rPr>
+          <w:b/>
+          <w:lang w:val="id_ID" w:bidi="id_ID"/>
+        </w:rPr>
+        <w:t>ὁ τοῦ Θεοῦ ἄνθρωπος</w:t>
+      </w:r>
+    </w:p>
+    <w:p>
+      <w:pPr/>
+      <w:r>
+        <w:rPr>
+          <w:lang w:val="id_ID" w:bidi="id_ID"/>
+        </w:rPr>
+      </w:r>
+      <w:r>
+        <w:rPr>
           <w:lang w:val="id_ID" w:bidi="id_ID"/>
         </w:rPr>
         <w:t xml:space="preserve">Kata </w:t>
@@ -29250,6 +34035,21 @@
       </w:r>
       <w:r>
         <w:rPr>
+          <w:b/>
+          <w:lang w:val="id_ID" w:bidi="id_ID"/>
+        </w:rPr>
+        <w:t>ὁ τοῦ Θεοῦ ἄνθρωπος</w:t>
+      </w:r>
+    </w:p>
+    <w:p>
+      <w:pPr/>
+      <w:r>
+        <w:rPr>
+          <w:lang w:val="id_ID" w:bidi="id_ID"/>
+        </w:rPr>
+      </w:r>
+      <w:r>
+        <w:rPr>
           <w:lang w:val="id_ID" w:bidi="id_ID"/>
         </w:rPr>
         <w:t xml:space="preserve">Meskipun istilah </w:t>
@@ -29331,6 +34131,21 @@
       </w:r>
       <w:r>
         <w:rPr>
+          <w:b/>
+          <w:lang w:val="id_ID" w:bidi="id_ID"/>
+        </w:rPr>
+        <w:t>ἄρτιος &amp; πρὸς πᾶν ἔργον ἀγαθὸν ἐξηρτισμένος</w:t>
+      </w:r>
+    </w:p>
+    <w:p>
+      <w:pPr/>
+      <w:r>
+        <w:rPr>
+          <w:lang w:val="id_ID" w:bidi="id_ID"/>
+        </w:rPr>
+      </w:r>
+      <w:r>
+        <w:rPr>
           <w:lang w:val="id_ID" w:bidi="id_ID"/>
         </w:rPr>
         <w:t xml:space="preserve">Istilah </w:t>
@@ -29425,6 +34240,21 @@
       </w:r>
       <w:r>
         <w:rPr>
+          <w:b/>
+          <w:lang w:val="id_ID" w:bidi="id_ID"/>
+        </w:rPr>
+        <w:t>ἐξηρτισμένος</w:t>
+      </w:r>
+    </w:p>
+    <w:p>
+      <w:pPr/>
+      <w:r>
+        <w:rPr>
+          <w:lang w:val="id_ID" w:bidi="id_ID"/>
+        </w:rPr>
+      </w:r>
+      <w:r>
+        <w:rPr>
           <w:lang w:val="id_ID" w:bidi="id_ID"/>
         </w:rPr>
         <w:t>Jika bahasa Anda tidak menggunakan bentuk pasif ini, Anda dapat mengungkapkan gagasan tersebut dalam bentuk aktif atau dengan cara lain yang wajar dalam bahasa Anda. Jika Anda perlu mengatakan siapa yang melakukan tindakan tersebut, jelaslah dari konteksnya bahwa yang melakukan tindakan tersebut adalah Allah. Terjemahan alternatif: "memiliki segala sesuatu yang dibutuhkannya" atau "orang yang telah diperlengkapi oleh Allah"</w:t>
@@ -29613,6 +34443,21 @@
       </w:r>
       <w:r>
         <w:rPr>
+          <w:b/>
+          <w:lang w:val="id_ID" w:bidi="id_ID"/>
+        </w:rPr>
+        <w:t>ζῶντας καὶ νεκρούς</w:t>
+      </w:r>
+    </w:p>
+    <w:p>
+      <w:pPr/>
+      <w:r>
+        <w:rPr>
+          <w:lang w:val="id_ID" w:bidi="id_ID"/>
+        </w:rPr>
+      </w:r>
+      <w:r>
+        <w:rPr>
           <w:lang w:val="id_ID" w:bidi="id_ID"/>
         </w:rPr>
         <w:t xml:space="preserve">Paulus menggunakan kata sifat </w:t>
@@ -29707,6 +34552,21 @@
       </w:r>
       <w:r>
         <w:rPr>
+          <w:b/>
+          <w:lang w:val="id_ID" w:bidi="id_ID"/>
+        </w:rPr>
+        <w:t>καὶ τὴν ἐπιφάνειαν αὐτοῦ</w:t>
+      </w:r>
+    </w:p>
+    <w:p>
+      <w:pPr/>
+      <w:r>
+        <w:rPr>
+          <w:lang w:val="id_ID" w:bidi="id_ID"/>
+        </w:rPr>
+      </w:r>
+      <w:r>
+        <w:rPr>
           <w:lang w:val="id_ID" w:bidi="id_ID"/>
         </w:rPr>
         <w:t xml:space="preserve">Banyak naskah kuno berbunyi </w:t>
@@ -29788,6 +34648,21 @@
       </w:r>
       <w:r>
         <w:rPr>
+          <w:b/>
+          <w:lang w:val="id_ID" w:bidi="id_ID"/>
+        </w:rPr>
+        <w:t>τὴν ἐπιφάνειαν αὐτοῦ</w:t>
+      </w:r>
+    </w:p>
+    <w:p>
+      <w:pPr/>
+      <w:r>
+        <w:rPr>
+          <w:lang w:val="id_ID" w:bidi="id_ID"/>
+        </w:rPr>
+      </w:r>
+      <w:r>
+        <w:rPr>
           <w:lang w:val="id_ID" w:bidi="id_ID"/>
         </w:rPr>
         <w:t xml:space="preserve">Di sini, frasa </w:t>
@@ -29882,6 +34757,21 @@
       </w:r>
       <w:r>
         <w:rPr>
+          <w:b/>
+          <w:lang w:val="id_ID" w:bidi="id_ID"/>
+        </w:rPr>
+        <w:t>τὸν λόγον</w:t>
+      </w:r>
+    </w:p>
+    <w:p>
+      <w:pPr/>
+      <w:r>
+        <w:rPr>
+          <w:lang w:val="id_ID" w:bidi="id_ID"/>
+        </w:rPr>
+      </w:r>
+      <w:r>
+        <w:rPr>
           <w:lang w:val="id_ID" w:bidi="id_ID"/>
         </w:rPr>
         <w:t xml:space="preserve">Di sini, </w:t>
@@ -29963,6 +34853,21 @@
       </w:r>
       <w:r>
         <w:rPr>
+          <w:b/>
+          <w:lang w:val="id_ID" w:bidi="id_ID"/>
+        </w:rPr>
+        <w:t>ἐπίστηθι</w:t>
+      </w:r>
+    </w:p>
+    <w:p>
+      <w:pPr/>
+      <w:r>
+        <w:rPr>
+          <w:lang w:val="id_ID" w:bidi="id_ID"/>
+        </w:rPr>
+      </w:r>
+      <w:r>
+        <w:rPr>
           <w:lang w:val="id_ID" w:bidi="id_ID"/>
         </w:rPr>
         <w:t xml:space="preserve">Di sini Paulus berbicara seolah-olah Timotius harus </w:t>
@@ -30044,6 +34949,21 @@
       </w:r>
       <w:r>
         <w:rPr>
+          <w:b/>
+          <w:lang w:val="id_ID" w:bidi="id_ID"/>
+        </w:rPr>
+        <w:t>εὐκαίρως, ἀκαίρως</w:t>
+      </w:r>
+    </w:p>
+    <w:p>
+      <w:pPr/>
+      <w:r>
+        <w:rPr>
+          <w:lang w:val="id_ID" w:bidi="id_ID"/>
+        </w:rPr>
+      </w:r>
+      <w:r>
+        <w:rPr>
           <w:lang w:val="id_ID" w:bidi="id_ID"/>
         </w:rPr>
         <w:t>Di sini Paulus mungkin menyiratkan bahwa terkadang ada waktu yang tepat dan ada waktu yang tidak tepat untuk: (1) Para pendengar Timotius. Terjemahan alternatif: "ketika orang siap untuk mendengar dan ketika orang tidak siap untuk mendengar" atau "ketika orang mau menerima dan ketika mereka tidak mau menerima" (2) Timotius. Terjemahan alternatif: "ketika itu nyaman bagimu dan ketika itu tidak nyaman"</w:t>
@@ -30112,6 +35032,21 @@
       </w:r>
       <w:r>
         <w:rPr>
+          <w:b/>
+          <w:lang w:val="id_ID" w:bidi="id_ID"/>
+        </w:rPr>
+        <w:t>ἐν πάσῃ μακροθυμίᾳ καὶ διδαχῇ</w:t>
+      </w:r>
+    </w:p>
+    <w:p>
+      <w:pPr/>
+      <w:r>
+        <w:rPr>
+          <w:lang w:val="id_ID" w:bidi="id_ID"/>
+        </w:rPr>
+      </w:r>
+      <w:r>
+        <w:rPr>
           <w:lang w:val="id_ID" w:bidi="id_ID"/>
         </w:rPr>
         <w:t xml:space="preserve">Di sini, kata </w:t>
@@ -30219,6 +35154,21 @@
       </w:r>
       <w:r>
         <w:rPr>
+          <w:b/>
+          <w:lang w:val="id_ID" w:bidi="id_ID"/>
+        </w:rPr>
+        <w:t>ἐν πάσῃ μακροθυμίᾳ καὶ διδαχῇ</w:t>
+      </w:r>
+    </w:p>
+    <w:p>
+      <w:pPr/>
+      <w:r>
+        <w:rPr>
+          <w:lang w:val="id_ID" w:bidi="id_ID"/>
+        </w:rPr>
+      </w:r>
+      <w:r>
+        <w:rPr>
           <w:lang w:val="id_ID" w:bidi="id_ID"/>
         </w:rPr>
         <w:t xml:space="preserve">Jika bahasa Anda tidak menggunakan kata benda abstrak untuk ide </w:t>
@@ -30313,6 +35263,21 @@
       </w:r>
       <w:r>
         <w:rPr>
+          <w:b/>
+          <w:lang w:val="id_ID" w:bidi="id_ID"/>
+        </w:rPr>
+        <w:t>γὰρ</w:t>
+      </w:r>
+    </w:p>
+    <w:p>
+      <w:pPr/>
+      <w:r>
+        <w:rPr>
+          <w:lang w:val="id_ID" w:bidi="id_ID"/>
+        </w:rPr>
+      </w:r>
+      <w:r>
+        <w:rPr>
           <w:lang w:val="id_ID" w:bidi="id_ID"/>
         </w:rPr>
         <w:t xml:space="preserve">Di sini, kata </w:t>
@@ -30407,6 +35372,21 @@
       </w:r>
       <w:r>
         <w:rPr>
+          <w:b/>
+          <w:lang w:val="id_ID" w:bidi="id_ID"/>
+        </w:rPr>
+        <w:t>ἔσται &amp; καιρὸς ὅτε</w:t>
+      </w:r>
+    </w:p>
+    <w:p>
+      <w:pPr/>
+      <w:r>
+        <w:rPr>
+          <w:lang w:val="id_ID" w:bidi="id_ID"/>
+        </w:rPr>
+      </w:r>
+      <w:r>
+        <w:rPr>
           <w:lang w:val="id_ID" w:bidi="id_ID"/>
         </w:rPr>
         <w:t xml:space="preserve">Terjemahan alternatif: </w:t>
@@ -30468,6 +35448,21 @@
       </w:r>
       <w:r>
         <w:rPr>
+          <w:b/>
+          <w:lang w:val="id_ID" w:bidi="id_ID"/>
+        </w:rPr>
+        <w:t>οὐκ ἀνέξονται</w:t>
+      </w:r>
+    </w:p>
+    <w:p>
+      <w:pPr/>
+      <w:r>
+        <w:rPr>
+          <w:lang w:val="id_ID" w:bidi="id_ID"/>
+        </w:rPr>
+      </w:r>
+      <w:r>
+        <w:rPr>
           <w:lang w:val="id_ID" w:bidi="id_ID"/>
         </w:rPr>
         <w:t xml:space="preserve">Kata ganti </w:t>
@@ -30549,6 +35544,21 @@
       </w:r>
       <w:r>
         <w:rPr>
+          <w:b/>
+          <w:lang w:val="id_ID" w:bidi="id_ID"/>
+        </w:rPr>
+        <w:t>οὐκ ἀνέξονται</w:t>
+      </w:r>
+    </w:p>
+    <w:p>
+      <w:pPr/>
+      <w:r>
+        <w:rPr>
+          <w:lang w:val="id_ID" w:bidi="id_ID"/>
+        </w:rPr>
+      </w:r>
+      <w:r>
+        <w:rPr>
           <w:lang w:val="id_ID" w:bidi="id_ID"/>
         </w:rPr>
         <w:t xml:space="preserve">Di sini, frasa </w:t>
@@ -30643,6 +35653,21 @@
       </w:r>
       <w:r>
         <w:rPr>
+          <w:b/>
+          <w:lang w:val="id_ID" w:bidi="id_ID"/>
+        </w:rPr>
+        <w:t>τῆς ὑγιαινούσης διδασκαλίας</w:t>
+      </w:r>
+    </w:p>
+    <w:p>
+      <w:pPr/>
+      <w:r>
+        <w:rPr>
+          <w:lang w:val="id_ID" w:bidi="id_ID"/>
+        </w:rPr>
+      </w:r>
+      <w:r>
+        <w:rPr>
           <w:lang w:val="id_ID" w:bidi="id_ID"/>
         </w:rPr>
         <w:t xml:space="preserve">Di sini Paulus berbicara seolah-olah </w:t>
@@ -30750,6 +35775,21 @@
       </w:r>
       <w:r>
         <w:rPr>
+          <w:b/>
+          <w:lang w:val="id_ID" w:bidi="id_ID"/>
+        </w:rPr>
+        <w:t>κατὰ τὰς ἰδίας ἐπιθυμίας, ἑαυτοῖς ἐπισωρεύσουσιν διδασκάλους</w:t>
+      </w:r>
+    </w:p>
+    <w:p>
+      <w:pPr/>
+      <w:r>
+        <w:rPr>
+          <w:lang w:val="id_ID" w:bidi="id_ID"/>
+        </w:rPr>
+      </w:r>
+      <w:r>
+        <w:rPr>
           <w:lang w:val="id_ID" w:bidi="id_ID"/>
         </w:rPr>
         <w:t xml:space="preserve">Di sini, frasa </w:t>
@@ -30857,6 +35897,21 @@
       </w:r>
       <w:r>
         <w:rPr>
+          <w:b/>
+          <w:lang w:val="id_ID" w:bidi="id_ID"/>
+        </w:rPr>
+        <w:t>ἑαυτοῖς ἐπισωρεύσουσιν διδασκάλους</w:t>
+      </w:r>
+    </w:p>
+    <w:p>
+      <w:pPr/>
+      <w:r>
+        <w:rPr>
+          <w:lang w:val="id_ID" w:bidi="id_ID"/>
+        </w:rPr>
+      </w:r>
+      <w:r>
+        <w:rPr>
           <w:lang w:val="id_ID" w:bidi="id_ID"/>
         </w:rPr>
         <w:t xml:space="preserve">Paulus berbicara tentang bagaimana orang-orang ini mengumpulkan banyak </w:t>
@@ -30951,6 +36006,21 @@
       </w:r>
       <w:r>
         <w:rPr>
+          <w:b/>
+          <w:lang w:val="id_ID" w:bidi="id_ID"/>
+        </w:rPr>
+        <w:t>κνηθόμενοι τὴν ἀκοήν</w:t>
+      </w:r>
+    </w:p>
+    <w:p>
+      <w:pPr/>
+      <w:r>
+        <w:rPr>
+          <w:lang w:val="id_ID" w:bidi="id_ID"/>
+        </w:rPr>
+      </w:r>
+      <w:r>
+        <w:rPr>
           <w:lang w:val="id_ID" w:bidi="id_ID"/>
         </w:rPr>
         <w:t xml:space="preserve">Di sini Paulus berbicara seolah-olah orang-orang ini memiliki </w:t>
@@ -31045,6 +36115,21 @@
       </w:r>
       <w:r>
         <w:rPr>
+          <w:b/>
+          <w:lang w:val="id_ID" w:bidi="id_ID"/>
+        </w:rPr>
+        <w:t>τὴν ἀκοήν</w:t>
+      </w:r>
+    </w:p>
+    <w:p>
+      <w:pPr/>
+      <w:r>
+        <w:rPr>
+          <w:lang w:val="id_ID" w:bidi="id_ID"/>
+        </w:rPr>
+      </w:r>
+      <w:r>
+        <w:rPr>
           <w:lang w:val="id_ID" w:bidi="id_ID"/>
         </w:rPr>
         <w:t xml:space="preserve">Jika dalam bahasa Anda tidak wajar jika berbicara seolah-olah sekelompok orang hanya memiliki satu </w:t>
@@ -31126,6 +36211,21 @@
       </w:r>
       <w:r>
         <w:rPr>
+          <w:b/>
+          <w:lang w:val="id_ID" w:bidi="id_ID"/>
+        </w:rPr>
+        <w:t>ἀπὸ μὲν τῆς ἀληθείας τὴν ἀκοὴν ἀποστρέψουσιν</w:t>
+      </w:r>
+    </w:p>
+    <w:p>
+      <w:pPr/>
+      <w:r>
+        <w:rPr>
+          <w:lang w:val="id_ID" w:bidi="id_ID"/>
+        </w:rPr>
+      </w:r>
+      <w:r>
+        <w:rPr>
           <w:lang w:val="id_ID" w:bidi="id_ID"/>
         </w:rPr>
         <w:t>Paulus berbicara tentang orang-orang yang tidak lagi memperhatikan seolah-olah mereka secara fisik memalingkan telinga mereka sehingga mereka tidak dapat mendengar. Jika akan membantu dalam bahasa Anda, Anda dapat menggunakan metafora yang sebanding atau menyatakan maknanya dengan jelas. Terjemahan alternatif: "mereka tidak lagi memperhatikan kebenaran"</w:t>
@@ -31194,6 +36294,21 @@
       </w:r>
       <w:r>
         <w:rPr>
+          <w:b/>
+          <w:lang w:val="id_ID" w:bidi="id_ID"/>
+        </w:rPr>
+        <w:t>τὴν ἀκοὴν</w:t>
+      </w:r>
+    </w:p>
+    <w:p>
+      <w:pPr/>
+      <w:r>
+        <w:rPr>
+          <w:lang w:val="id_ID" w:bidi="id_ID"/>
+        </w:rPr>
+      </w:r>
+      <w:r>
+        <w:rPr>
           <w:lang w:val="id_ID" w:bidi="id_ID"/>
         </w:rPr>
         <w:t xml:space="preserve">Jika dalam bahasa Anda tidak wajar jika berbicara seolah-olah sekelompok orang hanya memiliki satu </w:t>
@@ -31275,6 +36390,21 @@
       </w:r>
       <w:r>
         <w:rPr>
+          <w:b/>
+          <w:lang w:val="id_ID" w:bidi="id_ID"/>
+        </w:rPr>
+        <w:t>τῆς ἀληθείας</w:t>
+      </w:r>
+    </w:p>
+    <w:p>
+      <w:pPr/>
+      <w:r>
+        <w:rPr>
+          <w:lang w:val="id_ID" w:bidi="id_ID"/>
+        </w:rPr>
+      </w:r>
+      <w:r>
+        <w:rPr>
           <w:lang w:val="id_ID" w:bidi="id_ID"/>
         </w:rPr>
         <w:t xml:space="preserve">Jika bahasa Anda tidak menggunakan kata benda abstrak untuk ide </w:t>
@@ -31356,6 +36486,21 @@
       </w:r>
       <w:r>
         <w:rPr>
+          <w:b/>
+          <w:lang w:val="id_ID" w:bidi="id_ID"/>
+        </w:rPr>
+        <w:t>ἐπὶ &amp; ἐκτραπήσονται</w:t>
+      </w:r>
+    </w:p>
+    <w:p>
+      <w:pPr/>
+      <w:r>
+        <w:rPr>
+          <w:lang w:val="id_ID" w:bidi="id_ID"/>
+        </w:rPr>
+      </w:r>
+      <w:r>
+        <w:rPr>
           <w:lang w:val="id_ID" w:bidi="id_ID"/>
         </w:rPr>
         <w:t>Jika bahasa Anda tidak menggunakan bentuk pasif ini, Anda dapat mengungkapkan ide tersebut dalam bentuk aktif atau dengan cara lain yang wajar dalam bahasa Anda. Jika Anda perlu mengatakan siapa yang melakukan tindakan tersebut, jelas dari konteksnya bahwa yang melakukan adalah para guru yang mereka kumpulkan. Terjemahan alternatif: "guru-guru mereka akan memalingkan mereka pada"</w:t>
@@ -31424,6 +36569,21 @@
       </w:r>
       <w:r>
         <w:rPr>
+          <w:b/>
+          <w:lang w:val="id_ID" w:bidi="id_ID"/>
+        </w:rPr>
+        <w:t>ἐπὶ &amp; ἐκτραπήσονται</w:t>
+      </w:r>
+    </w:p>
+    <w:p>
+      <w:pPr/>
+      <w:r>
+        <w:rPr>
+          <w:lang w:val="id_ID" w:bidi="id_ID"/>
+        </w:rPr>
+      </w:r>
+      <w:r>
+        <w:rPr>
           <w:lang w:val="id_ID" w:bidi="id_ID"/>
         </w:rPr>
         <w:t xml:space="preserve">Di sini Paulus berbicara tentang orang-orang yang memperhatikan </w:t>
@@ -31505,6 +36665,21 @@
       </w:r>
       <w:r>
         <w:rPr>
+          <w:b/>
+          <w:lang w:val="id_ID" w:bidi="id_ID"/>
+        </w:rPr>
+        <w:t>τοὺς μύθους</w:t>
+      </w:r>
+    </w:p>
+    <w:p>
+      <w:pPr/>
+      <w:r>
+        <w:rPr>
+          <w:lang w:val="id_ID" w:bidi="id_ID"/>
+        </w:rPr>
+      </w:r>
+      <w:r>
+        <w:rPr>
           <w:lang w:val="id_ID" w:bidi="id_ID"/>
         </w:rPr>
         <w:t xml:space="preserve">Kata </w:t>
@@ -31586,6 +36761,21 @@
       </w:r>
       <w:r>
         <w:rPr>
+          <w:b/>
+          <w:lang w:val="id_ID" w:bidi="id_ID"/>
+        </w:rPr>
+        <w:t>σὺ δὲ</w:t>
+      </w:r>
+    </w:p>
+    <w:p>
+      <w:pPr/>
+      <w:r>
+        <w:rPr>
+          <w:lang w:val="id_ID" w:bidi="id_ID"/>
+        </w:rPr>
+      </w:r>
+      <w:r>
+        <w:rPr>
           <w:lang w:val="id_ID" w:bidi="id_ID"/>
         </w:rPr>
         <w:t xml:space="preserve">Di sini, kata </w:t>
@@ -31656,6 +36846,21 @@
         <w:rPr>
           <w:lang w:val="id_ID" w:bidi="id_ID"/>
         </w:rPr>
+      </w:r>
+    </w:p>
+    <w:p>
+      <w:pPr/>
+      <w:r>
+        <w:rPr>
+          <w:lang w:val="id_ID" w:bidi="id_ID"/>
+        </w:rPr>
+      </w:r>
+      <w:r>
+        <w:rPr>
+          <w:b/>
+          <w:lang w:val="id_ID" w:bidi="id_ID"/>
+        </w:rPr>
+        <w:t>νῆφε</w:t>
       </w:r>
     </w:p>
     <w:p>
@@ -31766,6 +36971,21 @@
       </w:r>
       <w:r>
         <w:rPr>
+          <w:b/>
+          <w:lang w:val="id_ID" w:bidi="id_ID"/>
+        </w:rPr>
+        <w:t>ἐν πᾶσιν</w:t>
+      </w:r>
+    </w:p>
+    <w:p>
+      <w:pPr/>
+      <w:r>
+        <w:rPr>
+          <w:lang w:val="id_ID" w:bidi="id_ID"/>
+        </w:rPr>
+      </w:r>
+      <w:r>
+        <w:rPr>
           <w:lang w:val="id_ID" w:bidi="id_ID"/>
         </w:rPr>
         <w:t>Terjemahan alternatif: "dalam setiap situasi" atau "dalam segala hal"</w:t>
@@ -31814,6 +37034,21 @@
       </w:r>
       <w:r>
         <w:rPr>
+          <w:b/>
+          <w:lang w:val="id_ID" w:bidi="id_ID"/>
+        </w:rPr>
+        <w:t>κακοπάθησον</w:t>
+      </w:r>
+    </w:p>
+    <w:p>
+      <w:pPr/>
+      <w:r>
+        <w:rPr>
+          <w:lang w:val="id_ID" w:bidi="id_ID"/>
+        </w:rPr>
+      </w:r>
+      <w:r>
+        <w:rPr>
           <w:lang w:val="id_ID" w:bidi="id_ID"/>
         </w:rPr>
         <w:t xml:space="preserve">Jika bahasa Anda tidak menggunakan kata benda abstrak untuk ide </w:t>
@@ -31895,6 +37130,21 @@
       </w:r>
       <w:r>
         <w:rPr>
+          <w:b/>
+          <w:lang w:val="id_ID" w:bidi="id_ID"/>
+        </w:rPr>
+        <w:t>ἔργον &amp; εὐαγγελιστοῦ</w:t>
+      </w:r>
+    </w:p>
+    <w:p>
+      <w:pPr/>
+      <w:r>
+        <w:rPr>
+          <w:lang w:val="id_ID" w:bidi="id_ID"/>
+        </w:rPr>
+      </w:r>
+      <w:r>
+        <w:rPr>
           <w:lang w:val="id_ID" w:bidi="id_ID"/>
         </w:rPr>
         <w:t xml:space="preserve">Di sini, Paulus menggunakan bentuk posesif untuk menggambarkan </w:t>
@@ -31989,6 +37239,21 @@
       </w:r>
       <w:r>
         <w:rPr>
+          <w:b/>
+          <w:lang w:val="id_ID" w:bidi="id_ID"/>
+        </w:rPr>
+        <w:t>τὴν διακονίαν σου πληροφόρησον</w:t>
+      </w:r>
+    </w:p>
+    <w:p>
+      <w:pPr/>
+      <w:r>
+        <w:rPr>
+          <w:lang w:val="id_ID" w:bidi="id_ID"/>
+        </w:rPr>
+      </w:r>
+      <w:r>
+        <w:rPr>
           <w:lang w:val="id_ID" w:bidi="id_ID"/>
         </w:rPr>
         <w:t xml:space="preserve">Jika bahasa Anda tidak menggunakan kata benda abstrak untuk ide </w:t>
@@ -32070,6 +37335,21 @@
       </w:r>
       <w:r>
         <w:rPr>
+          <w:b/>
+          <w:lang w:val="id_ID" w:bidi="id_ID"/>
+        </w:rPr>
+        <w:t>γὰρ</w:t>
+      </w:r>
+    </w:p>
+    <w:p>
+      <w:pPr/>
+      <w:r>
+        <w:rPr>
+          <w:lang w:val="id_ID" w:bidi="id_ID"/>
+        </w:rPr>
+      </w:r>
+      <w:r>
+        <w:rPr>
           <w:lang w:val="id_ID" w:bidi="id_ID"/>
         </w:rPr>
         <w:t xml:space="preserve">Di sini, kata </w:t>
@@ -32164,6 +37444,21 @@
       </w:r>
       <w:r>
         <w:rPr>
+          <w:b/>
+          <w:lang w:val="id_ID" w:bidi="id_ID"/>
+        </w:rPr>
+        <w:t>ἐγὼ &amp; ἤδη σπένδομαι</w:t>
+      </w:r>
+    </w:p>
+    <w:p>
+      <w:pPr/>
+      <w:r>
+        <w:rPr>
+          <w:lang w:val="id_ID" w:bidi="id_ID"/>
+        </w:rPr>
+      </w:r>
+      <w:r>
+        <w:rPr>
           <w:lang w:val="id_ID" w:bidi="id_ID"/>
         </w:rPr>
         <w:t>Di sini Paulus menggambarkan dirinya seolah-olah dia adalah anggur yang akan dicurahkan oleh orang-orang dalam budayanya kepada kurban sebelum mereka mempersembahkannya kepada Allah. Maksudnya adalah bahwa ia sedang mengalami hari-hari terakhir dalam hidupnya, dan baik hari-hari ini maupun kematiannya akan memuliakan Allah. Jika itu akan membantu dalam bahasa Anda, Anda dapat mengungkapkan ide tersebut dalam bentuk perumpamaan atau menyatakan maknanya dengan jelas. Terjemahan alternatif: "Saya mendekati akhir hidup saya, yang seperti dicurahkan sebagai persembahan" atau "Saya menghormati Tuhan saat saya mengalami hari-hari terakhir dalam hidup saya"</w:t>
@@ -32232,6 +37527,21 @@
       </w:r>
       <w:r>
         <w:rPr>
+          <w:b/>
+          <w:lang w:val="id_ID" w:bidi="id_ID"/>
+        </w:rPr>
+        <w:t>ἐγὼ &amp; ἤδη σπένδομαι</w:t>
+      </w:r>
+    </w:p>
+    <w:p>
+      <w:pPr/>
+      <w:r>
+        <w:rPr>
+          <w:lang w:val="id_ID" w:bidi="id_ID"/>
+        </w:rPr>
+      </w:r>
+      <w:r>
+        <w:rPr>
           <w:lang w:val="id_ID" w:bidi="id_ID"/>
         </w:rPr>
         <w:t>Jika bahasa Anda tidak menggunakan bentuk pasif ini, Anda dapat mengungkapkan gagasan tersebut dalam bentuk aktif atau dengan cara lain yang wajar dalam bahasa Anda. Jika Anda perlu mengatakan siapa yang melakukan tindakan tersebut, jelaslah dari konteksnya bahwa yang melakukan tindakan tersebut adalah Allah. Terjemahan alternatif: "Allah telah mencurahkan aku sebagai persembahan"</w:t>
@@ -32300,6 +37610,21 @@
       </w:r>
       <w:r>
         <w:rPr>
+          <w:b/>
+          <w:lang w:val="id_ID" w:bidi="id_ID"/>
+        </w:rPr>
+        <w:t>τῆς ἀναλύσεώς μου</w:t>
+      </w:r>
+    </w:p>
+    <w:p>
+      <w:pPr/>
+      <w:r>
+        <w:rPr>
+          <w:lang w:val="id_ID" w:bidi="id_ID"/>
+        </w:rPr>
+      </w:r>
+      <w:r>
+        <w:rPr>
           <w:lang w:val="id_ID" w:bidi="id_ID"/>
         </w:rPr>
         <w:t xml:space="preserve">Paulus merujuk pada kematiannya dengan cara yang sopan dengan menggunakan frasa </w:t>
@@ -32381,6 +37706,21 @@
       </w:r>
       <w:r>
         <w:rPr>
+          <w:b/>
+          <w:lang w:val="id_ID" w:bidi="id_ID"/>
+        </w:rPr>
+        <w:t>τὸν καλὸν ἀγῶνα ἠγώνισμαι</w:t>
+      </w:r>
+    </w:p>
+    <w:p>
+      <w:pPr/>
+      <w:r>
+        <w:rPr>
+          <w:lang w:val="id_ID" w:bidi="id_ID"/>
+        </w:rPr>
+      </w:r>
+      <w:r>
+        <w:rPr>
           <w:lang w:val="id_ID" w:bidi="id_ID"/>
         </w:rPr>
         <w:t xml:space="preserve">Di sini, Paulus berbicara tentang bagaimana ia telah bertekun dalam percaya dan menaati Yesus seperti seorang pejuang yang sedang bertempur dalam sebuah </w:t>
@@ -32462,6 +37802,21 @@
       </w:r>
       <w:r>
         <w:rPr>
+          <w:b/>
+          <w:lang w:val="id_ID" w:bidi="id_ID"/>
+        </w:rPr>
+        <w:t>τὸν καλὸν ἀγῶνα</w:t>
+      </w:r>
+    </w:p>
+    <w:p>
+      <w:pPr/>
+      <w:r>
+        <w:rPr>
+          <w:lang w:val="id_ID" w:bidi="id_ID"/>
+        </w:rPr>
+      </w:r>
+      <w:r>
+        <w:rPr>
           <w:lang w:val="id_ID" w:bidi="id_ID"/>
         </w:rPr>
         <w:t xml:space="preserve">Di sini, frasa </w:t>
@@ -32543,6 +37898,21 @@
       </w:r>
       <w:r>
         <w:rPr>
+          <w:b/>
+          <w:lang w:val="id_ID" w:bidi="id_ID"/>
+        </w:rPr>
+        <w:t>τὸν δρόμον τετέλεκα</w:t>
+      </w:r>
+    </w:p>
+    <w:p>
+      <w:pPr/>
+      <w:r>
+        <w:rPr>
+          <w:lang w:val="id_ID" w:bidi="id_ID"/>
+        </w:rPr>
+      </w:r>
+      <w:r>
+        <w:rPr>
           <w:lang w:val="id_ID" w:bidi="id_ID"/>
         </w:rPr>
         <w:t xml:space="preserve">Di sini Paulus berbicara tentang bagaimana ia telah melayani Allah seolah-olah itu adalah sebuah </w:t>
@@ -32637,6 +38007,21 @@
       </w:r>
       <w:r>
         <w:rPr>
+          <w:b/>
+          <w:lang w:val="id_ID" w:bidi="id_ID"/>
+        </w:rPr>
+        <w:t>τὴν πίστιν τετήρηκα</w:t>
+      </w:r>
+    </w:p>
+    <w:p>
+      <w:pPr/>
+      <w:r>
+        <w:rPr>
+          <w:lang w:val="id_ID" w:bidi="id_ID"/>
+        </w:rPr>
+      </w:r>
+      <w:r>
+        <w:rPr>
           <w:lang w:val="id_ID" w:bidi="id_ID"/>
         </w:rPr>
         <w:t xml:space="preserve">Di sini Paulus berbicara tentang </w:t>
@@ -32744,6 +38129,21 @@
       </w:r>
       <w:r>
         <w:rPr>
+          <w:b/>
+          <w:lang w:val="id_ID" w:bidi="id_ID"/>
+        </w:rPr>
+        <w:t>τὴν πίστιν τετήρηκα</w:t>
+      </w:r>
+    </w:p>
+    <w:p>
+      <w:pPr/>
+      <w:r>
+        <w:rPr>
+          <w:lang w:val="id_ID" w:bidi="id_ID"/>
+        </w:rPr>
+      </w:r>
+      <w:r>
+        <w:rPr>
           <w:lang w:val="id_ID" w:bidi="id_ID"/>
         </w:rPr>
         <w:t xml:space="preserve">Di sini, kata </w:t>
@@ -32851,6 +38251,21 @@
       </w:r>
       <w:r>
         <w:rPr>
+          <w:b/>
+          <w:lang w:val="id_ID" w:bidi="id_ID"/>
+        </w:rPr>
+        <w:t>τὴν πίστιν</w:t>
+      </w:r>
+    </w:p>
+    <w:p>
+      <w:pPr/>
+      <w:r>
+        <w:rPr>
+          <w:lang w:val="id_ID" w:bidi="id_ID"/>
+        </w:rPr>
+      </w:r>
+      <w:r>
+        <w:rPr>
           <w:lang w:val="id_ID" w:bidi="id_ID"/>
         </w:rPr>
         <w:t xml:space="preserve">Jika bahasa Anda tidak menggunakan kata benda abstrak untuk ide </w:t>
@@ -32932,6 +38347,21 @@
       </w:r>
       <w:r>
         <w:rPr>
+          <w:b/>
+          <w:lang w:val="id_ID" w:bidi="id_ID"/>
+        </w:rPr>
+        <w:t>λοιπὸν</w:t>
+      </w:r>
+    </w:p>
+    <w:p>
+      <w:pPr/>
+      <w:r>
+        <w:rPr>
+          <w:lang w:val="id_ID" w:bidi="id_ID"/>
+        </w:rPr>
+      </w:r>
+      <w:r>
+        <w:rPr>
           <w:lang w:val="id_ID" w:bidi="id_ID"/>
         </w:rPr>
         <w:t xml:space="preserve">Di sini, kata yang diterjemahkan sebagai </w:t>
@@ -33013,6 +38443,21 @@
       </w:r>
       <w:r>
         <w:rPr>
+          <w:b/>
+          <w:lang w:val="id_ID" w:bidi="id_ID"/>
+        </w:rPr>
+        <w:t>ἀπόκειταί &amp; ὁ τῆς δικαιοσύνης στέφανος</w:t>
+      </w:r>
+    </w:p>
+    <w:p>
+      <w:pPr/>
+      <w:r>
+        <w:rPr>
+          <w:lang w:val="id_ID" w:bidi="id_ID"/>
+        </w:rPr>
+      </w:r>
+      <w:r>
+        <w:rPr>
           <w:lang w:val="id_ID" w:bidi="id_ID"/>
         </w:rPr>
         <w:t>Jika bahasa Anda tidak menggunakan bentuk pasif ini, Anda dapat mengungkapkan gagasan tersebut dalam bentuk aktif atau dengan cara lain yang wajar dalam bahasa Anda. Jika Anda perlu mengatakan siapa yang melakukan tindakan tersebut, jelaslah dari konteksnya bahwa yang melakukan tindakan tersebut adalah Allah. Terjemahan alternatif: "Allah menyimpan mahkota kebenaran"</w:t>
@@ -33081,6 +38526,21 @@
       </w:r>
       <w:r>
         <w:rPr>
+          <w:b/>
+          <w:lang w:val="id_ID" w:bidi="id_ID"/>
+        </w:rPr>
+        <w:t>ὁ τῆς δικαιοσύνης στέφανος</w:t>
+      </w:r>
+    </w:p>
+    <w:p>
+      <w:pPr/>
+      <w:r>
+        <w:rPr>
+          <w:lang w:val="id_ID" w:bidi="id_ID"/>
+        </w:rPr>
+      </w:r>
+      <w:r>
+        <w:rPr>
           <w:lang w:val="id_ID" w:bidi="id_ID"/>
         </w:rPr>
         <w:t xml:space="preserve">Di sini, Paulus menggunakan bentuk posesif untuk menggambarkan </w:t>
@@ -33188,6 +38648,21 @@
       </w:r>
       <w:r>
         <w:rPr>
+          <w:b/>
+          <w:lang w:val="id_ID" w:bidi="id_ID"/>
+        </w:rPr>
+        <w:t>ὁ τῆς δικαιοσύνης στέφανος</w:t>
+      </w:r>
+    </w:p>
+    <w:p>
+      <w:pPr/>
+      <w:r>
+        <w:rPr>
+          <w:lang w:val="id_ID" w:bidi="id_ID"/>
+        </w:rPr>
+      </w:r>
+      <w:r>
+        <w:rPr>
           <w:lang w:val="id_ID" w:bidi="id_ID"/>
         </w:rPr>
         <w:t xml:space="preserve">Di sini Paulus menggambarkan hadiah yang ia harapkan untuk diterima seolah-olah hadiah itu adalah </w:t>
@@ -33258,6 +38733,21 @@
         <w:rPr>
           <w:lang w:val="id_ID" w:bidi="id_ID"/>
         </w:rPr>
+      </w:r>
+    </w:p>
+    <w:p>
+      <w:pPr/>
+      <w:r>
+        <w:rPr>
+          <w:lang w:val="id_ID" w:bidi="id_ID"/>
+        </w:rPr>
+      </w:r>
+      <w:r>
+        <w:rPr>
+          <w:b/>
+          <w:lang w:val="id_ID" w:bidi="id_ID"/>
+        </w:rPr>
+        <w:t>ἐν, ἐκείνῃ τῇ ἡμέρᾳ</w:t>
       </w:r>
     </w:p>
     <w:p>
@@ -33355,6 +38845,21 @@
       </w:r>
       <w:r>
         <w:rPr>
+          <w:b/>
+          <w:lang w:val="id_ID" w:bidi="id_ID"/>
+        </w:rPr>
+        <w:t>οὐ μόνον δὲ ἐμοὶ, ἀλλὰ καὶ πᾶσιν τοῖς</w:t>
+      </w:r>
+    </w:p>
+    <w:p>
+      <w:pPr/>
+      <w:r>
+        <w:rPr>
+          <w:lang w:val="id_ID" w:bidi="id_ID"/>
+        </w:rPr>
+      </w:r>
+      <w:r>
+        <w:rPr>
           <w:lang w:val="id_ID" w:bidi="id_ID"/>
         </w:rPr>
         <w:t>Paulus menghilangkan beberapa kata yang dalam banyak bahasa diperlukan untuk melengkapi kalimat. Anda dapat menyediakan kata-kata ini dari awal kalimat jika akan lebih jelas dalam bahasa Anda. Terjemahan alternatif: "dan Ia tidak akan memberikannya hanya kepadaku saja, tetapi juga kepada semua orang"</w:t>
@@ -33423,6 +38928,21 @@
       </w:r>
       <w:r>
         <w:rPr>
+          <w:b/>
+          <w:lang w:val="id_ID" w:bidi="id_ID"/>
+        </w:rPr>
+        <w:t>πᾶσιν τοῖς ἠγαπηκόσι τὴν ἐπιφάνειαν αὐτοῦ</w:t>
+      </w:r>
+    </w:p>
+    <w:p>
+      <w:pPr/>
+      <w:r>
+        <w:rPr>
+          <w:lang w:val="id_ID" w:bidi="id_ID"/>
+        </w:rPr>
+      </w:r>
+      <w:r>
+        <w:rPr>
           <w:lang w:val="id_ID" w:bidi="id_ID"/>
         </w:rPr>
         <w:t xml:space="preserve">Di sini, frasa </w:t>
@@ -33506,6 +39026,21 @@
         <w:rPr>
           <w:lang w:val="id_ID" w:bidi="id_ID"/>
         </w:rPr>
+      </w:r>
+    </w:p>
+    <w:p>
+      <w:pPr/>
+      <w:r>
+        <w:rPr>
+          <w:lang w:val="id_ID" w:bidi="id_ID"/>
+        </w:rPr>
+      </w:r>
+      <w:r>
+        <w:rPr>
+          <w:b/>
+          <w:lang w:val="id_ID" w:bidi="id_ID"/>
+        </w:rPr>
+        <w:t>τὴν ἐπιφάνειαν αὐτοῦ</w:t>
       </w:r>
     </w:p>
     <w:p>
@@ -33629,6 +39164,21 @@
       </w:r>
       <w:r>
         <w:rPr>
+          <w:b/>
+          <w:lang w:val="id_ID" w:bidi="id_ID"/>
+        </w:rPr>
+        <w:t>σπούδασον ἐλθεῖν &amp; ταχέως</w:t>
+      </w:r>
+    </w:p>
+    <w:p>
+      <w:pPr/>
+      <w:r>
+        <w:rPr>
+          <w:lang w:val="id_ID" w:bidi="id_ID"/>
+        </w:rPr>
+      </w:r>
+      <w:r>
+        <w:rPr>
           <w:lang w:val="id_ID" w:bidi="id_ID"/>
         </w:rPr>
         <w:t>Terjemahan alternatif: "Datanglah kepadaku secepat mungkin"</w:t>
@@ -33677,6 +39227,21 @@
       </w:r>
       <w:r>
         <w:rPr>
+          <w:b/>
+          <w:lang w:val="id_ID" w:bidi="id_ID"/>
+        </w:rPr>
+        <w:t>ἐλθεῖν</w:t>
+      </w:r>
+    </w:p>
+    <w:p>
+      <w:pPr/>
+      <w:r>
+        <w:rPr>
+          <w:lang w:val="id_ID" w:bidi="id_ID"/>
+        </w:rPr>
+      </w:r>
+      <w:r>
+        <w:rPr>
           <w:lang w:val="id_ID" w:bidi="id_ID"/>
         </w:rPr>
         <w:t xml:space="preserve">Dalam konteks seperti ini, bahasa Anda mungkin akan mengatakan "pergi" dan bukan </w:t>
@@ -33758,6 +39323,21 @@
       </w:r>
       <w:r>
         <w:rPr>
+          <w:b/>
+          <w:lang w:val="id_ID" w:bidi="id_ID"/>
+        </w:rPr>
+        <w:t>γάρ</w:t>
+      </w:r>
+    </w:p>
+    <w:p>
+      <w:pPr/>
+      <w:r>
+        <w:rPr>
+          <w:lang w:val="id_ID" w:bidi="id_ID"/>
+        </w:rPr>
+      </w:r>
+      <w:r>
+        <w:rPr>
           <w:lang w:val="id_ID" w:bidi="id_ID"/>
         </w:rPr>
         <w:t xml:space="preserve">Di sini, kata </w:t>
@@ -33852,6 +39432,21 @@
       </w:r>
       <w:r>
         <w:rPr>
+          <w:b/>
+          <w:lang w:val="id_ID" w:bidi="id_ID"/>
+        </w:rPr>
+        <w:t>Δημᾶς &amp; Κρήσκης</w:t>
+      </w:r>
+    </w:p>
+    <w:p>
+      <w:pPr/>
+      <w:r>
+        <w:rPr>
+          <w:lang w:val="id_ID" w:bidi="id_ID"/>
+        </w:rPr>
+      </w:r>
+      <w:r>
+        <w:rPr>
           <w:lang w:val="id_ID" w:bidi="id_ID"/>
         </w:rPr>
         <w:t xml:space="preserve">Kata </w:t>
@@ -33946,6 +39541,21 @@
       </w:r>
       <w:r>
         <w:rPr>
+          <w:b/>
+          <w:lang w:val="id_ID" w:bidi="id_ID"/>
+        </w:rPr>
+        <w:t>τὸν νῦν αἰῶνα</w:t>
+      </w:r>
+    </w:p>
+    <w:p>
+      <w:pPr/>
+      <w:r>
+        <w:rPr>
+          <w:lang w:val="id_ID" w:bidi="id_ID"/>
+        </w:rPr>
+      </w:r>
+      <w:r>
+        <w:rPr>
           <w:lang w:val="id_ID" w:bidi="id_ID"/>
         </w:rPr>
         <w:t xml:space="preserve">Di sini, frasa </w:t>
@@ -34040,6 +39650,21 @@
       </w:r>
       <w:r>
         <w:rPr>
+          <w:b/>
+          <w:lang w:val="id_ID" w:bidi="id_ID"/>
+        </w:rPr>
+        <w:t>ἐπορεύθη</w:t>
+      </w:r>
+    </w:p>
+    <w:p>
+      <w:pPr/>
+      <w:r>
+        <w:rPr>
+          <w:lang w:val="id_ID" w:bidi="id_ID"/>
+        </w:rPr>
+      </w:r>
+      <w:r>
+        <w:rPr>
           <w:lang w:val="id_ID" w:bidi="id_ID"/>
         </w:rPr>
         <w:t xml:space="preserve">Dalam konteks seperti ini, bahasa Anda mungkin akan mengatakan </w:t>
@@ -34134,6 +39759,21 @@
       </w:r>
       <w:r>
         <w:rPr>
+          <w:b/>
+          <w:lang w:val="id_ID" w:bidi="id_ID"/>
+        </w:rPr>
+        <w:t>Κρήσκης εἰς Γαλατίαν, Τίτος εἰς Δαλματίαν</w:t>
+      </w:r>
+    </w:p>
+    <w:p>
+      <w:pPr/>
+      <w:r>
+        <w:rPr>
+          <w:lang w:val="id_ID" w:bidi="id_ID"/>
+        </w:rPr>
+      </w:r>
+      <w:r>
+        <w:rPr>
           <w:lang w:val="id_ID" w:bidi="id_ID"/>
         </w:rPr>
         <w:t>Paulus menghilangkan beberapa kata yang dalam banyak bahasa diperlukan untuk melengkapi kalimat. Anda dapat menyediakan kata-kata ini dari awal kalimat jika akan lebih jelas dalam bahasa Anda. Terjemahan alternatif: "dan Kreskus telah pergi ke Galatia, dan Titus telah pergi ke Dalmatia"</w:t>
@@ -34202,6 +39842,21 @@
       </w:r>
       <w:r>
         <w:rPr>
+          <w:b/>
+          <w:lang w:val="id_ID" w:bidi="id_ID"/>
+        </w:rPr>
+        <w:t>Δαλματίαν</w:t>
+      </w:r>
+    </w:p>
+    <w:p>
+      <w:pPr/>
+      <w:r>
+        <w:rPr>
+          <w:lang w:val="id_ID" w:bidi="id_ID"/>
+        </w:rPr>
+      </w:r>
+      <w:r>
+        <w:rPr>
           <w:lang w:val="id_ID" w:bidi="id_ID"/>
         </w:rPr>
         <w:t xml:space="preserve">Kata </w:t>
@@ -34283,6 +39938,21 @@
       </w:r>
       <w:r>
         <w:rPr>
+          <w:b/>
+          <w:lang w:val="id_ID" w:bidi="id_ID"/>
+        </w:rPr>
+        <w:t>μοι εὔχρηστος εἰς διακονίαν</w:t>
+      </w:r>
+    </w:p>
+    <w:p>
+      <w:pPr/>
+      <w:r>
+        <w:rPr>
+          <w:lang w:val="id_ID" w:bidi="id_ID"/>
+        </w:rPr>
+      </w:r>
+      <w:r>
+        <w:rPr>
           <w:lang w:val="id_ID" w:bidi="id_ID"/>
         </w:rPr>
         <w:t xml:space="preserve">Di sini Paulus mungkin menyiratkan bahwa Markus </w:t>
@@ -34364,6 +40034,21 @@
       </w:r>
       <w:r>
         <w:rPr>
+          <w:b/>
+          <w:lang w:val="id_ID" w:bidi="id_ID"/>
+        </w:rPr>
+        <w:t>εἰς διακονίαν</w:t>
+      </w:r>
+    </w:p>
+    <w:p>
+      <w:pPr/>
+      <w:r>
+        <w:rPr>
+          <w:lang w:val="id_ID" w:bidi="id_ID"/>
+        </w:rPr>
+      </w:r>
+      <w:r>
+        <w:rPr>
           <w:lang w:val="id_ID" w:bidi="id_ID"/>
         </w:rPr>
         <w:t xml:space="preserve">Jika bahasa Anda tidak menggunakan kata benda abstrak untuk ide </w:t>
@@ -34445,6 +40130,21 @@
       </w:r>
       <w:r>
         <w:rPr>
+          <w:b/>
+          <w:lang w:val="id_ID" w:bidi="id_ID"/>
+        </w:rPr>
+        <w:t>δὲ</w:t>
+      </w:r>
+    </w:p>
+    <w:p>
+      <w:pPr/>
+      <w:r>
+        <w:rPr>
+          <w:lang w:val="id_ID" w:bidi="id_ID"/>
+        </w:rPr>
+      </w:r>
+      <w:r>
+        <w:rPr>
           <w:lang w:val="id_ID" w:bidi="id_ID"/>
         </w:rPr>
         <w:t xml:space="preserve">Di sini, kata </w:t>
@@ -34539,6 +40239,21 @@
       </w:r>
       <w:r>
         <w:rPr>
+          <w:b/>
+          <w:lang w:val="id_ID" w:bidi="id_ID"/>
+        </w:rPr>
+        <w:t>ἀπέστειλα</w:t>
+      </w:r>
+    </w:p>
+    <w:p>
+      <w:pPr/>
+      <w:r>
+        <w:rPr>
+          <w:lang w:val="id_ID" w:bidi="id_ID"/>
+        </w:rPr>
+      </w:r>
+      <w:r>
+        <w:rPr>
           <w:lang w:val="id_ID" w:bidi="id_ID"/>
         </w:rPr>
         <w:t xml:space="preserve">Di sini Paulus dapat menggunakan bentuk lampau untuk menunjukkan: (1) bahwa ia </w:t>
@@ -34659,6 +40374,21 @@
       </w:r>
       <w:r>
         <w:rPr>
+          <w:b/>
+          <w:lang w:val="id_ID" w:bidi="id_ID"/>
+        </w:rPr>
+        <w:t>φελόνην</w:t>
+      </w:r>
+    </w:p>
+    <w:p>
+      <w:pPr/>
+      <w:r>
+        <w:rPr>
+          <w:lang w:val="id_ID" w:bidi="id_ID"/>
+        </w:rPr>
+      </w:r>
+      <w:r>
+        <w:rPr>
           <w:lang w:val="id_ID" w:bidi="id_ID"/>
         </w:rPr>
         <w:t xml:space="preserve">Istilah </w:t>
@@ -34740,6 +40470,21 @@
       </w:r>
       <w:r>
         <w:rPr>
+          <w:b/>
+          <w:lang w:val="id_ID" w:bidi="id_ID"/>
+        </w:rPr>
+        <w:t>Κάρπῳ</w:t>
+      </w:r>
+    </w:p>
+    <w:p>
+      <w:pPr/>
+      <w:r>
+        <w:rPr>
+          <w:lang w:val="id_ID" w:bidi="id_ID"/>
+        </w:rPr>
+      </w:r>
+      <w:r>
+        <w:rPr>
           <w:lang w:val="id_ID" w:bidi="id_ID"/>
         </w:rPr>
         <w:t xml:space="preserve">Kata </w:t>
@@ -34821,6 +40566,21 @@
       </w:r>
       <w:r>
         <w:rPr>
+          <w:b/>
+          <w:lang w:val="id_ID" w:bidi="id_ID"/>
+        </w:rPr>
+        <w:t>ἐρχόμενος</w:t>
+      </w:r>
+    </w:p>
+    <w:p>
+      <w:pPr/>
+      <w:r>
+        <w:rPr>
+          <w:lang w:val="id_ID" w:bidi="id_ID"/>
+        </w:rPr>
+      </w:r>
+      <w:r>
+        <w:rPr>
           <w:lang w:val="id_ID" w:bidi="id_ID"/>
         </w:rPr>
         <w:t xml:space="preserve">Dalam konteks seperti ini, bahasa Anda mungkin akan mengatakan "pergi" dan bukan </w:t>
@@ -34902,6 +40662,21 @@
       </w:r>
       <w:r>
         <w:rPr>
+          <w:b/>
+          <w:lang w:val="id_ID" w:bidi="id_ID"/>
+        </w:rPr>
+        <w:t>μάλιστα τὰς μεμβράνας</w:t>
+      </w:r>
+    </w:p>
+    <w:p>
+      <w:pPr/>
+      <w:r>
+        <w:rPr>
+          <w:lang w:val="id_ID" w:bidi="id_ID"/>
+        </w:rPr>
+      </w:r>
+      <w:r>
+        <w:rPr>
           <w:lang w:val="id_ID" w:bidi="id_ID"/>
         </w:rPr>
         <w:t xml:space="preserve">Di sini, frasa </w:t>
@@ -34996,6 +40771,21 @@
       </w:r>
       <w:r>
         <w:rPr>
+          <w:b/>
+          <w:lang w:val="id_ID" w:bidi="id_ID"/>
+        </w:rPr>
+        <w:t>τὰς μεμβράνας</w:t>
+      </w:r>
+    </w:p>
+    <w:p>
+      <w:pPr/>
+      <w:r>
+        <w:rPr>
+          <w:lang w:val="id_ID" w:bidi="id_ID"/>
+        </w:rPr>
+      </w:r>
+      <w:r>
+        <w:rPr>
           <w:lang w:val="id_ID" w:bidi="id_ID"/>
         </w:rPr>
         <w:t xml:space="preserve">Kata </w:t>
@@ -35077,6 +40867,21 @@
       </w:r>
       <w:r>
         <w:rPr>
+          <w:b/>
+          <w:lang w:val="id_ID" w:bidi="id_ID"/>
+        </w:rPr>
+        <w:t>Ἀλέξανδρος ὁ χαλκεὺς</w:t>
+      </w:r>
+    </w:p>
+    <w:p>
+      <w:pPr/>
+      <w:r>
+        <w:rPr>
+          <w:lang w:val="id_ID" w:bidi="id_ID"/>
+        </w:rPr>
+      </w:r>
+      <w:r>
+        <w:rPr>
           <w:lang w:val="id_ID" w:bidi="id_ID"/>
         </w:rPr>
         <w:t xml:space="preserve">Seorang </w:t>
@@ -35158,6 +40963,21 @@
       </w:r>
       <w:r>
         <w:rPr>
+          <w:b/>
+          <w:lang w:val="id_ID" w:bidi="id_ID"/>
+        </w:rPr>
+        <w:t>Ἀλέξανδρος</w:t>
+      </w:r>
+    </w:p>
+    <w:p>
+      <w:pPr/>
+      <w:r>
+        <w:rPr>
+          <w:lang w:val="id_ID" w:bidi="id_ID"/>
+        </w:rPr>
+      </w:r>
+      <w:r>
+        <w:rPr>
           <w:lang w:val="id_ID" w:bidi="id_ID"/>
         </w:rPr>
         <w:t xml:space="preserve">Kata </w:t>
@@ -35239,6 +41059,21 @@
       </w:r>
       <w:r>
         <w:rPr>
+          <w:b/>
+          <w:lang w:val="id_ID" w:bidi="id_ID"/>
+        </w:rPr>
+        <w:t>πολλά μοι κακὰ ἐνεδείξατο</w:t>
+      </w:r>
+    </w:p>
+    <w:p>
+      <w:pPr/>
+      <w:r>
+        <w:rPr>
+          <w:lang w:val="id_ID" w:bidi="id_ID"/>
+        </w:rPr>
+      </w:r>
+      <w:r>
+        <w:rPr>
           <w:lang w:val="id_ID" w:bidi="id_ID"/>
         </w:rPr>
         <w:t>Di sini Paulus memaksudkan bahwa Aleksander telah melakukan banyak hal yang jahat kepadanya. Jika itu akan membantu dalam bahasa Anda, Anda dapat menyatakan maknanya dengan jelas. Terjemahan alternatif: "bertindak dengan banyak cara yang jahat terhadapku" atau "melakukan banyak hal yang jahat kepadaku"</w:t>
@@ -35307,6 +41142,21 @@
       </w:r>
       <w:r>
         <w:rPr>
+          <w:b/>
+          <w:lang w:val="id_ID" w:bidi="id_ID"/>
+        </w:rPr>
+        <w:t>ἀποδώσει αὐτῷ ὁ Κύριος</w:t>
+      </w:r>
+    </w:p>
+    <w:p>
+      <w:pPr/>
+      <w:r>
+        <w:rPr>
+          <w:lang w:val="id_ID" w:bidi="id_ID"/>
+        </w:rPr>
+      </w:r>
+      <w:r>
+        <w:rPr>
           <w:lang w:val="id_ID" w:bidi="id_ID"/>
         </w:rPr>
         <w:t xml:space="preserve">Di sini Paulus berbicara tentang bagaimana </w:t>
@@ -35414,6 +41264,21 @@
       </w:r>
       <w:r>
         <w:rPr>
+          <w:b/>
+          <w:lang w:val="id_ID" w:bidi="id_ID"/>
+        </w:rPr>
+        <w:t>ὃν καὶ σὺ φυλάσσου, λίαν γὰρ ἀντέστη τοῖς ἡμετέροις λόγοις</w:t>
+      </w:r>
+    </w:p>
+    <w:p>
+      <w:pPr/>
+      <w:r>
+        <w:rPr>
+          <w:lang w:val="id_ID" w:bidi="id_ID"/>
+        </w:rPr>
+      </w:r>
+      <w:r>
+        <w:rPr>
           <w:lang w:val="id_ID" w:bidi="id_ID"/>
         </w:rPr>
         <w:t>Jika akan lebih alami dalam bahasa Anda, Anda dapat membalik urutan klausa ini, karena klausa kedua memberikan alasan untuk hasil yang dijelaskan oleh klausa pertama. Terjemahan alternatif: "yang, karena ia sangat menentang perkataan kami, kamu juga harus menjaga dirimu"</w:t>
@@ -35482,6 +41347,21 @@
       </w:r>
       <w:r>
         <w:rPr>
+          <w:b/>
+          <w:lang w:val="id_ID" w:bidi="id_ID"/>
+        </w:rPr>
+        <w:t>τοῖς ἡμετέροις λόγοις</w:t>
+      </w:r>
+    </w:p>
+    <w:p>
+      <w:pPr/>
+      <w:r>
+        <w:rPr>
+          <w:lang w:val="id_ID" w:bidi="id_ID"/>
+        </w:rPr>
+      </w:r>
+      <w:r>
+        <w:rPr>
           <w:lang w:val="id_ID" w:bidi="id_ID"/>
         </w:rPr>
         <w:t xml:space="preserve">Di sini, </w:t>
@@ -35576,6 +41456,21 @@
       </w:r>
       <w:r>
         <w:rPr>
+          <w:b/>
+          <w:lang w:val="id_ID" w:bidi="id_ID"/>
+        </w:rPr>
+        <w:t>ἐν τῇ πρώτῃ μου ἀπολογίᾳ</w:t>
+      </w:r>
+    </w:p>
+    <w:p>
+      <w:pPr/>
+      <w:r>
+        <w:rPr>
+          <w:lang w:val="id_ID" w:bidi="id_ID"/>
+        </w:rPr>
+      </w:r>
+      <w:r>
+        <w:rPr>
           <w:lang w:val="id_ID" w:bidi="id_ID"/>
         </w:rPr>
         <w:t xml:space="preserve">Di sini, frasa </w:t>
@@ -35657,6 +41552,21 @@
       </w:r>
       <w:r>
         <w:rPr>
+          <w:b/>
+          <w:lang w:val="id_ID" w:bidi="id_ID"/>
+        </w:rPr>
+        <w:t>οὐδείς μοι παρεγένετο</w:t>
+      </w:r>
+    </w:p>
+    <w:p>
+      <w:pPr/>
+      <w:r>
+        <w:rPr>
+          <w:lang w:val="id_ID" w:bidi="id_ID"/>
+        </w:rPr>
+      </w:r>
+      <w:r>
+        <w:rPr>
           <w:lang w:val="id_ID" w:bidi="id_ID"/>
         </w:rPr>
         <w:t xml:space="preserve">Di sini Paulus bermaksud bahwa </w:t>
@@ -35738,6 +41648,21 @@
       </w:r>
       <w:r>
         <w:rPr>
+          <w:b/>
+          <w:lang w:val="id_ID" w:bidi="id_ID"/>
+        </w:rPr>
+        <w:t>πάντες</w:t>
+      </w:r>
+    </w:p>
+    <w:p>
+      <w:pPr/>
+      <w:r>
+        <w:rPr>
+          <w:lang w:val="id_ID" w:bidi="id_ID"/>
+        </w:rPr>
+      </w:r>
+      <w:r>
+        <w:rPr>
           <w:lang w:val="id_ID" w:bidi="id_ID"/>
         </w:rPr>
         <w:t xml:space="preserve">Paulus menggunakan kata sifat </w:t>
@@ -35819,6 +41744,21 @@
       </w:r>
       <w:r>
         <w:rPr>
+          <w:b/>
+          <w:lang w:val="id_ID" w:bidi="id_ID"/>
+        </w:rPr>
+        <w:t>μὴ αὐτοῖς λογισθείη</w:t>
+      </w:r>
+    </w:p>
+    <w:p>
+      <w:pPr/>
+      <w:r>
+        <w:rPr>
+          <w:lang w:val="id_ID" w:bidi="id_ID"/>
+        </w:rPr>
+      </w:r>
+      <w:r>
+        <w:rPr>
           <w:lang w:val="id_ID" w:bidi="id_ID"/>
         </w:rPr>
         <w:t>Di sini Paulus bermaksud bahwa ia tidak ingin rekan-rekan seimannya dihukum karena tidak hadir bersamanya di pengadilan. Ia menggunakan bentuk ini sebagai cara untuk meminta Allah mengampuni mereka karena telah meninggalkannya. Jika itu akan membantu dalam bahasa Anda, Anda dapat membuat gagasan itu lebih eksplisit. Terjemahan alternatif: "Semoga mereka tidak dihukum karena itu" atau "Semoga mereka tidak bertanggung jawab untuk itu"</w:t>
@@ -35887,6 +41827,21 @@
       </w:r>
       <w:r>
         <w:rPr>
+          <w:b/>
+          <w:lang w:val="id_ID" w:bidi="id_ID"/>
+        </w:rPr>
+        <w:t>μὴ αὐτοῖς λογισθείη</w:t>
+      </w:r>
+    </w:p>
+    <w:p>
+      <w:pPr/>
+      <w:r>
+        <w:rPr>
+          <w:lang w:val="id_ID" w:bidi="id_ID"/>
+        </w:rPr>
+      </w:r>
+      <w:r>
+        <w:rPr>
           <w:lang w:val="id_ID" w:bidi="id_ID"/>
         </w:rPr>
         <w:t>Jika bahasa Anda tidak menggunakan bentuk pasif ini, Anda dapat mengungkapkan gagasan tersebut dalam bentuk aktif atau dengan cara lain yang wajar dalam bahasa Anda. Jika Anda perlu mengatakan siapa yang akan melakukan tindakan tersebut, jelas dari konteksnya bahwa itu adalah Allah. Terjemahan alternatif: "Semoga Allah tidak memperhitungkannya terhadap mereka"</w:t>
@@ -35944,6 +41899,21 @@
         <w:rPr>
           <w:lang w:val="id_ID" w:bidi="id_ID"/>
         </w:rPr>
+      </w:r>
+    </w:p>
+    <w:p>
+      <w:pPr/>
+      <w:r>
+        <w:rPr>
+          <w:lang w:val="id_ID" w:bidi="id_ID"/>
+        </w:rPr>
+      </w:r>
+      <w:r>
+        <w:rPr>
+          <w:b/>
+          <w:lang w:val="id_ID" w:bidi="id_ID"/>
+        </w:rPr>
+        <w:t>δὲ</w:t>
       </w:r>
     </w:p>
     <w:p>
@@ -36080,6 +42050,21 @@
       </w:r>
       <w:r>
         <w:rPr>
+          <w:b/>
+          <w:lang w:val="id_ID" w:bidi="id_ID"/>
+        </w:rPr>
+        <w:t>ὁ &amp; Κύριός μοι παρέστη</w:t>
+      </w:r>
+    </w:p>
+    <w:p>
+      <w:pPr/>
+      <w:r>
+        <w:rPr>
+          <w:lang w:val="id_ID" w:bidi="id_ID"/>
+        </w:rPr>
+      </w:r>
+      <w:r>
+        <w:rPr>
           <w:lang w:val="id_ID" w:bidi="id_ID"/>
         </w:rPr>
         <w:t xml:space="preserve">Di sini Paulus berbicara seolah-olah </w:t>
@@ -36187,6 +42172,21 @@
       </w:r>
       <w:r>
         <w:rPr>
+          <w:b/>
+          <w:lang w:val="id_ID" w:bidi="id_ID"/>
+        </w:rPr>
+        <w:t>δι’ ἐμοῦ τὸ κήρυγμα πληροφορηθῇ</w:t>
+      </w:r>
+    </w:p>
+    <w:p>
+      <w:pPr/>
+      <w:r>
+        <w:rPr>
+          <w:lang w:val="id_ID" w:bidi="id_ID"/>
+        </w:rPr>
+      </w:r>
+      <w:r>
+        <w:rPr>
           <w:lang w:val="id_ID" w:bidi="id_ID"/>
         </w:rPr>
         <w:t>Jika bahasa Anda tidak menggunakan bentuk pasif ini, Anda dapat mengekspresikan ide dalam bentuk aktif atau dengan cara lain yang wajar dalam bahasa Anda. Terjemahan alternatif: "Saya mungkin akan memenuhi pemberitaan itu"</w:t>
@@ -36255,6 +42255,21 @@
       </w:r>
       <w:r>
         <w:rPr>
+          <w:b/>
+          <w:lang w:val="id_ID" w:bidi="id_ID"/>
+        </w:rPr>
+        <w:t>δι’ ἐμοῦ τὸ κήρυγμα πληροφορηθῇ</w:t>
+      </w:r>
+    </w:p>
+    <w:p>
+      <w:pPr/>
+      <w:r>
+        <w:rPr>
+          <w:lang w:val="id_ID" w:bidi="id_ID"/>
+        </w:rPr>
+      </w:r>
+      <w:r>
+        <w:rPr>
           <w:lang w:val="id_ID" w:bidi="id_ID"/>
         </w:rPr>
         <w:t xml:space="preserve">Di sini, Paulus mungkin bermaksud bahwa </w:t>
@@ -36349,6 +42364,21 @@
       </w:r>
       <w:r>
         <w:rPr>
+          <w:b/>
+          <w:lang w:val="id_ID" w:bidi="id_ID"/>
+        </w:rPr>
+        <w:t>τὸ κήρυγμα πληροφορηθῇ</w:t>
+      </w:r>
+    </w:p>
+    <w:p>
+      <w:pPr/>
+      <w:r>
+        <w:rPr>
+          <w:lang w:val="id_ID" w:bidi="id_ID"/>
+        </w:rPr>
+      </w:r>
+      <w:r>
+        <w:rPr>
           <w:lang w:val="id_ID" w:bidi="id_ID"/>
         </w:rPr>
         <w:t xml:space="preserve">Jika bahasa Anda tidak menggunakan kata benda abstrak untuk ide </w:t>
@@ -36430,6 +42460,21 @@
       </w:r>
       <w:r>
         <w:rPr>
+          <w:b/>
+          <w:lang w:val="id_ID" w:bidi="id_ID"/>
+        </w:rPr>
+        <w:t>πάντα τὰ ἔθνη</w:t>
+      </w:r>
+    </w:p>
+    <w:p>
+      <w:pPr/>
+      <w:r>
+        <w:rPr>
+          <w:lang w:val="id_ID" w:bidi="id_ID"/>
+        </w:rPr>
+      </w:r>
+      <w:r>
+        <w:rPr>
           <w:lang w:val="id_ID" w:bidi="id_ID"/>
         </w:rPr>
         <w:t xml:space="preserve">Paulus mengatakan </w:t>
@@ -36511,6 +42556,21 @@
       </w:r>
       <w:r>
         <w:rPr>
+          <w:b/>
+          <w:lang w:val="id_ID" w:bidi="id_ID"/>
+        </w:rPr>
+        <w:t>ἐρύσθην ἐκ στόματος λέοντος</w:t>
+      </w:r>
+    </w:p>
+    <w:p>
+      <w:pPr/>
+      <w:r>
+        <w:rPr>
+          <w:lang w:val="id_ID" w:bidi="id_ID"/>
+        </w:rPr>
+      </w:r>
+      <w:r>
+        <w:rPr>
           <w:lang w:val="id_ID" w:bidi="id_ID"/>
         </w:rPr>
         <w:t xml:space="preserve">Di sini Paulus berbicara seolah-olah ia akan dimakan oleh seekor </w:t>
@@ -36605,6 +42665,21 @@
       </w:r>
       <w:r>
         <w:rPr>
+          <w:b/>
+          <w:lang w:val="id_ID" w:bidi="id_ID"/>
+        </w:rPr>
+        <w:t>ἐρύσθην</w:t>
+      </w:r>
+    </w:p>
+    <w:p>
+      <w:pPr/>
+      <w:r>
+        <w:rPr>
+          <w:lang w:val="id_ID" w:bidi="id_ID"/>
+        </w:rPr>
+      </w:r>
+      <w:r>
+        <w:rPr>
           <w:lang w:val="id_ID" w:bidi="id_ID"/>
         </w:rPr>
         <w:t>Jika bahasa Anda tidak menggunakan bentuk pasif ini, Anda dapat mengungkapkan gagasan tersebut dalam bentuk aktif atau dengan cara lain yang wajar dalam bahasa Anda. Jika Anda perlu mengatakan siapa yang melakukan tindakan tersebut, jelaslah dari konteksnya bahwa yang melakukan tindakan tersebut adalah Allah. Terjemahan alternatif: "Allah telah menyelamatkan saya"</w:t>
@@ -36673,6 +42748,21 @@
       </w:r>
       <w:r>
         <w:rPr>
+          <w:b/>
+          <w:lang w:val="id_ID" w:bidi="id_ID"/>
+        </w:rPr>
+        <w:t>ᾧ ἡ δόξα</w:t>
+      </w:r>
+    </w:p>
+    <w:p>
+      <w:pPr/>
+      <w:r>
+        <w:rPr>
+          <w:lang w:val="id_ID" w:bidi="id_ID"/>
+        </w:rPr>
+      </w:r>
+      <w:r>
+        <w:rPr>
           <w:lang w:val="id_ID" w:bidi="id_ID"/>
         </w:rPr>
         <w:t xml:space="preserve">Jika bahasa Anda tidak menggunakan kata benda abstrak untuk ide </w:t>
@@ -36743,6 +42833,21 @@
         <w:rPr>
           <w:lang w:val="id_ID" w:bidi="id_ID"/>
         </w:rPr>
+      </w:r>
+    </w:p>
+    <w:p>
+      <w:pPr/>
+      <w:r>
+        <w:rPr>
+          <w:lang w:val="id_ID" w:bidi="id_ID"/>
+        </w:rPr>
+      </w:r>
+      <w:r>
+        <w:rPr>
+          <w:b/>
+          <w:lang w:val="id_ID" w:bidi="id_ID"/>
+        </w:rPr>
+        <w:t>εἰς τοὺς αἰῶνας τῶν αἰώνων</w:t>
       </w:r>
     </w:p>
     <w:p>
@@ -36976,6 +43081,21 @@
       </w:r>
       <w:r>
         <w:rPr>
+          <w:b/>
+          <w:lang w:val="id_ID" w:bidi="id_ID"/>
+        </w:rPr>
+        <w:t>Ἔραστος &amp; Τρόφιμον</w:t>
+      </w:r>
+    </w:p>
+    <w:p>
+      <w:pPr/>
+      <w:r>
+        <w:rPr>
+          <w:lang w:val="id_ID" w:bidi="id_ID"/>
+        </w:rPr>
+      </w:r>
+      <w:r>
+        <w:rPr>
           <w:lang w:val="id_ID" w:bidi="id_ID"/>
         </w:rPr>
         <w:t xml:space="preserve">Kata </w:t>
@@ -37070,6 +43190,21 @@
       </w:r>
       <w:r>
         <w:rPr>
+          <w:b/>
+          <w:lang w:val="id_ID" w:bidi="id_ID"/>
+        </w:rPr>
+        <w:t>Μιλήτῳ</w:t>
+      </w:r>
+    </w:p>
+    <w:p>
+      <w:pPr/>
+      <w:r>
+        <w:rPr>
+          <w:lang w:val="id_ID" w:bidi="id_ID"/>
+        </w:rPr>
+      </w:r>
+      <w:r>
+        <w:rPr>
           <w:lang w:val="id_ID" w:bidi="id_ID"/>
         </w:rPr>
         <w:t xml:space="preserve">Nama </w:t>
@@ -37151,6 +43286,21 @@
       </w:r>
       <w:r>
         <w:rPr>
+          <w:b/>
+          <w:lang w:val="id_ID" w:bidi="id_ID"/>
+        </w:rPr>
+        <w:t>σπούδασον &amp; ἐλθεῖν</w:t>
+      </w:r>
+    </w:p>
+    <w:p>
+      <w:pPr/>
+      <w:r>
+        <w:rPr>
+          <w:lang w:val="id_ID" w:bidi="id_ID"/>
+        </w:rPr>
+      </w:r>
+      <w:r>
+        <w:rPr>
           <w:lang w:val="id_ID" w:bidi="id_ID"/>
         </w:rPr>
         <w:t>Terjemahan alternatif: "Lakukan yang terbaik untuk datang"</w:t>
@@ -37199,6 +43349,21 @@
       </w:r>
       <w:r>
         <w:rPr>
+          <w:b/>
+          <w:lang w:val="id_ID" w:bidi="id_ID"/>
+        </w:rPr>
+        <w:t>πρὸ χειμῶνος</w:t>
+      </w:r>
+    </w:p>
+    <w:p>
+      <w:pPr/>
+      <w:r>
+        <w:rPr>
+          <w:lang w:val="id_ID" w:bidi="id_ID"/>
+        </w:rPr>
+      </w:r>
+      <w:r>
+        <w:rPr>
           <w:lang w:val="id_ID" w:bidi="id_ID"/>
         </w:rPr>
         <w:t xml:space="preserve">Di tempat Paulus dan Timotius tinggal, </w:t>
@@ -37328,6 +43493,21 @@
       </w:r>
       <w:r>
         <w:rPr>
+          <w:b/>
+          <w:lang w:val="id_ID" w:bidi="id_ID"/>
+        </w:rPr>
+        <w:t>ἀσπάζεταί σε Εὔβουλος, καὶ Πούδης, καὶ Λίνος, καὶ Κλαυδία, καὶ οἱ ἀδελφοὶ</w:t>
+      </w:r>
+    </w:p>
+    <w:p>
+      <w:pPr/>
+      <w:r>
+        <w:rPr>
+          <w:lang w:val="id_ID" w:bidi="id_ID"/>
+        </w:rPr>
+      </w:r>
+      <w:r>
+        <w:rPr>
           <w:lang w:val="id_ID" w:bidi="id_ID"/>
         </w:rPr>
         <w:t>Paulus menghilangkan beberapa kata yang dalam banyak bahasa diperlukan untuk melengkapi kalimat. Anda dapat menyediakan kata-kata ini dari awal kalimat jika akan lebih jelas dalam bahasa Anda. Terjemahan alternatif: "Ebulus memberi salam kepadamu, demikian juga Pudes, Linus, Klaudia dan saudara-saudara"</w:t>
@@ -37396,6 +43576,21 @@
       </w:r>
       <w:r>
         <w:rPr>
+          <w:b/>
+          <w:lang w:val="id_ID" w:bidi="id_ID"/>
+        </w:rPr>
+        <w:t>Εὔβουλος &amp; Πούδης &amp; Λίνος</w:t>
+      </w:r>
+    </w:p>
+    <w:p>
+      <w:pPr/>
+      <w:r>
+        <w:rPr>
+          <w:lang w:val="id_ID" w:bidi="id_ID"/>
+        </w:rPr>
+      </w:r>
+      <w:r>
+        <w:rPr>
           <w:lang w:val="id_ID" w:bidi="id_ID"/>
         </w:rPr>
         <w:t xml:space="preserve">Kata </w:t>
@@ -37503,6 +43698,21 @@
       </w:r>
       <w:r>
         <w:rPr>
+          <w:b/>
+          <w:lang w:val="id_ID" w:bidi="id_ID"/>
+        </w:rPr>
+        <w:t>Κλαυδία</w:t>
+      </w:r>
+    </w:p>
+    <w:p>
+      <w:pPr/>
+      <w:r>
+        <w:rPr>
+          <w:lang w:val="id_ID" w:bidi="id_ID"/>
+        </w:rPr>
+      </w:r>
+      <w:r>
+        <w:rPr>
           <w:lang w:val="id_ID" w:bidi="id_ID"/>
         </w:rPr>
         <w:t xml:space="preserve">Kata </w:t>
@@ -37584,6 +43794,21 @@
       </w:r>
       <w:r>
         <w:rPr>
+          <w:b/>
+          <w:lang w:val="id_ID" w:bidi="id_ID"/>
+        </w:rPr>
+        <w:t>οἱ ἀδελφοὶ</w:t>
+      </w:r>
+    </w:p>
+    <w:p>
+      <w:pPr/>
+      <w:r>
+        <w:rPr>
+          <w:lang w:val="id_ID" w:bidi="id_ID"/>
+        </w:rPr>
+      </w:r>
+      <w:r>
+        <w:rPr>
           <w:lang w:val="id_ID" w:bidi="id_ID"/>
         </w:rPr>
         <w:t xml:space="preserve">Di sini Paulus merujuk kepada </w:t>
@@ -37730,6 +43955,21 @@
       </w:r>
       <w:r>
         <w:rPr>
+          <w:b/>
+          <w:lang w:val="id_ID" w:bidi="id_ID"/>
+        </w:rPr>
+        <w:t>οἱ ἀδελφοὶ</w:t>
+      </w:r>
+    </w:p>
+    <w:p>
+      <w:pPr/>
+      <w:r>
+        <w:rPr>
+          <w:lang w:val="id_ID" w:bidi="id_ID"/>
+        </w:rPr>
+      </w:r>
+      <w:r>
+        <w:rPr>
           <w:lang w:val="id_ID" w:bidi="id_ID"/>
         </w:rPr>
         <w:t xml:space="preserve">Paulus menggunakan istilah </w:t>
@@ -37811,6 +44051,21 @@
       </w:r>
       <w:r>
         <w:rPr>
+          <w:b/>
+          <w:lang w:val="id_ID" w:bidi="id_ID"/>
+        </w:rPr>
+        <w:t>οἱ ἀδελφοὶ</w:t>
+      </w:r>
+    </w:p>
+    <w:p>
+      <w:pPr/>
+      <w:r>
+        <w:rPr>
+          <w:lang w:val="id_ID" w:bidi="id_ID"/>
+        </w:rPr>
+      </w:r>
+      <w:r>
+        <w:rPr>
           <w:lang w:val="id_ID" w:bidi="id_ID"/>
         </w:rPr>
         <w:t xml:space="preserve">Meskipun istilah </w:t>
@@ -37892,6 +44147,21 @@
       </w:r>
       <w:r>
         <w:rPr>
+          <w:b/>
+          <w:lang w:val="id_ID" w:bidi="id_ID"/>
+        </w:rPr>
+        <w:t>ὁ Κύριος μετὰ τοῦ πνεύματός σου</w:t>
+      </w:r>
+    </w:p>
+    <w:p>
+      <w:pPr/>
+      <w:r>
+        <w:rPr>
+          <w:lang w:val="id_ID" w:bidi="id_ID"/>
+        </w:rPr>
+      </w:r>
+      <w:r>
+        <w:rPr>
           <w:lang w:val="id_ID" w:bidi="id_ID"/>
         </w:rPr>
         <w:t>Sebagaimana kebiasaan dalam budayanya, Paulus menutup suratnya dengan sebuah berkat untuk Timotius. Gunakanlah bentuk yang dapat dikenali orang sebagai berkat dalam bahasa Anda. Terjemahan alternatif: "Semoga Tuhan menyertai rohmu" atau "Saya berdoa agar Tuhan menyertai rohmu"</w:t>
@@ -37960,6 +44230,21 @@
       </w:r>
       <w:r>
         <w:rPr>
+          <w:b/>
+          <w:lang w:val="id_ID" w:bidi="id_ID"/>
+        </w:rPr>
+        <w:t>ὁ Κύριος</w:t>
+      </w:r>
+    </w:p>
+    <w:p>
+      <w:pPr/>
+      <w:r>
+        <w:rPr>
+          <w:lang w:val="id_ID" w:bidi="id_ID"/>
+        </w:rPr>
+      </w:r>
+      <w:r>
+        <w:rPr>
           <w:lang w:val="id_ID" w:bidi="id_ID"/>
         </w:rPr>
         <w:t xml:space="preserve">Banyak naskah kuno yang berbunyi </w:t>
@@ -38041,6 +44326,21 @@
       </w:r>
       <w:r>
         <w:rPr>
+          <w:b/>
+          <w:lang w:val="id_ID" w:bidi="id_ID"/>
+        </w:rPr>
+        <w:t>μετὰ τοῦ πνεύματός σου</w:t>
+      </w:r>
+    </w:p>
+    <w:p>
+      <w:pPr/>
+      <w:r>
+        <w:rPr>
+          <w:lang w:val="id_ID" w:bidi="id_ID"/>
+        </w:rPr>
+      </w:r>
+      <w:r>
+        <w:rPr>
           <w:lang w:val="id_ID" w:bidi="id_ID"/>
         </w:rPr>
         <w:t xml:space="preserve">Paulus menggunakan kata </w:t>
@@ -38135,6 +44435,21 @@
       </w:r>
       <w:r>
         <w:rPr>
+          <w:b/>
+          <w:lang w:val="id_ID" w:bidi="id_ID"/>
+        </w:rPr>
+        <w:t>ἡ χάρις μεθ’ ὑμῶν</w:t>
+      </w:r>
+    </w:p>
+    <w:p>
+      <w:pPr/>
+      <w:r>
+        <w:rPr>
+          <w:lang w:val="id_ID" w:bidi="id_ID"/>
+        </w:rPr>
+      </w:r>
+      <w:r>
+        <w:rPr>
           <w:lang w:val="id_ID" w:bidi="id_ID"/>
         </w:rPr>
         <w:t xml:space="preserve">Sebagaimana kebiasaan dalam budayanya, Paulus menutup suratnya dengan sebuah berkat untuk Timotius dan orang-orang percaya yang bersamanya. Dia menyiratkan bahwa </w:t>
@@ -38216,6 +44531,21 @@
       </w:r>
       <w:r>
         <w:rPr>
+          <w:b/>
+          <w:lang w:val="id_ID" w:bidi="id_ID"/>
+        </w:rPr>
+        <w:t>ἡ χάρις μεθ’ ὑμῶν</w:t>
+      </w:r>
+    </w:p>
+    <w:p>
+      <w:pPr/>
+      <w:r>
+        <w:rPr>
+          <w:lang w:val="id_ID" w:bidi="id_ID"/>
+        </w:rPr>
+      </w:r>
+      <w:r>
+        <w:rPr>
           <w:lang w:val="id_ID" w:bidi="id_ID"/>
         </w:rPr>
         <w:t xml:space="preserve">Jika bahasa Anda tidak menggunakan kata benda abstrak untuk ide </w:t>
@@ -38297,6 +44627,21 @@
       </w:r>
       <w:r>
         <w:rPr>
+          <w:b/>
+          <w:lang w:val="id_ID" w:bidi="id_ID"/>
+        </w:rPr>
+        <w:t>ὑμῶν</w:t>
+      </w:r>
+    </w:p>
+    <w:p>
+      <w:pPr/>
+      <w:r>
+        <w:rPr>
+          <w:lang w:val="id_ID" w:bidi="id_ID"/>
+        </w:rPr>
+      </w:r>
+      <w:r>
+        <w:rPr>
           <w:lang w:val="id_ID" w:bidi="id_ID"/>
         </w:rPr>
         <w:t xml:space="preserve">Karena Paulus memberikan berkat ini kepada Timotius dan semua orang percaya yang bersamanya, ini adalah satu-satunya tempat dalam surat ini di mana </w:t>
@@ -38367,6 +44712,21 @@
         <w:rPr>
           <w:lang w:val="id_ID" w:bidi="id_ID"/>
         </w:rPr>
+      </w:r>
+    </w:p>
+    <w:p>
+      <w:pPr/>
+      <w:r>
+        <w:rPr>
+          <w:lang w:val="id_ID" w:bidi="id_ID"/>
+        </w:rPr>
+      </w:r>
+      <w:r>
+        <w:rPr>
+          <w:b/>
+          <w:lang w:val="id_ID" w:bidi="id_ID"/>
+        </w:rPr>
+        <w:t>ὑμῶν</w:t>
       </w:r>
     </w:p>
     <w:p>

--- a/ind/docx/55.content.docx
+++ b/ind/docx/55.content.docx
@@ -28,49 +28,15 @@
       </w:r>
     </w:p>
     <w:p>
-      <w:pPr>
-        <w:pStyle w:val="Heading2"/>
-      </w:pPr>
-      <w:r>
-        <w:rPr>
-          <w:lang w:val="id_ID" w:bidi="id_ID"/>
-        </w:rPr>
-        <w:t>License Information</w:t>
-      </w:r>
-      <w:r>
-        <w:rPr>
-          <w:lang w:val="id_ID" w:bidi="id_ID"/>
-        </w:rPr>
-      </w:r>
-    </w:p>
-    <w:p>
-      <w:pPr/>
-      <w:r>
-        <w:rPr>
-          <w:lang w:val="id_ID" w:bidi="id_ID"/>
-        </w:rPr>
-      </w:r>
-      <w:r>
-        <w:rPr>
-          <w:b/>
-          <w:lang w:val="id_ID" w:bidi="id_ID"/>
-        </w:rPr>
-        <w:t>Catatan Terjemahan (unfoldingWord)</w:t>
-      </w:r>
-      <w:r>
-        <w:rPr>
-          <w:lang w:val="id_ID" w:bidi="id_ID"/>
-        </w:rPr>
-        <w:t xml:space="preserve"> (Indonesian) is based on</w:t>
-      </w:r>
-      <w:r>
-        <w:rPr>
-          <w:lang w:val="id_ID" w:bidi="id_ID"/>
-        </w:rPr>
-        <w:t xml:space="preserve">: </w:t>
-      </w:r>
-      <w:r>
-        <w:rPr>
+      <w:pPr/>
+      <w:r>
+        <w:rPr>
+          <w:lang w:val="id_ID" w:bidi="id_ID"/>
+        </w:rPr>
+      </w:r>
+      <w:r>
+        <w:rPr>
+          <w:b/>
           <w:lang w:val="id_ID" w:bidi="id_ID"/>
         </w:rPr>
         <w:t>unfoldingWord® Translation Notes</w:t>
@@ -79,62 +45,31 @@
         <w:rPr>
           <w:lang w:val="id_ID" w:bidi="id_ID"/>
         </w:rPr>
-        <w:t xml:space="preserve">, </w:t>
-      </w:r>
-      <w:hyperlink r:id="rId13">
-        <w:r>
-          <w:rPr>
-            <w:lang w:val="id_ID" w:bidi="id_ID"/>
-          </w:rPr>
-          <w:rPr>
-            <w:color w:val="0000EE"/>
-            <w:u w:val="single"/>
-          </w:rPr>
-          <w:t>unfoldingWord</w:t>
-        </w:r>
-      </w:hyperlink>
-      <w:r>
-        <w:rPr>
-          <w:lang w:val="id_ID" w:bidi="id_ID"/>
-        </w:rPr>
-        <w:t xml:space="preserve">, 2022, which is licensed under a </w:t>
-      </w:r>
-      <w:hyperlink r:id="rId14">
-        <w:r>
-          <w:rPr>
-            <w:lang w:val="id_ID" w:bidi="id_ID"/>
-          </w:rPr>
-          <w:rPr>
-            <w:color w:val="0000EE"/>
-            <w:u w:val="single"/>
-          </w:rPr>
-          <w:t>CC BY-SA 4.0 license</w:t>
-        </w:r>
-      </w:hyperlink>
-      <w:r>
-        <w:rPr>
-          <w:lang w:val="id_ID" w:bidi="id_ID"/>
-        </w:rPr>
-        <w:t>.</w:t>
-      </w:r>
-      <w:r>
-        <w:rPr>
-          <w:lang w:val="id_ID" w:bidi="id_ID"/>
-        </w:rPr>
-      </w:r>
-    </w:p>
-    <w:p>
-      <w:pPr/>
-      <w:r>
-        <w:rPr>
-          <w:lang w:val="id_ID" w:bidi="id_ID"/>
-        </w:rPr>
-      </w:r>
-      <w:r>
-        <w:rPr>
-          <w:lang w:val="id_ID" w:bidi="id_ID"/>
-        </w:rPr>
-        <w:t>This PDF version is provided under the same license.</w:t>
+        <w:t xml:space="preserve"> © 2022 unfoldingWord. Released under CC BY-SA 4.0 license. </w:t>
+      </w:r>
+      <w:r>
+        <w:rPr>
+          <w:lang w:val="id_ID" w:bidi="id_ID"/>
+        </w:rPr>
+        <w:t>unfoldingWord® Translation Notes</w:t>
+      </w:r>
+      <w:r>
+        <w:rPr>
+          <w:lang w:val="id_ID" w:bidi="id_ID"/>
+        </w:rPr>
+        <w:t xml:space="preserve"> has been adapted in the following languages: Tok Pisin, Arabic (عربي), French (Français), Hindi (हिंदी), Indonesian (Bahasa Indonesia), Portuguese (Português), Russian (Русский), Spanish (Español), Swahili (Kiswahili), and Simplified Chinese (简体中文) from </w:t>
+      </w:r>
+      <w:r>
+        <w:rPr>
+          <w:lang w:val="id_ID" w:bidi="id_ID"/>
+        </w:rPr>
+        <w:t>unfoldingWord® Translation Notes</w:t>
+      </w:r>
+      <w:r>
+        <w:rPr>
+          <w:lang w:val="id_ID" w:bidi="id_ID"/>
+        </w:rPr>
+        <w:t xml:space="preserve"> © 2022 unfoldingWord. Released under CC BY-SA 4.0 license by Mission Mutual</w:t>
       </w:r>
       <w:r>
         <w:rPr>
@@ -2181,7 +2116,7 @@
         </w:rPr>
         <w:t xml:space="preserve">, "engkau", dan "dirimu" merujuk kepada Timotius dan berbentuk tunggal. Sebuah catatan akan membahas satu pengecualian dalam </w:t>
       </w:r>
-      <w:hyperlink r:id="rId15">
+      <w:hyperlink r:id="rId13">
         <w:r>
           <w:rPr>
             <w:lang w:val="id_ID" w:bidi="id_ID"/>
@@ -3565,7 +3500,7 @@
         </w:rPr>
         <w:t xml:space="preserve"> merujuk kembali pada fakta iman Timotius yang tulus (lihat </w:t>
       </w:r>
-      <w:hyperlink r:id="rId16">
+      <w:hyperlink r:id="rId14">
         <w:r>
           <w:rPr>
             <w:lang w:val="id_ID" w:bidi="id_ID"/>
@@ -4102,7 +4037,7 @@
         </w:rPr>
         <w:t xml:space="preserve"> memperkenalkan alasan mengapa Timotius harus menyalakan kembali karunianya (</w:t>
       </w:r>
-      <w:hyperlink r:id="rId17">
+      <w:hyperlink r:id="rId15">
         <w:r>
           <w:rPr>
             <w:lang w:val="id_ID" w:bidi="id_ID"/>
@@ -7027,7 +6962,7 @@
         </w:rPr>
         <w:t xml:space="preserve">Di sini, frasa yang mana alasannya merujuk kembali kepada fakta bahwa Paulus ditunjuk untuk menjadi pemberita, rasul, dan guru (lihat </w:t>
       </w:r>
-      <w:hyperlink r:id="rId18">
+      <w:hyperlink r:id="rId16">
         <w:r>
           <w:rPr>
             <w:lang w:val="id_ID" w:bidi="id_ID"/>
@@ -7141,7 +7076,7 @@
         </w:rPr>
         <w:t xml:space="preserve"> penderitaan yang ia alami, tetapi dari konteks surat ini, Timotius pasti tahu bahwa ia mengacu pada penderitaan sebagai seorang tahanan (lihat </w:t>
       </w:r>
-      <w:hyperlink r:id="rId19">
+      <w:hyperlink r:id="rId17">
         <w:r>
           <w:rPr>
             <w:lang w:val="id_ID" w:bidi="id_ID"/>
@@ -10266,7 +10201,7 @@
         </w:rPr>
         <w:t xml:space="preserve">Di sini Paulus kembali meminta Allah untuk memberkati Onesiforus. Gunakanlah bentuk yang dapat dikenali orang sebagai berkat dalam bahasa Anda. Lihat bagaimana Anda menerjemahkan berkat yang serupa dalam </w:t>
       </w:r>
-      <w:hyperlink r:id="rId20">
+      <w:hyperlink r:id="rId18">
         <w:r>
           <w:rPr>
             <w:lang w:val="id_ID" w:bidi="id_ID"/>
@@ -10764,7 +10699,7 @@
         </w:rPr>
         <w:t xml:space="preserve"> dapat memperkenalkan: (1) sebuah kesimpulan dari </w:t>
       </w:r>
-      <w:hyperlink r:id="rId21">
+      <w:hyperlink r:id="rId19">
         <w:r>
           <w:rPr>
             <w:lang w:val="id_ID" w:bidi="id_ID"/>
@@ -12064,7 +11999,7 @@
         </w:rPr>
         <w:t xml:space="preserve">. Karena Paulus menyuruh Timotius dalam </w:t>
       </w:r>
-      <w:hyperlink r:id="rId22">
+      <w:hyperlink r:id="rId20">
         <w:r>
           <w:rPr>
             <w:lang w:val="id_ID" w:bidi="id_ID"/>
@@ -12082,7 +12017,7 @@
         </w:rPr>
         <w:t xml:space="preserve"> untuk memikirkan dengan saksama contoh-contoh yang diberikannya dalam ayat ini dan dalam </w:t>
       </w:r>
-      <w:hyperlink r:id="rId23">
+      <w:hyperlink r:id="rId21">
         <w:r>
           <w:rPr>
             <w:lang w:val="id_ID" w:bidi="id_ID"/>
@@ -12682,7 +12617,7 @@
         </w:rPr>
         <w:t xml:space="preserve">, yaitu seperti yang diinginkan Yesus. Karena Paulus menyuruh Timotius dalam </w:t>
       </w:r>
-      <w:hyperlink r:id="rId22">
+      <w:hyperlink r:id="rId20">
         <w:r>
           <w:rPr>
             <w:lang w:val="id_ID" w:bidi="id_ID"/>
@@ -12700,7 +12635,7 @@
         </w:rPr>
         <w:t xml:space="preserve"> untuk memikirkan dengan saksama contoh-contoh yang diberikannya dalam ayat ini dan dalam </w:t>
       </w:r>
-      <w:hyperlink r:id="rId24">
+      <w:hyperlink r:id="rId22">
         <w:r>
           <w:rPr>
             <w:lang w:val="id_ID" w:bidi="id_ID"/>
@@ -12718,7 +12653,7 @@
         </w:rPr>
         <w:t xml:space="preserve"> dan </w:t>
       </w:r>
-      <w:hyperlink r:id="rId25">
+      <w:hyperlink r:id="rId23">
         <w:r>
           <w:rPr>
             <w:lang w:val="id_ID" w:bidi="id_ID"/>
@@ -13408,7 +13343,7 @@
         </w:rPr>
         <w:t xml:space="preserve"> yang menerima upah jika ia bekerja keras untuk melayani Yesus. Karena Paulus menyuruh Timotius dalam </w:t>
       </w:r>
-      <w:hyperlink r:id="rId22">
+      <w:hyperlink r:id="rId20">
         <w:r>
           <w:rPr>
             <w:lang w:val="id_ID" w:bidi="id_ID"/>
@@ -13426,7 +13361,7 @@
         </w:rPr>
         <w:t xml:space="preserve"> untuk memikirkan dengan saksama contoh-contoh yang diberikannya dalam ayat ini dan dalam </w:t>
       </w:r>
-      <w:hyperlink r:id="rId26">
+      <w:hyperlink r:id="rId24">
         <w:r>
           <w:rPr>
             <w:lang w:val="id_ID" w:bidi="id_ID"/>
@@ -13758,7 +13693,7 @@
         </w:rPr>
         <w:t xml:space="preserve"> apa yang telah Paulus tuliskan tentang para prajurit, atlet, dan petani (</w:t>
       </w:r>
-      <w:hyperlink r:id="rId27">
+      <w:hyperlink r:id="rId25">
         <w:r>
           <w:rPr>
             <w:lang w:val="id_ID" w:bidi="id_ID"/>
@@ -17414,7 +17349,7 @@
         </w:rPr>
         <w:t xml:space="preserve"> merujuk pada apa yang telah ditulis oleh Paulus sebelumnya. Ini termasuk kata dapat dipercaya dalam </w:t>
       </w:r>
-      <w:hyperlink r:id="rId28">
+      <w:hyperlink r:id="rId26">
         <w:r>
           <w:rPr>
             <w:lang w:val="id_ID" w:bidi="id_ID"/>
@@ -17432,7 +17367,7 @@
         </w:rPr>
         <w:t xml:space="preserve"> dan mungkin juga </w:t>
       </w:r>
-      <w:hyperlink r:id="rId29">
+      <w:hyperlink r:id="rId27">
         <w:r>
           <w:rPr>
             <w:lang w:val="id_ID" w:bidi="id_ID"/>
@@ -18748,7 +18683,7 @@
         </w:rPr>
         <w:t xml:space="preserve"> (</w:t>
       </w:r>
-      <w:hyperlink r:id="rId30">
+      <w:hyperlink r:id="rId28">
         <w:r>
           <w:rPr>
             <w:lang w:val="id_ID" w:bidi="id_ID"/>
@@ -18984,7 +18919,7 @@
         </w:rPr>
         <w:t xml:space="preserve"> dapat merujuk pada: (1) orang-orang yang berbicara dan mendengarkan "perkataan kosong". Ketika Paulus merujuk kepada "perkataan mereka" dalam </w:t>
       </w:r>
-      <w:hyperlink r:id="rId31">
+      <w:hyperlink r:id="rId29">
         <w:r>
           <w:rPr>
             <w:lang w:val="id_ID" w:bidi="id_ID"/>
@@ -19342,7 +19277,7 @@
         </w:rPr>
         <w:t xml:space="preserve"> mewakili apa yang orang katakan dengan menggunakan kata-kata. Dalam hal ini, Paulus secara khusus merujuk pada "perkataan kosong yang tidak senonoh" yang ia maksudkan dalam </w:t>
       </w:r>
-      <w:hyperlink r:id="rId32">
+      <w:hyperlink r:id="rId30">
         <w:r>
           <w:rPr>
             <w:lang w:val="id_ID" w:bidi="id_ID"/>
@@ -20572,7 +20507,7 @@
         </w:rPr>
         <w:t xml:space="preserve">Di sini Paulus memperkenalkan sebuah kutipan dan ringkasan yang keduanya berasal dari Kitab Suci Perjanjian Lama. Kutipan pertama berasal dari </w:t>
       </w:r>
-      <w:hyperlink r:id="rId33">
+      <w:hyperlink r:id="rId31">
         <w:r>
           <w:rPr>
             <w:lang w:val="id_ID" w:bidi="id_ID"/>
@@ -21960,7 +21895,7 @@
         </w:rPr>
         <w:t xml:space="preserve"> dapat merujuk kepada: (1) apa yang Paulus katakan dalam </w:t>
       </w:r>
-      <w:hyperlink r:id="rId34">
+      <w:hyperlink r:id="rId32">
         <w:r>
           <w:rPr>
             <w:lang w:val="id_ID" w:bidi="id_ID"/>
@@ -21978,7 +21913,7 @@
         </w:rPr>
         <w:t xml:space="preserve"> tentang apa yang dilakukan dan dikatakan oleh guru-guru palsu. Jadi, fokus khususnya adalah pada kefasikan dan pengajaran palsu. Terjemahan alternatif: "dari kefasikan dan pengajaran palsu" atau "hal-hal yang tidak saleh ini" (2) bejana-bejana untuk menghina yang disebutkan Paulus dalam </w:t>
       </w:r>
-      <w:hyperlink r:id="rId35">
+      <w:hyperlink r:id="rId33">
         <w:r>
           <w:rPr>
             <w:lang w:val="id_ID" w:bidi="id_ID"/>
@@ -24405,7 +24340,7 @@
         </w:rPr>
         <w:t xml:space="preserve">Di sini Paulus berbicara tentang perdebatan dan pertengkaran dalam sebuah komunitas seolah-olah mereka sedang berperang. Jika itu akan membantu dalam bahasa Anda, Anda dapat mengungkapkan gagasan tersebut dalam bentuk perumpamaan atau menyatakan maknanya dengan jelas. Lihatlah bagaimana Anda mengungkapkan kiasan yang serupa dalam </w:t>
       </w:r>
-      <w:hyperlink r:id="rId36">
+      <w:hyperlink r:id="rId34">
         <w:r>
           <w:rPr>
             <w:lang w:val="id_ID" w:bidi="id_ID"/>
@@ -24711,7 +24646,7 @@
         </w:rPr>
         <w:t>: (1) "hamba Tuhan" (</w:t>
       </w:r>
-      <w:hyperlink r:id="rId37">
+      <w:hyperlink r:id="rId35">
         <w:r>
           <w:rPr>
             <w:lang w:val="id_ID" w:bidi="id_ID"/>
@@ -26120,7 +26055,7 @@
         </w:rPr>
         <w:t xml:space="preserve"> bagi orang percaya karena apa yang dilakukan dan dikatakan orang lain yang dapat menyakiti atau melukai mereka (lihat </w:t>
       </w:r>
-      <w:hyperlink r:id="rId38">
+      <w:hyperlink r:id="rId36">
         <w:r>
           <w:rPr>
             <w:lang w:val="id_ID" w:bidi="id_ID"/>
@@ -27534,7 +27469,7 @@
         </w:rPr>
         <w:t xml:space="preserve"> memperkenalkan alasan mengapa Timotius harus "berpaling dari orang-orang ini" (lihat </w:t>
       </w:r>
-      <w:hyperlink r:id="rId39">
+      <w:hyperlink r:id="rId37">
         <w:r>
           <w:rPr>
             <w:lang w:val="id_ID" w:bidi="id_ID"/>
@@ -27661,7 +27596,7 @@
         </w:rPr>
         <w:t xml:space="preserve"> sebagai kata benda untuk menyebut orang-orang yang ia gambarkan dalam ayat-ayat sebelumnya. Bahasa Anda mungkin menggunakan kata sifat dengan cara yang sama. Jika tidak, Anda dapat menerjemahkan kata ini dengan frasa yang sepadan. Lihat bagaimana Anda menerjemahkan kata "mereka ini" dalam </w:t>
       </w:r>
-      <w:hyperlink r:id="rId39">
+      <w:hyperlink r:id="rId37">
         <w:r>
           <w:rPr>
             <w:lang w:val="id_ID" w:bidi="id_ID"/>
@@ -28795,7 +28730,7 @@
         </w:rPr>
         <w:t xml:space="preserve"> untuk memberitahukan kepada Firaun, raja Mesir, untuk membebaskan bangsa Israel. Ketika Musa melakukan mukjizat, beberapa penyihir dan tukang sihir yang melayani Firaun juga melakukan mukjizat tersebut. Dengan cara ini, mereka berusaha mencegah Musa melakukan apa yang diperintahkan Tuhan kepadanya. Anda dapat membaca kisah ini dalam </w:t>
       </w:r>
-      <w:hyperlink r:id="rId40">
+      <w:hyperlink r:id="rId38">
         <w:r>
           <w:rPr>
             <w:lang w:val="id_ID" w:bidi="id_ID"/>
@@ -29031,7 +28966,7 @@
         </w:rPr>
         <w:t xml:space="preserve">Di sini, seperti dalam </w:t>
       </w:r>
-      <w:hyperlink r:id="rId39">
+      <w:hyperlink r:id="rId37">
         <w:r>
           <w:rPr>
             <w:lang w:val="id_ID" w:bidi="id_ID"/>
@@ -29843,7 +29778,7 @@
         </w:rPr>
         <w:t xml:space="preserve"> memperkenalkan apa yang akan terjadi pada guru-guru palsu ini sebagai kebalikan dari apa yang mereka coba lakukan, yaitu menentang kebenaran (lihat </w:t>
       </w:r>
-      <w:hyperlink r:id="rId41">
+      <w:hyperlink r:id="rId39">
         <w:r>
           <w:rPr>
             <w:lang w:val="id_ID" w:bidi="id_ID"/>
@@ -30520,7 +30455,7 @@
         </w:rPr>
         <w:t xml:space="preserve">Di sini Paulus mengacu pada bagaimana para penyihir Firaun gagal melawan Musa. Mereka tidak dapat meniru beberapa mukjizat yang Musa lakukan (lihat </w:t>
       </w:r>
-      <w:hyperlink r:id="rId42">
+      <w:hyperlink r:id="rId40">
         <w:r>
           <w:rPr>
             <w:lang w:val="id_ID" w:bidi="id_ID"/>
@@ -30538,7 +30473,7 @@
         </w:rPr>
         <w:t xml:space="preserve">), dan mereka terpengaruh oleh mukjizat-mukjizat lain yang Musa lakukan (lihat </w:t>
       </w:r>
-      <w:hyperlink r:id="rId43">
+      <w:hyperlink r:id="rId41">
         <w:r>
           <w:rPr>
             <w:lang w:val="id_ID" w:bidi="id_ID"/>
@@ -36954,7 +36889,7 @@
         </w:rPr>
         <w:t xml:space="preserve">. Walaupun Paulus memang menulis bahwa orang Kristen tidak boleh mabuk (lihat </w:t>
       </w:r>
-      <w:hyperlink r:id="rId44">
+      <w:hyperlink r:id="rId42">
         <w:r>
           <w:rPr>
             <w:lang w:val="id_ID" w:bidi="id_ID"/>
@@ -38828,7 +38763,7 @@
         </w:rPr>
         <w:t xml:space="preserve">Di sini Paulus mengacu pada saat yang tepat ketika Yesus akan kembali ke dunia ini, yang juga akan menjadi akhir dari periode waktu saat ini dan saat Yesus menghakimi semua orang. Jika akan membantu dalam bahasa Anda, Anda dapat membuat gagasan itu lebih eksplisit. Lihatlah bagaimana Anda mengungkapkan frasa yang sama dalam </w:t>
       </w:r>
-      <w:hyperlink r:id="rId45">
+      <w:hyperlink r:id="rId43">
         <w:r>
           <w:rPr>
             <w:lang w:val="id_ID" w:bidi="id_ID"/>
@@ -39147,7 +39082,7 @@
         </w:rPr>
         <w:t xml:space="preserve">. Jika akan membantu dalam bahasa Anda, Anda dapat membuat gagasan itu lebih eksplisit. Lihat bagaimana Anda mengungkapkan frasa ini dalam </w:t>
       </w:r>
-      <w:hyperlink r:id="rId46">
+      <w:hyperlink r:id="rId44">
         <w:r>
           <w:rPr>
             <w:lang w:val="id_ID" w:bidi="id_ID"/>
@@ -42020,7 +41955,7 @@
         </w:rPr>
         <w:t xml:space="preserve"> lakukan sebagai kontras dari apa yang dilakukan oleh orang-orang percaya lainnya (lihat </w:t>
       </w:r>
-      <w:hyperlink r:id="rId47">
+      <w:hyperlink r:id="rId45">
         <w:r>
           <w:rPr>
             <w:lang w:val="id_ID" w:bidi="id_ID"/>
@@ -43064,7 +42999,7 @@
         </w:rPr>
         <w:t xml:space="preserve"> adalah nama seorang pria. Lihat bagaimana Anda menerjemahkan nama ini di </w:t>
       </w:r>
-      <w:hyperlink r:id="rId20">
+      <w:hyperlink r:id="rId18">
         <w:r>
           <w:rPr>
             <w:lang w:val="id_ID" w:bidi="id_ID"/>

--- a/ind/docx/55.content.docx
+++ b/ind/docx/55.content.docx
@@ -141,13 +141,6 @@
         <w:rPr>
           <w:lang w:val="id_ID" w:bidi="id_ID"/>
         </w:rPr>
-      </w:r>
-      <w:r>
-        <w:rPr>
-          <w:i/>
-          <w:lang w:val="id_ID" w:bidi="id_ID"/>
-        </w:rPr>
-        <w:t>2 Timotius 1:1 (#1), 2 Timotius 1:1 (#2), 2 Timotius 1:1 (#3), 2 Timotius 1:1 (#4), 2 Timotius 1:1 (#5), 2 Timotius 1:1 (#6), 2 Timotius 1:1 (#7), 2 Timotius 1:2 (#1), 2 Timotius 1:2 (#2), 2 Timotius 1:2 (#3), 2 Timotius 1:2 (#4), 2 Timotius 1:2 (#5), 2 Timotius 1:2 (#6), 2 Timotius 1:2 (#7), 2 Timotius 1:3 (#1), 2 Timotius 1:3 (#2), 2 Timotius 1:3 (#3), 2 Timotius 1:3 (#4), 2 Timotius 1:3 (#5), 2 Timotius 1:3 (#6), 2 Timotius 1:4 (#1), 2 Timotius 1:4 (#2), 2 Timotius 1:4 (#3), 2 Timotius 1:4 (#4), 2 Timotius 1:4 (#5), 2 Timotius 1:5 (#1), 2 Timotius 1:5 (#2), 2 Timotius 1:5 (#3), 2 Timotius 1:5 (#4), 2 Timotius 1:5 (#5), 2 Timotius 1:5 (#6), 2 Timotius 1:5 (#7), 2 Timotius 1:6 (#1), 2 Timotius 1:6 (#2), 2 Timotius 1:6 (#3), 2 Timotius 1:6 (#4), 2 Timotius 1:6 (#5), 2 Timotius 1:7 (#1), 2 Timotius 1:7 (#2), 2 Timotius 1:7 (#3), 2 Timotius 1:7 (#4), 2 Timotius 1:8 (#1), 2 Timotius 1:8 (#2), 2 Timotius 1:8 (#3), 2 Timotius 1:8 (#4), 2 Timotius 1:8 (#5), 2 Timotius 1:8 (#6), 2 Timotius 1:8 (#7), 2 Timotius 1:9 (#1), 2 Timotius 1:9 (#2), 2 Timotius 1:9 (#3), 2 Timotius 1:9 (#4), 2 Timotius 1:9 (#5), 2 Timotius 1:9 (#6), 2 Timotius 1:10 (#1), 2 Timotius 1:10 (#2), 2 Timotius 1:10 (#3), 2 Timotius 1:10 (#4), 2 Timotius 1:10 (#5), 2 Timotius 1:10 (#6), 2 Timotius 1:10 (#7), 2 Timotius 1:11 (#1), 2 Timotius 1:11 (#2), 2 Timotius 1:11 (#3), 2 Timotius 1:11 (#4), 2 Timotius 1:12 (#1), 2 Timotius 1:12 (#2), 2 Timotius 1:12 (#3), 2 Timotius 1:12 (#4), 2 Timotius 1:12 (#5), 2 Timotius 1:12 (#6), 2 Timotius 1:12 (#7), 2 Timotius 1:12 (#8), 2 Timotius 1:13 (#1), 2 Timotius 1:13 (#2), 2 Timotius 1:13 (#3), 2 Timotius 1:13 (#4), 2 Timotius 1:13 (#5), 2 Timotius 1:13 (#6), 2 Timotius 1:14 (#1), 2 Timotius 1:14 (#2), 2 Timotius 1:14 (#3), 2 Timotius 1:15 (#1), 2 Timotius 1:15 (#2), 2 Timotius 1:15 (#3), 2 Timotius 1:15 (#4), 2 Timotius 1:15 (#5), 2 Timotius 1:15 (#6), 2 Timotius 1:16 (#1), 2 Timotius 1:16 (#2), 2 Timotius 1:16 (#3), 2 Timotius 1:16 (#4), 2 Timotius 1:16 (#5), 2 Timotius 1:17 (#1), 2 Timotius 1:17 (#2), 2 Timotius 1:18 (#1), 2 Timotius 1:18 (#2), 2 Timotius 1:18 (#3), 2 Timotius 1:18 (#4), 2 Timotius 1:18 (#5), 2 Timotius 1:18 (#6), 2 Timotius 2:1 (#1), 2 Timotius 2:1 (#2), 2 Timotius 2:1 (#3), 2 Timotius 2:1 (#4), 2 Timotius 2:1 (#5), 2 Timotius 2:1 (#6), 2 Timotius 2:2 (#1), 2 Timotius 2:2 (#2), 2 Timotius 2:2 (#3), 2 Timotius 2:3 (#1), 2 Timotius 2:3 (#2), 2 Timotius 2:3 (#3), 2 Timotius 2:4 (#1), 2 Timotius 2:4 (#2), 2 Timotius 2:4 (#3), 2 Timotius 2:4 (#4), 2 Timotius 2:4 (#5), 2 Timotius 2:5 (#1), 2 Timotius 2:5 (#2), 2 Timotius 2:5 (#3), 2 Timotius 2:5 (#4), 2 Timotius 2:5 (#5), 2 Timotius 2:5 (#6), 2 Timotius 2:5 (#7), 2 Timotius 2:5 (#8), 2 Timotius 2:6 (#1), 2 Timotius 2:6 (#2), 2 Timotius 2:6 (#3), 2 Timotius 2:7 (#1), 2 Timotius 2:7 (#2), 2 Timotius 2:7 (#3), 2 Timotius 2:8 (#1), 2 Timotius 2:8 (#2), 2 Timotius 2:8 (#3), 2 Timotius 2:8 (#4), 2 Timotius 2:8 (#5), 2 Timotius 2:8 (#6), 2 Timotius 2:8 (#7), 2 Timotius 2:9 (#1), 2 Timotius 2:9 (#2), 2 Timotius 2:9 (#3), 2 Timotius 2:9 (#4), 2 Timotius 2:9 (#5), 2 Timotius 2:9 (#6), 2 Timotius 2:10 (#1), 2 Timotius 2:10 (#2), 2 Timotius 2:10 (#3), 2 Timotius 2:10 (#4), 2 Timotius 2:10 (#5), 2 Timotius 2:10 (#6), 2 Timotius 2:10 (#7), 2 Timotius 2:11 (#1), 2 Timotius 2:11 (#3), 2 Timotius 2:11 (#4), 2 Timotius 2:11 (#5), 2 Timotius 2:11 (#6), 2 Timotius 2:11 (#2), 2 Timotius 2:12 (#1), 2 Timotius 2:12 (#2), 2 Timotius 2:12 (#3), 2 Timotius 2:13 (#1), 2 Timotius 2:13 (#2), 2 Timotius 2:13 (#3), 2 Timotius 2:14 (#1), 2 Timotius 2:14 (#2), 2 Timotius 2:14 (#3), 2 Timotius 2:14 (#4), 2 Timotius 2:14 (#5), 2 Timotius 2:14 (#6), 2 Timotius 2:14 (#7), 2 Timotius 2:15 (#1), 2 Timotius 2:15 (#2), 2 Timotius 2:15 (#3), 2 Timotius 2:15 (#4), 2 Timotius 2:15 (#5), 2 Timotius 2:15 (#6), 2 Timotius 2:15 (#7), 2 Timotius 2:16 (#1), 2 Timotius 2:16 (#2), 2 Timotius 2:16 (#3), 2 Timotius 2:16 (#4), 2 Timotius 2:16 (#5), 2 Timotius 2:17 (#1), 2 Timotius 2:17 (#2), 2 Timotius 2:17 (#3), 2 Timotius 2:17 (#4), 2 Timotius 2:18 (#1), 2 Timotius 2:18 (#2), 2 Timotius 2:18 (#3), 2 Timotius 2:18 (#4), 2 Timotius 2:18 (#5), 2 Timotius 2:19 (#1), 2 Timotius 2:19 (#2), 2 Timotius 2:19 (#3), 2 Timotius 2:19 (#4), 2 Timotius 2:19 (#5), 2 Timotius 2:19 (#6), 2 Timotius 2:19 (#7), 2 Timotius 2:19 (#8), 2 Timotius 2:19 (#9), 2 Timotius 2:20 (#1), 2 Timotius 2:20 (#2), 2 Timotius 2:20 (#3), 2 Timotius 2:20 (#4), 2 Timotius 2:20 (#5), 2 Timotius 2:20 (#6), 2 Timotius 2:21 (#1), 2 Timotius 2:21 (#2), 2 Timotius 2:21 (#3), 2 Timotius 2:21 (#4), 2 Timotius 2:21 (#5), 2 Timotius 2:21 (#6), 2 Timotius 2:22 (#1), 2 Timotius 2:22 (#2), 2 Timotius 2:22 (#3), 2 Timotius 2:22 (#4), 2 Timotius 2:22 (#5), 2 Timotius 2:22 (#6), 2 Timotius 2:22 (#7), 2 Timotius 2:22 (#8), 2 Timotius 2:22 (#9), 2 Timotius 2:22 (#10), 2 Timotius 2:23 (#1), 2 Timotius 2:23 (#2), 2 Timotius 2:23 (#3), 2 Timotius 2:23 (#4), 2 Timotius 2:23 (#5), 2 Timotius 2:24 (#1), 2 Timotius 2:24 (#2), 2 Timotius 2:24 (#3), 2 Timotius 2:24 (#4), 2 Timotius 2:24 (#5), 2 Timotius 2:25 (#1), 2 Timotius 2:25 (#2), 2 Timotius 2:25 (#3), 2 Timotius 2:25 (#4), 2 Timotius 2:26 (#1), 2 Timotius 2:26 (#2), 2 Timotius 2:26 (#3), 2 Timotius 2:26 (#4), 2 Timotius 2:26 (#5), 2 Timotius 2:26 (#6), 2 Timotius 2:26 (#7), 2 Timotius 3:1 (#1), 2 Timotius 3:1 (#2), 2 Timotius 3:1 (#3), 2 Timotius 3:1 (#4), 2 Timotius 3:2 (#1), 2 Timotius 3:2 (#2), 2 Timotius 3:2 (#3), 2 Timotius 3:2 (#4), 2 Timotius 3:3 (#1), 2 Timotius 3:4 (#1), 2 Timotius 3:4 (#2), 2 Timotius 3:5 (#1), 2 Timotius 3:5 (#2), 2 Timotius 3:5 (#3), 2 Timotius 3:5 (#4), 2 Timotius 3:5 (#5), 2 Timotius 3:5 (#6), 2 Timotius 3:6 (#1), 2 Timotius 3:6 (#2), 2 Timotius 3:6 (#3), 2 Timotius 3:6 (#4), 2 Timotius 3:6 (#5), 2 Timotius 3:6 (#6), 2 Timotius 3:6 (#7), 2 Timotius 3:6 (#8), 2 Timotius 3:6 (#9), 2 Timotius 3:7 (#1), 2 Timotius 3:7 (#2), 2 Timotius 3:7 (#3), 2 Timotius 3:8 (#1), 2 Timotius 3:8 (#2), 2 Timotius 3:8 (#3), 2 Timotius 3:8 (#4), 2 Timotius 3:8 (#5), 2 Timotius 3:8 (#6), 2 Timotius 3:8 (#7), 2 Timotius 3:8 (#8), 2 Timotius 3:8 (#9), 2 Timotius 3:8 (#10), 2 Timotius 3:9 (#1), 2 Timotius 3:9 (#2), 2 Timotius 3:9 (#3), 2 Timotius 3:9 (#4), 2 Timotius 3:9 (#5), 2 Timotius 3:9 (#6), 2 Timotius 3:9 (#7), 2 Timotius 3:9 (#8), 2 Timotius 3:10 (#1), 2 Timotius 3:10 (#2), 2 Timotius 3:10 (#3), 2 Timotius 3:11 (#1), 2 Timotius 3:11 (#2), 2 Timotius 3:11 (#3), 2 Timotius 3:11 (#4), 2 Timotius 3:12 (#1), 2 Timotius 3:12 (#2), 2 Timotius 3:12 (#3), 2 Timotius 3:13 (#1), 2 Timotius 3:13 (#2), 2 Timotius 3:13 (#3), 2 Timotius 3:13 (#4), 2 Timotius 3:13 (#5), 2 Timotius 3:13 (#6), 2 Timotius 3:13 (#7), 2 Timotius 3:14 (#1), 2 Timotius 3:14 (#2), 2 Timotius 3:14 (#3), 2 Timotius 3:14 (#4), 2 Timotius 3:14 (#5), 2 Timotius 3:15 (#1), 2 Timotius 3:15 (#2), 2 Timotius 3:15 (#3), 2 Timotius 3:16 (#1), 2 Timotius 3:16 (#2), 2 Timotius 3:16 (#3), 2 Timotius 3:16 (#4), 2 Timotius 3:16 (#5), 2 Timotius 3:17 (#1), 2 Timotius 3:17 (#2), 2 Timotius 3:17 (#3), 2 Timotius 3:17 (#4), 2 Timotius 3:17 (#5), 2 Timotius 3:17 (#6), 2 Timotius 4:1 (#1), 2 Timotius 4:1 (#2), 2 Timotius 4:1 (#3), 2 Timotius 4:1 (#4), 2 Timotius 4:2 (#1), 2 Timotius 4:2 (#2), 2 Timotius 4:2 (#3), 2 Timotius 4:2 (#4), 2 Timotius 4:2 (#5), 2 Timotius 4:3 (#1), 2 Timotius 4:3 (#2), 2 Timotius 4:3 (#3), 2 Timotius 4:3 (#4), 2 Timotius 4:3 (#5), 2 Timotius 4:3 (#6), 2 Timotius 4:3 (#7), 2 Timotius 4:3 (#8), 2 Timotius 4:3 (#9), 2 Timotius 4:4 (#1), 2 Timotius 4:4 (#2), 2 Timotius 4:4 (#3), 2 Timotius 4:4 (#4), 2 Timotius 4:4 (#5), 2 Timotius 4:4 (#6), 2 Timotius 4:5 (#1), 2 Timotius 4:5 (#2), 2 Timotius 4:5 (#3), 2 Timotius 4:5 (#4), 2 Timotius 4:5 (#5), 2 Timotius 4:5 (#6), 2 Timotius 4:6 (#1), 2 Timotius 4:6 (#2), 2 Timotius 4:6 (#3), 2 Timotius 4:6 (#4), 2 Timotius 4:7 (#1), 2 Timotius 4:7 (#2), 2 Timotius 4:7 (#3), 2 Timotius 4:7 (#4), 2 Timotius 4:7 (#5), 2 Timotius 4:7 (#6), 2 Timotius 4:8 (#1), 2 Timotius 4:8 (#2), 2 Timotius 4:8 (#3), 2 Timotius 4:8 (#4), 2 Timotius 4:8 (#5), 2 Timotius 4:8 (#6), 2 Timotius 4:8 (#7), 2 Timotius 4:8 (#8), 2 Timotius 4:9 (#1), 2 Timotius 4:9 (#2), 2 Timotius 4:10 (#1), 2 Timotius 4:10 (#2), 2 Timotius 4:10 (#3), 2 Timotius 4:10 (#4), 2 Timotius 4:10 (#5), 2 Timotius 4:10 (#6), 2 Timotius 4:11 (#1), 2 Timotius 4:11 (#2), 2 Timotius 4:12 (#1), 2 Timotius 4:12 (#2), 2 Timotius 4:13 (#1), 2 Timotius 4:13 (#2), 2 Timotius 4:13 (#3), 2 Timotius 4:13 (#4), 2 Timotius 4:13 (#5), 2 Timotius 4:14 (#1), 2 Timotius 4:14 (#2), 2 Timotius 4:14 (#3), 2 Timotius 4:14 (#4), 2 Timotius 4:15 (#1), 2 Timotius 4:15 (#2), 2 Timotius 4:16 (#1), 2 Timotius 4:16 (#2), 2 Timotius 4:16 (#3), 2 Timotius 4:16 (#4), 2 Timotius 4:16 (#5), 2 Timotius 4:17 (#1), 2 Timotius 4:17 (#2), 2 Timotius 4:17 (#3), 2 Timotius 4:17 (#4), 2 Timotius 4:17 (#5), 2 Timotius 4:17 (#6), 2 Timotius 4:17 (#7), 2 Timotius 4:17 (#8), 2 Timotius 4:18 (#1), 2 Timotius 4:18 (#2), 2 Timotius 4:19 (#1), 2 Timotius 4:19 (#2), 2 Timotius 4:20 (#1), 2 Timotius 4:20 (#2), 2 Timotius 4:21 (#1), 2 Timotius 4:21 (#2), 2 Timotius 4:21 (#3), 2 Timotius 4:21 (#4), 2 Timotius 4:21 (#5), 2 Timotius 4:21 (#6), 2 Timotius 4:21 (#7), 2 Timotius 4:21 (#8), 2 Timotius 4:21 (#9), 2 Timotius 4:22 (#1), 2 Timotius 4:22 (#2), 2 Timotius 4:22 (#3), 2 Timotius 4:22 (#4), 2 Timotius 4:22 (#5), 2 Timotius 4:22 (#6), 2 Timotius 4:22 (#7)</w:t>
       </w:r>
       <w:r>
         <w:rPr>

--- a/ind/docx/55.content.docx
+++ b/ind/docx/55.content.docx
@@ -146,19 +146,6 @@
         <w:rPr>
           <w:lang w:val="id_ID" w:bidi="id_ID"/>
         </w:rPr>
-      </w:r>
-    </w:p>
-    <w:p>
-      <w:pPr/>
-      <w:r>
-        <w:rPr>
-          <w:lang w:val="id_ID" w:bidi="id_ID"/>
-        </w:rPr>
-      </w:r>
-      <w:r>
-        <w:rPr>
-          <w:lang w:val="id_ID" w:bidi="id_ID"/>
-        </w:rPr>
         <w:t xml:space="preserve"> </w:t>
       </w:r>
       <w:r>
@@ -220,21 +207,6 @@
       </w:r>
       <w:r>
         <w:rPr>
-          <w:b/>
-          <w:lang w:val="id_ID" w:bidi="id_ID"/>
-        </w:rPr>
-        <w:t>Παῦλος, ἀπόστολος</w:t>
-      </w:r>
-    </w:p>
-    <w:p>
-      <w:pPr/>
-      <w:r>
-        <w:rPr>
-          <w:lang w:val="id_ID" w:bidi="id_ID"/>
-        </w:rPr>
-      </w:r>
-      <w:r>
-        <w:rPr>
           <w:lang w:val="id_ID" w:bidi="id_ID"/>
         </w:rPr>
         <w:t>Dalam budaya ini, penulis surat akan menyebutkan nama mereka sendiri terlebih dahulu, mengacu pada diri mereka sendiri sebagai orang ketiga. Jika itu akan membantu dalam bahasa Anda, Anda dapat menggunakan orang pertama di sini. Atau jika bahasa Anda memiliki cara khusus untuk memperkenalkan penulis surat, dan jika itu akan membantu pembaca Anda, Anda dapat menggunakannya di sini. Terjemahan alternatif: "Dari Paulus. Aku adalah seorang rasul"</w:t>
@@ -303,21 +275,6 @@
       </w:r>
       <w:r>
         <w:rPr>
-          <w:b/>
-          <w:lang w:val="id_ID" w:bidi="id_ID"/>
-        </w:rPr>
-        <w:t>διὰ θελήματος Θεοῦ</w:t>
-      </w:r>
-    </w:p>
-    <w:p>
-      <w:pPr/>
-      <w:r>
-        <w:rPr>
-          <w:lang w:val="id_ID" w:bidi="id_ID"/>
-        </w:rPr>
-      </w:r>
-      <w:r>
-        <w:rPr>
           <w:lang w:val="id_ID" w:bidi="id_ID"/>
         </w:rPr>
         <w:t xml:space="preserve">Jika bahasa Anda tidak menggunakan kata benda abstrak untuk ide </w:t>
@@ -399,21 +356,6 @@
       </w:r>
       <w:r>
         <w:rPr>
-          <w:b/>
-          <w:lang w:val="id_ID" w:bidi="id_ID"/>
-        </w:rPr>
-        <w:t>κατ’</w:t>
-      </w:r>
-    </w:p>
-    <w:p>
-      <w:pPr/>
-      <w:r>
-        <w:rPr>
-          <w:lang w:val="id_ID" w:bidi="id_ID"/>
-        </w:rPr>
-      </w:r>
-      <w:r>
-        <w:rPr>
           <w:lang w:val="id_ID" w:bidi="id_ID"/>
         </w:rPr>
         <w:t xml:space="preserve">Di sini, frasa "sesuai dengan" dapat menunjukkan: (1) bahwa tujuan Paulus menjadi </w:t>
@@ -560,21 +502,6 @@
       </w:r>
       <w:r>
         <w:rPr>
-          <w:b/>
-          <w:lang w:val="id_ID" w:bidi="id_ID"/>
-        </w:rPr>
-        <w:t>ἐπαγγελίαν ζωῆς</w:t>
-      </w:r>
-    </w:p>
-    <w:p>
-      <w:pPr/>
-      <w:r>
-        <w:rPr>
-          <w:lang w:val="id_ID" w:bidi="id_ID"/>
-        </w:rPr>
-      </w:r>
-      <w:r>
-        <w:rPr>
           <w:lang w:val="id_ID" w:bidi="id_ID"/>
         </w:rPr>
         <w:t xml:space="preserve">Di sini, Paulus menggunakan bentuk posesif untuk menggambarkan </w:t>
@@ -669,21 +596,6 @@
       </w:r>
       <w:r>
         <w:rPr>
-          <w:b/>
-          <w:lang w:val="id_ID" w:bidi="id_ID"/>
-        </w:rPr>
-        <w:t>ζωῆς τῆς ἐν Χριστῷ Ἰησοῦ</w:t>
-      </w:r>
-    </w:p>
-    <w:p>
-      <w:pPr/>
-      <w:r>
-        <w:rPr>
-          <w:lang w:val="id_ID" w:bidi="id_ID"/>
-        </w:rPr>
-      </w:r>
-      <w:r>
-        <w:rPr>
           <w:lang w:val="id_ID" w:bidi="id_ID"/>
         </w:rPr>
         <w:t xml:space="preserve">Di sini Paulus menggunakan metafora spasial </w:t>
@@ -817,21 +729,6 @@
       </w:r>
       <w:r>
         <w:rPr>
-          <w:b/>
-          <w:lang w:val="id_ID" w:bidi="id_ID"/>
-        </w:rPr>
-        <w:t>ζωῆς τῆς</w:t>
-      </w:r>
-    </w:p>
-    <w:p>
-      <w:pPr/>
-      <w:r>
-        <w:rPr>
-          <w:lang w:val="id_ID" w:bidi="id_ID"/>
-        </w:rPr>
-      </w:r>
-      <w:r>
-        <w:rPr>
           <w:lang w:val="id_ID" w:bidi="id_ID"/>
         </w:rPr>
         <w:t xml:space="preserve">Di sini Paulus merujuk pada </w:t>
@@ -913,21 +810,6 @@
       </w:r>
       <w:r>
         <w:rPr>
-          <w:b/>
-          <w:lang w:val="id_ID" w:bidi="id_ID"/>
-        </w:rPr>
-        <w:t>ζωῆς τῆς</w:t>
-      </w:r>
-    </w:p>
-    <w:p>
-      <w:pPr/>
-      <w:r>
-        <w:rPr>
-          <w:lang w:val="id_ID" w:bidi="id_ID"/>
-        </w:rPr>
-      </w:r>
-      <w:r>
-        <w:rPr>
           <w:lang w:val="id_ID" w:bidi="id_ID"/>
         </w:rPr>
         <w:t xml:space="preserve">Jika bahasa Anda tidak menggunakan kata benda abstrak untuk ide </w:t>
@@ -1009,21 +891,6 @@
       </w:r>
       <w:r>
         <w:rPr>
-          <w:b/>
-          <w:lang w:val="id_ID" w:bidi="id_ID"/>
-        </w:rPr>
-        <w:t>Τιμοθέῳ</w:t>
-      </w:r>
-    </w:p>
-    <w:p>
-      <w:pPr/>
-      <w:r>
-        <w:rPr>
-          <w:lang w:val="id_ID" w:bidi="id_ID"/>
-        </w:rPr>
-      </w:r>
-      <w:r>
-        <w:rPr>
           <w:lang w:val="id_ID" w:bidi="id_ID"/>
         </w:rPr>
         <w:t>Dalam budaya ini, setelah menyebutkan nama mereka sendiri, penulis surat akan menyebutkan nama orang yang mereka kirimi surat, dengan menyebut mereka sebagai orang ketiga. Jika hal itu membingungkan dalam bahasa Anda, Anda dapat menggunakan orang kedua di sini. Atau jika bahasa Anda memiliki cara khusus untuk memperkenalkan penerima surat, dan jika itu akan membantu pembaca, Anda dapat menggunakannya di sini. Terjemahan alternatif: "Surat ini untukmu, Timotius"</w:t>
@@ -1092,21 +959,6 @@
       </w:r>
       <w:r>
         <w:rPr>
-          <w:b/>
-          <w:lang w:val="id_ID" w:bidi="id_ID"/>
-        </w:rPr>
-        <w:t>ἀγαπητῷ τέκνῳ</w:t>
-      </w:r>
-    </w:p>
-    <w:p>
-      <w:pPr/>
-      <w:r>
-        <w:rPr>
-          <w:lang w:val="id_ID" w:bidi="id_ID"/>
-        </w:rPr>
-      </w:r>
-      <w:r>
-        <w:rPr>
           <w:lang w:val="id_ID" w:bidi="id_ID"/>
         </w:rPr>
         <w:t xml:space="preserve">Paulus berbicara tentang hubungannya yang dekat dengan Timotius seolah-olah Timotius adalah </w:t>
@@ -1188,21 +1040,6 @@
       </w:r>
       <w:r>
         <w:rPr>
-          <w:b/>
-          <w:lang w:val="id_ID" w:bidi="id_ID"/>
-        </w:rPr>
-        <w:t>ἀγαπητῷ τέκνῳ</w:t>
-      </w:r>
-    </w:p>
-    <w:p>
-      <w:pPr/>
-      <w:r>
-        <w:rPr>
-          <w:lang w:val="id_ID" w:bidi="id_ID"/>
-        </w:rPr>
-      </w:r>
-      <w:r>
-        <w:rPr>
           <w:lang w:val="id_ID" w:bidi="id_ID"/>
         </w:rPr>
         <w:t>Jika bahasa Anda tidak menggunakan bentuk pasif ini, Anda dapat mengungkapkan ide dalam bentuk aktif atau dengan cara lain yang wajar dalam bahasa Anda. Jika Anda perlu mengatakan siapa yang melakukan tindakan tersebut, jelaslah dari konteksnya bahwa itu adalah Paulus. Terjemahan alternatif: "anak yang aku kasihi"</w:t>
@@ -1271,21 +1108,6 @@
       </w:r>
       <w:r>
         <w:rPr>
-          <w:b/>
-          <w:lang w:val="id_ID" w:bidi="id_ID"/>
-        </w:rPr>
-        <w:t>χάρις, ἔλεος, εἰρήνη, ἀπὸ Θεοῦ Πατρὸς καὶ Χριστοῦ Ἰησοῦ τοῦ Κυρίου ἡμῶν</w:t>
-      </w:r>
-    </w:p>
-    <w:p>
-      <w:pPr/>
-      <w:r>
-        <w:rPr>
-          <w:lang w:val="id_ID" w:bidi="id_ID"/>
-        </w:rPr>
-      </w:r>
-      <w:r>
-        <w:rPr>
           <w:lang w:val="id_ID" w:bidi="id_ID"/>
         </w:rPr>
         <w:t>Setelah menyebutkan namanya dan nama orang yang dituju, Paulus menambahkan berkat untuk Timotius. Gunakanlah bentuk yang dapat dikenali orang sebagai berkat dalam bahasa Anda. Terjemahan alternatif: "Semoga engkau beroleh kasih karunia, kemurahan dan damai sejahtera dari Allah Bapa dan Kristus Yesus, Tuhan kita" atau "Aku berdoa agar kasih karunia, kemurahan dan damai sejahtera dari Allah Bapa dan Kristus Yesus, Tuhan kita, senantiasa menyertai engkau."</w:t>
@@ -1354,21 +1176,6 @@
       </w:r>
       <w:r>
         <w:rPr>
-          <w:b/>
-          <w:lang w:val="id_ID" w:bidi="id_ID"/>
-        </w:rPr>
-        <w:t>χάρις, ἔλεος, εἰρήνη</w:t>
-      </w:r>
-    </w:p>
-    <w:p>
-      <w:pPr/>
-      <w:r>
-        <w:rPr>
-          <w:lang w:val="id_ID" w:bidi="id_ID"/>
-        </w:rPr>
-      </w:r>
-      <w:r>
-        <w:rPr>
           <w:lang w:val="id_ID" w:bidi="id_ID"/>
         </w:rPr>
         <w:t xml:space="preserve">Jika bahasa Anda tidak menggunakan kata benda abstrak untuk ide </w:t>
@@ -1479,21 +1286,6 @@
           <w:b/>
           <w:lang w:val="id_ID" w:bidi="id_ID"/>
         </w:rPr>
-        <w:t>Θεοῦ Πατρὸς</w:t>
-      </w:r>
-    </w:p>
-    <w:p>
-      <w:pPr/>
-      <w:r>
-        <w:rPr>
-          <w:lang w:val="id_ID" w:bidi="id_ID"/>
-        </w:rPr>
-      </w:r>
-      <w:r>
-        <w:rPr>
-          <w:b/>
-          <w:lang w:val="id_ID" w:bidi="id_ID"/>
-        </w:rPr>
         <w:t>Bapa</w:t>
       </w:r>
       <w:r>
@@ -1592,21 +1384,6 @@
       </w:r>
       <w:r>
         <w:rPr>
-          <w:b/>
-          <w:lang w:val="id_ID" w:bidi="id_ID"/>
-        </w:rPr>
-        <w:t>ἡμῶν</w:t>
-      </w:r>
-    </w:p>
-    <w:p>
-      <w:pPr/>
-      <w:r>
-        <w:rPr>
-          <w:lang w:val="id_ID" w:bidi="id_ID"/>
-        </w:rPr>
-      </w:r>
-      <w:r>
-        <w:rPr>
           <w:lang w:val="id_ID" w:bidi="id_ID"/>
         </w:rPr>
         <w:t xml:space="preserve">Dalam surat ini, Paulus menggunakan kata </w:t>
@@ -1714,21 +1491,6 @@
       </w:r>
       <w:r>
         <w:rPr>
-          <w:b/>
-          <w:lang w:val="id_ID" w:bidi="id_ID"/>
-        </w:rPr>
-        <w:t>χάριν ἔχω</w:t>
-      </w:r>
-    </w:p>
-    <w:p>
-      <w:pPr/>
-      <w:r>
-        <w:rPr>
-          <w:lang w:val="id_ID" w:bidi="id_ID"/>
-        </w:rPr>
-      </w:r>
-      <w:r>
-        <w:rPr>
           <w:lang w:val="id_ID" w:bidi="id_ID"/>
         </w:rPr>
         <w:t xml:space="preserve">Jika bahasa Anda tidak menggunakan kata benda abstrak untuk ide </w:t>
@@ -1810,21 +1572,6 @@
       </w:r>
       <w:r>
         <w:rPr>
-          <w:b/>
-          <w:lang w:val="id_ID" w:bidi="id_ID"/>
-        </w:rPr>
-        <w:t>ᾧ λατρεύω ἀπὸ προγόνων</w:t>
-      </w:r>
-    </w:p>
-    <w:p>
-      <w:pPr/>
-      <w:r>
-        <w:rPr>
-          <w:lang w:val="id_ID" w:bidi="id_ID"/>
-        </w:rPr>
-      </w:r>
-      <w:r>
-        <w:rPr>
           <w:lang w:val="id_ID" w:bidi="id_ID"/>
         </w:rPr>
         <w:t>Di sini Paulus bermaksud bahwa ia melayani Allah dengan cara yang sama seperti yang dilakukan oleh nenek moyangnya. Jika akan membantu dalam bahasa Anda, Anda dapat menggunakan frasa yang sebanding atau menyatakan maknanya dengan jelas. Terjemahan alternatif: "yang saya layani dengan cara yang saya terima dari nenek moyang saya" atau "yang dilayani oleh nenek moyang saya dan saya layani juga"</w:t>
@@ -1896,21 +1643,6 @@
           <w:b/>
           <w:lang w:val="id_ID" w:bidi="id_ID"/>
         </w:rPr>
-        <w:t>ἐν καθαρᾷ συνειδήσει</w:t>
-      </w:r>
-    </w:p>
-    <w:p>
-      <w:pPr/>
-      <w:r>
-        <w:rPr>
-          <w:lang w:val="id_ID" w:bidi="id_ID"/>
-        </w:rPr>
-      </w:r>
-      <w:r>
-        <w:rPr>
-          <w:b/>
-          <w:lang w:val="id_ID" w:bidi="id_ID"/>
-        </w:rPr>
         <w:t>Hati nurani</w:t>
       </w:r>
       <w:r>
@@ -1985,21 +1717,6 @@
         <w:rPr>
           <w:lang w:val="id_ID" w:bidi="id_ID"/>
         </w:rPr>
-      </w:r>
-    </w:p>
-    <w:p>
-      <w:pPr/>
-      <w:r>
-        <w:rPr>
-          <w:lang w:val="id_ID" w:bidi="id_ID"/>
-        </w:rPr>
-      </w:r>
-      <w:r>
-        <w:rPr>
-          <w:b/>
-          <w:lang w:val="id_ID" w:bidi="id_ID"/>
-        </w:rPr>
-        <w:t>ὡς ἀδιάλειπτον ἔχω τὴν περὶ σοῦ μνείαν</w:t>
       </w:r>
     </w:p>
     <w:p>
@@ -2191,21 +1908,6 @@
       </w:r>
       <w:r>
         <w:rPr>
-          <w:b/>
-          <w:lang w:val="id_ID" w:bidi="id_ID"/>
-        </w:rPr>
-        <w:t>νυκτὸς καὶ ἡμέρας</w:t>
-      </w:r>
-    </w:p>
-    <w:p>
-      <w:pPr/>
-      <w:r>
-        <w:rPr>
-          <w:lang w:val="id_ID" w:bidi="id_ID"/>
-        </w:rPr>
-      </w:r>
-      <w:r>
-        <w:rPr>
           <w:lang w:val="id_ID" w:bidi="id_ID"/>
         </w:rPr>
         <w:t xml:space="preserve">Di sini, frasa </w:t>
@@ -2287,21 +1989,6 @@
       </w:r>
       <w:r>
         <w:rPr>
-          <w:b/>
-          <w:lang w:val="id_ID" w:bidi="id_ID"/>
-        </w:rPr>
-        <w:t>μεμνημένος σου τῶν δακρύων</w:t>
-      </w:r>
-    </w:p>
-    <w:p>
-      <w:pPr/>
-      <w:r>
-        <w:rPr>
-          <w:lang w:val="id_ID" w:bidi="id_ID"/>
-        </w:rPr>
-      </w:r>
-      <w:r>
-        <w:rPr>
           <w:lang w:val="id_ID" w:bidi="id_ID"/>
         </w:rPr>
         <w:t xml:space="preserve">Di sini Paulus menyiratkan bahwa Timotius meneteskan </w:t>
@@ -2383,21 +2070,6 @@
       </w:r>
       <w:r>
         <w:rPr>
-          <w:b/>
-          <w:lang w:val="id_ID" w:bidi="id_ID"/>
-        </w:rPr>
-        <w:t>σου τῶν δακρύων</w:t>
-      </w:r>
-    </w:p>
-    <w:p>
-      <w:pPr/>
-      <w:r>
-        <w:rPr>
-          <w:lang w:val="id_ID" w:bidi="id_ID"/>
-        </w:rPr>
-      </w:r>
-      <w:r>
-        <w:rPr>
           <w:lang w:val="id_ID" w:bidi="id_ID"/>
         </w:rPr>
         <w:t xml:space="preserve">Di sini, kata </w:t>
@@ -2492,21 +2164,6 @@
       </w:r>
       <w:r>
         <w:rPr>
-          <w:b/>
-          <w:lang w:val="id_ID" w:bidi="id_ID"/>
-        </w:rPr>
-        <w:t>χαρᾶς πληρωθῶ</w:t>
-      </w:r>
-    </w:p>
-    <w:p>
-      <w:pPr/>
-      <w:r>
-        <w:rPr>
-          <w:lang w:val="id_ID" w:bidi="id_ID"/>
-        </w:rPr>
-      </w:r>
-      <w:r>
-        <w:rPr>
           <w:lang w:val="id_ID" w:bidi="id_ID"/>
         </w:rPr>
         <w:t xml:space="preserve">Paulus berbicara tentang dirinya sendiri seolah-olah ia adalah sebuah wadah yang dapat </w:t>
@@ -2601,21 +2258,6 @@
       </w:r>
       <w:r>
         <w:rPr>
-          <w:b/>
-          <w:lang w:val="id_ID" w:bidi="id_ID"/>
-        </w:rPr>
-        <w:t>χαρᾶς πληρωθῶ</w:t>
-      </w:r>
-    </w:p>
-    <w:p>
-      <w:pPr/>
-      <w:r>
-        <w:rPr>
-          <w:lang w:val="id_ID" w:bidi="id_ID"/>
-        </w:rPr>
-      </w:r>
-      <w:r>
-        <w:rPr>
           <w:lang w:val="id_ID" w:bidi="id_ID"/>
         </w:rPr>
         <w:t>Jika bahasa Anda tidak menggunakan bentuk pasif ini, Anda dapat mengungkapkan ide dalam bentuk aktif atau dengan cara lain yang wajar dalam bahasa Anda. Terjemahan alternatif: "sukacita dapat memenuhi saya"</w:t>
@@ -2684,21 +2326,6 @@
       </w:r>
       <w:r>
         <w:rPr>
-          <w:b/>
-          <w:lang w:val="id_ID" w:bidi="id_ID"/>
-        </w:rPr>
-        <w:t>χαρᾶς πληρωθῶ</w:t>
-      </w:r>
-    </w:p>
-    <w:p>
-      <w:pPr/>
-      <w:r>
-        <w:rPr>
-          <w:lang w:val="id_ID" w:bidi="id_ID"/>
-        </w:rPr>
-      </w:r>
-      <w:r>
-        <w:rPr>
           <w:lang w:val="id_ID" w:bidi="id_ID"/>
         </w:rPr>
         <w:t xml:space="preserve">Jika bahasa Anda tidak menggunakan kata benda abstrak untuk ide </w:t>
@@ -2780,21 +2407,6 @@
       </w:r>
       <w:r>
         <w:rPr>
-          <w:b/>
-          <w:lang w:val="id_ID" w:bidi="id_ID"/>
-        </w:rPr>
-        <w:t>ὑπόμνησιν λαβὼν</w:t>
-      </w:r>
-    </w:p>
-    <w:p>
-      <w:pPr/>
-      <w:r>
-        <w:rPr>
-          <w:lang w:val="id_ID" w:bidi="id_ID"/>
-        </w:rPr>
-      </w:r>
-      <w:r>
-        <w:rPr>
           <w:lang w:val="id_ID" w:bidi="id_ID"/>
         </w:rPr>
         <w:t xml:space="preserve">Jika bahasa Anda tidak menggunakan kata benda abstrak untuk ide </w:t>
@@ -2876,21 +2488,6 @@
       </w:r>
       <w:r>
         <w:rPr>
-          <w:b/>
-          <w:lang w:val="id_ID" w:bidi="id_ID"/>
-        </w:rPr>
-        <w:t>τῆς ἐν σοὶ ἀνυποκρίτου πίστεως, ἥτις ἐνῴκησεν πρῶτον</w:t>
-      </w:r>
-    </w:p>
-    <w:p>
-      <w:pPr/>
-      <w:r>
-        <w:rPr>
-          <w:lang w:val="id_ID" w:bidi="id_ID"/>
-        </w:rPr>
-      </w:r>
-      <w:r>
-        <w:rPr>
           <w:lang w:val="id_ID" w:bidi="id_ID"/>
         </w:rPr>
         <w:t xml:space="preserve">Jika bahasa Anda tidak menggunakan kata benda abstrak untuk ide </w:t>
@@ -3173,21 +2770,6 @@
       </w:r>
       <w:r>
         <w:rPr>
-          <w:b/>
-          <w:lang w:val="id_ID" w:bidi="id_ID"/>
-        </w:rPr>
-        <w:t>τῇ μάμμῃ σου</w:t>
-      </w:r>
-    </w:p>
-    <w:p>
-      <w:pPr/>
-      <w:r>
-        <w:rPr>
-          <w:lang w:val="id_ID" w:bidi="id_ID"/>
-        </w:rPr>
-      </w:r>
-      <w:r>
-        <w:rPr>
           <w:lang w:val="id_ID" w:bidi="id_ID"/>
         </w:rPr>
         <w:t xml:space="preserve">Paulus tidak menunjukkan apakah </w:t>
@@ -3269,21 +2851,6 @@
       </w:r>
       <w:r>
         <w:rPr>
-          <w:b/>
-          <w:lang w:val="id_ID" w:bidi="id_ID"/>
-        </w:rPr>
-        <w:t>Λωΐδι &amp; Εὐνίκῃ</w:t>
-      </w:r>
-    </w:p>
-    <w:p>
-      <w:pPr/>
-      <w:r>
-        <w:rPr>
-          <w:lang w:val="id_ID" w:bidi="id_ID"/>
-        </w:rPr>
-      </w:r>
-      <w:r>
-        <w:rPr>
           <w:lang w:val="id_ID" w:bidi="id_ID"/>
         </w:rPr>
         <w:t xml:space="preserve">Kata </w:t>
@@ -3378,21 +2945,6 @@
       </w:r>
       <w:r>
         <w:rPr>
-          <w:b/>
-          <w:lang w:val="id_ID" w:bidi="id_ID"/>
-        </w:rPr>
-        <w:t>πέπεισμαι</w:t>
-      </w:r>
-    </w:p>
-    <w:p>
-      <w:pPr/>
-      <w:r>
-        <w:rPr>
-          <w:lang w:val="id_ID" w:bidi="id_ID"/>
-        </w:rPr>
-      </w:r>
-      <w:r>
-        <w:rPr>
           <w:lang w:val="id_ID" w:bidi="id_ID"/>
         </w:rPr>
         <w:t>Jika bahasa Anda tidak menggunakan bentuk pasif ini, Anda dapat mengungkapkan ide dalam bentuk aktif atau dengan cara lain yang wajar dalam bahasa Anda. Terjemahan alternatif: "Saya yakin" atau "Saya percaya diri"</w:t>
@@ -3450,21 +3002,6 @@
         <w:rPr>
           <w:lang w:val="id_ID" w:bidi="id_ID"/>
         </w:rPr>
-      </w:r>
-    </w:p>
-    <w:p>
-      <w:pPr/>
-      <w:r>
-        <w:rPr>
-          <w:lang w:val="id_ID" w:bidi="id_ID"/>
-        </w:rPr>
-      </w:r>
-      <w:r>
-        <w:rPr>
-          <w:b/>
-          <w:lang w:val="id_ID" w:bidi="id_ID"/>
-        </w:rPr>
-        <w:t>δι’ ἣν αἰτίαν</w:t>
       </w:r>
     </w:p>
     <w:p>
@@ -3575,21 +3112,6 @@
       </w:r>
       <w:r>
         <w:rPr>
-          <w:b/>
-          <w:lang w:val="id_ID" w:bidi="id_ID"/>
-        </w:rPr>
-        <w:t>ἀναζωπυρεῖν τὸ χάρισμα</w:t>
-      </w:r>
-    </w:p>
-    <w:p>
-      <w:pPr/>
-      <w:r>
-        <w:rPr>
-          <w:lang w:val="id_ID" w:bidi="id_ID"/>
-        </w:rPr>
-      </w:r>
-      <w:r>
-        <w:rPr>
           <w:lang w:val="id_ID" w:bidi="id_ID"/>
         </w:rPr>
         <w:t xml:space="preserve">Di sini Paulus berbicara tentang </w:t>
@@ -3697,21 +3219,6 @@
       </w:r>
       <w:r>
         <w:rPr>
-          <w:b/>
-          <w:lang w:val="id_ID" w:bidi="id_ID"/>
-        </w:rPr>
-        <w:t>τὸ χάρισμα τοῦ Θεοῦ, ὅ ἐστιν ἐν σοὶ</w:t>
-      </w:r>
-    </w:p>
-    <w:p>
-      <w:pPr/>
-      <w:r>
-        <w:rPr>
-          <w:lang w:val="id_ID" w:bidi="id_ID"/>
-        </w:rPr>
-      </w:r>
-      <w:r>
-        <w:rPr>
           <w:lang w:val="id_ID" w:bidi="id_ID"/>
         </w:rPr>
         <w:t xml:space="preserve">Paulus berbicara tentang Timotius seolah-olah ia adalah sebuah wadah yang dapat menampung </w:t>
@@ -3793,21 +3300,6 @@
       </w:r>
       <w:r>
         <w:rPr>
-          <w:b/>
-          <w:lang w:val="id_ID" w:bidi="id_ID"/>
-        </w:rPr>
-        <w:t>τὸ χάρισμα τοῦ Θεοῦ, ὅ ἐστιν ἐν σοὶ</w:t>
-      </w:r>
-    </w:p>
-    <w:p>
-      <w:pPr/>
-      <w:r>
-        <w:rPr>
-          <w:lang w:val="id_ID" w:bidi="id_ID"/>
-        </w:rPr>
-      </w:r>
-      <w:r>
-        <w:rPr>
           <w:lang w:val="id_ID" w:bidi="id_ID"/>
         </w:rPr>
         <w:t xml:space="preserve">Di sini Paulus menyiratkan bahwa </w:t>
@@ -3902,21 +3394,6 @@
       </w:r>
       <w:r>
         <w:rPr>
-          <w:b/>
-          <w:lang w:val="id_ID" w:bidi="id_ID"/>
-        </w:rPr>
-        <w:t>διὰ τῆς ἐπιθέσεως τῶν χειρῶν μου</w:t>
-      </w:r>
-    </w:p>
-    <w:p>
-      <w:pPr/>
-      <w:r>
-        <w:rPr>
-          <w:lang w:val="id_ID" w:bidi="id_ID"/>
-        </w:rPr>
-      </w:r>
-      <w:r>
-        <w:rPr>
           <w:lang w:val="id_ID" w:bidi="id_ID"/>
         </w:rPr>
         <w:t xml:space="preserve">Di sini Paulus sedang berbicara tentang suatu upacara di mana ia menumpangkan </w:t>
@@ -3987,21 +3464,6 @@
         <w:rPr>
           <w:lang w:val="id_ID" w:bidi="id_ID"/>
         </w:rPr>
-      </w:r>
-    </w:p>
-    <w:p>
-      <w:pPr/>
-      <w:r>
-        <w:rPr>
-          <w:lang w:val="id_ID" w:bidi="id_ID"/>
-        </w:rPr>
-      </w:r>
-      <w:r>
-        <w:rPr>
-          <w:b/>
-          <w:lang w:val="id_ID" w:bidi="id_ID"/>
-        </w:rPr>
-        <w:t>γὰρ</w:t>
       </w:r>
     </w:p>
     <w:p>
@@ -4125,21 +3587,6 @@
       </w:r>
       <w:r>
         <w:rPr>
-          <w:b/>
-          <w:lang w:val="id_ID" w:bidi="id_ID"/>
-        </w:rPr>
-        <w:t>πνεῦμα δειλίας, ἀλλὰ δυνάμεως, καὶ ἀγάπης, καὶ σωφρονισμοῦ</w:t>
-      </w:r>
-    </w:p>
-    <w:p>
-      <w:pPr/>
-      <w:r>
-        <w:rPr>
-          <w:lang w:val="id_ID" w:bidi="id_ID"/>
-        </w:rPr>
-      </w:r>
-      <w:r>
-        <w:rPr>
           <w:lang w:val="id_ID" w:bidi="id_ID"/>
         </w:rPr>
         <w:t xml:space="preserve">Di sini, kata </w:t>
@@ -4234,21 +3681,6 @@
       </w:r>
       <w:r>
         <w:rPr>
-          <w:b/>
-          <w:lang w:val="id_ID" w:bidi="id_ID"/>
-        </w:rPr>
-        <w:t>δειλίας, ἀλλὰ δυνάμεως, καὶ ἀγάπης, καὶ σωφρονισμοῦ</w:t>
-      </w:r>
-    </w:p>
-    <w:p>
-      <w:pPr/>
-      <w:r>
-        <w:rPr>
-          <w:lang w:val="id_ID" w:bidi="id_ID"/>
-        </w:rPr>
-      </w:r>
-      <w:r>
-        <w:rPr>
           <w:lang w:val="id_ID" w:bidi="id_ID"/>
         </w:rPr>
         <w:t xml:space="preserve">Jika bahasa Anda tidak menggunakan kata benda abstrak untuk ide </w:t>
@@ -4369,21 +3801,6 @@
       </w:r>
       <w:r>
         <w:rPr>
-          <w:b/>
-          <w:lang w:val="id_ID" w:bidi="id_ID"/>
-        </w:rPr>
-        <w:t>σωφρονισμοῦ</w:t>
-      </w:r>
-    </w:p>
-    <w:p>
-      <w:pPr/>
-      <w:r>
-        <w:rPr>
-          <w:lang w:val="id_ID" w:bidi="id_ID"/>
-        </w:rPr>
-      </w:r>
-      <w:r>
-        <w:rPr>
           <w:lang w:val="id_ID" w:bidi="id_ID"/>
         </w:rPr>
         <w:t xml:space="preserve">Di sini, kata </w:t>
@@ -4465,21 +3882,6 @@
       </w:r>
       <w:r>
         <w:rPr>
-          <w:b/>
-          <w:lang w:val="id_ID" w:bidi="id_ID"/>
-        </w:rPr>
-        <w:t>οὖν</w:t>
-      </w:r>
-    </w:p>
-    <w:p>
-      <w:pPr/>
-      <w:r>
-        <w:rPr>
-          <w:lang w:val="id_ID" w:bidi="id_ID"/>
-        </w:rPr>
-      </w:r>
-      <w:r>
-        <w:rPr>
           <w:lang w:val="id_ID" w:bidi="id_ID"/>
         </w:rPr>
         <w:t xml:space="preserve">Di sini, kata </w:t>
@@ -4561,21 +3963,6 @@
       </w:r>
       <w:r>
         <w:rPr>
-          <w:b/>
-          <w:lang w:val="id_ID" w:bidi="id_ID"/>
-        </w:rPr>
-        <w:t>μὴ &amp; ἐπαισχυνθῇς τὸ μαρτύριον τοῦ Κυρίου ἡμῶν, μηδὲ ἐμὲ, τὸν δέσμιον αὐτοῦ</w:t>
-      </w:r>
-    </w:p>
-    <w:p>
-      <w:pPr/>
-      <w:r>
-        <w:rPr>
-          <w:lang w:val="id_ID" w:bidi="id_ID"/>
-        </w:rPr>
-      </w:r>
-      <w:r>
-        <w:rPr>
           <w:lang w:val="id_ID" w:bidi="id_ID"/>
         </w:rPr>
         <w:t>Jika bahasa Anda tidak menggunakan bentuk pasif ini, Anda dapat mengekspresikan ide dalam bentuk aktif atau dengan cara lain yang wajar dalam bahasa Anda. Terjemahan alternatif: "Janganlah kesaksian Tuhan kita, atau aku, tawanan-Nya, mempermalukan kamu"</w:t>
@@ -4644,21 +4031,6 @@
       </w:r>
       <w:r>
         <w:rPr>
-          <w:b/>
-          <w:lang w:val="id_ID" w:bidi="id_ID"/>
-        </w:rPr>
-        <w:t>τὸ μαρτύριον τοῦ Κυρίου ἡμῶν</w:t>
-      </w:r>
-    </w:p>
-    <w:p>
-      <w:pPr/>
-      <w:r>
-        <w:rPr>
-          <w:lang w:val="id_ID" w:bidi="id_ID"/>
-        </w:rPr>
-      </w:r>
-      <w:r>
-        <w:rPr>
           <w:lang w:val="id_ID" w:bidi="id_ID"/>
         </w:rPr>
         <w:t xml:space="preserve">Di sini, Paulus menggunakan bentuk posesif untuk menggambarkan </w:t>
@@ -4753,21 +4125,6 @@
       </w:r>
       <w:r>
         <w:rPr>
-          <w:b/>
-          <w:lang w:val="id_ID" w:bidi="id_ID"/>
-        </w:rPr>
-        <w:t>τὸν δέσμιον αὐτοῦ</w:t>
-      </w:r>
-    </w:p>
-    <w:p>
-      <w:pPr/>
-      <w:r>
-        <w:rPr>
-          <w:lang w:val="id_ID" w:bidi="id_ID"/>
-        </w:rPr>
-      </w:r>
-      <w:r>
-        <w:rPr>
           <w:lang w:val="id_ID" w:bidi="id_ID"/>
         </w:rPr>
         <w:t xml:space="preserve">Di sini, Paulus menggunakan bentuk posesif untuk menggambarkan dirinya sebagai </w:t>
@@ -4849,21 +4206,6 @@
       </w:r>
       <w:r>
         <w:rPr>
-          <w:b/>
-          <w:lang w:val="id_ID" w:bidi="id_ID"/>
-        </w:rPr>
-        <w:t>συνκακοπάθησον</w:t>
-      </w:r>
-    </w:p>
-    <w:p>
-      <w:pPr/>
-      <w:r>
-        <w:rPr>
-          <w:lang w:val="id_ID" w:bidi="id_ID"/>
-        </w:rPr>
-      </w:r>
-      <w:r>
-        <w:rPr>
           <w:lang w:val="id_ID" w:bidi="id_ID"/>
         </w:rPr>
         <w:t xml:space="preserve">Di sini, frasa </w:t>
@@ -4945,21 +4287,6 @@
       </w:r>
       <w:r>
         <w:rPr>
-          <w:b/>
-          <w:lang w:val="id_ID" w:bidi="id_ID"/>
-        </w:rPr>
-        <w:t>τῷ εὐαγγελίῳ</w:t>
-      </w:r>
-    </w:p>
-    <w:p>
-      <w:pPr/>
-      <w:r>
-        <w:rPr>
-          <w:lang w:val="id_ID" w:bidi="id_ID"/>
-        </w:rPr>
-      </w:r>
-      <w:r>
-        <w:rPr>
           <w:lang w:val="id_ID" w:bidi="id_ID"/>
         </w:rPr>
         <w:t xml:space="preserve">Di sini Paulus menyiratkan bahwa Timotius harus bersedia untuk menderita karena ia percaya dan memberitakan </w:t>
@@ -5041,21 +4368,6 @@
       </w:r>
       <w:r>
         <w:rPr>
-          <w:b/>
-          <w:lang w:val="id_ID" w:bidi="id_ID"/>
-        </w:rPr>
-        <w:t>κατὰ δύναμιν Θεοῦ</w:t>
-      </w:r>
-    </w:p>
-    <w:p>
-      <w:pPr/>
-      <w:r>
-        <w:rPr>
-          <w:lang w:val="id_ID" w:bidi="id_ID"/>
-        </w:rPr>
-      </w:r>
-      <w:r>
-        <w:rPr>
           <w:lang w:val="id_ID" w:bidi="id_ID"/>
         </w:rPr>
         <w:t xml:space="preserve">Jika bahasa Anda tidak menggunakan kata benda abstrak untuk ide </w:t>
@@ -5137,21 +4449,6 @@
       </w:r>
       <w:r>
         <w:rPr>
-          <w:b/>
-          <w:lang w:val="id_ID" w:bidi="id_ID"/>
-        </w:rPr>
-        <w:t>κλήσει ἁγίᾳ</w:t>
-      </w:r>
-    </w:p>
-    <w:p>
-      <w:pPr/>
-      <w:r>
-        <w:rPr>
-          <w:lang w:val="id_ID" w:bidi="id_ID"/>
-        </w:rPr>
-      </w:r>
-      <w:r>
-        <w:rPr>
           <w:lang w:val="id_ID" w:bidi="id_ID"/>
         </w:rPr>
         <w:t xml:space="preserve">Di sini, frasa </w:t>
@@ -5259,21 +4556,6 @@
       </w:r>
       <w:r>
         <w:rPr>
-          <w:b/>
-          <w:lang w:val="id_ID" w:bidi="id_ID"/>
-        </w:rPr>
-        <w:t>οὐ κατὰ τὰ ἔργα ἡμῶν, ἀλλὰ κατὰ ἰδίαν πρόθεσιν καὶ χάριν, τὴν δοθεῖσαν ἡμῖν</w:t>
-      </w:r>
-    </w:p>
-    <w:p>
-      <w:pPr/>
-      <w:r>
-        <w:rPr>
-          <w:lang w:val="id_ID" w:bidi="id_ID"/>
-        </w:rPr>
-      </w:r>
-      <w:r>
-        <w:rPr>
           <w:lang w:val="id_ID" w:bidi="id_ID"/>
         </w:rPr>
         <w:t xml:space="preserve">Jika bahasa Anda tidak menggunakan kata benda abstrak untuk gagasan </w:t>
@@ -5501,21 +4783,6 @@
       </w:r>
       <w:r>
         <w:rPr>
-          <w:b/>
-          <w:lang w:val="id_ID" w:bidi="id_ID"/>
-        </w:rPr>
-        <w:t>τὴν δοθεῖσαν</w:t>
-      </w:r>
-    </w:p>
-    <w:p>
-      <w:pPr/>
-      <w:r>
-        <w:rPr>
-          <w:lang w:val="id_ID" w:bidi="id_ID"/>
-        </w:rPr>
-      </w:r>
-      <w:r>
-        <w:rPr>
           <w:lang w:val="id_ID" w:bidi="id_ID"/>
         </w:rPr>
         <w:t>Jika bahasa Anda tidak menggunakan bentuk pasif ini, Anda dapat mengungkapkan gagasan tersebut dalam bentuk aktif atau dengan cara lain yang wajar dalam bahasa Anda. Jika Anda perlu mengatakan siapa yang melakukan tindakan tersebut, jelaslah dari konteksnya bahwa yang melakukan tindakan tersebut adalah Allah. Terjemahan alternatif: "yang diberikan Allah"</w:t>
@@ -5584,21 +4851,6 @@
       </w:r>
       <w:r>
         <w:rPr>
-          <w:b/>
-          <w:lang w:val="id_ID" w:bidi="id_ID"/>
-        </w:rPr>
-        <w:t>ἐν Χριστῷ Ἰησοῦ πρὸ χρόνων αἰωνίων</w:t>
-      </w:r>
-    </w:p>
-    <w:p>
-      <w:pPr/>
-      <w:r>
-        <w:rPr>
-          <w:lang w:val="id_ID" w:bidi="id_ID"/>
-        </w:rPr>
-      </w:r>
-      <w:r>
-        <w:rPr>
           <w:lang w:val="id_ID" w:bidi="id_ID"/>
         </w:rPr>
         <w:t xml:space="preserve">Di sini Paulus menggunakan metafora spasial </w:t>
@@ -5719,21 +4971,6 @@
       </w:r>
       <w:r>
         <w:rPr>
-          <w:b/>
-          <w:lang w:val="id_ID" w:bidi="id_ID"/>
-        </w:rPr>
-        <w:t>πρὸ χρόνων αἰωνίων</w:t>
-      </w:r>
-    </w:p>
-    <w:p>
-      <w:pPr/>
-      <w:r>
-        <w:rPr>
-          <w:lang w:val="id_ID" w:bidi="id_ID"/>
-        </w:rPr>
-      </w:r>
-      <w:r>
-        <w:rPr>
           <w:lang w:val="id_ID" w:bidi="id_ID"/>
         </w:rPr>
         <w:t xml:space="preserve">Di sini Paulus menunjukkan bahwa Allah melakukan hal ini </w:t>
@@ -5815,21 +5052,6 @@
       </w:r>
       <w:r>
         <w:rPr>
-          <w:b/>
-          <w:lang w:val="id_ID" w:bidi="id_ID"/>
-        </w:rPr>
-        <w:t>φανερωθεῖσαν δὲ νῦν</w:t>
-      </w:r>
-    </w:p>
-    <w:p>
-      <w:pPr/>
-      <w:r>
-        <w:rPr>
-          <w:lang w:val="id_ID" w:bidi="id_ID"/>
-        </w:rPr>
-      </w:r>
-      <w:r>
-        <w:rPr>
           <w:lang w:val="id_ID" w:bidi="id_ID"/>
         </w:rPr>
         <w:t>Jika bahasa Anda tidak menggunakan bentuk pasif ini, Anda dapat mengungkapkan gagasan tersebut dalam bentuk aktif atau dengan cara lain yang wajar dalam bahasa Anda. Jika Anda perlu mengatakan siapa yang melakukan tindakan tersebut, jelaslah dari konteksnya bahwa yang melakukan tindakan tersebut adalah Allah. Terjemahan alternatif: "yang sekarang telah Allah nyatakan" atau "yang sekarang telah Allah izinkan untuk diketahui oleh manusia"</w:t>
@@ -5898,21 +5120,6 @@
       </w:r>
       <w:r>
         <w:rPr>
-          <w:b/>
-          <w:lang w:val="id_ID" w:bidi="id_ID"/>
-        </w:rPr>
-        <w:t>διὰ τῆς ἐπιφανείας τοῦ Σωτῆρος ἡμῶν, Χριστοῦ Ἰησοῦ</w:t>
-      </w:r>
-    </w:p>
-    <w:p>
-      <w:pPr/>
-      <w:r>
-        <w:rPr>
-          <w:lang w:val="id_ID" w:bidi="id_ID"/>
-        </w:rPr>
-      </w:r>
-      <w:r>
-        <w:rPr>
           <w:lang w:val="id_ID" w:bidi="id_ID"/>
         </w:rPr>
         <w:t xml:space="preserve">Di sini, kata </w:t>
@@ -5994,21 +5201,6 @@
       </w:r>
       <w:r>
         <w:rPr>
-          <w:b/>
-          <w:lang w:val="id_ID" w:bidi="id_ID"/>
-        </w:rPr>
-        <w:t>καταργήσαντος μὲν τὸν θάνατον</w:t>
-      </w:r>
-    </w:p>
-    <w:p>
-      <w:pPr/>
-      <w:r>
-        <w:rPr>
-          <w:lang w:val="id_ID" w:bidi="id_ID"/>
-        </w:rPr>
-      </w:r>
-      <w:r>
-        <w:rPr>
           <w:lang w:val="id_ID" w:bidi="id_ID"/>
         </w:rPr>
         <w:t xml:space="preserve">Jika bahasa Anda tidak menggunakan kata benda abstrak untuk ide </w:t>
@@ -6090,21 +5282,6 @@
       </w:r>
       <w:r>
         <w:rPr>
-          <w:b/>
-          <w:lang w:val="id_ID" w:bidi="id_ID"/>
-        </w:rPr>
-        <w:t>φωτίσαντος δὲ ζωὴν καὶ ἀφθαρσίαν διὰ τοῦ εὐαγγελίου</w:t>
-      </w:r>
-    </w:p>
-    <w:p>
-      <w:pPr/>
-      <w:r>
-        <w:rPr>
-          <w:lang w:val="id_ID" w:bidi="id_ID"/>
-        </w:rPr>
-      </w:r>
-      <w:r>
-        <w:rPr>
           <w:lang w:val="id_ID" w:bidi="id_ID"/>
         </w:rPr>
         <w:t xml:space="preserve">Di sini Paulus berbicara seolah-olah Yesus menggunakan </w:t>
@@ -6238,21 +5415,6 @@
       </w:r>
       <w:r>
         <w:rPr>
-          <w:b/>
-          <w:lang w:val="id_ID" w:bidi="id_ID"/>
-        </w:rPr>
-        <w:t>ζωὴν καὶ ἀφθαρσίαν</w:t>
-      </w:r>
-    </w:p>
-    <w:p>
-      <w:pPr/>
-      <w:r>
-        <w:rPr>
-          <w:lang w:val="id_ID" w:bidi="id_ID"/>
-        </w:rPr>
-      </w:r>
-      <w:r>
-        <w:rPr>
           <w:lang w:val="id_ID" w:bidi="id_ID"/>
         </w:rPr>
         <w:t xml:space="preserve">Jika bahasa Anda tidak menggunakan kata benda abstrak untuk gagasan </w:t>
@@ -6347,21 +5509,6 @@
       </w:r>
       <w:r>
         <w:rPr>
-          <w:b/>
-          <w:lang w:val="id_ID" w:bidi="id_ID"/>
-        </w:rPr>
-        <w:t>ζωὴν καὶ ἀφθαρσίαν</w:t>
-      </w:r>
-    </w:p>
-    <w:p>
-      <w:pPr/>
-      <w:r>
-        <w:rPr>
-          <w:lang w:val="id_ID" w:bidi="id_ID"/>
-        </w:rPr>
-      </w:r>
-      <w:r>
-        <w:rPr>
           <w:lang w:val="id_ID" w:bidi="id_ID"/>
         </w:rPr>
         <w:t xml:space="preserve">Dua kata </w:t>
@@ -6482,21 +5629,6 @@
       </w:r>
       <w:r>
         <w:rPr>
-          <w:b/>
-          <w:lang w:val="id_ID" w:bidi="id_ID"/>
-        </w:rPr>
-        <w:t>ζωὴν</w:t>
-      </w:r>
-    </w:p>
-    <w:p>
-      <w:pPr/>
-      <w:r>
-        <w:rPr>
-          <w:lang w:val="id_ID" w:bidi="id_ID"/>
-        </w:rPr>
-      </w:r>
-      <w:r>
-        <w:rPr>
           <w:lang w:val="id_ID" w:bidi="id_ID"/>
         </w:rPr>
         <w:t>Di sini Paulus mengacu pada kehidupan baru yang kekal bersama Allah. Jika itu akan membantu dalam bahasa Anda, Anda dapat membuat gagasan itu lebih eksplisit. Terjemahan alternatif: "hidup yang kekal" atau "hidup yang baru bersama Allah"</w:t>
@@ -6565,21 +5697,6 @@
       </w:r>
       <w:r>
         <w:rPr>
-          <w:b/>
-          <w:lang w:val="id_ID" w:bidi="id_ID"/>
-        </w:rPr>
-        <w:t>εἰς ὃ</w:t>
-      </w:r>
-    </w:p>
-    <w:p>
-      <w:pPr/>
-      <w:r>
-        <w:rPr>
-          <w:lang w:val="id_ID" w:bidi="id_ID"/>
-        </w:rPr>
-      </w:r>
-      <w:r>
-        <w:rPr>
           <w:lang w:val="id_ID" w:bidi="id_ID"/>
         </w:rPr>
         <w:t xml:space="preserve">Di sini, kata ganti </w:t>
@@ -6661,21 +5778,6 @@
       </w:r>
       <w:r>
         <w:rPr>
-          <w:b/>
-          <w:lang w:val="id_ID" w:bidi="id_ID"/>
-        </w:rPr>
-        <w:t>ἐτέθην ἐγὼ</w:t>
-      </w:r>
-    </w:p>
-    <w:p>
-      <w:pPr/>
-      <w:r>
-        <w:rPr>
-          <w:lang w:val="id_ID" w:bidi="id_ID"/>
-        </w:rPr>
-      </w:r>
-      <w:r>
-        <w:rPr>
           <w:lang w:val="id_ID" w:bidi="id_ID"/>
         </w:rPr>
         <w:t>Jika bahasa Anda tidak menggunakan bentuk pasif ini, Anda dapat mengungkapkan gagasan tersebut dalam bentuk aktif atau dengan cara lain yang wajar dalam bahasa Anda. Jika Anda perlu mengatakan siapa yang melakukan tindakan tersebut, jelaslah dari konteksnya bahwa yang melakukan tindakan tersebut adalah Allah. Terjemahan alternatif: "Allah telah menetapkan aku"</w:t>
@@ -6744,21 +5846,6 @@
       </w:r>
       <w:r>
         <w:rPr>
-          <w:b/>
-          <w:lang w:val="id_ID" w:bidi="id_ID"/>
-        </w:rPr>
-        <w:t>κῆρυξ</w:t>
-      </w:r>
-    </w:p>
-    <w:p>
-      <w:pPr/>
-      <w:r>
-        <w:rPr>
-          <w:lang w:val="id_ID" w:bidi="id_ID"/>
-        </w:rPr>
-      </w:r>
-      <w:r>
-        <w:rPr>
           <w:lang w:val="id_ID" w:bidi="id_ID"/>
         </w:rPr>
         <w:t xml:space="preserve">Seorang </w:t>
@@ -6840,21 +5927,6 @@
       </w:r>
       <w:r>
         <w:rPr>
-          <w:b/>
-          <w:lang w:val="id_ID" w:bidi="id_ID"/>
-        </w:rPr>
-        <w:t>διδάσκαλος</w:t>
-      </w:r>
-    </w:p>
-    <w:p>
-      <w:pPr/>
-      <w:r>
-        <w:rPr>
-          <w:lang w:val="id_ID" w:bidi="id_ID"/>
-        </w:rPr>
-      </w:r>
-      <w:r>
-        <w:rPr>
           <w:lang w:val="id_ID" w:bidi="id_ID"/>
         </w:rPr>
         <w:t xml:space="preserve">Banyak naskah kuno yang berbunyi </w:t>
@@ -6925,21 +5997,6 @@
         <w:rPr>
           <w:lang w:val="id_ID" w:bidi="id_ID"/>
         </w:rPr>
-      </w:r>
-    </w:p>
-    <w:p>
-      <w:pPr/>
-      <w:r>
-        <w:rPr>
-          <w:lang w:val="id_ID" w:bidi="id_ID"/>
-        </w:rPr>
-      </w:r>
-      <w:r>
-        <w:rPr>
-          <w:b/>
-          <w:lang w:val="id_ID" w:bidi="id_ID"/>
-        </w:rPr>
-        <w:t>δι’ ἣν αἰτίαν</w:t>
       </w:r>
     </w:p>
     <w:p>
@@ -7037,21 +6094,6 @@
       </w:r>
       <w:r>
         <w:rPr>
-          <w:b/>
-          <w:lang w:val="id_ID" w:bidi="id_ID"/>
-        </w:rPr>
-        <w:t>καὶ ταῦτα πάσχω</w:t>
-      </w:r>
-    </w:p>
-    <w:p>
-      <w:pPr/>
-      <w:r>
-        <w:rPr>
-          <w:lang w:val="id_ID" w:bidi="id_ID"/>
-        </w:rPr>
-      </w:r>
-      <w:r>
-        <w:rPr>
           <w:lang w:val="id_ID" w:bidi="id_ID"/>
         </w:rPr>
         <w:t xml:space="preserve">Di sini Paulus tidak menyebutkan secara khusus </w:t>
@@ -7151,21 +6193,6 @@
       </w:r>
       <w:r>
         <w:rPr>
-          <w:b/>
-          <w:lang w:val="id_ID" w:bidi="id_ID"/>
-        </w:rPr>
-        <w:t>οὐκ ἐπαισχύνομαι</w:t>
-      </w:r>
-    </w:p>
-    <w:p>
-      <w:pPr/>
-      <w:r>
-        <w:rPr>
-          <w:lang w:val="id_ID" w:bidi="id_ID"/>
-        </w:rPr>
-      </w:r>
-      <w:r>
-        <w:rPr>
           <w:lang w:val="id_ID" w:bidi="id_ID"/>
         </w:rPr>
         <w:t>Jika bahasa Anda tidak menggunakan bentuk pasif ini, Anda dapat mengungkapkan ide tersebut dalam bentuk aktif atau dengan cara lain yang wajar dalam bahasa Anda. Jika Anda perlu mengatakan siapa yang akan melakukan tindakan tersebut, jelas dari konteksnya bahwa itu adalah hal-hal yang diderita oleh Paulus. Terjemahan alternatif: "yang tidak mempermalukan aku"</w:t>
@@ -7234,21 +6261,6 @@
       </w:r>
       <w:r>
         <w:rPr>
-          <w:b/>
-          <w:lang w:val="id_ID" w:bidi="id_ID"/>
-        </w:rPr>
-        <w:t>ᾧ</w:t>
-      </w:r>
-    </w:p>
-    <w:p>
-      <w:pPr/>
-      <w:r>
-        <w:rPr>
-          <w:lang w:val="id_ID" w:bidi="id_ID"/>
-        </w:rPr>
-      </w:r>
-      <w:r>
-        <w:rPr>
           <w:lang w:val="id_ID" w:bidi="id_ID"/>
         </w:rPr>
         <w:t xml:space="preserve">Kata ganti </w:t>
@@ -7330,21 +6342,6 @@
       </w:r>
       <w:r>
         <w:rPr>
-          <w:b/>
-          <w:lang w:val="id_ID" w:bidi="id_ID"/>
-        </w:rPr>
-        <w:t>πέπεισμαι</w:t>
-      </w:r>
-    </w:p>
-    <w:p>
-      <w:pPr/>
-      <w:r>
-        <w:rPr>
-          <w:lang w:val="id_ID" w:bidi="id_ID"/>
-        </w:rPr>
-      </w:r>
-      <w:r>
-        <w:rPr>
           <w:lang w:val="id_ID" w:bidi="id_ID"/>
         </w:rPr>
         <w:t>Jika bahasa Anda tidak menggunakan bentuk pasif ini, Anda dapat mengekspresikan ide dalam bentuk aktif atau dengan cara lain yang wajar dalam bahasa Anda. Terjemahan alternatif: "Saya yakin" atau "Saya tahu"</w:t>
@@ -7413,21 +6410,6 @@
       </w:r>
       <w:r>
         <w:rPr>
-          <w:b/>
-          <w:lang w:val="id_ID" w:bidi="id_ID"/>
-        </w:rPr>
-        <w:t>τὴν παραθήκην μου φυλάξαι</w:t>
-      </w:r>
-    </w:p>
-    <w:p>
-      <w:pPr/>
-      <w:r>
-        <w:rPr>
-          <w:lang w:val="id_ID" w:bidi="id_ID"/>
-        </w:rPr>
-      </w:r>
-      <w:r>
-        <w:rPr>
           <w:lang w:val="id_ID" w:bidi="id_ID"/>
         </w:rPr>
         <w:t xml:space="preserve">Di sini, Paulus menggunakan bentuk posesif untuk menggambarkan </w:t>
@@ -7509,21 +6491,6 @@
       </w:r>
       <w:r>
         <w:rPr>
-          <w:b/>
-          <w:lang w:val="id_ID" w:bidi="id_ID"/>
-        </w:rPr>
-        <w:t>τὴν παραθήκην μου φυλάξαι</w:t>
-      </w:r>
-    </w:p>
-    <w:p>
-      <w:pPr/>
-      <w:r>
-        <w:rPr>
-          <w:lang w:val="id_ID" w:bidi="id_ID"/>
-        </w:rPr>
-      </w:r>
-      <w:r>
-        <w:rPr>
           <w:lang w:val="id_ID" w:bidi="id_ID"/>
         </w:rPr>
         <w:t xml:space="preserve">Di sini Paulus berbicara seolah-olah Allah sedang menjaga </w:t>
@@ -7657,21 +6624,6 @@
       </w:r>
       <w:r>
         <w:rPr>
-          <w:b/>
-          <w:lang w:val="id_ID" w:bidi="id_ID"/>
-        </w:rPr>
-        <w:t>ἐκείνην τὴν ἡμέραν</w:t>
-      </w:r>
-    </w:p>
-    <w:p>
-      <w:pPr/>
-      <w:r>
-        <w:rPr>
-          <w:lang w:val="id_ID" w:bidi="id_ID"/>
-        </w:rPr>
-      </w:r>
-      <w:r>
-        <w:rPr>
           <w:lang w:val="id_ID" w:bidi="id_ID"/>
         </w:rPr>
         <w:t>Di sini Paulus mengacu pada saat yang tepat ketika Yesus akan datang kembali ke dunia ini, yang juga akan menjadi akhir dari periode waktu saat ini. Jika itu akan membantu dalam bahasa Anda, Anda dapat membuat gagasan itu lebih eksplisit. Terjemahan alternatif: "hari ketika Yesus akan datang kembali" atau "kedatangan Yesus yang kedua kali"</w:t>
@@ -7740,21 +6692,6 @@
       </w:r>
       <w:r>
         <w:rPr>
-          <w:b/>
-          <w:lang w:val="id_ID" w:bidi="id_ID"/>
-        </w:rPr>
-        <w:t>ὑποτύπωσιν ἔχε</w:t>
-      </w:r>
-    </w:p>
-    <w:p>
-      <w:pPr/>
-      <w:r>
-        <w:rPr>
-          <w:lang w:val="id_ID" w:bidi="id_ID"/>
-        </w:rPr>
-      </w:r>
-      <w:r>
-        <w:rPr>
           <w:lang w:val="id_ID" w:bidi="id_ID"/>
         </w:rPr>
         <w:t xml:space="preserve">Di sini Paulus mengindikasikan bahwa ia ingin Timotius mempertahankan bentuk dasar dan isi dari </w:t>
@@ -7836,21 +6773,6 @@
       </w:r>
       <w:r>
         <w:rPr>
-          <w:b/>
-          <w:lang w:val="id_ID" w:bidi="id_ID"/>
-        </w:rPr>
-        <w:t>ὑγιαινόντων λόγων</w:t>
-      </w:r>
-    </w:p>
-    <w:p>
-      <w:pPr/>
-      <w:r>
-        <w:rPr>
-          <w:lang w:val="id_ID" w:bidi="id_ID"/>
-        </w:rPr>
-      </w:r>
-      <w:r>
-        <w:rPr>
           <w:lang w:val="id_ID" w:bidi="id_ID"/>
         </w:rPr>
         <w:t xml:space="preserve">Di sini Paulus berbicara seolah-olah </w:t>
@@ -7958,21 +6880,6 @@
       </w:r>
       <w:r>
         <w:rPr>
-          <w:b/>
-          <w:lang w:val="id_ID" w:bidi="id_ID"/>
-        </w:rPr>
-        <w:t>ὑγιαινόντων λόγων</w:t>
-      </w:r>
-    </w:p>
-    <w:p>
-      <w:pPr/>
-      <w:r>
-        <w:rPr>
-          <w:lang w:val="id_ID" w:bidi="id_ID"/>
-        </w:rPr>
-      </w:r>
-      <w:r>
-        <w:rPr>
           <w:lang w:val="id_ID" w:bidi="id_ID"/>
         </w:rPr>
         <w:t xml:space="preserve">Di sini, </w:t>
@@ -8054,21 +6961,6 @@
       </w:r>
       <w:r>
         <w:rPr>
-          <w:b/>
-          <w:lang w:val="id_ID" w:bidi="id_ID"/>
-        </w:rPr>
-        <w:t>ἐν πίστει καὶ ἀγάπῃ τῇ ἐν Χριστῷ Ἰησοῦ</w:t>
-      </w:r>
-    </w:p>
-    <w:p>
-      <w:pPr/>
-      <w:r>
-        <w:rPr>
-          <w:lang w:val="id_ID" w:bidi="id_ID"/>
-        </w:rPr>
-      </w:r>
-      <w:r>
-        <w:rPr>
           <w:lang w:val="id_ID" w:bidi="id_ID"/>
         </w:rPr>
         <w:t xml:space="preserve">Jika bahasa Anda tidak menggunakan kata benda abstrak untuk gagasan mengenai kata </w:t>
@@ -8163,21 +7055,6 @@
       </w:r>
       <w:r>
         <w:rPr>
-          <w:b/>
-          <w:lang w:val="id_ID" w:bidi="id_ID"/>
-        </w:rPr>
-        <w:t>τῇ ἐν Χριστῷ Ἰησοῦ</w:t>
-      </w:r>
-    </w:p>
-    <w:p>
-      <w:pPr/>
-      <w:r>
-        <w:rPr>
-          <w:lang w:val="id_ID" w:bidi="id_ID"/>
-        </w:rPr>
-      </w:r>
-      <w:r>
-        <w:rPr>
           <w:lang w:val="id_ID" w:bidi="id_ID"/>
         </w:rPr>
         <w:t xml:space="preserve">Di sini, frasa </w:t>
@@ -8298,21 +7175,6 @@
       </w:r>
       <w:r>
         <w:rPr>
-          <w:b/>
-          <w:lang w:val="id_ID" w:bidi="id_ID"/>
-        </w:rPr>
-        <w:t>τῇ ἐν Χριστῷ Ἰησοῦ</w:t>
-      </w:r>
-    </w:p>
-    <w:p>
-      <w:pPr/>
-      <w:r>
-        <w:rPr>
-          <w:lang w:val="id_ID" w:bidi="id_ID"/>
-        </w:rPr>
-      </w:r>
-      <w:r>
-        <w:rPr>
           <w:lang w:val="id_ID" w:bidi="id_ID"/>
         </w:rPr>
         <w:t xml:space="preserve">Paulus menggunakan metafora spasial </w:t>
@@ -8485,21 +7347,6 @@
       </w:r>
       <w:r>
         <w:rPr>
-          <w:b/>
-          <w:lang w:val="id_ID" w:bidi="id_ID"/>
-        </w:rPr>
-        <w:t>τὴν καλὴν παραθήκην φύλαξον</w:t>
-      </w:r>
-    </w:p>
-    <w:p>
-      <w:pPr/>
-      <w:r>
-        <w:rPr>
-          <w:lang w:val="id_ID" w:bidi="id_ID"/>
-        </w:rPr>
-      </w:r>
-      <w:r>
-        <w:rPr>
           <w:lang w:val="id_ID" w:bidi="id_ID"/>
         </w:rPr>
         <w:t xml:space="preserve">Di sini, frasa </w:t>
@@ -8607,21 +7454,6 @@
       </w:r>
       <w:r>
         <w:rPr>
-          <w:b/>
-          <w:lang w:val="id_ID" w:bidi="id_ID"/>
-        </w:rPr>
-        <w:t>διὰ Πνεύματος Ἁγίου</w:t>
-      </w:r>
-    </w:p>
-    <w:p>
-      <w:pPr/>
-      <w:r>
-        <w:rPr>
-          <w:lang w:val="id_ID" w:bidi="id_ID"/>
-        </w:rPr>
-      </w:r>
-      <w:r>
-        <w:rPr>
           <w:lang w:val="id_ID" w:bidi="id_ID"/>
         </w:rPr>
         <w:t>Terjemahan alternatif: "dengan pertolongan Roh Kudus"</w:t>
@@ -8670,21 +7502,6 @@
       </w:r>
       <w:r>
         <w:rPr>
-          <w:b/>
-          <w:lang w:val="id_ID" w:bidi="id_ID"/>
-        </w:rPr>
-        <w:t>τοῦ ἐνοικοῦντος ἐν ἡμῖν</w:t>
-      </w:r>
-    </w:p>
-    <w:p>
-      <w:pPr/>
-      <w:r>
-        <w:rPr>
-          <w:lang w:val="id_ID" w:bidi="id_ID"/>
-        </w:rPr>
-      </w:r>
-      <w:r>
-        <w:rPr>
           <w:lang w:val="id_ID" w:bidi="id_ID"/>
         </w:rPr>
         <w:t xml:space="preserve">Di sini Paulus berbicara seolah-olah orang percaya adalah bangunan tempat </w:t>
@@ -8779,21 +7596,6 @@
       </w:r>
       <w:r>
         <w:rPr>
-          <w:b/>
-          <w:lang w:val="id_ID" w:bidi="id_ID"/>
-        </w:rPr>
-        <w:t>οἶδας τοῦτο, ὅτι</w:t>
-      </w:r>
-    </w:p>
-    <w:p>
-      <w:pPr/>
-      <w:r>
-        <w:rPr>
-          <w:lang w:val="id_ID" w:bidi="id_ID"/>
-        </w:rPr>
-      </w:r>
-      <w:r>
-        <w:rPr>
           <w:lang w:val="id_ID" w:bidi="id_ID"/>
         </w:rPr>
         <w:t xml:space="preserve">Di sini, kata </w:t>
@@ -8901,21 +7703,6 @@
       </w:r>
       <w:r>
         <w:rPr>
-          <w:b/>
-          <w:lang w:val="id_ID" w:bidi="id_ID"/>
-        </w:rPr>
-        <w:t>πάντες οἱ ἐν τῇ Ἀσίᾳ</w:t>
-      </w:r>
-    </w:p>
-    <w:p>
-      <w:pPr/>
-      <w:r>
-        <w:rPr>
-          <w:lang w:val="id_ID" w:bidi="id_ID"/>
-        </w:rPr>
-      </w:r>
-      <w:r>
-        <w:rPr>
           <w:lang w:val="id_ID" w:bidi="id_ID"/>
         </w:rPr>
         <w:t xml:space="preserve">Paulus mengatakan </w:t>
@@ -8997,21 +7784,6 @@
       </w:r>
       <w:r>
         <w:rPr>
-          <w:b/>
-          <w:lang w:val="id_ID" w:bidi="id_ID"/>
-        </w:rPr>
-        <w:t>οἱ ἐν τῇ Ἀσίᾳ</w:t>
-      </w:r>
-    </w:p>
-    <w:p>
-      <w:pPr/>
-      <w:r>
-        <w:rPr>
-          <w:lang w:val="id_ID" w:bidi="id_ID"/>
-        </w:rPr>
-      </w:r>
-      <w:r>
-        <w:rPr>
           <w:lang w:val="id_ID" w:bidi="id_ID"/>
         </w:rPr>
         <w:t xml:space="preserve">Di sini, frasa </w:t>
@@ -9119,21 +7891,6 @@
       </w:r>
       <w:r>
         <w:rPr>
-          <w:b/>
-          <w:lang w:val="id_ID" w:bidi="id_ID"/>
-        </w:rPr>
-        <w:t>ἀπεστράφησάν με</w:t>
-      </w:r>
-    </w:p>
-    <w:p>
-      <w:pPr/>
-      <w:r>
-        <w:rPr>
-          <w:lang w:val="id_ID" w:bidi="id_ID"/>
-        </w:rPr>
-      </w:r>
-      <w:r>
-        <w:rPr>
           <w:lang w:val="id_ID" w:bidi="id_ID"/>
         </w:rPr>
         <w:t xml:space="preserve">Di sini Paulus berbicara tentang orang-orang yang berhenti mendengarkan dan menolongnya seolah-olah mereka </w:t>
@@ -9215,21 +7972,6 @@
       </w:r>
       <w:r>
         <w:rPr>
-          <w:b/>
-          <w:lang w:val="id_ID" w:bidi="id_ID"/>
-        </w:rPr>
-        <w:t>ἀπεστράφησάν με</w:t>
-      </w:r>
-    </w:p>
-    <w:p>
-      <w:pPr/>
-      <w:r>
-        <w:rPr>
-          <w:lang w:val="id_ID" w:bidi="id_ID"/>
-        </w:rPr>
-      </w:r>
-      <w:r>
-        <w:rPr>
           <w:lang w:val="id_ID" w:bidi="id_ID"/>
         </w:rPr>
         <w:t xml:space="preserve">Di sini Paulus menyiratkan bahwa orang-orang ini </w:t>
@@ -9311,21 +8053,6 @@
       </w:r>
       <w:r>
         <w:rPr>
-          <w:b/>
-          <w:lang w:val="id_ID" w:bidi="id_ID"/>
-        </w:rPr>
-        <w:t>Φύγελος &amp; Ἑρμογένης</w:t>
-      </w:r>
-    </w:p>
-    <w:p>
-      <w:pPr/>
-      <w:r>
-        <w:rPr>
-          <w:lang w:val="id_ID" w:bidi="id_ID"/>
-        </w:rPr>
-      </w:r>
-      <w:r>
-        <w:rPr>
           <w:lang w:val="id_ID" w:bidi="id_ID"/>
         </w:rPr>
         <w:t xml:space="preserve">Kata </w:t>
@@ -9420,21 +8147,6 @@
       </w:r>
       <w:r>
         <w:rPr>
-          <w:b/>
-          <w:lang w:val="id_ID" w:bidi="id_ID"/>
-        </w:rPr>
-        <w:t>δῴη ἔλεος ὁ Κύριος τῷ Ὀνησιφόρου οἴκῳ</w:t>
-      </w:r>
-    </w:p>
-    <w:p>
-      <w:pPr/>
-      <w:r>
-        <w:rPr>
-          <w:lang w:val="id_ID" w:bidi="id_ID"/>
-        </w:rPr>
-      </w:r>
-      <w:r>
-        <w:rPr>
           <w:lang w:val="id_ID" w:bidi="id_ID"/>
         </w:rPr>
         <w:t xml:space="preserve">Di sini Paulus meminta Allah untuk memberkati keluarga </w:t>
@@ -9516,21 +8228,6 @@
       </w:r>
       <w:r>
         <w:rPr>
-          <w:b/>
-          <w:lang w:val="id_ID" w:bidi="id_ID"/>
-        </w:rPr>
-        <w:t>δῴη ἔλεος ὁ Κύριος</w:t>
-      </w:r>
-    </w:p>
-    <w:p>
-      <w:pPr/>
-      <w:r>
-        <w:rPr>
-          <w:lang w:val="id_ID" w:bidi="id_ID"/>
-        </w:rPr>
-      </w:r>
-      <w:r>
-        <w:rPr>
           <w:lang w:val="id_ID" w:bidi="id_ID"/>
         </w:rPr>
         <w:t xml:space="preserve">Jika bahasa Anda tidak menggunakan kata benda abstrak untuk ide </w:t>
@@ -9612,21 +8309,6 @@
       </w:r>
       <w:r>
         <w:rPr>
-          <w:b/>
-          <w:lang w:val="id_ID" w:bidi="id_ID"/>
-        </w:rPr>
-        <w:t>Ὀνησιφόρου</w:t>
-      </w:r>
-    </w:p>
-    <w:p>
-      <w:pPr/>
-      <w:r>
-        <w:rPr>
-          <w:lang w:val="id_ID" w:bidi="id_ID"/>
-        </w:rPr>
-      </w:r>
-      <w:r>
-        <w:rPr>
           <w:lang w:val="id_ID" w:bidi="id_ID"/>
         </w:rPr>
         <w:t xml:space="preserve">Kata </w:t>
@@ -9708,21 +8390,6 @@
       </w:r>
       <w:r>
         <w:rPr>
-          <w:b/>
-          <w:lang w:val="id_ID" w:bidi="id_ID"/>
-        </w:rPr>
-        <w:t>τὴν ἅλυσίν μου οὐκ ἐπησχύνθη</w:t>
-      </w:r>
-    </w:p>
-    <w:p>
-      <w:pPr/>
-      <w:r>
-        <w:rPr>
-          <w:lang w:val="id_ID" w:bidi="id_ID"/>
-        </w:rPr>
-      </w:r>
-      <w:r>
-        <w:rPr>
           <w:lang w:val="id_ID" w:bidi="id_ID"/>
         </w:rPr>
         <w:t>Jika bahasa Anda tidak menggunakan bentuk pasif ini, Anda dapat mengekspresikan ide dalam bentuk aktif atau dengan cara lain yang wajar dalam bahasa Anda. Terjemahan alternatif: "pemenjaraanku tidak mempermalukannya"</w:t>
@@ -9791,21 +8458,6 @@
       </w:r>
       <w:r>
         <w:rPr>
-          <w:b/>
-          <w:lang w:val="id_ID" w:bidi="id_ID"/>
-        </w:rPr>
-        <w:t>τὴν ἅλυσίν μου</w:t>
-      </w:r>
-    </w:p>
-    <w:p>
-      <w:pPr/>
-      <w:r>
-        <w:rPr>
-          <w:lang w:val="id_ID" w:bidi="id_ID"/>
-        </w:rPr>
-      </w:r>
-      <w:r>
-        <w:rPr>
           <w:lang w:val="id_ID" w:bidi="id_ID"/>
         </w:rPr>
         <w:t xml:space="preserve">Di sini, </w:t>
@@ -9887,21 +8539,6 @@
       </w:r>
       <w:r>
         <w:rPr>
-          <w:b/>
-          <w:lang w:val="id_ID" w:bidi="id_ID"/>
-        </w:rPr>
-        <w:t>ἀλλὰ</w:t>
-      </w:r>
-    </w:p>
-    <w:p>
-      <w:pPr/>
-      <w:r>
-        <w:rPr>
-          <w:lang w:val="id_ID" w:bidi="id_ID"/>
-        </w:rPr>
-      </w:r>
-      <w:r>
-        <w:rPr>
           <w:lang w:val="id_ID" w:bidi="id_ID"/>
         </w:rPr>
         <w:t xml:space="preserve">Di sini, kata </w:t>
@@ -9996,21 +8633,6 @@
       </w:r>
       <w:r>
         <w:rPr>
-          <w:b/>
-          <w:lang w:val="id_ID" w:bidi="id_ID"/>
-        </w:rPr>
-        <w:t>ἐν Ῥώμῃ</w:t>
-      </w:r>
-    </w:p>
-    <w:p>
-      <w:pPr/>
-      <w:r>
-        <w:rPr>
-          <w:lang w:val="id_ID" w:bidi="id_ID"/>
-        </w:rPr>
-      </w:r>
-      <w:r>
-        <w:rPr>
           <w:lang w:val="id_ID" w:bidi="id_ID"/>
         </w:rPr>
         <w:t xml:space="preserve">Di sini Paulus menyiratkan bahwa ia berada di penjara di </w:t>
@@ -10092,21 +8714,6 @@
       </w:r>
       <w:r>
         <w:rPr>
-          <w:b/>
-          <w:lang w:val="id_ID" w:bidi="id_ID"/>
-        </w:rPr>
-        <w:t>(δῴη αὐτῷ ὁ Κύριος, εὑρεῖν ἔλεος παρὰ Κυρίου ἐν ἐκείνῃ τῇ ἡμέρᾳ), καὶ ὅσα ἐν Ἐφέσῳ διηκόνησεν, βέλτιον σὺ γινώσκεις</w:t>
-      </w:r>
-    </w:p>
-    <w:p>
-      <w:pPr/>
-      <w:r>
-        <w:rPr>
-          <w:lang w:val="id_ID" w:bidi="id_ID"/>
-        </w:rPr>
-      </w:r>
-      <w:r>
-        <w:rPr>
           <w:lang w:val="id_ID" w:bidi="id_ID"/>
         </w:rPr>
         <w:t>Jika akan membantu dalam bahasa Anda, Anda dapat membalikkan urutan kalimat-kalimat ini, karena kalimat kedua terus menjelaskan apa yang dilakukan Onesiforus, seperti yang dilakukan ayat sebelumnya. Terjemahan alternatif: "Dan selama ia melayani di Efesus, kamu tahu betul. Semoga Tuhan memberikan kepadanya belas kasihan dari Tuhan pada hari itu"</w:t>
@@ -10164,21 +8771,6 @@
         <w:rPr>
           <w:lang w:val="id_ID" w:bidi="id_ID"/>
         </w:rPr>
-      </w:r>
-    </w:p>
-    <w:p>
-      <w:pPr/>
-      <w:r>
-        <w:rPr>
-          <w:lang w:val="id_ID" w:bidi="id_ID"/>
-        </w:rPr>
-      </w:r>
-      <w:r>
-        <w:rPr>
-          <w:b/>
-          <w:lang w:val="id_ID" w:bidi="id_ID"/>
-        </w:rPr>
-        <w:t>δῴη αὐτῷ ὁ Κύριος, εὑρεῖν ἔλεος παρὰ Κυρίου</w:t>
       </w:r>
     </w:p>
     <w:p>
@@ -10276,21 +8868,6 @@
       </w:r>
       <w:r>
         <w:rPr>
-          <w:b/>
-          <w:lang w:val="id_ID" w:bidi="id_ID"/>
-        </w:rPr>
-        <w:t>εὑρεῖν ἔλεος παρὰ Κυρίου</w:t>
-      </w:r>
-    </w:p>
-    <w:p>
-      <w:pPr/>
-      <w:r>
-        <w:rPr>
-          <w:lang w:val="id_ID" w:bidi="id_ID"/>
-        </w:rPr>
-      </w:r>
-      <w:r>
-        <w:rPr>
           <w:lang w:val="id_ID" w:bidi="id_ID"/>
         </w:rPr>
         <w:t xml:space="preserve">Di sini Paulus berbicara tentang </w:t>
@@ -10385,21 +8962,6 @@
       </w:r>
       <w:r>
         <w:rPr>
-          <w:b/>
-          <w:lang w:val="id_ID" w:bidi="id_ID"/>
-        </w:rPr>
-        <w:t>εὑρεῖν ἔλεος παρὰ Κυρίου</w:t>
-      </w:r>
-    </w:p>
-    <w:p>
-      <w:pPr/>
-      <w:r>
-        <w:rPr>
-          <w:lang w:val="id_ID" w:bidi="id_ID"/>
-        </w:rPr>
-      </w:r>
-      <w:r>
-        <w:rPr>
           <w:lang w:val="id_ID" w:bidi="id_ID"/>
         </w:rPr>
         <w:t xml:space="preserve">Jika bahasa Anda tidak menggunakan kata benda abstrak untuk ide </w:t>
@@ -10481,21 +9043,6 @@
       </w:r>
       <w:r>
         <w:rPr>
-          <w:b/>
-          <w:lang w:val="id_ID" w:bidi="id_ID"/>
-        </w:rPr>
-        <w:t>ἐν ἐκείνῃ τῇ ἡμέρᾳ</w:t>
-      </w:r>
-    </w:p>
-    <w:p>
-      <w:pPr/>
-      <w:r>
-        <w:rPr>
-          <w:lang w:val="id_ID" w:bidi="id_ID"/>
-        </w:rPr>
-      </w:r>
-      <w:r>
-        <w:rPr>
           <w:lang w:val="id_ID" w:bidi="id_ID"/>
         </w:rPr>
         <w:t>Di sini Paulus mengacu pada saat yang tepat ketika Yesus akan kembali ke dunia ini, yang juga akan menjadi saat Ia menghakimi semua orang. Jika itu akan membantu dalam bahasa Anda, Anda dapat membuat gagasan itu lebih eksplisit. Terjemahan alternatif: "pada hari ketika Yesus datang kembali" atau "pada penghakiman terakhir"</w:t>
@@ -10564,21 +9111,6 @@
       </w:r>
       <w:r>
         <w:rPr>
-          <w:b/>
-          <w:lang w:val="id_ID" w:bidi="id_ID"/>
-        </w:rPr>
-        <w:t>ὅσα &amp; διηκόνησεν</w:t>
-      </w:r>
-    </w:p>
-    <w:p>
-      <w:pPr/>
-      <w:r>
-        <w:rPr>
-          <w:lang w:val="id_ID" w:bidi="id_ID"/>
-        </w:rPr>
-      </w:r>
-      <w:r>
-        <w:rPr>
           <w:lang w:val="id_ID" w:bidi="id_ID"/>
         </w:rPr>
         <w:t xml:space="preserve">Di sini Paulus mungkin menyiratkan bahwa Onesiforus </w:t>
@@ -10649,21 +9181,6 @@
         <w:rPr>
           <w:lang w:val="id_ID" w:bidi="id_ID"/>
         </w:rPr>
-      </w:r>
-    </w:p>
-    <w:p>
-      <w:pPr/>
-      <w:r>
-        <w:rPr>
-          <w:lang w:val="id_ID" w:bidi="id_ID"/>
-        </w:rPr>
-      </w:r>
-      <w:r>
-        <w:rPr>
-          <w:b/>
-          <w:lang w:val="id_ID" w:bidi="id_ID"/>
-        </w:rPr>
-        <w:t>σὺ οὖν</w:t>
       </w:r>
     </w:p>
     <w:p>
@@ -10774,21 +9291,6 @@
       </w:r>
       <w:r>
         <w:rPr>
-          <w:b/>
-          <w:lang w:val="id_ID" w:bidi="id_ID"/>
-        </w:rPr>
-        <w:t>τέκνον μου</w:t>
-      </w:r>
-    </w:p>
-    <w:p>
-      <w:pPr/>
-      <w:r>
-        <w:rPr>
-          <w:lang w:val="id_ID" w:bidi="id_ID"/>
-        </w:rPr>
-      </w:r>
-      <w:r>
-        <w:rPr>
           <w:lang w:val="id_ID" w:bidi="id_ID"/>
         </w:rPr>
         <w:t xml:space="preserve">Paulus berbicara tentang hubungannya yang dekat dengan Timotius seolah-olah Timotius adalah </w:t>
@@ -10870,21 +9372,6 @@
       </w:r>
       <w:r>
         <w:rPr>
-          <w:b/>
-          <w:lang w:val="id_ID" w:bidi="id_ID"/>
-        </w:rPr>
-        <w:t>ἐνδυναμοῦ</w:t>
-      </w:r>
-    </w:p>
-    <w:p>
-      <w:pPr/>
-      <w:r>
-        <w:rPr>
-          <w:lang w:val="id_ID" w:bidi="id_ID"/>
-        </w:rPr>
-      </w:r>
-      <w:r>
-        <w:rPr>
           <w:lang w:val="id_ID" w:bidi="id_ID"/>
         </w:rPr>
         <w:t>Jika bahasa Anda tidak menggunakan bentuk pasif ini, Anda dapat mengungkapkan gagasan tersebut dalam bentuk aktif atau dengan cara lain yang wajar dalam bahasa Anda. Jika Anda perlu mengatakan siapa yang melakukan tindakan tersebut, Anda dapat mengindikasikan bahwa yang melakukan tindakan tersebut adalah: (1) Allah. Terjemahan alternatif: "Biarlah Allah menguatkan engkau" (2) Timotius sendiri. Terjemahan alternatif: "kuatkanlah dirimu"</w:t>
@@ -10953,21 +9440,6 @@
       </w:r>
       <w:r>
         <w:rPr>
-          <w:b/>
-          <w:lang w:val="id_ID" w:bidi="id_ID"/>
-        </w:rPr>
-        <w:t>ἐν τῇ χάριτι τῇ ἐν Χριστῷ Ἰησοῦ</w:t>
-      </w:r>
-    </w:p>
-    <w:p>
-      <w:pPr/>
-      <w:r>
-        <w:rPr>
-          <w:lang w:val="id_ID" w:bidi="id_ID"/>
-        </w:rPr>
-      </w:r>
-      <w:r>
-        <w:rPr>
           <w:lang w:val="id_ID" w:bidi="id_ID"/>
         </w:rPr>
         <w:t xml:space="preserve">Jika bahasa Anda tidak menggunakan kata benda abstrak untuk ide </w:t>
@@ -11049,21 +9521,6 @@
       </w:r>
       <w:r>
         <w:rPr>
-          <w:b/>
-          <w:lang w:val="id_ID" w:bidi="id_ID"/>
-        </w:rPr>
-        <w:t>ἐν τῇ χάριτι</w:t>
-      </w:r>
-    </w:p>
-    <w:p>
-      <w:pPr/>
-      <w:r>
-        <w:rPr>
-          <w:lang w:val="id_ID" w:bidi="id_ID"/>
-        </w:rPr>
-      </w:r>
-      <w:r>
-        <w:rPr>
           <w:lang w:val="id_ID" w:bidi="id_ID"/>
         </w:rPr>
         <w:t xml:space="preserve">Di sini, kata </w:t>
@@ -11171,21 +9628,6 @@
       </w:r>
       <w:r>
         <w:rPr>
-          <w:b/>
-          <w:lang w:val="id_ID" w:bidi="id_ID"/>
-        </w:rPr>
-        <w:t>τῇ ἐν Χριστῷ Ἰησοῦ</w:t>
-      </w:r>
-    </w:p>
-    <w:p>
-      <w:pPr/>
-      <w:r>
-        <w:rPr>
-          <w:lang w:val="id_ID" w:bidi="id_ID"/>
-        </w:rPr>
-      </w:r>
-      <w:r>
-        <w:rPr>
           <w:lang w:val="id_ID" w:bidi="id_ID"/>
         </w:rPr>
         <w:t xml:space="preserve">Di sini Paulus menggunakan metafora spasial </w:t>
@@ -11332,21 +9774,6 @@
       </w:r>
       <w:r>
         <w:rPr>
-          <w:b/>
-          <w:lang w:val="id_ID" w:bidi="id_ID"/>
-        </w:rPr>
-        <w:t>διὰ πολλῶν μαρτύρων</w:t>
-      </w:r>
-    </w:p>
-    <w:p>
-      <w:pPr/>
-      <w:r>
-        <w:rPr>
-          <w:lang w:val="id_ID" w:bidi="id_ID"/>
-        </w:rPr>
-      </w:r>
-      <w:r>
-        <w:rPr>
           <w:lang w:val="id_ID" w:bidi="id_ID"/>
         </w:rPr>
         <w:t xml:space="preserve">Di sini, frasa </w:t>
@@ -11428,21 +9855,6 @@
       </w:r>
       <w:r>
         <w:rPr>
-          <w:b/>
-          <w:lang w:val="id_ID" w:bidi="id_ID"/>
-        </w:rPr>
-        <w:t>ταῦτα παράθου</w:t>
-      </w:r>
-    </w:p>
-    <w:p>
-      <w:pPr/>
-      <w:r>
-        <w:rPr>
-          <w:lang w:val="id_ID" w:bidi="id_ID"/>
-        </w:rPr>
-      </w:r>
-      <w:r>
-        <w:rPr>
           <w:lang w:val="id_ID" w:bidi="id_ID"/>
         </w:rPr>
         <w:t xml:space="preserve">Paulus berbicara tentang ajarannya seolah-olah ajarannya adalah benda yang dapat Timotius </w:t>
@@ -11524,21 +9936,6 @@
       </w:r>
       <w:r>
         <w:rPr>
-          <w:b/>
-          <w:lang w:val="id_ID" w:bidi="id_ID"/>
-        </w:rPr>
-        <w:t>πιστοῖς ἀνθρώποις</w:t>
-      </w:r>
-    </w:p>
-    <w:p>
-      <w:pPr/>
-      <w:r>
-        <w:rPr>
-          <w:lang w:val="id_ID" w:bidi="id_ID"/>
-        </w:rPr>
-      </w:r>
-      <w:r>
-        <w:rPr>
           <w:lang w:val="id_ID" w:bidi="id_ID"/>
         </w:rPr>
         <w:t xml:space="preserve">Meskipun istilah </w:t>
@@ -11620,21 +10017,6 @@
       </w:r>
       <w:r>
         <w:rPr>
-          <w:b/>
-          <w:lang w:val="id_ID" w:bidi="id_ID"/>
-        </w:rPr>
-        <w:t>συνκακοπάθησον</w:t>
-      </w:r>
-    </w:p>
-    <w:p>
-      <w:pPr/>
-      <w:r>
-        <w:rPr>
-          <w:lang w:val="id_ID" w:bidi="id_ID"/>
-        </w:rPr>
-      </w:r>
-      <w:r>
-        <w:rPr>
           <w:lang w:val="id_ID" w:bidi="id_ID"/>
         </w:rPr>
         <w:t>Di sini, frasa "menderitalah bersama" dapat menunjukkan bahwa Timotius harus menderita bersama: (1) Paulus. Terjemahan alternatif: "Menderita bersama-sama dengan aku" (2) semua orang Kristen yang menderita. Terjemahan alternatif: "Menderita bersama-sama dengan orang-orang percaya lainnya"</w:t>
@@ -11703,21 +10085,6 @@
       </w:r>
       <w:r>
         <w:rPr>
-          <w:b/>
-          <w:lang w:val="id_ID" w:bidi="id_ID"/>
-        </w:rPr>
-        <w:t>συνκακοπάθησον</w:t>
-      </w:r>
-    </w:p>
-    <w:p>
-      <w:pPr/>
-      <w:r>
-        <w:rPr>
-          <w:lang w:val="id_ID" w:bidi="id_ID"/>
-        </w:rPr>
-      </w:r>
-      <w:r>
-        <w:rPr>
           <w:lang w:val="id_ID" w:bidi="id_ID"/>
         </w:rPr>
         <w:t xml:space="preserve">Banyak naskah kuno yang berbunyi </w:t>
@@ -11799,21 +10166,6 @@
       </w:r>
       <w:r>
         <w:rPr>
-          <w:b/>
-          <w:lang w:val="id_ID" w:bidi="id_ID"/>
-        </w:rPr>
-        <w:t>ὡς καλὸς στρατιώτης Ἰησοῦ Χριστοῦ</w:t>
-      </w:r>
-    </w:p>
-    <w:p>
-      <w:pPr/>
-      <w:r>
-        <w:rPr>
-          <w:lang w:val="id_ID" w:bidi="id_ID"/>
-        </w:rPr>
-      </w:r>
-      <w:r>
-        <w:rPr>
           <w:lang w:val="id_ID" w:bidi="id_ID"/>
         </w:rPr>
         <w:t xml:space="preserve">Di sini Paulus berbicara seolah-olah Timotius adalah seorang </w:t>
@@ -11936,21 +10288,6 @@
         <w:rPr>
           <w:lang w:val="id_ID" w:bidi="id_ID"/>
         </w:rPr>
-      </w:r>
-    </w:p>
-    <w:p>
-      <w:pPr/>
-      <w:r>
-        <w:rPr>
-          <w:lang w:val="id_ID" w:bidi="id_ID"/>
-        </w:rPr>
-      </w:r>
-      <w:r>
-        <w:rPr>
-          <w:b/>
-          <w:lang w:val="id_ID" w:bidi="id_ID"/>
-        </w:rPr>
-        <w:t>οὐδεὶς στρατευόμενος ἐμπλέκεται ταῖς τοῦ βίου πραγματίαις, ἵνα τῷ στρατολογήσαντι ἀρέσῃ</w:t>
       </w:r>
     </w:p>
     <w:p>
@@ -12092,21 +10429,6 @@
       </w:r>
       <w:r>
         <w:rPr>
-          <w:b/>
-          <w:lang w:val="id_ID" w:bidi="id_ID"/>
-        </w:rPr>
-        <w:t>ἐμπλέκεται ταῖς τοῦ βίου πραγματίαις</w:t>
-      </w:r>
-    </w:p>
-    <w:p>
-      <w:pPr/>
-      <w:r>
-        <w:rPr>
-          <w:lang w:val="id_ID" w:bidi="id_ID"/>
-        </w:rPr>
-      </w:r>
-      <w:r>
-        <w:rPr>
           <w:lang w:val="id_ID" w:bidi="id_ID"/>
         </w:rPr>
         <w:t xml:space="preserve">Paulus berbicara tentang </w:t>
@@ -12201,21 +10523,6 @@
       </w:r>
       <w:r>
         <w:rPr>
-          <w:b/>
-          <w:lang w:val="id_ID" w:bidi="id_ID"/>
-        </w:rPr>
-        <w:t>ἐμπλέκεται</w:t>
-      </w:r>
-    </w:p>
-    <w:p>
-      <w:pPr/>
-      <w:r>
-        <w:rPr>
-          <w:lang w:val="id_ID" w:bidi="id_ID"/>
-        </w:rPr>
-      </w:r>
-      <w:r>
-        <w:rPr>
           <w:lang w:val="id_ID" w:bidi="id_ID"/>
         </w:rPr>
         <w:t>Jika bahasa Anda tidak menggunakan bentuk pasif ini, Anda dapat mengekspresikan ide dalam bentuk aktif atau dengan cara lain yang wajar dalam bahasa Anda. Terjemahan alternatif: "menjerat dirinya sendiri"</w:t>
@@ -12284,21 +10591,6 @@
       </w:r>
       <w:r>
         <w:rPr>
-          <w:b/>
-          <w:lang w:val="id_ID" w:bidi="id_ID"/>
-        </w:rPr>
-        <w:t>ταῖς τοῦ βίου πραγματίαις</w:t>
-      </w:r>
-    </w:p>
-    <w:p>
-      <w:pPr/>
-      <w:r>
-        <w:rPr>
-          <w:lang w:val="id_ID" w:bidi="id_ID"/>
-        </w:rPr>
-      </w:r>
-      <w:r>
-        <w:rPr>
           <w:lang w:val="id_ID" w:bidi="id_ID"/>
         </w:rPr>
         <w:t xml:space="preserve">Di sini, frasa </w:t>
@@ -12380,21 +10672,6 @@
       </w:r>
       <w:r>
         <w:rPr>
-          <w:b/>
-          <w:lang w:val="id_ID" w:bidi="id_ID"/>
-        </w:rPr>
-        <w:t>τῷ στρατολογήσαντι</w:t>
-      </w:r>
-    </w:p>
-    <w:p>
-      <w:pPr/>
-      <w:r>
-        <w:rPr>
-          <w:lang w:val="id_ID" w:bidi="id_ID"/>
-        </w:rPr>
-      </w:r>
-      <w:r>
-        <w:rPr>
           <w:lang w:val="id_ID" w:bidi="id_ID"/>
         </w:rPr>
         <w:t>Terjemahan alternatif: "pemimpinnya" atau "orang yang memerintahkannya"</w:t>
@@ -12443,21 +10720,6 @@
       </w:r>
       <w:r>
         <w:rPr>
-          <w:b/>
-          <w:lang w:val="id_ID" w:bidi="id_ID"/>
-        </w:rPr>
-        <w:t>δὲ καὶ</w:t>
-      </w:r>
-    </w:p>
-    <w:p>
-      <w:pPr/>
-      <w:r>
-        <w:rPr>
-          <w:lang w:val="id_ID" w:bidi="id_ID"/>
-        </w:rPr>
-      </w:r>
-      <w:r>
-        <w:rPr>
           <w:lang w:val="id_ID" w:bidi="id_ID"/>
         </w:rPr>
         <w:t xml:space="preserve">Di sini, frasa </w:t>
@@ -12541,21 +10803,6 @@
         <w:rPr>
           <w:lang w:val="id_ID" w:bidi="id_ID"/>
         </w:rPr>
-      </w:r>
-    </w:p>
-    <w:p>
-      <w:pPr/>
-      <w:r>
-        <w:rPr>
-          <w:lang w:val="id_ID" w:bidi="id_ID"/>
-        </w:rPr>
-      </w:r>
-      <w:r>
-        <w:rPr>
-          <w:b/>
-          <w:lang w:val="id_ID" w:bidi="id_ID"/>
-        </w:rPr>
-        <w:t>ἐὰν &amp; ἀθλῇ τις, οὐ στεφανοῦται, ἐὰν μὴ νομίμως ἀθλήσῃ</w:t>
       </w:r>
     </w:p>
     <w:p>
@@ -12728,21 +10975,6 @@
       </w:r>
       <w:r>
         <w:rPr>
-          <w:b/>
-          <w:lang w:val="id_ID" w:bidi="id_ID"/>
-        </w:rPr>
-        <w:t>ἐὰν &amp; ἀθλῇ τις, οὐ στεφανοῦται, ἐὰν μὴ νομίμως ἀθλήσῃ</w:t>
-      </w:r>
-    </w:p>
-    <w:p>
-      <w:pPr/>
-      <w:r>
-        <w:rPr>
-          <w:lang w:val="id_ID" w:bidi="id_ID"/>
-        </w:rPr>
-      </w:r>
-      <w:r>
-        <w:rPr>
           <w:lang w:val="id_ID" w:bidi="id_ID"/>
         </w:rPr>
         <w:t xml:space="preserve">Di sini Paulus menggunakan situasi imajiner untuk menunjukkan apa yang terjadi jika para atlet tidak bertanding </w:t>
@@ -12824,21 +11056,6 @@
       </w:r>
       <w:r>
         <w:rPr>
-          <w:b/>
-          <w:lang w:val="id_ID" w:bidi="id_ID"/>
-        </w:rPr>
-        <w:t>ἀθλῇ</w:t>
-      </w:r>
-    </w:p>
-    <w:p>
-      <w:pPr/>
-      <w:r>
-        <w:rPr>
-          <w:lang w:val="id_ID" w:bidi="id_ID"/>
-        </w:rPr>
-      </w:r>
-      <w:r>
-        <w:rPr>
           <w:lang w:val="id_ID" w:bidi="id_ID"/>
         </w:rPr>
         <w:t xml:space="preserve">Di sini, kata </w:t>
@@ -12920,21 +11137,6 @@
       </w:r>
       <w:r>
         <w:rPr>
-          <w:b/>
-          <w:lang w:val="id_ID" w:bidi="id_ID"/>
-        </w:rPr>
-        <w:t>οὐ στεφανοῦται, ἐὰν μὴ νομίμως ἀθλήσῃ</w:t>
-      </w:r>
-    </w:p>
-    <w:p>
-      <w:pPr/>
-      <w:r>
-        <w:rPr>
-          <w:lang w:val="id_ID" w:bidi="id_ID"/>
-        </w:rPr>
-      </w:r>
-      <w:r>
-        <w:rPr>
           <w:lang w:val="id_ID" w:bidi="id_ID"/>
         </w:rPr>
         <w:t>Jika akan membantu dalam bahasa Anda, Anda dapat menyatakan artinya dalam bentuk positif. Terjemahan alternatif: "dia hanya bisa dinobatkan jika dia telah berlomba secara sah"</w:t>
@@ -13003,21 +11205,6 @@
       </w:r>
       <w:r>
         <w:rPr>
-          <w:b/>
-          <w:lang w:val="id_ID" w:bidi="id_ID"/>
-        </w:rPr>
-        <w:t>οὐ στεφανοῦται</w:t>
-      </w:r>
-    </w:p>
-    <w:p>
-      <w:pPr/>
-      <w:r>
-        <w:rPr>
-          <w:lang w:val="id_ID" w:bidi="id_ID"/>
-        </w:rPr>
-      </w:r>
-      <w:r>
-        <w:rPr>
           <w:lang w:val="id_ID" w:bidi="id_ID"/>
         </w:rPr>
         <w:t>Jika bahasa Anda tidak menggunakan bentuk pasif ini, Anda dapat mengekspresikan ide tersebut dalam bentuk aktif atau dengan cara lain yang wajar dalam bahasa Anda. Jika Anda perlu mengatakan siapa yang akan melakukan tindakan tersebut, jelas dari konteksnya bahwa itu adalah ofisial atau wasit yang menilai kompetisi. Terjemahan alternatif: "dewan juri tidak akan memahkotainya"</w:t>
@@ -13086,21 +11273,6 @@
       </w:r>
       <w:r>
         <w:rPr>
-          <w:b/>
-          <w:lang w:val="id_ID" w:bidi="id_ID"/>
-        </w:rPr>
-        <w:t>οὐ στεφανοῦται</w:t>
-      </w:r>
-    </w:p>
-    <w:p>
-      <w:pPr/>
-      <w:r>
-        <w:rPr>
-          <w:lang w:val="id_ID" w:bidi="id_ID"/>
-        </w:rPr>
-      </w:r>
-      <w:r>
-        <w:rPr>
           <w:lang w:val="id_ID" w:bidi="id_ID"/>
         </w:rPr>
         <w:t xml:space="preserve">Dalam budaya Paulus, ketika para atlet memenangkan pertandingan, mereka </w:t>
@@ -13182,21 +11354,6 @@
       </w:r>
       <w:r>
         <w:rPr>
-          <w:b/>
-          <w:lang w:val="id_ID" w:bidi="id_ID"/>
-        </w:rPr>
-        <w:t>μὴ νομίμως ἀθλήσῃ</w:t>
-      </w:r>
-    </w:p>
-    <w:p>
-      <w:pPr/>
-      <w:r>
-        <w:rPr>
-          <w:lang w:val="id_ID" w:bidi="id_ID"/>
-        </w:rPr>
-      </w:r>
-      <w:r>
-        <w:rPr>
           <w:lang w:val="id_ID" w:bidi="id_ID"/>
         </w:rPr>
         <w:t>Di sini Paulus mengacu pada aturan yang mengatur pertandingan. Para atlet harus mematuhi peraturan, atau mereka akan dikeluarkan dari pertandingan dan tidak memiliki kesempatan untuk menang. Jika itu akan membantu dalam bahasa Anda, Anda dapat membuat gagasan itu lebih eksplisit. Terjemahan alternatif: "ia tidak bertanding sesuai dengan aturan pertandingan"</w:t>
@@ -13254,21 +11411,6 @@
         <w:rPr>
           <w:lang w:val="id_ID" w:bidi="id_ID"/>
         </w:rPr>
-      </w:r>
-    </w:p>
-    <w:p>
-      <w:pPr/>
-      <w:r>
-        <w:rPr>
-          <w:lang w:val="id_ID" w:bidi="id_ID"/>
-        </w:rPr>
-      </w:r>
-      <w:r>
-        <w:rPr>
-          <w:b/>
-          <w:lang w:val="id_ID" w:bidi="id_ID"/>
-        </w:rPr>
-        <w:t>τὸν κοπιῶντα γεωργὸν δεῖ πρῶτον τῶν καρπῶν μεταλαμβάνειν</w:t>
       </w:r>
     </w:p>
     <w:p>
@@ -13436,21 +11578,6 @@
       </w:r>
       <w:r>
         <w:rPr>
-          <w:b/>
-          <w:lang w:val="id_ID" w:bidi="id_ID"/>
-        </w:rPr>
-        <w:t>τὸν κοπιῶντα γεωργὸν</w:t>
-      </w:r>
-    </w:p>
-    <w:p>
-      <w:pPr/>
-      <w:r>
-        <w:rPr>
-          <w:lang w:val="id_ID" w:bidi="id_ID"/>
-        </w:rPr>
-      </w:r>
-      <w:r>
-        <w:rPr>
           <w:lang w:val="id_ID" w:bidi="id_ID"/>
         </w:rPr>
         <w:t xml:space="preserve">Kata </w:t>
@@ -13532,21 +11659,6 @@
       </w:r>
       <w:r>
         <w:rPr>
-          <w:b/>
-          <w:lang w:val="id_ID" w:bidi="id_ID"/>
-        </w:rPr>
-        <w:t>πρῶτον τῶν καρπῶν μεταλαμβάνειν</w:t>
-      </w:r>
-    </w:p>
-    <w:p>
-      <w:pPr/>
-      <w:r>
-        <w:rPr>
-          <w:lang w:val="id_ID" w:bidi="id_ID"/>
-        </w:rPr>
-      </w:r>
-      <w:r>
-        <w:rPr>
           <w:lang w:val="id_ID" w:bidi="id_ID"/>
         </w:rPr>
         <w:t xml:space="preserve">Di sini Paulus menyiratkan bahwa orang lain akan </w:t>
@@ -13643,21 +11755,6 @@
         <w:rPr>
           <w:lang w:val="id_ID" w:bidi="id_ID"/>
         </w:rPr>
-      </w:r>
-    </w:p>
-    <w:p>
-      <w:pPr/>
-      <w:r>
-        <w:rPr>
-          <w:lang w:val="id_ID" w:bidi="id_ID"/>
-        </w:rPr>
-      </w:r>
-      <w:r>
-        <w:rPr>
-          <w:b/>
-          <w:lang w:val="id_ID" w:bidi="id_ID"/>
-        </w:rPr>
-        <w:t>νόει ὃ λέγω</w:t>
       </w:r>
     </w:p>
     <w:p>
@@ -13768,21 +11865,6 @@
       </w:r>
       <w:r>
         <w:rPr>
-          <w:b/>
-          <w:lang w:val="id_ID" w:bidi="id_ID"/>
-        </w:rPr>
-        <w:t>δώσει &amp; σοι &amp; σύνεσιν</w:t>
-      </w:r>
-    </w:p>
-    <w:p>
-      <w:pPr/>
-      <w:r>
-        <w:rPr>
-          <w:lang w:val="id_ID" w:bidi="id_ID"/>
-        </w:rPr>
-      </w:r>
-      <w:r>
-        <w:rPr>
           <w:lang w:val="id_ID" w:bidi="id_ID"/>
         </w:rPr>
         <w:t xml:space="preserve">Jika bahasa Anda tidak menggunakan kata benda abstrak untuk ide </w:t>
@@ -13864,21 +11946,6 @@
       </w:r>
       <w:r>
         <w:rPr>
-          <w:b/>
-          <w:lang w:val="id_ID" w:bidi="id_ID"/>
-        </w:rPr>
-        <w:t>ἐν πᾶσιν</w:t>
-      </w:r>
-    </w:p>
-    <w:p>
-      <w:pPr/>
-      <w:r>
-        <w:rPr>
-          <w:lang w:val="id_ID" w:bidi="id_ID"/>
-        </w:rPr>
-      </w:r>
-      <w:r>
-        <w:rPr>
           <w:lang w:val="id_ID" w:bidi="id_ID"/>
         </w:rPr>
         <w:t xml:space="preserve">Di sini, frasa </w:t>
@@ -13960,21 +12027,6 @@
       </w:r>
       <w:r>
         <w:rPr>
-          <w:b/>
-          <w:lang w:val="id_ID" w:bidi="id_ID"/>
-        </w:rPr>
-        <w:t>μνημόνευε</w:t>
-      </w:r>
-    </w:p>
-    <w:p>
-      <w:pPr/>
-      <w:r>
-        <w:rPr>
-          <w:lang w:val="id_ID" w:bidi="id_ID"/>
-        </w:rPr>
-      </w:r>
-      <w:r>
-        <w:rPr>
           <w:lang w:val="id_ID" w:bidi="id_ID"/>
         </w:rPr>
         <w:t xml:space="preserve">Di sini, kata </w:t>
@@ -14082,21 +12134,6 @@
       </w:r>
       <w:r>
         <w:rPr>
-          <w:b/>
-          <w:lang w:val="id_ID" w:bidi="id_ID"/>
-        </w:rPr>
-        <w:t>ἐγηγερμένον ἐκ νεκρῶν, ἐκ σπέρματος Δαυείδ</w:t>
-      </w:r>
-    </w:p>
-    <w:p>
-      <w:pPr/>
-      <w:r>
-        <w:rPr>
-          <w:lang w:val="id_ID" w:bidi="id_ID"/>
-        </w:rPr>
-      </w:r>
-      <w:r>
-        <w:rPr>
           <w:lang w:val="id_ID" w:bidi="id_ID"/>
         </w:rPr>
         <w:t xml:space="preserve">Yesus dilahirkan </w:t>
@@ -14191,21 +12228,6 @@
       </w:r>
       <w:r>
         <w:rPr>
-          <w:b/>
-          <w:lang w:val="id_ID" w:bidi="id_ID"/>
-        </w:rPr>
-        <w:t>ἐγηγερμένον</w:t>
-      </w:r>
-    </w:p>
-    <w:p>
-      <w:pPr/>
-      <w:r>
-        <w:rPr>
-          <w:lang w:val="id_ID" w:bidi="id_ID"/>
-        </w:rPr>
-      </w:r>
-      <w:r>
-        <w:rPr>
           <w:lang w:val="id_ID" w:bidi="id_ID"/>
         </w:rPr>
         <w:t xml:space="preserve">Di sini, kata </w:t>
@@ -14287,21 +12309,6 @@
       </w:r>
       <w:r>
         <w:rPr>
-          <w:b/>
-          <w:lang w:val="id_ID" w:bidi="id_ID"/>
-        </w:rPr>
-        <w:t>ἐγηγερμένον</w:t>
-      </w:r>
-    </w:p>
-    <w:p>
-      <w:pPr/>
-      <w:r>
-        <w:rPr>
-          <w:lang w:val="id_ID" w:bidi="id_ID"/>
-        </w:rPr>
-      </w:r>
-      <w:r>
-        <w:rPr>
           <w:lang w:val="id_ID" w:bidi="id_ID"/>
         </w:rPr>
         <w:t>Jika bahasa Anda tidak menggunakan bentuk pasif ini, Anda dapat mengungkapkan ide tersebut dalam bentuk aktif atau dengan cara lain yang wajar dalam bahasa Anda. Jika Anda perlu mengatakan siapa yang melakukan tindakan tersebut, Paulus menyiratkan bahwa Allah yang melakukannya. Terjemahan alternatif: "yang telah dibangkitkan Allah"</w:t>
@@ -14370,21 +12377,6 @@
       </w:r>
       <w:r>
         <w:rPr>
-          <w:b/>
-          <w:lang w:val="id_ID" w:bidi="id_ID"/>
-        </w:rPr>
-        <w:t>ἐκ νεκρῶν</w:t>
-      </w:r>
-    </w:p>
-    <w:p>
-      <w:pPr/>
-      <w:r>
-        <w:rPr>
-          <w:lang w:val="id_ID" w:bidi="id_ID"/>
-        </w:rPr>
-      </w:r>
-      <w:r>
-        <w:rPr>
           <w:lang w:val="id_ID" w:bidi="id_ID"/>
         </w:rPr>
         <w:t xml:space="preserve">Paulus menggunakan kata sifat </w:t>
@@ -14479,21 +12471,6 @@
       </w:r>
       <w:r>
         <w:rPr>
-          <w:b/>
-          <w:lang w:val="id_ID" w:bidi="id_ID"/>
-        </w:rPr>
-        <w:t>ἐκ σπέρματος Δαυείδ</w:t>
-      </w:r>
-    </w:p>
-    <w:p>
-      <w:pPr/>
-      <w:r>
-        <w:rPr>
-          <w:lang w:val="id_ID" w:bidi="id_ID"/>
-        </w:rPr>
-      </w:r>
-      <w:r>
-        <w:rPr>
           <w:lang w:val="id_ID" w:bidi="id_ID"/>
         </w:rPr>
         <w:t xml:space="preserve">Di sini Paulus berbicara seolah-olah Yesus adalah tanaman yang tumbuh dari keturunan </w:t>
@@ -14601,21 +12578,6 @@
       </w:r>
       <w:r>
         <w:rPr>
-          <w:b/>
-          <w:lang w:val="id_ID" w:bidi="id_ID"/>
-        </w:rPr>
-        <w:t>κατὰ τὸ εὐαγγέλιόν μου</w:t>
-      </w:r>
-    </w:p>
-    <w:p>
-      <w:pPr/>
-      <w:r>
-        <w:rPr>
-          <w:lang w:val="id_ID" w:bidi="id_ID"/>
-        </w:rPr>
-      </w:r>
-      <w:r>
-        <w:rPr>
           <w:lang w:val="id_ID" w:bidi="id_ID"/>
         </w:rPr>
         <w:t xml:space="preserve">Di sini, Paulus menggunakan bentuk posesif untuk menggambarkan </w:t>
@@ -14697,21 +12659,6 @@
       </w:r>
       <w:r>
         <w:rPr>
-          <w:b/>
-          <w:lang w:val="id_ID" w:bidi="id_ID"/>
-        </w:rPr>
-        <w:t>μέχρι δεσμῶν</w:t>
-      </w:r>
-    </w:p>
-    <w:p>
-      <w:pPr/>
-      <w:r>
-        <w:rPr>
-          <w:lang w:val="id_ID" w:bidi="id_ID"/>
-        </w:rPr>
-      </w:r>
-      <w:r>
-        <w:rPr>
           <w:lang w:val="id_ID" w:bidi="id_ID"/>
         </w:rPr>
         <w:t xml:space="preserve">Di sini, </w:t>
@@ -14793,21 +12740,6 @@
       </w:r>
       <w:r>
         <w:rPr>
-          <w:b/>
-          <w:lang w:val="id_ID" w:bidi="id_ID"/>
-        </w:rPr>
-        <w:t>ὡς κακοῦργος</w:t>
-      </w:r>
-    </w:p>
-    <w:p>
-      <w:pPr/>
-      <w:r>
-        <w:rPr>
-          <w:lang w:val="id_ID" w:bidi="id_ID"/>
-        </w:rPr>
-      </w:r>
-      <w:r>
-        <w:rPr>
           <w:lang w:val="id_ID" w:bidi="id_ID"/>
         </w:rPr>
         <w:t xml:space="preserve">Paulus mengatakan bahwa ia diperlakukan </w:t>
@@ -14889,21 +12821,6 @@
       </w:r>
       <w:r>
         <w:rPr>
-          <w:b/>
-          <w:lang w:val="id_ID" w:bidi="id_ID"/>
-        </w:rPr>
-        <w:t>ὁ λόγος τοῦ Θεοῦ οὐ δέδεται</w:t>
-      </w:r>
-    </w:p>
-    <w:p>
-      <w:pPr/>
-      <w:r>
-        <w:rPr>
-          <w:lang w:val="id_ID" w:bidi="id_ID"/>
-        </w:rPr>
-      </w:r>
-      <w:r>
-        <w:rPr>
           <w:lang w:val="id_ID" w:bidi="id_ID"/>
         </w:rPr>
         <w:t xml:space="preserve">Di sini Paulus berbicara seolah-olah </w:t>
@@ -15011,21 +12928,6 @@
       </w:r>
       <w:r>
         <w:rPr>
-          <w:b/>
-          <w:lang w:val="id_ID" w:bidi="id_ID"/>
-        </w:rPr>
-        <w:t>ὁ λόγος τοῦ Θεοῦ οὐ δέδεται</w:t>
-      </w:r>
-    </w:p>
-    <w:p>
-      <w:pPr/>
-      <w:r>
-        <w:rPr>
-          <w:lang w:val="id_ID" w:bidi="id_ID"/>
-        </w:rPr>
-      </w:r>
-      <w:r>
-        <w:rPr>
           <w:lang w:val="id_ID" w:bidi="id_ID"/>
         </w:rPr>
         <w:t>Jika bahasa Anda tidak menggunakan bentuk pasif ini, Anda dapat mengekspresikan ide dalam bentuk aktif atau dengan cara lain yang alami dalam bahasa Anda. Jika Anda perlu mengatakan siapa yang melakukan tindakan tersebut, Anda dapat menggunakan subjek tak tentu. Terjemahan alternatif: "tidak ada yang mengikat firman Allah" atau "tidak ada yang mengikat firman Allah"</w:t>
@@ -15094,21 +12996,6 @@
       </w:r>
       <w:r>
         <w:rPr>
-          <w:b/>
-          <w:lang w:val="id_ID" w:bidi="id_ID"/>
-        </w:rPr>
-        <w:t>ὁ λόγος τοῦ Θεοῦ</w:t>
-      </w:r>
-    </w:p>
-    <w:p>
-      <w:pPr/>
-      <w:r>
-        <w:rPr>
-          <w:lang w:val="id_ID" w:bidi="id_ID"/>
-        </w:rPr>
-      </w:r>
-      <w:r>
-        <w:rPr>
           <w:lang w:val="id_ID" w:bidi="id_ID"/>
         </w:rPr>
         <w:t xml:space="preserve">Di sini, Paulus menggunakan bentuk posesif untuk menggambarkan </w:t>
@@ -15190,21 +13077,6 @@
       </w:r>
       <w:r>
         <w:rPr>
-          <w:b/>
-          <w:lang w:val="id_ID" w:bidi="id_ID"/>
-        </w:rPr>
-        <w:t>ὁ λόγος</w:t>
-      </w:r>
-    </w:p>
-    <w:p>
-      <w:pPr/>
-      <w:r>
-        <w:rPr>
-          <w:lang w:val="id_ID" w:bidi="id_ID"/>
-        </w:rPr>
-      </w:r>
-      <w:r>
-        <w:rPr>
           <w:lang w:val="id_ID" w:bidi="id_ID"/>
         </w:rPr>
         <w:t xml:space="preserve">Di sini, </w:t>
@@ -15286,21 +13158,6 @@
       </w:r>
       <w:r>
         <w:rPr>
-          <w:b/>
-          <w:lang w:val="id_ID" w:bidi="id_ID"/>
-        </w:rPr>
-        <w:t>διὰ τοῦτο, πάντα ὑπομένω</w:t>
-      </w:r>
-    </w:p>
-    <w:p>
-      <w:pPr/>
-      <w:r>
-        <w:rPr>
-          <w:lang w:val="id_ID" w:bidi="id_ID"/>
-        </w:rPr>
-      </w:r>
-      <w:r>
-        <w:rPr>
           <w:lang w:val="id_ID" w:bidi="id_ID"/>
         </w:rPr>
         <w:t xml:space="preserve">Kata ganti </w:t>
@@ -15408,21 +13265,6 @@
       </w:r>
       <w:r>
         <w:rPr>
-          <w:b/>
-          <w:lang w:val="id_ID" w:bidi="id_ID"/>
-        </w:rPr>
-        <w:t>πάντα ὑπομένω</w:t>
-      </w:r>
-    </w:p>
-    <w:p>
-      <w:pPr/>
-      <w:r>
-        <w:rPr>
-          <w:lang w:val="id_ID" w:bidi="id_ID"/>
-        </w:rPr>
-      </w:r>
-      <w:r>
-        <w:rPr>
           <w:lang w:val="id_ID" w:bidi="id_ID"/>
         </w:rPr>
         <w:t xml:space="preserve">Paulus mengatakan </w:t>
@@ -15504,21 +13346,6 @@
       </w:r>
       <w:r>
         <w:rPr>
-          <w:b/>
-          <w:lang w:val="id_ID" w:bidi="id_ID"/>
-        </w:rPr>
-        <w:t>τοὺς ἐκλεκτούς</w:t>
-      </w:r>
-    </w:p>
-    <w:p>
-      <w:pPr/>
-      <w:r>
-        <w:rPr>
-          <w:lang w:val="id_ID" w:bidi="id_ID"/>
-        </w:rPr>
-      </w:r>
-      <w:r>
-        <w:rPr>
           <w:lang w:val="id_ID" w:bidi="id_ID"/>
         </w:rPr>
         <w:t xml:space="preserve">Paulus menggunakan kata sifat </w:t>
@@ -15600,21 +13427,6 @@
       </w:r>
       <w:r>
         <w:rPr>
-          <w:b/>
-          <w:lang w:val="id_ID" w:bidi="id_ID"/>
-        </w:rPr>
-        <w:t>καὶ αὐτοὶ σωτηρίας τύχωσιν τῆς ἐν Χριστῷ Ἰησοῦ</w:t>
-      </w:r>
-    </w:p>
-    <w:p>
-      <w:pPr/>
-      <w:r>
-        <w:rPr>
-          <w:lang w:val="id_ID" w:bidi="id_ID"/>
-        </w:rPr>
-      </w:r>
-      <w:r>
-        <w:rPr>
           <w:lang w:val="id_ID" w:bidi="id_ID"/>
         </w:rPr>
         <w:t xml:space="preserve">Jika bahasa Anda tidak menggunakan kata benda abstrak untuk ide </w:t>
@@ -15696,21 +13508,6 @@
       </w:r>
       <w:r>
         <w:rPr>
-          <w:b/>
-          <w:lang w:val="id_ID" w:bidi="id_ID"/>
-        </w:rPr>
-        <w:t>τῆς ἐν Χριστῷ Ἰησοῦ</w:t>
-      </w:r>
-    </w:p>
-    <w:p>
-      <w:pPr/>
-      <w:r>
-        <w:rPr>
-          <w:lang w:val="id_ID" w:bidi="id_ID"/>
-        </w:rPr>
-      </w:r>
-      <w:r>
-        <w:rPr>
           <w:lang w:val="id_ID" w:bidi="id_ID"/>
         </w:rPr>
         <w:t xml:space="preserve">Di sini Paulus menggunakan metafora spasial </w:t>
@@ -15870,21 +13667,6 @@
       </w:r>
       <w:r>
         <w:rPr>
-          <w:b/>
-          <w:lang w:val="id_ID" w:bidi="id_ID"/>
-        </w:rPr>
-        <w:t>μετὰ δόξης αἰωνίου</w:t>
-      </w:r>
-    </w:p>
-    <w:p>
-      <w:pPr/>
-      <w:r>
-        <w:rPr>
-          <w:lang w:val="id_ID" w:bidi="id_ID"/>
-        </w:rPr>
-      </w:r>
-      <w:r>
-        <w:rPr>
           <w:lang w:val="id_ID" w:bidi="id_ID"/>
         </w:rPr>
         <w:t xml:space="preserve">Di sini, frasa </w:t>
@@ -15966,21 +13748,6 @@
       </w:r>
       <w:r>
         <w:rPr>
-          <w:b/>
-          <w:lang w:val="id_ID" w:bidi="id_ID"/>
-        </w:rPr>
-        <w:t>μετὰ δόξης αἰωνίου</w:t>
-      </w:r>
-    </w:p>
-    <w:p>
-      <w:pPr/>
-      <w:r>
-        <w:rPr>
-          <w:lang w:val="id_ID" w:bidi="id_ID"/>
-        </w:rPr>
-      </w:r>
-      <w:r>
-        <w:rPr>
           <w:lang w:val="id_ID" w:bidi="id_ID"/>
         </w:rPr>
         <w:t xml:space="preserve">Jika bahasa Anda tidak menggunakan kata benda abstrak untuk ide </w:t>
@@ -16062,21 +13829,6 @@
       </w:r>
       <w:r>
         <w:rPr>
-          <w:b/>
-          <w:lang w:val="id_ID" w:bidi="id_ID"/>
-        </w:rPr>
-        <w:t>πιστὸς ὁ λόγος</w:t>
-      </w:r>
-    </w:p>
-    <w:p>
-      <w:pPr/>
-      <w:r>
-        <w:rPr>
-          <w:lang w:val="id_ID" w:bidi="id_ID"/>
-        </w:rPr>
-      </w:r>
-      <w:r>
-        <w:rPr>
           <w:lang w:val="id_ID" w:bidi="id_ID"/>
         </w:rPr>
         <w:t xml:space="preserve">Di sini, </w:t>
@@ -16158,21 +13910,6 @@
       </w:r>
       <w:r>
         <w:rPr>
-          <w:b/>
-          <w:lang w:val="id_ID" w:bidi="id_ID"/>
-        </w:rPr>
-        <w:t>γὰρ</w:t>
-      </w:r>
-    </w:p>
-    <w:p>
-      <w:pPr/>
-      <w:r>
-        <w:rPr>
-          <w:lang w:val="id_ID" w:bidi="id_ID"/>
-        </w:rPr>
-      </w:r>
-      <w:r>
-        <w:rPr>
           <w:lang w:val="id_ID" w:bidi="id_ID"/>
         </w:rPr>
         <w:t xml:space="preserve">Di sini, kata </w:t>
@@ -16293,21 +14030,6 @@
       </w:r>
       <w:r>
         <w:rPr>
-          <w:b/>
-          <w:lang w:val="id_ID" w:bidi="id_ID"/>
-        </w:rPr>
-        <w:t>εἰ &amp; συναπεθάνομεν</w:t>
-      </w:r>
-    </w:p>
-    <w:p>
-      <w:pPr/>
-      <w:r>
-        <w:rPr>
-          <w:lang w:val="id_ID" w:bidi="id_ID"/>
-        </w:rPr>
-      </w:r>
-      <w:r>
-        <w:rPr>
           <w:lang w:val="id_ID" w:bidi="id_ID"/>
         </w:rPr>
         <w:t>Paulus berbicara seolah-olah ini adalah situasi yang masih bersifat sementara, tetapi maksudnya adalah hal ini pasti terjadi. Jika bahasa Anda tidak menyatakan sesuatu sebagai suatu kondisi jika hal itu benar-benar terjadi, dan jika pembaca Anda mungkin berpikir bahwa apa yang Paulus katakan tidak pasti, maka Anda dapat menerjemahkan kata-katanya sebagai pernyataan yang pasti. Terjemahan alternatif: "apabila kami telah mati bersama-sama dengan dia"</w:t>
@@ -16376,21 +14098,6 @@
       </w:r>
       <w:r>
         <w:rPr>
-          <w:b/>
-          <w:lang w:val="id_ID" w:bidi="id_ID"/>
-        </w:rPr>
-        <w:t>συναπεθάνομεν</w:t>
-      </w:r>
-    </w:p>
-    <w:p>
-      <w:pPr/>
-      <w:r>
-        <w:rPr>
-          <w:lang w:val="id_ID" w:bidi="id_ID"/>
-        </w:rPr>
-      </w:r>
-      <w:r>
-        <w:rPr>
           <w:lang w:val="id_ID" w:bidi="id_ID"/>
         </w:rPr>
         <w:t>Di sini Paulus merujuk pada bagaimana orang percaya, dalam persatuan mereka dengan Kristus, mengambil bagian dalam kematian Kristus. Dengan demikian, mereka juga telah mati. Jika itu akan membantu dalam bahasa Anda, Anda dapat mengungkapkan gagasan ini dalam bentuk perumpamaan atau menyatakan maknanya dengan jelas. Terjemahan alternatif: "kita telah mati, seolah-olah, bersama Dia" atau "kita telah mengambil bagian dalam kematian Mesias"</w:t>
@@ -16459,21 +14166,6 @@
       </w:r>
       <w:r>
         <w:rPr>
-          <w:b/>
-          <w:lang w:val="id_ID" w:bidi="id_ID"/>
-        </w:rPr>
-        <w:t>καὶ συνζήσομεν</w:t>
-      </w:r>
-    </w:p>
-    <w:p>
-      <w:pPr/>
-      <w:r>
-        <w:rPr>
-          <w:lang w:val="id_ID" w:bidi="id_ID"/>
-        </w:rPr>
-      </w:r>
-      <w:r>
-        <w:rPr>
           <w:lang w:val="id_ID" w:bidi="id_ID"/>
         </w:rPr>
         <w:t>Di sini Paulus merujuk pada kehidupan baru yang diterima orang percaya dalam persatuan mereka dengan Kristus. Kehidupan baru ini dapat dialami sekarang, tetapi Paulus tampaknya secara khusus berbicara tentang kehidupan kekal yang akan dimiliki oleh orang-orang percaya setelah Yesus datang kembali. Jika itu akan membantu dalam bahasa Anda, Anda dapat membuat gagasan itu lebih eksplisit. Terjemahan alternatif: "kita juga akan mengalami hidup yang baru bersama Dia" atau "kita juga akan memiliki hidup yang kekal bersama Dia"</w:t>
@@ -16542,21 +14234,6 @@
       </w:r>
       <w:r>
         <w:rPr>
-          <w:b/>
-          <w:lang w:val="id_ID" w:bidi="id_ID"/>
-        </w:rPr>
-        <w:t>εἰ γὰρ συναπεθάνομεν, καὶ συνζήσομεν &amp; εἰ ὑπομένομεν, καὶ συνβασιλεύσομεν; εἰ ἀρνησόμεθα, κἀκεῖνος ἀρνήσεται ἡμᾶς &amp; εἰ ἀπιστοῦμεν, ἐκεῖνος πιστὸς μένει; ἀρνήσασθαι γὰρ ἑαυτὸν οὐ δύναται</w:t>
-      </w:r>
-    </w:p>
-    <w:p>
-      <w:pPr/>
-      <w:r>
-        <w:rPr>
-          <w:lang w:val="id_ID" w:bidi="id_ID"/>
-        </w:rPr>
-      </w:r>
-      <w:r>
-        <w:rPr>
           <w:lang w:val="id_ID" w:bidi="id_ID"/>
         </w:rPr>
         <w:t xml:space="preserve">Kata-kata ini adalah </w:t>
@@ -16638,21 +14315,6 @@
       </w:r>
       <w:r>
         <w:rPr>
-          <w:b/>
-          <w:lang w:val="id_ID" w:bidi="id_ID"/>
-        </w:rPr>
-        <w:t>ὑπομένομεν</w:t>
-      </w:r>
-    </w:p>
-    <w:p>
-      <w:pPr/>
-      <w:r>
-        <w:rPr>
-          <w:lang w:val="id_ID" w:bidi="id_ID"/>
-        </w:rPr>
-      </w:r>
-      <w:r>
-        <w:rPr>
           <w:lang w:val="id_ID" w:bidi="id_ID"/>
         </w:rPr>
         <w:t xml:space="preserve">Di sini Paulus menyiratkan bahwa orang percaya harus </w:t>
@@ -16734,21 +14396,6 @@
       </w:r>
       <w:r>
         <w:rPr>
-          <w:b/>
-          <w:lang w:val="id_ID" w:bidi="id_ID"/>
-        </w:rPr>
-        <w:t>ἀρνησόμεθα</w:t>
-      </w:r>
-    </w:p>
-    <w:p>
-      <w:pPr/>
-      <w:r>
-        <w:rPr>
-          <w:lang w:val="id_ID" w:bidi="id_ID"/>
-        </w:rPr>
-      </w:r>
-      <w:r>
-        <w:rPr>
           <w:lang w:val="id_ID" w:bidi="id_ID"/>
         </w:rPr>
         <w:t>Di sini Paulus merujuk kepada orang-orang yang menyangkal bahwa mereka mengenal dan percaya kepada Yesus. Jika itu akan membantu dalam bahasa Anda, Anda dapat membuat gagasan itu lebih eksplisit. Terjemahan alternatif: "kami menyangkal bahwa kami percaya kepada-Nya"</w:t>
@@ -16817,21 +14464,6 @@
       </w:r>
       <w:r>
         <w:rPr>
-          <w:b/>
-          <w:lang w:val="id_ID" w:bidi="id_ID"/>
-        </w:rPr>
-        <w:t>κἀκεῖνος ἀρνήσεται ἡμᾶς</w:t>
-      </w:r>
-    </w:p>
-    <w:p>
-      <w:pPr/>
-      <w:r>
-        <w:rPr>
-          <w:lang w:val="id_ID" w:bidi="id_ID"/>
-        </w:rPr>
-      </w:r>
-      <w:r>
-        <w:rPr>
           <w:lang w:val="id_ID" w:bidi="id_ID"/>
         </w:rPr>
         <w:t xml:space="preserve">Di sini Paulus menyiratkan bahwa pada penghakiman terakhir, Yesus </w:t>
@@ -16913,21 +14545,6 @@
       </w:r>
       <w:r>
         <w:rPr>
-          <w:b/>
-          <w:lang w:val="id_ID" w:bidi="id_ID"/>
-        </w:rPr>
-        <w:t>ἀπιστοῦμεν</w:t>
-      </w:r>
-    </w:p>
-    <w:p>
-      <w:pPr/>
-      <w:r>
-        <w:rPr>
-          <w:lang w:val="id_ID" w:bidi="id_ID"/>
-        </w:rPr>
-      </w:r>
-      <w:r>
-        <w:rPr>
           <w:lang w:val="id_ID" w:bidi="id_ID"/>
         </w:rPr>
         <w:t xml:space="preserve">Di sini, kata </w:t>
@@ -17009,21 +14626,6 @@
       </w:r>
       <w:r>
         <w:rPr>
-          <w:b/>
-          <w:lang w:val="id_ID" w:bidi="id_ID"/>
-        </w:rPr>
-        <w:t>ἐκεῖνος πιστὸς μένει</w:t>
-      </w:r>
-    </w:p>
-    <w:p>
-      <w:pPr/>
-      <w:r>
-        <w:rPr>
-          <w:lang w:val="id_ID" w:bidi="id_ID"/>
-        </w:rPr>
-      </w:r>
-      <w:r>
-        <w:rPr>
           <w:lang w:val="id_ID" w:bidi="id_ID"/>
         </w:rPr>
         <w:t xml:space="preserve">Di sini, kata </w:t>
@@ -17118,21 +14720,6 @@
       </w:r>
       <w:r>
         <w:rPr>
-          <w:b/>
-          <w:lang w:val="id_ID" w:bidi="id_ID"/>
-        </w:rPr>
-        <w:t>ἀρνήσασθαι &amp; ἑαυτὸν οὐ δύναται</w:t>
-      </w:r>
-    </w:p>
-    <w:p>
-      <w:pPr/>
-      <w:r>
-        <w:rPr>
-          <w:lang w:val="id_ID" w:bidi="id_ID"/>
-        </w:rPr>
-      </w:r>
-      <w:r>
-        <w:rPr>
           <w:lang w:val="id_ID" w:bidi="id_ID"/>
         </w:rPr>
         <w:t xml:space="preserve">Di sini, frasa </w:t>
@@ -17214,21 +14801,6 @@
       </w:r>
       <w:r>
         <w:rPr>
-          <w:b/>
-          <w:lang w:val="id_ID" w:bidi="id_ID"/>
-        </w:rPr>
-        <w:t>ὑπομίμνῃσκε</w:t>
-      </w:r>
-    </w:p>
-    <w:p>
-      <w:pPr/>
-      <w:r>
-        <w:rPr>
-          <w:lang w:val="id_ID" w:bidi="id_ID"/>
-        </w:rPr>
-      </w:r>
-      <w:r>
-        <w:rPr>
           <w:lang w:val="id_ID" w:bidi="id_ID"/>
         </w:rPr>
         <w:t xml:space="preserve">Di sini Paulus menyiratkan bahwa Timotius harus </w:t>
@@ -17299,21 +14871,6 @@
         <w:rPr>
           <w:lang w:val="id_ID" w:bidi="id_ID"/>
         </w:rPr>
-      </w:r>
-    </w:p>
-    <w:p>
-      <w:pPr/>
-      <w:r>
-        <w:rPr>
-          <w:lang w:val="id_ID" w:bidi="id_ID"/>
-        </w:rPr>
-      </w:r>
-      <w:r>
-        <w:rPr>
-          <w:b/>
-          <w:lang w:val="id_ID" w:bidi="id_ID"/>
-        </w:rPr>
-        <w:t>ταῦτα</w:t>
       </w:r>
     </w:p>
     <w:p>
@@ -17523,21 +15080,6 @@
       </w:r>
       <w:r>
         <w:rPr>
-          <w:b/>
-          <w:lang w:val="id_ID" w:bidi="id_ID"/>
-        </w:rPr>
-        <w:t>τοῦ Θεοῦ</w:t>
-      </w:r>
-    </w:p>
-    <w:p>
-      <w:pPr/>
-      <w:r>
-        <w:rPr>
-          <w:lang w:val="id_ID" w:bidi="id_ID"/>
-        </w:rPr>
-      </w:r>
-      <w:r>
-        <w:rPr>
           <w:lang w:val="id_ID" w:bidi="id_ID"/>
         </w:rPr>
         <w:t xml:space="preserve">Banyak naskah kuno yang berbunyi </w:t>
@@ -17619,21 +15161,6 @@
       </w:r>
       <w:r>
         <w:rPr>
-          <w:b/>
-          <w:lang w:val="id_ID" w:bidi="id_ID"/>
-        </w:rPr>
-        <w:t>μὴ λογομαχεῖν</w:t>
-      </w:r>
-    </w:p>
-    <w:p>
-      <w:pPr/>
-      <w:r>
-        <w:rPr>
-          <w:lang w:val="id_ID" w:bidi="id_ID"/>
-        </w:rPr>
-      </w:r>
-      <w:r>
-        <w:rPr>
           <w:lang w:val="id_ID" w:bidi="id_ID"/>
         </w:rPr>
         <w:t xml:space="preserve">Di sini Paulus merujuk pada perdebatan tentang arti </w:t>
@@ -17715,21 +15242,6 @@
       </w:r>
       <w:r>
         <w:rPr>
-          <w:b/>
-          <w:lang w:val="id_ID" w:bidi="id_ID"/>
-        </w:rPr>
-        <w:t>ἐπὶ καταστροφῇ τῶν ἀκουόντων</w:t>
-      </w:r>
-    </w:p>
-    <w:p>
-      <w:pPr/>
-      <w:r>
-        <w:rPr>
-          <w:lang w:val="id_ID" w:bidi="id_ID"/>
-        </w:rPr>
-      </w:r>
-      <w:r>
-        <w:rPr>
           <w:lang w:val="id_ID" w:bidi="id_ID"/>
         </w:rPr>
         <w:t xml:space="preserve">Jika bahasa Anda tidak menggunakan kata benda abstrak untuk ide </w:t>
@@ -17811,21 +15323,6 @@
       </w:r>
       <w:r>
         <w:rPr>
-          <w:b/>
-          <w:lang w:val="id_ID" w:bidi="id_ID"/>
-        </w:rPr>
-        <w:t>ἐπὶ καταστροφῇ τῶν ἀκουόντων</w:t>
-      </w:r>
-    </w:p>
-    <w:p>
-      <w:pPr/>
-      <w:r>
-        <w:rPr>
-          <w:lang w:val="id_ID" w:bidi="id_ID"/>
-        </w:rPr>
-      </w:r>
-      <w:r>
-        <w:rPr>
           <w:lang w:val="id_ID" w:bidi="id_ID"/>
         </w:rPr>
         <w:t xml:space="preserve">Di sini Paulus menyiratkan bahwa bertengkar tentang kata-kata merusak iman </w:t>
@@ -17907,21 +15404,6 @@
       </w:r>
       <w:r>
         <w:rPr>
-          <w:b/>
-          <w:lang w:val="id_ID" w:bidi="id_ID"/>
-        </w:rPr>
-        <w:t>σπούδασον σεαυτὸν, δόκιμον παραστῆσαι τῷ Θεῷ</w:t>
-      </w:r>
-    </w:p>
-    <w:p>
-      <w:pPr/>
-      <w:r>
-        <w:rPr>
-          <w:lang w:val="id_ID" w:bidi="id_ID"/>
-        </w:rPr>
-      </w:r>
-      <w:r>
-        <w:rPr>
           <w:lang w:val="id_ID" w:bidi="id_ID"/>
         </w:rPr>
         <w:t xml:space="preserve">Di sini Paulus bermaksud bahwa Timotius harus </w:t>
@@ -18029,21 +15511,6 @@
       </w:r>
       <w:r>
         <w:rPr>
-          <w:b/>
-          <w:lang w:val="id_ID" w:bidi="id_ID"/>
-        </w:rPr>
-        <w:t>ἐργάτην</w:t>
-      </w:r>
-    </w:p>
-    <w:p>
-      <w:pPr/>
-      <w:r>
-        <w:rPr>
-          <w:lang w:val="id_ID" w:bidi="id_ID"/>
-        </w:rPr>
-      </w:r>
-      <w:r>
-        <w:rPr>
           <w:lang w:val="id_ID" w:bidi="id_ID"/>
         </w:rPr>
         <w:t xml:space="preserve">Di sini Paulus berbicara seolah-olah Timotius adalah seorang </w:t>
@@ -18125,21 +15592,6 @@
       </w:r>
       <w:r>
         <w:rPr>
-          <w:b/>
-          <w:lang w:val="id_ID" w:bidi="id_ID"/>
-        </w:rPr>
-        <w:t>ἀνεπαίσχυντον</w:t>
-      </w:r>
-    </w:p>
-    <w:p>
-      <w:pPr/>
-      <w:r>
-        <w:rPr>
-          <w:lang w:val="id_ID" w:bidi="id_ID"/>
-        </w:rPr>
-      </w:r>
-      <w:r>
-        <w:rPr>
           <w:lang w:val="id_ID" w:bidi="id_ID"/>
         </w:rPr>
         <w:t>Jika bahasa Anda tidak menggunakan bentuk pasif ini, Anda dapat mengekspresikan ide tersebut dalam bentuk aktif atau dengan cara lain yang alami dalam bahasa Anda. Jika Anda perlu mengatakan apa yang akan melakukan tindakan tersebut, jelas dari konteksnya bahwa itu adalah pekerjaannya. Terjemahan alternatif: "tanpa rasa malu" atau "yang pekerjaannya tidak mempermalukannya"</w:t>
@@ -18208,21 +15660,6 @@
       </w:r>
       <w:r>
         <w:rPr>
-          <w:b/>
-          <w:lang w:val="id_ID" w:bidi="id_ID"/>
-        </w:rPr>
-        <w:t>ὀρθοτομοῦντα τὸν λόγον τῆς ἀληθείας</w:t>
-      </w:r>
-    </w:p>
-    <w:p>
-      <w:pPr/>
-      <w:r>
-        <w:rPr>
-          <w:lang w:val="id_ID" w:bidi="id_ID"/>
-        </w:rPr>
-      </w:r>
-      <w:r>
-        <w:rPr>
           <w:lang w:val="id_ID" w:bidi="id_ID"/>
         </w:rPr>
         <w:t xml:space="preserve">Paulus mengacu kepada </w:t>
@@ -18330,21 +15767,6 @@
       </w:r>
       <w:r>
         <w:rPr>
-          <w:b/>
-          <w:lang w:val="id_ID" w:bidi="id_ID"/>
-        </w:rPr>
-        <w:t>τὸν λόγον τῆς ἀληθείας</w:t>
-      </w:r>
-    </w:p>
-    <w:p>
-      <w:pPr/>
-      <w:r>
-        <w:rPr>
-          <w:lang w:val="id_ID" w:bidi="id_ID"/>
-        </w:rPr>
-      </w:r>
-      <w:r>
-        <w:rPr>
           <w:lang w:val="id_ID" w:bidi="id_ID"/>
         </w:rPr>
         <w:t xml:space="preserve">Di sini, Paulus menggunakan bentuk posesif untuk menjelaskan </w:t>
@@ -18426,21 +15848,6 @@
       </w:r>
       <w:r>
         <w:rPr>
-          <w:b/>
-          <w:lang w:val="id_ID" w:bidi="id_ID"/>
-        </w:rPr>
-        <w:t>τὸν λόγον τῆς ἀληθείας</w:t>
-      </w:r>
-    </w:p>
-    <w:p>
-      <w:pPr/>
-      <w:r>
-        <w:rPr>
-          <w:lang w:val="id_ID" w:bidi="id_ID"/>
-        </w:rPr>
-      </w:r>
-      <w:r>
-        <w:rPr>
           <w:lang w:val="id_ID" w:bidi="id_ID"/>
         </w:rPr>
         <w:t xml:space="preserve">Jika bahasa Anda tidak menggunakan kata benda abstrak untuk ide </w:t>
@@ -18522,21 +15929,6 @@
       </w:r>
       <w:r>
         <w:rPr>
-          <w:b/>
-          <w:lang w:val="id_ID" w:bidi="id_ID"/>
-        </w:rPr>
-        <w:t>τὸν λόγον</w:t>
-      </w:r>
-    </w:p>
-    <w:p>
-      <w:pPr/>
-      <w:r>
-        <w:rPr>
-          <w:lang w:val="id_ID" w:bidi="id_ID"/>
-        </w:rPr>
-      </w:r>
-      <w:r>
-        <w:rPr>
           <w:lang w:val="id_ID" w:bidi="id_ID"/>
         </w:rPr>
         <w:t xml:space="preserve">Di sini, </w:t>
@@ -18607,21 +15999,6 @@
         <w:rPr>
           <w:lang w:val="id_ID" w:bidi="id_ID"/>
         </w:rPr>
-      </w:r>
-    </w:p>
-    <w:p>
-      <w:pPr/>
-      <w:r>
-        <w:rPr>
-          <w:lang w:val="id_ID" w:bidi="id_ID"/>
-        </w:rPr>
-      </w:r>
-      <w:r>
-        <w:rPr>
-          <w:b/>
-          <w:lang w:val="id_ID" w:bidi="id_ID"/>
-        </w:rPr>
-        <w:t>δὲ</w:t>
       </w:r>
     </w:p>
     <w:p>
@@ -18771,21 +16148,6 @@
       </w:r>
       <w:r>
         <w:rPr>
-          <w:b/>
-          <w:lang w:val="id_ID" w:bidi="id_ID"/>
-        </w:rPr>
-        <w:t>τὰς &amp; βεβήλους κενοφωνίας</w:t>
-      </w:r>
-    </w:p>
-    <w:p>
-      <w:pPr/>
-      <w:r>
-        <w:rPr>
-          <w:lang w:val="id_ID" w:bidi="id_ID"/>
-        </w:rPr>
-      </w:r>
-      <w:r>
-        <w:rPr>
           <w:lang w:val="id_ID" w:bidi="id_ID"/>
         </w:rPr>
         <w:t xml:space="preserve">Di sini Paulus menyiratkan bahwa </w:t>
@@ -18869,21 +16231,6 @@
         <w:rPr>
           <w:lang w:val="id_ID" w:bidi="id_ID"/>
         </w:rPr>
-      </w:r>
-    </w:p>
-    <w:p>
-      <w:pPr/>
-      <w:r>
-        <w:rPr>
-          <w:lang w:val="id_ID" w:bidi="id_ID"/>
-        </w:rPr>
-      </w:r>
-      <w:r>
-        <w:rPr>
-          <w:b/>
-          <w:lang w:val="id_ID" w:bidi="id_ID"/>
-        </w:rPr>
-        <w:t>προκόψουσιν</w:t>
       </w:r>
     </w:p>
     <w:p>
@@ -19020,21 +16367,6 @@
       </w:r>
       <w:r>
         <w:rPr>
-          <w:b/>
-          <w:lang w:val="id_ID" w:bidi="id_ID"/>
-        </w:rPr>
-        <w:t>ἐπὶ πλεῖον &amp; προκόψουσιν ἀσεβείας</w:t>
-      </w:r>
-    </w:p>
-    <w:p>
-      <w:pPr/>
-      <w:r>
-        <w:rPr>
-          <w:lang w:val="id_ID" w:bidi="id_ID"/>
-        </w:rPr>
-      </w:r>
-      <w:r>
-        <w:rPr>
           <w:lang w:val="id_ID" w:bidi="id_ID"/>
         </w:rPr>
         <w:t xml:space="preserve">Di sini Paulus berbicara tentang orang-orang yang mengucapkan </w:t>
@@ -19142,21 +16474,6 @@
       </w:r>
       <w:r>
         <w:rPr>
-          <w:b/>
-          <w:lang w:val="id_ID" w:bidi="id_ID"/>
-        </w:rPr>
-        <w:t>ἀσεβείας</w:t>
-      </w:r>
-    </w:p>
-    <w:p>
-      <w:pPr/>
-      <w:r>
-        <w:rPr>
-          <w:lang w:val="id_ID" w:bidi="id_ID"/>
-        </w:rPr>
-      </w:r>
-      <w:r>
-        <w:rPr>
           <w:lang w:val="id_ID" w:bidi="id_ID"/>
         </w:rPr>
         <w:t xml:space="preserve">Jika bahasa Anda tidak menggunakan kata benda abstrak untuk ide </w:t>
@@ -19227,21 +16544,6 @@
         <w:rPr>
           <w:lang w:val="id_ID" w:bidi="id_ID"/>
         </w:rPr>
-      </w:r>
-    </w:p>
-    <w:p>
-      <w:pPr/>
-      <w:r>
-        <w:rPr>
-          <w:lang w:val="id_ID" w:bidi="id_ID"/>
-        </w:rPr>
-      </w:r>
-      <w:r>
-        <w:rPr>
-          <w:b/>
-          <w:lang w:val="id_ID" w:bidi="id_ID"/>
-        </w:rPr>
-        <w:t>ὁ λόγος αὐτῶν</w:t>
       </w:r>
     </w:p>
     <w:p>
@@ -19352,21 +16654,6 @@
       </w:r>
       <w:r>
         <w:rPr>
-          <w:b/>
-          <w:lang w:val="id_ID" w:bidi="id_ID"/>
-        </w:rPr>
-        <w:t>ὡς γάγγραινα νομὴν ἕξει</w:t>
-      </w:r>
-    </w:p>
-    <w:p>
-      <w:pPr/>
-      <w:r>
-        <w:rPr>
-          <w:lang w:val="id_ID" w:bidi="id_ID"/>
-        </w:rPr>
-      </w:r>
-      <w:r>
-        <w:rPr>
           <w:lang w:val="id_ID" w:bidi="id_ID"/>
         </w:rPr>
         <w:t xml:space="preserve">Paulus mengatakan bahwa perkataan kosong yang tidak bermutu akan menyebar </w:t>
@@ -19461,21 +16748,6 @@
       </w:r>
       <w:r>
         <w:rPr>
-          <w:b/>
-          <w:lang w:val="id_ID" w:bidi="id_ID"/>
-        </w:rPr>
-        <w:t>γάγγραινα</w:t>
-      </w:r>
-    </w:p>
-    <w:p>
-      <w:pPr/>
-      <w:r>
-        <w:rPr>
-          <w:lang w:val="id_ID" w:bidi="id_ID"/>
-        </w:rPr>
-      </w:r>
-      <w:r>
-        <w:rPr>
           <w:lang w:val="id_ID" w:bidi="id_ID"/>
         </w:rPr>
         <w:t xml:space="preserve">Kata </w:t>
@@ -19570,21 +16842,6 @@
       </w:r>
       <w:r>
         <w:rPr>
-          <w:b/>
-          <w:lang w:val="id_ID" w:bidi="id_ID"/>
-        </w:rPr>
-        <w:t>Ὑμέναιος, καὶ Φίλητος</w:t>
-      </w:r>
-    </w:p>
-    <w:p>
-      <w:pPr/>
-      <w:r>
-        <w:rPr>
-          <w:lang w:val="id_ID" w:bidi="id_ID"/>
-        </w:rPr>
-      </w:r>
-      <w:r>
-        <w:rPr>
           <w:lang w:val="id_ID" w:bidi="id_ID"/>
         </w:rPr>
         <w:t xml:space="preserve">Kata </w:t>
@@ -19679,21 +16936,6 @@
       </w:r>
       <w:r>
         <w:rPr>
-          <w:b/>
-          <w:lang w:val="id_ID" w:bidi="id_ID"/>
-        </w:rPr>
-        <w:t>περὶ τὴν ἀλήθειαν ἠστόχησαν</w:t>
-      </w:r>
-    </w:p>
-    <w:p>
-      <w:pPr/>
-      <w:r>
-        <w:rPr>
-          <w:lang w:val="id_ID" w:bidi="id_ID"/>
-        </w:rPr>
-      </w:r>
-      <w:r>
-        <w:rPr>
           <w:lang w:val="id_ID" w:bidi="id_ID"/>
         </w:rPr>
         <w:t xml:space="preserve">Paulus berbicara seolah-olah </w:t>
@@ -19801,21 +17043,6 @@
       </w:r>
       <w:r>
         <w:rPr>
-          <w:b/>
-          <w:lang w:val="id_ID" w:bidi="id_ID"/>
-        </w:rPr>
-        <w:t>περὶ τὴν ἀλήθειαν</w:t>
-      </w:r>
-    </w:p>
-    <w:p>
-      <w:pPr/>
-      <w:r>
-        <w:rPr>
-          <w:lang w:val="id_ID" w:bidi="id_ID"/>
-        </w:rPr>
-      </w:r>
-      <w:r>
-        <w:rPr>
           <w:lang w:val="id_ID" w:bidi="id_ID"/>
         </w:rPr>
         <w:t xml:space="preserve">Jika bahasa Anda tidak menggunakan kata benda abstrak untuk ide </w:t>
@@ -19897,21 +17124,6 @@
       </w:r>
       <w:r>
         <w:rPr>
-          <w:b/>
-          <w:lang w:val="id_ID" w:bidi="id_ID"/>
-        </w:rPr>
-        <w:t>ἀνάστασιν ἤδη γεγονέναι</w:t>
-      </w:r>
-    </w:p>
-    <w:p>
-      <w:pPr/>
-      <w:r>
-        <w:rPr>
-          <w:lang w:val="id_ID" w:bidi="id_ID"/>
-        </w:rPr>
-      </w:r>
-      <w:r>
-        <w:rPr>
           <w:lang w:val="id_ID" w:bidi="id_ID"/>
         </w:rPr>
         <w:t xml:space="preserve">Jika bahasa Anda tidak menggunakan kata benda abstrak untuk ide </w:t>
@@ -19993,21 +17205,6 @@
       </w:r>
       <w:r>
         <w:rPr>
-          <w:b/>
-          <w:lang w:val="id_ID" w:bidi="id_ID"/>
-        </w:rPr>
-        <w:t>ἀνατρέπουσιν τήν τινων πίστιν</w:t>
-      </w:r>
-    </w:p>
-    <w:p>
-      <w:pPr/>
-      <w:r>
-        <w:rPr>
-          <w:lang w:val="id_ID" w:bidi="id_ID"/>
-        </w:rPr>
-      </w:r>
-      <w:r>
-        <w:rPr>
           <w:lang w:val="id_ID" w:bidi="id_ID"/>
         </w:rPr>
         <w:t xml:space="preserve">Di sini Paulus berbicara tentang </w:t>
@@ -20102,21 +17299,6 @@
       </w:r>
       <w:r>
         <w:rPr>
-          <w:b/>
-          <w:lang w:val="id_ID" w:bidi="id_ID"/>
-        </w:rPr>
-        <w:t>τήν τινων πίστιν</w:t>
-      </w:r>
-    </w:p>
-    <w:p>
-      <w:pPr/>
-      <w:r>
-        <w:rPr>
-          <w:lang w:val="id_ID" w:bidi="id_ID"/>
-        </w:rPr>
-      </w:r>
-      <w:r>
-        <w:rPr>
           <w:lang w:val="id_ID" w:bidi="id_ID"/>
         </w:rPr>
         <w:t xml:space="preserve">Jika bahasa Anda tidak menggunakan kata benda abstrak untuk ide </w:t>
@@ -20198,21 +17380,6 @@
       </w:r>
       <w:r>
         <w:rPr>
-          <w:b/>
-          <w:lang w:val="id_ID" w:bidi="id_ID"/>
-        </w:rPr>
-        <w:t>ὁ &amp; στερεὸς θεμέλιος τοῦ Θεοῦ ἕστηκεν</w:t>
-      </w:r>
-    </w:p>
-    <w:p>
-      <w:pPr/>
-      <w:r>
-        <w:rPr>
-          <w:lang w:val="id_ID" w:bidi="id_ID"/>
-        </w:rPr>
-      </w:r>
-      <w:r>
-        <w:rPr>
           <w:lang w:val="id_ID" w:bidi="id_ID"/>
         </w:rPr>
         <w:t xml:space="preserve">Di sini Paulus berbicara tentang </w:t>
@@ -20346,21 +17513,6 @@
       </w:r>
       <w:r>
         <w:rPr>
-          <w:b/>
-          <w:lang w:val="id_ID" w:bidi="id_ID"/>
-        </w:rPr>
-        <w:t>ἔχων τὴν σφραγῖδα ταύτην</w:t>
-      </w:r>
-    </w:p>
-    <w:p>
-      <w:pPr/>
-      <w:r>
-        <w:rPr>
-          <w:lang w:val="id_ID" w:bidi="id_ID"/>
-        </w:rPr>
-      </w:r>
-      <w:r>
-        <w:rPr>
           <w:lang w:val="id_ID" w:bidi="id_ID"/>
         </w:rPr>
         <w:t xml:space="preserve">Di sini Paulus berbicara seolah-olah </w:t>
@@ -20470,21 +17622,6 @@
         <w:rPr>
           <w:lang w:val="id_ID" w:bidi="id_ID"/>
         </w:rPr>
-      </w:r>
-    </w:p>
-    <w:p>
-      <w:pPr/>
-      <w:r>
-        <w:rPr>
-          <w:lang w:val="id_ID" w:bidi="id_ID"/>
-        </w:rPr>
-      </w:r>
-      <w:r>
-        <w:rPr>
-          <w:b/>
-          <w:lang w:val="id_ID" w:bidi="id_ID"/>
-        </w:rPr>
-        <w:t>ἔγνω Κύριος τοὺς ὄντας αὐτοῦ, καί, ἀποστήτω ἀπὸ ἀδικίας πᾶς ὁ ὀνομάζων τὸ ὄνομα Κυρίου</w:t>
       </w:r>
     </w:p>
     <w:p>
@@ -20582,21 +17719,6 @@
       </w:r>
       <w:r>
         <w:rPr>
-          <w:b/>
-          <w:lang w:val="id_ID" w:bidi="id_ID"/>
-        </w:rPr>
-        <w:t>Κύριος &amp; Κυρίου</w:t>
-      </w:r>
-    </w:p>
-    <w:p>
-      <w:pPr/>
-      <w:r>
-        <w:rPr>
-          <w:lang w:val="id_ID" w:bidi="id_ID"/>
-        </w:rPr>
-      </w:r>
-      <w:r>
-        <w:rPr>
           <w:lang w:val="id_ID" w:bidi="id_ID"/>
         </w:rPr>
         <w:t xml:space="preserve">Di sini, kata </w:t>
@@ -20678,21 +17800,6 @@
       </w:r>
       <w:r>
         <w:rPr>
-          <w:b/>
-          <w:lang w:val="id_ID" w:bidi="id_ID"/>
-        </w:rPr>
-        <w:t>ἔγνω</w:t>
-      </w:r>
-    </w:p>
-    <w:p>
-      <w:pPr/>
-      <w:r>
-        <w:rPr>
-          <w:lang w:val="id_ID" w:bidi="id_ID"/>
-        </w:rPr>
-      </w:r>
-      <w:r>
-        <w:rPr>
           <w:lang w:val="id_ID" w:bidi="id_ID"/>
         </w:rPr>
         <w:t>Di sini penulis kutipan menggunakan bentuk lampau untuk merujuk pada sesuatu yang selalu benar. Jika itu akan membantu dalam bahasa Anda, Anda dapat menggunakan bentuk kata kerja apa pun yang wajar untuk menyatakan kebenaran umum. Terjemahan alternatif: "telah mengetahui"</w:t>
@@ -20761,21 +17868,6 @@
       </w:r>
       <w:r>
         <w:rPr>
-          <w:b/>
-          <w:lang w:val="id_ID" w:bidi="id_ID"/>
-        </w:rPr>
-        <w:t>ἀποστήτω ἀπὸ &amp; πᾶς ὁ ὀνομάζων τὸ ὄνομα Κυρίου</w:t>
-      </w:r>
-    </w:p>
-    <w:p>
-      <w:pPr/>
-      <w:r>
-        <w:rPr>
-          <w:lang w:val="id_ID" w:bidi="id_ID"/>
-        </w:rPr>
-      </w:r>
-      <w:r>
-        <w:rPr>
           <w:lang w:val="id_ID" w:bidi="id_ID"/>
         </w:rPr>
         <w:t xml:space="preserve">Di sini Paulus berbicara tentang </w:t>
@@ -20870,21 +17962,6 @@
       </w:r>
       <w:r>
         <w:rPr>
-          <w:b/>
-          <w:lang w:val="id_ID" w:bidi="id_ID"/>
-        </w:rPr>
-        <w:t>ἀποστήτω &amp; πᾶς ὁ ὀνομάζων τὸ ὄνομα Κυρίου</w:t>
-      </w:r>
-    </w:p>
-    <w:p>
-      <w:pPr/>
-      <w:r>
-        <w:rPr>
-          <w:lang w:val="id_ID" w:bidi="id_ID"/>
-        </w:rPr>
-      </w:r>
-      <w:r>
-        <w:rPr>
           <w:lang w:val="id_ID" w:bidi="id_ID"/>
         </w:rPr>
         <w:t>Jika bahasa Anda tidak menggunakan imperatif orang ketiga dengan cara ini, Anda dapat menyatakannya dengan cara lain yang wajar dalam bahasa Anda. Terjemahan alternatif: "Setiap orang yang menyebut nama Tuhan harus menjauhkan diri"</w:t>
@@ -20953,21 +18030,6 @@
       </w:r>
       <w:r>
         <w:rPr>
-          <w:b/>
-          <w:lang w:val="id_ID" w:bidi="id_ID"/>
-        </w:rPr>
-        <w:t>ὁ ὀνομάζων τὸ ὄνομα Κυρίου</w:t>
-      </w:r>
-    </w:p>
-    <w:p>
-      <w:pPr/>
-      <w:r>
-        <w:rPr>
-          <w:lang w:val="id_ID" w:bidi="id_ID"/>
-        </w:rPr>
-      </w:r>
-      <w:r>
-        <w:rPr>
           <w:lang w:val="id_ID" w:bidi="id_ID"/>
         </w:rPr>
         <w:t xml:space="preserve">Di sini, frasa </w:t>
@@ -21062,21 +18124,6 @@
       </w:r>
       <w:r>
         <w:rPr>
-          <w:b/>
-          <w:lang w:val="id_ID" w:bidi="id_ID"/>
-        </w:rPr>
-        <w:t>ἀπὸ ἀδικίας</w:t>
-      </w:r>
-    </w:p>
-    <w:p>
-      <w:pPr/>
-      <w:r>
-        <w:rPr>
-          <w:lang w:val="id_ID" w:bidi="id_ID"/>
-        </w:rPr>
-      </w:r>
-      <w:r>
-        <w:rPr>
           <w:lang w:val="id_ID" w:bidi="id_ID"/>
         </w:rPr>
         <w:t xml:space="preserve">Jika bahasa Anda tidak menggunakan kata benda abstrak untuk ide </w:t>
@@ -21158,21 +18205,6 @@
       </w:r>
       <w:r>
         <w:rPr>
-          <w:b/>
-          <w:lang w:val="id_ID" w:bidi="id_ID"/>
-        </w:rPr>
-        <w:t>δὲ</w:t>
-      </w:r>
-    </w:p>
-    <w:p>
-      <w:pPr/>
-      <w:r>
-        <w:rPr>
-          <w:lang w:val="id_ID" w:bidi="id_ID"/>
-        </w:rPr>
-      </w:r>
-      <w:r>
-        <w:rPr>
           <w:lang w:val="id_ID" w:bidi="id_ID"/>
         </w:rPr>
         <w:t xml:space="preserve">Di sini, kata </w:t>
@@ -21267,21 +18299,6 @@
       </w:r>
       <w:r>
         <w:rPr>
-          <w:b/>
-          <w:lang w:val="id_ID" w:bidi="id_ID"/>
-        </w:rPr>
-        <w:t>ἐν μεγάλῃ &amp; οἰκίᾳ, οὐκ ἔστιν μόνον σκεύη χρυσᾶ καὶ ἀργυρᾶ, ἀλλὰ καὶ ξύλινα καὶ ὀστράκινα; καὶ ἃ μὲν εἰς τιμὴν, ἃ δὲ εἰς ἀτιμίαν</w:t>
-      </w:r>
-    </w:p>
-    <w:p>
-      <w:pPr/>
-      <w:r>
-        <w:rPr>
-          <w:lang w:val="id_ID" w:bidi="id_ID"/>
-        </w:rPr>
-      </w:r>
-      <w:r>
-        <w:rPr>
           <w:lang w:val="id_ID" w:bidi="id_ID"/>
         </w:rPr>
         <w:t xml:space="preserve">Untuk mengajar Timotius, Paulus berbicara tentang gereja seolah-olah gereja adalah </w:t>
@@ -21376,21 +18393,6 @@
       </w:r>
       <w:r>
         <w:rPr>
-          <w:b/>
-          <w:lang w:val="id_ID" w:bidi="id_ID"/>
-        </w:rPr>
-        <w:t>σκεύη</w:t>
-      </w:r>
-    </w:p>
-    <w:p>
-      <w:pPr/>
-      <w:r>
-        <w:rPr>
-          <w:lang w:val="id_ID" w:bidi="id_ID"/>
-        </w:rPr>
-      </w:r>
-      <w:r>
-        <w:rPr>
           <w:lang w:val="id_ID" w:bidi="id_ID"/>
         </w:rPr>
         <w:t xml:space="preserve">Kata yang diterjemahkan sebagai </w:t>
@@ -21472,21 +18474,6 @@
       </w:r>
       <w:r>
         <w:rPr>
-          <w:b/>
-          <w:lang w:val="id_ID" w:bidi="id_ID"/>
-        </w:rPr>
-        <w:t>ἀλλὰ καὶ ξύλινα καὶ ὀστράκινα</w:t>
-      </w:r>
-    </w:p>
-    <w:p>
-      <w:pPr/>
-      <w:r>
-        <w:rPr>
-          <w:lang w:val="id_ID" w:bidi="id_ID"/>
-        </w:rPr>
-      </w:r>
-      <w:r>
-        <w:rPr>
           <w:lang w:val="id_ID" w:bidi="id_ID"/>
         </w:rPr>
         <w:t>Paulus menghilangkan beberapa kata yang dalam banyak bahasa diperlukan untuk melengkapi kalimat. Anda dapat menyediakan kata-kata ini dari awal kalimat jika akan lebih jelas dalam bahasa Anda. Terjemahan alternatif: "tetapi ada juga wadah-wadah dari kayu dan tanah liat"</w:t>
@@ -21555,21 +18542,6 @@
       </w:r>
       <w:r>
         <w:rPr>
-          <w:b/>
-          <w:lang w:val="id_ID" w:bidi="id_ID"/>
-        </w:rPr>
-        <w:t>ἃ μὲν εἰς τιμὴν, ἃ δὲ εἰς ἀτιμίαν</w:t>
-      </w:r>
-    </w:p>
-    <w:p>
-      <w:pPr/>
-      <w:r>
-        <w:rPr>
-          <w:lang w:val="id_ID" w:bidi="id_ID"/>
-        </w:rPr>
-      </w:r>
-      <w:r>
-        <w:rPr>
           <w:lang w:val="id_ID" w:bidi="id_ID"/>
         </w:rPr>
         <w:t>Paulus menghilangkan beberapa kata yang dalam banyak bahasa diperlukan untuk melengkapi sebuah kalimat. Anda dapat menyediakan kata-kata ini dari konteksnya jika akan lebih jelas dalam bahasa Anda. Terjemahan alternatif: "ada yang diciptakan untuk kehormatan dan ada yang diciptakan untuk kehinaan"</w:t>
@@ -21638,21 +18610,6 @@
       </w:r>
       <w:r>
         <w:rPr>
-          <w:b/>
-          <w:lang w:val="id_ID" w:bidi="id_ID"/>
-        </w:rPr>
-        <w:t>ἃ μὲν εἰς τιμὴν, ἃ δὲ εἰς ἀτιμίαν</w:t>
-      </w:r>
-    </w:p>
-    <w:p>
-      <w:pPr/>
-      <w:r>
-        <w:rPr>
-          <w:lang w:val="id_ID" w:bidi="id_ID"/>
-        </w:rPr>
-      </w:r>
-      <w:r>
-        <w:rPr>
           <w:lang w:val="id_ID" w:bidi="id_ID"/>
         </w:rPr>
         <w:t xml:space="preserve">Jika bahasa Anda tidak menggunakan kata benda abstrak untuk gagasan </w:t>
@@ -21747,21 +18704,6 @@
       </w:r>
       <w:r>
         <w:rPr>
-          <w:b/>
-          <w:lang w:val="id_ID" w:bidi="id_ID"/>
-        </w:rPr>
-        <w:t>ἐὰν &amp; τις ἐκκαθάρῃ ἑαυτὸν ἀπὸ τούτων, ἔσται σκεῦος εἰς τιμήν, ἡγιασμένον εὔχρηστον τῷ Δεσπότῃ, εἰς πᾶν ἔργον ἀγαθὸν ἡτοιμασμένον</w:t>
-      </w:r>
-    </w:p>
-    <w:p>
-      <w:pPr/>
-      <w:r>
-        <w:rPr>
-          <w:lang w:val="id_ID" w:bidi="id_ID"/>
-        </w:rPr>
-      </w:r>
-      <w:r>
-        <w:rPr>
           <w:lang w:val="id_ID" w:bidi="id_ID"/>
         </w:rPr>
         <w:t xml:space="preserve">Di sini Paulus terus berbicara tentang orang-orang percaya seolah-olah mereka masing-masing adalah </w:t>
@@ -21845,21 +18787,6 @@
         <w:rPr>
           <w:lang w:val="id_ID" w:bidi="id_ID"/>
         </w:rPr>
-      </w:r>
-    </w:p>
-    <w:p>
-      <w:pPr/>
-      <w:r>
-        <w:rPr>
-          <w:lang w:val="id_ID" w:bidi="id_ID"/>
-        </w:rPr>
-      </w:r>
-      <w:r>
-        <w:rPr>
-          <w:b/>
-          <w:lang w:val="id_ID" w:bidi="id_ID"/>
-        </w:rPr>
-        <w:t>τούτων</w:t>
       </w:r>
     </w:p>
     <w:p>
@@ -21988,21 +18915,6 @@
       </w:r>
       <w:r>
         <w:rPr>
-          <w:b/>
-          <w:lang w:val="id_ID" w:bidi="id_ID"/>
-        </w:rPr>
-        <w:t>ἑαυτὸν &amp; ἔσται</w:t>
-      </w:r>
-    </w:p>
-    <w:p>
-      <w:pPr/>
-      <w:r>
-        <w:rPr>
-          <w:lang w:val="id_ID" w:bidi="id_ID"/>
-        </w:rPr>
-      </w:r>
-      <w:r>
-        <w:rPr>
           <w:lang w:val="id_ID" w:bidi="id_ID"/>
         </w:rPr>
         <w:t xml:space="preserve">Meskipun istilah </w:t>
@@ -22097,21 +19009,6 @@
       </w:r>
       <w:r>
         <w:rPr>
-          <w:b/>
-          <w:lang w:val="id_ID" w:bidi="id_ID"/>
-        </w:rPr>
-        <w:t>εἰς τιμήν</w:t>
-      </w:r>
-    </w:p>
-    <w:p>
-      <w:pPr/>
-      <w:r>
-        <w:rPr>
-          <w:lang w:val="id_ID" w:bidi="id_ID"/>
-        </w:rPr>
-      </w:r>
-      <w:r>
-        <w:rPr>
           <w:lang w:val="id_ID" w:bidi="id_ID"/>
         </w:rPr>
         <w:t xml:space="preserve">Jika bahasa Anda tidak menggunakan kata benda abstrak untuk ide </w:t>
@@ -22193,21 +19090,6 @@
       </w:r>
       <w:r>
         <w:rPr>
-          <w:b/>
-          <w:lang w:val="id_ID" w:bidi="id_ID"/>
-        </w:rPr>
-        <w:t>ἡγιασμένον</w:t>
-      </w:r>
-    </w:p>
-    <w:p>
-      <w:pPr/>
-      <w:r>
-        <w:rPr>
-          <w:lang w:val="id_ID" w:bidi="id_ID"/>
-        </w:rPr>
-      </w:r>
-      <w:r>
-        <w:rPr>
           <w:lang w:val="id_ID" w:bidi="id_ID"/>
         </w:rPr>
         <w:t>Jika bahasa Anda tidak menggunakan bentuk pasif ini, Anda dapat mengungkapkan gagasan tersebut dalam bentuk aktif atau dengan cara lain yang wajar dalam bahasa Anda. Jika Anda perlu mengatakan siapa yang melakukan tindakan tersebut, jelaslah dari konteksnya bahwa yang melakukan tindakan tersebut adalah Allah. Terjemahan alternatif: "telah menjadi kudus" atau "yang telah dikuduskan oleh Allah"</w:t>
@@ -22276,21 +19158,6 @@
       </w:r>
       <w:r>
         <w:rPr>
-          <w:b/>
-          <w:lang w:val="id_ID" w:bidi="id_ID"/>
-        </w:rPr>
-        <w:t>ἡτοιμασμένον</w:t>
-      </w:r>
-    </w:p>
-    <w:p>
-      <w:pPr/>
-      <w:r>
-        <w:rPr>
-          <w:lang w:val="id_ID" w:bidi="id_ID"/>
-        </w:rPr>
-      </w:r>
-      <w:r>
-        <w:rPr>
           <w:lang w:val="id_ID" w:bidi="id_ID"/>
         </w:rPr>
         <w:t>Jika bahasa Anda tidak menggunakan bentuk pasif ini, Anda dapat mengungkapkan gagasan tersebut dalam bentuk aktif atau dengan cara lain yang wajar dalam bahasa Anda. Jika Anda perlu mengatakan siapa yang melakukan tindakan tersebut, jelaslah dari konteksnya bahwa yang melakukan tindakan tersebut adalah Allah. Terjemahan alternatif: "menjadi siap" atau "yang telah dipersiapkan Allah"</w:t>
@@ -22359,21 +19226,6 @@
       </w:r>
       <w:r>
         <w:rPr>
-          <w:b/>
-          <w:lang w:val="id_ID" w:bidi="id_ID"/>
-        </w:rPr>
-        <w:t>δὲ</w:t>
-      </w:r>
-    </w:p>
-    <w:p>
-      <w:pPr/>
-      <w:r>
-        <w:rPr>
-          <w:lang w:val="id_ID" w:bidi="id_ID"/>
-        </w:rPr>
-      </w:r>
-      <w:r>
-        <w:rPr>
           <w:lang w:val="id_ID" w:bidi="id_ID"/>
         </w:rPr>
         <w:t xml:space="preserve">Di sini, kata </w:t>
@@ -22468,21 +19320,6 @@
       </w:r>
       <w:r>
         <w:rPr>
-          <w:b/>
-          <w:lang w:val="id_ID" w:bidi="id_ID"/>
-        </w:rPr>
-        <w:t>φεῦγε</w:t>
-      </w:r>
-    </w:p>
-    <w:p>
-      <w:pPr/>
-      <w:r>
-        <w:rPr>
-          <w:lang w:val="id_ID" w:bidi="id_ID"/>
-        </w:rPr>
-      </w:r>
-      <w:r>
-        <w:rPr>
           <w:lang w:val="id_ID" w:bidi="id_ID"/>
         </w:rPr>
         <w:t xml:space="preserve">Paulus berbicara tentang </w:t>
@@ -22577,21 +19414,6 @@
       </w:r>
       <w:r>
         <w:rPr>
-          <w:b/>
-          <w:lang w:val="id_ID" w:bidi="id_ID"/>
-        </w:rPr>
-        <w:t>τὰς &amp; νεωτερικὰς ἐπιθυμίας</w:t>
-      </w:r>
-    </w:p>
-    <w:p>
-      <w:pPr/>
-      <w:r>
-        <w:rPr>
-          <w:lang w:val="id_ID" w:bidi="id_ID"/>
-        </w:rPr>
-      </w:r>
-      <w:r>
-        <w:rPr>
           <w:lang w:val="id_ID" w:bidi="id_ID"/>
         </w:rPr>
         <w:t xml:space="preserve">Di sini Paulus mengacu pada </w:t>
@@ -22686,21 +19508,6 @@
       </w:r>
       <w:r>
         <w:rPr>
-          <w:b/>
-          <w:lang w:val="id_ID" w:bidi="id_ID"/>
-        </w:rPr>
-        <w:t>δίωκε &amp; δικαιοσύνην, πίστιν, ἀγάπην, εἰρήνην, μετὰ τῶν ἐπικαλουμένων τὸν Κύριον ἐκ καθαρᾶς καρδίας</w:t>
-      </w:r>
-    </w:p>
-    <w:p>
-      <w:pPr/>
-      <w:r>
-        <w:rPr>
-          <w:lang w:val="id_ID" w:bidi="id_ID"/>
-        </w:rPr>
-      </w:r>
-      <w:r>
-        <w:rPr>
           <w:lang w:val="id_ID" w:bidi="id_ID"/>
         </w:rPr>
         <w:t xml:space="preserve">Di sini, frasa </w:t>
@@ -22827,21 +19634,6 @@
       </w:r>
       <w:r>
         <w:rPr>
-          <w:b/>
-          <w:lang w:val="id_ID" w:bidi="id_ID"/>
-        </w:rPr>
-        <w:t>δίωκε</w:t>
-      </w:r>
-    </w:p>
-    <w:p>
-      <w:pPr/>
-      <w:r>
-        <w:rPr>
-          <w:lang w:val="id_ID" w:bidi="id_ID"/>
-        </w:rPr>
-      </w:r>
-      <w:r>
-        <w:rPr>
           <w:lang w:val="id_ID" w:bidi="id_ID"/>
         </w:rPr>
         <w:t xml:space="preserve">Paulus berbicara tentang </w:t>
@@ -22923,21 +19715,6 @@
       </w:r>
       <w:r>
         <w:rPr>
-          <w:b/>
-          <w:lang w:val="id_ID" w:bidi="id_ID"/>
-        </w:rPr>
-        <w:t>δικαιοσύνην, πίστιν, ἀγάπην, εἰρήνην</w:t>
-      </w:r>
-    </w:p>
-    <w:p>
-      <w:pPr/>
-      <w:r>
-        <w:rPr>
-          <w:lang w:val="id_ID" w:bidi="id_ID"/>
-        </w:rPr>
-      </w:r>
-      <w:r>
-        <w:rPr>
           <w:lang w:val="id_ID" w:bidi="id_ID"/>
         </w:rPr>
         <w:t>Jika bahasa Anda tidak menggunakan kata benda abstrak untuk beberapa atau semua ide dalam daftar ini, Anda dapat mengekspresikan ide yang sama dengan cara lain. Terjemahan alternatif: "menjadi lebih benar, percaya, mengasihi, damai"</w:t>
@@ -23006,21 +19783,6 @@
       </w:r>
       <w:r>
         <w:rPr>
-          <w:b/>
-          <w:lang w:val="id_ID" w:bidi="id_ID"/>
-        </w:rPr>
-        <w:t>πίστιν</w:t>
-      </w:r>
-    </w:p>
-    <w:p>
-      <w:pPr/>
-      <w:r>
-        <w:rPr>
-          <w:lang w:val="id_ID" w:bidi="id_ID"/>
-        </w:rPr>
-      </w:r>
-      <w:r>
-        <w:rPr>
           <w:lang w:val="id_ID" w:bidi="id_ID"/>
         </w:rPr>
         <w:t xml:space="preserve">Di sini, kata </w:t>
@@ -23102,21 +19864,6 @@
       </w:r>
       <w:r>
         <w:rPr>
-          <w:b/>
-          <w:lang w:val="id_ID" w:bidi="id_ID"/>
-        </w:rPr>
-        <w:t>τῶν ἐπικαλουμένων τὸν Κύριον</w:t>
-      </w:r>
-    </w:p>
-    <w:p>
-      <w:pPr/>
-      <w:r>
-        <w:rPr>
-          <w:lang w:val="id_ID" w:bidi="id_ID"/>
-        </w:rPr>
-      </w:r>
-      <w:r>
-        <w:rPr>
           <w:lang w:val="id_ID" w:bidi="id_ID"/>
         </w:rPr>
         <w:t xml:space="preserve">Frasa </w:t>
@@ -23211,21 +19958,6 @@
       </w:r>
       <w:r>
         <w:rPr>
-          <w:b/>
-          <w:lang w:val="id_ID" w:bidi="id_ID"/>
-        </w:rPr>
-        <w:t>τὸν Κύριον ἐκ καθαρᾶς καρδίας</w:t>
-      </w:r>
-    </w:p>
-    <w:p>
-      <w:pPr/>
-      <w:r>
-        <w:rPr>
-          <w:lang w:val="id_ID" w:bidi="id_ID"/>
-        </w:rPr>
-      </w:r>
-      <w:r>
-        <w:rPr>
           <w:lang w:val="id_ID" w:bidi="id_ID"/>
         </w:rPr>
         <w:t xml:space="preserve">Di sini, frasa </w:t>
@@ -23320,21 +20052,6 @@
       </w:r>
       <w:r>
         <w:rPr>
-          <w:b/>
-          <w:lang w:val="id_ID" w:bidi="id_ID"/>
-        </w:rPr>
-        <w:t>ἐκ καθαρᾶς καρδίας</w:t>
-      </w:r>
-    </w:p>
-    <w:p>
-      <w:pPr/>
-      <w:r>
-        <w:rPr>
-          <w:lang w:val="id_ID" w:bidi="id_ID"/>
-        </w:rPr>
-      </w:r>
-      <w:r>
-        <w:rPr>
           <w:lang w:val="id_ID" w:bidi="id_ID"/>
         </w:rPr>
         <w:t xml:space="preserve">Dalam budaya Paulus, </w:t>
@@ -23429,21 +20146,6 @@
       </w:r>
       <w:r>
         <w:rPr>
-          <w:b/>
-          <w:lang w:val="id_ID" w:bidi="id_ID"/>
-        </w:rPr>
-        <w:t>δὲ</w:t>
-      </w:r>
-    </w:p>
-    <w:p>
-      <w:pPr/>
-      <w:r>
-        <w:rPr>
-          <w:lang w:val="id_ID" w:bidi="id_ID"/>
-        </w:rPr>
-      </w:r>
-      <w:r>
-        <w:rPr>
           <w:lang w:val="id_ID" w:bidi="id_ID"/>
         </w:rPr>
         <w:t xml:space="preserve">Di sini, kata </w:t>
@@ -23551,21 +20253,6 @@
       </w:r>
       <w:r>
         <w:rPr>
-          <w:b/>
-          <w:lang w:val="id_ID" w:bidi="id_ID"/>
-        </w:rPr>
-        <w:t>τὰς &amp; μωρὰς καὶ ἀπαιδεύτους ζητήσεις</w:t>
-      </w:r>
-    </w:p>
-    <w:p>
-      <w:pPr/>
-      <w:r>
-        <w:rPr>
-          <w:lang w:val="id_ID" w:bidi="id_ID"/>
-        </w:rPr>
-      </w:r>
-      <w:r>
-        <w:rPr>
           <w:lang w:val="id_ID" w:bidi="id_ID"/>
         </w:rPr>
         <w:t>Jika bahasa Anda tidak menggunakan kata benda abstrak untuk gagasan kontroversi, Anda dapat mengungkapkan gagasan yang sama dengan cara lain. Terjemahan alternatif: "memperdebatkan hal-hal yang bodoh dan tidak masuk akal"</w:t>
@@ -23634,21 +20321,6 @@
       </w:r>
       <w:r>
         <w:rPr>
-          <w:b/>
-          <w:lang w:val="id_ID" w:bidi="id_ID"/>
-        </w:rPr>
-        <w:t>μωρὰς καὶ ἀπαιδεύτους</w:t>
-      </w:r>
-    </w:p>
-    <w:p>
-      <w:pPr/>
-      <w:r>
-        <w:rPr>
-          <w:lang w:val="id_ID" w:bidi="id_ID"/>
-        </w:rPr>
-      </w:r>
-      <w:r>
-        <w:rPr>
           <w:lang w:val="id_ID" w:bidi="id_ID"/>
         </w:rPr>
         <w:t xml:space="preserve">Istilah </w:t>
@@ -23743,21 +20415,6 @@
       </w:r>
       <w:r>
         <w:rPr>
-          <w:b/>
-          <w:lang w:val="id_ID" w:bidi="id_ID"/>
-        </w:rPr>
-        <w:t>γεννῶσι</w:t>
-      </w:r>
-    </w:p>
-    <w:p>
-      <w:pPr/>
-      <w:r>
-        <w:rPr>
-          <w:lang w:val="id_ID" w:bidi="id_ID"/>
-        </w:rPr>
-      </w:r>
-      <w:r>
-        <w:rPr>
           <w:lang w:val="id_ID" w:bidi="id_ID"/>
         </w:rPr>
         <w:t xml:space="preserve">Di sini Paulus berbicara tentang </w:t>
@@ -23878,21 +20535,6 @@
       </w:r>
       <w:r>
         <w:rPr>
-          <w:b/>
-          <w:lang w:val="id_ID" w:bidi="id_ID"/>
-        </w:rPr>
-        <w:t>μάχας</w:t>
-      </w:r>
-    </w:p>
-    <w:p>
-      <w:pPr/>
-      <w:r>
-        <w:rPr>
-          <w:lang w:val="id_ID" w:bidi="id_ID"/>
-        </w:rPr>
-      </w:r>
-      <w:r>
-        <w:rPr>
           <w:lang w:val="id_ID" w:bidi="id_ID"/>
         </w:rPr>
         <w:t xml:space="preserve">Di sini Paulus berbicara tentang perselisihan dan pertengkaran di dalam suatu komunitas seolah-olah itu adalah </w:t>
@@ -23974,21 +20616,6 @@
       </w:r>
       <w:r>
         <w:rPr>
-          <w:b/>
-          <w:lang w:val="id_ID" w:bidi="id_ID"/>
-        </w:rPr>
-        <w:t>δὲ</w:t>
-      </w:r>
-    </w:p>
-    <w:p>
-      <w:pPr/>
-      <w:r>
-        <w:rPr>
-          <w:lang w:val="id_ID" w:bidi="id_ID"/>
-        </w:rPr>
-      </w:r>
-      <w:r>
-        <w:rPr>
           <w:lang w:val="id_ID" w:bidi="id_ID"/>
         </w:rPr>
         <w:t xml:space="preserve">Di sini, kata </w:t>
@@ -24096,21 +20723,6 @@
       </w:r>
       <w:r>
         <w:rPr>
-          <w:b/>
-          <w:lang w:val="id_ID" w:bidi="id_ID"/>
-        </w:rPr>
-        <w:t>δοῦλον &amp; Κυρίου</w:t>
-      </w:r>
-    </w:p>
-    <w:p>
-      <w:pPr/>
-      <w:r>
-        <w:rPr>
-          <w:lang w:val="id_ID" w:bidi="id_ID"/>
-        </w:rPr>
-      </w:r>
-      <w:r>
-        <w:rPr>
           <w:lang w:val="id_ID" w:bidi="id_ID"/>
         </w:rPr>
         <w:t xml:space="preserve">Kata </w:t>
@@ -24205,21 +20817,6 @@
       </w:r>
       <w:r>
         <w:rPr>
-          <w:b/>
-          <w:lang w:val="id_ID" w:bidi="id_ID"/>
-        </w:rPr>
-        <w:t>δοῦλον &amp; Κυρίου</w:t>
-      </w:r>
-    </w:p>
-    <w:p>
-      <w:pPr/>
-      <w:r>
-        <w:rPr>
-          <w:lang w:val="id_ID" w:bidi="id_ID"/>
-        </w:rPr>
-      </w:r>
-      <w:r>
-        <w:rPr>
           <w:lang w:val="id_ID" w:bidi="id_ID"/>
         </w:rPr>
         <w:t xml:space="preserve">Di sini Paulus berbicara tentang orang-orang yang menyembah dan menaati </w:t>
@@ -24303,21 +20900,6 @@
         <w:rPr>
           <w:lang w:val="id_ID" w:bidi="id_ID"/>
         </w:rPr>
-      </w:r>
-    </w:p>
-    <w:p>
-      <w:pPr/>
-      <w:r>
-        <w:rPr>
-          <w:lang w:val="id_ID" w:bidi="id_ID"/>
-        </w:rPr>
-      </w:r>
-      <w:r>
-        <w:rPr>
-          <w:b/>
-          <w:lang w:val="id_ID" w:bidi="id_ID"/>
-        </w:rPr>
-        <w:t>οὐ &amp; μάχεσθαι</w:t>
       </w:r>
     </w:p>
     <w:p>
@@ -24415,21 +20997,6 @@
       </w:r>
       <w:r>
         <w:rPr>
-          <w:b/>
-          <w:lang w:val="id_ID" w:bidi="id_ID"/>
-        </w:rPr>
-        <w:t>πάντας</w:t>
-      </w:r>
-    </w:p>
-    <w:p>
-      <w:pPr/>
-      <w:r>
-        <w:rPr>
-          <w:lang w:val="id_ID" w:bidi="id_ID"/>
-        </w:rPr>
-      </w:r>
-      <w:r>
-        <w:rPr>
           <w:lang w:val="id_ID" w:bidi="id_ID"/>
         </w:rPr>
         <w:t xml:space="preserve">Paulus menggunakan kata sifat </w:t>
@@ -24511,21 +21078,6 @@
       </w:r>
       <w:r>
         <w:rPr>
-          <w:b/>
-          <w:lang w:val="id_ID" w:bidi="id_ID"/>
-        </w:rPr>
-        <w:t>ἐν πραΰτητι</w:t>
-      </w:r>
-    </w:p>
-    <w:p>
-      <w:pPr/>
-      <w:r>
-        <w:rPr>
-          <w:lang w:val="id_ID" w:bidi="id_ID"/>
-        </w:rPr>
-      </w:r>
-      <w:r>
-        <w:rPr>
           <w:lang w:val="id_ID" w:bidi="id_ID"/>
         </w:rPr>
         <w:t xml:space="preserve">Jika bahasa Anda tidak menggunakan kata benda abstrak untuk ide </w:t>
@@ -24596,21 +21148,6 @@
         <w:rPr>
           <w:lang w:val="id_ID" w:bidi="id_ID"/>
         </w:rPr>
-      </w:r>
-    </w:p>
-    <w:p>
-      <w:pPr/>
-      <w:r>
-        <w:rPr>
-          <w:lang w:val="id_ID" w:bidi="id_ID"/>
-        </w:rPr>
-      </w:r>
-      <w:r>
-        <w:rPr>
-          <w:b/>
-          <w:lang w:val="id_ID" w:bidi="id_ID"/>
-        </w:rPr>
-        <w:t>τοὺς ἀντιδιατιθεμένους</w:t>
       </w:r>
     </w:p>
     <w:p>
@@ -24721,21 +21258,6 @@
       </w:r>
       <w:r>
         <w:rPr>
-          <w:b/>
-          <w:lang w:val="id_ID" w:bidi="id_ID"/>
-        </w:rPr>
-        <w:t>μήποτε δώῃ αὐτοῖς ὁ Θεὸς μετάνοιαν</w:t>
-      </w:r>
-    </w:p>
-    <w:p>
-      <w:pPr/>
-      <w:r>
-        <w:rPr>
-          <w:lang w:val="id_ID" w:bidi="id_ID"/>
-        </w:rPr>
-      </w:r>
-      <w:r>
-        <w:rPr>
           <w:lang w:val="id_ID" w:bidi="id_ID"/>
         </w:rPr>
         <w:t xml:space="preserve">Di sini Paulus berbicara tentang </w:t>
@@ -24830,21 +21352,6 @@
       </w:r>
       <w:r>
         <w:rPr>
-          <w:b/>
-          <w:lang w:val="id_ID" w:bidi="id_ID"/>
-        </w:rPr>
-        <w:t>μήποτε δώῃ αὐτοῖς &amp; μετάνοιαν εἰς ἐπίγνωσιν ἀληθείας</w:t>
-      </w:r>
-    </w:p>
-    <w:p>
-      <w:pPr/>
-      <w:r>
-        <w:rPr>
-          <w:lang w:val="id_ID" w:bidi="id_ID"/>
-        </w:rPr>
-      </w:r>
-      <w:r>
-        <w:rPr>
           <w:lang w:val="id_ID" w:bidi="id_ID"/>
         </w:rPr>
         <w:t xml:space="preserve">Jika bahasa Anda tidak menggunakan kata benda abstrak untuk gagasan </w:t>
@@ -24952,21 +21459,6 @@
       </w:r>
       <w:r>
         <w:rPr>
-          <w:b/>
-          <w:lang w:val="id_ID" w:bidi="id_ID"/>
-        </w:rPr>
-        <w:t>ἀνανήψωσιν ἐκ τῆς τοῦ διαβόλου παγίδος, ἐζωγρημένοι ὑπ’ αὐτοῦ, εἰς τὸ ἐκείνου θέλημα</w:t>
-      </w:r>
-    </w:p>
-    <w:p>
-      <w:pPr/>
-      <w:r>
-        <w:rPr>
-          <w:lang w:val="id_ID" w:bidi="id_ID"/>
-        </w:rPr>
-      </w:r>
-      <w:r>
-        <w:rPr>
           <w:lang w:val="id_ID" w:bidi="id_ID"/>
         </w:rPr>
         <w:t xml:space="preserve">Orang-orang ini pasti telah </w:t>
@@ -25061,21 +21553,6 @@
       </w:r>
       <w:r>
         <w:rPr>
-          <w:b/>
-          <w:lang w:val="id_ID" w:bidi="id_ID"/>
-        </w:rPr>
-        <w:t>ἀνανήψωσιν ἐκ τῆς τοῦ διαβόλου παγίδος</w:t>
-      </w:r>
-    </w:p>
-    <w:p>
-      <w:pPr/>
-      <w:r>
-        <w:rPr>
-          <w:lang w:val="id_ID" w:bidi="id_ID"/>
-        </w:rPr>
-      </w:r>
-      <w:r>
-        <w:rPr>
           <w:lang w:val="id_ID" w:bidi="id_ID"/>
         </w:rPr>
         <w:t xml:space="preserve">Di sini Paulus menyiratkan bahwa menjadi </w:t>
@@ -25170,21 +21647,6 @@
       </w:r>
       <w:r>
         <w:rPr>
-          <w:b/>
-          <w:lang w:val="id_ID" w:bidi="id_ID"/>
-        </w:rPr>
-        <w:t>ἀνανήψωσιν</w:t>
-      </w:r>
-    </w:p>
-    <w:p>
-      <w:pPr/>
-      <w:r>
-        <w:rPr>
-          <w:lang w:val="id_ID" w:bidi="id_ID"/>
-        </w:rPr>
-      </w:r>
-      <w:r>
-        <w:rPr>
           <w:lang w:val="id_ID" w:bidi="id_ID"/>
         </w:rPr>
         <w:t xml:space="preserve">Di sini Paulus berbicara tentang kemampuan untuk berpikir jernih tentang apa yang benar seolah-olah menjadi </w:t>
@@ -25266,21 +21728,6 @@
       </w:r>
       <w:r>
         <w:rPr>
-          <w:b/>
-          <w:lang w:val="id_ID" w:bidi="id_ID"/>
-        </w:rPr>
-        <w:t>ἐκ τῆς τοῦ διαβόλου παγίδος, ἐζωγρημένοι ὑπ’ αὐτοῦ</w:t>
-      </w:r>
-    </w:p>
-    <w:p>
-      <w:pPr/>
-      <w:r>
-        <w:rPr>
-          <w:lang w:val="id_ID" w:bidi="id_ID"/>
-        </w:rPr>
-      </w:r>
-      <w:r>
-        <w:rPr>
           <w:lang w:val="id_ID" w:bidi="id_ID"/>
         </w:rPr>
         <w:t xml:space="preserve">Di sini Paulus berbicara tentang bagaimana iblis telah mendapatkan kuasa atau kendali atas orang-orang ini seolah-olah ia telah </w:t>
@@ -25375,21 +21822,6 @@
       </w:r>
       <w:r>
         <w:rPr>
-          <w:b/>
-          <w:lang w:val="id_ID" w:bidi="id_ID"/>
-        </w:rPr>
-        <w:t>ἐζωγρημένοι ὑπ’ αὐτοῦ</w:t>
-      </w:r>
-    </w:p>
-    <w:p>
-      <w:pPr/>
-      <w:r>
-        <w:rPr>
-          <w:lang w:val="id_ID" w:bidi="id_ID"/>
-        </w:rPr>
-      </w:r>
-      <w:r>
-        <w:rPr>
           <w:lang w:val="id_ID" w:bidi="id_ID"/>
         </w:rPr>
         <w:t>Jika bahasa Anda tidak menggunakan bentuk pasif ini, Anda dapat mengekspresikan ide dalam bentuk aktif atau dengan cara lain yang wajar dalam bahasa Anda. Terjemahan alternatif: "dia telah menangkap mereka"</w:t>
@@ -25458,21 +21890,6 @@
       </w:r>
       <w:r>
         <w:rPr>
-          <w:b/>
-          <w:lang w:val="id_ID" w:bidi="id_ID"/>
-        </w:rPr>
-        <w:t>ὑπ’ αὐτοῦ, εἰς τὸ ἐκείνου θέλημα</w:t>
-      </w:r>
-    </w:p>
-    <w:p>
-      <w:pPr/>
-      <w:r>
-        <w:rPr>
-          <w:lang w:val="id_ID" w:bidi="id_ID"/>
-        </w:rPr>
-      </w:r>
-      <w:r>
-        <w:rPr>
           <w:lang w:val="id_ID" w:bidi="id_ID"/>
         </w:rPr>
         <w:t xml:space="preserve">Di sini Paulus menggunakan kata ganti </w:t>
@@ -25606,21 +22023,6 @@
       </w:r>
       <w:r>
         <w:rPr>
-          <w:b/>
-          <w:lang w:val="id_ID" w:bidi="id_ID"/>
-        </w:rPr>
-        <w:t>εἰς τὸ ἐκείνου θέλημα</w:t>
-      </w:r>
-    </w:p>
-    <w:p>
-      <w:pPr/>
-      <w:r>
-        <w:rPr>
-          <w:lang w:val="id_ID" w:bidi="id_ID"/>
-        </w:rPr>
-      </w:r>
-      <w:r>
-        <w:rPr>
           <w:lang w:val="id_ID" w:bidi="id_ID"/>
         </w:rPr>
         <w:t xml:space="preserve">Jika bahasa Anda tidak menggunakan kata benda abstrak untuk ide </w:t>
@@ -25702,21 +22104,6 @@
       </w:r>
       <w:r>
         <w:rPr>
-          <w:b/>
-          <w:lang w:val="id_ID" w:bidi="id_ID"/>
-        </w:rPr>
-        <w:t>δὲ</w:t>
-      </w:r>
-    </w:p>
-    <w:p>
-      <w:pPr/>
-      <w:r>
-        <w:rPr>
-          <w:lang w:val="id_ID" w:bidi="id_ID"/>
-        </w:rPr>
-      </w:r>
-      <w:r>
-        <w:rPr>
           <w:lang w:val="id_ID" w:bidi="id_ID"/>
         </w:rPr>
         <w:t xml:space="preserve">Di sini, kata </w:t>
@@ -25811,21 +22198,6 @@
       </w:r>
       <w:r>
         <w:rPr>
-          <w:b/>
-          <w:lang w:val="id_ID" w:bidi="id_ID"/>
-        </w:rPr>
-        <w:t>τοῦτο &amp; γίνωσκε, ὅτι</w:t>
-      </w:r>
-    </w:p>
-    <w:p>
-      <w:pPr/>
-      <w:r>
-        <w:rPr>
-          <w:lang w:val="id_ID" w:bidi="id_ID"/>
-        </w:rPr>
-      </w:r>
-      <w:r>
-        <w:rPr>
           <w:lang w:val="id_ID" w:bidi="id_ID"/>
         </w:rPr>
         <w:t xml:space="preserve">Ungkapan </w:t>
@@ -25907,21 +22279,6 @@
       </w:r>
       <w:r>
         <w:rPr>
-          <w:b/>
-          <w:lang w:val="id_ID" w:bidi="id_ID"/>
-        </w:rPr>
-        <w:t>ἐν ἐσχάταις ἡμέραις</w:t>
-      </w:r>
-    </w:p>
-    <w:p>
-      <w:pPr/>
-      <w:r>
-        <w:rPr>
-          <w:lang w:val="id_ID" w:bidi="id_ID"/>
-        </w:rPr>
-      </w:r>
-      <w:r>
-        <w:rPr>
           <w:lang w:val="id_ID" w:bidi="id_ID"/>
         </w:rPr>
         <w:t xml:space="preserve">Di sini, frasa </w:t>
@@ -25992,21 +22349,6 @@
         <w:rPr>
           <w:lang w:val="id_ID" w:bidi="id_ID"/>
         </w:rPr>
-      </w:r>
-    </w:p>
-    <w:p>
-      <w:pPr/>
-      <w:r>
-        <w:rPr>
-          <w:lang w:val="id_ID" w:bidi="id_ID"/>
-        </w:rPr>
-      </w:r>
-      <w:r>
-        <w:rPr>
-          <w:b/>
-          <w:lang w:val="id_ID" w:bidi="id_ID"/>
-        </w:rPr>
-        <w:t>ἐνστήσονται καιροὶ χαλεποί</w:t>
       </w:r>
     </w:p>
     <w:p>
@@ -26130,21 +22472,6 @@
       </w:r>
       <w:r>
         <w:rPr>
-          <w:b/>
-          <w:lang w:val="id_ID" w:bidi="id_ID"/>
-        </w:rPr>
-        <w:t>γὰρ</w:t>
-      </w:r>
-    </w:p>
-    <w:p>
-      <w:pPr/>
-      <w:r>
-        <w:rPr>
-          <w:lang w:val="id_ID" w:bidi="id_ID"/>
-        </w:rPr>
-      </w:r>
-      <w:r>
-        <w:rPr>
           <w:lang w:val="id_ID" w:bidi="id_ID"/>
         </w:rPr>
         <w:t xml:space="preserve">Di sini, kata </w:t>
@@ -26239,21 +22566,6 @@
       </w:r>
       <w:r>
         <w:rPr>
-          <w:b/>
-          <w:lang w:val="id_ID" w:bidi="id_ID"/>
-        </w:rPr>
-        <w:t>οἱ ἄνθρωποι</w:t>
-      </w:r>
-    </w:p>
-    <w:p>
-      <w:pPr/>
-      <w:r>
-        <w:rPr>
-          <w:lang w:val="id_ID" w:bidi="id_ID"/>
-        </w:rPr>
-      </w:r>
-      <w:r>
-        <w:rPr>
           <w:lang w:val="id_ID" w:bidi="id_ID"/>
         </w:rPr>
         <w:t xml:space="preserve">Frasa </w:t>
@@ -26348,21 +22660,6 @@
       </w:r>
       <w:r>
         <w:rPr>
-          <w:b/>
-          <w:lang w:val="id_ID" w:bidi="id_ID"/>
-        </w:rPr>
-        <w:t>οἱ ἄνθρωποι</w:t>
-      </w:r>
-    </w:p>
-    <w:p>
-      <w:pPr/>
-      <w:r>
-        <w:rPr>
-          <w:lang w:val="id_ID" w:bidi="id_ID"/>
-        </w:rPr>
-      </w:r>
-      <w:r>
-        <w:rPr>
           <w:lang w:val="id_ID" w:bidi="id_ID"/>
         </w:rPr>
         <w:t xml:space="preserve">Meskipun istilah </w:t>
@@ -26444,21 +22741,6 @@
       </w:r>
       <w:r>
         <w:rPr>
-          <w:b/>
-          <w:lang w:val="id_ID" w:bidi="id_ID"/>
-        </w:rPr>
-        <w:t>φίλαυτοι</w:t>
-      </w:r>
-    </w:p>
-    <w:p>
-      <w:pPr/>
-      <w:r>
-        <w:rPr>
-          <w:lang w:val="id_ID" w:bidi="id_ID"/>
-        </w:rPr>
-      </w:r>
-      <w:r>
-        <w:rPr>
           <w:lang w:val="id_ID" w:bidi="id_ID"/>
         </w:rPr>
         <w:t xml:space="preserve">Di sini, frasa </w:t>
@@ -26540,21 +22822,6 @@
       </w:r>
       <w:r>
         <w:rPr>
-          <w:b/>
-          <w:lang w:val="id_ID" w:bidi="id_ID"/>
-        </w:rPr>
-        <w:t>ἀφιλάγαθοι</w:t>
-      </w:r>
-    </w:p>
-    <w:p>
-      <w:pPr/>
-      <w:r>
-        <w:rPr>
-          <w:lang w:val="id_ID" w:bidi="id_ID"/>
-        </w:rPr>
-      </w:r>
-      <w:r>
-        <w:rPr>
           <w:lang w:val="id_ID" w:bidi="id_ID"/>
         </w:rPr>
         <w:t xml:space="preserve">Paulus menggunakan kata sifat </w:t>
@@ -26636,21 +22903,6 @@
       </w:r>
       <w:r>
         <w:rPr>
-          <w:b/>
-          <w:lang w:val="id_ID" w:bidi="id_ID"/>
-        </w:rPr>
-        <w:t>τετυφωμένοι</w:t>
-      </w:r>
-    </w:p>
-    <w:p>
-      <w:pPr/>
-      <w:r>
-        <w:rPr>
-          <w:lang w:val="id_ID" w:bidi="id_ID"/>
-        </w:rPr>
-      </w:r>
-      <w:r>
-        <w:rPr>
           <w:lang w:val="id_ID" w:bidi="id_ID"/>
         </w:rPr>
         <w:t xml:space="preserve">Di sini Paulus berbicara tentang orang-orang yang </w:t>
@@ -26732,21 +22984,6 @@
       </w:r>
       <w:r>
         <w:rPr>
-          <w:b/>
-          <w:lang w:val="id_ID" w:bidi="id_ID"/>
-        </w:rPr>
-        <w:t>τετυφωμένοι</w:t>
-      </w:r>
-    </w:p>
-    <w:p>
-      <w:pPr/>
-      <w:r>
-        <w:rPr>
-          <w:lang w:val="id_ID" w:bidi="id_ID"/>
-        </w:rPr>
-      </w:r>
-      <w:r>
-        <w:rPr>
           <w:lang w:val="id_ID" w:bidi="id_ID"/>
         </w:rPr>
         <w:t>Jika bahasa Anda tidak menggunakan bentuk pasif ini, Anda dapat mengekspresikan ide dalam bentuk aktif atau dengan cara lain yang wajar dalam bahasa Anda. Terjemahan alternatif: "sombong" atau "angkuh"</w:t>
@@ -26815,21 +23052,6 @@
       </w:r>
       <w:r>
         <w:rPr>
-          <w:b/>
-          <w:lang w:val="id_ID" w:bidi="id_ID"/>
-        </w:rPr>
-        <w:t>ἔχοντες μόρφωσιν εὐσεβείας, τὴν δὲ δύναμιν αὐτῆς ἠρνημένοι</w:t>
-      </w:r>
-    </w:p>
-    <w:p>
-      <w:pPr/>
-      <w:r>
-        <w:rPr>
-          <w:lang w:val="id_ID" w:bidi="id_ID"/>
-        </w:rPr>
-      </w:r>
-      <w:r>
-        <w:rPr>
           <w:lang w:val="id_ID" w:bidi="id_ID"/>
         </w:rPr>
         <w:t xml:space="preserve">Jika bahasa Anda tidak menggunakan kata benda abstrak untuk gagasan </w:t>
@@ -26924,21 +23146,6 @@
       </w:r>
       <w:r>
         <w:rPr>
-          <w:b/>
-          <w:lang w:val="id_ID" w:bidi="id_ID"/>
-        </w:rPr>
-        <w:t>ἔχοντες μόρφωσιν εὐσεβείας</w:t>
-      </w:r>
-    </w:p>
-    <w:p>
-      <w:pPr/>
-      <w:r>
-        <w:rPr>
-          <w:lang w:val="id_ID" w:bidi="id_ID"/>
-        </w:rPr>
-      </w:r>
-      <w:r>
-        <w:rPr>
           <w:lang w:val="id_ID" w:bidi="id_ID"/>
         </w:rPr>
         <w:t xml:space="preserve">Di sini, frasa </w:t>
@@ -27033,21 +23240,6 @@
       </w:r>
       <w:r>
         <w:rPr>
-          <w:b/>
-          <w:lang w:val="id_ID" w:bidi="id_ID"/>
-        </w:rPr>
-        <w:t>τὴν &amp; δύναμιν αὐτῆς ἠρνημένοι</w:t>
-      </w:r>
-    </w:p>
-    <w:p>
-      <w:pPr/>
-      <w:r>
-        <w:rPr>
-          <w:lang w:val="id_ID" w:bidi="id_ID"/>
-        </w:rPr>
-      </w:r>
-      <w:r>
-        <w:rPr>
           <w:lang w:val="id_ID" w:bidi="id_ID"/>
         </w:rPr>
         <w:t xml:space="preserve">Di sini Paulus menyiratkan bahwa orang-orang ini menolak untuk mengalami dan bertindak berdasarkan </w:t>
@@ -27129,21 +23321,6 @@
       </w:r>
       <w:r>
         <w:rPr>
-          <w:b/>
-          <w:lang w:val="id_ID" w:bidi="id_ID"/>
-        </w:rPr>
-        <w:t>καὶ</w:t>
-      </w:r>
-    </w:p>
-    <w:p>
-      <w:pPr/>
-      <w:r>
-        <w:rPr>
-          <w:lang w:val="id_ID" w:bidi="id_ID"/>
-        </w:rPr>
-      </w:r>
-      <w:r>
-        <w:rPr>
           <w:lang w:val="id_ID" w:bidi="id_ID"/>
         </w:rPr>
         <w:t xml:space="preserve">Di sini, kata </w:t>
@@ -27238,21 +23415,6 @@
       </w:r>
       <w:r>
         <w:rPr>
-          <w:b/>
-          <w:lang w:val="id_ID" w:bidi="id_ID"/>
-        </w:rPr>
-        <w:t>τούτους ἀποτρέπου</w:t>
-      </w:r>
-    </w:p>
-    <w:p>
-      <w:pPr/>
-      <w:r>
-        <w:rPr>
-          <w:lang w:val="id_ID" w:bidi="id_ID"/>
-        </w:rPr>
-      </w:r>
-      <w:r>
-        <w:rPr>
           <w:lang w:val="id_ID" w:bidi="id_ID"/>
         </w:rPr>
         <w:t xml:space="preserve">Di sini Paulus berbicara tentang menghindari orang lain seolah-olah itu berarti </w:t>
@@ -27334,21 +23496,6 @@
       </w:r>
       <w:r>
         <w:rPr>
-          <w:b/>
-          <w:lang w:val="id_ID" w:bidi="id_ID"/>
-        </w:rPr>
-        <w:t>τούτους</w:t>
-      </w:r>
-    </w:p>
-    <w:p>
-      <w:pPr/>
-      <w:r>
-        <w:rPr>
-          <w:lang w:val="id_ID" w:bidi="id_ID"/>
-        </w:rPr>
-      </w:r>
-      <w:r>
-        <w:rPr>
           <w:lang w:val="id_ID" w:bidi="id_ID"/>
         </w:rPr>
         <w:t xml:space="preserve">Paulus menggunakan kata sifat </w:t>
@@ -27419,21 +23566,6 @@
         <w:rPr>
           <w:lang w:val="id_ID" w:bidi="id_ID"/>
         </w:rPr>
-      </w:r>
-    </w:p>
-    <w:p>
-      <w:pPr/>
-      <w:r>
-        <w:rPr>
-          <w:lang w:val="id_ID" w:bidi="id_ID"/>
-        </w:rPr>
-      </w:r>
-      <w:r>
-        <w:rPr>
-          <w:b/>
-          <w:lang w:val="id_ID" w:bidi="id_ID"/>
-        </w:rPr>
-        <w:t>γάρ</w:t>
       </w:r>
     </w:p>
     <w:p>
@@ -27557,21 +23689,6 @@
       </w:r>
       <w:r>
         <w:rPr>
-          <w:b/>
-          <w:lang w:val="id_ID" w:bidi="id_ID"/>
-        </w:rPr>
-        <w:t>ἐκ τούτων</w:t>
-      </w:r>
-    </w:p>
-    <w:p>
-      <w:pPr/>
-      <w:r>
-        <w:rPr>
-          <w:lang w:val="id_ID" w:bidi="id_ID"/>
-        </w:rPr>
-      </w:r>
-      <w:r>
-        <w:rPr>
           <w:lang w:val="id_ID" w:bidi="id_ID"/>
         </w:rPr>
         <w:t xml:space="preserve">Paulus menggunakan kata sifat </w:t>
@@ -27671,21 +23788,6 @@
       </w:r>
       <w:r>
         <w:rPr>
-          <w:b/>
-          <w:lang w:val="id_ID" w:bidi="id_ID"/>
-        </w:rPr>
-        <w:t>οἱ ἐνδύνοντες εἰς τὰς οἰκίας</w:t>
-      </w:r>
-    </w:p>
-    <w:p>
-      <w:pPr/>
-      <w:r>
-        <w:rPr>
-          <w:lang w:val="id_ID" w:bidi="id_ID"/>
-        </w:rPr>
-      </w:r>
-      <w:r>
-        <w:rPr>
           <w:lang w:val="id_ID" w:bidi="id_ID"/>
         </w:rPr>
         <w:t xml:space="preserve">Di sini Paulus mengacu pada bagaimana orang-orang ini mengunjungi rumah orang lain. Kata yang diterjemahkan </w:t>
@@ -27767,21 +23869,6 @@
       </w:r>
       <w:r>
         <w:rPr>
-          <w:b/>
-          <w:lang w:val="id_ID" w:bidi="id_ID"/>
-        </w:rPr>
-        <w:t>αἰχμαλωτίζοντες</w:t>
-      </w:r>
-    </w:p>
-    <w:p>
-      <w:pPr/>
-      <w:r>
-        <w:rPr>
-          <w:lang w:val="id_ID" w:bidi="id_ID"/>
-        </w:rPr>
-      </w:r>
-      <w:r>
-        <w:rPr>
           <w:lang w:val="id_ID" w:bidi="id_ID"/>
         </w:rPr>
         <w:t xml:space="preserve">Di sini Paulus berbicara tentang bagaimana orang-orang ini mempengaruhi </w:t>
@@ -27876,21 +23963,6 @@
       </w:r>
       <w:r>
         <w:rPr>
-          <w:b/>
-          <w:lang w:val="id_ID" w:bidi="id_ID"/>
-        </w:rPr>
-        <w:t>γυναικάρια</w:t>
-      </w:r>
-    </w:p>
-    <w:p>
-      <w:pPr/>
-      <w:r>
-        <w:rPr>
-          <w:lang w:val="id_ID" w:bidi="id_ID"/>
-        </w:rPr>
-      </w:r>
-      <w:r>
-        <w:rPr>
           <w:lang w:val="id_ID" w:bidi="id_ID"/>
         </w:rPr>
         <w:t xml:space="preserve">Di sini, Paulus merujuk kepada </w:t>
@@ -27985,21 +24057,6 @@
       </w:r>
       <w:r>
         <w:rPr>
-          <w:b/>
-          <w:lang w:val="id_ID" w:bidi="id_ID"/>
-        </w:rPr>
-        <w:t>σεσωρευμένα ἁμαρτίαις</w:t>
-      </w:r>
-    </w:p>
-    <w:p>
-      <w:pPr/>
-      <w:r>
-        <w:rPr>
-          <w:lang w:val="id_ID" w:bidi="id_ID"/>
-        </w:rPr>
-      </w:r>
-      <w:r>
-        <w:rPr>
           <w:lang w:val="id_ID" w:bidi="id_ID"/>
         </w:rPr>
         <w:t xml:space="preserve">Paulus berbicara tentang </w:t>
@@ -28094,21 +24151,6 @@
       </w:r>
       <w:r>
         <w:rPr>
-          <w:b/>
-          <w:lang w:val="id_ID" w:bidi="id_ID"/>
-        </w:rPr>
-        <w:t>σεσωρευμένα ἁμαρτίαις</w:t>
-      </w:r>
-    </w:p>
-    <w:p>
-      <w:pPr/>
-      <w:r>
-        <w:rPr>
-          <w:lang w:val="id_ID" w:bidi="id_ID"/>
-        </w:rPr>
-      </w:r>
-      <w:r>
-        <w:rPr>
           <w:lang w:val="id_ID" w:bidi="id_ID"/>
         </w:rPr>
         <w:t>Jika bahasa Anda tidak menggunakan bentuk pasif ini, Anda dapat mengekspresikan ide dalam bentuk aktif atau dengan cara lain yang alami dalam bahasa Anda. Jika Anda perlu mengatakan siapa yang melakukan tindakan tersebut, Anda dapat menunjukkan bahwa mereka sendiri yang melakukannya. Terjemahan alternatif: "yang membawa banyak dosa" "yang telah menimbun diri mereka dengan dosa"</w:t>
@@ -28177,21 +24219,6 @@
       </w:r>
       <w:r>
         <w:rPr>
-          <w:b/>
-          <w:lang w:val="id_ID" w:bidi="id_ID"/>
-        </w:rPr>
-        <w:t>ἀγόμενα ἐπιθυμίαις ποικίλαις</w:t>
-      </w:r>
-    </w:p>
-    <w:p>
-      <w:pPr/>
-      <w:r>
-        <w:rPr>
-          <w:lang w:val="id_ID" w:bidi="id_ID"/>
-        </w:rPr>
-      </w:r>
-      <w:r>
-        <w:rPr>
           <w:lang w:val="id_ID" w:bidi="id_ID"/>
         </w:rPr>
         <w:t xml:space="preserve">Paulus berbicara tentang </w:t>
@@ -28273,21 +24300,6 @@
       </w:r>
       <w:r>
         <w:rPr>
-          <w:b/>
-          <w:lang w:val="id_ID" w:bidi="id_ID"/>
-        </w:rPr>
-        <w:t>ἀγόμενα ἐπιθυμίαις ποικίλαις</w:t>
-      </w:r>
-    </w:p>
-    <w:p>
-      <w:pPr/>
-      <w:r>
-        <w:rPr>
-          <w:lang w:val="id_ID" w:bidi="id_ID"/>
-        </w:rPr>
-      </w:r>
-      <w:r>
-        <w:rPr>
           <w:lang w:val="id_ID" w:bidi="id_ID"/>
         </w:rPr>
         <w:t>Jika bahasa Anda tidak menggunakan bentuk pasif ini, Anda dapat mengekspresikan ide dalam bentuk aktif atau dengan cara lain yang wajar dalam bahasa Anda. Terjemahan alternatif: "berbagai keinginan yang membawa mereka pergi"</w:t>
@@ -28356,21 +24368,6 @@
       </w:r>
       <w:r>
         <w:rPr>
-          <w:b/>
-          <w:lang w:val="id_ID" w:bidi="id_ID"/>
-        </w:rPr>
-        <w:t>καὶ</w:t>
-      </w:r>
-    </w:p>
-    <w:p>
-      <w:pPr/>
-      <w:r>
-        <w:rPr>
-          <w:lang w:val="id_ID" w:bidi="id_ID"/>
-        </w:rPr>
-      </w:r>
-      <w:r>
-        <w:rPr>
           <w:lang w:val="id_ID" w:bidi="id_ID"/>
         </w:rPr>
         <w:t xml:space="preserve">Di sini, kata </w:t>
@@ -28454,21 +24451,6 @@
         <w:rPr>
           <w:lang w:val="id_ID" w:bidi="id_ID"/>
         </w:rPr>
-      </w:r>
-    </w:p>
-    <w:p>
-      <w:pPr/>
-      <w:r>
-        <w:rPr>
-          <w:lang w:val="id_ID" w:bidi="id_ID"/>
-        </w:rPr>
-      </w:r>
-      <w:r>
-        <w:rPr>
-          <w:b/>
-          <w:lang w:val="id_ID" w:bidi="id_ID"/>
-        </w:rPr>
-        <w:t>μηδέποτε εἰς ἐπίγνωσιν ἀληθείας ἐλθεῖν δυνάμενα</w:t>
       </w:r>
     </w:p>
     <w:p>
@@ -28582,21 +24564,6 @@
       </w:r>
       <w:r>
         <w:rPr>
-          <w:b/>
-          <w:lang w:val="id_ID" w:bidi="id_ID"/>
-        </w:rPr>
-        <w:t>εἰς ἐπίγνωσιν ἀληθείας</w:t>
-      </w:r>
-    </w:p>
-    <w:p>
-      <w:pPr/>
-      <w:r>
-        <w:rPr>
-          <w:lang w:val="id_ID" w:bidi="id_ID"/>
-        </w:rPr>
-      </w:r>
-      <w:r>
-        <w:rPr>
           <w:lang w:val="id_ID" w:bidi="id_ID"/>
         </w:rPr>
         <w:t xml:space="preserve">Jika bahasa Anda tidak menggunakan kata benda abstrak untuk gagasan </w:t>
@@ -28680,21 +24647,6 @@
         <w:rPr>
           <w:lang w:val="id_ID" w:bidi="id_ID"/>
         </w:rPr>
-      </w:r>
-    </w:p>
-    <w:p>
-      <w:pPr/>
-      <w:r>
-        <w:rPr>
-          <w:lang w:val="id_ID" w:bidi="id_ID"/>
-        </w:rPr>
-      </w:r>
-      <w:r>
-        <w:rPr>
-          <w:b/>
-          <w:lang w:val="id_ID" w:bidi="id_ID"/>
-        </w:rPr>
-        <w:t>Ἰάννης καὶ Ἰαμβρῆς ἀντέστησαν Μωϋσεῖ</w:t>
       </w:r>
     </w:p>
     <w:p>
@@ -28831,21 +24783,6 @@
       </w:r>
       <w:r>
         <w:rPr>
-          <w:b/>
-          <w:lang w:val="id_ID" w:bidi="id_ID"/>
-        </w:rPr>
-        <w:t>Ἰάννης καὶ Ἰαμβρῆς</w:t>
-      </w:r>
-    </w:p>
-    <w:p>
-      <w:pPr/>
-      <w:r>
-        <w:rPr>
-          <w:lang w:val="id_ID" w:bidi="id_ID"/>
-        </w:rPr>
-      </w:r>
-      <w:r>
-        <w:rPr>
           <w:lang w:val="id_ID" w:bidi="id_ID"/>
         </w:rPr>
         <w:t xml:space="preserve">Kata </w:t>
@@ -28929,21 +24866,6 @@
         <w:rPr>
           <w:lang w:val="id_ID" w:bidi="id_ID"/>
         </w:rPr>
-      </w:r>
-    </w:p>
-    <w:p>
-      <w:pPr/>
-      <w:r>
-        <w:rPr>
-          <w:lang w:val="id_ID" w:bidi="id_ID"/>
-        </w:rPr>
-      </w:r>
-      <w:r>
-        <w:rPr>
-          <w:b/>
-          <w:lang w:val="id_ID" w:bidi="id_ID"/>
-        </w:rPr>
-        <w:t>οὗτοι</w:t>
       </w:r>
     </w:p>
     <w:p>
@@ -29054,21 +24976,6 @@
       </w:r>
       <w:r>
         <w:rPr>
-          <w:b/>
-          <w:lang w:val="id_ID" w:bidi="id_ID"/>
-        </w:rPr>
-        <w:t>τῇ ἀληθείᾳ</w:t>
-      </w:r>
-    </w:p>
-    <w:p>
-      <w:pPr/>
-      <w:r>
-        <w:rPr>
-          <w:lang w:val="id_ID" w:bidi="id_ID"/>
-        </w:rPr>
-      </w:r>
-      <w:r>
-        <w:rPr>
           <w:lang w:val="id_ID" w:bidi="id_ID"/>
         </w:rPr>
         <w:t xml:space="preserve">Jika bahasa Anda tidak menggunakan kata benda abstrak untuk ide </w:t>
@@ -29150,21 +25057,6 @@
       </w:r>
       <w:r>
         <w:rPr>
-          <w:b/>
-          <w:lang w:val="id_ID" w:bidi="id_ID"/>
-        </w:rPr>
-        <w:t>ἄνθρωποι</w:t>
-      </w:r>
-    </w:p>
-    <w:p>
-      <w:pPr/>
-      <w:r>
-        <w:rPr>
-          <w:lang w:val="id_ID" w:bidi="id_ID"/>
-        </w:rPr>
-      </w:r>
-      <w:r>
-        <w:rPr>
           <w:lang w:val="id_ID" w:bidi="id_ID"/>
         </w:rPr>
         <w:t xml:space="preserve">Meskipun istilah </w:t>
@@ -29246,21 +25138,6 @@
       </w:r>
       <w:r>
         <w:rPr>
-          <w:b/>
-          <w:lang w:val="id_ID" w:bidi="id_ID"/>
-        </w:rPr>
-        <w:t>κατεφθαρμένοι τὸν νοῦν</w:t>
-      </w:r>
-    </w:p>
-    <w:p>
-      <w:pPr/>
-      <w:r>
-        <w:rPr>
-          <w:lang w:val="id_ID" w:bidi="id_ID"/>
-        </w:rPr>
-      </w:r>
-      <w:r>
-        <w:rPr>
           <w:lang w:val="id_ID" w:bidi="id_ID"/>
         </w:rPr>
         <w:t>Jika bahasa Anda tidak menggunakan bentuk pasif ini, Anda dapat mengekspresikan ide dalam bentuk aktif atau dengan cara lain yang alami dalam bahasa Anda. Jika Anda perlu mengatakan siapa yang melakukan tindakan tersebut, jelas dari konteksnya bahwa itu adalah mereka sendiri. Terjemahan alternatif: "yang pikirannya rusak" atau "yang telah merusak pikiran mereka"</w:t>
@@ -29329,21 +25206,6 @@
       </w:r>
       <w:r>
         <w:rPr>
-          <w:b/>
-          <w:lang w:val="id_ID" w:bidi="id_ID"/>
-        </w:rPr>
-        <w:t>τὸν νοῦν</w:t>
-      </w:r>
-    </w:p>
-    <w:p>
-      <w:pPr/>
-      <w:r>
-        <w:rPr>
-          <w:lang w:val="id_ID" w:bidi="id_ID"/>
-        </w:rPr>
-      </w:r>
-      <w:r>
-        <w:rPr>
           <w:lang w:val="id_ID" w:bidi="id_ID"/>
         </w:rPr>
         <w:t xml:space="preserve">Jika dalam bahasa Anda tidak wajar jika berbicara seolah-olah sekelompok orang hanya memiliki satu </w:t>
@@ -29425,21 +25287,6 @@
       </w:r>
       <w:r>
         <w:rPr>
-          <w:b/>
-          <w:lang w:val="id_ID" w:bidi="id_ID"/>
-        </w:rPr>
-        <w:t>ἀδόκιμοι περὶ τὴν πίστιν</w:t>
-      </w:r>
-    </w:p>
-    <w:p>
-      <w:pPr/>
-      <w:r>
-        <w:rPr>
-          <w:lang w:val="id_ID" w:bidi="id_ID"/>
-        </w:rPr>
-      </w:r>
-      <w:r>
-        <w:rPr>
           <w:lang w:val="id_ID" w:bidi="id_ID"/>
         </w:rPr>
         <w:t xml:space="preserve">Di sini Paulus menyiratkan bahwa, ketika Allah menguji </w:t>
@@ -29521,21 +25368,6 @@
       </w:r>
       <w:r>
         <w:rPr>
-          <w:b/>
-          <w:lang w:val="id_ID" w:bidi="id_ID"/>
-        </w:rPr>
-        <w:t>περὶ τὴν πίστιν</w:t>
-      </w:r>
-    </w:p>
-    <w:p>
-      <w:pPr/>
-      <w:r>
-        <w:rPr>
-          <w:lang w:val="id_ID" w:bidi="id_ID"/>
-        </w:rPr>
-      </w:r>
-      <w:r>
-        <w:rPr>
           <w:lang w:val="id_ID" w:bidi="id_ID"/>
         </w:rPr>
         <w:t xml:space="preserve">Di sini, kata </w:t>
@@ -29643,21 +25475,6 @@
       </w:r>
       <w:r>
         <w:rPr>
-          <w:b/>
-          <w:lang w:val="id_ID" w:bidi="id_ID"/>
-        </w:rPr>
-        <w:t>περὶ τὴν πίστιν</w:t>
-      </w:r>
-    </w:p>
-    <w:p>
-      <w:pPr/>
-      <w:r>
-        <w:rPr>
-          <w:lang w:val="id_ID" w:bidi="id_ID"/>
-        </w:rPr>
-      </w:r>
-      <w:r>
-        <w:rPr>
           <w:lang w:val="id_ID" w:bidi="id_ID"/>
         </w:rPr>
         <w:t xml:space="preserve">Jika bahasa Anda tidak menggunakan kata benda abstrak untuk ide </w:t>
@@ -29728,21 +25545,6 @@
         <w:rPr>
           <w:lang w:val="id_ID" w:bidi="id_ID"/>
         </w:rPr>
-      </w:r>
-    </w:p>
-    <w:p>
-      <w:pPr/>
-      <w:r>
-        <w:rPr>
-          <w:lang w:val="id_ID" w:bidi="id_ID"/>
-        </w:rPr>
-      </w:r>
-      <w:r>
-        <w:rPr>
-          <w:b/>
-          <w:lang w:val="id_ID" w:bidi="id_ID"/>
-        </w:rPr>
-        <w:t>ἀλλ’</w:t>
       </w:r>
     </w:p>
     <w:p>
@@ -29853,21 +25655,6 @@
       </w:r>
       <w:r>
         <w:rPr>
-          <w:b/>
-          <w:lang w:val="id_ID" w:bidi="id_ID"/>
-        </w:rPr>
-        <w:t>οὐ προκόψουσιν ἐπὶ πλεῖον</w:t>
-      </w:r>
-    </w:p>
-    <w:p>
-      <w:pPr/>
-      <w:r>
-        <w:rPr>
-          <w:lang w:val="id_ID" w:bidi="id_ID"/>
-        </w:rPr>
-      </w:r>
-      <w:r>
-        <w:rPr>
           <w:lang w:val="id_ID" w:bidi="id_ID"/>
         </w:rPr>
         <w:t xml:space="preserve">Di sini Paulus berbicara tentang orang-orang yang berhasil dalam mengajar seolah-olah mereka maju </w:t>
@@ -29949,21 +25736,6 @@
       </w:r>
       <w:r>
         <w:rPr>
-          <w:b/>
-          <w:lang w:val="id_ID" w:bidi="id_ID"/>
-        </w:rPr>
-        <w:t>ἡ &amp; ἄνοια αὐτῶν</w:t>
-      </w:r>
-    </w:p>
-    <w:p>
-      <w:pPr/>
-      <w:r>
-        <w:rPr>
-          <w:lang w:val="id_ID" w:bidi="id_ID"/>
-        </w:rPr>
-      </w:r>
-      <w:r>
-        <w:rPr>
           <w:lang w:val="id_ID" w:bidi="id_ID"/>
         </w:rPr>
         <w:t xml:space="preserve">Jika bahasa Anda tidak menggunakan kata benda abstrak untuk ide </w:t>
@@ -30045,21 +25817,6 @@
       </w:r>
       <w:r>
         <w:rPr>
-          <w:b/>
-          <w:lang w:val="id_ID" w:bidi="id_ID"/>
-        </w:rPr>
-        <w:t>πᾶσιν</w:t>
-      </w:r>
-    </w:p>
-    <w:p>
-      <w:pPr/>
-      <w:r>
-        <w:rPr>
-          <w:lang w:val="id_ID" w:bidi="id_ID"/>
-        </w:rPr>
-      </w:r>
-      <w:r>
-        <w:rPr>
           <w:lang w:val="id_ID" w:bidi="id_ID"/>
         </w:rPr>
         <w:t xml:space="preserve">Paulus menggunakan kata sifat </w:t>
@@ -30141,21 +25898,6 @@
       </w:r>
       <w:r>
         <w:rPr>
-          <w:b/>
-          <w:lang w:val="id_ID" w:bidi="id_ID"/>
-        </w:rPr>
-        <w:t>πᾶσιν</w:t>
-      </w:r>
-    </w:p>
-    <w:p>
-      <w:pPr/>
-      <w:r>
-        <w:rPr>
-          <w:lang w:val="id_ID" w:bidi="id_ID"/>
-        </w:rPr>
-      </w:r>
-      <w:r>
-        <w:rPr>
           <w:lang w:val="id_ID" w:bidi="id_ID"/>
         </w:rPr>
         <w:t xml:space="preserve">Paulus menggunakan kata sifat </w:t>
@@ -30237,21 +25979,6 @@
       </w:r>
       <w:r>
         <w:rPr>
-          <w:b/>
-          <w:lang w:val="id_ID" w:bidi="id_ID"/>
-        </w:rPr>
-        <w:t>ἡ ἐκείνων</w:t>
-      </w:r>
-    </w:p>
-    <w:p>
-      <w:pPr/>
-      <w:r>
-        <w:rPr>
-          <w:lang w:val="id_ID" w:bidi="id_ID"/>
-        </w:rPr>
-      </w:r>
-      <w:r>
-        <w:rPr>
           <w:lang w:val="id_ID" w:bidi="id_ID"/>
         </w:rPr>
         <w:t xml:space="preserve">Paulus menggunakan kata sifat </w:t>
@@ -30346,21 +26073,6 @@
       </w:r>
       <w:r>
         <w:rPr>
-          <w:b/>
-          <w:lang w:val="id_ID" w:bidi="id_ID"/>
-        </w:rPr>
-        <w:t>ἐγένετο</w:t>
-      </w:r>
-    </w:p>
-    <w:p>
-      <w:pPr/>
-      <w:r>
-        <w:rPr>
-          <w:lang w:val="id_ID" w:bidi="id_ID"/>
-        </w:rPr>
-      </w:r>
-      <w:r>
-        <w:rPr>
           <w:lang w:val="id_ID" w:bidi="id_ID"/>
         </w:rPr>
         <w:t>Paulus menghilangkan beberapa kata yang dalam banyak bahasa diperlukan untuk melengkapi kalimat. Anda dapat menyediakan kata-kata ini dari awal kalimat jika akan lebih jelas dalam bahasa Anda. Terjemahan alternatif: "menjadi jelas"</w:t>
@@ -30418,21 +26130,6 @@
         <w:rPr>
           <w:lang w:val="id_ID" w:bidi="id_ID"/>
         </w:rPr>
-      </w:r>
-    </w:p>
-    <w:p>
-      <w:pPr/>
-      <w:r>
-        <w:rPr>
-          <w:lang w:val="id_ID" w:bidi="id_ID"/>
-        </w:rPr>
-      </w:r>
-      <w:r>
-        <w:rPr>
-          <w:b/>
-          <w:lang w:val="id_ID" w:bidi="id_ID"/>
-        </w:rPr>
-        <w:t>ἐγένετο</w:t>
       </w:r>
     </w:p>
     <w:p>
@@ -30548,21 +26245,6 @@
       </w:r>
       <w:r>
         <w:rPr>
-          <w:b/>
-          <w:lang w:val="id_ID" w:bidi="id_ID"/>
-        </w:rPr>
-        <w:t>σὺ δὲ</w:t>
-      </w:r>
-    </w:p>
-    <w:p>
-      <w:pPr/>
-      <w:r>
-        <w:rPr>
-          <w:lang w:val="id_ID" w:bidi="id_ID"/>
-        </w:rPr>
-      </w:r>
-      <w:r>
-        <w:rPr>
           <w:lang w:val="id_ID" w:bidi="id_ID"/>
         </w:rPr>
         <w:t xml:space="preserve">Di sini, kata </w:t>
@@ -30657,21 +26339,6 @@
       </w:r>
       <w:r>
         <w:rPr>
-          <w:b/>
-          <w:lang w:val="id_ID" w:bidi="id_ID"/>
-        </w:rPr>
-        <w:t>σὺ &amp; παρηκολούθησάς</w:t>
-      </w:r>
-    </w:p>
-    <w:p>
-      <w:pPr/>
-      <w:r>
-        <w:rPr>
-          <w:lang w:val="id_ID" w:bidi="id_ID"/>
-        </w:rPr>
-      </w:r>
-      <w:r>
-        <w:rPr>
           <w:lang w:val="id_ID" w:bidi="id_ID"/>
         </w:rPr>
         <w:t xml:space="preserve">Di sini Paulus berbicara seolah-olah Timotius </w:t>
@@ -30753,21 +26420,6 @@
       </w:r>
       <w:r>
         <w:rPr>
-          <w:b/>
-          <w:lang w:val="id_ID" w:bidi="id_ID"/>
-        </w:rPr>
-        <w:t>μου τῇ διδασκαλίᾳ, τῇ ἀγωγῇ, τῇ προθέσει, τῇ πίστει, τῇ μακροθυμίᾳ, τῇ ἀγάπῃ, τῇ ὑπομονῇ &amp; τοῖς διωγμοῖς, τοῖς παθήμασιν, οἷά</w:t>
-      </w:r>
-    </w:p>
-    <w:p>
-      <w:pPr/>
-      <w:r>
-        <w:rPr>
-          <w:lang w:val="id_ID" w:bidi="id_ID"/>
-        </w:rPr>
-      </w:r>
-      <w:r>
-        <w:rPr>
           <w:lang w:val="id_ID" w:bidi="id_ID"/>
         </w:rPr>
         <w:t>Jika bahasa Anda tidak menggunakan kata benda abstrak untuk beberapa atau semua ide dalam daftar ini, Anda dapat mengekspresikan ide yang sama dengan cara lain. Terjemahan alternatif: "apa yang saya ajarkan, bagaimana saya berperilaku, apa yang telah saya pilih untuk dilakukan, bagaimana saya percaya, bagaimana saya sabar, bagaimana saya mengasihi orang lain, bagaimana saya menanggung segala sesuatu, bagaimana saya dianiaya, dan bagaimana saya menderita. Hal-hal seperti itu"</w:t>
@@ -30836,21 +26488,6 @@
       </w:r>
       <w:r>
         <w:rPr>
-          <w:b/>
-          <w:lang w:val="id_ID" w:bidi="id_ID"/>
-        </w:rPr>
-        <w:t>οἷά</w:t>
-      </w:r>
-    </w:p>
-    <w:p>
-      <w:pPr/>
-      <w:r>
-        <w:rPr>
-          <w:lang w:val="id_ID" w:bidi="id_ID"/>
-        </w:rPr>
-      </w:r>
-      <w:r>
-        <w:rPr>
           <w:lang w:val="id_ID" w:bidi="id_ID"/>
         </w:rPr>
         <w:t xml:space="preserve">Di sini, frasa </w:t>
@@ -30971,21 +26608,6 @@
       </w:r>
       <w:r>
         <w:rPr>
-          <w:b/>
-          <w:lang w:val="id_ID" w:bidi="id_ID"/>
-        </w:rPr>
-        <w:t>οἵους διωγμοὺς ὑπήνεγκα</w:t>
-      </w:r>
-    </w:p>
-    <w:p>
-      <w:pPr/>
-      <w:r>
-        <w:rPr>
-          <w:lang w:val="id_ID" w:bidi="id_ID"/>
-        </w:rPr>
-      </w:r>
-      <w:r>
-        <w:rPr>
           <w:lang w:val="id_ID" w:bidi="id_ID"/>
         </w:rPr>
         <w:t xml:space="preserve">Di sini, frasa </w:t>
@@ -31067,21 +26689,6 @@
       </w:r>
       <w:r>
         <w:rPr>
-          <w:b/>
-          <w:lang w:val="id_ID" w:bidi="id_ID"/>
-        </w:rPr>
-        <w:t>οἵους διωγμοὺς ὑπήνεγκα</w:t>
-      </w:r>
-    </w:p>
-    <w:p>
-      <w:pPr/>
-      <w:r>
-        <w:rPr>
-          <w:lang w:val="id_ID" w:bidi="id_ID"/>
-        </w:rPr>
-      </w:r>
-      <w:r>
-        <w:rPr>
           <w:lang w:val="id_ID" w:bidi="id_ID"/>
         </w:rPr>
         <w:t xml:space="preserve">Jika bahasa Anda tidak menggunakan kata benda abstrak untuk ide </w:t>
@@ -31163,21 +26770,6 @@
       </w:r>
       <w:r>
         <w:rPr>
-          <w:b/>
-          <w:lang w:val="id_ID" w:bidi="id_ID"/>
-        </w:rPr>
-        <w:t>καὶ</w:t>
-      </w:r>
-    </w:p>
-    <w:p>
-      <w:pPr/>
-      <w:r>
-        <w:rPr>
-          <w:lang w:val="id_ID" w:bidi="id_ID"/>
-        </w:rPr>
-      </w:r>
-      <w:r>
-        <w:rPr>
           <w:lang w:val="id_ID" w:bidi="id_ID"/>
         </w:rPr>
         <w:t xml:space="preserve">Di sini, kata </w:t>
@@ -31272,21 +26864,6 @@
       </w:r>
       <w:r>
         <w:rPr>
-          <w:b/>
-          <w:lang w:val="id_ID" w:bidi="id_ID"/>
-        </w:rPr>
-        <w:t>καὶ &amp; δὲ</w:t>
-      </w:r>
-    </w:p>
-    <w:p>
-      <w:pPr/>
-      <w:r>
-        <w:rPr>
-          <w:lang w:val="id_ID" w:bidi="id_ID"/>
-        </w:rPr>
-      </w:r>
-      <w:r>
-        <w:rPr>
           <w:lang w:val="id_ID" w:bidi="id_ID"/>
         </w:rPr>
         <w:t xml:space="preserve">Di sini, frasa </w:t>
@@ -31368,21 +26945,6 @@
       </w:r>
       <w:r>
         <w:rPr>
-          <w:b/>
-          <w:lang w:val="id_ID" w:bidi="id_ID"/>
-        </w:rPr>
-        <w:t>πάντες &amp; οἱ θέλοντες ζῆν εὐσεβῶς ἐν Χριστῷ Ἰησοῦ διωχθήσονται</w:t>
-      </w:r>
-    </w:p>
-    <w:p>
-      <w:pPr/>
-      <w:r>
-        <w:rPr>
-          <w:lang w:val="id_ID" w:bidi="id_ID"/>
-        </w:rPr>
-      </w:r>
-      <w:r>
-        <w:rPr>
           <w:lang w:val="id_ID" w:bidi="id_ID"/>
         </w:rPr>
         <w:t>Jika bahasa Anda tidak menggunakan bentuk pasif ini, Anda dapat mengekspresikan ide dalam bentuk aktif atau dengan cara lain yang alami dalam bahasa Anda. Jika Anda perlu mengatakan siapa yang melakukan tindakan tersebut, Anda dapat menggunakan subjek tak tentu. Terjemahan alternatif: "orang akan menganiaya semua orang yang ingin hidup saleh di dalam Kristus Yesus"</w:t>
@@ -31451,21 +27013,6 @@
       </w:r>
       <w:r>
         <w:rPr>
-          <w:b/>
-          <w:lang w:val="id_ID" w:bidi="id_ID"/>
-        </w:rPr>
-        <w:t>ἐν Χριστῷ Ἰησοῦ</w:t>
-      </w:r>
-    </w:p>
-    <w:p>
-      <w:pPr/>
-      <w:r>
-        <w:rPr>
-          <w:lang w:val="id_ID" w:bidi="id_ID"/>
-        </w:rPr>
-      </w:r>
-      <w:r>
-        <w:rPr>
           <w:lang w:val="id_ID" w:bidi="id_ID"/>
         </w:rPr>
         <w:t xml:space="preserve">Di sini Paulus menggunakan metafora spasial </w:t>
@@ -31625,21 +27172,6 @@
       </w:r>
       <w:r>
         <w:rPr>
-          <w:b/>
-          <w:lang w:val="id_ID" w:bidi="id_ID"/>
-        </w:rPr>
-        <w:t>δὲ</w:t>
-      </w:r>
-    </w:p>
-    <w:p>
-      <w:pPr/>
-      <w:r>
-        <w:rPr>
-          <w:lang w:val="id_ID" w:bidi="id_ID"/>
-        </w:rPr>
-      </w:r>
-      <w:r>
-        <w:rPr>
           <w:lang w:val="id_ID" w:bidi="id_ID"/>
         </w:rPr>
         <w:t xml:space="preserve">Di sini, kata </w:t>
@@ -31747,21 +27279,6 @@
       </w:r>
       <w:r>
         <w:rPr>
-          <w:b/>
-          <w:lang w:val="id_ID" w:bidi="id_ID"/>
-        </w:rPr>
-        <w:t>ἄνθρωποι</w:t>
-      </w:r>
-    </w:p>
-    <w:p>
-      <w:pPr/>
-      <w:r>
-        <w:rPr>
-          <w:lang w:val="id_ID" w:bidi="id_ID"/>
-        </w:rPr>
-      </w:r>
-      <w:r>
-        <w:rPr>
           <w:lang w:val="id_ID" w:bidi="id_ID"/>
         </w:rPr>
         <w:t xml:space="preserve">Meskipun istilah </w:t>
@@ -31843,21 +27360,6 @@
       </w:r>
       <w:r>
         <w:rPr>
-          <w:b/>
-          <w:lang w:val="id_ID" w:bidi="id_ID"/>
-        </w:rPr>
-        <w:t>πονηροὶ &amp; ἄνθρωποι καὶ γόητες</w:t>
-      </w:r>
-    </w:p>
-    <w:p>
-      <w:pPr/>
-      <w:r>
-        <w:rPr>
-          <w:lang w:val="id_ID" w:bidi="id_ID"/>
-        </w:rPr>
-      </w:r>
-      <w:r>
-        <w:rPr>
           <w:lang w:val="id_ID" w:bidi="id_ID"/>
         </w:rPr>
         <w:t xml:space="preserve">Di sini, frasa </w:t>
@@ -31952,21 +27454,6 @@
       </w:r>
       <w:r>
         <w:rPr>
-          <w:b/>
-          <w:lang w:val="id_ID" w:bidi="id_ID"/>
-        </w:rPr>
-        <w:t>προκόψουσιν ἐπὶ τὸ χεῖρον</w:t>
-      </w:r>
-    </w:p>
-    <w:p>
-      <w:pPr/>
-      <w:r>
-        <w:rPr>
-          <w:lang w:val="id_ID" w:bidi="id_ID"/>
-        </w:rPr>
-      </w:r>
-      <w:r>
-        <w:rPr>
           <w:lang w:val="id_ID" w:bidi="id_ID"/>
         </w:rPr>
         <w:t xml:space="preserve">Di sini Paulus berbicara tentang orang-orang ini seolah-olah mereka secara fisik dapat </w:t>
@@ -32087,21 +27574,6 @@
       </w:r>
       <w:r>
         <w:rPr>
-          <w:b/>
-          <w:lang w:val="id_ID" w:bidi="id_ID"/>
-        </w:rPr>
-        <w:t>ἐπὶ τὸ χεῖρον</w:t>
-      </w:r>
-    </w:p>
-    <w:p>
-      <w:pPr/>
-      <w:r>
-        <w:rPr>
-          <w:lang w:val="id_ID" w:bidi="id_ID"/>
-        </w:rPr>
-      </w:r>
-      <w:r>
-        <w:rPr>
           <w:lang w:val="id_ID" w:bidi="id_ID"/>
         </w:rPr>
         <w:t xml:space="preserve">Paulus menggunakan kata sifat </w:t>
@@ -32183,21 +27655,6 @@
       </w:r>
       <w:r>
         <w:rPr>
-          <w:b/>
-          <w:lang w:val="id_ID" w:bidi="id_ID"/>
-        </w:rPr>
-        <w:t>πλανῶντες καὶ πλανώμενοι</w:t>
-      </w:r>
-    </w:p>
-    <w:p>
-      <w:pPr/>
-      <w:r>
-        <w:rPr>
-          <w:lang w:val="id_ID" w:bidi="id_ID"/>
-        </w:rPr>
-      </w:r>
-      <w:r>
-        <w:rPr>
           <w:lang w:val="id_ID" w:bidi="id_ID"/>
         </w:rPr>
         <w:t xml:space="preserve">Di sini Paulus berbicara seolah-olah </w:t>
@@ -32305,21 +27762,6 @@
       </w:r>
       <w:r>
         <w:rPr>
-          <w:b/>
-          <w:lang w:val="id_ID" w:bidi="id_ID"/>
-        </w:rPr>
-        <w:t>πλανώμενοι</w:t>
-      </w:r>
-    </w:p>
-    <w:p>
-      <w:pPr/>
-      <w:r>
-        <w:rPr>
-          <w:lang w:val="id_ID" w:bidi="id_ID"/>
-        </w:rPr>
-      </w:r>
-      <w:r>
-        <w:rPr>
           <w:lang w:val="id_ID" w:bidi="id_ID"/>
         </w:rPr>
         <w:t>Jika bahasa Anda tidak menggunakan bentuk pasif ini, Anda dapat mengekspresikan ide dalam bentuk aktif atau dengan cara lain yang alami dalam bahasa Anda. Jika Anda perlu mengatakan siapa yang melakukan tindakan tersebut, Anda dapat menggunakan subjek tak tentu. Terjemahan alternatif: "orang lain yang menyesatkan mereka"</w:t>
@@ -32388,21 +27830,6 @@
       </w:r>
       <w:r>
         <w:rPr>
-          <w:b/>
-          <w:lang w:val="id_ID" w:bidi="id_ID"/>
-        </w:rPr>
-        <w:t>σὺ δὲ</w:t>
-      </w:r>
-    </w:p>
-    <w:p>
-      <w:pPr/>
-      <w:r>
-        <w:rPr>
-          <w:lang w:val="id_ID" w:bidi="id_ID"/>
-        </w:rPr>
-      </w:r>
-      <w:r>
-        <w:rPr>
           <w:lang w:val="id_ID" w:bidi="id_ID"/>
         </w:rPr>
         <w:t xml:space="preserve">Di sini, kata </w:t>
@@ -32484,21 +27911,6 @@
       </w:r>
       <w:r>
         <w:rPr>
-          <w:b/>
-          <w:lang w:val="id_ID" w:bidi="id_ID"/>
-        </w:rPr>
-        <w:t>μένε ἐν οἷς ἔμαθες καὶ ἐπιστώθης, εἰδὼς παρὰ τίνων ἔμαθες</w:t>
-      </w:r>
-    </w:p>
-    <w:p>
-      <w:pPr/>
-      <w:r>
-        <w:rPr>
-          <w:lang w:val="id_ID" w:bidi="id_ID"/>
-        </w:rPr>
-      </w:r>
-      <w:r>
-        <w:rPr>
           <w:lang w:val="id_ID" w:bidi="id_ID"/>
         </w:rPr>
         <w:t>Jika akan lebih alami dalam bahasa Anda, Anda dapat membalik urutan klausa ini, karena klausa kedua memberikan alasan untuk hasil yang dijelaskan oleh klausa pertama. Terjemahan alternatif: "Kamu tahu dari siapa kamu belajar apa yang kamu pelajari dan kamu yakini. Jadi, tetaplah berada di dalam hal-hal itu, dengan mengetahui kebenaran itu"</w:t>
@@ -32567,21 +27979,6 @@
       </w:r>
       <w:r>
         <w:rPr>
-          <w:b/>
-          <w:lang w:val="id_ID" w:bidi="id_ID"/>
-        </w:rPr>
-        <w:t>μένε ἐν</w:t>
-      </w:r>
-    </w:p>
-    <w:p>
-      <w:pPr/>
-      <w:r>
-        <w:rPr>
-          <w:lang w:val="id_ID" w:bidi="id_ID"/>
-        </w:rPr>
-      </w:r>
-      <w:r>
-        <w:rPr>
           <w:lang w:val="id_ID" w:bidi="id_ID"/>
         </w:rPr>
         <w:t xml:space="preserve">Di sini Paulus berbicara seolah-olah apa yang Timotius </w:t>
@@ -32689,21 +28086,6 @@
       </w:r>
       <w:r>
         <w:rPr>
-          <w:b/>
-          <w:lang w:val="id_ID" w:bidi="id_ID"/>
-        </w:rPr>
-        <w:t>ἐπιστώθης</w:t>
-      </w:r>
-    </w:p>
-    <w:p>
-      <w:pPr/>
-      <w:r>
-        <w:rPr>
-          <w:lang w:val="id_ID" w:bidi="id_ID"/>
-        </w:rPr>
-      </w:r>
-      <w:r>
-        <w:rPr>
           <w:lang w:val="id_ID" w:bidi="id_ID"/>
         </w:rPr>
         <w:t>Jika bahasa Anda tidak menggunakan bentuk pasif ini, Anda dapat mengekspresikan ide dalam bentuk aktif atau dengan cara lain yang wajar dalam bahasa Anda. Terjemahan alternatif: "merasa yakin tentang"</w:t>
@@ -32772,21 +28154,6 @@
       </w:r>
       <w:r>
         <w:rPr>
-          <w:b/>
-          <w:lang w:val="id_ID" w:bidi="id_ID"/>
-        </w:rPr>
-        <w:t>εἰδὼς παρὰ τίνων ἔμαθες</w:t>
-      </w:r>
-    </w:p>
-    <w:p>
-      <w:pPr/>
-      <w:r>
-        <w:rPr>
-          <w:lang w:val="id_ID" w:bidi="id_ID"/>
-        </w:rPr>
-      </w:r>
-      <w:r>
-        <w:rPr>
           <w:lang w:val="id_ID" w:bidi="id_ID"/>
         </w:rPr>
         <w:t>Di sini Paulus menyiratkan bahwa Timotius tahu bahwa orang-orang ini dapat dipercaya. Jika itu akan membantu dalam bahasa Anda, Anda dapat membuat gagasan itu lebih eksplisit. Terjemahan alternatif: "karena engkau tahu bahwa orang-orang yang engkau pelajari itu dapat dipercaya"</w:t>
@@ -32855,21 +28222,6 @@
       </w:r>
       <w:r>
         <w:rPr>
-          <w:b/>
-          <w:lang w:val="id_ID" w:bidi="id_ID"/>
-        </w:rPr>
-        <w:t>ἀπὸ βρέφους</w:t>
-      </w:r>
-    </w:p>
-    <w:p>
-      <w:pPr/>
-      <w:r>
-        <w:rPr>
-          <w:lang w:val="id_ID" w:bidi="id_ID"/>
-        </w:rPr>
-      </w:r>
-      <w:r>
-        <w:rPr>
           <w:lang w:val="id_ID" w:bidi="id_ID"/>
         </w:rPr>
         <w:t xml:space="preserve">Jika bahasa Anda tidak menggunakan kata benda abstrak untuk ide </w:t>
@@ -32951,21 +28303,6 @@
       </w:r>
       <w:r>
         <w:rPr>
-          <w:b/>
-          <w:lang w:val="id_ID" w:bidi="id_ID"/>
-        </w:rPr>
-        <w:t>εἰς σωτηρίαν διὰ πίστεως τῆς ἐν Χριστῷ Ἰησοῦ</w:t>
-      </w:r>
-    </w:p>
-    <w:p>
-      <w:pPr/>
-      <w:r>
-        <w:rPr>
-          <w:lang w:val="id_ID" w:bidi="id_ID"/>
-        </w:rPr>
-      </w:r>
-      <w:r>
-        <w:rPr>
           <w:lang w:val="id_ID" w:bidi="id_ID"/>
         </w:rPr>
         <w:t xml:space="preserve">Jika bahasa Anda tidak menggunakan kata benda abstrak untuk gagasan </w:t>
@@ -33060,21 +28397,6 @@
       </w:r>
       <w:r>
         <w:rPr>
-          <w:b/>
-          <w:lang w:val="id_ID" w:bidi="id_ID"/>
-        </w:rPr>
-        <w:t>τῆς ἐν Χριστῷ Ἰησοῦ</w:t>
-      </w:r>
-    </w:p>
-    <w:p>
-      <w:pPr/>
-      <w:r>
-        <w:rPr>
-          <w:lang w:val="id_ID" w:bidi="id_ID"/>
-        </w:rPr>
-      </w:r>
-      <w:r>
-        <w:rPr>
           <w:lang w:val="id_ID" w:bidi="id_ID"/>
         </w:rPr>
         <w:t xml:space="preserve">Di sini Paulus menggunakan metafora spasial </w:t>
@@ -33221,21 +28543,6 @@
       </w:r>
       <w:r>
         <w:rPr>
-          <w:b/>
-          <w:lang w:val="id_ID" w:bidi="id_ID"/>
-        </w:rPr>
-        <w:t>πᾶσα Γραφὴ θεόπνευστος καὶ ὠφέλιμος</w:t>
-      </w:r>
-    </w:p>
-    <w:p>
-      <w:pPr/>
-      <w:r>
-        <w:rPr>
-          <w:lang w:val="id_ID" w:bidi="id_ID"/>
-        </w:rPr>
-      </w:r>
-      <w:r>
-        <w:rPr>
           <w:lang w:val="id_ID" w:bidi="id_ID"/>
         </w:rPr>
         <w:t>Jika bahasa Anda tidak menggunakan bentuk pasif ini, Anda dapat mengekspresikan ide dalam bentuk aktif atau dengan cara lain yang wajar dalam bahasa Anda. Terjemahan alternatif: "Allah telah menghembuskan seluruh Kitab Suci, dan itu bermanfaat"</w:t>
@@ -33304,21 +28611,6 @@
       </w:r>
       <w:r>
         <w:rPr>
-          <w:b/>
-          <w:lang w:val="id_ID" w:bidi="id_ID"/>
-        </w:rPr>
-        <w:t>πᾶσα Γραφὴ θεόπνευστος καὶ</w:t>
-      </w:r>
-    </w:p>
-    <w:p>
-      <w:pPr/>
-      <w:r>
-        <w:rPr>
-          <w:lang w:val="id_ID" w:bidi="id_ID"/>
-        </w:rPr>
-      </w:r>
-      <w:r>
-        <w:rPr>
           <w:lang w:val="id_ID" w:bidi="id_ID"/>
         </w:rPr>
         <w:t xml:space="preserve">Di sini Paulus berbicara seolah-olah Allah </w:t>
@@ -33439,21 +28731,6 @@
       </w:r>
       <w:r>
         <w:rPr>
-          <w:b/>
-          <w:lang w:val="id_ID" w:bidi="id_ID"/>
-        </w:rPr>
-        <w:t>πᾶσα Γραφὴ</w:t>
-      </w:r>
-    </w:p>
-    <w:p>
-      <w:pPr/>
-      <w:r>
-        <w:rPr>
-          <w:lang w:val="id_ID" w:bidi="id_ID"/>
-        </w:rPr>
-      </w:r>
-      <w:r>
-        <w:rPr>
           <w:lang w:val="id_ID" w:bidi="id_ID"/>
         </w:rPr>
         <w:t xml:space="preserve">Di sini, frasa yang diterjemahkan sebagai </w:t>
@@ -33548,21 +28825,6 @@
       </w:r>
       <w:r>
         <w:rPr>
-          <w:b/>
-          <w:lang w:val="id_ID" w:bidi="id_ID"/>
-        </w:rPr>
-        <w:t>ὠφέλιμος</w:t>
-      </w:r>
-    </w:p>
-    <w:p>
-      <w:pPr/>
-      <w:r>
-        <w:rPr>
-          <w:lang w:val="id_ID" w:bidi="id_ID"/>
-        </w:rPr>
-      </w:r>
-      <w:r>
-        <w:rPr>
           <w:lang w:val="id_ID" w:bidi="id_ID"/>
         </w:rPr>
         <w:t xml:space="preserve">Di sini Paulus bisa jadi menyiratkan bahwa Kitab Suci </w:t>
@@ -33644,21 +28906,6 @@
       </w:r>
       <w:r>
         <w:rPr>
-          <w:b/>
-          <w:lang w:val="id_ID" w:bidi="id_ID"/>
-        </w:rPr>
-        <w:t>πρὸς διδασκαλίαν, πρὸς ἐλεγμόν, πρὸς ἐπανόρθωσιν, πρὸς παιδείαν τὴν ἐν δικαιοσύνῃ</w:t>
-      </w:r>
-    </w:p>
-    <w:p>
-      <w:pPr/>
-      <w:r>
-        <w:rPr>
-          <w:lang w:val="id_ID" w:bidi="id_ID"/>
-        </w:rPr>
-      </w:r>
-      <w:r>
-        <w:rPr>
           <w:lang w:val="id_ID" w:bidi="id_ID"/>
         </w:rPr>
         <w:t>Jika bahasa Anda tidak menggunakan kata benda abstrak untuk beberapa atau semua ide dalam daftar ini, Anda dapat mengekspresikan ide yang sama dengan cara lain. Terjemahan alternatif: "untuk mengajar, untuk menegur, untuk memperbaiki kelakuan, untuk mendidik orang dalam kebenaran"</w:t>
@@ -33727,21 +28974,6 @@
       </w:r>
       <w:r>
         <w:rPr>
-          <w:b/>
-          <w:lang w:val="id_ID" w:bidi="id_ID"/>
-        </w:rPr>
-        <w:t>ἵνα</w:t>
-      </w:r>
-    </w:p>
-    <w:p>
-      <w:pPr/>
-      <w:r>
-        <w:rPr>
-          <w:lang w:val="id_ID" w:bidi="id_ID"/>
-        </w:rPr>
-      </w:r>
-      <w:r>
-        <w:rPr>
           <w:lang w:val="id_ID" w:bidi="id_ID"/>
         </w:rPr>
         <w:t xml:space="preserve">Di sini, frasa </w:t>
@@ -33823,21 +29055,6 @@
       </w:r>
       <w:r>
         <w:rPr>
-          <w:b/>
-          <w:lang w:val="id_ID" w:bidi="id_ID"/>
-        </w:rPr>
-        <w:t>ὁ τοῦ Θεοῦ ἄνθρωπος</w:t>
-      </w:r>
-    </w:p>
-    <w:p>
-      <w:pPr/>
-      <w:r>
-        <w:rPr>
-          <w:lang w:val="id_ID" w:bidi="id_ID"/>
-        </w:rPr>
-      </w:r>
-      <w:r>
-        <w:rPr>
           <w:lang w:val="id_ID" w:bidi="id_ID"/>
         </w:rPr>
         <w:t xml:space="preserve">Di sini, Paulus menggunakan bentuk posesif untuk menggambarkan seorang </w:t>
@@ -33932,21 +29149,6 @@
       </w:r>
       <w:r>
         <w:rPr>
-          <w:b/>
-          <w:lang w:val="id_ID" w:bidi="id_ID"/>
-        </w:rPr>
-        <w:t>ὁ τοῦ Θεοῦ ἄνθρωπος</w:t>
-      </w:r>
-    </w:p>
-    <w:p>
-      <w:pPr/>
-      <w:r>
-        <w:rPr>
-          <w:lang w:val="id_ID" w:bidi="id_ID"/>
-        </w:rPr>
-      </w:r>
-      <w:r>
-        <w:rPr>
           <w:lang w:val="id_ID" w:bidi="id_ID"/>
         </w:rPr>
         <w:t xml:space="preserve">Kata </w:t>
@@ -34028,21 +29230,6 @@
       </w:r>
       <w:r>
         <w:rPr>
-          <w:b/>
-          <w:lang w:val="id_ID" w:bidi="id_ID"/>
-        </w:rPr>
-        <w:t>ὁ τοῦ Θεοῦ ἄνθρωπος</w:t>
-      </w:r>
-    </w:p>
-    <w:p>
-      <w:pPr/>
-      <w:r>
-        <w:rPr>
-          <w:lang w:val="id_ID" w:bidi="id_ID"/>
-        </w:rPr>
-      </w:r>
-      <w:r>
-        <w:rPr>
           <w:lang w:val="id_ID" w:bidi="id_ID"/>
         </w:rPr>
         <w:t xml:space="preserve">Meskipun istilah </w:t>
@@ -34124,21 +29311,6 @@
       </w:r>
       <w:r>
         <w:rPr>
-          <w:b/>
-          <w:lang w:val="id_ID" w:bidi="id_ID"/>
-        </w:rPr>
-        <w:t>ἄρτιος &amp; πρὸς πᾶν ἔργον ἀγαθὸν ἐξηρτισμένος</w:t>
-      </w:r>
-    </w:p>
-    <w:p>
-      <w:pPr/>
-      <w:r>
-        <w:rPr>
-          <w:lang w:val="id_ID" w:bidi="id_ID"/>
-        </w:rPr>
-      </w:r>
-      <w:r>
-        <w:rPr>
           <w:lang w:val="id_ID" w:bidi="id_ID"/>
         </w:rPr>
         <w:t xml:space="preserve">Istilah </w:t>
@@ -34233,21 +29405,6 @@
       </w:r>
       <w:r>
         <w:rPr>
-          <w:b/>
-          <w:lang w:val="id_ID" w:bidi="id_ID"/>
-        </w:rPr>
-        <w:t>ἐξηρτισμένος</w:t>
-      </w:r>
-    </w:p>
-    <w:p>
-      <w:pPr/>
-      <w:r>
-        <w:rPr>
-          <w:lang w:val="id_ID" w:bidi="id_ID"/>
-        </w:rPr>
-      </w:r>
-      <w:r>
-        <w:rPr>
           <w:lang w:val="id_ID" w:bidi="id_ID"/>
         </w:rPr>
         <w:t>Jika bahasa Anda tidak menggunakan bentuk pasif ini, Anda dapat mengungkapkan gagasan tersebut dalam bentuk aktif atau dengan cara lain yang wajar dalam bahasa Anda. Jika Anda perlu mengatakan siapa yang melakukan tindakan tersebut, jelaslah dari konteksnya bahwa yang melakukan tindakan tersebut adalah Allah. Terjemahan alternatif: "memiliki segala sesuatu yang dibutuhkannya" atau "orang yang telah diperlengkapi oleh Allah"</w:t>
@@ -34436,21 +29593,6 @@
       </w:r>
       <w:r>
         <w:rPr>
-          <w:b/>
-          <w:lang w:val="id_ID" w:bidi="id_ID"/>
-        </w:rPr>
-        <w:t>ζῶντας καὶ νεκρούς</w:t>
-      </w:r>
-    </w:p>
-    <w:p>
-      <w:pPr/>
-      <w:r>
-        <w:rPr>
-          <w:lang w:val="id_ID" w:bidi="id_ID"/>
-        </w:rPr>
-      </w:r>
-      <w:r>
-        <w:rPr>
           <w:lang w:val="id_ID" w:bidi="id_ID"/>
         </w:rPr>
         <w:t xml:space="preserve">Paulus menggunakan kata sifat </w:t>
@@ -34545,21 +29687,6 @@
       </w:r>
       <w:r>
         <w:rPr>
-          <w:b/>
-          <w:lang w:val="id_ID" w:bidi="id_ID"/>
-        </w:rPr>
-        <w:t>καὶ τὴν ἐπιφάνειαν αὐτοῦ</w:t>
-      </w:r>
-    </w:p>
-    <w:p>
-      <w:pPr/>
-      <w:r>
-        <w:rPr>
-          <w:lang w:val="id_ID" w:bidi="id_ID"/>
-        </w:rPr>
-      </w:r>
-      <w:r>
-        <w:rPr>
           <w:lang w:val="id_ID" w:bidi="id_ID"/>
         </w:rPr>
         <w:t xml:space="preserve">Banyak naskah kuno berbunyi </w:t>
@@ -34641,21 +29768,6 @@
       </w:r>
       <w:r>
         <w:rPr>
-          <w:b/>
-          <w:lang w:val="id_ID" w:bidi="id_ID"/>
-        </w:rPr>
-        <w:t>τὴν ἐπιφάνειαν αὐτοῦ</w:t>
-      </w:r>
-    </w:p>
-    <w:p>
-      <w:pPr/>
-      <w:r>
-        <w:rPr>
-          <w:lang w:val="id_ID" w:bidi="id_ID"/>
-        </w:rPr>
-      </w:r>
-      <w:r>
-        <w:rPr>
           <w:lang w:val="id_ID" w:bidi="id_ID"/>
         </w:rPr>
         <w:t xml:space="preserve">Di sini, frasa </w:t>
@@ -34750,21 +29862,6 @@
       </w:r>
       <w:r>
         <w:rPr>
-          <w:b/>
-          <w:lang w:val="id_ID" w:bidi="id_ID"/>
-        </w:rPr>
-        <w:t>τὸν λόγον</w:t>
-      </w:r>
-    </w:p>
-    <w:p>
-      <w:pPr/>
-      <w:r>
-        <w:rPr>
-          <w:lang w:val="id_ID" w:bidi="id_ID"/>
-        </w:rPr>
-      </w:r>
-      <w:r>
-        <w:rPr>
           <w:lang w:val="id_ID" w:bidi="id_ID"/>
         </w:rPr>
         <w:t xml:space="preserve">Di sini, </w:t>
@@ -34846,21 +29943,6 @@
       </w:r>
       <w:r>
         <w:rPr>
-          <w:b/>
-          <w:lang w:val="id_ID" w:bidi="id_ID"/>
-        </w:rPr>
-        <w:t>ἐπίστηθι</w:t>
-      </w:r>
-    </w:p>
-    <w:p>
-      <w:pPr/>
-      <w:r>
-        <w:rPr>
-          <w:lang w:val="id_ID" w:bidi="id_ID"/>
-        </w:rPr>
-      </w:r>
-      <w:r>
-        <w:rPr>
           <w:lang w:val="id_ID" w:bidi="id_ID"/>
         </w:rPr>
         <w:t xml:space="preserve">Di sini Paulus berbicara seolah-olah Timotius harus </w:t>
@@ -34942,21 +30024,6 @@
       </w:r>
       <w:r>
         <w:rPr>
-          <w:b/>
-          <w:lang w:val="id_ID" w:bidi="id_ID"/>
-        </w:rPr>
-        <w:t>εὐκαίρως, ἀκαίρως</w:t>
-      </w:r>
-    </w:p>
-    <w:p>
-      <w:pPr/>
-      <w:r>
-        <w:rPr>
-          <w:lang w:val="id_ID" w:bidi="id_ID"/>
-        </w:rPr>
-      </w:r>
-      <w:r>
-        <w:rPr>
           <w:lang w:val="id_ID" w:bidi="id_ID"/>
         </w:rPr>
         <w:t>Di sini Paulus mungkin menyiratkan bahwa terkadang ada waktu yang tepat dan ada waktu yang tidak tepat untuk: (1) Para pendengar Timotius. Terjemahan alternatif: "ketika orang siap untuk mendengar dan ketika orang tidak siap untuk mendengar" atau "ketika orang mau menerima dan ketika mereka tidak mau menerima" (2) Timotius. Terjemahan alternatif: "ketika itu nyaman bagimu dan ketika itu tidak nyaman"</w:t>
@@ -35025,21 +30092,6 @@
       </w:r>
       <w:r>
         <w:rPr>
-          <w:b/>
-          <w:lang w:val="id_ID" w:bidi="id_ID"/>
-        </w:rPr>
-        <w:t>ἐν πάσῃ μακροθυμίᾳ καὶ διδαχῇ</w:t>
-      </w:r>
-    </w:p>
-    <w:p>
-      <w:pPr/>
-      <w:r>
-        <w:rPr>
-          <w:lang w:val="id_ID" w:bidi="id_ID"/>
-        </w:rPr>
-      </w:r>
-      <w:r>
-        <w:rPr>
           <w:lang w:val="id_ID" w:bidi="id_ID"/>
         </w:rPr>
         <w:t xml:space="preserve">Di sini, kata </w:t>
@@ -35147,21 +30199,6 @@
       </w:r>
       <w:r>
         <w:rPr>
-          <w:b/>
-          <w:lang w:val="id_ID" w:bidi="id_ID"/>
-        </w:rPr>
-        <w:t>ἐν πάσῃ μακροθυμίᾳ καὶ διδαχῇ</w:t>
-      </w:r>
-    </w:p>
-    <w:p>
-      <w:pPr/>
-      <w:r>
-        <w:rPr>
-          <w:lang w:val="id_ID" w:bidi="id_ID"/>
-        </w:rPr>
-      </w:r>
-      <w:r>
-        <w:rPr>
           <w:lang w:val="id_ID" w:bidi="id_ID"/>
         </w:rPr>
         <w:t xml:space="preserve">Jika bahasa Anda tidak menggunakan kata benda abstrak untuk ide </w:t>
@@ -35256,21 +30293,6 @@
       </w:r>
       <w:r>
         <w:rPr>
-          <w:b/>
-          <w:lang w:val="id_ID" w:bidi="id_ID"/>
-        </w:rPr>
-        <w:t>γὰρ</w:t>
-      </w:r>
-    </w:p>
-    <w:p>
-      <w:pPr/>
-      <w:r>
-        <w:rPr>
-          <w:lang w:val="id_ID" w:bidi="id_ID"/>
-        </w:rPr>
-      </w:r>
-      <w:r>
-        <w:rPr>
           <w:lang w:val="id_ID" w:bidi="id_ID"/>
         </w:rPr>
         <w:t xml:space="preserve">Di sini, kata </w:t>
@@ -35365,21 +30387,6 @@
       </w:r>
       <w:r>
         <w:rPr>
-          <w:b/>
-          <w:lang w:val="id_ID" w:bidi="id_ID"/>
-        </w:rPr>
-        <w:t>ἔσται &amp; καιρὸς ὅτε</w:t>
-      </w:r>
-    </w:p>
-    <w:p>
-      <w:pPr/>
-      <w:r>
-        <w:rPr>
-          <w:lang w:val="id_ID" w:bidi="id_ID"/>
-        </w:rPr>
-      </w:r>
-      <w:r>
-        <w:rPr>
           <w:lang w:val="id_ID" w:bidi="id_ID"/>
         </w:rPr>
         <w:t xml:space="preserve">Terjemahan alternatif: </w:t>
@@ -35441,21 +30448,6 @@
       </w:r>
       <w:r>
         <w:rPr>
-          <w:b/>
-          <w:lang w:val="id_ID" w:bidi="id_ID"/>
-        </w:rPr>
-        <w:t>οὐκ ἀνέξονται</w:t>
-      </w:r>
-    </w:p>
-    <w:p>
-      <w:pPr/>
-      <w:r>
-        <w:rPr>
-          <w:lang w:val="id_ID" w:bidi="id_ID"/>
-        </w:rPr>
-      </w:r>
-      <w:r>
-        <w:rPr>
           <w:lang w:val="id_ID" w:bidi="id_ID"/>
         </w:rPr>
         <w:t xml:space="preserve">Kata ganti </w:t>
@@ -35537,21 +30529,6 @@
       </w:r>
       <w:r>
         <w:rPr>
-          <w:b/>
-          <w:lang w:val="id_ID" w:bidi="id_ID"/>
-        </w:rPr>
-        <w:t>οὐκ ἀνέξονται</w:t>
-      </w:r>
-    </w:p>
-    <w:p>
-      <w:pPr/>
-      <w:r>
-        <w:rPr>
-          <w:lang w:val="id_ID" w:bidi="id_ID"/>
-        </w:rPr>
-      </w:r>
-      <w:r>
-        <w:rPr>
           <w:lang w:val="id_ID" w:bidi="id_ID"/>
         </w:rPr>
         <w:t xml:space="preserve">Di sini, frasa </w:t>
@@ -35646,21 +30623,6 @@
       </w:r>
       <w:r>
         <w:rPr>
-          <w:b/>
-          <w:lang w:val="id_ID" w:bidi="id_ID"/>
-        </w:rPr>
-        <w:t>τῆς ὑγιαινούσης διδασκαλίας</w:t>
-      </w:r>
-    </w:p>
-    <w:p>
-      <w:pPr/>
-      <w:r>
-        <w:rPr>
-          <w:lang w:val="id_ID" w:bidi="id_ID"/>
-        </w:rPr>
-      </w:r>
-      <w:r>
-        <w:rPr>
           <w:lang w:val="id_ID" w:bidi="id_ID"/>
         </w:rPr>
         <w:t xml:space="preserve">Di sini Paulus berbicara seolah-olah </w:t>
@@ -35768,21 +30730,6 @@
       </w:r>
       <w:r>
         <w:rPr>
-          <w:b/>
-          <w:lang w:val="id_ID" w:bidi="id_ID"/>
-        </w:rPr>
-        <w:t>κατὰ τὰς ἰδίας ἐπιθυμίας, ἑαυτοῖς ἐπισωρεύσουσιν διδασκάλους</w:t>
-      </w:r>
-    </w:p>
-    <w:p>
-      <w:pPr/>
-      <w:r>
-        <w:rPr>
-          <w:lang w:val="id_ID" w:bidi="id_ID"/>
-        </w:rPr>
-      </w:r>
-      <w:r>
-        <w:rPr>
           <w:lang w:val="id_ID" w:bidi="id_ID"/>
         </w:rPr>
         <w:t xml:space="preserve">Di sini, frasa </w:t>
@@ -35890,21 +30837,6 @@
       </w:r>
       <w:r>
         <w:rPr>
-          <w:b/>
-          <w:lang w:val="id_ID" w:bidi="id_ID"/>
-        </w:rPr>
-        <w:t>ἑαυτοῖς ἐπισωρεύσουσιν διδασκάλους</w:t>
-      </w:r>
-    </w:p>
-    <w:p>
-      <w:pPr/>
-      <w:r>
-        <w:rPr>
-          <w:lang w:val="id_ID" w:bidi="id_ID"/>
-        </w:rPr>
-      </w:r>
-      <w:r>
-        <w:rPr>
           <w:lang w:val="id_ID" w:bidi="id_ID"/>
         </w:rPr>
         <w:t xml:space="preserve">Paulus berbicara tentang bagaimana orang-orang ini mengumpulkan banyak </w:t>
@@ -35999,21 +30931,6 @@
       </w:r>
       <w:r>
         <w:rPr>
-          <w:b/>
-          <w:lang w:val="id_ID" w:bidi="id_ID"/>
-        </w:rPr>
-        <w:t>κνηθόμενοι τὴν ἀκοήν</w:t>
-      </w:r>
-    </w:p>
-    <w:p>
-      <w:pPr/>
-      <w:r>
-        <w:rPr>
-          <w:lang w:val="id_ID" w:bidi="id_ID"/>
-        </w:rPr>
-      </w:r>
-      <w:r>
-        <w:rPr>
           <w:lang w:val="id_ID" w:bidi="id_ID"/>
         </w:rPr>
         <w:t xml:space="preserve">Di sini Paulus berbicara seolah-olah orang-orang ini memiliki </w:t>
@@ -36108,21 +31025,6 @@
       </w:r>
       <w:r>
         <w:rPr>
-          <w:b/>
-          <w:lang w:val="id_ID" w:bidi="id_ID"/>
-        </w:rPr>
-        <w:t>τὴν ἀκοήν</w:t>
-      </w:r>
-    </w:p>
-    <w:p>
-      <w:pPr/>
-      <w:r>
-        <w:rPr>
-          <w:lang w:val="id_ID" w:bidi="id_ID"/>
-        </w:rPr>
-      </w:r>
-      <w:r>
-        <w:rPr>
           <w:lang w:val="id_ID" w:bidi="id_ID"/>
         </w:rPr>
         <w:t xml:space="preserve">Jika dalam bahasa Anda tidak wajar jika berbicara seolah-olah sekelompok orang hanya memiliki satu </w:t>
@@ -36204,21 +31106,6 @@
       </w:r>
       <w:r>
         <w:rPr>
-          <w:b/>
-          <w:lang w:val="id_ID" w:bidi="id_ID"/>
-        </w:rPr>
-        <w:t>ἀπὸ μὲν τῆς ἀληθείας τὴν ἀκοὴν ἀποστρέψουσιν</w:t>
-      </w:r>
-    </w:p>
-    <w:p>
-      <w:pPr/>
-      <w:r>
-        <w:rPr>
-          <w:lang w:val="id_ID" w:bidi="id_ID"/>
-        </w:rPr>
-      </w:r>
-      <w:r>
-        <w:rPr>
           <w:lang w:val="id_ID" w:bidi="id_ID"/>
         </w:rPr>
         <w:t>Paulus berbicara tentang orang-orang yang tidak lagi memperhatikan seolah-olah mereka secara fisik memalingkan telinga mereka sehingga mereka tidak dapat mendengar. Jika akan membantu dalam bahasa Anda, Anda dapat menggunakan metafora yang sebanding atau menyatakan maknanya dengan jelas. Terjemahan alternatif: "mereka tidak lagi memperhatikan kebenaran"</w:t>
@@ -36287,21 +31174,6 @@
       </w:r>
       <w:r>
         <w:rPr>
-          <w:b/>
-          <w:lang w:val="id_ID" w:bidi="id_ID"/>
-        </w:rPr>
-        <w:t>τὴν ἀκοὴν</w:t>
-      </w:r>
-    </w:p>
-    <w:p>
-      <w:pPr/>
-      <w:r>
-        <w:rPr>
-          <w:lang w:val="id_ID" w:bidi="id_ID"/>
-        </w:rPr>
-      </w:r>
-      <w:r>
-        <w:rPr>
           <w:lang w:val="id_ID" w:bidi="id_ID"/>
         </w:rPr>
         <w:t xml:space="preserve">Jika dalam bahasa Anda tidak wajar jika berbicara seolah-olah sekelompok orang hanya memiliki satu </w:t>
@@ -36383,21 +31255,6 @@
       </w:r>
       <w:r>
         <w:rPr>
-          <w:b/>
-          <w:lang w:val="id_ID" w:bidi="id_ID"/>
-        </w:rPr>
-        <w:t>τῆς ἀληθείας</w:t>
-      </w:r>
-    </w:p>
-    <w:p>
-      <w:pPr/>
-      <w:r>
-        <w:rPr>
-          <w:lang w:val="id_ID" w:bidi="id_ID"/>
-        </w:rPr>
-      </w:r>
-      <w:r>
-        <w:rPr>
           <w:lang w:val="id_ID" w:bidi="id_ID"/>
         </w:rPr>
         <w:t xml:space="preserve">Jika bahasa Anda tidak menggunakan kata benda abstrak untuk ide </w:t>
@@ -36479,21 +31336,6 @@
       </w:r>
       <w:r>
         <w:rPr>
-          <w:b/>
-          <w:lang w:val="id_ID" w:bidi="id_ID"/>
-        </w:rPr>
-        <w:t>ἐπὶ &amp; ἐκτραπήσονται</w:t>
-      </w:r>
-    </w:p>
-    <w:p>
-      <w:pPr/>
-      <w:r>
-        <w:rPr>
-          <w:lang w:val="id_ID" w:bidi="id_ID"/>
-        </w:rPr>
-      </w:r>
-      <w:r>
-        <w:rPr>
           <w:lang w:val="id_ID" w:bidi="id_ID"/>
         </w:rPr>
         <w:t>Jika bahasa Anda tidak menggunakan bentuk pasif ini, Anda dapat mengungkapkan ide tersebut dalam bentuk aktif atau dengan cara lain yang wajar dalam bahasa Anda. Jika Anda perlu mengatakan siapa yang melakukan tindakan tersebut, jelas dari konteksnya bahwa yang melakukan adalah para guru yang mereka kumpulkan. Terjemahan alternatif: "guru-guru mereka akan memalingkan mereka pada"</w:t>
@@ -36562,21 +31404,6 @@
       </w:r>
       <w:r>
         <w:rPr>
-          <w:b/>
-          <w:lang w:val="id_ID" w:bidi="id_ID"/>
-        </w:rPr>
-        <w:t>ἐπὶ &amp; ἐκτραπήσονται</w:t>
-      </w:r>
-    </w:p>
-    <w:p>
-      <w:pPr/>
-      <w:r>
-        <w:rPr>
-          <w:lang w:val="id_ID" w:bidi="id_ID"/>
-        </w:rPr>
-      </w:r>
-      <w:r>
-        <w:rPr>
           <w:lang w:val="id_ID" w:bidi="id_ID"/>
         </w:rPr>
         <w:t xml:space="preserve">Di sini Paulus berbicara tentang orang-orang yang memperhatikan </w:t>
@@ -36658,21 +31485,6 @@
       </w:r>
       <w:r>
         <w:rPr>
-          <w:b/>
-          <w:lang w:val="id_ID" w:bidi="id_ID"/>
-        </w:rPr>
-        <w:t>τοὺς μύθους</w:t>
-      </w:r>
-    </w:p>
-    <w:p>
-      <w:pPr/>
-      <w:r>
-        <w:rPr>
-          <w:lang w:val="id_ID" w:bidi="id_ID"/>
-        </w:rPr>
-      </w:r>
-      <w:r>
-        <w:rPr>
           <w:lang w:val="id_ID" w:bidi="id_ID"/>
         </w:rPr>
         <w:t xml:space="preserve">Kata </w:t>
@@ -36754,21 +31566,6 @@
       </w:r>
       <w:r>
         <w:rPr>
-          <w:b/>
-          <w:lang w:val="id_ID" w:bidi="id_ID"/>
-        </w:rPr>
-        <w:t>σὺ δὲ</w:t>
-      </w:r>
-    </w:p>
-    <w:p>
-      <w:pPr/>
-      <w:r>
-        <w:rPr>
-          <w:lang w:val="id_ID" w:bidi="id_ID"/>
-        </w:rPr>
-      </w:r>
-      <w:r>
-        <w:rPr>
           <w:lang w:val="id_ID" w:bidi="id_ID"/>
         </w:rPr>
         <w:t xml:space="preserve">Di sini, kata </w:t>
@@ -36839,21 +31636,6 @@
         <w:rPr>
           <w:lang w:val="id_ID" w:bidi="id_ID"/>
         </w:rPr>
-      </w:r>
-    </w:p>
-    <w:p>
-      <w:pPr/>
-      <w:r>
-        <w:rPr>
-          <w:lang w:val="id_ID" w:bidi="id_ID"/>
-        </w:rPr>
-      </w:r>
-      <w:r>
-        <w:rPr>
-          <w:b/>
-          <w:lang w:val="id_ID" w:bidi="id_ID"/>
-        </w:rPr>
-        <w:t>νῆφε</w:t>
       </w:r>
     </w:p>
     <w:p>
@@ -36964,21 +31746,6 @@
       </w:r>
       <w:r>
         <w:rPr>
-          <w:b/>
-          <w:lang w:val="id_ID" w:bidi="id_ID"/>
-        </w:rPr>
-        <w:t>ἐν πᾶσιν</w:t>
-      </w:r>
-    </w:p>
-    <w:p>
-      <w:pPr/>
-      <w:r>
-        <w:rPr>
-          <w:lang w:val="id_ID" w:bidi="id_ID"/>
-        </w:rPr>
-      </w:r>
-      <w:r>
-        <w:rPr>
           <w:lang w:val="id_ID" w:bidi="id_ID"/>
         </w:rPr>
         <w:t>Terjemahan alternatif: "dalam setiap situasi" atau "dalam segala hal"</w:t>
@@ -37027,21 +31794,6 @@
       </w:r>
       <w:r>
         <w:rPr>
-          <w:b/>
-          <w:lang w:val="id_ID" w:bidi="id_ID"/>
-        </w:rPr>
-        <w:t>κακοπάθησον</w:t>
-      </w:r>
-    </w:p>
-    <w:p>
-      <w:pPr/>
-      <w:r>
-        <w:rPr>
-          <w:lang w:val="id_ID" w:bidi="id_ID"/>
-        </w:rPr>
-      </w:r>
-      <w:r>
-        <w:rPr>
           <w:lang w:val="id_ID" w:bidi="id_ID"/>
         </w:rPr>
         <w:t xml:space="preserve">Jika bahasa Anda tidak menggunakan kata benda abstrak untuk ide </w:t>
@@ -37123,21 +31875,6 @@
       </w:r>
       <w:r>
         <w:rPr>
-          <w:b/>
-          <w:lang w:val="id_ID" w:bidi="id_ID"/>
-        </w:rPr>
-        <w:t>ἔργον &amp; εὐαγγελιστοῦ</w:t>
-      </w:r>
-    </w:p>
-    <w:p>
-      <w:pPr/>
-      <w:r>
-        <w:rPr>
-          <w:lang w:val="id_ID" w:bidi="id_ID"/>
-        </w:rPr>
-      </w:r>
-      <w:r>
-        <w:rPr>
           <w:lang w:val="id_ID" w:bidi="id_ID"/>
         </w:rPr>
         <w:t xml:space="preserve">Di sini, Paulus menggunakan bentuk posesif untuk menggambarkan </w:t>
@@ -37232,21 +31969,6 @@
       </w:r>
       <w:r>
         <w:rPr>
-          <w:b/>
-          <w:lang w:val="id_ID" w:bidi="id_ID"/>
-        </w:rPr>
-        <w:t>τὴν διακονίαν σου πληροφόρησον</w:t>
-      </w:r>
-    </w:p>
-    <w:p>
-      <w:pPr/>
-      <w:r>
-        <w:rPr>
-          <w:lang w:val="id_ID" w:bidi="id_ID"/>
-        </w:rPr>
-      </w:r>
-      <w:r>
-        <w:rPr>
           <w:lang w:val="id_ID" w:bidi="id_ID"/>
         </w:rPr>
         <w:t xml:space="preserve">Jika bahasa Anda tidak menggunakan kata benda abstrak untuk ide </w:t>
@@ -37328,21 +32050,6 @@
       </w:r>
       <w:r>
         <w:rPr>
-          <w:b/>
-          <w:lang w:val="id_ID" w:bidi="id_ID"/>
-        </w:rPr>
-        <w:t>γὰρ</w:t>
-      </w:r>
-    </w:p>
-    <w:p>
-      <w:pPr/>
-      <w:r>
-        <w:rPr>
-          <w:lang w:val="id_ID" w:bidi="id_ID"/>
-        </w:rPr>
-      </w:r>
-      <w:r>
-        <w:rPr>
           <w:lang w:val="id_ID" w:bidi="id_ID"/>
         </w:rPr>
         <w:t xml:space="preserve">Di sini, kata </w:t>
@@ -37437,21 +32144,6 @@
       </w:r>
       <w:r>
         <w:rPr>
-          <w:b/>
-          <w:lang w:val="id_ID" w:bidi="id_ID"/>
-        </w:rPr>
-        <w:t>ἐγὼ &amp; ἤδη σπένδομαι</w:t>
-      </w:r>
-    </w:p>
-    <w:p>
-      <w:pPr/>
-      <w:r>
-        <w:rPr>
-          <w:lang w:val="id_ID" w:bidi="id_ID"/>
-        </w:rPr>
-      </w:r>
-      <w:r>
-        <w:rPr>
           <w:lang w:val="id_ID" w:bidi="id_ID"/>
         </w:rPr>
         <w:t>Di sini Paulus menggambarkan dirinya seolah-olah dia adalah anggur yang akan dicurahkan oleh orang-orang dalam budayanya kepada kurban sebelum mereka mempersembahkannya kepada Allah. Maksudnya adalah bahwa ia sedang mengalami hari-hari terakhir dalam hidupnya, dan baik hari-hari ini maupun kematiannya akan memuliakan Allah. Jika itu akan membantu dalam bahasa Anda, Anda dapat mengungkapkan ide tersebut dalam bentuk perumpamaan atau menyatakan maknanya dengan jelas. Terjemahan alternatif: "Saya mendekati akhir hidup saya, yang seperti dicurahkan sebagai persembahan" atau "Saya menghormati Tuhan saat saya mengalami hari-hari terakhir dalam hidup saya"</w:t>
@@ -37520,21 +32212,6 @@
       </w:r>
       <w:r>
         <w:rPr>
-          <w:b/>
-          <w:lang w:val="id_ID" w:bidi="id_ID"/>
-        </w:rPr>
-        <w:t>ἐγὼ &amp; ἤδη σπένδομαι</w:t>
-      </w:r>
-    </w:p>
-    <w:p>
-      <w:pPr/>
-      <w:r>
-        <w:rPr>
-          <w:lang w:val="id_ID" w:bidi="id_ID"/>
-        </w:rPr>
-      </w:r>
-      <w:r>
-        <w:rPr>
           <w:lang w:val="id_ID" w:bidi="id_ID"/>
         </w:rPr>
         <w:t>Jika bahasa Anda tidak menggunakan bentuk pasif ini, Anda dapat mengungkapkan gagasan tersebut dalam bentuk aktif atau dengan cara lain yang wajar dalam bahasa Anda. Jika Anda perlu mengatakan siapa yang melakukan tindakan tersebut, jelaslah dari konteksnya bahwa yang melakukan tindakan tersebut adalah Allah. Terjemahan alternatif: "Allah telah mencurahkan aku sebagai persembahan"</w:t>
@@ -37603,21 +32280,6 @@
       </w:r>
       <w:r>
         <w:rPr>
-          <w:b/>
-          <w:lang w:val="id_ID" w:bidi="id_ID"/>
-        </w:rPr>
-        <w:t>τῆς ἀναλύσεώς μου</w:t>
-      </w:r>
-    </w:p>
-    <w:p>
-      <w:pPr/>
-      <w:r>
-        <w:rPr>
-          <w:lang w:val="id_ID" w:bidi="id_ID"/>
-        </w:rPr>
-      </w:r>
-      <w:r>
-        <w:rPr>
           <w:lang w:val="id_ID" w:bidi="id_ID"/>
         </w:rPr>
         <w:t xml:space="preserve">Paulus merujuk pada kematiannya dengan cara yang sopan dengan menggunakan frasa </w:t>
@@ -37699,21 +32361,6 @@
       </w:r>
       <w:r>
         <w:rPr>
-          <w:b/>
-          <w:lang w:val="id_ID" w:bidi="id_ID"/>
-        </w:rPr>
-        <w:t>τὸν καλὸν ἀγῶνα ἠγώνισμαι</w:t>
-      </w:r>
-    </w:p>
-    <w:p>
-      <w:pPr/>
-      <w:r>
-        <w:rPr>
-          <w:lang w:val="id_ID" w:bidi="id_ID"/>
-        </w:rPr>
-      </w:r>
-      <w:r>
-        <w:rPr>
           <w:lang w:val="id_ID" w:bidi="id_ID"/>
         </w:rPr>
         <w:t xml:space="preserve">Di sini, Paulus berbicara tentang bagaimana ia telah bertekun dalam percaya dan menaati Yesus seperti seorang pejuang yang sedang bertempur dalam sebuah </w:t>
@@ -37795,21 +32442,6 @@
       </w:r>
       <w:r>
         <w:rPr>
-          <w:b/>
-          <w:lang w:val="id_ID" w:bidi="id_ID"/>
-        </w:rPr>
-        <w:t>τὸν καλὸν ἀγῶνα</w:t>
-      </w:r>
-    </w:p>
-    <w:p>
-      <w:pPr/>
-      <w:r>
-        <w:rPr>
-          <w:lang w:val="id_ID" w:bidi="id_ID"/>
-        </w:rPr>
-      </w:r>
-      <w:r>
-        <w:rPr>
           <w:lang w:val="id_ID" w:bidi="id_ID"/>
         </w:rPr>
         <w:t xml:space="preserve">Di sini, frasa </w:t>
@@ -37891,21 +32523,6 @@
       </w:r>
       <w:r>
         <w:rPr>
-          <w:b/>
-          <w:lang w:val="id_ID" w:bidi="id_ID"/>
-        </w:rPr>
-        <w:t>τὸν δρόμον τετέλεκα</w:t>
-      </w:r>
-    </w:p>
-    <w:p>
-      <w:pPr/>
-      <w:r>
-        <w:rPr>
-          <w:lang w:val="id_ID" w:bidi="id_ID"/>
-        </w:rPr>
-      </w:r>
-      <w:r>
-        <w:rPr>
           <w:lang w:val="id_ID" w:bidi="id_ID"/>
         </w:rPr>
         <w:t xml:space="preserve">Di sini Paulus berbicara tentang bagaimana ia telah melayani Allah seolah-olah itu adalah sebuah </w:t>
@@ -38000,21 +32617,6 @@
       </w:r>
       <w:r>
         <w:rPr>
-          <w:b/>
-          <w:lang w:val="id_ID" w:bidi="id_ID"/>
-        </w:rPr>
-        <w:t>τὴν πίστιν τετήρηκα</w:t>
-      </w:r>
-    </w:p>
-    <w:p>
-      <w:pPr/>
-      <w:r>
-        <w:rPr>
-          <w:lang w:val="id_ID" w:bidi="id_ID"/>
-        </w:rPr>
-      </w:r>
-      <w:r>
-        <w:rPr>
           <w:lang w:val="id_ID" w:bidi="id_ID"/>
         </w:rPr>
         <w:t xml:space="preserve">Di sini Paulus berbicara tentang </w:t>
@@ -38122,21 +32724,6 @@
       </w:r>
       <w:r>
         <w:rPr>
-          <w:b/>
-          <w:lang w:val="id_ID" w:bidi="id_ID"/>
-        </w:rPr>
-        <w:t>τὴν πίστιν τετήρηκα</w:t>
-      </w:r>
-    </w:p>
-    <w:p>
-      <w:pPr/>
-      <w:r>
-        <w:rPr>
-          <w:lang w:val="id_ID" w:bidi="id_ID"/>
-        </w:rPr>
-      </w:r>
-      <w:r>
-        <w:rPr>
           <w:lang w:val="id_ID" w:bidi="id_ID"/>
         </w:rPr>
         <w:t xml:space="preserve">Di sini, kata </w:t>
@@ -38244,21 +32831,6 @@
       </w:r>
       <w:r>
         <w:rPr>
-          <w:b/>
-          <w:lang w:val="id_ID" w:bidi="id_ID"/>
-        </w:rPr>
-        <w:t>τὴν πίστιν</w:t>
-      </w:r>
-    </w:p>
-    <w:p>
-      <w:pPr/>
-      <w:r>
-        <w:rPr>
-          <w:lang w:val="id_ID" w:bidi="id_ID"/>
-        </w:rPr>
-      </w:r>
-      <w:r>
-        <w:rPr>
           <w:lang w:val="id_ID" w:bidi="id_ID"/>
         </w:rPr>
         <w:t xml:space="preserve">Jika bahasa Anda tidak menggunakan kata benda abstrak untuk ide </w:t>
@@ -38340,21 +32912,6 @@
       </w:r>
       <w:r>
         <w:rPr>
-          <w:b/>
-          <w:lang w:val="id_ID" w:bidi="id_ID"/>
-        </w:rPr>
-        <w:t>λοιπὸν</w:t>
-      </w:r>
-    </w:p>
-    <w:p>
-      <w:pPr/>
-      <w:r>
-        <w:rPr>
-          <w:lang w:val="id_ID" w:bidi="id_ID"/>
-        </w:rPr>
-      </w:r>
-      <w:r>
-        <w:rPr>
           <w:lang w:val="id_ID" w:bidi="id_ID"/>
         </w:rPr>
         <w:t xml:space="preserve">Di sini, kata yang diterjemahkan sebagai </w:t>
@@ -38436,21 +32993,6 @@
       </w:r>
       <w:r>
         <w:rPr>
-          <w:b/>
-          <w:lang w:val="id_ID" w:bidi="id_ID"/>
-        </w:rPr>
-        <w:t>ἀπόκειταί &amp; ὁ τῆς δικαιοσύνης στέφανος</w:t>
-      </w:r>
-    </w:p>
-    <w:p>
-      <w:pPr/>
-      <w:r>
-        <w:rPr>
-          <w:lang w:val="id_ID" w:bidi="id_ID"/>
-        </w:rPr>
-      </w:r>
-      <w:r>
-        <w:rPr>
           <w:lang w:val="id_ID" w:bidi="id_ID"/>
         </w:rPr>
         <w:t>Jika bahasa Anda tidak menggunakan bentuk pasif ini, Anda dapat mengungkapkan gagasan tersebut dalam bentuk aktif atau dengan cara lain yang wajar dalam bahasa Anda. Jika Anda perlu mengatakan siapa yang melakukan tindakan tersebut, jelaslah dari konteksnya bahwa yang melakukan tindakan tersebut adalah Allah. Terjemahan alternatif: "Allah menyimpan mahkota kebenaran"</w:t>
@@ -38519,21 +33061,6 @@
       </w:r>
       <w:r>
         <w:rPr>
-          <w:b/>
-          <w:lang w:val="id_ID" w:bidi="id_ID"/>
-        </w:rPr>
-        <w:t>ὁ τῆς δικαιοσύνης στέφανος</w:t>
-      </w:r>
-    </w:p>
-    <w:p>
-      <w:pPr/>
-      <w:r>
-        <w:rPr>
-          <w:lang w:val="id_ID" w:bidi="id_ID"/>
-        </w:rPr>
-      </w:r>
-      <w:r>
-        <w:rPr>
           <w:lang w:val="id_ID" w:bidi="id_ID"/>
         </w:rPr>
         <w:t xml:space="preserve">Di sini, Paulus menggunakan bentuk posesif untuk menggambarkan </w:t>
@@ -38641,21 +33168,6 @@
       </w:r>
       <w:r>
         <w:rPr>
-          <w:b/>
-          <w:lang w:val="id_ID" w:bidi="id_ID"/>
-        </w:rPr>
-        <w:t>ὁ τῆς δικαιοσύνης στέφανος</w:t>
-      </w:r>
-    </w:p>
-    <w:p>
-      <w:pPr/>
-      <w:r>
-        <w:rPr>
-          <w:lang w:val="id_ID" w:bidi="id_ID"/>
-        </w:rPr>
-      </w:r>
-      <w:r>
-        <w:rPr>
           <w:lang w:val="id_ID" w:bidi="id_ID"/>
         </w:rPr>
         <w:t xml:space="preserve">Di sini Paulus menggambarkan hadiah yang ia harapkan untuk diterima seolah-olah hadiah itu adalah </w:t>
@@ -38726,21 +33238,6 @@
         <w:rPr>
           <w:lang w:val="id_ID" w:bidi="id_ID"/>
         </w:rPr>
-      </w:r>
-    </w:p>
-    <w:p>
-      <w:pPr/>
-      <w:r>
-        <w:rPr>
-          <w:lang w:val="id_ID" w:bidi="id_ID"/>
-        </w:rPr>
-      </w:r>
-      <w:r>
-        <w:rPr>
-          <w:b/>
-          <w:lang w:val="id_ID" w:bidi="id_ID"/>
-        </w:rPr>
-        <w:t>ἐν, ἐκείνῃ τῇ ἡμέρᾳ</w:t>
       </w:r>
     </w:p>
     <w:p>
@@ -38838,21 +33335,6 @@
       </w:r>
       <w:r>
         <w:rPr>
-          <w:b/>
-          <w:lang w:val="id_ID" w:bidi="id_ID"/>
-        </w:rPr>
-        <w:t>οὐ μόνον δὲ ἐμοὶ, ἀλλὰ καὶ πᾶσιν τοῖς</w:t>
-      </w:r>
-    </w:p>
-    <w:p>
-      <w:pPr/>
-      <w:r>
-        <w:rPr>
-          <w:lang w:val="id_ID" w:bidi="id_ID"/>
-        </w:rPr>
-      </w:r>
-      <w:r>
-        <w:rPr>
           <w:lang w:val="id_ID" w:bidi="id_ID"/>
         </w:rPr>
         <w:t>Paulus menghilangkan beberapa kata yang dalam banyak bahasa diperlukan untuk melengkapi kalimat. Anda dapat menyediakan kata-kata ini dari awal kalimat jika akan lebih jelas dalam bahasa Anda. Terjemahan alternatif: "dan Ia tidak akan memberikannya hanya kepadaku saja, tetapi juga kepada semua orang"</w:t>
@@ -38921,21 +33403,6 @@
       </w:r>
       <w:r>
         <w:rPr>
-          <w:b/>
-          <w:lang w:val="id_ID" w:bidi="id_ID"/>
-        </w:rPr>
-        <w:t>πᾶσιν τοῖς ἠγαπηκόσι τὴν ἐπιφάνειαν αὐτοῦ</w:t>
-      </w:r>
-    </w:p>
-    <w:p>
-      <w:pPr/>
-      <w:r>
-        <w:rPr>
-          <w:lang w:val="id_ID" w:bidi="id_ID"/>
-        </w:rPr>
-      </w:r>
-      <w:r>
-        <w:rPr>
           <w:lang w:val="id_ID" w:bidi="id_ID"/>
         </w:rPr>
         <w:t xml:space="preserve">Di sini, frasa </w:t>
@@ -39019,21 +33486,6 @@
         <w:rPr>
           <w:lang w:val="id_ID" w:bidi="id_ID"/>
         </w:rPr>
-      </w:r>
-    </w:p>
-    <w:p>
-      <w:pPr/>
-      <w:r>
-        <w:rPr>
-          <w:lang w:val="id_ID" w:bidi="id_ID"/>
-        </w:rPr>
-      </w:r>
-      <w:r>
-        <w:rPr>
-          <w:b/>
-          <w:lang w:val="id_ID" w:bidi="id_ID"/>
-        </w:rPr>
-        <w:t>τὴν ἐπιφάνειαν αὐτοῦ</w:t>
       </w:r>
     </w:p>
     <w:p>
@@ -39157,21 +33609,6 @@
       </w:r>
       <w:r>
         <w:rPr>
-          <w:b/>
-          <w:lang w:val="id_ID" w:bidi="id_ID"/>
-        </w:rPr>
-        <w:t>σπούδασον ἐλθεῖν &amp; ταχέως</w:t>
-      </w:r>
-    </w:p>
-    <w:p>
-      <w:pPr/>
-      <w:r>
-        <w:rPr>
-          <w:lang w:val="id_ID" w:bidi="id_ID"/>
-        </w:rPr>
-      </w:r>
-      <w:r>
-        <w:rPr>
           <w:lang w:val="id_ID" w:bidi="id_ID"/>
         </w:rPr>
         <w:t>Terjemahan alternatif: "Datanglah kepadaku secepat mungkin"</w:t>
@@ -39220,21 +33657,6 @@
       </w:r>
       <w:r>
         <w:rPr>
-          <w:b/>
-          <w:lang w:val="id_ID" w:bidi="id_ID"/>
-        </w:rPr>
-        <w:t>ἐλθεῖν</w:t>
-      </w:r>
-    </w:p>
-    <w:p>
-      <w:pPr/>
-      <w:r>
-        <w:rPr>
-          <w:lang w:val="id_ID" w:bidi="id_ID"/>
-        </w:rPr>
-      </w:r>
-      <w:r>
-        <w:rPr>
           <w:lang w:val="id_ID" w:bidi="id_ID"/>
         </w:rPr>
         <w:t xml:space="preserve">Dalam konteks seperti ini, bahasa Anda mungkin akan mengatakan "pergi" dan bukan </w:t>
@@ -39316,21 +33738,6 @@
       </w:r>
       <w:r>
         <w:rPr>
-          <w:b/>
-          <w:lang w:val="id_ID" w:bidi="id_ID"/>
-        </w:rPr>
-        <w:t>γάρ</w:t>
-      </w:r>
-    </w:p>
-    <w:p>
-      <w:pPr/>
-      <w:r>
-        <w:rPr>
-          <w:lang w:val="id_ID" w:bidi="id_ID"/>
-        </w:rPr>
-      </w:r>
-      <w:r>
-        <w:rPr>
           <w:lang w:val="id_ID" w:bidi="id_ID"/>
         </w:rPr>
         <w:t xml:space="preserve">Di sini, kata </w:t>
@@ -39425,21 +33832,6 @@
       </w:r>
       <w:r>
         <w:rPr>
-          <w:b/>
-          <w:lang w:val="id_ID" w:bidi="id_ID"/>
-        </w:rPr>
-        <w:t>Δημᾶς &amp; Κρήσκης</w:t>
-      </w:r>
-    </w:p>
-    <w:p>
-      <w:pPr/>
-      <w:r>
-        <w:rPr>
-          <w:lang w:val="id_ID" w:bidi="id_ID"/>
-        </w:rPr>
-      </w:r>
-      <w:r>
-        <w:rPr>
           <w:lang w:val="id_ID" w:bidi="id_ID"/>
         </w:rPr>
         <w:t xml:space="preserve">Kata </w:t>
@@ -39534,21 +33926,6 @@
       </w:r>
       <w:r>
         <w:rPr>
-          <w:b/>
-          <w:lang w:val="id_ID" w:bidi="id_ID"/>
-        </w:rPr>
-        <w:t>τὸν νῦν αἰῶνα</w:t>
-      </w:r>
-    </w:p>
-    <w:p>
-      <w:pPr/>
-      <w:r>
-        <w:rPr>
-          <w:lang w:val="id_ID" w:bidi="id_ID"/>
-        </w:rPr>
-      </w:r>
-      <w:r>
-        <w:rPr>
           <w:lang w:val="id_ID" w:bidi="id_ID"/>
         </w:rPr>
         <w:t xml:space="preserve">Di sini, frasa </w:t>
@@ -39643,21 +34020,6 @@
       </w:r>
       <w:r>
         <w:rPr>
-          <w:b/>
-          <w:lang w:val="id_ID" w:bidi="id_ID"/>
-        </w:rPr>
-        <w:t>ἐπορεύθη</w:t>
-      </w:r>
-    </w:p>
-    <w:p>
-      <w:pPr/>
-      <w:r>
-        <w:rPr>
-          <w:lang w:val="id_ID" w:bidi="id_ID"/>
-        </w:rPr>
-      </w:r>
-      <w:r>
-        <w:rPr>
           <w:lang w:val="id_ID" w:bidi="id_ID"/>
         </w:rPr>
         <w:t xml:space="preserve">Dalam konteks seperti ini, bahasa Anda mungkin akan mengatakan </w:t>
@@ -39752,21 +34114,6 @@
       </w:r>
       <w:r>
         <w:rPr>
-          <w:b/>
-          <w:lang w:val="id_ID" w:bidi="id_ID"/>
-        </w:rPr>
-        <w:t>Κρήσκης εἰς Γαλατίαν, Τίτος εἰς Δαλματίαν</w:t>
-      </w:r>
-    </w:p>
-    <w:p>
-      <w:pPr/>
-      <w:r>
-        <w:rPr>
-          <w:lang w:val="id_ID" w:bidi="id_ID"/>
-        </w:rPr>
-      </w:r>
-      <w:r>
-        <w:rPr>
           <w:lang w:val="id_ID" w:bidi="id_ID"/>
         </w:rPr>
         <w:t>Paulus menghilangkan beberapa kata yang dalam banyak bahasa diperlukan untuk melengkapi kalimat. Anda dapat menyediakan kata-kata ini dari awal kalimat jika akan lebih jelas dalam bahasa Anda. Terjemahan alternatif: "dan Kreskus telah pergi ke Galatia, dan Titus telah pergi ke Dalmatia"</w:t>
@@ -39835,21 +34182,6 @@
       </w:r>
       <w:r>
         <w:rPr>
-          <w:b/>
-          <w:lang w:val="id_ID" w:bidi="id_ID"/>
-        </w:rPr>
-        <w:t>Δαλματίαν</w:t>
-      </w:r>
-    </w:p>
-    <w:p>
-      <w:pPr/>
-      <w:r>
-        <w:rPr>
-          <w:lang w:val="id_ID" w:bidi="id_ID"/>
-        </w:rPr>
-      </w:r>
-      <w:r>
-        <w:rPr>
           <w:lang w:val="id_ID" w:bidi="id_ID"/>
         </w:rPr>
         <w:t xml:space="preserve">Kata </w:t>
@@ -39931,21 +34263,6 @@
       </w:r>
       <w:r>
         <w:rPr>
-          <w:b/>
-          <w:lang w:val="id_ID" w:bidi="id_ID"/>
-        </w:rPr>
-        <w:t>μοι εὔχρηστος εἰς διακονίαν</w:t>
-      </w:r>
-    </w:p>
-    <w:p>
-      <w:pPr/>
-      <w:r>
-        <w:rPr>
-          <w:lang w:val="id_ID" w:bidi="id_ID"/>
-        </w:rPr>
-      </w:r>
-      <w:r>
-        <w:rPr>
           <w:lang w:val="id_ID" w:bidi="id_ID"/>
         </w:rPr>
         <w:t xml:space="preserve">Di sini Paulus mungkin menyiratkan bahwa Markus </w:t>
@@ -40027,21 +34344,6 @@
       </w:r>
       <w:r>
         <w:rPr>
-          <w:b/>
-          <w:lang w:val="id_ID" w:bidi="id_ID"/>
-        </w:rPr>
-        <w:t>εἰς διακονίαν</w:t>
-      </w:r>
-    </w:p>
-    <w:p>
-      <w:pPr/>
-      <w:r>
-        <w:rPr>
-          <w:lang w:val="id_ID" w:bidi="id_ID"/>
-        </w:rPr>
-      </w:r>
-      <w:r>
-        <w:rPr>
           <w:lang w:val="id_ID" w:bidi="id_ID"/>
         </w:rPr>
         <w:t xml:space="preserve">Jika bahasa Anda tidak menggunakan kata benda abstrak untuk ide </w:t>
@@ -40123,21 +34425,6 @@
       </w:r>
       <w:r>
         <w:rPr>
-          <w:b/>
-          <w:lang w:val="id_ID" w:bidi="id_ID"/>
-        </w:rPr>
-        <w:t>δὲ</w:t>
-      </w:r>
-    </w:p>
-    <w:p>
-      <w:pPr/>
-      <w:r>
-        <w:rPr>
-          <w:lang w:val="id_ID" w:bidi="id_ID"/>
-        </w:rPr>
-      </w:r>
-      <w:r>
-        <w:rPr>
           <w:lang w:val="id_ID" w:bidi="id_ID"/>
         </w:rPr>
         <w:t xml:space="preserve">Di sini, kata </w:t>
@@ -40232,21 +34519,6 @@
       </w:r>
       <w:r>
         <w:rPr>
-          <w:b/>
-          <w:lang w:val="id_ID" w:bidi="id_ID"/>
-        </w:rPr>
-        <w:t>ἀπέστειλα</w:t>
-      </w:r>
-    </w:p>
-    <w:p>
-      <w:pPr/>
-      <w:r>
-        <w:rPr>
-          <w:lang w:val="id_ID" w:bidi="id_ID"/>
-        </w:rPr>
-      </w:r>
-      <w:r>
-        <w:rPr>
           <w:lang w:val="id_ID" w:bidi="id_ID"/>
         </w:rPr>
         <w:t xml:space="preserve">Di sini Paulus dapat menggunakan bentuk lampau untuk menunjukkan: (1) bahwa ia </w:t>
@@ -40367,21 +34639,6 @@
       </w:r>
       <w:r>
         <w:rPr>
-          <w:b/>
-          <w:lang w:val="id_ID" w:bidi="id_ID"/>
-        </w:rPr>
-        <w:t>φελόνην</w:t>
-      </w:r>
-    </w:p>
-    <w:p>
-      <w:pPr/>
-      <w:r>
-        <w:rPr>
-          <w:lang w:val="id_ID" w:bidi="id_ID"/>
-        </w:rPr>
-      </w:r>
-      <w:r>
-        <w:rPr>
           <w:lang w:val="id_ID" w:bidi="id_ID"/>
         </w:rPr>
         <w:t xml:space="preserve">Istilah </w:t>
@@ -40463,21 +34720,6 @@
       </w:r>
       <w:r>
         <w:rPr>
-          <w:b/>
-          <w:lang w:val="id_ID" w:bidi="id_ID"/>
-        </w:rPr>
-        <w:t>Κάρπῳ</w:t>
-      </w:r>
-    </w:p>
-    <w:p>
-      <w:pPr/>
-      <w:r>
-        <w:rPr>
-          <w:lang w:val="id_ID" w:bidi="id_ID"/>
-        </w:rPr>
-      </w:r>
-      <w:r>
-        <w:rPr>
           <w:lang w:val="id_ID" w:bidi="id_ID"/>
         </w:rPr>
         <w:t xml:space="preserve">Kata </w:t>
@@ -40559,21 +34801,6 @@
       </w:r>
       <w:r>
         <w:rPr>
-          <w:b/>
-          <w:lang w:val="id_ID" w:bidi="id_ID"/>
-        </w:rPr>
-        <w:t>ἐρχόμενος</w:t>
-      </w:r>
-    </w:p>
-    <w:p>
-      <w:pPr/>
-      <w:r>
-        <w:rPr>
-          <w:lang w:val="id_ID" w:bidi="id_ID"/>
-        </w:rPr>
-      </w:r>
-      <w:r>
-        <w:rPr>
           <w:lang w:val="id_ID" w:bidi="id_ID"/>
         </w:rPr>
         <w:t xml:space="preserve">Dalam konteks seperti ini, bahasa Anda mungkin akan mengatakan "pergi" dan bukan </w:t>
@@ -40655,21 +34882,6 @@
       </w:r>
       <w:r>
         <w:rPr>
-          <w:b/>
-          <w:lang w:val="id_ID" w:bidi="id_ID"/>
-        </w:rPr>
-        <w:t>μάλιστα τὰς μεμβράνας</w:t>
-      </w:r>
-    </w:p>
-    <w:p>
-      <w:pPr/>
-      <w:r>
-        <w:rPr>
-          <w:lang w:val="id_ID" w:bidi="id_ID"/>
-        </w:rPr>
-      </w:r>
-      <w:r>
-        <w:rPr>
           <w:lang w:val="id_ID" w:bidi="id_ID"/>
         </w:rPr>
         <w:t xml:space="preserve">Di sini, frasa </w:t>
@@ -40764,21 +34976,6 @@
       </w:r>
       <w:r>
         <w:rPr>
-          <w:b/>
-          <w:lang w:val="id_ID" w:bidi="id_ID"/>
-        </w:rPr>
-        <w:t>τὰς μεμβράνας</w:t>
-      </w:r>
-    </w:p>
-    <w:p>
-      <w:pPr/>
-      <w:r>
-        <w:rPr>
-          <w:lang w:val="id_ID" w:bidi="id_ID"/>
-        </w:rPr>
-      </w:r>
-      <w:r>
-        <w:rPr>
           <w:lang w:val="id_ID" w:bidi="id_ID"/>
         </w:rPr>
         <w:t xml:space="preserve">Kata </w:t>
@@ -40860,21 +35057,6 @@
       </w:r>
       <w:r>
         <w:rPr>
-          <w:b/>
-          <w:lang w:val="id_ID" w:bidi="id_ID"/>
-        </w:rPr>
-        <w:t>Ἀλέξανδρος ὁ χαλκεὺς</w:t>
-      </w:r>
-    </w:p>
-    <w:p>
-      <w:pPr/>
-      <w:r>
-        <w:rPr>
-          <w:lang w:val="id_ID" w:bidi="id_ID"/>
-        </w:rPr>
-      </w:r>
-      <w:r>
-        <w:rPr>
           <w:lang w:val="id_ID" w:bidi="id_ID"/>
         </w:rPr>
         <w:t xml:space="preserve">Seorang </w:t>
@@ -40956,21 +35138,6 @@
       </w:r>
       <w:r>
         <w:rPr>
-          <w:b/>
-          <w:lang w:val="id_ID" w:bidi="id_ID"/>
-        </w:rPr>
-        <w:t>Ἀλέξανδρος</w:t>
-      </w:r>
-    </w:p>
-    <w:p>
-      <w:pPr/>
-      <w:r>
-        <w:rPr>
-          <w:lang w:val="id_ID" w:bidi="id_ID"/>
-        </w:rPr>
-      </w:r>
-      <w:r>
-        <w:rPr>
           <w:lang w:val="id_ID" w:bidi="id_ID"/>
         </w:rPr>
         <w:t xml:space="preserve">Kata </w:t>
@@ -41052,21 +35219,6 @@
       </w:r>
       <w:r>
         <w:rPr>
-          <w:b/>
-          <w:lang w:val="id_ID" w:bidi="id_ID"/>
-        </w:rPr>
-        <w:t>πολλά μοι κακὰ ἐνεδείξατο</w:t>
-      </w:r>
-    </w:p>
-    <w:p>
-      <w:pPr/>
-      <w:r>
-        <w:rPr>
-          <w:lang w:val="id_ID" w:bidi="id_ID"/>
-        </w:rPr>
-      </w:r>
-      <w:r>
-        <w:rPr>
           <w:lang w:val="id_ID" w:bidi="id_ID"/>
         </w:rPr>
         <w:t>Di sini Paulus memaksudkan bahwa Aleksander telah melakukan banyak hal yang jahat kepadanya. Jika itu akan membantu dalam bahasa Anda, Anda dapat menyatakan maknanya dengan jelas. Terjemahan alternatif: "bertindak dengan banyak cara yang jahat terhadapku" atau "melakukan banyak hal yang jahat kepadaku"</w:t>
@@ -41135,21 +35287,6 @@
       </w:r>
       <w:r>
         <w:rPr>
-          <w:b/>
-          <w:lang w:val="id_ID" w:bidi="id_ID"/>
-        </w:rPr>
-        <w:t>ἀποδώσει αὐτῷ ὁ Κύριος</w:t>
-      </w:r>
-    </w:p>
-    <w:p>
-      <w:pPr/>
-      <w:r>
-        <w:rPr>
-          <w:lang w:val="id_ID" w:bidi="id_ID"/>
-        </w:rPr>
-      </w:r>
-      <w:r>
-        <w:rPr>
           <w:lang w:val="id_ID" w:bidi="id_ID"/>
         </w:rPr>
         <w:t xml:space="preserve">Di sini Paulus berbicara tentang bagaimana </w:t>
@@ -41257,21 +35394,6 @@
       </w:r>
       <w:r>
         <w:rPr>
-          <w:b/>
-          <w:lang w:val="id_ID" w:bidi="id_ID"/>
-        </w:rPr>
-        <w:t>ὃν καὶ σὺ φυλάσσου, λίαν γὰρ ἀντέστη τοῖς ἡμετέροις λόγοις</w:t>
-      </w:r>
-    </w:p>
-    <w:p>
-      <w:pPr/>
-      <w:r>
-        <w:rPr>
-          <w:lang w:val="id_ID" w:bidi="id_ID"/>
-        </w:rPr>
-      </w:r>
-      <w:r>
-        <w:rPr>
           <w:lang w:val="id_ID" w:bidi="id_ID"/>
         </w:rPr>
         <w:t>Jika akan lebih alami dalam bahasa Anda, Anda dapat membalik urutan klausa ini, karena klausa kedua memberikan alasan untuk hasil yang dijelaskan oleh klausa pertama. Terjemahan alternatif: "yang, karena ia sangat menentang perkataan kami, kamu juga harus menjaga dirimu"</w:t>
@@ -41340,21 +35462,6 @@
       </w:r>
       <w:r>
         <w:rPr>
-          <w:b/>
-          <w:lang w:val="id_ID" w:bidi="id_ID"/>
-        </w:rPr>
-        <w:t>τοῖς ἡμετέροις λόγοις</w:t>
-      </w:r>
-    </w:p>
-    <w:p>
-      <w:pPr/>
-      <w:r>
-        <w:rPr>
-          <w:lang w:val="id_ID" w:bidi="id_ID"/>
-        </w:rPr>
-      </w:r>
-      <w:r>
-        <w:rPr>
           <w:lang w:val="id_ID" w:bidi="id_ID"/>
         </w:rPr>
         <w:t xml:space="preserve">Di sini, </w:t>
@@ -41449,21 +35556,6 @@
       </w:r>
       <w:r>
         <w:rPr>
-          <w:b/>
-          <w:lang w:val="id_ID" w:bidi="id_ID"/>
-        </w:rPr>
-        <w:t>ἐν τῇ πρώτῃ μου ἀπολογίᾳ</w:t>
-      </w:r>
-    </w:p>
-    <w:p>
-      <w:pPr/>
-      <w:r>
-        <w:rPr>
-          <w:lang w:val="id_ID" w:bidi="id_ID"/>
-        </w:rPr>
-      </w:r>
-      <w:r>
-        <w:rPr>
           <w:lang w:val="id_ID" w:bidi="id_ID"/>
         </w:rPr>
         <w:t xml:space="preserve">Di sini, frasa </w:t>
@@ -41545,21 +35637,6 @@
       </w:r>
       <w:r>
         <w:rPr>
-          <w:b/>
-          <w:lang w:val="id_ID" w:bidi="id_ID"/>
-        </w:rPr>
-        <w:t>οὐδείς μοι παρεγένετο</w:t>
-      </w:r>
-    </w:p>
-    <w:p>
-      <w:pPr/>
-      <w:r>
-        <w:rPr>
-          <w:lang w:val="id_ID" w:bidi="id_ID"/>
-        </w:rPr>
-      </w:r>
-      <w:r>
-        <w:rPr>
           <w:lang w:val="id_ID" w:bidi="id_ID"/>
         </w:rPr>
         <w:t xml:space="preserve">Di sini Paulus bermaksud bahwa </w:t>
@@ -41641,21 +35718,6 @@
       </w:r>
       <w:r>
         <w:rPr>
-          <w:b/>
-          <w:lang w:val="id_ID" w:bidi="id_ID"/>
-        </w:rPr>
-        <w:t>πάντες</w:t>
-      </w:r>
-    </w:p>
-    <w:p>
-      <w:pPr/>
-      <w:r>
-        <w:rPr>
-          <w:lang w:val="id_ID" w:bidi="id_ID"/>
-        </w:rPr>
-      </w:r>
-      <w:r>
-        <w:rPr>
           <w:lang w:val="id_ID" w:bidi="id_ID"/>
         </w:rPr>
         <w:t xml:space="preserve">Paulus menggunakan kata sifat </w:t>
@@ -41737,21 +35799,6 @@
       </w:r>
       <w:r>
         <w:rPr>
-          <w:b/>
-          <w:lang w:val="id_ID" w:bidi="id_ID"/>
-        </w:rPr>
-        <w:t>μὴ αὐτοῖς λογισθείη</w:t>
-      </w:r>
-    </w:p>
-    <w:p>
-      <w:pPr/>
-      <w:r>
-        <w:rPr>
-          <w:lang w:val="id_ID" w:bidi="id_ID"/>
-        </w:rPr>
-      </w:r>
-      <w:r>
-        <w:rPr>
           <w:lang w:val="id_ID" w:bidi="id_ID"/>
         </w:rPr>
         <w:t>Di sini Paulus bermaksud bahwa ia tidak ingin rekan-rekan seimannya dihukum karena tidak hadir bersamanya di pengadilan. Ia menggunakan bentuk ini sebagai cara untuk meminta Allah mengampuni mereka karena telah meninggalkannya. Jika itu akan membantu dalam bahasa Anda, Anda dapat membuat gagasan itu lebih eksplisit. Terjemahan alternatif: "Semoga mereka tidak dihukum karena itu" atau "Semoga mereka tidak bertanggung jawab untuk itu"</w:t>
@@ -41820,21 +35867,6 @@
       </w:r>
       <w:r>
         <w:rPr>
-          <w:b/>
-          <w:lang w:val="id_ID" w:bidi="id_ID"/>
-        </w:rPr>
-        <w:t>μὴ αὐτοῖς λογισθείη</w:t>
-      </w:r>
-    </w:p>
-    <w:p>
-      <w:pPr/>
-      <w:r>
-        <w:rPr>
-          <w:lang w:val="id_ID" w:bidi="id_ID"/>
-        </w:rPr>
-      </w:r>
-      <w:r>
-        <w:rPr>
           <w:lang w:val="id_ID" w:bidi="id_ID"/>
         </w:rPr>
         <w:t>Jika bahasa Anda tidak menggunakan bentuk pasif ini, Anda dapat mengungkapkan gagasan tersebut dalam bentuk aktif atau dengan cara lain yang wajar dalam bahasa Anda. Jika Anda perlu mengatakan siapa yang akan melakukan tindakan tersebut, jelas dari konteksnya bahwa itu adalah Allah. Terjemahan alternatif: "Semoga Allah tidak memperhitungkannya terhadap mereka"</w:t>
@@ -41892,21 +35924,6 @@
         <w:rPr>
           <w:lang w:val="id_ID" w:bidi="id_ID"/>
         </w:rPr>
-      </w:r>
-    </w:p>
-    <w:p>
-      <w:pPr/>
-      <w:r>
-        <w:rPr>
-          <w:lang w:val="id_ID" w:bidi="id_ID"/>
-        </w:rPr>
-      </w:r>
-      <w:r>
-        <w:rPr>
-          <w:b/>
-          <w:lang w:val="id_ID" w:bidi="id_ID"/>
-        </w:rPr>
-        <w:t>δὲ</w:t>
       </w:r>
     </w:p>
     <w:p>
@@ -42043,21 +36060,6 @@
       </w:r>
       <w:r>
         <w:rPr>
-          <w:b/>
-          <w:lang w:val="id_ID" w:bidi="id_ID"/>
-        </w:rPr>
-        <w:t>ὁ &amp; Κύριός μοι παρέστη</w:t>
-      </w:r>
-    </w:p>
-    <w:p>
-      <w:pPr/>
-      <w:r>
-        <w:rPr>
-          <w:lang w:val="id_ID" w:bidi="id_ID"/>
-        </w:rPr>
-      </w:r>
-      <w:r>
-        <w:rPr>
           <w:lang w:val="id_ID" w:bidi="id_ID"/>
         </w:rPr>
         <w:t xml:space="preserve">Di sini Paulus berbicara seolah-olah </w:t>
@@ -42165,21 +36167,6 @@
       </w:r>
       <w:r>
         <w:rPr>
-          <w:b/>
-          <w:lang w:val="id_ID" w:bidi="id_ID"/>
-        </w:rPr>
-        <w:t>δι’ ἐμοῦ τὸ κήρυγμα πληροφορηθῇ</w:t>
-      </w:r>
-    </w:p>
-    <w:p>
-      <w:pPr/>
-      <w:r>
-        <w:rPr>
-          <w:lang w:val="id_ID" w:bidi="id_ID"/>
-        </w:rPr>
-      </w:r>
-      <w:r>
-        <w:rPr>
           <w:lang w:val="id_ID" w:bidi="id_ID"/>
         </w:rPr>
         <w:t>Jika bahasa Anda tidak menggunakan bentuk pasif ini, Anda dapat mengekspresikan ide dalam bentuk aktif atau dengan cara lain yang wajar dalam bahasa Anda. Terjemahan alternatif: "Saya mungkin akan memenuhi pemberitaan itu"</w:t>
@@ -42248,21 +36235,6 @@
       </w:r>
       <w:r>
         <w:rPr>
-          <w:b/>
-          <w:lang w:val="id_ID" w:bidi="id_ID"/>
-        </w:rPr>
-        <w:t>δι’ ἐμοῦ τὸ κήρυγμα πληροφορηθῇ</w:t>
-      </w:r>
-    </w:p>
-    <w:p>
-      <w:pPr/>
-      <w:r>
-        <w:rPr>
-          <w:lang w:val="id_ID" w:bidi="id_ID"/>
-        </w:rPr>
-      </w:r>
-      <w:r>
-        <w:rPr>
           <w:lang w:val="id_ID" w:bidi="id_ID"/>
         </w:rPr>
         <w:t xml:space="preserve">Di sini, Paulus mungkin bermaksud bahwa </w:t>
@@ -42357,21 +36329,6 @@
       </w:r>
       <w:r>
         <w:rPr>
-          <w:b/>
-          <w:lang w:val="id_ID" w:bidi="id_ID"/>
-        </w:rPr>
-        <w:t>τὸ κήρυγμα πληροφορηθῇ</w:t>
-      </w:r>
-    </w:p>
-    <w:p>
-      <w:pPr/>
-      <w:r>
-        <w:rPr>
-          <w:lang w:val="id_ID" w:bidi="id_ID"/>
-        </w:rPr>
-      </w:r>
-      <w:r>
-        <w:rPr>
           <w:lang w:val="id_ID" w:bidi="id_ID"/>
         </w:rPr>
         <w:t xml:space="preserve">Jika bahasa Anda tidak menggunakan kata benda abstrak untuk ide </w:t>
@@ -42453,21 +36410,6 @@
       </w:r>
       <w:r>
         <w:rPr>
-          <w:b/>
-          <w:lang w:val="id_ID" w:bidi="id_ID"/>
-        </w:rPr>
-        <w:t>πάντα τὰ ἔθνη</w:t>
-      </w:r>
-    </w:p>
-    <w:p>
-      <w:pPr/>
-      <w:r>
-        <w:rPr>
-          <w:lang w:val="id_ID" w:bidi="id_ID"/>
-        </w:rPr>
-      </w:r>
-      <w:r>
-        <w:rPr>
           <w:lang w:val="id_ID" w:bidi="id_ID"/>
         </w:rPr>
         <w:t xml:space="preserve">Paulus mengatakan </w:t>
@@ -42549,21 +36491,6 @@
       </w:r>
       <w:r>
         <w:rPr>
-          <w:b/>
-          <w:lang w:val="id_ID" w:bidi="id_ID"/>
-        </w:rPr>
-        <w:t>ἐρύσθην ἐκ στόματος λέοντος</w:t>
-      </w:r>
-    </w:p>
-    <w:p>
-      <w:pPr/>
-      <w:r>
-        <w:rPr>
-          <w:lang w:val="id_ID" w:bidi="id_ID"/>
-        </w:rPr>
-      </w:r>
-      <w:r>
-        <w:rPr>
           <w:lang w:val="id_ID" w:bidi="id_ID"/>
         </w:rPr>
         <w:t xml:space="preserve">Di sini Paulus berbicara seolah-olah ia akan dimakan oleh seekor </w:t>
@@ -42658,21 +36585,6 @@
       </w:r>
       <w:r>
         <w:rPr>
-          <w:b/>
-          <w:lang w:val="id_ID" w:bidi="id_ID"/>
-        </w:rPr>
-        <w:t>ἐρύσθην</w:t>
-      </w:r>
-    </w:p>
-    <w:p>
-      <w:pPr/>
-      <w:r>
-        <w:rPr>
-          <w:lang w:val="id_ID" w:bidi="id_ID"/>
-        </w:rPr>
-      </w:r>
-      <w:r>
-        <w:rPr>
           <w:lang w:val="id_ID" w:bidi="id_ID"/>
         </w:rPr>
         <w:t>Jika bahasa Anda tidak menggunakan bentuk pasif ini, Anda dapat mengungkapkan gagasan tersebut dalam bentuk aktif atau dengan cara lain yang wajar dalam bahasa Anda. Jika Anda perlu mengatakan siapa yang melakukan tindakan tersebut, jelaslah dari konteksnya bahwa yang melakukan tindakan tersebut adalah Allah. Terjemahan alternatif: "Allah telah menyelamatkan saya"</w:t>
@@ -42741,21 +36653,6 @@
       </w:r>
       <w:r>
         <w:rPr>
-          <w:b/>
-          <w:lang w:val="id_ID" w:bidi="id_ID"/>
-        </w:rPr>
-        <w:t>ᾧ ἡ δόξα</w:t>
-      </w:r>
-    </w:p>
-    <w:p>
-      <w:pPr/>
-      <w:r>
-        <w:rPr>
-          <w:lang w:val="id_ID" w:bidi="id_ID"/>
-        </w:rPr>
-      </w:r>
-      <w:r>
-        <w:rPr>
           <w:lang w:val="id_ID" w:bidi="id_ID"/>
         </w:rPr>
         <w:t xml:space="preserve">Jika bahasa Anda tidak menggunakan kata benda abstrak untuk ide </w:t>
@@ -42826,21 +36723,6 @@
         <w:rPr>
           <w:lang w:val="id_ID" w:bidi="id_ID"/>
         </w:rPr>
-      </w:r>
-    </w:p>
-    <w:p>
-      <w:pPr/>
-      <w:r>
-        <w:rPr>
-          <w:lang w:val="id_ID" w:bidi="id_ID"/>
-        </w:rPr>
-      </w:r>
-      <w:r>
-        <w:rPr>
-          <w:b/>
-          <w:lang w:val="id_ID" w:bidi="id_ID"/>
-        </w:rPr>
-        <w:t>εἰς τοὺς αἰῶνας τῶν αἰώνων</w:t>
       </w:r>
     </w:p>
     <w:p>
@@ -43074,21 +36956,6 @@
       </w:r>
       <w:r>
         <w:rPr>
-          <w:b/>
-          <w:lang w:val="id_ID" w:bidi="id_ID"/>
-        </w:rPr>
-        <w:t>Ἔραστος &amp; Τρόφιμον</w:t>
-      </w:r>
-    </w:p>
-    <w:p>
-      <w:pPr/>
-      <w:r>
-        <w:rPr>
-          <w:lang w:val="id_ID" w:bidi="id_ID"/>
-        </w:rPr>
-      </w:r>
-      <w:r>
-        <w:rPr>
           <w:lang w:val="id_ID" w:bidi="id_ID"/>
         </w:rPr>
         <w:t xml:space="preserve">Kata </w:t>
@@ -43183,21 +37050,6 @@
       </w:r>
       <w:r>
         <w:rPr>
-          <w:b/>
-          <w:lang w:val="id_ID" w:bidi="id_ID"/>
-        </w:rPr>
-        <w:t>Μιλήτῳ</w:t>
-      </w:r>
-    </w:p>
-    <w:p>
-      <w:pPr/>
-      <w:r>
-        <w:rPr>
-          <w:lang w:val="id_ID" w:bidi="id_ID"/>
-        </w:rPr>
-      </w:r>
-      <w:r>
-        <w:rPr>
           <w:lang w:val="id_ID" w:bidi="id_ID"/>
         </w:rPr>
         <w:t xml:space="preserve">Nama </w:t>
@@ -43279,21 +37131,6 @@
       </w:r>
       <w:r>
         <w:rPr>
-          <w:b/>
-          <w:lang w:val="id_ID" w:bidi="id_ID"/>
-        </w:rPr>
-        <w:t>σπούδασον &amp; ἐλθεῖν</w:t>
-      </w:r>
-    </w:p>
-    <w:p>
-      <w:pPr/>
-      <w:r>
-        <w:rPr>
-          <w:lang w:val="id_ID" w:bidi="id_ID"/>
-        </w:rPr>
-      </w:r>
-      <w:r>
-        <w:rPr>
           <w:lang w:val="id_ID" w:bidi="id_ID"/>
         </w:rPr>
         <w:t>Terjemahan alternatif: "Lakukan yang terbaik untuk datang"</w:t>
@@ -43342,21 +37179,6 @@
       </w:r>
       <w:r>
         <w:rPr>
-          <w:b/>
-          <w:lang w:val="id_ID" w:bidi="id_ID"/>
-        </w:rPr>
-        <w:t>πρὸ χειμῶνος</w:t>
-      </w:r>
-    </w:p>
-    <w:p>
-      <w:pPr/>
-      <w:r>
-        <w:rPr>
-          <w:lang w:val="id_ID" w:bidi="id_ID"/>
-        </w:rPr>
-      </w:r>
-      <w:r>
-        <w:rPr>
           <w:lang w:val="id_ID" w:bidi="id_ID"/>
         </w:rPr>
         <w:t xml:space="preserve">Di tempat Paulus dan Timotius tinggal, </w:t>
@@ -43486,21 +37308,6 @@
       </w:r>
       <w:r>
         <w:rPr>
-          <w:b/>
-          <w:lang w:val="id_ID" w:bidi="id_ID"/>
-        </w:rPr>
-        <w:t>ἀσπάζεταί σε Εὔβουλος, καὶ Πούδης, καὶ Λίνος, καὶ Κλαυδία, καὶ οἱ ἀδελφοὶ</w:t>
-      </w:r>
-    </w:p>
-    <w:p>
-      <w:pPr/>
-      <w:r>
-        <w:rPr>
-          <w:lang w:val="id_ID" w:bidi="id_ID"/>
-        </w:rPr>
-      </w:r>
-      <w:r>
-        <w:rPr>
           <w:lang w:val="id_ID" w:bidi="id_ID"/>
         </w:rPr>
         <w:t>Paulus menghilangkan beberapa kata yang dalam banyak bahasa diperlukan untuk melengkapi kalimat. Anda dapat menyediakan kata-kata ini dari awal kalimat jika akan lebih jelas dalam bahasa Anda. Terjemahan alternatif: "Ebulus memberi salam kepadamu, demikian juga Pudes, Linus, Klaudia dan saudara-saudara"</w:t>
@@ -43569,21 +37376,6 @@
       </w:r>
       <w:r>
         <w:rPr>
-          <w:b/>
-          <w:lang w:val="id_ID" w:bidi="id_ID"/>
-        </w:rPr>
-        <w:t>Εὔβουλος &amp; Πούδης &amp; Λίνος</w:t>
-      </w:r>
-    </w:p>
-    <w:p>
-      <w:pPr/>
-      <w:r>
-        <w:rPr>
-          <w:lang w:val="id_ID" w:bidi="id_ID"/>
-        </w:rPr>
-      </w:r>
-      <w:r>
-        <w:rPr>
           <w:lang w:val="id_ID" w:bidi="id_ID"/>
         </w:rPr>
         <w:t xml:space="preserve">Kata </w:t>
@@ -43691,21 +37483,6 @@
       </w:r>
       <w:r>
         <w:rPr>
-          <w:b/>
-          <w:lang w:val="id_ID" w:bidi="id_ID"/>
-        </w:rPr>
-        <w:t>Κλαυδία</w:t>
-      </w:r>
-    </w:p>
-    <w:p>
-      <w:pPr/>
-      <w:r>
-        <w:rPr>
-          <w:lang w:val="id_ID" w:bidi="id_ID"/>
-        </w:rPr>
-      </w:r>
-      <w:r>
-        <w:rPr>
           <w:lang w:val="id_ID" w:bidi="id_ID"/>
         </w:rPr>
         <w:t xml:space="preserve">Kata </w:t>
@@ -43787,21 +37564,6 @@
       </w:r>
       <w:r>
         <w:rPr>
-          <w:b/>
-          <w:lang w:val="id_ID" w:bidi="id_ID"/>
-        </w:rPr>
-        <w:t>οἱ ἀδελφοὶ</w:t>
-      </w:r>
-    </w:p>
-    <w:p>
-      <w:pPr/>
-      <w:r>
-        <w:rPr>
-          <w:lang w:val="id_ID" w:bidi="id_ID"/>
-        </w:rPr>
-      </w:r>
-      <w:r>
-        <w:rPr>
           <w:lang w:val="id_ID" w:bidi="id_ID"/>
         </w:rPr>
         <w:t xml:space="preserve">Di sini Paulus merujuk kepada </w:t>
@@ -43948,21 +37710,6 @@
       </w:r>
       <w:r>
         <w:rPr>
-          <w:b/>
-          <w:lang w:val="id_ID" w:bidi="id_ID"/>
-        </w:rPr>
-        <w:t>οἱ ἀδελφοὶ</w:t>
-      </w:r>
-    </w:p>
-    <w:p>
-      <w:pPr/>
-      <w:r>
-        <w:rPr>
-          <w:lang w:val="id_ID" w:bidi="id_ID"/>
-        </w:rPr>
-      </w:r>
-      <w:r>
-        <w:rPr>
           <w:lang w:val="id_ID" w:bidi="id_ID"/>
         </w:rPr>
         <w:t xml:space="preserve">Paulus menggunakan istilah </w:t>
@@ -44044,21 +37791,6 @@
       </w:r>
       <w:r>
         <w:rPr>
-          <w:b/>
-          <w:lang w:val="id_ID" w:bidi="id_ID"/>
-        </w:rPr>
-        <w:t>οἱ ἀδελφοὶ</w:t>
-      </w:r>
-    </w:p>
-    <w:p>
-      <w:pPr/>
-      <w:r>
-        <w:rPr>
-          <w:lang w:val="id_ID" w:bidi="id_ID"/>
-        </w:rPr>
-      </w:r>
-      <w:r>
-        <w:rPr>
           <w:lang w:val="id_ID" w:bidi="id_ID"/>
         </w:rPr>
         <w:t xml:space="preserve">Meskipun istilah </w:t>
@@ -44140,21 +37872,6 @@
       </w:r>
       <w:r>
         <w:rPr>
-          <w:b/>
-          <w:lang w:val="id_ID" w:bidi="id_ID"/>
-        </w:rPr>
-        <w:t>ὁ Κύριος μετὰ τοῦ πνεύματός σου</w:t>
-      </w:r>
-    </w:p>
-    <w:p>
-      <w:pPr/>
-      <w:r>
-        <w:rPr>
-          <w:lang w:val="id_ID" w:bidi="id_ID"/>
-        </w:rPr>
-      </w:r>
-      <w:r>
-        <w:rPr>
           <w:lang w:val="id_ID" w:bidi="id_ID"/>
         </w:rPr>
         <w:t>Sebagaimana kebiasaan dalam budayanya, Paulus menutup suratnya dengan sebuah berkat untuk Timotius. Gunakanlah bentuk yang dapat dikenali orang sebagai berkat dalam bahasa Anda. Terjemahan alternatif: "Semoga Tuhan menyertai rohmu" atau "Saya berdoa agar Tuhan menyertai rohmu"</w:t>
@@ -44223,21 +37940,6 @@
       </w:r>
       <w:r>
         <w:rPr>
-          <w:b/>
-          <w:lang w:val="id_ID" w:bidi="id_ID"/>
-        </w:rPr>
-        <w:t>ὁ Κύριος</w:t>
-      </w:r>
-    </w:p>
-    <w:p>
-      <w:pPr/>
-      <w:r>
-        <w:rPr>
-          <w:lang w:val="id_ID" w:bidi="id_ID"/>
-        </w:rPr>
-      </w:r>
-      <w:r>
-        <w:rPr>
           <w:lang w:val="id_ID" w:bidi="id_ID"/>
         </w:rPr>
         <w:t xml:space="preserve">Banyak naskah kuno yang berbunyi </w:t>
@@ -44319,21 +38021,6 @@
       </w:r>
       <w:r>
         <w:rPr>
-          <w:b/>
-          <w:lang w:val="id_ID" w:bidi="id_ID"/>
-        </w:rPr>
-        <w:t>μετὰ τοῦ πνεύματός σου</w:t>
-      </w:r>
-    </w:p>
-    <w:p>
-      <w:pPr/>
-      <w:r>
-        <w:rPr>
-          <w:lang w:val="id_ID" w:bidi="id_ID"/>
-        </w:rPr>
-      </w:r>
-      <w:r>
-        <w:rPr>
           <w:lang w:val="id_ID" w:bidi="id_ID"/>
         </w:rPr>
         <w:t xml:space="preserve">Paulus menggunakan kata </w:t>
@@ -44428,21 +38115,6 @@
       </w:r>
       <w:r>
         <w:rPr>
-          <w:b/>
-          <w:lang w:val="id_ID" w:bidi="id_ID"/>
-        </w:rPr>
-        <w:t>ἡ χάρις μεθ’ ὑμῶν</w:t>
-      </w:r>
-    </w:p>
-    <w:p>
-      <w:pPr/>
-      <w:r>
-        <w:rPr>
-          <w:lang w:val="id_ID" w:bidi="id_ID"/>
-        </w:rPr>
-      </w:r>
-      <w:r>
-        <w:rPr>
           <w:lang w:val="id_ID" w:bidi="id_ID"/>
         </w:rPr>
         <w:t xml:space="preserve">Sebagaimana kebiasaan dalam budayanya, Paulus menutup suratnya dengan sebuah berkat untuk Timotius dan orang-orang percaya yang bersamanya. Dia menyiratkan bahwa </w:t>
@@ -44524,21 +38196,6 @@
       </w:r>
       <w:r>
         <w:rPr>
-          <w:b/>
-          <w:lang w:val="id_ID" w:bidi="id_ID"/>
-        </w:rPr>
-        <w:t>ἡ χάρις μεθ’ ὑμῶν</w:t>
-      </w:r>
-    </w:p>
-    <w:p>
-      <w:pPr/>
-      <w:r>
-        <w:rPr>
-          <w:lang w:val="id_ID" w:bidi="id_ID"/>
-        </w:rPr>
-      </w:r>
-      <w:r>
-        <w:rPr>
           <w:lang w:val="id_ID" w:bidi="id_ID"/>
         </w:rPr>
         <w:t xml:space="preserve">Jika bahasa Anda tidak menggunakan kata benda abstrak untuk ide </w:t>
@@ -44620,21 +38277,6 @@
       </w:r>
       <w:r>
         <w:rPr>
-          <w:b/>
-          <w:lang w:val="id_ID" w:bidi="id_ID"/>
-        </w:rPr>
-        <w:t>ὑμῶν</w:t>
-      </w:r>
-    </w:p>
-    <w:p>
-      <w:pPr/>
-      <w:r>
-        <w:rPr>
-          <w:lang w:val="id_ID" w:bidi="id_ID"/>
-        </w:rPr>
-      </w:r>
-      <w:r>
-        <w:rPr>
           <w:lang w:val="id_ID" w:bidi="id_ID"/>
         </w:rPr>
         <w:t xml:space="preserve">Karena Paulus memberikan berkat ini kepada Timotius dan semua orang percaya yang bersamanya, ini adalah satu-satunya tempat dalam surat ini di mana </w:t>
@@ -44705,21 +38347,6 @@
         <w:rPr>
           <w:lang w:val="id_ID" w:bidi="id_ID"/>
         </w:rPr>
-      </w:r>
-    </w:p>
-    <w:p>
-      <w:pPr/>
-      <w:r>
-        <w:rPr>
-          <w:lang w:val="id_ID" w:bidi="id_ID"/>
-        </w:rPr>
-      </w:r>
-      <w:r>
-        <w:rPr>
-          <w:b/>
-          <w:lang w:val="id_ID" w:bidi="id_ID"/>
-        </w:rPr>
-        <w:t>ὑμῶν</w:t>
       </w:r>
     </w:p>
     <w:p>

--- a/ind/docx/55.content.docx
+++ b/ind/docx/55.content.docx
@@ -19,7 +19,7 @@
         <w:rPr>
           <w:lang w:val="id_ID" w:bidi="id_ID"/>
         </w:rPr>
-        <w:t>Resource: Catatan Terjemahan (unfoldingWord)</w:t>
+        <w:t>Resource: unfoldingWord® Translation Notes</w:t>
       </w:r>
       <w:r>
         <w:rPr>
@@ -90,7 +90,7 @@
         <w:rPr>
           <w:lang w:val="id_ID" w:bidi="id_ID"/>
         </w:rPr>
-        <w:t>Catatan Terjemahan (unfoldingWord)</w:t>
+        <w:t>unfoldingWord® Translation Notes</w:t>
       </w:r>
     </w:p>
     <w:p>
@@ -27294,7 +27294,7 @@
         <w:rPr>
           <w:lang w:val="id_ID" w:bidi="id_ID"/>
         </w:rPr>
-        <w:t xml:space="preserve"> bersifat maskulin, Yesus menggunakan kata ini dalam pengertian umum yang mencakup pria dan wanita. Jika akan membantu dalam bahasa Anda, Anda dapat menggunakan frasa yang memperjelas hal ini. Terjemahan alternatif: "laki-laki dan perempuan"</w:t>
+        <w:t xml:space="preserve"> bersifat maskulin, Paulus menggunakan kata ini dalam pengertian umum yang mencakup laki-laki dan perempuan. Jika akan membantu dalam bahasa Anda, Anda dapat menggunakan frasa yang memperjelas hal ini. Terjemahan alternatif: "laki-laki dan perempuan"</w:t>
       </w:r>
     </w:p>
     <w:p>
@@ -27314,7 +27314,7 @@
         <w:rPr>
           <w:lang w:val="id_ID" w:bidi="id_ID"/>
         </w:rPr>
-        <w:t>When Masculine Words Include Women</w:t>
+        <w:t>Ketika Kata Maskulin Mencakup Perempuan</w:t>
       </w:r>
       <w:r>
         <w:rPr>

--- a/ind/docx/55.content.docx
+++ b/ind/docx/55.content.docx
@@ -207,6 +207,21 @@
       </w:r>
       <w:r>
         <w:rPr>
+          <w:b/>
+          <w:lang w:val="id_ID" w:bidi="id_ID"/>
+        </w:rPr>
+        <w:t>Παῦλος, ἀπόστολος</w:t>
+      </w:r>
+    </w:p>
+    <w:p>
+      <w:pPr/>
+      <w:r>
+        <w:rPr>
+          <w:lang w:val="id_ID" w:bidi="id_ID"/>
+        </w:rPr>
+      </w:r>
+      <w:r>
+        <w:rPr>
           <w:lang w:val="id_ID" w:bidi="id_ID"/>
         </w:rPr>
         <w:t>Dalam budaya ini, penulis surat akan menyebutkan nama mereka sendiri terlebih dahulu, mengacu pada diri mereka sendiri sebagai orang ketiga. Jika itu akan membantu dalam bahasa Anda, Anda dapat menggunakan orang pertama di sini. Atau jika bahasa Anda memiliki cara khusus untuk memperkenalkan penulis surat, dan jika itu akan membantu pembaca Anda, Anda dapat menggunakannya di sini. Terjemahan alternatif: "Dari Paulus. Aku adalah seorang rasul"</w:t>
@@ -275,6 +290,21 @@
       </w:r>
       <w:r>
         <w:rPr>
+          <w:b/>
+          <w:lang w:val="id_ID" w:bidi="id_ID"/>
+        </w:rPr>
+        <w:t>διὰ θελήματος Θεοῦ</w:t>
+      </w:r>
+    </w:p>
+    <w:p>
+      <w:pPr/>
+      <w:r>
+        <w:rPr>
+          <w:lang w:val="id_ID" w:bidi="id_ID"/>
+        </w:rPr>
+      </w:r>
+      <w:r>
+        <w:rPr>
           <w:lang w:val="id_ID" w:bidi="id_ID"/>
         </w:rPr>
         <w:t xml:space="preserve">Jika bahasa Anda tidak menggunakan kata benda abstrak untuk ide </w:t>
@@ -356,6 +386,21 @@
       </w:r>
       <w:r>
         <w:rPr>
+          <w:b/>
+          <w:lang w:val="id_ID" w:bidi="id_ID"/>
+        </w:rPr>
+        <w:t>κατ’</w:t>
+      </w:r>
+    </w:p>
+    <w:p>
+      <w:pPr/>
+      <w:r>
+        <w:rPr>
+          <w:lang w:val="id_ID" w:bidi="id_ID"/>
+        </w:rPr>
+      </w:r>
+      <w:r>
+        <w:rPr>
           <w:lang w:val="id_ID" w:bidi="id_ID"/>
         </w:rPr>
         <w:t xml:space="preserve">Di sini, frasa "sesuai dengan" dapat menunjukkan: (1) bahwa tujuan Paulus menjadi </w:t>
@@ -502,6 +547,21 @@
       </w:r>
       <w:r>
         <w:rPr>
+          <w:b/>
+          <w:lang w:val="id_ID" w:bidi="id_ID"/>
+        </w:rPr>
+        <w:t>ἐπαγγελίαν ζωῆς</w:t>
+      </w:r>
+    </w:p>
+    <w:p>
+      <w:pPr/>
+      <w:r>
+        <w:rPr>
+          <w:lang w:val="id_ID" w:bidi="id_ID"/>
+        </w:rPr>
+      </w:r>
+      <w:r>
+        <w:rPr>
           <w:lang w:val="id_ID" w:bidi="id_ID"/>
         </w:rPr>
         <w:t xml:space="preserve">Di sini, Paulus menggunakan bentuk posesif untuk menggambarkan </w:t>
@@ -596,6 +656,21 @@
       </w:r>
       <w:r>
         <w:rPr>
+          <w:b/>
+          <w:lang w:val="id_ID" w:bidi="id_ID"/>
+        </w:rPr>
+        <w:t>ζωῆς τῆς ἐν Χριστῷ Ἰησοῦ</w:t>
+      </w:r>
+    </w:p>
+    <w:p>
+      <w:pPr/>
+      <w:r>
+        <w:rPr>
+          <w:lang w:val="id_ID" w:bidi="id_ID"/>
+        </w:rPr>
+      </w:r>
+      <w:r>
+        <w:rPr>
           <w:lang w:val="id_ID" w:bidi="id_ID"/>
         </w:rPr>
         <w:t xml:space="preserve">Di sini Paulus menggunakan metafora spasial </w:t>
@@ -729,6 +804,21 @@
       </w:r>
       <w:r>
         <w:rPr>
+          <w:b/>
+          <w:lang w:val="id_ID" w:bidi="id_ID"/>
+        </w:rPr>
+        <w:t>ζωῆς τῆς</w:t>
+      </w:r>
+    </w:p>
+    <w:p>
+      <w:pPr/>
+      <w:r>
+        <w:rPr>
+          <w:lang w:val="id_ID" w:bidi="id_ID"/>
+        </w:rPr>
+      </w:r>
+      <w:r>
+        <w:rPr>
           <w:lang w:val="id_ID" w:bidi="id_ID"/>
         </w:rPr>
         <w:t xml:space="preserve">Di sini Paulus merujuk pada </w:t>
@@ -810,6 +900,21 @@
       </w:r>
       <w:r>
         <w:rPr>
+          <w:b/>
+          <w:lang w:val="id_ID" w:bidi="id_ID"/>
+        </w:rPr>
+        <w:t>ζωῆς τῆς</w:t>
+      </w:r>
+    </w:p>
+    <w:p>
+      <w:pPr/>
+      <w:r>
+        <w:rPr>
+          <w:lang w:val="id_ID" w:bidi="id_ID"/>
+        </w:rPr>
+      </w:r>
+      <w:r>
+        <w:rPr>
           <w:lang w:val="id_ID" w:bidi="id_ID"/>
         </w:rPr>
         <w:t xml:space="preserve">Jika bahasa Anda tidak menggunakan kata benda abstrak untuk ide </w:t>
@@ -891,6 +996,21 @@
       </w:r>
       <w:r>
         <w:rPr>
+          <w:b/>
+          <w:lang w:val="id_ID" w:bidi="id_ID"/>
+        </w:rPr>
+        <w:t>Τιμοθέῳ</w:t>
+      </w:r>
+    </w:p>
+    <w:p>
+      <w:pPr/>
+      <w:r>
+        <w:rPr>
+          <w:lang w:val="id_ID" w:bidi="id_ID"/>
+        </w:rPr>
+      </w:r>
+      <w:r>
+        <w:rPr>
           <w:lang w:val="id_ID" w:bidi="id_ID"/>
         </w:rPr>
         <w:t>Dalam budaya ini, setelah menyebutkan nama mereka sendiri, penulis surat akan menyebutkan nama orang yang mereka kirimi surat, dengan menyebut mereka sebagai orang ketiga. Jika hal itu membingungkan dalam bahasa Anda, Anda dapat menggunakan orang kedua di sini. Atau jika bahasa Anda memiliki cara khusus untuk memperkenalkan penerima surat, dan jika itu akan membantu pembaca, Anda dapat menggunakannya di sini. Terjemahan alternatif: "Surat ini untukmu, Timotius"</w:t>
@@ -959,6 +1079,21 @@
       </w:r>
       <w:r>
         <w:rPr>
+          <w:b/>
+          <w:lang w:val="id_ID" w:bidi="id_ID"/>
+        </w:rPr>
+        <w:t>ἀγαπητῷ τέκνῳ</w:t>
+      </w:r>
+    </w:p>
+    <w:p>
+      <w:pPr/>
+      <w:r>
+        <w:rPr>
+          <w:lang w:val="id_ID" w:bidi="id_ID"/>
+        </w:rPr>
+      </w:r>
+      <w:r>
+        <w:rPr>
           <w:lang w:val="id_ID" w:bidi="id_ID"/>
         </w:rPr>
         <w:t xml:space="preserve">Paulus berbicara tentang hubungannya yang dekat dengan Timotius seolah-olah Timotius adalah </w:t>
@@ -1040,6 +1175,21 @@
       </w:r>
       <w:r>
         <w:rPr>
+          <w:b/>
+          <w:lang w:val="id_ID" w:bidi="id_ID"/>
+        </w:rPr>
+        <w:t>ἀγαπητῷ τέκνῳ</w:t>
+      </w:r>
+    </w:p>
+    <w:p>
+      <w:pPr/>
+      <w:r>
+        <w:rPr>
+          <w:lang w:val="id_ID" w:bidi="id_ID"/>
+        </w:rPr>
+      </w:r>
+      <w:r>
+        <w:rPr>
           <w:lang w:val="id_ID" w:bidi="id_ID"/>
         </w:rPr>
         <w:t>Jika bahasa Anda tidak menggunakan bentuk pasif ini, Anda dapat mengungkapkan ide dalam bentuk aktif atau dengan cara lain yang wajar dalam bahasa Anda. Jika Anda perlu mengatakan siapa yang melakukan tindakan tersebut, jelaslah dari konteksnya bahwa itu adalah Paulus. Terjemahan alternatif: "anak yang aku kasihi"</w:t>
@@ -1108,6 +1258,21 @@
       </w:r>
       <w:r>
         <w:rPr>
+          <w:b/>
+          <w:lang w:val="id_ID" w:bidi="id_ID"/>
+        </w:rPr>
+        <w:t>χάρις, ἔλεος, εἰρήνη, ἀπὸ Θεοῦ Πατρὸς καὶ Χριστοῦ Ἰησοῦ τοῦ Κυρίου ἡμῶν</w:t>
+      </w:r>
+    </w:p>
+    <w:p>
+      <w:pPr/>
+      <w:r>
+        <w:rPr>
+          <w:lang w:val="id_ID" w:bidi="id_ID"/>
+        </w:rPr>
+      </w:r>
+      <w:r>
+        <w:rPr>
           <w:lang w:val="id_ID" w:bidi="id_ID"/>
         </w:rPr>
         <w:t>Setelah menyebutkan namanya dan nama orang yang dituju, Paulus menambahkan berkat untuk Timotius. Gunakanlah bentuk yang dapat dikenali orang sebagai berkat dalam bahasa Anda. Terjemahan alternatif: "Semoga engkau beroleh kasih karunia, kemurahan dan damai sejahtera dari Allah Bapa dan Kristus Yesus, Tuhan kita" atau "Aku berdoa agar kasih karunia, kemurahan dan damai sejahtera dari Allah Bapa dan Kristus Yesus, Tuhan kita, senantiasa menyertai engkau."</w:t>
@@ -1176,6 +1341,21 @@
       </w:r>
       <w:r>
         <w:rPr>
+          <w:b/>
+          <w:lang w:val="id_ID" w:bidi="id_ID"/>
+        </w:rPr>
+        <w:t>χάρις, ἔλεος, εἰρήνη</w:t>
+      </w:r>
+    </w:p>
+    <w:p>
+      <w:pPr/>
+      <w:r>
+        <w:rPr>
+          <w:lang w:val="id_ID" w:bidi="id_ID"/>
+        </w:rPr>
+      </w:r>
+      <w:r>
+        <w:rPr>
           <w:lang w:val="id_ID" w:bidi="id_ID"/>
         </w:rPr>
         <w:t xml:space="preserve">Jika bahasa Anda tidak menggunakan kata benda abstrak untuk ide </w:t>
@@ -1286,6 +1466,21 @@
           <w:b/>
           <w:lang w:val="id_ID" w:bidi="id_ID"/>
         </w:rPr>
+        <w:t>Θεοῦ Πατρὸς</w:t>
+      </w:r>
+    </w:p>
+    <w:p>
+      <w:pPr/>
+      <w:r>
+        <w:rPr>
+          <w:lang w:val="id_ID" w:bidi="id_ID"/>
+        </w:rPr>
+      </w:r>
+      <w:r>
+        <w:rPr>
+          <w:b/>
+          <w:lang w:val="id_ID" w:bidi="id_ID"/>
+        </w:rPr>
         <w:t>Bapa</w:t>
       </w:r>
       <w:r>
@@ -1384,6 +1579,21 @@
       </w:r>
       <w:r>
         <w:rPr>
+          <w:b/>
+          <w:lang w:val="id_ID" w:bidi="id_ID"/>
+        </w:rPr>
+        <w:t>ἡμῶν</w:t>
+      </w:r>
+    </w:p>
+    <w:p>
+      <w:pPr/>
+      <w:r>
+        <w:rPr>
+          <w:lang w:val="id_ID" w:bidi="id_ID"/>
+        </w:rPr>
+      </w:r>
+      <w:r>
+        <w:rPr>
           <w:lang w:val="id_ID" w:bidi="id_ID"/>
         </w:rPr>
         <w:t xml:space="preserve">Dalam surat ini, Paulus menggunakan kata </w:t>
@@ -1491,6 +1701,21 @@
       </w:r>
       <w:r>
         <w:rPr>
+          <w:b/>
+          <w:lang w:val="id_ID" w:bidi="id_ID"/>
+        </w:rPr>
+        <w:t>χάριν ἔχω</w:t>
+      </w:r>
+    </w:p>
+    <w:p>
+      <w:pPr/>
+      <w:r>
+        <w:rPr>
+          <w:lang w:val="id_ID" w:bidi="id_ID"/>
+        </w:rPr>
+      </w:r>
+      <w:r>
+        <w:rPr>
           <w:lang w:val="id_ID" w:bidi="id_ID"/>
         </w:rPr>
         <w:t xml:space="preserve">Jika bahasa Anda tidak menggunakan kata benda abstrak untuk ide </w:t>
@@ -1572,6 +1797,21 @@
       </w:r>
       <w:r>
         <w:rPr>
+          <w:b/>
+          <w:lang w:val="id_ID" w:bidi="id_ID"/>
+        </w:rPr>
+        <w:t>ᾧ λατρεύω ἀπὸ προγόνων</w:t>
+      </w:r>
+    </w:p>
+    <w:p>
+      <w:pPr/>
+      <w:r>
+        <w:rPr>
+          <w:lang w:val="id_ID" w:bidi="id_ID"/>
+        </w:rPr>
+      </w:r>
+      <w:r>
+        <w:rPr>
           <w:lang w:val="id_ID" w:bidi="id_ID"/>
         </w:rPr>
         <w:t>Di sini Paulus bermaksud bahwa ia melayani Allah dengan cara yang sama seperti yang dilakukan oleh nenek moyangnya. Jika akan membantu dalam bahasa Anda, Anda dapat menggunakan frasa yang sebanding atau menyatakan maknanya dengan jelas. Terjemahan alternatif: "yang saya layani dengan cara yang saya terima dari nenek moyang saya" atau "yang dilayani oleh nenek moyang saya dan saya layani juga"</w:t>
@@ -1643,6 +1883,21 @@
           <w:b/>
           <w:lang w:val="id_ID" w:bidi="id_ID"/>
         </w:rPr>
+        <w:t>ἐν καθαρᾷ συνειδήσει</w:t>
+      </w:r>
+    </w:p>
+    <w:p>
+      <w:pPr/>
+      <w:r>
+        <w:rPr>
+          <w:lang w:val="id_ID" w:bidi="id_ID"/>
+        </w:rPr>
+      </w:r>
+      <w:r>
+        <w:rPr>
+          <w:b/>
+          <w:lang w:val="id_ID" w:bidi="id_ID"/>
+        </w:rPr>
         <w:t>Hati nurani</w:t>
       </w:r>
       <w:r>
@@ -1717,6 +1972,21 @@
         <w:rPr>
           <w:lang w:val="id_ID" w:bidi="id_ID"/>
         </w:rPr>
+      </w:r>
+    </w:p>
+    <w:p>
+      <w:pPr/>
+      <w:r>
+        <w:rPr>
+          <w:lang w:val="id_ID" w:bidi="id_ID"/>
+        </w:rPr>
+      </w:r>
+      <w:r>
+        <w:rPr>
+          <w:b/>
+          <w:lang w:val="id_ID" w:bidi="id_ID"/>
+        </w:rPr>
+        <w:t>ὡς ἀδιάλειπτον ἔχω τὴν περὶ σοῦ μνείαν</w:t>
       </w:r>
     </w:p>
     <w:p>
@@ -1908,6 +2178,21 @@
       </w:r>
       <w:r>
         <w:rPr>
+          <w:b/>
+          <w:lang w:val="id_ID" w:bidi="id_ID"/>
+        </w:rPr>
+        <w:t>νυκτὸς καὶ ἡμέρας</w:t>
+      </w:r>
+    </w:p>
+    <w:p>
+      <w:pPr/>
+      <w:r>
+        <w:rPr>
+          <w:lang w:val="id_ID" w:bidi="id_ID"/>
+        </w:rPr>
+      </w:r>
+      <w:r>
+        <w:rPr>
           <w:lang w:val="id_ID" w:bidi="id_ID"/>
         </w:rPr>
         <w:t xml:space="preserve">Di sini, frasa </w:t>
@@ -1989,6 +2274,21 @@
       </w:r>
       <w:r>
         <w:rPr>
+          <w:b/>
+          <w:lang w:val="id_ID" w:bidi="id_ID"/>
+        </w:rPr>
+        <w:t>μεμνημένος σου τῶν δακρύων</w:t>
+      </w:r>
+    </w:p>
+    <w:p>
+      <w:pPr/>
+      <w:r>
+        <w:rPr>
+          <w:lang w:val="id_ID" w:bidi="id_ID"/>
+        </w:rPr>
+      </w:r>
+      <w:r>
+        <w:rPr>
           <w:lang w:val="id_ID" w:bidi="id_ID"/>
         </w:rPr>
         <w:t xml:space="preserve">Di sini Paulus menyiratkan bahwa Timotius meneteskan </w:t>
@@ -2070,6 +2370,21 @@
       </w:r>
       <w:r>
         <w:rPr>
+          <w:b/>
+          <w:lang w:val="id_ID" w:bidi="id_ID"/>
+        </w:rPr>
+        <w:t>σου τῶν δακρύων</w:t>
+      </w:r>
+    </w:p>
+    <w:p>
+      <w:pPr/>
+      <w:r>
+        <w:rPr>
+          <w:lang w:val="id_ID" w:bidi="id_ID"/>
+        </w:rPr>
+      </w:r>
+      <w:r>
+        <w:rPr>
           <w:lang w:val="id_ID" w:bidi="id_ID"/>
         </w:rPr>
         <w:t xml:space="preserve">Di sini, kata </w:t>
@@ -2164,6 +2479,21 @@
       </w:r>
       <w:r>
         <w:rPr>
+          <w:b/>
+          <w:lang w:val="id_ID" w:bidi="id_ID"/>
+        </w:rPr>
+        <w:t>χαρᾶς πληρωθῶ</w:t>
+      </w:r>
+    </w:p>
+    <w:p>
+      <w:pPr/>
+      <w:r>
+        <w:rPr>
+          <w:lang w:val="id_ID" w:bidi="id_ID"/>
+        </w:rPr>
+      </w:r>
+      <w:r>
+        <w:rPr>
           <w:lang w:val="id_ID" w:bidi="id_ID"/>
         </w:rPr>
         <w:t xml:space="preserve">Paulus berbicara tentang dirinya sendiri seolah-olah ia adalah sebuah wadah yang dapat </w:t>
@@ -2258,6 +2588,21 @@
       </w:r>
       <w:r>
         <w:rPr>
+          <w:b/>
+          <w:lang w:val="id_ID" w:bidi="id_ID"/>
+        </w:rPr>
+        <w:t>χαρᾶς πληρωθῶ</w:t>
+      </w:r>
+    </w:p>
+    <w:p>
+      <w:pPr/>
+      <w:r>
+        <w:rPr>
+          <w:lang w:val="id_ID" w:bidi="id_ID"/>
+        </w:rPr>
+      </w:r>
+      <w:r>
+        <w:rPr>
           <w:lang w:val="id_ID" w:bidi="id_ID"/>
         </w:rPr>
         <w:t>Jika bahasa Anda tidak menggunakan bentuk pasif ini, Anda dapat mengungkapkan ide dalam bentuk aktif atau dengan cara lain yang wajar dalam bahasa Anda. Terjemahan alternatif: "sukacita dapat memenuhi saya"</w:t>
@@ -2326,6 +2671,21 @@
       </w:r>
       <w:r>
         <w:rPr>
+          <w:b/>
+          <w:lang w:val="id_ID" w:bidi="id_ID"/>
+        </w:rPr>
+        <w:t>χαρᾶς πληρωθῶ</w:t>
+      </w:r>
+    </w:p>
+    <w:p>
+      <w:pPr/>
+      <w:r>
+        <w:rPr>
+          <w:lang w:val="id_ID" w:bidi="id_ID"/>
+        </w:rPr>
+      </w:r>
+      <w:r>
+        <w:rPr>
           <w:lang w:val="id_ID" w:bidi="id_ID"/>
         </w:rPr>
         <w:t xml:space="preserve">Jika bahasa Anda tidak menggunakan kata benda abstrak untuk ide </w:t>
@@ -2407,6 +2767,21 @@
       </w:r>
       <w:r>
         <w:rPr>
+          <w:b/>
+          <w:lang w:val="id_ID" w:bidi="id_ID"/>
+        </w:rPr>
+        <w:t>ὑπόμνησιν λαβὼν</w:t>
+      </w:r>
+    </w:p>
+    <w:p>
+      <w:pPr/>
+      <w:r>
+        <w:rPr>
+          <w:lang w:val="id_ID" w:bidi="id_ID"/>
+        </w:rPr>
+      </w:r>
+      <w:r>
+        <w:rPr>
           <w:lang w:val="id_ID" w:bidi="id_ID"/>
         </w:rPr>
         <w:t xml:space="preserve">Jika bahasa Anda tidak menggunakan kata benda abstrak untuk ide </w:t>
@@ -2488,6 +2863,21 @@
       </w:r>
       <w:r>
         <w:rPr>
+          <w:b/>
+          <w:lang w:val="id_ID" w:bidi="id_ID"/>
+        </w:rPr>
+        <w:t>τῆς ἐν σοὶ ἀνυποκρίτου πίστεως, ἥτις ἐνῴκησεν πρῶτον</w:t>
+      </w:r>
+    </w:p>
+    <w:p>
+      <w:pPr/>
+      <w:r>
+        <w:rPr>
+          <w:lang w:val="id_ID" w:bidi="id_ID"/>
+        </w:rPr>
+      </w:r>
+      <w:r>
+        <w:rPr>
           <w:lang w:val="id_ID" w:bidi="id_ID"/>
         </w:rPr>
         <w:t xml:space="preserve">Jika bahasa Anda tidak menggunakan kata benda abstrak untuk ide </w:t>
@@ -2770,6 +3160,21 @@
       </w:r>
       <w:r>
         <w:rPr>
+          <w:b/>
+          <w:lang w:val="id_ID" w:bidi="id_ID"/>
+        </w:rPr>
+        <w:t>τῇ μάμμῃ σου</w:t>
+      </w:r>
+    </w:p>
+    <w:p>
+      <w:pPr/>
+      <w:r>
+        <w:rPr>
+          <w:lang w:val="id_ID" w:bidi="id_ID"/>
+        </w:rPr>
+      </w:r>
+      <w:r>
+        <w:rPr>
           <w:lang w:val="id_ID" w:bidi="id_ID"/>
         </w:rPr>
         <w:t xml:space="preserve">Paulus tidak menunjukkan apakah </w:t>
@@ -2851,6 +3256,21 @@
       </w:r>
       <w:r>
         <w:rPr>
+          <w:b/>
+          <w:lang w:val="id_ID" w:bidi="id_ID"/>
+        </w:rPr>
+        <w:t>Λωΐδι &amp; Εὐνίκῃ</w:t>
+      </w:r>
+    </w:p>
+    <w:p>
+      <w:pPr/>
+      <w:r>
+        <w:rPr>
+          <w:lang w:val="id_ID" w:bidi="id_ID"/>
+        </w:rPr>
+      </w:r>
+      <w:r>
+        <w:rPr>
           <w:lang w:val="id_ID" w:bidi="id_ID"/>
         </w:rPr>
         <w:t xml:space="preserve">Kata </w:t>
@@ -2945,6 +3365,21 @@
       </w:r>
       <w:r>
         <w:rPr>
+          <w:b/>
+          <w:lang w:val="id_ID" w:bidi="id_ID"/>
+        </w:rPr>
+        <w:t>πέπεισμαι</w:t>
+      </w:r>
+    </w:p>
+    <w:p>
+      <w:pPr/>
+      <w:r>
+        <w:rPr>
+          <w:lang w:val="id_ID" w:bidi="id_ID"/>
+        </w:rPr>
+      </w:r>
+      <w:r>
+        <w:rPr>
           <w:lang w:val="id_ID" w:bidi="id_ID"/>
         </w:rPr>
         <w:t>Jika bahasa Anda tidak menggunakan bentuk pasif ini, Anda dapat mengungkapkan ide dalam bentuk aktif atau dengan cara lain yang wajar dalam bahasa Anda. Terjemahan alternatif: "Saya yakin" atau "Saya percaya diri"</w:t>
@@ -3002,6 +3437,21 @@
         <w:rPr>
           <w:lang w:val="id_ID" w:bidi="id_ID"/>
         </w:rPr>
+      </w:r>
+    </w:p>
+    <w:p>
+      <w:pPr/>
+      <w:r>
+        <w:rPr>
+          <w:lang w:val="id_ID" w:bidi="id_ID"/>
+        </w:rPr>
+      </w:r>
+      <w:r>
+        <w:rPr>
+          <w:b/>
+          <w:lang w:val="id_ID" w:bidi="id_ID"/>
+        </w:rPr>
+        <w:t>δι’ ἣν αἰτίαν</w:t>
       </w:r>
     </w:p>
     <w:p>
@@ -3112,6 +3562,21 @@
       </w:r>
       <w:r>
         <w:rPr>
+          <w:b/>
+          <w:lang w:val="id_ID" w:bidi="id_ID"/>
+        </w:rPr>
+        <w:t>ἀναζωπυρεῖν τὸ χάρισμα</w:t>
+      </w:r>
+    </w:p>
+    <w:p>
+      <w:pPr/>
+      <w:r>
+        <w:rPr>
+          <w:lang w:val="id_ID" w:bidi="id_ID"/>
+        </w:rPr>
+      </w:r>
+      <w:r>
+        <w:rPr>
           <w:lang w:val="id_ID" w:bidi="id_ID"/>
         </w:rPr>
         <w:t xml:space="preserve">Di sini Paulus berbicara tentang </w:t>
@@ -3219,6 +3684,21 @@
       </w:r>
       <w:r>
         <w:rPr>
+          <w:b/>
+          <w:lang w:val="id_ID" w:bidi="id_ID"/>
+        </w:rPr>
+        <w:t>τὸ χάρισμα τοῦ Θεοῦ, ὅ ἐστιν ἐν σοὶ</w:t>
+      </w:r>
+    </w:p>
+    <w:p>
+      <w:pPr/>
+      <w:r>
+        <w:rPr>
+          <w:lang w:val="id_ID" w:bidi="id_ID"/>
+        </w:rPr>
+      </w:r>
+      <w:r>
+        <w:rPr>
           <w:lang w:val="id_ID" w:bidi="id_ID"/>
         </w:rPr>
         <w:t xml:space="preserve">Paulus berbicara tentang Timotius seolah-olah ia adalah sebuah wadah yang dapat menampung </w:t>
@@ -3300,6 +3780,21 @@
       </w:r>
       <w:r>
         <w:rPr>
+          <w:b/>
+          <w:lang w:val="id_ID" w:bidi="id_ID"/>
+        </w:rPr>
+        <w:t>τὸ χάρισμα τοῦ Θεοῦ, ὅ ἐστιν ἐν σοὶ</w:t>
+      </w:r>
+    </w:p>
+    <w:p>
+      <w:pPr/>
+      <w:r>
+        <w:rPr>
+          <w:lang w:val="id_ID" w:bidi="id_ID"/>
+        </w:rPr>
+      </w:r>
+      <w:r>
+        <w:rPr>
           <w:lang w:val="id_ID" w:bidi="id_ID"/>
         </w:rPr>
         <w:t xml:space="preserve">Di sini Paulus menyiratkan bahwa </w:t>
@@ -3394,6 +3889,21 @@
       </w:r>
       <w:r>
         <w:rPr>
+          <w:b/>
+          <w:lang w:val="id_ID" w:bidi="id_ID"/>
+        </w:rPr>
+        <w:t>διὰ τῆς ἐπιθέσεως τῶν χειρῶν μου</w:t>
+      </w:r>
+    </w:p>
+    <w:p>
+      <w:pPr/>
+      <w:r>
+        <w:rPr>
+          <w:lang w:val="id_ID" w:bidi="id_ID"/>
+        </w:rPr>
+      </w:r>
+      <w:r>
+        <w:rPr>
           <w:lang w:val="id_ID" w:bidi="id_ID"/>
         </w:rPr>
         <w:t xml:space="preserve">Di sini Paulus sedang berbicara tentang suatu upacara di mana ia menumpangkan </w:t>
@@ -3464,6 +3974,21 @@
         <w:rPr>
           <w:lang w:val="id_ID" w:bidi="id_ID"/>
         </w:rPr>
+      </w:r>
+    </w:p>
+    <w:p>
+      <w:pPr/>
+      <w:r>
+        <w:rPr>
+          <w:lang w:val="id_ID" w:bidi="id_ID"/>
+        </w:rPr>
+      </w:r>
+      <w:r>
+        <w:rPr>
+          <w:b/>
+          <w:lang w:val="id_ID" w:bidi="id_ID"/>
+        </w:rPr>
+        <w:t>γὰρ</w:t>
       </w:r>
     </w:p>
     <w:p>
@@ -3587,6 +4112,21 @@
       </w:r>
       <w:r>
         <w:rPr>
+          <w:b/>
+          <w:lang w:val="id_ID" w:bidi="id_ID"/>
+        </w:rPr>
+        <w:t>πνεῦμα δειλίας, ἀλλὰ δυνάμεως, καὶ ἀγάπης, καὶ σωφρονισμοῦ</w:t>
+      </w:r>
+    </w:p>
+    <w:p>
+      <w:pPr/>
+      <w:r>
+        <w:rPr>
+          <w:lang w:val="id_ID" w:bidi="id_ID"/>
+        </w:rPr>
+      </w:r>
+      <w:r>
+        <w:rPr>
           <w:lang w:val="id_ID" w:bidi="id_ID"/>
         </w:rPr>
         <w:t xml:space="preserve">Di sini, kata </w:t>
@@ -3681,6 +4221,21 @@
       </w:r>
       <w:r>
         <w:rPr>
+          <w:b/>
+          <w:lang w:val="id_ID" w:bidi="id_ID"/>
+        </w:rPr>
+        <w:t>δειλίας, ἀλλὰ δυνάμεως, καὶ ἀγάπης, καὶ σωφρονισμοῦ</w:t>
+      </w:r>
+    </w:p>
+    <w:p>
+      <w:pPr/>
+      <w:r>
+        <w:rPr>
+          <w:lang w:val="id_ID" w:bidi="id_ID"/>
+        </w:rPr>
+      </w:r>
+      <w:r>
+        <w:rPr>
           <w:lang w:val="id_ID" w:bidi="id_ID"/>
         </w:rPr>
         <w:t xml:space="preserve">Jika bahasa Anda tidak menggunakan kata benda abstrak untuk ide </w:t>
@@ -3801,6 +4356,21 @@
       </w:r>
       <w:r>
         <w:rPr>
+          <w:b/>
+          <w:lang w:val="id_ID" w:bidi="id_ID"/>
+        </w:rPr>
+        <w:t>σωφρονισμοῦ</w:t>
+      </w:r>
+    </w:p>
+    <w:p>
+      <w:pPr/>
+      <w:r>
+        <w:rPr>
+          <w:lang w:val="id_ID" w:bidi="id_ID"/>
+        </w:rPr>
+      </w:r>
+      <w:r>
+        <w:rPr>
           <w:lang w:val="id_ID" w:bidi="id_ID"/>
         </w:rPr>
         <w:t xml:space="preserve">Di sini, kata </w:t>
@@ -3882,6 +4452,21 @@
       </w:r>
       <w:r>
         <w:rPr>
+          <w:b/>
+          <w:lang w:val="id_ID" w:bidi="id_ID"/>
+        </w:rPr>
+        <w:t>οὖν</w:t>
+      </w:r>
+    </w:p>
+    <w:p>
+      <w:pPr/>
+      <w:r>
+        <w:rPr>
+          <w:lang w:val="id_ID" w:bidi="id_ID"/>
+        </w:rPr>
+      </w:r>
+      <w:r>
+        <w:rPr>
           <w:lang w:val="id_ID" w:bidi="id_ID"/>
         </w:rPr>
         <w:t xml:space="preserve">Di sini, kata </w:t>
@@ -3963,6 +4548,21 @@
       </w:r>
       <w:r>
         <w:rPr>
+          <w:b/>
+          <w:lang w:val="id_ID" w:bidi="id_ID"/>
+        </w:rPr>
+        <w:t>μὴ &amp; ἐπαισχυνθῇς τὸ μαρτύριον τοῦ Κυρίου ἡμῶν, μηδὲ ἐμὲ, τὸν δέσμιον αὐτοῦ</w:t>
+      </w:r>
+    </w:p>
+    <w:p>
+      <w:pPr/>
+      <w:r>
+        <w:rPr>
+          <w:lang w:val="id_ID" w:bidi="id_ID"/>
+        </w:rPr>
+      </w:r>
+      <w:r>
+        <w:rPr>
           <w:lang w:val="id_ID" w:bidi="id_ID"/>
         </w:rPr>
         <w:t>Jika bahasa Anda tidak menggunakan bentuk pasif ini, Anda dapat mengekspresikan ide dalam bentuk aktif atau dengan cara lain yang wajar dalam bahasa Anda. Terjemahan alternatif: "Janganlah kesaksian Tuhan kita, atau aku, tawanan-Nya, mempermalukan kamu"</w:t>
@@ -4031,6 +4631,21 @@
       </w:r>
       <w:r>
         <w:rPr>
+          <w:b/>
+          <w:lang w:val="id_ID" w:bidi="id_ID"/>
+        </w:rPr>
+        <w:t>τὸ μαρτύριον τοῦ Κυρίου ἡμῶν</w:t>
+      </w:r>
+    </w:p>
+    <w:p>
+      <w:pPr/>
+      <w:r>
+        <w:rPr>
+          <w:lang w:val="id_ID" w:bidi="id_ID"/>
+        </w:rPr>
+      </w:r>
+      <w:r>
+        <w:rPr>
           <w:lang w:val="id_ID" w:bidi="id_ID"/>
         </w:rPr>
         <w:t xml:space="preserve">Di sini, Paulus menggunakan bentuk posesif untuk menggambarkan </w:t>
@@ -4125,6 +4740,21 @@
       </w:r>
       <w:r>
         <w:rPr>
+          <w:b/>
+          <w:lang w:val="id_ID" w:bidi="id_ID"/>
+        </w:rPr>
+        <w:t>τὸν δέσμιον αὐτοῦ</w:t>
+      </w:r>
+    </w:p>
+    <w:p>
+      <w:pPr/>
+      <w:r>
+        <w:rPr>
+          <w:lang w:val="id_ID" w:bidi="id_ID"/>
+        </w:rPr>
+      </w:r>
+      <w:r>
+        <w:rPr>
           <w:lang w:val="id_ID" w:bidi="id_ID"/>
         </w:rPr>
         <w:t xml:space="preserve">Di sini, Paulus menggunakan bentuk posesif untuk menggambarkan dirinya sebagai </w:t>
@@ -4206,6 +4836,21 @@
       </w:r>
       <w:r>
         <w:rPr>
+          <w:b/>
+          <w:lang w:val="id_ID" w:bidi="id_ID"/>
+        </w:rPr>
+        <w:t>συνκακοπάθησον</w:t>
+      </w:r>
+    </w:p>
+    <w:p>
+      <w:pPr/>
+      <w:r>
+        <w:rPr>
+          <w:lang w:val="id_ID" w:bidi="id_ID"/>
+        </w:rPr>
+      </w:r>
+      <w:r>
+        <w:rPr>
           <w:lang w:val="id_ID" w:bidi="id_ID"/>
         </w:rPr>
         <w:t xml:space="preserve">Di sini, frasa </w:t>
@@ -4287,6 +4932,21 @@
       </w:r>
       <w:r>
         <w:rPr>
+          <w:b/>
+          <w:lang w:val="id_ID" w:bidi="id_ID"/>
+        </w:rPr>
+        <w:t>τῷ εὐαγγελίῳ</w:t>
+      </w:r>
+    </w:p>
+    <w:p>
+      <w:pPr/>
+      <w:r>
+        <w:rPr>
+          <w:lang w:val="id_ID" w:bidi="id_ID"/>
+        </w:rPr>
+      </w:r>
+      <w:r>
+        <w:rPr>
           <w:lang w:val="id_ID" w:bidi="id_ID"/>
         </w:rPr>
         <w:t xml:space="preserve">Di sini Paulus menyiratkan bahwa Timotius harus bersedia untuk menderita karena ia percaya dan memberitakan </w:t>
@@ -4368,6 +5028,21 @@
       </w:r>
       <w:r>
         <w:rPr>
+          <w:b/>
+          <w:lang w:val="id_ID" w:bidi="id_ID"/>
+        </w:rPr>
+        <w:t>κατὰ δύναμιν Θεοῦ</w:t>
+      </w:r>
+    </w:p>
+    <w:p>
+      <w:pPr/>
+      <w:r>
+        <w:rPr>
+          <w:lang w:val="id_ID" w:bidi="id_ID"/>
+        </w:rPr>
+      </w:r>
+      <w:r>
+        <w:rPr>
           <w:lang w:val="id_ID" w:bidi="id_ID"/>
         </w:rPr>
         <w:t xml:space="preserve">Jika bahasa Anda tidak menggunakan kata benda abstrak untuk ide </w:t>
@@ -4449,6 +5124,21 @@
       </w:r>
       <w:r>
         <w:rPr>
+          <w:b/>
+          <w:lang w:val="id_ID" w:bidi="id_ID"/>
+        </w:rPr>
+        <w:t>κλήσει ἁγίᾳ</w:t>
+      </w:r>
+    </w:p>
+    <w:p>
+      <w:pPr/>
+      <w:r>
+        <w:rPr>
+          <w:lang w:val="id_ID" w:bidi="id_ID"/>
+        </w:rPr>
+      </w:r>
+      <w:r>
+        <w:rPr>
           <w:lang w:val="id_ID" w:bidi="id_ID"/>
         </w:rPr>
         <w:t xml:space="preserve">Di sini, frasa </w:t>
@@ -4556,6 +5246,21 @@
       </w:r>
       <w:r>
         <w:rPr>
+          <w:b/>
+          <w:lang w:val="id_ID" w:bidi="id_ID"/>
+        </w:rPr>
+        <w:t>οὐ κατὰ τὰ ἔργα ἡμῶν, ἀλλὰ κατὰ ἰδίαν πρόθεσιν καὶ χάριν, τὴν δοθεῖσαν ἡμῖν</w:t>
+      </w:r>
+    </w:p>
+    <w:p>
+      <w:pPr/>
+      <w:r>
+        <w:rPr>
+          <w:lang w:val="id_ID" w:bidi="id_ID"/>
+        </w:rPr>
+      </w:r>
+      <w:r>
+        <w:rPr>
           <w:lang w:val="id_ID" w:bidi="id_ID"/>
         </w:rPr>
         <w:t xml:space="preserve">Jika bahasa Anda tidak menggunakan kata benda abstrak untuk gagasan </w:t>
@@ -4783,6 +5488,21 @@
       </w:r>
       <w:r>
         <w:rPr>
+          <w:b/>
+          <w:lang w:val="id_ID" w:bidi="id_ID"/>
+        </w:rPr>
+        <w:t>τὴν δοθεῖσαν</w:t>
+      </w:r>
+    </w:p>
+    <w:p>
+      <w:pPr/>
+      <w:r>
+        <w:rPr>
+          <w:lang w:val="id_ID" w:bidi="id_ID"/>
+        </w:rPr>
+      </w:r>
+      <w:r>
+        <w:rPr>
           <w:lang w:val="id_ID" w:bidi="id_ID"/>
         </w:rPr>
         <w:t>Jika bahasa Anda tidak menggunakan bentuk pasif ini, Anda dapat mengungkapkan gagasan tersebut dalam bentuk aktif atau dengan cara lain yang wajar dalam bahasa Anda. Jika Anda perlu mengatakan siapa yang melakukan tindakan tersebut, jelaslah dari konteksnya bahwa yang melakukan tindakan tersebut adalah Allah. Terjemahan alternatif: "yang diberikan Allah"</w:t>
@@ -4851,6 +5571,21 @@
       </w:r>
       <w:r>
         <w:rPr>
+          <w:b/>
+          <w:lang w:val="id_ID" w:bidi="id_ID"/>
+        </w:rPr>
+        <w:t>ἐν Χριστῷ Ἰησοῦ πρὸ χρόνων αἰωνίων</w:t>
+      </w:r>
+    </w:p>
+    <w:p>
+      <w:pPr/>
+      <w:r>
+        <w:rPr>
+          <w:lang w:val="id_ID" w:bidi="id_ID"/>
+        </w:rPr>
+      </w:r>
+      <w:r>
+        <w:rPr>
           <w:lang w:val="id_ID" w:bidi="id_ID"/>
         </w:rPr>
         <w:t xml:space="preserve">Di sini Paulus menggunakan metafora spasial </w:t>
@@ -4971,6 +5706,21 @@
       </w:r>
       <w:r>
         <w:rPr>
+          <w:b/>
+          <w:lang w:val="id_ID" w:bidi="id_ID"/>
+        </w:rPr>
+        <w:t>πρὸ χρόνων αἰωνίων</w:t>
+      </w:r>
+    </w:p>
+    <w:p>
+      <w:pPr/>
+      <w:r>
+        <w:rPr>
+          <w:lang w:val="id_ID" w:bidi="id_ID"/>
+        </w:rPr>
+      </w:r>
+      <w:r>
+        <w:rPr>
           <w:lang w:val="id_ID" w:bidi="id_ID"/>
         </w:rPr>
         <w:t xml:space="preserve">Di sini Paulus menunjukkan bahwa Allah melakukan hal ini </w:t>
@@ -5052,6 +5802,21 @@
       </w:r>
       <w:r>
         <w:rPr>
+          <w:b/>
+          <w:lang w:val="id_ID" w:bidi="id_ID"/>
+        </w:rPr>
+        <w:t>φανερωθεῖσαν δὲ νῦν</w:t>
+      </w:r>
+    </w:p>
+    <w:p>
+      <w:pPr/>
+      <w:r>
+        <w:rPr>
+          <w:lang w:val="id_ID" w:bidi="id_ID"/>
+        </w:rPr>
+      </w:r>
+      <w:r>
+        <w:rPr>
           <w:lang w:val="id_ID" w:bidi="id_ID"/>
         </w:rPr>
         <w:t>Jika bahasa Anda tidak menggunakan bentuk pasif ini, Anda dapat mengungkapkan gagasan tersebut dalam bentuk aktif atau dengan cara lain yang wajar dalam bahasa Anda. Jika Anda perlu mengatakan siapa yang melakukan tindakan tersebut, jelaslah dari konteksnya bahwa yang melakukan tindakan tersebut adalah Allah. Terjemahan alternatif: "yang sekarang telah Allah nyatakan" atau "yang sekarang telah Allah izinkan untuk diketahui oleh manusia"</w:t>
@@ -5120,6 +5885,21 @@
       </w:r>
       <w:r>
         <w:rPr>
+          <w:b/>
+          <w:lang w:val="id_ID" w:bidi="id_ID"/>
+        </w:rPr>
+        <w:t>διὰ τῆς ἐπιφανείας τοῦ Σωτῆρος ἡμῶν, Χριστοῦ Ἰησοῦ</w:t>
+      </w:r>
+    </w:p>
+    <w:p>
+      <w:pPr/>
+      <w:r>
+        <w:rPr>
+          <w:lang w:val="id_ID" w:bidi="id_ID"/>
+        </w:rPr>
+      </w:r>
+      <w:r>
+        <w:rPr>
           <w:lang w:val="id_ID" w:bidi="id_ID"/>
         </w:rPr>
         <w:t xml:space="preserve">Di sini, kata </w:t>
@@ -5201,6 +5981,21 @@
       </w:r>
       <w:r>
         <w:rPr>
+          <w:b/>
+          <w:lang w:val="id_ID" w:bidi="id_ID"/>
+        </w:rPr>
+        <w:t>καταργήσαντος μὲν τὸν θάνατον</w:t>
+      </w:r>
+    </w:p>
+    <w:p>
+      <w:pPr/>
+      <w:r>
+        <w:rPr>
+          <w:lang w:val="id_ID" w:bidi="id_ID"/>
+        </w:rPr>
+      </w:r>
+      <w:r>
+        <w:rPr>
           <w:lang w:val="id_ID" w:bidi="id_ID"/>
         </w:rPr>
         <w:t xml:space="preserve">Jika bahasa Anda tidak menggunakan kata benda abstrak untuk ide </w:t>
@@ -5282,6 +6077,21 @@
       </w:r>
       <w:r>
         <w:rPr>
+          <w:b/>
+          <w:lang w:val="id_ID" w:bidi="id_ID"/>
+        </w:rPr>
+        <w:t>φωτίσαντος δὲ ζωὴν καὶ ἀφθαρσίαν διὰ τοῦ εὐαγγελίου</w:t>
+      </w:r>
+    </w:p>
+    <w:p>
+      <w:pPr/>
+      <w:r>
+        <w:rPr>
+          <w:lang w:val="id_ID" w:bidi="id_ID"/>
+        </w:rPr>
+      </w:r>
+      <w:r>
+        <w:rPr>
           <w:lang w:val="id_ID" w:bidi="id_ID"/>
         </w:rPr>
         <w:t xml:space="preserve">Di sini Paulus berbicara seolah-olah Yesus menggunakan </w:t>
@@ -5415,6 +6225,21 @@
       </w:r>
       <w:r>
         <w:rPr>
+          <w:b/>
+          <w:lang w:val="id_ID" w:bidi="id_ID"/>
+        </w:rPr>
+        <w:t>ζωὴν καὶ ἀφθαρσίαν</w:t>
+      </w:r>
+    </w:p>
+    <w:p>
+      <w:pPr/>
+      <w:r>
+        <w:rPr>
+          <w:lang w:val="id_ID" w:bidi="id_ID"/>
+        </w:rPr>
+      </w:r>
+      <w:r>
+        <w:rPr>
           <w:lang w:val="id_ID" w:bidi="id_ID"/>
         </w:rPr>
         <w:t xml:space="preserve">Jika bahasa Anda tidak menggunakan kata benda abstrak untuk gagasan </w:t>
@@ -5509,6 +6334,21 @@
       </w:r>
       <w:r>
         <w:rPr>
+          <w:b/>
+          <w:lang w:val="id_ID" w:bidi="id_ID"/>
+        </w:rPr>
+        <w:t>ζωὴν καὶ ἀφθαρσίαν</w:t>
+      </w:r>
+    </w:p>
+    <w:p>
+      <w:pPr/>
+      <w:r>
+        <w:rPr>
+          <w:lang w:val="id_ID" w:bidi="id_ID"/>
+        </w:rPr>
+      </w:r>
+      <w:r>
+        <w:rPr>
           <w:lang w:val="id_ID" w:bidi="id_ID"/>
         </w:rPr>
         <w:t xml:space="preserve">Dua kata </w:t>
@@ -5629,6 +6469,21 @@
       </w:r>
       <w:r>
         <w:rPr>
+          <w:b/>
+          <w:lang w:val="id_ID" w:bidi="id_ID"/>
+        </w:rPr>
+        <w:t>ζωὴν</w:t>
+      </w:r>
+    </w:p>
+    <w:p>
+      <w:pPr/>
+      <w:r>
+        <w:rPr>
+          <w:lang w:val="id_ID" w:bidi="id_ID"/>
+        </w:rPr>
+      </w:r>
+      <w:r>
+        <w:rPr>
           <w:lang w:val="id_ID" w:bidi="id_ID"/>
         </w:rPr>
         <w:t>Di sini Paulus mengacu pada kehidupan baru yang kekal bersama Allah. Jika itu akan membantu dalam bahasa Anda, Anda dapat membuat gagasan itu lebih eksplisit. Terjemahan alternatif: "hidup yang kekal" atau "hidup yang baru bersama Allah"</w:t>
@@ -5697,6 +6552,21 @@
       </w:r>
       <w:r>
         <w:rPr>
+          <w:b/>
+          <w:lang w:val="id_ID" w:bidi="id_ID"/>
+        </w:rPr>
+        <w:t>εἰς ὃ</w:t>
+      </w:r>
+    </w:p>
+    <w:p>
+      <w:pPr/>
+      <w:r>
+        <w:rPr>
+          <w:lang w:val="id_ID" w:bidi="id_ID"/>
+        </w:rPr>
+      </w:r>
+      <w:r>
+        <w:rPr>
           <w:lang w:val="id_ID" w:bidi="id_ID"/>
         </w:rPr>
         <w:t xml:space="preserve">Di sini, kata ganti </w:t>
@@ -5778,6 +6648,21 @@
       </w:r>
       <w:r>
         <w:rPr>
+          <w:b/>
+          <w:lang w:val="id_ID" w:bidi="id_ID"/>
+        </w:rPr>
+        <w:t>ἐτέθην ἐγὼ</w:t>
+      </w:r>
+    </w:p>
+    <w:p>
+      <w:pPr/>
+      <w:r>
+        <w:rPr>
+          <w:lang w:val="id_ID" w:bidi="id_ID"/>
+        </w:rPr>
+      </w:r>
+      <w:r>
+        <w:rPr>
           <w:lang w:val="id_ID" w:bidi="id_ID"/>
         </w:rPr>
         <w:t>Jika bahasa Anda tidak menggunakan bentuk pasif ini, Anda dapat mengungkapkan gagasan tersebut dalam bentuk aktif atau dengan cara lain yang wajar dalam bahasa Anda. Jika Anda perlu mengatakan siapa yang melakukan tindakan tersebut, jelaslah dari konteksnya bahwa yang melakukan tindakan tersebut adalah Allah. Terjemahan alternatif: "Allah telah menetapkan aku"</w:t>
@@ -5846,6 +6731,21 @@
       </w:r>
       <w:r>
         <w:rPr>
+          <w:b/>
+          <w:lang w:val="id_ID" w:bidi="id_ID"/>
+        </w:rPr>
+        <w:t>κῆρυξ</w:t>
+      </w:r>
+    </w:p>
+    <w:p>
+      <w:pPr/>
+      <w:r>
+        <w:rPr>
+          <w:lang w:val="id_ID" w:bidi="id_ID"/>
+        </w:rPr>
+      </w:r>
+      <w:r>
+        <w:rPr>
           <w:lang w:val="id_ID" w:bidi="id_ID"/>
         </w:rPr>
         <w:t xml:space="preserve">Seorang </w:t>
@@ -5927,6 +6827,21 @@
       </w:r>
       <w:r>
         <w:rPr>
+          <w:b/>
+          <w:lang w:val="id_ID" w:bidi="id_ID"/>
+        </w:rPr>
+        <w:t>διδάσκαλος</w:t>
+      </w:r>
+    </w:p>
+    <w:p>
+      <w:pPr/>
+      <w:r>
+        <w:rPr>
+          <w:lang w:val="id_ID" w:bidi="id_ID"/>
+        </w:rPr>
+      </w:r>
+      <w:r>
+        <w:rPr>
           <w:lang w:val="id_ID" w:bidi="id_ID"/>
         </w:rPr>
         <w:t xml:space="preserve">Banyak naskah kuno yang berbunyi </w:t>
@@ -5997,6 +6912,21 @@
         <w:rPr>
           <w:lang w:val="id_ID" w:bidi="id_ID"/>
         </w:rPr>
+      </w:r>
+    </w:p>
+    <w:p>
+      <w:pPr/>
+      <w:r>
+        <w:rPr>
+          <w:lang w:val="id_ID" w:bidi="id_ID"/>
+        </w:rPr>
+      </w:r>
+      <w:r>
+        <w:rPr>
+          <w:b/>
+          <w:lang w:val="id_ID" w:bidi="id_ID"/>
+        </w:rPr>
+        <w:t>δι’ ἣν αἰτίαν</w:t>
       </w:r>
     </w:p>
     <w:p>
@@ -6094,6 +7024,21 @@
       </w:r>
       <w:r>
         <w:rPr>
+          <w:b/>
+          <w:lang w:val="id_ID" w:bidi="id_ID"/>
+        </w:rPr>
+        <w:t>καὶ ταῦτα πάσχω</w:t>
+      </w:r>
+    </w:p>
+    <w:p>
+      <w:pPr/>
+      <w:r>
+        <w:rPr>
+          <w:lang w:val="id_ID" w:bidi="id_ID"/>
+        </w:rPr>
+      </w:r>
+      <w:r>
+        <w:rPr>
           <w:lang w:val="id_ID" w:bidi="id_ID"/>
         </w:rPr>
         <w:t xml:space="preserve">Di sini Paulus tidak menyebutkan secara khusus </w:t>
@@ -6193,6 +7138,21 @@
       </w:r>
       <w:r>
         <w:rPr>
+          <w:b/>
+          <w:lang w:val="id_ID" w:bidi="id_ID"/>
+        </w:rPr>
+        <w:t>οὐκ ἐπαισχύνομαι</w:t>
+      </w:r>
+    </w:p>
+    <w:p>
+      <w:pPr/>
+      <w:r>
+        <w:rPr>
+          <w:lang w:val="id_ID" w:bidi="id_ID"/>
+        </w:rPr>
+      </w:r>
+      <w:r>
+        <w:rPr>
           <w:lang w:val="id_ID" w:bidi="id_ID"/>
         </w:rPr>
         <w:t>Jika bahasa Anda tidak menggunakan bentuk pasif ini, Anda dapat mengungkapkan ide tersebut dalam bentuk aktif atau dengan cara lain yang wajar dalam bahasa Anda. Jika Anda perlu mengatakan siapa yang akan melakukan tindakan tersebut, jelas dari konteksnya bahwa itu adalah hal-hal yang diderita oleh Paulus. Terjemahan alternatif: "yang tidak mempermalukan aku"</w:t>
@@ -6261,6 +7221,21 @@
       </w:r>
       <w:r>
         <w:rPr>
+          <w:b/>
+          <w:lang w:val="id_ID" w:bidi="id_ID"/>
+        </w:rPr>
+        <w:t>ᾧ</w:t>
+      </w:r>
+    </w:p>
+    <w:p>
+      <w:pPr/>
+      <w:r>
+        <w:rPr>
+          <w:lang w:val="id_ID" w:bidi="id_ID"/>
+        </w:rPr>
+      </w:r>
+      <w:r>
+        <w:rPr>
           <w:lang w:val="id_ID" w:bidi="id_ID"/>
         </w:rPr>
         <w:t xml:space="preserve">Kata ganti </w:t>
@@ -6342,6 +7317,21 @@
       </w:r>
       <w:r>
         <w:rPr>
+          <w:b/>
+          <w:lang w:val="id_ID" w:bidi="id_ID"/>
+        </w:rPr>
+        <w:t>πέπεισμαι</w:t>
+      </w:r>
+    </w:p>
+    <w:p>
+      <w:pPr/>
+      <w:r>
+        <w:rPr>
+          <w:lang w:val="id_ID" w:bidi="id_ID"/>
+        </w:rPr>
+      </w:r>
+      <w:r>
+        <w:rPr>
           <w:lang w:val="id_ID" w:bidi="id_ID"/>
         </w:rPr>
         <w:t>Jika bahasa Anda tidak menggunakan bentuk pasif ini, Anda dapat mengekspresikan ide dalam bentuk aktif atau dengan cara lain yang wajar dalam bahasa Anda. Terjemahan alternatif: "Saya yakin" atau "Saya tahu"</w:t>
@@ -6410,6 +7400,21 @@
       </w:r>
       <w:r>
         <w:rPr>
+          <w:b/>
+          <w:lang w:val="id_ID" w:bidi="id_ID"/>
+        </w:rPr>
+        <w:t>τὴν παραθήκην μου φυλάξαι</w:t>
+      </w:r>
+    </w:p>
+    <w:p>
+      <w:pPr/>
+      <w:r>
+        <w:rPr>
+          <w:lang w:val="id_ID" w:bidi="id_ID"/>
+        </w:rPr>
+      </w:r>
+      <w:r>
+        <w:rPr>
           <w:lang w:val="id_ID" w:bidi="id_ID"/>
         </w:rPr>
         <w:t xml:space="preserve">Di sini, Paulus menggunakan bentuk posesif untuk menggambarkan </w:t>
@@ -6491,6 +7496,21 @@
       </w:r>
       <w:r>
         <w:rPr>
+          <w:b/>
+          <w:lang w:val="id_ID" w:bidi="id_ID"/>
+        </w:rPr>
+        <w:t>τὴν παραθήκην μου φυλάξαι</w:t>
+      </w:r>
+    </w:p>
+    <w:p>
+      <w:pPr/>
+      <w:r>
+        <w:rPr>
+          <w:lang w:val="id_ID" w:bidi="id_ID"/>
+        </w:rPr>
+      </w:r>
+      <w:r>
+        <w:rPr>
           <w:lang w:val="id_ID" w:bidi="id_ID"/>
         </w:rPr>
         <w:t xml:space="preserve">Di sini Paulus berbicara seolah-olah Allah sedang menjaga </w:t>
@@ -6624,6 +7644,21 @@
       </w:r>
       <w:r>
         <w:rPr>
+          <w:b/>
+          <w:lang w:val="id_ID" w:bidi="id_ID"/>
+        </w:rPr>
+        <w:t>ἐκείνην τὴν ἡμέραν</w:t>
+      </w:r>
+    </w:p>
+    <w:p>
+      <w:pPr/>
+      <w:r>
+        <w:rPr>
+          <w:lang w:val="id_ID" w:bidi="id_ID"/>
+        </w:rPr>
+      </w:r>
+      <w:r>
+        <w:rPr>
           <w:lang w:val="id_ID" w:bidi="id_ID"/>
         </w:rPr>
         <w:t>Di sini Paulus mengacu pada saat yang tepat ketika Yesus akan datang kembali ke dunia ini, yang juga akan menjadi akhir dari periode waktu saat ini. Jika itu akan membantu dalam bahasa Anda, Anda dapat membuat gagasan itu lebih eksplisit. Terjemahan alternatif: "hari ketika Yesus akan datang kembali" atau "kedatangan Yesus yang kedua kali"</w:t>
@@ -6692,6 +7727,21 @@
       </w:r>
       <w:r>
         <w:rPr>
+          <w:b/>
+          <w:lang w:val="id_ID" w:bidi="id_ID"/>
+        </w:rPr>
+        <w:t>ὑποτύπωσιν ἔχε</w:t>
+      </w:r>
+    </w:p>
+    <w:p>
+      <w:pPr/>
+      <w:r>
+        <w:rPr>
+          <w:lang w:val="id_ID" w:bidi="id_ID"/>
+        </w:rPr>
+      </w:r>
+      <w:r>
+        <w:rPr>
           <w:lang w:val="id_ID" w:bidi="id_ID"/>
         </w:rPr>
         <w:t xml:space="preserve">Di sini Paulus mengindikasikan bahwa ia ingin Timotius mempertahankan bentuk dasar dan isi dari </w:t>
@@ -6773,6 +7823,21 @@
       </w:r>
       <w:r>
         <w:rPr>
+          <w:b/>
+          <w:lang w:val="id_ID" w:bidi="id_ID"/>
+        </w:rPr>
+        <w:t>ὑγιαινόντων λόγων</w:t>
+      </w:r>
+    </w:p>
+    <w:p>
+      <w:pPr/>
+      <w:r>
+        <w:rPr>
+          <w:lang w:val="id_ID" w:bidi="id_ID"/>
+        </w:rPr>
+      </w:r>
+      <w:r>
+        <w:rPr>
           <w:lang w:val="id_ID" w:bidi="id_ID"/>
         </w:rPr>
         <w:t xml:space="preserve">Di sini Paulus berbicara seolah-olah </w:t>
@@ -6880,6 +7945,21 @@
       </w:r>
       <w:r>
         <w:rPr>
+          <w:b/>
+          <w:lang w:val="id_ID" w:bidi="id_ID"/>
+        </w:rPr>
+        <w:t>ὑγιαινόντων λόγων</w:t>
+      </w:r>
+    </w:p>
+    <w:p>
+      <w:pPr/>
+      <w:r>
+        <w:rPr>
+          <w:lang w:val="id_ID" w:bidi="id_ID"/>
+        </w:rPr>
+      </w:r>
+      <w:r>
+        <w:rPr>
           <w:lang w:val="id_ID" w:bidi="id_ID"/>
         </w:rPr>
         <w:t xml:space="preserve">Di sini, </w:t>
@@ -6961,6 +8041,21 @@
       </w:r>
       <w:r>
         <w:rPr>
+          <w:b/>
+          <w:lang w:val="id_ID" w:bidi="id_ID"/>
+        </w:rPr>
+        <w:t>ἐν πίστει καὶ ἀγάπῃ τῇ ἐν Χριστῷ Ἰησοῦ</w:t>
+      </w:r>
+    </w:p>
+    <w:p>
+      <w:pPr/>
+      <w:r>
+        <w:rPr>
+          <w:lang w:val="id_ID" w:bidi="id_ID"/>
+        </w:rPr>
+      </w:r>
+      <w:r>
+        <w:rPr>
           <w:lang w:val="id_ID" w:bidi="id_ID"/>
         </w:rPr>
         <w:t xml:space="preserve">Jika bahasa Anda tidak menggunakan kata benda abstrak untuk gagasan mengenai kata </w:t>
@@ -7055,6 +8150,21 @@
       </w:r>
       <w:r>
         <w:rPr>
+          <w:b/>
+          <w:lang w:val="id_ID" w:bidi="id_ID"/>
+        </w:rPr>
+        <w:t>τῇ ἐν Χριστῷ Ἰησοῦ</w:t>
+      </w:r>
+    </w:p>
+    <w:p>
+      <w:pPr/>
+      <w:r>
+        <w:rPr>
+          <w:lang w:val="id_ID" w:bidi="id_ID"/>
+        </w:rPr>
+      </w:r>
+      <w:r>
+        <w:rPr>
           <w:lang w:val="id_ID" w:bidi="id_ID"/>
         </w:rPr>
         <w:t xml:space="preserve">Di sini, frasa </w:t>
@@ -7175,6 +8285,21 @@
       </w:r>
       <w:r>
         <w:rPr>
+          <w:b/>
+          <w:lang w:val="id_ID" w:bidi="id_ID"/>
+        </w:rPr>
+        <w:t>τῇ ἐν Χριστῷ Ἰησοῦ</w:t>
+      </w:r>
+    </w:p>
+    <w:p>
+      <w:pPr/>
+      <w:r>
+        <w:rPr>
+          <w:lang w:val="id_ID" w:bidi="id_ID"/>
+        </w:rPr>
+      </w:r>
+      <w:r>
+        <w:rPr>
           <w:lang w:val="id_ID" w:bidi="id_ID"/>
         </w:rPr>
         <w:t xml:space="preserve">Paulus menggunakan metafora spasial </w:t>
@@ -7347,6 +8472,21 @@
       </w:r>
       <w:r>
         <w:rPr>
+          <w:b/>
+          <w:lang w:val="id_ID" w:bidi="id_ID"/>
+        </w:rPr>
+        <w:t>τὴν καλὴν παραθήκην φύλαξον</w:t>
+      </w:r>
+    </w:p>
+    <w:p>
+      <w:pPr/>
+      <w:r>
+        <w:rPr>
+          <w:lang w:val="id_ID" w:bidi="id_ID"/>
+        </w:rPr>
+      </w:r>
+      <w:r>
+        <w:rPr>
           <w:lang w:val="id_ID" w:bidi="id_ID"/>
         </w:rPr>
         <w:t xml:space="preserve">Di sini, frasa </w:t>
@@ -7454,6 +8594,21 @@
       </w:r>
       <w:r>
         <w:rPr>
+          <w:b/>
+          <w:lang w:val="id_ID" w:bidi="id_ID"/>
+        </w:rPr>
+        <w:t>διὰ Πνεύματος Ἁγίου</w:t>
+      </w:r>
+    </w:p>
+    <w:p>
+      <w:pPr/>
+      <w:r>
+        <w:rPr>
+          <w:lang w:val="id_ID" w:bidi="id_ID"/>
+        </w:rPr>
+      </w:r>
+      <w:r>
+        <w:rPr>
           <w:lang w:val="id_ID" w:bidi="id_ID"/>
         </w:rPr>
         <w:t>Terjemahan alternatif: "dengan pertolongan Roh Kudus"</w:t>
@@ -7502,6 +8657,21 @@
       </w:r>
       <w:r>
         <w:rPr>
+          <w:b/>
+          <w:lang w:val="id_ID" w:bidi="id_ID"/>
+        </w:rPr>
+        <w:t>τοῦ ἐνοικοῦντος ἐν ἡμῖν</w:t>
+      </w:r>
+    </w:p>
+    <w:p>
+      <w:pPr/>
+      <w:r>
+        <w:rPr>
+          <w:lang w:val="id_ID" w:bidi="id_ID"/>
+        </w:rPr>
+      </w:r>
+      <w:r>
+        <w:rPr>
           <w:lang w:val="id_ID" w:bidi="id_ID"/>
         </w:rPr>
         <w:t xml:space="preserve">Di sini Paulus berbicara seolah-olah orang percaya adalah bangunan tempat </w:t>
@@ -7596,6 +8766,21 @@
       </w:r>
       <w:r>
         <w:rPr>
+          <w:b/>
+          <w:lang w:val="id_ID" w:bidi="id_ID"/>
+        </w:rPr>
+        <w:t>οἶδας τοῦτο, ὅτι</w:t>
+      </w:r>
+    </w:p>
+    <w:p>
+      <w:pPr/>
+      <w:r>
+        <w:rPr>
+          <w:lang w:val="id_ID" w:bidi="id_ID"/>
+        </w:rPr>
+      </w:r>
+      <w:r>
+        <w:rPr>
           <w:lang w:val="id_ID" w:bidi="id_ID"/>
         </w:rPr>
         <w:t xml:space="preserve">Di sini, kata </w:t>
@@ -7703,6 +8888,21 @@
       </w:r>
       <w:r>
         <w:rPr>
+          <w:b/>
+          <w:lang w:val="id_ID" w:bidi="id_ID"/>
+        </w:rPr>
+        <w:t>πάντες οἱ ἐν τῇ Ἀσίᾳ</w:t>
+      </w:r>
+    </w:p>
+    <w:p>
+      <w:pPr/>
+      <w:r>
+        <w:rPr>
+          <w:lang w:val="id_ID" w:bidi="id_ID"/>
+        </w:rPr>
+      </w:r>
+      <w:r>
+        <w:rPr>
           <w:lang w:val="id_ID" w:bidi="id_ID"/>
         </w:rPr>
         <w:t xml:space="preserve">Paulus mengatakan </w:t>
@@ -7784,6 +8984,21 @@
       </w:r>
       <w:r>
         <w:rPr>
+          <w:b/>
+          <w:lang w:val="id_ID" w:bidi="id_ID"/>
+        </w:rPr>
+        <w:t>οἱ ἐν τῇ Ἀσίᾳ</w:t>
+      </w:r>
+    </w:p>
+    <w:p>
+      <w:pPr/>
+      <w:r>
+        <w:rPr>
+          <w:lang w:val="id_ID" w:bidi="id_ID"/>
+        </w:rPr>
+      </w:r>
+      <w:r>
+        <w:rPr>
           <w:lang w:val="id_ID" w:bidi="id_ID"/>
         </w:rPr>
         <w:t xml:space="preserve">Di sini, frasa </w:t>
@@ -7891,6 +9106,21 @@
       </w:r>
       <w:r>
         <w:rPr>
+          <w:b/>
+          <w:lang w:val="id_ID" w:bidi="id_ID"/>
+        </w:rPr>
+        <w:t>ἀπεστράφησάν με</w:t>
+      </w:r>
+    </w:p>
+    <w:p>
+      <w:pPr/>
+      <w:r>
+        <w:rPr>
+          <w:lang w:val="id_ID" w:bidi="id_ID"/>
+        </w:rPr>
+      </w:r>
+      <w:r>
+        <w:rPr>
           <w:lang w:val="id_ID" w:bidi="id_ID"/>
         </w:rPr>
         <w:t xml:space="preserve">Di sini Paulus berbicara tentang orang-orang yang berhenti mendengarkan dan menolongnya seolah-olah mereka </w:t>
@@ -7972,6 +9202,21 @@
       </w:r>
       <w:r>
         <w:rPr>
+          <w:b/>
+          <w:lang w:val="id_ID" w:bidi="id_ID"/>
+        </w:rPr>
+        <w:t>ἀπεστράφησάν με</w:t>
+      </w:r>
+    </w:p>
+    <w:p>
+      <w:pPr/>
+      <w:r>
+        <w:rPr>
+          <w:lang w:val="id_ID" w:bidi="id_ID"/>
+        </w:rPr>
+      </w:r>
+      <w:r>
+        <w:rPr>
           <w:lang w:val="id_ID" w:bidi="id_ID"/>
         </w:rPr>
         <w:t xml:space="preserve">Di sini Paulus menyiratkan bahwa orang-orang ini </w:t>
@@ -8053,6 +9298,21 @@
       </w:r>
       <w:r>
         <w:rPr>
+          <w:b/>
+          <w:lang w:val="id_ID" w:bidi="id_ID"/>
+        </w:rPr>
+        <w:t>Φύγελος &amp; Ἑρμογένης</w:t>
+      </w:r>
+    </w:p>
+    <w:p>
+      <w:pPr/>
+      <w:r>
+        <w:rPr>
+          <w:lang w:val="id_ID" w:bidi="id_ID"/>
+        </w:rPr>
+      </w:r>
+      <w:r>
+        <w:rPr>
           <w:lang w:val="id_ID" w:bidi="id_ID"/>
         </w:rPr>
         <w:t xml:space="preserve">Kata </w:t>
@@ -8147,6 +9407,21 @@
       </w:r>
       <w:r>
         <w:rPr>
+          <w:b/>
+          <w:lang w:val="id_ID" w:bidi="id_ID"/>
+        </w:rPr>
+        <w:t>δῴη ἔλεος ὁ Κύριος τῷ Ὀνησιφόρου οἴκῳ</w:t>
+      </w:r>
+    </w:p>
+    <w:p>
+      <w:pPr/>
+      <w:r>
+        <w:rPr>
+          <w:lang w:val="id_ID" w:bidi="id_ID"/>
+        </w:rPr>
+      </w:r>
+      <w:r>
+        <w:rPr>
           <w:lang w:val="id_ID" w:bidi="id_ID"/>
         </w:rPr>
         <w:t xml:space="preserve">Di sini Paulus meminta Allah untuk memberkati keluarga </w:t>
@@ -8228,6 +9503,21 @@
       </w:r>
       <w:r>
         <w:rPr>
+          <w:b/>
+          <w:lang w:val="id_ID" w:bidi="id_ID"/>
+        </w:rPr>
+        <w:t>δῴη ἔλεος ὁ Κύριος</w:t>
+      </w:r>
+    </w:p>
+    <w:p>
+      <w:pPr/>
+      <w:r>
+        <w:rPr>
+          <w:lang w:val="id_ID" w:bidi="id_ID"/>
+        </w:rPr>
+      </w:r>
+      <w:r>
+        <w:rPr>
           <w:lang w:val="id_ID" w:bidi="id_ID"/>
         </w:rPr>
         <w:t xml:space="preserve">Jika bahasa Anda tidak menggunakan kata benda abstrak untuk ide </w:t>
@@ -8309,6 +9599,21 @@
       </w:r>
       <w:r>
         <w:rPr>
+          <w:b/>
+          <w:lang w:val="id_ID" w:bidi="id_ID"/>
+        </w:rPr>
+        <w:t>Ὀνησιφόρου</w:t>
+      </w:r>
+    </w:p>
+    <w:p>
+      <w:pPr/>
+      <w:r>
+        <w:rPr>
+          <w:lang w:val="id_ID" w:bidi="id_ID"/>
+        </w:rPr>
+      </w:r>
+      <w:r>
+        <w:rPr>
           <w:lang w:val="id_ID" w:bidi="id_ID"/>
         </w:rPr>
         <w:t xml:space="preserve">Kata </w:t>
@@ -8390,6 +9695,21 @@
       </w:r>
       <w:r>
         <w:rPr>
+          <w:b/>
+          <w:lang w:val="id_ID" w:bidi="id_ID"/>
+        </w:rPr>
+        <w:t>τὴν ἅλυσίν μου οὐκ ἐπησχύνθη</w:t>
+      </w:r>
+    </w:p>
+    <w:p>
+      <w:pPr/>
+      <w:r>
+        <w:rPr>
+          <w:lang w:val="id_ID" w:bidi="id_ID"/>
+        </w:rPr>
+      </w:r>
+      <w:r>
+        <w:rPr>
           <w:lang w:val="id_ID" w:bidi="id_ID"/>
         </w:rPr>
         <w:t>Jika bahasa Anda tidak menggunakan bentuk pasif ini, Anda dapat mengekspresikan ide dalam bentuk aktif atau dengan cara lain yang wajar dalam bahasa Anda. Terjemahan alternatif: "pemenjaraanku tidak mempermalukannya"</w:t>
@@ -8458,6 +9778,21 @@
       </w:r>
       <w:r>
         <w:rPr>
+          <w:b/>
+          <w:lang w:val="id_ID" w:bidi="id_ID"/>
+        </w:rPr>
+        <w:t>τὴν ἅλυσίν μου</w:t>
+      </w:r>
+    </w:p>
+    <w:p>
+      <w:pPr/>
+      <w:r>
+        <w:rPr>
+          <w:lang w:val="id_ID" w:bidi="id_ID"/>
+        </w:rPr>
+      </w:r>
+      <w:r>
+        <w:rPr>
           <w:lang w:val="id_ID" w:bidi="id_ID"/>
         </w:rPr>
         <w:t xml:space="preserve">Di sini, </w:t>
@@ -8539,6 +9874,21 @@
       </w:r>
       <w:r>
         <w:rPr>
+          <w:b/>
+          <w:lang w:val="id_ID" w:bidi="id_ID"/>
+        </w:rPr>
+        <w:t>ἀλλὰ</w:t>
+      </w:r>
+    </w:p>
+    <w:p>
+      <w:pPr/>
+      <w:r>
+        <w:rPr>
+          <w:lang w:val="id_ID" w:bidi="id_ID"/>
+        </w:rPr>
+      </w:r>
+      <w:r>
+        <w:rPr>
           <w:lang w:val="id_ID" w:bidi="id_ID"/>
         </w:rPr>
         <w:t xml:space="preserve">Di sini, kata </w:t>
@@ -8633,6 +9983,21 @@
       </w:r>
       <w:r>
         <w:rPr>
+          <w:b/>
+          <w:lang w:val="id_ID" w:bidi="id_ID"/>
+        </w:rPr>
+        <w:t>ἐν Ῥώμῃ</w:t>
+      </w:r>
+    </w:p>
+    <w:p>
+      <w:pPr/>
+      <w:r>
+        <w:rPr>
+          <w:lang w:val="id_ID" w:bidi="id_ID"/>
+        </w:rPr>
+      </w:r>
+      <w:r>
+        <w:rPr>
           <w:lang w:val="id_ID" w:bidi="id_ID"/>
         </w:rPr>
         <w:t xml:space="preserve">Di sini Paulus menyiratkan bahwa ia berada di penjara di </w:t>
@@ -8714,6 +10079,21 @@
       </w:r>
       <w:r>
         <w:rPr>
+          <w:b/>
+          <w:lang w:val="id_ID" w:bidi="id_ID"/>
+        </w:rPr>
+        <w:t>(δῴη αὐτῷ ὁ Κύριος, εὑρεῖν ἔλεος παρὰ Κυρίου ἐν ἐκείνῃ τῇ ἡμέρᾳ), καὶ ὅσα ἐν Ἐφέσῳ διηκόνησεν, βέλτιον σὺ γινώσκεις</w:t>
+      </w:r>
+    </w:p>
+    <w:p>
+      <w:pPr/>
+      <w:r>
+        <w:rPr>
+          <w:lang w:val="id_ID" w:bidi="id_ID"/>
+        </w:rPr>
+      </w:r>
+      <w:r>
+        <w:rPr>
           <w:lang w:val="id_ID" w:bidi="id_ID"/>
         </w:rPr>
         <w:t>Jika akan membantu dalam bahasa Anda, Anda dapat membalikkan urutan kalimat-kalimat ini, karena kalimat kedua terus menjelaskan apa yang dilakukan Onesiforus, seperti yang dilakukan ayat sebelumnya. Terjemahan alternatif: "Dan selama ia melayani di Efesus, kamu tahu betul. Semoga Tuhan memberikan kepadanya belas kasihan dari Tuhan pada hari itu"</w:t>
@@ -8771,6 +10151,21 @@
         <w:rPr>
           <w:lang w:val="id_ID" w:bidi="id_ID"/>
         </w:rPr>
+      </w:r>
+    </w:p>
+    <w:p>
+      <w:pPr/>
+      <w:r>
+        <w:rPr>
+          <w:lang w:val="id_ID" w:bidi="id_ID"/>
+        </w:rPr>
+      </w:r>
+      <w:r>
+        <w:rPr>
+          <w:b/>
+          <w:lang w:val="id_ID" w:bidi="id_ID"/>
+        </w:rPr>
+        <w:t>δῴη αὐτῷ ὁ Κύριος, εὑρεῖν ἔλεος παρὰ Κυρίου</w:t>
       </w:r>
     </w:p>
     <w:p>
@@ -8868,6 +10263,21 @@
       </w:r>
       <w:r>
         <w:rPr>
+          <w:b/>
+          <w:lang w:val="id_ID" w:bidi="id_ID"/>
+        </w:rPr>
+        <w:t>εὑρεῖν ἔλεος παρὰ Κυρίου</w:t>
+      </w:r>
+    </w:p>
+    <w:p>
+      <w:pPr/>
+      <w:r>
+        <w:rPr>
+          <w:lang w:val="id_ID" w:bidi="id_ID"/>
+        </w:rPr>
+      </w:r>
+      <w:r>
+        <w:rPr>
           <w:lang w:val="id_ID" w:bidi="id_ID"/>
         </w:rPr>
         <w:t xml:space="preserve">Di sini Paulus berbicara tentang </w:t>
@@ -8962,6 +10372,21 @@
       </w:r>
       <w:r>
         <w:rPr>
+          <w:b/>
+          <w:lang w:val="id_ID" w:bidi="id_ID"/>
+        </w:rPr>
+        <w:t>εὑρεῖν ἔλεος παρὰ Κυρίου</w:t>
+      </w:r>
+    </w:p>
+    <w:p>
+      <w:pPr/>
+      <w:r>
+        <w:rPr>
+          <w:lang w:val="id_ID" w:bidi="id_ID"/>
+        </w:rPr>
+      </w:r>
+      <w:r>
+        <w:rPr>
           <w:lang w:val="id_ID" w:bidi="id_ID"/>
         </w:rPr>
         <w:t xml:space="preserve">Jika bahasa Anda tidak menggunakan kata benda abstrak untuk ide </w:t>
@@ -9043,6 +10468,21 @@
       </w:r>
       <w:r>
         <w:rPr>
+          <w:b/>
+          <w:lang w:val="id_ID" w:bidi="id_ID"/>
+        </w:rPr>
+        <w:t>ἐν ἐκείνῃ τῇ ἡμέρᾳ</w:t>
+      </w:r>
+    </w:p>
+    <w:p>
+      <w:pPr/>
+      <w:r>
+        <w:rPr>
+          <w:lang w:val="id_ID" w:bidi="id_ID"/>
+        </w:rPr>
+      </w:r>
+      <w:r>
+        <w:rPr>
           <w:lang w:val="id_ID" w:bidi="id_ID"/>
         </w:rPr>
         <w:t>Di sini Paulus mengacu pada saat yang tepat ketika Yesus akan kembali ke dunia ini, yang juga akan menjadi saat Ia menghakimi semua orang. Jika itu akan membantu dalam bahasa Anda, Anda dapat membuat gagasan itu lebih eksplisit. Terjemahan alternatif: "pada hari ketika Yesus datang kembali" atau "pada penghakiman terakhir"</w:t>
@@ -9111,6 +10551,21 @@
       </w:r>
       <w:r>
         <w:rPr>
+          <w:b/>
+          <w:lang w:val="id_ID" w:bidi="id_ID"/>
+        </w:rPr>
+        <w:t>ὅσα &amp; διηκόνησεν</w:t>
+      </w:r>
+    </w:p>
+    <w:p>
+      <w:pPr/>
+      <w:r>
+        <w:rPr>
+          <w:lang w:val="id_ID" w:bidi="id_ID"/>
+        </w:rPr>
+      </w:r>
+      <w:r>
+        <w:rPr>
           <w:lang w:val="id_ID" w:bidi="id_ID"/>
         </w:rPr>
         <w:t xml:space="preserve">Di sini Paulus mungkin menyiratkan bahwa Onesiforus </w:t>
@@ -9181,6 +10636,21 @@
         <w:rPr>
           <w:lang w:val="id_ID" w:bidi="id_ID"/>
         </w:rPr>
+      </w:r>
+    </w:p>
+    <w:p>
+      <w:pPr/>
+      <w:r>
+        <w:rPr>
+          <w:lang w:val="id_ID" w:bidi="id_ID"/>
+        </w:rPr>
+      </w:r>
+      <w:r>
+        <w:rPr>
+          <w:b/>
+          <w:lang w:val="id_ID" w:bidi="id_ID"/>
+        </w:rPr>
+        <w:t>σὺ οὖν</w:t>
       </w:r>
     </w:p>
     <w:p>
@@ -9291,6 +10761,21 @@
       </w:r>
       <w:r>
         <w:rPr>
+          <w:b/>
+          <w:lang w:val="id_ID" w:bidi="id_ID"/>
+        </w:rPr>
+        <w:t>τέκνον μου</w:t>
+      </w:r>
+    </w:p>
+    <w:p>
+      <w:pPr/>
+      <w:r>
+        <w:rPr>
+          <w:lang w:val="id_ID" w:bidi="id_ID"/>
+        </w:rPr>
+      </w:r>
+      <w:r>
+        <w:rPr>
           <w:lang w:val="id_ID" w:bidi="id_ID"/>
         </w:rPr>
         <w:t xml:space="preserve">Paulus berbicara tentang hubungannya yang dekat dengan Timotius seolah-olah Timotius adalah </w:t>
@@ -9372,6 +10857,21 @@
       </w:r>
       <w:r>
         <w:rPr>
+          <w:b/>
+          <w:lang w:val="id_ID" w:bidi="id_ID"/>
+        </w:rPr>
+        <w:t>ἐνδυναμοῦ</w:t>
+      </w:r>
+    </w:p>
+    <w:p>
+      <w:pPr/>
+      <w:r>
+        <w:rPr>
+          <w:lang w:val="id_ID" w:bidi="id_ID"/>
+        </w:rPr>
+      </w:r>
+      <w:r>
+        <w:rPr>
           <w:lang w:val="id_ID" w:bidi="id_ID"/>
         </w:rPr>
         <w:t>Jika bahasa Anda tidak menggunakan bentuk pasif ini, Anda dapat mengungkapkan gagasan tersebut dalam bentuk aktif atau dengan cara lain yang wajar dalam bahasa Anda. Jika Anda perlu mengatakan siapa yang melakukan tindakan tersebut, Anda dapat mengindikasikan bahwa yang melakukan tindakan tersebut adalah: (1) Allah. Terjemahan alternatif: "Biarlah Allah menguatkan engkau" (2) Timotius sendiri. Terjemahan alternatif: "kuatkanlah dirimu"</w:t>
@@ -9440,6 +10940,21 @@
       </w:r>
       <w:r>
         <w:rPr>
+          <w:b/>
+          <w:lang w:val="id_ID" w:bidi="id_ID"/>
+        </w:rPr>
+        <w:t>ἐν τῇ χάριτι τῇ ἐν Χριστῷ Ἰησοῦ</w:t>
+      </w:r>
+    </w:p>
+    <w:p>
+      <w:pPr/>
+      <w:r>
+        <w:rPr>
+          <w:lang w:val="id_ID" w:bidi="id_ID"/>
+        </w:rPr>
+      </w:r>
+      <w:r>
+        <w:rPr>
           <w:lang w:val="id_ID" w:bidi="id_ID"/>
         </w:rPr>
         <w:t xml:space="preserve">Jika bahasa Anda tidak menggunakan kata benda abstrak untuk ide </w:t>
@@ -9521,6 +11036,21 @@
       </w:r>
       <w:r>
         <w:rPr>
+          <w:b/>
+          <w:lang w:val="id_ID" w:bidi="id_ID"/>
+        </w:rPr>
+        <w:t>ἐν τῇ χάριτι</w:t>
+      </w:r>
+    </w:p>
+    <w:p>
+      <w:pPr/>
+      <w:r>
+        <w:rPr>
+          <w:lang w:val="id_ID" w:bidi="id_ID"/>
+        </w:rPr>
+      </w:r>
+      <w:r>
+        <w:rPr>
           <w:lang w:val="id_ID" w:bidi="id_ID"/>
         </w:rPr>
         <w:t xml:space="preserve">Di sini, kata </w:t>
@@ -9628,6 +11158,21 @@
       </w:r>
       <w:r>
         <w:rPr>
+          <w:b/>
+          <w:lang w:val="id_ID" w:bidi="id_ID"/>
+        </w:rPr>
+        <w:t>τῇ ἐν Χριστῷ Ἰησοῦ</w:t>
+      </w:r>
+    </w:p>
+    <w:p>
+      <w:pPr/>
+      <w:r>
+        <w:rPr>
+          <w:lang w:val="id_ID" w:bidi="id_ID"/>
+        </w:rPr>
+      </w:r>
+      <w:r>
+        <w:rPr>
           <w:lang w:val="id_ID" w:bidi="id_ID"/>
         </w:rPr>
         <w:t xml:space="preserve">Di sini Paulus menggunakan metafora spasial </w:t>
@@ -9774,6 +11319,21 @@
       </w:r>
       <w:r>
         <w:rPr>
+          <w:b/>
+          <w:lang w:val="id_ID" w:bidi="id_ID"/>
+        </w:rPr>
+        <w:t>διὰ πολλῶν μαρτύρων</w:t>
+      </w:r>
+    </w:p>
+    <w:p>
+      <w:pPr/>
+      <w:r>
+        <w:rPr>
+          <w:lang w:val="id_ID" w:bidi="id_ID"/>
+        </w:rPr>
+      </w:r>
+      <w:r>
+        <w:rPr>
           <w:lang w:val="id_ID" w:bidi="id_ID"/>
         </w:rPr>
         <w:t xml:space="preserve">Di sini, frasa </w:t>
@@ -9855,6 +11415,21 @@
       </w:r>
       <w:r>
         <w:rPr>
+          <w:b/>
+          <w:lang w:val="id_ID" w:bidi="id_ID"/>
+        </w:rPr>
+        <w:t>ταῦτα παράθου</w:t>
+      </w:r>
+    </w:p>
+    <w:p>
+      <w:pPr/>
+      <w:r>
+        <w:rPr>
+          <w:lang w:val="id_ID" w:bidi="id_ID"/>
+        </w:rPr>
+      </w:r>
+      <w:r>
+        <w:rPr>
           <w:lang w:val="id_ID" w:bidi="id_ID"/>
         </w:rPr>
         <w:t xml:space="preserve">Paulus berbicara tentang ajarannya seolah-olah ajarannya adalah benda yang dapat Timotius </w:t>
@@ -9936,6 +11511,21 @@
       </w:r>
       <w:r>
         <w:rPr>
+          <w:b/>
+          <w:lang w:val="id_ID" w:bidi="id_ID"/>
+        </w:rPr>
+        <w:t>πιστοῖς ἀνθρώποις</w:t>
+      </w:r>
+    </w:p>
+    <w:p>
+      <w:pPr/>
+      <w:r>
+        <w:rPr>
+          <w:lang w:val="id_ID" w:bidi="id_ID"/>
+        </w:rPr>
+      </w:r>
+      <w:r>
+        <w:rPr>
           <w:lang w:val="id_ID" w:bidi="id_ID"/>
         </w:rPr>
         <w:t xml:space="preserve">Meskipun istilah </w:t>
@@ -10017,6 +11607,21 @@
       </w:r>
       <w:r>
         <w:rPr>
+          <w:b/>
+          <w:lang w:val="id_ID" w:bidi="id_ID"/>
+        </w:rPr>
+        <w:t>συνκακοπάθησον</w:t>
+      </w:r>
+    </w:p>
+    <w:p>
+      <w:pPr/>
+      <w:r>
+        <w:rPr>
+          <w:lang w:val="id_ID" w:bidi="id_ID"/>
+        </w:rPr>
+      </w:r>
+      <w:r>
+        <w:rPr>
           <w:lang w:val="id_ID" w:bidi="id_ID"/>
         </w:rPr>
         <w:t>Di sini, frasa "menderitalah bersama" dapat menunjukkan bahwa Timotius harus menderita bersama: (1) Paulus. Terjemahan alternatif: "Menderita bersama-sama dengan aku" (2) semua orang Kristen yang menderita. Terjemahan alternatif: "Menderita bersama-sama dengan orang-orang percaya lainnya"</w:t>
@@ -10085,6 +11690,21 @@
       </w:r>
       <w:r>
         <w:rPr>
+          <w:b/>
+          <w:lang w:val="id_ID" w:bidi="id_ID"/>
+        </w:rPr>
+        <w:t>συνκακοπάθησον</w:t>
+      </w:r>
+    </w:p>
+    <w:p>
+      <w:pPr/>
+      <w:r>
+        <w:rPr>
+          <w:lang w:val="id_ID" w:bidi="id_ID"/>
+        </w:rPr>
+      </w:r>
+      <w:r>
+        <w:rPr>
           <w:lang w:val="id_ID" w:bidi="id_ID"/>
         </w:rPr>
         <w:t xml:space="preserve">Banyak naskah kuno yang berbunyi </w:t>
@@ -10166,6 +11786,21 @@
       </w:r>
       <w:r>
         <w:rPr>
+          <w:b/>
+          <w:lang w:val="id_ID" w:bidi="id_ID"/>
+        </w:rPr>
+        <w:t>ὡς καλὸς στρατιώτης Ἰησοῦ Χριστοῦ</w:t>
+      </w:r>
+    </w:p>
+    <w:p>
+      <w:pPr/>
+      <w:r>
+        <w:rPr>
+          <w:lang w:val="id_ID" w:bidi="id_ID"/>
+        </w:rPr>
+      </w:r>
+      <w:r>
+        <w:rPr>
           <w:lang w:val="id_ID" w:bidi="id_ID"/>
         </w:rPr>
         <w:t xml:space="preserve">Di sini Paulus berbicara seolah-olah Timotius adalah seorang </w:t>
@@ -10288,6 +11923,21 @@
         <w:rPr>
           <w:lang w:val="id_ID" w:bidi="id_ID"/>
         </w:rPr>
+      </w:r>
+    </w:p>
+    <w:p>
+      <w:pPr/>
+      <w:r>
+        <w:rPr>
+          <w:lang w:val="id_ID" w:bidi="id_ID"/>
+        </w:rPr>
+      </w:r>
+      <w:r>
+        <w:rPr>
+          <w:b/>
+          <w:lang w:val="id_ID" w:bidi="id_ID"/>
+        </w:rPr>
+        <w:t>οὐδεὶς στρατευόμενος ἐμπλέκεται ταῖς τοῦ βίου πραγματίαις, ἵνα τῷ στρατολογήσαντι ἀρέσῃ</w:t>
       </w:r>
     </w:p>
     <w:p>
@@ -10429,6 +12079,21 @@
       </w:r>
       <w:r>
         <w:rPr>
+          <w:b/>
+          <w:lang w:val="id_ID" w:bidi="id_ID"/>
+        </w:rPr>
+        <w:t>ἐμπλέκεται ταῖς τοῦ βίου πραγματίαις</w:t>
+      </w:r>
+    </w:p>
+    <w:p>
+      <w:pPr/>
+      <w:r>
+        <w:rPr>
+          <w:lang w:val="id_ID" w:bidi="id_ID"/>
+        </w:rPr>
+      </w:r>
+      <w:r>
+        <w:rPr>
           <w:lang w:val="id_ID" w:bidi="id_ID"/>
         </w:rPr>
         <w:t xml:space="preserve">Paulus berbicara tentang </w:t>
@@ -10523,6 +12188,21 @@
       </w:r>
       <w:r>
         <w:rPr>
+          <w:b/>
+          <w:lang w:val="id_ID" w:bidi="id_ID"/>
+        </w:rPr>
+        <w:t>ἐμπλέκεται</w:t>
+      </w:r>
+    </w:p>
+    <w:p>
+      <w:pPr/>
+      <w:r>
+        <w:rPr>
+          <w:lang w:val="id_ID" w:bidi="id_ID"/>
+        </w:rPr>
+      </w:r>
+      <w:r>
+        <w:rPr>
           <w:lang w:val="id_ID" w:bidi="id_ID"/>
         </w:rPr>
         <w:t>Jika bahasa Anda tidak menggunakan bentuk pasif ini, Anda dapat mengekspresikan ide dalam bentuk aktif atau dengan cara lain yang wajar dalam bahasa Anda. Terjemahan alternatif: "menjerat dirinya sendiri"</w:t>
@@ -10591,6 +12271,21 @@
       </w:r>
       <w:r>
         <w:rPr>
+          <w:b/>
+          <w:lang w:val="id_ID" w:bidi="id_ID"/>
+        </w:rPr>
+        <w:t>ταῖς τοῦ βίου πραγματίαις</w:t>
+      </w:r>
+    </w:p>
+    <w:p>
+      <w:pPr/>
+      <w:r>
+        <w:rPr>
+          <w:lang w:val="id_ID" w:bidi="id_ID"/>
+        </w:rPr>
+      </w:r>
+      <w:r>
+        <w:rPr>
           <w:lang w:val="id_ID" w:bidi="id_ID"/>
         </w:rPr>
         <w:t xml:space="preserve">Di sini, frasa </w:t>
@@ -10672,6 +12367,21 @@
       </w:r>
       <w:r>
         <w:rPr>
+          <w:b/>
+          <w:lang w:val="id_ID" w:bidi="id_ID"/>
+        </w:rPr>
+        <w:t>τῷ στρατολογήσαντι</w:t>
+      </w:r>
+    </w:p>
+    <w:p>
+      <w:pPr/>
+      <w:r>
+        <w:rPr>
+          <w:lang w:val="id_ID" w:bidi="id_ID"/>
+        </w:rPr>
+      </w:r>
+      <w:r>
+        <w:rPr>
           <w:lang w:val="id_ID" w:bidi="id_ID"/>
         </w:rPr>
         <w:t>Terjemahan alternatif: "pemimpinnya" atau "orang yang memerintahkannya"</w:t>
@@ -10720,6 +12430,21 @@
       </w:r>
       <w:r>
         <w:rPr>
+          <w:b/>
+          <w:lang w:val="id_ID" w:bidi="id_ID"/>
+        </w:rPr>
+        <w:t>δὲ καὶ</w:t>
+      </w:r>
+    </w:p>
+    <w:p>
+      <w:pPr/>
+      <w:r>
+        <w:rPr>
+          <w:lang w:val="id_ID" w:bidi="id_ID"/>
+        </w:rPr>
+      </w:r>
+      <w:r>
+        <w:rPr>
           <w:lang w:val="id_ID" w:bidi="id_ID"/>
         </w:rPr>
         <w:t xml:space="preserve">Di sini, frasa </w:t>
@@ -10803,6 +12528,21 @@
         <w:rPr>
           <w:lang w:val="id_ID" w:bidi="id_ID"/>
         </w:rPr>
+      </w:r>
+    </w:p>
+    <w:p>
+      <w:pPr/>
+      <w:r>
+        <w:rPr>
+          <w:lang w:val="id_ID" w:bidi="id_ID"/>
+        </w:rPr>
+      </w:r>
+      <w:r>
+        <w:rPr>
+          <w:b/>
+          <w:lang w:val="id_ID" w:bidi="id_ID"/>
+        </w:rPr>
+        <w:t>ἐὰν &amp; ἀθλῇ τις, οὐ στεφανοῦται, ἐὰν μὴ νομίμως ἀθλήσῃ</w:t>
       </w:r>
     </w:p>
     <w:p>
@@ -10975,6 +12715,21 @@
       </w:r>
       <w:r>
         <w:rPr>
+          <w:b/>
+          <w:lang w:val="id_ID" w:bidi="id_ID"/>
+        </w:rPr>
+        <w:t>ἐὰν &amp; ἀθλῇ τις, οὐ στεφανοῦται, ἐὰν μὴ νομίμως ἀθλήσῃ</w:t>
+      </w:r>
+    </w:p>
+    <w:p>
+      <w:pPr/>
+      <w:r>
+        <w:rPr>
+          <w:lang w:val="id_ID" w:bidi="id_ID"/>
+        </w:rPr>
+      </w:r>
+      <w:r>
+        <w:rPr>
           <w:lang w:val="id_ID" w:bidi="id_ID"/>
         </w:rPr>
         <w:t xml:space="preserve">Di sini Paulus menggunakan situasi imajiner untuk menunjukkan apa yang terjadi jika para atlet tidak bertanding </w:t>
@@ -11056,6 +12811,21 @@
       </w:r>
       <w:r>
         <w:rPr>
+          <w:b/>
+          <w:lang w:val="id_ID" w:bidi="id_ID"/>
+        </w:rPr>
+        <w:t>ἀθλῇ</w:t>
+      </w:r>
+    </w:p>
+    <w:p>
+      <w:pPr/>
+      <w:r>
+        <w:rPr>
+          <w:lang w:val="id_ID" w:bidi="id_ID"/>
+        </w:rPr>
+      </w:r>
+      <w:r>
+        <w:rPr>
           <w:lang w:val="id_ID" w:bidi="id_ID"/>
         </w:rPr>
         <w:t xml:space="preserve">Di sini, kata </w:t>
@@ -11137,6 +12907,21 @@
       </w:r>
       <w:r>
         <w:rPr>
+          <w:b/>
+          <w:lang w:val="id_ID" w:bidi="id_ID"/>
+        </w:rPr>
+        <w:t>οὐ στεφανοῦται, ἐὰν μὴ νομίμως ἀθλήσῃ</w:t>
+      </w:r>
+    </w:p>
+    <w:p>
+      <w:pPr/>
+      <w:r>
+        <w:rPr>
+          <w:lang w:val="id_ID" w:bidi="id_ID"/>
+        </w:rPr>
+      </w:r>
+      <w:r>
+        <w:rPr>
           <w:lang w:val="id_ID" w:bidi="id_ID"/>
         </w:rPr>
         <w:t>Jika akan membantu dalam bahasa Anda, Anda dapat menyatakan artinya dalam bentuk positif. Terjemahan alternatif: "dia hanya bisa dinobatkan jika dia telah berlomba secara sah"</w:t>
@@ -11205,6 +12990,21 @@
       </w:r>
       <w:r>
         <w:rPr>
+          <w:b/>
+          <w:lang w:val="id_ID" w:bidi="id_ID"/>
+        </w:rPr>
+        <w:t>οὐ στεφανοῦται</w:t>
+      </w:r>
+    </w:p>
+    <w:p>
+      <w:pPr/>
+      <w:r>
+        <w:rPr>
+          <w:lang w:val="id_ID" w:bidi="id_ID"/>
+        </w:rPr>
+      </w:r>
+      <w:r>
+        <w:rPr>
           <w:lang w:val="id_ID" w:bidi="id_ID"/>
         </w:rPr>
         <w:t>Jika bahasa Anda tidak menggunakan bentuk pasif ini, Anda dapat mengekspresikan ide tersebut dalam bentuk aktif atau dengan cara lain yang wajar dalam bahasa Anda. Jika Anda perlu mengatakan siapa yang akan melakukan tindakan tersebut, jelas dari konteksnya bahwa itu adalah ofisial atau wasit yang menilai kompetisi. Terjemahan alternatif: "dewan juri tidak akan memahkotainya"</w:t>
@@ -11273,6 +13073,21 @@
       </w:r>
       <w:r>
         <w:rPr>
+          <w:b/>
+          <w:lang w:val="id_ID" w:bidi="id_ID"/>
+        </w:rPr>
+        <w:t>οὐ στεφανοῦται</w:t>
+      </w:r>
+    </w:p>
+    <w:p>
+      <w:pPr/>
+      <w:r>
+        <w:rPr>
+          <w:lang w:val="id_ID" w:bidi="id_ID"/>
+        </w:rPr>
+      </w:r>
+      <w:r>
+        <w:rPr>
           <w:lang w:val="id_ID" w:bidi="id_ID"/>
         </w:rPr>
         <w:t xml:space="preserve">Dalam budaya Paulus, ketika para atlet memenangkan pertandingan, mereka </w:t>
@@ -11354,6 +13169,21 @@
       </w:r>
       <w:r>
         <w:rPr>
+          <w:b/>
+          <w:lang w:val="id_ID" w:bidi="id_ID"/>
+        </w:rPr>
+        <w:t>μὴ νομίμως ἀθλήσῃ</w:t>
+      </w:r>
+    </w:p>
+    <w:p>
+      <w:pPr/>
+      <w:r>
+        <w:rPr>
+          <w:lang w:val="id_ID" w:bidi="id_ID"/>
+        </w:rPr>
+      </w:r>
+      <w:r>
+        <w:rPr>
           <w:lang w:val="id_ID" w:bidi="id_ID"/>
         </w:rPr>
         <w:t>Di sini Paulus mengacu pada aturan yang mengatur pertandingan. Para atlet harus mematuhi peraturan, atau mereka akan dikeluarkan dari pertandingan dan tidak memiliki kesempatan untuk menang. Jika itu akan membantu dalam bahasa Anda, Anda dapat membuat gagasan itu lebih eksplisit. Terjemahan alternatif: "ia tidak bertanding sesuai dengan aturan pertandingan"</w:t>
@@ -11411,6 +13241,21 @@
         <w:rPr>
           <w:lang w:val="id_ID" w:bidi="id_ID"/>
         </w:rPr>
+      </w:r>
+    </w:p>
+    <w:p>
+      <w:pPr/>
+      <w:r>
+        <w:rPr>
+          <w:lang w:val="id_ID" w:bidi="id_ID"/>
+        </w:rPr>
+      </w:r>
+      <w:r>
+        <w:rPr>
+          <w:b/>
+          <w:lang w:val="id_ID" w:bidi="id_ID"/>
+        </w:rPr>
+        <w:t>τὸν κοπιῶντα γεωργὸν δεῖ πρῶτον τῶν καρπῶν μεταλαμβάνειν</w:t>
       </w:r>
     </w:p>
     <w:p>
@@ -11578,6 +13423,21 @@
       </w:r>
       <w:r>
         <w:rPr>
+          <w:b/>
+          <w:lang w:val="id_ID" w:bidi="id_ID"/>
+        </w:rPr>
+        <w:t>τὸν κοπιῶντα γεωργὸν</w:t>
+      </w:r>
+    </w:p>
+    <w:p>
+      <w:pPr/>
+      <w:r>
+        <w:rPr>
+          <w:lang w:val="id_ID" w:bidi="id_ID"/>
+        </w:rPr>
+      </w:r>
+      <w:r>
+        <w:rPr>
           <w:lang w:val="id_ID" w:bidi="id_ID"/>
         </w:rPr>
         <w:t xml:space="preserve">Kata </w:t>
@@ -11659,6 +13519,21 @@
       </w:r>
       <w:r>
         <w:rPr>
+          <w:b/>
+          <w:lang w:val="id_ID" w:bidi="id_ID"/>
+        </w:rPr>
+        <w:t>πρῶτον τῶν καρπῶν μεταλαμβάνειν</w:t>
+      </w:r>
+    </w:p>
+    <w:p>
+      <w:pPr/>
+      <w:r>
+        <w:rPr>
+          <w:lang w:val="id_ID" w:bidi="id_ID"/>
+        </w:rPr>
+      </w:r>
+      <w:r>
+        <w:rPr>
           <w:lang w:val="id_ID" w:bidi="id_ID"/>
         </w:rPr>
         <w:t xml:space="preserve">Di sini Paulus menyiratkan bahwa orang lain akan </w:t>
@@ -11755,6 +13630,21 @@
         <w:rPr>
           <w:lang w:val="id_ID" w:bidi="id_ID"/>
         </w:rPr>
+      </w:r>
+    </w:p>
+    <w:p>
+      <w:pPr/>
+      <w:r>
+        <w:rPr>
+          <w:lang w:val="id_ID" w:bidi="id_ID"/>
+        </w:rPr>
+      </w:r>
+      <w:r>
+        <w:rPr>
+          <w:b/>
+          <w:lang w:val="id_ID" w:bidi="id_ID"/>
+        </w:rPr>
+        <w:t>νόει ὃ λέγω</w:t>
       </w:r>
     </w:p>
     <w:p>
@@ -11865,6 +13755,21 @@
       </w:r>
       <w:r>
         <w:rPr>
+          <w:b/>
+          <w:lang w:val="id_ID" w:bidi="id_ID"/>
+        </w:rPr>
+        <w:t>δώσει &amp; σοι &amp; σύνεσιν</w:t>
+      </w:r>
+    </w:p>
+    <w:p>
+      <w:pPr/>
+      <w:r>
+        <w:rPr>
+          <w:lang w:val="id_ID" w:bidi="id_ID"/>
+        </w:rPr>
+      </w:r>
+      <w:r>
+        <w:rPr>
           <w:lang w:val="id_ID" w:bidi="id_ID"/>
         </w:rPr>
         <w:t xml:space="preserve">Jika bahasa Anda tidak menggunakan kata benda abstrak untuk ide </w:t>
@@ -11946,6 +13851,21 @@
       </w:r>
       <w:r>
         <w:rPr>
+          <w:b/>
+          <w:lang w:val="id_ID" w:bidi="id_ID"/>
+        </w:rPr>
+        <w:t>ἐν πᾶσιν</w:t>
+      </w:r>
+    </w:p>
+    <w:p>
+      <w:pPr/>
+      <w:r>
+        <w:rPr>
+          <w:lang w:val="id_ID" w:bidi="id_ID"/>
+        </w:rPr>
+      </w:r>
+      <w:r>
+        <w:rPr>
           <w:lang w:val="id_ID" w:bidi="id_ID"/>
         </w:rPr>
         <w:t xml:space="preserve">Di sini, frasa </w:t>
@@ -12027,6 +13947,21 @@
       </w:r>
       <w:r>
         <w:rPr>
+          <w:b/>
+          <w:lang w:val="id_ID" w:bidi="id_ID"/>
+        </w:rPr>
+        <w:t>μνημόνευε</w:t>
+      </w:r>
+    </w:p>
+    <w:p>
+      <w:pPr/>
+      <w:r>
+        <w:rPr>
+          <w:lang w:val="id_ID" w:bidi="id_ID"/>
+        </w:rPr>
+      </w:r>
+      <w:r>
+        <w:rPr>
           <w:lang w:val="id_ID" w:bidi="id_ID"/>
         </w:rPr>
         <w:t xml:space="preserve">Di sini, kata </w:t>
@@ -12134,6 +14069,21 @@
       </w:r>
       <w:r>
         <w:rPr>
+          <w:b/>
+          <w:lang w:val="id_ID" w:bidi="id_ID"/>
+        </w:rPr>
+        <w:t>ἐγηγερμένον ἐκ νεκρῶν, ἐκ σπέρματος Δαυείδ</w:t>
+      </w:r>
+    </w:p>
+    <w:p>
+      <w:pPr/>
+      <w:r>
+        <w:rPr>
+          <w:lang w:val="id_ID" w:bidi="id_ID"/>
+        </w:rPr>
+      </w:r>
+      <w:r>
+        <w:rPr>
           <w:lang w:val="id_ID" w:bidi="id_ID"/>
         </w:rPr>
         <w:t xml:space="preserve">Yesus dilahirkan </w:t>
@@ -12228,6 +14178,21 @@
       </w:r>
       <w:r>
         <w:rPr>
+          <w:b/>
+          <w:lang w:val="id_ID" w:bidi="id_ID"/>
+        </w:rPr>
+        <w:t>ἐγηγερμένον</w:t>
+      </w:r>
+    </w:p>
+    <w:p>
+      <w:pPr/>
+      <w:r>
+        <w:rPr>
+          <w:lang w:val="id_ID" w:bidi="id_ID"/>
+        </w:rPr>
+      </w:r>
+      <w:r>
+        <w:rPr>
           <w:lang w:val="id_ID" w:bidi="id_ID"/>
         </w:rPr>
         <w:t xml:space="preserve">Di sini, kata </w:t>
@@ -12309,6 +14274,21 @@
       </w:r>
       <w:r>
         <w:rPr>
+          <w:b/>
+          <w:lang w:val="id_ID" w:bidi="id_ID"/>
+        </w:rPr>
+        <w:t>ἐγηγερμένον</w:t>
+      </w:r>
+    </w:p>
+    <w:p>
+      <w:pPr/>
+      <w:r>
+        <w:rPr>
+          <w:lang w:val="id_ID" w:bidi="id_ID"/>
+        </w:rPr>
+      </w:r>
+      <w:r>
+        <w:rPr>
           <w:lang w:val="id_ID" w:bidi="id_ID"/>
         </w:rPr>
         <w:t>Jika bahasa Anda tidak menggunakan bentuk pasif ini, Anda dapat mengungkapkan ide tersebut dalam bentuk aktif atau dengan cara lain yang wajar dalam bahasa Anda. Jika Anda perlu mengatakan siapa yang melakukan tindakan tersebut, Paulus menyiratkan bahwa Allah yang melakukannya. Terjemahan alternatif: "yang telah dibangkitkan Allah"</w:t>
@@ -12377,6 +14357,21 @@
       </w:r>
       <w:r>
         <w:rPr>
+          <w:b/>
+          <w:lang w:val="id_ID" w:bidi="id_ID"/>
+        </w:rPr>
+        <w:t>ἐκ νεκρῶν</w:t>
+      </w:r>
+    </w:p>
+    <w:p>
+      <w:pPr/>
+      <w:r>
+        <w:rPr>
+          <w:lang w:val="id_ID" w:bidi="id_ID"/>
+        </w:rPr>
+      </w:r>
+      <w:r>
+        <w:rPr>
           <w:lang w:val="id_ID" w:bidi="id_ID"/>
         </w:rPr>
         <w:t xml:space="preserve">Paulus menggunakan kata sifat </w:t>
@@ -12471,6 +14466,21 @@
       </w:r>
       <w:r>
         <w:rPr>
+          <w:b/>
+          <w:lang w:val="id_ID" w:bidi="id_ID"/>
+        </w:rPr>
+        <w:t>ἐκ σπέρματος Δαυείδ</w:t>
+      </w:r>
+    </w:p>
+    <w:p>
+      <w:pPr/>
+      <w:r>
+        <w:rPr>
+          <w:lang w:val="id_ID" w:bidi="id_ID"/>
+        </w:rPr>
+      </w:r>
+      <w:r>
+        <w:rPr>
           <w:lang w:val="id_ID" w:bidi="id_ID"/>
         </w:rPr>
         <w:t xml:space="preserve">Di sini Paulus berbicara seolah-olah Yesus adalah tanaman yang tumbuh dari keturunan </w:t>
@@ -12578,6 +14588,21 @@
       </w:r>
       <w:r>
         <w:rPr>
+          <w:b/>
+          <w:lang w:val="id_ID" w:bidi="id_ID"/>
+        </w:rPr>
+        <w:t>κατὰ τὸ εὐαγγέλιόν μου</w:t>
+      </w:r>
+    </w:p>
+    <w:p>
+      <w:pPr/>
+      <w:r>
+        <w:rPr>
+          <w:lang w:val="id_ID" w:bidi="id_ID"/>
+        </w:rPr>
+      </w:r>
+      <w:r>
+        <w:rPr>
           <w:lang w:val="id_ID" w:bidi="id_ID"/>
         </w:rPr>
         <w:t xml:space="preserve">Di sini, Paulus menggunakan bentuk posesif untuk menggambarkan </w:t>
@@ -12659,6 +14684,21 @@
       </w:r>
       <w:r>
         <w:rPr>
+          <w:b/>
+          <w:lang w:val="id_ID" w:bidi="id_ID"/>
+        </w:rPr>
+        <w:t>μέχρι δεσμῶν</w:t>
+      </w:r>
+    </w:p>
+    <w:p>
+      <w:pPr/>
+      <w:r>
+        <w:rPr>
+          <w:lang w:val="id_ID" w:bidi="id_ID"/>
+        </w:rPr>
+      </w:r>
+      <w:r>
+        <w:rPr>
           <w:lang w:val="id_ID" w:bidi="id_ID"/>
         </w:rPr>
         <w:t xml:space="preserve">Di sini, </w:t>
@@ -12740,6 +14780,21 @@
       </w:r>
       <w:r>
         <w:rPr>
+          <w:b/>
+          <w:lang w:val="id_ID" w:bidi="id_ID"/>
+        </w:rPr>
+        <w:t>ὡς κακοῦργος</w:t>
+      </w:r>
+    </w:p>
+    <w:p>
+      <w:pPr/>
+      <w:r>
+        <w:rPr>
+          <w:lang w:val="id_ID" w:bidi="id_ID"/>
+        </w:rPr>
+      </w:r>
+      <w:r>
+        <w:rPr>
           <w:lang w:val="id_ID" w:bidi="id_ID"/>
         </w:rPr>
         <w:t xml:space="preserve">Paulus mengatakan bahwa ia diperlakukan </w:t>
@@ -12821,6 +14876,21 @@
       </w:r>
       <w:r>
         <w:rPr>
+          <w:b/>
+          <w:lang w:val="id_ID" w:bidi="id_ID"/>
+        </w:rPr>
+        <w:t>ὁ λόγος τοῦ Θεοῦ οὐ δέδεται</w:t>
+      </w:r>
+    </w:p>
+    <w:p>
+      <w:pPr/>
+      <w:r>
+        <w:rPr>
+          <w:lang w:val="id_ID" w:bidi="id_ID"/>
+        </w:rPr>
+      </w:r>
+      <w:r>
+        <w:rPr>
           <w:lang w:val="id_ID" w:bidi="id_ID"/>
         </w:rPr>
         <w:t xml:space="preserve">Di sini Paulus berbicara seolah-olah </w:t>
@@ -12928,6 +14998,21 @@
       </w:r>
       <w:r>
         <w:rPr>
+          <w:b/>
+          <w:lang w:val="id_ID" w:bidi="id_ID"/>
+        </w:rPr>
+        <w:t>ὁ λόγος τοῦ Θεοῦ οὐ δέδεται</w:t>
+      </w:r>
+    </w:p>
+    <w:p>
+      <w:pPr/>
+      <w:r>
+        <w:rPr>
+          <w:lang w:val="id_ID" w:bidi="id_ID"/>
+        </w:rPr>
+      </w:r>
+      <w:r>
+        <w:rPr>
           <w:lang w:val="id_ID" w:bidi="id_ID"/>
         </w:rPr>
         <w:t>Jika bahasa Anda tidak menggunakan bentuk pasif ini, Anda dapat mengekspresikan ide dalam bentuk aktif atau dengan cara lain yang alami dalam bahasa Anda. Jika Anda perlu mengatakan siapa yang melakukan tindakan tersebut, Anda dapat menggunakan subjek tak tentu. Terjemahan alternatif: "tidak ada yang mengikat firman Allah" atau "tidak ada yang mengikat firman Allah"</w:t>
@@ -12996,6 +15081,21 @@
       </w:r>
       <w:r>
         <w:rPr>
+          <w:b/>
+          <w:lang w:val="id_ID" w:bidi="id_ID"/>
+        </w:rPr>
+        <w:t>ὁ λόγος τοῦ Θεοῦ</w:t>
+      </w:r>
+    </w:p>
+    <w:p>
+      <w:pPr/>
+      <w:r>
+        <w:rPr>
+          <w:lang w:val="id_ID" w:bidi="id_ID"/>
+        </w:rPr>
+      </w:r>
+      <w:r>
+        <w:rPr>
           <w:lang w:val="id_ID" w:bidi="id_ID"/>
         </w:rPr>
         <w:t xml:space="preserve">Di sini, Paulus menggunakan bentuk posesif untuk menggambarkan </w:t>
@@ -13077,6 +15177,21 @@
       </w:r>
       <w:r>
         <w:rPr>
+          <w:b/>
+          <w:lang w:val="id_ID" w:bidi="id_ID"/>
+        </w:rPr>
+        <w:t>ὁ λόγος</w:t>
+      </w:r>
+    </w:p>
+    <w:p>
+      <w:pPr/>
+      <w:r>
+        <w:rPr>
+          <w:lang w:val="id_ID" w:bidi="id_ID"/>
+        </w:rPr>
+      </w:r>
+      <w:r>
+        <w:rPr>
           <w:lang w:val="id_ID" w:bidi="id_ID"/>
         </w:rPr>
         <w:t xml:space="preserve">Di sini, </w:t>
@@ -13158,6 +15273,21 @@
       </w:r>
       <w:r>
         <w:rPr>
+          <w:b/>
+          <w:lang w:val="id_ID" w:bidi="id_ID"/>
+        </w:rPr>
+        <w:t>διὰ τοῦτο, πάντα ὑπομένω</w:t>
+      </w:r>
+    </w:p>
+    <w:p>
+      <w:pPr/>
+      <w:r>
+        <w:rPr>
+          <w:lang w:val="id_ID" w:bidi="id_ID"/>
+        </w:rPr>
+      </w:r>
+      <w:r>
+        <w:rPr>
           <w:lang w:val="id_ID" w:bidi="id_ID"/>
         </w:rPr>
         <w:t xml:space="preserve">Kata ganti </w:t>
@@ -13265,6 +15395,21 @@
       </w:r>
       <w:r>
         <w:rPr>
+          <w:b/>
+          <w:lang w:val="id_ID" w:bidi="id_ID"/>
+        </w:rPr>
+        <w:t>πάντα ὑπομένω</w:t>
+      </w:r>
+    </w:p>
+    <w:p>
+      <w:pPr/>
+      <w:r>
+        <w:rPr>
+          <w:lang w:val="id_ID" w:bidi="id_ID"/>
+        </w:rPr>
+      </w:r>
+      <w:r>
+        <w:rPr>
           <w:lang w:val="id_ID" w:bidi="id_ID"/>
         </w:rPr>
         <w:t xml:space="preserve">Paulus mengatakan </w:t>
@@ -13346,6 +15491,21 @@
       </w:r>
       <w:r>
         <w:rPr>
+          <w:b/>
+          <w:lang w:val="id_ID" w:bidi="id_ID"/>
+        </w:rPr>
+        <w:t>τοὺς ἐκλεκτούς</w:t>
+      </w:r>
+    </w:p>
+    <w:p>
+      <w:pPr/>
+      <w:r>
+        <w:rPr>
+          <w:lang w:val="id_ID" w:bidi="id_ID"/>
+        </w:rPr>
+      </w:r>
+      <w:r>
+        <w:rPr>
           <w:lang w:val="id_ID" w:bidi="id_ID"/>
         </w:rPr>
         <w:t xml:space="preserve">Paulus menggunakan kata sifat </w:t>
@@ -13427,6 +15587,21 @@
       </w:r>
       <w:r>
         <w:rPr>
+          <w:b/>
+          <w:lang w:val="id_ID" w:bidi="id_ID"/>
+        </w:rPr>
+        <w:t>καὶ αὐτοὶ σωτηρίας τύχωσιν τῆς ἐν Χριστῷ Ἰησοῦ</w:t>
+      </w:r>
+    </w:p>
+    <w:p>
+      <w:pPr/>
+      <w:r>
+        <w:rPr>
+          <w:lang w:val="id_ID" w:bidi="id_ID"/>
+        </w:rPr>
+      </w:r>
+      <w:r>
+        <w:rPr>
           <w:lang w:val="id_ID" w:bidi="id_ID"/>
         </w:rPr>
         <w:t xml:space="preserve">Jika bahasa Anda tidak menggunakan kata benda abstrak untuk ide </w:t>
@@ -13508,6 +15683,21 @@
       </w:r>
       <w:r>
         <w:rPr>
+          <w:b/>
+          <w:lang w:val="id_ID" w:bidi="id_ID"/>
+        </w:rPr>
+        <w:t>τῆς ἐν Χριστῷ Ἰησοῦ</w:t>
+      </w:r>
+    </w:p>
+    <w:p>
+      <w:pPr/>
+      <w:r>
+        <w:rPr>
+          <w:lang w:val="id_ID" w:bidi="id_ID"/>
+        </w:rPr>
+      </w:r>
+      <w:r>
+        <w:rPr>
           <w:lang w:val="id_ID" w:bidi="id_ID"/>
         </w:rPr>
         <w:t xml:space="preserve">Di sini Paulus menggunakan metafora spasial </w:t>
@@ -13667,6 +15857,21 @@
       </w:r>
       <w:r>
         <w:rPr>
+          <w:b/>
+          <w:lang w:val="id_ID" w:bidi="id_ID"/>
+        </w:rPr>
+        <w:t>μετὰ δόξης αἰωνίου</w:t>
+      </w:r>
+    </w:p>
+    <w:p>
+      <w:pPr/>
+      <w:r>
+        <w:rPr>
+          <w:lang w:val="id_ID" w:bidi="id_ID"/>
+        </w:rPr>
+      </w:r>
+      <w:r>
+        <w:rPr>
           <w:lang w:val="id_ID" w:bidi="id_ID"/>
         </w:rPr>
         <w:t xml:space="preserve">Di sini, frasa </w:t>
@@ -13748,6 +15953,21 @@
       </w:r>
       <w:r>
         <w:rPr>
+          <w:b/>
+          <w:lang w:val="id_ID" w:bidi="id_ID"/>
+        </w:rPr>
+        <w:t>μετὰ δόξης αἰωνίου</w:t>
+      </w:r>
+    </w:p>
+    <w:p>
+      <w:pPr/>
+      <w:r>
+        <w:rPr>
+          <w:lang w:val="id_ID" w:bidi="id_ID"/>
+        </w:rPr>
+      </w:r>
+      <w:r>
+        <w:rPr>
           <w:lang w:val="id_ID" w:bidi="id_ID"/>
         </w:rPr>
         <w:t xml:space="preserve">Jika bahasa Anda tidak menggunakan kata benda abstrak untuk ide </w:t>
@@ -13829,6 +16049,21 @@
       </w:r>
       <w:r>
         <w:rPr>
+          <w:b/>
+          <w:lang w:val="id_ID" w:bidi="id_ID"/>
+        </w:rPr>
+        <w:t>πιστὸς ὁ λόγος</w:t>
+      </w:r>
+    </w:p>
+    <w:p>
+      <w:pPr/>
+      <w:r>
+        <w:rPr>
+          <w:lang w:val="id_ID" w:bidi="id_ID"/>
+        </w:rPr>
+      </w:r>
+      <w:r>
+        <w:rPr>
           <w:lang w:val="id_ID" w:bidi="id_ID"/>
         </w:rPr>
         <w:t xml:space="preserve">Di sini, </w:t>
@@ -13910,6 +16145,21 @@
       </w:r>
       <w:r>
         <w:rPr>
+          <w:b/>
+          <w:lang w:val="id_ID" w:bidi="id_ID"/>
+        </w:rPr>
+        <w:t>γὰρ</w:t>
+      </w:r>
+    </w:p>
+    <w:p>
+      <w:pPr/>
+      <w:r>
+        <w:rPr>
+          <w:lang w:val="id_ID" w:bidi="id_ID"/>
+        </w:rPr>
+      </w:r>
+      <w:r>
+        <w:rPr>
           <w:lang w:val="id_ID" w:bidi="id_ID"/>
         </w:rPr>
         <w:t xml:space="preserve">Di sini, kata </w:t>
@@ -14030,6 +16280,21 @@
       </w:r>
       <w:r>
         <w:rPr>
+          <w:b/>
+          <w:lang w:val="id_ID" w:bidi="id_ID"/>
+        </w:rPr>
+        <w:t>εἰ &amp; συναπεθάνομεν</w:t>
+      </w:r>
+    </w:p>
+    <w:p>
+      <w:pPr/>
+      <w:r>
+        <w:rPr>
+          <w:lang w:val="id_ID" w:bidi="id_ID"/>
+        </w:rPr>
+      </w:r>
+      <w:r>
+        <w:rPr>
           <w:lang w:val="id_ID" w:bidi="id_ID"/>
         </w:rPr>
         <w:t>Paulus berbicara seolah-olah ini adalah situasi yang masih bersifat sementara, tetapi maksudnya adalah hal ini pasti terjadi. Jika bahasa Anda tidak menyatakan sesuatu sebagai suatu kondisi jika hal itu benar-benar terjadi, dan jika pembaca Anda mungkin berpikir bahwa apa yang Paulus katakan tidak pasti, maka Anda dapat menerjemahkan kata-katanya sebagai pernyataan yang pasti. Terjemahan alternatif: "apabila kami telah mati bersama-sama dengan dia"</w:t>
@@ -14098,6 +16363,21 @@
       </w:r>
       <w:r>
         <w:rPr>
+          <w:b/>
+          <w:lang w:val="id_ID" w:bidi="id_ID"/>
+        </w:rPr>
+        <w:t>συναπεθάνομεν</w:t>
+      </w:r>
+    </w:p>
+    <w:p>
+      <w:pPr/>
+      <w:r>
+        <w:rPr>
+          <w:lang w:val="id_ID" w:bidi="id_ID"/>
+        </w:rPr>
+      </w:r>
+      <w:r>
+        <w:rPr>
           <w:lang w:val="id_ID" w:bidi="id_ID"/>
         </w:rPr>
         <w:t>Di sini Paulus merujuk pada bagaimana orang percaya, dalam persatuan mereka dengan Kristus, mengambil bagian dalam kematian Kristus. Dengan demikian, mereka juga telah mati. Jika itu akan membantu dalam bahasa Anda, Anda dapat mengungkapkan gagasan ini dalam bentuk perumpamaan atau menyatakan maknanya dengan jelas. Terjemahan alternatif: "kita telah mati, seolah-olah, bersama Dia" atau "kita telah mengambil bagian dalam kematian Mesias"</w:t>
@@ -14166,6 +16446,21 @@
       </w:r>
       <w:r>
         <w:rPr>
+          <w:b/>
+          <w:lang w:val="id_ID" w:bidi="id_ID"/>
+        </w:rPr>
+        <w:t>καὶ συνζήσομεν</w:t>
+      </w:r>
+    </w:p>
+    <w:p>
+      <w:pPr/>
+      <w:r>
+        <w:rPr>
+          <w:lang w:val="id_ID" w:bidi="id_ID"/>
+        </w:rPr>
+      </w:r>
+      <w:r>
+        <w:rPr>
           <w:lang w:val="id_ID" w:bidi="id_ID"/>
         </w:rPr>
         <w:t>Di sini Paulus merujuk pada kehidupan baru yang diterima orang percaya dalam persatuan mereka dengan Kristus. Kehidupan baru ini dapat dialami sekarang, tetapi Paulus tampaknya secara khusus berbicara tentang kehidupan kekal yang akan dimiliki oleh orang-orang percaya setelah Yesus datang kembali. Jika itu akan membantu dalam bahasa Anda, Anda dapat membuat gagasan itu lebih eksplisit. Terjemahan alternatif: "kita juga akan mengalami hidup yang baru bersama Dia" atau "kita juga akan memiliki hidup yang kekal bersama Dia"</w:t>
@@ -14234,6 +16529,21 @@
       </w:r>
       <w:r>
         <w:rPr>
+          <w:b/>
+          <w:lang w:val="id_ID" w:bidi="id_ID"/>
+        </w:rPr>
+        <w:t>εἰ γὰρ συναπεθάνομεν, καὶ συνζήσομεν &amp; εἰ ὑπομένομεν, καὶ συνβασιλεύσομεν; εἰ ἀρνησόμεθα, κἀκεῖνος ἀρνήσεται ἡμᾶς &amp; εἰ ἀπιστοῦμεν, ἐκεῖνος πιστὸς μένει; ἀρνήσασθαι γὰρ ἑαυτὸν οὐ δύναται</w:t>
+      </w:r>
+    </w:p>
+    <w:p>
+      <w:pPr/>
+      <w:r>
+        <w:rPr>
+          <w:lang w:val="id_ID" w:bidi="id_ID"/>
+        </w:rPr>
+      </w:r>
+      <w:r>
+        <w:rPr>
           <w:lang w:val="id_ID" w:bidi="id_ID"/>
         </w:rPr>
         <w:t xml:space="preserve">Kata-kata ini adalah </w:t>
@@ -14315,6 +16625,21 @@
       </w:r>
       <w:r>
         <w:rPr>
+          <w:b/>
+          <w:lang w:val="id_ID" w:bidi="id_ID"/>
+        </w:rPr>
+        <w:t>ὑπομένομεν</w:t>
+      </w:r>
+    </w:p>
+    <w:p>
+      <w:pPr/>
+      <w:r>
+        <w:rPr>
+          <w:lang w:val="id_ID" w:bidi="id_ID"/>
+        </w:rPr>
+      </w:r>
+      <w:r>
+        <w:rPr>
           <w:lang w:val="id_ID" w:bidi="id_ID"/>
         </w:rPr>
         <w:t xml:space="preserve">Di sini Paulus menyiratkan bahwa orang percaya harus </w:t>
@@ -14396,6 +16721,21 @@
       </w:r>
       <w:r>
         <w:rPr>
+          <w:b/>
+          <w:lang w:val="id_ID" w:bidi="id_ID"/>
+        </w:rPr>
+        <w:t>ἀρνησόμεθα</w:t>
+      </w:r>
+    </w:p>
+    <w:p>
+      <w:pPr/>
+      <w:r>
+        <w:rPr>
+          <w:lang w:val="id_ID" w:bidi="id_ID"/>
+        </w:rPr>
+      </w:r>
+      <w:r>
+        <w:rPr>
           <w:lang w:val="id_ID" w:bidi="id_ID"/>
         </w:rPr>
         <w:t>Di sini Paulus merujuk kepada orang-orang yang menyangkal bahwa mereka mengenal dan percaya kepada Yesus. Jika itu akan membantu dalam bahasa Anda, Anda dapat membuat gagasan itu lebih eksplisit. Terjemahan alternatif: "kami menyangkal bahwa kami percaya kepada-Nya"</w:t>
@@ -14464,6 +16804,21 @@
       </w:r>
       <w:r>
         <w:rPr>
+          <w:b/>
+          <w:lang w:val="id_ID" w:bidi="id_ID"/>
+        </w:rPr>
+        <w:t>κἀκεῖνος ἀρνήσεται ἡμᾶς</w:t>
+      </w:r>
+    </w:p>
+    <w:p>
+      <w:pPr/>
+      <w:r>
+        <w:rPr>
+          <w:lang w:val="id_ID" w:bidi="id_ID"/>
+        </w:rPr>
+      </w:r>
+      <w:r>
+        <w:rPr>
           <w:lang w:val="id_ID" w:bidi="id_ID"/>
         </w:rPr>
         <w:t xml:space="preserve">Di sini Paulus menyiratkan bahwa pada penghakiman terakhir, Yesus </w:t>
@@ -14545,6 +16900,21 @@
       </w:r>
       <w:r>
         <w:rPr>
+          <w:b/>
+          <w:lang w:val="id_ID" w:bidi="id_ID"/>
+        </w:rPr>
+        <w:t>ἀπιστοῦμεν</w:t>
+      </w:r>
+    </w:p>
+    <w:p>
+      <w:pPr/>
+      <w:r>
+        <w:rPr>
+          <w:lang w:val="id_ID" w:bidi="id_ID"/>
+        </w:rPr>
+      </w:r>
+      <w:r>
+        <w:rPr>
           <w:lang w:val="id_ID" w:bidi="id_ID"/>
         </w:rPr>
         <w:t xml:space="preserve">Di sini, kata </w:t>
@@ -14626,6 +16996,21 @@
       </w:r>
       <w:r>
         <w:rPr>
+          <w:b/>
+          <w:lang w:val="id_ID" w:bidi="id_ID"/>
+        </w:rPr>
+        <w:t>ἐκεῖνος πιστὸς μένει</w:t>
+      </w:r>
+    </w:p>
+    <w:p>
+      <w:pPr/>
+      <w:r>
+        <w:rPr>
+          <w:lang w:val="id_ID" w:bidi="id_ID"/>
+        </w:rPr>
+      </w:r>
+      <w:r>
+        <w:rPr>
           <w:lang w:val="id_ID" w:bidi="id_ID"/>
         </w:rPr>
         <w:t xml:space="preserve">Di sini, kata </w:t>
@@ -14720,6 +17105,21 @@
       </w:r>
       <w:r>
         <w:rPr>
+          <w:b/>
+          <w:lang w:val="id_ID" w:bidi="id_ID"/>
+        </w:rPr>
+        <w:t>ἀρνήσασθαι &amp; ἑαυτὸν οὐ δύναται</w:t>
+      </w:r>
+    </w:p>
+    <w:p>
+      <w:pPr/>
+      <w:r>
+        <w:rPr>
+          <w:lang w:val="id_ID" w:bidi="id_ID"/>
+        </w:rPr>
+      </w:r>
+      <w:r>
+        <w:rPr>
           <w:lang w:val="id_ID" w:bidi="id_ID"/>
         </w:rPr>
         <w:t xml:space="preserve">Di sini, frasa </w:t>
@@ -14801,6 +17201,21 @@
       </w:r>
       <w:r>
         <w:rPr>
+          <w:b/>
+          <w:lang w:val="id_ID" w:bidi="id_ID"/>
+        </w:rPr>
+        <w:t>ὑπομίμνῃσκε</w:t>
+      </w:r>
+    </w:p>
+    <w:p>
+      <w:pPr/>
+      <w:r>
+        <w:rPr>
+          <w:lang w:val="id_ID" w:bidi="id_ID"/>
+        </w:rPr>
+      </w:r>
+      <w:r>
+        <w:rPr>
           <w:lang w:val="id_ID" w:bidi="id_ID"/>
         </w:rPr>
         <w:t xml:space="preserve">Di sini Paulus menyiratkan bahwa Timotius harus </w:t>
@@ -14871,6 +17286,21 @@
         <w:rPr>
           <w:lang w:val="id_ID" w:bidi="id_ID"/>
         </w:rPr>
+      </w:r>
+    </w:p>
+    <w:p>
+      <w:pPr/>
+      <w:r>
+        <w:rPr>
+          <w:lang w:val="id_ID" w:bidi="id_ID"/>
+        </w:rPr>
+      </w:r>
+      <w:r>
+        <w:rPr>
+          <w:b/>
+          <w:lang w:val="id_ID" w:bidi="id_ID"/>
+        </w:rPr>
+        <w:t>ταῦτα</w:t>
       </w:r>
     </w:p>
     <w:p>
@@ -15080,6 +17510,21 @@
       </w:r>
       <w:r>
         <w:rPr>
+          <w:b/>
+          <w:lang w:val="id_ID" w:bidi="id_ID"/>
+        </w:rPr>
+        <w:t>τοῦ Θεοῦ</w:t>
+      </w:r>
+    </w:p>
+    <w:p>
+      <w:pPr/>
+      <w:r>
+        <w:rPr>
+          <w:lang w:val="id_ID" w:bidi="id_ID"/>
+        </w:rPr>
+      </w:r>
+      <w:r>
+        <w:rPr>
           <w:lang w:val="id_ID" w:bidi="id_ID"/>
         </w:rPr>
         <w:t xml:space="preserve">Banyak naskah kuno yang berbunyi </w:t>
@@ -15161,6 +17606,21 @@
       </w:r>
       <w:r>
         <w:rPr>
+          <w:b/>
+          <w:lang w:val="id_ID" w:bidi="id_ID"/>
+        </w:rPr>
+        <w:t>μὴ λογομαχεῖν</w:t>
+      </w:r>
+    </w:p>
+    <w:p>
+      <w:pPr/>
+      <w:r>
+        <w:rPr>
+          <w:lang w:val="id_ID" w:bidi="id_ID"/>
+        </w:rPr>
+      </w:r>
+      <w:r>
+        <w:rPr>
           <w:lang w:val="id_ID" w:bidi="id_ID"/>
         </w:rPr>
         <w:t xml:space="preserve">Di sini Paulus merujuk pada perdebatan tentang arti </w:t>
@@ -15242,6 +17702,21 @@
       </w:r>
       <w:r>
         <w:rPr>
+          <w:b/>
+          <w:lang w:val="id_ID" w:bidi="id_ID"/>
+        </w:rPr>
+        <w:t>ἐπὶ καταστροφῇ τῶν ἀκουόντων</w:t>
+      </w:r>
+    </w:p>
+    <w:p>
+      <w:pPr/>
+      <w:r>
+        <w:rPr>
+          <w:lang w:val="id_ID" w:bidi="id_ID"/>
+        </w:rPr>
+      </w:r>
+      <w:r>
+        <w:rPr>
           <w:lang w:val="id_ID" w:bidi="id_ID"/>
         </w:rPr>
         <w:t xml:space="preserve">Jika bahasa Anda tidak menggunakan kata benda abstrak untuk ide </w:t>
@@ -15323,6 +17798,21 @@
       </w:r>
       <w:r>
         <w:rPr>
+          <w:b/>
+          <w:lang w:val="id_ID" w:bidi="id_ID"/>
+        </w:rPr>
+        <w:t>ἐπὶ καταστροφῇ τῶν ἀκουόντων</w:t>
+      </w:r>
+    </w:p>
+    <w:p>
+      <w:pPr/>
+      <w:r>
+        <w:rPr>
+          <w:lang w:val="id_ID" w:bidi="id_ID"/>
+        </w:rPr>
+      </w:r>
+      <w:r>
+        <w:rPr>
           <w:lang w:val="id_ID" w:bidi="id_ID"/>
         </w:rPr>
         <w:t xml:space="preserve">Di sini Paulus menyiratkan bahwa bertengkar tentang kata-kata merusak iman </w:t>
@@ -15404,6 +17894,21 @@
       </w:r>
       <w:r>
         <w:rPr>
+          <w:b/>
+          <w:lang w:val="id_ID" w:bidi="id_ID"/>
+        </w:rPr>
+        <w:t>σπούδασον σεαυτὸν, δόκιμον παραστῆσαι τῷ Θεῷ</w:t>
+      </w:r>
+    </w:p>
+    <w:p>
+      <w:pPr/>
+      <w:r>
+        <w:rPr>
+          <w:lang w:val="id_ID" w:bidi="id_ID"/>
+        </w:rPr>
+      </w:r>
+      <w:r>
+        <w:rPr>
           <w:lang w:val="id_ID" w:bidi="id_ID"/>
         </w:rPr>
         <w:t xml:space="preserve">Di sini Paulus bermaksud bahwa Timotius harus </w:t>
@@ -15511,6 +18016,21 @@
       </w:r>
       <w:r>
         <w:rPr>
+          <w:b/>
+          <w:lang w:val="id_ID" w:bidi="id_ID"/>
+        </w:rPr>
+        <w:t>ἐργάτην</w:t>
+      </w:r>
+    </w:p>
+    <w:p>
+      <w:pPr/>
+      <w:r>
+        <w:rPr>
+          <w:lang w:val="id_ID" w:bidi="id_ID"/>
+        </w:rPr>
+      </w:r>
+      <w:r>
+        <w:rPr>
           <w:lang w:val="id_ID" w:bidi="id_ID"/>
         </w:rPr>
         <w:t xml:space="preserve">Di sini Paulus berbicara seolah-olah Timotius adalah seorang </w:t>
@@ -15592,6 +18112,21 @@
       </w:r>
       <w:r>
         <w:rPr>
+          <w:b/>
+          <w:lang w:val="id_ID" w:bidi="id_ID"/>
+        </w:rPr>
+        <w:t>ἀνεπαίσχυντον</w:t>
+      </w:r>
+    </w:p>
+    <w:p>
+      <w:pPr/>
+      <w:r>
+        <w:rPr>
+          <w:lang w:val="id_ID" w:bidi="id_ID"/>
+        </w:rPr>
+      </w:r>
+      <w:r>
+        <w:rPr>
           <w:lang w:val="id_ID" w:bidi="id_ID"/>
         </w:rPr>
         <w:t>Jika bahasa Anda tidak menggunakan bentuk pasif ini, Anda dapat mengekspresikan ide tersebut dalam bentuk aktif atau dengan cara lain yang alami dalam bahasa Anda. Jika Anda perlu mengatakan apa yang akan melakukan tindakan tersebut, jelas dari konteksnya bahwa itu adalah pekerjaannya. Terjemahan alternatif: "tanpa rasa malu" atau "yang pekerjaannya tidak mempermalukannya"</w:t>
@@ -15660,6 +18195,21 @@
       </w:r>
       <w:r>
         <w:rPr>
+          <w:b/>
+          <w:lang w:val="id_ID" w:bidi="id_ID"/>
+        </w:rPr>
+        <w:t>ὀρθοτομοῦντα τὸν λόγον τῆς ἀληθείας</w:t>
+      </w:r>
+    </w:p>
+    <w:p>
+      <w:pPr/>
+      <w:r>
+        <w:rPr>
+          <w:lang w:val="id_ID" w:bidi="id_ID"/>
+        </w:rPr>
+      </w:r>
+      <w:r>
+        <w:rPr>
           <w:lang w:val="id_ID" w:bidi="id_ID"/>
         </w:rPr>
         <w:t xml:space="preserve">Paulus mengacu kepada </w:t>
@@ -15767,6 +18317,21 @@
       </w:r>
       <w:r>
         <w:rPr>
+          <w:b/>
+          <w:lang w:val="id_ID" w:bidi="id_ID"/>
+        </w:rPr>
+        <w:t>τὸν λόγον τῆς ἀληθείας</w:t>
+      </w:r>
+    </w:p>
+    <w:p>
+      <w:pPr/>
+      <w:r>
+        <w:rPr>
+          <w:lang w:val="id_ID" w:bidi="id_ID"/>
+        </w:rPr>
+      </w:r>
+      <w:r>
+        <w:rPr>
           <w:lang w:val="id_ID" w:bidi="id_ID"/>
         </w:rPr>
         <w:t xml:space="preserve">Di sini, Paulus menggunakan bentuk posesif untuk menjelaskan </w:t>
@@ -15848,6 +18413,21 @@
       </w:r>
       <w:r>
         <w:rPr>
+          <w:b/>
+          <w:lang w:val="id_ID" w:bidi="id_ID"/>
+        </w:rPr>
+        <w:t>τὸν λόγον τῆς ἀληθείας</w:t>
+      </w:r>
+    </w:p>
+    <w:p>
+      <w:pPr/>
+      <w:r>
+        <w:rPr>
+          <w:lang w:val="id_ID" w:bidi="id_ID"/>
+        </w:rPr>
+      </w:r>
+      <w:r>
+        <w:rPr>
           <w:lang w:val="id_ID" w:bidi="id_ID"/>
         </w:rPr>
         <w:t xml:space="preserve">Jika bahasa Anda tidak menggunakan kata benda abstrak untuk ide </w:t>
@@ -15929,6 +18509,21 @@
       </w:r>
       <w:r>
         <w:rPr>
+          <w:b/>
+          <w:lang w:val="id_ID" w:bidi="id_ID"/>
+        </w:rPr>
+        <w:t>τὸν λόγον</w:t>
+      </w:r>
+    </w:p>
+    <w:p>
+      <w:pPr/>
+      <w:r>
+        <w:rPr>
+          <w:lang w:val="id_ID" w:bidi="id_ID"/>
+        </w:rPr>
+      </w:r>
+      <w:r>
+        <w:rPr>
           <w:lang w:val="id_ID" w:bidi="id_ID"/>
         </w:rPr>
         <w:t xml:space="preserve">Di sini, </w:t>
@@ -15999,6 +18594,21 @@
         <w:rPr>
           <w:lang w:val="id_ID" w:bidi="id_ID"/>
         </w:rPr>
+      </w:r>
+    </w:p>
+    <w:p>
+      <w:pPr/>
+      <w:r>
+        <w:rPr>
+          <w:lang w:val="id_ID" w:bidi="id_ID"/>
+        </w:rPr>
+      </w:r>
+      <w:r>
+        <w:rPr>
+          <w:b/>
+          <w:lang w:val="id_ID" w:bidi="id_ID"/>
+        </w:rPr>
+        <w:t>δὲ</w:t>
       </w:r>
     </w:p>
     <w:p>
@@ -16148,6 +18758,21 @@
       </w:r>
       <w:r>
         <w:rPr>
+          <w:b/>
+          <w:lang w:val="id_ID" w:bidi="id_ID"/>
+        </w:rPr>
+        <w:t>τὰς &amp; βεβήλους κενοφωνίας</w:t>
+      </w:r>
+    </w:p>
+    <w:p>
+      <w:pPr/>
+      <w:r>
+        <w:rPr>
+          <w:lang w:val="id_ID" w:bidi="id_ID"/>
+        </w:rPr>
+      </w:r>
+      <w:r>
+        <w:rPr>
           <w:lang w:val="id_ID" w:bidi="id_ID"/>
         </w:rPr>
         <w:t xml:space="preserve">Di sini Paulus menyiratkan bahwa </w:t>
@@ -16231,6 +18856,21 @@
         <w:rPr>
           <w:lang w:val="id_ID" w:bidi="id_ID"/>
         </w:rPr>
+      </w:r>
+    </w:p>
+    <w:p>
+      <w:pPr/>
+      <w:r>
+        <w:rPr>
+          <w:lang w:val="id_ID" w:bidi="id_ID"/>
+        </w:rPr>
+      </w:r>
+      <w:r>
+        <w:rPr>
+          <w:b/>
+          <w:lang w:val="id_ID" w:bidi="id_ID"/>
+        </w:rPr>
+        <w:t>προκόψουσιν</w:t>
       </w:r>
     </w:p>
     <w:p>
@@ -16367,6 +19007,21 @@
       </w:r>
       <w:r>
         <w:rPr>
+          <w:b/>
+          <w:lang w:val="id_ID" w:bidi="id_ID"/>
+        </w:rPr>
+        <w:t>ἐπὶ πλεῖον &amp; προκόψουσιν ἀσεβείας</w:t>
+      </w:r>
+    </w:p>
+    <w:p>
+      <w:pPr/>
+      <w:r>
+        <w:rPr>
+          <w:lang w:val="id_ID" w:bidi="id_ID"/>
+        </w:rPr>
+      </w:r>
+      <w:r>
+        <w:rPr>
           <w:lang w:val="id_ID" w:bidi="id_ID"/>
         </w:rPr>
         <w:t xml:space="preserve">Di sini Paulus berbicara tentang orang-orang yang mengucapkan </w:t>
@@ -16474,6 +19129,21 @@
       </w:r>
       <w:r>
         <w:rPr>
+          <w:b/>
+          <w:lang w:val="id_ID" w:bidi="id_ID"/>
+        </w:rPr>
+        <w:t>ἀσεβείας</w:t>
+      </w:r>
+    </w:p>
+    <w:p>
+      <w:pPr/>
+      <w:r>
+        <w:rPr>
+          <w:lang w:val="id_ID" w:bidi="id_ID"/>
+        </w:rPr>
+      </w:r>
+      <w:r>
+        <w:rPr>
           <w:lang w:val="id_ID" w:bidi="id_ID"/>
         </w:rPr>
         <w:t xml:space="preserve">Jika bahasa Anda tidak menggunakan kata benda abstrak untuk ide </w:t>
@@ -16544,6 +19214,21 @@
         <w:rPr>
           <w:lang w:val="id_ID" w:bidi="id_ID"/>
         </w:rPr>
+      </w:r>
+    </w:p>
+    <w:p>
+      <w:pPr/>
+      <w:r>
+        <w:rPr>
+          <w:lang w:val="id_ID" w:bidi="id_ID"/>
+        </w:rPr>
+      </w:r>
+      <w:r>
+        <w:rPr>
+          <w:b/>
+          <w:lang w:val="id_ID" w:bidi="id_ID"/>
+        </w:rPr>
+        <w:t>ὁ λόγος αὐτῶν</w:t>
       </w:r>
     </w:p>
     <w:p>
@@ -16654,6 +19339,21 @@
       </w:r>
       <w:r>
         <w:rPr>
+          <w:b/>
+          <w:lang w:val="id_ID" w:bidi="id_ID"/>
+        </w:rPr>
+        <w:t>ὡς γάγγραινα νομὴν ἕξει</w:t>
+      </w:r>
+    </w:p>
+    <w:p>
+      <w:pPr/>
+      <w:r>
+        <w:rPr>
+          <w:lang w:val="id_ID" w:bidi="id_ID"/>
+        </w:rPr>
+      </w:r>
+      <w:r>
+        <w:rPr>
           <w:lang w:val="id_ID" w:bidi="id_ID"/>
         </w:rPr>
         <w:t xml:space="preserve">Paulus mengatakan bahwa perkataan kosong yang tidak bermutu akan menyebar </w:t>
@@ -16748,6 +19448,21 @@
       </w:r>
       <w:r>
         <w:rPr>
+          <w:b/>
+          <w:lang w:val="id_ID" w:bidi="id_ID"/>
+        </w:rPr>
+        <w:t>γάγγραινα</w:t>
+      </w:r>
+    </w:p>
+    <w:p>
+      <w:pPr/>
+      <w:r>
+        <w:rPr>
+          <w:lang w:val="id_ID" w:bidi="id_ID"/>
+        </w:rPr>
+      </w:r>
+      <w:r>
+        <w:rPr>
           <w:lang w:val="id_ID" w:bidi="id_ID"/>
         </w:rPr>
         <w:t xml:space="preserve">Kata </w:t>
@@ -16842,6 +19557,21 @@
       </w:r>
       <w:r>
         <w:rPr>
+          <w:b/>
+          <w:lang w:val="id_ID" w:bidi="id_ID"/>
+        </w:rPr>
+        <w:t>Ὑμέναιος, καὶ Φίλητος</w:t>
+      </w:r>
+    </w:p>
+    <w:p>
+      <w:pPr/>
+      <w:r>
+        <w:rPr>
+          <w:lang w:val="id_ID" w:bidi="id_ID"/>
+        </w:rPr>
+      </w:r>
+      <w:r>
+        <w:rPr>
           <w:lang w:val="id_ID" w:bidi="id_ID"/>
         </w:rPr>
         <w:t xml:space="preserve">Kata </w:t>
@@ -16936,6 +19666,21 @@
       </w:r>
       <w:r>
         <w:rPr>
+          <w:b/>
+          <w:lang w:val="id_ID" w:bidi="id_ID"/>
+        </w:rPr>
+        <w:t>περὶ τὴν ἀλήθειαν ἠστόχησαν</w:t>
+      </w:r>
+    </w:p>
+    <w:p>
+      <w:pPr/>
+      <w:r>
+        <w:rPr>
+          <w:lang w:val="id_ID" w:bidi="id_ID"/>
+        </w:rPr>
+      </w:r>
+      <w:r>
+        <w:rPr>
           <w:lang w:val="id_ID" w:bidi="id_ID"/>
         </w:rPr>
         <w:t xml:space="preserve">Paulus berbicara seolah-olah </w:t>
@@ -17043,6 +19788,21 @@
       </w:r>
       <w:r>
         <w:rPr>
+          <w:b/>
+          <w:lang w:val="id_ID" w:bidi="id_ID"/>
+        </w:rPr>
+        <w:t>περὶ τὴν ἀλήθειαν</w:t>
+      </w:r>
+    </w:p>
+    <w:p>
+      <w:pPr/>
+      <w:r>
+        <w:rPr>
+          <w:lang w:val="id_ID" w:bidi="id_ID"/>
+        </w:rPr>
+      </w:r>
+      <w:r>
+        <w:rPr>
           <w:lang w:val="id_ID" w:bidi="id_ID"/>
         </w:rPr>
         <w:t xml:space="preserve">Jika bahasa Anda tidak menggunakan kata benda abstrak untuk ide </w:t>
@@ -17124,6 +19884,21 @@
       </w:r>
       <w:r>
         <w:rPr>
+          <w:b/>
+          <w:lang w:val="id_ID" w:bidi="id_ID"/>
+        </w:rPr>
+        <w:t>ἀνάστασιν ἤδη γεγονέναι</w:t>
+      </w:r>
+    </w:p>
+    <w:p>
+      <w:pPr/>
+      <w:r>
+        <w:rPr>
+          <w:lang w:val="id_ID" w:bidi="id_ID"/>
+        </w:rPr>
+      </w:r>
+      <w:r>
+        <w:rPr>
           <w:lang w:val="id_ID" w:bidi="id_ID"/>
         </w:rPr>
         <w:t xml:space="preserve">Jika bahasa Anda tidak menggunakan kata benda abstrak untuk ide </w:t>
@@ -17205,6 +19980,21 @@
       </w:r>
       <w:r>
         <w:rPr>
+          <w:b/>
+          <w:lang w:val="id_ID" w:bidi="id_ID"/>
+        </w:rPr>
+        <w:t>ἀνατρέπουσιν τήν τινων πίστιν</w:t>
+      </w:r>
+    </w:p>
+    <w:p>
+      <w:pPr/>
+      <w:r>
+        <w:rPr>
+          <w:lang w:val="id_ID" w:bidi="id_ID"/>
+        </w:rPr>
+      </w:r>
+      <w:r>
+        <w:rPr>
           <w:lang w:val="id_ID" w:bidi="id_ID"/>
         </w:rPr>
         <w:t xml:space="preserve">Di sini Paulus berbicara tentang </w:t>
@@ -17299,6 +20089,21 @@
       </w:r>
       <w:r>
         <w:rPr>
+          <w:b/>
+          <w:lang w:val="id_ID" w:bidi="id_ID"/>
+        </w:rPr>
+        <w:t>τήν τινων πίστιν</w:t>
+      </w:r>
+    </w:p>
+    <w:p>
+      <w:pPr/>
+      <w:r>
+        <w:rPr>
+          <w:lang w:val="id_ID" w:bidi="id_ID"/>
+        </w:rPr>
+      </w:r>
+      <w:r>
+        <w:rPr>
           <w:lang w:val="id_ID" w:bidi="id_ID"/>
         </w:rPr>
         <w:t xml:space="preserve">Jika bahasa Anda tidak menggunakan kata benda abstrak untuk ide </w:t>
@@ -17380,6 +20185,21 @@
       </w:r>
       <w:r>
         <w:rPr>
+          <w:b/>
+          <w:lang w:val="id_ID" w:bidi="id_ID"/>
+        </w:rPr>
+        <w:t>ὁ &amp; στερεὸς θεμέλιος τοῦ Θεοῦ ἕστηκεν</w:t>
+      </w:r>
+    </w:p>
+    <w:p>
+      <w:pPr/>
+      <w:r>
+        <w:rPr>
+          <w:lang w:val="id_ID" w:bidi="id_ID"/>
+        </w:rPr>
+      </w:r>
+      <w:r>
+        <w:rPr>
           <w:lang w:val="id_ID" w:bidi="id_ID"/>
         </w:rPr>
         <w:t xml:space="preserve">Di sini Paulus berbicara tentang </w:t>
@@ -17513,6 +20333,21 @@
       </w:r>
       <w:r>
         <w:rPr>
+          <w:b/>
+          <w:lang w:val="id_ID" w:bidi="id_ID"/>
+        </w:rPr>
+        <w:t>ἔχων τὴν σφραγῖδα ταύτην</w:t>
+      </w:r>
+    </w:p>
+    <w:p>
+      <w:pPr/>
+      <w:r>
+        <w:rPr>
+          <w:lang w:val="id_ID" w:bidi="id_ID"/>
+        </w:rPr>
+      </w:r>
+      <w:r>
+        <w:rPr>
           <w:lang w:val="id_ID" w:bidi="id_ID"/>
         </w:rPr>
         <w:t xml:space="preserve">Di sini Paulus berbicara seolah-olah </w:t>
@@ -17622,6 +20457,21 @@
         <w:rPr>
           <w:lang w:val="id_ID" w:bidi="id_ID"/>
         </w:rPr>
+      </w:r>
+    </w:p>
+    <w:p>
+      <w:pPr/>
+      <w:r>
+        <w:rPr>
+          <w:lang w:val="id_ID" w:bidi="id_ID"/>
+        </w:rPr>
+      </w:r>
+      <w:r>
+        <w:rPr>
+          <w:b/>
+          <w:lang w:val="id_ID" w:bidi="id_ID"/>
+        </w:rPr>
+        <w:t>ἔγνω Κύριος τοὺς ὄντας αὐτοῦ, καί, ἀποστήτω ἀπὸ ἀδικίας πᾶς ὁ ὀνομάζων τὸ ὄνομα Κυρίου</w:t>
       </w:r>
     </w:p>
     <w:p>
@@ -17719,6 +20569,21 @@
       </w:r>
       <w:r>
         <w:rPr>
+          <w:b/>
+          <w:lang w:val="id_ID" w:bidi="id_ID"/>
+        </w:rPr>
+        <w:t>Κύριος &amp; Κυρίου</w:t>
+      </w:r>
+    </w:p>
+    <w:p>
+      <w:pPr/>
+      <w:r>
+        <w:rPr>
+          <w:lang w:val="id_ID" w:bidi="id_ID"/>
+        </w:rPr>
+      </w:r>
+      <w:r>
+        <w:rPr>
           <w:lang w:val="id_ID" w:bidi="id_ID"/>
         </w:rPr>
         <w:t xml:space="preserve">Di sini, kata </w:t>
@@ -17800,6 +20665,21 @@
       </w:r>
       <w:r>
         <w:rPr>
+          <w:b/>
+          <w:lang w:val="id_ID" w:bidi="id_ID"/>
+        </w:rPr>
+        <w:t>ἔγνω</w:t>
+      </w:r>
+    </w:p>
+    <w:p>
+      <w:pPr/>
+      <w:r>
+        <w:rPr>
+          <w:lang w:val="id_ID" w:bidi="id_ID"/>
+        </w:rPr>
+      </w:r>
+      <w:r>
+        <w:rPr>
           <w:lang w:val="id_ID" w:bidi="id_ID"/>
         </w:rPr>
         <w:t>Di sini penulis kutipan menggunakan bentuk lampau untuk merujuk pada sesuatu yang selalu benar. Jika itu akan membantu dalam bahasa Anda, Anda dapat menggunakan bentuk kata kerja apa pun yang wajar untuk menyatakan kebenaran umum. Terjemahan alternatif: "telah mengetahui"</w:t>
@@ -17868,6 +20748,21 @@
       </w:r>
       <w:r>
         <w:rPr>
+          <w:b/>
+          <w:lang w:val="id_ID" w:bidi="id_ID"/>
+        </w:rPr>
+        <w:t>ἀποστήτω ἀπὸ &amp; πᾶς ὁ ὀνομάζων τὸ ὄνομα Κυρίου</w:t>
+      </w:r>
+    </w:p>
+    <w:p>
+      <w:pPr/>
+      <w:r>
+        <w:rPr>
+          <w:lang w:val="id_ID" w:bidi="id_ID"/>
+        </w:rPr>
+      </w:r>
+      <w:r>
+        <w:rPr>
           <w:lang w:val="id_ID" w:bidi="id_ID"/>
         </w:rPr>
         <w:t xml:space="preserve">Di sini Paulus berbicara tentang </w:t>
@@ -17962,6 +20857,21 @@
       </w:r>
       <w:r>
         <w:rPr>
+          <w:b/>
+          <w:lang w:val="id_ID" w:bidi="id_ID"/>
+        </w:rPr>
+        <w:t>ἀποστήτω &amp; πᾶς ὁ ὀνομάζων τὸ ὄνομα Κυρίου</w:t>
+      </w:r>
+    </w:p>
+    <w:p>
+      <w:pPr/>
+      <w:r>
+        <w:rPr>
+          <w:lang w:val="id_ID" w:bidi="id_ID"/>
+        </w:rPr>
+      </w:r>
+      <w:r>
+        <w:rPr>
           <w:lang w:val="id_ID" w:bidi="id_ID"/>
         </w:rPr>
         <w:t>Jika bahasa Anda tidak menggunakan imperatif orang ketiga dengan cara ini, Anda dapat menyatakannya dengan cara lain yang wajar dalam bahasa Anda. Terjemahan alternatif: "Setiap orang yang menyebut nama Tuhan harus menjauhkan diri"</w:t>
@@ -18030,6 +20940,21 @@
       </w:r>
       <w:r>
         <w:rPr>
+          <w:b/>
+          <w:lang w:val="id_ID" w:bidi="id_ID"/>
+        </w:rPr>
+        <w:t>ὁ ὀνομάζων τὸ ὄνομα Κυρίου</w:t>
+      </w:r>
+    </w:p>
+    <w:p>
+      <w:pPr/>
+      <w:r>
+        <w:rPr>
+          <w:lang w:val="id_ID" w:bidi="id_ID"/>
+        </w:rPr>
+      </w:r>
+      <w:r>
+        <w:rPr>
           <w:lang w:val="id_ID" w:bidi="id_ID"/>
         </w:rPr>
         <w:t xml:space="preserve">Di sini, frasa </w:t>
@@ -18124,6 +21049,21 @@
       </w:r>
       <w:r>
         <w:rPr>
+          <w:b/>
+          <w:lang w:val="id_ID" w:bidi="id_ID"/>
+        </w:rPr>
+        <w:t>ἀπὸ ἀδικίας</w:t>
+      </w:r>
+    </w:p>
+    <w:p>
+      <w:pPr/>
+      <w:r>
+        <w:rPr>
+          <w:lang w:val="id_ID" w:bidi="id_ID"/>
+        </w:rPr>
+      </w:r>
+      <w:r>
+        <w:rPr>
           <w:lang w:val="id_ID" w:bidi="id_ID"/>
         </w:rPr>
         <w:t xml:space="preserve">Jika bahasa Anda tidak menggunakan kata benda abstrak untuk ide </w:t>
@@ -18205,6 +21145,21 @@
       </w:r>
       <w:r>
         <w:rPr>
+          <w:b/>
+          <w:lang w:val="id_ID" w:bidi="id_ID"/>
+        </w:rPr>
+        <w:t>δὲ</w:t>
+      </w:r>
+    </w:p>
+    <w:p>
+      <w:pPr/>
+      <w:r>
+        <w:rPr>
+          <w:lang w:val="id_ID" w:bidi="id_ID"/>
+        </w:rPr>
+      </w:r>
+      <w:r>
+        <w:rPr>
           <w:lang w:val="id_ID" w:bidi="id_ID"/>
         </w:rPr>
         <w:t xml:space="preserve">Di sini, kata </w:t>
@@ -18299,6 +21254,21 @@
       </w:r>
       <w:r>
         <w:rPr>
+          <w:b/>
+          <w:lang w:val="id_ID" w:bidi="id_ID"/>
+        </w:rPr>
+        <w:t>ἐν μεγάλῃ &amp; οἰκίᾳ, οὐκ ἔστιν μόνον σκεύη χρυσᾶ καὶ ἀργυρᾶ, ἀλλὰ καὶ ξύλινα καὶ ὀστράκινα; καὶ ἃ μὲν εἰς τιμὴν, ἃ δὲ εἰς ἀτιμίαν</w:t>
+      </w:r>
+    </w:p>
+    <w:p>
+      <w:pPr/>
+      <w:r>
+        <w:rPr>
+          <w:lang w:val="id_ID" w:bidi="id_ID"/>
+        </w:rPr>
+      </w:r>
+      <w:r>
+        <w:rPr>
           <w:lang w:val="id_ID" w:bidi="id_ID"/>
         </w:rPr>
         <w:t xml:space="preserve">Untuk mengajar Timotius, Paulus berbicara tentang gereja seolah-olah gereja adalah </w:t>
@@ -18393,6 +21363,21 @@
       </w:r>
       <w:r>
         <w:rPr>
+          <w:b/>
+          <w:lang w:val="id_ID" w:bidi="id_ID"/>
+        </w:rPr>
+        <w:t>σκεύη</w:t>
+      </w:r>
+    </w:p>
+    <w:p>
+      <w:pPr/>
+      <w:r>
+        <w:rPr>
+          <w:lang w:val="id_ID" w:bidi="id_ID"/>
+        </w:rPr>
+      </w:r>
+      <w:r>
+        <w:rPr>
           <w:lang w:val="id_ID" w:bidi="id_ID"/>
         </w:rPr>
         <w:t xml:space="preserve">Kata yang diterjemahkan sebagai </w:t>
@@ -18474,6 +21459,21 @@
       </w:r>
       <w:r>
         <w:rPr>
+          <w:b/>
+          <w:lang w:val="id_ID" w:bidi="id_ID"/>
+        </w:rPr>
+        <w:t>ἀλλὰ καὶ ξύλινα καὶ ὀστράκινα</w:t>
+      </w:r>
+    </w:p>
+    <w:p>
+      <w:pPr/>
+      <w:r>
+        <w:rPr>
+          <w:lang w:val="id_ID" w:bidi="id_ID"/>
+        </w:rPr>
+      </w:r>
+      <w:r>
+        <w:rPr>
           <w:lang w:val="id_ID" w:bidi="id_ID"/>
         </w:rPr>
         <w:t>Paulus menghilangkan beberapa kata yang dalam banyak bahasa diperlukan untuk melengkapi kalimat. Anda dapat menyediakan kata-kata ini dari awal kalimat jika akan lebih jelas dalam bahasa Anda. Terjemahan alternatif: "tetapi ada juga wadah-wadah dari kayu dan tanah liat"</w:t>
@@ -18542,6 +21542,21 @@
       </w:r>
       <w:r>
         <w:rPr>
+          <w:b/>
+          <w:lang w:val="id_ID" w:bidi="id_ID"/>
+        </w:rPr>
+        <w:t>ἃ μὲν εἰς τιμὴν, ἃ δὲ εἰς ἀτιμίαν</w:t>
+      </w:r>
+    </w:p>
+    <w:p>
+      <w:pPr/>
+      <w:r>
+        <w:rPr>
+          <w:lang w:val="id_ID" w:bidi="id_ID"/>
+        </w:rPr>
+      </w:r>
+      <w:r>
+        <w:rPr>
           <w:lang w:val="id_ID" w:bidi="id_ID"/>
         </w:rPr>
         <w:t>Paulus menghilangkan beberapa kata yang dalam banyak bahasa diperlukan untuk melengkapi sebuah kalimat. Anda dapat menyediakan kata-kata ini dari konteksnya jika akan lebih jelas dalam bahasa Anda. Terjemahan alternatif: "ada yang diciptakan untuk kehormatan dan ada yang diciptakan untuk kehinaan"</w:t>
@@ -18610,6 +21625,21 @@
       </w:r>
       <w:r>
         <w:rPr>
+          <w:b/>
+          <w:lang w:val="id_ID" w:bidi="id_ID"/>
+        </w:rPr>
+        <w:t>ἃ μὲν εἰς τιμὴν, ἃ δὲ εἰς ἀτιμίαν</w:t>
+      </w:r>
+    </w:p>
+    <w:p>
+      <w:pPr/>
+      <w:r>
+        <w:rPr>
+          <w:lang w:val="id_ID" w:bidi="id_ID"/>
+        </w:rPr>
+      </w:r>
+      <w:r>
+        <w:rPr>
           <w:lang w:val="id_ID" w:bidi="id_ID"/>
         </w:rPr>
         <w:t xml:space="preserve">Jika bahasa Anda tidak menggunakan kata benda abstrak untuk gagasan </w:t>
@@ -18704,6 +21734,21 @@
       </w:r>
       <w:r>
         <w:rPr>
+          <w:b/>
+          <w:lang w:val="id_ID" w:bidi="id_ID"/>
+        </w:rPr>
+        <w:t>ἐὰν &amp; τις ἐκκαθάρῃ ἑαυτὸν ἀπὸ τούτων, ἔσται σκεῦος εἰς τιμήν, ἡγιασμένον εὔχρηστον τῷ Δεσπότῃ, εἰς πᾶν ἔργον ἀγαθὸν ἡτοιμασμένον</w:t>
+      </w:r>
+    </w:p>
+    <w:p>
+      <w:pPr/>
+      <w:r>
+        <w:rPr>
+          <w:lang w:val="id_ID" w:bidi="id_ID"/>
+        </w:rPr>
+      </w:r>
+      <w:r>
+        <w:rPr>
           <w:lang w:val="id_ID" w:bidi="id_ID"/>
         </w:rPr>
         <w:t xml:space="preserve">Di sini Paulus terus berbicara tentang orang-orang percaya seolah-olah mereka masing-masing adalah </w:t>
@@ -18787,6 +21832,21 @@
         <w:rPr>
           <w:lang w:val="id_ID" w:bidi="id_ID"/>
         </w:rPr>
+      </w:r>
+    </w:p>
+    <w:p>
+      <w:pPr/>
+      <w:r>
+        <w:rPr>
+          <w:lang w:val="id_ID" w:bidi="id_ID"/>
+        </w:rPr>
+      </w:r>
+      <w:r>
+        <w:rPr>
+          <w:b/>
+          <w:lang w:val="id_ID" w:bidi="id_ID"/>
+        </w:rPr>
+        <w:t>τούτων</w:t>
       </w:r>
     </w:p>
     <w:p>
@@ -18915,6 +21975,21 @@
       </w:r>
       <w:r>
         <w:rPr>
+          <w:b/>
+          <w:lang w:val="id_ID" w:bidi="id_ID"/>
+        </w:rPr>
+        <w:t>ἑαυτὸν &amp; ἔσται</w:t>
+      </w:r>
+    </w:p>
+    <w:p>
+      <w:pPr/>
+      <w:r>
+        <w:rPr>
+          <w:lang w:val="id_ID" w:bidi="id_ID"/>
+        </w:rPr>
+      </w:r>
+      <w:r>
+        <w:rPr>
           <w:lang w:val="id_ID" w:bidi="id_ID"/>
         </w:rPr>
         <w:t xml:space="preserve">Meskipun istilah </w:t>
@@ -19009,6 +22084,21 @@
       </w:r>
       <w:r>
         <w:rPr>
+          <w:b/>
+          <w:lang w:val="id_ID" w:bidi="id_ID"/>
+        </w:rPr>
+        <w:t>εἰς τιμήν</w:t>
+      </w:r>
+    </w:p>
+    <w:p>
+      <w:pPr/>
+      <w:r>
+        <w:rPr>
+          <w:lang w:val="id_ID" w:bidi="id_ID"/>
+        </w:rPr>
+      </w:r>
+      <w:r>
+        <w:rPr>
           <w:lang w:val="id_ID" w:bidi="id_ID"/>
         </w:rPr>
         <w:t xml:space="preserve">Jika bahasa Anda tidak menggunakan kata benda abstrak untuk ide </w:t>
@@ -19090,6 +22180,21 @@
       </w:r>
       <w:r>
         <w:rPr>
+          <w:b/>
+          <w:lang w:val="id_ID" w:bidi="id_ID"/>
+        </w:rPr>
+        <w:t>ἡγιασμένον</w:t>
+      </w:r>
+    </w:p>
+    <w:p>
+      <w:pPr/>
+      <w:r>
+        <w:rPr>
+          <w:lang w:val="id_ID" w:bidi="id_ID"/>
+        </w:rPr>
+      </w:r>
+      <w:r>
+        <w:rPr>
           <w:lang w:val="id_ID" w:bidi="id_ID"/>
         </w:rPr>
         <w:t>Jika bahasa Anda tidak menggunakan bentuk pasif ini, Anda dapat mengungkapkan gagasan tersebut dalam bentuk aktif atau dengan cara lain yang wajar dalam bahasa Anda. Jika Anda perlu mengatakan siapa yang melakukan tindakan tersebut, jelaslah dari konteksnya bahwa yang melakukan tindakan tersebut adalah Allah. Terjemahan alternatif: "telah menjadi kudus" atau "yang telah dikuduskan oleh Allah"</w:t>
@@ -19158,6 +22263,21 @@
       </w:r>
       <w:r>
         <w:rPr>
+          <w:b/>
+          <w:lang w:val="id_ID" w:bidi="id_ID"/>
+        </w:rPr>
+        <w:t>ἡτοιμασμένον</w:t>
+      </w:r>
+    </w:p>
+    <w:p>
+      <w:pPr/>
+      <w:r>
+        <w:rPr>
+          <w:lang w:val="id_ID" w:bidi="id_ID"/>
+        </w:rPr>
+      </w:r>
+      <w:r>
+        <w:rPr>
           <w:lang w:val="id_ID" w:bidi="id_ID"/>
         </w:rPr>
         <w:t>Jika bahasa Anda tidak menggunakan bentuk pasif ini, Anda dapat mengungkapkan gagasan tersebut dalam bentuk aktif atau dengan cara lain yang wajar dalam bahasa Anda. Jika Anda perlu mengatakan siapa yang melakukan tindakan tersebut, jelaslah dari konteksnya bahwa yang melakukan tindakan tersebut adalah Allah. Terjemahan alternatif: "menjadi siap" atau "yang telah dipersiapkan Allah"</w:t>
@@ -19226,6 +22346,21 @@
       </w:r>
       <w:r>
         <w:rPr>
+          <w:b/>
+          <w:lang w:val="id_ID" w:bidi="id_ID"/>
+        </w:rPr>
+        <w:t>δὲ</w:t>
+      </w:r>
+    </w:p>
+    <w:p>
+      <w:pPr/>
+      <w:r>
+        <w:rPr>
+          <w:lang w:val="id_ID" w:bidi="id_ID"/>
+        </w:rPr>
+      </w:r>
+      <w:r>
+        <w:rPr>
           <w:lang w:val="id_ID" w:bidi="id_ID"/>
         </w:rPr>
         <w:t xml:space="preserve">Di sini, kata </w:t>
@@ -19320,6 +22455,21 @@
       </w:r>
       <w:r>
         <w:rPr>
+          <w:b/>
+          <w:lang w:val="id_ID" w:bidi="id_ID"/>
+        </w:rPr>
+        <w:t>φεῦγε</w:t>
+      </w:r>
+    </w:p>
+    <w:p>
+      <w:pPr/>
+      <w:r>
+        <w:rPr>
+          <w:lang w:val="id_ID" w:bidi="id_ID"/>
+        </w:rPr>
+      </w:r>
+      <w:r>
+        <w:rPr>
           <w:lang w:val="id_ID" w:bidi="id_ID"/>
         </w:rPr>
         <w:t xml:space="preserve">Paulus berbicara tentang </w:t>
@@ -19414,6 +22564,21 @@
       </w:r>
       <w:r>
         <w:rPr>
+          <w:b/>
+          <w:lang w:val="id_ID" w:bidi="id_ID"/>
+        </w:rPr>
+        <w:t>τὰς &amp; νεωτερικὰς ἐπιθυμίας</w:t>
+      </w:r>
+    </w:p>
+    <w:p>
+      <w:pPr/>
+      <w:r>
+        <w:rPr>
+          <w:lang w:val="id_ID" w:bidi="id_ID"/>
+        </w:rPr>
+      </w:r>
+      <w:r>
+        <w:rPr>
           <w:lang w:val="id_ID" w:bidi="id_ID"/>
         </w:rPr>
         <w:t xml:space="preserve">Di sini Paulus mengacu pada </w:t>
@@ -19508,6 +22673,21 @@
       </w:r>
       <w:r>
         <w:rPr>
+          <w:b/>
+          <w:lang w:val="id_ID" w:bidi="id_ID"/>
+        </w:rPr>
+        <w:t>δίωκε &amp; δικαιοσύνην, πίστιν, ἀγάπην, εἰρήνην, μετὰ τῶν ἐπικαλουμένων τὸν Κύριον ἐκ καθαρᾶς καρδίας</w:t>
+      </w:r>
+    </w:p>
+    <w:p>
+      <w:pPr/>
+      <w:r>
+        <w:rPr>
+          <w:lang w:val="id_ID" w:bidi="id_ID"/>
+        </w:rPr>
+      </w:r>
+      <w:r>
+        <w:rPr>
           <w:lang w:val="id_ID" w:bidi="id_ID"/>
         </w:rPr>
         <w:t xml:space="preserve">Di sini, frasa </w:t>
@@ -19634,6 +22814,21 @@
       </w:r>
       <w:r>
         <w:rPr>
+          <w:b/>
+          <w:lang w:val="id_ID" w:bidi="id_ID"/>
+        </w:rPr>
+        <w:t>δίωκε</w:t>
+      </w:r>
+    </w:p>
+    <w:p>
+      <w:pPr/>
+      <w:r>
+        <w:rPr>
+          <w:lang w:val="id_ID" w:bidi="id_ID"/>
+        </w:rPr>
+      </w:r>
+      <w:r>
+        <w:rPr>
           <w:lang w:val="id_ID" w:bidi="id_ID"/>
         </w:rPr>
         <w:t xml:space="preserve">Paulus berbicara tentang </w:t>
@@ -19715,6 +22910,21 @@
       </w:r>
       <w:r>
         <w:rPr>
+          <w:b/>
+          <w:lang w:val="id_ID" w:bidi="id_ID"/>
+        </w:rPr>
+        <w:t>δικαιοσύνην, πίστιν, ἀγάπην, εἰρήνην</w:t>
+      </w:r>
+    </w:p>
+    <w:p>
+      <w:pPr/>
+      <w:r>
+        <w:rPr>
+          <w:lang w:val="id_ID" w:bidi="id_ID"/>
+        </w:rPr>
+      </w:r>
+      <w:r>
+        <w:rPr>
           <w:lang w:val="id_ID" w:bidi="id_ID"/>
         </w:rPr>
         <w:t>Jika bahasa Anda tidak menggunakan kata benda abstrak untuk beberapa atau semua ide dalam daftar ini, Anda dapat mengekspresikan ide yang sama dengan cara lain. Terjemahan alternatif: "menjadi lebih benar, percaya, mengasihi, damai"</w:t>
@@ -19783,6 +22993,21 @@
       </w:r>
       <w:r>
         <w:rPr>
+          <w:b/>
+          <w:lang w:val="id_ID" w:bidi="id_ID"/>
+        </w:rPr>
+        <w:t>πίστιν</w:t>
+      </w:r>
+    </w:p>
+    <w:p>
+      <w:pPr/>
+      <w:r>
+        <w:rPr>
+          <w:lang w:val="id_ID" w:bidi="id_ID"/>
+        </w:rPr>
+      </w:r>
+      <w:r>
+        <w:rPr>
           <w:lang w:val="id_ID" w:bidi="id_ID"/>
         </w:rPr>
         <w:t xml:space="preserve">Di sini, kata </w:t>
@@ -19864,6 +23089,21 @@
       </w:r>
       <w:r>
         <w:rPr>
+          <w:b/>
+          <w:lang w:val="id_ID" w:bidi="id_ID"/>
+        </w:rPr>
+        <w:t>τῶν ἐπικαλουμένων τὸν Κύριον</w:t>
+      </w:r>
+    </w:p>
+    <w:p>
+      <w:pPr/>
+      <w:r>
+        <w:rPr>
+          <w:lang w:val="id_ID" w:bidi="id_ID"/>
+        </w:rPr>
+      </w:r>
+      <w:r>
+        <w:rPr>
           <w:lang w:val="id_ID" w:bidi="id_ID"/>
         </w:rPr>
         <w:t xml:space="preserve">Frasa </w:t>
@@ -19958,6 +23198,21 @@
       </w:r>
       <w:r>
         <w:rPr>
+          <w:b/>
+          <w:lang w:val="id_ID" w:bidi="id_ID"/>
+        </w:rPr>
+        <w:t>τὸν Κύριον ἐκ καθαρᾶς καρδίας</w:t>
+      </w:r>
+    </w:p>
+    <w:p>
+      <w:pPr/>
+      <w:r>
+        <w:rPr>
+          <w:lang w:val="id_ID" w:bidi="id_ID"/>
+        </w:rPr>
+      </w:r>
+      <w:r>
+        <w:rPr>
           <w:lang w:val="id_ID" w:bidi="id_ID"/>
         </w:rPr>
         <w:t xml:space="preserve">Di sini, frasa </w:t>
@@ -20052,6 +23307,21 @@
       </w:r>
       <w:r>
         <w:rPr>
+          <w:b/>
+          <w:lang w:val="id_ID" w:bidi="id_ID"/>
+        </w:rPr>
+        <w:t>ἐκ καθαρᾶς καρδίας</w:t>
+      </w:r>
+    </w:p>
+    <w:p>
+      <w:pPr/>
+      <w:r>
+        <w:rPr>
+          <w:lang w:val="id_ID" w:bidi="id_ID"/>
+        </w:rPr>
+      </w:r>
+      <w:r>
+        <w:rPr>
           <w:lang w:val="id_ID" w:bidi="id_ID"/>
         </w:rPr>
         <w:t xml:space="preserve">Dalam budaya Paulus, </w:t>
@@ -20146,6 +23416,21 @@
       </w:r>
       <w:r>
         <w:rPr>
+          <w:b/>
+          <w:lang w:val="id_ID" w:bidi="id_ID"/>
+        </w:rPr>
+        <w:t>δὲ</w:t>
+      </w:r>
+    </w:p>
+    <w:p>
+      <w:pPr/>
+      <w:r>
+        <w:rPr>
+          <w:lang w:val="id_ID" w:bidi="id_ID"/>
+        </w:rPr>
+      </w:r>
+      <w:r>
+        <w:rPr>
           <w:lang w:val="id_ID" w:bidi="id_ID"/>
         </w:rPr>
         <w:t xml:space="preserve">Di sini, kata </w:t>
@@ -20253,6 +23538,21 @@
       </w:r>
       <w:r>
         <w:rPr>
+          <w:b/>
+          <w:lang w:val="id_ID" w:bidi="id_ID"/>
+        </w:rPr>
+        <w:t>τὰς &amp; μωρὰς καὶ ἀπαιδεύτους ζητήσεις</w:t>
+      </w:r>
+    </w:p>
+    <w:p>
+      <w:pPr/>
+      <w:r>
+        <w:rPr>
+          <w:lang w:val="id_ID" w:bidi="id_ID"/>
+        </w:rPr>
+      </w:r>
+      <w:r>
+        <w:rPr>
           <w:lang w:val="id_ID" w:bidi="id_ID"/>
         </w:rPr>
         <w:t>Jika bahasa Anda tidak menggunakan kata benda abstrak untuk gagasan kontroversi, Anda dapat mengungkapkan gagasan yang sama dengan cara lain. Terjemahan alternatif: "memperdebatkan hal-hal yang bodoh dan tidak masuk akal"</w:t>
@@ -20321,6 +23621,21 @@
       </w:r>
       <w:r>
         <w:rPr>
+          <w:b/>
+          <w:lang w:val="id_ID" w:bidi="id_ID"/>
+        </w:rPr>
+        <w:t>μωρὰς καὶ ἀπαιδεύτους</w:t>
+      </w:r>
+    </w:p>
+    <w:p>
+      <w:pPr/>
+      <w:r>
+        <w:rPr>
+          <w:lang w:val="id_ID" w:bidi="id_ID"/>
+        </w:rPr>
+      </w:r>
+      <w:r>
+        <w:rPr>
           <w:lang w:val="id_ID" w:bidi="id_ID"/>
         </w:rPr>
         <w:t xml:space="preserve">Istilah </w:t>
@@ -20415,6 +23730,21 @@
       </w:r>
       <w:r>
         <w:rPr>
+          <w:b/>
+          <w:lang w:val="id_ID" w:bidi="id_ID"/>
+        </w:rPr>
+        <w:t>γεννῶσι</w:t>
+      </w:r>
+    </w:p>
+    <w:p>
+      <w:pPr/>
+      <w:r>
+        <w:rPr>
+          <w:lang w:val="id_ID" w:bidi="id_ID"/>
+        </w:rPr>
+      </w:r>
+      <w:r>
+        <w:rPr>
           <w:lang w:val="id_ID" w:bidi="id_ID"/>
         </w:rPr>
         <w:t xml:space="preserve">Di sini Paulus berbicara tentang </w:t>
@@ -20535,6 +23865,21 @@
       </w:r>
       <w:r>
         <w:rPr>
+          <w:b/>
+          <w:lang w:val="id_ID" w:bidi="id_ID"/>
+        </w:rPr>
+        <w:t>μάχας</w:t>
+      </w:r>
+    </w:p>
+    <w:p>
+      <w:pPr/>
+      <w:r>
+        <w:rPr>
+          <w:lang w:val="id_ID" w:bidi="id_ID"/>
+        </w:rPr>
+      </w:r>
+      <w:r>
+        <w:rPr>
           <w:lang w:val="id_ID" w:bidi="id_ID"/>
         </w:rPr>
         <w:t xml:space="preserve">Di sini Paulus berbicara tentang perselisihan dan pertengkaran di dalam suatu komunitas seolah-olah itu adalah </w:t>
@@ -20616,6 +23961,21 @@
       </w:r>
       <w:r>
         <w:rPr>
+          <w:b/>
+          <w:lang w:val="id_ID" w:bidi="id_ID"/>
+        </w:rPr>
+        <w:t>δὲ</w:t>
+      </w:r>
+    </w:p>
+    <w:p>
+      <w:pPr/>
+      <w:r>
+        <w:rPr>
+          <w:lang w:val="id_ID" w:bidi="id_ID"/>
+        </w:rPr>
+      </w:r>
+      <w:r>
+        <w:rPr>
           <w:lang w:val="id_ID" w:bidi="id_ID"/>
         </w:rPr>
         <w:t xml:space="preserve">Di sini, kata </w:t>
@@ -20723,6 +24083,21 @@
       </w:r>
       <w:r>
         <w:rPr>
+          <w:b/>
+          <w:lang w:val="id_ID" w:bidi="id_ID"/>
+        </w:rPr>
+        <w:t>δοῦλον &amp; Κυρίου</w:t>
+      </w:r>
+    </w:p>
+    <w:p>
+      <w:pPr/>
+      <w:r>
+        <w:rPr>
+          <w:lang w:val="id_ID" w:bidi="id_ID"/>
+        </w:rPr>
+      </w:r>
+      <w:r>
+        <w:rPr>
           <w:lang w:val="id_ID" w:bidi="id_ID"/>
         </w:rPr>
         <w:t xml:space="preserve">Kata </w:t>
@@ -20817,6 +24192,21 @@
       </w:r>
       <w:r>
         <w:rPr>
+          <w:b/>
+          <w:lang w:val="id_ID" w:bidi="id_ID"/>
+        </w:rPr>
+        <w:t>δοῦλον &amp; Κυρίου</w:t>
+      </w:r>
+    </w:p>
+    <w:p>
+      <w:pPr/>
+      <w:r>
+        <w:rPr>
+          <w:lang w:val="id_ID" w:bidi="id_ID"/>
+        </w:rPr>
+      </w:r>
+      <w:r>
+        <w:rPr>
           <w:lang w:val="id_ID" w:bidi="id_ID"/>
         </w:rPr>
         <w:t xml:space="preserve">Di sini Paulus berbicara tentang orang-orang yang menyembah dan menaati </w:t>
@@ -20900,6 +24290,21 @@
         <w:rPr>
           <w:lang w:val="id_ID" w:bidi="id_ID"/>
         </w:rPr>
+      </w:r>
+    </w:p>
+    <w:p>
+      <w:pPr/>
+      <w:r>
+        <w:rPr>
+          <w:lang w:val="id_ID" w:bidi="id_ID"/>
+        </w:rPr>
+      </w:r>
+      <w:r>
+        <w:rPr>
+          <w:b/>
+          <w:lang w:val="id_ID" w:bidi="id_ID"/>
+        </w:rPr>
+        <w:t>οὐ &amp; μάχεσθαι</w:t>
       </w:r>
     </w:p>
     <w:p>
@@ -20997,6 +24402,21 @@
       </w:r>
       <w:r>
         <w:rPr>
+          <w:b/>
+          <w:lang w:val="id_ID" w:bidi="id_ID"/>
+        </w:rPr>
+        <w:t>πάντας</w:t>
+      </w:r>
+    </w:p>
+    <w:p>
+      <w:pPr/>
+      <w:r>
+        <w:rPr>
+          <w:lang w:val="id_ID" w:bidi="id_ID"/>
+        </w:rPr>
+      </w:r>
+      <w:r>
+        <w:rPr>
           <w:lang w:val="id_ID" w:bidi="id_ID"/>
         </w:rPr>
         <w:t xml:space="preserve">Paulus menggunakan kata sifat </w:t>
@@ -21078,6 +24498,21 @@
       </w:r>
       <w:r>
         <w:rPr>
+          <w:b/>
+          <w:lang w:val="id_ID" w:bidi="id_ID"/>
+        </w:rPr>
+        <w:t>ἐν πραΰτητι</w:t>
+      </w:r>
+    </w:p>
+    <w:p>
+      <w:pPr/>
+      <w:r>
+        <w:rPr>
+          <w:lang w:val="id_ID" w:bidi="id_ID"/>
+        </w:rPr>
+      </w:r>
+      <w:r>
+        <w:rPr>
           <w:lang w:val="id_ID" w:bidi="id_ID"/>
         </w:rPr>
         <w:t xml:space="preserve">Jika bahasa Anda tidak menggunakan kata benda abstrak untuk ide </w:t>
@@ -21148,6 +24583,21 @@
         <w:rPr>
           <w:lang w:val="id_ID" w:bidi="id_ID"/>
         </w:rPr>
+      </w:r>
+    </w:p>
+    <w:p>
+      <w:pPr/>
+      <w:r>
+        <w:rPr>
+          <w:lang w:val="id_ID" w:bidi="id_ID"/>
+        </w:rPr>
+      </w:r>
+      <w:r>
+        <w:rPr>
+          <w:b/>
+          <w:lang w:val="id_ID" w:bidi="id_ID"/>
+        </w:rPr>
+        <w:t>τοὺς ἀντιδιατιθεμένους</w:t>
       </w:r>
     </w:p>
     <w:p>
@@ -21258,6 +24708,21 @@
       </w:r>
       <w:r>
         <w:rPr>
+          <w:b/>
+          <w:lang w:val="id_ID" w:bidi="id_ID"/>
+        </w:rPr>
+        <w:t>μήποτε δώῃ αὐτοῖς ὁ Θεὸς μετάνοιαν</w:t>
+      </w:r>
+    </w:p>
+    <w:p>
+      <w:pPr/>
+      <w:r>
+        <w:rPr>
+          <w:lang w:val="id_ID" w:bidi="id_ID"/>
+        </w:rPr>
+      </w:r>
+      <w:r>
+        <w:rPr>
           <w:lang w:val="id_ID" w:bidi="id_ID"/>
         </w:rPr>
         <w:t xml:space="preserve">Di sini Paulus berbicara tentang </w:t>
@@ -21352,6 +24817,21 @@
       </w:r>
       <w:r>
         <w:rPr>
+          <w:b/>
+          <w:lang w:val="id_ID" w:bidi="id_ID"/>
+        </w:rPr>
+        <w:t>μήποτε δώῃ αὐτοῖς &amp; μετάνοιαν εἰς ἐπίγνωσιν ἀληθείας</w:t>
+      </w:r>
+    </w:p>
+    <w:p>
+      <w:pPr/>
+      <w:r>
+        <w:rPr>
+          <w:lang w:val="id_ID" w:bidi="id_ID"/>
+        </w:rPr>
+      </w:r>
+      <w:r>
+        <w:rPr>
           <w:lang w:val="id_ID" w:bidi="id_ID"/>
         </w:rPr>
         <w:t xml:space="preserve">Jika bahasa Anda tidak menggunakan kata benda abstrak untuk gagasan </w:t>
@@ -21459,6 +24939,21 @@
       </w:r>
       <w:r>
         <w:rPr>
+          <w:b/>
+          <w:lang w:val="id_ID" w:bidi="id_ID"/>
+        </w:rPr>
+        <w:t>ἀνανήψωσιν ἐκ τῆς τοῦ διαβόλου παγίδος, ἐζωγρημένοι ὑπ’ αὐτοῦ, εἰς τὸ ἐκείνου θέλημα</w:t>
+      </w:r>
+    </w:p>
+    <w:p>
+      <w:pPr/>
+      <w:r>
+        <w:rPr>
+          <w:lang w:val="id_ID" w:bidi="id_ID"/>
+        </w:rPr>
+      </w:r>
+      <w:r>
+        <w:rPr>
           <w:lang w:val="id_ID" w:bidi="id_ID"/>
         </w:rPr>
         <w:t xml:space="preserve">Orang-orang ini pasti telah </w:t>
@@ -21553,6 +25048,21 @@
       </w:r>
       <w:r>
         <w:rPr>
+          <w:b/>
+          <w:lang w:val="id_ID" w:bidi="id_ID"/>
+        </w:rPr>
+        <w:t>ἀνανήψωσιν ἐκ τῆς τοῦ διαβόλου παγίδος</w:t>
+      </w:r>
+    </w:p>
+    <w:p>
+      <w:pPr/>
+      <w:r>
+        <w:rPr>
+          <w:lang w:val="id_ID" w:bidi="id_ID"/>
+        </w:rPr>
+      </w:r>
+      <w:r>
+        <w:rPr>
           <w:lang w:val="id_ID" w:bidi="id_ID"/>
         </w:rPr>
         <w:t xml:space="preserve">Di sini Paulus menyiratkan bahwa menjadi </w:t>
@@ -21647,6 +25157,21 @@
       </w:r>
       <w:r>
         <w:rPr>
+          <w:b/>
+          <w:lang w:val="id_ID" w:bidi="id_ID"/>
+        </w:rPr>
+        <w:t>ἀνανήψωσιν</w:t>
+      </w:r>
+    </w:p>
+    <w:p>
+      <w:pPr/>
+      <w:r>
+        <w:rPr>
+          <w:lang w:val="id_ID" w:bidi="id_ID"/>
+        </w:rPr>
+      </w:r>
+      <w:r>
+        <w:rPr>
           <w:lang w:val="id_ID" w:bidi="id_ID"/>
         </w:rPr>
         <w:t xml:space="preserve">Di sini Paulus berbicara tentang kemampuan untuk berpikir jernih tentang apa yang benar seolah-olah menjadi </w:t>
@@ -21728,6 +25253,21 @@
       </w:r>
       <w:r>
         <w:rPr>
+          <w:b/>
+          <w:lang w:val="id_ID" w:bidi="id_ID"/>
+        </w:rPr>
+        <w:t>ἐκ τῆς τοῦ διαβόλου παγίδος, ἐζωγρημένοι ὑπ’ αὐτοῦ</w:t>
+      </w:r>
+    </w:p>
+    <w:p>
+      <w:pPr/>
+      <w:r>
+        <w:rPr>
+          <w:lang w:val="id_ID" w:bidi="id_ID"/>
+        </w:rPr>
+      </w:r>
+      <w:r>
+        <w:rPr>
           <w:lang w:val="id_ID" w:bidi="id_ID"/>
         </w:rPr>
         <w:t xml:space="preserve">Di sini Paulus berbicara tentang bagaimana iblis telah mendapatkan kuasa atau kendali atas orang-orang ini seolah-olah ia telah </w:t>
@@ -21822,6 +25362,21 @@
       </w:r>
       <w:r>
         <w:rPr>
+          <w:b/>
+          <w:lang w:val="id_ID" w:bidi="id_ID"/>
+        </w:rPr>
+        <w:t>ἐζωγρημένοι ὑπ’ αὐτοῦ</w:t>
+      </w:r>
+    </w:p>
+    <w:p>
+      <w:pPr/>
+      <w:r>
+        <w:rPr>
+          <w:lang w:val="id_ID" w:bidi="id_ID"/>
+        </w:rPr>
+      </w:r>
+      <w:r>
+        <w:rPr>
           <w:lang w:val="id_ID" w:bidi="id_ID"/>
         </w:rPr>
         <w:t>Jika bahasa Anda tidak menggunakan bentuk pasif ini, Anda dapat mengekspresikan ide dalam bentuk aktif atau dengan cara lain yang wajar dalam bahasa Anda. Terjemahan alternatif: "dia telah menangkap mereka"</w:t>
@@ -21890,6 +25445,21 @@
       </w:r>
       <w:r>
         <w:rPr>
+          <w:b/>
+          <w:lang w:val="id_ID" w:bidi="id_ID"/>
+        </w:rPr>
+        <w:t>ὑπ’ αὐτοῦ, εἰς τὸ ἐκείνου θέλημα</w:t>
+      </w:r>
+    </w:p>
+    <w:p>
+      <w:pPr/>
+      <w:r>
+        <w:rPr>
+          <w:lang w:val="id_ID" w:bidi="id_ID"/>
+        </w:rPr>
+      </w:r>
+      <w:r>
+        <w:rPr>
           <w:lang w:val="id_ID" w:bidi="id_ID"/>
         </w:rPr>
         <w:t xml:space="preserve">Di sini Paulus menggunakan kata ganti </w:t>
@@ -22023,6 +25593,21 @@
       </w:r>
       <w:r>
         <w:rPr>
+          <w:b/>
+          <w:lang w:val="id_ID" w:bidi="id_ID"/>
+        </w:rPr>
+        <w:t>εἰς τὸ ἐκείνου θέλημα</w:t>
+      </w:r>
+    </w:p>
+    <w:p>
+      <w:pPr/>
+      <w:r>
+        <w:rPr>
+          <w:lang w:val="id_ID" w:bidi="id_ID"/>
+        </w:rPr>
+      </w:r>
+      <w:r>
+        <w:rPr>
           <w:lang w:val="id_ID" w:bidi="id_ID"/>
         </w:rPr>
         <w:t xml:space="preserve">Jika bahasa Anda tidak menggunakan kata benda abstrak untuk ide </w:t>
@@ -22104,6 +25689,21 @@
       </w:r>
       <w:r>
         <w:rPr>
+          <w:b/>
+          <w:lang w:val="id_ID" w:bidi="id_ID"/>
+        </w:rPr>
+        <w:t>δὲ</w:t>
+      </w:r>
+    </w:p>
+    <w:p>
+      <w:pPr/>
+      <w:r>
+        <w:rPr>
+          <w:lang w:val="id_ID" w:bidi="id_ID"/>
+        </w:rPr>
+      </w:r>
+      <w:r>
+        <w:rPr>
           <w:lang w:val="id_ID" w:bidi="id_ID"/>
         </w:rPr>
         <w:t xml:space="preserve">Di sini, kata </w:t>
@@ -22198,6 +25798,21 @@
       </w:r>
       <w:r>
         <w:rPr>
+          <w:b/>
+          <w:lang w:val="id_ID" w:bidi="id_ID"/>
+        </w:rPr>
+        <w:t>τοῦτο &amp; γίνωσκε, ὅτι</w:t>
+      </w:r>
+    </w:p>
+    <w:p>
+      <w:pPr/>
+      <w:r>
+        <w:rPr>
+          <w:lang w:val="id_ID" w:bidi="id_ID"/>
+        </w:rPr>
+      </w:r>
+      <w:r>
+        <w:rPr>
           <w:lang w:val="id_ID" w:bidi="id_ID"/>
         </w:rPr>
         <w:t xml:space="preserve">Ungkapan </w:t>
@@ -22279,6 +25894,21 @@
       </w:r>
       <w:r>
         <w:rPr>
+          <w:b/>
+          <w:lang w:val="id_ID" w:bidi="id_ID"/>
+        </w:rPr>
+        <w:t>ἐν ἐσχάταις ἡμέραις</w:t>
+      </w:r>
+    </w:p>
+    <w:p>
+      <w:pPr/>
+      <w:r>
+        <w:rPr>
+          <w:lang w:val="id_ID" w:bidi="id_ID"/>
+        </w:rPr>
+      </w:r>
+      <w:r>
+        <w:rPr>
           <w:lang w:val="id_ID" w:bidi="id_ID"/>
         </w:rPr>
         <w:t xml:space="preserve">Di sini, frasa </w:t>
@@ -22349,6 +25979,21 @@
         <w:rPr>
           <w:lang w:val="id_ID" w:bidi="id_ID"/>
         </w:rPr>
+      </w:r>
+    </w:p>
+    <w:p>
+      <w:pPr/>
+      <w:r>
+        <w:rPr>
+          <w:lang w:val="id_ID" w:bidi="id_ID"/>
+        </w:rPr>
+      </w:r>
+      <w:r>
+        <w:rPr>
+          <w:b/>
+          <w:lang w:val="id_ID" w:bidi="id_ID"/>
+        </w:rPr>
+        <w:t>ἐνστήσονται καιροὶ χαλεποί</w:t>
       </w:r>
     </w:p>
     <w:p>
@@ -22472,6 +26117,21 @@
       </w:r>
       <w:r>
         <w:rPr>
+          <w:b/>
+          <w:lang w:val="id_ID" w:bidi="id_ID"/>
+        </w:rPr>
+        <w:t>γὰρ</w:t>
+      </w:r>
+    </w:p>
+    <w:p>
+      <w:pPr/>
+      <w:r>
+        <w:rPr>
+          <w:lang w:val="id_ID" w:bidi="id_ID"/>
+        </w:rPr>
+      </w:r>
+      <w:r>
+        <w:rPr>
           <w:lang w:val="id_ID" w:bidi="id_ID"/>
         </w:rPr>
         <w:t xml:space="preserve">Di sini, kata </w:t>
@@ -22566,6 +26226,21 @@
       </w:r>
       <w:r>
         <w:rPr>
+          <w:b/>
+          <w:lang w:val="id_ID" w:bidi="id_ID"/>
+        </w:rPr>
+        <w:t>οἱ ἄνθρωποι</w:t>
+      </w:r>
+    </w:p>
+    <w:p>
+      <w:pPr/>
+      <w:r>
+        <w:rPr>
+          <w:lang w:val="id_ID" w:bidi="id_ID"/>
+        </w:rPr>
+      </w:r>
+      <w:r>
+        <w:rPr>
           <w:lang w:val="id_ID" w:bidi="id_ID"/>
         </w:rPr>
         <w:t xml:space="preserve">Frasa </w:t>
@@ -22660,6 +26335,21 @@
       </w:r>
       <w:r>
         <w:rPr>
+          <w:b/>
+          <w:lang w:val="id_ID" w:bidi="id_ID"/>
+        </w:rPr>
+        <w:t>οἱ ἄνθρωποι</w:t>
+      </w:r>
+    </w:p>
+    <w:p>
+      <w:pPr/>
+      <w:r>
+        <w:rPr>
+          <w:lang w:val="id_ID" w:bidi="id_ID"/>
+        </w:rPr>
+      </w:r>
+      <w:r>
+        <w:rPr>
           <w:lang w:val="id_ID" w:bidi="id_ID"/>
         </w:rPr>
         <w:t xml:space="preserve">Meskipun istilah </w:t>
@@ -22741,6 +26431,21 @@
       </w:r>
       <w:r>
         <w:rPr>
+          <w:b/>
+          <w:lang w:val="id_ID" w:bidi="id_ID"/>
+        </w:rPr>
+        <w:t>φίλαυτοι</w:t>
+      </w:r>
+    </w:p>
+    <w:p>
+      <w:pPr/>
+      <w:r>
+        <w:rPr>
+          <w:lang w:val="id_ID" w:bidi="id_ID"/>
+        </w:rPr>
+      </w:r>
+      <w:r>
+        <w:rPr>
           <w:lang w:val="id_ID" w:bidi="id_ID"/>
         </w:rPr>
         <w:t xml:space="preserve">Di sini, frasa </w:t>
@@ -22822,6 +26527,21 @@
       </w:r>
       <w:r>
         <w:rPr>
+          <w:b/>
+          <w:lang w:val="id_ID" w:bidi="id_ID"/>
+        </w:rPr>
+        <w:t>ἀφιλάγαθοι</w:t>
+      </w:r>
+    </w:p>
+    <w:p>
+      <w:pPr/>
+      <w:r>
+        <w:rPr>
+          <w:lang w:val="id_ID" w:bidi="id_ID"/>
+        </w:rPr>
+      </w:r>
+      <w:r>
+        <w:rPr>
           <w:lang w:val="id_ID" w:bidi="id_ID"/>
         </w:rPr>
         <w:t xml:space="preserve">Paulus menggunakan kata sifat </w:t>
@@ -22903,6 +26623,21 @@
       </w:r>
       <w:r>
         <w:rPr>
+          <w:b/>
+          <w:lang w:val="id_ID" w:bidi="id_ID"/>
+        </w:rPr>
+        <w:t>τετυφωμένοι</w:t>
+      </w:r>
+    </w:p>
+    <w:p>
+      <w:pPr/>
+      <w:r>
+        <w:rPr>
+          <w:lang w:val="id_ID" w:bidi="id_ID"/>
+        </w:rPr>
+      </w:r>
+      <w:r>
+        <w:rPr>
           <w:lang w:val="id_ID" w:bidi="id_ID"/>
         </w:rPr>
         <w:t xml:space="preserve">Di sini Paulus berbicara tentang orang-orang yang </w:t>
@@ -22984,6 +26719,21 @@
       </w:r>
       <w:r>
         <w:rPr>
+          <w:b/>
+          <w:lang w:val="id_ID" w:bidi="id_ID"/>
+        </w:rPr>
+        <w:t>τετυφωμένοι</w:t>
+      </w:r>
+    </w:p>
+    <w:p>
+      <w:pPr/>
+      <w:r>
+        <w:rPr>
+          <w:lang w:val="id_ID" w:bidi="id_ID"/>
+        </w:rPr>
+      </w:r>
+      <w:r>
+        <w:rPr>
           <w:lang w:val="id_ID" w:bidi="id_ID"/>
         </w:rPr>
         <w:t>Jika bahasa Anda tidak menggunakan bentuk pasif ini, Anda dapat mengekspresikan ide dalam bentuk aktif atau dengan cara lain yang wajar dalam bahasa Anda. Terjemahan alternatif: "sombong" atau "angkuh"</w:t>
@@ -23052,6 +26802,21 @@
       </w:r>
       <w:r>
         <w:rPr>
+          <w:b/>
+          <w:lang w:val="id_ID" w:bidi="id_ID"/>
+        </w:rPr>
+        <w:t>ἔχοντες μόρφωσιν εὐσεβείας, τὴν δὲ δύναμιν αὐτῆς ἠρνημένοι</w:t>
+      </w:r>
+    </w:p>
+    <w:p>
+      <w:pPr/>
+      <w:r>
+        <w:rPr>
+          <w:lang w:val="id_ID" w:bidi="id_ID"/>
+        </w:rPr>
+      </w:r>
+      <w:r>
+        <w:rPr>
           <w:lang w:val="id_ID" w:bidi="id_ID"/>
         </w:rPr>
         <w:t xml:space="preserve">Jika bahasa Anda tidak menggunakan kata benda abstrak untuk gagasan </w:t>
@@ -23146,6 +26911,21 @@
       </w:r>
       <w:r>
         <w:rPr>
+          <w:b/>
+          <w:lang w:val="id_ID" w:bidi="id_ID"/>
+        </w:rPr>
+        <w:t>ἔχοντες μόρφωσιν εὐσεβείας</w:t>
+      </w:r>
+    </w:p>
+    <w:p>
+      <w:pPr/>
+      <w:r>
+        <w:rPr>
+          <w:lang w:val="id_ID" w:bidi="id_ID"/>
+        </w:rPr>
+      </w:r>
+      <w:r>
+        <w:rPr>
           <w:lang w:val="id_ID" w:bidi="id_ID"/>
         </w:rPr>
         <w:t xml:space="preserve">Di sini, frasa </w:t>
@@ -23240,6 +27020,21 @@
       </w:r>
       <w:r>
         <w:rPr>
+          <w:b/>
+          <w:lang w:val="id_ID" w:bidi="id_ID"/>
+        </w:rPr>
+        <w:t>τὴν &amp; δύναμιν αὐτῆς ἠρνημένοι</w:t>
+      </w:r>
+    </w:p>
+    <w:p>
+      <w:pPr/>
+      <w:r>
+        <w:rPr>
+          <w:lang w:val="id_ID" w:bidi="id_ID"/>
+        </w:rPr>
+      </w:r>
+      <w:r>
+        <w:rPr>
           <w:lang w:val="id_ID" w:bidi="id_ID"/>
         </w:rPr>
         <w:t xml:space="preserve">Di sini Paulus menyiratkan bahwa orang-orang ini menolak untuk mengalami dan bertindak berdasarkan </w:t>
@@ -23321,6 +27116,21 @@
       </w:r>
       <w:r>
         <w:rPr>
+          <w:b/>
+          <w:lang w:val="id_ID" w:bidi="id_ID"/>
+        </w:rPr>
+        <w:t>καὶ</w:t>
+      </w:r>
+    </w:p>
+    <w:p>
+      <w:pPr/>
+      <w:r>
+        <w:rPr>
+          <w:lang w:val="id_ID" w:bidi="id_ID"/>
+        </w:rPr>
+      </w:r>
+      <w:r>
+        <w:rPr>
           <w:lang w:val="id_ID" w:bidi="id_ID"/>
         </w:rPr>
         <w:t xml:space="preserve">Di sini, kata </w:t>
@@ -23415,6 +27225,21 @@
       </w:r>
       <w:r>
         <w:rPr>
+          <w:b/>
+          <w:lang w:val="id_ID" w:bidi="id_ID"/>
+        </w:rPr>
+        <w:t>τούτους ἀποτρέπου</w:t>
+      </w:r>
+    </w:p>
+    <w:p>
+      <w:pPr/>
+      <w:r>
+        <w:rPr>
+          <w:lang w:val="id_ID" w:bidi="id_ID"/>
+        </w:rPr>
+      </w:r>
+      <w:r>
+        <w:rPr>
           <w:lang w:val="id_ID" w:bidi="id_ID"/>
         </w:rPr>
         <w:t xml:space="preserve">Di sini Paulus berbicara tentang menghindari orang lain seolah-olah itu berarti </w:t>
@@ -23496,6 +27321,21 @@
       </w:r>
       <w:r>
         <w:rPr>
+          <w:b/>
+          <w:lang w:val="id_ID" w:bidi="id_ID"/>
+        </w:rPr>
+        <w:t>τούτους</w:t>
+      </w:r>
+    </w:p>
+    <w:p>
+      <w:pPr/>
+      <w:r>
+        <w:rPr>
+          <w:lang w:val="id_ID" w:bidi="id_ID"/>
+        </w:rPr>
+      </w:r>
+      <w:r>
+        <w:rPr>
           <w:lang w:val="id_ID" w:bidi="id_ID"/>
         </w:rPr>
         <w:t xml:space="preserve">Paulus menggunakan kata sifat </w:t>
@@ -23566,6 +27406,21 @@
         <w:rPr>
           <w:lang w:val="id_ID" w:bidi="id_ID"/>
         </w:rPr>
+      </w:r>
+    </w:p>
+    <w:p>
+      <w:pPr/>
+      <w:r>
+        <w:rPr>
+          <w:lang w:val="id_ID" w:bidi="id_ID"/>
+        </w:rPr>
+      </w:r>
+      <w:r>
+        <w:rPr>
+          <w:b/>
+          <w:lang w:val="id_ID" w:bidi="id_ID"/>
+        </w:rPr>
+        <w:t>γάρ</w:t>
       </w:r>
     </w:p>
     <w:p>
@@ -23689,6 +27544,21 @@
       </w:r>
       <w:r>
         <w:rPr>
+          <w:b/>
+          <w:lang w:val="id_ID" w:bidi="id_ID"/>
+        </w:rPr>
+        <w:t>ἐκ τούτων</w:t>
+      </w:r>
+    </w:p>
+    <w:p>
+      <w:pPr/>
+      <w:r>
+        <w:rPr>
+          <w:lang w:val="id_ID" w:bidi="id_ID"/>
+        </w:rPr>
+      </w:r>
+      <w:r>
+        <w:rPr>
           <w:lang w:val="id_ID" w:bidi="id_ID"/>
         </w:rPr>
         <w:t xml:space="preserve">Paulus menggunakan kata sifat </w:t>
@@ -23788,6 +27658,21 @@
       </w:r>
       <w:r>
         <w:rPr>
+          <w:b/>
+          <w:lang w:val="id_ID" w:bidi="id_ID"/>
+        </w:rPr>
+        <w:t>οἱ ἐνδύνοντες εἰς τὰς οἰκίας</w:t>
+      </w:r>
+    </w:p>
+    <w:p>
+      <w:pPr/>
+      <w:r>
+        <w:rPr>
+          <w:lang w:val="id_ID" w:bidi="id_ID"/>
+        </w:rPr>
+      </w:r>
+      <w:r>
+        <w:rPr>
           <w:lang w:val="id_ID" w:bidi="id_ID"/>
         </w:rPr>
         <w:t xml:space="preserve">Di sini Paulus mengacu pada bagaimana orang-orang ini mengunjungi rumah orang lain. Kata yang diterjemahkan </w:t>
@@ -23869,6 +27754,21 @@
       </w:r>
       <w:r>
         <w:rPr>
+          <w:b/>
+          <w:lang w:val="id_ID" w:bidi="id_ID"/>
+        </w:rPr>
+        <w:t>αἰχμαλωτίζοντες</w:t>
+      </w:r>
+    </w:p>
+    <w:p>
+      <w:pPr/>
+      <w:r>
+        <w:rPr>
+          <w:lang w:val="id_ID" w:bidi="id_ID"/>
+        </w:rPr>
+      </w:r>
+      <w:r>
+        <w:rPr>
           <w:lang w:val="id_ID" w:bidi="id_ID"/>
         </w:rPr>
         <w:t xml:space="preserve">Di sini Paulus berbicara tentang bagaimana orang-orang ini mempengaruhi </w:t>
@@ -23963,6 +27863,21 @@
       </w:r>
       <w:r>
         <w:rPr>
+          <w:b/>
+          <w:lang w:val="id_ID" w:bidi="id_ID"/>
+        </w:rPr>
+        <w:t>γυναικάρια</w:t>
+      </w:r>
+    </w:p>
+    <w:p>
+      <w:pPr/>
+      <w:r>
+        <w:rPr>
+          <w:lang w:val="id_ID" w:bidi="id_ID"/>
+        </w:rPr>
+      </w:r>
+      <w:r>
+        <w:rPr>
           <w:lang w:val="id_ID" w:bidi="id_ID"/>
         </w:rPr>
         <w:t xml:space="preserve">Di sini, Paulus merujuk kepada </w:t>
@@ -24057,6 +27972,21 @@
       </w:r>
       <w:r>
         <w:rPr>
+          <w:b/>
+          <w:lang w:val="id_ID" w:bidi="id_ID"/>
+        </w:rPr>
+        <w:t>σεσωρευμένα ἁμαρτίαις</w:t>
+      </w:r>
+    </w:p>
+    <w:p>
+      <w:pPr/>
+      <w:r>
+        <w:rPr>
+          <w:lang w:val="id_ID" w:bidi="id_ID"/>
+        </w:rPr>
+      </w:r>
+      <w:r>
+        <w:rPr>
           <w:lang w:val="id_ID" w:bidi="id_ID"/>
         </w:rPr>
         <w:t xml:space="preserve">Paulus berbicara tentang </w:t>
@@ -24151,6 +28081,21 @@
       </w:r>
       <w:r>
         <w:rPr>
+          <w:b/>
+          <w:lang w:val="id_ID" w:bidi="id_ID"/>
+        </w:rPr>
+        <w:t>σεσωρευμένα ἁμαρτίαις</w:t>
+      </w:r>
+    </w:p>
+    <w:p>
+      <w:pPr/>
+      <w:r>
+        <w:rPr>
+          <w:lang w:val="id_ID" w:bidi="id_ID"/>
+        </w:rPr>
+      </w:r>
+      <w:r>
+        <w:rPr>
           <w:lang w:val="id_ID" w:bidi="id_ID"/>
         </w:rPr>
         <w:t>Jika bahasa Anda tidak menggunakan bentuk pasif ini, Anda dapat mengekspresikan ide dalam bentuk aktif atau dengan cara lain yang alami dalam bahasa Anda. Jika Anda perlu mengatakan siapa yang melakukan tindakan tersebut, Anda dapat menunjukkan bahwa mereka sendiri yang melakukannya. Terjemahan alternatif: "yang membawa banyak dosa" "yang telah menimbun diri mereka dengan dosa"</w:t>
@@ -24219,6 +28164,21 @@
       </w:r>
       <w:r>
         <w:rPr>
+          <w:b/>
+          <w:lang w:val="id_ID" w:bidi="id_ID"/>
+        </w:rPr>
+        <w:t>ἀγόμενα ἐπιθυμίαις ποικίλαις</w:t>
+      </w:r>
+    </w:p>
+    <w:p>
+      <w:pPr/>
+      <w:r>
+        <w:rPr>
+          <w:lang w:val="id_ID" w:bidi="id_ID"/>
+        </w:rPr>
+      </w:r>
+      <w:r>
+        <w:rPr>
           <w:lang w:val="id_ID" w:bidi="id_ID"/>
         </w:rPr>
         <w:t xml:space="preserve">Paulus berbicara tentang </w:t>
@@ -24300,6 +28260,21 @@
       </w:r>
       <w:r>
         <w:rPr>
+          <w:b/>
+          <w:lang w:val="id_ID" w:bidi="id_ID"/>
+        </w:rPr>
+        <w:t>ἀγόμενα ἐπιθυμίαις ποικίλαις</w:t>
+      </w:r>
+    </w:p>
+    <w:p>
+      <w:pPr/>
+      <w:r>
+        <w:rPr>
+          <w:lang w:val="id_ID" w:bidi="id_ID"/>
+        </w:rPr>
+      </w:r>
+      <w:r>
+        <w:rPr>
           <w:lang w:val="id_ID" w:bidi="id_ID"/>
         </w:rPr>
         <w:t>Jika bahasa Anda tidak menggunakan bentuk pasif ini, Anda dapat mengekspresikan ide dalam bentuk aktif atau dengan cara lain yang wajar dalam bahasa Anda. Terjemahan alternatif: "berbagai keinginan yang membawa mereka pergi"</w:t>
@@ -24368,6 +28343,21 @@
       </w:r>
       <w:r>
         <w:rPr>
+          <w:b/>
+          <w:lang w:val="id_ID" w:bidi="id_ID"/>
+        </w:rPr>
+        <w:t>καὶ</w:t>
+      </w:r>
+    </w:p>
+    <w:p>
+      <w:pPr/>
+      <w:r>
+        <w:rPr>
+          <w:lang w:val="id_ID" w:bidi="id_ID"/>
+        </w:rPr>
+      </w:r>
+      <w:r>
+        <w:rPr>
           <w:lang w:val="id_ID" w:bidi="id_ID"/>
         </w:rPr>
         <w:t xml:space="preserve">Di sini, kata </w:t>
@@ -24451,6 +28441,21 @@
         <w:rPr>
           <w:lang w:val="id_ID" w:bidi="id_ID"/>
         </w:rPr>
+      </w:r>
+    </w:p>
+    <w:p>
+      <w:pPr/>
+      <w:r>
+        <w:rPr>
+          <w:lang w:val="id_ID" w:bidi="id_ID"/>
+        </w:rPr>
+      </w:r>
+      <w:r>
+        <w:rPr>
+          <w:b/>
+          <w:lang w:val="id_ID" w:bidi="id_ID"/>
+        </w:rPr>
+        <w:t>μηδέποτε εἰς ἐπίγνωσιν ἀληθείας ἐλθεῖν δυνάμενα</w:t>
       </w:r>
     </w:p>
     <w:p>
@@ -24564,6 +28569,21 @@
       </w:r>
       <w:r>
         <w:rPr>
+          <w:b/>
+          <w:lang w:val="id_ID" w:bidi="id_ID"/>
+        </w:rPr>
+        <w:t>εἰς ἐπίγνωσιν ἀληθείας</w:t>
+      </w:r>
+    </w:p>
+    <w:p>
+      <w:pPr/>
+      <w:r>
+        <w:rPr>
+          <w:lang w:val="id_ID" w:bidi="id_ID"/>
+        </w:rPr>
+      </w:r>
+      <w:r>
+        <w:rPr>
           <w:lang w:val="id_ID" w:bidi="id_ID"/>
         </w:rPr>
         <w:t xml:space="preserve">Jika bahasa Anda tidak menggunakan kata benda abstrak untuk gagasan </w:t>
@@ -24647,6 +28667,21 @@
         <w:rPr>
           <w:lang w:val="id_ID" w:bidi="id_ID"/>
         </w:rPr>
+      </w:r>
+    </w:p>
+    <w:p>
+      <w:pPr/>
+      <w:r>
+        <w:rPr>
+          <w:lang w:val="id_ID" w:bidi="id_ID"/>
+        </w:rPr>
+      </w:r>
+      <w:r>
+        <w:rPr>
+          <w:b/>
+          <w:lang w:val="id_ID" w:bidi="id_ID"/>
+        </w:rPr>
+        <w:t>Ἰάννης καὶ Ἰαμβρῆς ἀντέστησαν Μωϋσεῖ</w:t>
       </w:r>
     </w:p>
     <w:p>
@@ -24783,6 +28818,21 @@
       </w:r>
       <w:r>
         <w:rPr>
+          <w:b/>
+          <w:lang w:val="id_ID" w:bidi="id_ID"/>
+        </w:rPr>
+        <w:t>Ἰάννης καὶ Ἰαμβρῆς</w:t>
+      </w:r>
+    </w:p>
+    <w:p>
+      <w:pPr/>
+      <w:r>
+        <w:rPr>
+          <w:lang w:val="id_ID" w:bidi="id_ID"/>
+        </w:rPr>
+      </w:r>
+      <w:r>
+        <w:rPr>
           <w:lang w:val="id_ID" w:bidi="id_ID"/>
         </w:rPr>
         <w:t xml:space="preserve">Kata </w:t>
@@ -24866,6 +28916,21 @@
         <w:rPr>
           <w:lang w:val="id_ID" w:bidi="id_ID"/>
         </w:rPr>
+      </w:r>
+    </w:p>
+    <w:p>
+      <w:pPr/>
+      <w:r>
+        <w:rPr>
+          <w:lang w:val="id_ID" w:bidi="id_ID"/>
+        </w:rPr>
+      </w:r>
+      <w:r>
+        <w:rPr>
+          <w:b/>
+          <w:lang w:val="id_ID" w:bidi="id_ID"/>
+        </w:rPr>
+        <w:t>οὗτοι</w:t>
       </w:r>
     </w:p>
     <w:p>
@@ -24976,6 +29041,21 @@
       </w:r>
       <w:r>
         <w:rPr>
+          <w:b/>
+          <w:lang w:val="id_ID" w:bidi="id_ID"/>
+        </w:rPr>
+        <w:t>τῇ ἀληθείᾳ</w:t>
+      </w:r>
+    </w:p>
+    <w:p>
+      <w:pPr/>
+      <w:r>
+        <w:rPr>
+          <w:lang w:val="id_ID" w:bidi="id_ID"/>
+        </w:rPr>
+      </w:r>
+      <w:r>
+        <w:rPr>
           <w:lang w:val="id_ID" w:bidi="id_ID"/>
         </w:rPr>
         <w:t xml:space="preserve">Jika bahasa Anda tidak menggunakan kata benda abstrak untuk ide </w:t>
@@ -25057,6 +29137,21 @@
       </w:r>
       <w:r>
         <w:rPr>
+          <w:b/>
+          <w:lang w:val="id_ID" w:bidi="id_ID"/>
+        </w:rPr>
+        <w:t>ἄνθρωποι</w:t>
+      </w:r>
+    </w:p>
+    <w:p>
+      <w:pPr/>
+      <w:r>
+        <w:rPr>
+          <w:lang w:val="id_ID" w:bidi="id_ID"/>
+        </w:rPr>
+      </w:r>
+      <w:r>
+        <w:rPr>
           <w:lang w:val="id_ID" w:bidi="id_ID"/>
         </w:rPr>
         <w:t xml:space="preserve">Meskipun istilah </w:t>
@@ -25138,6 +29233,21 @@
       </w:r>
       <w:r>
         <w:rPr>
+          <w:b/>
+          <w:lang w:val="id_ID" w:bidi="id_ID"/>
+        </w:rPr>
+        <w:t>κατεφθαρμένοι τὸν νοῦν</w:t>
+      </w:r>
+    </w:p>
+    <w:p>
+      <w:pPr/>
+      <w:r>
+        <w:rPr>
+          <w:lang w:val="id_ID" w:bidi="id_ID"/>
+        </w:rPr>
+      </w:r>
+      <w:r>
+        <w:rPr>
           <w:lang w:val="id_ID" w:bidi="id_ID"/>
         </w:rPr>
         <w:t>Jika bahasa Anda tidak menggunakan bentuk pasif ini, Anda dapat mengekspresikan ide dalam bentuk aktif atau dengan cara lain yang alami dalam bahasa Anda. Jika Anda perlu mengatakan siapa yang melakukan tindakan tersebut, jelas dari konteksnya bahwa itu adalah mereka sendiri. Terjemahan alternatif: "yang pikirannya rusak" atau "yang telah merusak pikiran mereka"</w:t>
@@ -25206,6 +29316,21 @@
       </w:r>
       <w:r>
         <w:rPr>
+          <w:b/>
+          <w:lang w:val="id_ID" w:bidi="id_ID"/>
+        </w:rPr>
+        <w:t>τὸν νοῦν</w:t>
+      </w:r>
+    </w:p>
+    <w:p>
+      <w:pPr/>
+      <w:r>
+        <w:rPr>
+          <w:lang w:val="id_ID" w:bidi="id_ID"/>
+        </w:rPr>
+      </w:r>
+      <w:r>
+        <w:rPr>
           <w:lang w:val="id_ID" w:bidi="id_ID"/>
         </w:rPr>
         <w:t xml:space="preserve">Jika dalam bahasa Anda tidak wajar jika berbicara seolah-olah sekelompok orang hanya memiliki satu </w:t>
@@ -25287,6 +29412,21 @@
       </w:r>
       <w:r>
         <w:rPr>
+          <w:b/>
+          <w:lang w:val="id_ID" w:bidi="id_ID"/>
+        </w:rPr>
+        <w:t>ἀδόκιμοι περὶ τὴν πίστιν</w:t>
+      </w:r>
+    </w:p>
+    <w:p>
+      <w:pPr/>
+      <w:r>
+        <w:rPr>
+          <w:lang w:val="id_ID" w:bidi="id_ID"/>
+        </w:rPr>
+      </w:r>
+      <w:r>
+        <w:rPr>
           <w:lang w:val="id_ID" w:bidi="id_ID"/>
         </w:rPr>
         <w:t xml:space="preserve">Di sini Paulus menyiratkan bahwa, ketika Allah menguji </w:t>
@@ -25368,6 +29508,21 @@
       </w:r>
       <w:r>
         <w:rPr>
+          <w:b/>
+          <w:lang w:val="id_ID" w:bidi="id_ID"/>
+        </w:rPr>
+        <w:t>περὶ τὴν πίστιν</w:t>
+      </w:r>
+    </w:p>
+    <w:p>
+      <w:pPr/>
+      <w:r>
+        <w:rPr>
+          <w:lang w:val="id_ID" w:bidi="id_ID"/>
+        </w:rPr>
+      </w:r>
+      <w:r>
+        <w:rPr>
           <w:lang w:val="id_ID" w:bidi="id_ID"/>
         </w:rPr>
         <w:t xml:space="preserve">Di sini, kata </w:t>
@@ -25475,6 +29630,21 @@
       </w:r>
       <w:r>
         <w:rPr>
+          <w:b/>
+          <w:lang w:val="id_ID" w:bidi="id_ID"/>
+        </w:rPr>
+        <w:t>περὶ τὴν πίστιν</w:t>
+      </w:r>
+    </w:p>
+    <w:p>
+      <w:pPr/>
+      <w:r>
+        <w:rPr>
+          <w:lang w:val="id_ID" w:bidi="id_ID"/>
+        </w:rPr>
+      </w:r>
+      <w:r>
+        <w:rPr>
           <w:lang w:val="id_ID" w:bidi="id_ID"/>
         </w:rPr>
         <w:t xml:space="preserve">Jika bahasa Anda tidak menggunakan kata benda abstrak untuk ide </w:t>
@@ -25545,6 +29715,21 @@
         <w:rPr>
           <w:lang w:val="id_ID" w:bidi="id_ID"/>
         </w:rPr>
+      </w:r>
+    </w:p>
+    <w:p>
+      <w:pPr/>
+      <w:r>
+        <w:rPr>
+          <w:lang w:val="id_ID" w:bidi="id_ID"/>
+        </w:rPr>
+      </w:r>
+      <w:r>
+        <w:rPr>
+          <w:b/>
+          <w:lang w:val="id_ID" w:bidi="id_ID"/>
+        </w:rPr>
+        <w:t>ἀλλ’</w:t>
       </w:r>
     </w:p>
     <w:p>
@@ -25655,6 +29840,21 @@
       </w:r>
       <w:r>
         <w:rPr>
+          <w:b/>
+          <w:lang w:val="id_ID" w:bidi="id_ID"/>
+        </w:rPr>
+        <w:t>οὐ προκόψουσιν ἐπὶ πλεῖον</w:t>
+      </w:r>
+    </w:p>
+    <w:p>
+      <w:pPr/>
+      <w:r>
+        <w:rPr>
+          <w:lang w:val="id_ID" w:bidi="id_ID"/>
+        </w:rPr>
+      </w:r>
+      <w:r>
+        <w:rPr>
           <w:lang w:val="id_ID" w:bidi="id_ID"/>
         </w:rPr>
         <w:t xml:space="preserve">Di sini Paulus berbicara tentang orang-orang yang berhasil dalam mengajar seolah-olah mereka maju </w:t>
@@ -25736,6 +29936,21 @@
       </w:r>
       <w:r>
         <w:rPr>
+          <w:b/>
+          <w:lang w:val="id_ID" w:bidi="id_ID"/>
+        </w:rPr>
+        <w:t>ἡ &amp; ἄνοια αὐτῶν</w:t>
+      </w:r>
+    </w:p>
+    <w:p>
+      <w:pPr/>
+      <w:r>
+        <w:rPr>
+          <w:lang w:val="id_ID" w:bidi="id_ID"/>
+        </w:rPr>
+      </w:r>
+      <w:r>
+        <w:rPr>
           <w:lang w:val="id_ID" w:bidi="id_ID"/>
         </w:rPr>
         <w:t xml:space="preserve">Jika bahasa Anda tidak menggunakan kata benda abstrak untuk ide </w:t>
@@ -25817,6 +30032,21 @@
       </w:r>
       <w:r>
         <w:rPr>
+          <w:b/>
+          <w:lang w:val="id_ID" w:bidi="id_ID"/>
+        </w:rPr>
+        <w:t>πᾶσιν</w:t>
+      </w:r>
+    </w:p>
+    <w:p>
+      <w:pPr/>
+      <w:r>
+        <w:rPr>
+          <w:lang w:val="id_ID" w:bidi="id_ID"/>
+        </w:rPr>
+      </w:r>
+      <w:r>
+        <w:rPr>
           <w:lang w:val="id_ID" w:bidi="id_ID"/>
         </w:rPr>
         <w:t xml:space="preserve">Paulus menggunakan kata sifat </w:t>
@@ -25898,6 +30128,21 @@
       </w:r>
       <w:r>
         <w:rPr>
+          <w:b/>
+          <w:lang w:val="id_ID" w:bidi="id_ID"/>
+        </w:rPr>
+        <w:t>πᾶσιν</w:t>
+      </w:r>
+    </w:p>
+    <w:p>
+      <w:pPr/>
+      <w:r>
+        <w:rPr>
+          <w:lang w:val="id_ID" w:bidi="id_ID"/>
+        </w:rPr>
+      </w:r>
+      <w:r>
+        <w:rPr>
           <w:lang w:val="id_ID" w:bidi="id_ID"/>
         </w:rPr>
         <w:t xml:space="preserve">Paulus menggunakan kata sifat </w:t>
@@ -25979,6 +30224,21 @@
       </w:r>
       <w:r>
         <w:rPr>
+          <w:b/>
+          <w:lang w:val="id_ID" w:bidi="id_ID"/>
+        </w:rPr>
+        <w:t>ἡ ἐκείνων</w:t>
+      </w:r>
+    </w:p>
+    <w:p>
+      <w:pPr/>
+      <w:r>
+        <w:rPr>
+          <w:lang w:val="id_ID" w:bidi="id_ID"/>
+        </w:rPr>
+      </w:r>
+      <w:r>
+        <w:rPr>
           <w:lang w:val="id_ID" w:bidi="id_ID"/>
         </w:rPr>
         <w:t xml:space="preserve">Paulus menggunakan kata sifat </w:t>
@@ -26073,6 +30333,21 @@
       </w:r>
       <w:r>
         <w:rPr>
+          <w:b/>
+          <w:lang w:val="id_ID" w:bidi="id_ID"/>
+        </w:rPr>
+        <w:t>ἐγένετο</w:t>
+      </w:r>
+    </w:p>
+    <w:p>
+      <w:pPr/>
+      <w:r>
+        <w:rPr>
+          <w:lang w:val="id_ID" w:bidi="id_ID"/>
+        </w:rPr>
+      </w:r>
+      <w:r>
+        <w:rPr>
           <w:lang w:val="id_ID" w:bidi="id_ID"/>
         </w:rPr>
         <w:t>Paulus menghilangkan beberapa kata yang dalam banyak bahasa diperlukan untuk melengkapi kalimat. Anda dapat menyediakan kata-kata ini dari awal kalimat jika akan lebih jelas dalam bahasa Anda. Terjemahan alternatif: "menjadi jelas"</w:t>
@@ -26130,6 +30405,21 @@
         <w:rPr>
           <w:lang w:val="id_ID" w:bidi="id_ID"/>
         </w:rPr>
+      </w:r>
+    </w:p>
+    <w:p>
+      <w:pPr/>
+      <w:r>
+        <w:rPr>
+          <w:lang w:val="id_ID" w:bidi="id_ID"/>
+        </w:rPr>
+      </w:r>
+      <w:r>
+        <w:rPr>
+          <w:b/>
+          <w:lang w:val="id_ID" w:bidi="id_ID"/>
+        </w:rPr>
+        <w:t>ἐγένετο</w:t>
       </w:r>
     </w:p>
     <w:p>
@@ -26245,6 +30535,21 @@
       </w:r>
       <w:r>
         <w:rPr>
+          <w:b/>
+          <w:lang w:val="id_ID" w:bidi="id_ID"/>
+        </w:rPr>
+        <w:t>σὺ δὲ</w:t>
+      </w:r>
+    </w:p>
+    <w:p>
+      <w:pPr/>
+      <w:r>
+        <w:rPr>
+          <w:lang w:val="id_ID" w:bidi="id_ID"/>
+        </w:rPr>
+      </w:r>
+      <w:r>
+        <w:rPr>
           <w:lang w:val="id_ID" w:bidi="id_ID"/>
         </w:rPr>
         <w:t xml:space="preserve">Di sini, kata </w:t>
@@ -26339,6 +30644,21 @@
       </w:r>
       <w:r>
         <w:rPr>
+          <w:b/>
+          <w:lang w:val="id_ID" w:bidi="id_ID"/>
+        </w:rPr>
+        <w:t>σὺ &amp; παρηκολούθησάς</w:t>
+      </w:r>
+    </w:p>
+    <w:p>
+      <w:pPr/>
+      <w:r>
+        <w:rPr>
+          <w:lang w:val="id_ID" w:bidi="id_ID"/>
+        </w:rPr>
+      </w:r>
+      <w:r>
+        <w:rPr>
           <w:lang w:val="id_ID" w:bidi="id_ID"/>
         </w:rPr>
         <w:t xml:space="preserve">Di sini Paulus berbicara seolah-olah Timotius </w:t>
@@ -26420,6 +30740,21 @@
       </w:r>
       <w:r>
         <w:rPr>
+          <w:b/>
+          <w:lang w:val="id_ID" w:bidi="id_ID"/>
+        </w:rPr>
+        <w:t>μου τῇ διδασκαλίᾳ, τῇ ἀγωγῇ, τῇ προθέσει, τῇ πίστει, τῇ μακροθυμίᾳ, τῇ ἀγάπῃ, τῇ ὑπομονῇ &amp; τοῖς διωγμοῖς, τοῖς παθήμασιν, οἷά</w:t>
+      </w:r>
+    </w:p>
+    <w:p>
+      <w:pPr/>
+      <w:r>
+        <w:rPr>
+          <w:lang w:val="id_ID" w:bidi="id_ID"/>
+        </w:rPr>
+      </w:r>
+      <w:r>
+        <w:rPr>
           <w:lang w:val="id_ID" w:bidi="id_ID"/>
         </w:rPr>
         <w:t>Jika bahasa Anda tidak menggunakan kata benda abstrak untuk beberapa atau semua ide dalam daftar ini, Anda dapat mengekspresikan ide yang sama dengan cara lain. Terjemahan alternatif: "apa yang saya ajarkan, bagaimana saya berperilaku, apa yang telah saya pilih untuk dilakukan, bagaimana saya percaya, bagaimana saya sabar, bagaimana saya mengasihi orang lain, bagaimana saya menanggung segala sesuatu, bagaimana saya dianiaya, dan bagaimana saya menderita. Hal-hal seperti itu"</w:t>
@@ -26488,6 +30823,21 @@
       </w:r>
       <w:r>
         <w:rPr>
+          <w:b/>
+          <w:lang w:val="id_ID" w:bidi="id_ID"/>
+        </w:rPr>
+        <w:t>οἷά</w:t>
+      </w:r>
+    </w:p>
+    <w:p>
+      <w:pPr/>
+      <w:r>
+        <w:rPr>
+          <w:lang w:val="id_ID" w:bidi="id_ID"/>
+        </w:rPr>
+      </w:r>
+      <w:r>
+        <w:rPr>
           <w:lang w:val="id_ID" w:bidi="id_ID"/>
         </w:rPr>
         <w:t xml:space="preserve">Di sini, frasa </w:t>
@@ -26608,6 +30958,21 @@
       </w:r>
       <w:r>
         <w:rPr>
+          <w:b/>
+          <w:lang w:val="id_ID" w:bidi="id_ID"/>
+        </w:rPr>
+        <w:t>οἵους διωγμοὺς ὑπήνεγκα</w:t>
+      </w:r>
+    </w:p>
+    <w:p>
+      <w:pPr/>
+      <w:r>
+        <w:rPr>
+          <w:lang w:val="id_ID" w:bidi="id_ID"/>
+        </w:rPr>
+      </w:r>
+      <w:r>
+        <w:rPr>
           <w:lang w:val="id_ID" w:bidi="id_ID"/>
         </w:rPr>
         <w:t xml:space="preserve">Di sini, frasa </w:t>
@@ -26689,6 +31054,21 @@
       </w:r>
       <w:r>
         <w:rPr>
+          <w:b/>
+          <w:lang w:val="id_ID" w:bidi="id_ID"/>
+        </w:rPr>
+        <w:t>οἵους διωγμοὺς ὑπήνεγκα</w:t>
+      </w:r>
+    </w:p>
+    <w:p>
+      <w:pPr/>
+      <w:r>
+        <w:rPr>
+          <w:lang w:val="id_ID" w:bidi="id_ID"/>
+        </w:rPr>
+      </w:r>
+      <w:r>
+        <w:rPr>
           <w:lang w:val="id_ID" w:bidi="id_ID"/>
         </w:rPr>
         <w:t xml:space="preserve">Jika bahasa Anda tidak menggunakan kata benda abstrak untuk ide </w:t>
@@ -26770,6 +31150,21 @@
       </w:r>
       <w:r>
         <w:rPr>
+          <w:b/>
+          <w:lang w:val="id_ID" w:bidi="id_ID"/>
+        </w:rPr>
+        <w:t>καὶ</w:t>
+      </w:r>
+    </w:p>
+    <w:p>
+      <w:pPr/>
+      <w:r>
+        <w:rPr>
+          <w:lang w:val="id_ID" w:bidi="id_ID"/>
+        </w:rPr>
+      </w:r>
+      <w:r>
+        <w:rPr>
           <w:lang w:val="id_ID" w:bidi="id_ID"/>
         </w:rPr>
         <w:t xml:space="preserve">Di sini, kata </w:t>
@@ -26864,6 +31259,21 @@
       </w:r>
       <w:r>
         <w:rPr>
+          <w:b/>
+          <w:lang w:val="id_ID" w:bidi="id_ID"/>
+        </w:rPr>
+        <w:t>καὶ &amp; δὲ</w:t>
+      </w:r>
+    </w:p>
+    <w:p>
+      <w:pPr/>
+      <w:r>
+        <w:rPr>
+          <w:lang w:val="id_ID" w:bidi="id_ID"/>
+        </w:rPr>
+      </w:r>
+      <w:r>
+        <w:rPr>
           <w:lang w:val="id_ID" w:bidi="id_ID"/>
         </w:rPr>
         <w:t xml:space="preserve">Di sini, frasa </w:t>
@@ -26945,6 +31355,21 @@
       </w:r>
       <w:r>
         <w:rPr>
+          <w:b/>
+          <w:lang w:val="id_ID" w:bidi="id_ID"/>
+        </w:rPr>
+        <w:t>πάντες &amp; οἱ θέλοντες ζῆν εὐσεβῶς ἐν Χριστῷ Ἰησοῦ διωχθήσονται</w:t>
+      </w:r>
+    </w:p>
+    <w:p>
+      <w:pPr/>
+      <w:r>
+        <w:rPr>
+          <w:lang w:val="id_ID" w:bidi="id_ID"/>
+        </w:rPr>
+      </w:r>
+      <w:r>
+        <w:rPr>
           <w:lang w:val="id_ID" w:bidi="id_ID"/>
         </w:rPr>
         <w:t>Jika bahasa Anda tidak menggunakan bentuk pasif ini, Anda dapat mengekspresikan ide dalam bentuk aktif atau dengan cara lain yang alami dalam bahasa Anda. Jika Anda perlu mengatakan siapa yang melakukan tindakan tersebut, Anda dapat menggunakan subjek tak tentu. Terjemahan alternatif: "orang akan menganiaya semua orang yang ingin hidup saleh di dalam Kristus Yesus"</w:t>
@@ -27013,6 +31438,21 @@
       </w:r>
       <w:r>
         <w:rPr>
+          <w:b/>
+          <w:lang w:val="id_ID" w:bidi="id_ID"/>
+        </w:rPr>
+        <w:t>ἐν Χριστῷ Ἰησοῦ</w:t>
+      </w:r>
+    </w:p>
+    <w:p>
+      <w:pPr/>
+      <w:r>
+        <w:rPr>
+          <w:lang w:val="id_ID" w:bidi="id_ID"/>
+        </w:rPr>
+      </w:r>
+      <w:r>
+        <w:rPr>
           <w:lang w:val="id_ID" w:bidi="id_ID"/>
         </w:rPr>
         <w:t xml:space="preserve">Di sini Paulus menggunakan metafora spasial </w:t>
@@ -27172,6 +31612,21 @@
       </w:r>
       <w:r>
         <w:rPr>
+          <w:b/>
+          <w:lang w:val="id_ID" w:bidi="id_ID"/>
+        </w:rPr>
+        <w:t>δὲ</w:t>
+      </w:r>
+    </w:p>
+    <w:p>
+      <w:pPr/>
+      <w:r>
+        <w:rPr>
+          <w:lang w:val="id_ID" w:bidi="id_ID"/>
+        </w:rPr>
+      </w:r>
+      <w:r>
+        <w:rPr>
           <w:lang w:val="id_ID" w:bidi="id_ID"/>
         </w:rPr>
         <w:t xml:space="preserve">Di sini, kata </w:t>
@@ -27279,6 +31734,21 @@
       </w:r>
       <w:r>
         <w:rPr>
+          <w:b/>
+          <w:lang w:val="id_ID" w:bidi="id_ID"/>
+        </w:rPr>
+        <w:t>ἄνθρωποι</w:t>
+      </w:r>
+    </w:p>
+    <w:p>
+      <w:pPr/>
+      <w:r>
+        <w:rPr>
+          <w:lang w:val="id_ID" w:bidi="id_ID"/>
+        </w:rPr>
+      </w:r>
+      <w:r>
+        <w:rPr>
           <w:lang w:val="id_ID" w:bidi="id_ID"/>
         </w:rPr>
         <w:t xml:space="preserve">Meskipun istilah </w:t>
@@ -27360,6 +31830,21 @@
       </w:r>
       <w:r>
         <w:rPr>
+          <w:b/>
+          <w:lang w:val="id_ID" w:bidi="id_ID"/>
+        </w:rPr>
+        <w:t>πονηροὶ &amp; ἄνθρωποι καὶ γόητες</w:t>
+      </w:r>
+    </w:p>
+    <w:p>
+      <w:pPr/>
+      <w:r>
+        <w:rPr>
+          <w:lang w:val="id_ID" w:bidi="id_ID"/>
+        </w:rPr>
+      </w:r>
+      <w:r>
+        <w:rPr>
           <w:lang w:val="id_ID" w:bidi="id_ID"/>
         </w:rPr>
         <w:t xml:space="preserve">Di sini, frasa </w:t>
@@ -27454,6 +31939,21 @@
       </w:r>
       <w:r>
         <w:rPr>
+          <w:b/>
+          <w:lang w:val="id_ID" w:bidi="id_ID"/>
+        </w:rPr>
+        <w:t>προκόψουσιν ἐπὶ τὸ χεῖρον</w:t>
+      </w:r>
+    </w:p>
+    <w:p>
+      <w:pPr/>
+      <w:r>
+        <w:rPr>
+          <w:lang w:val="id_ID" w:bidi="id_ID"/>
+        </w:rPr>
+      </w:r>
+      <w:r>
+        <w:rPr>
           <w:lang w:val="id_ID" w:bidi="id_ID"/>
         </w:rPr>
         <w:t xml:space="preserve">Di sini Paulus berbicara tentang orang-orang ini seolah-olah mereka secara fisik dapat </w:t>
@@ -27574,6 +32074,21 @@
       </w:r>
       <w:r>
         <w:rPr>
+          <w:b/>
+          <w:lang w:val="id_ID" w:bidi="id_ID"/>
+        </w:rPr>
+        <w:t>ἐπὶ τὸ χεῖρον</w:t>
+      </w:r>
+    </w:p>
+    <w:p>
+      <w:pPr/>
+      <w:r>
+        <w:rPr>
+          <w:lang w:val="id_ID" w:bidi="id_ID"/>
+        </w:rPr>
+      </w:r>
+      <w:r>
+        <w:rPr>
           <w:lang w:val="id_ID" w:bidi="id_ID"/>
         </w:rPr>
         <w:t xml:space="preserve">Paulus menggunakan kata sifat </w:t>
@@ -27655,6 +32170,21 @@
       </w:r>
       <w:r>
         <w:rPr>
+          <w:b/>
+          <w:lang w:val="id_ID" w:bidi="id_ID"/>
+        </w:rPr>
+        <w:t>πλανῶντες καὶ πλανώμενοι</w:t>
+      </w:r>
+    </w:p>
+    <w:p>
+      <w:pPr/>
+      <w:r>
+        <w:rPr>
+          <w:lang w:val="id_ID" w:bidi="id_ID"/>
+        </w:rPr>
+      </w:r>
+      <w:r>
+        <w:rPr>
           <w:lang w:val="id_ID" w:bidi="id_ID"/>
         </w:rPr>
         <w:t xml:space="preserve">Di sini Paulus berbicara seolah-olah </w:t>
@@ -27762,6 +32292,21 @@
       </w:r>
       <w:r>
         <w:rPr>
+          <w:b/>
+          <w:lang w:val="id_ID" w:bidi="id_ID"/>
+        </w:rPr>
+        <w:t>πλανώμενοι</w:t>
+      </w:r>
+    </w:p>
+    <w:p>
+      <w:pPr/>
+      <w:r>
+        <w:rPr>
+          <w:lang w:val="id_ID" w:bidi="id_ID"/>
+        </w:rPr>
+      </w:r>
+      <w:r>
+        <w:rPr>
           <w:lang w:val="id_ID" w:bidi="id_ID"/>
         </w:rPr>
         <w:t>Jika bahasa Anda tidak menggunakan bentuk pasif ini, Anda dapat mengekspresikan ide dalam bentuk aktif atau dengan cara lain yang alami dalam bahasa Anda. Jika Anda perlu mengatakan siapa yang melakukan tindakan tersebut, Anda dapat menggunakan subjek tak tentu. Terjemahan alternatif: "orang lain yang menyesatkan mereka"</w:t>
@@ -27830,6 +32375,21 @@
       </w:r>
       <w:r>
         <w:rPr>
+          <w:b/>
+          <w:lang w:val="id_ID" w:bidi="id_ID"/>
+        </w:rPr>
+        <w:t>σὺ δὲ</w:t>
+      </w:r>
+    </w:p>
+    <w:p>
+      <w:pPr/>
+      <w:r>
+        <w:rPr>
+          <w:lang w:val="id_ID" w:bidi="id_ID"/>
+        </w:rPr>
+      </w:r>
+      <w:r>
+        <w:rPr>
           <w:lang w:val="id_ID" w:bidi="id_ID"/>
         </w:rPr>
         <w:t xml:space="preserve">Di sini, kata </w:t>
@@ -27911,6 +32471,21 @@
       </w:r>
       <w:r>
         <w:rPr>
+          <w:b/>
+          <w:lang w:val="id_ID" w:bidi="id_ID"/>
+        </w:rPr>
+        <w:t>μένε ἐν οἷς ἔμαθες καὶ ἐπιστώθης, εἰδὼς παρὰ τίνων ἔμαθες</w:t>
+      </w:r>
+    </w:p>
+    <w:p>
+      <w:pPr/>
+      <w:r>
+        <w:rPr>
+          <w:lang w:val="id_ID" w:bidi="id_ID"/>
+        </w:rPr>
+      </w:r>
+      <w:r>
+        <w:rPr>
           <w:lang w:val="id_ID" w:bidi="id_ID"/>
         </w:rPr>
         <w:t>Jika akan lebih alami dalam bahasa Anda, Anda dapat membalik urutan klausa ini, karena klausa kedua memberikan alasan untuk hasil yang dijelaskan oleh klausa pertama. Terjemahan alternatif: "Kamu tahu dari siapa kamu belajar apa yang kamu pelajari dan kamu yakini. Jadi, tetaplah berada di dalam hal-hal itu, dengan mengetahui kebenaran itu"</w:t>
@@ -27979,6 +32554,21 @@
       </w:r>
       <w:r>
         <w:rPr>
+          <w:b/>
+          <w:lang w:val="id_ID" w:bidi="id_ID"/>
+        </w:rPr>
+        <w:t>μένε ἐν</w:t>
+      </w:r>
+    </w:p>
+    <w:p>
+      <w:pPr/>
+      <w:r>
+        <w:rPr>
+          <w:lang w:val="id_ID" w:bidi="id_ID"/>
+        </w:rPr>
+      </w:r>
+      <w:r>
+        <w:rPr>
           <w:lang w:val="id_ID" w:bidi="id_ID"/>
         </w:rPr>
         <w:t xml:space="preserve">Di sini Paulus berbicara seolah-olah apa yang Timotius </w:t>
@@ -28086,6 +32676,21 @@
       </w:r>
       <w:r>
         <w:rPr>
+          <w:b/>
+          <w:lang w:val="id_ID" w:bidi="id_ID"/>
+        </w:rPr>
+        <w:t>ἐπιστώθης</w:t>
+      </w:r>
+    </w:p>
+    <w:p>
+      <w:pPr/>
+      <w:r>
+        <w:rPr>
+          <w:lang w:val="id_ID" w:bidi="id_ID"/>
+        </w:rPr>
+      </w:r>
+      <w:r>
+        <w:rPr>
           <w:lang w:val="id_ID" w:bidi="id_ID"/>
         </w:rPr>
         <w:t>Jika bahasa Anda tidak menggunakan bentuk pasif ini, Anda dapat mengekspresikan ide dalam bentuk aktif atau dengan cara lain yang wajar dalam bahasa Anda. Terjemahan alternatif: "merasa yakin tentang"</w:t>
@@ -28154,6 +32759,21 @@
       </w:r>
       <w:r>
         <w:rPr>
+          <w:b/>
+          <w:lang w:val="id_ID" w:bidi="id_ID"/>
+        </w:rPr>
+        <w:t>εἰδὼς παρὰ τίνων ἔμαθες</w:t>
+      </w:r>
+    </w:p>
+    <w:p>
+      <w:pPr/>
+      <w:r>
+        <w:rPr>
+          <w:lang w:val="id_ID" w:bidi="id_ID"/>
+        </w:rPr>
+      </w:r>
+      <w:r>
+        <w:rPr>
           <w:lang w:val="id_ID" w:bidi="id_ID"/>
         </w:rPr>
         <w:t>Di sini Paulus menyiratkan bahwa Timotius tahu bahwa orang-orang ini dapat dipercaya. Jika itu akan membantu dalam bahasa Anda, Anda dapat membuat gagasan itu lebih eksplisit. Terjemahan alternatif: "karena engkau tahu bahwa orang-orang yang engkau pelajari itu dapat dipercaya"</w:t>
@@ -28222,6 +32842,21 @@
       </w:r>
       <w:r>
         <w:rPr>
+          <w:b/>
+          <w:lang w:val="id_ID" w:bidi="id_ID"/>
+        </w:rPr>
+        <w:t>ἀπὸ βρέφους</w:t>
+      </w:r>
+    </w:p>
+    <w:p>
+      <w:pPr/>
+      <w:r>
+        <w:rPr>
+          <w:lang w:val="id_ID" w:bidi="id_ID"/>
+        </w:rPr>
+      </w:r>
+      <w:r>
+        <w:rPr>
           <w:lang w:val="id_ID" w:bidi="id_ID"/>
         </w:rPr>
         <w:t xml:space="preserve">Jika bahasa Anda tidak menggunakan kata benda abstrak untuk ide </w:t>
@@ -28303,6 +32938,21 @@
       </w:r>
       <w:r>
         <w:rPr>
+          <w:b/>
+          <w:lang w:val="id_ID" w:bidi="id_ID"/>
+        </w:rPr>
+        <w:t>εἰς σωτηρίαν διὰ πίστεως τῆς ἐν Χριστῷ Ἰησοῦ</w:t>
+      </w:r>
+    </w:p>
+    <w:p>
+      <w:pPr/>
+      <w:r>
+        <w:rPr>
+          <w:lang w:val="id_ID" w:bidi="id_ID"/>
+        </w:rPr>
+      </w:r>
+      <w:r>
+        <w:rPr>
           <w:lang w:val="id_ID" w:bidi="id_ID"/>
         </w:rPr>
         <w:t xml:space="preserve">Jika bahasa Anda tidak menggunakan kata benda abstrak untuk gagasan </w:t>
@@ -28397,6 +33047,21 @@
       </w:r>
       <w:r>
         <w:rPr>
+          <w:b/>
+          <w:lang w:val="id_ID" w:bidi="id_ID"/>
+        </w:rPr>
+        <w:t>τῆς ἐν Χριστῷ Ἰησοῦ</w:t>
+      </w:r>
+    </w:p>
+    <w:p>
+      <w:pPr/>
+      <w:r>
+        <w:rPr>
+          <w:lang w:val="id_ID" w:bidi="id_ID"/>
+        </w:rPr>
+      </w:r>
+      <w:r>
+        <w:rPr>
           <w:lang w:val="id_ID" w:bidi="id_ID"/>
         </w:rPr>
         <w:t xml:space="preserve">Di sini Paulus menggunakan metafora spasial </w:t>
@@ -28543,6 +33208,21 @@
       </w:r>
       <w:r>
         <w:rPr>
+          <w:b/>
+          <w:lang w:val="id_ID" w:bidi="id_ID"/>
+        </w:rPr>
+        <w:t>πᾶσα Γραφὴ θεόπνευστος καὶ ὠφέλιμος</w:t>
+      </w:r>
+    </w:p>
+    <w:p>
+      <w:pPr/>
+      <w:r>
+        <w:rPr>
+          <w:lang w:val="id_ID" w:bidi="id_ID"/>
+        </w:rPr>
+      </w:r>
+      <w:r>
+        <w:rPr>
           <w:lang w:val="id_ID" w:bidi="id_ID"/>
         </w:rPr>
         <w:t>Jika bahasa Anda tidak menggunakan bentuk pasif ini, Anda dapat mengekspresikan ide dalam bentuk aktif atau dengan cara lain yang wajar dalam bahasa Anda. Terjemahan alternatif: "Allah telah menghembuskan seluruh Kitab Suci, dan itu bermanfaat"</w:t>
@@ -28611,6 +33291,21 @@
       </w:r>
       <w:r>
         <w:rPr>
+          <w:b/>
+          <w:lang w:val="id_ID" w:bidi="id_ID"/>
+        </w:rPr>
+        <w:t>πᾶσα Γραφὴ θεόπνευστος καὶ</w:t>
+      </w:r>
+    </w:p>
+    <w:p>
+      <w:pPr/>
+      <w:r>
+        <w:rPr>
+          <w:lang w:val="id_ID" w:bidi="id_ID"/>
+        </w:rPr>
+      </w:r>
+      <w:r>
+        <w:rPr>
           <w:lang w:val="id_ID" w:bidi="id_ID"/>
         </w:rPr>
         <w:t xml:space="preserve">Di sini Paulus berbicara seolah-olah Allah </w:t>
@@ -28731,6 +33426,21 @@
       </w:r>
       <w:r>
         <w:rPr>
+          <w:b/>
+          <w:lang w:val="id_ID" w:bidi="id_ID"/>
+        </w:rPr>
+        <w:t>πᾶσα Γραφὴ</w:t>
+      </w:r>
+    </w:p>
+    <w:p>
+      <w:pPr/>
+      <w:r>
+        <w:rPr>
+          <w:lang w:val="id_ID" w:bidi="id_ID"/>
+        </w:rPr>
+      </w:r>
+      <w:r>
+        <w:rPr>
           <w:lang w:val="id_ID" w:bidi="id_ID"/>
         </w:rPr>
         <w:t xml:space="preserve">Di sini, frasa yang diterjemahkan sebagai </w:t>
@@ -28825,6 +33535,21 @@
       </w:r>
       <w:r>
         <w:rPr>
+          <w:b/>
+          <w:lang w:val="id_ID" w:bidi="id_ID"/>
+        </w:rPr>
+        <w:t>ὠφέλιμος</w:t>
+      </w:r>
+    </w:p>
+    <w:p>
+      <w:pPr/>
+      <w:r>
+        <w:rPr>
+          <w:lang w:val="id_ID" w:bidi="id_ID"/>
+        </w:rPr>
+      </w:r>
+      <w:r>
+        <w:rPr>
           <w:lang w:val="id_ID" w:bidi="id_ID"/>
         </w:rPr>
         <w:t xml:space="preserve">Di sini Paulus bisa jadi menyiratkan bahwa Kitab Suci </w:t>
@@ -28906,6 +33631,21 @@
       </w:r>
       <w:r>
         <w:rPr>
+          <w:b/>
+          <w:lang w:val="id_ID" w:bidi="id_ID"/>
+        </w:rPr>
+        <w:t>πρὸς διδασκαλίαν, πρὸς ἐλεγμόν, πρὸς ἐπανόρθωσιν, πρὸς παιδείαν τὴν ἐν δικαιοσύνῃ</w:t>
+      </w:r>
+    </w:p>
+    <w:p>
+      <w:pPr/>
+      <w:r>
+        <w:rPr>
+          <w:lang w:val="id_ID" w:bidi="id_ID"/>
+        </w:rPr>
+      </w:r>
+      <w:r>
+        <w:rPr>
           <w:lang w:val="id_ID" w:bidi="id_ID"/>
         </w:rPr>
         <w:t>Jika bahasa Anda tidak menggunakan kata benda abstrak untuk beberapa atau semua ide dalam daftar ini, Anda dapat mengekspresikan ide yang sama dengan cara lain. Terjemahan alternatif: "untuk mengajar, untuk menegur, untuk memperbaiki kelakuan, untuk mendidik orang dalam kebenaran"</w:t>
@@ -28974,6 +33714,21 @@
       </w:r>
       <w:r>
         <w:rPr>
+          <w:b/>
+          <w:lang w:val="id_ID" w:bidi="id_ID"/>
+        </w:rPr>
+        <w:t>ἵνα</w:t>
+      </w:r>
+    </w:p>
+    <w:p>
+      <w:pPr/>
+      <w:r>
+        <w:rPr>
+          <w:lang w:val="id_ID" w:bidi="id_ID"/>
+        </w:rPr>
+      </w:r>
+      <w:r>
+        <w:rPr>
           <w:lang w:val="id_ID" w:bidi="id_ID"/>
         </w:rPr>
         <w:t xml:space="preserve">Di sini, frasa </w:t>
@@ -29055,6 +33810,21 @@
       </w:r>
       <w:r>
         <w:rPr>
+          <w:b/>
+          <w:lang w:val="id_ID" w:bidi="id_ID"/>
+        </w:rPr>
+        <w:t>ὁ τοῦ Θεοῦ ἄνθρωπος</w:t>
+      </w:r>
+    </w:p>
+    <w:p>
+      <w:pPr/>
+      <w:r>
+        <w:rPr>
+          <w:lang w:val="id_ID" w:bidi="id_ID"/>
+        </w:rPr>
+      </w:r>
+      <w:r>
+        <w:rPr>
           <w:lang w:val="id_ID" w:bidi="id_ID"/>
         </w:rPr>
         <w:t xml:space="preserve">Di sini, Paulus menggunakan bentuk posesif untuk menggambarkan seorang </w:t>
@@ -29149,6 +33919,21 @@
       </w:r>
       <w:r>
         <w:rPr>
+          <w:b/>
+          <w:lang w:val="id_ID" w:bidi="id_ID"/>
+        </w:rPr>
+        <w:t>ὁ τοῦ Θεοῦ ἄνθρωπος</w:t>
+      </w:r>
+    </w:p>
+    <w:p>
+      <w:pPr/>
+      <w:r>
+        <w:rPr>
+          <w:lang w:val="id_ID" w:bidi="id_ID"/>
+        </w:rPr>
+      </w:r>
+      <w:r>
+        <w:rPr>
           <w:lang w:val="id_ID" w:bidi="id_ID"/>
         </w:rPr>
         <w:t xml:space="preserve">Kata </w:t>
@@ -29230,6 +34015,21 @@
       </w:r>
       <w:r>
         <w:rPr>
+          <w:b/>
+          <w:lang w:val="id_ID" w:bidi="id_ID"/>
+        </w:rPr>
+        <w:t>ὁ τοῦ Θεοῦ ἄνθρωπος</w:t>
+      </w:r>
+    </w:p>
+    <w:p>
+      <w:pPr/>
+      <w:r>
+        <w:rPr>
+          <w:lang w:val="id_ID" w:bidi="id_ID"/>
+        </w:rPr>
+      </w:r>
+      <w:r>
+        <w:rPr>
           <w:lang w:val="id_ID" w:bidi="id_ID"/>
         </w:rPr>
         <w:t xml:space="preserve">Meskipun istilah </w:t>
@@ -29311,6 +34111,21 @@
       </w:r>
       <w:r>
         <w:rPr>
+          <w:b/>
+          <w:lang w:val="id_ID" w:bidi="id_ID"/>
+        </w:rPr>
+        <w:t>ἄρτιος &amp; πρὸς πᾶν ἔργον ἀγαθὸν ἐξηρτισμένος</w:t>
+      </w:r>
+    </w:p>
+    <w:p>
+      <w:pPr/>
+      <w:r>
+        <w:rPr>
+          <w:lang w:val="id_ID" w:bidi="id_ID"/>
+        </w:rPr>
+      </w:r>
+      <w:r>
+        <w:rPr>
           <w:lang w:val="id_ID" w:bidi="id_ID"/>
         </w:rPr>
         <w:t xml:space="preserve">Istilah </w:t>
@@ -29405,6 +34220,21 @@
       </w:r>
       <w:r>
         <w:rPr>
+          <w:b/>
+          <w:lang w:val="id_ID" w:bidi="id_ID"/>
+        </w:rPr>
+        <w:t>ἐξηρτισμένος</w:t>
+      </w:r>
+    </w:p>
+    <w:p>
+      <w:pPr/>
+      <w:r>
+        <w:rPr>
+          <w:lang w:val="id_ID" w:bidi="id_ID"/>
+        </w:rPr>
+      </w:r>
+      <w:r>
+        <w:rPr>
           <w:lang w:val="id_ID" w:bidi="id_ID"/>
         </w:rPr>
         <w:t>Jika bahasa Anda tidak menggunakan bentuk pasif ini, Anda dapat mengungkapkan gagasan tersebut dalam bentuk aktif atau dengan cara lain yang wajar dalam bahasa Anda. Jika Anda perlu mengatakan siapa yang melakukan tindakan tersebut, jelaslah dari konteksnya bahwa yang melakukan tindakan tersebut adalah Allah. Terjemahan alternatif: "memiliki segala sesuatu yang dibutuhkannya" atau "orang yang telah diperlengkapi oleh Allah"</w:t>
@@ -29593,6 +34423,21 @@
       </w:r>
       <w:r>
         <w:rPr>
+          <w:b/>
+          <w:lang w:val="id_ID" w:bidi="id_ID"/>
+        </w:rPr>
+        <w:t>ζῶντας καὶ νεκρούς</w:t>
+      </w:r>
+    </w:p>
+    <w:p>
+      <w:pPr/>
+      <w:r>
+        <w:rPr>
+          <w:lang w:val="id_ID" w:bidi="id_ID"/>
+        </w:rPr>
+      </w:r>
+      <w:r>
+        <w:rPr>
           <w:lang w:val="id_ID" w:bidi="id_ID"/>
         </w:rPr>
         <w:t xml:space="preserve">Paulus menggunakan kata sifat </w:t>
@@ -29687,6 +34532,21 @@
       </w:r>
       <w:r>
         <w:rPr>
+          <w:b/>
+          <w:lang w:val="id_ID" w:bidi="id_ID"/>
+        </w:rPr>
+        <w:t>καὶ τὴν ἐπιφάνειαν αὐτοῦ</w:t>
+      </w:r>
+    </w:p>
+    <w:p>
+      <w:pPr/>
+      <w:r>
+        <w:rPr>
+          <w:lang w:val="id_ID" w:bidi="id_ID"/>
+        </w:rPr>
+      </w:r>
+      <w:r>
+        <w:rPr>
           <w:lang w:val="id_ID" w:bidi="id_ID"/>
         </w:rPr>
         <w:t xml:space="preserve">Banyak naskah kuno berbunyi </w:t>
@@ -29768,6 +34628,21 @@
       </w:r>
       <w:r>
         <w:rPr>
+          <w:b/>
+          <w:lang w:val="id_ID" w:bidi="id_ID"/>
+        </w:rPr>
+        <w:t>τὴν ἐπιφάνειαν αὐτοῦ</w:t>
+      </w:r>
+    </w:p>
+    <w:p>
+      <w:pPr/>
+      <w:r>
+        <w:rPr>
+          <w:lang w:val="id_ID" w:bidi="id_ID"/>
+        </w:rPr>
+      </w:r>
+      <w:r>
+        <w:rPr>
           <w:lang w:val="id_ID" w:bidi="id_ID"/>
         </w:rPr>
         <w:t xml:space="preserve">Di sini, frasa </w:t>
@@ -29862,6 +34737,21 @@
       </w:r>
       <w:r>
         <w:rPr>
+          <w:b/>
+          <w:lang w:val="id_ID" w:bidi="id_ID"/>
+        </w:rPr>
+        <w:t>τὸν λόγον</w:t>
+      </w:r>
+    </w:p>
+    <w:p>
+      <w:pPr/>
+      <w:r>
+        <w:rPr>
+          <w:lang w:val="id_ID" w:bidi="id_ID"/>
+        </w:rPr>
+      </w:r>
+      <w:r>
+        <w:rPr>
           <w:lang w:val="id_ID" w:bidi="id_ID"/>
         </w:rPr>
         <w:t xml:space="preserve">Di sini, </w:t>
@@ -29943,6 +34833,21 @@
       </w:r>
       <w:r>
         <w:rPr>
+          <w:b/>
+          <w:lang w:val="id_ID" w:bidi="id_ID"/>
+        </w:rPr>
+        <w:t>ἐπίστηθι</w:t>
+      </w:r>
+    </w:p>
+    <w:p>
+      <w:pPr/>
+      <w:r>
+        <w:rPr>
+          <w:lang w:val="id_ID" w:bidi="id_ID"/>
+        </w:rPr>
+      </w:r>
+      <w:r>
+        <w:rPr>
           <w:lang w:val="id_ID" w:bidi="id_ID"/>
         </w:rPr>
         <w:t xml:space="preserve">Di sini Paulus berbicara seolah-olah Timotius harus </w:t>
@@ -30024,6 +34929,21 @@
       </w:r>
       <w:r>
         <w:rPr>
+          <w:b/>
+          <w:lang w:val="id_ID" w:bidi="id_ID"/>
+        </w:rPr>
+        <w:t>εὐκαίρως, ἀκαίρως</w:t>
+      </w:r>
+    </w:p>
+    <w:p>
+      <w:pPr/>
+      <w:r>
+        <w:rPr>
+          <w:lang w:val="id_ID" w:bidi="id_ID"/>
+        </w:rPr>
+      </w:r>
+      <w:r>
+        <w:rPr>
           <w:lang w:val="id_ID" w:bidi="id_ID"/>
         </w:rPr>
         <w:t>Di sini Paulus mungkin menyiratkan bahwa terkadang ada waktu yang tepat dan ada waktu yang tidak tepat untuk: (1) Para pendengar Timotius. Terjemahan alternatif: "ketika orang siap untuk mendengar dan ketika orang tidak siap untuk mendengar" atau "ketika orang mau menerima dan ketika mereka tidak mau menerima" (2) Timotius. Terjemahan alternatif: "ketika itu nyaman bagimu dan ketika itu tidak nyaman"</w:t>
@@ -30092,6 +35012,21 @@
       </w:r>
       <w:r>
         <w:rPr>
+          <w:b/>
+          <w:lang w:val="id_ID" w:bidi="id_ID"/>
+        </w:rPr>
+        <w:t>ἐν πάσῃ μακροθυμίᾳ καὶ διδαχῇ</w:t>
+      </w:r>
+    </w:p>
+    <w:p>
+      <w:pPr/>
+      <w:r>
+        <w:rPr>
+          <w:lang w:val="id_ID" w:bidi="id_ID"/>
+        </w:rPr>
+      </w:r>
+      <w:r>
+        <w:rPr>
           <w:lang w:val="id_ID" w:bidi="id_ID"/>
         </w:rPr>
         <w:t xml:space="preserve">Di sini, kata </w:t>
@@ -30199,6 +35134,21 @@
       </w:r>
       <w:r>
         <w:rPr>
+          <w:b/>
+          <w:lang w:val="id_ID" w:bidi="id_ID"/>
+        </w:rPr>
+        <w:t>ἐν πάσῃ μακροθυμίᾳ καὶ διδαχῇ</w:t>
+      </w:r>
+    </w:p>
+    <w:p>
+      <w:pPr/>
+      <w:r>
+        <w:rPr>
+          <w:lang w:val="id_ID" w:bidi="id_ID"/>
+        </w:rPr>
+      </w:r>
+      <w:r>
+        <w:rPr>
           <w:lang w:val="id_ID" w:bidi="id_ID"/>
         </w:rPr>
         <w:t xml:space="preserve">Jika bahasa Anda tidak menggunakan kata benda abstrak untuk ide </w:t>
@@ -30293,6 +35243,21 @@
       </w:r>
       <w:r>
         <w:rPr>
+          <w:b/>
+          <w:lang w:val="id_ID" w:bidi="id_ID"/>
+        </w:rPr>
+        <w:t>γὰρ</w:t>
+      </w:r>
+    </w:p>
+    <w:p>
+      <w:pPr/>
+      <w:r>
+        <w:rPr>
+          <w:lang w:val="id_ID" w:bidi="id_ID"/>
+        </w:rPr>
+      </w:r>
+      <w:r>
+        <w:rPr>
           <w:lang w:val="id_ID" w:bidi="id_ID"/>
         </w:rPr>
         <w:t xml:space="preserve">Di sini, kata </w:t>
@@ -30387,6 +35352,21 @@
       </w:r>
       <w:r>
         <w:rPr>
+          <w:b/>
+          <w:lang w:val="id_ID" w:bidi="id_ID"/>
+        </w:rPr>
+        <w:t>ἔσται &amp; καιρὸς ὅτε</w:t>
+      </w:r>
+    </w:p>
+    <w:p>
+      <w:pPr/>
+      <w:r>
+        <w:rPr>
+          <w:lang w:val="id_ID" w:bidi="id_ID"/>
+        </w:rPr>
+      </w:r>
+      <w:r>
+        <w:rPr>
           <w:lang w:val="id_ID" w:bidi="id_ID"/>
         </w:rPr>
         <w:t xml:space="preserve">Terjemahan alternatif: </w:t>
@@ -30448,6 +35428,21 @@
       </w:r>
       <w:r>
         <w:rPr>
+          <w:b/>
+          <w:lang w:val="id_ID" w:bidi="id_ID"/>
+        </w:rPr>
+        <w:t>οὐκ ἀνέξονται</w:t>
+      </w:r>
+    </w:p>
+    <w:p>
+      <w:pPr/>
+      <w:r>
+        <w:rPr>
+          <w:lang w:val="id_ID" w:bidi="id_ID"/>
+        </w:rPr>
+      </w:r>
+      <w:r>
+        <w:rPr>
           <w:lang w:val="id_ID" w:bidi="id_ID"/>
         </w:rPr>
         <w:t xml:space="preserve">Kata ganti </w:t>
@@ -30529,6 +35524,21 @@
       </w:r>
       <w:r>
         <w:rPr>
+          <w:b/>
+          <w:lang w:val="id_ID" w:bidi="id_ID"/>
+        </w:rPr>
+        <w:t>οὐκ ἀνέξονται</w:t>
+      </w:r>
+    </w:p>
+    <w:p>
+      <w:pPr/>
+      <w:r>
+        <w:rPr>
+          <w:lang w:val="id_ID" w:bidi="id_ID"/>
+        </w:rPr>
+      </w:r>
+      <w:r>
+        <w:rPr>
           <w:lang w:val="id_ID" w:bidi="id_ID"/>
         </w:rPr>
         <w:t xml:space="preserve">Di sini, frasa </w:t>
@@ -30623,6 +35633,21 @@
       </w:r>
       <w:r>
         <w:rPr>
+          <w:b/>
+          <w:lang w:val="id_ID" w:bidi="id_ID"/>
+        </w:rPr>
+        <w:t>τῆς ὑγιαινούσης διδασκαλίας</w:t>
+      </w:r>
+    </w:p>
+    <w:p>
+      <w:pPr/>
+      <w:r>
+        <w:rPr>
+          <w:lang w:val="id_ID" w:bidi="id_ID"/>
+        </w:rPr>
+      </w:r>
+      <w:r>
+        <w:rPr>
           <w:lang w:val="id_ID" w:bidi="id_ID"/>
         </w:rPr>
         <w:t xml:space="preserve">Di sini Paulus berbicara seolah-olah </w:t>
@@ -30730,6 +35755,21 @@
       </w:r>
       <w:r>
         <w:rPr>
+          <w:b/>
+          <w:lang w:val="id_ID" w:bidi="id_ID"/>
+        </w:rPr>
+        <w:t>κατὰ τὰς ἰδίας ἐπιθυμίας, ἑαυτοῖς ἐπισωρεύσουσιν διδασκάλους</w:t>
+      </w:r>
+    </w:p>
+    <w:p>
+      <w:pPr/>
+      <w:r>
+        <w:rPr>
+          <w:lang w:val="id_ID" w:bidi="id_ID"/>
+        </w:rPr>
+      </w:r>
+      <w:r>
+        <w:rPr>
           <w:lang w:val="id_ID" w:bidi="id_ID"/>
         </w:rPr>
         <w:t xml:space="preserve">Di sini, frasa </w:t>
@@ -30837,6 +35877,21 @@
       </w:r>
       <w:r>
         <w:rPr>
+          <w:b/>
+          <w:lang w:val="id_ID" w:bidi="id_ID"/>
+        </w:rPr>
+        <w:t>ἑαυτοῖς ἐπισωρεύσουσιν διδασκάλους</w:t>
+      </w:r>
+    </w:p>
+    <w:p>
+      <w:pPr/>
+      <w:r>
+        <w:rPr>
+          <w:lang w:val="id_ID" w:bidi="id_ID"/>
+        </w:rPr>
+      </w:r>
+      <w:r>
+        <w:rPr>
           <w:lang w:val="id_ID" w:bidi="id_ID"/>
         </w:rPr>
         <w:t xml:space="preserve">Paulus berbicara tentang bagaimana orang-orang ini mengumpulkan banyak </w:t>
@@ -30931,6 +35986,21 @@
       </w:r>
       <w:r>
         <w:rPr>
+          <w:b/>
+          <w:lang w:val="id_ID" w:bidi="id_ID"/>
+        </w:rPr>
+        <w:t>κνηθόμενοι τὴν ἀκοήν</w:t>
+      </w:r>
+    </w:p>
+    <w:p>
+      <w:pPr/>
+      <w:r>
+        <w:rPr>
+          <w:lang w:val="id_ID" w:bidi="id_ID"/>
+        </w:rPr>
+      </w:r>
+      <w:r>
+        <w:rPr>
           <w:lang w:val="id_ID" w:bidi="id_ID"/>
         </w:rPr>
         <w:t xml:space="preserve">Di sini Paulus berbicara seolah-olah orang-orang ini memiliki </w:t>
@@ -31025,6 +36095,21 @@
       </w:r>
       <w:r>
         <w:rPr>
+          <w:b/>
+          <w:lang w:val="id_ID" w:bidi="id_ID"/>
+        </w:rPr>
+        <w:t>τὴν ἀκοήν</w:t>
+      </w:r>
+    </w:p>
+    <w:p>
+      <w:pPr/>
+      <w:r>
+        <w:rPr>
+          <w:lang w:val="id_ID" w:bidi="id_ID"/>
+        </w:rPr>
+      </w:r>
+      <w:r>
+        <w:rPr>
           <w:lang w:val="id_ID" w:bidi="id_ID"/>
         </w:rPr>
         <w:t xml:space="preserve">Jika dalam bahasa Anda tidak wajar jika berbicara seolah-olah sekelompok orang hanya memiliki satu </w:t>
@@ -31106,6 +36191,21 @@
       </w:r>
       <w:r>
         <w:rPr>
+          <w:b/>
+          <w:lang w:val="id_ID" w:bidi="id_ID"/>
+        </w:rPr>
+        <w:t>ἀπὸ μὲν τῆς ἀληθείας τὴν ἀκοὴν ἀποστρέψουσιν</w:t>
+      </w:r>
+    </w:p>
+    <w:p>
+      <w:pPr/>
+      <w:r>
+        <w:rPr>
+          <w:lang w:val="id_ID" w:bidi="id_ID"/>
+        </w:rPr>
+      </w:r>
+      <w:r>
+        <w:rPr>
           <w:lang w:val="id_ID" w:bidi="id_ID"/>
         </w:rPr>
         <w:t>Paulus berbicara tentang orang-orang yang tidak lagi memperhatikan seolah-olah mereka secara fisik memalingkan telinga mereka sehingga mereka tidak dapat mendengar. Jika akan membantu dalam bahasa Anda, Anda dapat menggunakan metafora yang sebanding atau menyatakan maknanya dengan jelas. Terjemahan alternatif: "mereka tidak lagi memperhatikan kebenaran"</w:t>
@@ -31174,6 +36274,21 @@
       </w:r>
       <w:r>
         <w:rPr>
+          <w:b/>
+          <w:lang w:val="id_ID" w:bidi="id_ID"/>
+        </w:rPr>
+        <w:t>τὴν ἀκοὴν</w:t>
+      </w:r>
+    </w:p>
+    <w:p>
+      <w:pPr/>
+      <w:r>
+        <w:rPr>
+          <w:lang w:val="id_ID" w:bidi="id_ID"/>
+        </w:rPr>
+      </w:r>
+      <w:r>
+        <w:rPr>
           <w:lang w:val="id_ID" w:bidi="id_ID"/>
         </w:rPr>
         <w:t xml:space="preserve">Jika dalam bahasa Anda tidak wajar jika berbicara seolah-olah sekelompok orang hanya memiliki satu </w:t>
@@ -31255,6 +36370,21 @@
       </w:r>
       <w:r>
         <w:rPr>
+          <w:b/>
+          <w:lang w:val="id_ID" w:bidi="id_ID"/>
+        </w:rPr>
+        <w:t>τῆς ἀληθείας</w:t>
+      </w:r>
+    </w:p>
+    <w:p>
+      <w:pPr/>
+      <w:r>
+        <w:rPr>
+          <w:lang w:val="id_ID" w:bidi="id_ID"/>
+        </w:rPr>
+      </w:r>
+      <w:r>
+        <w:rPr>
           <w:lang w:val="id_ID" w:bidi="id_ID"/>
         </w:rPr>
         <w:t xml:space="preserve">Jika bahasa Anda tidak menggunakan kata benda abstrak untuk ide </w:t>
@@ -31336,6 +36466,21 @@
       </w:r>
       <w:r>
         <w:rPr>
+          <w:b/>
+          <w:lang w:val="id_ID" w:bidi="id_ID"/>
+        </w:rPr>
+        <w:t>ἐπὶ &amp; ἐκτραπήσονται</w:t>
+      </w:r>
+    </w:p>
+    <w:p>
+      <w:pPr/>
+      <w:r>
+        <w:rPr>
+          <w:lang w:val="id_ID" w:bidi="id_ID"/>
+        </w:rPr>
+      </w:r>
+      <w:r>
+        <w:rPr>
           <w:lang w:val="id_ID" w:bidi="id_ID"/>
         </w:rPr>
         <w:t>Jika bahasa Anda tidak menggunakan bentuk pasif ini, Anda dapat mengungkapkan ide tersebut dalam bentuk aktif atau dengan cara lain yang wajar dalam bahasa Anda. Jika Anda perlu mengatakan siapa yang melakukan tindakan tersebut, jelas dari konteksnya bahwa yang melakukan adalah para guru yang mereka kumpulkan. Terjemahan alternatif: "guru-guru mereka akan memalingkan mereka pada"</w:t>
@@ -31404,6 +36549,21 @@
       </w:r>
       <w:r>
         <w:rPr>
+          <w:b/>
+          <w:lang w:val="id_ID" w:bidi="id_ID"/>
+        </w:rPr>
+        <w:t>ἐπὶ &amp; ἐκτραπήσονται</w:t>
+      </w:r>
+    </w:p>
+    <w:p>
+      <w:pPr/>
+      <w:r>
+        <w:rPr>
+          <w:lang w:val="id_ID" w:bidi="id_ID"/>
+        </w:rPr>
+      </w:r>
+      <w:r>
+        <w:rPr>
           <w:lang w:val="id_ID" w:bidi="id_ID"/>
         </w:rPr>
         <w:t xml:space="preserve">Di sini Paulus berbicara tentang orang-orang yang memperhatikan </w:t>
@@ -31485,6 +36645,21 @@
       </w:r>
       <w:r>
         <w:rPr>
+          <w:b/>
+          <w:lang w:val="id_ID" w:bidi="id_ID"/>
+        </w:rPr>
+        <w:t>τοὺς μύθους</w:t>
+      </w:r>
+    </w:p>
+    <w:p>
+      <w:pPr/>
+      <w:r>
+        <w:rPr>
+          <w:lang w:val="id_ID" w:bidi="id_ID"/>
+        </w:rPr>
+      </w:r>
+      <w:r>
+        <w:rPr>
           <w:lang w:val="id_ID" w:bidi="id_ID"/>
         </w:rPr>
         <w:t xml:space="preserve">Kata </w:t>
@@ -31566,6 +36741,21 @@
       </w:r>
       <w:r>
         <w:rPr>
+          <w:b/>
+          <w:lang w:val="id_ID" w:bidi="id_ID"/>
+        </w:rPr>
+        <w:t>σὺ δὲ</w:t>
+      </w:r>
+    </w:p>
+    <w:p>
+      <w:pPr/>
+      <w:r>
+        <w:rPr>
+          <w:lang w:val="id_ID" w:bidi="id_ID"/>
+        </w:rPr>
+      </w:r>
+      <w:r>
+        <w:rPr>
           <w:lang w:val="id_ID" w:bidi="id_ID"/>
         </w:rPr>
         <w:t xml:space="preserve">Di sini, kata </w:t>
@@ -31636,6 +36826,21 @@
         <w:rPr>
           <w:lang w:val="id_ID" w:bidi="id_ID"/>
         </w:rPr>
+      </w:r>
+    </w:p>
+    <w:p>
+      <w:pPr/>
+      <w:r>
+        <w:rPr>
+          <w:lang w:val="id_ID" w:bidi="id_ID"/>
+        </w:rPr>
+      </w:r>
+      <w:r>
+        <w:rPr>
+          <w:b/>
+          <w:lang w:val="id_ID" w:bidi="id_ID"/>
+        </w:rPr>
+        <w:t>νῆφε</w:t>
       </w:r>
     </w:p>
     <w:p>
@@ -31746,6 +36951,21 @@
       </w:r>
       <w:r>
         <w:rPr>
+          <w:b/>
+          <w:lang w:val="id_ID" w:bidi="id_ID"/>
+        </w:rPr>
+        <w:t>ἐν πᾶσιν</w:t>
+      </w:r>
+    </w:p>
+    <w:p>
+      <w:pPr/>
+      <w:r>
+        <w:rPr>
+          <w:lang w:val="id_ID" w:bidi="id_ID"/>
+        </w:rPr>
+      </w:r>
+      <w:r>
+        <w:rPr>
           <w:lang w:val="id_ID" w:bidi="id_ID"/>
         </w:rPr>
         <w:t>Terjemahan alternatif: "dalam setiap situasi" atau "dalam segala hal"</w:t>
@@ -31794,6 +37014,21 @@
       </w:r>
       <w:r>
         <w:rPr>
+          <w:b/>
+          <w:lang w:val="id_ID" w:bidi="id_ID"/>
+        </w:rPr>
+        <w:t>κακοπάθησον</w:t>
+      </w:r>
+    </w:p>
+    <w:p>
+      <w:pPr/>
+      <w:r>
+        <w:rPr>
+          <w:lang w:val="id_ID" w:bidi="id_ID"/>
+        </w:rPr>
+      </w:r>
+      <w:r>
+        <w:rPr>
           <w:lang w:val="id_ID" w:bidi="id_ID"/>
         </w:rPr>
         <w:t xml:space="preserve">Jika bahasa Anda tidak menggunakan kata benda abstrak untuk ide </w:t>
@@ -31875,6 +37110,21 @@
       </w:r>
       <w:r>
         <w:rPr>
+          <w:b/>
+          <w:lang w:val="id_ID" w:bidi="id_ID"/>
+        </w:rPr>
+        <w:t>ἔργον &amp; εὐαγγελιστοῦ</w:t>
+      </w:r>
+    </w:p>
+    <w:p>
+      <w:pPr/>
+      <w:r>
+        <w:rPr>
+          <w:lang w:val="id_ID" w:bidi="id_ID"/>
+        </w:rPr>
+      </w:r>
+      <w:r>
+        <w:rPr>
           <w:lang w:val="id_ID" w:bidi="id_ID"/>
         </w:rPr>
         <w:t xml:space="preserve">Di sini, Paulus menggunakan bentuk posesif untuk menggambarkan </w:t>
@@ -31969,6 +37219,21 @@
       </w:r>
       <w:r>
         <w:rPr>
+          <w:b/>
+          <w:lang w:val="id_ID" w:bidi="id_ID"/>
+        </w:rPr>
+        <w:t>τὴν διακονίαν σου πληροφόρησον</w:t>
+      </w:r>
+    </w:p>
+    <w:p>
+      <w:pPr/>
+      <w:r>
+        <w:rPr>
+          <w:lang w:val="id_ID" w:bidi="id_ID"/>
+        </w:rPr>
+      </w:r>
+      <w:r>
+        <w:rPr>
           <w:lang w:val="id_ID" w:bidi="id_ID"/>
         </w:rPr>
         <w:t xml:space="preserve">Jika bahasa Anda tidak menggunakan kata benda abstrak untuk ide </w:t>
@@ -32050,6 +37315,21 @@
       </w:r>
       <w:r>
         <w:rPr>
+          <w:b/>
+          <w:lang w:val="id_ID" w:bidi="id_ID"/>
+        </w:rPr>
+        <w:t>γὰρ</w:t>
+      </w:r>
+    </w:p>
+    <w:p>
+      <w:pPr/>
+      <w:r>
+        <w:rPr>
+          <w:lang w:val="id_ID" w:bidi="id_ID"/>
+        </w:rPr>
+      </w:r>
+      <w:r>
+        <w:rPr>
           <w:lang w:val="id_ID" w:bidi="id_ID"/>
         </w:rPr>
         <w:t xml:space="preserve">Di sini, kata </w:t>
@@ -32144,6 +37424,21 @@
       </w:r>
       <w:r>
         <w:rPr>
+          <w:b/>
+          <w:lang w:val="id_ID" w:bidi="id_ID"/>
+        </w:rPr>
+        <w:t>ἐγὼ &amp; ἤδη σπένδομαι</w:t>
+      </w:r>
+    </w:p>
+    <w:p>
+      <w:pPr/>
+      <w:r>
+        <w:rPr>
+          <w:lang w:val="id_ID" w:bidi="id_ID"/>
+        </w:rPr>
+      </w:r>
+      <w:r>
+        <w:rPr>
           <w:lang w:val="id_ID" w:bidi="id_ID"/>
         </w:rPr>
         <w:t>Di sini Paulus menggambarkan dirinya seolah-olah dia adalah anggur yang akan dicurahkan oleh orang-orang dalam budayanya kepada kurban sebelum mereka mempersembahkannya kepada Allah. Maksudnya adalah bahwa ia sedang mengalami hari-hari terakhir dalam hidupnya, dan baik hari-hari ini maupun kematiannya akan memuliakan Allah. Jika itu akan membantu dalam bahasa Anda, Anda dapat mengungkapkan ide tersebut dalam bentuk perumpamaan atau menyatakan maknanya dengan jelas. Terjemahan alternatif: "Saya mendekati akhir hidup saya, yang seperti dicurahkan sebagai persembahan" atau "Saya menghormati Tuhan saat saya mengalami hari-hari terakhir dalam hidup saya"</w:t>
@@ -32212,6 +37507,21 @@
       </w:r>
       <w:r>
         <w:rPr>
+          <w:b/>
+          <w:lang w:val="id_ID" w:bidi="id_ID"/>
+        </w:rPr>
+        <w:t>ἐγὼ &amp; ἤδη σπένδομαι</w:t>
+      </w:r>
+    </w:p>
+    <w:p>
+      <w:pPr/>
+      <w:r>
+        <w:rPr>
+          <w:lang w:val="id_ID" w:bidi="id_ID"/>
+        </w:rPr>
+      </w:r>
+      <w:r>
+        <w:rPr>
           <w:lang w:val="id_ID" w:bidi="id_ID"/>
         </w:rPr>
         <w:t>Jika bahasa Anda tidak menggunakan bentuk pasif ini, Anda dapat mengungkapkan gagasan tersebut dalam bentuk aktif atau dengan cara lain yang wajar dalam bahasa Anda. Jika Anda perlu mengatakan siapa yang melakukan tindakan tersebut, jelaslah dari konteksnya bahwa yang melakukan tindakan tersebut adalah Allah. Terjemahan alternatif: "Allah telah mencurahkan aku sebagai persembahan"</w:t>
@@ -32280,6 +37590,21 @@
       </w:r>
       <w:r>
         <w:rPr>
+          <w:b/>
+          <w:lang w:val="id_ID" w:bidi="id_ID"/>
+        </w:rPr>
+        <w:t>τῆς ἀναλύσεώς μου</w:t>
+      </w:r>
+    </w:p>
+    <w:p>
+      <w:pPr/>
+      <w:r>
+        <w:rPr>
+          <w:lang w:val="id_ID" w:bidi="id_ID"/>
+        </w:rPr>
+      </w:r>
+      <w:r>
+        <w:rPr>
           <w:lang w:val="id_ID" w:bidi="id_ID"/>
         </w:rPr>
         <w:t xml:space="preserve">Paulus merujuk pada kematiannya dengan cara yang sopan dengan menggunakan frasa </w:t>
@@ -32361,6 +37686,21 @@
       </w:r>
       <w:r>
         <w:rPr>
+          <w:b/>
+          <w:lang w:val="id_ID" w:bidi="id_ID"/>
+        </w:rPr>
+        <w:t>τὸν καλὸν ἀγῶνα ἠγώνισμαι</w:t>
+      </w:r>
+    </w:p>
+    <w:p>
+      <w:pPr/>
+      <w:r>
+        <w:rPr>
+          <w:lang w:val="id_ID" w:bidi="id_ID"/>
+        </w:rPr>
+      </w:r>
+      <w:r>
+        <w:rPr>
           <w:lang w:val="id_ID" w:bidi="id_ID"/>
         </w:rPr>
         <w:t xml:space="preserve">Di sini, Paulus berbicara tentang bagaimana ia telah bertekun dalam percaya dan menaati Yesus seperti seorang pejuang yang sedang bertempur dalam sebuah </w:t>
@@ -32442,6 +37782,21 @@
       </w:r>
       <w:r>
         <w:rPr>
+          <w:b/>
+          <w:lang w:val="id_ID" w:bidi="id_ID"/>
+        </w:rPr>
+        <w:t>τὸν καλὸν ἀγῶνα</w:t>
+      </w:r>
+    </w:p>
+    <w:p>
+      <w:pPr/>
+      <w:r>
+        <w:rPr>
+          <w:lang w:val="id_ID" w:bidi="id_ID"/>
+        </w:rPr>
+      </w:r>
+      <w:r>
+        <w:rPr>
           <w:lang w:val="id_ID" w:bidi="id_ID"/>
         </w:rPr>
         <w:t xml:space="preserve">Di sini, frasa </w:t>
@@ -32523,6 +37878,21 @@
       </w:r>
       <w:r>
         <w:rPr>
+          <w:b/>
+          <w:lang w:val="id_ID" w:bidi="id_ID"/>
+        </w:rPr>
+        <w:t>τὸν δρόμον τετέλεκα</w:t>
+      </w:r>
+    </w:p>
+    <w:p>
+      <w:pPr/>
+      <w:r>
+        <w:rPr>
+          <w:lang w:val="id_ID" w:bidi="id_ID"/>
+        </w:rPr>
+      </w:r>
+      <w:r>
+        <w:rPr>
           <w:lang w:val="id_ID" w:bidi="id_ID"/>
         </w:rPr>
         <w:t xml:space="preserve">Di sini Paulus berbicara tentang bagaimana ia telah melayani Allah seolah-olah itu adalah sebuah </w:t>
@@ -32617,6 +37987,21 @@
       </w:r>
       <w:r>
         <w:rPr>
+          <w:b/>
+          <w:lang w:val="id_ID" w:bidi="id_ID"/>
+        </w:rPr>
+        <w:t>τὴν πίστιν τετήρηκα</w:t>
+      </w:r>
+    </w:p>
+    <w:p>
+      <w:pPr/>
+      <w:r>
+        <w:rPr>
+          <w:lang w:val="id_ID" w:bidi="id_ID"/>
+        </w:rPr>
+      </w:r>
+      <w:r>
+        <w:rPr>
           <w:lang w:val="id_ID" w:bidi="id_ID"/>
         </w:rPr>
         <w:t xml:space="preserve">Di sini Paulus berbicara tentang </w:t>
@@ -32724,6 +38109,21 @@
       </w:r>
       <w:r>
         <w:rPr>
+          <w:b/>
+          <w:lang w:val="id_ID" w:bidi="id_ID"/>
+        </w:rPr>
+        <w:t>τὴν πίστιν τετήρηκα</w:t>
+      </w:r>
+    </w:p>
+    <w:p>
+      <w:pPr/>
+      <w:r>
+        <w:rPr>
+          <w:lang w:val="id_ID" w:bidi="id_ID"/>
+        </w:rPr>
+      </w:r>
+      <w:r>
+        <w:rPr>
           <w:lang w:val="id_ID" w:bidi="id_ID"/>
         </w:rPr>
         <w:t xml:space="preserve">Di sini, kata </w:t>
@@ -32831,6 +38231,21 @@
       </w:r>
       <w:r>
         <w:rPr>
+          <w:b/>
+          <w:lang w:val="id_ID" w:bidi="id_ID"/>
+        </w:rPr>
+        <w:t>τὴν πίστιν</w:t>
+      </w:r>
+    </w:p>
+    <w:p>
+      <w:pPr/>
+      <w:r>
+        <w:rPr>
+          <w:lang w:val="id_ID" w:bidi="id_ID"/>
+        </w:rPr>
+      </w:r>
+      <w:r>
+        <w:rPr>
           <w:lang w:val="id_ID" w:bidi="id_ID"/>
         </w:rPr>
         <w:t xml:space="preserve">Jika bahasa Anda tidak menggunakan kata benda abstrak untuk ide </w:t>
@@ -32912,6 +38327,21 @@
       </w:r>
       <w:r>
         <w:rPr>
+          <w:b/>
+          <w:lang w:val="id_ID" w:bidi="id_ID"/>
+        </w:rPr>
+        <w:t>λοιπὸν</w:t>
+      </w:r>
+    </w:p>
+    <w:p>
+      <w:pPr/>
+      <w:r>
+        <w:rPr>
+          <w:lang w:val="id_ID" w:bidi="id_ID"/>
+        </w:rPr>
+      </w:r>
+      <w:r>
+        <w:rPr>
           <w:lang w:val="id_ID" w:bidi="id_ID"/>
         </w:rPr>
         <w:t xml:space="preserve">Di sini, kata yang diterjemahkan sebagai </w:t>
@@ -32993,6 +38423,21 @@
       </w:r>
       <w:r>
         <w:rPr>
+          <w:b/>
+          <w:lang w:val="id_ID" w:bidi="id_ID"/>
+        </w:rPr>
+        <w:t>ἀπόκειταί &amp; ὁ τῆς δικαιοσύνης στέφανος</w:t>
+      </w:r>
+    </w:p>
+    <w:p>
+      <w:pPr/>
+      <w:r>
+        <w:rPr>
+          <w:lang w:val="id_ID" w:bidi="id_ID"/>
+        </w:rPr>
+      </w:r>
+      <w:r>
+        <w:rPr>
           <w:lang w:val="id_ID" w:bidi="id_ID"/>
         </w:rPr>
         <w:t>Jika bahasa Anda tidak menggunakan bentuk pasif ini, Anda dapat mengungkapkan gagasan tersebut dalam bentuk aktif atau dengan cara lain yang wajar dalam bahasa Anda. Jika Anda perlu mengatakan siapa yang melakukan tindakan tersebut, jelaslah dari konteksnya bahwa yang melakukan tindakan tersebut adalah Allah. Terjemahan alternatif: "Allah menyimpan mahkota kebenaran"</w:t>
@@ -33061,6 +38506,21 @@
       </w:r>
       <w:r>
         <w:rPr>
+          <w:b/>
+          <w:lang w:val="id_ID" w:bidi="id_ID"/>
+        </w:rPr>
+        <w:t>ὁ τῆς δικαιοσύνης στέφανος</w:t>
+      </w:r>
+    </w:p>
+    <w:p>
+      <w:pPr/>
+      <w:r>
+        <w:rPr>
+          <w:lang w:val="id_ID" w:bidi="id_ID"/>
+        </w:rPr>
+      </w:r>
+      <w:r>
+        <w:rPr>
           <w:lang w:val="id_ID" w:bidi="id_ID"/>
         </w:rPr>
         <w:t xml:space="preserve">Di sini, Paulus menggunakan bentuk posesif untuk menggambarkan </w:t>
@@ -33168,6 +38628,21 @@
       </w:r>
       <w:r>
         <w:rPr>
+          <w:b/>
+          <w:lang w:val="id_ID" w:bidi="id_ID"/>
+        </w:rPr>
+        <w:t>ὁ τῆς δικαιοσύνης στέφανος</w:t>
+      </w:r>
+    </w:p>
+    <w:p>
+      <w:pPr/>
+      <w:r>
+        <w:rPr>
+          <w:lang w:val="id_ID" w:bidi="id_ID"/>
+        </w:rPr>
+      </w:r>
+      <w:r>
+        <w:rPr>
           <w:lang w:val="id_ID" w:bidi="id_ID"/>
         </w:rPr>
         <w:t xml:space="preserve">Di sini Paulus menggambarkan hadiah yang ia harapkan untuk diterima seolah-olah hadiah itu adalah </w:t>
@@ -33238,6 +38713,21 @@
         <w:rPr>
           <w:lang w:val="id_ID" w:bidi="id_ID"/>
         </w:rPr>
+      </w:r>
+    </w:p>
+    <w:p>
+      <w:pPr/>
+      <w:r>
+        <w:rPr>
+          <w:lang w:val="id_ID" w:bidi="id_ID"/>
+        </w:rPr>
+      </w:r>
+      <w:r>
+        <w:rPr>
+          <w:b/>
+          <w:lang w:val="id_ID" w:bidi="id_ID"/>
+        </w:rPr>
+        <w:t>ἐν, ἐκείνῃ τῇ ἡμέρᾳ</w:t>
       </w:r>
     </w:p>
     <w:p>
@@ -33335,6 +38825,21 @@
       </w:r>
       <w:r>
         <w:rPr>
+          <w:b/>
+          <w:lang w:val="id_ID" w:bidi="id_ID"/>
+        </w:rPr>
+        <w:t>οὐ μόνον δὲ ἐμοὶ, ἀλλὰ καὶ πᾶσιν τοῖς</w:t>
+      </w:r>
+    </w:p>
+    <w:p>
+      <w:pPr/>
+      <w:r>
+        <w:rPr>
+          <w:lang w:val="id_ID" w:bidi="id_ID"/>
+        </w:rPr>
+      </w:r>
+      <w:r>
+        <w:rPr>
           <w:lang w:val="id_ID" w:bidi="id_ID"/>
         </w:rPr>
         <w:t>Paulus menghilangkan beberapa kata yang dalam banyak bahasa diperlukan untuk melengkapi kalimat. Anda dapat menyediakan kata-kata ini dari awal kalimat jika akan lebih jelas dalam bahasa Anda. Terjemahan alternatif: "dan Ia tidak akan memberikannya hanya kepadaku saja, tetapi juga kepada semua orang"</w:t>
@@ -33403,6 +38908,21 @@
       </w:r>
       <w:r>
         <w:rPr>
+          <w:b/>
+          <w:lang w:val="id_ID" w:bidi="id_ID"/>
+        </w:rPr>
+        <w:t>πᾶσιν τοῖς ἠγαπηκόσι τὴν ἐπιφάνειαν αὐτοῦ</w:t>
+      </w:r>
+    </w:p>
+    <w:p>
+      <w:pPr/>
+      <w:r>
+        <w:rPr>
+          <w:lang w:val="id_ID" w:bidi="id_ID"/>
+        </w:rPr>
+      </w:r>
+      <w:r>
+        <w:rPr>
           <w:lang w:val="id_ID" w:bidi="id_ID"/>
         </w:rPr>
         <w:t xml:space="preserve">Di sini, frasa </w:t>
@@ -33486,6 +39006,21 @@
         <w:rPr>
           <w:lang w:val="id_ID" w:bidi="id_ID"/>
         </w:rPr>
+      </w:r>
+    </w:p>
+    <w:p>
+      <w:pPr/>
+      <w:r>
+        <w:rPr>
+          <w:lang w:val="id_ID" w:bidi="id_ID"/>
+        </w:rPr>
+      </w:r>
+      <w:r>
+        <w:rPr>
+          <w:b/>
+          <w:lang w:val="id_ID" w:bidi="id_ID"/>
+        </w:rPr>
+        <w:t>τὴν ἐπιφάνειαν αὐτοῦ</w:t>
       </w:r>
     </w:p>
     <w:p>
@@ -33609,6 +39144,21 @@
       </w:r>
       <w:r>
         <w:rPr>
+          <w:b/>
+          <w:lang w:val="id_ID" w:bidi="id_ID"/>
+        </w:rPr>
+        <w:t>σπούδασον ἐλθεῖν &amp; ταχέως</w:t>
+      </w:r>
+    </w:p>
+    <w:p>
+      <w:pPr/>
+      <w:r>
+        <w:rPr>
+          <w:lang w:val="id_ID" w:bidi="id_ID"/>
+        </w:rPr>
+      </w:r>
+      <w:r>
+        <w:rPr>
           <w:lang w:val="id_ID" w:bidi="id_ID"/>
         </w:rPr>
         <w:t>Terjemahan alternatif: "Datanglah kepadaku secepat mungkin"</w:t>
@@ -33657,6 +39207,21 @@
       </w:r>
       <w:r>
         <w:rPr>
+          <w:b/>
+          <w:lang w:val="id_ID" w:bidi="id_ID"/>
+        </w:rPr>
+        <w:t>ἐλθεῖν</w:t>
+      </w:r>
+    </w:p>
+    <w:p>
+      <w:pPr/>
+      <w:r>
+        <w:rPr>
+          <w:lang w:val="id_ID" w:bidi="id_ID"/>
+        </w:rPr>
+      </w:r>
+      <w:r>
+        <w:rPr>
           <w:lang w:val="id_ID" w:bidi="id_ID"/>
         </w:rPr>
         <w:t xml:space="preserve">Dalam konteks seperti ini, bahasa Anda mungkin akan mengatakan "pergi" dan bukan </w:t>
@@ -33738,6 +39303,21 @@
       </w:r>
       <w:r>
         <w:rPr>
+          <w:b/>
+          <w:lang w:val="id_ID" w:bidi="id_ID"/>
+        </w:rPr>
+        <w:t>γάρ</w:t>
+      </w:r>
+    </w:p>
+    <w:p>
+      <w:pPr/>
+      <w:r>
+        <w:rPr>
+          <w:lang w:val="id_ID" w:bidi="id_ID"/>
+        </w:rPr>
+      </w:r>
+      <w:r>
+        <w:rPr>
           <w:lang w:val="id_ID" w:bidi="id_ID"/>
         </w:rPr>
         <w:t xml:space="preserve">Di sini, kata </w:t>
@@ -33832,6 +39412,21 @@
       </w:r>
       <w:r>
         <w:rPr>
+          <w:b/>
+          <w:lang w:val="id_ID" w:bidi="id_ID"/>
+        </w:rPr>
+        <w:t>Δημᾶς &amp; Κρήσκης</w:t>
+      </w:r>
+    </w:p>
+    <w:p>
+      <w:pPr/>
+      <w:r>
+        <w:rPr>
+          <w:lang w:val="id_ID" w:bidi="id_ID"/>
+        </w:rPr>
+      </w:r>
+      <w:r>
+        <w:rPr>
           <w:lang w:val="id_ID" w:bidi="id_ID"/>
         </w:rPr>
         <w:t xml:space="preserve">Kata </w:t>
@@ -33926,6 +39521,21 @@
       </w:r>
       <w:r>
         <w:rPr>
+          <w:b/>
+          <w:lang w:val="id_ID" w:bidi="id_ID"/>
+        </w:rPr>
+        <w:t>τὸν νῦν αἰῶνα</w:t>
+      </w:r>
+    </w:p>
+    <w:p>
+      <w:pPr/>
+      <w:r>
+        <w:rPr>
+          <w:lang w:val="id_ID" w:bidi="id_ID"/>
+        </w:rPr>
+      </w:r>
+      <w:r>
+        <w:rPr>
           <w:lang w:val="id_ID" w:bidi="id_ID"/>
         </w:rPr>
         <w:t xml:space="preserve">Di sini, frasa </w:t>
@@ -34020,6 +39630,21 @@
       </w:r>
       <w:r>
         <w:rPr>
+          <w:b/>
+          <w:lang w:val="id_ID" w:bidi="id_ID"/>
+        </w:rPr>
+        <w:t>ἐπορεύθη</w:t>
+      </w:r>
+    </w:p>
+    <w:p>
+      <w:pPr/>
+      <w:r>
+        <w:rPr>
+          <w:lang w:val="id_ID" w:bidi="id_ID"/>
+        </w:rPr>
+      </w:r>
+      <w:r>
+        <w:rPr>
           <w:lang w:val="id_ID" w:bidi="id_ID"/>
         </w:rPr>
         <w:t xml:space="preserve">Dalam konteks seperti ini, bahasa Anda mungkin akan mengatakan </w:t>
@@ -34114,6 +39739,21 @@
       </w:r>
       <w:r>
         <w:rPr>
+          <w:b/>
+          <w:lang w:val="id_ID" w:bidi="id_ID"/>
+        </w:rPr>
+        <w:t>Κρήσκης εἰς Γαλατίαν, Τίτος εἰς Δαλματίαν</w:t>
+      </w:r>
+    </w:p>
+    <w:p>
+      <w:pPr/>
+      <w:r>
+        <w:rPr>
+          <w:lang w:val="id_ID" w:bidi="id_ID"/>
+        </w:rPr>
+      </w:r>
+      <w:r>
+        <w:rPr>
           <w:lang w:val="id_ID" w:bidi="id_ID"/>
         </w:rPr>
         <w:t>Paulus menghilangkan beberapa kata yang dalam banyak bahasa diperlukan untuk melengkapi kalimat. Anda dapat menyediakan kata-kata ini dari awal kalimat jika akan lebih jelas dalam bahasa Anda. Terjemahan alternatif: "dan Kreskus telah pergi ke Galatia, dan Titus telah pergi ke Dalmatia"</w:t>
@@ -34182,6 +39822,21 @@
       </w:r>
       <w:r>
         <w:rPr>
+          <w:b/>
+          <w:lang w:val="id_ID" w:bidi="id_ID"/>
+        </w:rPr>
+        <w:t>Δαλματίαν</w:t>
+      </w:r>
+    </w:p>
+    <w:p>
+      <w:pPr/>
+      <w:r>
+        <w:rPr>
+          <w:lang w:val="id_ID" w:bidi="id_ID"/>
+        </w:rPr>
+      </w:r>
+      <w:r>
+        <w:rPr>
           <w:lang w:val="id_ID" w:bidi="id_ID"/>
         </w:rPr>
         <w:t xml:space="preserve">Kata </w:t>
@@ -34263,6 +39918,21 @@
       </w:r>
       <w:r>
         <w:rPr>
+          <w:b/>
+          <w:lang w:val="id_ID" w:bidi="id_ID"/>
+        </w:rPr>
+        <w:t>μοι εὔχρηστος εἰς διακονίαν</w:t>
+      </w:r>
+    </w:p>
+    <w:p>
+      <w:pPr/>
+      <w:r>
+        <w:rPr>
+          <w:lang w:val="id_ID" w:bidi="id_ID"/>
+        </w:rPr>
+      </w:r>
+      <w:r>
+        <w:rPr>
           <w:lang w:val="id_ID" w:bidi="id_ID"/>
         </w:rPr>
         <w:t xml:space="preserve">Di sini Paulus mungkin menyiratkan bahwa Markus </w:t>
@@ -34344,6 +40014,21 @@
       </w:r>
       <w:r>
         <w:rPr>
+          <w:b/>
+          <w:lang w:val="id_ID" w:bidi="id_ID"/>
+        </w:rPr>
+        <w:t>εἰς διακονίαν</w:t>
+      </w:r>
+    </w:p>
+    <w:p>
+      <w:pPr/>
+      <w:r>
+        <w:rPr>
+          <w:lang w:val="id_ID" w:bidi="id_ID"/>
+        </w:rPr>
+      </w:r>
+      <w:r>
+        <w:rPr>
           <w:lang w:val="id_ID" w:bidi="id_ID"/>
         </w:rPr>
         <w:t xml:space="preserve">Jika bahasa Anda tidak menggunakan kata benda abstrak untuk ide </w:t>
@@ -34425,6 +40110,21 @@
       </w:r>
       <w:r>
         <w:rPr>
+          <w:b/>
+          <w:lang w:val="id_ID" w:bidi="id_ID"/>
+        </w:rPr>
+        <w:t>δὲ</w:t>
+      </w:r>
+    </w:p>
+    <w:p>
+      <w:pPr/>
+      <w:r>
+        <w:rPr>
+          <w:lang w:val="id_ID" w:bidi="id_ID"/>
+        </w:rPr>
+      </w:r>
+      <w:r>
+        <w:rPr>
           <w:lang w:val="id_ID" w:bidi="id_ID"/>
         </w:rPr>
         <w:t xml:space="preserve">Di sini, kata </w:t>
@@ -34519,6 +40219,21 @@
       </w:r>
       <w:r>
         <w:rPr>
+          <w:b/>
+          <w:lang w:val="id_ID" w:bidi="id_ID"/>
+        </w:rPr>
+        <w:t>ἀπέστειλα</w:t>
+      </w:r>
+    </w:p>
+    <w:p>
+      <w:pPr/>
+      <w:r>
+        <w:rPr>
+          <w:lang w:val="id_ID" w:bidi="id_ID"/>
+        </w:rPr>
+      </w:r>
+      <w:r>
+        <w:rPr>
           <w:lang w:val="id_ID" w:bidi="id_ID"/>
         </w:rPr>
         <w:t xml:space="preserve">Di sini Paulus dapat menggunakan bentuk lampau untuk menunjukkan: (1) bahwa ia </w:t>
@@ -34639,6 +40354,21 @@
       </w:r>
       <w:r>
         <w:rPr>
+          <w:b/>
+          <w:lang w:val="id_ID" w:bidi="id_ID"/>
+        </w:rPr>
+        <w:t>φελόνην</w:t>
+      </w:r>
+    </w:p>
+    <w:p>
+      <w:pPr/>
+      <w:r>
+        <w:rPr>
+          <w:lang w:val="id_ID" w:bidi="id_ID"/>
+        </w:rPr>
+      </w:r>
+      <w:r>
+        <w:rPr>
           <w:lang w:val="id_ID" w:bidi="id_ID"/>
         </w:rPr>
         <w:t xml:space="preserve">Istilah </w:t>
@@ -34720,6 +40450,21 @@
       </w:r>
       <w:r>
         <w:rPr>
+          <w:b/>
+          <w:lang w:val="id_ID" w:bidi="id_ID"/>
+        </w:rPr>
+        <w:t>Κάρπῳ</w:t>
+      </w:r>
+    </w:p>
+    <w:p>
+      <w:pPr/>
+      <w:r>
+        <w:rPr>
+          <w:lang w:val="id_ID" w:bidi="id_ID"/>
+        </w:rPr>
+      </w:r>
+      <w:r>
+        <w:rPr>
           <w:lang w:val="id_ID" w:bidi="id_ID"/>
         </w:rPr>
         <w:t xml:space="preserve">Kata </w:t>
@@ -34801,6 +40546,21 @@
       </w:r>
       <w:r>
         <w:rPr>
+          <w:b/>
+          <w:lang w:val="id_ID" w:bidi="id_ID"/>
+        </w:rPr>
+        <w:t>ἐρχόμενος</w:t>
+      </w:r>
+    </w:p>
+    <w:p>
+      <w:pPr/>
+      <w:r>
+        <w:rPr>
+          <w:lang w:val="id_ID" w:bidi="id_ID"/>
+        </w:rPr>
+      </w:r>
+      <w:r>
+        <w:rPr>
           <w:lang w:val="id_ID" w:bidi="id_ID"/>
         </w:rPr>
         <w:t xml:space="preserve">Dalam konteks seperti ini, bahasa Anda mungkin akan mengatakan "pergi" dan bukan </w:t>
@@ -34882,6 +40642,21 @@
       </w:r>
       <w:r>
         <w:rPr>
+          <w:b/>
+          <w:lang w:val="id_ID" w:bidi="id_ID"/>
+        </w:rPr>
+        <w:t>μάλιστα τὰς μεμβράνας</w:t>
+      </w:r>
+    </w:p>
+    <w:p>
+      <w:pPr/>
+      <w:r>
+        <w:rPr>
+          <w:lang w:val="id_ID" w:bidi="id_ID"/>
+        </w:rPr>
+      </w:r>
+      <w:r>
+        <w:rPr>
           <w:lang w:val="id_ID" w:bidi="id_ID"/>
         </w:rPr>
         <w:t xml:space="preserve">Di sini, frasa </w:t>
@@ -34976,6 +40751,21 @@
       </w:r>
       <w:r>
         <w:rPr>
+          <w:b/>
+          <w:lang w:val="id_ID" w:bidi="id_ID"/>
+        </w:rPr>
+        <w:t>τὰς μεμβράνας</w:t>
+      </w:r>
+    </w:p>
+    <w:p>
+      <w:pPr/>
+      <w:r>
+        <w:rPr>
+          <w:lang w:val="id_ID" w:bidi="id_ID"/>
+        </w:rPr>
+      </w:r>
+      <w:r>
+        <w:rPr>
           <w:lang w:val="id_ID" w:bidi="id_ID"/>
         </w:rPr>
         <w:t xml:space="preserve">Kata </w:t>
@@ -35057,6 +40847,21 @@
       </w:r>
       <w:r>
         <w:rPr>
+          <w:b/>
+          <w:lang w:val="id_ID" w:bidi="id_ID"/>
+        </w:rPr>
+        <w:t>Ἀλέξανδρος ὁ χαλκεὺς</w:t>
+      </w:r>
+    </w:p>
+    <w:p>
+      <w:pPr/>
+      <w:r>
+        <w:rPr>
+          <w:lang w:val="id_ID" w:bidi="id_ID"/>
+        </w:rPr>
+      </w:r>
+      <w:r>
+        <w:rPr>
           <w:lang w:val="id_ID" w:bidi="id_ID"/>
         </w:rPr>
         <w:t xml:space="preserve">Seorang </w:t>
@@ -35138,6 +40943,21 @@
       </w:r>
       <w:r>
         <w:rPr>
+          <w:b/>
+          <w:lang w:val="id_ID" w:bidi="id_ID"/>
+        </w:rPr>
+        <w:t>Ἀλέξανδρος</w:t>
+      </w:r>
+    </w:p>
+    <w:p>
+      <w:pPr/>
+      <w:r>
+        <w:rPr>
+          <w:lang w:val="id_ID" w:bidi="id_ID"/>
+        </w:rPr>
+      </w:r>
+      <w:r>
+        <w:rPr>
           <w:lang w:val="id_ID" w:bidi="id_ID"/>
         </w:rPr>
         <w:t xml:space="preserve">Kata </w:t>
@@ -35219,6 +41039,21 @@
       </w:r>
       <w:r>
         <w:rPr>
+          <w:b/>
+          <w:lang w:val="id_ID" w:bidi="id_ID"/>
+        </w:rPr>
+        <w:t>πολλά μοι κακὰ ἐνεδείξατο</w:t>
+      </w:r>
+    </w:p>
+    <w:p>
+      <w:pPr/>
+      <w:r>
+        <w:rPr>
+          <w:lang w:val="id_ID" w:bidi="id_ID"/>
+        </w:rPr>
+      </w:r>
+      <w:r>
+        <w:rPr>
           <w:lang w:val="id_ID" w:bidi="id_ID"/>
         </w:rPr>
         <w:t>Di sini Paulus memaksudkan bahwa Aleksander telah melakukan banyak hal yang jahat kepadanya. Jika itu akan membantu dalam bahasa Anda, Anda dapat menyatakan maknanya dengan jelas. Terjemahan alternatif: "bertindak dengan banyak cara yang jahat terhadapku" atau "melakukan banyak hal yang jahat kepadaku"</w:t>
@@ -35287,6 +41122,21 @@
       </w:r>
       <w:r>
         <w:rPr>
+          <w:b/>
+          <w:lang w:val="id_ID" w:bidi="id_ID"/>
+        </w:rPr>
+        <w:t>ἀποδώσει αὐτῷ ὁ Κύριος</w:t>
+      </w:r>
+    </w:p>
+    <w:p>
+      <w:pPr/>
+      <w:r>
+        <w:rPr>
+          <w:lang w:val="id_ID" w:bidi="id_ID"/>
+        </w:rPr>
+      </w:r>
+      <w:r>
+        <w:rPr>
           <w:lang w:val="id_ID" w:bidi="id_ID"/>
         </w:rPr>
         <w:t xml:space="preserve">Di sini Paulus berbicara tentang bagaimana </w:t>
@@ -35394,6 +41244,21 @@
       </w:r>
       <w:r>
         <w:rPr>
+          <w:b/>
+          <w:lang w:val="id_ID" w:bidi="id_ID"/>
+        </w:rPr>
+        <w:t>ὃν καὶ σὺ φυλάσσου, λίαν γὰρ ἀντέστη τοῖς ἡμετέροις λόγοις</w:t>
+      </w:r>
+    </w:p>
+    <w:p>
+      <w:pPr/>
+      <w:r>
+        <w:rPr>
+          <w:lang w:val="id_ID" w:bidi="id_ID"/>
+        </w:rPr>
+      </w:r>
+      <w:r>
+        <w:rPr>
           <w:lang w:val="id_ID" w:bidi="id_ID"/>
         </w:rPr>
         <w:t>Jika akan lebih alami dalam bahasa Anda, Anda dapat membalik urutan klausa ini, karena klausa kedua memberikan alasan untuk hasil yang dijelaskan oleh klausa pertama. Terjemahan alternatif: "yang, karena ia sangat menentang perkataan kami, kamu juga harus menjaga dirimu"</w:t>
@@ -35462,6 +41327,21 @@
       </w:r>
       <w:r>
         <w:rPr>
+          <w:b/>
+          <w:lang w:val="id_ID" w:bidi="id_ID"/>
+        </w:rPr>
+        <w:t>τοῖς ἡμετέροις λόγοις</w:t>
+      </w:r>
+    </w:p>
+    <w:p>
+      <w:pPr/>
+      <w:r>
+        <w:rPr>
+          <w:lang w:val="id_ID" w:bidi="id_ID"/>
+        </w:rPr>
+      </w:r>
+      <w:r>
+        <w:rPr>
           <w:lang w:val="id_ID" w:bidi="id_ID"/>
         </w:rPr>
         <w:t xml:space="preserve">Di sini, </w:t>
@@ -35556,6 +41436,21 @@
       </w:r>
       <w:r>
         <w:rPr>
+          <w:b/>
+          <w:lang w:val="id_ID" w:bidi="id_ID"/>
+        </w:rPr>
+        <w:t>ἐν τῇ πρώτῃ μου ἀπολογίᾳ</w:t>
+      </w:r>
+    </w:p>
+    <w:p>
+      <w:pPr/>
+      <w:r>
+        <w:rPr>
+          <w:lang w:val="id_ID" w:bidi="id_ID"/>
+        </w:rPr>
+      </w:r>
+      <w:r>
+        <w:rPr>
           <w:lang w:val="id_ID" w:bidi="id_ID"/>
         </w:rPr>
         <w:t xml:space="preserve">Di sini, frasa </w:t>
@@ -35637,6 +41532,21 @@
       </w:r>
       <w:r>
         <w:rPr>
+          <w:b/>
+          <w:lang w:val="id_ID" w:bidi="id_ID"/>
+        </w:rPr>
+        <w:t>οὐδείς μοι παρεγένετο</w:t>
+      </w:r>
+    </w:p>
+    <w:p>
+      <w:pPr/>
+      <w:r>
+        <w:rPr>
+          <w:lang w:val="id_ID" w:bidi="id_ID"/>
+        </w:rPr>
+      </w:r>
+      <w:r>
+        <w:rPr>
           <w:lang w:val="id_ID" w:bidi="id_ID"/>
         </w:rPr>
         <w:t xml:space="preserve">Di sini Paulus bermaksud bahwa </w:t>
@@ -35718,6 +41628,21 @@
       </w:r>
       <w:r>
         <w:rPr>
+          <w:b/>
+          <w:lang w:val="id_ID" w:bidi="id_ID"/>
+        </w:rPr>
+        <w:t>πάντες</w:t>
+      </w:r>
+    </w:p>
+    <w:p>
+      <w:pPr/>
+      <w:r>
+        <w:rPr>
+          <w:lang w:val="id_ID" w:bidi="id_ID"/>
+        </w:rPr>
+      </w:r>
+      <w:r>
+        <w:rPr>
           <w:lang w:val="id_ID" w:bidi="id_ID"/>
         </w:rPr>
         <w:t xml:space="preserve">Paulus menggunakan kata sifat </w:t>
@@ -35799,6 +41724,21 @@
       </w:r>
       <w:r>
         <w:rPr>
+          <w:b/>
+          <w:lang w:val="id_ID" w:bidi="id_ID"/>
+        </w:rPr>
+        <w:t>μὴ αὐτοῖς λογισθείη</w:t>
+      </w:r>
+    </w:p>
+    <w:p>
+      <w:pPr/>
+      <w:r>
+        <w:rPr>
+          <w:lang w:val="id_ID" w:bidi="id_ID"/>
+        </w:rPr>
+      </w:r>
+      <w:r>
+        <w:rPr>
           <w:lang w:val="id_ID" w:bidi="id_ID"/>
         </w:rPr>
         <w:t>Di sini Paulus bermaksud bahwa ia tidak ingin rekan-rekan seimannya dihukum karena tidak hadir bersamanya di pengadilan. Ia menggunakan bentuk ini sebagai cara untuk meminta Allah mengampuni mereka karena telah meninggalkannya. Jika itu akan membantu dalam bahasa Anda, Anda dapat membuat gagasan itu lebih eksplisit. Terjemahan alternatif: "Semoga mereka tidak dihukum karena itu" atau "Semoga mereka tidak bertanggung jawab untuk itu"</w:t>
@@ -35867,6 +41807,21 @@
       </w:r>
       <w:r>
         <w:rPr>
+          <w:b/>
+          <w:lang w:val="id_ID" w:bidi="id_ID"/>
+        </w:rPr>
+        <w:t>μὴ αὐτοῖς λογισθείη</w:t>
+      </w:r>
+    </w:p>
+    <w:p>
+      <w:pPr/>
+      <w:r>
+        <w:rPr>
+          <w:lang w:val="id_ID" w:bidi="id_ID"/>
+        </w:rPr>
+      </w:r>
+      <w:r>
+        <w:rPr>
           <w:lang w:val="id_ID" w:bidi="id_ID"/>
         </w:rPr>
         <w:t>Jika bahasa Anda tidak menggunakan bentuk pasif ini, Anda dapat mengungkapkan gagasan tersebut dalam bentuk aktif atau dengan cara lain yang wajar dalam bahasa Anda. Jika Anda perlu mengatakan siapa yang akan melakukan tindakan tersebut, jelas dari konteksnya bahwa itu adalah Allah. Terjemahan alternatif: "Semoga Allah tidak memperhitungkannya terhadap mereka"</w:t>
@@ -35924,6 +41879,21 @@
         <w:rPr>
           <w:lang w:val="id_ID" w:bidi="id_ID"/>
         </w:rPr>
+      </w:r>
+    </w:p>
+    <w:p>
+      <w:pPr/>
+      <w:r>
+        <w:rPr>
+          <w:lang w:val="id_ID" w:bidi="id_ID"/>
+        </w:rPr>
+      </w:r>
+      <w:r>
+        <w:rPr>
+          <w:b/>
+          <w:lang w:val="id_ID" w:bidi="id_ID"/>
+        </w:rPr>
+        <w:t>δὲ</w:t>
       </w:r>
     </w:p>
     <w:p>
@@ -36060,6 +42030,21 @@
       </w:r>
       <w:r>
         <w:rPr>
+          <w:b/>
+          <w:lang w:val="id_ID" w:bidi="id_ID"/>
+        </w:rPr>
+        <w:t>ὁ &amp; Κύριός μοι παρέστη</w:t>
+      </w:r>
+    </w:p>
+    <w:p>
+      <w:pPr/>
+      <w:r>
+        <w:rPr>
+          <w:lang w:val="id_ID" w:bidi="id_ID"/>
+        </w:rPr>
+      </w:r>
+      <w:r>
+        <w:rPr>
           <w:lang w:val="id_ID" w:bidi="id_ID"/>
         </w:rPr>
         <w:t xml:space="preserve">Di sini Paulus berbicara seolah-olah </w:t>
@@ -36167,6 +42152,21 @@
       </w:r>
       <w:r>
         <w:rPr>
+          <w:b/>
+          <w:lang w:val="id_ID" w:bidi="id_ID"/>
+        </w:rPr>
+        <w:t>δι’ ἐμοῦ τὸ κήρυγμα πληροφορηθῇ</w:t>
+      </w:r>
+    </w:p>
+    <w:p>
+      <w:pPr/>
+      <w:r>
+        <w:rPr>
+          <w:lang w:val="id_ID" w:bidi="id_ID"/>
+        </w:rPr>
+      </w:r>
+      <w:r>
+        <w:rPr>
           <w:lang w:val="id_ID" w:bidi="id_ID"/>
         </w:rPr>
         <w:t>Jika bahasa Anda tidak menggunakan bentuk pasif ini, Anda dapat mengekspresikan ide dalam bentuk aktif atau dengan cara lain yang wajar dalam bahasa Anda. Terjemahan alternatif: "Saya mungkin akan memenuhi pemberitaan itu"</w:t>
@@ -36235,6 +42235,21 @@
       </w:r>
       <w:r>
         <w:rPr>
+          <w:b/>
+          <w:lang w:val="id_ID" w:bidi="id_ID"/>
+        </w:rPr>
+        <w:t>δι’ ἐμοῦ τὸ κήρυγμα πληροφορηθῇ</w:t>
+      </w:r>
+    </w:p>
+    <w:p>
+      <w:pPr/>
+      <w:r>
+        <w:rPr>
+          <w:lang w:val="id_ID" w:bidi="id_ID"/>
+        </w:rPr>
+      </w:r>
+      <w:r>
+        <w:rPr>
           <w:lang w:val="id_ID" w:bidi="id_ID"/>
         </w:rPr>
         <w:t xml:space="preserve">Di sini, Paulus mungkin bermaksud bahwa </w:t>
@@ -36329,6 +42344,21 @@
       </w:r>
       <w:r>
         <w:rPr>
+          <w:b/>
+          <w:lang w:val="id_ID" w:bidi="id_ID"/>
+        </w:rPr>
+        <w:t>τὸ κήρυγμα πληροφορηθῇ</w:t>
+      </w:r>
+    </w:p>
+    <w:p>
+      <w:pPr/>
+      <w:r>
+        <w:rPr>
+          <w:lang w:val="id_ID" w:bidi="id_ID"/>
+        </w:rPr>
+      </w:r>
+      <w:r>
+        <w:rPr>
           <w:lang w:val="id_ID" w:bidi="id_ID"/>
         </w:rPr>
         <w:t xml:space="preserve">Jika bahasa Anda tidak menggunakan kata benda abstrak untuk ide </w:t>
@@ -36410,6 +42440,21 @@
       </w:r>
       <w:r>
         <w:rPr>
+          <w:b/>
+          <w:lang w:val="id_ID" w:bidi="id_ID"/>
+        </w:rPr>
+        <w:t>πάντα τὰ ἔθνη</w:t>
+      </w:r>
+    </w:p>
+    <w:p>
+      <w:pPr/>
+      <w:r>
+        <w:rPr>
+          <w:lang w:val="id_ID" w:bidi="id_ID"/>
+        </w:rPr>
+      </w:r>
+      <w:r>
+        <w:rPr>
           <w:lang w:val="id_ID" w:bidi="id_ID"/>
         </w:rPr>
         <w:t xml:space="preserve">Paulus mengatakan </w:t>
@@ -36491,6 +42536,21 @@
       </w:r>
       <w:r>
         <w:rPr>
+          <w:b/>
+          <w:lang w:val="id_ID" w:bidi="id_ID"/>
+        </w:rPr>
+        <w:t>ἐρύσθην ἐκ στόματος λέοντος</w:t>
+      </w:r>
+    </w:p>
+    <w:p>
+      <w:pPr/>
+      <w:r>
+        <w:rPr>
+          <w:lang w:val="id_ID" w:bidi="id_ID"/>
+        </w:rPr>
+      </w:r>
+      <w:r>
+        <w:rPr>
           <w:lang w:val="id_ID" w:bidi="id_ID"/>
         </w:rPr>
         <w:t xml:space="preserve">Di sini Paulus berbicara seolah-olah ia akan dimakan oleh seekor </w:t>
@@ -36585,6 +42645,21 @@
       </w:r>
       <w:r>
         <w:rPr>
+          <w:b/>
+          <w:lang w:val="id_ID" w:bidi="id_ID"/>
+        </w:rPr>
+        <w:t>ἐρύσθην</w:t>
+      </w:r>
+    </w:p>
+    <w:p>
+      <w:pPr/>
+      <w:r>
+        <w:rPr>
+          <w:lang w:val="id_ID" w:bidi="id_ID"/>
+        </w:rPr>
+      </w:r>
+      <w:r>
+        <w:rPr>
           <w:lang w:val="id_ID" w:bidi="id_ID"/>
         </w:rPr>
         <w:t>Jika bahasa Anda tidak menggunakan bentuk pasif ini, Anda dapat mengungkapkan gagasan tersebut dalam bentuk aktif atau dengan cara lain yang wajar dalam bahasa Anda. Jika Anda perlu mengatakan siapa yang melakukan tindakan tersebut, jelaslah dari konteksnya bahwa yang melakukan tindakan tersebut adalah Allah. Terjemahan alternatif: "Allah telah menyelamatkan saya"</w:t>
@@ -36653,6 +42728,21 @@
       </w:r>
       <w:r>
         <w:rPr>
+          <w:b/>
+          <w:lang w:val="id_ID" w:bidi="id_ID"/>
+        </w:rPr>
+        <w:t>ᾧ ἡ δόξα</w:t>
+      </w:r>
+    </w:p>
+    <w:p>
+      <w:pPr/>
+      <w:r>
+        <w:rPr>
+          <w:lang w:val="id_ID" w:bidi="id_ID"/>
+        </w:rPr>
+      </w:r>
+      <w:r>
+        <w:rPr>
           <w:lang w:val="id_ID" w:bidi="id_ID"/>
         </w:rPr>
         <w:t xml:space="preserve">Jika bahasa Anda tidak menggunakan kata benda abstrak untuk ide </w:t>
@@ -36723,6 +42813,21 @@
         <w:rPr>
           <w:lang w:val="id_ID" w:bidi="id_ID"/>
         </w:rPr>
+      </w:r>
+    </w:p>
+    <w:p>
+      <w:pPr/>
+      <w:r>
+        <w:rPr>
+          <w:lang w:val="id_ID" w:bidi="id_ID"/>
+        </w:rPr>
+      </w:r>
+      <w:r>
+        <w:rPr>
+          <w:b/>
+          <w:lang w:val="id_ID" w:bidi="id_ID"/>
+        </w:rPr>
+        <w:t>εἰς τοὺς αἰῶνας τῶν αἰώνων</w:t>
       </w:r>
     </w:p>
     <w:p>
@@ -36956,6 +43061,21 @@
       </w:r>
       <w:r>
         <w:rPr>
+          <w:b/>
+          <w:lang w:val="id_ID" w:bidi="id_ID"/>
+        </w:rPr>
+        <w:t>Ἔραστος &amp; Τρόφιμον</w:t>
+      </w:r>
+    </w:p>
+    <w:p>
+      <w:pPr/>
+      <w:r>
+        <w:rPr>
+          <w:lang w:val="id_ID" w:bidi="id_ID"/>
+        </w:rPr>
+      </w:r>
+      <w:r>
+        <w:rPr>
           <w:lang w:val="id_ID" w:bidi="id_ID"/>
         </w:rPr>
         <w:t xml:space="preserve">Kata </w:t>
@@ -37050,6 +43170,21 @@
       </w:r>
       <w:r>
         <w:rPr>
+          <w:b/>
+          <w:lang w:val="id_ID" w:bidi="id_ID"/>
+        </w:rPr>
+        <w:t>Μιλήτῳ</w:t>
+      </w:r>
+    </w:p>
+    <w:p>
+      <w:pPr/>
+      <w:r>
+        <w:rPr>
+          <w:lang w:val="id_ID" w:bidi="id_ID"/>
+        </w:rPr>
+      </w:r>
+      <w:r>
+        <w:rPr>
           <w:lang w:val="id_ID" w:bidi="id_ID"/>
         </w:rPr>
         <w:t xml:space="preserve">Nama </w:t>
@@ -37131,6 +43266,21 @@
       </w:r>
       <w:r>
         <w:rPr>
+          <w:b/>
+          <w:lang w:val="id_ID" w:bidi="id_ID"/>
+        </w:rPr>
+        <w:t>σπούδασον &amp; ἐλθεῖν</w:t>
+      </w:r>
+    </w:p>
+    <w:p>
+      <w:pPr/>
+      <w:r>
+        <w:rPr>
+          <w:lang w:val="id_ID" w:bidi="id_ID"/>
+        </w:rPr>
+      </w:r>
+      <w:r>
+        <w:rPr>
           <w:lang w:val="id_ID" w:bidi="id_ID"/>
         </w:rPr>
         <w:t>Terjemahan alternatif: "Lakukan yang terbaik untuk datang"</w:t>
@@ -37179,6 +43329,21 @@
       </w:r>
       <w:r>
         <w:rPr>
+          <w:b/>
+          <w:lang w:val="id_ID" w:bidi="id_ID"/>
+        </w:rPr>
+        <w:t>πρὸ χειμῶνος</w:t>
+      </w:r>
+    </w:p>
+    <w:p>
+      <w:pPr/>
+      <w:r>
+        <w:rPr>
+          <w:lang w:val="id_ID" w:bidi="id_ID"/>
+        </w:rPr>
+      </w:r>
+      <w:r>
+        <w:rPr>
           <w:lang w:val="id_ID" w:bidi="id_ID"/>
         </w:rPr>
         <w:t xml:space="preserve">Di tempat Paulus dan Timotius tinggal, </w:t>
@@ -37308,6 +43473,21 @@
       </w:r>
       <w:r>
         <w:rPr>
+          <w:b/>
+          <w:lang w:val="id_ID" w:bidi="id_ID"/>
+        </w:rPr>
+        <w:t>ἀσπάζεταί σε Εὔβουλος, καὶ Πούδης, καὶ Λίνος, καὶ Κλαυδία, καὶ οἱ ἀδελφοὶ</w:t>
+      </w:r>
+    </w:p>
+    <w:p>
+      <w:pPr/>
+      <w:r>
+        <w:rPr>
+          <w:lang w:val="id_ID" w:bidi="id_ID"/>
+        </w:rPr>
+      </w:r>
+      <w:r>
+        <w:rPr>
           <w:lang w:val="id_ID" w:bidi="id_ID"/>
         </w:rPr>
         <w:t>Paulus menghilangkan beberapa kata yang dalam banyak bahasa diperlukan untuk melengkapi kalimat. Anda dapat menyediakan kata-kata ini dari awal kalimat jika akan lebih jelas dalam bahasa Anda. Terjemahan alternatif: "Ebulus memberi salam kepadamu, demikian juga Pudes, Linus, Klaudia dan saudara-saudara"</w:t>
@@ -37376,6 +43556,21 @@
       </w:r>
       <w:r>
         <w:rPr>
+          <w:b/>
+          <w:lang w:val="id_ID" w:bidi="id_ID"/>
+        </w:rPr>
+        <w:t>Εὔβουλος &amp; Πούδης &amp; Λίνος</w:t>
+      </w:r>
+    </w:p>
+    <w:p>
+      <w:pPr/>
+      <w:r>
+        <w:rPr>
+          <w:lang w:val="id_ID" w:bidi="id_ID"/>
+        </w:rPr>
+      </w:r>
+      <w:r>
+        <w:rPr>
           <w:lang w:val="id_ID" w:bidi="id_ID"/>
         </w:rPr>
         <w:t xml:space="preserve">Kata </w:t>
@@ -37483,6 +43678,21 @@
       </w:r>
       <w:r>
         <w:rPr>
+          <w:b/>
+          <w:lang w:val="id_ID" w:bidi="id_ID"/>
+        </w:rPr>
+        <w:t>Κλαυδία</w:t>
+      </w:r>
+    </w:p>
+    <w:p>
+      <w:pPr/>
+      <w:r>
+        <w:rPr>
+          <w:lang w:val="id_ID" w:bidi="id_ID"/>
+        </w:rPr>
+      </w:r>
+      <w:r>
+        <w:rPr>
           <w:lang w:val="id_ID" w:bidi="id_ID"/>
         </w:rPr>
         <w:t xml:space="preserve">Kata </w:t>
@@ -37564,6 +43774,21 @@
       </w:r>
       <w:r>
         <w:rPr>
+          <w:b/>
+          <w:lang w:val="id_ID" w:bidi="id_ID"/>
+        </w:rPr>
+        <w:t>οἱ ἀδελφοὶ</w:t>
+      </w:r>
+    </w:p>
+    <w:p>
+      <w:pPr/>
+      <w:r>
+        <w:rPr>
+          <w:lang w:val="id_ID" w:bidi="id_ID"/>
+        </w:rPr>
+      </w:r>
+      <w:r>
+        <w:rPr>
           <w:lang w:val="id_ID" w:bidi="id_ID"/>
         </w:rPr>
         <w:t xml:space="preserve">Di sini Paulus merujuk kepada </w:t>
@@ -37710,6 +43935,21 @@
       </w:r>
       <w:r>
         <w:rPr>
+          <w:b/>
+          <w:lang w:val="id_ID" w:bidi="id_ID"/>
+        </w:rPr>
+        <w:t>οἱ ἀδελφοὶ</w:t>
+      </w:r>
+    </w:p>
+    <w:p>
+      <w:pPr/>
+      <w:r>
+        <w:rPr>
+          <w:lang w:val="id_ID" w:bidi="id_ID"/>
+        </w:rPr>
+      </w:r>
+      <w:r>
+        <w:rPr>
           <w:lang w:val="id_ID" w:bidi="id_ID"/>
         </w:rPr>
         <w:t xml:space="preserve">Paulus menggunakan istilah </w:t>
@@ -37791,6 +44031,21 @@
       </w:r>
       <w:r>
         <w:rPr>
+          <w:b/>
+          <w:lang w:val="id_ID" w:bidi="id_ID"/>
+        </w:rPr>
+        <w:t>οἱ ἀδελφοὶ</w:t>
+      </w:r>
+    </w:p>
+    <w:p>
+      <w:pPr/>
+      <w:r>
+        <w:rPr>
+          <w:lang w:val="id_ID" w:bidi="id_ID"/>
+        </w:rPr>
+      </w:r>
+      <w:r>
+        <w:rPr>
           <w:lang w:val="id_ID" w:bidi="id_ID"/>
         </w:rPr>
         <w:t xml:space="preserve">Meskipun istilah </w:t>
@@ -37872,6 +44127,21 @@
       </w:r>
       <w:r>
         <w:rPr>
+          <w:b/>
+          <w:lang w:val="id_ID" w:bidi="id_ID"/>
+        </w:rPr>
+        <w:t>ὁ Κύριος μετὰ τοῦ πνεύματός σου</w:t>
+      </w:r>
+    </w:p>
+    <w:p>
+      <w:pPr/>
+      <w:r>
+        <w:rPr>
+          <w:lang w:val="id_ID" w:bidi="id_ID"/>
+        </w:rPr>
+      </w:r>
+      <w:r>
+        <w:rPr>
           <w:lang w:val="id_ID" w:bidi="id_ID"/>
         </w:rPr>
         <w:t>Sebagaimana kebiasaan dalam budayanya, Paulus menutup suratnya dengan sebuah berkat untuk Timotius. Gunakanlah bentuk yang dapat dikenali orang sebagai berkat dalam bahasa Anda. Terjemahan alternatif: "Semoga Tuhan menyertai rohmu" atau "Saya berdoa agar Tuhan menyertai rohmu"</w:t>
@@ -37940,6 +44210,21 @@
       </w:r>
       <w:r>
         <w:rPr>
+          <w:b/>
+          <w:lang w:val="id_ID" w:bidi="id_ID"/>
+        </w:rPr>
+        <w:t>ὁ Κύριος</w:t>
+      </w:r>
+    </w:p>
+    <w:p>
+      <w:pPr/>
+      <w:r>
+        <w:rPr>
+          <w:lang w:val="id_ID" w:bidi="id_ID"/>
+        </w:rPr>
+      </w:r>
+      <w:r>
+        <w:rPr>
           <w:lang w:val="id_ID" w:bidi="id_ID"/>
         </w:rPr>
         <w:t xml:space="preserve">Banyak naskah kuno yang berbunyi </w:t>
@@ -38021,6 +44306,21 @@
       </w:r>
       <w:r>
         <w:rPr>
+          <w:b/>
+          <w:lang w:val="id_ID" w:bidi="id_ID"/>
+        </w:rPr>
+        <w:t>μετὰ τοῦ πνεύματός σου</w:t>
+      </w:r>
+    </w:p>
+    <w:p>
+      <w:pPr/>
+      <w:r>
+        <w:rPr>
+          <w:lang w:val="id_ID" w:bidi="id_ID"/>
+        </w:rPr>
+      </w:r>
+      <w:r>
+        <w:rPr>
           <w:lang w:val="id_ID" w:bidi="id_ID"/>
         </w:rPr>
         <w:t xml:space="preserve">Paulus menggunakan kata </w:t>
@@ -38115,6 +44415,21 @@
       </w:r>
       <w:r>
         <w:rPr>
+          <w:b/>
+          <w:lang w:val="id_ID" w:bidi="id_ID"/>
+        </w:rPr>
+        <w:t>ἡ χάρις μεθ’ ὑμῶν</w:t>
+      </w:r>
+    </w:p>
+    <w:p>
+      <w:pPr/>
+      <w:r>
+        <w:rPr>
+          <w:lang w:val="id_ID" w:bidi="id_ID"/>
+        </w:rPr>
+      </w:r>
+      <w:r>
+        <w:rPr>
           <w:lang w:val="id_ID" w:bidi="id_ID"/>
         </w:rPr>
         <w:t xml:space="preserve">Sebagaimana kebiasaan dalam budayanya, Paulus menutup suratnya dengan sebuah berkat untuk Timotius dan orang-orang percaya yang bersamanya. Dia menyiratkan bahwa </w:t>
@@ -38196,6 +44511,21 @@
       </w:r>
       <w:r>
         <w:rPr>
+          <w:b/>
+          <w:lang w:val="id_ID" w:bidi="id_ID"/>
+        </w:rPr>
+        <w:t>ἡ χάρις μεθ’ ὑμῶν</w:t>
+      </w:r>
+    </w:p>
+    <w:p>
+      <w:pPr/>
+      <w:r>
+        <w:rPr>
+          <w:lang w:val="id_ID" w:bidi="id_ID"/>
+        </w:rPr>
+      </w:r>
+      <w:r>
+        <w:rPr>
           <w:lang w:val="id_ID" w:bidi="id_ID"/>
         </w:rPr>
         <w:t xml:space="preserve">Jika bahasa Anda tidak menggunakan kata benda abstrak untuk ide </w:t>
@@ -38277,6 +44607,21 @@
       </w:r>
       <w:r>
         <w:rPr>
+          <w:b/>
+          <w:lang w:val="id_ID" w:bidi="id_ID"/>
+        </w:rPr>
+        <w:t>ὑμῶν</w:t>
+      </w:r>
+    </w:p>
+    <w:p>
+      <w:pPr/>
+      <w:r>
+        <w:rPr>
+          <w:lang w:val="id_ID" w:bidi="id_ID"/>
+        </w:rPr>
+      </w:r>
+      <w:r>
+        <w:rPr>
           <w:lang w:val="id_ID" w:bidi="id_ID"/>
         </w:rPr>
         <w:t xml:space="preserve">Karena Paulus memberikan berkat ini kepada Timotius dan semua orang percaya yang bersamanya, ini adalah satu-satunya tempat dalam surat ini di mana </w:t>
@@ -38347,6 +44692,21 @@
         <w:rPr>
           <w:lang w:val="id_ID" w:bidi="id_ID"/>
         </w:rPr>
+      </w:r>
+    </w:p>
+    <w:p>
+      <w:pPr/>
+      <w:r>
+        <w:rPr>
+          <w:lang w:val="id_ID" w:bidi="id_ID"/>
+        </w:rPr>
+      </w:r>
+      <w:r>
+        <w:rPr>
+          <w:b/>
+          <w:lang w:val="id_ID" w:bidi="id_ID"/>
+        </w:rPr>
+        <w:t>ὑμῶν</w:t>
       </w:r>
     </w:p>
     <w:p>

--- a/ind/docx/55.content.docx
+++ b/ind/docx/55.content.docx
@@ -10082,7 +10082,7 @@
           <w:b/>
           <w:lang w:val="id_ID" w:bidi="id_ID"/>
         </w:rPr>
-        <w:t>(δῴη αὐτῷ ὁ Κύριος, εὑρεῖν ἔλεος παρὰ Κυρίου ἐν ἐκείνῃ τῇ ἡμέρᾳ), καὶ ὅσα ἐν Ἐφέσῳ διηκόνησεν, βέλτιον σὺ γινώσκεις</w:t>
+        <w:t>δῴη αὐτῷ ὁ Κύριος, εὑρεῖν ἔλεος παρὰ Κυρίου ἐν ἐκείνῃ τῇ ἡμέρᾳ), καὶ ὅσα ἐν Ἐφέσῳ διηκόνησεν, βέλτιον σὺ γινώσκεις</w:t>
       </w:r>
     </w:p>
     <w:p>
@@ -16532,7 +16532,7 @@
           <w:b/>
           <w:lang w:val="id_ID" w:bidi="id_ID"/>
         </w:rPr>
-        <w:t>εἰ γὰρ συναπεθάνομεν, καὶ συνζήσομεν &amp; εἰ ὑπομένομεν, καὶ συνβασιλεύσομεν; εἰ ἀρνησόμεθα, κἀκεῖνος ἀρνήσεται ἡμᾶς &amp; εἰ ἀπιστοῦμεν, ἐκεῖνος πιστὸς μένει; ἀρνήσασθαι γὰρ ἑαυτὸν οὐ δύναται</w:t>
+        <w:t>εἰ γὰρ συναπεθάνομεν, καὶ συνζήσομεν; εἰ ὑπομένομεν, καὶ συνβασιλεύσομεν; εἰ ἀρνησόμεθα, κἀκεῖνος ἀρνήσεται ἡμᾶς; εἰ ἀπιστοῦμεν, ἐκεῖνος πιστὸς μένει; ἀρνήσασθαι γὰρ ἑαυτὸν οὐ δύναται</w:t>
       </w:r>
     </w:p>
     <w:p>
@@ -21257,7 +21257,7 @@
           <w:b/>
           <w:lang w:val="id_ID" w:bidi="id_ID"/>
         </w:rPr>
-        <w:t>ἐν μεγάλῃ &amp; οἰκίᾳ, οὐκ ἔστιν μόνον σκεύη χρυσᾶ καὶ ἀργυρᾶ, ἀλλὰ καὶ ξύλινα καὶ ὀστράκινα; καὶ ἃ μὲν εἰς τιμὴν, ἃ δὲ εἰς ἀτιμίαν</w:t>
+        <w:t>ἐν μεγάλῃ &amp; οἰκίᾳ, οὐκ ἔστιν μόνον σκεύη χρυσᾶ καὶ ἀργυρᾶ, ἀλλὰ καὶ ξύλινα καὶ ὀστράκινα; καὶ ἃ &amp; εἰς τιμὴν, ἃ δὲ εἰς ἀτιμίαν</w:t>
       </w:r>
     </w:p>
     <w:p>
@@ -21545,7 +21545,7 @@
           <w:b/>
           <w:lang w:val="id_ID" w:bidi="id_ID"/>
         </w:rPr>
-        <w:t>ἃ μὲν εἰς τιμὴν, ἃ δὲ εἰς ἀτιμίαν</w:t>
+        <w:t>ἃ &amp; εἰς τιμὴν, ἃ δὲ εἰς ἀτιμίαν</w:t>
       </w:r>
     </w:p>
     <w:p>
@@ -21628,7 +21628,7 @@
           <w:b/>
           <w:lang w:val="id_ID" w:bidi="id_ID"/>
         </w:rPr>
-        <w:t>ἃ μὲν εἰς τιμὴν, ἃ δὲ εἰς ἀτιμίαν</w:t>
+        <w:t>ἃ &amp; εἰς τιμὴν, ἃ δὲ εἰς ἀτιμίαν</w:t>
       </w:r>
     </w:p>
     <w:p>
@@ -30743,7 +30743,7 @@
           <w:b/>
           <w:lang w:val="id_ID" w:bidi="id_ID"/>
         </w:rPr>
-        <w:t>μου τῇ διδασκαλίᾳ, τῇ ἀγωγῇ, τῇ προθέσει, τῇ πίστει, τῇ μακροθυμίᾳ, τῇ ἀγάπῃ, τῇ ὑπομονῇ &amp; τοῖς διωγμοῖς, τοῖς παθήμασιν, οἷά</w:t>
+        <w:t>μου τῇ διδασκαλίᾳ, τῇ ἀγωγῇ, τῇ προθέσει, τῇ πίστει, τῇ μακροθυμίᾳ, τῇ ἀγάπῃ, τῇ ὑπομονῇ, τοῖς διωγμοῖς, τοῖς παθήμασιν, οἷά</w:t>
       </w:r>
     </w:p>
     <w:p>
@@ -36194,7 +36194,7 @@
           <w:b/>
           <w:lang w:val="id_ID" w:bidi="id_ID"/>
         </w:rPr>
-        <w:t>ἀπὸ μὲν τῆς ἀληθείας τὴν ἀκοὴν ἀποστρέψουσιν</w:t>
+        <w:t>ἀπὸ &amp; τῆς ἀληθείας τὴν ἀκοὴν ἀποστρέψουσιν</w:t>
       </w:r>
     </w:p>
     <w:p>

--- a/ind/docx/55.content.docx
+++ b/ind/docx/55.content.docx
@@ -1983,21 +1983,6 @@
       </w:r>
       <w:r>
         <w:rPr>
-          <w:b/>
-          <w:lang w:val="id_ID" w:bidi="id_ID"/>
-        </w:rPr>
-        <w:t>ὡς ἀδιάλειπτον ἔχω τὴν περὶ σοῦ μνείαν</w:t>
-      </w:r>
-    </w:p>
-    <w:p>
-      <w:pPr/>
-      <w:r>
-        <w:rPr>
-          <w:lang w:val="id_ID" w:bidi="id_ID"/>
-        </w:rPr>
-      </w:r>
-      <w:r>
-        <w:rPr>
           <w:lang w:val="id_ID" w:bidi="id_ID"/>
         </w:rPr>
         <w:t xml:space="preserve">Jika bahasa Anda tidak menggunakan kata benda abstrak untuk ide </w:t>
@@ -2068,6 +2053,21 @@
         <w:rPr>
           <w:lang w:val="id_ID" w:bidi="id_ID"/>
         </w:rPr>
+      </w:r>
+    </w:p>
+    <w:p>
+      <w:pPr/>
+      <w:r>
+        <w:rPr>
+          <w:lang w:val="id_ID" w:bidi="id_ID"/>
+        </w:rPr>
+      </w:r>
+      <w:r>
+        <w:rPr>
+          <w:b/>
+          <w:lang w:val="id_ID" w:bidi="id_ID"/>
+        </w:rPr>
+        <w:t>σοῦ</w:t>
       </w:r>
     </w:p>
     <w:p>
@@ -2863,21 +2863,6 @@
       </w:r>
       <w:r>
         <w:rPr>
-          <w:b/>
-          <w:lang w:val="id_ID" w:bidi="id_ID"/>
-        </w:rPr>
-        <w:t>τῆς ἐν σοὶ ἀνυποκρίτου πίστεως, ἥτις ἐνῴκησεν πρῶτον</w:t>
-      </w:r>
-    </w:p>
-    <w:p>
-      <w:pPr/>
-      <w:r>
-        <w:rPr>
-          <w:lang w:val="id_ID" w:bidi="id_ID"/>
-        </w:rPr>
-      </w:r>
-      <w:r>
-        <w:rPr>
           <w:lang w:val="id_ID" w:bidi="id_ID"/>
         </w:rPr>
         <w:t xml:space="preserve">Jika bahasa Anda tidak menggunakan kata benda abstrak untuk ide </w:t>
@@ -3245,21 +3230,6 @@
         <w:rPr>
           <w:lang w:val="id_ID" w:bidi="id_ID"/>
         </w:rPr>
-      </w:r>
-    </w:p>
-    <w:p>
-      <w:pPr/>
-      <w:r>
-        <w:rPr>
-          <w:lang w:val="id_ID" w:bidi="id_ID"/>
-        </w:rPr>
-      </w:r>
-      <w:r>
-        <w:rPr>
-          <w:b/>
-          <w:lang w:val="id_ID" w:bidi="id_ID"/>
-        </w:rPr>
-        <w:t>Λωΐδι &amp; Εὐνίκῃ</w:t>
       </w:r>
     </w:p>
     <w:p>
@@ -4221,21 +4191,6 @@
       </w:r>
       <w:r>
         <w:rPr>
-          <w:b/>
-          <w:lang w:val="id_ID" w:bidi="id_ID"/>
-        </w:rPr>
-        <w:t>δειλίας, ἀλλὰ δυνάμεως, καὶ ἀγάπης, καὶ σωφρονισμοῦ</w:t>
-      </w:r>
-    </w:p>
-    <w:p>
-      <w:pPr/>
-      <w:r>
-        <w:rPr>
-          <w:lang w:val="id_ID" w:bidi="id_ID"/>
-        </w:rPr>
-      </w:r>
-      <w:r>
-        <w:rPr>
           <w:lang w:val="id_ID" w:bidi="id_ID"/>
         </w:rPr>
         <w:t xml:space="preserve">Jika bahasa Anda tidak menggunakan kata benda abstrak untuk ide </w:t>
@@ -4548,21 +4503,6 @@
       </w:r>
       <w:r>
         <w:rPr>
-          <w:b/>
-          <w:lang w:val="id_ID" w:bidi="id_ID"/>
-        </w:rPr>
-        <w:t>μὴ &amp; ἐπαισχυνθῇς τὸ μαρτύριον τοῦ Κυρίου ἡμῶν, μηδὲ ἐμὲ, τὸν δέσμιον αὐτοῦ</w:t>
-      </w:r>
-    </w:p>
-    <w:p>
-      <w:pPr/>
-      <w:r>
-        <w:rPr>
-          <w:lang w:val="id_ID" w:bidi="id_ID"/>
-        </w:rPr>
-      </w:r>
-      <w:r>
-        <w:rPr>
           <w:lang w:val="id_ID" w:bidi="id_ID"/>
         </w:rPr>
         <w:t>Jika bahasa Anda tidak menggunakan bentuk pasif ini, Anda dapat mengekspresikan ide dalam bentuk aktif atau dengan cara lain yang wajar dalam bahasa Anda. Terjemahan alternatif: "Janganlah kesaksian Tuhan kita, atau aku, tawanan-Nya, mempermalukan kamu"</w:t>
@@ -5235,21 +5175,6 @@
         <w:rPr>
           <w:lang w:val="id_ID" w:bidi="id_ID"/>
         </w:rPr>
-      </w:r>
-    </w:p>
-    <w:p>
-      <w:pPr/>
-      <w:r>
-        <w:rPr>
-          <w:lang w:val="id_ID" w:bidi="id_ID"/>
-        </w:rPr>
-      </w:r>
-      <w:r>
-        <w:rPr>
-          <w:b/>
-          <w:lang w:val="id_ID" w:bidi="id_ID"/>
-        </w:rPr>
-        <w:t>οὐ κατὰ τὰ ἔργα ἡμῶν, ἀλλὰ κατὰ ἰδίαν πρόθεσιν καὶ χάριν, τὴν δοθεῖσαν ἡμῖν</w:t>
       </w:r>
     </w:p>
     <w:p>
@@ -8041,21 +7966,6 @@
       </w:r>
       <w:r>
         <w:rPr>
-          <w:b/>
-          <w:lang w:val="id_ID" w:bidi="id_ID"/>
-        </w:rPr>
-        <w:t>ἐν πίστει καὶ ἀγάπῃ τῇ ἐν Χριστῷ Ἰησοῦ</w:t>
-      </w:r>
-    </w:p>
-    <w:p>
-      <w:pPr/>
-      <w:r>
-        <w:rPr>
-          <w:lang w:val="id_ID" w:bidi="id_ID"/>
-        </w:rPr>
-      </w:r>
-      <w:r>
-        <w:rPr>
           <w:lang w:val="id_ID" w:bidi="id_ID"/>
         </w:rPr>
         <w:t xml:space="preserve">Jika bahasa Anda tidak menggunakan kata benda abstrak untuk gagasan mengenai kata </w:t>
@@ -8594,21 +8504,6 @@
       </w:r>
       <w:r>
         <w:rPr>
-          <w:b/>
-          <w:lang w:val="id_ID" w:bidi="id_ID"/>
-        </w:rPr>
-        <w:t>διὰ Πνεύματος Ἁγίου</w:t>
-      </w:r>
-    </w:p>
-    <w:p>
-      <w:pPr/>
-      <w:r>
-        <w:rPr>
-          <w:lang w:val="id_ID" w:bidi="id_ID"/>
-        </w:rPr>
-      </w:r>
-      <w:r>
-        <w:rPr>
           <w:lang w:val="id_ID" w:bidi="id_ID"/>
         </w:rPr>
         <w:t>Terjemahan alternatif: "dengan pertolongan Roh Kudus"</w:t>
@@ -9298,21 +9193,6 @@
       </w:r>
       <w:r>
         <w:rPr>
-          <w:b/>
-          <w:lang w:val="id_ID" w:bidi="id_ID"/>
-        </w:rPr>
-        <w:t>Φύγελος &amp; Ἑρμογένης</w:t>
-      </w:r>
-    </w:p>
-    <w:p>
-      <w:pPr/>
-      <w:r>
-        <w:rPr>
-          <w:lang w:val="id_ID" w:bidi="id_ID"/>
-        </w:rPr>
-      </w:r>
-      <w:r>
-        <w:rPr>
           <w:lang w:val="id_ID" w:bidi="id_ID"/>
         </w:rPr>
         <w:t xml:space="preserve">Kata </w:t>
@@ -9407,21 +9287,6 @@
       </w:r>
       <w:r>
         <w:rPr>
-          <w:b/>
-          <w:lang w:val="id_ID" w:bidi="id_ID"/>
-        </w:rPr>
-        <w:t>δῴη ἔλεος ὁ Κύριος τῷ Ὀνησιφόρου οἴκῳ</w:t>
-      </w:r>
-    </w:p>
-    <w:p>
-      <w:pPr/>
-      <w:r>
-        <w:rPr>
-          <w:lang w:val="id_ID" w:bidi="id_ID"/>
-        </w:rPr>
-      </w:r>
-      <w:r>
-        <w:rPr>
           <w:lang w:val="id_ID" w:bidi="id_ID"/>
         </w:rPr>
         <w:t xml:space="preserve">Di sini Paulus meminta Allah untuk memberkati keluarga </w:t>
@@ -9599,21 +9464,6 @@
       </w:r>
       <w:r>
         <w:rPr>
-          <w:b/>
-          <w:lang w:val="id_ID" w:bidi="id_ID"/>
-        </w:rPr>
-        <w:t>Ὀνησιφόρου</w:t>
-      </w:r>
-    </w:p>
-    <w:p>
-      <w:pPr/>
-      <w:r>
-        <w:rPr>
-          <w:lang w:val="id_ID" w:bidi="id_ID"/>
-        </w:rPr>
-      </w:r>
-      <w:r>
-        <w:rPr>
           <w:lang w:val="id_ID" w:bidi="id_ID"/>
         </w:rPr>
         <w:t xml:space="preserve">Kata </w:t>
@@ -10079,21 +9929,6 @@
       </w:r>
       <w:r>
         <w:rPr>
-          <w:b/>
-          <w:lang w:val="id_ID" w:bidi="id_ID"/>
-        </w:rPr>
-        <w:t>δῴη αὐτῷ ὁ Κύριος, εὑρεῖν ἔλεος παρὰ Κυρίου ἐν ἐκείνῃ τῇ ἡμέρᾳ), καὶ ὅσα ἐν Ἐφέσῳ διηκόνησεν, βέλτιον σὺ γινώσκεις</w:t>
-      </w:r>
-    </w:p>
-    <w:p>
-      <w:pPr/>
-      <w:r>
-        <w:rPr>
-          <w:lang w:val="id_ID" w:bidi="id_ID"/>
-        </w:rPr>
-      </w:r>
-      <w:r>
-        <w:rPr>
           <w:lang w:val="id_ID" w:bidi="id_ID"/>
         </w:rPr>
         <w:t>Jika akan membantu dalam bahasa Anda, Anda dapat membalikkan urutan kalimat-kalimat ini, karena kalimat kedua terus menjelaskan apa yang dilakukan Onesiforus, seperti yang dilakukan ayat sebelumnya. Terjemahan alternatif: "Dan selama ia melayani di Efesus, kamu tahu betul. Semoga Tuhan memberikan kepadanya belas kasihan dari Tuhan pada hari itu"</w:t>
@@ -10151,21 +9986,6 @@
         <w:rPr>
           <w:lang w:val="id_ID" w:bidi="id_ID"/>
         </w:rPr>
-      </w:r>
-    </w:p>
-    <w:p>
-      <w:pPr/>
-      <w:r>
-        <w:rPr>
-          <w:lang w:val="id_ID" w:bidi="id_ID"/>
-        </w:rPr>
-      </w:r>
-      <w:r>
-        <w:rPr>
-          <w:b/>
-          <w:lang w:val="id_ID" w:bidi="id_ID"/>
-        </w:rPr>
-        <w:t>δῴη αὐτῷ ὁ Κύριος, εὑρεῖν ἔλεος παρὰ Κυρίου</w:t>
       </w:r>
     </w:p>
     <w:p>
@@ -10940,21 +10760,6 @@
       </w:r>
       <w:r>
         <w:rPr>
-          <w:b/>
-          <w:lang w:val="id_ID" w:bidi="id_ID"/>
-        </w:rPr>
-        <w:t>ἐν τῇ χάριτι τῇ ἐν Χριστῷ Ἰησοῦ</w:t>
-      </w:r>
-    </w:p>
-    <w:p>
-      <w:pPr/>
-      <w:r>
-        <w:rPr>
-          <w:lang w:val="id_ID" w:bidi="id_ID"/>
-        </w:rPr>
-      </w:r>
-      <w:r>
-        <w:rPr>
           <w:lang w:val="id_ID" w:bidi="id_ID"/>
         </w:rPr>
         <w:t xml:space="preserve">Jika bahasa Anda tidak menggunakan kata benda abstrak untuk ide </w:t>
@@ -12367,21 +12172,6 @@
       </w:r>
       <w:r>
         <w:rPr>
-          <w:b/>
-          <w:lang w:val="id_ID" w:bidi="id_ID"/>
-        </w:rPr>
-        <w:t>τῷ στρατολογήσαντι</w:t>
-      </w:r>
-    </w:p>
-    <w:p>
-      <w:pPr/>
-      <w:r>
-        <w:rPr>
-          <w:lang w:val="id_ID" w:bidi="id_ID"/>
-        </w:rPr>
-      </w:r>
-      <w:r>
-        <w:rPr>
           <w:lang w:val="id_ID" w:bidi="id_ID"/>
         </w:rPr>
         <w:t>Terjemahan alternatif: "pemimpinnya" atau "orang yang memerintahkannya"</w:t>
@@ -12715,21 +12505,6 @@
       </w:r>
       <w:r>
         <w:rPr>
-          <w:b/>
-          <w:lang w:val="id_ID" w:bidi="id_ID"/>
-        </w:rPr>
-        <w:t>ἐὰν &amp; ἀθλῇ τις, οὐ στεφανοῦται, ἐὰν μὴ νομίμως ἀθλήσῃ</w:t>
-      </w:r>
-    </w:p>
-    <w:p>
-      <w:pPr/>
-      <w:r>
-        <w:rPr>
-          <w:lang w:val="id_ID" w:bidi="id_ID"/>
-        </w:rPr>
-      </w:r>
-      <w:r>
-        <w:rPr>
           <w:lang w:val="id_ID" w:bidi="id_ID"/>
         </w:rPr>
         <w:t xml:space="preserve">Di sini Paulus menggunakan situasi imajiner untuk menunjukkan apa yang terjadi jika para atlet tidak bertanding </w:t>
@@ -12896,21 +12671,6 @@
         <w:rPr>
           <w:lang w:val="id_ID" w:bidi="id_ID"/>
         </w:rPr>
-      </w:r>
-    </w:p>
-    <w:p>
-      <w:pPr/>
-      <w:r>
-        <w:rPr>
-          <w:lang w:val="id_ID" w:bidi="id_ID"/>
-        </w:rPr>
-      </w:r>
-      <w:r>
-        <w:rPr>
-          <w:b/>
-          <w:lang w:val="id_ID" w:bidi="id_ID"/>
-        </w:rPr>
-        <w:t>οὐ στεφανοῦται, ἐὰν μὴ νομίμως ἀθλήσῃ</w:t>
       </w:r>
     </w:p>
     <w:p>
@@ -14069,21 +13829,6 @@
       </w:r>
       <w:r>
         <w:rPr>
-          <w:b/>
-          <w:lang w:val="id_ID" w:bidi="id_ID"/>
-        </w:rPr>
-        <w:t>ἐγηγερμένον ἐκ νεκρῶν, ἐκ σπέρματος Δαυείδ</w:t>
-      </w:r>
-    </w:p>
-    <w:p>
-      <w:pPr/>
-      <w:r>
-        <w:rPr>
-          <w:lang w:val="id_ID" w:bidi="id_ID"/>
-        </w:rPr>
-      </w:r>
-      <w:r>
-        <w:rPr>
           <w:lang w:val="id_ID" w:bidi="id_ID"/>
         </w:rPr>
         <w:t xml:space="preserve">Yesus dilahirkan </w:t>
@@ -15587,21 +15332,6 @@
       </w:r>
       <w:r>
         <w:rPr>
-          <w:b/>
-          <w:lang w:val="id_ID" w:bidi="id_ID"/>
-        </w:rPr>
-        <w:t>καὶ αὐτοὶ σωτηρίας τύχωσιν τῆς ἐν Χριστῷ Ἰησοῦ</w:t>
-      </w:r>
-    </w:p>
-    <w:p>
-      <w:pPr/>
-      <w:r>
-        <w:rPr>
-          <w:lang w:val="id_ID" w:bidi="id_ID"/>
-        </w:rPr>
-      </w:r>
-      <w:r>
-        <w:rPr>
           <w:lang w:val="id_ID" w:bidi="id_ID"/>
         </w:rPr>
         <w:t xml:space="preserve">Jika bahasa Anda tidak menggunakan kata benda abstrak untuk ide </w:t>
@@ -16518,21 +16248,6 @@
         <w:rPr>
           <w:lang w:val="id_ID" w:bidi="id_ID"/>
         </w:rPr>
-      </w:r>
-    </w:p>
-    <w:p>
-      <w:pPr/>
-      <w:r>
-        <w:rPr>
-          <w:lang w:val="id_ID" w:bidi="id_ID"/>
-        </w:rPr>
-      </w:r>
-      <w:r>
-        <w:rPr>
-          <w:b/>
-          <w:lang w:val="id_ID" w:bidi="id_ID"/>
-        </w:rPr>
-        <w:t>εἰ γὰρ συναπεθάνομεν, καὶ συνζήσομεν; εἰ ὑπομένομεν, καὶ συνβασιλεύσομεν; εἰ ἀρνησόμεθα, κἀκεῖνος ἀρνήσεται ἡμᾶς; εἰ ἀπιστοῦμεν, ἐκεῖνος πιστὸς μένει; ἀρνήσασθαι γὰρ ἑαυτὸν οὐ δύναται</w:t>
       </w:r>
     </w:p>
     <w:p>
@@ -17702,21 +17417,6 @@
       </w:r>
       <w:r>
         <w:rPr>
-          <w:b/>
-          <w:lang w:val="id_ID" w:bidi="id_ID"/>
-        </w:rPr>
-        <w:t>ἐπὶ καταστροφῇ τῶν ἀκουόντων</w:t>
-      </w:r>
-    </w:p>
-    <w:p>
-      <w:pPr/>
-      <w:r>
-        <w:rPr>
-          <w:lang w:val="id_ID" w:bidi="id_ID"/>
-        </w:rPr>
-      </w:r>
-      <w:r>
-        <w:rPr>
           <w:lang w:val="id_ID" w:bidi="id_ID"/>
         </w:rPr>
         <w:t xml:space="preserve">Jika bahasa Anda tidak menggunakan kata benda abstrak untuk ide </w:t>
@@ -19557,21 +19257,6 @@
       </w:r>
       <w:r>
         <w:rPr>
-          <w:b/>
-          <w:lang w:val="id_ID" w:bidi="id_ID"/>
-        </w:rPr>
-        <w:t>Ὑμέναιος, καὶ Φίλητος</w:t>
-      </w:r>
-    </w:p>
-    <w:p>
-      <w:pPr/>
-      <w:r>
-        <w:rPr>
-          <w:lang w:val="id_ID" w:bidi="id_ID"/>
-        </w:rPr>
-      </w:r>
-      <w:r>
-        <w:rPr>
           <w:lang w:val="id_ID" w:bidi="id_ID"/>
         </w:rPr>
         <w:t xml:space="preserve">Kata </w:t>
@@ -19884,21 +19569,6 @@
       </w:r>
       <w:r>
         <w:rPr>
-          <w:b/>
-          <w:lang w:val="id_ID" w:bidi="id_ID"/>
-        </w:rPr>
-        <w:t>ἀνάστασιν ἤδη γεγονέναι</w:t>
-      </w:r>
-    </w:p>
-    <w:p>
-      <w:pPr/>
-      <w:r>
-        <w:rPr>
-          <w:lang w:val="id_ID" w:bidi="id_ID"/>
-        </w:rPr>
-      </w:r>
-      <w:r>
-        <w:rPr>
           <w:lang w:val="id_ID" w:bidi="id_ID"/>
         </w:rPr>
         <w:t xml:space="preserve">Jika bahasa Anda tidak menggunakan kata benda abstrak untuk ide </w:t>
@@ -20457,21 +20127,6 @@
         <w:rPr>
           <w:lang w:val="id_ID" w:bidi="id_ID"/>
         </w:rPr>
-      </w:r>
-    </w:p>
-    <w:p>
-      <w:pPr/>
-      <w:r>
-        <w:rPr>
-          <w:lang w:val="id_ID" w:bidi="id_ID"/>
-        </w:rPr>
-      </w:r>
-      <w:r>
-        <w:rPr>
-          <w:b/>
-          <w:lang w:val="id_ID" w:bidi="id_ID"/>
-        </w:rPr>
-        <w:t>ἔγνω Κύριος τοὺς ὄντας αὐτοῦ, καί, ἀποστήτω ἀπὸ ἀδικίας πᾶς ὁ ὀνομάζων τὸ ὄνομα Κυρίου</w:t>
       </w:r>
     </w:p>
     <w:p>
@@ -20857,21 +20512,6 @@
       </w:r>
       <w:r>
         <w:rPr>
-          <w:b/>
-          <w:lang w:val="id_ID" w:bidi="id_ID"/>
-        </w:rPr>
-        <w:t>ἀποστήτω &amp; πᾶς ὁ ὀνομάζων τὸ ὄνομα Κυρίου</w:t>
-      </w:r>
-    </w:p>
-    <w:p>
-      <w:pPr/>
-      <w:r>
-        <w:rPr>
-          <w:lang w:val="id_ID" w:bidi="id_ID"/>
-        </w:rPr>
-      </w:r>
-      <w:r>
-        <w:rPr>
           <w:lang w:val="id_ID" w:bidi="id_ID"/>
         </w:rPr>
         <w:t>Jika bahasa Anda tidak menggunakan imperatif orang ketiga dengan cara ini, Anda dapat menyatakannya dengan cara lain yang wajar dalam bahasa Anda. Terjemahan alternatif: "Setiap orang yang menyebut nama Tuhan harus menjauhkan diri"</w:t>
@@ -21254,21 +20894,6 @@
       </w:r>
       <w:r>
         <w:rPr>
-          <w:b/>
-          <w:lang w:val="id_ID" w:bidi="id_ID"/>
-        </w:rPr>
-        <w:t>ἐν μεγάλῃ &amp; οἰκίᾳ, οὐκ ἔστιν μόνον σκεύη χρυσᾶ καὶ ἀργυρᾶ, ἀλλὰ καὶ ξύλινα καὶ ὀστράκινα; καὶ ἃ &amp; εἰς τιμὴν, ἃ δὲ εἰς ἀτιμίαν</w:t>
-      </w:r>
-    </w:p>
-    <w:p>
-      <w:pPr/>
-      <w:r>
-        <w:rPr>
-          <w:lang w:val="id_ID" w:bidi="id_ID"/>
-        </w:rPr>
-      </w:r>
-      <w:r>
-        <w:rPr>
           <w:lang w:val="id_ID" w:bidi="id_ID"/>
         </w:rPr>
         <w:t xml:space="preserve">Untuk mengajar Timotius, Paulus berbicara tentang gereja seolah-olah gereja adalah </w:t>
@@ -21723,21 +21348,6 @@
         <w:rPr>
           <w:lang w:val="id_ID" w:bidi="id_ID"/>
         </w:rPr>
-      </w:r>
-    </w:p>
-    <w:p>
-      <w:pPr/>
-      <w:r>
-        <w:rPr>
-          <w:lang w:val="id_ID" w:bidi="id_ID"/>
-        </w:rPr>
-      </w:r>
-      <w:r>
-        <w:rPr>
-          <w:b/>
-          <w:lang w:val="id_ID" w:bidi="id_ID"/>
-        </w:rPr>
-        <w:t>ἐὰν &amp; τις ἐκκαθάρῃ ἑαυτὸν ἀπὸ τούτων, ἔσται σκεῦος εἰς τιμήν, ἡγιασμένον εὔχρηστον τῷ Δεσπότῃ, εἰς πᾶν ἔργον ἀγαθὸν ἡτοιμασμένον</w:t>
       </w:r>
     </w:p>
     <w:p>
@@ -23538,21 +23148,6 @@
       </w:r>
       <w:r>
         <w:rPr>
-          <w:b/>
-          <w:lang w:val="id_ID" w:bidi="id_ID"/>
-        </w:rPr>
-        <w:t>τὰς &amp; μωρὰς καὶ ἀπαιδεύτους ζητήσεις</w:t>
-      </w:r>
-    </w:p>
-    <w:p>
-      <w:pPr/>
-      <w:r>
-        <w:rPr>
-          <w:lang w:val="id_ID" w:bidi="id_ID"/>
-        </w:rPr>
-      </w:r>
-      <w:r>
-        <w:rPr>
           <w:lang w:val="id_ID" w:bidi="id_ID"/>
         </w:rPr>
         <w:t>Jika bahasa Anda tidak menggunakan kata benda abstrak untuk gagasan kontroversi, Anda dapat mengungkapkan gagasan yang sama dengan cara lain. Terjemahan alternatif: "memperdebatkan hal-hal yang bodoh dan tidak masuk akal"</w:t>
@@ -24817,21 +24412,6 @@
       </w:r>
       <w:r>
         <w:rPr>
-          <w:b/>
-          <w:lang w:val="id_ID" w:bidi="id_ID"/>
-        </w:rPr>
-        <w:t>μήποτε δώῃ αὐτοῖς &amp; μετάνοιαν εἰς ἐπίγνωσιν ἀληθείας</w:t>
-      </w:r>
-    </w:p>
-    <w:p>
-      <w:pPr/>
-      <w:r>
-        <w:rPr>
-          <w:lang w:val="id_ID" w:bidi="id_ID"/>
-        </w:rPr>
-      </w:r>
-      <w:r>
-        <w:rPr>
           <w:lang w:val="id_ID" w:bidi="id_ID"/>
         </w:rPr>
         <w:t xml:space="preserve">Jika bahasa Anda tidak menggunakan kata benda abstrak untuk gagasan </w:t>
@@ -24939,21 +24519,6 @@
       </w:r>
       <w:r>
         <w:rPr>
-          <w:b/>
-          <w:lang w:val="id_ID" w:bidi="id_ID"/>
-        </w:rPr>
-        <w:t>ἀνανήψωσιν ἐκ τῆς τοῦ διαβόλου παγίδος, ἐζωγρημένοι ὑπ’ αὐτοῦ, εἰς τὸ ἐκείνου θέλημα</w:t>
-      </w:r>
-    </w:p>
-    <w:p>
-      <w:pPr/>
-      <w:r>
-        <w:rPr>
-          <w:lang w:val="id_ID" w:bidi="id_ID"/>
-        </w:rPr>
-      </w:r>
-      <w:r>
-        <w:rPr>
           <w:lang w:val="id_ID" w:bidi="id_ID"/>
         </w:rPr>
         <w:t xml:space="preserve">Orang-orang ini pasti telah </w:t>
@@ -25037,21 +24602,6 @@
         <w:rPr>
           <w:lang w:val="id_ID" w:bidi="id_ID"/>
         </w:rPr>
-      </w:r>
-    </w:p>
-    <w:p>
-      <w:pPr/>
-      <w:r>
-        <w:rPr>
-          <w:lang w:val="id_ID" w:bidi="id_ID"/>
-        </w:rPr>
-      </w:r>
-      <w:r>
-        <w:rPr>
-          <w:b/>
-          <w:lang w:val="id_ID" w:bidi="id_ID"/>
-        </w:rPr>
-        <w:t>ἀνανήψωσιν ἐκ τῆς τοῦ διαβόλου παγίδος</w:t>
       </w:r>
     </w:p>
     <w:p>
@@ -26802,21 +26352,6 @@
       </w:r>
       <w:r>
         <w:rPr>
-          <w:b/>
-          <w:lang w:val="id_ID" w:bidi="id_ID"/>
-        </w:rPr>
-        <w:t>ἔχοντες μόρφωσιν εὐσεβείας, τὴν δὲ δύναμιν αὐτῆς ἠρνημένοι</w:t>
-      </w:r>
-    </w:p>
-    <w:p>
-      <w:pPr/>
-      <w:r>
-        <w:rPr>
-          <w:lang w:val="id_ID" w:bidi="id_ID"/>
-        </w:rPr>
-      </w:r>
-      <w:r>
-        <w:rPr>
           <w:lang w:val="id_ID" w:bidi="id_ID"/>
         </w:rPr>
         <w:t xml:space="preserve">Jika bahasa Anda tidak menggunakan kata benda abstrak untuk gagasan </w:t>
@@ -28260,21 +27795,6 @@
       </w:r>
       <w:r>
         <w:rPr>
-          <w:b/>
-          <w:lang w:val="id_ID" w:bidi="id_ID"/>
-        </w:rPr>
-        <w:t>ἀγόμενα ἐπιθυμίαις ποικίλαις</w:t>
-      </w:r>
-    </w:p>
-    <w:p>
-      <w:pPr/>
-      <w:r>
-        <w:rPr>
-          <w:lang w:val="id_ID" w:bidi="id_ID"/>
-        </w:rPr>
-      </w:r>
-      <w:r>
-        <w:rPr>
           <w:lang w:val="id_ID" w:bidi="id_ID"/>
         </w:rPr>
         <w:t>Jika bahasa Anda tidak menggunakan bentuk pasif ini, Anda dapat mengekspresikan ide dalam bentuk aktif atau dengan cara lain yang wajar dalam bahasa Anda. Terjemahan alternatif: "berbagai keinginan yang membawa mereka pergi"</w:t>
@@ -28818,21 +28338,6 @@
       </w:r>
       <w:r>
         <w:rPr>
-          <w:b/>
-          <w:lang w:val="id_ID" w:bidi="id_ID"/>
-        </w:rPr>
-        <w:t>Ἰάννης καὶ Ἰαμβρῆς</w:t>
-      </w:r>
-    </w:p>
-    <w:p>
-      <w:pPr/>
-      <w:r>
-        <w:rPr>
-          <w:lang w:val="id_ID" w:bidi="id_ID"/>
-        </w:rPr>
-      </w:r>
-      <w:r>
-        <w:rPr>
           <w:lang w:val="id_ID" w:bidi="id_ID"/>
         </w:rPr>
         <w:t xml:space="preserve">Kata </w:t>
@@ -30740,21 +30245,6 @@
       </w:r>
       <w:r>
         <w:rPr>
-          <w:b/>
-          <w:lang w:val="id_ID" w:bidi="id_ID"/>
-        </w:rPr>
-        <w:t>μου τῇ διδασκαλίᾳ, τῇ ἀγωγῇ, τῇ προθέσει, τῇ πίστει, τῇ μακροθυμίᾳ, τῇ ἀγάπῃ, τῇ ὑπομονῇ, τοῖς διωγμοῖς, τοῖς παθήμασιν, οἷά</w:t>
-      </w:r>
-    </w:p>
-    <w:p>
-      <w:pPr/>
-      <w:r>
-        <w:rPr>
-          <w:lang w:val="id_ID" w:bidi="id_ID"/>
-        </w:rPr>
-      </w:r>
-      <w:r>
-        <w:rPr>
           <w:lang w:val="id_ID" w:bidi="id_ID"/>
         </w:rPr>
         <w:t>Jika bahasa Anda tidak menggunakan kata benda abstrak untuk beberapa atau semua ide dalam daftar ini, Anda dapat mengekspresikan ide yang sama dengan cara lain. Terjemahan alternatif: "apa yang saya ajarkan, bagaimana saya berperilaku, apa yang telah saya pilih untuk dilakukan, bagaimana saya percaya, bagaimana saya sabar, bagaimana saya mengasihi orang lain, bagaimana saya menanggung segala sesuatu, bagaimana saya dianiaya, dan bagaimana saya menderita. Hal-hal seperti itu"</w:t>
@@ -31054,21 +30544,6 @@
       </w:r>
       <w:r>
         <w:rPr>
-          <w:b/>
-          <w:lang w:val="id_ID" w:bidi="id_ID"/>
-        </w:rPr>
-        <w:t>οἵους διωγμοὺς ὑπήνεγκα</w:t>
-      </w:r>
-    </w:p>
-    <w:p>
-      <w:pPr/>
-      <w:r>
-        <w:rPr>
-          <w:lang w:val="id_ID" w:bidi="id_ID"/>
-        </w:rPr>
-      </w:r>
-      <w:r>
-        <w:rPr>
           <w:lang w:val="id_ID" w:bidi="id_ID"/>
         </w:rPr>
         <w:t xml:space="preserve">Jika bahasa Anda tidak menggunakan kata benda abstrak untuk ide </w:t>
@@ -31355,21 +30830,6 @@
       </w:r>
       <w:r>
         <w:rPr>
-          <w:b/>
-          <w:lang w:val="id_ID" w:bidi="id_ID"/>
-        </w:rPr>
-        <w:t>πάντες &amp; οἱ θέλοντες ζῆν εὐσεβῶς ἐν Χριστῷ Ἰησοῦ διωχθήσονται</w:t>
-      </w:r>
-    </w:p>
-    <w:p>
-      <w:pPr/>
-      <w:r>
-        <w:rPr>
-          <w:lang w:val="id_ID" w:bidi="id_ID"/>
-        </w:rPr>
-      </w:r>
-      <w:r>
-        <w:rPr>
           <w:lang w:val="id_ID" w:bidi="id_ID"/>
         </w:rPr>
         <w:t>Jika bahasa Anda tidak menggunakan bentuk pasif ini, Anda dapat mengekspresikan ide dalam bentuk aktif atau dengan cara lain yang alami dalam bahasa Anda. Jika Anda perlu mengatakan siapa yang melakukan tindakan tersebut, Anda dapat menggunakan subjek tak tentu. Terjemahan alternatif: "orang akan menganiaya semua orang yang ingin hidup saleh di dalam Kristus Yesus"</w:t>
@@ -32471,21 +31931,6 @@
       </w:r>
       <w:r>
         <w:rPr>
-          <w:b/>
-          <w:lang w:val="id_ID" w:bidi="id_ID"/>
-        </w:rPr>
-        <w:t>μένε ἐν οἷς ἔμαθες καὶ ἐπιστώθης, εἰδὼς παρὰ τίνων ἔμαθες</w:t>
-      </w:r>
-    </w:p>
-    <w:p>
-      <w:pPr/>
-      <w:r>
-        <w:rPr>
-          <w:lang w:val="id_ID" w:bidi="id_ID"/>
-        </w:rPr>
-      </w:r>
-      <w:r>
-        <w:rPr>
           <w:lang w:val="id_ID" w:bidi="id_ID"/>
         </w:rPr>
         <w:t>Jika akan lebih alami dalam bahasa Anda, Anda dapat membalik urutan klausa ini, karena klausa kedua memberikan alasan untuk hasil yang dijelaskan oleh klausa pertama. Terjemahan alternatif: "Kamu tahu dari siapa kamu belajar apa yang kamu pelajari dan kamu yakini. Jadi, tetaplah berada di dalam hal-hal itu, dengan mengetahui kebenaran itu"</w:t>
@@ -32938,21 +32383,6 @@
       </w:r>
       <w:r>
         <w:rPr>
-          <w:b/>
-          <w:lang w:val="id_ID" w:bidi="id_ID"/>
-        </w:rPr>
-        <w:t>εἰς σωτηρίαν διὰ πίστεως τῆς ἐν Χριστῷ Ἰησοῦ</w:t>
-      </w:r>
-    </w:p>
-    <w:p>
-      <w:pPr/>
-      <w:r>
-        <w:rPr>
-          <w:lang w:val="id_ID" w:bidi="id_ID"/>
-        </w:rPr>
-      </w:r>
-      <w:r>
-        <w:rPr>
           <w:lang w:val="id_ID" w:bidi="id_ID"/>
         </w:rPr>
         <w:t xml:space="preserve">Jika bahasa Anda tidak menggunakan kata benda abstrak untuk gagasan </w:t>
@@ -33208,21 +32638,6 @@
       </w:r>
       <w:r>
         <w:rPr>
-          <w:b/>
-          <w:lang w:val="id_ID" w:bidi="id_ID"/>
-        </w:rPr>
-        <w:t>πᾶσα Γραφὴ θεόπνευστος καὶ ὠφέλιμος</w:t>
-      </w:r>
-    </w:p>
-    <w:p>
-      <w:pPr/>
-      <w:r>
-        <w:rPr>
-          <w:lang w:val="id_ID" w:bidi="id_ID"/>
-        </w:rPr>
-      </w:r>
-      <w:r>
-        <w:rPr>
           <w:lang w:val="id_ID" w:bidi="id_ID"/>
         </w:rPr>
         <w:t>Jika bahasa Anda tidak menggunakan bentuk pasif ini, Anda dapat mengekspresikan ide dalam bentuk aktif atau dengan cara lain yang wajar dalam bahasa Anda. Terjemahan alternatif: "Allah telah menghembuskan seluruh Kitab Suci, dan itu bermanfaat"</w:t>
@@ -33631,21 +33046,6 @@
       </w:r>
       <w:r>
         <w:rPr>
-          <w:b/>
-          <w:lang w:val="id_ID" w:bidi="id_ID"/>
-        </w:rPr>
-        <w:t>πρὸς διδασκαλίαν, πρὸς ἐλεγμόν, πρὸς ἐπανόρθωσιν, πρὸς παιδείαν τὴν ἐν δικαιοσύνῃ</w:t>
-      </w:r>
-    </w:p>
-    <w:p>
-      <w:pPr/>
-      <w:r>
-        <w:rPr>
-          <w:lang w:val="id_ID" w:bidi="id_ID"/>
-        </w:rPr>
-      </w:r>
-      <w:r>
-        <w:rPr>
           <w:lang w:val="id_ID" w:bidi="id_ID"/>
         </w:rPr>
         <w:t>Jika bahasa Anda tidak menggunakan kata benda abstrak untuk beberapa atau semua ide dalam daftar ini, Anda dapat mengekspresikan ide yang sama dengan cara lain. Terjemahan alternatif: "untuk mengajar, untuk menegur, untuk memperbaiki kelakuan, untuk mendidik orang dalam kebenaran"</w:t>
@@ -35352,21 +34752,6 @@
       </w:r>
       <w:r>
         <w:rPr>
-          <w:b/>
-          <w:lang w:val="id_ID" w:bidi="id_ID"/>
-        </w:rPr>
-        <w:t>ἔσται &amp; καιρὸς ὅτε</w:t>
-      </w:r>
-    </w:p>
-    <w:p>
-      <w:pPr/>
-      <w:r>
-        <w:rPr>
-          <w:lang w:val="id_ID" w:bidi="id_ID"/>
-        </w:rPr>
-      </w:r>
-      <w:r>
-        <w:rPr>
           <w:lang w:val="id_ID" w:bidi="id_ID"/>
         </w:rPr>
         <w:t xml:space="preserve">Terjemahan alternatif: </w:t>
@@ -35744,21 +35129,6 @@
         <w:rPr>
           <w:lang w:val="id_ID" w:bidi="id_ID"/>
         </w:rPr>
-      </w:r>
-    </w:p>
-    <w:p>
-      <w:pPr/>
-      <w:r>
-        <w:rPr>
-          <w:lang w:val="id_ID" w:bidi="id_ID"/>
-        </w:rPr>
-      </w:r>
-      <w:r>
-        <w:rPr>
-          <w:b/>
-          <w:lang w:val="id_ID" w:bidi="id_ID"/>
-        </w:rPr>
-        <w:t>κατὰ τὰς ἰδίας ἐπιθυμίας, ἑαυτοῖς ἐπισωρεύσουσιν διδασκάλους</w:t>
       </w:r>
     </w:p>
     <w:p>
@@ -36951,21 +36321,6 @@
       </w:r>
       <w:r>
         <w:rPr>
-          <w:b/>
-          <w:lang w:val="id_ID" w:bidi="id_ID"/>
-        </w:rPr>
-        <w:t>ἐν πᾶσιν</w:t>
-      </w:r>
-    </w:p>
-    <w:p>
-      <w:pPr/>
-      <w:r>
-        <w:rPr>
-          <w:lang w:val="id_ID" w:bidi="id_ID"/>
-        </w:rPr>
-      </w:r>
-      <w:r>
-        <w:rPr>
           <w:lang w:val="id_ID" w:bidi="id_ID"/>
         </w:rPr>
         <w:t>Terjemahan alternatif: "dalam setiap situasi" atau "dalam segala hal"</w:t>
@@ -39144,21 +38499,6 @@
       </w:r>
       <w:r>
         <w:rPr>
-          <w:b/>
-          <w:lang w:val="id_ID" w:bidi="id_ID"/>
-        </w:rPr>
-        <w:t>σπούδασον ἐλθεῖν &amp; ταχέως</w:t>
-      </w:r>
-    </w:p>
-    <w:p>
-      <w:pPr/>
-      <w:r>
-        <w:rPr>
-          <w:lang w:val="id_ID" w:bidi="id_ID"/>
-        </w:rPr>
-      </w:r>
-      <w:r>
-        <w:rPr>
           <w:lang w:val="id_ID" w:bidi="id_ID"/>
         </w:rPr>
         <w:t>Terjemahan alternatif: "Datanglah kepadaku secepat mungkin"</w:t>
@@ -39412,21 +38752,6 @@
       </w:r>
       <w:r>
         <w:rPr>
-          <w:b/>
-          <w:lang w:val="id_ID" w:bidi="id_ID"/>
-        </w:rPr>
-        <w:t>Δημᾶς &amp; Κρήσκης</w:t>
-      </w:r>
-    </w:p>
-    <w:p>
-      <w:pPr/>
-      <w:r>
-        <w:rPr>
-          <w:lang w:val="id_ID" w:bidi="id_ID"/>
-        </w:rPr>
-      </w:r>
-      <w:r>
-        <w:rPr>
           <w:lang w:val="id_ID" w:bidi="id_ID"/>
         </w:rPr>
         <w:t xml:space="preserve">Kata </w:t>
@@ -40450,21 +39775,6 @@
       </w:r>
       <w:r>
         <w:rPr>
-          <w:b/>
-          <w:lang w:val="id_ID" w:bidi="id_ID"/>
-        </w:rPr>
-        <w:t>Κάρπῳ</w:t>
-      </w:r>
-    </w:p>
-    <w:p>
-      <w:pPr/>
-      <w:r>
-        <w:rPr>
-          <w:lang w:val="id_ID" w:bidi="id_ID"/>
-        </w:rPr>
-      </w:r>
-      <w:r>
-        <w:rPr>
           <w:lang w:val="id_ID" w:bidi="id_ID"/>
         </w:rPr>
         <w:t xml:space="preserve">Kata </w:t>
@@ -40943,21 +40253,6 @@
       </w:r>
       <w:r>
         <w:rPr>
-          <w:b/>
-          <w:lang w:val="id_ID" w:bidi="id_ID"/>
-        </w:rPr>
-        <w:t>Ἀλέξανδρος</w:t>
-      </w:r>
-    </w:p>
-    <w:p>
-      <w:pPr/>
-      <w:r>
-        <w:rPr>
-          <w:lang w:val="id_ID" w:bidi="id_ID"/>
-        </w:rPr>
-      </w:r>
-      <w:r>
-        <w:rPr>
           <w:lang w:val="id_ID" w:bidi="id_ID"/>
         </w:rPr>
         <w:t xml:space="preserve">Kata </w:t>
@@ -41233,21 +40528,6 @@
         <w:rPr>
           <w:lang w:val="id_ID" w:bidi="id_ID"/>
         </w:rPr>
-      </w:r>
-    </w:p>
-    <w:p>
-      <w:pPr/>
-      <w:r>
-        <w:rPr>
-          <w:lang w:val="id_ID" w:bidi="id_ID"/>
-        </w:rPr>
-      </w:r>
-      <w:r>
-        <w:rPr>
-          <w:b/>
-          <w:lang w:val="id_ID" w:bidi="id_ID"/>
-        </w:rPr>
-        <w:t>ὃν καὶ σὺ φυλάσσου, λίαν γὰρ ἀντέστη τοῖς ἡμετέροις λόγοις</w:t>
       </w:r>
     </w:p>
     <w:p>
@@ -42152,6 +41432,74 @@
       </w:r>
       <w:r>
         <w:rPr>
+          <w:lang w:val="id_ID" w:bidi="id_ID"/>
+        </w:rPr>
+        <w:t>Jika bahasa Anda tidak menggunakan bentuk pasif ini, Anda dapat mengekspresikan ide dalam bentuk aktif atau dengan cara lain yang wajar dalam bahasa Anda. Terjemahan alternatif: "Saya mungkin akan memenuhi pemberitaan itu"</w:t>
+      </w:r>
+    </w:p>
+    <w:p>
+      <w:pPr/>
+      <w:r>
+        <w:rPr>
+          <w:lang w:val="id_ID" w:bidi="id_ID"/>
+        </w:rPr>
+      </w:r>
+      <w:r>
+        <w:rPr>
+          <w:lang w:val="id_ID" w:bidi="id_ID"/>
+        </w:rPr>
+        <w:t xml:space="preserve">Lihat: </w:t>
+      </w:r>
+      <w:r>
+        <w:rPr>
+          <w:lang w:val="id_ID" w:bidi="id_ID"/>
+        </w:rPr>
+        <w:t>Aktif atau Pasif</w:t>
+      </w:r>
+      <w:r>
+        <w:rPr>
+          <w:lang w:val="id_ID" w:bidi="id_ID"/>
+        </w:rPr>
+      </w:r>
+      <w:r>
+        <w:rPr>
+          <w:lang w:val="id_ID" w:bidi="id_ID"/>
+        </w:rPr>
+      </w:r>
+    </w:p>
+    <w:p>
+      <w:pPr/>
+      <w:r>
+        <w:rPr>
+          <w:lang w:val="id_ID" w:bidi="id_ID"/>
+        </w:rPr>
+      </w:r>
+    </w:p>
+    <w:p>
+      <w:pPr>
+        <w:pStyle w:val="Heading2"/>
+      </w:pPr>
+      <w:r>
+        <w:rPr>
+          <w:lang w:val="id_ID" w:bidi="id_ID"/>
+        </w:rPr>
+        <w:t>2 Timotius 4:17 (#4)</w:t>
+      </w:r>
+      <w:r>
+        <w:rPr>
+          <w:lang w:val="id_ID" w:bidi="id_ID"/>
+        </w:rPr>
+      </w:r>
+    </w:p>
+    <w:p>
+      <w:pPr/>
+      <w:r>
+        <w:rPr>
+          <w:lang w:val="id_ID" w:bidi="id_ID"/>
+        </w:rPr>
+      </w:r>
+      <w:r>
+        <w:rPr>
           <w:b/>
           <w:lang w:val="id_ID" w:bidi="id_ID"/>
         </w:rPr>
@@ -42169,7 +41517,33 @@
         <w:rPr>
           <w:lang w:val="id_ID" w:bidi="id_ID"/>
         </w:rPr>
-        <w:t>Jika bahasa Anda tidak menggunakan bentuk pasif ini, Anda dapat mengekspresikan ide dalam bentuk aktif atau dengan cara lain yang wajar dalam bahasa Anda. Terjemahan alternatif: "Saya mungkin akan memenuhi pemberitaan itu"</w:t>
+        <w:t xml:space="preserve">Di sini, Paulus mungkin bermaksud bahwa </w:t>
+      </w:r>
+      <w:r>
+        <w:rPr>
+          <w:b/>
+          <w:lang w:val="id_ID" w:bidi="id_ID"/>
+        </w:rPr>
+        <w:t>pemberitaan</w:t>
+      </w:r>
+      <w:r>
+        <w:rPr>
+          <w:lang w:val="id_ID" w:bidi="id_ID"/>
+        </w:rPr>
+        <w:t xml:space="preserve"> itu </w:t>
+      </w:r>
+      <w:r>
+        <w:rPr>
+          <w:b/>
+          <w:lang w:val="id_ID" w:bidi="id_ID"/>
+        </w:rPr>
+        <w:t>dilaksanakan sepenuhnya</w:t>
+      </w:r>
+      <w:r>
+        <w:rPr>
+          <w:lang w:val="id_ID" w:bidi="id_ID"/>
+        </w:rPr>
+        <w:t>: (1) karena ia dapat memberitakan kabar baik di setiap tempat dan cara yang dikehendaki Allah baginya. Terjemahan alternatif: "Aku dapat menyelesaikan tugas pemberitaanku" atau "Aku dapat menyelesaikan pemberitaan yang telah kuperintahkan untuk dilakukan" (2) karena ia telah memberitakan seluruh pesan Injil. Terjemahan alternatif: "Aku dapat memberitakan seluruh pesan" atau "melalui aku, pemberitaan yang lengkap dapat dilakukan"</w:t>
       </w:r>
     </w:p>
     <w:p>
@@ -42189,7 +41563,7 @@
         <w:rPr>
           <w:lang w:val="id_ID" w:bidi="id_ID"/>
         </w:rPr>
-        <w:t>Aktif atau Pasif</w:t>
+        <w:t>Assumed Knowledge and Implicit Information</w:t>
       </w:r>
       <w:r>
         <w:rPr>
@@ -42218,136 +41592,12 @@
         <w:rPr>
           <w:lang w:val="id_ID" w:bidi="id_ID"/>
         </w:rPr>
-        <w:t>2 Timotius 4:17 (#4)</w:t>
-      </w:r>
-      <w:r>
-        <w:rPr>
-          <w:lang w:val="id_ID" w:bidi="id_ID"/>
-        </w:rPr>
-      </w:r>
-    </w:p>
-    <w:p>
-      <w:pPr/>
-      <w:r>
-        <w:rPr>
-          <w:lang w:val="id_ID" w:bidi="id_ID"/>
-        </w:rPr>
-      </w:r>
-      <w:r>
-        <w:rPr>
-          <w:b/>
-          <w:lang w:val="id_ID" w:bidi="id_ID"/>
-        </w:rPr>
-        <w:t>δι’ ἐμοῦ τὸ κήρυγμα πληροφορηθῇ</w:t>
-      </w:r>
-    </w:p>
-    <w:p>
-      <w:pPr/>
-      <w:r>
-        <w:rPr>
-          <w:lang w:val="id_ID" w:bidi="id_ID"/>
-        </w:rPr>
-      </w:r>
-      <w:r>
-        <w:rPr>
-          <w:lang w:val="id_ID" w:bidi="id_ID"/>
-        </w:rPr>
-        <w:t xml:space="preserve">Di sini, Paulus mungkin bermaksud bahwa </w:t>
-      </w:r>
-      <w:r>
-        <w:rPr>
-          <w:b/>
-          <w:lang w:val="id_ID" w:bidi="id_ID"/>
-        </w:rPr>
-        <w:t>pemberitaan</w:t>
-      </w:r>
-      <w:r>
-        <w:rPr>
-          <w:lang w:val="id_ID" w:bidi="id_ID"/>
-        </w:rPr>
-        <w:t xml:space="preserve"> itu </w:t>
-      </w:r>
-      <w:r>
-        <w:rPr>
-          <w:b/>
-          <w:lang w:val="id_ID" w:bidi="id_ID"/>
-        </w:rPr>
-        <w:t>dilaksanakan sepenuhnya</w:t>
-      </w:r>
-      <w:r>
-        <w:rPr>
-          <w:lang w:val="id_ID" w:bidi="id_ID"/>
-        </w:rPr>
-        <w:t>: (1) karena ia dapat memberitakan kabar baik di setiap tempat dan cara yang dikehendaki Allah baginya. Terjemahan alternatif: "Aku dapat menyelesaikan tugas pemberitaanku" atau "Aku dapat menyelesaikan pemberitaan yang telah kuperintahkan untuk dilakukan" (2) karena ia telah memberitakan seluruh pesan Injil. Terjemahan alternatif: "Aku dapat memberitakan seluruh pesan" atau "melalui aku, pemberitaan yang lengkap dapat dilakukan"</w:t>
-      </w:r>
-    </w:p>
-    <w:p>
-      <w:pPr/>
-      <w:r>
-        <w:rPr>
-          <w:lang w:val="id_ID" w:bidi="id_ID"/>
-        </w:rPr>
-      </w:r>
-      <w:r>
-        <w:rPr>
-          <w:lang w:val="id_ID" w:bidi="id_ID"/>
-        </w:rPr>
-        <w:t xml:space="preserve">Lihat: </w:t>
-      </w:r>
-      <w:r>
-        <w:rPr>
-          <w:lang w:val="id_ID" w:bidi="id_ID"/>
-        </w:rPr>
-        <w:t>Assumed Knowledge and Implicit Information</w:t>
-      </w:r>
-      <w:r>
-        <w:rPr>
-          <w:lang w:val="id_ID" w:bidi="id_ID"/>
-        </w:rPr>
-      </w:r>
-      <w:r>
-        <w:rPr>
-          <w:lang w:val="id_ID" w:bidi="id_ID"/>
-        </w:rPr>
-      </w:r>
-    </w:p>
-    <w:p>
-      <w:pPr/>
-      <w:r>
-        <w:rPr>
-          <w:lang w:val="id_ID" w:bidi="id_ID"/>
-        </w:rPr>
-      </w:r>
-    </w:p>
-    <w:p>
-      <w:pPr>
-        <w:pStyle w:val="Heading2"/>
-      </w:pPr>
-      <w:r>
-        <w:rPr>
-          <w:lang w:val="id_ID" w:bidi="id_ID"/>
-        </w:rPr>
         <w:t>2 Timotius 4:17 (#5)</w:t>
       </w:r>
       <w:r>
         <w:rPr>
           <w:lang w:val="id_ID" w:bidi="id_ID"/>
         </w:rPr>
-      </w:r>
-    </w:p>
-    <w:p>
-      <w:pPr/>
-      <w:r>
-        <w:rPr>
-          <w:lang w:val="id_ID" w:bidi="id_ID"/>
-        </w:rPr>
-      </w:r>
-      <w:r>
-        <w:rPr>
-          <w:b/>
-          <w:lang w:val="id_ID" w:bidi="id_ID"/>
-        </w:rPr>
-        <w:t>τὸ κήρυγμα πληροφορηθῇ</w:t>
       </w:r>
     </w:p>
     <w:p>
@@ -43061,21 +42311,6 @@
       </w:r>
       <w:r>
         <w:rPr>
-          <w:b/>
-          <w:lang w:val="id_ID" w:bidi="id_ID"/>
-        </w:rPr>
-        <w:t>Ἔραστος &amp; Τρόφιμον</w:t>
-      </w:r>
-    </w:p>
-    <w:p>
-      <w:pPr/>
-      <w:r>
-        <w:rPr>
-          <w:lang w:val="id_ID" w:bidi="id_ID"/>
-        </w:rPr>
-      </w:r>
-      <w:r>
-        <w:rPr>
           <w:lang w:val="id_ID" w:bidi="id_ID"/>
         </w:rPr>
         <w:t xml:space="preserve">Kata </w:t>
@@ -43266,21 +42501,6 @@
       </w:r>
       <w:r>
         <w:rPr>
-          <w:b/>
-          <w:lang w:val="id_ID" w:bidi="id_ID"/>
-        </w:rPr>
-        <w:t>σπούδασον &amp; ἐλθεῖν</w:t>
-      </w:r>
-    </w:p>
-    <w:p>
-      <w:pPr/>
-      <w:r>
-        <w:rPr>
-          <w:lang w:val="id_ID" w:bidi="id_ID"/>
-        </w:rPr>
-      </w:r>
-      <w:r>
-        <w:rPr>
           <w:lang w:val="id_ID" w:bidi="id_ID"/>
         </w:rPr>
         <w:t>Terjemahan alternatif: "Lakukan yang terbaik untuk datang"</w:t>
@@ -43473,21 +42693,6 @@
       </w:r>
       <w:r>
         <w:rPr>
-          <w:b/>
-          <w:lang w:val="id_ID" w:bidi="id_ID"/>
-        </w:rPr>
-        <w:t>ἀσπάζεταί σε Εὔβουλος, καὶ Πούδης, καὶ Λίνος, καὶ Κλαυδία, καὶ οἱ ἀδελφοὶ</w:t>
-      </w:r>
-    </w:p>
-    <w:p>
-      <w:pPr/>
-      <w:r>
-        <w:rPr>
-          <w:lang w:val="id_ID" w:bidi="id_ID"/>
-        </w:rPr>
-      </w:r>
-      <w:r>
-        <w:rPr>
           <w:lang w:val="id_ID" w:bidi="id_ID"/>
         </w:rPr>
         <w:t>Paulus menghilangkan beberapa kata yang dalam banyak bahasa diperlukan untuk melengkapi kalimat. Anda dapat menyediakan kata-kata ini dari awal kalimat jika akan lebih jelas dalam bahasa Anda. Terjemahan alternatif: "Ebulus memberi salam kepadamu, demikian juga Pudes, Linus, Klaudia dan saudara-saudara"</w:t>
@@ -43556,21 +42761,6 @@
       </w:r>
       <w:r>
         <w:rPr>
-          <w:b/>
-          <w:lang w:val="id_ID" w:bidi="id_ID"/>
-        </w:rPr>
-        <w:t>Εὔβουλος &amp; Πούδης &amp; Λίνος</w:t>
-      </w:r>
-    </w:p>
-    <w:p>
-      <w:pPr/>
-      <w:r>
-        <w:rPr>
-          <w:lang w:val="id_ID" w:bidi="id_ID"/>
-        </w:rPr>
-      </w:r>
-      <w:r>
-        <w:rPr>
           <w:lang w:val="id_ID" w:bidi="id_ID"/>
         </w:rPr>
         <w:t xml:space="preserve">Kata </w:t>
@@ -43667,21 +42857,6 @@
         <w:rPr>
           <w:lang w:val="id_ID" w:bidi="id_ID"/>
         </w:rPr>
-      </w:r>
-    </w:p>
-    <w:p>
-      <w:pPr/>
-      <w:r>
-        <w:rPr>
-          <w:lang w:val="id_ID" w:bidi="id_ID"/>
-        </w:rPr>
-      </w:r>
-      <w:r>
-        <w:rPr>
-          <w:b/>
-          <w:lang w:val="id_ID" w:bidi="id_ID"/>
-        </w:rPr>
-        <w:t>Κλαυδία</w:t>
       </w:r>
     </w:p>
     <w:p>

--- a/ind/docx/55.content.docx
+++ b/ind/docx/55.content.docx
@@ -1983,6 +1983,21 @@
       </w:r>
       <w:r>
         <w:rPr>
+          <w:b/>
+          <w:lang w:val="id_ID" w:bidi="id_ID"/>
+        </w:rPr>
+        <w:t>ὡς ἀδιάλειπτον ἔχω τὴν περὶ σοῦ μνείαν</w:t>
+      </w:r>
+    </w:p>
+    <w:p>
+      <w:pPr/>
+      <w:r>
+        <w:rPr>
+          <w:lang w:val="id_ID" w:bidi="id_ID"/>
+        </w:rPr>
+      </w:r>
+      <w:r>
+        <w:rPr>
           <w:lang w:val="id_ID" w:bidi="id_ID"/>
         </w:rPr>
         <w:t xml:space="preserve">Jika bahasa Anda tidak menggunakan kata benda abstrak untuk ide </w:t>
@@ -2863,6 +2878,21 @@
       </w:r>
       <w:r>
         <w:rPr>
+          <w:b/>
+          <w:lang w:val="id_ID" w:bidi="id_ID"/>
+        </w:rPr>
+        <w:t>τῆς ἐν σοὶ ἀνυποκρίτου πίστεως, ἥτις ἐνῴκησεν πρῶτον</w:t>
+      </w:r>
+    </w:p>
+    <w:p>
+      <w:pPr/>
+      <w:r>
+        <w:rPr>
+          <w:lang w:val="id_ID" w:bidi="id_ID"/>
+        </w:rPr>
+      </w:r>
+      <w:r>
+        <w:rPr>
           <w:lang w:val="id_ID" w:bidi="id_ID"/>
         </w:rPr>
         <w:t xml:space="preserve">Jika bahasa Anda tidak menggunakan kata benda abstrak untuk ide </w:t>
@@ -3230,6 +3260,21 @@
         <w:rPr>
           <w:lang w:val="id_ID" w:bidi="id_ID"/>
         </w:rPr>
+      </w:r>
+    </w:p>
+    <w:p>
+      <w:pPr/>
+      <w:r>
+        <w:rPr>
+          <w:lang w:val="id_ID" w:bidi="id_ID"/>
+        </w:rPr>
+      </w:r>
+      <w:r>
+        <w:rPr>
+          <w:b/>
+          <w:lang w:val="id_ID" w:bidi="id_ID"/>
+        </w:rPr>
+        <w:t>Λωΐδι &amp; Εὐνίκῃ</w:t>
       </w:r>
     </w:p>
     <w:p>
@@ -4191,6 +4236,21 @@
       </w:r>
       <w:r>
         <w:rPr>
+          <w:b/>
+          <w:lang w:val="id_ID" w:bidi="id_ID"/>
+        </w:rPr>
+        <w:t>δειλίας, ἀλλὰ δυνάμεως, καὶ ἀγάπης, καὶ σωφρονισμοῦ</w:t>
+      </w:r>
+    </w:p>
+    <w:p>
+      <w:pPr/>
+      <w:r>
+        <w:rPr>
+          <w:lang w:val="id_ID" w:bidi="id_ID"/>
+        </w:rPr>
+      </w:r>
+      <w:r>
+        <w:rPr>
           <w:lang w:val="id_ID" w:bidi="id_ID"/>
         </w:rPr>
         <w:t xml:space="preserve">Jika bahasa Anda tidak menggunakan kata benda abstrak untuk ide </w:t>
@@ -4503,6 +4563,21 @@
       </w:r>
       <w:r>
         <w:rPr>
+          <w:b/>
+          <w:lang w:val="id_ID" w:bidi="id_ID"/>
+        </w:rPr>
+        <w:t>μὴ &amp; ἐπαισχυνθῇς τὸ μαρτύριον τοῦ Κυρίου ἡμῶν, μηδὲ ἐμὲ, τὸν δέσμιον αὐτοῦ</w:t>
+      </w:r>
+    </w:p>
+    <w:p>
+      <w:pPr/>
+      <w:r>
+        <w:rPr>
+          <w:lang w:val="id_ID" w:bidi="id_ID"/>
+        </w:rPr>
+      </w:r>
+      <w:r>
+        <w:rPr>
           <w:lang w:val="id_ID" w:bidi="id_ID"/>
         </w:rPr>
         <w:t>Jika bahasa Anda tidak menggunakan bentuk pasif ini, Anda dapat mengekspresikan ide dalam bentuk aktif atau dengan cara lain yang wajar dalam bahasa Anda. Terjemahan alternatif: "Janganlah kesaksian Tuhan kita, atau aku, tawanan-Nya, mempermalukan kamu"</w:t>
@@ -5175,6 +5250,21 @@
         <w:rPr>
           <w:lang w:val="id_ID" w:bidi="id_ID"/>
         </w:rPr>
+      </w:r>
+    </w:p>
+    <w:p>
+      <w:pPr/>
+      <w:r>
+        <w:rPr>
+          <w:lang w:val="id_ID" w:bidi="id_ID"/>
+        </w:rPr>
+      </w:r>
+      <w:r>
+        <w:rPr>
+          <w:b/>
+          <w:lang w:val="id_ID" w:bidi="id_ID"/>
+        </w:rPr>
+        <w:t>οὐ κατὰ τὰ ἔργα ἡμῶν, ἀλλὰ κατὰ ἰδίαν πρόθεσιν καὶ χάριν, τὴν δοθεῖσαν ἡμῖν</w:t>
       </w:r>
     </w:p>
     <w:p>
@@ -7966,6 +8056,21 @@
       </w:r>
       <w:r>
         <w:rPr>
+          <w:b/>
+          <w:lang w:val="id_ID" w:bidi="id_ID"/>
+        </w:rPr>
+        <w:t>ἐν πίστει καὶ ἀγάπῃ τῇ ἐν Χριστῷ Ἰησοῦ</w:t>
+      </w:r>
+    </w:p>
+    <w:p>
+      <w:pPr/>
+      <w:r>
+        <w:rPr>
+          <w:lang w:val="id_ID" w:bidi="id_ID"/>
+        </w:rPr>
+      </w:r>
+      <w:r>
+        <w:rPr>
           <w:lang w:val="id_ID" w:bidi="id_ID"/>
         </w:rPr>
         <w:t xml:space="preserve">Jika bahasa Anda tidak menggunakan kata benda abstrak untuk gagasan mengenai kata </w:t>
@@ -8504,6 +8609,21 @@
       </w:r>
       <w:r>
         <w:rPr>
+          <w:b/>
+          <w:lang w:val="id_ID" w:bidi="id_ID"/>
+        </w:rPr>
+        <w:t>διὰ Πνεύματος Ἁγίου</w:t>
+      </w:r>
+    </w:p>
+    <w:p>
+      <w:pPr/>
+      <w:r>
+        <w:rPr>
+          <w:lang w:val="id_ID" w:bidi="id_ID"/>
+        </w:rPr>
+      </w:r>
+      <w:r>
+        <w:rPr>
           <w:lang w:val="id_ID" w:bidi="id_ID"/>
         </w:rPr>
         <w:t>Terjemahan alternatif: "dengan pertolongan Roh Kudus"</w:t>
@@ -9193,6 +9313,21 @@
       </w:r>
       <w:r>
         <w:rPr>
+          <w:b/>
+          <w:lang w:val="id_ID" w:bidi="id_ID"/>
+        </w:rPr>
+        <w:t>Φύγελος &amp; Ἑρμογένης</w:t>
+      </w:r>
+    </w:p>
+    <w:p>
+      <w:pPr/>
+      <w:r>
+        <w:rPr>
+          <w:lang w:val="id_ID" w:bidi="id_ID"/>
+        </w:rPr>
+      </w:r>
+      <w:r>
+        <w:rPr>
           <w:lang w:val="id_ID" w:bidi="id_ID"/>
         </w:rPr>
         <w:t xml:space="preserve">Kata </w:t>
@@ -9287,6 +9422,21 @@
       </w:r>
       <w:r>
         <w:rPr>
+          <w:b/>
+          <w:lang w:val="id_ID" w:bidi="id_ID"/>
+        </w:rPr>
+        <w:t>δῴη ἔλεος ὁ Κύριος τῷ Ὀνησιφόρου οἴκῳ</w:t>
+      </w:r>
+    </w:p>
+    <w:p>
+      <w:pPr/>
+      <w:r>
+        <w:rPr>
+          <w:lang w:val="id_ID" w:bidi="id_ID"/>
+        </w:rPr>
+      </w:r>
+      <w:r>
+        <w:rPr>
           <w:lang w:val="id_ID" w:bidi="id_ID"/>
         </w:rPr>
         <w:t xml:space="preserve">Di sini Paulus meminta Allah untuk memberkati keluarga </w:t>
@@ -9464,6 +9614,21 @@
       </w:r>
       <w:r>
         <w:rPr>
+          <w:b/>
+          <w:lang w:val="id_ID" w:bidi="id_ID"/>
+        </w:rPr>
+        <w:t>Ὀνησιφόρου</w:t>
+      </w:r>
+    </w:p>
+    <w:p>
+      <w:pPr/>
+      <w:r>
+        <w:rPr>
+          <w:lang w:val="id_ID" w:bidi="id_ID"/>
+        </w:rPr>
+      </w:r>
+      <w:r>
+        <w:rPr>
           <w:lang w:val="id_ID" w:bidi="id_ID"/>
         </w:rPr>
         <w:t xml:space="preserve">Kata </w:t>
@@ -9929,6 +10094,21 @@
       </w:r>
       <w:r>
         <w:rPr>
+          <w:b/>
+          <w:lang w:val="id_ID" w:bidi="id_ID"/>
+        </w:rPr>
+        <w:t>δῴη αὐτῷ ὁ Κύριος, εὑρεῖν ἔλεος παρὰ Κυρίου ἐν ἐκείνῃ τῇ ἡμέρᾳ), καὶ ὅσα ἐν Ἐφέσῳ διηκόνησεν, βέλτιον σὺ γινώσκεις</w:t>
+      </w:r>
+    </w:p>
+    <w:p>
+      <w:pPr/>
+      <w:r>
+        <w:rPr>
+          <w:lang w:val="id_ID" w:bidi="id_ID"/>
+        </w:rPr>
+      </w:r>
+      <w:r>
+        <w:rPr>
           <w:lang w:val="id_ID" w:bidi="id_ID"/>
         </w:rPr>
         <w:t>Jika akan membantu dalam bahasa Anda, Anda dapat membalikkan urutan kalimat-kalimat ini, karena kalimat kedua terus menjelaskan apa yang dilakukan Onesiforus, seperti yang dilakukan ayat sebelumnya. Terjemahan alternatif: "Dan selama ia melayani di Efesus, kamu tahu betul. Semoga Tuhan memberikan kepadanya belas kasihan dari Tuhan pada hari itu"</w:t>
@@ -9986,6 +10166,21 @@
         <w:rPr>
           <w:lang w:val="id_ID" w:bidi="id_ID"/>
         </w:rPr>
+      </w:r>
+    </w:p>
+    <w:p>
+      <w:pPr/>
+      <w:r>
+        <w:rPr>
+          <w:lang w:val="id_ID" w:bidi="id_ID"/>
+        </w:rPr>
+      </w:r>
+      <w:r>
+        <w:rPr>
+          <w:b/>
+          <w:lang w:val="id_ID" w:bidi="id_ID"/>
+        </w:rPr>
+        <w:t>δῴη αὐτῷ ὁ Κύριος, εὑρεῖν ἔλεος παρὰ Κυρίου</w:t>
       </w:r>
     </w:p>
     <w:p>
@@ -10760,6 +10955,21 @@
       </w:r>
       <w:r>
         <w:rPr>
+          <w:b/>
+          <w:lang w:val="id_ID" w:bidi="id_ID"/>
+        </w:rPr>
+        <w:t>ἐν τῇ χάριτι τῇ ἐν Χριστῷ Ἰησοῦ</w:t>
+      </w:r>
+    </w:p>
+    <w:p>
+      <w:pPr/>
+      <w:r>
+        <w:rPr>
+          <w:lang w:val="id_ID" w:bidi="id_ID"/>
+        </w:rPr>
+      </w:r>
+      <w:r>
+        <w:rPr>
           <w:lang w:val="id_ID" w:bidi="id_ID"/>
         </w:rPr>
         <w:t xml:space="preserve">Jika bahasa Anda tidak menggunakan kata benda abstrak untuk ide </w:t>
@@ -12172,6 +12382,21 @@
       </w:r>
       <w:r>
         <w:rPr>
+          <w:b/>
+          <w:lang w:val="id_ID" w:bidi="id_ID"/>
+        </w:rPr>
+        <w:t>τῷ στρατολογήσαντι</w:t>
+      </w:r>
+    </w:p>
+    <w:p>
+      <w:pPr/>
+      <w:r>
+        <w:rPr>
+          <w:lang w:val="id_ID" w:bidi="id_ID"/>
+        </w:rPr>
+      </w:r>
+      <w:r>
+        <w:rPr>
           <w:lang w:val="id_ID" w:bidi="id_ID"/>
         </w:rPr>
         <w:t>Terjemahan alternatif: "pemimpinnya" atau "orang yang memerintahkannya"</w:t>
@@ -12505,6 +12730,21 @@
       </w:r>
       <w:r>
         <w:rPr>
+          <w:b/>
+          <w:lang w:val="id_ID" w:bidi="id_ID"/>
+        </w:rPr>
+        <w:t>ἐὰν &amp; ἀθλῇ τις, οὐ στεφανοῦται, ἐὰν μὴ νομίμως ἀθλήσῃ</w:t>
+      </w:r>
+    </w:p>
+    <w:p>
+      <w:pPr/>
+      <w:r>
+        <w:rPr>
+          <w:lang w:val="id_ID" w:bidi="id_ID"/>
+        </w:rPr>
+      </w:r>
+      <w:r>
+        <w:rPr>
           <w:lang w:val="id_ID" w:bidi="id_ID"/>
         </w:rPr>
         <w:t xml:space="preserve">Di sini Paulus menggunakan situasi imajiner untuk menunjukkan apa yang terjadi jika para atlet tidak bertanding </w:t>
@@ -12671,6 +12911,21 @@
         <w:rPr>
           <w:lang w:val="id_ID" w:bidi="id_ID"/>
         </w:rPr>
+      </w:r>
+    </w:p>
+    <w:p>
+      <w:pPr/>
+      <w:r>
+        <w:rPr>
+          <w:lang w:val="id_ID" w:bidi="id_ID"/>
+        </w:rPr>
+      </w:r>
+      <w:r>
+        <w:rPr>
+          <w:b/>
+          <w:lang w:val="id_ID" w:bidi="id_ID"/>
+        </w:rPr>
+        <w:t>οὐ στεφανοῦται, ἐὰν μὴ νομίμως ἀθλήσῃ</w:t>
       </w:r>
     </w:p>
     <w:p>
@@ -13829,6 +14084,21 @@
       </w:r>
       <w:r>
         <w:rPr>
+          <w:b/>
+          <w:lang w:val="id_ID" w:bidi="id_ID"/>
+        </w:rPr>
+        <w:t>ἐγηγερμένον ἐκ νεκρῶν, ἐκ σπέρματος Δαυείδ</w:t>
+      </w:r>
+    </w:p>
+    <w:p>
+      <w:pPr/>
+      <w:r>
+        <w:rPr>
+          <w:lang w:val="id_ID" w:bidi="id_ID"/>
+        </w:rPr>
+      </w:r>
+      <w:r>
+        <w:rPr>
           <w:lang w:val="id_ID" w:bidi="id_ID"/>
         </w:rPr>
         <w:t xml:space="preserve">Yesus dilahirkan </w:t>
@@ -15332,6 +15602,21 @@
       </w:r>
       <w:r>
         <w:rPr>
+          <w:b/>
+          <w:lang w:val="id_ID" w:bidi="id_ID"/>
+        </w:rPr>
+        <w:t>καὶ αὐτοὶ σωτηρίας τύχωσιν τῆς ἐν Χριστῷ Ἰησοῦ</w:t>
+      </w:r>
+    </w:p>
+    <w:p>
+      <w:pPr/>
+      <w:r>
+        <w:rPr>
+          <w:lang w:val="id_ID" w:bidi="id_ID"/>
+        </w:rPr>
+      </w:r>
+      <w:r>
+        <w:rPr>
           <w:lang w:val="id_ID" w:bidi="id_ID"/>
         </w:rPr>
         <w:t xml:space="preserve">Jika bahasa Anda tidak menggunakan kata benda abstrak untuk ide </w:t>
@@ -16248,6 +16533,21 @@
         <w:rPr>
           <w:lang w:val="id_ID" w:bidi="id_ID"/>
         </w:rPr>
+      </w:r>
+    </w:p>
+    <w:p>
+      <w:pPr/>
+      <w:r>
+        <w:rPr>
+          <w:lang w:val="id_ID" w:bidi="id_ID"/>
+        </w:rPr>
+      </w:r>
+      <w:r>
+        <w:rPr>
+          <w:b/>
+          <w:lang w:val="id_ID" w:bidi="id_ID"/>
+        </w:rPr>
+        <w:t>εἰ γὰρ συναπεθάνομεν, καὶ συνζήσομεν; εἰ ὑπομένομεν, καὶ συνβασιλεύσομεν; εἰ ἀρνησόμεθα, κἀκεῖνος ἀρνήσεται ἡμᾶς; εἰ ἀπιστοῦμεν, ἐκεῖνος πιστὸς μένει; ἀρνήσασθαι γὰρ ἑαυτὸν οὐ δύναται</w:t>
       </w:r>
     </w:p>
     <w:p>
@@ -17417,6 +17717,21 @@
       </w:r>
       <w:r>
         <w:rPr>
+          <w:b/>
+          <w:lang w:val="id_ID" w:bidi="id_ID"/>
+        </w:rPr>
+        <w:t>ἐπὶ καταστροφῇ τῶν ἀκουόντων</w:t>
+      </w:r>
+    </w:p>
+    <w:p>
+      <w:pPr/>
+      <w:r>
+        <w:rPr>
+          <w:lang w:val="id_ID" w:bidi="id_ID"/>
+        </w:rPr>
+      </w:r>
+      <w:r>
+        <w:rPr>
           <w:lang w:val="id_ID" w:bidi="id_ID"/>
         </w:rPr>
         <w:t xml:space="preserve">Jika bahasa Anda tidak menggunakan kata benda abstrak untuk ide </w:t>
@@ -19257,6 +19572,21 @@
       </w:r>
       <w:r>
         <w:rPr>
+          <w:b/>
+          <w:lang w:val="id_ID" w:bidi="id_ID"/>
+        </w:rPr>
+        <w:t>Ὑμέναιος, καὶ Φίλητος</w:t>
+      </w:r>
+    </w:p>
+    <w:p>
+      <w:pPr/>
+      <w:r>
+        <w:rPr>
+          <w:lang w:val="id_ID" w:bidi="id_ID"/>
+        </w:rPr>
+      </w:r>
+      <w:r>
+        <w:rPr>
           <w:lang w:val="id_ID" w:bidi="id_ID"/>
         </w:rPr>
         <w:t xml:space="preserve">Kata </w:t>
@@ -19569,6 +19899,21 @@
       </w:r>
       <w:r>
         <w:rPr>
+          <w:b/>
+          <w:lang w:val="id_ID" w:bidi="id_ID"/>
+        </w:rPr>
+        <w:t>ἀνάστασιν ἤδη γεγονέναι</w:t>
+      </w:r>
+    </w:p>
+    <w:p>
+      <w:pPr/>
+      <w:r>
+        <w:rPr>
+          <w:lang w:val="id_ID" w:bidi="id_ID"/>
+        </w:rPr>
+      </w:r>
+      <w:r>
+        <w:rPr>
           <w:lang w:val="id_ID" w:bidi="id_ID"/>
         </w:rPr>
         <w:t xml:space="preserve">Jika bahasa Anda tidak menggunakan kata benda abstrak untuk ide </w:t>
@@ -20127,6 +20472,21 @@
         <w:rPr>
           <w:lang w:val="id_ID" w:bidi="id_ID"/>
         </w:rPr>
+      </w:r>
+    </w:p>
+    <w:p>
+      <w:pPr/>
+      <w:r>
+        <w:rPr>
+          <w:lang w:val="id_ID" w:bidi="id_ID"/>
+        </w:rPr>
+      </w:r>
+      <w:r>
+        <w:rPr>
+          <w:b/>
+          <w:lang w:val="id_ID" w:bidi="id_ID"/>
+        </w:rPr>
+        <w:t>ἔγνω Κύριος τοὺς ὄντας αὐτοῦ, καί, ἀποστήτω ἀπὸ ἀδικίας πᾶς ὁ ὀνομάζων τὸ ὄνομα Κυρίου</w:t>
       </w:r>
     </w:p>
     <w:p>
@@ -20512,6 +20872,21 @@
       </w:r>
       <w:r>
         <w:rPr>
+          <w:b/>
+          <w:lang w:val="id_ID" w:bidi="id_ID"/>
+        </w:rPr>
+        <w:t>ἀποστήτω &amp; πᾶς ὁ ὀνομάζων τὸ ὄνομα Κυρίου</w:t>
+      </w:r>
+    </w:p>
+    <w:p>
+      <w:pPr/>
+      <w:r>
+        <w:rPr>
+          <w:lang w:val="id_ID" w:bidi="id_ID"/>
+        </w:rPr>
+      </w:r>
+      <w:r>
+        <w:rPr>
           <w:lang w:val="id_ID" w:bidi="id_ID"/>
         </w:rPr>
         <w:t>Jika bahasa Anda tidak menggunakan imperatif orang ketiga dengan cara ini, Anda dapat menyatakannya dengan cara lain yang wajar dalam bahasa Anda. Terjemahan alternatif: "Setiap orang yang menyebut nama Tuhan harus menjauhkan diri"</w:t>
@@ -20894,6 +21269,21 @@
       </w:r>
       <w:r>
         <w:rPr>
+          <w:b/>
+          <w:lang w:val="id_ID" w:bidi="id_ID"/>
+        </w:rPr>
+        <w:t>ἐν μεγάλῃ &amp; οἰκίᾳ, οὐκ ἔστιν μόνον σκεύη χρυσᾶ καὶ ἀργυρᾶ, ἀλλὰ καὶ ξύλινα καὶ ὀστράκινα; καὶ ἃ &amp; εἰς τιμὴν, ἃ δὲ εἰς ἀτιμίαν</w:t>
+      </w:r>
+    </w:p>
+    <w:p>
+      <w:pPr/>
+      <w:r>
+        <w:rPr>
+          <w:lang w:val="id_ID" w:bidi="id_ID"/>
+        </w:rPr>
+      </w:r>
+      <w:r>
+        <w:rPr>
           <w:lang w:val="id_ID" w:bidi="id_ID"/>
         </w:rPr>
         <w:t xml:space="preserve">Untuk mengajar Timotius, Paulus berbicara tentang gereja seolah-olah gereja adalah </w:t>
@@ -21348,6 +21738,21 @@
         <w:rPr>
           <w:lang w:val="id_ID" w:bidi="id_ID"/>
         </w:rPr>
+      </w:r>
+    </w:p>
+    <w:p>
+      <w:pPr/>
+      <w:r>
+        <w:rPr>
+          <w:lang w:val="id_ID" w:bidi="id_ID"/>
+        </w:rPr>
+      </w:r>
+      <w:r>
+        <w:rPr>
+          <w:b/>
+          <w:lang w:val="id_ID" w:bidi="id_ID"/>
+        </w:rPr>
+        <w:t>ἐὰν &amp; τις ἐκκαθάρῃ ἑαυτὸν ἀπὸ τούτων, ἔσται σκεῦος εἰς τιμήν, ἡγιασμένον εὔχρηστον τῷ Δεσπότῃ, εἰς πᾶν ἔργον ἀγαθὸν ἡτοιμασμένον</w:t>
       </w:r>
     </w:p>
     <w:p>
@@ -23148,6 +23553,21 @@
       </w:r>
       <w:r>
         <w:rPr>
+          <w:b/>
+          <w:lang w:val="id_ID" w:bidi="id_ID"/>
+        </w:rPr>
+        <w:t>τὰς &amp; μωρὰς καὶ ἀπαιδεύτους ζητήσεις</w:t>
+      </w:r>
+    </w:p>
+    <w:p>
+      <w:pPr/>
+      <w:r>
+        <w:rPr>
+          <w:lang w:val="id_ID" w:bidi="id_ID"/>
+        </w:rPr>
+      </w:r>
+      <w:r>
+        <w:rPr>
           <w:lang w:val="id_ID" w:bidi="id_ID"/>
         </w:rPr>
         <w:t>Jika bahasa Anda tidak menggunakan kata benda abstrak untuk gagasan kontroversi, Anda dapat mengungkapkan gagasan yang sama dengan cara lain. Terjemahan alternatif: "memperdebatkan hal-hal yang bodoh dan tidak masuk akal"</w:t>
@@ -24412,6 +24832,21 @@
       </w:r>
       <w:r>
         <w:rPr>
+          <w:b/>
+          <w:lang w:val="id_ID" w:bidi="id_ID"/>
+        </w:rPr>
+        <w:t>μήποτε δώῃ αὐτοῖς &amp; μετάνοιαν εἰς ἐπίγνωσιν ἀληθείας</w:t>
+      </w:r>
+    </w:p>
+    <w:p>
+      <w:pPr/>
+      <w:r>
+        <w:rPr>
+          <w:lang w:val="id_ID" w:bidi="id_ID"/>
+        </w:rPr>
+      </w:r>
+      <w:r>
+        <w:rPr>
           <w:lang w:val="id_ID" w:bidi="id_ID"/>
         </w:rPr>
         <w:t xml:space="preserve">Jika bahasa Anda tidak menggunakan kata benda abstrak untuk gagasan </w:t>
@@ -24519,6 +24954,21 @@
       </w:r>
       <w:r>
         <w:rPr>
+          <w:b/>
+          <w:lang w:val="id_ID" w:bidi="id_ID"/>
+        </w:rPr>
+        <w:t>ἀνανήψωσιν ἐκ τῆς τοῦ διαβόλου παγίδος, ἐζωγρημένοι ὑπ’ αὐτοῦ, εἰς τὸ ἐκείνου θέλημα</w:t>
+      </w:r>
+    </w:p>
+    <w:p>
+      <w:pPr/>
+      <w:r>
+        <w:rPr>
+          <w:lang w:val="id_ID" w:bidi="id_ID"/>
+        </w:rPr>
+      </w:r>
+      <w:r>
+        <w:rPr>
           <w:lang w:val="id_ID" w:bidi="id_ID"/>
         </w:rPr>
         <w:t xml:space="preserve">Orang-orang ini pasti telah </w:t>
@@ -24602,6 +25052,21 @@
         <w:rPr>
           <w:lang w:val="id_ID" w:bidi="id_ID"/>
         </w:rPr>
+      </w:r>
+    </w:p>
+    <w:p>
+      <w:pPr/>
+      <w:r>
+        <w:rPr>
+          <w:lang w:val="id_ID" w:bidi="id_ID"/>
+        </w:rPr>
+      </w:r>
+      <w:r>
+        <w:rPr>
+          <w:b/>
+          <w:lang w:val="id_ID" w:bidi="id_ID"/>
+        </w:rPr>
+        <w:t>ἀνανήψωσιν ἐκ τῆς τοῦ διαβόλου παγίδος</w:t>
       </w:r>
     </w:p>
     <w:p>
@@ -26352,6 +26817,21 @@
       </w:r>
       <w:r>
         <w:rPr>
+          <w:b/>
+          <w:lang w:val="id_ID" w:bidi="id_ID"/>
+        </w:rPr>
+        <w:t>ἔχοντες μόρφωσιν εὐσεβείας, τὴν δὲ δύναμιν αὐτῆς ἠρνημένοι</w:t>
+      </w:r>
+    </w:p>
+    <w:p>
+      <w:pPr/>
+      <w:r>
+        <w:rPr>
+          <w:lang w:val="id_ID" w:bidi="id_ID"/>
+        </w:rPr>
+      </w:r>
+      <w:r>
+        <w:rPr>
           <w:lang w:val="id_ID" w:bidi="id_ID"/>
         </w:rPr>
         <w:t xml:space="preserve">Jika bahasa Anda tidak menggunakan kata benda abstrak untuk gagasan </w:t>
@@ -27795,6 +28275,21 @@
       </w:r>
       <w:r>
         <w:rPr>
+          <w:b/>
+          <w:lang w:val="id_ID" w:bidi="id_ID"/>
+        </w:rPr>
+        <w:t>ἀγόμενα ἐπιθυμίαις ποικίλαις</w:t>
+      </w:r>
+    </w:p>
+    <w:p>
+      <w:pPr/>
+      <w:r>
+        <w:rPr>
+          <w:lang w:val="id_ID" w:bidi="id_ID"/>
+        </w:rPr>
+      </w:r>
+      <w:r>
+        <w:rPr>
           <w:lang w:val="id_ID" w:bidi="id_ID"/>
         </w:rPr>
         <w:t>Jika bahasa Anda tidak menggunakan bentuk pasif ini, Anda dapat mengekspresikan ide dalam bentuk aktif atau dengan cara lain yang wajar dalam bahasa Anda. Terjemahan alternatif: "berbagai keinginan yang membawa mereka pergi"</w:t>
@@ -28338,6 +28833,21 @@
       </w:r>
       <w:r>
         <w:rPr>
+          <w:b/>
+          <w:lang w:val="id_ID" w:bidi="id_ID"/>
+        </w:rPr>
+        <w:t>Ἰάννης καὶ Ἰαμβρῆς</w:t>
+      </w:r>
+    </w:p>
+    <w:p>
+      <w:pPr/>
+      <w:r>
+        <w:rPr>
+          <w:lang w:val="id_ID" w:bidi="id_ID"/>
+        </w:rPr>
+      </w:r>
+      <w:r>
+        <w:rPr>
           <w:lang w:val="id_ID" w:bidi="id_ID"/>
         </w:rPr>
         <w:t xml:space="preserve">Kata </w:t>
@@ -30245,6 +30755,21 @@
       </w:r>
       <w:r>
         <w:rPr>
+          <w:b/>
+          <w:lang w:val="id_ID" w:bidi="id_ID"/>
+        </w:rPr>
+        <w:t>μου τῇ διδασκαλίᾳ, τῇ ἀγωγῇ, τῇ προθέσει, τῇ πίστει, τῇ μακροθυμίᾳ, τῇ ἀγάπῃ, τῇ ὑπομονῇ, τοῖς διωγμοῖς, τοῖς παθήμασιν, οἷά</w:t>
+      </w:r>
+    </w:p>
+    <w:p>
+      <w:pPr/>
+      <w:r>
+        <w:rPr>
+          <w:lang w:val="id_ID" w:bidi="id_ID"/>
+        </w:rPr>
+      </w:r>
+      <w:r>
+        <w:rPr>
           <w:lang w:val="id_ID" w:bidi="id_ID"/>
         </w:rPr>
         <w:t>Jika bahasa Anda tidak menggunakan kata benda abstrak untuk beberapa atau semua ide dalam daftar ini, Anda dapat mengekspresikan ide yang sama dengan cara lain. Terjemahan alternatif: "apa yang saya ajarkan, bagaimana saya berperilaku, apa yang telah saya pilih untuk dilakukan, bagaimana saya percaya, bagaimana saya sabar, bagaimana saya mengasihi orang lain, bagaimana saya menanggung segala sesuatu, bagaimana saya dianiaya, dan bagaimana saya menderita. Hal-hal seperti itu"</w:t>
@@ -30544,6 +31069,21 @@
       </w:r>
       <w:r>
         <w:rPr>
+          <w:b/>
+          <w:lang w:val="id_ID" w:bidi="id_ID"/>
+        </w:rPr>
+        <w:t>οἵους διωγμοὺς ὑπήνεγκα</w:t>
+      </w:r>
+    </w:p>
+    <w:p>
+      <w:pPr/>
+      <w:r>
+        <w:rPr>
+          <w:lang w:val="id_ID" w:bidi="id_ID"/>
+        </w:rPr>
+      </w:r>
+      <w:r>
+        <w:rPr>
           <w:lang w:val="id_ID" w:bidi="id_ID"/>
         </w:rPr>
         <w:t xml:space="preserve">Jika bahasa Anda tidak menggunakan kata benda abstrak untuk ide </w:t>
@@ -30830,6 +31370,21 @@
       </w:r>
       <w:r>
         <w:rPr>
+          <w:b/>
+          <w:lang w:val="id_ID" w:bidi="id_ID"/>
+        </w:rPr>
+        <w:t>πάντες &amp; οἱ θέλοντες ζῆν εὐσεβῶς ἐν Χριστῷ Ἰησοῦ διωχθήσονται</w:t>
+      </w:r>
+    </w:p>
+    <w:p>
+      <w:pPr/>
+      <w:r>
+        <w:rPr>
+          <w:lang w:val="id_ID" w:bidi="id_ID"/>
+        </w:rPr>
+      </w:r>
+      <w:r>
+        <w:rPr>
           <w:lang w:val="id_ID" w:bidi="id_ID"/>
         </w:rPr>
         <w:t>Jika bahasa Anda tidak menggunakan bentuk pasif ini, Anda dapat mengekspresikan ide dalam bentuk aktif atau dengan cara lain yang alami dalam bahasa Anda. Jika Anda perlu mengatakan siapa yang melakukan tindakan tersebut, Anda dapat menggunakan subjek tak tentu. Terjemahan alternatif: "orang akan menganiaya semua orang yang ingin hidup saleh di dalam Kristus Yesus"</w:t>
@@ -31931,6 +32486,21 @@
       </w:r>
       <w:r>
         <w:rPr>
+          <w:b/>
+          <w:lang w:val="id_ID" w:bidi="id_ID"/>
+        </w:rPr>
+        <w:t>μένε ἐν οἷς ἔμαθες καὶ ἐπιστώθης, εἰδὼς παρὰ τίνων ἔμαθες</w:t>
+      </w:r>
+    </w:p>
+    <w:p>
+      <w:pPr/>
+      <w:r>
+        <w:rPr>
+          <w:lang w:val="id_ID" w:bidi="id_ID"/>
+        </w:rPr>
+      </w:r>
+      <w:r>
+        <w:rPr>
           <w:lang w:val="id_ID" w:bidi="id_ID"/>
         </w:rPr>
         <w:t>Jika akan lebih alami dalam bahasa Anda, Anda dapat membalik urutan klausa ini, karena klausa kedua memberikan alasan untuk hasil yang dijelaskan oleh klausa pertama. Terjemahan alternatif: "Kamu tahu dari siapa kamu belajar apa yang kamu pelajari dan kamu yakini. Jadi, tetaplah berada di dalam hal-hal itu, dengan mengetahui kebenaran itu"</w:t>
@@ -32383,6 +32953,21 @@
       </w:r>
       <w:r>
         <w:rPr>
+          <w:b/>
+          <w:lang w:val="id_ID" w:bidi="id_ID"/>
+        </w:rPr>
+        <w:t>εἰς σωτηρίαν διὰ πίστεως τῆς ἐν Χριστῷ Ἰησοῦ</w:t>
+      </w:r>
+    </w:p>
+    <w:p>
+      <w:pPr/>
+      <w:r>
+        <w:rPr>
+          <w:lang w:val="id_ID" w:bidi="id_ID"/>
+        </w:rPr>
+      </w:r>
+      <w:r>
+        <w:rPr>
           <w:lang w:val="id_ID" w:bidi="id_ID"/>
         </w:rPr>
         <w:t xml:space="preserve">Jika bahasa Anda tidak menggunakan kata benda abstrak untuk gagasan </w:t>
@@ -32638,6 +33223,21 @@
       </w:r>
       <w:r>
         <w:rPr>
+          <w:b/>
+          <w:lang w:val="id_ID" w:bidi="id_ID"/>
+        </w:rPr>
+        <w:t>πᾶσα Γραφὴ θεόπνευστος καὶ ὠφέλιμος</w:t>
+      </w:r>
+    </w:p>
+    <w:p>
+      <w:pPr/>
+      <w:r>
+        <w:rPr>
+          <w:lang w:val="id_ID" w:bidi="id_ID"/>
+        </w:rPr>
+      </w:r>
+      <w:r>
+        <w:rPr>
           <w:lang w:val="id_ID" w:bidi="id_ID"/>
         </w:rPr>
         <w:t>Jika bahasa Anda tidak menggunakan bentuk pasif ini, Anda dapat mengekspresikan ide dalam bentuk aktif atau dengan cara lain yang wajar dalam bahasa Anda. Terjemahan alternatif: "Allah telah menghembuskan seluruh Kitab Suci, dan itu bermanfaat"</w:t>
@@ -33046,6 +33646,21 @@
       </w:r>
       <w:r>
         <w:rPr>
+          <w:b/>
+          <w:lang w:val="id_ID" w:bidi="id_ID"/>
+        </w:rPr>
+        <w:t>πρὸς διδασκαλίαν, πρὸς ἐλεγμόν, πρὸς ἐπανόρθωσιν, πρὸς παιδείαν τὴν ἐν δικαιοσύνῃ</w:t>
+      </w:r>
+    </w:p>
+    <w:p>
+      <w:pPr/>
+      <w:r>
+        <w:rPr>
+          <w:lang w:val="id_ID" w:bidi="id_ID"/>
+        </w:rPr>
+      </w:r>
+      <w:r>
+        <w:rPr>
           <w:lang w:val="id_ID" w:bidi="id_ID"/>
         </w:rPr>
         <w:t>Jika bahasa Anda tidak menggunakan kata benda abstrak untuk beberapa atau semua ide dalam daftar ini, Anda dapat mengekspresikan ide yang sama dengan cara lain. Terjemahan alternatif: "untuk mengajar, untuk menegur, untuk memperbaiki kelakuan, untuk mendidik orang dalam kebenaran"</w:t>
@@ -34752,6 +35367,21 @@
       </w:r>
       <w:r>
         <w:rPr>
+          <w:b/>
+          <w:lang w:val="id_ID" w:bidi="id_ID"/>
+        </w:rPr>
+        <w:t>ἔσται &amp; καιρὸς ὅτε</w:t>
+      </w:r>
+    </w:p>
+    <w:p>
+      <w:pPr/>
+      <w:r>
+        <w:rPr>
+          <w:lang w:val="id_ID" w:bidi="id_ID"/>
+        </w:rPr>
+      </w:r>
+      <w:r>
+        <w:rPr>
           <w:lang w:val="id_ID" w:bidi="id_ID"/>
         </w:rPr>
         <w:t xml:space="preserve">Terjemahan alternatif: </w:t>
@@ -35129,6 +35759,21 @@
         <w:rPr>
           <w:lang w:val="id_ID" w:bidi="id_ID"/>
         </w:rPr>
+      </w:r>
+    </w:p>
+    <w:p>
+      <w:pPr/>
+      <w:r>
+        <w:rPr>
+          <w:lang w:val="id_ID" w:bidi="id_ID"/>
+        </w:rPr>
+      </w:r>
+      <w:r>
+        <w:rPr>
+          <w:b/>
+          <w:lang w:val="id_ID" w:bidi="id_ID"/>
+        </w:rPr>
+        <w:t>κατὰ τὰς ἰδίας ἐπιθυμίας, ἑαυτοῖς ἐπισωρεύσουσιν διδασκάλους</w:t>
       </w:r>
     </w:p>
     <w:p>
@@ -36321,6 +36966,21 @@
       </w:r>
       <w:r>
         <w:rPr>
+          <w:b/>
+          <w:lang w:val="id_ID" w:bidi="id_ID"/>
+        </w:rPr>
+        <w:t>ἐν πᾶσιν</w:t>
+      </w:r>
+    </w:p>
+    <w:p>
+      <w:pPr/>
+      <w:r>
+        <w:rPr>
+          <w:lang w:val="id_ID" w:bidi="id_ID"/>
+        </w:rPr>
+      </w:r>
+      <w:r>
+        <w:rPr>
           <w:lang w:val="id_ID" w:bidi="id_ID"/>
         </w:rPr>
         <w:t>Terjemahan alternatif: "dalam setiap situasi" atau "dalam segala hal"</w:t>
@@ -38499,6 +39159,21 @@
       </w:r>
       <w:r>
         <w:rPr>
+          <w:b/>
+          <w:lang w:val="id_ID" w:bidi="id_ID"/>
+        </w:rPr>
+        <w:t>σπούδασον ἐλθεῖν &amp; ταχέως</w:t>
+      </w:r>
+    </w:p>
+    <w:p>
+      <w:pPr/>
+      <w:r>
+        <w:rPr>
+          <w:lang w:val="id_ID" w:bidi="id_ID"/>
+        </w:rPr>
+      </w:r>
+      <w:r>
+        <w:rPr>
           <w:lang w:val="id_ID" w:bidi="id_ID"/>
         </w:rPr>
         <w:t>Terjemahan alternatif: "Datanglah kepadaku secepat mungkin"</w:t>
@@ -38752,6 +39427,21 @@
       </w:r>
       <w:r>
         <w:rPr>
+          <w:b/>
+          <w:lang w:val="id_ID" w:bidi="id_ID"/>
+        </w:rPr>
+        <w:t>Δημᾶς &amp; Κρήσκης</w:t>
+      </w:r>
+    </w:p>
+    <w:p>
+      <w:pPr/>
+      <w:r>
+        <w:rPr>
+          <w:lang w:val="id_ID" w:bidi="id_ID"/>
+        </w:rPr>
+      </w:r>
+      <w:r>
+        <w:rPr>
           <w:lang w:val="id_ID" w:bidi="id_ID"/>
         </w:rPr>
         <w:t xml:space="preserve">Kata </w:t>
@@ -39775,6 +40465,21 @@
       </w:r>
       <w:r>
         <w:rPr>
+          <w:b/>
+          <w:lang w:val="id_ID" w:bidi="id_ID"/>
+        </w:rPr>
+        <w:t>Κάρπῳ</w:t>
+      </w:r>
+    </w:p>
+    <w:p>
+      <w:pPr/>
+      <w:r>
+        <w:rPr>
+          <w:lang w:val="id_ID" w:bidi="id_ID"/>
+        </w:rPr>
+      </w:r>
+      <w:r>
+        <w:rPr>
           <w:lang w:val="id_ID" w:bidi="id_ID"/>
         </w:rPr>
         <w:t xml:space="preserve">Kata </w:t>
@@ -40253,6 +40958,21 @@
       </w:r>
       <w:r>
         <w:rPr>
+          <w:b/>
+          <w:lang w:val="id_ID" w:bidi="id_ID"/>
+        </w:rPr>
+        <w:t>Ἀλέξανδρος</w:t>
+      </w:r>
+    </w:p>
+    <w:p>
+      <w:pPr/>
+      <w:r>
+        <w:rPr>
+          <w:lang w:val="id_ID" w:bidi="id_ID"/>
+        </w:rPr>
+      </w:r>
+      <w:r>
+        <w:rPr>
           <w:lang w:val="id_ID" w:bidi="id_ID"/>
         </w:rPr>
         <w:t xml:space="preserve">Kata </w:t>
@@ -40528,6 +41248,21 @@
         <w:rPr>
           <w:lang w:val="id_ID" w:bidi="id_ID"/>
         </w:rPr>
+      </w:r>
+    </w:p>
+    <w:p>
+      <w:pPr/>
+      <w:r>
+        <w:rPr>
+          <w:lang w:val="id_ID" w:bidi="id_ID"/>
+        </w:rPr>
+      </w:r>
+      <w:r>
+        <w:rPr>
+          <w:b/>
+          <w:lang w:val="id_ID" w:bidi="id_ID"/>
+        </w:rPr>
+        <w:t>ὃν καὶ σὺ φυλάσσου, λίαν γὰρ ἀντέστη τοῖς ἡμετέροις λόγοις</w:t>
       </w:r>
     </w:p>
     <w:p>
@@ -41432,6 +42167,21 @@
       </w:r>
       <w:r>
         <w:rPr>
+          <w:b/>
+          <w:lang w:val="id_ID" w:bidi="id_ID"/>
+        </w:rPr>
+        <w:t>δι’ ἐμοῦ τὸ κήρυγμα πληροφορηθῇ</w:t>
+      </w:r>
+    </w:p>
+    <w:p>
+      <w:pPr/>
+      <w:r>
+        <w:rPr>
+          <w:lang w:val="id_ID" w:bidi="id_ID"/>
+        </w:rPr>
+      </w:r>
+      <w:r>
+        <w:rPr>
           <w:lang w:val="id_ID" w:bidi="id_ID"/>
         </w:rPr>
         <w:t>Jika bahasa Anda tidak menggunakan bentuk pasif ini, Anda dapat mengekspresikan ide dalam bentuk aktif atau dengan cara lain yang wajar dalam bahasa Anda. Terjemahan alternatif: "Saya mungkin akan memenuhi pemberitaan itu"</w:t>
@@ -41609,6 +42359,21 @@
       </w:r>
       <w:r>
         <w:rPr>
+          <w:b/>
+          <w:lang w:val="id_ID" w:bidi="id_ID"/>
+        </w:rPr>
+        <w:t>τὸ κήρυγμα πληροφορηθῇ</w:t>
+      </w:r>
+    </w:p>
+    <w:p>
+      <w:pPr/>
+      <w:r>
+        <w:rPr>
+          <w:lang w:val="id_ID" w:bidi="id_ID"/>
+        </w:rPr>
+      </w:r>
+      <w:r>
+        <w:rPr>
           <w:lang w:val="id_ID" w:bidi="id_ID"/>
         </w:rPr>
         <w:t xml:space="preserve">Jika bahasa Anda tidak menggunakan kata benda abstrak untuk ide </w:t>
@@ -42207,6 +42972,21 @@
         <w:rPr>
           <w:lang w:val="id_ID" w:bidi="id_ID"/>
         </w:rPr>
+      </w:r>
+    </w:p>
+    <w:p>
+      <w:pPr/>
+      <w:r>
+        <w:rPr>
+          <w:lang w:val="id_ID" w:bidi="id_ID"/>
+        </w:rPr>
+      </w:r>
+      <w:r>
+        <w:rPr>
+          <w:b/>
+          <w:lang w:val="id_ID" w:bidi="id_ID"/>
+        </w:rPr>
+        <w:t>Ὀνησιφόρου</w:t>
       </w:r>
     </w:p>
     <w:p>
@@ -42311,6 +43091,21 @@
       </w:r>
       <w:r>
         <w:rPr>
+          <w:b/>
+          <w:lang w:val="id_ID" w:bidi="id_ID"/>
+        </w:rPr>
+        <w:t>Ἔραστος &amp; Τρόφιμον</w:t>
+      </w:r>
+    </w:p>
+    <w:p>
+      <w:pPr/>
+      <w:r>
+        <w:rPr>
+          <w:lang w:val="id_ID" w:bidi="id_ID"/>
+        </w:rPr>
+      </w:r>
+      <w:r>
+        <w:rPr>
           <w:lang w:val="id_ID" w:bidi="id_ID"/>
         </w:rPr>
         <w:t xml:space="preserve">Kata </w:t>
@@ -42501,6 +43296,21 @@
       </w:r>
       <w:r>
         <w:rPr>
+          <w:b/>
+          <w:lang w:val="id_ID" w:bidi="id_ID"/>
+        </w:rPr>
+        <w:t>σπούδασον &amp; ἐλθεῖν</w:t>
+      </w:r>
+    </w:p>
+    <w:p>
+      <w:pPr/>
+      <w:r>
+        <w:rPr>
+          <w:lang w:val="id_ID" w:bidi="id_ID"/>
+        </w:rPr>
+      </w:r>
+      <w:r>
+        <w:rPr>
           <w:lang w:val="id_ID" w:bidi="id_ID"/>
         </w:rPr>
         <w:t>Terjemahan alternatif: "Lakukan yang terbaik untuk datang"</w:t>
@@ -42693,6 +43503,21 @@
       </w:r>
       <w:r>
         <w:rPr>
+          <w:b/>
+          <w:lang w:val="id_ID" w:bidi="id_ID"/>
+        </w:rPr>
+        <w:t>ἀσπάζεταί σε Εὔβουλος, καὶ Πούδης, καὶ Λίνος, καὶ Κλαυδία, καὶ οἱ ἀδελφοὶ</w:t>
+      </w:r>
+    </w:p>
+    <w:p>
+      <w:pPr/>
+      <w:r>
+        <w:rPr>
+          <w:lang w:val="id_ID" w:bidi="id_ID"/>
+        </w:rPr>
+      </w:r>
+      <w:r>
+        <w:rPr>
           <w:lang w:val="id_ID" w:bidi="id_ID"/>
         </w:rPr>
         <w:t>Paulus menghilangkan beberapa kata yang dalam banyak bahasa diperlukan untuk melengkapi kalimat. Anda dapat menyediakan kata-kata ini dari awal kalimat jika akan lebih jelas dalam bahasa Anda. Terjemahan alternatif: "Ebulus memberi salam kepadamu, demikian juga Pudes, Linus, Klaudia dan saudara-saudara"</w:t>
@@ -42761,6 +43586,21 @@
       </w:r>
       <w:r>
         <w:rPr>
+          <w:b/>
+          <w:lang w:val="id_ID" w:bidi="id_ID"/>
+        </w:rPr>
+        <w:t>Εὔβουλος &amp; Πούδης &amp; Λίνος</w:t>
+      </w:r>
+    </w:p>
+    <w:p>
+      <w:pPr/>
+      <w:r>
+        <w:rPr>
+          <w:lang w:val="id_ID" w:bidi="id_ID"/>
+        </w:rPr>
+      </w:r>
+      <w:r>
+        <w:rPr>
           <w:lang w:val="id_ID" w:bidi="id_ID"/>
         </w:rPr>
         <w:t xml:space="preserve">Kata </w:t>
@@ -42857,6 +43697,21 @@
         <w:rPr>
           <w:lang w:val="id_ID" w:bidi="id_ID"/>
         </w:rPr>
+      </w:r>
+    </w:p>
+    <w:p>
+      <w:pPr/>
+      <w:r>
+        <w:rPr>
+          <w:lang w:val="id_ID" w:bidi="id_ID"/>
+        </w:rPr>
+      </w:r>
+      <w:r>
+        <w:rPr>
+          <w:b/>
+          <w:lang w:val="id_ID" w:bidi="id_ID"/>
+        </w:rPr>
+        <w:t>Κλαυδία</w:t>
       </w:r>
     </w:p>
     <w:p>
